--- a/Papers/output/开题报告-基于在线策略蒸馏的大语言模型后训练方法研究.docx
+++ b/Papers/output/开题报告-基于在线策略蒸馏的大语言模型后训练方法研究.docx
@@ -151,7 +151,7 @@
       </w:pPr>
       <w:r>
         <w:rPr>
-          <w:rFonts w:hAnsi="Roman PS" w:hint="eastAsia"/>
+          <w:rFonts w:hAnsi="Times New Roman" w:hint="eastAsia" w:ascii="Times New Roman" w:eastAsia="黑体"/>
           <w:b/>
           <w:spacing w:val="40"/>
           <w:sz w:val="48"/>
@@ -190,7 +190,7 @@
       </w:pPr>
       <w:r>
         <w:rPr>
-          <w:rFonts w:hint="eastAsia"/>
+          <w:rFonts w:hint="eastAsia" w:ascii="Times New Roman" w:hAnsi="Times New Roman" w:eastAsia="黑体"/>
           <w:b/>
           <w:sz w:val="28"/>
           <w:szCs w:val="21"/>
@@ -199,6 +199,7 @@
       </w:r>
       <w:r>
         <w:rPr>
+          <w:rFonts w:ascii="Times New Roman" w:hAnsi="Times New Roman" w:eastAsia="黑体"/>
           <w:b/>
           <w:sz w:val="28"/>
           <w:szCs w:val="21"/>
@@ -207,7 +208,7 @@
       </w:r>
       <w:r>
         <w:rPr>
-          <w:rFonts w:hint="eastAsia"/>
+          <w:rFonts w:hint="eastAsia" w:ascii="Times New Roman" w:hAnsi="Times New Roman" w:eastAsia="黑体"/>
           <w:b/>
           <w:sz w:val="28"/>
           <w:szCs w:val="21"/>
@@ -216,7 +217,7 @@
       </w:r>
       <w:r>
         <w:rPr>
-          <w:rFonts w:hint="eastAsia"/>
+          <w:rFonts w:hint="eastAsia" w:ascii="Times New Roman" w:hAnsi="Times New Roman" w:eastAsia="黑体"/>
           <w:b/>
           <w:sz w:val="28"/>
           <w:szCs w:val="21"/>
@@ -225,7 +226,7 @@
       </w:r>
       <w:r>
         <w:rPr>
-          <w:rFonts w:hint="eastAsia"/>
+          <w:rFonts w:hint="eastAsia" w:ascii="Times New Roman" w:hAnsi="Times New Roman" w:eastAsia="黑体"/>
           <w:b/>
           <w:sz w:val="28"/>
           <w:szCs w:val="21"/>
@@ -606,6 +607,7 @@
         <w:pStyle w:val="1"/>
       </w:pPr>
       <w:r>
+        <w:rPr/>
         <w:t>1．课题来源及研究的目的和意义</w:t>
       </w:r>
     </w:p>
@@ -614,6 +616,7 @@
         <w:pStyle w:val="2"/>
       </w:pPr>
       <w:r>
+        <w:rPr/>
         <w:t>1.1 课题来源</w:t>
       </w:r>
     </w:p>
@@ -642,6 +645,7 @@
         <w:pStyle w:val="2"/>
       </w:pPr>
       <w:r>
+        <w:rPr/>
         <w:t>1.2 研究背景</w:t>
       </w:r>
     </w:p>
@@ -700,6 +704,7 @@
         <w:pStyle w:val="2"/>
       </w:pPr>
       <w:r>
+        <w:rPr/>
         <w:t>1.3 传统后训练方法的局限</w:t>
       </w:r>
     </w:p>
@@ -738,6 +743,7 @@
         <w:pStyle w:val="2"/>
       </w:pPr>
       <w:r>
+        <w:rPr/>
         <w:t>1.4 在线策略蒸馏的研究价值</w:t>
       </w:r>
     </w:p>
@@ -786,6 +792,7 @@
         <w:pStyle w:val="2"/>
       </w:pPr>
       <w:r>
+        <w:rPr/>
         <w:t>1.5 研究目的和意义</w:t>
       </w:r>
     </w:p>
@@ -844,6 +851,7 @@
         <w:pStyle w:val="1"/>
       </w:pPr>
       <w:r>
+        <w:rPr/>
         <w:t>2．国内外在该方向的研究现状及分析</w:t>
       </w:r>
     </w:p>
@@ -852,6 +860,7 @@
         <w:pStyle w:val="2"/>
       </w:pPr>
       <w:r>
+        <w:rPr/>
         <w:t>2.1 大语言模型后训练和知识蒸馏</w:t>
       </w:r>
     </w:p>
@@ -1242,6 +1251,7 @@
         <w:pStyle w:val="2"/>
       </w:pPr>
       <w:r>
+        <w:rPr/>
         <w:t>2.2 分布偏移与在线策略蒸馏</w:t>
       </w:r>
     </w:p>
@@ -1300,6 +1310,7 @@
         <w:pStyle w:val="2"/>
       </w:pPr>
       <w:r>
+        <w:rPr/>
         <w:t>2.3 KL 散度方向与广义散度</w:t>
       </w:r>
     </w:p>
@@ -1310,7 +1321,7 @@
         <w:ind w:firstLine="420"/>
       </w:pPr>
       <w:r>
-        <w:t>KL 散度的经典定义来自 Kullback 和 Leibler 的信息论研究[17]。在教师分布 (p) 和学生分布 (q) 上，Forward KL 和 Reverse KL 分别写为</w:t>
+        <w:t>KL 散度的经典定义来自 Kullback 和 Leibler 的信息论研究[17]。令 p_T 和 p_S 分别表示教师分布和学生分布，Forward KL 与 Reverse KL 定义为：</w:t>
       </w:r>
     </w:p>
     <w:p>
@@ -1319,12 +1330,329 @@
         <w:jc w:val="center"/>
         <w:ind w:firstLine="0"/>
       </w:pPr>
-      <w:r>
-        <w:rPr>
-          <w:rFonts w:ascii="Cambria Math" w:hAnsi="Cambria Math" w:eastAsia="Cambria Math"/>
-        </w:rPr>
-        <w:t xml:space="preserve">D(FKL)(p‖q) = Σ(v∈V) p(v) log[p(v)/q(v)],    D(RKL)(q‖p) = Σ(v∈V) q(v) log[q(v)/p(v)].</w:t>
-      </w:r>
+      <m:oMath xmlns:mml="http://www.w3.org/1998/Math/MathML">
+        <m:sSub>
+          <m:e>
+            <m:r>
+              <m:t>D</m:t>
+            </m:r>
+          </m:e>
+          <m:sub>
+            <m:r>
+              <m:rPr>
+                <m:sty m:val="p"/>
+              </m:rPr>
+              <m:t>FKL</m:t>
+            </m:r>
+          </m:sub>
+        </m:sSub>
+        <m:d>
+          <m:dPr>
+            <m:sepChr m:val=","/>
+          </m:dPr>
+          <m:e>
+            <m:sSub>
+              <m:e>
+                <m:r>
+                  <m:t>p</m:t>
+                </m:r>
+              </m:e>
+              <m:sub>
+                <m:r>
+                  <m:t>T</m:t>
+                </m:r>
+              </m:sub>
+            </m:sSub>
+            <m:r>
+              <m:t>∥</m:t>
+            </m:r>
+            <m:sSub>
+              <m:e>
+                <m:r>
+                  <m:t>p</m:t>
+                </m:r>
+              </m:e>
+              <m:sub>
+                <m:r>
+                  <m:t>S</m:t>
+                </m:r>
+              </m:sub>
+            </m:sSub>
+          </m:e>
+        </m:d>
+        <m:r>
+          <m:t>=</m:t>
+        </m:r>
+        <m:nary>
+          <m:naryPr>
+            <m:chr m:val="∑"/>
+            <m:limLoc m:val="subSup"/>
+            <m:grow m:val="1"/>
+            <m:subHide m:val="off"/>
+            <m:supHide m:val="on"/>
+          </m:naryPr>
+          <m:sub>
+            <m:r>
+              <m:t>v∈𝒱</m:t>
+            </m:r>
+          </m:sub>
+          <m:sup/>
+          <m:e>
+            <m:sSub>
+              <m:e>
+                <m:r>
+                  <m:t>p</m:t>
+                </m:r>
+              </m:e>
+              <m:sub>
+                <m:r>
+                  <m:t>T</m:t>
+                </m:r>
+              </m:sub>
+            </m:sSub>
+            <m:d>
+              <m:dPr>
+                <m:sepChr m:val=","/>
+              </m:dPr>
+              <m:e>
+                <m:r>
+                  <m:t>v</m:t>
+                </m:r>
+              </m:e>
+            </m:d>
+          </m:e>
+        </m:nary>
+        <m:r>
+          <m:rPr>
+            <m:sty m:val="p"/>
+          </m:rPr>
+          <m:t>log</m:t>
+        </m:r>
+        <m:d>
+          <m:dPr>
+            <m:sepChr m:val=","/>
+          </m:dPr>
+          <m:e>
+            <m:f>
+              <m:fPr>
+                <m:type m:val="bar"/>
+              </m:fPr>
+              <m:num>
+                <m:sSub>
+                  <m:e>
+                    <m:r>
+                      <m:t>p</m:t>
+                    </m:r>
+                  </m:e>
+                  <m:sub>
+                    <m:r>
+                      <m:t>T</m:t>
+                    </m:r>
+                  </m:sub>
+                </m:sSub>
+                <m:d>
+                  <m:dPr>
+                    <m:sepChr m:val=","/>
+                  </m:dPr>
+                  <m:e>
+                    <m:r>
+                      <m:t>v</m:t>
+                    </m:r>
+                  </m:e>
+                </m:d>
+              </m:num>
+              <m:den>
+                <m:sSub>
+                  <m:e>
+                    <m:r>
+                      <m:t>p</m:t>
+                    </m:r>
+                  </m:e>
+                  <m:sub>
+                    <m:r>
+                      <m:t>S</m:t>
+                    </m:r>
+                  </m:sub>
+                </m:sSub>
+                <m:d>
+                  <m:dPr>
+                    <m:sepChr m:val=","/>
+                  </m:dPr>
+                  <m:e>
+                    <m:r>
+                      <m:t>v</m:t>
+                    </m:r>
+                  </m:e>
+                </m:d>
+              </m:den>
+            </m:f>
+          </m:e>
+        </m:d>
+      </m:oMath>
+    </w:p>
+    <w:p>
+      <w:pPr>
+        <w:jc w:val="center"/>
+      </w:pPr>
+      <m:oMath xmlns:mml="http://www.w3.org/1998/Math/MathML">
+        <m:sSub>
+          <m:e>
+            <m:r>
+              <m:t>D</m:t>
+            </m:r>
+          </m:e>
+          <m:sub>
+            <m:r>
+              <m:rPr>
+                <m:sty m:val="p"/>
+              </m:rPr>
+              <m:t>RKL</m:t>
+            </m:r>
+          </m:sub>
+        </m:sSub>
+        <m:d>
+          <m:dPr>
+            <m:sepChr m:val=","/>
+          </m:dPr>
+          <m:e>
+            <m:sSub>
+              <m:e>
+                <m:r>
+                  <m:t>p</m:t>
+                </m:r>
+              </m:e>
+              <m:sub>
+                <m:r>
+                  <m:t>S</m:t>
+                </m:r>
+              </m:sub>
+            </m:sSub>
+            <m:r>
+              <m:t>∥</m:t>
+            </m:r>
+            <m:sSub>
+              <m:e>
+                <m:r>
+                  <m:t>p</m:t>
+                </m:r>
+              </m:e>
+              <m:sub>
+                <m:r>
+                  <m:t>T</m:t>
+                </m:r>
+              </m:sub>
+            </m:sSub>
+          </m:e>
+        </m:d>
+        <m:r>
+          <m:t>=</m:t>
+        </m:r>
+        <m:nary>
+          <m:naryPr>
+            <m:chr m:val="∑"/>
+            <m:limLoc m:val="subSup"/>
+            <m:grow m:val="1"/>
+            <m:subHide m:val="off"/>
+            <m:supHide m:val="on"/>
+          </m:naryPr>
+          <m:sub>
+            <m:r>
+              <m:t>v∈𝒱</m:t>
+            </m:r>
+          </m:sub>
+          <m:sup/>
+          <m:e>
+            <m:sSub>
+              <m:e>
+                <m:r>
+                  <m:t>p</m:t>
+                </m:r>
+              </m:e>
+              <m:sub>
+                <m:r>
+                  <m:t>S</m:t>
+                </m:r>
+              </m:sub>
+            </m:sSub>
+            <m:d>
+              <m:dPr>
+                <m:sepChr m:val=","/>
+              </m:dPr>
+              <m:e>
+                <m:r>
+                  <m:t>v</m:t>
+                </m:r>
+              </m:e>
+            </m:d>
+          </m:e>
+        </m:nary>
+        <m:r>
+          <m:rPr>
+            <m:sty m:val="p"/>
+          </m:rPr>
+          <m:t>log</m:t>
+        </m:r>
+        <m:d>
+          <m:dPr>
+            <m:sepChr m:val=","/>
+          </m:dPr>
+          <m:e>
+            <m:f>
+              <m:fPr>
+                <m:type m:val="bar"/>
+              </m:fPr>
+              <m:num>
+                <m:sSub>
+                  <m:e>
+                    <m:r>
+                      <m:t>p</m:t>
+                    </m:r>
+                  </m:e>
+                  <m:sub>
+                    <m:r>
+                      <m:t>S</m:t>
+                    </m:r>
+                  </m:sub>
+                </m:sSub>
+                <m:d>
+                  <m:dPr>
+                    <m:sepChr m:val=","/>
+                  </m:dPr>
+                  <m:e>
+                    <m:r>
+                      <m:t>v</m:t>
+                    </m:r>
+                  </m:e>
+                </m:d>
+              </m:num>
+              <m:den>
+                <m:sSub>
+                  <m:e>
+                    <m:r>
+                      <m:t>p</m:t>
+                    </m:r>
+                  </m:e>
+                  <m:sub>
+                    <m:r>
+                      <m:t>T</m:t>
+                    </m:r>
+                  </m:sub>
+                </m:sSub>
+                <m:d>
+                  <m:dPr>
+                    <m:sepChr m:val=","/>
+                  </m:dPr>
+                  <m:e>
+                    <m:r>
+                      <m:t>v</m:t>
+                    </m:r>
+                  </m:e>
+                </m:d>
+              </m:den>
+            </m:f>
+          </m:e>
+        </m:d>
+      </m:oMath>
     </w:p>
     <w:p>
       <w:pPr>
@@ -1343,7 +1671,7 @@
         <w:ind w:firstLine="420"/>
       </w:pPr>
       <w:r>
-        <w:t>广义散度用于在不同分布匹配偏好之间取得折中。Jensen–Shannon 散度以混合分布 (m=(p+q)/2) 为中间分布，其形式为[18]</w:t>
+        <w:t>广义散度用于在不同分布匹配偏好之间取得折中。Jensen-Shannon 散度通过教师分布与学生分布的混合分布定义，其形式为[18]：</w:t>
       </w:r>
     </w:p>
     <w:p>
@@ -1352,12 +1680,212 @@
         <w:jc w:val="center"/>
         <w:ind w:firstLine="0"/>
       </w:pPr>
-      <w:r>
-        <w:rPr>
-          <w:rFonts w:ascii="Cambria Math" w:hAnsi="Cambria Math" w:eastAsia="Cambria Math"/>
-        </w:rPr>
-        <w:t>D(JSD)(p,q) = 1/2 D(KL)(p‖m) + 1/2 D(KL)(q‖m).</w:t>
-      </w:r>
+      <m:oMath xmlns:mml="http://www.w3.org/1998/Math/MathML">
+        <m:r>
+          <m:t>m=</m:t>
+        </m:r>
+        <m:f>
+          <m:fPr>
+            <m:type m:val="bar"/>
+          </m:fPr>
+          <m:num>
+            <m:sSub>
+              <m:e>
+                <m:r>
+                  <m:t>p</m:t>
+                </m:r>
+              </m:e>
+              <m:sub>
+                <m:r>
+                  <m:t>T</m:t>
+                </m:r>
+              </m:sub>
+            </m:sSub>
+            <m:r>
+              <m:t>+</m:t>
+            </m:r>
+            <m:sSub>
+              <m:e>
+                <m:r>
+                  <m:t>p</m:t>
+                </m:r>
+              </m:e>
+              <m:sub>
+                <m:r>
+                  <m:t>S</m:t>
+                </m:r>
+              </m:sub>
+            </m:sSub>
+          </m:num>
+          <m:den>
+            <m:r>
+              <m:t>2</m:t>
+            </m:r>
+          </m:den>
+        </m:f>
+        <m:r>
+          <m:t>,</m:t>
+        </m:r>
+        <m:sSub>
+          <m:e>
+            <m:r>
+              <m:t>D</m:t>
+            </m:r>
+          </m:e>
+          <m:sub>
+            <m:r>
+              <m:rPr>
+                <m:sty m:val="p"/>
+              </m:rPr>
+              <m:t>JS</m:t>
+            </m:r>
+          </m:sub>
+        </m:sSub>
+        <m:d>
+          <m:dPr>
+            <m:sepChr m:val=","/>
+          </m:dPr>
+          <m:e>
+            <m:sSub>
+              <m:e>
+                <m:r>
+                  <m:t>p</m:t>
+                </m:r>
+              </m:e>
+              <m:sub>
+                <m:r>
+                  <m:t>T</m:t>
+                </m:r>
+              </m:sub>
+            </m:sSub>
+            <m:r>
+              <m:t>,</m:t>
+            </m:r>
+            <m:sSub>
+              <m:e>
+                <m:r>
+                  <m:t>p</m:t>
+                </m:r>
+              </m:e>
+              <m:sub>
+                <m:r>
+                  <m:t>S</m:t>
+                </m:r>
+              </m:sub>
+            </m:sSub>
+          </m:e>
+        </m:d>
+        <m:r>
+          <m:t>=</m:t>
+        </m:r>
+        <m:f>
+          <m:fPr>
+            <m:type m:val="bar"/>
+          </m:fPr>
+          <m:num>
+            <m:r>
+              <m:t>1</m:t>
+            </m:r>
+          </m:num>
+          <m:den>
+            <m:r>
+              <m:t>2</m:t>
+            </m:r>
+          </m:den>
+        </m:f>
+        <m:sSub>
+          <m:e>
+            <m:r>
+              <m:t>D</m:t>
+            </m:r>
+          </m:e>
+          <m:sub>
+            <m:r>
+              <m:rPr>
+                <m:sty m:val="p"/>
+              </m:rPr>
+              <m:t>KL</m:t>
+            </m:r>
+          </m:sub>
+        </m:sSub>
+        <m:d>
+          <m:dPr>
+            <m:sepChr m:val=","/>
+          </m:dPr>
+          <m:e>
+            <m:sSub>
+              <m:e>
+                <m:r>
+                  <m:t>p</m:t>
+                </m:r>
+              </m:e>
+              <m:sub>
+                <m:r>
+                  <m:t>T</m:t>
+                </m:r>
+              </m:sub>
+            </m:sSub>
+            <m:r>
+              <m:t>∥m</m:t>
+            </m:r>
+          </m:e>
+        </m:d>
+        <m:r>
+          <m:t>+</m:t>
+        </m:r>
+        <m:f>
+          <m:fPr>
+            <m:type m:val="bar"/>
+          </m:fPr>
+          <m:num>
+            <m:r>
+              <m:t>1</m:t>
+            </m:r>
+          </m:num>
+          <m:den>
+            <m:r>
+              <m:t>2</m:t>
+            </m:r>
+          </m:den>
+        </m:f>
+        <m:sSub>
+          <m:e>
+            <m:r>
+              <m:t>D</m:t>
+            </m:r>
+          </m:e>
+          <m:sub>
+            <m:r>
+              <m:rPr>
+                <m:sty m:val="p"/>
+              </m:rPr>
+              <m:t>KL</m:t>
+            </m:r>
+          </m:sub>
+        </m:sSub>
+        <m:d>
+          <m:dPr>
+            <m:sepChr m:val=","/>
+          </m:dPr>
+          <m:e>
+            <m:sSub>
+              <m:e>
+                <m:r>
+                  <m:t>p</m:t>
+                </m:r>
+              </m:e>
+              <m:sub>
+                <m:r>
+                  <m:t>S</m:t>
+                </m:r>
+              </m:sub>
+            </m:sSub>
+            <m:r>
+              <m:t>∥m</m:t>
+            </m:r>
+          </m:e>
+        </m:d>
+      </m:oMath>
     </w:p>
     <w:p>
       <w:pPr>
@@ -1394,6 +1922,7 @@
         <w:pStyle w:val="2"/>
       </w:pPr>
       <w:r>
+        <w:rPr/>
         <w:t>2.4 监督信息粒度与资源效率</w:t>
       </w:r>
     </w:p>
@@ -1422,6 +1951,7 @@
         <w:pStyle w:val="2"/>
       </w:pPr>
       <w:r>
+        <w:rPr/>
         <w:t>2.5 Function Calling 数据与评测研究</w:t>
       </w:r>
     </w:p>
@@ -1480,6 +2010,7 @@
         <w:pStyle w:val="2"/>
       </w:pPr>
       <w:r>
+        <w:rPr/>
         <w:t>2.6 研究空白</w:t>
       </w:r>
     </w:p>
@@ -1840,6 +2371,7 @@
         <w:pStyle w:val="1"/>
       </w:pPr>
       <w:r>
+        <w:rPr/>
         <w:t>3．主要研究内容</w:t>
       </w:r>
     </w:p>
@@ -1848,6 +2380,7 @@
         <w:pStyle w:val="2"/>
       </w:pPr>
       <w:r>
+        <w:rPr/>
         <w:t>3.1 统一的在线策略蒸馏研究流程</w:t>
       </w:r>
     </w:p>
@@ -1866,6 +2399,7 @@
         <w:pStyle w:val="2"/>
       </w:pPr>
       <w:r>
+        <w:rPr/>
         <w:t>3.2 三类散度目标</w:t>
       </w:r>
     </w:p>
@@ -1884,6 +2418,7 @@
         <w:pStyle w:val="2"/>
       </w:pPr>
       <w:r>
+        <w:rPr/>
         <w:t>3.3 三种监督信息粒度/估计方式</w:t>
       </w:r>
     </w:p>
@@ -1969,6 +2504,7 @@
         <w:pStyle w:val="2"/>
       </w:pPr>
       <w:r>
+        <w:rPr/>
         <w:t>3.4 LoRA 后训练与教师—学生关系</w:t>
       </w:r>
     </w:p>
@@ -1988,12 +2524,71 @@
         <w:jc w:val="center"/>
         <w:ind w:firstLine="0"/>
       </w:pPr>
-      <w:r>
-        <w:rPr>
-          <w:rFonts w:ascii="Cambria Math" w:hAnsi="Cambria Math" w:eastAsia="Cambria Math"/>
-        </w:rPr>
-        <w:t>W = W₀ + ΔW = W₀ + (α/r)BA.</w:t>
-      </w:r>
+      <m:oMath xmlns:mml="http://www.w3.org/1998/Math/MathML">
+        <m:r>
+          <m:t>W=</m:t>
+        </m:r>
+        <m:sSub>
+          <m:e>
+            <m:r>
+              <m:t>W</m:t>
+            </m:r>
+          </m:e>
+          <m:sub>
+            <m:r>
+              <m:t>0</m:t>
+            </m:r>
+          </m:sub>
+        </m:sSub>
+        <m:r>
+          <m:t>+</m:t>
+        </m:r>
+        <m:r>
+          <m:rPr>
+            <m:sty m:val="p"/>
+          </m:rPr>
+          <m:t>ΔW</m:t>
+        </m:r>
+        <m:r>
+          <m:t>=</m:t>
+        </m:r>
+        <m:sSub>
+          <m:e>
+            <m:r>
+              <m:t>W</m:t>
+            </m:r>
+          </m:e>
+          <m:sub>
+            <m:r>
+              <m:t>0</m:t>
+            </m:r>
+          </m:sub>
+        </m:sSub>
+        <m:r>
+          <m:t>+</m:t>
+        </m:r>
+        <m:f>
+          <m:fPr>
+            <m:type m:val="bar"/>
+          </m:fPr>
+          <m:num>
+            <m:r>
+              <m:t>α</m:t>
+            </m:r>
+          </m:num>
+          <m:den>
+            <m:r>
+              <m:t>r</m:t>
+            </m:r>
+          </m:den>
+        </m:f>
+        <m:r>
+          <m:rPr>
+            <m:sty m:val="p"/>
+          </m:rPr>
+          <m:t>BA</m:t>
+        </m:r>
+      </m:oMath>
     </w:p>
     <w:p>
       <w:pPr>
@@ -2020,6 +2615,7 @@
         <w:pStyle w:val="2"/>
       </w:pPr>
       <w:r>
+        <w:rPr/>
         <w:t>3.5 Function Calling 评测与最终 Agent 验证</w:t>
       </w:r>
     </w:p>
@@ -2038,6 +2634,7 @@
         <w:pStyle w:val="2"/>
       </w:pPr>
       <w:r>
+        <w:rPr/>
         <w:t>3.6 研究问题</w:t>
       </w:r>
     </w:p>
@@ -2106,6 +2703,7 @@
         <w:pStyle w:val="2"/>
       </w:pPr>
       <w:r>
+        <w:rPr/>
         <w:t>3.7 各研究内容之间的关系</w:t>
       </w:r>
     </w:p>
@@ -2134,6 +2732,7 @@
         <w:pStyle w:val="1"/>
       </w:pPr>
       <w:r>
+        <w:rPr/>
         <w:t>4．研究方案</w:t>
       </w:r>
     </w:p>
@@ -2142,6 +2741,7 @@
         <w:pStyle w:val="2"/>
       </w:pPr>
       <w:r>
+        <w:rPr/>
         <w:t>4.1 总体技术路线</w:t>
       </w:r>
     </w:p>
@@ -2180,6 +2780,7 @@
         <w:pStyle w:val="2"/>
       </w:pPr>
       <w:r>
+        <w:rPr/>
         <w:t>4.2 模型和数据准备</w:t>
       </w:r>
     </w:p>
@@ -2218,6 +2819,7 @@
         <w:pStyle w:val="2"/>
       </w:pPr>
       <w:r>
+        <w:rPr/>
         <w:t>4.3 学生 rollout 和教师反馈</w:t>
       </w:r>
     </w:p>
@@ -2518,6 +3120,7 @@
         <w:pStyle w:val="2"/>
       </w:pPr>
       <w:r>
+        <w:rPr/>
         <w:t>4.4 损失与监督信息粒度/估计方式的定义原则</w:t>
       </w:r>
     </w:p>
@@ -2528,7 +3131,7 @@
         <w:ind w:firstLine="420"/>
       </w:pPr>
       <w:r>
-        <w:t>在全词表和 Top-K 的分布形式下，令 (pᵀ) 和 (pˢ) 分别表示教师与学生在有效位置的概率分布，通用 token 级目标可以写为</w:t>
+        <w:t>在全词表和 Top-K 的分布形式下，令 p_T 和 p_S 分别表示教师与学生在有效位置的概率分布，通用 token 级目标可以写为：</w:t>
       </w:r>
     </w:p>
     <w:p>
@@ -2537,21 +3140,214 @@
         <w:jc w:val="center"/>
         <w:ind w:firstLine="0"/>
       </w:pPr>
-      <w:r>
-        <w:rPr>
-          <w:rFonts w:ascii="Cambria Math" w:hAnsi="Cambria Math" w:eastAsia="Cambria Math"/>
-        </w:rPr>
-        <w:t>L = [Σ(b,t) m(b,t) D(pᵀ(b,t), pˢ(b,t))] / [Σ(b,t) m(b,t) + ε].</w:t>
-      </w:r>
-    </w:p>
-    <w:p>
-      <w:pPr>
-        <w:pStyle w:val="a"/>
-        <w:jc w:val="both"/>
-        <w:ind w:firstLine="420"/>
-      </w:pPr>
-      <w:r>
-        <w:t>其中 (m(b,t)) 是由消息、工具边界和响应位置共同决定的有效 token mask。概率计算应避免零概率和数值溢出，具体精度和稳定化方式待实现验证。K1 sampled-token 不直接等同于上述散度的精确计算，而应在正式协议中另行定义采样估计器。</w:t>
+      <m:oMath xmlns:mml="http://www.w3.org/1998/Math/MathML">
+        <m:sSub>
+          <m:e>
+            <m:r>
+              <m:t>ℒ</m:t>
+            </m:r>
+          </m:e>
+          <m:sub>
+            <m:r>
+              <m:rPr>
+                <m:sty m:val="p"/>
+              </m:rPr>
+              <m:t>distill</m:t>
+            </m:r>
+          </m:sub>
+        </m:sSub>
+        <m:r>
+          <m:t>=</m:t>
+        </m:r>
+        <m:f>
+          <m:fPr>
+            <m:type m:val="bar"/>
+          </m:fPr>
+          <m:num>
+            <m:nary>
+              <m:naryPr>
+                <m:chr m:val="∑"/>
+                <m:limLoc m:val="subSup"/>
+                <m:grow m:val="1"/>
+                <m:subHide m:val="off"/>
+                <m:supHide m:val="on"/>
+              </m:naryPr>
+              <m:sub>
+                <m:r>
+                  <m:t>b,t</m:t>
+                </m:r>
+              </m:sub>
+              <m:sup/>
+              <m:e/>
+            </m:nary>
+            <m:sSub>
+              <m:e>
+                <m:r>
+                  <m:t>m</m:t>
+                </m:r>
+              </m:e>
+              <m:sub>
+                <m:r>
+                  <m:t>b,t</m:t>
+                </m:r>
+              </m:sub>
+            </m:sSub>
+            <m:r>
+              <m:t>D</m:t>
+            </m:r>
+            <m:d>
+              <m:dPr>
+                <m:sepChr m:val=","/>
+              </m:dPr>
+              <m:e>
+                <m:sSub>
+                  <m:e>
+                    <m:r>
+                      <m:t>p</m:t>
+                    </m:r>
+                  </m:e>
+                  <m:sub>
+                    <m:r>
+                      <m:t>T</m:t>
+                    </m:r>
+                  </m:sub>
+                </m:sSub>
+                <m:d>
+                  <m:dPr>
+                    <m:sepChr m:val=","/>
+                  </m:dPr>
+                  <m:e>
+                    <m:r>
+                      <m:t>·∣</m:t>
+                    </m:r>
+                    <m:sSub>
+                      <m:e>
+                        <m:r>
+                          <m:t>x</m:t>
+                        </m:r>
+                      </m:e>
+                      <m:sub>
+                        <m:r>
+                          <m:t>b</m:t>
+                        </m:r>
+                      </m:sub>
+                    </m:sSub>
+                    <m:r>
+                      <m:t>,</m:t>
+                    </m:r>
+                    <m:sSub>
+                      <m:e>
+                        <m:r>
+                          <m:t>y</m:t>
+                        </m:r>
+                      </m:e>
+                      <m:sub>
+                        <m:r>
+                          <m:t>b,&lt;t</m:t>
+                        </m:r>
+                      </m:sub>
+                    </m:sSub>
+                  </m:e>
+                </m:d>
+                <m:r>
+                  <m:t>∥</m:t>
+                </m:r>
+                <m:sSub>
+                  <m:e>
+                    <m:r>
+                      <m:t>p</m:t>
+                    </m:r>
+                  </m:e>
+                  <m:sub>
+                    <m:r>
+                      <m:t>S</m:t>
+                    </m:r>
+                  </m:sub>
+                </m:sSub>
+                <m:d>
+                  <m:dPr>
+                    <m:sepChr m:val=","/>
+                  </m:dPr>
+                  <m:e>
+                    <m:r>
+                      <m:t>·∣</m:t>
+                    </m:r>
+                    <m:sSub>
+                      <m:e>
+                        <m:r>
+                          <m:t>x</m:t>
+                        </m:r>
+                      </m:e>
+                      <m:sub>
+                        <m:r>
+                          <m:t>b</m:t>
+                        </m:r>
+                      </m:sub>
+                    </m:sSub>
+                    <m:r>
+                      <m:t>,</m:t>
+                    </m:r>
+                    <m:sSub>
+                      <m:e>
+                        <m:r>
+                          <m:t>y</m:t>
+                        </m:r>
+                      </m:e>
+                      <m:sub>
+                        <m:r>
+                          <m:t>b,&lt;t</m:t>
+                        </m:r>
+                      </m:sub>
+                    </m:sSub>
+                  </m:e>
+                </m:d>
+              </m:e>
+            </m:d>
+          </m:num>
+          <m:den>
+            <m:nary>
+              <m:naryPr>
+                <m:chr m:val="∑"/>
+                <m:limLoc m:val="subSup"/>
+                <m:grow m:val="1"/>
+                <m:subHide m:val="off"/>
+                <m:supHide m:val="on"/>
+              </m:naryPr>
+              <m:sub>
+                <m:r>
+                  <m:t>b,t</m:t>
+                </m:r>
+              </m:sub>
+              <m:sup/>
+              <m:e/>
+            </m:nary>
+            <m:sSub>
+              <m:e>
+                <m:r>
+                  <m:t>m</m:t>
+                </m:r>
+              </m:e>
+              <m:sub>
+                <m:r>
+                  <m:t>b,t</m:t>
+                </m:r>
+              </m:sub>
+            </m:sSub>
+            <m:r>
+              <m:t>+ε</m:t>
+            </m:r>
+          </m:den>
+        </m:f>
+      </m:oMath>
+    </w:p>
+    <w:p>
+      <w:pPr>
+        <w:pStyle w:val="a"/>
+        <w:jc w:val="both"/>
+        <w:ind w:firstLine="420"/>
+      </w:pPr>
+      <w:r>
+        <w:t>其中，m 表示由消息、工具边界和响应位置共同决定的有效 token 掩码。概率计算应避免零概率和数值溢出，具体精度和稳定化方式待实现验证。K1 sampled-token 不直接等同于上述散度的精确计算，而应在正式协议中另行定义采样估计器。</w:t>
       </w:r>
     </w:p>
     <w:p>
@@ -2984,6 +3780,7 @@
         <w:pStyle w:val="2"/>
       </w:pPr>
       <w:r>
+        <w:rPr/>
         <w:t>4.5 评价指标和公平性</w:t>
       </w:r>
     </w:p>
@@ -3234,6 +4031,7 @@
         <w:pStyle w:val="2"/>
       </w:pPr>
       <w:r>
+        <w:rPr/>
         <w:t>4.6 可行性和风险控制</w:t>
       </w:r>
     </w:p>
@@ -3508,6 +4306,7 @@
         <w:pStyle w:val="2"/>
       </w:pPr>
       <w:r>
+        <w:rPr/>
         <w:t>4.7 可选的 Top-K 稳定化拓展</w:t>
       </w:r>
     </w:p>
@@ -3523,9 +4322,10 @@
     </w:p>
     <w:p>
       <w:pPr>
-        <w:pStyle w:val="a5"/>
-      </w:pPr>
-      <w:r>
+        <w:pStyle w:val="1"/>
+      </w:pPr>
+      <w:r>
+        <w:rPr/>
         <w:t>5．进度安排，预期达到的目标</w:t>
       </w:r>
     </w:p>
@@ -3534,6 +4334,7 @@
         <w:pStyle w:val="2"/>
       </w:pPr>
       <w:r>
+        <w:rPr/>
         <w:t>5.1 进度安排</w:t>
       </w:r>
     </w:p>
@@ -3905,6 +4706,60 @@
     </w:tbl>
     <w:p>
       <w:pPr>
+        <w:spacing w:before="160" w:after="120"/>
+        <w:jc w:val="center"/>
+      </w:pPr>
+      <w:r>
+        <w:rPr>
+          <w:rFonts w:ascii="Times New Roman" w:hAnsi="Times New Roman" w:eastAsia="宋体"/>
+          <w:b w:val="0"/>
+          <w:sz w:val="21"/>
+        </w:rPr>
+        <w:t>图 1  项目总体进度安排</w:t>
+      </w:r>
+    </w:p>
+    <w:p>
+      <w:pPr>
+        <w:spacing w:after="160"/>
+        <w:jc w:val="center"/>
+      </w:pPr>
+      <w:r>
+        <w:drawing>
+          <wp:inline xmlns:a="http://schemas.openxmlformats.org/drawingml/2006/main" xmlns:pic="http://schemas.openxmlformats.org/drawingml/2006/picture">
+            <wp:extent cx="5623560" cy="2703635"/>
+            <wp:docPr id="2" name="Picture 2"/>
+            <wp:cNvGraphicFramePr>
+              <a:graphicFrameLocks noChangeAspect="1"/>
+            </wp:cNvGraphicFramePr>
+            <a:graphic>
+              <a:graphicData uri="http://schemas.openxmlformats.org/drawingml/2006/picture">
+                <pic:pic>
+                  <pic:nvPicPr>
+                    <pic:cNvPr id="0" name="开题报告-项目甘特图.png"/>
+                    <pic:cNvPicPr/>
+                  </pic:nvPicPr>
+                  <pic:blipFill>
+                    <a:blip r:embed="rId14"/>
+                    <a:stretch>
+                      <a:fillRect/>
+                    </a:stretch>
+                  </pic:blipFill>
+                  <pic:spPr>
+                    <a:xfrm>
+                      <a:off x="0" y="0"/>
+                      <a:ext cx="5623560" cy="2703635"/>
+                    </a:xfrm>
+                    <a:prstGeom prst="rect"/>
+                  </pic:spPr>
+                </pic:pic>
+              </a:graphicData>
+            </a:graphic>
+          </wp:inline>
+        </w:drawing>
+      </w:r>
+    </w:p>
+    <w:p>
+      <w:pPr>
         <w:pStyle w:val="a"/>
         <w:jc w:val="both"/>
         <w:ind w:firstLine="420"/>
@@ -3918,6 +4773,7 @@
         <w:pStyle w:val="2"/>
       </w:pPr>
       <w:r>
+        <w:rPr/>
         <w:t>5.2 预期达到的目标</w:t>
       </w:r>
     </w:p>
@@ -3996,6 +4852,7 @@
         <w:pStyle w:val="1"/>
       </w:pPr>
       <w:r>
+        <w:rPr/>
         <w:t>6．课题已具备和所需的条件、经费</w:t>
       </w:r>
     </w:p>
@@ -4004,6 +4861,7 @@
         <w:pStyle w:val="2"/>
       </w:pPr>
       <w:r>
+        <w:rPr/>
         <w:t>6.1 已具备条件</w:t>
       </w:r>
     </w:p>
@@ -4022,6 +4880,7 @@
         <w:pStyle w:val="2"/>
       </w:pPr>
       <w:r>
+        <w:rPr/>
         <w:t>6.2 所需条件</w:t>
       </w:r>
     </w:p>
@@ -4040,6 +4899,7 @@
         <w:pStyle w:val="2"/>
       </w:pPr>
       <w:r>
+        <w:rPr/>
         <w:t>6.3 经费</w:t>
       </w:r>
     </w:p>
@@ -4068,6 +4928,7 @@
         <w:pStyle w:val="1"/>
       </w:pPr>
       <w:r>
+        <w:rPr/>
         <w:t>7．研究过程中可能遇到的困难和问题，解决的措施</w:t>
       </w:r>
     </w:p>
@@ -4113,9 +4974,10 @@
     </w:p>
     <w:p>
       <w:pPr>
-        <w:pStyle w:val="a5"/>
-      </w:pPr>
-      <w:r>
+        <w:pStyle w:val="1"/>
+      </w:pPr>
+      <w:r>
+        <w:rPr/>
         <w:t>8．主要参考文献</w:t>
       </w:r>
     </w:p>
@@ -6025,10 +6887,11 @@
       <w:outlineLvl w:val="0"/>
     </w:pPr>
     <w:rPr>
-      <w:b/>
+      <w:rFonts w:ascii="Times New Roman" w:hAnsi="Times New Roman" w:eastAsia="黑体"/>
+      <w:b w:val="0"/>
       <w:bCs/>
       <w:kern w:val="44"/>
-      <w:sz w:val="32"/>
+      <w:sz w:val="28"/>
       <w:szCs w:val="44"/>
     </w:rPr>
   </w:style>
@@ -6048,10 +6911,10 @@
       <w:outlineLvl w:val="1"/>
     </w:pPr>
     <w:rPr>
-      <w:rFonts w:asciiTheme="majorHAnsi" w:eastAsiaTheme="majorEastAsia" w:hAnsiTheme="majorHAnsi" w:cstheme="majorBidi"/>
-      <w:b/>
+      <w:rFonts w:asciiTheme="majorHAnsi" w:eastAsiaTheme="majorEastAsia" w:hAnsiTheme="majorHAnsi" w:cstheme="majorBidi" w:ascii="Times New Roman" w:hAnsi="Times New Roman" w:eastAsia="黑体"/>
+      <w:b w:val="0"/>
       <w:bCs/>
-      <w:sz w:val="30"/>
+      <w:sz w:val="24"/>
       <w:szCs w:val="32"/>
     </w:rPr>
   </w:style>
@@ -6071,9 +6934,10 @@
       <w:outlineLvl w:val="2"/>
     </w:pPr>
     <w:rPr>
-      <w:b/>
+      <w:rFonts w:ascii="Times New Roman" w:hAnsi="Times New Roman" w:eastAsia="黑体"/>
+      <w:b w:val="0"/>
       <w:bCs/>
-      <w:sz w:val="28"/>
+      <w:sz w:val="24"/>
       <w:szCs w:val="32"/>
     </w:rPr>
   </w:style>

--- a/Papers/output/开题报告-基于在线策略蒸馏的大语言模型后训练方法研究.docx
+++ b/Papers/output/开题报告-基于在线策略蒸馏的大语言模型后训练方法研究.docx
@@ -627,17 +627,17 @@
         <w:ind w:firstLine="420"/>
       </w:pPr>
       <w:r>
-        <w:t>本课题来源于大语言模型后训练和工具增强应用的共同需求，研究对象为在线策略蒸馏（On-Policy Distillation，OPD）。根据本课题任务要求，本文拟围绕以下内容展开：在学生模型自己生成的状态上获得教师模型的密集反馈，比较不同 KL 散度方向和不同监督信息粒度/估计方式对训练效果、稳定性与资源开销的影响，并以可交互系统验证训练模型的实际能力。</w:t>
-      </w:r>
-    </w:p>
-    <w:p>
-      <w:pPr>
-        <w:pStyle w:val="a"/>
-        <w:jc w:val="both"/>
-        <w:ind w:firstLine="420"/>
-      </w:pPr>
-      <w:r>
-        <w:t>本课题拟以 Qwen3-0.6B 作为学生模型，拟采用 LoRA 进行后训练；拟以 Qwen3-4B 作为冻结教师模型；训练数据拟从经核验的公开 Function Calling 数据中选择；按任务要求比较 Forward KL、Reverse KL、广义散度，以及全词表、Top-K、K1 sampled-token 的比较方案；最终拟在 vLLM 或自行搭建的 Agent 中择一进行验证。公开数据的最终名称、版本、许可证、划分方式和模型的具体 revision 在资料核验和算力盘点后填写。</w:t>
+        <w:t>本课题来源于大语言模型后训练和工具增强应用的发展需求，研究对象为在线策略蒸馏（On-Policy Distillation，OPD）。根据任务要求，课题将在学生模型自身生成的状态上引入教师模型的密集反馈，比较不同 KL 散度方向和不同监督信息粒度对训练效果、稳定性与资源开销的影响，并通过可交互系统验证模型的实际能力。</w:t>
+      </w:r>
+    </w:p>
+    <w:p>
+      <w:pPr>
+        <w:pStyle w:val="a"/>
+        <w:jc w:val="both"/>
+        <w:ind w:firstLine="420"/>
+      </w:pPr>
+      <w:r>
+        <w:t>本课题以 Qwen3-0.6B 为学生模型，采用 LoRA 进行后训练；以 Qwen3-4B 为冻结教师模型；训练数据从公开 Function Calling 数据中选择；按照任务要求比较 Forward KL、Reverse KL、广义散度，以及全词表、Top-K、K1 sampled-token 三种监督方案；最终在 vLLM 或自行搭建的 Agent 中完成验证。数据准备阶段统一记录数据集名称、版本、许可证、划分方式和模型版本。</w:t>
       </w:r>
     </w:p>
     <w:p>
@@ -696,7 +696,7 @@
         <w:ind w:firstLine="420"/>
       </w:pPr>
       <w:r>
-        <w:t>本课题不预设所有公开数据都具有相同的任务结构。数据审计时将以实际字段为准，区分单轮调用、多工具候选、并行调用、多轮工具结果和无适用工具等可能情况；如果某类样本不存在，就不在报告中将其写成已覆盖能力。训练、验证和测试的划分也必须在数据版本确定后再固定，以免同一工具 schema 或相近问题造成信息泄漏。</w:t>
+        <w:t>数据准备阶段将根据公开数据的实际字段，统计单轮调用、多工具候选、并行调用、多轮工具结果和无适用工具等任务类型。训练集、验证集和测试集按照工具 schema、问题模板与数据来源进行隔离，减少相近样本造成的信息泄漏。</w:t>
       </w:r>
     </w:p>
     <w:p>
@@ -735,7 +735,7 @@
         <w:ind w:firstLine="420"/>
       </w:pPr>
       <w:r>
-        <w:t>传统离线蒸馏可以向学生提供教师分布或教师生成答案，但若教师始终在自身状态上生成，学生在自身错误前缀上的恢复能力仍可能不足。OPD 的基本思路是让学生先生成自身轨迹，再让教师在这些学生访问到的前缀上提供反馈，从而使训练状态更接近部署时的状态[7][10]。该思路并不保证一定提高 Function Calling 指标，具体效果仍取决于教师与学生的能力差距、模板兼容性、散度方向和监督信息粒度/估计方式。</w:t>
+        <w:t>传统离线蒸馏可以向学生提供教师分布或教师生成答案，但教师始终在自身状态上生成时，学生在错误前缀上的恢复能力较难得到训练。OPD 让学生先生成自身轨迹，再由教师在学生访问到的前缀上提供反馈，使训练状态更接近部署时的状态[7][10]。本课题将围绕师生能力差距、模板兼容性、散度方向和监督信息粒度分析这一机制在 Function Calling 中的表现。</w:t>
       </w:r>
     </w:p>
     <w:p>
@@ -774,7 +774,7 @@
         <w:ind w:firstLine="420"/>
       </w:pPr>
       <w:r>
-        <w:t>本课题的价值在于把上述变量放入一个相对固定的应用条件中考察：预设学生模型为 Qwen3-0.6B、教师模型为 Qwen3-4B，学生拟采用 LoRA，任务为 Function Calling，并比较散度方向和监督信息粒度/估计方式。这样可以避免把模型规模、任务类型、训练预算和评测规则的差异误认为蒸馏方法差异。</w:t>
+        <w:t>本课题将上述变量置于统一的应用条件中考察：学生模型为 Qwen3-0.6B，教师模型为 Qwen3-4B，学生采用 LoRA，任务为 Function Calling，主要比较散度方向和监督信息粒度。各组保持模型规模、任务类型、训练预算和评测规则一致，以突出蒸馏方法本身的差异。</w:t>
       </w:r>
     </w:p>
     <w:p>
@@ -803,7 +803,7 @@
         <w:ind w:firstLine="420"/>
       </w:pPr>
       <w:r>
-        <w:t>本课题拟达到以下目的：</w:t>
+        <w:t>本课题的研究目的如下：</w:t>
       </w:r>
     </w:p>
     <w:p>
@@ -843,7 +843,7 @@
         <w:ind w:firstLine="420"/>
       </w:pPr>
       <w:r>
-        <w:t>理论上，本课题将学生状态分布、散度方向和教师监督支持集作为三个可分析因素，补充 Function Calling 场景下的 OPD 研究讨论。应用上，若较小模型经过 LoRA 后训练能够获得可靠的工具调用能力，则可能在低延迟、低成本或本地部署场景承担部分工具交互；如果某种稀疏监督在效果接近完整监督的同时减少教师反馈量，也可为资源受限的蒸馏训练提供参考。上述判断均为研究动机，不是本项目已经得到的结论。</w:t>
+        <w:t>理论上，本课题将学生状态分布、散度方向和教师监督支持集作为三个可分析因素，补充 Function Calling 场景下的 OPD 研究。应用上，研究较小模型经 LoRA 后训练获得工具调用能力的可行性，并考察稀疏监督在模型效果与教师反馈开销之间的权衡，为低延迟、低成本和本地部署场景提供参考。</w:t>
       </w:r>
     </w:p>
     <w:p>
@@ -871,7 +871,7 @@
         <w:ind w:firstLine="420"/>
       </w:pPr>
       <w:r>
-        <w:t>为便于比较，本文按训练信号将相关后训练方法分为监督微调、知识蒸馏、偏好优化和强化学习。监督微调依赖人工或教师构造的目标序列，知识蒸馏使用教师软分布，偏好优化使用回答之间的偏好关系，强化学习则依据环境或任务奖励更新策略。SFT 和序列级蒸馏易于构造结构化数据，但学生状态与训练前缀之间可能存在偏移[1][2][5]。这些方法在训练信号来源和优化对象上不同，不能把它们的结果直接互相替代。</w:t>
+        <w:t>为便于比较，本文按训练信号将相关后训练方法分为监督微调、知识蒸馏、偏好优化和强化学习。监督微调依赖人工或教师构造的目标序列，知识蒸馏使用教师软分布，偏好优化使用回答之间的偏好关系，强化学习依据环境或任务奖励更新策略。SFT 和序列级蒸馏易于构造结构化数据，但学生状态与训练前缀之间可能存在偏移[1][2][5]。本文根据训练信号来源和优化对象分别讨论这些方法。</w:t>
       </w:r>
     </w:p>
     <w:p>
@@ -1243,7 +1243,7 @@
         <w:ind w:firstLine="420"/>
       </w:pPr>
       <w:r>
-        <w:t>这一区分并不意味着方法之间完全互斥。实际系统可以先使用 SFT 再进行 OPD，也可以将教师反馈与任务奖励结合；但本课题首先控制变量，只研究预设的 LoRA-OPD 路线，将其他方法作为相关工作或后续对照。这样能够避免在开题阶段把研究范围扩展到完整的 RLHF、DPO 或多阶段 Agent 训练。</w:t>
+        <w:t>实际系统可以先使用 SFT 再进行 OPD，也可以将教师反馈与任务奖励结合。本课题聚焦 LoRA-OPD 路线，主要研究学生策略采样、教师分布反馈、散度方向和监督信息粒度，RLHF、DPO 及多阶段 Agent 训练作为相关工作进行讨论。</w:t>
       </w:r>
     </w:p>
     <w:p>
@@ -1272,37 +1272,37 @@
         <w:ind w:firstLine="420"/>
       </w:pPr>
       <w:r>
-        <w:t>GKD 直接研究学生自生成错误上的蒸馏，并比较不同生成和散度设置[7]。MiniLLM 讨论 Reverse KL 的序列级目标和生成模型的模式选择特性[8]。DistiLLM 通过 skew KL 和样本复用探索效果与成本的折中[9]。Thinking Machines Lab 的 OPD 技术文章则提供了学生 rollout、教师逐 token 反馈和 Reverse KL 的工程实现参考[10]，不将其等同于同行评审论文基线。</w:t>
-      </w:r>
-    </w:p>
-    <w:p>
-      <w:pPr>
-        <w:pStyle w:val="a"/>
-        <w:jc w:val="both"/>
-        <w:ind w:firstLine="420"/>
-      </w:pPr>
-      <w:r>
-        <w:t>近年的研究进一步指出，OPD 是否有效与教师—学生思维模式兼容性、教师能否提供学生尚未掌握的能力、提示带来的状态覆盖以及轨迹长度有关[11][12]。采样 token 的信号不平衡、学生前缀漂移、特殊 token 和 tokenizer 差异可能导致训练不稳定[13]。Hybrid Policy Distillation 讨论前向和反向 KL 的混合方式[14]，相关综述则从优化对象、监督来源和稳定化策略对这些工作进行分类[15]。这些研究为本课题的变量选择提供了依据，但它们并非在本课题的 Qwen3 Function Calling 配置下完成，不能直接当作本项目结论。</w:t>
-      </w:r>
-    </w:p>
-    <w:p>
-      <w:pPr>
-        <w:pStyle w:val="a"/>
-        <w:jc w:val="both"/>
-        <w:ind w:firstLine="420"/>
-      </w:pPr>
-      <w:r>
-        <w:t>为便于本课题比较，本文将 OPD 的“在线”操作性地拆分为三个层面：学生是否参与生成状态的产生，教师是否在学生前缀上评分，以及蒸馏目标是否直接对采样结果求梯度或采用采样估计器传递训练信号。GKD 的 token 级比较、MiniLLM 的序列级或策略式目标、DistiLLM 的样本复用机制在这些层面上并不完全相同。因此，本课题在设计比较时需要把“散度名称”和“实现估计器”分开记录，不能只在表格中写 FKL 或 RKL 就认为两种实现已经完全相同。</w:t>
-      </w:r>
-    </w:p>
-    <w:p>
-      <w:pPr>
-        <w:pStyle w:val="a"/>
-        <w:jc w:val="both"/>
-        <w:ind w:firstLine="420"/>
-      </w:pPr>
-      <w:r>
-        <w:t>另外，教师能力并非越强越适合学生。教师与学生在解题模式、输出格式或工具调用习惯上的差异，可能使教师在学生访问状态上给出难以吸收的信号；学生容量不足时，完整覆盖教师分布也可能增加训练压力。Rethinking OPD 系列文献对兼容性、状态覆盖和提示多样性的讨论[12][13]，为本课题记录师生分布重叠和格式错误提供了研究依据，但不能替代本项目的实际兼容性检查。</w:t>
+        <w:t>GKD 研究学生自生成错误上的蒸馏，并比较不同生成和散度设置[7]；MiniLLM 讨论 Reverse KL 的序列级目标与模式选择特性[8]；DistiLLM 通过 skew KL 和样本复用探索效果与成本的折中[9]。Thinking Machines Lab 的技术文章总结了学生 rollout、教师逐 token 反馈和 Reverse KL 的工程流程，可为本课题的系统实现提供参考[10]。</w:t>
+      </w:r>
+    </w:p>
+    <w:p>
+      <w:pPr>
+        <w:pStyle w:val="a"/>
+        <w:jc w:val="both"/>
+        <w:ind w:firstLine="420"/>
+      </w:pPr>
+      <w:r>
+        <w:t>近年的研究进一步指出，OPD 的效果与师生思维模式兼容性、教师提供新能力的程度、提示带来的状态覆盖及轨迹长度有关[11][12]；采样 token 的信号不平衡、学生前缀漂移、特殊 token 和 tokenizer 差异则会影响训练稳定性[13]。Hybrid Policy Distillation 讨论前向和反向 KL 的混合方式[14]，相关综述从优化对象、监督来源和稳定化策略对这些工作进行分类[15]。这些研究为本课题的变量选择和分析维度提供了依据。</w:t>
+      </w:r>
+    </w:p>
+    <w:p>
+      <w:pPr>
+        <w:pStyle w:val="a"/>
+        <w:jc w:val="both"/>
+        <w:ind w:firstLine="420"/>
+      </w:pPr>
+      <w:r>
+        <w:t>为便于比较，本文将 OPD 拆分为三个层面：学生是否参与生成训练状态，教师是否在学生前缀上评分，以及蒸馏目标如何将采样结果转化为训练信号。GKD 的 token 级比较、MiniLLM 的序列级或策略式目标、DistiLLM 的样本复用机制在这些层面上有所不同。因此，实验记录将分别说明散度定义和实现估计器。</w:t>
+      </w:r>
+    </w:p>
+    <w:p>
+      <w:pPr>
+        <w:pStyle w:val="a"/>
+        <w:jc w:val="both"/>
+        <w:ind w:firstLine="420"/>
+      </w:pPr>
+      <w:r>
+        <w:t>教师能力与学生学习效果还受到模型兼容性的影响。师生在推理模式、输出格式或工具调用习惯上的差异，会改变教师在学生访问状态上提供的信号；学生容量也会影响其吸收完整教师分布的能力。Rethinking OPD 系列文献对兼容性、状态覆盖和提示多样性的讨论[12][13]，为本课题分析师生分布重叠和格式错误提供了研究依据。</w:t>
       </w:r>
     </w:p>
     <w:p>
@@ -1894,27 +1894,27 @@
         <w:ind w:firstLine="420"/>
       </w:pPr>
       <w:r>
-        <w:t>本课题拟从 JSD、skew KL 等广义散度中选择一种作为比较对象，具体形式、混合参数和 K1 估计方式待后续根据文献定义、模型接口和算力确定。不能把“广义散度”当成一个已经唯一确定的算法，也不能在实验前声称它一定优于某个 KL 方向。</w:t>
-      </w:r>
-    </w:p>
-    <w:p>
-      <w:pPr>
-        <w:pStyle w:val="a"/>
-        <w:jc w:val="both"/>
-        <w:ind w:firstLine="420"/>
-      </w:pPr>
-      <w:r>
-        <w:t>散度方向的差别在函数调用任务中可能表现为不同的行为。对于一个用户请求，教师可能认为多个函数或多种参数表达都具有合理概率。Forward KL 可能更重视保留这些候选区域，Reverse KL 则可能更重视学生已经形成的少数高概率选择；广义散度的效果取决于混合方式和学生当前分布。若工具集合中只有一个明显正确函数，三种目标的差异可能主要体现为参数和格式；若多个工具都与用户意图部分相关，差异可能进一步体现为工具选择覆盖和拒答行为。这些是待检验的任务层假设，不是对散度的普遍定理。</w:t>
-      </w:r>
-    </w:p>
-    <w:p>
-      <w:pPr>
-        <w:pStyle w:val="a"/>
-        <w:jc w:val="both"/>
-        <w:ind w:firstLine="420"/>
-      </w:pPr>
-      <w:r>
-        <w:t>监督信息的保留范围和估计方式还会改变散度的估计对象。全词表方案拟保留教师在有效位置上的完整分布；Top-K 方案拟只保留明确支持集中的信息，若采用重归一化则需记录支持集外质量的处理；K1 sampled-token 是用一个采样 token 对相应期望进行估计的单样本估计器，不是普通意义上的独立监督粒度，也不等于 Top-1 argmax，其估计方差及随序列长度的变化需要实验检验[11][13]。因此，比较时需要同时报告监督信息覆盖范围和任务指标，不能只比较一个平均 loss；若某个方法保留的教师信息更少，则应把反馈量、教师前向次数和学生生成量一并记录。</w:t>
+        <w:t>广义散度部分主要分析 JSD、skew KL 等代表性目标，研究其在教师分布覆盖、学生高概率区域和训练稳定性方面的差异。实验配置统一记录目标函数形式、混合参数、支持集和 K1 估计方式。</w:t>
+      </w:r>
+    </w:p>
+    <w:p>
+      <w:pPr>
+        <w:pStyle w:val="a"/>
+        <w:jc w:val="both"/>
+        <w:ind w:firstLine="420"/>
+      </w:pPr>
+      <w:r>
+        <w:t>散度方向在 Function Calling 中可能表现为不同的行为。对于同一用户请求，教师可能为多个函数或多种参数表达赋予合理概率；Forward KL 更关注这些候选区域的覆盖，Reverse KL 更关注学生已经形成的高概率选择，广义散度则在两种偏好之间进行调节。实验将从工具选择、参数生成、格式正确性和拒答行为四个方面分析这些差异。</w:t>
+      </w:r>
+    </w:p>
+    <w:p>
+      <w:pPr>
+        <w:pStyle w:val="a"/>
+        <w:jc w:val="both"/>
+        <w:ind w:firstLine="420"/>
+      </w:pPr>
+      <w:r>
+        <w:t>监督信息的保留范围和估计方式会改变散度的估计对象。全词表方案保留教师在有效位置上的完整分布；Top-K 方案保留明确支持集中的高概率信息，并规定重归一化与支持集外概率的处理；K1 sampled-token 使用一个采样 token 对相应期望进行单样本估计。比较时同时记录监督信息覆盖范围、教师前向次数、学生生成量、训练资源和任务指标。</w:t>
       </w:r>
     </w:p>
     <w:p>
@@ -1933,17 +1933,17 @@
         <w:ind w:firstLine="420"/>
       </w:pPr>
       <w:r>
-        <w:t>全词表监督在每个位置保留教师完整分布，信息较充分，但词表维度会带来较大的计算、显存和传输开销。Top-K 监督只保留教师或指定支持集中的高概率 token，资源开销可能下降，但必须明确 K 的取值、支持集来源、截断后的归一化和支持集外 token 的处理。K1 sampled-token 则是对分布目标使用单样本采样估计，不是与前两者完全同层级的支持集粒度。Rethinking OPD 从现象、机制和训练配方角度讨论 OPD[11]；Revisiting OPD 聚焦经验失败模式与修复[13]。二者可作为监督信息覆盖和稳定性分析的参考，但具体资源收益仍需本课题验证。</w:t>
-      </w:r>
-    </w:p>
-    <w:p>
-      <w:pPr>
-        <w:pStyle w:val="a"/>
-        <w:jc w:val="both"/>
-        <w:ind w:firstLine="420"/>
-      </w:pPr>
-      <w:r>
-        <w:t>Qwen3 技术报告提供了本课题模型家族的背景信息[16]。LoRA 通过低秩增量减少需要更新的参数量[19]；若后续因资源限制考察量化适配，应将量化方式带来的收益与蒸馏粒度收益分开报告。</w:t>
+        <w:t>全词表监督在每个位置保留教师完整分布，信息较充分，但词表维度会带来较大的计算、显存和传输开销。Top-K 监督只保留指定支持集中的高概率 token，需要明确 K 值、支持集来源、截断后的归一化和支持集外 token 的处理。K1 sampled-token 对分布目标进行单样本采样估计。相关 OPD 研究为监督信息覆盖和稳定性分析提供了参考[11][13]，本课题将在统一任务中比较三种方案的效果与资源开销。</w:t>
+      </w:r>
+    </w:p>
+    <w:p>
+      <w:pPr>
+        <w:pStyle w:val="a"/>
+        <w:jc w:val="both"/>
+        <w:ind w:firstLine="420"/>
+      </w:pPr>
+      <w:r>
+        <w:t>Qwen3 技术报告提供了模型家族的背景信息[16]。LoRA 通过低秩增量减少需要更新的参数量[19]，为小模型后训练提供了参数高效的实现路径。量化适配会引入新的资源变量，因此不纳入主要比较。</w:t>
       </w:r>
     </w:p>
     <w:p>
@@ -1972,17 +1972,17 @@
         <w:ind w:firstLine="420"/>
       </w:pPr>
       <w:r>
-        <w:t>本课题使用公开 Function Calling 数据，但最终采用的数据集名称、版本和许可证待填写。APIGen、ToolACE、API-Bank 和 ToolBench 均已列入本报告的引用清单，可作为候选研究文献和数据来源；正式使用的数据快照仍需逐项核验，并记录下载版本、过滤规则、重复样本处理和与独立测试集的重叠检查。</w:t>
-      </w:r>
-    </w:p>
-    <w:p>
-      <w:pPr>
-        <w:pStyle w:val="a"/>
-        <w:jc w:val="both"/>
-        <w:ind w:firstLine="420"/>
-      </w:pPr>
-      <w:r>
-        <w:t>公开数据的“可用”还需要经过三方面检查。第一是结构检查：工具 schema、函数名、参数类型和目标调用能否被统一解析；第二是语义检查：用户问题是否确实需要给定工具，目标参数是否能够由上下文推导；第三是执行检查：调用是否可以在本地模拟环境中运行，返回结果是否能够继续拼接到对话。APIGen 的可验证数据构造强调执行和语义检查[25]，ToolACE 的工作说明了多层检查对于降低函数调用噪声的重要性[26]。本课题借鉴这些原则，但不宣称候选数据已经通过本项目审计。</w:t>
+        <w:t>本课题使用公开 Function Calling 数据。APIGen、ToolACE、API-Bank 和 ToolBench 为数据来源筛选、任务分类和评测设计提供参考。数据准备阶段将记录数据快照、许可证、字段映射、过滤规则、重复样本处理及其与独立测试集的重叠检查。</w:t>
+      </w:r>
+    </w:p>
+    <w:p>
+      <w:pPr>
+        <w:pStyle w:val="a"/>
+        <w:jc w:val="both"/>
+        <w:ind w:firstLine="420"/>
+      </w:pPr>
+      <w:r>
+        <w:t>公开数据进入训练前需要经过结构、语义和执行三方面检查。结构检查关注工具 schema、函数名、参数类型和目标调用的统一解析；语义检查关注用户问题与目标工具、目标参数之间的一致性；执行检查关注调用在本地模拟环境中的运行结果及其对后续对话的支持。APIGen 和 ToolACE 的多层检查方法为数据审计提供了参考[25][26]。</w:t>
       </w:r>
     </w:p>
     <w:p>
@@ -2002,7 +2002,7 @@
         <w:ind w:firstLine="420"/>
       </w:pPr>
       <w:r>
-        <w:t>BFCL 是与函数调用直接相关的评测基准，覆盖结构化调用、并行或串行调用以及部分 Agent 场景[27]；AgentBench 则提供跨环境、多轮 Agent 评估的研究背景[28]。本课题可结合公开的 Function Calling 测试规范和自建模拟工具，分别评估格式、函数选择、参数、执行和端到端任务完成；最终采用哪一个独立测试版本待填写。</w:t>
+        <w:t>BFCL 覆盖结构化调用、并行或串行调用以及部分 Agent 场景[27]，AgentBench 提供跨环境、多轮 Agent 评估的研究背景[28]。本课题将结合公开 Function Calling 测试规范和自建模拟工具，分别评估格式、函数选择、参数、执行和端到端任务完成情况。</w:t>
       </w:r>
     </w:p>
     <w:p>
@@ -2071,17 +2071,17 @@
         <w:ind w:firstLine="420"/>
       </w:pPr>
       <w:r>
-        <w:t>5. 小模型在教师指导下的收益必须与 LoRA 容量、模板兼容性和资源预算区分，不能直接搬用更大规模模型的结论。</w:t>
-      </w:r>
-    </w:p>
-    <w:p>
-      <w:pPr>
-        <w:pStyle w:val="a"/>
-        <w:jc w:val="both"/>
-        <w:ind w:firstLine="420"/>
-      </w:pPr>
-      <w:r>
-        <w:t>因此，本课题拟以 Qwen3-0.6B 学生、Qwen3-4B 教师和经核验的公开 Function Calling 数据为条件，比较任务要求的散度方向和监督信息粒度/估计方式，重点观察效果、稳定性、资源开销与 Agent 行为之间的联系。</w:t>
+        <w:t>5. 小模型在教师指导下的收益还受到 LoRA 容量、模板兼容性和资源预算影响，需要在统一模型与训练条件下进行分析。</w:t>
+      </w:r>
+    </w:p>
+    <w:p>
+      <w:pPr>
+        <w:pStyle w:val="a"/>
+        <w:jc w:val="both"/>
+        <w:ind w:firstLine="420"/>
+      </w:pPr>
+      <w:r>
+        <w:t>因此，本课题以 Qwen3-0.6B 学生、Qwen3-4B 教师和经过审计的公开 Function Calling 数据为基础，比较任务要求中的散度方向和监督信息粒度，重点分析任务效果、训练稳定性、资源开销与 Agent 行为之间的联系。</w:t>
       </w:r>
     </w:p>
     <w:p>
@@ -2159,10 +2159,7 @@
               <w:ind w:firstLine="0"/>
             </w:pPr>
             <w:r>
-              <w:rPr>
-                <w:b/>
-              </w:rPr>
-              <w:t>本课题拟验证的表现</w:t>
+              <w:t>本课题考察内容</w:t>
             </w:r>
           </w:p>
         </w:tc>
@@ -2358,16 +2355,6 @@
     </w:tbl>
     <w:p>
       <w:pPr>
-        <w:pStyle w:val="a"/>
-        <w:jc w:val="both"/>
-        <w:ind w:firstLine="420"/>
-      </w:pPr>
-      <w:r>
-        <w:t>该表不是结果预测，而是把文献中的方法变量映射到本课题可观测证据，便于后续实验和论文分析保持一致。</w:t>
-      </w:r>
-    </w:p>
-    <w:p>
-      <w:pPr>
         <w:pStyle w:val="1"/>
       </w:pPr>
       <w:r>
@@ -2391,7 +2378,7 @@
         <w:ind w:firstLine="420"/>
       </w:pPr>
       <w:r>
-        <w:t>研究流程以学生自身生成的 Function Calling 轨迹为中心：学生在 LoRA 参数下生成函数调用或响应，冻结教师在学生访问到的前缀上提供 token 级分布反馈，学生依据所选散度和监督信息粒度/估计方式更新 LoRA。数据、模型模板、训练预算和评测规则在不同比较方案之间保持一致，具体训练脚本和缓存方式以后续接口设计为准。该流程借鉴 GKD、MiniLLM 对学生状态与教师反馈的讨论，并参考 Thinking Machines Lab 技术文章中的工程实现[7][8][10]。</w:t>
+        <w:t>研究流程以学生自身生成的 Function Calling 轨迹为中心：学生在 LoRA 参数下生成函数调用或响应，冻结教师在学生访问到的前缀上提供 token 级分布反馈，学生依据所选散度和监督信息粒度更新 LoRA。不同方案使用统一的数据、模型模板、训练预算和评测规则，并记录学生轨迹、教师反馈、损失状态与资源占用。该流程借鉴 GKD、MiniLLM 对学生状态与教师反馈的讨论，并参考 Thinking Machines Lab 技术文章中的工程实现[7][8][10]。</w:t>
       </w:r>
     </w:p>
     <w:p>
@@ -2410,7 +2397,7 @@
         <w:ind w:firstLine="420"/>
       </w:pPr>
       <w:r>
-        <w:t>研究内容一是比较 Forward KL、Reverse KL 和一种广义散度。Forward KL 研究教师分布对学生覆盖的要求，Reverse KL 研究学生实际生成模式与教师分布的匹配，广义散度用于考察二者之间的折中。广义散度的具体选择、参数和梯度估计器待定；若某种散度在某一种监督信息粒度/估计方式下无法建立公平估计，需要如实记录方法限制。</w:t>
+        <w:t>研究内容一是比较 Forward KL、Reverse KL 和代表性广义散度。Forward KL 用于研究教师分布覆盖，Reverse KL 用于研究学生实际生成区域与教师分布的匹配，广义散度用于考察两种偏好之间的折中。各目标使用统一的输入、Mask、支持集说明与数值精度设置。</w:t>
       </w:r>
     </w:p>
     <w:p>
@@ -2477,26 +2464,17 @@
         <w:ind w:firstLine="420"/>
       </w:pPr>
       <w:r>
-        <w:t xml:space="preserve">• </w:t>
-      </w:r>
-      <w:r>
-        <w:rPr>
-          <w:b/>
-        </w:rPr>
-        <w:t>K1 sampled-token：</w:t>
-      </w:r>
-      <w:r>
-        <w:t xml:space="preserve"> 使用一个采样 token 的教师和学生信息估计监督信号；它是对相应期望的单样本采样估计器，不是普通意义上的监督粒度，也不等于 Top-1 argmax，需要分析其估计方差。</w:t>
-      </w:r>
-    </w:p>
-    <w:p>
-      <w:pPr>
-        <w:pStyle w:val="a"/>
-        <w:jc w:val="both"/>
-        <w:ind w:firstLine="420"/>
-      </w:pPr>
-      <w:r>
-        <w:t>Top-K 的支持集、归一化和支持集外处理，K1 的 proposal、梯度和方差控制，均属于待冻结实验协议。比较重点不是预设某种粒度最优，而是分析不同粒度在 Function Calling 中对格式、选择、参数和执行的影响。</w:t>
+        <w:t>• K1 sampled-token：从教师分布采样一个 token，对相应期望进行单样本估计，并分析其估计方差；该方法与 Top-1 argmax 硬标签监督分别记录。</w:t>
+      </w:r>
+    </w:p>
+    <w:p>
+      <w:pPr>
+        <w:pStyle w:val="a"/>
+        <w:jc w:val="both"/>
+        <w:ind w:firstLine="420"/>
+      </w:pPr>
+      <w:r>
+        <w:t>Top-K 统一规定支持集构造、归一化和支持集外概率处理，K1 统一规定 proposal、梯度估计和随机种子管理。比较内容包括 Function Calling 的格式、函数选择、参数与执行结果，以及训练稳定性和资源开销。</w:t>
       </w:r>
     </w:p>
     <w:p>
@@ -2597,17 +2575,17 @@
         <w:ind w:firstLine="420"/>
       </w:pPr>
       <w:r>
-        <w:t>本课题只确定采用 LoRA 后训练，具体插入位置、秩、缩放、学习率、序列长度和其他参数待根据 Qwen3 结构、数据质量和算力确定；主比较应共享同一 LoRA 配置。Qwen3-0.6B 学生和 Qwen3-4B 教师的 tokenizer、特殊 token 和 Function Calling 模板需要实际审计，不能仅凭模型名称假设完全一致。</w:t>
-      </w:r>
-    </w:p>
-    <w:p>
-      <w:pPr>
-        <w:pStyle w:val="a"/>
-        <w:jc w:val="both"/>
-        <w:ind w:firstLine="420"/>
-      </w:pPr>
-      <w:r>
-        <w:t>采用 LoRA 的直接目的不是提出新的参数高效微调算法，而是在本科毕业设计的资源条件下控制可训练参数规模，使多个蒸馏方案能够从相同的学生基座出发。LoRA adapter 的保存、加载和合并方式也可能影响最终服务，因此需要把“训练参数变化”和“部署加载方式”分开记录。若后续采用量化或其他压缩设置，应将其作为资源条件，而不是隐含到某一种监督信息粒度/估计方式的效果中。</w:t>
+        <w:t>本课题采用 LoRA 进行学生模型后训练。各对照组使用统一的插入位置、秩、缩放系数、学习率、序列长度和可训练参数范围。训练前检查 Qwen3-0.6B 学生与 Qwen3-4B 教师的 tokenizer、特殊 token 和 Function Calling 模板，建立一致的编码、对齐和输出解析流程。</w:t>
+      </w:r>
+    </w:p>
+    <w:p>
+      <w:pPr>
+        <w:pStyle w:val="a"/>
+        <w:jc w:val="both"/>
+        <w:ind w:firstLine="420"/>
+      </w:pPr>
+      <w:r>
+        <w:t>LoRA 用于控制可训练参数规模，使多个蒸馏方案从相同的学生基座出发。实验分别记录 LoRA adapter 的保存、加载与合并方式，以及部署后端中的加载配置，从而区分训练参数变化和服务加载方式带来的影响。</w:t>
       </w:r>
     </w:p>
     <w:p>
@@ -2626,7 +2604,7 @@
         <w:ind w:firstLine="420"/>
       </w:pPr>
       <w:r>
-        <w:t>离线评测拟分层记录：格式是否可解析、函数名是否正确、参数键和值是否匹配、schema 是否通过、单步调用是否可执行，以及多轮任务是否完成。对允许多个等价表达的参数，需要先定义规范化规则。拟将代表性 checkpoint 放入一种候选后端（vLLM 或自建 Agent），在统一输入、工具 schema 和评测规则下进行验证；教师和学生基座模型是否作为对照一并加载、实际后端、模型加载方式和 Agent 交互轮数待确认。vLLM 的 PagedAttention 工作可作为服务效率背景[20]。</w:t>
+        <w:t>离线评测分层记录格式解析、函数名、参数键值、schema 合法性、单步调用执行和多轮任务完成情况，并对等价参数表达进行规范化。代表性 checkpoint 将在 vLLM 或自建 Agent 后端中加载，在统一输入、工具 schema、采样设置和评测规则下完成验证；同时记录后端版本、模型加载方式、交互轮数、延迟和吞吐。vLLM 的 PagedAttention 工作可作为服务效率研究的背景[20]。</w:t>
       </w:r>
     </w:p>
     <w:p>
@@ -2645,7 +2623,7 @@
         <w:ind w:firstLine="420"/>
       </w:pPr>
       <w:r>
-        <w:t>本课题拟回答以下问题：</w:t>
+        <w:t>本课题将回答以下问题：</w:t>
       </w:r>
     </w:p>
     <w:p>
@@ -2695,7 +2673,7 @@
         <w:ind w:firstLine="420"/>
       </w:pPr>
       <w:r>
-        <w:t>以上问题和假设均待实验验证，不能在开题阶段写成排序、提升比例或已完成结论。</w:t>
+        <w:t>上述研究问题构成实验设计、结果分析和论文讨论的主线。</w:t>
       </w:r>
     </w:p>
     <w:p>
@@ -2714,17 +2692,17 @@
         <w:ind w:firstLine="420"/>
       </w:pPr>
       <w:r>
-        <w:t>三类研究内容具有递进关系。首先，数据和模板决定学生到底在什么任务接口上生成轨迹；其次，学生轨迹和教师前缀反馈决定 OPD 的状态分布；再次，散度方向和监督信息粒度/估计方式决定教师信息如何转化为学生更新；最后，离线结构指标和 Agent 执行指标检验这种更新是否具有实际意义。若跳过中间的分布和稳定性分析，只比较最终成功率，就很难解释某种方法失败的原因。</w:t>
-      </w:r>
-    </w:p>
-    <w:p>
-      <w:pPr>
-        <w:pStyle w:val="a"/>
-        <w:jc w:val="both"/>
-        <w:ind w:firstLine="420"/>
-      </w:pPr>
-      <w:r>
-        <w:t>本课题还需要区分“能力学习”和“服务工程”两个层面。LoRA 后训练关注学生参数如何吸收教师反馈，vLLM 或自建 Agent 关注模型如何被加载、调用和评测。部署后端的差异可能影响延迟、吞吐和输出；因此最终测试需要固定输入、工具 schema、采样、停止条件和精度等条件，若仍有差异则作为环境因素报告。</w:t>
+        <w:t>三类研究内容具有递进关系。首先，数据和模板确定学生生成轨迹的任务接口；其次，学生轨迹和教师前缀反馈确定 OPD 的状态分布；再次，散度方向和监督信息粒度决定教师信息如何转化为学生更新；最后，离线结构指标和 Agent 执行指标检验这种更新的实际意义。结果分析将结合中间分布、训练稳定性和最终成功率解释不同方法的表现。</w:t>
+      </w:r>
+    </w:p>
+    <w:p>
+      <w:pPr>
+        <w:pStyle w:val="a"/>
+        <w:jc w:val="both"/>
+        <w:ind w:firstLine="420"/>
+      </w:pPr>
+      <w:r>
+        <w:t>本课题还将区分能力学习和服务工程两个层面。LoRA 后训练研究学生参数如何吸收教师反馈，vLLM 或自建 Agent 研究模型如何被加载、调用和评测。最终测试固定输入、工具 schema、采样、停止条件和数值精度，并将后端差异作为环境因素单独记录。</w:t>
       </w:r>
     </w:p>
     <w:p>
@@ -2762,17 +2740,17 @@
         <w:ind w:firstLine="420"/>
       </w:pPr>
       <w:r>
-        <w:t>该路线确定研究对象、比较关系，以及 Qwen3-0.6B/Qwen3-4B、LoRA、Function Calling 和 vLLM/自建 Agent 的研究方向；具体数据规模、超参数、硬件、后端实现和模型 revision 仍待确认，不预先确定具体软件模块。正式实验前需要将模型 revision、数据版本、损失定义、支持集协议和评测脚本记录在配置文件中。</w:t>
-      </w:r>
-    </w:p>
-    <w:p>
-      <w:pPr>
-        <w:pStyle w:val="a"/>
-        <w:jc w:val="both"/>
-        <w:ind w:firstLine="420"/>
-      </w:pPr>
-      <w:r>
-        <w:t>从实验可追溯性看，每个实际运行的方案至少需要关联四类信息：研究定义（散度、粒度、支持集和 mask）、数据定义（来源、版本、划分和过滤）、模型定义（基座、教师、LoRA 和模板）以及运行定义（随机种子、资源、依赖和命令）。这些信息构成结果解释的上下文；如果缺少其中任何一项，后续很难判断方法差异来自算法、数据还是环境。</w:t>
+        <w:t>总体路线由模型与数据准备、SFT 基线、在线策略蒸馏、统一评测和结果分析组成。实验配置记录模型版本、数据版本、损失定义、支持集协议、训练参数和评测脚本。</w:t>
+      </w:r>
+    </w:p>
+    <w:p>
+      <w:pPr>
+        <w:pStyle w:val="a"/>
+        <w:jc w:val="both"/>
+        <w:ind w:firstLine="420"/>
+      </w:pPr>
+      <w:r>
+        <w:t>每项实验关联四类信息：研究定义，包括散度、粒度、支持集和 Mask；数据定义，包括来源、版本、划分和过滤；模型定义，包括学生、教师、LoRA 和模板；运行定义，包括随机种子、资源、依赖和命令。上述信息共同构成实验结果的复现与解释依据。</w:t>
       </w:r>
     </w:p>
     <w:p>
@@ -2791,27 +2769,27 @@
         <w:ind w:firstLine="420"/>
       </w:pPr>
       <w:r>
-        <w:t>模型方面，当前拟定基线为 Qwen3-0.6B 学生和 Qwen3-4B 教师；教师不参与参数更新，学生拟采用 LoRA。Qwen3 技术报告用于说明模型家族背景[16]。开始训练前检查师生 tokenizer 的词表、特殊 token、消息模板和函数调用格式；如果不能建立可靠的 token 对齐，应重新评估所有依赖 token 分布对齐的比较（包括全词表、Top-K 和 K1），并把限制写入报告。</w:t>
-      </w:r>
-    </w:p>
-    <w:p>
-      <w:pPr>
-        <w:pStyle w:val="a"/>
-        <w:jc w:val="both"/>
-        <w:ind w:firstLine="420"/>
-      </w:pPr>
-      <w:r>
-        <w:t>数据方面，先核验公开 Function Calling 数据的来源、许可证、字段含义和版本，再根据实际字段构造统一的用户消息、工具 schema、调用响应和工具结果表示。训练、验证和测试数据严格隔离，具体划分比例、子集范围和去重规则待根据数据质量确定。APIGen、ToolACE、API-Bank 和 ToolBench 仅作为候选的相关数据构造来源[23][24][25][26]，不会默认全部使用，也不替代最终数据选择。</w:t>
-      </w:r>
-    </w:p>
-    <w:p>
-      <w:pPr>
-        <w:pStyle w:val="a"/>
-        <w:jc w:val="both"/>
-        <w:ind w:firstLine="420"/>
-      </w:pPr>
-      <w:r>
-        <w:t>数据审计应特别关注三类异常：一是 schema 语法存在错误，导致模型输出即使符合目标文本也无法被解析；二是参数标签与用户意图不一致，导致字符串匹配无法代表真实调用正确；三是工具返回结果缺失或格式不统一，导致多轮 Agent 的失败被误算为模型失败。后续评测器需要保存原始样本、规范化样本和失败原因，必要时对自动规则进行人工抽查。这里的审计与清洗属于数据准备，不等于已经完成训练。</w:t>
+        <w:t>模型方面，采用 Qwen3-0.6B 作为学生、Qwen3-4B 作为教师，教师参数冻结，学生通过 LoRA 更新。训练前检查师生 tokenizer 的词表、特殊 token、消息模板和函数调用格式，并通过回环测试验证编码、解码与 token 对齐。Qwen3 技术报告用于说明模型家族背景[16]。</w:t>
+      </w:r>
+    </w:p>
+    <w:p>
+      <w:pPr>
+        <w:pStyle w:val="a"/>
+        <w:jc w:val="both"/>
+        <w:ind w:firstLine="420"/>
+      </w:pPr>
+      <w:r>
+        <w:t>数据方面，核验公开 Function Calling 数据的来源、许可证、字段含义和版本，并将实际字段转换为统一的用户消息、工具 schema、调用响应和工具结果表示。训练、验证和测试数据按照来源与模板隔离，记录划分比例、子集范围和去重规则。APIGen、ToolACE、API-Bank 和 ToolBench 为数据选择与构造提供参考[23][24][25][26]。</w:t>
+      </w:r>
+    </w:p>
+    <w:p>
+      <w:pPr>
+        <w:pStyle w:val="a"/>
+        <w:jc w:val="both"/>
+        <w:ind w:firstLine="420"/>
+      </w:pPr>
+      <w:r>
+        <w:t>数据审计重点处理三类异常：schema 语法错误、参数标签与用户意图不一致、工具返回缺失或格式不统一。评测器保存原始样本、规范化样本和失败原因，并对自动规则进行抽样复核。</w:t>
       </w:r>
     </w:p>
     <w:p>
@@ -2830,17 +2808,17 @@
         <w:ind w:firstLine="420"/>
       </w:pPr>
       <w:r>
-        <w:t>学生 rollout 的采样策略属于实验控制变量，温度、停止条件、最大生成长度和其他具体参数待根据数据分布与算力确定，所有比较组保持一致。是否采用贪心、如何处理非法格式轨迹以及是否重试，统一作为实验协议中预先固定的 rollout 处理规则；不得在不同方法之间使用不同的后处理规则。</w:t>
-      </w:r>
-    </w:p>
-    <w:p>
-      <w:pPr>
-        <w:pStyle w:val="a"/>
-        <w:jc w:val="both"/>
-        <w:ind w:firstLine="420"/>
-      </w:pPr>
-      <w:r>
-        <w:t>教师在学生已经访问到的前缀上提供分布或局部 token 信息。学生依据相同前缀重新计算可训练的蒸馏目标，教师保持冻结。全词表、Top-K 和 K1 只改变教师信息的保留或估计方式，不应改变数据划分、rollout 条件和总训练预算。</w:t>
+        <w:t>学生 rollout 的温度、停止条件、最大生成长度、非法格式处理和重试规则均作为控制变量写入配置，所有比较组使用相同的采样与后处理协议。</w:t>
+      </w:r>
+    </w:p>
+    <w:p>
+      <w:pPr>
+        <w:pStyle w:val="a"/>
+        <w:jc w:val="both"/>
+        <w:ind w:firstLine="420"/>
+      </w:pPr>
+      <w:r>
+        <w:t>教师在学生访问到的前缀上提供分布或局部 token 信息，学生依据相同前缀计算可训练的蒸馏目标，教师参数保持冻结。全词表、Top-K 和 K1 只改变教师信息的保留或估计方式，数据划分、rollout 条件和总训练预算保持一致。</w:t>
       </w:r>
     </w:p>
     <w:tbl>
@@ -3112,7 +3090,7 @@
         <w:ind w:firstLine="420"/>
       </w:pPr>
       <w:r>
-        <w:t>该表强调的是比较边界，而不是已经确定的软件实现。实现优化不得改变教师看到的学生前缀、可见信息和训练预算，也不能使某一方法额外获得测试集标签。</w:t>
+        <w:t>所有方法共享数据读取、学生 rollout、教师评分和指标记录接口，保证不同对照组只改变目标函数或监督信息粒度。</w:t>
       </w:r>
     </w:p>
     <w:p>
@@ -3347,17 +3325,17 @@
         <w:ind w:firstLine="420"/>
       </w:pPr>
       <w:r>
-        <w:t>其中，m 表示由消息、工具边界和响应位置共同决定的有效 token 掩码。概率计算应避免零概率和数值溢出，具体精度和稳定化方式待实现验证。K1 sampled-token 不直接等同于上述散度的精确计算，而应在正式协议中另行定义采样估计器。</w:t>
-      </w:r>
-    </w:p>
-    <w:p>
-      <w:pPr>
-        <w:pStyle w:val="a"/>
-        <w:jc w:val="both"/>
-        <w:ind w:firstLine="420"/>
-      </w:pPr>
-      <w:r>
-        <w:t>候选监督信息粒度/估计方式矩阵如下，表中“广义散度”代表后续选择并冻结的一种具体目标：</w:t>
+        <w:t>其中，m 表示由消息、工具边界和响应位置共同确定的有效 token 掩码。概率计算采用 log-sum-exp、概率下界和混合精度控制避免数值溢出。K1 sampled-token 使用单独定义的采样估计器，并记录随机种子与估计方差。</w:t>
+      </w:r>
+    </w:p>
+    <w:p>
+      <w:pPr>
+        <w:pStyle w:val="a"/>
+        <w:jc w:val="both"/>
+        <w:ind w:firstLine="420"/>
+      </w:pPr>
+      <w:r>
+        <w:t>监督信息粒度与散度目标的比较矩阵如下：</w:t>
       </w:r>
     </w:p>
     <w:tbl>
@@ -3465,10 +3443,7 @@
               <w:ind w:firstLine="0"/>
             </w:pPr>
             <w:r>
-              <w:rPr>
-                <w:b/>
-              </w:rPr>
-              <w:t>状态</w:t>
+              <w:t>说明</w:t>
             </w:r>
           </w:p>
         </w:tc>
@@ -3545,7 +3520,7 @@
               <w:ind w:firstLine="0"/>
             </w:pPr>
             <w:r>
-              <w:t>候选，待验证</w:t>
+              <w:t>纳入对比</w:t>
             </w:r>
           </w:p>
         </w:tc>
@@ -3622,7 +3597,7 @@
               <w:ind w:firstLine="0"/>
             </w:pPr>
             <w:r>
-              <w:t>候选，待验证</w:t>
+              <w:t>纳入对比</w:t>
             </w:r>
           </w:p>
         </w:tc>
@@ -3699,7 +3674,7 @@
               <w:ind w:firstLine="0"/>
             </w:pPr>
             <w:r>
-              <w:t>候选，待验证</w:t>
+              <w:t>纳入对比</w:t>
             </w:r>
           </w:p>
         </w:tc>
@@ -3712,17 +3687,17 @@
         <w:ind w:firstLine="420"/>
       </w:pPr>
       <w:r>
-        <w:t>该表是任务要求的候选研究矩阵，不是已运行的实验清单。广义散度、K 值、支持集来源、重归一化、支持集外 token、K1 proposal 和梯度估计器在正式实验前冻结。若某一组合无法形成公平的数学估计，应将其标记为方法限制，不用邻近结果替代。</w:t>
-      </w:r>
-    </w:p>
-    <w:p>
-      <w:pPr>
-        <w:pStyle w:val="a"/>
-        <w:jc w:val="both"/>
-        <w:ind w:firstLine="420"/>
-      </w:pPr>
-      <w:r>
-        <w:t>为了避免概念混淆，实验记录中应分别保存以下名称：</w:t>
+        <w:t>比较矩阵覆盖三类目标函数和三种监督方案。各实验使用统一的数据、训练预算和评测协议，并在配置中记录损失形式、K 值、支持集、重归一化、K1 proposal、梯度估计和数值精度。</w:t>
+      </w:r>
+    </w:p>
+    <w:p>
+      <w:pPr>
+        <w:pStyle w:val="a"/>
+        <w:jc w:val="both"/>
+        <w:ind w:firstLine="420"/>
+      </w:pPr>
+      <w:r>
+        <w:t>三种监督方案和广义散度的名称定义如下：</w:t>
       </w:r>
     </w:p>
     <w:p>
@@ -3732,7 +3707,7 @@
         <w:ind w:firstLine="420"/>
       </w:pPr>
       <w:r>
-        <w:t>• “全词表”表示教师完整输出在规定有效位置上参与分布匹配，不表示一定保存所有中间张量；</w:t>
+        <w:t>• “全词表”表示教师完整输出在规定有效位置上参与分布匹配；工程实现可采用分块计算或流式处理。</w:t>
       </w:r>
     </w:p>
     <w:p>
@@ -3742,7 +3717,7 @@
         <w:ind w:firstLine="420"/>
       </w:pPr>
       <w:r>
-        <w:t>• “Top-K”表示只使用某个明确支持集，不表示自动采用教师 Top-1，也不表示学生和教师都在同一全集上重归一化；</w:t>
+        <w:t>• “Top-K”表示使用明确的高概率 token 支持集，并记录支持集来源、重归一化和支持集外概率处理。</w:t>
       </w:r>
     </w:p>
     <w:p>
@@ -3752,7 +3727,7 @@
         <w:ind w:firstLine="420"/>
       </w:pPr>
       <w:r>
-        <w:t>• “K1 sampled-token”表示每个位置使用一个采样 token 的估计，不表示选择概率最大的 token；</w:t>
+        <w:t>• “K1 sampled-token”表示每个位置使用一个采样 token 估计相应期望，与选择最大概率 token 的硬标签方法分开记录。</w:t>
       </w:r>
     </w:p>
     <w:p>
@@ -3762,17 +3737,17 @@
         <w:ind w:firstLine="420"/>
       </w:pPr>
       <w:r>
-        <w:t>• “广义散度”表示拟从经过文献核验的 JSD、skew KL 或其他候选目标中选择的一种具体目标，正式实验前必须把名称和公式写入配置。</w:t>
-      </w:r>
-    </w:p>
-    <w:p>
-      <w:pPr>
-        <w:pStyle w:val="a"/>
-        <w:jc w:val="both"/>
-        <w:ind w:firstLine="420"/>
-      </w:pPr>
-      <w:r>
-        <w:t>如果教师和学生的词表、token 边界或特殊 token 不一致，分布差异可能失去可比性。此时应先解决对齐问题，或者重新评估所有依赖 token 分布对齐的比较（包括全词表、Top-K 和 K1），而不能通过静默删除不匹配 token 的方式制造可比结果。对数概率的数值计算、mask 和梯度处理应由单元测试验证，但测试细节不在开题阶段预先写成已经完成的实现。</w:t>
+        <w:t>• “广义散度”分析 JSD、skew KL 等代表性目标，并在实验配置中记录具体公式、混合参数和梯度计算规则。</w:t>
+      </w:r>
+    </w:p>
+    <w:p>
+      <w:pPr>
+        <w:pStyle w:val="a"/>
+        <w:jc w:val="both"/>
+        <w:ind w:firstLine="420"/>
+      </w:pPr>
+      <w:r>
+        <w:t>师生词表、token 边界和特殊 token 需要保持可对齐。正式训练前通过 tokenizer 单元测试、模板回环测试和小批量损失/梯度测试验证对数概率、Mask、padding 和梯度传播的正确性。</w:t>
       </w:r>
     </w:p>
     <w:p>
@@ -3791,7 +3766,7 @@
         <w:ind w:firstLine="420"/>
       </w:pPr>
       <w:r>
-        <w:t>评价指标拟分为核心指标和资源允许时的扩展指标：</w:t>
+        <w:t>评价指标分为任务效果、训练稳定性、分布与误差分析、资源与部署四类：</w:t>
       </w:r>
     </w:p>
     <w:tbl>
@@ -3983,7 +3958,7 @@
         <w:ind w:firstLine="420"/>
       </w:pPr>
       <w:r>
-        <w:t>BFCL 可为结构化函数调用和 Agent 评测提供参考[27]；AgentBench 可为多轮环境交互提供背景[28]。本项目自定义指标需给出明确的操作定义，不能把项目指标写成 BFCL 的官方指标。若纳入部署/服务评测，再记录吞吐、首 token 延迟、完整响应延迟和端到端任务成功率，具体测量环境待填写。</w:t>
+        <w:t>BFCL 为结构化函数调用和 Agent 评测提供参考[27]，AgentBench 为多轮环境交互提供背景[28]。本课题使用明确的指标定义评估函数选择、参数、schema、执行和任务完成情况；部署评测进一步记录吞吐、首 token 延迟、完整响应延迟和端到端任务成功率。</w:t>
       </w:r>
     </w:p>
     <w:p>
@@ -4003,27 +3978,27 @@
         <w:ind w:firstLine="420"/>
       </w:pPr>
       <w:r>
-        <w:t>在资源与重复运行条件允许时，稳定性分析应关注完整训练过程而不只是最终 checkpoint。可以记录损失变化、有效 token 数、学生和教师熵、师生 Top-K overlap、格式错误和支持集外比例；如果资源允许，再记录梯度范数、异常值和不同随机种子之间的方差。资源分析至少区分学生 rollout、教师前向和最终服务三个阶段，以免将部署吞吐误作蒸馏训练效率。</w:t>
-      </w:r>
-    </w:p>
-    <w:p>
-      <w:pPr>
-        <w:pStyle w:val="a"/>
-        <w:jc w:val="both"/>
-        <w:ind w:firstLine="420"/>
-      </w:pPr>
-      <w:r>
-        <w:t>公平性原则是固定学生、教师、公开数据、数据划分、LoRA 配置、训练预算、生成条件和评测脚本；具体序列长度、批处理、优化器、学习率、随机种子数量和硬件由算力确定。如果某方法无法使用完全相同的资源设置，应报告差异，分别讨论等预算、等时间或等训练量的结果。正式实验需保存配置、代码提交号、模型 revision、数据版本、依赖版本和原始指标，但本开题报告不填写尚未得到的值。</w:t>
-      </w:r>
-    </w:p>
-    <w:p>
-      <w:pPr>
-        <w:pStyle w:val="a"/>
-        <w:jc w:val="both"/>
-        <w:ind w:firstLine="420"/>
-      </w:pPr>
-      <w:r>
-        <w:t>在资源与重复运行条件允许时，结果分析不只保留每个方法的最高分，而是拟同时报告完整训练曲线、最终验证/测试统计、重复运行之间的波动和资源消耗；如果重复次数或测试规模不足以支持显著性判断，只报告差异方向和不确定性，不把小幅差异表述为稳定优势。失败案例按工具选择、结构解析、参数字段、参数值、上下文和执行环节分类，随后比较不同散度和监督信息粒度/估计方式的错误分布。</w:t>
+        <w:t>稳定性分析覆盖完整训练过程，记录损失、有效 token 数、师生熵、Top-K overlap、格式错误、支持集外概率、梯度范数和异常值。资源分析分别统计学生 rollout、教师前向和最终服务三个阶段，区分蒸馏训练效率与部署吞吐。</w:t>
+      </w:r>
+    </w:p>
+    <w:p>
+      <w:pPr>
+        <w:pStyle w:val="a"/>
+        <w:jc w:val="both"/>
+        <w:ind w:firstLine="420"/>
+      </w:pPr>
+      <w:r>
+        <w:t>公平性原则是固定学生、教师、公开数据、数据划分、LoRA 配置、训练预算、生成条件和评测脚本。所有实验保存配置、代码提交号、模型版本、数据版本、依赖版本、硬件环境和原始指标；不同成本口径同时报告学生更新量、墙钟时间和教师调用开销。</w:t>
+      </w:r>
+    </w:p>
+    <w:p>
+      <w:pPr>
+        <w:pStyle w:val="a"/>
+        <w:jc w:val="both"/>
+        <w:ind w:firstLine="420"/>
+      </w:pPr>
+      <w:r>
+        <w:t>结果分析报告完整训练曲线、验证与测试统计、重复运行波动和资源消耗。失败案例按照工具选择、结构解析、参数字段、参数值、上下文和执行环节分类，并比较不同散度和监督方案的错误分布。</w:t>
       </w:r>
     </w:p>
     <w:p>
@@ -4042,7 +4017,7 @@
         <w:ind w:firstLine="420"/>
       </w:pPr>
       <w:r>
-        <w:t>模型规模和 LoRA 方式预计使学生后训练具有可行性，但仍需通过环境盘点和最小试运行验证；教师 Qwen3-4B 的前向反馈和全词表分布可能带来较高资源压力，需在环境盘点后确定批处理和精度方案。LoRA 原始工作为参数高效适配提供了方法依据[19]。量化或其他压缩方式不纳入主比较矩阵，除非后续资源风险迫使方案调整。</w:t>
+        <w:t>Qwen3-0.6B 学生、Qwen3-4B 教师和 LoRA 后训练构成可实施的模型组合，PyTorch、Transformers、PEFT 与 vLLM 提供训练和部署基础。教师在线前向与全词表分布是主要资源压力，实验将通过短序列验证、小批量训练、梯度累积、混合精度、教师输出缓存和分块计算控制资源开销。</w:t>
       </w:r>
     </w:p>
     <w:p>
@@ -4100,10 +4075,7 @@
               <w:ind w:firstLine="0"/>
             </w:pPr>
             <w:r>
-              <w:rPr>
-                <w:b/>
-              </w:rPr>
-              <w:t>拟采取的原则性措施</w:t>
+              <w:t>解决措施</w:t>
             </w:r>
           </w:p>
         </w:tc>
@@ -4135,7 +4107,7 @@
               <w:ind w:firstLine="0"/>
             </w:pPr>
             <w:r>
-              <w:t>训练前审计并记录版本；不能直接对不对齐的词表计算分布差异。</w:t>
+              <w:t>训练前审计并记录版本，通过对齐测试统一蒸馏输入。</w:t>
             </w:r>
           </w:p>
         </w:tc>
@@ -4167,7 +4139,7 @@
               <w:ind w:firstLine="0"/>
             </w:pPr>
             <w:r>
-              <w:t>比较全词表、Top-K、K1 的反馈量；具体节省资源方式根据算力确定。</w:t>
+              <w:t>比较全词表、Top-K、K1 的反馈量，采用分块计算、缓存和梯度累积控制资源开销。</w:t>
             </w:r>
           </w:p>
         </w:tc>
@@ -4306,18 +4278,17 @@
         <w:pStyle w:val="2"/>
       </w:pPr>
       <w:r>
-        <w:rPr/>
-        <w:t>4.7 可选的 Top-K 稳定化拓展</w:t>
-      </w:r>
-    </w:p>
-    <w:p>
-      <w:pPr>
-        <w:pStyle w:val="a"/>
-        <w:jc w:val="both"/>
-        <w:ind w:firstLine="420"/>
-      </w:pPr>
-      <w:r>
-        <w:t>如果主比较显示 Top-K 具有研究价值但存在明显不稳定，可进一步考察若干可选稳定化策略，例如支持集修复或损失截断。该拓展不属于主实验因素，不进入 3×3 主比较矩阵；是否实施待后续资源和协议条件确定。</w:t>
+        <w:t>4.7 Top-K 稳定化拓展</w:t>
+      </w:r>
+    </w:p>
+    <w:p>
+      <w:pPr>
+        <w:pStyle w:val="a"/>
+        <w:jc w:val="both"/>
+        <w:ind w:firstLine="420"/>
+      </w:pPr>
+      <w:r>
+        <w:t>完成主要比较后，将进一步考察 Top-K 支持集修复和损失截断方法，包括师生高概率集合并集、残余概率质量保留和极端概率比裁剪，用于分析截断监督的稳定性。</w:t>
       </w:r>
     </w:p>
     <w:p>
@@ -4345,7 +4316,7 @@
         <w:ind w:firstLine="420"/>
       </w:pPr>
       <w:r>
-        <w:t>时间以开题通过后的阶段为准，具体日期待填写。</w:t>
+        <w:t>项目按开题通过后的 16 周安排，进度如图 1 所示。</w:t>
       </w:r>
     </w:p>
     <w:tbl>
@@ -4765,7 +4736,7 @@
         <w:ind w:firstLine="420"/>
       </w:pPr>
       <w:r>
-        <w:t>进度安排以“先核验、后实现；先小规模验证、后正式比较；先离线指标、后 Agent 部署”为原则。若数据清洗、模型兼容或算力条件出现阻塞，应先记录问题并调整后续范围，不应跳过协议定义直接运行无法解释的结果。正式结果需要能够追溯到配置和代码版本，探索性结果则单独标记。</w:t>
+        <w:t>进度安排按照资料调研与数据准备、训练管线实现、对照实验、部署评测、结果分析和论文撰写依次展开。前期完成接口与短流程验证，中期开展统一配置下的正式实验，后期集中进行误差分析和论文整理。</w:t>
       </w:r>
     </w:p>
     <w:p>
@@ -4784,7 +4755,7 @@
         <w:ind w:firstLine="420"/>
       </w:pPr>
       <w:r>
-        <w:t>1. 拟完成 Qwen3-0.6B 学生的 LoRA 在线策略蒸馏研究流程，教师拟采用冻结的 Qwen3-4B。</w:t>
+        <w:t>1. 完成 Qwen3-0.6B 学生的 LoRA 在线策略蒸馏研究流程，使用冻结的 Qwen3-4B 作为教师。</w:t>
       </w:r>
     </w:p>
     <w:p>
@@ -4794,7 +4765,7 @@
         <w:ind w:firstLine="420"/>
       </w:pPr>
       <w:r>
-        <w:t>2. 拟在公开 Function Calling 数据上，按任务要求比较 Forward KL、Reverse KL、广义散度，以及全词表、Top-K、K1 sampled-token。</w:t>
+        <w:t>2. 在公开 Function Calling 数据上比较 Forward KL、Reverse KL、广义散度，以及全词表、Top-K、K1 sampled-token。</w:t>
       </w:r>
     </w:p>
     <w:p>
@@ -4804,7 +4775,7 @@
         <w:ind w:firstLine="420"/>
       </w:pPr>
       <w:r>
-        <w:t>3. 拟建立分层评测方法，分别分析格式、函数选择、参数生成、工具执行和 Agent 任务完成。</w:t>
+        <w:t>3. 建立分层评测方法，分别分析格式、函数选择、参数生成、工具执行和 Agent 任务完成情况。</w:t>
       </w:r>
     </w:p>
     <w:p>
@@ -4814,7 +4785,7 @@
         <w:ind w:firstLine="420"/>
       </w:pPr>
       <w:r>
-        <w:t>4. 拟记录不同方法的训练稳定性、教师反馈量、训练资源和部署表现，不预先填写结果。</w:t>
+        <w:t>4. 记录不同方法的训练稳定性、教师反馈量、训练资源和部署表现。</w:t>
       </w:r>
     </w:p>
     <w:p>
@@ -4824,7 +4795,7 @@
         <w:ind w:firstLine="420"/>
       </w:pPr>
       <w:r>
-        <w:t>5. 拟通过一种候选后端（vLLM 或自建 Agent）完成最终模型验证，并形成可追溯的配置、日志和分析文档。</w:t>
+        <w:t>5. 通过 vLLM 或自建 Agent 完成最终模型验证，并形成可追溯的配置、日志和分析文档。</w:t>
       </w:r>
     </w:p>
     <w:p>
@@ -4834,17 +4805,17 @@
         <w:ind w:firstLine="420"/>
       </w:pPr>
       <w:r>
-        <w:t>6. 拟形成中文项目文档、实验记录、论文正文和答辩所需材料。</w:t>
-      </w:r>
-    </w:p>
-    <w:p>
-      <w:pPr>
-        <w:pStyle w:val="a"/>
-        <w:jc w:val="both"/>
-        <w:ind w:firstLine="420"/>
-      </w:pPr>
-      <w:r>
-        <w:t>拟达到的最低成果形式是：一套可说明的 OPD 方法定义、一份公开数据和模型版本记录、一组能够解释方法差异的指标表，以及一个可重复调用的最终测试流程。若部分扩展方法因资源或协议限制无法完成，应在成果中报告限制和原因，不以缺失实验推断结论。</w:t>
+        <w:t>6. 形成中文项目文档、实验记录、毕业论文和答辩材料。</w:t>
+      </w:r>
+    </w:p>
+    <w:p>
+      <w:pPr>
+        <w:pStyle w:val="a"/>
+        <w:jc w:val="both"/>
+        <w:ind w:firstLine="420"/>
+      </w:pPr>
+      <w:r>
+        <w:t>本课题的预期成果包括一套定义清晰的 OPD 方法与训练流程、一份公开数据和模型版本记录、一组能够解释方法差异的实验指标，以及一个可重复调用的最终测试流程。</w:t>
       </w:r>
     </w:p>
     <w:p>
@@ -4872,7 +4843,7 @@
         <w:ind w:firstLine="420"/>
       </w:pPr>
       <w:r>
-        <w:t>目前已经具备的是明确的研究方向、拟定模型组合、LoRA 后训练路线、公开 Function Calling 应用领域，以及本报告第8节列出的28条已核验参考文献和相应核验记录。Qwen3 技术报告和相关模型资料可用于模型背景研究[16]；公开工具调用数据集以及 BFCL/AgentBench 等评测基准可作为候选来源[23][25][27][28]。本报告已整理自身的引用清单，但本项目的训练、评测和 Agent 部署尚未完成。</w:t>
+        <w:t>目前已具备明确的研究方向、模型组合、LoRA 后训练路线和公开 Function Calling 应用领域，并完成相关文献与模型资料调研。PyTorch、Transformers、PEFT、Datasets 和 vLLM 等开源工具能够支持后续数据处理、模型训练和部署评测。</w:t>
       </w:r>
     </w:p>
     <w:p>
@@ -4891,7 +4862,7 @@
         <w:ind w:firstLine="420"/>
       </w:pPr>
       <w:r>
-        <w:t>需要能够加载拟定的 Qwen3-0.6B 学生和 Qwen3-4B 教师，并完成学生 rollout、教师前向反馈和 LoRA 更新。软件方面拟采用常见深度学习、参数高效训练、数据处理和推理服务组件；最终版本待环境检查。硬件型号、显存、驱动、可用时长、数据存储和服务配置均待确认。若资源不足，将优先保证任务要求的核心比较，并将量化、额外 K 值或稳定化方法作为可选扩展。</w:t>
+        <w:t>软件环境包括 Python、PyTorch、Transformers、PEFT、Datasets 和 vLLM，硬件环境需支持 Qwen3-4B 教师推理、Qwen3-0.6B 学生 rollout 和 LoRA 更新。实验将根据可用显存配置序列长度、批量大小、梯度累积、混合精度和教师输出缓存。</w:t>
       </w:r>
     </w:p>
     <w:p>
@@ -4910,17 +4881,17 @@
         <w:ind w:firstLine="420"/>
       </w:pPr>
       <w:r>
-        <w:t>本课题拟优先使用可获得的计算设备和公开软件、模型、数据。若需要实验室或云计算资源，费用取决于设备、时间、存储和网络条件，当前不填写具体金额。无论使用何种资源，都应记录环境和实际消耗，不能把未发生的租用或训练费用写入报告。</w:t>
-      </w:r>
-    </w:p>
-    <w:p>
-      <w:pPr>
-        <w:pStyle w:val="a"/>
-        <w:jc w:val="both"/>
-        <w:ind w:firstLine="420"/>
-      </w:pPr>
-      <w:r>
-        <w:t>资源安排需要服务于公平比较。首先完成 tokenizer、模板、数据解析和损失定义的低成本检查，再根据实际显存和吞吐确定可运行的序列长度、有效批处理和重复次数；全词表方案若占用资源过多，可通过分批反馈或减少中间结果保存量进行工程调整，但调整后的训练预算和精度必须与其他方案对照记录；若无法保持同一预算，则仅作探索性结果，不纳入主比较结论。只有在主比较可解释的前提下，才考虑额外稳定化或量化拓展。</w:t>
+        <w:t>本课题优先使用现有计算设备和公开软件、模型与数据；云计算、存储和网络资源按照实际实验需求配置，并记录环境、用途和消耗。</w:t>
+      </w:r>
+    </w:p>
+    <w:p>
+      <w:pPr>
+        <w:pStyle w:val="a"/>
+        <w:jc w:val="both"/>
+        <w:ind w:firstLine="420"/>
+      </w:pPr>
+      <w:r>
+        <w:t>资源安排服务于公平比较。首先完成 tokenizer、模板、数据解析和损失定义的低成本检查，再根据显存与吞吐确定序列长度、有效批量和重复次数；全词表方案采用分批反馈或分块计算控制峰值，并与其他方案统一记录训练预算和数值精度。</w:t>
       </w:r>
     </w:p>
     <w:p>
@@ -4949,27 +4920,27 @@
         <w:ind w:firstLine="420"/>
       </w:pPr>
       <w:r>
-        <w:t>针对上述问题，拟采取以下措施：在训练前完成数据、模型和模板审计；在统一预算下记录教师反馈量、学生 rollout 和资源指标；为三类监督信息粒度/估计方式明确支持集、采样和 mask 协议；对异常 loss、非法结构和失败工具调用保存可追溯样本；使用分层指标区分解析、选择、参数和执行错误；最终只在实际验证过的候选后端（vLLM 或自建 Agent）上报告部署结果。</w:t>
-      </w:r>
-    </w:p>
-    <w:p>
-      <w:pPr>
-        <w:pStyle w:val="a"/>
-        <w:jc w:val="both"/>
-        <w:ind w:firstLine="420"/>
-      </w:pPr>
-      <w:r>
-        <w:t>困难分析需要区分三类原因。第一类是数据或接口原因，例如 schema 错误、模板不匹配和测试泄漏；第二类是蒸馏估计原因，例如教师支持集截断、K1 方差或散度数值不稳定；第三类是模型和服务原因，例如 LoRA 容量、后端加载和 Agent 状态管理。遇到性能下降时，应先按这三类进行定位，再决定是否增加稳定化方法；否则可能把数据修复或服务重试造成的改善误写成算法收益。</w:t>
-      </w:r>
-    </w:p>
-    <w:p>
-      <w:pPr>
-        <w:pStyle w:val="a"/>
-        <w:jc w:val="both"/>
-        <w:ind w:firstLine="420"/>
-      </w:pPr>
-      <w:r>
-        <w:t>项目还需要遵守模型和数据许可证，避免将私密工具定义、API key 或真实用户信息写入仓库。Agent 测试优先使用本地或沙箱工具，不允许未经确认的模型输出直接执行危险操作。上述是研究与工程约束，不代表相关测试已经完成。</w:t>
+        <w:t>针对上述问题，在训练前完成数据、模型和模板审计；在统一预算下记录教师反馈量、学生 rollout 和资源指标；为三类监督方案规定支持集、采样与 Mask 协议；保存异常 loss、非法结构和失败工具调用的可追溯样本；使用分层指标区分解析、选择、参数和执行错误；在通过兼容性验证的后端上完成部署评测。</w:t>
+      </w:r>
+    </w:p>
+    <w:p>
+      <w:pPr>
+        <w:pStyle w:val="a"/>
+        <w:jc w:val="both"/>
+        <w:ind w:firstLine="420"/>
+      </w:pPr>
+      <w:r>
+        <w:t>困难分析分为三类：数据与接口问题，包括 schema 错误、模板不匹配和测试泄漏；蒸馏估计问题，包括支持集截断、K1 方差和散度数值不稳定；模型与服务问题，包括 LoRA 容量、后端加载和 Agent 状态管理。实验日志按照上述类别记录问题与处理过程，使工程因素和算法因素能够分别分析。</w:t>
+      </w:r>
+    </w:p>
+    <w:p>
+      <w:pPr>
+        <w:pStyle w:val="a"/>
+        <w:jc w:val="both"/>
+        <w:ind w:firstLine="420"/>
+      </w:pPr>
+      <w:r>
+        <w:t>项目遵守模型与数据许可证，不将私密工具定义、API key 或真实用户信息写入仓库。Agent 测试优先使用本地或沙箱工具，并对执行设置超时、参数校验和日志脱敏，避免模型输出触发危险操作。</w:t>
       </w:r>
     </w:p>
     <w:p>

--- a/Papers/output/开题报告-基于在线策略蒸馏的大语言模型后训练方法研究.docx
+++ b/Papers/output/开题报告-基于在线策略蒸馏的大语言模型后训练方法研究.docx
@@ -151,8 +151,9 @@
       </w:pPr>
       <w:r>
         <w:rPr>
-          <w:rFonts w:hAnsi="Times New Roman" w:hint="eastAsia" w:ascii="Times New Roman" w:eastAsia="黑体"/>
+          <w:rFonts w:hAnsi="SimHei" w:hint="eastAsia" w:ascii="SimHei" w:eastAsia="黑体" w:cs="SimHei"/>
           <w:b/>
+          <w:color w:val="000000"/>
           <w:spacing w:val="40"/>
           <w:sz w:val="48"/>
         </w:rPr>
@@ -190,8 +191,9 @@
       </w:pPr>
       <w:r>
         <w:rPr>
-          <w:rFonts w:hint="eastAsia" w:ascii="Times New Roman" w:hAnsi="Times New Roman" w:eastAsia="黑体"/>
+          <w:rFonts w:hint="eastAsia" w:ascii="SimHei" w:hAnsi="SimHei" w:eastAsia="黑体" w:cs="SimHei"/>
           <w:b/>
+          <w:color w:val="000000"/>
           <w:sz w:val="28"/>
           <w:szCs w:val="21"/>
         </w:rPr>
@@ -199,8 +201,9 @@
       </w:r>
       <w:r>
         <w:rPr>
-          <w:rFonts w:ascii="Times New Roman" w:hAnsi="Times New Roman" w:eastAsia="黑体"/>
+          <w:rFonts w:ascii="SimHei" w:hAnsi="SimHei" w:eastAsia="黑体" w:cs="SimHei"/>
           <w:b/>
+          <w:color w:val="000000"/>
           <w:sz w:val="28"/>
           <w:szCs w:val="21"/>
         </w:rPr>
@@ -208,8 +211,9 @@
       </w:r>
       <w:r>
         <w:rPr>
-          <w:rFonts w:hint="eastAsia" w:ascii="Times New Roman" w:hAnsi="Times New Roman" w:eastAsia="黑体"/>
+          <w:rFonts w:hint="eastAsia" w:ascii="SimHei" w:hAnsi="SimHei" w:eastAsia="黑体" w:cs="SimHei"/>
           <w:b/>
+          <w:color w:val="000000"/>
           <w:sz w:val="28"/>
           <w:szCs w:val="21"/>
         </w:rPr>
@@ -217,8 +221,9 @@
       </w:r>
       <w:r>
         <w:rPr>
-          <w:rFonts w:hint="eastAsia" w:ascii="Times New Roman" w:hAnsi="Times New Roman" w:eastAsia="黑体"/>
+          <w:rFonts w:hint="eastAsia" w:ascii="SimHei" w:hAnsi="SimHei" w:eastAsia="黑体" w:cs="SimHei"/>
           <w:b/>
+          <w:color w:val="000000"/>
           <w:sz w:val="28"/>
           <w:szCs w:val="21"/>
         </w:rPr>
@@ -226,8 +231,9 @@
       </w:r>
       <w:r>
         <w:rPr>
-          <w:rFonts w:hint="eastAsia" w:ascii="Times New Roman" w:hAnsi="Times New Roman" w:eastAsia="黑体"/>
+          <w:rFonts w:hint="eastAsia" w:ascii="SimHei" w:hAnsi="SimHei" w:eastAsia="黑体" w:cs="SimHei"/>
           <w:b/>
+          <w:color w:val="000000"/>
           <w:sz w:val="28"/>
           <w:szCs w:val="21"/>
         </w:rPr>
@@ -607,7 +613,10 @@
         <w:pStyle w:val="1"/>
       </w:pPr>
       <w:r>
-        <w:rPr/>
+        <w:rPr>
+          <w:rFonts w:ascii="SimHei" w:hAnsi="SimHei" w:eastAsia="黑体" w:cs="SimHei"/>
+          <w:color w:val="000000"/>
+        </w:rPr>
         <w:t>1．课题来源及研究的目的和意义</w:t>
       </w:r>
     </w:p>
@@ -616,7 +625,10 @@
         <w:pStyle w:val="2"/>
       </w:pPr>
       <w:r>
-        <w:rPr/>
+        <w:rPr>
+          <w:rFonts w:ascii="SimHei" w:hAnsi="SimHei" w:eastAsia="黑体" w:cs="SimHei"/>
+          <w:color w:val="000000"/>
+        </w:rPr>
         <w:t>1.1 课题来源</w:t>
       </w:r>
     </w:p>
@@ -645,7 +657,10 @@
         <w:pStyle w:val="2"/>
       </w:pPr>
       <w:r>
-        <w:rPr/>
+        <w:rPr>
+          <w:rFonts w:ascii="SimHei" w:hAnsi="SimHei" w:eastAsia="黑体" w:cs="SimHei"/>
+          <w:color w:val="000000"/>
+        </w:rPr>
         <w:t>1.2 研究背景</w:t>
       </w:r>
     </w:p>
@@ -704,7 +719,10 @@
         <w:pStyle w:val="2"/>
       </w:pPr>
       <w:r>
-        <w:rPr/>
+        <w:rPr>
+          <w:rFonts w:ascii="SimHei" w:hAnsi="SimHei" w:eastAsia="黑体" w:cs="SimHei"/>
+          <w:color w:val="000000"/>
+        </w:rPr>
         <w:t>1.3 传统后训练方法的局限</w:t>
       </w:r>
     </w:p>
@@ -743,7 +761,10 @@
         <w:pStyle w:val="2"/>
       </w:pPr>
       <w:r>
-        <w:rPr/>
+        <w:rPr>
+          <w:rFonts w:ascii="SimHei" w:hAnsi="SimHei" w:eastAsia="黑体" w:cs="SimHei"/>
+          <w:color w:val="000000"/>
+        </w:rPr>
         <w:t>1.4 在线策略蒸馏的研究价值</w:t>
       </w:r>
     </w:p>
@@ -792,7 +813,10 @@
         <w:pStyle w:val="2"/>
       </w:pPr>
       <w:r>
-        <w:rPr/>
+        <w:rPr>
+          <w:rFonts w:ascii="SimHei" w:hAnsi="SimHei" w:eastAsia="黑体" w:cs="SimHei"/>
+          <w:color w:val="000000"/>
+        </w:rPr>
         <w:t>1.5 研究目的和意义</w:t>
       </w:r>
     </w:p>
@@ -851,7 +875,10 @@
         <w:pStyle w:val="1"/>
       </w:pPr>
       <w:r>
-        <w:rPr/>
+        <w:rPr>
+          <w:rFonts w:ascii="SimHei" w:hAnsi="SimHei" w:eastAsia="黑体" w:cs="SimHei"/>
+          <w:color w:val="000000"/>
+        </w:rPr>
         <w:t>2．国内外在该方向的研究现状及分析</w:t>
       </w:r>
     </w:p>
@@ -860,7 +887,10 @@
         <w:pStyle w:val="2"/>
       </w:pPr>
       <w:r>
-        <w:rPr/>
+        <w:rPr>
+          <w:rFonts w:ascii="SimHei" w:hAnsi="SimHei" w:eastAsia="黑体" w:cs="SimHei"/>
+          <w:color w:val="000000"/>
+        </w:rPr>
         <w:t>2.1 大语言模型后训练和知识蒸馏</w:t>
       </w:r>
     </w:p>
@@ -1251,7 +1281,10 @@
         <w:pStyle w:val="2"/>
       </w:pPr>
       <w:r>
-        <w:rPr/>
+        <w:rPr>
+          <w:rFonts w:ascii="SimHei" w:hAnsi="SimHei" w:eastAsia="黑体" w:cs="SimHei"/>
+          <w:color w:val="000000"/>
+        </w:rPr>
         <w:t>2.2 分布偏移与在线策略蒸馏</w:t>
       </w:r>
     </w:p>
@@ -1310,7 +1343,10 @@
         <w:pStyle w:val="2"/>
       </w:pPr>
       <w:r>
-        <w:rPr/>
+        <w:rPr>
+          <w:rFonts w:ascii="SimHei" w:hAnsi="SimHei" w:eastAsia="黑体" w:cs="SimHei"/>
+          <w:color w:val="000000"/>
+        </w:rPr>
         <w:t>2.3 KL 散度方向与广义散度</w:t>
       </w:r>
     </w:p>
@@ -1922,7 +1958,10 @@
         <w:pStyle w:val="2"/>
       </w:pPr>
       <w:r>
-        <w:rPr/>
+        <w:rPr>
+          <w:rFonts w:ascii="SimHei" w:hAnsi="SimHei" w:eastAsia="黑体" w:cs="SimHei"/>
+          <w:color w:val="000000"/>
+        </w:rPr>
         <w:t>2.4 监督信息粒度与资源效率</w:t>
       </w:r>
     </w:p>
@@ -1951,7 +1990,10 @@
         <w:pStyle w:val="2"/>
       </w:pPr>
       <w:r>
-        <w:rPr/>
+        <w:rPr>
+          <w:rFonts w:ascii="SimHei" w:hAnsi="SimHei" w:eastAsia="黑体" w:cs="SimHei"/>
+          <w:color w:val="000000"/>
+        </w:rPr>
         <w:t>2.5 Function Calling 数据与评测研究</w:t>
       </w:r>
     </w:p>
@@ -2010,7 +2052,10 @@
         <w:pStyle w:val="2"/>
       </w:pPr>
       <w:r>
-        <w:rPr/>
+        <w:rPr>
+          <w:rFonts w:ascii="SimHei" w:hAnsi="SimHei" w:eastAsia="黑体" w:cs="SimHei"/>
+          <w:color w:val="000000"/>
+        </w:rPr>
         <w:t>2.6 研究空白</w:t>
       </w:r>
     </w:p>
@@ -2358,7 +2403,10 @@
         <w:pStyle w:val="1"/>
       </w:pPr>
       <w:r>
-        <w:rPr/>
+        <w:rPr>
+          <w:rFonts w:ascii="SimHei" w:hAnsi="SimHei" w:eastAsia="黑体" w:cs="SimHei"/>
+          <w:color w:val="000000"/>
+        </w:rPr>
         <w:t>3．主要研究内容</w:t>
       </w:r>
     </w:p>
@@ -2367,7 +2415,10 @@
         <w:pStyle w:val="2"/>
       </w:pPr>
       <w:r>
-        <w:rPr/>
+        <w:rPr>
+          <w:rFonts w:ascii="SimHei" w:hAnsi="SimHei" w:eastAsia="黑体" w:cs="SimHei"/>
+          <w:color w:val="000000"/>
+        </w:rPr>
         <w:t>3.1 统一的在线策略蒸馏研究流程</w:t>
       </w:r>
     </w:p>
@@ -2386,7 +2437,10 @@
         <w:pStyle w:val="2"/>
       </w:pPr>
       <w:r>
-        <w:rPr/>
+        <w:rPr>
+          <w:rFonts w:ascii="SimHei" w:hAnsi="SimHei" w:eastAsia="黑体" w:cs="SimHei"/>
+          <w:color w:val="000000"/>
+        </w:rPr>
         <w:t>3.2 三类散度目标</w:t>
       </w:r>
     </w:p>
@@ -2405,7 +2459,10 @@
         <w:pStyle w:val="2"/>
       </w:pPr>
       <w:r>
-        <w:rPr/>
+        <w:rPr>
+          <w:rFonts w:ascii="SimHei" w:hAnsi="SimHei" w:eastAsia="黑体" w:cs="SimHei"/>
+          <w:color w:val="000000"/>
+        </w:rPr>
         <w:t>3.3 三种监督信息粒度/估计方式</w:t>
       </w:r>
     </w:p>
@@ -2482,7 +2539,10 @@
         <w:pStyle w:val="2"/>
       </w:pPr>
       <w:r>
-        <w:rPr/>
+        <w:rPr>
+          <w:rFonts w:ascii="SimHei" w:hAnsi="SimHei" w:eastAsia="黑体" w:cs="SimHei"/>
+          <w:color w:val="000000"/>
+        </w:rPr>
         <w:t>3.4 LoRA 后训练与教师—学生关系</w:t>
       </w:r>
     </w:p>
@@ -2593,7 +2653,10 @@
         <w:pStyle w:val="2"/>
       </w:pPr>
       <w:r>
-        <w:rPr/>
+        <w:rPr>
+          <w:rFonts w:ascii="SimHei" w:hAnsi="SimHei" w:eastAsia="黑体" w:cs="SimHei"/>
+          <w:color w:val="000000"/>
+        </w:rPr>
         <w:t>3.5 Function Calling 评测与最终 Agent 验证</w:t>
       </w:r>
     </w:p>
@@ -2612,7 +2675,10 @@
         <w:pStyle w:val="2"/>
       </w:pPr>
       <w:r>
-        <w:rPr/>
+        <w:rPr>
+          <w:rFonts w:ascii="SimHei" w:hAnsi="SimHei" w:eastAsia="黑体" w:cs="SimHei"/>
+          <w:color w:val="000000"/>
+        </w:rPr>
         <w:t>3.6 研究问题</w:t>
       </w:r>
     </w:p>
@@ -2681,7 +2747,10 @@
         <w:pStyle w:val="2"/>
       </w:pPr>
       <w:r>
-        <w:rPr/>
+        <w:rPr>
+          <w:rFonts w:ascii="SimHei" w:hAnsi="SimHei" w:eastAsia="黑体" w:cs="SimHei"/>
+          <w:color w:val="000000"/>
+        </w:rPr>
         <w:t>3.7 各研究内容之间的关系</w:t>
       </w:r>
     </w:p>
@@ -2710,7 +2779,10 @@
         <w:pStyle w:val="1"/>
       </w:pPr>
       <w:r>
-        <w:rPr/>
+        <w:rPr>
+          <w:rFonts w:ascii="SimHei" w:hAnsi="SimHei" w:eastAsia="黑体" w:cs="SimHei"/>
+          <w:color w:val="000000"/>
+        </w:rPr>
         <w:t>4．研究方案</w:t>
       </w:r>
     </w:p>
@@ -2719,7 +2791,10 @@
         <w:pStyle w:val="2"/>
       </w:pPr>
       <w:r>
-        <w:rPr/>
+        <w:rPr>
+          <w:rFonts w:ascii="SimHei" w:hAnsi="SimHei" w:eastAsia="黑体" w:cs="SimHei"/>
+          <w:color w:val="000000"/>
+        </w:rPr>
         <w:t>4.1 总体技术路线</w:t>
       </w:r>
     </w:p>
@@ -2758,7 +2833,10 @@
         <w:pStyle w:val="2"/>
       </w:pPr>
       <w:r>
-        <w:rPr/>
+        <w:rPr>
+          <w:rFonts w:ascii="SimHei" w:hAnsi="SimHei" w:eastAsia="黑体" w:cs="SimHei"/>
+          <w:color w:val="000000"/>
+        </w:rPr>
         <w:t>4.2 模型和数据准备</w:t>
       </w:r>
     </w:p>
@@ -2797,7 +2875,10 @@
         <w:pStyle w:val="2"/>
       </w:pPr>
       <w:r>
-        <w:rPr/>
+        <w:rPr>
+          <w:rFonts w:ascii="SimHei" w:hAnsi="SimHei" w:eastAsia="黑体" w:cs="SimHei"/>
+          <w:color w:val="000000"/>
+        </w:rPr>
         <w:t>4.3 学生 rollout 和教师反馈</w:t>
       </w:r>
     </w:p>
@@ -3098,7 +3179,10 @@
         <w:pStyle w:val="2"/>
       </w:pPr>
       <w:r>
-        <w:rPr/>
+        <w:rPr>
+          <w:rFonts w:ascii="SimHei" w:hAnsi="SimHei" w:eastAsia="黑体" w:cs="SimHei"/>
+          <w:color w:val="000000"/>
+        </w:rPr>
         <w:t>4.4 损失与监督信息粒度/估计方式的定义原则</w:t>
       </w:r>
     </w:p>
@@ -3755,7 +3839,10 @@
         <w:pStyle w:val="2"/>
       </w:pPr>
       <w:r>
-        <w:rPr/>
+        <w:rPr>
+          <w:rFonts w:ascii="SimHei" w:hAnsi="SimHei" w:eastAsia="黑体" w:cs="SimHei"/>
+          <w:color w:val="000000"/>
+        </w:rPr>
         <w:t>4.5 评价指标和公平性</w:t>
       </w:r>
     </w:p>
@@ -4006,7 +4093,10 @@
         <w:pStyle w:val="2"/>
       </w:pPr>
       <w:r>
-        <w:rPr/>
+        <w:rPr>
+          <w:rFonts w:ascii="SimHei" w:hAnsi="SimHei" w:eastAsia="黑体" w:cs="SimHei"/>
+          <w:color w:val="000000"/>
+        </w:rPr>
         <w:t>4.6 可行性和风险控制</w:t>
       </w:r>
     </w:p>
@@ -4278,6 +4368,10 @@
         <w:pStyle w:val="2"/>
       </w:pPr>
       <w:r>
+        <w:rPr>
+          <w:rFonts w:ascii="SimHei" w:hAnsi="SimHei" w:eastAsia="黑体" w:cs="SimHei"/>
+          <w:color w:val="000000"/>
+        </w:rPr>
         <w:t>4.7 Top-K 稳定化拓展</w:t>
       </w:r>
     </w:p>
@@ -4296,7 +4390,10 @@
         <w:pStyle w:val="1"/>
       </w:pPr>
       <w:r>
-        <w:rPr/>
+        <w:rPr>
+          <w:rFonts w:ascii="SimHei" w:hAnsi="SimHei" w:eastAsia="黑体" w:cs="SimHei"/>
+          <w:color w:val="000000"/>
+        </w:rPr>
         <w:t>5．进度安排，预期达到的目标</w:t>
       </w:r>
     </w:p>
@@ -4305,7 +4402,10 @@
         <w:pStyle w:val="2"/>
       </w:pPr>
       <w:r>
-        <w:rPr/>
+        <w:rPr>
+          <w:rFonts w:ascii="SimHei" w:hAnsi="SimHei" w:eastAsia="黑体" w:cs="SimHei"/>
+          <w:color w:val="000000"/>
+        </w:rPr>
         <w:t>5.1 进度安排</w:t>
       </w:r>
     </w:p>
@@ -4744,7 +4844,10 @@
         <w:pStyle w:val="2"/>
       </w:pPr>
       <w:r>
-        <w:rPr/>
+        <w:rPr>
+          <w:rFonts w:ascii="SimHei" w:hAnsi="SimHei" w:eastAsia="黑体" w:cs="SimHei"/>
+          <w:color w:val="000000"/>
+        </w:rPr>
         <w:t>5.2 预期达到的目标</w:t>
       </w:r>
     </w:p>
@@ -4823,7 +4926,10 @@
         <w:pStyle w:val="1"/>
       </w:pPr>
       <w:r>
-        <w:rPr/>
+        <w:rPr>
+          <w:rFonts w:ascii="SimHei" w:hAnsi="SimHei" w:eastAsia="黑体" w:cs="SimHei"/>
+          <w:color w:val="000000"/>
+        </w:rPr>
         <w:t>6．课题已具备和所需的条件、经费</w:t>
       </w:r>
     </w:p>
@@ -4832,7 +4938,10 @@
         <w:pStyle w:val="2"/>
       </w:pPr>
       <w:r>
-        <w:rPr/>
+        <w:rPr>
+          <w:rFonts w:ascii="SimHei" w:hAnsi="SimHei" w:eastAsia="黑体" w:cs="SimHei"/>
+          <w:color w:val="000000"/>
+        </w:rPr>
         <w:t>6.1 已具备条件</w:t>
       </w:r>
     </w:p>
@@ -4851,7 +4960,10 @@
         <w:pStyle w:val="2"/>
       </w:pPr>
       <w:r>
-        <w:rPr/>
+        <w:rPr>
+          <w:rFonts w:ascii="SimHei" w:hAnsi="SimHei" w:eastAsia="黑体" w:cs="SimHei"/>
+          <w:color w:val="000000"/>
+        </w:rPr>
         <w:t>6.2 所需条件</w:t>
       </w:r>
     </w:p>
@@ -4870,7 +4982,10 @@
         <w:pStyle w:val="2"/>
       </w:pPr>
       <w:r>
-        <w:rPr/>
+        <w:rPr>
+          <w:rFonts w:ascii="SimHei" w:hAnsi="SimHei" w:eastAsia="黑体" w:cs="SimHei"/>
+          <w:color w:val="000000"/>
+        </w:rPr>
         <w:t>6.3 经费</w:t>
       </w:r>
     </w:p>
@@ -4899,7 +5014,10 @@
         <w:pStyle w:val="1"/>
       </w:pPr>
       <w:r>
-        <w:rPr/>
+        <w:rPr>
+          <w:rFonts w:ascii="SimHei" w:hAnsi="SimHei" w:eastAsia="黑体" w:cs="SimHei"/>
+          <w:color w:val="000000"/>
+        </w:rPr>
         <w:t>7．研究过程中可能遇到的困难和问题，解决的措施</w:t>
       </w:r>
     </w:p>
@@ -4948,7 +5066,10 @@
         <w:pStyle w:val="1"/>
       </w:pPr>
       <w:r>
-        <w:rPr/>
+        <w:rPr>
+          <w:rFonts w:ascii="SimHei" w:hAnsi="SimHei" w:eastAsia="黑体" w:cs="SimHei"/>
+          <w:color w:val="000000"/>
+        </w:rPr>
         <w:t>8．主要参考文献</w:t>
       </w:r>
     </w:p>
@@ -6858,9 +6979,10 @@
       <w:outlineLvl w:val="0"/>
     </w:pPr>
     <w:rPr>
-      <w:rFonts w:ascii="Times New Roman" w:hAnsi="Times New Roman" w:eastAsia="黑体"/>
+      <w:rFonts w:ascii="SimHei" w:hAnsi="SimHei" w:eastAsia="黑体" w:cs="SimHei"/>
       <w:b w:val="0"/>
       <w:bCs/>
+      <w:color w:val="000000"/>
       <w:kern w:val="44"/>
       <w:sz w:val="28"/>
       <w:szCs w:val="44"/>
@@ -6882,9 +7004,10 @@
       <w:outlineLvl w:val="1"/>
     </w:pPr>
     <w:rPr>
-      <w:rFonts w:asciiTheme="majorHAnsi" w:eastAsiaTheme="majorEastAsia" w:hAnsiTheme="majorHAnsi" w:cstheme="majorBidi" w:ascii="Times New Roman" w:hAnsi="Times New Roman" w:eastAsia="黑体"/>
+      <w:rFonts w:asciiTheme="majorHAnsi" w:eastAsiaTheme="majorEastAsia" w:hAnsiTheme="majorHAnsi" w:cstheme="majorBidi" w:ascii="SimHei" w:hAnsi="SimHei" w:eastAsia="黑体" w:cs="SimHei"/>
       <w:b w:val="0"/>
       <w:bCs/>
+      <w:color w:val="000000"/>
       <w:sz w:val="24"/>
       <w:szCs w:val="32"/>
     </w:rPr>
@@ -6905,9 +7028,10 @@
       <w:outlineLvl w:val="2"/>
     </w:pPr>
     <w:rPr>
-      <w:rFonts w:ascii="Times New Roman" w:hAnsi="Times New Roman" w:eastAsia="黑体"/>
+      <w:rFonts w:ascii="SimHei" w:hAnsi="SimHei" w:eastAsia="黑体" w:cs="SimHei"/>
       <w:b w:val="0"/>
       <w:bCs/>
+      <w:color w:val="000000"/>
       <w:sz w:val="24"/>
       <w:szCs w:val="32"/>
     </w:rPr>

--- a/Papers/output/开题报告-基于在线策略蒸馏的大语言模型后训练方法研究.docx
+++ b/Papers/output/开题报告-基于在线策略蒸馏的大语言模型后训练方法研究.docx
@@ -649,7 +649,7 @@
         <w:ind w:firstLine="420"/>
       </w:pPr>
       <w:r>
-        <w:t>本课题以 Qwen3-0.6B 为学生模型，采用 LoRA 进行后训练；以 Qwen3-4B 为冻结教师模型；训练数据从公开 Function Calling 数据中选择；按照任务要求比较 Forward KL、Reverse KL、广义散度，以及全词表、Top-K、K1 sampled-token 三种监督方案；最终在 vLLM 或自行搭建的 Agent 中完成验证。数据准备阶段统一记录数据集名称、版本、许可证、划分方式和模型版本。</w:t>
+        <w:t>本课题以 Qwen3-0.6B 为学生模型，采用 LoRA 进行后训练；以 Qwen3-4B 为冻结教师模型；训练数据从公开 Function Calling 数据中选择；按照任务要求比较 Forward KL、Reverse KL、广义散度，以及全词表、Top-K、K1 sampled-token 三种监督方案；最终使用 vLLM 或自建测试程序完成推理性能验证。数据准备阶段统一记录数据集名称、版本、许可证、划分方式和模型版本。</w:t>
       </w:r>
     </w:p>
     <w:p>
@@ -681,17 +681,17 @@
         <w:ind w:firstLine="420"/>
       </w:pPr>
       <w:r>
-        <w:t>Function Calling 是大语言模型连接外部 API 和工具的重要形式。Gorilla/APIBench 关注 API 文档、API 选择和参数正确性[22]；API-Bank 将工具规划、检索和调用放在统一基准中进行评测[23]。ReAct 展示了推理与外部动作交替进行的 Agent 交互形式[21]。这些工作表明，工具增强模型的能力不只体现在自然语言流畅性，还体现在工具选择、结构化参数、调用顺序和执行结果等多个环节。</w:t>
-      </w:r>
-    </w:p>
-    <w:p>
-      <w:pPr>
-        <w:pStyle w:val="a"/>
-        <w:jc w:val="both"/>
-        <w:ind w:firstLine="420"/>
-      </w:pPr>
-      <w:r>
-        <w:t>Function Calling 具有相对清晰的自动评测条件。给定用户请求、工具集合和调用 schema，可以分别检查模型是否选择正确函数、是否生成可解析结构、参数键和值是否匹配、调用是否满足类型约束，以及工具执行后是否完成任务。BFCL 将函数调用评测扩展到串行、并行、拒答和 Agent 场景，并讨论了基于结构匹配的评测方式[27]。因此，Function Calling 适合作为研究小模型后训练方法的应用领域，也适合观察 token 级分布匹配是否能够转化为端到端行为。</w:t>
+        <w:t>Function Calling 是大语言模型按照结构化接口调用外部函数的重要形式。Gorilla/APIBench 关注 API 文档理解、函数选择和参数正确性[22]；API-Bank 将工具检索、调用规划和执行结果纳入统一基准[23]。相关研究表明，Function Calling 能力可以分解为函数选择、结构化参数生成、调用顺序和执行结果等环节，为后训练方法的性能分析提供了明确任务载体。</w:t>
+      </w:r>
+    </w:p>
+    <w:p>
+      <w:pPr>
+        <w:pStyle w:val="a"/>
+        <w:jc w:val="both"/>
+        <w:ind w:firstLine="420"/>
+      </w:pPr>
+      <w:r>
+        <w:t>Function Calling 具有较清晰的自动评测条件。给定用户请求、候选函数和调用 schema，可以分别检查函数名称、输出结构、参数键值、类型约束和执行结果。BFCL 将评测扩展到串行调用、并行调用和拒答场景，并采用结构匹配等方法分析函数调用正确性[27]。因此，本课题可以将 token 级分布匹配与端到端任务性能联系起来。</w:t>
       </w:r>
     </w:p>
     <w:p>
@@ -805,7 +805,7 @@
         <w:ind w:firstLine="420"/>
       </w:pPr>
       <w:r>
-        <w:t>Function Calling 还提供了一个观察 OPD 训练机制的中间层。自然语言回复的质量往往难以完全自动判断，而函数名和参数通常具有明确的结构约束；反过来，结构合法也不一定代表任务完成。由此可以把研究结果分为 token 分布层、结构化生成层和工具执行层：前两层可以分析教师监督是否被学生吸收，最后一层可以检查这些变化是否真正影响 Agent 行为。这种分层关系是本课题选择该领域的重要原因。</w:t>
+        <w:t>Function Calling 为分析 OPD 训练机制提供了多层指标。函数名和参数具有明确的结构约束，既可以分析教师监督在 token 分布层的传递效果，也可以统计结构化输出层的函数与参数正确率，还可以通过实际调用结果衡量任务完成情况。不同层次的指标共同用于解释蒸馏方法在效果与效率上的差异。</w:t>
       </w:r>
     </w:p>
     <w:p>
@@ -857,7 +857,7 @@
         <w:ind w:firstLine="420"/>
       </w:pPr>
       <w:r>
-        <w:t>3. 从任务效果、训练稳定性、分布变化和资源开销分析方法差异，并在候选的 vLLM 或自建 Agent 后端中观察这些差异与端到端行为的关系。</w:t>
+        <w:t>3. 从任务正确率、训练稳定性、分布变化和资源开销分析方法差异，并在 vLLM 或自建测试程序中测量推理吞吐、延迟和端到端调用成功率。</w:t>
       </w:r>
     </w:p>
     <w:p>
@@ -1273,7 +1273,7 @@
         <w:ind w:firstLine="420"/>
       </w:pPr>
       <w:r>
-        <w:t>实际系统可以先使用 SFT 再进行 OPD，也可以将教师反馈与任务奖励结合。本课题聚焦 LoRA-OPD 路线，主要研究学生策略采样、教师分布反馈、散度方向和监督信息粒度，RLHF、DPO 及多阶段 Agent 训练作为相关工作进行讨论。</w:t>
+        <w:t>实际系统可以先使用 SFT 再进行 OPD，也可以将教师反馈与任务奖励结合。本课题聚焦 LoRA-OPD 路线，主要研究学生策略采样、教师分布反馈、散度方向和监督信息粒度；RLHF、DPO 等其他后训练方法仅作为研究背景。</w:t>
       </w:r>
     </w:p>
     <w:p>
@@ -2004,7 +2004,7 @@
         <w:ind w:firstLine="420"/>
       </w:pPr>
       <w:r>
-        <w:t>工具增强模型研究形成了从 API 学习、工具检索、调用规划到 Agent 执行的不同路线。Gorilla/APIBench 关注 API 文档和调用正确性[22]；API-Bank 覆盖工具规划、API 检索和调用[23]；ToolLLM/ToolBench 构造了大量真实 API 相关任务，并讨论了多工具和多步调用[24]；APIGen 强调可执行 API、格式检查和语义验证，提供了可用于公开训练的函数调用数据构造思路[25]；ToolACE 采用 API 池和多层检查生成多样工具调用数据[26]。</w:t>
+        <w:t>Function Calling 研究形成了从 API 文档理解、函数检索、调用规划到执行评测的不同路线。Gorilla/APIBench 关注 API 文档和调用正确性[22]；API-Bank 覆盖工具规划、API 检索和调用[23]；ToolLLM/ToolBench 构造了大量真实 API 相关任务，并讨论多工具和多步调用[24]；APIGen 强调可执行 API、格式检查和语义验证[25]；ToolACE 采用 API 池和多层检查生成多样的函数调用数据[26]。</w:t>
       </w:r>
     </w:p>
     <w:p>
@@ -2044,7 +2044,7 @@
         <w:ind w:firstLine="420"/>
       </w:pPr>
       <w:r>
-        <w:t>BFCL 覆盖结构化调用、并行或串行调用以及部分 Agent 场景[27]，AgentBench 提供跨环境、多轮 Agent 评估的研究背景[28]。本课题将结合公开 Function Calling 测试规范和自建模拟工具，分别评估格式、函数选择、参数、执行和端到端任务完成情况。</w:t>
+        <w:t>BFCL 覆盖结构化调用、并行调用、串行调用和拒答等评测场景[27]。本课题将结合公开 Function Calling 测试规范和自建模拟函数，分别评估格式合法率、函数选择准确率、参数准确率、调用执行成功率和端到端任务成功率。</w:t>
       </w:r>
     </w:p>
     <w:p>
@@ -2106,7 +2106,7 @@
         <w:ind w:firstLine="420"/>
       </w:pPr>
       <w:r>
-        <w:t>4. token 级分布差异、训练熵变化与端到端 Agent 成功率之间的关系需要在具体任务中验证。</w:t>
+        <w:t>4. token 级分布差异、训练熵变化与端到端函数调用成功率之间的关系需要在统一任务中进行分析。</w:t>
       </w:r>
     </w:p>
     <w:p>
@@ -2126,7 +2126,7 @@
         <w:ind w:firstLine="420"/>
       </w:pPr>
       <w:r>
-        <w:t>因此，本课题以 Qwen3-0.6B 学生、Qwen3-4B 教师和经过审计的公开 Function Calling 数据为基础，比较任务要求中的散度方向和监督信息粒度，重点分析任务效果、训练稳定性、资源开销与 Agent 行为之间的联系。</w:t>
+        <w:t>因此，本课题以 Qwen3-0.6B 学生、Qwen3-4B 教师和经过审计的公开 Function Calling 数据为基础，比较任务要求中的散度方向和监督信息粒度，重点分析任务正确率、训练稳定性、显存占用、训练吞吐和推理性能。</w:t>
       </w:r>
     </w:p>
     <w:p>
@@ -2345,7 +2345,7 @@
               <w:ind w:firstLine="0"/>
             </w:pPr>
             <w:r>
-              <w:t>非法结构、恢复能力、Agent 轨迹</w:t>
+              <w:t>非法结构、错误恢复和端到端调用结果</w:t>
             </w:r>
           </w:p>
         </w:tc>
@@ -2657,17 +2657,17 @@
           <w:rFonts w:ascii="SimHei" w:hAnsi="SimHei" w:eastAsia="黑体" w:cs="SimHei"/>
           <w:color w:val="000000"/>
         </w:rPr>
-        <w:t>3.5 Function Calling 评测与最终 Agent 验证</w:t>
-      </w:r>
-    </w:p>
-    <w:p>
-      <w:pPr>
-        <w:pStyle w:val="a"/>
-        <w:jc w:val="both"/>
-        <w:ind w:firstLine="420"/>
-      </w:pPr>
-      <w:r>
-        <w:t>离线评测分层记录格式解析、函数名、参数键值、schema 合法性、单步调用执行和多轮任务完成情况，并对等价参数表达进行规范化。代表性 checkpoint 将在 vLLM 或自建 Agent 后端中加载，在统一输入、工具 schema、采样设置和评测规则下完成验证；同时记录后端版本、模型加载方式、交互轮数、延迟和吞吐。vLLM 的 PagedAttention 工作可作为服务效率研究的背景[20]。</w:t>
+        <w:t>3.5 Function Calling 评测与推理性能分析</w:t>
+      </w:r>
+    </w:p>
+    <w:p>
+      <w:pPr>
+        <w:pStyle w:val="a"/>
+        <w:jc w:val="both"/>
+        <w:ind w:firstLine="420"/>
+      </w:pPr>
+      <w:r>
+        <w:t>离线评测分层记录格式解析、函数名、参数键值、schema 合法性、单步调用执行和端到端任务完成情况，并对等价参数表达进行规范化。代表性 checkpoint 将通过 vLLM 或自建测试程序加载，在统一输入、函数 schema、采样设置和评测规则下测量任务指标、推理吞吐、首 token 延迟、完整响应延迟和显存占用。vLLM 的 PagedAttention 工作为推理性能分析提供了技术背景[20]。</w:t>
       </w:r>
     </w:p>
     <w:p>
@@ -2729,7 +2729,7 @@
         <w:ind w:firstLine="420"/>
       </w:pPr>
       <w:r>
-        <w:t>4. token 级指标的变化是否与 Agent 端到端成功率一致？</w:t>
+        <w:t>4. 不同蒸馏目标在任务正确率、训练效率和推理性能上的变化是否一致？</w:t>
       </w:r>
     </w:p>
     <w:p>
@@ -2761,17 +2761,17 @@
         <w:ind w:firstLine="420"/>
       </w:pPr>
       <w:r>
-        <w:t>三类研究内容具有递进关系。首先，数据和模板确定学生生成轨迹的任务接口；其次，学生轨迹和教师前缀反馈确定 OPD 的状态分布；再次，散度方向和监督信息粒度决定教师信息如何转化为学生更新；最后，离线结构指标和 Agent 执行指标检验这种更新的实际意义。结果分析将结合中间分布、训练稳定性和最终成功率解释不同方法的表现。</w:t>
-      </w:r>
-    </w:p>
-    <w:p>
-      <w:pPr>
-        <w:pStyle w:val="a"/>
-        <w:jc w:val="both"/>
-        <w:ind w:firstLine="420"/>
-      </w:pPr>
-      <w:r>
-        <w:t>本课题还将区分能力学习和服务工程两个层面。LoRA 后训练研究学生参数如何吸收教师反馈，vLLM 或自建 Agent 研究模型如何被加载、调用和评测。最终测试固定输入、工具 schema、采样、停止条件和数值精度，并将后端差异作为环境因素单独记录。</w:t>
+        <w:t>三类研究内容具有递进关系。首先，数据和模板确定学生生成轨迹的任务接口；其次，学生轨迹和教师前缀反馈确定 OPD 的状态分布；再次，散度方向和监督信息粒度决定教师信息如何转化为学生更新；最后，任务指标、训练资源和推理性能用于评价不同方法。结果分析将结合中间分布、训练稳定性、资源消耗和最终调用成功率解释各方法的表现。</w:t>
+      </w:r>
+    </w:p>
+    <w:p>
+      <w:pPr>
+        <w:pStyle w:val="a"/>
+        <w:jc w:val="both"/>
+        <w:ind w:firstLine="420"/>
+      </w:pPr>
+      <w:r>
+        <w:t>本课题从训练和推理两个阶段开展性能分析。训练阶段记录学生 rollout、教师前向、LoRA 更新的耗时、吞吐、显存和数值稳定性；推理阶段在 vLLM 或自建测试程序中固定输入、函数 schema、采样参数和数值精度，测量任务正确率、吞吐和延迟。</w:t>
       </w:r>
     </w:p>
     <w:p>
@@ -3158,7 +3158,7 @@
               <w:ind w:firstLine="0"/>
             </w:pPr>
             <w:r>
-              <w:t>函数、参数、执行和 Agent 结果</w:t>
+              <w:t>函数、参数、执行和端到端调用结果</w:t>
             </w:r>
           </w:p>
         </w:tc>
@@ -3936,7 +3936,7 @@
               <w:ind w:firstLine="0"/>
             </w:pPr>
             <w:r>
-              <w:t>JSON/结构化格式合法性、函数名、参数键和值、schema 通过率、调用执行成功率、Agent 任务完成率</w:t>
+              <w:t>JSON/结构化格式合法性、函数名、参数键和值、schema 通过率、调用执行成功率、端到端任务完成率</w:t>
             </w:r>
           </w:p>
         </w:tc>
@@ -4045,7 +4045,7 @@
         <w:ind w:firstLine="420"/>
       </w:pPr>
       <w:r>
-        <w:t>BFCL 为结构化函数调用和 Agent 评测提供参考[27]，AgentBench 为多轮环境交互提供背景[28]。本课题使用明确的指标定义评估函数选择、参数、schema、执行和任务完成情况；部署评测进一步记录吞吐、首 token 延迟、完整响应延迟和端到端任务成功率。</w:t>
+        <w:t>BFCL 为结构化函数调用评测提供参考[27]。本课题使用明确的指标定义评估函数选择、参数、schema、调用执行和任务完成情况；推理性能评测进一步记录吞吐、首 token 延迟、完整响应延迟、峰值显存和端到端调用成功率。</w:t>
       </w:r>
     </w:p>
     <w:p>
@@ -4310,7 +4310,7 @@
               <w:ind w:firstLine="0"/>
             </w:pPr>
             <w:r>
-              <w:t>离线 token 指标与 Agent 行为不一致</w:t>
+              <w:t>离线 token 指标与端到端调用结果不一致</w:t>
             </w:r>
           </w:p>
         </w:tc>
@@ -4342,22 +4342,22 @@
               <w:ind w:firstLine="0"/>
             </w:pPr>
             <w:r>
-              <w:t>vLLM 或 Agent 后端不兼容</w:t>
-            </w:r>
-          </w:p>
-        </w:tc>
-        <w:tc>
-          <w:tcPr>
-            <w:tcW w:w="4148" w:type="dxa"/>
-          </w:tcPr>
-          <w:p>
-            <w:pPr>
-              <w:pStyle w:val="a"/>
-              <w:jc w:val="left"/>
-              <w:ind w:firstLine="0"/>
-            </w:pPr>
-            <w:r>
-              <w:t>先做最小服务验证；最终从 vLLM 或自建 Agent 候选后端中选择可复现的后端，并记录版本。</w:t>
+              <w:t>推理后端兼容性问题</w:t>
+            </w:r>
+          </w:p>
+        </w:tc>
+        <w:tc>
+          <w:tcPr>
+            <w:tcW w:w="4148" w:type="dxa"/>
+          </w:tcPr>
+          <w:p>
+            <w:pPr>
+              <w:pStyle w:val="a"/>
+              <w:jc w:val="left"/>
+              <w:ind w:firstLine="0"/>
+            </w:pPr>
+            <w:r>
+              <w:t>先完成最小推理验证，再固定 vLLM 或自建测试程序的版本、加载方式和测量参数。</w:t>
             </w:r>
           </w:p>
         </w:tc>
@@ -4519,7 +4519,7 @@
               <w:ind w:firstLine="0"/>
             </w:pPr>
             <w:r>
-              <w:t>精读 OPD、KL 散度、LoRA、Function Calling 和 Agent 评测文献，核验数据来源</w:t>
+              <w:t>精读 OPD、KL 散度、LoRA、Function Calling 评测与推理性能文献，核验数据来源</w:t>
             </w:r>
           </w:p>
         </w:tc>
@@ -4754,22 +4754,22 @@
               <w:ind w:firstLine="0"/>
             </w:pPr>
             <w:r>
-              <w:t>使用一种候选后端（vLLM 或自建 Agent）进行最终测试，分析失败样本并撰写论文</w:t>
-            </w:r>
-          </w:p>
-        </w:tc>
-        <w:tc>
-          <w:tcPr>
-            <w:tcW w:w="4148" w:type="dxa"/>
-          </w:tcPr>
-          <w:p>
-            <w:pPr>
-              <w:pStyle w:val="a"/>
-              <w:jc w:val="left"/>
-              <w:ind w:firstLine="0"/>
-            </w:pPr>
-            <w:r>
-              <w:t>Agent 轨迹、图表、论文和演示材料</w:t>
+              <w:t>使用 vLLM 或自建测试程序进行最终测试，分析任务效果、吞吐、延迟和显存并撰写论文</w:t>
+            </w:r>
+          </w:p>
+        </w:tc>
+        <w:tc>
+          <w:tcPr>
+            <w:tcW w:w="4148" w:type="dxa"/>
+          </w:tcPr>
+          <w:p>
+            <w:pPr>
+              <w:pStyle w:val="a"/>
+              <w:jc w:val="left"/>
+              <w:ind w:firstLine="0"/>
+            </w:pPr>
+            <w:r>
+              <w:t>性能数据、图表、论文和演示材料</w:t>
             </w:r>
           </w:p>
         </w:tc>
@@ -4878,7 +4878,7 @@
         <w:ind w:firstLine="420"/>
       </w:pPr>
       <w:r>
-        <w:t>3. 建立分层评测方法，分别分析格式、函数选择、参数生成、工具执行和 Agent 任务完成情况。</w:t>
+        <w:t>3. 建立分层评测方法，分别分析格式、函数选择、参数生成、调用执行和端到端任务完成情况。</w:t>
       </w:r>
     </w:p>
     <w:p>
@@ -4898,7 +4898,7 @@
         <w:ind w:firstLine="420"/>
       </w:pPr>
       <w:r>
-        <w:t>5. 通过 vLLM 或自建 Agent 完成最终模型验证，并形成可追溯的配置、日志和分析文档。</w:t>
+        <w:t>5. 通过 vLLM 或自建测试程序完成最终模型验证，形成任务性能、训练资源和推理性能的对比结果。</w:t>
       </w:r>
     </w:p>
     <w:p>
@@ -5028,7 +5028,7 @@
         <w:ind w:firstLine="420"/>
       </w:pPr>
       <w:r>
-        <w:t>Function Calling 数据的来源、许可证、字段质量和测试集泄漏需要先核验；模型模板或 tokenizer 不一致会直接影响 token 级蒸馏；全词表教师反馈可能带来较高资源开销；Top-K 和 K1 的局部或单样本估计可能出现方差、熵坍缩和 loss 尖峰；离线格式指标与实际 Agent 成功率可能不一致；vLLM 或自建 Agent 的接口兼容性也需要验证。</w:t>
+        <w:t>Function Calling 数据的来源、字段质量和测试集泄漏需要核验；模型模板或 tokenizer 不一致会影响 token 级蒸馏；全词表教师反馈会增加显存和计算开销；Top-K 和 K1 估计可能出现方差、熵坍缩和 loss 尖峰；不同推理后端还会影响吞吐、延迟和显存测量。</w:t>
       </w:r>
     </w:p>
     <w:p>
@@ -5048,17 +5048,7 @@
         <w:ind w:firstLine="420"/>
       </w:pPr>
       <w:r>
-        <w:t>困难分析分为三类：数据与接口问题，包括 schema 错误、模板不匹配和测试泄漏；蒸馏估计问题，包括支持集截断、K1 方差和散度数值不稳定；模型与服务问题，包括 LoRA 容量、后端加载和 Agent 状态管理。实验日志按照上述类别记录问题与处理过程，使工程因素和算法因素能够分别分析。</w:t>
-      </w:r>
-    </w:p>
-    <w:p>
-      <w:pPr>
-        <w:pStyle w:val="a"/>
-        <w:jc w:val="both"/>
-        <w:ind w:firstLine="420"/>
-      </w:pPr>
-      <w:r>
-        <w:t>项目遵守模型与数据许可证，不将私密工具定义、API key 或真实用户信息写入仓库。Agent 测试优先使用本地或沙箱工具，并对执行设置超时、参数校验和日志脱敏，避免模型输出触发危险操作。</w:t>
+        <w:t>困难分析分为三类：数据与接口问题，包括 schema 错误、模板不匹配和测试泄漏；蒸馏估计问题，包括支持集截断、K1 方差和散度数值不稳定；训练与推理性能问题，包括教师前向开销、全词表 logits 显存、LoRA 更新效率和后端加载差异。实验日志按照上述类别记录问题，使算法效果与系统性能能够分别分析。</w:t>
       </w:r>
     </w:p>
     <w:p>
@@ -5449,20 +5439,6 @@
       </w:pPr>
       <w:r>
         <w:t>Patil S G, Mao H, Yan F, et al. The Berkeley Function Calling Leaderboard (BFCL): From Tool Use to Agentic Evaluation of Large Language Models[C]//Proceedings of the 42nd International Conference on Machine Learning. PMLR, 2025, 267: 48371-48392.</w:t>
-      </w:r>
-    </w:p>
-    <w:p>
-      <w:pPr>
-        <w:pStyle w:val="a8"/>
-        <w:jc w:val="left"/>
-        <w:ind w:firstLine="420"/>
-        <w:numPr>
-          <w:ilvl w:val="0"/>
-          <w:numId w:val="2"/>
-        </w:numPr>
-      </w:pPr>
-      <w:r>
-        <w:t>Liu X, Yu H, Zhang H, et al. AgentBench: Evaluating LLMs as Agents[C]//International Conference on Learning Representations. 2024. arXiv:2308.03688.</w:t>
       </w:r>
     </w:p>
     <w:sectPr>

--- a/Papers/output/开题报告-基于在线策略蒸馏的大语言模型后训练方法研究.docx
+++ b/Papers/output/开题报告-基于在线策略蒸馏的大语言模型后训练方法研究.docx
@@ -615,7 +615,9 @@
       <w:r>
         <w:rPr>
           <w:rFonts w:ascii="SimHei" w:hAnsi="SimHei" w:eastAsia="黑体" w:cs="SimHei"/>
+          <w:b/>
           <w:color w:val="000000"/>
+          <w:sz w:val="28"/>
         </w:rPr>
         <w:t>1．课题来源及研究的目的和意义</w:t>
       </w:r>
@@ -627,7 +629,9 @@
       <w:r>
         <w:rPr>
           <w:rFonts w:ascii="SimHei" w:hAnsi="SimHei" w:eastAsia="黑体" w:cs="SimHei"/>
+          <w:b/>
           <w:color w:val="000000"/>
+          <w:sz w:val="24"/>
         </w:rPr>
         <w:t>1.1 课题来源</w:t>
       </w:r>
@@ -659,7 +663,9 @@
       <w:r>
         <w:rPr>
           <w:rFonts w:ascii="SimHei" w:hAnsi="SimHei" w:eastAsia="黑体" w:cs="SimHei"/>
+          <w:b/>
           <w:color w:val="000000"/>
+          <w:sz w:val="24"/>
         </w:rPr>
         <w:t>1.2 研究背景</w:t>
       </w:r>
@@ -721,7 +727,9 @@
       <w:r>
         <w:rPr>
           <w:rFonts w:ascii="SimHei" w:hAnsi="SimHei" w:eastAsia="黑体" w:cs="SimHei"/>
+          <w:b/>
           <w:color w:val="000000"/>
+          <w:sz w:val="24"/>
         </w:rPr>
         <w:t>1.3 传统后训练方法的局限</w:t>
       </w:r>
@@ -763,7 +771,9 @@
       <w:r>
         <w:rPr>
           <w:rFonts w:ascii="SimHei" w:hAnsi="SimHei" w:eastAsia="黑体" w:cs="SimHei"/>
+          <w:b/>
           <w:color w:val="000000"/>
+          <w:sz w:val="24"/>
         </w:rPr>
         <w:t>1.4 在线策略蒸馏的研究价值</w:t>
       </w:r>
@@ -815,7 +825,9 @@
       <w:r>
         <w:rPr>
           <w:rFonts w:ascii="SimHei" w:hAnsi="SimHei" w:eastAsia="黑体" w:cs="SimHei"/>
+          <w:b/>
           <w:color w:val="000000"/>
+          <w:sz w:val="24"/>
         </w:rPr>
         <w:t>1.5 研究目的和意义</w:t>
       </w:r>
@@ -877,7 +889,9 @@
       <w:r>
         <w:rPr>
           <w:rFonts w:ascii="SimHei" w:hAnsi="SimHei" w:eastAsia="黑体" w:cs="SimHei"/>
+          <w:b/>
           <w:color w:val="000000"/>
+          <w:sz w:val="28"/>
         </w:rPr>
         <w:t>2．国内外在该方向的研究现状及分析</w:t>
       </w:r>
@@ -889,7 +903,9 @@
       <w:r>
         <w:rPr>
           <w:rFonts w:ascii="SimHei" w:hAnsi="SimHei" w:eastAsia="黑体" w:cs="SimHei"/>
+          <w:b/>
           <w:color w:val="000000"/>
+          <w:sz w:val="24"/>
         </w:rPr>
         <w:t>2.1 大语言模型后训练和知识蒸馏</w:t>
       </w:r>
@@ -1278,12 +1294,42 @@
     </w:p>
     <w:p>
       <w:pPr>
+        <w:spacing w:line="360" w:lineRule="auto" w:before="0" w:after="0"/>
+        <w:ind w:firstLine="420"/>
+        <w:jc w:val="both"/>
+      </w:pPr>
+      <w:r>
+        <w:rPr>
+          <w:rFonts w:ascii="Times New Roman" w:hAnsi="Times New Roman" w:eastAsia="宋体"/>
+          <w:sz w:val="24"/>
+        </w:rPr>
+        <w:t>经典知识蒸馏以教师软分布为监督，通过温度缩放暴露类别之间的相对关系[1]。在序列生成任务中，Kim 和 Rush 将蒸馏扩展到序列级目标，用教师生成序列替代或补充原始标签[2]；TinyBERT、DistilBERT 等工作又表明，中间层、注意力与输出分布可以在不同阶段组合使用[3][4]。这些方法奠定了大模型压缩的基本范式，但多数训练样本仍来自固定语料或教师轨迹，学生实际推理时产生的前缀并未充分进入训练分布。</w:t>
+      </w:r>
+    </w:p>
+    <w:p>
+      <w:pPr>
+        <w:spacing w:line="360" w:lineRule="auto" w:before="0" w:after="0"/>
+        <w:ind w:firstLine="420"/>
+        <w:jc w:val="both"/>
+      </w:pPr>
+      <w:r>
+        <w:rPr>
+          <w:rFonts w:ascii="Times New Roman" w:hAnsi="Times New Roman" w:eastAsia="宋体"/>
+          <w:sz w:val="24"/>
+        </w:rPr>
+        <w:t>模仿学习中的 DAgger 揭示了一个与语言模型生成高度相关的问题：当学习器在部署时依据自身预测不断推进状态，早期误差会改变后续输入分布，离线监督可能因此发生误差累积[5]。ImitKD 将这一思想引入神经机器翻译，在学生生成状态上查询教师并进行交互式蒸馏[6]。由此看，在线策略蒸馏的理论动机并非单纯追求更强教师，而是让监督发生在学生真正会访问的序列状态上，从而缩小训练分布与推理分布之间的偏移。</w:t>
+      </w:r>
+    </w:p>
+    <w:p>
+      <w:pPr>
         <w:pStyle w:val="2"/>
       </w:pPr>
       <w:r>
         <w:rPr>
           <w:rFonts w:ascii="SimHei" w:hAnsi="SimHei" w:eastAsia="黑体" w:cs="SimHei"/>
+          <w:b/>
           <w:color w:val="000000"/>
+          <w:sz w:val="24"/>
         </w:rPr>
         <w:t>2.2 分布偏移与在线策略蒸馏</w:t>
       </w:r>
@@ -1340,12 +1386,42 @@
     </w:p>
     <w:p>
       <w:pPr>
+        <w:spacing w:line="360" w:lineRule="auto" w:before="0" w:after="0"/>
+        <w:ind w:firstLine="420"/>
+        <w:jc w:val="both"/>
+      </w:pPr>
+      <w:r>
+        <w:rPr>
+          <w:rFonts w:ascii="Times New Roman" w:hAnsi="Times New Roman" w:eastAsia="宋体"/>
+          <w:sz w:val="24"/>
+        </w:rPr>
+        <w:t>在线策略蒸馏并不是简单地把教师 logits 换到新的数据批次上，而是改变了训练状态的来源。GKD 允许学生在训练过程中生成序列，并在这些学生到访状态上接受教师分布监督，同时把传统 Forward KL 扩展为可配置的散度族[7]。MiniLLM 则从序列级优化出发采用 Reverse KL，使学生更集中地拟合教师分布中与自身生成轨迹相容的高概率区域[8]。DistiLLM 进一步使用偏斜 KL 与自适应采样机制缓和纯 Reverse KL 的过度模式选择倾向，并讨论如何复用教师反馈以提高训练效率[9]。这些工作共同说明，在线策略蒸馏的关键变量至少包括状态分布、散度方向和教师信息的获取方式，三者不能彼此替代。</w:t>
+      </w:r>
+    </w:p>
+    <w:p>
+      <w:pPr>
+        <w:spacing w:line="360" w:lineRule="auto" w:before="0" w:after="0"/>
+        <w:ind w:firstLine="420"/>
+        <w:jc w:val="both"/>
+      </w:pPr>
+      <w:r>
+        <w:rPr>
+          <w:rFonts w:ascii="Times New Roman" w:hAnsi="Times New Roman" w:eastAsia="宋体"/>
+          <w:sz w:val="24"/>
+        </w:rPr>
+        <w:t>近期研究开始把注意力从“是否使用学生生成数据”推进到“学生究竟访问了哪些状态”。相关分析指出，即使采用同一教师和同一损失，不同 rollout 策略、数据混合比例与初始学生能力也会改变教师监督实际覆盖的状态区域[11][12]；另有研究重新审视在线蒸馏中的数据来源、采样预算和训练稳定性，强调性能增益应与额外教师推理成本一并报告[13]。HPD 从异构偏好角度讨论教师与学生分布差异，说明单一 KL 方向并不一定适用于所有样本和训练阶段[14]。因此，本课题不把在线策略蒸馏视为一个孤立算法名称，而把它作为受控实验框架，用同一数据、模型、预算和评测协议分离考察不同设计因素。</w:t>
+      </w:r>
+    </w:p>
+    <w:p>
+      <w:pPr>
         <w:pStyle w:val="2"/>
       </w:pPr>
       <w:r>
         <w:rPr>
           <w:rFonts w:ascii="SimHei" w:hAnsi="SimHei" w:eastAsia="黑体" w:cs="SimHei"/>
+          <w:b/>
           <w:color w:val="000000"/>
+          <w:sz w:val="24"/>
         </w:rPr>
         <w:t>2.3 KL 散度方向与广义散度</w:t>
       </w:r>
@@ -1955,12 +2031,42 @@
     </w:p>
     <w:p>
       <w:pPr>
+        <w:spacing w:line="360" w:lineRule="auto" w:before="0" w:after="0"/>
+        <w:ind w:firstLine="420"/>
+        <w:jc w:val="both"/>
+      </w:pPr>
+      <w:r>
+        <w:rPr>
+          <w:rFonts w:ascii="Times New Roman" w:hAnsi="Times New Roman" w:eastAsia="宋体"/>
+          <w:sz w:val="24"/>
+        </w:rPr>
+        <w:t>从分布几何看，Forward KL 对教师分布具有覆盖倾向：只要教师在某个 token 上赋予不可忽略的概率，学生过低的概率就会带来较大惩罚；Reverse KL 更强调学生当前支持集上的概率质量，容易把更新集中到少数高概率模式。前者有助于保留教师分布中的次优但合理候选，后者在学生容量有限时可能更符合“优先学会最可能答案”的资源分配方式[8][10]。然而，这种差异会受到温度、序列长度、有效 token Mask 和支持集截断方式影响，不能仅依据损失名称推断最终效果。</w:t>
+      </w:r>
+    </w:p>
+    <w:p>
+      <w:pPr>
+        <w:spacing w:line="360" w:lineRule="auto" w:before="0" w:after="0"/>
+        <w:ind w:firstLine="420"/>
+        <w:jc w:val="both"/>
+      </w:pPr>
+      <w:r>
+        <w:rPr>
+          <w:rFonts w:ascii="Times New Roman" w:hAnsi="Times New Roman" w:eastAsia="宋体"/>
+          <w:sz w:val="24"/>
+        </w:rPr>
+        <w:t>广义散度的意义在于提供连续的折中机制。GKD 使用可调散度族统一若干常见目标[7]，DistiLLM 通过偏斜 KL 在分布覆盖与模式选择之间调节[9]，HPD 则从异构性出发讨论样本级或阶段级适配的必要性[14]。对小模型而言，散度选择还与数值实现直接相关：Top-K 后的重新归一化、教师概率下界、混合精度下的 log-sum-exp 以及序列 Mask 都会改变梯度尺度。本课题因而把散度定义、支持集协议和稳定化实现绑定记录，使比较能够追溯到实际计算过程，而不是停留在公式层面。</w:t>
+      </w:r>
+    </w:p>
+    <w:p>
+      <w:pPr>
         <w:pStyle w:val="2"/>
       </w:pPr>
       <w:r>
         <w:rPr>
           <w:rFonts w:ascii="SimHei" w:hAnsi="SimHei" w:eastAsia="黑体" w:cs="SimHei"/>
+          <w:b/>
           <w:color w:val="000000"/>
+          <w:sz w:val="24"/>
         </w:rPr>
         <w:t>2.4 监督信息粒度与资源效率</w:t>
       </w:r>
@@ -1987,12 +2093,42 @@
     </w:p>
     <w:p>
       <w:pPr>
+        <w:spacing w:line="360" w:lineRule="auto" w:before="0" w:after="0"/>
+        <w:ind w:firstLine="420"/>
+        <w:jc w:val="both"/>
+      </w:pPr>
+      <w:r>
+        <w:rPr>
+          <w:rFonts w:ascii="Times New Roman" w:hAnsi="Times New Roman" w:eastAsia="宋体"/>
+          <w:sz w:val="24"/>
+        </w:rPr>
+        <w:t>监督信息粒度决定了教师知识的表达能力和计算代价。全词表分布最完整，能够保留长尾 token 之间的相对关系，但需要传输或即时计算大量 logits；Top-K 只保留主要概率质量，显著降低存储和通信压力，却引入支持集选择与尾部质量处理问题；K1 sampled-token 进一步把监督压缩为单样本估计，计算开销最低，但梯度方差、proposal 分布和随机种子会直接影响训练稳定性。相关在线蒸馏研究已经表明，教师信息量与最终性能并非简单线性关系，学生到访状态是否有效以及有限预算是否被用于高价值 token 同样重要[11][13]。</w:t>
+      </w:r>
+    </w:p>
+    <w:p>
+      <w:pPr>
+        <w:spacing w:line="360" w:lineRule="auto" w:before="0" w:after="0"/>
+        <w:ind w:firstLine="420"/>
+        <w:jc w:val="both"/>
+      </w:pPr>
+      <w:r>
+        <w:rPr>
+          <w:rFonts w:ascii="Times New Roman" w:hAnsi="Times New Roman" w:eastAsia="宋体"/>
+          <w:sz w:val="24"/>
+        </w:rPr>
+        <w:t>参数高效微调为本科阶段开展受控研究提供了现实路径。LoRA 通过低秩增量限制可训练参数规模[17]，QLoRA 又展示了量化基座与低秩适配结合的可行性[18]；在本课题中，LoRA 的作用是统一学生侧的更新接口，而不是替代蒸馏方法本身。教师前向、学生 rollout、损失计算和 LoRA 反向传播仍构成主要成本，因此实验除任务指标外还需记录单步耗时、峰值显存、有效 token 吞吐与教师调用量，以判断某种监督粒度带来的收益是否足以抵偿资源消耗。</w:t>
+      </w:r>
+    </w:p>
+    <w:p>
+      <w:pPr>
         <w:pStyle w:val="2"/>
       </w:pPr>
       <w:r>
         <w:rPr>
           <w:rFonts w:ascii="SimHei" w:hAnsi="SimHei" w:eastAsia="黑体" w:cs="SimHei"/>
+          <w:b/>
           <w:color w:val="000000"/>
+          <w:sz w:val="24"/>
         </w:rPr>
         <w:t>2.5 Function Calling 数据与评测研究</w:t>
       </w:r>
@@ -2049,24 +2185,130 @@
     </w:p>
     <w:p>
       <w:pPr>
+        <w:spacing w:line="360" w:lineRule="auto" w:before="0" w:after="0"/>
+        <w:ind w:firstLine="420"/>
+        <w:jc w:val="both"/>
+      </w:pPr>
+      <w:r>
+        <w:rPr>
+          <w:rFonts w:ascii="Times New Roman" w:hAnsi="Times New Roman" w:eastAsia="宋体"/>
+          <w:sz w:val="24"/>
+        </w:rPr>
+        <w:t>Function Calling 数据研究经历了从少量人工接口描述到大规模合成、执行校验和难例生成的发展。Gorilla 关注 API 检索与调用生成[21]，API-Bank 和 ToolLLM/ToolBench 将多工具、多轮交互与工具学习过程纳入数据构造[23][26]；APIGen 强调可验证的函数调用数据生成流程[24]，ToolACE 则进一步扩展工具类型和调用模式[25]。这些数据集在 schema 形式、参数约束、对话模板和可执行性方面并不完全一致，直接拼接容易把模板差异误当成模型能力差异，因此训练前的字段映射、去重、可解析性检查和 schema 一致性审计是方法比较的必要前提。</w:t>
+      </w:r>
+    </w:p>
+    <w:p>
+      <w:pPr>
+        <w:spacing w:line="360" w:lineRule="auto" w:before="0" w:after="0"/>
+        <w:ind w:firstLine="420"/>
+        <w:jc w:val="both"/>
+      </w:pPr>
+      <w:r>
+        <w:rPr>
+          <w:rFonts w:ascii="Times New Roman" w:hAnsi="Times New Roman" w:eastAsia="宋体"/>
+          <w:sz w:val="24"/>
+        </w:rPr>
+        <w:t>评测方面，Berkeley Function Calling Leaderboard 采用真实与合成场景检验函数选择、参数生成及多轮调用能力，为统一测试提供了较成熟的任务划分[22]。但仅报告总体准确率仍可能掩盖不同错误来源：模型可能选错函数、遗漏必需参数、生成不可解析 JSON，或在无需调用时过度调用。本课题将在统一解码协议下分层统计结构合法率、函数选择正确率、参数级正确性和端到端成功率，并把训练效率、推理吞吐和显存占用纳入性能分析。这样既能对应公开评测，又能解释不同蒸馏目标和监督粒度为何产生差异。</w:t>
+      </w:r>
+    </w:p>
+    <w:p>
+      <w:pPr>
+        <w:spacing w:line="360" w:lineRule="auto" w:before="0" w:after="0"/>
+        <w:ind w:firstLine="420"/>
+        <w:jc w:val="both"/>
+      </w:pPr>
+      <w:r>
+        <w:rPr>
+          <w:rFonts w:ascii="Times New Roman" w:hAnsi="Times New Roman" w:eastAsia="宋体"/>
+          <w:sz w:val="24"/>
+        </w:rPr>
+        <w:t>综上，现有研究已经形成从学生状态采样、教师分布监督到参数高效更新的完整技术链条，但不同论文往往同时改变模型规模、数据来源、散度目标和教师信息预算，结果难以直接横向比较。本文将以 Qwen3-4B 教师、Qwen3-0.6B 学生和公开 Function Calling 数据为统一载体，围绕 Forward KL、Reverse KL、广义散度以及全词表、Top-K、K1 三类监督方式开展受控性能分析；这一安排是对既有方法变量的系统化复现与比较，不预设尚未获得实验支持的结论。</w:t>
+      </w:r>
+    </w:p>
+    <w:p>
+      <w:pPr>
+        <w:pStyle w:val="1"/>
+      </w:pPr>
+      <w:r>
+        <w:rPr>
+          <w:rFonts w:ascii="SimHei" w:hAnsi="SimHei" w:eastAsia="黑体" w:cs="SimHei"/>
+          <w:b/>
+          <w:color w:val="000000"/>
+          <w:sz w:val="28"/>
+        </w:rPr>
+        <w:t>3．主要研究内容</w:t>
+      </w:r>
+    </w:p>
+    <w:p>
+      <w:pPr>
         <w:pStyle w:val="2"/>
       </w:pPr>
       <w:r>
         <w:rPr>
           <w:rFonts w:ascii="SimHei" w:hAnsi="SimHei" w:eastAsia="黑体" w:cs="SimHei"/>
+          <w:b/>
           <w:color w:val="000000"/>
-        </w:rPr>
-        <w:t>2.6 研究空白</w:t>
-      </w:r>
-    </w:p>
-    <w:p>
-      <w:pPr>
-        <w:pStyle w:val="a"/>
-        <w:jc w:val="both"/>
-        <w:ind w:firstLine="420"/>
-      </w:pPr>
-      <w:r>
-        <w:t>现有研究仍存在以下可继续分析的问题：</w:t>
+          <w:sz w:val="24"/>
+        </w:rPr>
+        <w:t>3.1 统一的在线策略蒸馏研究流程</w:t>
+      </w:r>
+    </w:p>
+    <w:p>
+      <w:pPr>
+        <w:pStyle w:val="a"/>
+        <w:jc w:val="both"/>
+        <w:ind w:firstLine="420"/>
+      </w:pPr>
+      <w:r>
+        <w:t>研究流程以学生自身生成的 Function Calling 轨迹为中心：学生在 LoRA 参数下生成函数调用或响应，冻结教师在学生访问到的前缀上提供 token 级分布反馈，学生依据所选散度和监督信息粒度更新 LoRA。不同方案使用统一的数据、模型模板、训练预算和评测规则，并记录学生轨迹、教师反馈、损失状态与资源占用。该流程借鉴 GKD、MiniLLM 对学生状态与教师反馈的讨论，并参考 Thinking Machines Lab 技术文章中的工程实现[7][8][10]。</w:t>
+      </w:r>
+    </w:p>
+    <w:p>
+      <w:pPr>
+        <w:pStyle w:val="2"/>
+      </w:pPr>
+      <w:r>
+        <w:rPr>
+          <w:rFonts w:ascii="SimHei" w:hAnsi="SimHei" w:eastAsia="黑体" w:cs="SimHei"/>
+          <w:b/>
+          <w:color w:val="000000"/>
+          <w:sz w:val="24"/>
+        </w:rPr>
+        <w:t>3.2 三类散度目标</w:t>
+      </w:r>
+    </w:p>
+    <w:p>
+      <w:pPr>
+        <w:pStyle w:val="a"/>
+        <w:jc w:val="both"/>
+        <w:ind w:firstLine="420"/>
+      </w:pPr>
+      <w:r>
+        <w:t>研究内容一是比较 Forward KL、Reverse KL 和代表性广义散度。Forward KL 用于研究教师分布覆盖，Reverse KL 用于研究学生实际生成区域与教师分布的匹配，广义散度用于考察两种偏好之间的折中。各目标使用统一的输入、Mask、支持集说明与数值精度设置。</w:t>
+      </w:r>
+    </w:p>
+    <w:p>
+      <w:pPr>
+        <w:pStyle w:val="2"/>
+      </w:pPr>
+      <w:r>
+        <w:rPr>
+          <w:rFonts w:ascii="SimHei" w:hAnsi="SimHei" w:eastAsia="黑体" w:cs="SimHei"/>
+          <w:b/>
+          <w:color w:val="000000"/>
+          <w:sz w:val="24"/>
+        </w:rPr>
+        <w:t>3.3 三种监督信息粒度/估计方式</w:t>
+      </w:r>
+    </w:p>
+    <w:p>
+      <w:pPr>
+        <w:pStyle w:val="a"/>
+        <w:jc w:val="both"/>
+        <w:ind w:firstLine="420"/>
+      </w:pPr>
+      <w:r>
+        <w:t>研究内容二是统一比较三种监督信息粒度/估计方式：</w:t>
       </w:r>
     </w:p>
     <w:p>
@@ -2076,7 +2318,16 @@
         <w:ind w:firstLine="420"/>
       </w:pPr>
       <w:r>
-        <w:t>1. 不同 OPD 方法使用的模型、任务和训练预算不同，KL 方向与监督信息粒度/估计方式的独立影响尚不容易区分。</w:t>
+        <w:t xml:space="preserve">• </w:t>
+      </w:r>
+      <w:r>
+        <w:rPr>
+          <w:b/>
+        </w:rPr>
+        <w:t>全词表：</w:t>
+      </w:r>
+      <w:r>
+        <w:t xml:space="preserve"> 使用教师完整词表分布进行比较，作为信息完整的参照。</w:t>
       </w:r>
     </w:p>
     <w:p>
@@ -2086,7 +2337,16 @@
         <w:ind w:firstLine="420"/>
       </w:pPr>
       <w:r>
-        <w:t>2. 全词表、Top-K 和 K1 的名称相近，但支持集、重归一化、采样 proposal 和特殊 token 处理可能不同，若协议不明确则难以复现。</w:t>
+        <w:t xml:space="preserve">• </w:t>
+      </w:r>
+      <w:r>
+        <w:rPr>
+          <w:b/>
+        </w:rPr>
+        <w:t>Top-K：</w:t>
+      </w:r>
+      <w:r>
+        <w:t xml:space="preserve"> 使用指定支持集中的教师高概率 token，考察压缩教师反馈后的效果与资源变化。</w:t>
       </w:r>
     </w:p>
     <w:p>
@@ -2096,452 +2356,29 @@
         <w:ind w:firstLine="420"/>
       </w:pPr>
       <w:r>
-        <w:t>3. 许多研究更关注生成质量或任务分数，Function Calling 还需要同时观察格式解析、函数名、参数和工具执行。</w:t>
-      </w:r>
-    </w:p>
-    <w:p>
-      <w:pPr>
-        <w:pStyle w:val="a8"/>
-        <w:jc w:val="left"/>
-        <w:ind w:firstLine="420"/>
-      </w:pPr>
-      <w:r>
-        <w:t>4. token 级分布差异、训练熵变化与端到端函数调用成功率之间的关系需要在统一任务中进行分析。</w:t>
-      </w:r>
-    </w:p>
-    <w:p>
-      <w:pPr>
-        <w:pStyle w:val="a8"/>
-        <w:jc w:val="left"/>
-        <w:ind w:firstLine="420"/>
-      </w:pPr>
-      <w:r>
-        <w:t>5. 小模型在教师指导下的收益还受到 LoRA 容量、模板兼容性和资源预算影响，需要在统一模型与训练条件下进行分析。</w:t>
-      </w:r>
-    </w:p>
-    <w:p>
-      <w:pPr>
-        <w:pStyle w:val="a"/>
-        <w:jc w:val="both"/>
-        <w:ind w:firstLine="420"/>
-      </w:pPr>
-      <w:r>
-        <w:t>因此，本课题以 Qwen3-0.6B 学生、Qwen3-4B 教师和经过审计的公开 Function Calling 数据为基础，比较任务要求中的散度方向和监督信息粒度，重点分析任务正确率、训练稳定性、显存占用、训练吞吐和推理性能。</w:t>
-      </w:r>
-    </w:p>
-    <w:p>
-      <w:pPr>
-        <w:pStyle w:val="a"/>
-        <w:jc w:val="both"/>
-        <w:ind w:firstLine="420"/>
-      </w:pPr>
-      <w:r>
-        <w:t>综合现有工作，本课题关注的变量和证据关系可以概括为：</w:t>
-      </w:r>
-    </w:p>
-    <w:tbl>
-      <w:tblPr>
-        <w:tblStyle w:val="a9"/>
-        <w:tblW w:w="0" w:type="auto"/>
-        <w:tblLook w:val="04A0" w:firstRow="1" w:lastRow="0" w:firstColumn="1" w:lastColumn="0" w:noHBand="0" w:noVBand="1"/>
-      </w:tblPr>
-      <w:tblGrid>
-        <w:gridCol w:w="2765"/>
-        <w:gridCol w:w="2765"/>
-        <w:gridCol w:w="2765"/>
-      </w:tblGrid>
-      <w:tr>
-        <w:trPr>
-          <w:tblHeader/>
-        </w:trPr>
-        <w:tc>
-          <w:tcPr>
-            <w:tcW w:w="4148" w:type="dxa"/>
-            <w:shd w:val="clear" w:color="auto" w:fill="C5E0B3" w:themeFill="accent6" w:themeFillTint="66"/>
-          </w:tcPr>
-          <w:p>
-            <w:pPr>
-              <w:pStyle w:val="a"/>
-              <w:jc w:val="left"/>
-              <w:ind w:firstLine="0"/>
-            </w:pPr>
-            <w:r>
-              <w:rPr>
-                <w:b/>
-              </w:rPr>
-              <w:t>研究变量</w:t>
-            </w:r>
-          </w:p>
-        </w:tc>
-        <w:tc>
-          <w:tcPr>
-            <w:tcW w:w="4148" w:type="dxa"/>
-            <w:shd w:val="clear" w:color="auto" w:fill="C5E0B3" w:themeFill="accent6" w:themeFillTint="66"/>
-          </w:tcPr>
-          <w:p>
-            <w:pPr>
-              <w:pStyle w:val="a"/>
-              <w:jc w:val="left"/>
-              <w:ind w:firstLine="0"/>
-            </w:pPr>
-            <w:r>
-              <w:rPr>
-                <w:b/>
-              </w:rPr>
-              <w:t>文献中已讨论的现象</w:t>
-            </w:r>
-          </w:p>
-        </w:tc>
-        <w:tc>
-          <w:tcPr>
-            <w:tcW w:w="4148" w:type="dxa"/>
-            <w:shd w:val="clear" w:color="auto" w:fill="C5E0B3" w:themeFill="accent6" w:themeFillTint="66"/>
-          </w:tcPr>
-          <w:p>
-            <w:pPr>
-              <w:pStyle w:val="a"/>
-              <w:jc w:val="left"/>
-              <w:ind w:firstLine="0"/>
-            </w:pPr>
-            <w:r>
-              <w:t>本课题考察内容</w:t>
-            </w:r>
-          </w:p>
-        </w:tc>
-      </w:tr>
-      <w:tr>
-        <w:tc>
-          <w:tcPr>
-            <w:tcW w:w="4148" w:type="dxa"/>
-          </w:tcPr>
-          <w:p>
-            <w:pPr>
-              <w:pStyle w:val="a"/>
-              <w:jc w:val="left"/>
-              <w:ind w:firstLine="0"/>
-            </w:pPr>
-            <w:r>
-              <w:t>KL 方向/广义散度</w:t>
-            </w:r>
-          </w:p>
-        </w:tc>
-        <w:tc>
-          <w:tcPr>
-            <w:tcW w:w="4148" w:type="dxa"/>
-          </w:tcPr>
-          <w:p>
-            <w:pPr>
-              <w:pStyle w:val="a"/>
-              <w:jc w:val="left"/>
-              <w:ind w:firstLine="0"/>
-            </w:pPr>
-            <w:r>
-              <w:t>mode-covering、mode-seeking、混合目标和样本方差</w:t>
-            </w:r>
-          </w:p>
-        </w:tc>
-        <w:tc>
-          <w:tcPr>
-            <w:tcW w:w="4148" w:type="dxa"/>
-          </w:tcPr>
-          <w:p>
-            <w:pPr>
-              <w:pStyle w:val="a"/>
-              <w:jc w:val="left"/>
-              <w:ind w:firstLine="0"/>
-            </w:pPr>
-            <w:r>
-              <w:t>工具选择、参数生成、熵和训练稳定性</w:t>
-            </w:r>
-          </w:p>
-        </w:tc>
-      </w:tr>
-      <w:tr>
-        <w:tc>
-          <w:tcPr>
-            <w:tcW w:w="4148" w:type="dxa"/>
-          </w:tcPr>
-          <w:p>
-            <w:pPr>
-              <w:pStyle w:val="a"/>
-              <w:jc w:val="left"/>
-              <w:ind w:firstLine="0"/>
-            </w:pPr>
-            <w:r>
-              <w:t>教师监督信息/估计方式</w:t>
-            </w:r>
-          </w:p>
-        </w:tc>
-        <w:tc>
-          <w:tcPr>
-            <w:tcW w:w="4148" w:type="dxa"/>
-          </w:tcPr>
-          <w:p>
-            <w:pPr>
-              <w:pStyle w:val="a"/>
-              <w:jc w:val="left"/>
-              <w:ind w:firstLine="0"/>
-            </w:pPr>
-            <w:r>
-              <w:t>全词表信息完整、Top-K 反馈压缩、K1 单样本估计</w:t>
-            </w:r>
-          </w:p>
-        </w:tc>
-        <w:tc>
-          <w:tcPr>
-            <w:tcW w:w="4148" w:type="dxa"/>
-          </w:tcPr>
-          <w:p>
-            <w:pPr>
-              <w:pStyle w:val="a"/>
-              <w:jc w:val="left"/>
-              <w:ind w:firstLine="0"/>
-            </w:pPr>
-            <w:r>
-              <w:t>反馈量、显存/时延、任务指标和失败类型</w:t>
-            </w:r>
-          </w:p>
-        </w:tc>
-      </w:tr>
-      <w:tr>
-        <w:tc>
-          <w:tcPr>
-            <w:tcW w:w="4148" w:type="dxa"/>
-          </w:tcPr>
-          <w:p>
-            <w:pPr>
-              <w:pStyle w:val="a"/>
-              <w:jc w:val="left"/>
-              <w:ind w:firstLine="0"/>
-            </w:pPr>
-            <w:r>
-              <w:t>学生 on-policy 状态</w:t>
-            </w:r>
-          </w:p>
-        </w:tc>
-        <w:tc>
-          <w:tcPr>
-            <w:tcW w:w="4148" w:type="dxa"/>
-          </w:tcPr>
-          <w:p>
-            <w:pPr>
-              <w:pStyle w:val="a"/>
-              <w:jc w:val="left"/>
-              <w:ind w:firstLine="0"/>
-            </w:pPr>
-            <w:r>
-              <w:t>自生成错误、前缀漂移和状态覆盖</w:t>
-            </w:r>
-          </w:p>
-        </w:tc>
-        <w:tc>
-          <w:tcPr>
-            <w:tcW w:w="4148" w:type="dxa"/>
-          </w:tcPr>
-          <w:p>
-            <w:pPr>
-              <w:pStyle w:val="a"/>
-              <w:jc w:val="left"/>
-              <w:ind w:firstLine="0"/>
-            </w:pPr>
-            <w:r>
-              <w:t>非法结构、错误恢复和端到端调用结果</w:t>
-            </w:r>
-          </w:p>
-        </w:tc>
-      </w:tr>
-      <w:tr>
-        <w:tc>
-          <w:tcPr>
-            <w:tcW w:w="4148" w:type="dxa"/>
-          </w:tcPr>
-          <w:p>
-            <w:pPr>
-              <w:pStyle w:val="a"/>
-              <w:jc w:val="left"/>
-              <w:ind w:firstLine="0"/>
-            </w:pPr>
-            <w:r>
-              <w:t>任务接口</w:t>
-            </w:r>
-          </w:p>
-        </w:tc>
-        <w:tc>
-          <w:tcPr>
-            <w:tcW w:w="4148" w:type="dxa"/>
-          </w:tcPr>
-          <w:p>
-            <w:pPr>
-              <w:pStyle w:val="a"/>
-              <w:jc w:val="left"/>
-              <w:ind w:firstLine="0"/>
-            </w:pPr>
-            <w:r>
-              <w:t>schema、工具执行和多轮交互</w:t>
-            </w:r>
-          </w:p>
-        </w:tc>
-        <w:tc>
-          <w:tcPr>
-            <w:tcW w:w="4148" w:type="dxa"/>
-          </w:tcPr>
-          <w:p>
-            <w:pPr>
-              <w:pStyle w:val="a"/>
-              <w:jc w:val="left"/>
-              <w:ind w:firstLine="0"/>
-            </w:pPr>
-            <w:r>
-              <w:t>格式、函数、参数、执行和端到端成功</w:t>
-            </w:r>
-          </w:p>
-        </w:tc>
-      </w:tr>
-    </w:tbl>
-    <w:p>
-      <w:pPr>
-        <w:pStyle w:val="1"/>
+        <w:t>• K1 sampled-token：从教师分布采样一个 token，对相应期望进行单样本估计，并分析其估计方差；该方法与 Top-1 argmax 硬标签监督分别记录。</w:t>
+      </w:r>
+    </w:p>
+    <w:p>
+      <w:pPr>
+        <w:pStyle w:val="a"/>
+        <w:jc w:val="both"/>
+        <w:ind w:firstLine="420"/>
+      </w:pPr>
+      <w:r>
+        <w:t>Top-K 统一规定支持集构造、归一化和支持集外概率处理，K1 统一规定 proposal、梯度估计和随机种子管理。比较内容包括 Function Calling 的格式、函数选择、参数与执行结果，以及训练稳定性和资源开销。</w:t>
+      </w:r>
+    </w:p>
+    <w:p>
+      <w:pPr>
+        <w:pStyle w:val="2"/>
       </w:pPr>
       <w:r>
         <w:rPr>
           <w:rFonts w:ascii="SimHei" w:hAnsi="SimHei" w:eastAsia="黑体" w:cs="SimHei"/>
+          <w:b/>
           <w:color w:val="000000"/>
-        </w:rPr>
-        <w:t>3．主要研究内容</w:t>
-      </w:r>
-    </w:p>
-    <w:p>
-      <w:pPr>
-        <w:pStyle w:val="2"/>
-      </w:pPr>
-      <w:r>
-        <w:rPr>
-          <w:rFonts w:ascii="SimHei" w:hAnsi="SimHei" w:eastAsia="黑体" w:cs="SimHei"/>
-          <w:color w:val="000000"/>
-        </w:rPr>
-        <w:t>3.1 统一的在线策略蒸馏研究流程</w:t>
-      </w:r>
-    </w:p>
-    <w:p>
-      <w:pPr>
-        <w:pStyle w:val="a"/>
-        <w:jc w:val="both"/>
-        <w:ind w:firstLine="420"/>
-      </w:pPr>
-      <w:r>
-        <w:t>研究流程以学生自身生成的 Function Calling 轨迹为中心：学生在 LoRA 参数下生成函数调用或响应，冻结教师在学生访问到的前缀上提供 token 级分布反馈，学生依据所选散度和监督信息粒度更新 LoRA。不同方案使用统一的数据、模型模板、训练预算和评测规则，并记录学生轨迹、教师反馈、损失状态与资源占用。该流程借鉴 GKD、MiniLLM 对学生状态与教师反馈的讨论，并参考 Thinking Machines Lab 技术文章中的工程实现[7][8][10]。</w:t>
-      </w:r>
-    </w:p>
-    <w:p>
-      <w:pPr>
-        <w:pStyle w:val="2"/>
-      </w:pPr>
-      <w:r>
-        <w:rPr>
-          <w:rFonts w:ascii="SimHei" w:hAnsi="SimHei" w:eastAsia="黑体" w:cs="SimHei"/>
-          <w:color w:val="000000"/>
-        </w:rPr>
-        <w:t>3.2 三类散度目标</w:t>
-      </w:r>
-    </w:p>
-    <w:p>
-      <w:pPr>
-        <w:pStyle w:val="a"/>
-        <w:jc w:val="both"/>
-        <w:ind w:firstLine="420"/>
-      </w:pPr>
-      <w:r>
-        <w:t>研究内容一是比较 Forward KL、Reverse KL 和代表性广义散度。Forward KL 用于研究教师分布覆盖，Reverse KL 用于研究学生实际生成区域与教师分布的匹配，广义散度用于考察两种偏好之间的折中。各目标使用统一的输入、Mask、支持集说明与数值精度设置。</w:t>
-      </w:r>
-    </w:p>
-    <w:p>
-      <w:pPr>
-        <w:pStyle w:val="2"/>
-      </w:pPr>
-      <w:r>
-        <w:rPr>
-          <w:rFonts w:ascii="SimHei" w:hAnsi="SimHei" w:eastAsia="黑体" w:cs="SimHei"/>
-          <w:color w:val="000000"/>
-        </w:rPr>
-        <w:t>3.3 三种监督信息粒度/估计方式</w:t>
-      </w:r>
-    </w:p>
-    <w:p>
-      <w:pPr>
-        <w:pStyle w:val="a"/>
-        <w:jc w:val="both"/>
-        <w:ind w:firstLine="420"/>
-      </w:pPr>
-      <w:r>
-        <w:t>研究内容二是统一比较三种监督信息粒度/估计方式：</w:t>
-      </w:r>
-    </w:p>
-    <w:p>
-      <w:pPr>
-        <w:pStyle w:val="a8"/>
-        <w:jc w:val="left"/>
-        <w:ind w:firstLine="420"/>
-      </w:pPr>
-      <w:r>
-        <w:t xml:space="preserve">• </w:t>
-      </w:r>
-      <w:r>
-        <w:rPr>
-          <w:b/>
-        </w:rPr>
-        <w:t>全词表：</w:t>
-      </w:r>
-      <w:r>
-        <w:t xml:space="preserve"> 使用教师完整词表分布进行比较，作为信息完整的参照。</w:t>
-      </w:r>
-    </w:p>
-    <w:p>
-      <w:pPr>
-        <w:pStyle w:val="a8"/>
-        <w:jc w:val="left"/>
-        <w:ind w:firstLine="420"/>
-      </w:pPr>
-      <w:r>
-        <w:t xml:space="preserve">• </w:t>
-      </w:r>
-      <w:r>
-        <w:rPr>
-          <w:b/>
-        </w:rPr>
-        <w:t>Top-K：</w:t>
-      </w:r>
-      <w:r>
-        <w:t xml:space="preserve"> 使用指定支持集中的教师高概率 token，考察压缩教师反馈后的效果与资源变化。</w:t>
-      </w:r>
-    </w:p>
-    <w:p>
-      <w:pPr>
-        <w:pStyle w:val="a8"/>
-        <w:jc w:val="left"/>
-        <w:ind w:firstLine="420"/>
-      </w:pPr>
-      <w:r>
-        <w:t>• K1 sampled-token：从教师分布采样一个 token，对相应期望进行单样本估计，并分析其估计方差；该方法与 Top-1 argmax 硬标签监督分别记录。</w:t>
-      </w:r>
-    </w:p>
-    <w:p>
-      <w:pPr>
-        <w:pStyle w:val="a"/>
-        <w:jc w:val="both"/>
-        <w:ind w:firstLine="420"/>
-      </w:pPr>
-      <w:r>
-        <w:t>Top-K 统一规定支持集构造、归一化和支持集外概率处理，K1 统一规定 proposal、梯度估计和随机种子管理。比较内容包括 Function Calling 的格式、函数选择、参数与执行结果，以及训练稳定性和资源开销。</w:t>
-      </w:r>
-    </w:p>
-    <w:p>
-      <w:pPr>
-        <w:pStyle w:val="2"/>
-      </w:pPr>
-      <w:r>
-        <w:rPr>
-          <w:rFonts w:ascii="SimHei" w:hAnsi="SimHei" w:eastAsia="黑体" w:cs="SimHei"/>
-          <w:color w:val="000000"/>
+          <w:sz w:val="24"/>
         </w:rPr>
         <w:t>3.4 LoRA 后训练与教师—学生关系</w:t>
       </w:r>
@@ -2655,7 +2492,9 @@
       <w:r>
         <w:rPr>
           <w:rFonts w:ascii="SimHei" w:hAnsi="SimHei" w:eastAsia="黑体" w:cs="SimHei"/>
+          <w:b/>
           <w:color w:val="000000"/>
+          <w:sz w:val="24"/>
         </w:rPr>
         <w:t>3.5 Function Calling 评测与推理性能分析</w:t>
       </w:r>
@@ -2677,7 +2516,9 @@
       <w:r>
         <w:rPr>
           <w:rFonts w:ascii="SimHei" w:hAnsi="SimHei" w:eastAsia="黑体" w:cs="SimHei"/>
+          <w:b/>
           <w:color w:val="000000"/>
+          <w:sz w:val="24"/>
         </w:rPr>
         <w:t>3.6 研究问题</w:t>
       </w:r>
@@ -2749,7 +2590,9 @@
       <w:r>
         <w:rPr>
           <w:rFonts w:ascii="SimHei" w:hAnsi="SimHei" w:eastAsia="黑体" w:cs="SimHei"/>
+          <w:b/>
           <w:color w:val="000000"/>
+          <w:sz w:val="24"/>
         </w:rPr>
         <w:t>3.7 各研究内容之间的关系</w:t>
       </w:r>
@@ -2781,7 +2624,9 @@
       <w:r>
         <w:rPr>
           <w:rFonts w:ascii="SimHei" w:hAnsi="SimHei" w:eastAsia="黑体" w:cs="SimHei"/>
+          <w:b/>
           <w:color w:val="000000"/>
+          <w:sz w:val="28"/>
         </w:rPr>
         <w:t>4．研究方案</w:t>
       </w:r>
@@ -2793,19 +2638,25 @@
       <w:r>
         <w:rPr>
           <w:rFonts w:ascii="SimHei" w:hAnsi="SimHei" w:eastAsia="黑体" w:cs="SimHei"/>
+          <w:b/>
           <w:color w:val="000000"/>
+          <w:sz w:val="24"/>
         </w:rPr>
         <w:t>4.1 总体技术路线</w:t>
       </w:r>
     </w:p>
     <w:p>
       <w:pPr>
-        <w:pStyle w:val="a"/>
-        <w:jc w:val="both"/>
-        <w:ind w:firstLine="420"/>
-      </w:pPr>
-      <w:r>
-        <w:t>研究路线如下：</w:t>
+        <w:jc w:val="both"/>
+        <w:spacing w:line="360" w:lineRule="auto" w:before="0" w:after="0"/>
+        <w:ind w:firstLine="420"/>
+      </w:pPr>
+      <w:r>
+        <w:rPr>
+          <w:rFonts w:ascii="Times New Roman" w:hAnsi="Times New Roman" w:eastAsia="宋体"/>
+          <w:sz w:val="24"/>
+        </w:rPr>
+        <w:t>研究总体技术路线如图 1 所示。</w:t>
       </w:r>
     </w:p>
     <w:p>
@@ -2830,12 +2681,69 @@
     </w:p>
     <w:p>
       <w:pPr>
+        <w:ind w:firstLine="0"/>
+        <w:jc w:val="center"/>
+      </w:pPr>
+      <w:r>
+        <w:drawing>
+          <wp:inline xmlns:a="http://schemas.openxmlformats.org/drawingml/2006/main" xmlns:pic="http://schemas.openxmlformats.org/drawingml/2006/picture">
+            <wp:extent cx="5806440" cy="2177415"/>
+            <wp:docPr id="6" name="Picture 6"/>
+            <wp:cNvGraphicFramePr>
+              <a:graphicFrameLocks noChangeAspect="1"/>
+            </wp:cNvGraphicFramePr>
+            <a:graphic>
+              <a:graphicData uri="http://schemas.openxmlformats.org/drawingml/2006/picture">
+                <pic:pic>
+                  <pic:nvPicPr>
+                    <pic:cNvPr id="0" name="opening_report_overall_flow_fixed.png"/>
+                    <pic:cNvPicPr/>
+                  </pic:nvPicPr>
+                  <pic:blipFill>
+                    <a:blip r:embed="rId18"/>
+                    <a:stretch>
+                      <a:fillRect/>
+                    </a:stretch>
+                  </pic:blipFill>
+                  <pic:spPr>
+                    <a:xfrm>
+                      <a:off x="0" y="0"/>
+                      <a:ext cx="5806440" cy="2177415"/>
+                    </a:xfrm>
+                    <a:prstGeom prst="rect"/>
+                  </pic:spPr>
+                </pic:pic>
+              </a:graphicData>
+            </a:graphic>
+          </wp:inline>
+        </w:drawing>
+      </w:r>
+    </w:p>
+    <w:p>
+      <w:pPr>
+        <w:spacing w:before="0" w:after="120" w:line="240" w:lineRule="auto"/>
+        <w:ind w:firstLine="0"/>
+        <w:jc w:val="center"/>
+      </w:pPr>
+      <w:r/>
+      <w:r>
+        <w:rPr>
+          <w:rFonts w:ascii="Times New Roman" w:hAnsi="Times New Roman" w:eastAsia="宋体"/>
+          <w:sz w:val="21"/>
+        </w:rPr>
+        <w:t>图 1  研究总体技术路线</w:t>
+      </w:r>
+    </w:p>
+    <w:p>
+      <w:pPr>
         <w:pStyle w:val="2"/>
       </w:pPr>
       <w:r>
         <w:rPr>
           <w:rFonts w:ascii="SimHei" w:hAnsi="SimHei" w:eastAsia="黑体" w:cs="SimHei"/>
+          <w:b/>
           <w:color w:val="000000"/>
+          <w:sz w:val="24"/>
         </w:rPr>
         <w:t>4.2 模型和数据准备</w:t>
       </w:r>
@@ -2877,9 +2785,25 @@
       <w:r>
         <w:rPr>
           <w:rFonts w:ascii="SimHei" w:hAnsi="SimHei" w:eastAsia="黑体" w:cs="SimHei"/>
+          <w:b/>
           <w:color w:val="000000"/>
+          <w:sz w:val="24"/>
         </w:rPr>
         <w:t>4.3 学生 rollout 和教师反馈</w:t>
+      </w:r>
+    </w:p>
+    <w:p>
+      <w:pPr>
+        <w:spacing w:line="360" w:lineRule="auto" w:before="0" w:after="0"/>
+        <w:ind w:firstLine="420"/>
+        <w:jc w:val="both"/>
+      </w:pPr>
+      <w:r>
+        <w:rPr>
+          <w:rFonts w:ascii="Times New Roman" w:hAnsi="Times New Roman" w:eastAsia="宋体"/>
+          <w:sz w:val="24"/>
+        </w:rPr>
+        <w:t>在线策略蒸馏的训练、反馈与评测关系如图 2 所示。</w:t>
       </w:r>
     </w:p>
     <w:p>
@@ -3176,12 +3100,69 @@
     </w:p>
     <w:p>
       <w:pPr>
+        <w:ind w:firstLine="0"/>
+        <w:jc w:val="center"/>
+      </w:pPr>
+      <w:r>
+        <w:drawing>
+          <wp:inline xmlns:a="http://schemas.openxmlformats.org/drawingml/2006/main" xmlns:pic="http://schemas.openxmlformats.org/drawingml/2006/picture">
+            <wp:extent cx="5669280" cy="2881884"/>
+            <wp:docPr id="4" name="Picture 4"/>
+            <wp:cNvGraphicFramePr>
+              <a:graphicFrameLocks noChangeAspect="1"/>
+            </wp:cNvGraphicFramePr>
+            <a:graphic>
+              <a:graphicData uri="http://schemas.openxmlformats.org/drawingml/2006/picture">
+                <pic:pic>
+                  <pic:nvPicPr>
+                    <pic:cNvPr id="0" name="training_flow.png"/>
+                    <pic:cNvPicPr/>
+                  </pic:nvPicPr>
+                  <pic:blipFill>
+                    <a:blip r:embed="rId16"/>
+                    <a:stretch>
+                      <a:fillRect/>
+                    </a:stretch>
+                  </pic:blipFill>
+                  <pic:spPr>
+                    <a:xfrm>
+                      <a:off x="0" y="0"/>
+                      <a:ext cx="5669280" cy="2881884"/>
+                    </a:xfrm>
+                    <a:prstGeom prst="rect"/>
+                  </pic:spPr>
+                </pic:pic>
+              </a:graphicData>
+            </a:graphic>
+          </wp:inline>
+        </w:drawing>
+      </w:r>
+    </w:p>
+    <w:p>
+      <w:pPr>
+        <w:spacing w:before="0" w:after="120" w:line="240" w:lineRule="auto"/>
+        <w:ind w:firstLine="0"/>
+        <w:jc w:val="center"/>
+      </w:pPr>
+      <w:r/>
+      <w:r>
+        <w:rPr>
+          <w:rFonts w:ascii="Times New Roman" w:hAnsi="Times New Roman" w:eastAsia="宋体"/>
+          <w:sz w:val="21"/>
+        </w:rPr>
+        <w:t>图 2  在线策略蒸馏训练与性能评测流程</w:t>
+      </w:r>
+    </w:p>
+    <w:p>
+      <w:pPr>
         <w:pStyle w:val="2"/>
       </w:pPr>
       <w:r>
         <w:rPr>
           <w:rFonts w:ascii="SimHei" w:hAnsi="SimHei" w:eastAsia="黑体" w:cs="SimHei"/>
+          <w:b/>
           <w:color w:val="000000"/>
+          <w:sz w:val="24"/>
         </w:rPr>
         <w:t>4.4 损失与监督信息粒度/估计方式的定义原则</w:t>
       </w:r>
@@ -3426,6 +3407,7 @@
       <w:tblPr>
         <w:tblStyle w:val="a9"/>
         <w:tblW w:w="0" w:type="auto"/>
+        <w:jc w:val="center"/>
         <w:tblLook w:val="04A0" w:firstRow="1" w:lastRow="0" w:firstColumn="1" w:lastColumn="0" w:noHBand="0" w:noVBand="1"/>
       </w:tblPr>
       <w:tblGrid>
@@ -3442,17 +3424,20 @@
         <w:tc>
           <w:tcPr>
             <w:tcW w:w="4148" w:type="dxa"/>
-            <w:shd w:val="clear" w:color="auto" w:fill="C5E0B3" w:themeFill="accent6" w:themeFillTint="66"/>
-          </w:tcPr>
-          <w:p>
-            <w:pPr>
-              <w:pStyle w:val="a"/>
-              <w:jc w:val="left"/>
-              <w:ind w:firstLine="0"/>
+            <w:shd w:val="clear" w:color="auto" w:fill="D9EAD3" w:themeFill="accent6" w:themeFillTint="66"/>
+            <w:vAlign w:val="center"/>
+          </w:tcPr>
+          <w:p>
+            <w:pPr>
+              <w:spacing w:before="0" w:after="0" w:line="240" w:lineRule="auto"/>
+              <w:ind w:firstLine="0"/>
+              <w:jc w:val="center"/>
             </w:pPr>
             <w:r>
               <w:rPr>
+                <w:rFonts w:ascii="Times New Roman" w:hAnsi="Times New Roman" w:eastAsia="宋体"/>
                 <w:b/>
+                <w:sz w:val="19"/>
               </w:rPr>
               <w:t>监督信息粒度/估计方式</w:t>
             </w:r>
@@ -3461,17 +3446,20 @@
         <w:tc>
           <w:tcPr>
             <w:tcW w:w="4148" w:type="dxa"/>
-            <w:shd w:val="clear" w:color="auto" w:fill="C5E0B3" w:themeFill="accent6" w:themeFillTint="66"/>
-          </w:tcPr>
-          <w:p>
-            <w:pPr>
-              <w:pStyle w:val="a"/>
-              <w:jc w:val="left"/>
-              <w:ind w:firstLine="0"/>
+            <w:shd w:val="clear" w:color="auto" w:fill="D9EAD3" w:themeFill="accent6" w:themeFillTint="66"/>
+            <w:vAlign w:val="center"/>
+          </w:tcPr>
+          <w:p>
+            <w:pPr>
+              <w:spacing w:before="0" w:after="0" w:line="240" w:lineRule="auto"/>
+              <w:ind w:firstLine="0"/>
+              <w:jc w:val="center"/>
             </w:pPr>
             <w:r>
               <w:rPr>
+                <w:rFonts w:ascii="Times New Roman" w:hAnsi="Times New Roman" w:eastAsia="宋体"/>
                 <w:b/>
+                <w:sz w:val="19"/>
               </w:rPr>
               <w:t>Forward KL</w:t>
             </w:r>
@@ -3480,17 +3468,20 @@
         <w:tc>
           <w:tcPr>
             <w:tcW w:w="4148" w:type="dxa"/>
-            <w:shd w:val="clear" w:color="auto" w:fill="C5E0B3" w:themeFill="accent6" w:themeFillTint="66"/>
-          </w:tcPr>
-          <w:p>
-            <w:pPr>
-              <w:pStyle w:val="a"/>
-              <w:jc w:val="left"/>
-              <w:ind w:firstLine="0"/>
+            <w:shd w:val="clear" w:color="auto" w:fill="D9EAD3" w:themeFill="accent6" w:themeFillTint="66"/>
+            <w:vAlign w:val="center"/>
+          </w:tcPr>
+          <w:p>
+            <w:pPr>
+              <w:spacing w:before="0" w:after="0" w:line="240" w:lineRule="auto"/>
+              <w:ind w:firstLine="0"/>
+              <w:jc w:val="center"/>
             </w:pPr>
             <w:r>
               <w:rPr>
+                <w:rFonts w:ascii="Times New Roman" w:hAnsi="Times New Roman" w:eastAsia="宋体"/>
                 <w:b/>
+                <w:sz w:val="19"/>
               </w:rPr>
               <w:t>Reverse KL</w:t>
             </w:r>
@@ -3499,17 +3490,20 @@
         <w:tc>
           <w:tcPr>
             <w:tcW w:w="4148" w:type="dxa"/>
-            <w:shd w:val="clear" w:color="auto" w:fill="C5E0B3" w:themeFill="accent6" w:themeFillTint="66"/>
-          </w:tcPr>
-          <w:p>
-            <w:pPr>
-              <w:pStyle w:val="a"/>
-              <w:jc w:val="left"/>
-              <w:ind w:firstLine="0"/>
+            <w:shd w:val="clear" w:color="auto" w:fill="D9EAD3" w:themeFill="accent6" w:themeFillTint="66"/>
+            <w:vAlign w:val="center"/>
+          </w:tcPr>
+          <w:p>
+            <w:pPr>
+              <w:spacing w:before="0" w:after="0" w:line="240" w:lineRule="auto"/>
+              <w:ind w:firstLine="0"/>
+              <w:jc w:val="center"/>
             </w:pPr>
             <w:r>
               <w:rPr>
+                <w:rFonts w:ascii="Times New Roman" w:hAnsi="Times New Roman" w:eastAsia="宋体"/>
                 <w:b/>
+                <w:sz w:val="19"/>
               </w:rPr>
               <w:t>广义散度</w:t>
             </w:r>
@@ -3518,15 +3512,21 @@
         <w:tc>
           <w:tcPr>
             <w:tcW w:w="4148" w:type="dxa"/>
-            <w:shd w:val="clear" w:color="auto" w:fill="C5E0B3" w:themeFill="accent6" w:themeFillTint="66"/>
-          </w:tcPr>
-          <w:p>
-            <w:pPr>
-              <w:pStyle w:val="a"/>
-              <w:jc w:val="left"/>
-              <w:ind w:firstLine="0"/>
-            </w:pPr>
-            <w:r>
+            <w:shd w:val="clear" w:color="auto" w:fill="D9EAD3" w:themeFill="accent6" w:themeFillTint="66"/>
+            <w:vAlign w:val="center"/>
+          </w:tcPr>
+          <w:p>
+            <w:pPr>
+              <w:spacing w:before="0" w:after="0" w:line="240" w:lineRule="auto"/>
+              <w:ind w:firstLine="0"/>
+              <w:jc w:val="center"/>
+            </w:pPr>
+            <w:r>
+              <w:rPr>
+                <w:rFonts w:ascii="Times New Roman" w:hAnsi="Times New Roman" w:eastAsia="宋体"/>
+                <w:b/>
+                <w:sz w:val="19"/>
+              </w:rPr>
               <w:t>说明</w:t>
             </w:r>
           </w:p>
@@ -3536,14 +3536,20 @@
         <w:tc>
           <w:tcPr>
             <w:tcW w:w="4148" w:type="dxa"/>
-          </w:tcPr>
-          <w:p>
-            <w:pPr>
-              <w:pStyle w:val="a"/>
-              <w:jc w:val="left"/>
-              <w:ind w:firstLine="0"/>
-            </w:pPr>
-            <w:r>
+            <w:vAlign w:val="center"/>
+          </w:tcPr>
+          <w:p>
+            <w:pPr>
+              <w:spacing w:before="0" w:after="0" w:line="240" w:lineRule="auto"/>
+              <w:ind w:firstLine="0"/>
+              <w:jc w:val="center"/>
+            </w:pPr>
+            <w:r>
+              <w:rPr>
+                <w:rFonts w:ascii="Times New Roman" w:hAnsi="Times New Roman" w:eastAsia="宋体"/>
+                <w:b w:val="0"/>
+                <w:sz w:val="19"/>
+              </w:rPr>
               <w:t>全词表</w:t>
             </w:r>
           </w:p>
@@ -3551,60 +3557,84 @@
         <w:tc>
           <w:tcPr>
             <w:tcW w:w="4148" w:type="dxa"/>
-          </w:tcPr>
-          <w:p>
-            <w:pPr>
-              <w:pStyle w:val="a"/>
-              <w:jc w:val="left"/>
-              <w:ind w:firstLine="0"/>
-            </w:pPr>
-            <w:r>
-              <w:t>E01</w:t>
+            <w:vAlign w:val="center"/>
+          </w:tcPr>
+          <w:p>
+            <w:pPr>
+              <w:spacing w:before="0" w:after="0" w:line="240" w:lineRule="auto"/>
+              <w:ind w:firstLine="0"/>
+              <w:jc w:val="center"/>
+            </w:pPr>
+            <w:r>
+              <w:rPr>
+                <w:rFonts w:ascii="Times New Roman" w:hAnsi="Times New Roman" w:eastAsia="宋体"/>
+                <w:b w:val="0"/>
+                <w:sz w:val="19"/>
+              </w:rPr>
+              <w:t>全词表 FKL</w:t>
             </w:r>
           </w:p>
         </w:tc>
         <w:tc>
           <w:tcPr>
             <w:tcW w:w="4148" w:type="dxa"/>
-          </w:tcPr>
-          <w:p>
-            <w:pPr>
-              <w:pStyle w:val="a"/>
-              <w:jc w:val="left"/>
-              <w:ind w:firstLine="0"/>
-            </w:pPr>
-            <w:r>
-              <w:t>E04</w:t>
+            <w:vAlign w:val="center"/>
+          </w:tcPr>
+          <w:p>
+            <w:pPr>
+              <w:spacing w:before="0" w:after="0" w:line="240" w:lineRule="auto"/>
+              <w:ind w:firstLine="0"/>
+              <w:jc w:val="center"/>
+            </w:pPr>
+            <w:r>
+              <w:rPr>
+                <w:rFonts w:ascii="Times New Roman" w:hAnsi="Times New Roman" w:eastAsia="宋体"/>
+                <w:b w:val="0"/>
+                <w:sz w:val="19"/>
+              </w:rPr>
+              <w:t>全词表 RKL</w:t>
             </w:r>
           </w:p>
         </w:tc>
         <w:tc>
           <w:tcPr>
             <w:tcW w:w="4148" w:type="dxa"/>
-          </w:tcPr>
-          <w:p>
-            <w:pPr>
-              <w:pStyle w:val="a"/>
-              <w:jc w:val="left"/>
-              <w:ind w:firstLine="0"/>
-            </w:pPr>
-            <w:r>
-              <w:t>E07</w:t>
+            <w:vAlign w:val="center"/>
+          </w:tcPr>
+          <w:p>
+            <w:pPr>
+              <w:spacing w:before="0" w:after="0" w:line="240" w:lineRule="auto"/>
+              <w:ind w:firstLine="0"/>
+              <w:jc w:val="center"/>
+            </w:pPr>
+            <w:r>
+              <w:rPr>
+                <w:rFonts w:ascii="Times New Roman" w:hAnsi="Times New Roman" w:eastAsia="宋体"/>
+                <w:b w:val="0"/>
+                <w:sz w:val="19"/>
+              </w:rPr>
+              <w:t>全词表广义散度</w:t>
             </w:r>
           </w:p>
         </w:tc>
         <w:tc>
           <w:tcPr>
             <w:tcW w:w="4148" w:type="dxa"/>
-          </w:tcPr>
-          <w:p>
-            <w:pPr>
-              <w:pStyle w:val="a"/>
-              <w:jc w:val="left"/>
-              <w:ind w:firstLine="0"/>
-            </w:pPr>
-            <w:r>
-              <w:t>纳入对比</w:t>
+            <w:vAlign w:val="center"/>
+          </w:tcPr>
+          <w:p>
+            <w:pPr>
+              <w:spacing w:before="0" w:after="0" w:line="240" w:lineRule="auto"/>
+              <w:ind w:firstLine="0"/>
+              <w:jc w:val="center"/>
+            </w:pPr>
+            <w:r>
+              <w:rPr>
+                <w:rFonts w:ascii="Times New Roman" w:hAnsi="Times New Roman" w:eastAsia="宋体"/>
+                <w:b w:val="0"/>
+                <w:sz w:val="19"/>
+              </w:rPr>
+              <w:t>完整分布对照</w:t>
             </w:r>
           </w:p>
         </w:tc>
@@ -3613,14 +3643,20 @@
         <w:tc>
           <w:tcPr>
             <w:tcW w:w="4148" w:type="dxa"/>
-          </w:tcPr>
-          <w:p>
-            <w:pPr>
-              <w:pStyle w:val="a"/>
-              <w:jc w:val="left"/>
-              <w:ind w:firstLine="0"/>
-            </w:pPr>
-            <w:r>
+            <w:vAlign w:val="center"/>
+          </w:tcPr>
+          <w:p>
+            <w:pPr>
+              <w:spacing w:before="0" w:after="0" w:line="240" w:lineRule="auto"/>
+              <w:ind w:firstLine="0"/>
+              <w:jc w:val="center"/>
+            </w:pPr>
+            <w:r>
+              <w:rPr>
+                <w:rFonts w:ascii="Times New Roman" w:hAnsi="Times New Roman" w:eastAsia="宋体"/>
+                <w:b w:val="0"/>
+                <w:sz w:val="19"/>
+              </w:rPr>
               <w:t>Top-K</w:t>
             </w:r>
           </w:p>
@@ -3628,60 +3664,84 @@
         <w:tc>
           <w:tcPr>
             <w:tcW w:w="4148" w:type="dxa"/>
-          </w:tcPr>
-          <w:p>
-            <w:pPr>
-              <w:pStyle w:val="a"/>
-              <w:jc w:val="left"/>
-              <w:ind w:firstLine="0"/>
-            </w:pPr>
-            <w:r>
-              <w:t>E02</w:t>
+            <w:vAlign w:val="center"/>
+          </w:tcPr>
+          <w:p>
+            <w:pPr>
+              <w:spacing w:before="0" w:after="0" w:line="240" w:lineRule="auto"/>
+              <w:ind w:firstLine="0"/>
+              <w:jc w:val="center"/>
+            </w:pPr>
+            <w:r>
+              <w:rPr>
+                <w:rFonts w:ascii="Times New Roman" w:hAnsi="Times New Roman" w:eastAsia="宋体"/>
+                <w:b w:val="0"/>
+                <w:sz w:val="19"/>
+              </w:rPr>
+              <w:t>Top-K FKL</w:t>
             </w:r>
           </w:p>
         </w:tc>
         <w:tc>
           <w:tcPr>
             <w:tcW w:w="4148" w:type="dxa"/>
-          </w:tcPr>
-          <w:p>
-            <w:pPr>
-              <w:pStyle w:val="a"/>
-              <w:jc w:val="left"/>
-              <w:ind w:firstLine="0"/>
-            </w:pPr>
-            <w:r>
-              <w:t>E05</w:t>
+            <w:vAlign w:val="center"/>
+          </w:tcPr>
+          <w:p>
+            <w:pPr>
+              <w:spacing w:before="0" w:after="0" w:line="240" w:lineRule="auto"/>
+              <w:ind w:firstLine="0"/>
+              <w:jc w:val="center"/>
+            </w:pPr>
+            <w:r>
+              <w:rPr>
+                <w:rFonts w:ascii="Times New Roman" w:hAnsi="Times New Roman" w:eastAsia="宋体"/>
+                <w:b w:val="0"/>
+                <w:sz w:val="19"/>
+              </w:rPr>
+              <w:t>Top-K RKL</w:t>
             </w:r>
           </w:p>
         </w:tc>
         <w:tc>
           <w:tcPr>
             <w:tcW w:w="4148" w:type="dxa"/>
-          </w:tcPr>
-          <w:p>
-            <w:pPr>
-              <w:pStyle w:val="a"/>
-              <w:jc w:val="left"/>
-              <w:ind w:firstLine="0"/>
-            </w:pPr>
-            <w:r>
-              <w:t>E08</w:t>
+            <w:vAlign w:val="center"/>
+          </w:tcPr>
+          <w:p>
+            <w:pPr>
+              <w:spacing w:before="0" w:after="0" w:line="240" w:lineRule="auto"/>
+              <w:ind w:firstLine="0"/>
+              <w:jc w:val="center"/>
+            </w:pPr>
+            <w:r>
+              <w:rPr>
+                <w:rFonts w:ascii="Times New Roman" w:hAnsi="Times New Roman" w:eastAsia="宋体"/>
+                <w:b w:val="0"/>
+                <w:sz w:val="19"/>
+              </w:rPr>
+              <w:t>Top-K 广义散度</w:t>
             </w:r>
           </w:p>
         </w:tc>
         <w:tc>
           <w:tcPr>
             <w:tcW w:w="4148" w:type="dxa"/>
-          </w:tcPr>
-          <w:p>
-            <w:pPr>
-              <w:pStyle w:val="a"/>
-              <w:jc w:val="left"/>
-              <w:ind w:firstLine="0"/>
-            </w:pPr>
-            <w:r>
-              <w:t>纳入对比</w:t>
+            <w:vAlign w:val="center"/>
+          </w:tcPr>
+          <w:p>
+            <w:pPr>
+              <w:spacing w:before="0" w:after="0" w:line="240" w:lineRule="auto"/>
+              <w:ind w:firstLine="0"/>
+              <w:jc w:val="center"/>
+            </w:pPr>
+            <w:r>
+              <w:rPr>
+                <w:rFonts w:ascii="Times New Roman" w:hAnsi="Times New Roman" w:eastAsia="宋体"/>
+                <w:b w:val="0"/>
+                <w:sz w:val="19"/>
+              </w:rPr>
+              <w:t>稀疏支持集</w:t>
             </w:r>
           </w:p>
         </w:tc>
@@ -3690,14 +3750,20 @@
         <w:tc>
           <w:tcPr>
             <w:tcW w:w="4148" w:type="dxa"/>
-          </w:tcPr>
-          <w:p>
-            <w:pPr>
-              <w:pStyle w:val="a"/>
-              <w:jc w:val="left"/>
-              <w:ind w:firstLine="0"/>
-            </w:pPr>
-            <w:r>
+            <w:vAlign w:val="center"/>
+          </w:tcPr>
+          <w:p>
+            <w:pPr>
+              <w:spacing w:before="0" w:after="0" w:line="240" w:lineRule="auto"/>
+              <w:ind w:firstLine="0"/>
+              <w:jc w:val="center"/>
+            </w:pPr>
+            <w:r>
+              <w:rPr>
+                <w:rFonts w:ascii="Times New Roman" w:hAnsi="Times New Roman" w:eastAsia="宋体"/>
+                <w:b w:val="0"/>
+                <w:sz w:val="19"/>
+              </w:rPr>
               <w:t>K1 sampled-token</w:t>
             </w:r>
           </w:p>
@@ -3705,60 +3771,84 @@
         <w:tc>
           <w:tcPr>
             <w:tcW w:w="4148" w:type="dxa"/>
-          </w:tcPr>
-          <w:p>
-            <w:pPr>
-              <w:pStyle w:val="a"/>
-              <w:jc w:val="left"/>
-              <w:ind w:firstLine="0"/>
-            </w:pPr>
-            <w:r>
-              <w:t>E03</w:t>
+            <w:vAlign w:val="center"/>
+          </w:tcPr>
+          <w:p>
+            <w:pPr>
+              <w:spacing w:before="0" w:after="0" w:line="240" w:lineRule="auto"/>
+              <w:ind w:firstLine="0"/>
+              <w:jc w:val="center"/>
+            </w:pPr>
+            <w:r>
+              <w:rPr>
+                <w:rFonts w:ascii="Times New Roman" w:hAnsi="Times New Roman" w:eastAsia="宋体"/>
+                <w:b w:val="0"/>
+                <w:sz w:val="19"/>
+              </w:rPr>
+              <w:t>K1-FKL 估计</w:t>
             </w:r>
           </w:p>
         </w:tc>
         <w:tc>
           <w:tcPr>
             <w:tcW w:w="4148" w:type="dxa"/>
-          </w:tcPr>
-          <w:p>
-            <w:pPr>
-              <w:pStyle w:val="a"/>
-              <w:jc w:val="left"/>
-              <w:ind w:firstLine="0"/>
-            </w:pPr>
-            <w:r>
-              <w:t>E06</w:t>
+            <w:vAlign w:val="center"/>
+          </w:tcPr>
+          <w:p>
+            <w:pPr>
+              <w:spacing w:before="0" w:after="0" w:line="240" w:lineRule="auto"/>
+              <w:ind w:firstLine="0"/>
+              <w:jc w:val="center"/>
+            </w:pPr>
+            <w:r>
+              <w:rPr>
+                <w:rFonts w:ascii="Times New Roman" w:hAnsi="Times New Roman" w:eastAsia="宋体"/>
+                <w:b w:val="0"/>
+                <w:sz w:val="19"/>
+              </w:rPr>
+              <w:t>K1-RKL 估计</w:t>
             </w:r>
           </w:p>
         </w:tc>
         <w:tc>
           <w:tcPr>
             <w:tcW w:w="4148" w:type="dxa"/>
-          </w:tcPr>
-          <w:p>
-            <w:pPr>
-              <w:pStyle w:val="a"/>
-              <w:jc w:val="left"/>
-              <w:ind w:firstLine="0"/>
-            </w:pPr>
-            <w:r>
-              <w:t>E09</w:t>
+            <w:vAlign w:val="center"/>
+          </w:tcPr>
+          <w:p>
+            <w:pPr>
+              <w:spacing w:before="0" w:after="0" w:line="240" w:lineRule="auto"/>
+              <w:ind w:firstLine="0"/>
+              <w:jc w:val="center"/>
+            </w:pPr>
+            <w:r>
+              <w:rPr>
+                <w:rFonts w:ascii="Times New Roman" w:hAnsi="Times New Roman" w:eastAsia="宋体"/>
+                <w:b w:val="0"/>
+                <w:sz w:val="19"/>
+              </w:rPr>
+              <w:t>K1 广义散度估计</w:t>
             </w:r>
           </w:p>
         </w:tc>
         <w:tc>
           <w:tcPr>
             <w:tcW w:w="4148" w:type="dxa"/>
-          </w:tcPr>
-          <w:p>
-            <w:pPr>
-              <w:pStyle w:val="a"/>
-              <w:jc w:val="left"/>
-              <w:ind w:firstLine="0"/>
-            </w:pPr>
-            <w:r>
-              <w:t>纳入对比</w:t>
+            <w:vAlign w:val="center"/>
+          </w:tcPr>
+          <w:p>
+            <w:pPr>
+              <w:spacing w:before="0" w:after="0" w:line="240" w:lineRule="auto"/>
+              <w:ind w:firstLine="0"/>
+              <w:jc w:val="center"/>
+            </w:pPr>
+            <w:r>
+              <w:rPr>
+                <w:rFonts w:ascii="Times New Roman" w:hAnsi="Times New Roman" w:eastAsia="宋体"/>
+                <w:b w:val="0"/>
+                <w:sz w:val="19"/>
+              </w:rPr>
+              <w:t>单样本随机估计</w:t>
             </w:r>
           </w:p>
         </w:tc>
@@ -3841,7 +3931,9 @@
       <w:r>
         <w:rPr>
           <w:rFonts w:ascii="SimHei" w:hAnsi="SimHei" w:eastAsia="黑体" w:cs="SimHei"/>
+          <w:b/>
           <w:color w:val="000000"/>
+          <w:sz w:val="24"/>
         </w:rPr>
         <w:t>4.5 评价指标和公平性</w:t>
       </w:r>
@@ -4095,7 +4187,9 @@
       <w:r>
         <w:rPr>
           <w:rFonts w:ascii="SimHei" w:hAnsi="SimHei" w:eastAsia="黑体" w:cs="SimHei"/>
+          <w:b/>
           <w:color w:val="000000"/>
+          <w:sz w:val="24"/>
         </w:rPr>
         <w:t>4.6 可行性和风险控制</w:t>
       </w:r>
@@ -4370,7 +4464,9 @@
       <w:r>
         <w:rPr>
           <w:rFonts w:ascii="SimHei" w:hAnsi="SimHei" w:eastAsia="黑体" w:cs="SimHei"/>
+          <w:b/>
           <w:color w:val="000000"/>
+          <w:sz w:val="24"/>
         </w:rPr>
         <w:t>4.7 Top-K 稳定化拓展</w:t>
       </w:r>
@@ -4392,7 +4488,9 @@
       <w:r>
         <w:rPr>
           <w:rFonts w:ascii="SimHei" w:hAnsi="SimHei" w:eastAsia="黑体" w:cs="SimHei"/>
+          <w:b/>
           <w:color w:val="000000"/>
+          <w:sz w:val="28"/>
         </w:rPr>
         <w:t>5．进度安排，预期达到的目标</w:t>
       </w:r>
@@ -4404,25 +4502,32 @@
       <w:r>
         <w:rPr>
           <w:rFonts w:ascii="SimHei" w:hAnsi="SimHei" w:eastAsia="黑体" w:cs="SimHei"/>
+          <w:b/>
           <w:color w:val="000000"/>
+          <w:sz w:val="24"/>
         </w:rPr>
         <w:t>5.1 进度安排</w:t>
       </w:r>
     </w:p>
     <w:p>
       <w:pPr>
-        <w:pStyle w:val="a"/>
-        <w:jc w:val="both"/>
-        <w:ind w:firstLine="420"/>
-      </w:pPr>
-      <w:r>
-        <w:t>项目按开题通过后的 16 周安排，进度如图 1 所示。</w:t>
+        <w:jc w:val="both"/>
+        <w:spacing w:line="360" w:lineRule="auto" w:before="0" w:after="0"/>
+        <w:ind w:firstLine="420"/>
+      </w:pPr>
+      <w:r>
+        <w:rPr>
+          <w:rFonts w:ascii="Times New Roman" w:hAnsi="Times New Roman" w:eastAsia="宋体"/>
+          <w:sz w:val="24"/>
+        </w:rPr>
+        <w:t>本课题按 16 周组织实施，进度安排如图 3 和表中所示。中期检查设置在多组合正式训练阶段，以训练链路已跑通、阶段性配置与日志可追溯为主要检查依据。</w:t>
       </w:r>
     </w:p>
     <w:tbl>
       <w:tblPr>
         <w:tblStyle w:val="a9"/>
         <w:tblW w:w="0" w:type="auto"/>
+        <w:jc w:val="center"/>
         <w:tblLook w:val="04A0" w:firstRow="1" w:lastRow="0" w:firstColumn="1" w:lastColumn="0" w:noHBand="0" w:noVBand="1"/>
       </w:tblPr>
       <w:tblGrid>
@@ -4437,17 +4542,21 @@
         <w:tc>
           <w:tcPr>
             <w:tcW w:w="4148" w:type="dxa"/>
-            <w:shd w:val="clear" w:color="auto" w:fill="C5E0B3" w:themeFill="accent6" w:themeFillTint="66"/>
+            <w:shd w:val="clear" w:color="auto" w:fill="D9EAD3" w:themeFill="accent6" w:themeFillTint="66"/>
+            <w:vAlign w:val="center"/>
           </w:tcPr>
           <w:p>
             <w:pPr>
               <w:pStyle w:val="a"/>
-              <w:jc w:val="left"/>
+              <w:jc w:val="center"/>
+              <w:spacing w:before="0" w:after="0" w:line="240" w:lineRule="auto"/>
               <w:ind w:firstLine="0"/>
             </w:pPr>
             <w:r>
               <w:rPr>
+                <w:rFonts w:ascii="Times New Roman" w:hAnsi="Times New Roman" w:eastAsia="宋体"/>
                 <w:b/>
+                <w:sz w:val="17"/>
               </w:rPr>
               <w:t>阶段</w:t>
             </w:r>
@@ -4456,17 +4565,21 @@
         <w:tc>
           <w:tcPr>
             <w:tcW w:w="4148" w:type="dxa"/>
-            <w:shd w:val="clear" w:color="auto" w:fill="C5E0B3" w:themeFill="accent6" w:themeFillTint="66"/>
+            <w:shd w:val="clear" w:color="auto" w:fill="D9EAD3" w:themeFill="accent6" w:themeFillTint="66"/>
+            <w:vAlign w:val="center"/>
           </w:tcPr>
           <w:p>
             <w:pPr>
               <w:pStyle w:val="a"/>
-              <w:jc w:val="left"/>
+              <w:jc w:val="center"/>
+              <w:spacing w:before="0" w:after="0" w:line="240" w:lineRule="auto"/>
               <w:ind w:firstLine="0"/>
             </w:pPr>
             <w:r>
               <w:rPr>
+                <w:rFonts w:ascii="Times New Roman" w:hAnsi="Times New Roman" w:eastAsia="宋体"/>
                 <w:b/>
+                <w:sz w:val="17"/>
               </w:rPr>
               <w:t>计划内容</w:t>
             </w:r>
@@ -4475,17 +4588,21 @@
         <w:tc>
           <w:tcPr>
             <w:tcW w:w="4148" w:type="dxa"/>
-            <w:shd w:val="clear" w:color="auto" w:fill="C5E0B3" w:themeFill="accent6" w:themeFillTint="66"/>
+            <w:shd w:val="clear" w:color="auto" w:fill="D9EAD3" w:themeFill="accent6" w:themeFillTint="66"/>
+            <w:vAlign w:val="center"/>
           </w:tcPr>
           <w:p>
             <w:pPr>
               <w:pStyle w:val="a"/>
-              <w:jc w:val="left"/>
+              <w:jc w:val="center"/>
+              <w:spacing w:before="0" w:after="0" w:line="240" w:lineRule="auto"/>
               <w:ind w:firstLine="0"/>
             </w:pPr>
             <w:r>
               <w:rPr>
+                <w:rFonts w:ascii="Times New Roman" w:hAnsi="Times New Roman" w:eastAsia="宋体"/>
                 <w:b/>
+                <w:sz w:val="17"/>
               </w:rPr>
               <w:t>预期材料</w:t>
             </w:r>
@@ -4495,46 +4612,64 @@
       <w:tr>
         <w:tc>
           <w:tcPr>
-            <w:tcW w:w="4148" w:type="dxa"/>
-          </w:tcPr>
-          <w:p>
-            <w:pPr>
-              <w:pStyle w:val="a"/>
-              <w:jc w:val="left"/>
-              <w:ind w:firstLine="0"/>
-            </w:pPr>
-            <w:r>
-              <w:t>第一阶段</w:t>
-            </w:r>
-          </w:p>
-        </w:tc>
-        <w:tc>
-          <w:tcPr>
-            <w:tcW w:w="4148" w:type="dxa"/>
-          </w:tcPr>
-          <w:p>
-            <w:pPr>
-              <w:pStyle w:val="a"/>
-              <w:jc w:val="left"/>
-              <w:ind w:firstLine="0"/>
-            </w:pPr>
-            <w:r>
-              <w:t>精读 OPD、KL 散度、LoRA、Function Calling 评测与推理性能文献，核验数据来源</w:t>
-            </w:r>
-          </w:p>
-        </w:tc>
-        <w:tc>
-          <w:tcPr>
-            <w:tcW w:w="4148" w:type="dxa"/>
-          </w:tcPr>
-          <w:p>
-            <w:pPr>
-              <w:pStyle w:val="a"/>
-              <w:jc w:val="left"/>
-              <w:ind w:firstLine="0"/>
-            </w:pPr>
-            <w:r>
-              <w:t>文献导读、数据和模型核验记录</w:t>
+            <w:tcW w:type="dxa" w:w="2765"/>
+            <w:vAlign w:val="center"/>
+          </w:tcPr>
+          <w:p>
+            <w:pPr>
+              <w:spacing w:before="0" w:after="0" w:line="240" w:lineRule="auto"/>
+              <w:ind w:firstLine="0"/>
+              <w:jc w:val="center"/>
+            </w:pPr>
+            <w:r>
+              <w:rPr>
+                <w:rFonts w:ascii="Times New Roman" w:hAnsi="Times New Roman" w:eastAsia="宋体"/>
+                <w:b w:val="0"/>
+                <w:sz w:val="17"/>
+              </w:rPr>
+              <w:t>第 1—3 周：数据准备与兼容性审计</w:t>
+            </w:r>
+          </w:p>
+        </w:tc>
+        <w:tc>
+          <w:tcPr>
+            <w:tcW w:type="dxa" w:w="2765"/>
+            <w:vAlign w:val="center"/>
+          </w:tcPr>
+          <w:p>
+            <w:pPr>
+              <w:spacing w:before="0" w:after="0" w:line="240" w:lineRule="auto"/>
+              <w:ind w:firstLine="0"/>
+              <w:jc w:val="center"/>
+            </w:pPr>
+            <w:r>
+              <w:rPr>
+                <w:rFonts w:ascii="Times New Roman" w:hAnsi="Times New Roman" w:eastAsia="宋体"/>
+                <w:b w:val="0"/>
+                <w:sz w:val="17"/>
+              </w:rPr>
+              <w:t>收集并筛选公开 Function Calling 数据；完成去重、切分、字段映射与可解析性检查；审计 tokenizer、消息模板、工具 Schema 和特殊 token；固定 Qwen3-4B 教师与 Qwen3-0.6B 学生版本。</w:t>
+            </w:r>
+          </w:p>
+        </w:tc>
+        <w:tc>
+          <w:tcPr>
+            <w:tcW w:type="dxa" w:w="2765"/>
+            <w:vAlign w:val="center"/>
+          </w:tcPr>
+          <w:p>
+            <w:pPr>
+              <w:spacing w:before="0" w:after="0" w:line="240" w:lineRule="auto"/>
+              <w:ind w:firstLine="0"/>
+              <w:jc w:val="center"/>
+            </w:pPr>
+            <w:r>
+              <w:rPr>
+                <w:rFonts w:ascii="Times New Roman" w:hAnsi="Times New Roman" w:eastAsia="宋体"/>
+                <w:b w:val="0"/>
+                <w:sz w:val="17"/>
+              </w:rPr>
+              <w:t>数据清单、审计报告、统一数据格式与固定版本记录</w:t>
             </w:r>
           </w:p>
         </w:tc>
@@ -4542,46 +4677,64 @@
       <w:tr>
         <w:tc>
           <w:tcPr>
-            <w:tcW w:w="4148" w:type="dxa"/>
-          </w:tcPr>
-          <w:p>
-            <w:pPr>
-              <w:pStyle w:val="a"/>
-              <w:jc w:val="left"/>
-              <w:ind w:firstLine="0"/>
-            </w:pPr>
-            <w:r>
-              <w:t>第二阶段</w:t>
-            </w:r>
-          </w:p>
-        </w:tc>
-        <w:tc>
-          <w:tcPr>
-            <w:tcW w:w="4148" w:type="dxa"/>
-          </w:tcPr>
-          <w:p>
-            <w:pPr>
-              <w:pStyle w:val="a"/>
-              <w:jc w:val="left"/>
-              <w:ind w:firstLine="0"/>
-            </w:pPr>
-            <w:r>
-              <w:t>盘点软件、计算环境和模型接口，审计 tokenizer、模板和 schema</w:t>
-            </w:r>
-          </w:p>
-        </w:tc>
-        <w:tc>
-          <w:tcPr>
-            <w:tcW w:w="4148" w:type="dxa"/>
-          </w:tcPr>
-          <w:p>
-            <w:pPr>
-              <w:pStyle w:val="a"/>
-              <w:jc w:val="left"/>
-              <w:ind w:firstLine="0"/>
-            </w:pPr>
-            <w:r>
-              <w:t>环境记录、兼容性分析</w:t>
+            <w:tcW w:type="dxa" w:w="2765"/>
+            <w:vAlign w:val="center"/>
+          </w:tcPr>
+          <w:p>
+            <w:pPr>
+              <w:spacing w:before="0" w:after="0" w:line="240" w:lineRule="auto"/>
+              <w:ind w:firstLine="0"/>
+              <w:jc w:val="center"/>
+            </w:pPr>
+            <w:r>
+              <w:rPr>
+                <w:rFonts w:ascii="Times New Roman" w:hAnsi="Times New Roman" w:eastAsia="宋体"/>
+                <w:b w:val="0"/>
+                <w:sz w:val="17"/>
+              </w:rPr>
+              <w:t>第 4—6 周：训练/推理脚本与模型选型</w:t>
+            </w:r>
+          </w:p>
+        </w:tc>
+        <w:tc>
+          <w:tcPr>
+            <w:tcW w:type="dxa" w:w="2765"/>
+            <w:vAlign w:val="center"/>
+          </w:tcPr>
+          <w:p>
+            <w:pPr>
+              <w:spacing w:before="0" w:after="0" w:line="240" w:lineRule="auto"/>
+              <w:ind w:firstLine="0"/>
+              <w:jc w:val="center"/>
+            </w:pPr>
+            <w:r>
+              <w:rPr>
+                <w:rFonts w:ascii="Times New Roman" w:hAnsi="Times New Roman" w:eastAsia="宋体"/>
+                <w:b w:val="0"/>
+                <w:sz w:val="17"/>
+              </w:rPr>
+              <w:t>搭建 LoRA 训练脚本、学生 rollout、教师评分和统一推理脚本；验证全词表、Top-K、K1 接口；通过小规模试运行确定可行的上下文长度、批大小与精度配置。</w:t>
+            </w:r>
+          </w:p>
+        </w:tc>
+        <w:tc>
+          <w:tcPr>
+            <w:tcW w:type="dxa" w:w="2765"/>
+            <w:vAlign w:val="center"/>
+          </w:tcPr>
+          <w:p>
+            <w:pPr>
+              <w:spacing w:before="0" w:after="0" w:line="240" w:lineRule="auto"/>
+              <w:ind w:firstLine="0"/>
+              <w:jc w:val="center"/>
+            </w:pPr>
+            <w:r>
+              <w:rPr>
+                <w:rFonts w:ascii="Times New Roman" w:hAnsi="Times New Roman" w:eastAsia="宋体"/>
+                <w:b w:val="0"/>
+                <w:sz w:val="17"/>
+              </w:rPr>
+              <w:t>可运行脚本、接口测试、小规模试运行记录与模型配置</w:t>
             </w:r>
           </w:p>
         </w:tc>
@@ -4589,46 +4742,64 @@
       <w:tr>
         <w:tc>
           <w:tcPr>
-            <w:tcW w:w="4148" w:type="dxa"/>
-          </w:tcPr>
-          <w:p>
-            <w:pPr>
-              <w:pStyle w:val="a"/>
-              <w:jc w:val="left"/>
-              <w:ind w:firstLine="0"/>
-            </w:pPr>
-            <w:r>
-              <w:t>第三阶段</w:t>
-            </w:r>
-          </w:p>
-        </w:tc>
-        <w:tc>
-          <w:tcPr>
-            <w:tcW w:w="4148" w:type="dxa"/>
-          </w:tcPr>
-          <w:p>
-            <w:pPr>
-              <w:pStyle w:val="a"/>
-              <w:jc w:val="left"/>
-              <w:ind w:firstLine="0"/>
-            </w:pPr>
-            <w:r>
-              <w:t>完成数据清洗、划分原则、评测器和 OPD 接口设计</w:t>
-            </w:r>
-          </w:p>
-        </w:tc>
-        <w:tc>
-          <w:tcPr>
-            <w:tcW w:w="4148" w:type="dxa"/>
-          </w:tcPr>
-          <w:p>
-            <w:pPr>
-              <w:pStyle w:val="a"/>
-              <w:jc w:val="left"/>
-              <w:ind w:firstLine="0"/>
-            </w:pPr>
-            <w:r>
-              <w:t>数据说明、接口草案、测试设计</w:t>
+            <w:tcW w:type="dxa" w:w="2765"/>
+            <w:vAlign w:val="center"/>
+          </w:tcPr>
+          <w:p>
+            <w:pPr>
+              <w:spacing w:before="0" w:after="0" w:line="240" w:lineRule="auto"/>
+              <w:ind w:firstLine="0"/>
+              <w:jc w:val="center"/>
+            </w:pPr>
+            <w:r>
+              <w:rPr>
+                <w:rFonts w:ascii="Times New Roman" w:hAnsi="Times New Roman" w:eastAsia="宋体"/>
+                <w:b w:val="0"/>
+                <w:sz w:val="17"/>
+              </w:rPr>
+              <w:t>第 7—11 周：多组合正式训练</w:t>
+            </w:r>
+          </w:p>
+        </w:tc>
+        <w:tc>
+          <w:tcPr>
+            <w:tcW w:type="dxa" w:w="2765"/>
+            <w:vAlign w:val="center"/>
+          </w:tcPr>
+          <w:p>
+            <w:pPr>
+              <w:spacing w:before="0" w:after="0" w:line="240" w:lineRule="auto"/>
+              <w:ind w:firstLine="0"/>
+              <w:jc w:val="center"/>
+            </w:pPr>
+            <w:r>
+              <w:rPr>
+                <w:rFonts w:ascii="Times New Roman" w:hAnsi="Times New Roman" w:eastAsia="宋体"/>
+                <w:b w:val="0"/>
+                <w:sz w:val="17"/>
+              </w:rPr>
+              <w:t>在统一数据、训练预算和生成协议下，开展 Forward KL、Reverse KL、广义散度与全词表、Top-K、K1 监督组合训练；第 9 周前后完成中期检查，提交已跑通流程和阶段性实验记录。</w:t>
+            </w:r>
+          </w:p>
+        </w:tc>
+        <w:tc>
+          <w:tcPr>
+            <w:tcW w:type="dxa" w:w="2765"/>
+            <w:vAlign w:val="center"/>
+          </w:tcPr>
+          <w:p>
+            <w:pPr>
+              <w:spacing w:before="0" w:after="0" w:line="240" w:lineRule="auto"/>
+              <w:ind w:firstLine="0"/>
+              <w:jc w:val="center"/>
+            </w:pPr>
+            <w:r>
+              <w:rPr>
+                <w:rFonts w:ascii="Times New Roman" w:hAnsi="Times New Roman" w:eastAsia="宋体"/>
+                <w:b w:val="0"/>
+                <w:sz w:val="17"/>
+              </w:rPr>
+              <w:t>训练检查点、配置与日志、中期报告、阶段性指标</w:t>
             </w:r>
           </w:p>
         </w:tc>
@@ -4636,46 +4807,64 @@
       <w:tr>
         <w:tc>
           <w:tcPr>
-            <w:tcW w:w="4148" w:type="dxa"/>
-          </w:tcPr>
-          <w:p>
-            <w:pPr>
-              <w:pStyle w:val="a"/>
-              <w:jc w:val="left"/>
-              <w:ind w:firstLine="0"/>
-            </w:pPr>
-            <w:r>
-              <w:t>第四阶段</w:t>
-            </w:r>
-          </w:p>
-        </w:tc>
-        <w:tc>
-          <w:tcPr>
-            <w:tcW w:w="4148" w:type="dxa"/>
-          </w:tcPr>
-          <w:p>
-            <w:pPr>
-              <w:pStyle w:val="a"/>
-              <w:jc w:val="left"/>
-              <w:ind w:firstLine="0"/>
-            </w:pPr>
-            <w:r>
-              <w:t>实现并验证三类散度和三种监督信息粒度/估计方式的候选流程</w:t>
-            </w:r>
-          </w:p>
-        </w:tc>
-        <w:tc>
-          <w:tcPr>
-            <w:tcW w:w="4148" w:type="dxa"/>
-          </w:tcPr>
-          <w:p>
-            <w:pPr>
-              <w:pStyle w:val="a"/>
-              <w:jc w:val="left"/>
-              <w:ind w:firstLine="0"/>
-            </w:pPr>
-            <w:r>
-              <w:t>数值/梯度测试和可行性日志</w:t>
+            <w:tcW w:type="dxa" w:w="2765"/>
+            <w:vAlign w:val="center"/>
+          </w:tcPr>
+          <w:p>
+            <w:pPr>
+              <w:spacing w:before="0" w:after="0" w:line="240" w:lineRule="auto"/>
+              <w:ind w:firstLine="0"/>
+              <w:jc w:val="center"/>
+            </w:pPr>
+            <w:r>
+              <w:rPr>
+                <w:rFonts w:ascii="Times New Roman" w:hAnsi="Times New Roman" w:eastAsia="宋体"/>
+                <w:b w:val="0"/>
+                <w:sz w:val="17"/>
+              </w:rPr>
+              <w:t>第 12—14 周：测试环境与对比统计</w:t>
+            </w:r>
+          </w:p>
+        </w:tc>
+        <w:tc>
+          <w:tcPr>
+            <w:tcW w:type="dxa" w:w="2765"/>
+            <w:vAlign w:val="center"/>
+          </w:tcPr>
+          <w:p>
+            <w:pPr>
+              <w:spacing w:before="0" w:after="0" w:line="240" w:lineRule="auto"/>
+              <w:ind w:firstLine="0"/>
+              <w:jc w:val="center"/>
+            </w:pPr>
+            <w:r>
+              <w:rPr>
+                <w:rFonts w:ascii="Times New Roman" w:hAnsi="Times New Roman" w:eastAsia="宋体"/>
+                <w:b w:val="0"/>
+                <w:sz w:val="17"/>
+              </w:rPr>
+              <w:t>搭建最小化 Function Calling/Agent 测试环境；执行统一测试、消融与重复实验；统计调用正确性、参数正确性、结构合法率、显存、吞吐和训练耗时。</w:t>
+            </w:r>
+          </w:p>
+        </w:tc>
+        <w:tc>
+          <w:tcPr>
+            <w:tcW w:type="dxa" w:w="2765"/>
+            <w:vAlign w:val="center"/>
+          </w:tcPr>
+          <w:p>
+            <w:pPr>
+              <w:spacing w:before="0" w:after="0" w:line="240" w:lineRule="auto"/>
+              <w:ind w:firstLine="0"/>
+              <w:jc w:val="center"/>
+            </w:pPr>
+            <w:r>
+              <w:rPr>
+                <w:rFonts w:ascii="Times New Roman" w:hAnsi="Times New Roman" w:eastAsia="宋体"/>
+                <w:b w:val="0"/>
+                <w:sz w:val="17"/>
+              </w:rPr>
+              <w:t>原始评测结果、统计表、误差分类与对比图</w:t>
             </w:r>
           </w:p>
         </w:tc>
@@ -4683,93 +4872,64 @@
       <w:tr>
         <w:tc>
           <w:tcPr>
-            <w:tcW w:w="4148" w:type="dxa"/>
-          </w:tcPr>
-          <w:p>
-            <w:pPr>
-              <w:pStyle w:val="a"/>
-              <w:jc w:val="left"/>
-              <w:ind w:firstLine="0"/>
-            </w:pPr>
-            <w:r>
-              <w:t>第五阶段</w:t>
-            </w:r>
-          </w:p>
-        </w:tc>
-        <w:tc>
-          <w:tcPr>
-            <w:tcW w:w="4148" w:type="dxa"/>
-          </w:tcPr>
-          <w:p>
-            <w:pPr>
-              <w:pStyle w:val="a"/>
-              <w:jc w:val="left"/>
-              <w:ind w:firstLine="0"/>
-            </w:pPr>
-            <w:r>
-              <w:t>根据冻结协议进行主比较，记录效果、稳定性和资源指标</w:t>
-            </w:r>
-          </w:p>
-        </w:tc>
-        <w:tc>
-          <w:tcPr>
-            <w:tcW w:w="4148" w:type="dxa"/>
-          </w:tcPr>
-          <w:p>
-            <w:pPr>
-              <w:pStyle w:val="a"/>
-              <w:jc w:val="left"/>
-              <w:ind w:firstLine="0"/>
-            </w:pPr>
-            <w:r>
-              <w:t>配置、原始日志、checkpoint 和指标</w:t>
-            </w:r>
-          </w:p>
-        </w:tc>
-      </w:tr>
-      <w:tr>
-        <w:tc>
-          <w:tcPr>
-            <w:tcW w:w="4148" w:type="dxa"/>
-          </w:tcPr>
-          <w:p>
-            <w:pPr>
-              <w:pStyle w:val="a"/>
-              <w:jc w:val="left"/>
-              <w:ind w:firstLine="0"/>
-            </w:pPr>
-            <w:r>
-              <w:t>第六阶段</w:t>
-            </w:r>
-          </w:p>
-        </w:tc>
-        <w:tc>
-          <w:tcPr>
-            <w:tcW w:w="4148" w:type="dxa"/>
-          </w:tcPr>
-          <w:p>
-            <w:pPr>
-              <w:pStyle w:val="a"/>
-              <w:jc w:val="left"/>
-              <w:ind w:firstLine="0"/>
-            </w:pPr>
-            <w:r>
-              <w:t>使用 vLLM 或自建测试程序进行最终测试，分析任务效果、吞吐、延迟和显存并撰写论文</w:t>
-            </w:r>
-          </w:p>
-        </w:tc>
-        <w:tc>
-          <w:tcPr>
-            <w:tcW w:w="4148" w:type="dxa"/>
-          </w:tcPr>
-          <w:p>
-            <w:pPr>
-              <w:pStyle w:val="a"/>
-              <w:jc w:val="left"/>
-              <w:ind w:firstLine="0"/>
-            </w:pPr>
-            <w:r>
-              <w:t>性能数据、图表、论文和演示材料</w:t>
+            <w:tcW w:type="dxa" w:w="2765"/>
+            <w:vAlign w:val="center"/>
+          </w:tcPr>
+          <w:p>
+            <w:pPr>
+              <w:spacing w:before="0" w:after="0" w:line="240" w:lineRule="auto"/>
+              <w:ind w:firstLine="0"/>
+              <w:jc w:val="center"/>
+            </w:pPr>
+            <w:r>
+              <w:rPr>
+                <w:rFonts w:ascii="Times New Roman" w:hAnsi="Times New Roman" w:eastAsia="宋体"/>
+                <w:b w:val="0"/>
+                <w:sz w:val="17"/>
+              </w:rPr>
+              <w:t>第 15—16 周：结果分析与论文撰写</w:t>
+            </w:r>
+          </w:p>
+        </w:tc>
+        <w:tc>
+          <w:tcPr>
+            <w:tcW w:type="dxa" w:w="2765"/>
+            <w:vAlign w:val="center"/>
+          </w:tcPr>
+          <w:p>
+            <w:pPr>
+              <w:spacing w:before="0" w:after="0" w:line="240" w:lineRule="auto"/>
+              <w:ind w:firstLine="0"/>
+              <w:jc w:val="center"/>
+            </w:pPr>
+            <w:r>
+              <w:rPr>
+                <w:rFonts w:ascii="Times New Roman" w:hAnsi="Times New Roman" w:eastAsia="宋体"/>
+                <w:b w:val="0"/>
+                <w:sz w:val="17"/>
+              </w:rPr>
+              <w:t>完成统计检验、资源—性能权衡分析和失败案例讨论；整理复现材料，撰写并修改毕业论文，准备答辩材料。</w:t>
+            </w:r>
+          </w:p>
+        </w:tc>
+        <w:tc>
+          <w:tcPr>
+            <w:tcW w:type="dxa" w:w="2765"/>
+            <w:vAlign w:val="center"/>
+          </w:tcPr>
+          <w:p>
+            <w:pPr>
+              <w:spacing w:before="0" w:after="0" w:line="240" w:lineRule="auto"/>
+              <w:ind w:firstLine="0"/>
+              <w:jc w:val="center"/>
+            </w:pPr>
+            <w:r>
+              <w:rPr>
+                <w:rFonts w:ascii="Times New Roman" w:hAnsi="Times New Roman" w:eastAsia="宋体"/>
+                <w:b w:val="0"/>
+                <w:sz w:val="17"/>
+              </w:rPr>
+              <w:t>论文定稿、图表、复现说明与答辩材料</w:t>
             </w:r>
           </w:p>
         </w:tc>
@@ -4777,28 +4937,15 @@
     </w:tbl>
     <w:p>
       <w:pPr>
-        <w:spacing w:before="160" w:after="120"/>
-        <w:jc w:val="center"/>
-      </w:pPr>
-      <w:r>
-        <w:rPr>
-          <w:rFonts w:ascii="Times New Roman" w:hAnsi="Times New Roman" w:eastAsia="宋体"/>
-          <w:b w:val="0"/>
-          <w:sz w:val="21"/>
-        </w:rPr>
-        <w:t>图 1  项目总体进度安排</w:t>
-      </w:r>
-    </w:p>
-    <w:p>
-      <w:pPr>
         <w:spacing w:after="160"/>
+        <w:ind w:firstLine="0"/>
         <w:jc w:val="center"/>
       </w:pPr>
       <w:r>
         <w:drawing>
           <wp:inline xmlns:a="http://schemas.openxmlformats.org/drawingml/2006/main" xmlns:pic="http://schemas.openxmlformats.org/drawingml/2006/picture">
-            <wp:extent cx="5623560" cy="2703635"/>
-            <wp:docPr id="2" name="Picture 2"/>
+            <wp:extent cx="5806440" cy="2879994"/>
+            <wp:docPr id="5" name="Picture 5"/>
             <wp:cNvGraphicFramePr>
               <a:graphicFrameLocks noChangeAspect="1"/>
             </wp:cNvGraphicFramePr>
@@ -4806,11 +4953,11 @@
               <a:graphicData uri="http://schemas.openxmlformats.org/drawingml/2006/picture">
                 <pic:pic>
                   <pic:nvPicPr>
-                    <pic:cNvPr id="0" name="开题报告-项目甘特图.png"/>
+                    <pic:cNvPr id="0" name="gantt.png"/>
                     <pic:cNvPicPr/>
                   </pic:nvPicPr>
                   <pic:blipFill>
-                    <a:blip r:embed="rId14"/>
+                    <a:blip r:embed="rId17"/>
                     <a:stretch>
                       <a:fillRect/>
                     </a:stretch>
@@ -4818,7 +4965,7 @@
                   <pic:spPr>
                     <a:xfrm>
                       <a:off x="0" y="0"/>
-                      <a:ext cx="5623560" cy="2703635"/>
+                      <a:ext cx="5806440" cy="2879994"/>
                     </a:xfrm>
                     <a:prstGeom prst="rect"/>
                   </pic:spPr>
@@ -4831,6 +4978,21 @@
     </w:p>
     <w:p>
       <w:pPr>
+        <w:spacing w:before="0" w:after="120" w:line="240" w:lineRule="auto"/>
+        <w:ind w:firstLine="0"/>
+        <w:jc w:val="center"/>
+      </w:pPr>
+      <w:r/>
+      <w:r>
+        <w:rPr>
+          <w:rFonts w:ascii="Times New Roman" w:hAnsi="Times New Roman" w:eastAsia="宋体"/>
+          <w:sz w:val="21"/>
+        </w:rPr>
+        <w:t>图 3  项目总体进度安排</w:t>
+      </w:r>
+    </w:p>
+    <w:p>
+      <w:pPr>
         <w:pStyle w:val="a"/>
         <w:jc w:val="both"/>
         <w:ind w:firstLine="420"/>
@@ -4846,7 +5008,9 @@
       <w:r>
         <w:rPr>
           <w:rFonts w:ascii="SimHei" w:hAnsi="SimHei" w:eastAsia="黑体" w:cs="SimHei"/>
+          <w:b/>
           <w:color w:val="000000"/>
+          <w:sz w:val="24"/>
         </w:rPr>
         <w:t>5.2 预期达到的目标</w:t>
       </w:r>
@@ -4928,7 +5092,9 @@
       <w:r>
         <w:rPr>
           <w:rFonts w:ascii="SimHei" w:hAnsi="SimHei" w:eastAsia="黑体" w:cs="SimHei"/>
+          <w:b/>
           <w:color w:val="000000"/>
+          <w:sz w:val="28"/>
         </w:rPr>
         <w:t>6．课题已具备和所需的条件、经费</w:t>
       </w:r>
@@ -4940,7 +5106,9 @@
       <w:r>
         <w:rPr>
           <w:rFonts w:ascii="SimHei" w:hAnsi="SimHei" w:eastAsia="黑体" w:cs="SimHei"/>
+          <w:b/>
           <w:color w:val="000000"/>
+          <w:sz w:val="24"/>
         </w:rPr>
         <w:t>6.1 已具备条件</w:t>
       </w:r>
@@ -4962,7 +5130,9 @@
       <w:r>
         <w:rPr>
           <w:rFonts w:ascii="SimHei" w:hAnsi="SimHei" w:eastAsia="黑体" w:cs="SimHei"/>
+          <w:b/>
           <w:color w:val="000000"/>
+          <w:sz w:val="24"/>
         </w:rPr>
         <w:t>6.2 所需条件</w:t>
       </w:r>
@@ -4984,31 +5154,504 @@
       <w:r>
         <w:rPr>
           <w:rFonts w:ascii="SimHei" w:hAnsi="SimHei" w:eastAsia="黑体" w:cs="SimHei"/>
+          <w:b/>
           <w:color w:val="000000"/>
+          <w:sz w:val="24"/>
         </w:rPr>
         <w:t>6.3 经费</w:t>
       </w:r>
     </w:p>
     <w:p>
       <w:pPr>
-        <w:pStyle w:val="a"/>
-        <w:jc w:val="both"/>
-        <w:ind w:firstLine="420"/>
-      </w:pPr>
-      <w:r>
-        <w:t>本课题优先使用现有计算设备和公开软件、模型与数据；云计算、存储和网络资源按照实际实验需求配置，并记录环境、用途和消耗。</w:t>
-      </w:r>
-    </w:p>
-    <w:p>
-      <w:pPr>
-        <w:pStyle w:val="a"/>
-        <w:jc w:val="both"/>
-        <w:ind w:firstLine="420"/>
-      </w:pPr>
-      <w:r>
-        <w:t>资源安排服务于公平比较。首先完成 tokenizer、模板、数据解析和损失定义的低成本检查，再根据显存与吞吐确定序列长度、有效批量和重复次数；全词表方案采用分批反馈或分块计算控制峰值，并与其他方案统一记录训练预算和数值精度。</w:t>
-      </w:r>
-    </w:p>
+        <w:jc w:val="both"/>
+        <w:spacing w:line="360" w:lineRule="auto" w:before="0" w:after="0"/>
+        <w:ind w:firstLine="420"/>
+      </w:pPr>
+      <w:r>
+        <w:rPr>
+          <w:rFonts w:ascii="Times New Roman" w:hAnsi="Times New Roman" w:eastAsia="宋体"/>
+          <w:sz w:val="24"/>
+        </w:rPr>
+        <w:t>本课题的经费以 GPU 算力租赁为主，用于 Qwen3-4B 教师模型在线评分、Qwen3-0.6B 学生模型 rollout 与 LoRA 训练，以及多组对照实验和重复实验。经费按计划上限编制，实际支出根据 GPU 实例类型、有效运行时长和存储用量据实结算。</w:t>
+      </w:r>
+    </w:p>
+    <w:p>
+      <w:pPr>
+        <w:jc w:val="both"/>
+        <w:spacing w:line="360" w:lineRule="auto" w:before="0" w:after="0"/>
+        <w:ind w:firstLine="420"/>
+      </w:pPr>
+      <w:r>
+        <w:rPr>
+          <w:rFonts w:ascii="Times New Roman" w:hAnsi="Times New Roman" w:eastAsia="宋体"/>
+          <w:sz w:val="24"/>
+        </w:rPr>
+        <w:t>为减少无效支出，先在小规模数据上完成 tokenizer、模板、Schema 和损失实现审计，再启动正式训练；实验统一记录 GPU 型号、计费时长、失败重跑原因和有效训练时长，使资源消耗能够与性能收益对应分析。</w:t>
+      </w:r>
+    </w:p>
+    <w:p>
+      <w:pPr>
+        <w:spacing w:before="0" w:after="120" w:line="240" w:lineRule="auto"/>
+        <w:ind w:firstLine="0"/>
+        <w:jc w:val="center"/>
+      </w:pPr>
+      <w:r/>
+      <w:r>
+        <w:rPr>
+          <w:rFonts w:ascii="Times New Roman" w:hAnsi="Times New Roman" w:eastAsia="宋体"/>
+          <w:sz w:val="21"/>
+        </w:rPr>
+        <w:t>表 6-1  经费预算</w:t>
+      </w:r>
+    </w:p>
+    <w:tbl>
+      <w:tblPr>
+        <w:tblStyle w:val="a9"/>
+        <w:tblW w:type="auto" w:w="0"/>
+        <w:jc w:val="center"/>
+        <w:tblLook w:firstColumn="1" w:firstRow="1" w:lastColumn="0" w:lastRow="0" w:noHBand="0" w:noVBand="1" w:val="04A0"/>
+      </w:tblPr>
+      <w:tblGrid>
+        <w:gridCol w:w="2076"/>
+        <w:gridCol w:w="2076"/>
+        <w:gridCol w:w="2076"/>
+        <w:gridCol w:w="2076"/>
+      </w:tblGrid>
+      <w:tr>
+        <w:tc>
+          <w:tcPr>
+            <w:tcW w:type="dxa" w:w="2076"/>
+            <w:vAlign w:val="center"/>
+            <w:shd w:fill="D9EAD3"/>
+          </w:tcPr>
+          <w:p>
+            <w:pPr>
+              <w:spacing w:before="0" w:after="0" w:line="240" w:lineRule="auto"/>
+              <w:ind w:firstLine="0"/>
+              <w:jc w:val="center"/>
+            </w:pPr>
+            <w:r>
+              <w:rPr>
+                <w:rFonts w:ascii="Times New Roman" w:hAnsi="Times New Roman" w:eastAsia="宋体"/>
+                <w:b/>
+                <w:sz w:val="17"/>
+              </w:rPr>
+              <w:t>经费项目</w:t>
+            </w:r>
+          </w:p>
+        </w:tc>
+        <w:tc>
+          <w:tcPr>
+            <w:tcW w:type="dxa" w:w="2076"/>
+            <w:vAlign w:val="center"/>
+            <w:shd w:fill="D9EAD3"/>
+          </w:tcPr>
+          <w:p>
+            <w:pPr>
+              <w:spacing w:before="0" w:after="0" w:line="240" w:lineRule="auto"/>
+              <w:ind w:firstLine="0"/>
+              <w:jc w:val="center"/>
+            </w:pPr>
+            <w:r>
+              <w:rPr>
+                <w:rFonts w:ascii="Times New Roman" w:hAnsi="Times New Roman" w:eastAsia="宋体"/>
+                <w:b/>
+                <w:sz w:val="17"/>
+              </w:rPr>
+              <w:t>预算金额（元）</w:t>
+            </w:r>
+          </w:p>
+        </w:tc>
+        <w:tc>
+          <w:tcPr>
+            <w:tcW w:type="dxa" w:w="2076"/>
+            <w:vAlign w:val="center"/>
+            <w:shd w:fill="D9EAD3"/>
+          </w:tcPr>
+          <w:p>
+            <w:pPr>
+              <w:spacing w:before="0" w:after="0" w:line="240" w:lineRule="auto"/>
+              <w:ind w:firstLine="0"/>
+              <w:jc w:val="center"/>
+            </w:pPr>
+            <w:r>
+              <w:rPr>
+                <w:rFonts w:ascii="Times New Roman" w:hAnsi="Times New Roman" w:eastAsia="宋体"/>
+                <w:b/>
+                <w:sz w:val="17"/>
+              </w:rPr>
+              <w:t>主要用途</w:t>
+            </w:r>
+          </w:p>
+        </w:tc>
+        <w:tc>
+          <w:tcPr>
+            <w:tcW w:type="dxa" w:w="2076"/>
+            <w:vAlign w:val="center"/>
+            <w:shd w:fill="D9EAD3"/>
+          </w:tcPr>
+          <w:p>
+            <w:pPr>
+              <w:spacing w:before="0" w:after="0" w:line="240" w:lineRule="auto"/>
+              <w:ind w:firstLine="0"/>
+              <w:jc w:val="center"/>
+            </w:pPr>
+            <w:r>
+              <w:rPr>
+                <w:rFonts w:ascii="Times New Roman" w:hAnsi="Times New Roman" w:eastAsia="宋体"/>
+                <w:b/>
+                <w:sz w:val="17"/>
+              </w:rPr>
+              <w:t>控制方式</w:t>
+            </w:r>
+          </w:p>
+        </w:tc>
+      </w:tr>
+      <w:tr>
+        <w:tc>
+          <w:tcPr>
+            <w:tcW w:type="dxa" w:w="2076"/>
+            <w:vAlign w:val="center"/>
+          </w:tcPr>
+          <w:p>
+            <w:pPr>
+              <w:spacing w:before="0" w:after="0" w:line="240" w:lineRule="auto"/>
+              <w:ind w:firstLine="0"/>
+              <w:jc w:val="center"/>
+            </w:pPr>
+            <w:r>
+              <w:rPr>
+                <w:rFonts w:ascii="Times New Roman" w:hAnsi="Times New Roman" w:eastAsia="宋体"/>
+                <w:b w:val="0"/>
+                <w:sz w:val="17"/>
+              </w:rPr>
+              <w:t>GPU 算力租赁</w:t>
+            </w:r>
+          </w:p>
+        </w:tc>
+        <w:tc>
+          <w:tcPr>
+            <w:tcW w:type="dxa" w:w="2076"/>
+            <w:vAlign w:val="center"/>
+          </w:tcPr>
+          <w:p>
+            <w:pPr>
+              <w:spacing w:before="0" w:after="0" w:line="240" w:lineRule="auto"/>
+              <w:ind w:firstLine="0"/>
+              <w:jc w:val="center"/>
+            </w:pPr>
+            <w:r>
+              <w:rPr>
+                <w:rFonts w:ascii="Times New Roman" w:hAnsi="Times New Roman" w:eastAsia="宋体"/>
+                <w:b w:val="0"/>
+                <w:sz w:val="17"/>
+              </w:rPr>
+              <w:t>4500</w:t>
+            </w:r>
+          </w:p>
+        </w:tc>
+        <w:tc>
+          <w:tcPr>
+            <w:tcW w:type="dxa" w:w="2076"/>
+            <w:vAlign w:val="center"/>
+          </w:tcPr>
+          <w:p>
+            <w:pPr>
+              <w:spacing w:before="0" w:after="0" w:line="240" w:lineRule="auto"/>
+              <w:ind w:firstLine="0"/>
+              <w:jc w:val="center"/>
+            </w:pPr>
+            <w:r>
+              <w:rPr>
+                <w:rFonts w:ascii="Times New Roman" w:hAnsi="Times New Roman" w:eastAsia="宋体"/>
+                <w:b w:val="0"/>
+                <w:sz w:val="17"/>
+              </w:rPr>
+              <w:t>教师在线推理、学生 rollout、LoRA 训练、多组合对照和必要重复实验</w:t>
+            </w:r>
+          </w:p>
+        </w:tc>
+        <w:tc>
+          <w:tcPr>
+            <w:tcW w:type="dxa" w:w="2076"/>
+            <w:vAlign w:val="center"/>
+          </w:tcPr>
+          <w:p>
+            <w:pPr>
+              <w:spacing w:before="0" w:after="0" w:line="240" w:lineRule="auto"/>
+              <w:ind w:firstLine="0"/>
+              <w:jc w:val="center"/>
+            </w:pPr>
+            <w:r>
+              <w:rPr>
+                <w:rFonts w:ascii="Times New Roman" w:hAnsi="Times New Roman" w:eastAsia="宋体"/>
+                <w:b w:val="0"/>
+                <w:sz w:val="17"/>
+              </w:rPr>
+              <w:t>按小时计费；先小规模验证，再申请正式训练时长</w:t>
+            </w:r>
+          </w:p>
+        </w:tc>
+      </w:tr>
+      <w:tr>
+        <w:tc>
+          <w:tcPr>
+            <w:tcW w:type="dxa" w:w="2076"/>
+            <w:vAlign w:val="center"/>
+          </w:tcPr>
+          <w:p>
+            <w:pPr>
+              <w:spacing w:before="0" w:after="0" w:line="240" w:lineRule="auto"/>
+              <w:ind w:firstLine="0"/>
+              <w:jc w:val="center"/>
+            </w:pPr>
+            <w:r>
+              <w:rPr>
+                <w:rFonts w:ascii="Times New Roman" w:hAnsi="Times New Roman" w:eastAsia="宋体"/>
+                <w:b w:val="0"/>
+                <w:sz w:val="17"/>
+              </w:rPr>
+              <w:t>云存储与数据传输</w:t>
+            </w:r>
+          </w:p>
+        </w:tc>
+        <w:tc>
+          <w:tcPr>
+            <w:tcW w:type="dxa" w:w="2076"/>
+            <w:vAlign w:val="center"/>
+          </w:tcPr>
+          <w:p>
+            <w:pPr>
+              <w:spacing w:before="0" w:after="0" w:line="240" w:lineRule="auto"/>
+              <w:ind w:firstLine="0"/>
+              <w:jc w:val="center"/>
+            </w:pPr>
+            <w:r>
+              <w:rPr>
+                <w:rFonts w:ascii="Times New Roman" w:hAnsi="Times New Roman" w:eastAsia="宋体"/>
+                <w:b w:val="0"/>
+                <w:sz w:val="17"/>
+              </w:rPr>
+              <w:t>300</w:t>
+            </w:r>
+          </w:p>
+        </w:tc>
+        <w:tc>
+          <w:tcPr>
+            <w:tcW w:type="dxa" w:w="2076"/>
+            <w:vAlign w:val="center"/>
+          </w:tcPr>
+          <w:p>
+            <w:pPr>
+              <w:spacing w:before="0" w:after="0" w:line="240" w:lineRule="auto"/>
+              <w:ind w:firstLine="0"/>
+              <w:jc w:val="center"/>
+            </w:pPr>
+            <w:r>
+              <w:rPr>
+                <w:rFonts w:ascii="Times New Roman" w:hAnsi="Times New Roman" w:eastAsia="宋体"/>
+                <w:b w:val="0"/>
+                <w:sz w:val="17"/>
+              </w:rPr>
+              <w:t>数据版本、日志、检查点和评测结果的阶段性存储与备份</w:t>
+            </w:r>
+          </w:p>
+        </w:tc>
+        <w:tc>
+          <w:tcPr>
+            <w:tcW w:type="dxa" w:w="2076"/>
+            <w:vAlign w:val="center"/>
+          </w:tcPr>
+          <w:p>
+            <w:pPr>
+              <w:spacing w:before="0" w:after="0" w:line="240" w:lineRule="auto"/>
+              <w:ind w:firstLine="0"/>
+              <w:jc w:val="center"/>
+            </w:pPr>
+            <w:r>
+              <w:rPr>
+                <w:rFonts w:ascii="Times New Roman" w:hAnsi="Times New Roman" w:eastAsia="宋体"/>
+                <w:b w:val="0"/>
+                <w:sz w:val="17"/>
+              </w:rPr>
+              <w:t>只保留可复现所需版本，定期归档</w:t>
+            </w:r>
+          </w:p>
+        </w:tc>
+      </w:tr>
+      <w:tr>
+        <w:tc>
+          <w:tcPr>
+            <w:tcW w:type="dxa" w:w="2076"/>
+            <w:vAlign w:val="center"/>
+          </w:tcPr>
+          <w:p>
+            <w:pPr>
+              <w:spacing w:before="0" w:after="0" w:line="240" w:lineRule="auto"/>
+              <w:ind w:firstLine="0"/>
+              <w:jc w:val="center"/>
+            </w:pPr>
+            <w:r>
+              <w:rPr>
+                <w:rFonts w:ascii="Times New Roman" w:hAnsi="Times New Roman" w:eastAsia="宋体"/>
+                <w:b w:val="0"/>
+                <w:sz w:val="17"/>
+              </w:rPr>
+              <w:t>论文打印与装订</w:t>
+            </w:r>
+          </w:p>
+        </w:tc>
+        <w:tc>
+          <w:tcPr>
+            <w:tcW w:type="dxa" w:w="2076"/>
+            <w:vAlign w:val="center"/>
+          </w:tcPr>
+          <w:p>
+            <w:pPr>
+              <w:spacing w:before="0" w:after="0" w:line="240" w:lineRule="auto"/>
+              <w:ind w:firstLine="0"/>
+              <w:jc w:val="center"/>
+            </w:pPr>
+            <w:r>
+              <w:rPr>
+                <w:rFonts w:ascii="Times New Roman" w:hAnsi="Times New Roman" w:eastAsia="宋体"/>
+                <w:b w:val="0"/>
+                <w:sz w:val="17"/>
+              </w:rPr>
+              <w:t>200</w:t>
+            </w:r>
+          </w:p>
+        </w:tc>
+        <w:tc>
+          <w:tcPr>
+            <w:tcW w:type="dxa" w:w="2076"/>
+            <w:vAlign w:val="center"/>
+          </w:tcPr>
+          <w:p>
+            <w:pPr>
+              <w:spacing w:before="0" w:after="0" w:line="240" w:lineRule="auto"/>
+              <w:ind w:firstLine="0"/>
+              <w:jc w:val="center"/>
+            </w:pPr>
+            <w:r>
+              <w:rPr>
+                <w:rFonts w:ascii="Times New Roman" w:hAnsi="Times New Roman" w:eastAsia="宋体"/>
+                <w:b w:val="0"/>
+                <w:sz w:val="17"/>
+              </w:rPr>
+              <w:t>开题、中期、论文与答辩材料制作</w:t>
+            </w:r>
+          </w:p>
+        </w:tc>
+        <w:tc>
+          <w:tcPr>
+            <w:tcW w:type="dxa" w:w="2076"/>
+            <w:vAlign w:val="center"/>
+          </w:tcPr>
+          <w:p>
+            <w:pPr>
+              <w:spacing w:before="0" w:after="0" w:line="240" w:lineRule="auto"/>
+              <w:ind w:firstLine="0"/>
+              <w:jc w:val="center"/>
+            </w:pPr>
+            <w:r>
+              <w:rPr>
+                <w:rFonts w:ascii="Times New Roman" w:hAnsi="Times New Roman" w:eastAsia="宋体"/>
+                <w:b w:val="0"/>
+                <w:sz w:val="17"/>
+              </w:rPr>
+              <w:t>按学校要求据实支出</w:t>
+            </w:r>
+          </w:p>
+        </w:tc>
+      </w:tr>
+      <w:tr>
+        <w:tc>
+          <w:tcPr>
+            <w:tcW w:type="dxa" w:w="2076"/>
+            <w:vAlign w:val="center"/>
+          </w:tcPr>
+          <w:p>
+            <w:pPr>
+              <w:spacing w:before="0" w:after="0" w:line="240" w:lineRule="auto"/>
+              <w:ind w:firstLine="0"/>
+              <w:jc w:val="center"/>
+            </w:pPr>
+            <w:r>
+              <w:rPr>
+                <w:rFonts w:ascii="Times New Roman" w:hAnsi="Times New Roman" w:eastAsia="宋体"/>
+                <w:b w:val="0"/>
+                <w:sz w:val="17"/>
+              </w:rPr>
+              <w:t>合计</w:t>
+            </w:r>
+          </w:p>
+        </w:tc>
+        <w:tc>
+          <w:tcPr>
+            <w:tcW w:type="dxa" w:w="2076"/>
+            <w:vAlign w:val="center"/>
+          </w:tcPr>
+          <w:p>
+            <w:pPr>
+              <w:spacing w:before="0" w:after="0" w:line="240" w:lineRule="auto"/>
+              <w:ind w:firstLine="0"/>
+              <w:jc w:val="center"/>
+            </w:pPr>
+            <w:r>
+              <w:rPr>
+                <w:rFonts w:ascii="Times New Roman" w:hAnsi="Times New Roman" w:eastAsia="宋体"/>
+                <w:b w:val="0"/>
+                <w:sz w:val="17"/>
+              </w:rPr>
+              <w:t>5000</w:t>
+            </w:r>
+          </w:p>
+        </w:tc>
+        <w:tc>
+          <w:tcPr>
+            <w:tcW w:type="dxa" w:w="2076"/>
+            <w:vAlign w:val="center"/>
+          </w:tcPr>
+          <w:p>
+            <w:pPr>
+              <w:spacing w:before="0" w:after="0" w:line="240" w:lineRule="auto"/>
+              <w:ind w:firstLine="0"/>
+              <w:jc w:val="center"/>
+            </w:pPr>
+            <w:r>
+              <w:rPr>
+                <w:rFonts w:ascii="Times New Roman" w:hAnsi="Times New Roman" w:eastAsia="宋体"/>
+                <w:b w:val="0"/>
+                <w:sz w:val="17"/>
+              </w:rPr>
+              <w:t>以算力租赁为主要支出</w:t>
+            </w:r>
+          </w:p>
+        </w:tc>
+        <w:tc>
+          <w:tcPr>
+            <w:tcW w:type="dxa" w:w="2076"/>
+            <w:vAlign w:val="center"/>
+          </w:tcPr>
+          <w:p>
+            <w:pPr>
+              <w:spacing w:before="0" w:after="0" w:line="240" w:lineRule="auto"/>
+              <w:ind w:firstLine="0"/>
+              <w:jc w:val="center"/>
+            </w:pPr>
+            <w:r>
+              <w:rPr>
+                <w:rFonts w:ascii="Times New Roman" w:hAnsi="Times New Roman" w:eastAsia="宋体"/>
+                <w:b w:val="0"/>
+                <w:sz w:val="17"/>
+              </w:rPr>
+              <w:t>预算上限，实际费用据实结算</w:t>
+            </w:r>
+          </w:p>
+        </w:tc>
+      </w:tr>
+    </w:tbl>
     <w:p>
       <w:pPr>
         <w:pStyle w:val="1"/>
@@ -5016,7 +5659,9 @@
       <w:r>
         <w:rPr>
           <w:rFonts w:ascii="SimHei" w:hAnsi="SimHei" w:eastAsia="黑体" w:cs="SimHei"/>
+          <w:b/>
           <w:color w:val="000000"/>
+          <w:sz w:val="28"/>
         </w:rPr>
         <w:t>7．研究过程中可能遇到的困难和问题，解决的措施</w:t>
       </w:r>
@@ -5058,7 +5703,9 @@
       <w:r>
         <w:rPr>
           <w:rFonts w:ascii="SimHei" w:hAnsi="SimHei" w:eastAsia="黑体" w:cs="SimHei"/>
+          <w:b/>
           <w:color w:val="000000"/>
+          <w:sz w:val="28"/>
         </w:rPr>
         <w:t>8．主要参考文献</w:t>
       </w:r>

--- a/Papers/output/开题报告-基于在线策略蒸馏的大语言模型后训练方法研究.docx
+++ b/Papers/output/开题报告-基于在线策略蒸馏的大语言模型后训练方法研究.docx
@@ -959,7 +959,6 @@
         <w:tc>
           <w:tcPr>
             <w:tcW w:w="4148" w:type="dxa"/>
-            <w:shd w:val="clear" w:color="auto" w:fill="C5E0B3" w:themeFill="accent6" w:themeFillTint="66"/>
           </w:tcPr>
           <w:p>
             <w:pPr>
@@ -978,7 +977,6 @@
         <w:tc>
           <w:tcPr>
             <w:tcW w:w="4148" w:type="dxa"/>
-            <w:shd w:val="clear" w:color="auto" w:fill="C5E0B3" w:themeFill="accent6" w:themeFillTint="66"/>
           </w:tcPr>
           <w:p>
             <w:pPr>
@@ -997,7 +995,6 @@
         <w:tc>
           <w:tcPr>
             <w:tcW w:w="4148" w:type="dxa"/>
-            <w:shd w:val="clear" w:color="auto" w:fill="C5E0B3" w:themeFill="accent6" w:themeFillTint="66"/>
           </w:tcPr>
           <w:p>
             <w:pPr>
@@ -1016,7 +1013,6 @@
         <w:tc>
           <w:tcPr>
             <w:tcW w:w="4148" w:type="dxa"/>
-            <w:shd w:val="clear" w:color="auto" w:fill="C5E0B3" w:themeFill="accent6" w:themeFillTint="66"/>
           </w:tcPr>
           <w:p>
             <w:pPr>
@@ -2844,7 +2840,6 @@
         <w:tc>
           <w:tcPr>
             <w:tcW w:w="4148" w:type="dxa"/>
-            <w:shd w:val="clear" w:color="auto" w:fill="C5E0B3" w:themeFill="accent6" w:themeFillTint="66"/>
           </w:tcPr>
           <w:p>
             <w:pPr>
@@ -2863,7 +2858,6 @@
         <w:tc>
           <w:tcPr>
             <w:tcW w:w="4148" w:type="dxa"/>
-            <w:shd w:val="clear" w:color="auto" w:fill="C5E0B3" w:themeFill="accent6" w:themeFillTint="66"/>
           </w:tcPr>
           <w:p>
             <w:pPr>
@@ -2882,7 +2876,6 @@
         <w:tc>
           <w:tcPr>
             <w:tcW w:w="4148" w:type="dxa"/>
-            <w:shd w:val="clear" w:color="auto" w:fill="C5E0B3" w:themeFill="accent6" w:themeFillTint="66"/>
           </w:tcPr>
           <w:p>
             <w:pPr>
@@ -3424,7 +3417,6 @@
         <w:tc>
           <w:tcPr>
             <w:tcW w:w="4148" w:type="dxa"/>
-            <w:shd w:val="clear" w:color="auto" w:fill="D9EAD3" w:themeFill="accent6" w:themeFillTint="66"/>
             <w:vAlign w:val="center"/>
           </w:tcPr>
           <w:p>
@@ -3446,7 +3438,6 @@
         <w:tc>
           <w:tcPr>
             <w:tcW w:w="4148" w:type="dxa"/>
-            <w:shd w:val="clear" w:color="auto" w:fill="D9EAD3" w:themeFill="accent6" w:themeFillTint="66"/>
             <w:vAlign w:val="center"/>
           </w:tcPr>
           <w:p>
@@ -3468,7 +3459,6 @@
         <w:tc>
           <w:tcPr>
             <w:tcW w:w="4148" w:type="dxa"/>
-            <w:shd w:val="clear" w:color="auto" w:fill="D9EAD3" w:themeFill="accent6" w:themeFillTint="66"/>
             <w:vAlign w:val="center"/>
           </w:tcPr>
           <w:p>
@@ -3490,7 +3480,6 @@
         <w:tc>
           <w:tcPr>
             <w:tcW w:w="4148" w:type="dxa"/>
-            <w:shd w:val="clear" w:color="auto" w:fill="D9EAD3" w:themeFill="accent6" w:themeFillTint="66"/>
             <w:vAlign w:val="center"/>
           </w:tcPr>
           <w:p>
@@ -3512,7 +3501,6 @@
         <w:tc>
           <w:tcPr>
             <w:tcW w:w="4148" w:type="dxa"/>
-            <w:shd w:val="clear" w:color="auto" w:fill="D9EAD3" w:themeFill="accent6" w:themeFillTint="66"/>
             <w:vAlign w:val="center"/>
           </w:tcPr>
           <w:p>
@@ -3965,7 +3953,6 @@
         <w:tc>
           <w:tcPr>
             <w:tcW w:w="4148" w:type="dxa"/>
-            <w:shd w:val="clear" w:color="auto" w:fill="C5E0B3" w:themeFill="accent6" w:themeFillTint="66"/>
           </w:tcPr>
           <w:p>
             <w:pPr>
@@ -3984,7 +3971,6 @@
         <w:tc>
           <w:tcPr>
             <w:tcW w:w="4148" w:type="dxa"/>
-            <w:shd w:val="clear" w:color="auto" w:fill="C5E0B3" w:themeFill="accent6" w:themeFillTint="66"/>
           </w:tcPr>
           <w:p>
             <w:pPr>
@@ -4231,7 +4217,6 @@
         <w:tc>
           <w:tcPr>
             <w:tcW w:w="4148" w:type="dxa"/>
-            <w:shd w:val="clear" w:color="auto" w:fill="C5E0B3" w:themeFill="accent6" w:themeFillTint="66"/>
           </w:tcPr>
           <w:p>
             <w:pPr>
@@ -4250,7 +4235,6 @@
         <w:tc>
           <w:tcPr>
             <w:tcW w:w="4148" w:type="dxa"/>
-            <w:shd w:val="clear" w:color="auto" w:fill="C5E0B3" w:themeFill="accent6" w:themeFillTint="66"/>
           </w:tcPr>
           <w:p>
             <w:pPr>
@@ -4542,7 +4526,6 @@
         <w:tc>
           <w:tcPr>
             <w:tcW w:w="4148" w:type="dxa"/>
-            <w:shd w:val="clear" w:color="auto" w:fill="D9EAD3" w:themeFill="accent6" w:themeFillTint="66"/>
             <w:vAlign w:val="center"/>
           </w:tcPr>
           <w:p>
@@ -4565,7 +4548,6 @@
         <w:tc>
           <w:tcPr>
             <w:tcW w:w="4148" w:type="dxa"/>
-            <w:shd w:val="clear" w:color="auto" w:fill="D9EAD3" w:themeFill="accent6" w:themeFillTint="66"/>
             <w:vAlign w:val="center"/>
           </w:tcPr>
           <w:p>
@@ -4588,7 +4570,6 @@
         <w:tc>
           <w:tcPr>
             <w:tcW w:w="4148" w:type="dxa"/>
-            <w:shd w:val="clear" w:color="auto" w:fill="D9EAD3" w:themeFill="accent6" w:themeFillTint="66"/>
             <w:vAlign w:val="center"/>
           </w:tcPr>
           <w:p>
@@ -5222,7 +5203,6 @@
           <w:tcPr>
             <w:tcW w:type="dxa" w:w="2076"/>
             <w:vAlign w:val="center"/>
-            <w:shd w:fill="D9EAD3"/>
           </w:tcPr>
           <w:p>
             <w:pPr>
@@ -5244,7 +5224,6 @@
           <w:tcPr>
             <w:tcW w:type="dxa" w:w="2076"/>
             <w:vAlign w:val="center"/>
-            <w:shd w:fill="D9EAD3"/>
           </w:tcPr>
           <w:p>
             <w:pPr>
@@ -5266,7 +5245,6 @@
           <w:tcPr>
             <w:tcW w:type="dxa" w:w="2076"/>
             <w:vAlign w:val="center"/>
-            <w:shd w:fill="D9EAD3"/>
           </w:tcPr>
           <w:p>
             <w:pPr>
@@ -5288,7 +5266,6 @@
           <w:tcPr>
             <w:tcW w:type="dxa" w:w="2076"/>
             <w:vAlign w:val="center"/>
-            <w:shd w:fill="D9EAD3"/>
           </w:tcPr>
           <w:p>
             <w:pPr>

--- a/Papers/output/开题报告-基于在线策略蒸馏的大语言模型后训练方法研究.docx
+++ b/Papers/output/开题报告-基于在线策略蒸馏的大语言模型后训练方法研究.docx
@@ -835,25 +835,25 @@
         <w:jc w:val="both"/>
       </w:pPr>
       <w:r>
-        <w:t>为便于比较，本文按训练信号将相关后训练方法分为监督微调、知识蒸馏、偏好优化和强化学习。监督微调依赖人工或教师构造的目标序列，知识蒸馏使用教师软分布，偏好优化使用回答之间的偏好关系，强化学习依据环境或任务奖励更新策略。SFT 和序列级蒸馏易于构造结构化数据，但学生状态与训练前缀之间可能存在偏移[1][2][5]。本文根据训练信号来源和优化对象分别讨论这些方法。</w:t>
-      </w:r>
-    </w:p>
-    <w:p>
-      <w:pPr>
-        <w:ind w:firstLine="420"/>
-        <w:jc w:val="both"/>
-      </w:pPr>
-      <w:r>
-        <w:t>知识蒸馏的核心是利用教师输出中的软信息。设教师在某个位置给出分布 p，学生给出分布 q，蒸馏目标可以通过概率分布之间的距离定义。软目标保留了教师对多个候选 token 的相对偏好，理论上比 one-hot 标签提供更多信息；但在自回归任务中，分布匹配还受前缀状态、采样方式和序列长度影响。f-divergence 视角将多种分布距离纳入统一框架，可用于解释序列级蒸馏目标[6]。</w:t>
-      </w:r>
-    </w:p>
-    <w:p>
-      <w:pPr>
-        <w:ind w:firstLine="420"/>
-        <w:jc w:val="both"/>
-      </w:pPr>
-      <w:r>
-        <w:t>从训练状态和反馈来源看，可以将相关方法作如下区分：</w:t>
+        <w:t xml:space="preserve">大语言模型完成预训练后，还需要通过后训练把通用的下一个 token 预测能力转化为指令遵循、结构化生成和任务决策能力。若按训练信号的来源区分，常见路线包括监督微调、知识蒸馏、偏好优化和强化学习：监督微调使用人工或教师整理的目标序列，知识蒸馏直接利用教师模型的输出信息，偏好优化依据回答之间的相对偏好，强化学习则根据环境或任务奖励更新策略。几类方法可以组合使用，但它们对“训练状态从何而来”和“模型在什么信号上更新”给出了不同答案。SFT 与序列级蒸馏便于构造稳定的结构化训练样本，同时也可能使学生在训练时看到的参考前缀与推理时自行生成的前缀不一致[1][2][5]。因此，本文不只按照方法名称分类，还将训练状态和监督对象纳入比较。</w:t>
+      </w:r>
+    </w:p>
+    <w:p>
+      <w:pPr>
+        <w:ind w:firstLine="420"/>
+        <w:jc w:val="both"/>
+      </w:pPr>
+      <w:r>
+        <w:t xml:space="preserve">知识蒸馏所传递的不只是教师给出的最终答案，更重要的是教师对候选输出的相对判断。设某一位置上的教师分布为 p、学生分布为 q，训练目标通常用二者之间的距离或散度表示。与 one-hot 标签相比，软分布能够保留多个候选 token 的概率关系，例如哪些输出同样合理、哪些错误比另一些错误更接近教师判断。这类信息在类别有限的任务中较直观，在自回归生成中却会受到前缀状态、采样策略、序列长度和有效位置 Mask 的共同影响。f-divergence 提供了统一描述多种分布差异的视角，也为理解序列级蒸馏中不同目标的行为提供了理论工具[6]。</w:t>
+      </w:r>
+    </w:p>
+    <w:p>
+      <w:pPr>
+        <w:ind w:firstLine="420"/>
+        <w:jc w:val="both"/>
+      </w:pPr>
+      <w:r>
+        <w:t xml:space="preserve">若把训练状态的来源与反馈形式放在同一框架中，几类后训练方法之间的差别可以概括如下：</w:t>
       </w:r>
     </w:p>
     <w:p>
@@ -906,7 +906,7 @@
               <w:rPr>
                 <w:b/>
               </w:rPr>
-              <w:t>方法类别</w:t>
+              <w:t xml:space="preserve">方法类型</w:t>
             </w:r>
           </w:p>
         </w:tc>
@@ -923,7 +923,7 @@
               <w:rPr>
                 <w:b/>
               </w:rPr>
-              <w:t>学生训练时的主要状态</w:t>
+              <w:t xml:space="preserve">训练状态的来源</w:t>
             </w:r>
           </w:p>
         </w:tc>
@@ -940,7 +940,7 @@
               <w:rPr>
                 <w:b/>
               </w:rPr>
-              <w:t>监督或奖励来源</w:t>
+              <w:t xml:space="preserve">监督信号或奖励</w:t>
             </w:r>
           </w:p>
         </w:tc>
@@ -957,7 +957,7 @@
               <w:rPr>
                 <w:b/>
               </w:rPr>
-              <w:t>对本课题的启发</w:t>
+              <w:t xml:space="preserve">与本课题的关系</w:t>
             </w:r>
           </w:p>
         </w:tc>
@@ -973,7 +973,7 @@
               <w:jc w:val="left"/>
             </w:pPr>
             <w:r>
-              <w:t>SFT/离线蒸馏</w:t>
+              <w:t xml:space="preserve">SFT/离线蒸馏</w:t>
             </w:r>
           </w:p>
         </w:tc>
@@ -987,7 +987,7 @@
               <w:jc w:val="left"/>
             </w:pPr>
             <w:r>
-              <w:t>数据或教师示范前缀</w:t>
+              <w:t xml:space="preserve">人工数据或教师示范形成的前缀</w:t>
             </w:r>
           </w:p>
         </w:tc>
@@ -1001,7 +1001,7 @@
               <w:jc w:val="left"/>
             </w:pPr>
             <w:r>
-              <w:t>硬标签、教师序列或软分布</w:t>
+              <w:t xml:space="preserve">硬标签、教师序列或软分布</w:t>
             </w:r>
           </w:p>
         </w:tc>
@@ -1015,7 +1015,7 @@
               <w:jc w:val="left"/>
             </w:pPr>
             <w:r>
-              <w:t>作为 OPD 分布偏移问题的对照背景</w:t>
+              <w:t xml:space="preserve">作为分析分布偏移的基础对照</w:t>
             </w:r>
           </w:p>
         </w:tc>
@@ -1031,7 +1031,7 @@
               <w:jc w:val="left"/>
             </w:pPr>
             <w:r>
-              <w:t>模仿学习式蒸馏</w:t>
+              <w:t xml:space="preserve">模仿学习式蒸馏</w:t>
             </w:r>
           </w:p>
         </w:tc>
@@ -1045,7 +1045,7 @@
               <w:jc w:val="left"/>
             </w:pPr>
             <w:r>
-              <w:t>学生访问的部分状态</w:t>
+              <w:t xml:space="preserve">学生策略访问到的部分状态</w:t>
             </w:r>
           </w:p>
         </w:tc>
@@ -1059,7 +1059,7 @@
               <w:jc w:val="left"/>
             </w:pPr>
             <w:r>
-              <w:t>专家动作或教师反馈</w:t>
+              <w:t xml:space="preserve">专家动作或教师反馈</w:t>
             </w:r>
           </w:p>
         </w:tc>
@@ -1073,7 +1073,7 @@
               <w:jc w:val="left"/>
             </w:pPr>
             <w:r>
-              <w:t>说明为什么要让教师观察学生前缀</w:t>
+              <w:t xml:space="preserve">说明在学生状态上提供监督的必要性</w:t>
             </w:r>
           </w:p>
         </w:tc>
@@ -1089,7 +1089,7 @@
               <w:jc w:val="left"/>
             </w:pPr>
             <w:r>
-              <w:t>OPD</w:t>
+              <w:t xml:space="preserve">OPD</w:t>
             </w:r>
           </w:p>
         </w:tc>
@@ -1103,7 +1103,7 @@
               <w:jc w:val="left"/>
             </w:pPr>
             <w:r>
-              <w:t>学生自身生成轨迹</w:t>
+              <w:t xml:space="preserve">学生模型在线生成的轨迹</w:t>
             </w:r>
           </w:p>
         </w:tc>
@@ -1117,7 +1117,7 @@
               <w:jc w:val="left"/>
             </w:pPr>
             <w:r>
-              <w:t>教师 token 分布或 log-prob</w:t>
+              <w:t xml:space="preserve">教师 token 分布或 log-prob</w:t>
             </w:r>
           </w:p>
         </w:tc>
@@ -1131,7 +1131,7 @@
               <w:jc w:val="left"/>
             </w:pPr>
             <w:r>
-              <w:t>本课题的主要研究对象</w:t>
+              <w:t xml:space="preserve">本课题重点比较的训练框架</w:t>
             </w:r>
           </w:p>
         </w:tc>
@@ -1147,7 +1147,7 @@
               <w:jc w:val="left"/>
             </w:pPr>
             <w:r>
-              <w:t>偏好优化/RL</w:t>
+              <w:t xml:space="preserve">偏好优化/RL</w:t>
             </w:r>
           </w:p>
         </w:tc>
@@ -1161,7 +1161,7 @@
               <w:jc w:val="left"/>
             </w:pPr>
             <w:r>
-              <w:t>学生采样或离线偏好状态</w:t>
+              <w:t xml:space="preserve">在线采样或离线偏好数据中的状态</w:t>
             </w:r>
           </w:p>
         </w:tc>
@@ -1175,7 +1175,7 @@
               <w:jc w:val="left"/>
             </w:pPr>
             <w:r>
-              <w:t>偏好关系、环境奖励</w:t>
+              <w:t xml:space="preserve">偏好关系或环境/任务奖励</w:t>
             </w:r>
           </w:p>
         </w:tc>
@@ -1189,7 +1189,7 @@
               <w:jc w:val="left"/>
             </w:pPr>
             <w:r>
-              <w:t>说明密集教师反馈与稀疏奖励的差异</w:t>
+              <w:t xml:space="preserve">用于区分密集蒸馏信号与稀疏奖励</w:t>
             </w:r>
           </w:p>
         </w:tc>
@@ -1201,7 +1201,7 @@
         <w:jc w:val="both"/>
       </w:pPr>
       <w:r>
-        <w:t>实际系统可以先使用 SFT 再进行 OPD，也可以将教师反馈与任务奖励结合。本课题聚焦 LoRA-OPD 路线，主要研究学生策略采样、教师分布反馈、散度方向和监督信息粒度；RLHF、DPO 等其他后训练方法仅作为研究背景。</w:t>
+        <w:t xml:space="preserve">在实际训练流程中，上述方法往往不是彼此排斥的。例如，可以先用 SFT 建立基本的指令遵循和格式能力，再通过 OPD 让教师在学生真实访问的状态上提供反馈；也可以在蒸馏信号之外加入任务奖励。为了避免同时改变过多变量，本课题把研究范围限定在 LoRA-OPD 路线上，重点考察学生策略采样、教师分布反馈、散度方向与监督信息粒度。RLHF、DPO 等方法用于说明其他后训练信号与蒸馏信号的区别，不进入主要实验矩阵。</w:t>
       </w:r>
     </w:p>
     <w:p>
@@ -1215,7 +1215,7 @@
           <w:rFonts w:ascii="Times New Roman" w:hAnsi="Times New Roman" w:eastAsia="宋体"/>
           <w:sz w:val="24"/>
         </w:rPr>
-        <w:t>经典知识蒸馏以教师软分布为监督，通过温度缩放暴露类别之间的相对关系[1]。在序列生成任务中，Kim 和 Rush 将蒸馏扩展到序列级目标，用教师生成序列替代或补充原始标签[2]；TinyBERT、DistilBERT 等工作又表明，中间层、注意力与输出分布可以在不同阶段组合使用[3][4]。这些方法奠定了大模型压缩的基本范式，但多数训练样本仍来自固定语料或教师轨迹，学生实际推理时产生的前缀并未充分进入训练分布。</w:t>
+        <w:t xml:space="preserve">经典知识蒸馏通常在固定输入上匹配教师的软分布，并通过温度缩放显露类别之间的相对关系[1]。当研究对象转向序列生成后，仅比较单个位置的输出已经不足以描述整条序列的学习过程。Kim 和 Rush 因此将蒸馏推进到序列级，用教师生成的序列替代或补充原始目标[2]。这两类方法建立了从 token 分布到完整序列的蒸馏思路，但它们通常仍在固定语料或教师生成轨迹上训练。学生部署时会沿着自己的预测逐步推进，一旦前文出现偏差，后续访问的状态就可能离开训练数据覆盖的范围。因此，序列级目标扩展了监督单位，却没有自动消除训练前缀与学生生成前缀之间的差异。</w:t>
       </w:r>
     </w:p>
     <w:p>
@@ -1229,7 +1229,7 @@
           <w:rFonts w:ascii="Times New Roman" w:hAnsi="Times New Roman" w:eastAsia="宋体"/>
           <w:sz w:val="24"/>
         </w:rPr>
-        <w:t>模仿学习中的 DAgger 揭示了一个与语言模型生成高度相关的问题：当学习器在部署时依据自身预测不断推进状态，早期误差会改变后续输入分布，离线监督可能因此发生误差累积[5]。ImitKD 将这一思想引入神经机器翻译，在学生生成状态上查询教师并进行交互式蒸馏[6]。由此看，在线策略蒸馏的理论动机并非单纯追求更强教师，而是让监督发生在学生真正会访问的序列状态上，从而缩小训练分布与推理分布之间的偏移。</w:t>
+        <w:t xml:space="preserve">Huszár 对 scheduled sampling 的分析指出，如果训练目标混合了来源不同的前缀，却没有明确对应的概率目标，模型学习到的分布可能与部署时的生成过程不一致[5]。模仿学习中的 DAgger 提供了另一条处理思路：让学习器按照自身策略访问状态，再由专家对这些状态给出监督，从而减轻早期错误造成的后续分布偏移[3]。ImitKD 将这一思想用于神经机器翻译，在学生生成的状态上查询教师并开展交互式蒸馏[4]。沿着这条脉络，在线策略蒸馏的价值并不只是调用更强的教师，而是把反馈放到学生确实会遇到的序列状态中，使训练覆盖更接近模型实际推理时的状态分布。</w:t>
       </w:r>
     </w:p>
     <w:p>
@@ -1252,43 +1252,43 @@
         <w:jc w:val="both"/>
       </w:pPr>
       <w:r>
-        <w:t>在自回归生成中，训练时的前缀通常来自参考序列，推理时的前缀来自模型自身。DAgger 在学生访问到的状态上向专家请求标签[3]，ImitKD 将这一思想用于自回归知识蒸馏[4]。OPD 延续这一思路，但将专家反馈从离散动作扩展为教师模型的 token 分布或 log-prob。</w:t>
-      </w:r>
-    </w:p>
-    <w:p>
-      <w:pPr>
-        <w:ind w:firstLine="420"/>
-        <w:jc w:val="both"/>
-      </w:pPr>
-      <w:r>
-        <w:t>GKD 研究学生自生成错误上的蒸馏，并比较不同生成和散度设置[7]；MiniLLM 讨论 Reverse KL 的序列级目标与模式选择特性[8]；DistiLLM 通过 skew KL 和样本复用探索效果与成本的折中[9]。Thinking Machines Lab 的技术文章总结了学生 rollout、教师逐 token 反馈和 Reverse KL 的工程流程，可为本课题的系统实现提供参考[10]。</w:t>
-      </w:r>
-    </w:p>
-    <w:p>
-      <w:pPr>
-        <w:ind w:firstLine="420"/>
-        <w:jc w:val="both"/>
-      </w:pPr>
-      <w:r>
-        <w:t>近年的研究进一步指出，OPD 的效果与师生思维模式兼容性、教师提供新能力的程度、提示带来的状态覆盖及轨迹长度有关[11][12]；采样 token 的信号不平衡、学生前缀漂移、特殊 token 和 tokenizer 差异则会影响训练稳定性[13]。Hybrid Policy Distillation 讨论前向和反向 KL 的混合方式[14]，相关综述从优化对象、监督来源和稳定化策略对这些工作进行分类[15]。这些研究为本课题的变量选择和分析维度提供了依据。</w:t>
-      </w:r>
-    </w:p>
-    <w:p>
-      <w:pPr>
-        <w:ind w:firstLine="420"/>
-        <w:jc w:val="both"/>
-      </w:pPr>
-      <w:r>
-        <w:t>为便于比较，本文将 OPD 拆分为三个层面：学生是否参与生成训练状态，教师是否在学生前缀上评分，以及蒸馏目标如何将采样结果转化为训练信号。GKD 的 token 级比较、MiniLLM 的序列级或策略式目标、DistiLLM 的样本复用机制在这些层面上有所不同。因此，实验记录将分别说明散度定义和实现估计器。</w:t>
-      </w:r>
-    </w:p>
-    <w:p>
-      <w:pPr>
-        <w:ind w:firstLine="420"/>
-        <w:jc w:val="both"/>
-      </w:pPr>
-      <w:r>
-        <w:t>教师能力与学生学习效果还受到模型兼容性的影响。师生在推理模式、输出格式或工具调用习惯上的差异，会改变教师在学生访问状态上提供的信号；学生容量也会影响其吸收完整教师分布的能力。Rethinking OPD 系列文献对兼容性、状态覆盖和提示多样性的讨论[12][13]，为本课题分析师生分布重叠和格式错误提供了研究依据。</w:t>
+        <w:t xml:space="preserve">自回归模型在训练和推理阶段面对的前缀来源并不相同。训练数据通常给出正确或教师生成的历史序列，而推理阶段的每一步都建立在模型先前的预测上；一个较早的错误可能把后续生成带入训练数据没有覆盖的状态。DAgger 通过在学习器访问到的状态上查询专家动作来处理这种分布偏移[3]，ImitKD 随后把这一思想用于自回归知识蒸馏[4]。OPD 与其一脉相承，不过教师提供的不再只是单个离散动作，而可以是下一 token 的完整概率分布、截断分布或相应的 log-prob。</w:t>
+      </w:r>
+    </w:p>
+    <w:p>
+      <w:pPr>
+        <w:ind w:firstLine="420"/>
+        <w:jc w:val="both"/>
+      </w:pPr>
+      <w:r>
+        <w:t xml:space="preserve">围绕这一训练方式，已有工作从不同角度给出了代表性方案。GKD 让学生生成训练轨迹，再针对这些轨迹中的状态接受教师监督，并系统比较生成方式和散度设置[7]；MiniLLM 从序列级优化出发讨论 Reverse KL 及其模式选择特性[8]；DistiLLM 则利用 skew KL 和样本复用，在训练效果与教师调用成本之间寻找折中[9]。Thinking Machines Lab 的技术文章把学生 rollout、教师逐 token 评分和 Reverse KL 更新整理成较清楚的工程流程[10]。这些工作关注的环节不同，恰好说明 OPD 不是某一个固定损失函数，而是一组围绕状态采样、教师反馈和学生更新构成的训练设计。</w:t>
+      </w:r>
+    </w:p>
+    <w:p>
+      <w:pPr>
+        <w:ind w:firstLine="420"/>
+        <w:jc w:val="both"/>
+      </w:pPr>
+      <w:r>
+        <w:t xml:space="preserve">近期研究把讨论进一步推进到师生是否真正“适配”。教师即使整体能力更强，也未必能在学生访问的每一种状态上给出易于吸收的信号；师生推理模式是否一致、教师能否提供学生尚不具备的新能力、提示能覆盖多大的状态范围以及轨迹长度如何设置，都会影响蒸馏结果[11][12]。训练层面还存在更具体的问题，例如采样 token 的信号分布不均、学生前缀持续漂移，以及特殊 token 或 tokenizer 不一致造成的对齐误差[13]。Hybrid Policy Distillation 从前向与反向 KL 的组合出发讨论适配方式[14]，相关综述则按优化对象、监督来源与稳定化手段梳理这一研究方向[15]。这些观察决定了本课题不能只比较最终准确率，还需要记录状态覆盖、格式错误、分布重叠和训练异常。</w:t>
+      </w:r>
+    </w:p>
+    <w:p>
+      <w:pPr>
+        <w:ind w:firstLine="420"/>
+        <w:jc w:val="both"/>
+      </w:pPr>
+      <w:r>
+        <w:t xml:space="preserve">为了把不同工作的差异落到可复现的实验设置上，本文从三个层面描述 OPD。第一层是状态生成，即训练前缀由参考数据、教师还是学生产生；第二层是反馈位置，即教师是否直接观察学生已经生成的前缀；第三层是优化方式，即教师信息经过何种散度或估计器转化为学生梯度。GKD 的 token 级分布比较、MiniLLM 的序列级或策略式目标以及 DistiLLM 的反馈复用机制，在这三个层面的取舍并不相同。后续实验因此会分别记录 rollout 协议、教师评分对象、散度定义和实际采用的估计方法，避免只用一个算法名称概括整套训练过程。</w:t>
+      </w:r>
+    </w:p>
+    <w:p>
+      <w:pPr>
+        <w:ind w:firstLine="420"/>
+        <w:jc w:val="both"/>
+      </w:pPr>
+      <w:r>
+        <w:t xml:space="preserve">教师能力上限并不会自动转化为学生收益，模型兼容性在其中起到明显作用。若师生采用不同的推理模式、响应模板或工具调用习惯，教师在学生前缀上给出的高概率 token 可能与学生已经形成的输出结构相冲突；当学生容量较小时，完整教师分布中较细的差异也未必都能被有效吸收。Rethinking OPD 及相关失败模式研究围绕兼容性、状态覆盖、提示多样性和训练异常展开分析[11][12][13]，提示本课题需要同时观察师生分布重叠、特殊 token 对齐和 Function Calling 格式错误，而不能把教师规模视为唯一解释变量。</w:t>
       </w:r>
     </w:p>
     <w:p>
@@ -1302,7 +1302,7 @@
           <w:rFonts w:ascii="Times New Roman" w:hAnsi="Times New Roman" w:eastAsia="宋体"/>
           <w:sz w:val="24"/>
         </w:rPr>
-        <w:t>在线策略蒸馏并不是简单地把教师 logits 换到新的数据批次上，而是改变了训练状态的来源。GKD 允许学生在训练过程中生成序列，并在这些学生到访状态上接受教师分布监督，同时把传统 Forward KL 扩展为可配置的散度族[7]。MiniLLM 则从序列级优化出发采用 Reverse KL，使学生更集中地拟合教师分布中与自身生成轨迹相容的高概率区域[8]。DistiLLM 进一步使用偏斜 KL 与自适应采样机制缓和纯 Reverse KL 的过度模式选择倾向，并讨论如何复用教师反馈以提高训练效率[9]。这些工作共同说明，在线策略蒸馏的关键变量至少包括状态分布、散度方向和教师信息的获取方式，三者不能彼此替代。</w:t>
+        <w:t xml:space="preserve">从方法机制看，在线策略蒸馏改变的首先是训练状态，而不只是把教师 logits 搬到另一批数据上。GKD 让学生在训练过程中生成序列，教师随后在这些到访状态上给出分布监督，并把传统 Forward KL 扩展为可配置的散度族[7]。MiniLLM 采用面向序列的 Reverse KL，使更新更集中于教师分布中与学生当前轨迹相容的高概率区域[8]。DistiLLM 在此基础上引入偏斜 KL 和自适应采样，用来缓和纯 Reverse KL 可能带来的过度模式选择，同时讨论教师反馈如何复用以降低训练开销[9]。三项工作的侧重点不同，却共同表明状态分布、散度方向和教师信息的取得方式是相互关联但不能互相替代的变量。</w:t>
       </w:r>
     </w:p>
     <w:p>
@@ -1316,7 +1316,7 @@
           <w:rFonts w:ascii="Times New Roman" w:hAnsi="Times New Roman" w:eastAsia="宋体"/>
           <w:sz w:val="24"/>
         </w:rPr>
-        <w:t>近期研究开始把注意力从“是否使用学生生成数据”推进到“学生究竟访问了哪些状态”。相关分析指出，即使采用同一教师和同一损失，不同 rollout 策略、数据混合比例与初始学生能力也会改变教师监督实际覆盖的状态区域[11][12]；另有研究重新审视在线蒸馏中的数据来源、采样预算和训练稳定性，强调性能增益应与额外教师推理成本一并报告[13]。HPD 从异构偏好角度讨论教师与学生分布差异，说明单一 KL 方向并不一定适用于所有样本和训练阶段[14]。因此，本课题不把在线策略蒸馏视为一个孤立算法名称，而把它作为受控实验框架，用同一数据、模型、预算和评测协议分离考察不同设计因素。</w:t>
+        <w:t xml:space="preserve">研究重点也正从“是否使用学生生成数据”转向“学生实际上访问了哪些状态”。即便教师模型和损失函数相同，rollout 温度、数据混合比例、提示形式以及学生的初始能力仍会改变轨迹分布，从而改变教师监督真正覆盖的区域[11][12]。另一些研究重新检查了数据来源、采样预算与训练稳定性的关系，并强调报告性能提升时必须同时给出额外的教师推理成本[13]。HPD 从师生偏好的异构性出发，指出单一 KL 方向未必适合全部样本或整个训练阶段[14]。基于这些认识，本课题把 OPD 作为一套受控实验框架：在相同数据、模型、预算和评测协议下，分别改变散度与监督粒度，再判断性能变化究竟来自哪一项设计。</w:t>
       </w:r>
     </w:p>
     <w:p>
@@ -1339,7 +1339,7 @@
         <w:jc w:val="both"/>
       </w:pPr>
       <w:r>
-        <w:t>KL 散度的经典定义来自 Kullback 和 Leibler 的信息论研究[17]。令 p_T 和 p_S 分别表示教师分布和学生分布，Forward KL 与 Reverse KL 定义为：</w:t>
+        <w:t xml:space="preserve">KL 散度由 Kullback 和 Leibler 在信息论框架中提出，用于衡量两个概率分布之间的差异[17]。在蒸馏问题中，令 p_T 表示教师在某一有效位置上的 token 分布，p_S 表示学生在同一位置上的分布，则 Forward KL 与 Reverse KL 分别定义为：</w:t>
       </w:r>
     </w:p>
     <w:p>
@@ -1733,16 +1733,16 @@
         <w:jc w:val="both"/>
       </w:pPr>
       <w:r>
-        <w:t>Forward KL 按教师概率加权，倾向于要求学生覆盖教师分布的多个有质量区域；Reverse KL 按学生概率加权，更关注学生自身可能生成的区域。文献常将前者描述为 mode-covering 倾向、后者描述为 mode-seeking 倾向，但这些是解释生成行为的启发性表述，实际训练还受模型容量、温度、采样和支持集影响[7][8]。</w:t>
-      </w:r>
-    </w:p>
-    <w:p>
-      <w:pPr>
-        <w:ind w:firstLine="420"/>
-        <w:jc w:val="both"/>
-      </w:pPr>
-      <w:r>
-        <w:t>广义散度用于在不同分布匹配偏好之间取得折中。Jensen-Shannon 散度通过教师分布与学生分布的混合分布定义，其形式为[18]：</w:t>
+        <w:t xml:space="preserve">两种方向的差别来自期望所依据的分布。Forward KL 由教师概率加权，当教师认为某些 token 具有不可忽略的概率时，学生若把这些候选压得过低就会受到明显惩罚，因此通常表现出更强的覆盖倾向。Reverse KL 由学生概率加权，更新主要落在学生当前容易生成的区域，更容易把概率质量集中到少数高概率模式。文献常用 mode-covering 和 mode-seeking 描述这一区别，但它们只是理解生成行为的直观概括；模型容量、温度、采样方式和实际支持集都会改变最终结果[7][8]。</w:t>
+      </w:r>
+    </w:p>
+    <w:p>
+      <w:pPr>
+        <w:ind w:firstLine="420"/>
+        <w:jc w:val="both"/>
+      </w:pPr>
+      <w:r>
+        <w:t xml:space="preserve">前向与反向 KL 分别强调覆盖和集中，但实际训练未必需要在二者之间作非此即彼的选择。广义散度允许通过中间分布或可调参数改变两端的权重，从而形成连续的折中。Jensen-Shannon 散度使用教师分布与学生分布的混合分布，并保持对称形式，其定义为[18]：</w:t>
       </w:r>
     </w:p>
     <w:p>
@@ -1996,25 +1996,25 @@
         <w:jc w:val="both"/>
       </w:pPr>
       <w:r>
-        <w:t>广义散度部分主要分析 JSD、skew KL 等代表性目标，研究其在教师分布覆盖、学生高概率区域和训练稳定性方面的差异。实验配置统一记录目标函数形式、混合参数、支持集和 K1 估计方式。</w:t>
-      </w:r>
-    </w:p>
-    <w:p>
-      <w:pPr>
-        <w:ind w:firstLine="420"/>
-        <w:jc w:val="both"/>
-      </w:pPr>
-      <w:r>
-        <w:t>散度方向在 Function Calling 中可能表现为不同的行为。对于同一用户请求，教师可能为多个函数或多种参数表达赋予合理概率；Forward KL 更关注这些候选区域的覆盖，Reverse KL 更关注学生已经形成的高概率选择，广义散度则在两种偏好之间进行调节。实验将从工具选择、参数生成、格式正确性和拒答行为四个方面分析这些差异。</w:t>
-      </w:r>
-    </w:p>
-    <w:p>
-      <w:pPr>
-        <w:ind w:firstLine="420"/>
-        <w:jc w:val="both"/>
-      </w:pPr>
-      <w:r>
-        <w:t>监督信息的保留范围和估计方式会改变散度的估计对象。全词表方案保留教师在有效位置上的完整分布；Top-K 方案保留明确支持集中的高概率信息，并规定重归一化与支持集外概率的处理；K1 sampled-token 使用一个采样 token 对相应期望进行单样本估计。比较时同时记录监督信息覆盖范围、教师前向次数、学生生成量、训练资源和任务指标。</w:t>
+        <w:t xml:space="preserve">本文不会把“广义散度”作为一个含义模糊的统一标签，而是选择 JSD、skew KL 等具有明确公式的代表性目标，分别考察它们对教师分布覆盖、学生高概率区域和数值稳定性的影响。每次实验都在配置中写明目标函数、混合参数、概率支持集以及 K1 估计方式。这样得到的差异能够追溯到具体计算，而不是停留在名称层面的比较。</w:t>
+      </w:r>
+    </w:p>
+    <w:p>
+      <w:pPr>
+        <w:ind w:firstLine="420"/>
+        <w:jc w:val="both"/>
+      </w:pPr>
+      <w:r>
+        <w:t xml:space="preserve">在 Function Calling 场景中，散度方向可能对应到可观察的行为差异。同一条用户请求有时允许多个工具或多种等价参数表达，教师会在这些合理候选之间分配概率。Forward KL 更可能促使学生保留多种可行选择，Reverse KL 则倾向于强化学生已经形成的高概率调用，广义散度用于调节两种倾向。这样的差别不能只从训练损失判断，需要结合函数选择、参数生成、结构格式和无需调用时的拒答行为进行分析。</w:t>
+      </w:r>
+    </w:p>
+    <w:p>
+      <w:pPr>
+        <w:ind w:firstLine="420"/>
+        <w:jc w:val="both"/>
+      </w:pPr>
+      <w:r>
+        <w:t xml:space="preserve">散度公式相同，并不意味着工程实现比较的是同一个对象。全词表方案在每个有效位置保留教师的完整输出分布；Top-K 只保留明确支持集中的高概率信息，因此必须说明 K 值、支持集来源、截断后的重归一化方式以及支持集外概率如何处理；K1 sampled-token 则用一个采样 token 对相应期望作单样本估计。信息保留范围逐步缩小时，计算成本会下降，估计偏差或方差却可能上升。因此，实验除任务指标外，还需同时记录教师前向次数、反馈数据量、学生生成量和训练资源。</w:t>
       </w:r>
     </w:p>
     <w:p>
@@ -2028,7 +2028,7 @@
           <w:rFonts w:ascii="Times New Roman" w:hAnsi="Times New Roman" w:eastAsia="宋体"/>
           <w:sz w:val="24"/>
         </w:rPr>
-        <w:t>从分布几何看，Forward KL 对教师分布具有覆盖倾向：只要教师在某个 token 上赋予不可忽略的概率，学生过低的概率就会带来较大惩罚；Reverse KL 更强调学生当前支持集上的概率质量，容易把更新集中到少数高概率模式。前者有助于保留教师分布中的次优但合理候选，后者在学生容量有限时可能更符合“优先学会最可能答案”的资源分配方式[8][10]。然而，这种差异会受到温度、序列长度、有效 token Mask 和支持集截断方式影响，不能仅依据损失名称推断最终效果。</w:t>
+        <w:t xml:space="preserve">从分布几何角度看，只要教师在某个 token 上保留了明显概率，Forward KL 就会惩罚学生对该 token 的过低估计，因此有利于保存教师分布中概率较低但仍合理的候选。Reverse KL 更重视学生自身支持集上的概率质量，更新往往集中在少数高概率模式；对容量有限的学生而言，这种“先学会最可能答案”的分配有时更实际[8][10]。不过，这一解释不能脱离具体训练条件。温度会改变分布平滑程度，序列长度和有效 token Mask 会改变累计梯度，Top-K 截断又会直接改变支持集。仅凭损失名称预测最终表现，容易忽略这些实现因素。</w:t>
       </w:r>
     </w:p>
     <w:p>
@@ -2042,7 +2042,7 @@
           <w:rFonts w:ascii="Times New Roman" w:hAnsi="Times New Roman" w:eastAsia="宋体"/>
           <w:sz w:val="24"/>
         </w:rPr>
-        <w:t>广义散度的意义在于提供连续的折中机制。GKD 使用可调散度族统一若干常见目标[7]，DistiLLM 通过偏斜 KL 在分布覆盖与模式选择之间调节[9]，HPD 则从异构性出发讨论样本级或阶段级适配的必要性[14]。对小模型而言，散度选择还与数值实现直接相关：Top-K 后的重新归一化、教师概率下界、混合精度下的 log-sum-exp 以及序列 Mask 都会改变梯度尺度。本课题因而把散度定义、支持集协议和稳定化实现绑定记录，使比较能够追溯到实际计算过程，而不是停留在公式层面。</w:t>
+        <w:t xml:space="preserve">广义散度的实际意义，是把覆盖与模式选择之间的关系变成可调节的设计，而不是再增加一个孤立的损失名称。GKD 用可配置的散度族统一若干常见目标[7]，DistiLLM 借助偏斜 KL 调节分布覆盖与概率集中的程度[9]，HPD 则从师生偏好的异构性出发讨论样本级或训练阶段级适配[14]。对于小模型，理论形式还会与数值实现紧密耦合：Top-K 后是否重新归一化、教师概率下界如何设置、混合精度中的 log-sum-exp 是否稳定、序列 Mask 是否正确，都会改变梯度尺度。本课题因此把散度公式、支持集协议和稳定化设置作为一个整体记录，以保证比较可以回到实际计算过程。</w:t>
       </w:r>
     </w:p>
     <w:p>
@@ -2065,16 +2065,16 @@
         <w:jc w:val="both"/>
       </w:pPr>
       <w:r>
-        <w:t>全词表监督在每个位置保留教师完整分布，信息较充分，但词表维度会带来较大的计算、显存和传输开销。Top-K 监督只保留指定支持集中的高概率 token，需要明确 K 值、支持集来源、截断后的归一化和支持集外 token 的处理。K1 sampled-token 对分布目标进行单样本采样估计。相关 OPD 研究为监督信息覆盖和稳定性分析提供了参考[11][13]，本课题将在统一任务中比较三种方案的效果与资源开销。</w:t>
-      </w:r>
-    </w:p>
-    <w:p>
-      <w:pPr>
-        <w:ind w:firstLine="420"/>
-        <w:jc w:val="both"/>
-      </w:pPr>
-      <w:r>
-        <w:t>Qwen3 技术报告提供了模型家族的背景信息[16]。LoRA 通过低秩增量减少需要更新的参数量[19]，为小模型后训练提供了参数高效的实现路径。量化适配会引入新的资源变量，因此不纳入主要比较。</w:t>
+        <w:t xml:space="preserve">教师反馈保留到什么程度，直接决定了学生能够看到的信息量和系统需要承担的成本。全词表监督在每个有效位置保留完整分布，能够呈现教师对高概率与长尾 token 的相对判断，但词表维度会带来明显的显存、计算和数据传输压力。Top-K 只保留指定支持集中的高概率 token，成本较低，却必须交代 K 值、支持集由谁产生、截断后是否重新归一化以及支持集外概率如何处理。K1 sampled-token 进一步把期望压缩为单样本估计，计算更轻，但估计方差也更突出。相关 OPD 研究对信息覆盖和稳定性的讨论[11][13]，为本课题在同一任务上比较三种方案提供了直接依据。</w:t>
+      </w:r>
+    </w:p>
+    <w:p>
+      <w:pPr>
+        <w:ind w:firstLine="420"/>
+        <w:jc w:val="both"/>
+      </w:pPr>
+      <w:r>
+        <w:t xml:space="preserve">模型与参数更新方式也需要保持稳定。Qwen3 技术报告给出了本课题所用模型家族的架构和训练背景[16]；LoRA 以低秩增量表示权重更新，能够显著减少需要训练和保存的参数量[19]，适合在有限算力下反复运行多组受控实验。本课题将 LoRA 作为各蒸馏方案共享的学生更新方式，不把它作为单独的对比变量。量化适配虽然可能进一步降低显存占用，但会同时引入量化精度、量化格式和算子支持等因素，因此暂不纳入主要实验矩阵。</w:t>
       </w:r>
     </w:p>
     <w:p>
@@ -2088,7 +2088,7 @@
           <w:rFonts w:ascii="Times New Roman" w:hAnsi="Times New Roman" w:eastAsia="宋体"/>
           <w:sz w:val="24"/>
         </w:rPr>
-        <w:t>监督信息粒度决定了教师知识的表达能力和计算代价。全词表分布最完整，能够保留长尾 token 之间的相对关系，但需要传输或即时计算大量 logits；Top-K 只保留主要概率质量，显著降低存储和通信压力，却引入支持集选择与尾部质量处理问题；K1 sampled-token 进一步把监督压缩为单样本估计，计算开销最低，但梯度方差、proposal 分布和随机种子会直接影响训练稳定性。相关在线蒸馏研究已经表明，教师信息量与最终性能并非简单线性关系，学生到访状态是否有效以及有限预算是否被用于高价值 token 同样重要[11][13]。</w:t>
+        <w:t xml:space="preserve">信息粒度与性能之间并不是“保留得越多越好”的简单关系。完整分布确实保存了长尾 token 的相对概率，但若教师前向和 logits 处理占用了大部分预算，能够完成的训练步数反而可能减少。Top-K 用较小的存储和通信开销覆盖主要概率质量，却会把支持集选择和尾部质量处理变成新的误差来源。K1 sampled-token 的单样本估计最省计算，但 proposal 分布、随机种子和梯度方差都会显著影响训练曲线。已有在线蒸馏研究表明，教师信息量与最终性能未必线性相关；学生访问的状态是否具有训练价值，以及有限预算是否用在关键 token 上，同样决定实验结果[11][13]。</w:t>
       </w:r>
     </w:p>
     <w:p>
@@ -2102,7 +2102,7 @@
           <w:rFonts w:ascii="Times New Roman" w:hAnsi="Times New Roman" w:eastAsia="宋体"/>
           <w:sz w:val="24"/>
         </w:rPr>
-        <w:t>参数高效微调为本科阶段开展受控研究提供了现实路径。LoRA 通过低秩增量限制可训练参数规模[17]，QLoRA 又展示了量化基座与低秩适配结合的可行性[18]；在本课题中，LoRA 的作用是统一学生侧的更新接口，而不是替代蒸馏方法本身。教师前向、学生 rollout、损失计算和 LoRA 反向传播仍构成主要成本，因此实验除任务指标外还需记录单步耗时、峰值显存、有效 token 吞吐与教师调用量，以判断某种监督粒度带来的收益是否足以抵偿资源消耗。</w:t>
+        <w:t xml:space="preserve">参数高效更新使本科阶段开展多组受控实验具有现实可行性。LoRA 通过低秩增量限制可训练参数规模[19]，但它解决的是学生参数更新成本，而不是教师反馈、学生 rollout 或分布损失计算的全部开销。在本课题中，LoRA 的作用是为所有对照组提供一致的学生侧接口，蒸馏方法之间的差异仍由状态采样、散度目标和监督粒度决定。因此，资源评估不能只报告可训练参数量，还应分别记录学生生成、教师前向、损失计算和反向传播的单步耗时、峰值显存、有效 token 吞吐与教师调用量。只有把这些开销与任务收益放在一起，才能判断稀疏监督是否真正提高了整体效率。</w:t>
       </w:r>
     </w:p>
     <w:p>
@@ -2125,43 +2125,43 @@
         <w:jc w:val="both"/>
       </w:pPr>
       <w:r>
-        <w:t>Function Calling 研究形成了从 API 文档理解、函数检索、调用规划到执行评测的不同路线。Gorilla/APIBench 关注 API 文档和调用正确性[22]；API-Bank 覆盖工具规划、API 检索和调用[23]；ToolLLM/ToolBench 构造了大量真实 API 相关任务，并讨论多工具和多步调用[24]；APIGen 强调可执行 API、格式检查和语义验证[25]；ToolACE 采用 API 池和多层检查生成多样的函数调用数据[26]。</w:t>
-      </w:r>
-    </w:p>
-    <w:p>
-      <w:pPr>
-        <w:ind w:firstLine="420"/>
-        <w:jc w:val="both"/>
-      </w:pPr>
-      <w:r>
-        <w:t>本课题使用公开 Function Calling 数据。APIGen、ToolACE、API-Bank 和 ToolBench 为数据来源筛选、任务分类和评测设计提供参考。数据准备阶段将记录数据快照、许可证、字段映射、过滤规则、重复样本处理及其与独立测试集的重叠检查。</w:t>
-      </w:r>
-    </w:p>
-    <w:p>
-      <w:pPr>
-        <w:ind w:firstLine="420"/>
-        <w:jc w:val="both"/>
-      </w:pPr>
-      <w:r>
-        <w:t>公开数据进入训练前需要经过结构、语义和执行三方面检查。结构检查关注工具 schema、函数名、参数类型和目标调用的统一解析；语义检查关注用户问题与目标工具、目标参数之间的一致性；执行检查关注调用在本地模拟环境中的运行结果及其对后续对话的支持。APIGen 和 ToolACE 的多层检查方法为数据审计提供了参考[25][26]。</w:t>
-      </w:r>
-    </w:p>
-    <w:p>
-      <w:pPr>
-        <w:ind w:firstLine="420"/>
-        <w:jc w:val="both"/>
-      </w:pPr>
-      <w:r>
-        <w:t>训练集与测试集还应避免工具 schema、用户问题模板和目标调用的重复。若训练数据和 BFCL 或其他独立测试集共享相同的 API 定义，可能造成模型记忆而非泛化；若不同数据集只在工具名上不同、参数结构相同，也需要在分析中注明潜在泄漏。最终数据审计报告应保存样本字段统计、异常类别、去重规则和版本指纹。</w:t>
-      </w:r>
-    </w:p>
-    <w:p>
-      <w:pPr>
-        <w:ind w:firstLine="420"/>
-        <w:jc w:val="both"/>
-      </w:pPr>
-      <w:r>
-        <w:t>BFCL 覆盖结构化调用、并行调用、串行调用和拒答等评测场景[27]。本课题将结合公开 Function Calling 测试规范和自建模拟函数，分别评估格式合法率、函数选择准确率、参数准确率、调用执行成功率和端到端任务成功率。</w:t>
+        <w:t xml:space="preserve">Function Calling 的研究对象已经从“生成一个函数名”扩展到 API 文档理解、工具检索、参数构造、调用规划和执行结果处理。ReAct 以推理与行动交替的方式描述多步工具交互，为后续工具增强模型提供了通用任务范式[21]。在专门的函数调用数据与评测中，Gorilla/APIBench 关注 API 文档理解和调用正确性[22]，API-Bank 将工具规划、API 检索与调用过程放在同一基准中[23]，ToolLLM/ToolBench 构造大规模真实 API 任务并讨论多工具、多步调用[24]，APIGen 强调可执行 API、格式检查和语义验证[25]，ToolACE 则通过 API 池与多层检查扩展数据的工具类型和调用模式[26]。</w:t>
+      </w:r>
+    </w:p>
+    <w:p>
+      <w:pPr>
+        <w:ind w:firstLine="420"/>
+        <w:jc w:val="both"/>
+      </w:pPr>
+      <w:r>
+        <w:t xml:space="preserve">本课题选用公开 Function Calling 数据，但“公开可得”并不等同于可以直接拼接使用。APIGen、ToolACE、API-Bank 和 ToolBench 在数据来源、消息模板、工具 schema、目标调用和执行反馈方面各有侧重，适合用于训练的字段也不完全一致。数据准备阶段将先确定实际使用的数据快照与许可证，再记录字段映射、过滤规则、异常样本处理和重复样本去除过程，并检查训练数据与独立测试集之间是否存在 API、模板或目标调用层面的重叠。</w:t>
+      </w:r>
+    </w:p>
+    <w:p>
+      <w:pPr>
+        <w:ind w:firstLine="420"/>
+        <w:jc w:val="both"/>
+      </w:pPr>
+      <w:r>
+        <w:t xml:space="preserve">公开数据进入训练流程前，需要分别通过结构、语义和执行检查。结构检查验证工具 schema、函数名、参数类型和目标调用能否被统一解析；语义检查判断用户需求是否确实对应标注的工具与参数，避免格式正确但任务含义错误的样本；执行检查则在本地模拟环境中运行调用，观察返回结果能否支持后续对话。APIGen 与 ToolACE 采用的多层验证思路表明，函数调用数据的质量不能只靠 JSON 可解析性判断[25][26]。本课题会保留原始样本、规范化结果和失败原因，以便追踪过滤规则对数据分布的影响。</w:t>
+      </w:r>
+    </w:p>
+    <w:p>
+      <w:pPr>
+        <w:ind w:firstLine="420"/>
+        <w:jc w:val="both"/>
+      </w:pPr>
+      <w:r>
+        <w:t xml:space="preserve">训练集与测试集之间的隔离也不能只停留在完全相同的文本去重。若训练数据与 BFCL 或其他独立测试集共享同一套 API 定义、近似的问题模板或相同的目标调用，测试结果可能更多反映记忆而非迁移能力；即使工具名称不同，只要参数结构和问题模板高度相似，也可能形成较隐蔽的泄漏。数据划分时应同时检查工具 schema、用户表达、参数结构和数据来源，并在审计报告中保存字段统计、异常类型、去重规则、版本指纹以及无法完全排除的重叠情况。</w:t>
+      </w:r>
+    </w:p>
+    <w:p>
+      <w:pPr>
+        <w:ind w:firstLine="420"/>
+        <w:jc w:val="both"/>
+      </w:pPr>
+      <w:r>
+        <w:t xml:space="preserve">BFCL 将函数调用评测扩展到结构化调用、并行调用、串行调用和无适用工具时的拒答等场景[27]，说明单一的字符串匹配难以反映完整能力。本课题将参考公开测试规范，并配合可控的本地模拟函数，把评测拆分为格式是否合法、函数是否选对、参数键值是否正确、调用能否执行以及规定交互范围内是否完成任务。分层指标既便于定位失败发生在哪一环，也能避免某一项较高的局部准确率掩盖端到端调用失败。</w:t>
       </w:r>
     </w:p>
     <w:p>
@@ -2175,7 +2175,7 @@
           <w:rFonts w:ascii="Times New Roman" w:hAnsi="Times New Roman" w:eastAsia="宋体"/>
           <w:sz w:val="24"/>
         </w:rPr>
-        <w:t>Function Calling 数据研究经历了从少量人工接口描述到大规模合成、执行校验和难例生成的发展。Gorilla 关注 API 检索与调用生成[21]，API-Bank 和 ToolLLM/ToolBench 将多工具、多轮交互与工具学习过程纳入数据构造[23][26]；APIGen 强调可验证的函数调用数据生成流程[24]，ToolACE 则进一步扩展工具类型和调用模式[25]。这些数据集在 schema 形式、参数约束、对话模板和可执行性方面并不完全一致，直接拼接容易把模板差异误当成模型能力差异，因此训练前的字段映射、去重、可解析性检查和 schema 一致性审计是方法比较的必要前提。</w:t>
+        <w:t xml:space="preserve">从发展过程看，Function Calling 数据已经由少量人工编写的接口描述，逐步转向大规模合成、执行校验和针对难例的自动生成。Gorilla 强调 API 检索与调用生成[22]，API-Bank 和 ToolLLM/ToolBench 把多工具选择、多轮交互和工具学习过程纳入任务设计[23][24]，APIGen 建立可验证的数据生成管线[25]，ToolACE 进一步扩展工具类型与调用模式[26]。规模扩大并没有消除数据异构问题：不同数据集采用的 schema 表示、参数约束、对话模板和可执行条件仍不一致。若直接合并，模型可能先学到数据集模板差异，实验却把这种差异误判为蒸馏方法带来的能力变化。因此，字段映射、去重、可解析性检查和 schema 一致性审计不是普通的数据清洗步骤，而是保证方法比较有效的前提。</w:t>
       </w:r>
     </w:p>
     <w:p>
@@ -2189,7 +2189,7 @@
           <w:rFonts w:ascii="Times New Roman" w:hAnsi="Times New Roman" w:eastAsia="宋体"/>
           <w:sz w:val="24"/>
         </w:rPr>
-        <w:t>评测方面，Berkeley Function Calling Leaderboard 采用真实与合成场景检验函数选择、参数生成及多轮调用能力，为统一测试提供了较成熟的任务划分[22]。但仅报告总体准确率仍可能掩盖不同错误来源：模型可能选错函数、遗漏必需参数、生成不可解析 JSON，或在无需调用时过度调用。本课题将在统一解码协议下分层统计结构合法率、函数选择正确率、参数级正确性和端到端成功率，并把训练效率、推理吞吐和显存占用纳入性能分析。这样既能对应公开评测，又能解释不同蒸馏目标和监督粒度为何产生差异。</w:t>
+        <w:t xml:space="preserve">在评测方面，Berkeley Function Calling Leaderboard 使用真实与合成任务检验函数选择、参数生成、组合调用和多轮交互能力，为统一测试提供了较成熟的场景划分[27]。不过，总体准确率会把性质不同的错误压缩成一个数字：模型可能选择了错误函数，也可能函数正确但缺少必填参数；可能输出不可解析的 JSON，也可能在无需调用工具时仍然发起调用。为此，本课题将在固定解码协议下分别统计结构合法率、函数选择正确率、参数键和值的正确性、实际执行成功率与端到端任务完成率，并同时记录训练耗时、教师调用量、推理吞吐和峰值显存。这样既能与公开基准对齐，也能解释不同散度和监督粒度的影响究竟出现在哪个环节。</w:t>
       </w:r>
     </w:p>
     <w:p>
@@ -2203,7 +2203,7 @@
           <w:rFonts w:ascii="Times New Roman" w:hAnsi="Times New Roman" w:eastAsia="宋体"/>
           <w:sz w:val="24"/>
         </w:rPr>
-        <w:t>综上，现有研究已经形成从学生状态采样、教师分布监督到参数高效更新的完整技术链条，但不同论文往往同时改变模型规模、数据来源、散度目标和教师信息预算，结果难以直接横向比较。本文将以 Qwen3-4B 教师、Qwen3-0.6B 学生和公开 Function Calling 数据为统一载体，围绕 Forward KL、Reverse KL、广义散度以及全词表、Top-K、K1 三类监督方式开展受控性能分析；这一安排是对既有方法变量的系统化复现与比较，不预设尚未获得实验支持的结论。</w:t>
+        <w:t xml:space="preserve">现有研究已经打通了学生状态采样、教师分布反馈、散度优化和参数高效更新等关键环节，但论文之间的实验条件差异较大。有的工作更换了模型规模，有的同时改变数据来源、采样方式和损失函数，还有的只报告任务结果而没有给出教师信息预算，因此结论很难直接横向比较。本文选择 Qwen3-4B 教师、Qwen3-0.6B 学生和公开 Function Calling 数据作为统一载体，在固定数据划分、学生更新方式、训练预算和评测协议的前提下，比较 Forward KL、Reverse KL、代表性广义散度以及全词表、Top-K、K1 三类监督方案。研究目标不是预先证明某一种方法必然更优，而是通过受控实验说明性能、稳定性与资源开销分别受到哪些设计因素影响，并为后续实验结果提供可以核查的解释基础。</w:t>
       </w:r>
     </w:p>
     <w:p>

--- a/Papers/output/开题报告-基于在线策略蒸馏的大语言模型后训练方法研究.docx
+++ b/Papers/output/开题报告-基于在线策略蒸馏的大语言模型后训练方法研究.docx
@@ -316,8 +316,9 @@
           <w:b/>
           <w:sz w:val="32"/>
           <w:u w:val="single"/>
-        </w:rPr>
-        <w:t>待填写</w:t>
+          <w:lang w:val="en-US" w:eastAsia="zh-CN"/>
+        </w:rPr>
+        <w:t>计算机科学与技术</w:t>
       </w:r>
       <w:r>
         <w:rPr>
@@ -382,8 +383,9 @@
           <w:b/>
           <w:sz w:val="32"/>
           <w:u w:val="single"/>
-        </w:rPr>
-        <w:t>待填写</w:t>
+          <w:lang w:val="en-US" w:eastAsia="zh-CN"/>
+        </w:rPr>
+        <w:t>张子琦</w:t>
       </w:r>
       <w:r>
         <w:rPr>
@@ -440,7 +442,25 @@
           <w:sz w:val="32"/>
           <w:u w:val="single"/>
         </w:rPr>
-        <w:t xml:space="preserve">   待填写    </w:t>
+        <w:t xml:space="preserve">  </w:t>
+      </w:r>
+      <w:r>
+        <w:rPr>
+          <w:rFonts w:hint="eastAsia"/>
+          <w:b/>
+          <w:sz w:val="32"/>
+          <w:u w:val="single"/>
+          <w:lang w:val="en-US" w:eastAsia="zh-CN"/>
+        </w:rPr>
+        <w:t xml:space="preserve">2023110966     </w:t>
+      </w:r>
+      <w:r>
+        <w:rPr>
+          <w:b/>
+          <w:sz w:val="32"/>
+          <w:u w:val="single"/>
+        </w:rPr>
+        <w:t xml:space="preserve">    </w:t>
       </w:r>
     </w:p>
     <w:p>
@@ -482,8 +502,9 @@
           <w:b/>
           <w:sz w:val="32"/>
           <w:u w:val="single"/>
-        </w:rPr>
-        <w:t>待填写</w:t>
+          <w:lang w:val="en-US" w:eastAsia="zh-CN"/>
+        </w:rPr>
+        <w:t xml:space="preserve">徐冰 </w:t>
       </w:r>
       <w:r>
         <w:rPr>
@@ -540,7 +561,1000 @@
           <w:sz w:val="32"/>
           <w:u w:val="single"/>
         </w:rPr>
-        <w:t xml:space="preserve">    待填写         </w:t>
+        <w:t xml:space="preserve">    </w:t>
+      </w:r>
+      <w:r>
+        <w:rPr>
+          <w:rFonts w:hint="eastAsia"/>
+          <w:b/>
+          <w:sz w:val="32"/>
+          <w:u w:val="single"/>
+          <w:lang w:val="en-US" w:eastAsia="zh-CN"/>
+        </w:rPr>
+        <w:t>2026/9/25</w:t>
+      </w:r>
+      <w:r>
+        <w:rPr>
+          <w:b/>
+          <w:sz w:val="32"/>
+          <w:u w:val="single"/>
+        </w:rPr>
+        <w:t xml:space="preserve">       </w:t>
+      </w:r>
+      <w:bookmarkStart w:id="0" w:name="_GoBack"/>
+      <w:bookmarkEnd w:id="0"/>
+      <w:r>
+        <w:rPr>
+          <w:b/>
+          <w:sz w:val="32"/>
+          <w:u w:val="single"/>
+        </w:rPr>
+        <w:t xml:space="preserve">  </w:t>
+      </w:r>
+    </w:p>
+    <w:p>
+      <w:pPr>
+        <w:sectPr>
+          <w:pgSz w:w="11906" w:h="16838"/>
+          <w:pgMar w:top="1440" w:right="1800" w:bottom="1440" w:left="1800" w:header="851" w:footer="992" w:gutter="0"/>
+          <w:cols w:space="425" w:num="1"/>
+          <w:docGrid w:type="lines" w:linePitch="312" w:charSpace="0"/>
+        </w:sectPr>
+      </w:pPr>
+    </w:p>
+    <w:p>
+      <w:pPr>
+        <w:spacing w:after="160" w:line="240" w:lineRule="auto"/>
+        <w:jc w:val="center"/>
+      </w:pPr>
+      <w:r>
+        <w:rPr>
+          <w:rFonts w:ascii="Times New Roman" w:hAnsi="Times New Roman" w:eastAsia="Heiti SC"/>
+          <w:b/>
+          <w:sz w:val="32"/>
+        </w:rPr>
+        <w:t>目  录</w:t>
+      </w:r>
+    </w:p>
+    <w:p>
+      <w:pPr>
+        <w:tabs>
+          <w:tab w:pos="8731" w:val="right" w:leader="dot"/>
+        </w:tabs>
+        <w:spacing w:before="0" w:after="0" w:line="240" w:lineRule="auto"/>
+        <w:ind w:left="0"/>
+      </w:pPr>
+      <w:r>
+        <w:rPr>
+          <w:rFonts w:ascii="Times New Roman" w:hAnsi="Times New Roman" w:eastAsia="Heiti SC"/>
+          <w:b/>
+          <w:sz w:val="19"/>
+        </w:rPr>
+        <w:t>1．课题来源及研究的目的和意义</w:t>
+      </w:r>
+      <w:r>
+        <w:rPr>
+          <w:rFonts w:ascii="Times New Roman" w:hAnsi="Times New Roman" w:eastAsia="Times New Roman"/>
+          <w:b w:val="0"/>
+          <w:sz w:val="19"/>
+        </w:rPr>
+        <w:tab/>
+        <w:t>2</w:t>
+      </w:r>
+    </w:p>
+    <w:p>
+      <w:pPr>
+        <w:tabs>
+          <w:tab w:pos="8731" w:val="right" w:leader="dot"/>
+        </w:tabs>
+        <w:spacing w:before="0" w:after="0" w:line="240" w:lineRule="auto"/>
+        <w:ind w:left="397"/>
+      </w:pPr>
+      <w:r>
+        <w:rPr>
+          <w:rFonts w:ascii="Times New Roman" w:hAnsi="Times New Roman" w:eastAsia="Songti SC"/>
+          <w:b w:val="0"/>
+          <w:sz w:val="19"/>
+        </w:rPr>
+        <w:t>1.1 课题来源</w:t>
+      </w:r>
+      <w:r>
+        <w:rPr>
+          <w:rFonts w:ascii="Times New Roman" w:hAnsi="Times New Roman" w:eastAsia="Times New Roman"/>
+          <w:b w:val="0"/>
+          <w:sz w:val="19"/>
+        </w:rPr>
+        <w:tab/>
+        <w:t>2</w:t>
+      </w:r>
+    </w:p>
+    <w:p>
+      <w:pPr>
+        <w:tabs>
+          <w:tab w:pos="8731" w:val="right" w:leader="dot"/>
+        </w:tabs>
+        <w:spacing w:before="0" w:after="0" w:line="240" w:lineRule="auto"/>
+        <w:ind w:left="397"/>
+      </w:pPr>
+      <w:r>
+        <w:rPr>
+          <w:rFonts w:ascii="Times New Roman" w:hAnsi="Times New Roman" w:eastAsia="Songti SC"/>
+          <w:b w:val="0"/>
+          <w:sz w:val="19"/>
+        </w:rPr>
+        <w:t>1.2 研究背景</w:t>
+      </w:r>
+      <w:r>
+        <w:rPr>
+          <w:rFonts w:ascii="Times New Roman" w:hAnsi="Times New Roman" w:eastAsia="Times New Roman"/>
+          <w:b w:val="0"/>
+          <w:sz w:val="19"/>
+        </w:rPr>
+        <w:tab/>
+        <w:t>2</w:t>
+      </w:r>
+    </w:p>
+    <w:p>
+      <w:pPr>
+        <w:tabs>
+          <w:tab w:pos="8731" w:val="right" w:leader="dot"/>
+        </w:tabs>
+        <w:spacing w:before="0" w:after="0" w:line="240" w:lineRule="auto"/>
+        <w:ind w:left="397"/>
+      </w:pPr>
+      <w:r>
+        <w:rPr>
+          <w:rFonts w:ascii="Times New Roman" w:hAnsi="Times New Roman" w:eastAsia="Songti SC"/>
+          <w:b w:val="0"/>
+          <w:sz w:val="19"/>
+        </w:rPr>
+        <w:t>1.3 传统后训练方法的局限</w:t>
+      </w:r>
+      <w:r>
+        <w:rPr>
+          <w:rFonts w:ascii="Times New Roman" w:hAnsi="Times New Roman" w:eastAsia="Times New Roman"/>
+          <w:b w:val="0"/>
+          <w:sz w:val="19"/>
+        </w:rPr>
+        <w:tab/>
+        <w:t>3</w:t>
+      </w:r>
+    </w:p>
+    <w:p>
+      <w:pPr>
+        <w:tabs>
+          <w:tab w:pos="8731" w:val="right" w:leader="dot"/>
+        </w:tabs>
+        <w:spacing w:before="0" w:after="0" w:line="240" w:lineRule="auto"/>
+        <w:ind w:left="397"/>
+      </w:pPr>
+      <w:r>
+        <w:rPr>
+          <w:rFonts w:ascii="Times New Roman" w:hAnsi="Times New Roman" w:eastAsia="Songti SC"/>
+          <w:b w:val="0"/>
+          <w:sz w:val="19"/>
+        </w:rPr>
+        <w:t>1.4 在线策略蒸馏的研究价值</w:t>
+      </w:r>
+      <w:r>
+        <w:rPr>
+          <w:rFonts w:ascii="Times New Roman" w:hAnsi="Times New Roman" w:eastAsia="Times New Roman"/>
+          <w:b w:val="0"/>
+          <w:sz w:val="19"/>
+        </w:rPr>
+        <w:tab/>
+        <w:t>3</w:t>
+      </w:r>
+    </w:p>
+    <w:p>
+      <w:pPr>
+        <w:tabs>
+          <w:tab w:pos="8731" w:val="right" w:leader="dot"/>
+        </w:tabs>
+        <w:spacing w:before="0" w:after="0" w:line="240" w:lineRule="auto"/>
+        <w:ind w:left="397"/>
+      </w:pPr>
+      <w:r>
+        <w:rPr>
+          <w:rFonts w:ascii="Times New Roman" w:hAnsi="Times New Roman" w:eastAsia="Songti SC"/>
+          <w:b w:val="0"/>
+          <w:sz w:val="19"/>
+        </w:rPr>
+        <w:t>1.5 研究目的和意义</w:t>
+      </w:r>
+      <w:r>
+        <w:rPr>
+          <w:rFonts w:ascii="Times New Roman" w:hAnsi="Times New Roman" w:eastAsia="Times New Roman"/>
+          <w:b w:val="0"/>
+          <w:sz w:val="19"/>
+        </w:rPr>
+        <w:tab/>
+        <w:t>3</w:t>
+      </w:r>
+    </w:p>
+    <w:p>
+      <w:pPr>
+        <w:tabs>
+          <w:tab w:pos="8731" w:val="right" w:leader="dot"/>
+        </w:tabs>
+        <w:spacing w:before="0" w:after="0" w:line="240" w:lineRule="auto"/>
+        <w:ind w:left="0"/>
+      </w:pPr>
+      <w:r>
+        <w:rPr>
+          <w:rFonts w:ascii="Times New Roman" w:hAnsi="Times New Roman" w:eastAsia="Heiti SC"/>
+          <w:b/>
+          <w:sz w:val="19"/>
+        </w:rPr>
+        <w:t>2．国内外在该方向的研究现状及分析</w:t>
+      </w:r>
+      <w:r>
+        <w:rPr>
+          <w:rFonts w:ascii="Times New Roman" w:hAnsi="Times New Roman" w:eastAsia="Times New Roman"/>
+          <w:b w:val="0"/>
+          <w:sz w:val="19"/>
+        </w:rPr>
+        <w:tab/>
+        <w:t>4</w:t>
+      </w:r>
+    </w:p>
+    <w:p>
+      <w:pPr>
+        <w:tabs>
+          <w:tab w:pos="8731" w:val="right" w:leader="dot"/>
+        </w:tabs>
+        <w:spacing w:before="0" w:after="0" w:line="240" w:lineRule="auto"/>
+        <w:ind w:left="397"/>
+      </w:pPr>
+      <w:r>
+        <w:rPr>
+          <w:rFonts w:ascii="Times New Roman" w:hAnsi="Times New Roman" w:eastAsia="Songti SC"/>
+          <w:b w:val="0"/>
+          <w:sz w:val="19"/>
+        </w:rPr>
+        <w:t>2.1 大语言模型后训练和知识蒸馏</w:t>
+      </w:r>
+      <w:r>
+        <w:rPr>
+          <w:rFonts w:ascii="Times New Roman" w:hAnsi="Times New Roman" w:eastAsia="Times New Roman"/>
+          <w:b w:val="0"/>
+          <w:sz w:val="19"/>
+        </w:rPr>
+        <w:tab/>
+        <w:t>4</w:t>
+      </w:r>
+    </w:p>
+    <w:p>
+      <w:pPr>
+        <w:tabs>
+          <w:tab w:pos="8731" w:val="right" w:leader="dot"/>
+        </w:tabs>
+        <w:spacing w:before="0" w:after="0" w:line="240" w:lineRule="auto"/>
+        <w:ind w:left="397"/>
+      </w:pPr>
+      <w:r>
+        <w:rPr>
+          <w:rFonts w:ascii="Times New Roman" w:hAnsi="Times New Roman" w:eastAsia="Songti SC"/>
+          <w:b w:val="0"/>
+          <w:sz w:val="19"/>
+        </w:rPr>
+        <w:t>2.2 分布偏移与在线策略蒸馏</w:t>
+      </w:r>
+      <w:r>
+        <w:rPr>
+          <w:rFonts w:ascii="Times New Roman" w:hAnsi="Times New Roman" w:eastAsia="Times New Roman"/>
+          <w:b w:val="0"/>
+          <w:sz w:val="19"/>
+        </w:rPr>
+        <w:tab/>
+        <w:t>5</w:t>
+      </w:r>
+    </w:p>
+    <w:p>
+      <w:pPr>
+        <w:tabs>
+          <w:tab w:pos="8731" w:val="right" w:leader="dot"/>
+        </w:tabs>
+        <w:spacing w:before="0" w:after="0" w:line="240" w:lineRule="auto"/>
+        <w:ind w:left="397"/>
+      </w:pPr>
+      <w:r>
+        <w:rPr>
+          <w:rFonts w:ascii="Times New Roman" w:hAnsi="Times New Roman" w:eastAsia="Songti SC"/>
+          <w:b w:val="0"/>
+          <w:sz w:val="19"/>
+        </w:rPr>
+        <w:t>2.3 KL 散度方向与广义散度</w:t>
+      </w:r>
+      <w:r>
+        <w:rPr>
+          <w:rFonts w:ascii="Times New Roman" w:hAnsi="Times New Roman" w:eastAsia="Times New Roman"/>
+          <w:b w:val="0"/>
+          <w:sz w:val="19"/>
+        </w:rPr>
+        <w:tab/>
+        <w:t>6</w:t>
+      </w:r>
+    </w:p>
+    <w:p>
+      <w:pPr>
+        <w:tabs>
+          <w:tab w:pos="8731" w:val="right" w:leader="dot"/>
+        </w:tabs>
+        <w:spacing w:before="0" w:after="0" w:line="240" w:lineRule="auto"/>
+        <w:ind w:left="397"/>
+      </w:pPr>
+      <w:r>
+        <w:rPr>
+          <w:rFonts w:ascii="Times New Roman" w:hAnsi="Times New Roman" w:eastAsia="Songti SC"/>
+          <w:b w:val="0"/>
+          <w:sz w:val="19"/>
+        </w:rPr>
+        <w:t>2.4 监督信息粒度与资源效率</w:t>
+      </w:r>
+      <w:r>
+        <w:rPr>
+          <w:rFonts w:ascii="Times New Roman" w:hAnsi="Times New Roman" w:eastAsia="Times New Roman"/>
+          <w:b w:val="0"/>
+          <w:sz w:val="19"/>
+        </w:rPr>
+        <w:tab/>
+        <w:t>7</w:t>
+      </w:r>
+    </w:p>
+    <w:p>
+      <w:pPr>
+        <w:tabs>
+          <w:tab w:pos="8731" w:val="right" w:leader="dot"/>
+        </w:tabs>
+        <w:spacing w:before="0" w:after="0" w:line="240" w:lineRule="auto"/>
+        <w:ind w:left="397"/>
+      </w:pPr>
+      <w:r>
+        <w:rPr>
+          <w:rFonts w:ascii="Times New Roman" w:hAnsi="Times New Roman" w:eastAsia="Songti SC"/>
+          <w:b w:val="0"/>
+          <w:sz w:val="19"/>
+        </w:rPr>
+        <w:t>2.5 Function Calling 数据与评测研究</w:t>
+      </w:r>
+      <w:r>
+        <w:rPr>
+          <w:rFonts w:ascii="Times New Roman" w:hAnsi="Times New Roman" w:eastAsia="Times New Roman"/>
+          <w:b w:val="0"/>
+          <w:sz w:val="19"/>
+        </w:rPr>
+        <w:tab/>
+        <w:t>7</w:t>
+      </w:r>
+    </w:p>
+    <w:p>
+      <w:pPr>
+        <w:tabs>
+          <w:tab w:pos="8731" w:val="right" w:leader="dot"/>
+        </w:tabs>
+        <w:spacing w:before="0" w:after="0" w:line="240" w:lineRule="auto"/>
+        <w:ind w:left="0"/>
+      </w:pPr>
+      <w:r>
+        <w:rPr>
+          <w:rFonts w:ascii="Times New Roman" w:hAnsi="Times New Roman" w:eastAsia="Heiti SC"/>
+          <w:b/>
+          <w:sz w:val="19"/>
+        </w:rPr>
+        <w:t>3．主要研究内容</w:t>
+      </w:r>
+      <w:r>
+        <w:rPr>
+          <w:rFonts w:ascii="Times New Roman" w:hAnsi="Times New Roman" w:eastAsia="Times New Roman"/>
+          <w:b w:val="0"/>
+          <w:sz w:val="19"/>
+        </w:rPr>
+        <w:tab/>
+        <w:t>8</w:t>
+      </w:r>
+    </w:p>
+    <w:p>
+      <w:pPr>
+        <w:tabs>
+          <w:tab w:pos="8731" w:val="right" w:leader="dot"/>
+        </w:tabs>
+        <w:spacing w:before="0" w:after="0" w:line="240" w:lineRule="auto"/>
+        <w:ind w:left="397"/>
+      </w:pPr>
+      <w:r>
+        <w:rPr>
+          <w:rFonts w:ascii="Times New Roman" w:hAnsi="Times New Roman" w:eastAsia="Songti SC"/>
+          <w:b w:val="0"/>
+          <w:sz w:val="19"/>
+        </w:rPr>
+        <w:t>3.1 统一的在线策略蒸馏研究流程</w:t>
+      </w:r>
+      <w:r>
+        <w:rPr>
+          <w:rFonts w:ascii="Times New Roman" w:hAnsi="Times New Roman" w:eastAsia="Times New Roman"/>
+          <w:b w:val="0"/>
+          <w:sz w:val="19"/>
+        </w:rPr>
+        <w:tab/>
+        <w:t>8</w:t>
+      </w:r>
+    </w:p>
+    <w:p>
+      <w:pPr>
+        <w:tabs>
+          <w:tab w:pos="8731" w:val="right" w:leader="dot"/>
+        </w:tabs>
+        <w:spacing w:before="0" w:after="0" w:line="240" w:lineRule="auto"/>
+        <w:ind w:left="397"/>
+      </w:pPr>
+      <w:r>
+        <w:rPr>
+          <w:rFonts w:ascii="Times New Roman" w:hAnsi="Times New Roman" w:eastAsia="Songti SC"/>
+          <w:b w:val="0"/>
+          <w:sz w:val="19"/>
+        </w:rPr>
+        <w:t>3.2 三类散度目标</w:t>
+      </w:r>
+      <w:r>
+        <w:rPr>
+          <w:rFonts w:ascii="Times New Roman" w:hAnsi="Times New Roman" w:eastAsia="Times New Roman"/>
+          <w:b w:val="0"/>
+          <w:sz w:val="19"/>
+        </w:rPr>
+        <w:tab/>
+        <w:t>9</w:t>
+      </w:r>
+    </w:p>
+    <w:p>
+      <w:pPr>
+        <w:tabs>
+          <w:tab w:pos="8731" w:val="right" w:leader="dot"/>
+        </w:tabs>
+        <w:spacing w:before="0" w:after="0" w:line="240" w:lineRule="auto"/>
+        <w:ind w:left="397"/>
+      </w:pPr>
+      <w:r>
+        <w:rPr>
+          <w:rFonts w:ascii="Times New Roman" w:hAnsi="Times New Roman" w:eastAsia="Songti SC"/>
+          <w:b w:val="0"/>
+          <w:sz w:val="19"/>
+        </w:rPr>
+        <w:t>3.3 三种监督信息粒度/估计方式</w:t>
+      </w:r>
+      <w:r>
+        <w:rPr>
+          <w:rFonts w:ascii="Times New Roman" w:hAnsi="Times New Roman" w:eastAsia="Times New Roman"/>
+          <w:b w:val="0"/>
+          <w:sz w:val="19"/>
+        </w:rPr>
+        <w:tab/>
+        <w:t>9</w:t>
+      </w:r>
+    </w:p>
+    <w:p>
+      <w:pPr>
+        <w:tabs>
+          <w:tab w:pos="8731" w:val="right" w:leader="dot"/>
+        </w:tabs>
+        <w:spacing w:before="0" w:after="0" w:line="240" w:lineRule="auto"/>
+        <w:ind w:left="397"/>
+      </w:pPr>
+      <w:r>
+        <w:rPr>
+          <w:rFonts w:ascii="Times New Roman" w:hAnsi="Times New Roman" w:eastAsia="Songti SC"/>
+          <w:b w:val="0"/>
+          <w:sz w:val="19"/>
+        </w:rPr>
+        <w:t>3.4 LoRA 后训练与教师—学生关系</w:t>
+      </w:r>
+      <w:r>
+        <w:rPr>
+          <w:rFonts w:ascii="Times New Roman" w:hAnsi="Times New Roman" w:eastAsia="Times New Roman"/>
+          <w:b w:val="0"/>
+          <w:sz w:val="19"/>
+        </w:rPr>
+        <w:tab/>
+        <w:t>9</w:t>
+      </w:r>
+    </w:p>
+    <w:p>
+      <w:pPr>
+        <w:tabs>
+          <w:tab w:pos="8731" w:val="right" w:leader="dot"/>
+        </w:tabs>
+        <w:spacing w:before="0" w:after="0" w:line="240" w:lineRule="auto"/>
+        <w:ind w:left="397"/>
+      </w:pPr>
+      <w:r>
+        <w:rPr>
+          <w:rFonts w:ascii="Times New Roman" w:hAnsi="Times New Roman" w:eastAsia="Songti SC"/>
+          <w:b w:val="0"/>
+          <w:sz w:val="19"/>
+        </w:rPr>
+        <w:t>3.5 Function Calling 评测与推理性能分析</w:t>
+      </w:r>
+      <w:r>
+        <w:rPr>
+          <w:rFonts w:ascii="Times New Roman" w:hAnsi="Times New Roman" w:eastAsia="Times New Roman"/>
+          <w:b w:val="0"/>
+          <w:sz w:val="19"/>
+        </w:rPr>
+        <w:tab/>
+        <w:t>9</w:t>
+      </w:r>
+    </w:p>
+    <w:p>
+      <w:pPr>
+        <w:tabs>
+          <w:tab w:pos="8731" w:val="right" w:leader="dot"/>
+        </w:tabs>
+        <w:spacing w:before="0" w:after="0" w:line="240" w:lineRule="auto"/>
+        <w:ind w:left="397"/>
+      </w:pPr>
+      <w:r>
+        <w:rPr>
+          <w:rFonts w:ascii="Times New Roman" w:hAnsi="Times New Roman" w:eastAsia="Songti SC"/>
+          <w:b w:val="0"/>
+          <w:sz w:val="19"/>
+        </w:rPr>
+        <w:t>3.6 研究问题</w:t>
+      </w:r>
+      <w:r>
+        <w:rPr>
+          <w:rFonts w:ascii="Times New Roman" w:hAnsi="Times New Roman" w:eastAsia="Times New Roman"/>
+          <w:b w:val="0"/>
+          <w:sz w:val="19"/>
+        </w:rPr>
+        <w:tab/>
+        <w:t>10</w:t>
+      </w:r>
+    </w:p>
+    <w:p>
+      <w:pPr>
+        <w:tabs>
+          <w:tab w:pos="8731" w:val="right" w:leader="dot"/>
+        </w:tabs>
+        <w:spacing w:before="0" w:after="0" w:line="240" w:lineRule="auto"/>
+        <w:ind w:left="397"/>
+      </w:pPr>
+      <w:r>
+        <w:rPr>
+          <w:rFonts w:ascii="Times New Roman" w:hAnsi="Times New Roman" w:eastAsia="Songti SC"/>
+          <w:b w:val="0"/>
+          <w:sz w:val="19"/>
+        </w:rPr>
+        <w:t>3.7 各研究内容之间的关系</w:t>
+      </w:r>
+      <w:r>
+        <w:rPr>
+          <w:rFonts w:ascii="Times New Roman" w:hAnsi="Times New Roman" w:eastAsia="Times New Roman"/>
+          <w:b w:val="0"/>
+          <w:sz w:val="19"/>
+        </w:rPr>
+        <w:tab/>
+        <w:t>10</w:t>
+      </w:r>
+    </w:p>
+    <w:p>
+      <w:pPr>
+        <w:tabs>
+          <w:tab w:pos="8731" w:val="right" w:leader="dot"/>
+        </w:tabs>
+        <w:spacing w:before="0" w:after="0" w:line="240" w:lineRule="auto"/>
+        <w:ind w:left="0"/>
+      </w:pPr>
+      <w:r>
+        <w:rPr>
+          <w:rFonts w:ascii="Times New Roman" w:hAnsi="Times New Roman" w:eastAsia="Heiti SC"/>
+          <w:b/>
+          <w:sz w:val="19"/>
+        </w:rPr>
+        <w:t>4．研究方案</w:t>
+      </w:r>
+      <w:r>
+        <w:rPr>
+          <w:rFonts w:ascii="Times New Roman" w:hAnsi="Times New Roman" w:eastAsia="Times New Roman"/>
+          <w:b w:val="0"/>
+          <w:sz w:val="19"/>
+        </w:rPr>
+        <w:tab/>
+        <w:t>10</w:t>
+      </w:r>
+    </w:p>
+    <w:p>
+      <w:pPr>
+        <w:tabs>
+          <w:tab w:pos="8731" w:val="right" w:leader="dot"/>
+        </w:tabs>
+        <w:spacing w:before="0" w:after="0" w:line="240" w:lineRule="auto"/>
+        <w:ind w:left="397"/>
+      </w:pPr>
+      <w:r>
+        <w:rPr>
+          <w:rFonts w:ascii="Times New Roman" w:hAnsi="Times New Roman" w:eastAsia="Songti SC"/>
+          <w:b w:val="0"/>
+          <w:sz w:val="19"/>
+        </w:rPr>
+        <w:t>4.1 总体技术路线</w:t>
+      </w:r>
+      <w:r>
+        <w:rPr>
+          <w:rFonts w:ascii="Times New Roman" w:hAnsi="Times New Roman" w:eastAsia="Times New Roman"/>
+          <w:b w:val="0"/>
+          <w:sz w:val="19"/>
+        </w:rPr>
+        <w:tab/>
+        <w:t>10</w:t>
+      </w:r>
+    </w:p>
+    <w:p>
+      <w:pPr>
+        <w:tabs>
+          <w:tab w:pos="8731" w:val="right" w:leader="dot"/>
+        </w:tabs>
+        <w:spacing w:before="0" w:after="0" w:line="240" w:lineRule="auto"/>
+        <w:ind w:left="397"/>
+      </w:pPr>
+      <w:r>
+        <w:rPr>
+          <w:rFonts w:ascii="Times New Roman" w:hAnsi="Times New Roman" w:eastAsia="Songti SC"/>
+          <w:b w:val="0"/>
+          <w:sz w:val="19"/>
+        </w:rPr>
+        <w:t>4.2 模型和数据准备</w:t>
+      </w:r>
+      <w:r>
+        <w:rPr>
+          <w:rFonts w:ascii="Times New Roman" w:hAnsi="Times New Roman" w:eastAsia="Times New Roman"/>
+          <w:b w:val="0"/>
+          <w:sz w:val="19"/>
+        </w:rPr>
+        <w:tab/>
+        <w:t>11</w:t>
+      </w:r>
+    </w:p>
+    <w:p>
+      <w:pPr>
+        <w:tabs>
+          <w:tab w:pos="8731" w:val="right" w:leader="dot"/>
+        </w:tabs>
+        <w:spacing w:before="0" w:after="0" w:line="240" w:lineRule="auto"/>
+        <w:ind w:left="397"/>
+      </w:pPr>
+      <w:r>
+        <w:rPr>
+          <w:rFonts w:ascii="Times New Roman" w:hAnsi="Times New Roman" w:eastAsia="Songti SC"/>
+          <w:b w:val="0"/>
+          <w:sz w:val="19"/>
+        </w:rPr>
+        <w:t>4.3 学生 rollout 和教师反馈</w:t>
+      </w:r>
+      <w:r>
+        <w:rPr>
+          <w:rFonts w:ascii="Times New Roman" w:hAnsi="Times New Roman" w:eastAsia="Times New Roman"/>
+          <w:b w:val="0"/>
+          <w:sz w:val="19"/>
+        </w:rPr>
+        <w:tab/>
+        <w:t>11</w:t>
+      </w:r>
+    </w:p>
+    <w:p>
+      <w:pPr>
+        <w:tabs>
+          <w:tab w:pos="8731" w:val="right" w:leader="dot"/>
+        </w:tabs>
+        <w:spacing w:before="0" w:after="0" w:line="240" w:lineRule="auto"/>
+        <w:ind w:left="397"/>
+      </w:pPr>
+      <w:r>
+        <w:rPr>
+          <w:rFonts w:ascii="Times New Roman" w:hAnsi="Times New Roman" w:eastAsia="Songti SC"/>
+          <w:b w:val="0"/>
+          <w:sz w:val="19"/>
+        </w:rPr>
+        <w:t>4.4 损失与监督信息粒度/估计方式的定义原则</w:t>
+      </w:r>
+      <w:r>
+        <w:rPr>
+          <w:rFonts w:ascii="Times New Roman" w:hAnsi="Times New Roman" w:eastAsia="Times New Roman"/>
+          <w:b w:val="0"/>
+          <w:sz w:val="19"/>
+        </w:rPr>
+        <w:tab/>
+        <w:t>12</w:t>
+      </w:r>
+    </w:p>
+    <w:p>
+      <w:pPr>
+        <w:tabs>
+          <w:tab w:pos="8731" w:val="right" w:leader="dot"/>
+        </w:tabs>
+        <w:spacing w:before="0" w:after="0" w:line="240" w:lineRule="auto"/>
+        <w:ind w:left="397"/>
+      </w:pPr>
+      <w:r>
+        <w:rPr>
+          <w:rFonts w:ascii="Times New Roman" w:hAnsi="Times New Roman" w:eastAsia="Songti SC"/>
+          <w:b w:val="0"/>
+          <w:sz w:val="19"/>
+        </w:rPr>
+        <w:t>4.5 评价指标和公平性</w:t>
+      </w:r>
+      <w:r>
+        <w:rPr>
+          <w:rFonts w:ascii="Times New Roman" w:hAnsi="Times New Roman" w:eastAsia="Times New Roman"/>
+          <w:b w:val="0"/>
+          <w:sz w:val="19"/>
+        </w:rPr>
+        <w:tab/>
+        <w:t>13</w:t>
+      </w:r>
+    </w:p>
+    <w:p>
+      <w:pPr>
+        <w:tabs>
+          <w:tab w:pos="8731" w:val="right" w:leader="dot"/>
+        </w:tabs>
+        <w:spacing w:before="0" w:after="0" w:line="240" w:lineRule="auto"/>
+        <w:ind w:left="397"/>
+      </w:pPr>
+      <w:r>
+        <w:rPr>
+          <w:rFonts w:ascii="Times New Roman" w:hAnsi="Times New Roman" w:eastAsia="Songti SC"/>
+          <w:b w:val="0"/>
+          <w:sz w:val="19"/>
+        </w:rPr>
+        <w:t>4.6 可行性分析</w:t>
+      </w:r>
+      <w:r>
+        <w:rPr>
+          <w:rFonts w:ascii="Times New Roman" w:hAnsi="Times New Roman" w:eastAsia="Times New Roman"/>
+          <w:b w:val="0"/>
+          <w:sz w:val="19"/>
+        </w:rPr>
+        <w:tab/>
+        <w:t>14</w:t>
+      </w:r>
+    </w:p>
+    <w:p>
+      <w:pPr>
+        <w:tabs>
+          <w:tab w:pos="8731" w:val="right" w:leader="dot"/>
+        </w:tabs>
+        <w:spacing w:before="0" w:after="0" w:line="240" w:lineRule="auto"/>
+        <w:ind w:left="0"/>
+      </w:pPr>
+      <w:r>
+        <w:rPr>
+          <w:rFonts w:ascii="Times New Roman" w:hAnsi="Times New Roman" w:eastAsia="Heiti SC"/>
+          <w:b/>
+          <w:sz w:val="19"/>
+        </w:rPr>
+        <w:t>5．进度安排，预期达到的目标</w:t>
+      </w:r>
+      <w:r>
+        <w:rPr>
+          <w:rFonts w:ascii="Times New Roman" w:hAnsi="Times New Roman" w:eastAsia="Times New Roman"/>
+          <w:b w:val="0"/>
+          <w:sz w:val="19"/>
+        </w:rPr>
+        <w:tab/>
+        <w:t>14</w:t>
+      </w:r>
+    </w:p>
+    <w:p>
+      <w:pPr>
+        <w:tabs>
+          <w:tab w:pos="8731" w:val="right" w:leader="dot"/>
+        </w:tabs>
+        <w:spacing w:before="0" w:after="0" w:line="240" w:lineRule="auto"/>
+        <w:ind w:left="397"/>
+      </w:pPr>
+      <w:r>
+        <w:rPr>
+          <w:rFonts w:ascii="Times New Roman" w:hAnsi="Times New Roman" w:eastAsia="Songti SC"/>
+          <w:b w:val="0"/>
+          <w:sz w:val="19"/>
+        </w:rPr>
+        <w:t>5.1 进度安排</w:t>
+      </w:r>
+      <w:r>
+        <w:rPr>
+          <w:rFonts w:ascii="Times New Roman" w:hAnsi="Times New Roman" w:eastAsia="Times New Roman"/>
+          <w:b w:val="0"/>
+          <w:sz w:val="19"/>
+        </w:rPr>
+        <w:tab/>
+        <w:t>14</w:t>
+      </w:r>
+    </w:p>
+    <w:p>
+      <w:pPr>
+        <w:tabs>
+          <w:tab w:pos="8731" w:val="right" w:leader="dot"/>
+        </w:tabs>
+        <w:spacing w:before="0" w:after="0" w:line="240" w:lineRule="auto"/>
+        <w:ind w:left="397"/>
+      </w:pPr>
+      <w:r>
+        <w:rPr>
+          <w:rFonts w:ascii="Times New Roman" w:hAnsi="Times New Roman" w:eastAsia="Songti SC"/>
+          <w:b w:val="0"/>
+          <w:sz w:val="19"/>
+        </w:rPr>
+        <w:t>5.2 预期达到的目标</w:t>
+      </w:r>
+      <w:r>
+        <w:rPr>
+          <w:rFonts w:ascii="Times New Roman" w:hAnsi="Times New Roman" w:eastAsia="Times New Roman"/>
+          <w:b w:val="0"/>
+          <w:sz w:val="19"/>
+        </w:rPr>
+        <w:tab/>
+        <w:t>15</w:t>
+      </w:r>
+    </w:p>
+    <w:p>
+      <w:pPr>
+        <w:tabs>
+          <w:tab w:pos="8731" w:val="right" w:leader="dot"/>
+        </w:tabs>
+        <w:spacing w:before="0" w:after="0" w:line="240" w:lineRule="auto"/>
+        <w:ind w:left="0"/>
+      </w:pPr>
+      <w:r>
+        <w:rPr>
+          <w:rFonts w:ascii="Times New Roman" w:hAnsi="Times New Roman" w:eastAsia="Heiti SC"/>
+          <w:b/>
+          <w:sz w:val="19"/>
+        </w:rPr>
+        <w:t>6．课题已具备和所需的条件、经费</w:t>
+      </w:r>
+      <w:r>
+        <w:rPr>
+          <w:rFonts w:ascii="Times New Roman" w:hAnsi="Times New Roman" w:eastAsia="Times New Roman"/>
+          <w:b w:val="0"/>
+          <w:sz w:val="19"/>
+        </w:rPr>
+        <w:tab/>
+        <w:t>16</w:t>
+      </w:r>
+    </w:p>
+    <w:p>
+      <w:pPr>
+        <w:tabs>
+          <w:tab w:pos="8731" w:val="right" w:leader="dot"/>
+        </w:tabs>
+        <w:spacing w:before="0" w:after="0" w:line="240" w:lineRule="auto"/>
+        <w:ind w:left="397"/>
+      </w:pPr>
+      <w:r>
+        <w:rPr>
+          <w:rFonts w:ascii="Times New Roman" w:hAnsi="Times New Roman" w:eastAsia="Songti SC"/>
+          <w:b w:val="0"/>
+          <w:sz w:val="19"/>
+        </w:rPr>
+        <w:t>6.1 已具备条件</w:t>
+      </w:r>
+      <w:r>
+        <w:rPr>
+          <w:rFonts w:ascii="Times New Roman" w:hAnsi="Times New Roman" w:eastAsia="Times New Roman"/>
+          <w:b w:val="0"/>
+          <w:sz w:val="19"/>
+        </w:rPr>
+        <w:tab/>
+        <w:t>16</w:t>
+      </w:r>
+    </w:p>
+    <w:p>
+      <w:pPr>
+        <w:tabs>
+          <w:tab w:pos="8731" w:val="right" w:leader="dot"/>
+        </w:tabs>
+        <w:spacing w:before="0" w:after="0" w:line="240" w:lineRule="auto"/>
+        <w:ind w:left="397"/>
+      </w:pPr>
+      <w:r>
+        <w:rPr>
+          <w:rFonts w:ascii="Times New Roman" w:hAnsi="Times New Roman" w:eastAsia="Songti SC"/>
+          <w:b w:val="0"/>
+          <w:sz w:val="19"/>
+        </w:rPr>
+        <w:t>6.2 所需条件</w:t>
+      </w:r>
+      <w:r>
+        <w:rPr>
+          <w:rFonts w:ascii="Times New Roman" w:hAnsi="Times New Roman" w:eastAsia="Times New Roman"/>
+          <w:b w:val="0"/>
+          <w:sz w:val="19"/>
+        </w:rPr>
+        <w:tab/>
+        <w:t>16</w:t>
+      </w:r>
+    </w:p>
+    <w:p>
+      <w:pPr>
+        <w:tabs>
+          <w:tab w:pos="8731" w:val="right" w:leader="dot"/>
+        </w:tabs>
+        <w:spacing w:before="0" w:after="0" w:line="240" w:lineRule="auto"/>
+        <w:ind w:left="397"/>
+      </w:pPr>
+      <w:r>
+        <w:rPr>
+          <w:rFonts w:ascii="Times New Roman" w:hAnsi="Times New Roman" w:eastAsia="Songti SC"/>
+          <w:b w:val="0"/>
+          <w:sz w:val="19"/>
+        </w:rPr>
+        <w:t>6.3 经费</w:t>
+      </w:r>
+      <w:r>
+        <w:rPr>
+          <w:rFonts w:ascii="Times New Roman" w:hAnsi="Times New Roman" w:eastAsia="Times New Roman"/>
+          <w:b w:val="0"/>
+          <w:sz w:val="19"/>
+        </w:rPr>
+        <w:tab/>
+        <w:t>16</w:t>
+      </w:r>
+    </w:p>
+    <w:p>
+      <w:pPr>
+        <w:tabs>
+          <w:tab w:pos="8731" w:val="right" w:leader="dot"/>
+        </w:tabs>
+        <w:spacing w:before="0" w:after="0" w:line="240" w:lineRule="auto"/>
+        <w:ind w:left="0"/>
+      </w:pPr>
+      <w:r>
+        <w:rPr>
+          <w:rFonts w:ascii="Times New Roman" w:hAnsi="Times New Roman" w:eastAsia="Heiti SC"/>
+          <w:b/>
+          <w:sz w:val="19"/>
+        </w:rPr>
+        <w:t>7．研究过程中可能遇到的困难和问题，解决的措施</w:t>
+      </w:r>
+      <w:r>
+        <w:rPr>
+          <w:rFonts w:ascii="Times New Roman" w:hAnsi="Times New Roman" w:eastAsia="Times New Roman"/>
+          <w:b w:val="0"/>
+          <w:sz w:val="19"/>
+        </w:rPr>
+        <w:tab/>
+        <w:t>17</w:t>
+      </w:r>
+    </w:p>
+    <w:p>
+      <w:pPr>
+        <w:tabs>
+          <w:tab w:pos="8731" w:val="right" w:leader="dot"/>
+        </w:tabs>
+        <w:spacing w:before="0" w:after="0" w:line="240" w:lineRule="auto"/>
+        <w:ind w:left="0"/>
+      </w:pPr>
+      <w:r>
+        <w:rPr>
+          <w:rFonts w:ascii="Times New Roman" w:hAnsi="Times New Roman" w:eastAsia="Heiti SC"/>
+          <w:b/>
+          <w:sz w:val="19"/>
+        </w:rPr>
+        <w:t>8．主要参考文献</w:t>
+      </w:r>
+      <w:r>
+        <w:rPr>
+          <w:rFonts w:ascii="Times New Roman" w:hAnsi="Times New Roman" w:eastAsia="Times New Roman"/>
+          <w:b w:val="0"/>
+          <w:sz w:val="19"/>
+        </w:rPr>
+        <w:tab/>
+        <w:t>17</w:t>
+      </w:r>
+    </w:p>
+    <w:p>
+      <w:r>
+        <w:br w:type="page"/>
       </w:r>
     </w:p>
     <w:p>
@@ -835,25 +1849,25 @@
         <w:jc w:val="both"/>
       </w:pPr>
       <w:r>
-        <w:t xml:space="preserve">大语言模型完成预训练后，还需要通过后训练把通用的下一个 token 预测能力转化为指令遵循、结构化生成和任务决策能力。若按训练信号的来源区分，常见路线包括监督微调、知识蒸馏、偏好优化和强化学习：监督微调使用人工或教师整理的目标序列，知识蒸馏直接利用教师模型的输出信息，偏好优化依据回答之间的相对偏好，强化学习则根据环境或任务奖励更新策略。几类方法可以组合使用，但它们对“训练状态从何而来”和“模型在什么信号上更新”给出了不同答案。SFT 与序列级蒸馏便于构造稳定的结构化训练样本，同时也可能使学生在训练时看到的参考前缀与推理时自行生成的前缀不一致[1][2][5]。因此，本文不只按照方法名称分类，还将训练状态和监督对象纳入比较。</w:t>
-      </w:r>
-    </w:p>
-    <w:p>
-      <w:pPr>
-        <w:ind w:firstLine="420"/>
-        <w:jc w:val="both"/>
-      </w:pPr>
-      <w:r>
-        <w:t xml:space="preserve">知识蒸馏所传递的不只是教师给出的最终答案，更重要的是教师对候选输出的相对判断。设某一位置上的教师分布为 p、学生分布为 q，训练目标通常用二者之间的距离或散度表示。与 one-hot 标签相比，软分布能够保留多个候选 token 的概率关系，例如哪些输出同样合理、哪些错误比另一些错误更接近教师判断。这类信息在类别有限的任务中较直观，在自回归生成中却会受到前缀状态、采样策略、序列长度和有效位置 Mask 的共同影响。f-divergence 提供了统一描述多种分布差异的视角，也为理解序列级蒸馏中不同目标的行为提供了理论工具[6]。</w:t>
-      </w:r>
-    </w:p>
-    <w:p>
-      <w:pPr>
-        <w:ind w:firstLine="420"/>
-        <w:jc w:val="both"/>
-      </w:pPr>
-      <w:r>
-        <w:t xml:space="preserve">若把训练状态的来源与反馈形式放在同一框架中，几类后训练方法之间的差别可以概括如下：</w:t>
+        <w:t>为便于比较，本文按训练信号将相关后训练方法分为监督微调、知识蒸馏、偏好优化和强化学习。监督微调依赖人工或教师构造的目标序列，知识蒸馏使用教师软分布，偏好优化使用回答之间的偏好关系，强化学习依据环境或任务奖励更新策略。SFT 和序列级蒸馏易于构造结构化数据，但学生状态与训练前缀之间可能存在偏移[1][2][5]。本文根据训练信号来源和优化对象分别讨论这些方法。</w:t>
+      </w:r>
+    </w:p>
+    <w:p>
+      <w:pPr>
+        <w:ind w:firstLine="420"/>
+        <w:jc w:val="both"/>
+      </w:pPr>
+      <w:r>
+        <w:t>知识蒸馏的核心是利用教师输出中的软信息。设教师在某个位置给出分布 p，学生给出分布 q，蒸馏目标可以通过概率分布之间的距离定义。软目标保留了教师对多个候选 token 的相对偏好，理论上比 one-hot 标签提供更多信息；但在自回归任务中，分布匹配还受前缀状态、采样方式和序列长度影响。f-divergence 视角将多种分布距离纳入统一框架，可用于解释序列级蒸馏目标[6]。</w:t>
+      </w:r>
+    </w:p>
+    <w:p>
+      <w:pPr>
+        <w:ind w:firstLine="420"/>
+        <w:jc w:val="both"/>
+      </w:pPr>
+      <w:r>
+        <w:t>从训练状态和反馈来源看，可以将相关方法作如下区分：</w:t>
       </w:r>
     </w:p>
     <w:p>
@@ -906,7 +1920,7 @@
               <w:rPr>
                 <w:b/>
               </w:rPr>
-              <w:t xml:space="preserve">方法类型</w:t>
+              <w:t>方法类别</w:t>
             </w:r>
           </w:p>
         </w:tc>
@@ -923,7 +1937,7 @@
               <w:rPr>
                 <w:b/>
               </w:rPr>
-              <w:t xml:space="preserve">训练状态的来源</w:t>
+              <w:t>学生训练时的主要状态</w:t>
             </w:r>
           </w:p>
         </w:tc>
@@ -940,7 +1954,7 @@
               <w:rPr>
                 <w:b/>
               </w:rPr>
-              <w:t xml:space="preserve">监督信号或奖励</w:t>
+              <w:t>监督或奖励来源</w:t>
             </w:r>
           </w:p>
         </w:tc>
@@ -957,7 +1971,7 @@
               <w:rPr>
                 <w:b/>
               </w:rPr>
-              <w:t xml:space="preserve">与本课题的关系</w:t>
+              <w:t>对本课题的启发</w:t>
             </w:r>
           </w:p>
         </w:tc>
@@ -973,7 +1987,7 @@
               <w:jc w:val="left"/>
             </w:pPr>
             <w:r>
-              <w:t xml:space="preserve">SFT/离线蒸馏</w:t>
+              <w:t>SFT/离线蒸馏</w:t>
             </w:r>
           </w:p>
         </w:tc>
@@ -987,7 +2001,7 @@
               <w:jc w:val="left"/>
             </w:pPr>
             <w:r>
-              <w:t xml:space="preserve">人工数据或教师示范形成的前缀</w:t>
+              <w:t>数据或教师示范前缀</w:t>
             </w:r>
           </w:p>
         </w:tc>
@@ -1001,7 +2015,7 @@
               <w:jc w:val="left"/>
             </w:pPr>
             <w:r>
-              <w:t xml:space="preserve">硬标签、教师序列或软分布</w:t>
+              <w:t>硬标签、教师序列或软分布</w:t>
             </w:r>
           </w:p>
         </w:tc>
@@ -1015,7 +2029,7 @@
               <w:jc w:val="left"/>
             </w:pPr>
             <w:r>
-              <w:t xml:space="preserve">作为分析分布偏移的基础对照</w:t>
+              <w:t>作为 OPD 分布偏移问题的对照背景</w:t>
             </w:r>
           </w:p>
         </w:tc>
@@ -1031,7 +2045,7 @@
               <w:jc w:val="left"/>
             </w:pPr>
             <w:r>
-              <w:t xml:space="preserve">模仿学习式蒸馏</w:t>
+              <w:t>模仿学习式蒸馏</w:t>
             </w:r>
           </w:p>
         </w:tc>
@@ -1045,7 +2059,7 @@
               <w:jc w:val="left"/>
             </w:pPr>
             <w:r>
-              <w:t xml:space="preserve">学生策略访问到的部分状态</w:t>
+              <w:t>学生访问的部分状态</w:t>
             </w:r>
           </w:p>
         </w:tc>
@@ -1059,7 +2073,7 @@
               <w:jc w:val="left"/>
             </w:pPr>
             <w:r>
-              <w:t xml:space="preserve">专家动作或教师反馈</w:t>
+              <w:t>专家动作或教师反馈</w:t>
             </w:r>
           </w:p>
         </w:tc>
@@ -1073,7 +2087,7 @@
               <w:jc w:val="left"/>
             </w:pPr>
             <w:r>
-              <w:t xml:space="preserve">说明在学生状态上提供监督的必要性</w:t>
+              <w:t>说明为什么要让教师观察学生前缀</w:t>
             </w:r>
           </w:p>
         </w:tc>
@@ -1089,7 +2103,7 @@
               <w:jc w:val="left"/>
             </w:pPr>
             <w:r>
-              <w:t xml:space="preserve">OPD</w:t>
+              <w:t>OPD</w:t>
             </w:r>
           </w:p>
         </w:tc>
@@ -1103,7 +2117,7 @@
               <w:jc w:val="left"/>
             </w:pPr>
             <w:r>
-              <w:t xml:space="preserve">学生模型在线生成的轨迹</w:t>
+              <w:t>学生自身生成轨迹</w:t>
             </w:r>
           </w:p>
         </w:tc>
@@ -1117,7 +2131,7 @@
               <w:jc w:val="left"/>
             </w:pPr>
             <w:r>
-              <w:t xml:space="preserve">教师 token 分布或 log-prob</w:t>
+              <w:t>教师 token 分布或 log-prob</w:t>
             </w:r>
           </w:p>
         </w:tc>
@@ -1131,7 +2145,7 @@
               <w:jc w:val="left"/>
             </w:pPr>
             <w:r>
-              <w:t xml:space="preserve">本课题重点比较的训练框架</w:t>
+              <w:t>本课题的主要研究对象</w:t>
             </w:r>
           </w:p>
         </w:tc>
@@ -1147,7 +2161,7 @@
               <w:jc w:val="left"/>
             </w:pPr>
             <w:r>
-              <w:t xml:space="preserve">偏好优化/RL</w:t>
+              <w:t>偏好优化/RL</w:t>
             </w:r>
           </w:p>
         </w:tc>
@@ -1161,7 +2175,7 @@
               <w:jc w:val="left"/>
             </w:pPr>
             <w:r>
-              <w:t xml:space="preserve">在线采样或离线偏好数据中的状态</w:t>
+              <w:t>学生采样或离线偏好状态</w:t>
             </w:r>
           </w:p>
         </w:tc>
@@ -1175,7 +2189,7 @@
               <w:jc w:val="left"/>
             </w:pPr>
             <w:r>
-              <w:t xml:space="preserve">偏好关系或环境/任务奖励</w:t>
+              <w:t>偏好关系、环境奖励</w:t>
             </w:r>
           </w:p>
         </w:tc>
@@ -1189,7 +2203,7 @@
               <w:jc w:val="left"/>
             </w:pPr>
             <w:r>
-              <w:t xml:space="preserve">用于区分密集蒸馏信号与稀疏奖励</w:t>
+              <w:t>说明密集教师反馈与稀疏奖励的差异</w:t>
             </w:r>
           </w:p>
         </w:tc>
@@ -1201,7 +2215,7 @@
         <w:jc w:val="both"/>
       </w:pPr>
       <w:r>
-        <w:t xml:space="preserve">在实际训练流程中，上述方法往往不是彼此排斥的。例如，可以先用 SFT 建立基本的指令遵循和格式能力，再通过 OPD 让教师在学生真实访问的状态上提供反馈；也可以在蒸馏信号之外加入任务奖励。为了避免同时改变过多变量，本课题把研究范围限定在 LoRA-OPD 路线上，重点考察学生策略采样、教师分布反馈、散度方向与监督信息粒度。RLHF、DPO 等方法用于说明其他后训练信号与蒸馏信号的区别，不进入主要实验矩阵。</w:t>
+        <w:t>实际系统可以先使用 SFT 再进行 OPD，也可以将教师反馈与任务奖励结合。本课题聚焦 LoRA-OPD 路线，主要研究学生策略采样、教师分布反馈、散度方向和监督信息粒度；RLHF、DPO 等其他后训练方法仅作为研究背景。</w:t>
       </w:r>
     </w:p>
     <w:p>
@@ -1215,7 +2229,7 @@
           <w:rFonts w:ascii="Times New Roman" w:hAnsi="Times New Roman" w:eastAsia="宋体"/>
           <w:sz w:val="24"/>
         </w:rPr>
-        <w:t xml:space="preserve">经典知识蒸馏通常在固定输入上匹配教师的软分布，并通过温度缩放显露类别之间的相对关系[1]。当研究对象转向序列生成后，仅比较单个位置的输出已经不足以描述整条序列的学习过程。Kim 和 Rush 因此将蒸馏推进到序列级，用教师生成的序列替代或补充原始目标[2]。这两类方法建立了从 token 分布到完整序列的蒸馏思路，但它们通常仍在固定语料或教师生成轨迹上训练。学生部署时会沿着自己的预测逐步推进，一旦前文出现偏差，后续访问的状态就可能离开训练数据覆盖的范围。因此，序列级目标扩展了监督单位，却没有自动消除训练前缀与学生生成前缀之间的差异。</w:t>
+        <w:t>经典知识蒸馏以教师软分布为监督，通过温度缩放暴露类别之间的相对关系[1]。在序列生成任务中，Kim 和 Rush 将蒸馏扩展到序列级目标，用教师生成序列替代或补充原始标签[2]；TinyBERT、DistilBERT 等工作又表明，中间层、注意力与输出分布可以在不同阶段组合使用[3][4]。这些方法奠定了大模型压缩的基本范式，但多数训练样本仍来自固定语料或教师轨迹，学生实际推理时产生的前缀并未充分进入训练分布。</w:t>
       </w:r>
     </w:p>
     <w:p>
@@ -1229,7 +2243,7 @@
           <w:rFonts w:ascii="Times New Roman" w:hAnsi="Times New Roman" w:eastAsia="宋体"/>
           <w:sz w:val="24"/>
         </w:rPr>
-        <w:t xml:space="preserve">Huszár 对 scheduled sampling 的分析指出，如果训练目标混合了来源不同的前缀，却没有明确对应的概率目标，模型学习到的分布可能与部署时的生成过程不一致[5]。模仿学习中的 DAgger 提供了另一条处理思路：让学习器按照自身策略访问状态，再由专家对这些状态给出监督，从而减轻早期错误造成的后续分布偏移[3]。ImitKD 将这一思想用于神经机器翻译，在学生生成的状态上查询教师并开展交互式蒸馏[4]。沿着这条脉络，在线策略蒸馏的价值并不只是调用更强的教师，而是把反馈放到学生确实会遇到的序列状态中，使训练覆盖更接近模型实际推理时的状态分布。</w:t>
+        <w:t>模仿学习中的 DAgger 揭示了一个与语言模型生成高度相关的问题：当学习器在部署时依据自身预测不断推进状态，早期误差会改变后续输入分布，离线监督可能因此发生误差累积[5]。ImitKD 将这一思想引入神经机器翻译，在学生生成状态上查询教师并进行交互式蒸馏[6]。由此看，在线策略蒸馏的理论动机并非单纯追求更强教师，而是让监督发生在学生真正会访问的序列状态上，从而缩小训练分布与推理分布之间的偏移。</w:t>
       </w:r>
     </w:p>
     <w:p>
@@ -1252,43 +2266,43 @@
         <w:jc w:val="both"/>
       </w:pPr>
       <w:r>
-        <w:t xml:space="preserve">自回归模型在训练和推理阶段面对的前缀来源并不相同。训练数据通常给出正确或教师生成的历史序列，而推理阶段的每一步都建立在模型先前的预测上；一个较早的错误可能把后续生成带入训练数据没有覆盖的状态。DAgger 通过在学习器访问到的状态上查询专家动作来处理这种分布偏移[3]，ImitKD 随后把这一思想用于自回归知识蒸馏[4]。OPD 与其一脉相承，不过教师提供的不再只是单个离散动作，而可以是下一 token 的完整概率分布、截断分布或相应的 log-prob。</w:t>
-      </w:r>
-    </w:p>
-    <w:p>
-      <w:pPr>
-        <w:ind w:firstLine="420"/>
-        <w:jc w:val="both"/>
-      </w:pPr>
-      <w:r>
-        <w:t xml:space="preserve">围绕这一训练方式，已有工作从不同角度给出了代表性方案。GKD 让学生生成训练轨迹，再针对这些轨迹中的状态接受教师监督，并系统比较生成方式和散度设置[7]；MiniLLM 从序列级优化出发讨论 Reverse KL 及其模式选择特性[8]；DistiLLM 则利用 skew KL 和样本复用，在训练效果与教师调用成本之间寻找折中[9]。Thinking Machines Lab 的技术文章把学生 rollout、教师逐 token 评分和 Reverse KL 更新整理成较清楚的工程流程[10]。这些工作关注的环节不同，恰好说明 OPD 不是某一个固定损失函数，而是一组围绕状态采样、教师反馈和学生更新构成的训练设计。</w:t>
-      </w:r>
-    </w:p>
-    <w:p>
-      <w:pPr>
-        <w:ind w:firstLine="420"/>
-        <w:jc w:val="both"/>
-      </w:pPr>
-      <w:r>
-        <w:t xml:space="preserve">近期研究把讨论进一步推进到师生是否真正“适配”。教师即使整体能力更强，也未必能在学生访问的每一种状态上给出易于吸收的信号；师生推理模式是否一致、教师能否提供学生尚不具备的新能力、提示能覆盖多大的状态范围以及轨迹长度如何设置，都会影响蒸馏结果[11][12]。训练层面还存在更具体的问题，例如采样 token 的信号分布不均、学生前缀持续漂移，以及特殊 token 或 tokenizer 不一致造成的对齐误差[13]。Hybrid Policy Distillation 从前向与反向 KL 的组合出发讨论适配方式[14]，相关综述则按优化对象、监督来源与稳定化手段梳理这一研究方向[15]。这些观察决定了本课题不能只比较最终准确率，还需要记录状态覆盖、格式错误、分布重叠和训练异常。</w:t>
-      </w:r>
-    </w:p>
-    <w:p>
-      <w:pPr>
-        <w:ind w:firstLine="420"/>
-        <w:jc w:val="both"/>
-      </w:pPr>
-      <w:r>
-        <w:t xml:space="preserve">为了把不同工作的差异落到可复现的实验设置上，本文从三个层面描述 OPD。第一层是状态生成，即训练前缀由参考数据、教师还是学生产生；第二层是反馈位置，即教师是否直接观察学生已经生成的前缀；第三层是优化方式，即教师信息经过何种散度或估计器转化为学生梯度。GKD 的 token 级分布比较、MiniLLM 的序列级或策略式目标以及 DistiLLM 的反馈复用机制，在这三个层面的取舍并不相同。后续实验因此会分别记录 rollout 协议、教师评分对象、散度定义和实际采用的估计方法，避免只用一个算法名称概括整套训练过程。</w:t>
-      </w:r>
-    </w:p>
-    <w:p>
-      <w:pPr>
-        <w:ind w:firstLine="420"/>
-        <w:jc w:val="both"/>
-      </w:pPr>
-      <w:r>
-        <w:t xml:space="preserve">教师能力上限并不会自动转化为学生收益，模型兼容性在其中起到明显作用。若师生采用不同的推理模式、响应模板或工具调用习惯，教师在学生前缀上给出的高概率 token 可能与学生已经形成的输出结构相冲突；当学生容量较小时，完整教师分布中较细的差异也未必都能被有效吸收。Rethinking OPD 及相关失败模式研究围绕兼容性、状态覆盖、提示多样性和训练异常展开分析[11][12][13]，提示本课题需要同时观察师生分布重叠、特殊 token 对齐和 Function Calling 格式错误，而不能把教师规模视为唯一解释变量。</w:t>
+        <w:t>在自回归生成中，训练时的前缀通常来自参考序列，推理时的前缀来自模型自身。DAgger 在学生访问到的状态上向专家请求标签[3]，ImitKD 将这一思想用于自回归知识蒸馏[4]。OPD 延续这一思路，但将专家反馈从离散动作扩展为教师模型的 token 分布或 log-prob。</w:t>
+      </w:r>
+    </w:p>
+    <w:p>
+      <w:pPr>
+        <w:ind w:firstLine="420"/>
+        <w:jc w:val="both"/>
+      </w:pPr>
+      <w:r>
+        <w:t>GKD 研究学生自生成错误上的蒸馏，并比较不同生成和散度设置[7]；MiniLLM 讨论 Reverse KL 的序列级目标与模式选择特性[8]；DistiLLM 通过 skew KL 和样本复用探索效果与成本的折中[9]。Thinking Machines Lab 的技术文章总结了学生 rollout、教师逐 token 反馈和 Reverse KL 的工程流程，可为本课题的系统实现提供参考[10]。</w:t>
+      </w:r>
+    </w:p>
+    <w:p>
+      <w:pPr>
+        <w:ind w:firstLine="420"/>
+        <w:jc w:val="both"/>
+      </w:pPr>
+      <w:r>
+        <w:t>近年的研究进一步指出，OPD 的效果与师生思维模式兼容性、教师提供新能力的程度、提示带来的状态覆盖及轨迹长度有关[11][12]；采样 token 的信号不平衡、学生前缀漂移、特殊 token 和 tokenizer 差异则会影响训练稳定性[13]。Hybrid Policy Distillation 讨论前向和反向 KL 的混合方式[14]，相关综述从优化对象、监督来源和稳定化策略对这些工作进行分类[15]。这些研究为本课题的变量选择和分析维度提供了依据。</w:t>
+      </w:r>
+    </w:p>
+    <w:p>
+      <w:pPr>
+        <w:ind w:firstLine="420"/>
+        <w:jc w:val="both"/>
+      </w:pPr>
+      <w:r>
+        <w:t>为便于比较，本文将 OPD 拆分为三个层面：学生是否参与生成训练状态，教师是否在学生前缀上评分，以及蒸馏目标如何将采样结果转化为训练信号。GKD 的 token 级比较、MiniLLM 的序列级或策略式目标、DistiLLM 的样本复用机制在这些层面上有所不同。因此，实验记录将分别说明散度定义和实现估计器。</w:t>
+      </w:r>
+    </w:p>
+    <w:p>
+      <w:pPr>
+        <w:ind w:firstLine="420"/>
+        <w:jc w:val="both"/>
+      </w:pPr>
+      <w:r>
+        <w:t>教师能力与学生学习效果还受到模型兼容性的影响。师生在推理模式、输出格式或工具调用习惯上的差异，会改变教师在学生访问状态上提供的信号；学生容量也会影响其吸收完整教师分布的能力。Rethinking OPD 系列文献对兼容性、状态覆盖和提示多样性的讨论[12][13]，为本课题分析师生分布重叠和格式错误提供了研究依据。</w:t>
       </w:r>
     </w:p>
     <w:p>
@@ -1302,7 +2316,7 @@
           <w:rFonts w:ascii="Times New Roman" w:hAnsi="Times New Roman" w:eastAsia="宋体"/>
           <w:sz w:val="24"/>
         </w:rPr>
-        <w:t xml:space="preserve">从方法机制看，在线策略蒸馏改变的首先是训练状态，而不只是把教师 logits 搬到另一批数据上。GKD 让学生在训练过程中生成序列，教师随后在这些到访状态上给出分布监督，并把传统 Forward KL 扩展为可配置的散度族[7]。MiniLLM 采用面向序列的 Reverse KL，使更新更集中于教师分布中与学生当前轨迹相容的高概率区域[8]。DistiLLM 在此基础上引入偏斜 KL 和自适应采样，用来缓和纯 Reverse KL 可能带来的过度模式选择，同时讨论教师反馈如何复用以降低训练开销[9]。三项工作的侧重点不同，却共同表明状态分布、散度方向和教师信息的取得方式是相互关联但不能互相替代的变量。</w:t>
+        <w:t>在线策略蒸馏并不是简单地把教师 logits 换到新的数据批次上，而是改变了训练状态的来源。GKD 允许学生在训练过程中生成序列，并在这些学生到访状态上接受教师分布监督，同时把传统 Forward KL 扩展为可配置的散度族[7]。MiniLLM 则从序列级优化出发采用 Reverse KL，使学生更集中地拟合教师分布中与自身生成轨迹相容的高概率区域[8]。DistiLLM 进一步使用偏斜 KL 与自适应采样机制缓和纯 Reverse KL 的过度模式选择倾向，并讨论如何复用教师反馈以提高训练效率[9]。这些工作共同说明，在线策略蒸馏的关键变量至少包括状态分布、散度方向和教师信息的获取方式，三者不能彼此替代。</w:t>
       </w:r>
     </w:p>
     <w:p>
@@ -1316,7 +2330,7 @@
           <w:rFonts w:ascii="Times New Roman" w:hAnsi="Times New Roman" w:eastAsia="宋体"/>
           <w:sz w:val="24"/>
         </w:rPr>
-        <w:t xml:space="preserve">研究重点也正从“是否使用学生生成数据”转向“学生实际上访问了哪些状态”。即便教师模型和损失函数相同，rollout 温度、数据混合比例、提示形式以及学生的初始能力仍会改变轨迹分布，从而改变教师监督真正覆盖的区域[11][12]。另一些研究重新检查了数据来源、采样预算与训练稳定性的关系，并强调报告性能提升时必须同时给出额外的教师推理成本[13]。HPD 从师生偏好的异构性出发，指出单一 KL 方向未必适合全部样本或整个训练阶段[14]。基于这些认识，本课题把 OPD 作为一套受控实验框架：在相同数据、模型、预算和评测协议下，分别改变散度与监督粒度，再判断性能变化究竟来自哪一项设计。</w:t>
+        <w:t>近期研究开始把注意力从“是否使用学生生成数据”推进到“学生究竟访问了哪些状态”。相关分析指出，即使采用同一教师和同一损失，不同 rollout 策略、数据混合比例与初始学生能力也会改变教师监督实际覆盖的状态区域[11][12]；另有研究重新审视在线蒸馏中的数据来源、采样预算和训练稳定性，强调性能增益应与额外教师推理成本一并报告[13]。HPD 从异构偏好角度讨论教师与学生分布差异，说明单一 KL 方向并不一定适用于所有样本和训练阶段[14]。因此，本课题不把在线策略蒸馏视为一个孤立算法名称，而把它作为受控实验框架，用同一数据、模型、预算和评测协议分离考察不同设计因素。</w:t>
       </w:r>
     </w:p>
     <w:p>
@@ -1339,7 +2353,7 @@
         <w:jc w:val="both"/>
       </w:pPr>
       <w:r>
-        <w:t xml:space="preserve">KL 散度由 Kullback 和 Leibler 在信息论框架中提出，用于衡量两个概率分布之间的差异[17]。在蒸馏问题中，令 p_T 表示教师在某一有效位置上的 token 分布，p_S 表示学生在同一位置上的分布，则 Forward KL 与 Reverse KL 分别定义为：</w:t>
+        <w:t>KL 散度的经典定义来自 Kullback 和 Leibler 的信息论研究[17]。令 p_T 和 p_S 分别表示教师分布和学生分布，Forward KL 与 Reverse KL 定义为：</w:t>
       </w:r>
     </w:p>
     <w:p>
@@ -1733,16 +2747,16 @@
         <w:jc w:val="both"/>
       </w:pPr>
       <w:r>
-        <w:t xml:space="preserve">两种方向的差别来自期望所依据的分布。Forward KL 由教师概率加权，当教师认为某些 token 具有不可忽略的概率时，学生若把这些候选压得过低就会受到明显惩罚，因此通常表现出更强的覆盖倾向。Reverse KL 由学生概率加权，更新主要落在学生当前容易生成的区域，更容易把概率质量集中到少数高概率模式。文献常用 mode-covering 和 mode-seeking 描述这一区别，但它们只是理解生成行为的直观概括；模型容量、温度、采样方式和实际支持集都会改变最终结果[7][8]。</w:t>
-      </w:r>
-    </w:p>
-    <w:p>
-      <w:pPr>
-        <w:ind w:firstLine="420"/>
-        <w:jc w:val="both"/>
-      </w:pPr>
-      <w:r>
-        <w:t xml:space="preserve">前向与反向 KL 分别强调覆盖和集中，但实际训练未必需要在二者之间作非此即彼的选择。广义散度允许通过中间分布或可调参数改变两端的权重，从而形成连续的折中。Jensen-Shannon 散度使用教师分布与学生分布的混合分布，并保持对称形式，其定义为[18]：</w:t>
+        <w:t>Forward KL 按教师概率加权，倾向于要求学生覆盖教师分布的多个有质量区域；Reverse KL 按学生概率加权，更关注学生自身可能生成的区域。文献常将前者描述为 mode-covering 倾向、后者描述为 mode-seeking 倾向，但这些是解释生成行为的启发性表述，实际训练还受模型容量、温度、采样和支持集影响[7][8]。</w:t>
+      </w:r>
+    </w:p>
+    <w:p>
+      <w:pPr>
+        <w:ind w:firstLine="420"/>
+        <w:jc w:val="both"/>
+      </w:pPr>
+      <w:r>
+        <w:t>广义散度用于在不同分布匹配偏好之间取得折中。Jensen-Shannon 散度通过教师分布与学生分布的混合分布定义，其形式为[18]：</w:t>
       </w:r>
     </w:p>
     <w:p>
@@ -1996,25 +3010,25 @@
         <w:jc w:val="both"/>
       </w:pPr>
       <w:r>
-        <w:t xml:space="preserve">本文不会把“广义散度”作为一个含义模糊的统一标签，而是选择 JSD、skew KL 等具有明确公式的代表性目标，分别考察它们对教师分布覆盖、学生高概率区域和数值稳定性的影响。每次实验都在配置中写明目标函数、混合参数、概率支持集以及 K1 估计方式。这样得到的差异能够追溯到具体计算，而不是停留在名称层面的比较。</w:t>
-      </w:r>
-    </w:p>
-    <w:p>
-      <w:pPr>
-        <w:ind w:firstLine="420"/>
-        <w:jc w:val="both"/>
-      </w:pPr>
-      <w:r>
-        <w:t xml:space="preserve">在 Function Calling 场景中，散度方向可能对应到可观察的行为差异。同一条用户请求有时允许多个工具或多种等价参数表达，教师会在这些合理候选之间分配概率。Forward KL 更可能促使学生保留多种可行选择，Reverse KL 则倾向于强化学生已经形成的高概率调用，广义散度用于调节两种倾向。这样的差别不能只从训练损失判断，需要结合函数选择、参数生成、结构格式和无需调用时的拒答行为进行分析。</w:t>
-      </w:r>
-    </w:p>
-    <w:p>
-      <w:pPr>
-        <w:ind w:firstLine="420"/>
-        <w:jc w:val="both"/>
-      </w:pPr>
-      <w:r>
-        <w:t xml:space="preserve">散度公式相同，并不意味着工程实现比较的是同一个对象。全词表方案在每个有效位置保留教师的完整输出分布；Top-K 只保留明确支持集中的高概率信息，因此必须说明 K 值、支持集来源、截断后的重归一化方式以及支持集外概率如何处理；K1 sampled-token 则用一个采样 token 对相应期望作单样本估计。信息保留范围逐步缩小时，计算成本会下降，估计偏差或方差却可能上升。因此，实验除任务指标外，还需同时记录教师前向次数、反馈数据量、学生生成量和训练资源。</w:t>
+        <w:t>广义散度部分主要分析 JSD、skew KL 等代表性目标，研究其在教师分布覆盖、学生高概率区域和训练稳定性方面的差异。实验配置统一记录目标函数形式、混合参数、支持集和 K1 估计方式。</w:t>
+      </w:r>
+    </w:p>
+    <w:p>
+      <w:pPr>
+        <w:ind w:firstLine="420"/>
+        <w:jc w:val="both"/>
+      </w:pPr>
+      <w:r>
+        <w:t>散度方向在 Function Calling 中可能表现为不同的行为。对于同一用户请求，教师可能为多个函数或多种参数表达赋予合理概率；Forward KL 更关注这些候选区域的覆盖，Reverse KL 更关注学生已经形成的高概率选择，广义散度则在两种偏好之间进行调节。实验将从工具选择、参数生成、格式正确性和拒答行为四个方面分析这些差异。</w:t>
+      </w:r>
+    </w:p>
+    <w:p>
+      <w:pPr>
+        <w:ind w:firstLine="420"/>
+        <w:jc w:val="both"/>
+      </w:pPr>
+      <w:r>
+        <w:t>监督信息的保留范围和估计方式会改变散度的估计对象。全词表方案保留教师在有效位置上的完整分布；Top-K 方案保留明确支持集中的高概率信息，并规定重归一化与支持集外概率的处理；K1 sampled-token 使用一个采样 token 对相应期望进行单样本估计。比较时同时记录监督信息覆盖范围、教师前向次数、学生生成量、训练资源和任务指标。</w:t>
       </w:r>
     </w:p>
     <w:p>
@@ -2028,7 +3042,7 @@
           <w:rFonts w:ascii="Times New Roman" w:hAnsi="Times New Roman" w:eastAsia="宋体"/>
           <w:sz w:val="24"/>
         </w:rPr>
-        <w:t xml:space="preserve">从分布几何角度看，只要教师在某个 token 上保留了明显概率，Forward KL 就会惩罚学生对该 token 的过低估计，因此有利于保存教师分布中概率较低但仍合理的候选。Reverse KL 更重视学生自身支持集上的概率质量，更新往往集中在少数高概率模式；对容量有限的学生而言，这种“先学会最可能答案”的分配有时更实际[8][10]。不过，这一解释不能脱离具体训练条件。温度会改变分布平滑程度，序列长度和有效 token Mask 会改变累计梯度，Top-K 截断又会直接改变支持集。仅凭损失名称预测最终表现，容易忽略这些实现因素。</w:t>
+        <w:t>从分布几何看，Forward KL 对教师分布具有覆盖倾向：只要教师在某个 token 上赋予不可忽略的概率，学生过低的概率就会带来较大惩罚；Reverse KL 更强调学生当前支持集上的概率质量，容易把更新集中到少数高概率模式。前者有助于保留教师分布中的次优但合理候选，后者在学生容量有限时可能更符合“优先学会最可能答案”的资源分配方式[8][10]。然而，这种差异会受到温度、序列长度、有效 token Mask 和支持集截断方式影响，不能仅依据损失名称推断最终效果。</w:t>
       </w:r>
     </w:p>
     <w:p>
@@ -2042,7 +3056,7 @@
           <w:rFonts w:ascii="Times New Roman" w:hAnsi="Times New Roman" w:eastAsia="宋体"/>
           <w:sz w:val="24"/>
         </w:rPr>
-        <w:t xml:space="preserve">广义散度的实际意义，是把覆盖与模式选择之间的关系变成可调节的设计，而不是再增加一个孤立的损失名称。GKD 用可配置的散度族统一若干常见目标[7]，DistiLLM 借助偏斜 KL 调节分布覆盖与概率集中的程度[9]，HPD 则从师生偏好的异构性出发讨论样本级或训练阶段级适配[14]。对于小模型，理论形式还会与数值实现紧密耦合：Top-K 后是否重新归一化、教师概率下界如何设置、混合精度中的 log-sum-exp 是否稳定、序列 Mask 是否正确，都会改变梯度尺度。本课题因此把散度公式、支持集协议和稳定化设置作为一个整体记录，以保证比较可以回到实际计算过程。</w:t>
+        <w:t>广义散度的意义在于提供连续的折中机制。GKD 使用可调散度族统一若干常见目标[7]，DistiLLM 通过偏斜 KL 在分布覆盖与模式选择之间调节[9]，HPD 则从异构性出发讨论样本级或阶段级适配的必要性[14]。对小模型而言，散度选择还与数值实现直接相关：Top-K 后的重新归一化、教师概率下界、混合精度下的 log-sum-exp 以及序列 Mask 都会改变梯度尺度。本课题因而把散度定义、支持集协议和稳定化实现绑定记录，使比较能够追溯到实际计算过程，而不是停留在公式层面。</w:t>
       </w:r>
     </w:p>
     <w:p>
@@ -2065,16 +3079,16 @@
         <w:jc w:val="both"/>
       </w:pPr>
       <w:r>
-        <w:t xml:space="preserve">教师反馈保留到什么程度，直接决定了学生能够看到的信息量和系统需要承担的成本。全词表监督在每个有效位置保留完整分布，能够呈现教师对高概率与长尾 token 的相对判断，但词表维度会带来明显的显存、计算和数据传输压力。Top-K 只保留指定支持集中的高概率 token，成本较低，却必须交代 K 值、支持集由谁产生、截断后是否重新归一化以及支持集外概率如何处理。K1 sampled-token 进一步把期望压缩为单样本估计，计算更轻，但估计方差也更突出。相关 OPD 研究对信息覆盖和稳定性的讨论[11][13]，为本课题在同一任务上比较三种方案提供了直接依据。</w:t>
-      </w:r>
-    </w:p>
-    <w:p>
-      <w:pPr>
-        <w:ind w:firstLine="420"/>
-        <w:jc w:val="both"/>
-      </w:pPr>
-      <w:r>
-        <w:t xml:space="preserve">模型与参数更新方式也需要保持稳定。Qwen3 技术报告给出了本课题所用模型家族的架构和训练背景[16]；LoRA 以低秩增量表示权重更新，能够显著减少需要训练和保存的参数量[19]，适合在有限算力下反复运行多组受控实验。本课题将 LoRA 作为各蒸馏方案共享的学生更新方式，不把它作为单独的对比变量。量化适配虽然可能进一步降低显存占用，但会同时引入量化精度、量化格式和算子支持等因素，因此暂不纳入主要实验矩阵。</w:t>
+        <w:t>全词表监督在每个位置保留教师完整分布，信息较充分，但词表维度会带来较大的计算、显存和传输开销。Top-K 监督只保留指定支持集中的高概率 token，需要明确 K 值、支持集来源、截断后的归一化和支持集外 token 的处理。K1 sampled-token 对分布目标进行单样本采样估计。相关 OPD 研究为监督信息覆盖和稳定性分析提供了参考[11][13]，本课题将在统一任务中比较三种方案的效果与资源开销。</w:t>
+      </w:r>
+    </w:p>
+    <w:p>
+      <w:pPr>
+        <w:ind w:firstLine="420"/>
+        <w:jc w:val="both"/>
+      </w:pPr>
+      <w:r>
+        <w:t>Qwen3 技术报告提供了模型家族的背景信息[16]。LoRA 通过低秩增量减少需要更新的参数量[19]，为小模型后训练提供了参数高效的实现路径。量化适配会引入新的资源变量，因此不纳入主要比较。</w:t>
       </w:r>
     </w:p>
     <w:p>
@@ -2088,7 +3102,7 @@
           <w:rFonts w:ascii="Times New Roman" w:hAnsi="Times New Roman" w:eastAsia="宋体"/>
           <w:sz w:val="24"/>
         </w:rPr>
-        <w:t xml:space="preserve">信息粒度与性能之间并不是“保留得越多越好”的简单关系。完整分布确实保存了长尾 token 的相对概率，但若教师前向和 logits 处理占用了大部分预算，能够完成的训练步数反而可能减少。Top-K 用较小的存储和通信开销覆盖主要概率质量，却会把支持集选择和尾部质量处理变成新的误差来源。K1 sampled-token 的单样本估计最省计算，但 proposal 分布、随机种子和梯度方差都会显著影响训练曲线。已有在线蒸馏研究表明，教师信息量与最终性能未必线性相关；学生访问的状态是否具有训练价值，以及有限预算是否用在关键 token 上，同样决定实验结果[11][13]。</w:t>
+        <w:t>监督信息粒度决定了教师知识的表达能力和计算代价。全词表分布最完整，能够保留长尾 token 之间的相对关系，但需要传输或即时计算大量 logits；Top-K 只保留主要概率质量，显著降低存储和通信压力，却引入支持集选择与尾部质量处理问题；K1 sampled-token 进一步把监督压缩为单样本估计，计算开销最低，但梯度方差、proposal 分布和随机种子会直接影响训练稳定性。相关在线蒸馏研究已经表明，教师信息量与最终性能并非简单线性关系，学生到访状态是否有效以及有限预算是否被用于高价值 token 同样重要[11][13]。</w:t>
       </w:r>
     </w:p>
     <w:p>
@@ -2102,7 +3116,7 @@
           <w:rFonts w:ascii="Times New Roman" w:hAnsi="Times New Roman" w:eastAsia="宋体"/>
           <w:sz w:val="24"/>
         </w:rPr>
-        <w:t xml:space="preserve">参数高效更新使本科阶段开展多组受控实验具有现实可行性。LoRA 通过低秩增量限制可训练参数规模[19]，但它解决的是学生参数更新成本，而不是教师反馈、学生 rollout 或分布损失计算的全部开销。在本课题中，LoRA 的作用是为所有对照组提供一致的学生侧接口，蒸馏方法之间的差异仍由状态采样、散度目标和监督粒度决定。因此，资源评估不能只报告可训练参数量，还应分别记录学生生成、教师前向、损失计算和反向传播的单步耗时、峰值显存、有效 token 吞吐与教师调用量。只有把这些开销与任务收益放在一起，才能判断稀疏监督是否真正提高了整体效率。</w:t>
+        <w:t>参数高效微调为本科阶段开展受控研究提供了现实路径。LoRA 通过低秩增量限制可训练参数规模[17]，QLoRA 又展示了量化基座与低秩适配结合的可行性[18]；在本课题中，LoRA 的作用是统一学生侧的更新接口，而不是替代蒸馏方法本身。教师前向、学生 rollout、损失计算和 LoRA 反向传播仍构成主要成本，因此实验除任务指标外还需记录单步耗时、峰值显存、有效 token 吞吐与教师调用量，以判断某种监督粒度带来的收益是否足以抵偿资源消耗。</w:t>
       </w:r>
     </w:p>
     <w:p>
@@ -2125,43 +3139,43 @@
         <w:jc w:val="both"/>
       </w:pPr>
       <w:r>
-        <w:t xml:space="preserve">Function Calling 的研究对象已经从“生成一个函数名”扩展到 API 文档理解、工具检索、参数构造、调用规划和执行结果处理。ReAct 以推理与行动交替的方式描述多步工具交互，为后续工具增强模型提供了通用任务范式[21]。在专门的函数调用数据与评测中，Gorilla/APIBench 关注 API 文档理解和调用正确性[22]，API-Bank 将工具规划、API 检索与调用过程放在同一基准中[23]，ToolLLM/ToolBench 构造大规模真实 API 任务并讨论多工具、多步调用[24]，APIGen 强调可执行 API、格式检查和语义验证[25]，ToolACE 则通过 API 池与多层检查扩展数据的工具类型和调用模式[26]。</w:t>
-      </w:r>
-    </w:p>
-    <w:p>
-      <w:pPr>
-        <w:ind w:firstLine="420"/>
-        <w:jc w:val="both"/>
-      </w:pPr>
-      <w:r>
-        <w:t xml:space="preserve">本课题选用公开 Function Calling 数据，但“公开可得”并不等同于可以直接拼接使用。APIGen、ToolACE、API-Bank 和 ToolBench 在数据来源、消息模板、工具 schema、目标调用和执行反馈方面各有侧重，适合用于训练的字段也不完全一致。数据准备阶段将先确定实际使用的数据快照与许可证，再记录字段映射、过滤规则、异常样本处理和重复样本去除过程，并检查训练数据与独立测试集之间是否存在 API、模板或目标调用层面的重叠。</w:t>
-      </w:r>
-    </w:p>
-    <w:p>
-      <w:pPr>
-        <w:ind w:firstLine="420"/>
-        <w:jc w:val="both"/>
-      </w:pPr>
-      <w:r>
-        <w:t xml:space="preserve">公开数据进入训练流程前，需要分别通过结构、语义和执行检查。结构检查验证工具 schema、函数名、参数类型和目标调用能否被统一解析；语义检查判断用户需求是否确实对应标注的工具与参数，避免格式正确但任务含义错误的样本；执行检查则在本地模拟环境中运行调用，观察返回结果能否支持后续对话。APIGen 与 ToolACE 采用的多层验证思路表明，函数调用数据的质量不能只靠 JSON 可解析性判断[25][26]。本课题会保留原始样本、规范化结果和失败原因，以便追踪过滤规则对数据分布的影响。</w:t>
-      </w:r>
-    </w:p>
-    <w:p>
-      <w:pPr>
-        <w:ind w:firstLine="420"/>
-        <w:jc w:val="both"/>
-      </w:pPr>
-      <w:r>
-        <w:t xml:space="preserve">训练集与测试集之间的隔离也不能只停留在完全相同的文本去重。若训练数据与 BFCL 或其他独立测试集共享同一套 API 定义、近似的问题模板或相同的目标调用，测试结果可能更多反映记忆而非迁移能力；即使工具名称不同，只要参数结构和问题模板高度相似，也可能形成较隐蔽的泄漏。数据划分时应同时检查工具 schema、用户表达、参数结构和数据来源，并在审计报告中保存字段统计、异常类型、去重规则、版本指纹以及无法完全排除的重叠情况。</w:t>
-      </w:r>
-    </w:p>
-    <w:p>
-      <w:pPr>
-        <w:ind w:firstLine="420"/>
-        <w:jc w:val="both"/>
-      </w:pPr>
-      <w:r>
-        <w:t xml:space="preserve">BFCL 将函数调用评测扩展到结构化调用、并行调用、串行调用和无适用工具时的拒答等场景[27]，说明单一的字符串匹配难以反映完整能力。本课题将参考公开测试规范，并配合可控的本地模拟函数，把评测拆分为格式是否合法、函数是否选对、参数键值是否正确、调用能否执行以及规定交互范围内是否完成任务。分层指标既便于定位失败发生在哪一环，也能避免某一项较高的局部准确率掩盖端到端调用失败。</w:t>
+        <w:t>Function Calling 研究形成了从 API 文档理解、函数检索、调用规划到执行评测的不同路线。Gorilla/APIBench 关注 API 文档和调用正确性[22]；API-Bank 覆盖工具规划、API 检索和调用[23]；ToolLLM/ToolBench 构造了大量真实 API 相关任务，并讨论多工具和多步调用[24]；APIGen 强调可执行 API、格式检查和语义验证[25]；ToolACE 采用 API 池和多层检查生成多样的函数调用数据[26]。</w:t>
+      </w:r>
+    </w:p>
+    <w:p>
+      <w:pPr>
+        <w:ind w:firstLine="420"/>
+        <w:jc w:val="both"/>
+      </w:pPr>
+      <w:r>
+        <w:t>本课题使用公开 Function Calling 数据。APIGen、ToolACE、API-Bank 和 ToolBench 为数据来源筛选、任务分类和评测设计提供参考。数据准备阶段将记录数据快照、许可证、字段映射、过滤规则、重复样本处理及其与独立测试集的重叠检查。</w:t>
+      </w:r>
+    </w:p>
+    <w:p>
+      <w:pPr>
+        <w:ind w:firstLine="420"/>
+        <w:jc w:val="both"/>
+      </w:pPr>
+      <w:r>
+        <w:t>公开数据进入训练前需要经过结构、语义和执行三方面检查。结构检查关注工具 schema、函数名、参数类型和目标调用的统一解析；语义检查关注用户问题与目标工具、目标参数之间的一致性；执行检查关注调用在本地模拟环境中的运行结果及其对后续对话的支持。APIGen 和 ToolACE 的多层检查方法为数据审计提供了参考[25][26]。</w:t>
+      </w:r>
+    </w:p>
+    <w:p>
+      <w:pPr>
+        <w:ind w:firstLine="420"/>
+        <w:jc w:val="both"/>
+      </w:pPr>
+      <w:r>
+        <w:t>训练集与测试集还应避免工具 schema、用户问题模板和目标调用的重复。若训练数据和 BFCL 或其他独立测试集共享相同的 API 定义，可能造成模型记忆而非泛化；若不同数据集只在工具名上不同、参数结构相同，也需要在分析中注明潜在泄漏。最终数据审计报告应保存样本字段统计、异常类别、去重规则和版本指纹。</w:t>
+      </w:r>
+    </w:p>
+    <w:p>
+      <w:pPr>
+        <w:ind w:firstLine="420"/>
+        <w:jc w:val="both"/>
+      </w:pPr>
+      <w:r>
+        <w:t>BFCL 覆盖结构化调用、并行调用、串行调用和拒答等评测场景[27]。本课题将结合公开 Function Calling 测试规范和自建模拟函数，分别评估格式合法率、函数选择准确率、参数准确率、调用执行成功率和端到端任务成功率。</w:t>
       </w:r>
     </w:p>
     <w:p>
@@ -2175,7 +3189,7 @@
           <w:rFonts w:ascii="Times New Roman" w:hAnsi="Times New Roman" w:eastAsia="宋体"/>
           <w:sz w:val="24"/>
         </w:rPr>
-        <w:t xml:space="preserve">从发展过程看，Function Calling 数据已经由少量人工编写的接口描述，逐步转向大规模合成、执行校验和针对难例的自动生成。Gorilla 强调 API 检索与调用生成[22]，API-Bank 和 ToolLLM/ToolBench 把多工具选择、多轮交互和工具学习过程纳入任务设计[23][24]，APIGen 建立可验证的数据生成管线[25]，ToolACE 进一步扩展工具类型与调用模式[26]。规模扩大并没有消除数据异构问题：不同数据集采用的 schema 表示、参数约束、对话模板和可执行条件仍不一致。若直接合并，模型可能先学到数据集模板差异，实验却把这种差异误判为蒸馏方法带来的能力变化。因此，字段映射、去重、可解析性检查和 schema 一致性审计不是普通的数据清洗步骤，而是保证方法比较有效的前提。</w:t>
+        <w:t>Function Calling 数据研究经历了从少量人工接口描述到大规模合成、执行校验和难例生成的发展。Gorilla 关注 API 检索与调用生成[21]，API-Bank 和 ToolLLM/ToolBench 将多工具、多轮交互与工具学习过程纳入数据构造[23][26]；APIGen 强调可验证的函数调用数据生成流程[24]，ToolACE 则进一步扩展工具类型和调用模式[25]。这些数据集在 schema 形式、参数约束、对话模板和可执行性方面并不完全一致，直接拼接容易把模板差异误当成模型能力差异，因此训练前的字段映射、去重、可解析性检查和 schema 一致性审计是方法比较的必要前提。</w:t>
       </w:r>
     </w:p>
     <w:p>
@@ -2189,7 +3203,7 @@
           <w:rFonts w:ascii="Times New Roman" w:hAnsi="Times New Roman" w:eastAsia="宋体"/>
           <w:sz w:val="24"/>
         </w:rPr>
-        <w:t xml:space="preserve">在评测方面，Berkeley Function Calling Leaderboard 使用真实与合成任务检验函数选择、参数生成、组合调用和多轮交互能力，为统一测试提供了较成熟的场景划分[27]。不过，总体准确率会把性质不同的错误压缩成一个数字：模型可能选择了错误函数，也可能函数正确但缺少必填参数；可能输出不可解析的 JSON，也可能在无需调用工具时仍然发起调用。为此，本课题将在固定解码协议下分别统计结构合法率、函数选择正确率、参数键和值的正确性、实际执行成功率与端到端任务完成率，并同时记录训练耗时、教师调用量、推理吞吐和峰值显存。这样既能与公开基准对齐，也能解释不同散度和监督粒度的影响究竟出现在哪个环节。</w:t>
+        <w:t>评测方面，Berkeley Function Calling Leaderboard 采用真实与合成场景检验函数选择、参数生成及多轮调用能力，为统一测试提供了较成熟的任务划分[22]。但仅报告总体准确率仍可能掩盖不同错误来源：模型可能选错函数、遗漏必需参数、生成不可解析 JSON，或在无需调用时过度调用。本课题将在统一解码协议下分层统计结构合法率、函数选择正确率、参数级正确性和端到端成功率，并把训练效率、推理吞吐和显存占用纳入性能分析。这样既能对应公开评测，又能解释不同蒸馏目标和监督粒度为何产生差异。</w:t>
       </w:r>
     </w:p>
     <w:p>
@@ -2203,7 +3217,7 @@
           <w:rFonts w:ascii="Times New Roman" w:hAnsi="Times New Roman" w:eastAsia="宋体"/>
           <w:sz w:val="24"/>
         </w:rPr>
-        <w:t xml:space="preserve">现有研究已经打通了学生状态采样、教师分布反馈、散度优化和参数高效更新等关键环节，但论文之间的实验条件差异较大。有的工作更换了模型规模，有的同时改变数据来源、采样方式和损失函数，还有的只报告任务结果而没有给出教师信息预算，因此结论很难直接横向比较。本文选择 Qwen3-4B 教师、Qwen3-0.6B 学生和公开 Function Calling 数据作为统一载体，在固定数据划分、学生更新方式、训练预算和评测协议的前提下，比较 Forward KL、Reverse KL、代表性广义散度以及全词表、Top-K、K1 三类监督方案。研究目标不是预先证明某一种方法必然更优，而是通过受控实验说明性能、稳定性与资源开销分别受到哪些设计因素影响，并为后续实验结果提供可以核查的解释基础。</w:t>
+        <w:t>综上，现有研究已经形成从学生状态采样、教师分布监督到参数高效更新的完整技术链条，但不同论文往往同时改变模型规模、数据来源、散度目标和教师信息预算，结果难以直接横向比较。本文将以 Qwen3-4B 教师、Qwen3-0.6B 学生和公开 Function Calling 数据为统一载体，围绕 Forward KL、Reverse KL、广义散度以及全词表、Top-K、K1 三类监督方式开展受控性能分析；这一安排是对既有方法变量的系统化复现与比较，不预设尚未获得实验支持的结论。</w:t>
       </w:r>
     </w:p>
     <w:p>
@@ -4213,16 +5227,16 @@
           <w:color w:val="000000"/>
           <w:sz w:val="24"/>
         </w:rPr>
-        <w:t xml:space="preserve">4.6 可行性分析</w:t>
-      </w:r>
-    </w:p>
-    <w:p>
-      <w:pPr>
-        <w:ind w:firstLine="420"/>
-        <w:jc w:val="both"/>
-      </w:pPr>
-      <w:r>
-        <w:t xml:space="preserve">Qwen3-0.6B 学生、Qwen3-4B 教师和 LoRA 后训练构成可实施的模型组合，PyTorch、Transformers、PEFT 与 vLLM 提供训练和部署基础。研究采用由小规模验证到正式实验的渐进方式，在固定模型、数据、接口和评测规则后逐步扩大训练规模，因此具备明确的实现路径与验证条件。</w:t>
+        <w:t>4.6 可行性分析</w:t>
+      </w:r>
+    </w:p>
+    <w:p>
+      <w:pPr>
+        <w:ind w:firstLine="420"/>
+        <w:jc w:val="both"/>
+      </w:pPr>
+      <w:r>
+        <w:t>Qwen3-0.6B 学生、Qwen3-4B 教师和 LoRA 后训练构成可实施的模型组合，PyTorch、Transformers、PEFT 与 vLLM 提供训练和部署基础。研究采用由小规模验证到正式实验的渐进方式，在固定模型、数据、接口和评测规则后逐步扩大训练规模，因此具备明确的实现路径与验证条件。</w:t>
       </w:r>
     </w:p>
     <w:p>
@@ -4264,7 +5278,7 @@
           <w:rFonts w:ascii="Times New Roman" w:hAnsi="Times New Roman" w:eastAsia="宋体"/>
           <w:sz w:val="24"/>
         </w:rPr>
-        <w:t xml:space="preserve">本课题自 2026 年 9 月开题申请起，至 2027 年 5 月结题申请与答辩结束，按实际培养环节组织实施。开题申请时间为 2026 年 9 月 14 日至 9 月 30 日，中期申请预计在 2027 年 3 月，结题申请与答辩预计在 2027 年 5 月。进度安排如图 3 和表中所示。</w:t>
+        <w:t>本课题自 2026 年 9 月开题申请起，至 2027 年 5 月结题申请与答辩结束，按实际培养环节组织实施。开题申请时间为 2026 年 9 月 14 日至 9 月 30 日，中期申请预计在 2027 年 3 月，结题申请与答辩预计在 2027 年 5 月。进度安排如图 3 和表中所示。</w:t>
       </w:r>
     </w:p>
     <w:tbl>
@@ -4295,7 +5309,7 @@
       </w:tblGrid>
       <w:tr>
         <w:trPr>
-          <w:tblHeader w:val="1"/>
+          <w:tblHeader/>
           <w:jc w:val="center"/>
         </w:trPr>
         <w:tc>
@@ -4315,7 +5329,7 @@
                 <w:b/>
                 <w:sz w:val="17"/>
               </w:rPr>
-              <w:t xml:space="preserve">阶段</w:t>
+              <w:t>阶段</w:t>
             </w:r>
           </w:p>
         </w:tc>
@@ -4336,7 +5350,7 @@
                 <w:b/>
                 <w:sz w:val="17"/>
               </w:rPr>
-              <w:t xml:space="preserve">计划内容</w:t>
+              <w:t>计划内容</w:t>
             </w:r>
           </w:p>
         </w:tc>
@@ -4357,7 +5371,7 @@
                 <w:b/>
                 <w:sz w:val="17"/>
               </w:rPr>
-              <w:t xml:space="preserve">预期材料</w:t>
+              <w:t>预期材料</w:t>
             </w:r>
           </w:p>
         </w:tc>
@@ -4383,7 +5397,7 @@
                 <w:b w:val="0"/>
                 <w:sz w:val="17"/>
               </w:rPr>
-              <w:t xml:space="preserve">2026年9月14日—9月30日：开题申请与方案确认</w:t>
+              <w:t>2026年9月14日—9月30日：开题申请与方案确认</w:t>
             </w:r>
           </w:p>
         </w:tc>
@@ -4404,7 +5418,7 @@
                 <w:b w:val="0"/>
                 <w:sz w:val="17"/>
               </w:rPr>
-              <w:t xml:space="preserve">完成开题材料修改与提交；明确研究问题、模型组合、数据范围、实验变量、评价指标和复现要求。</w:t>
+              <w:t>完成开题材料修改与提交；明确研究问题、模型组合、数据范围、实验变量、评价指标和复现要求。</w:t>
             </w:r>
           </w:p>
         </w:tc>
@@ -4425,7 +5439,7 @@
                 <w:b w:val="0"/>
                 <w:sz w:val="17"/>
               </w:rPr>
-              <w:t xml:space="preserve">开题报告、研究方案、文献与任务清单</w:t>
+              <w:t>开题报告、研究方案、文献与任务清单</w:t>
             </w:r>
           </w:p>
         </w:tc>
@@ -4451,7 +5465,7 @@
                 <w:b w:val="0"/>
                 <w:sz w:val="17"/>
               </w:rPr>
-              <w:t xml:space="preserve">2026年10月—11月：资料、数据与兼容性准备</w:t>
+              <w:t>2026年10月—11月：资料、数据与兼容性准备</w:t>
             </w:r>
           </w:p>
         </w:tc>
@@ -4472,7 +5486,7 @@
                 <w:b w:val="0"/>
                 <w:sz w:val="17"/>
               </w:rPr>
-              <w:t xml:space="preserve">继续文献调研；筛选公开 Function Calling 数据，完成去重、切分和字段映射；审计 tokenizer、消息模板、工具 Schema、特殊 token 与模型版本。</w:t>
+              <w:t>继续文献调研；筛选公开 Function Calling 数据，完成去重、切分和字段映射；审计 tokenizer、消息模板、工具 Schema、特殊 token 与模型版本。</w:t>
             </w:r>
           </w:p>
         </w:tc>
@@ -4493,7 +5507,7 @@
                 <w:b w:val="0"/>
                 <w:sz w:val="17"/>
               </w:rPr>
-              <w:t xml:space="preserve">文献记录、数据清单、审计报告、统一数据格式</w:t>
+              <w:t>文献记录、数据清单、审计报告、统一数据格式</w:t>
             </w:r>
           </w:p>
         </w:tc>
@@ -4519,7 +5533,7 @@
                 <w:b w:val="0"/>
                 <w:sz w:val="17"/>
               </w:rPr>
-              <w:t xml:space="preserve">2026年12月—2027年1月：训练与推理管线实现</w:t>
+              <w:t>2026年12月—2027年1月：训练与推理管线实现</w:t>
             </w:r>
           </w:p>
         </w:tc>
@@ -4540,7 +5554,7 @@
                 <w:b w:val="0"/>
                 <w:sz w:val="17"/>
               </w:rPr>
-              <w:t xml:space="preserve">实现 LoRA 训练、学生 rollout、教师评分、全词表/Top-K/K1 接口和统一评测脚本；通过小规模试运行确定上下文长度、批大小与精度配置。</w:t>
+              <w:t>实现 LoRA 训练、学生 rollout、教师评分、全词表/Top-K/K1 接口和统一评测脚本；通过小规模试运行确定上下文长度、批大小与精度配置。</w:t>
             </w:r>
           </w:p>
         </w:tc>
@@ -4561,7 +5575,7 @@
                 <w:b w:val="0"/>
                 <w:sz w:val="17"/>
               </w:rPr>
-              <w:t xml:space="preserve">可运行代码、接口测试、试运行记录与固定配置</w:t>
+              <w:t>可运行代码、接口测试、试运行记录与固定配置</w:t>
             </w:r>
           </w:p>
         </w:tc>
@@ -4587,7 +5601,7 @@
                 <w:b w:val="0"/>
                 <w:sz w:val="17"/>
               </w:rPr>
-              <w:t xml:space="preserve">2027年2月—3月：正式实验与中期申请</w:t>
+              <w:t>2027年2月—3月：正式实验与中期申请</w:t>
             </w:r>
           </w:p>
         </w:tc>
@@ -4608,7 +5622,7 @@
                 <w:b w:val="0"/>
                 <w:sz w:val="17"/>
               </w:rPr>
-              <w:t xml:space="preserve">在统一数据、训练预算和生成协议下启动主要对照实验；完成训练链路、阶段性结果和资源记录，并于 2027 年 3 月提交中期申请。</w:t>
+              <w:t>在统一数据、训练预算和生成协议下启动主要对照实验；完成训练链路、阶段性结果和资源记录，并于 2027 年 3 月提交中期申请。</w:t>
             </w:r>
           </w:p>
         </w:tc>
@@ -4629,7 +5643,7 @@
                 <w:b w:val="0"/>
                 <w:sz w:val="17"/>
               </w:rPr>
-              <w:t xml:space="preserve">训练检查点、配置与日志、阶段性指标、中期材料</w:t>
+              <w:t>训练检查点、配置与日志、阶段性指标、中期材料</w:t>
             </w:r>
           </w:p>
         </w:tc>
@@ -4655,7 +5669,7 @@
                 <w:b w:val="0"/>
                 <w:sz w:val="17"/>
               </w:rPr>
-              <w:t xml:space="preserve">2027年3月—4月：补充实验、部署评测与统计分析</w:t>
+              <w:t>2027年3月—4月：补充实验、部署评测与统计分析</w:t>
             </w:r>
           </w:p>
         </w:tc>
@@ -4676,7 +5690,7 @@
                 <w:b w:val="0"/>
                 <w:sz w:val="17"/>
               </w:rPr>
-              <w:t xml:space="preserve">完成主要组合、必要重复实验与消融；搭建 Function Calling/Agent 测试环境，统计任务正确性、训练稳定性、显存、吞吐、延迟和训练耗时。</w:t>
+              <w:t>完成主要组合、必要重复实验与消融；搭建 Function Calling/Agent 测试环境，统计任务正确性、训练稳定性、显存、吞吐、延迟和训练耗时。</w:t>
             </w:r>
           </w:p>
         </w:tc>
@@ -4697,7 +5711,7 @@
                 <w:b w:val="0"/>
                 <w:sz w:val="17"/>
               </w:rPr>
-              <w:t xml:space="preserve">原始结果、统计表、误差分类、对比图与复现记录</w:t>
+              <w:t>原始结果、统计表、误差分类、对比图与复现记录</w:t>
             </w:r>
           </w:p>
         </w:tc>
@@ -4723,7 +5737,7 @@
                 <w:b w:val="0"/>
                 <w:sz w:val="17"/>
               </w:rPr>
-              <w:t xml:space="preserve">2027年4月—5月：论文撰写、结题与答辩</w:t>
+              <w:t>2027年4月—5月：论文撰写、结题与答辩</w:t>
             </w:r>
           </w:p>
         </w:tc>
@@ -4744,7 +5758,7 @@
                 <w:b w:val="0"/>
                 <w:sz w:val="17"/>
               </w:rPr>
-              <w:t xml:space="preserve">完成结果分析、资源—性能权衡和失败案例讨论；整理复现材料，撰写并修改毕业论文；预计 2027 年 5 月完成结题申请与答辩。</w:t>
+              <w:t>完成结果分析、资源—性能权衡和失败案例讨论；整理复现材料，撰写并修改毕业论文；预计 2027 年 5 月完成结题申请与答辩。</w:t>
             </w:r>
           </w:p>
         </w:tc>
@@ -4765,7 +5779,7 @@
                 <w:b w:val="0"/>
                 <w:sz w:val="17"/>
               </w:rPr>
-              <w:t xml:space="preserve">论文定稿、复现说明、结题材料与答辩材料</w:t>
+              <w:t>论文定稿、复现说明、结题材料与答辩材料</w:t>
             </w:r>
           </w:p>
         </w:tc>
@@ -4837,7 +5851,7 @@
         <w:jc w:val="both"/>
       </w:pPr>
       <w:r>
-        <w:t xml:space="preserve">进度安排覆盖 2026 年 9 月至 2027 年 5 月。2026 年内重点完成开题、数据准备、兼容性审计和训练管线实现；2027 年 2 月起开展正式实验，并在 3 月中期申请前形成阶段性结果；随后完成补充实验、部署评测和统计分析，4—5 月集中完成论文、结题和答辩材料。</w:t>
+        <w:t>进度安排覆盖 2026 年 9 月至 2027 年 5 月。2026 年内重点完成开题、数据准备、兼容性审计和训练管线实现；2027 年 2 月起开展正式实验，并在 3 月中期申请前形成阶段性结果；随后完成补充实验、部署评测和统计分析，4—5 月集中完成论文、结题和答辩材料。</w:t>
       </w:r>
     </w:p>
     <w:p>
@@ -5424,7 +6438,7 @@
     <w:p>
       <w:pPr>
         <w:pStyle w:val="2"/>
-        <w:pageBreakBefore w:val="1"/>
+        <w:pageBreakBefore/>
       </w:pPr>
       <w:r>
         <w:rPr>
@@ -5442,7 +6456,7 @@
         <w:jc w:val="both"/>
       </w:pPr>
       <w:r>
-        <w:t xml:space="preserve">本课题可能遇到的困难集中在数据与接口、蒸馏估计、训练资源和部署评测四个方面，主要问题及解决措施如下：</w:t>
+        <w:t>本课题可能遇到的困难集中在数据与接口、蒸馏估计、训练资源和部署评测四个方面，主要问题及解决措施如下：</w:t>
       </w:r>
     </w:p>
     <w:tbl>
@@ -5472,7 +6486,7 @@
       </w:tblGrid>
       <w:tr>
         <w:trPr>
-          <w:tblHeader w:val="1"/>
+          <w:tblHeader/>
         </w:trPr>
         <w:tc>
           <w:tcPr>
@@ -5487,7 +6501,7 @@
               <w:rPr>
                 <w:b/>
               </w:rPr>
-              <w:t xml:space="preserve">可能遇到的困难和问题</w:t>
+              <w:t>可能遇到的困难和问题</w:t>
             </w:r>
           </w:p>
         </w:tc>
@@ -5693,16 +6707,16 @@
         <w:jc w:val="both"/>
       </w:pPr>
       <w:r>
-        <w:t xml:space="preserve">实施过程中，训练前完成数据、模型、tokenizer 和消息模板审计；采用短序列验证、小批量训练、梯度累积、混合精度、教师输出缓存和分块计算控制资源开销；为全词表、Top-K 和 K1 规定统一的支持集、采样与 Mask 协议，并保存异常 loss、非法结构和失败工具调用的可追溯样本。</w:t>
-      </w:r>
-    </w:p>
-    <w:p>
-      <w:pPr>
-        <w:ind w:firstLine="420"/>
-        <w:jc w:val="both"/>
-      </w:pPr>
-      <w:r>
-        <w:t xml:space="preserve">实验日志按照数据与接口、蒸馏估计、训练资源和部署评测四类记录问题；评测结果分层报告格式解析、函数选择、参数生成、工具执行和端到端任务完成情况，使算法效果、资源成本与系统性能能够分别分析。</w:t>
+        <w:t>实施过程中，训练前完成数据、模型、tokenizer 和消息模板审计；采用短序列验证、小批量训练、梯度累积、混合精度、教师输出缓存和分块计算控制资源开销；为全词表、Top-K 和 K1 规定统一的支持集、采样与 Mask 协议，并保存异常 loss、非法结构和失败工具调用的可追溯样本。</w:t>
+      </w:r>
+    </w:p>
+    <w:p>
+      <w:pPr>
+        <w:ind w:firstLine="420"/>
+        <w:jc w:val="both"/>
+      </w:pPr>
+      <w:r>
+        <w:t>实验日志按照数据与接口、蒸馏估计、训练资源和部署评测四类记录问题；评测结果分层报告格式解析、函数选择、参数生成、工具执行和端到端任务完成情况，使算法效果、资源成本与系统性能能够分别分析。</w:t>
       </w:r>
     </w:p>
     <w:p>
@@ -6107,10 +7121,12 @@
       </w:r>
     </w:p>
     <w:sectPr>
+      <w:footerReference w:type="default" r:id="rId12"/>
       <w:pgSz w:w="11906" w:h="16838"/>
       <w:pgMar w:top="1440" w:right="1800" w:bottom="1440" w:left="1800" w:header="851" w:footer="992" w:gutter="0"/>
       <w:cols w:space="425" w:num="1"/>
       <w:docGrid w:type="lines" w:linePitch="312" w:charSpace="0"/>
+      <w:pgNumType w:start="1"/>
     </w:sectPr>
   </w:body>
 </w:document>
@@ -6139,6 +7155,29 @@
     </w:p>
   </w:endnote>
 </w:endnotes>
+</file>
+
+<file path=word/footer1.xml><?xml version="1.0" encoding="utf-8"?>
+<w:ftr xmlns:m="http://schemas.openxmlformats.org/officeDocument/2006/math" xmlns:mc="http://schemas.openxmlformats.org/markup-compatibility/2006" xmlns:mo="http://schemas.microsoft.com/office/mac/office/2008/main" xmlns:mv="urn:schemas-microsoft-com:mac:vml" xmlns:o="urn:schemas-microsoft-com:office:office" xmlns:r="http://schemas.openxmlformats.org/officeDocument/2006/relationships" xmlns:v="urn:schemas-microsoft-com:vml" xmlns:w10="urn:schemas-microsoft-com:office:word" xmlns:w14="http://schemas.microsoft.com/office/word/2010/wordml" xmlns:w="http://schemas.openxmlformats.org/wordprocessingml/2006/main" xmlns:wne="http://schemas.microsoft.com/office/word/2006/wordml" xmlns:wp14="http://schemas.microsoft.com/office/word/2010/wordprocessingDrawing" xmlns:wp="http://schemas.openxmlformats.org/drawingml/2006/wordprocessingDrawing" xmlns:wpc="http://schemas.microsoft.com/office/word/2010/wordprocessingCanvas" xmlns:wpg="http://schemas.microsoft.com/office/word/2010/wordprocessingGroup" xmlns:wpi="http://schemas.microsoft.com/office/word/2010/wordprocessingInk" xmlns:wps="http://schemas.microsoft.com/office/word/2010/wordprocessingShape" mc:Ignorable="w14 wp14">
+  <w:p>
+    <w:pPr>
+      <w:pStyle w:val="Footer"/>
+      <w:jc w:val="center"/>
+    </w:pPr>
+    <w:r>
+      <w:rPr>
+        <w:rFonts w:ascii="Times New Roman" w:hAnsi="Times New Roman" w:eastAsia="Times New Roman"/>
+        <w:b w:val="0"/>
+        <w:sz w:val="21"/>
+      </w:rPr>
+      <w:fldChar w:fldCharType="begin"/>
+      <w:instrText xml:space="preserve"> PAGE </w:instrText>
+      <w:fldChar w:fldCharType="separate"/>
+      <w:t>1</w:t>
+      <w:fldChar w:fldCharType="end"/>
+    </w:r>
+  </w:p>
+</w:ftr>
 </file>
 
 <file path=word/footnotes.xml><?xml version="1.0" encoding="utf-8"?>

--- a/Papers/output/开题报告-基于在线策略蒸馏的大语言模型后训练方法研究.docx
+++ b/Papers/output/开题报告-基于在线策略蒸馏的大语言模型后训练方法研究.docx
@@ -617,6 +617,15 @@
       </w:r>
     </w:p>
     <w:p>
+      <w:r>
+        <w:fldChar w:fldCharType="begin" w:dirty="true"/>
+      </w:r>
+      <w:r>
+        <w:instrText xml:space="preserve"> TOC \o "1-2" \h \z \u </w:instrText>
+      </w:r>
+      <w:r>
+        <w:fldChar w:fldCharType="separate"/>
+      </w:r>
       <w:pPr>
         <w:tabs>
           <w:tab w:pos="8731" w:val="right" w:leader="dot"/>
@@ -1550,6 +1559,9 @@
         </w:rPr>
         <w:tab/>
         <w:t>17</w:t>
+      </w:r>
+      <w:r>
+        <w:fldChar w:fldCharType="end"/>
       </w:r>
     </w:p>
     <w:p>

--- a/Papers/output/开题报告-基于在线策略蒸馏的大语言模型后训练方法研究.docx
+++ b/Papers/output/开题报告-基于在线策略蒸馏的大语言模型后训练方法研究.docx
@@ -10,6 +10,7 @@
           <w:spacing w:val="40"/>
         </w:rPr>
       </w:pPr>
+      <w:bookmarkStart w:id="36" w:name="_GoBack"/>
       <w:r>
         <w:rPr>
           <w:rFonts w:hint="eastAsia" w:hAnsi="宋体"/>
@@ -93,7 +94,7 @@
                     </pic:cNvPicPr>
                   </pic:nvPicPr>
                   <pic:blipFill>
-                    <a:blip r:embed="rId6" cstate="print">
+                    <a:blip r:embed="rId7" cstate="print">
                       <a:extLst>
                         <a:ext uri="{28A0092B-C50C-407E-A947-70E740481C1C}">
                           <a14:useLocalDpi xmlns:a14="http://schemas.microsoft.com/office/drawing/2010/main" val="0"/>
@@ -579,17 +580,7 @@
           <w:sz w:val="32"/>
           <w:u w:val="single"/>
         </w:rPr>
-        <w:t xml:space="preserve">       </w:t>
-      </w:r>
-      <w:bookmarkStart w:id="0" w:name="_GoBack"/>
-      <w:bookmarkEnd w:id="0"/>
-      <w:r>
-        <w:rPr>
-          <w:b/>
-          <w:sz w:val="32"/>
-          <w:u w:val="single"/>
-        </w:rPr>
-        <w:t xml:space="preserve">  </w:t>
+        <w:t xml:space="preserve">         </w:t>
       </w:r>
     </w:p>
     <w:p>
@@ -617,8 +608,14 @@
       </w:r>
     </w:p>
     <w:p>
-      <w:r>
-        <w:fldChar w:fldCharType="begin" w:dirty="true"/>
+      <w:pPr>
+        <w:pStyle w:val="7"/>
+        <w:tabs>
+          <w:tab w:val="right" w:leader="dot" w:pos="8306"/>
+        </w:tabs>
+      </w:pPr>
+      <w:r>
+        <w:fldChar w:fldCharType="begin"/>
       </w:r>
       <w:r>
         <w:instrText xml:space="preserve"> TOC \o "1-2" \h \z \u </w:instrText>
@@ -626,941 +623,1592 @@
       <w:r>
         <w:fldChar w:fldCharType="separate"/>
       </w:r>
-      <w:pPr>
+      <w:r>
+        <w:fldChar w:fldCharType="begin"/>
+      </w:r>
+      <w:r>
+        <w:instrText xml:space="preserve"> HYPERLINK \l _Toc88311075 </w:instrText>
+      </w:r>
+      <w:r>
+        <w:fldChar w:fldCharType="separate"/>
+      </w:r>
+      <w:r>
+        <w:rPr>
+          <w:rFonts w:ascii="黑体" w:hAnsi="黑体" w:eastAsia="黑体" w:cs="黑体"/>
+        </w:rPr>
+        <w:t>1．课题来源及研究的目的和意义</w:t>
+      </w:r>
+      <w:r>
+        <w:tab/>
+      </w:r>
+      <w:r>
+        <w:fldChar w:fldCharType="begin"/>
+      </w:r>
+      <w:r>
+        <w:instrText xml:space="preserve"> PAGEREF _Toc88311075 \h </w:instrText>
+      </w:r>
+      <w:r>
+        <w:fldChar w:fldCharType="separate"/>
+      </w:r>
+      <w:r>
+        <w:t>3</w:t>
+      </w:r>
+      <w:r>
+        <w:fldChar w:fldCharType="end"/>
+      </w:r>
+      <w:r>
+        <w:fldChar w:fldCharType="end"/>
+      </w:r>
+    </w:p>
+    <w:p>
+      <w:pPr>
+        <w:pStyle w:val="8"/>
         <w:tabs>
-          <w:tab w:pos="8731" w:val="right" w:leader="dot"/>
+          <w:tab w:val="right" w:leader="dot" w:pos="8306"/>
+        </w:tabs>
+      </w:pPr>
+      <w:r>
+        <w:fldChar w:fldCharType="begin"/>
+      </w:r>
+      <w:r>
+        <w:instrText xml:space="preserve"> HYPERLINK \l _Toc333037448 </w:instrText>
+      </w:r>
+      <w:r>
+        <w:fldChar w:fldCharType="separate"/>
+      </w:r>
+      <w:r>
+        <w:rPr>
+          <w:rFonts w:ascii="黑体" w:hAnsi="黑体" w:eastAsia="黑体" w:cs="黑体"/>
+        </w:rPr>
+        <w:t>1.1 课题来源</w:t>
+      </w:r>
+      <w:r>
+        <w:tab/>
+      </w:r>
+      <w:r>
+        <w:fldChar w:fldCharType="begin"/>
+      </w:r>
+      <w:r>
+        <w:instrText xml:space="preserve"> PAGEREF _Toc333037448 \h </w:instrText>
+      </w:r>
+      <w:r>
+        <w:fldChar w:fldCharType="separate"/>
+      </w:r>
+      <w:r>
+        <w:t>3</w:t>
+      </w:r>
+      <w:r>
+        <w:fldChar w:fldCharType="end"/>
+      </w:r>
+      <w:r>
+        <w:fldChar w:fldCharType="end"/>
+      </w:r>
+    </w:p>
+    <w:p>
+      <w:pPr>
+        <w:pStyle w:val="8"/>
+        <w:tabs>
+          <w:tab w:val="right" w:leader="dot" w:pos="8306"/>
+        </w:tabs>
+      </w:pPr>
+      <w:r>
+        <w:fldChar w:fldCharType="begin"/>
+      </w:r>
+      <w:r>
+        <w:instrText xml:space="preserve"> HYPERLINK \l _Toc1018004454 </w:instrText>
+      </w:r>
+      <w:r>
+        <w:fldChar w:fldCharType="separate"/>
+      </w:r>
+      <w:r>
+        <w:rPr>
+          <w:rFonts w:ascii="黑体" w:hAnsi="黑体" w:eastAsia="黑体" w:cs="黑体"/>
+        </w:rPr>
+        <w:t>1.2 研究背景</w:t>
+      </w:r>
+      <w:r>
+        <w:tab/>
+      </w:r>
+      <w:r>
+        <w:fldChar w:fldCharType="begin"/>
+      </w:r>
+      <w:r>
+        <w:instrText xml:space="preserve"> PAGEREF _Toc1018004454 \h </w:instrText>
+      </w:r>
+      <w:r>
+        <w:fldChar w:fldCharType="separate"/>
+      </w:r>
+      <w:r>
+        <w:t>3</w:t>
+      </w:r>
+      <w:r>
+        <w:fldChar w:fldCharType="end"/>
+      </w:r>
+      <w:r>
+        <w:fldChar w:fldCharType="end"/>
+      </w:r>
+    </w:p>
+    <w:p>
+      <w:pPr>
+        <w:pStyle w:val="8"/>
+        <w:tabs>
+          <w:tab w:val="right" w:leader="dot" w:pos="8306"/>
+        </w:tabs>
+      </w:pPr>
+      <w:r>
+        <w:fldChar w:fldCharType="begin"/>
+      </w:r>
+      <w:r>
+        <w:instrText xml:space="preserve"> HYPERLINK \l _Toc598642729 </w:instrText>
+      </w:r>
+      <w:r>
+        <w:fldChar w:fldCharType="separate"/>
+      </w:r>
+      <w:r>
+        <w:rPr>
+          <w:rFonts w:ascii="黑体" w:hAnsi="黑体" w:eastAsia="黑体" w:cs="黑体"/>
+        </w:rPr>
+        <w:t>1.3 传统后训练方法的局限</w:t>
+      </w:r>
+      <w:r>
+        <w:tab/>
+      </w:r>
+      <w:r>
+        <w:fldChar w:fldCharType="begin"/>
+      </w:r>
+      <w:r>
+        <w:instrText xml:space="preserve"> PAGEREF _Toc598642729 \h </w:instrText>
+      </w:r>
+      <w:r>
+        <w:fldChar w:fldCharType="separate"/>
+      </w:r>
+      <w:r>
+        <w:t>4</w:t>
+      </w:r>
+      <w:r>
+        <w:fldChar w:fldCharType="end"/>
+      </w:r>
+      <w:r>
+        <w:fldChar w:fldCharType="end"/>
+      </w:r>
+    </w:p>
+    <w:p>
+      <w:pPr>
+        <w:pStyle w:val="8"/>
+        <w:tabs>
+          <w:tab w:val="right" w:leader="dot" w:pos="8306"/>
+        </w:tabs>
+      </w:pPr>
+      <w:r>
+        <w:fldChar w:fldCharType="begin"/>
+      </w:r>
+      <w:r>
+        <w:instrText xml:space="preserve"> HYPERLINK \l _Toc427460108 </w:instrText>
+      </w:r>
+      <w:r>
+        <w:fldChar w:fldCharType="separate"/>
+      </w:r>
+      <w:r>
+        <w:rPr>
+          <w:rFonts w:ascii="黑体" w:hAnsi="黑体" w:eastAsia="黑体" w:cs="黑体"/>
+        </w:rPr>
+        <w:t>1.4 在线策略蒸馏的研究价值</w:t>
+      </w:r>
+      <w:r>
+        <w:tab/>
+      </w:r>
+      <w:r>
+        <w:fldChar w:fldCharType="begin"/>
+      </w:r>
+      <w:r>
+        <w:instrText xml:space="preserve"> PAGEREF _Toc427460108 \h </w:instrText>
+      </w:r>
+      <w:r>
+        <w:fldChar w:fldCharType="separate"/>
+      </w:r>
+      <w:r>
+        <w:t>5</w:t>
+      </w:r>
+      <w:r>
+        <w:fldChar w:fldCharType="end"/>
+      </w:r>
+      <w:r>
+        <w:fldChar w:fldCharType="end"/>
+      </w:r>
+    </w:p>
+    <w:p>
+      <w:pPr>
+        <w:pStyle w:val="8"/>
+        <w:tabs>
+          <w:tab w:val="right" w:leader="dot" w:pos="8306"/>
+        </w:tabs>
+      </w:pPr>
+      <w:r>
+        <w:fldChar w:fldCharType="begin"/>
+      </w:r>
+      <w:r>
+        <w:instrText xml:space="preserve"> HYPERLINK \l _Toc989235941 </w:instrText>
+      </w:r>
+      <w:r>
+        <w:fldChar w:fldCharType="separate"/>
+      </w:r>
+      <w:r>
+        <w:rPr>
+          <w:rFonts w:ascii="黑体" w:hAnsi="黑体" w:eastAsia="黑体" w:cs="黑体"/>
+        </w:rPr>
+        <w:t>1.5 研究目的和意义</w:t>
+      </w:r>
+      <w:r>
+        <w:tab/>
+      </w:r>
+      <w:r>
+        <w:fldChar w:fldCharType="begin"/>
+      </w:r>
+      <w:r>
+        <w:instrText xml:space="preserve"> PAGEREF _Toc989235941 \h </w:instrText>
+      </w:r>
+      <w:r>
+        <w:fldChar w:fldCharType="separate"/>
+      </w:r>
+      <w:r>
+        <w:t>5</w:t>
+      </w:r>
+      <w:r>
+        <w:fldChar w:fldCharType="end"/>
+      </w:r>
+      <w:r>
+        <w:fldChar w:fldCharType="end"/>
+      </w:r>
+    </w:p>
+    <w:p>
+      <w:pPr>
+        <w:pStyle w:val="7"/>
+        <w:tabs>
+          <w:tab w:val="right" w:leader="dot" w:pos="8306"/>
+        </w:tabs>
+      </w:pPr>
+      <w:r>
+        <w:fldChar w:fldCharType="begin"/>
+      </w:r>
+      <w:r>
+        <w:instrText xml:space="preserve"> HYPERLINK \l _Toc270065313 </w:instrText>
+      </w:r>
+      <w:r>
+        <w:fldChar w:fldCharType="separate"/>
+      </w:r>
+      <w:r>
+        <w:rPr>
+          <w:rFonts w:ascii="黑体" w:hAnsi="黑体" w:eastAsia="黑体" w:cs="黑体"/>
+        </w:rPr>
+        <w:t>2．国内外在该方向的研究现状及分析</w:t>
+      </w:r>
+      <w:r>
+        <w:tab/>
+      </w:r>
+      <w:r>
+        <w:fldChar w:fldCharType="begin"/>
+      </w:r>
+      <w:r>
+        <w:instrText xml:space="preserve"> PAGEREF _Toc270065313 \h </w:instrText>
+      </w:r>
+      <w:r>
+        <w:fldChar w:fldCharType="separate"/>
+      </w:r>
+      <w:r>
+        <w:t>6</w:t>
+      </w:r>
+      <w:r>
+        <w:fldChar w:fldCharType="end"/>
+      </w:r>
+      <w:r>
+        <w:fldChar w:fldCharType="end"/>
+      </w:r>
+    </w:p>
+    <w:p>
+      <w:pPr>
+        <w:pStyle w:val="8"/>
+        <w:tabs>
+          <w:tab w:val="right" w:leader="dot" w:pos="8306"/>
+        </w:tabs>
+      </w:pPr>
+      <w:r>
+        <w:fldChar w:fldCharType="begin"/>
+      </w:r>
+      <w:r>
+        <w:instrText xml:space="preserve"> HYPERLINK \l _Toc1354769480 </w:instrText>
+      </w:r>
+      <w:r>
+        <w:fldChar w:fldCharType="separate"/>
+      </w:r>
+      <w:r>
+        <w:rPr>
+          <w:rFonts w:ascii="黑体" w:hAnsi="黑体" w:eastAsia="黑体" w:cs="黑体"/>
+        </w:rPr>
+        <w:t>2.1 大语言模型后训练和知识蒸馏</w:t>
+      </w:r>
+      <w:r>
+        <w:tab/>
+      </w:r>
+      <w:r>
+        <w:fldChar w:fldCharType="begin"/>
+      </w:r>
+      <w:r>
+        <w:instrText xml:space="preserve"> PAGEREF _Toc1354769480 \h </w:instrText>
+      </w:r>
+      <w:r>
+        <w:fldChar w:fldCharType="separate"/>
+      </w:r>
+      <w:r>
+        <w:t>6</w:t>
+      </w:r>
+      <w:r>
+        <w:fldChar w:fldCharType="end"/>
+      </w:r>
+      <w:r>
+        <w:fldChar w:fldCharType="end"/>
+      </w:r>
+    </w:p>
+    <w:p>
+      <w:pPr>
+        <w:pStyle w:val="8"/>
+        <w:tabs>
+          <w:tab w:val="right" w:leader="dot" w:pos="8306"/>
+        </w:tabs>
+      </w:pPr>
+      <w:r>
+        <w:fldChar w:fldCharType="begin"/>
+      </w:r>
+      <w:r>
+        <w:instrText xml:space="preserve"> HYPERLINK \l _Toc1989024866 </w:instrText>
+      </w:r>
+      <w:r>
+        <w:fldChar w:fldCharType="separate"/>
+      </w:r>
+      <w:r>
+        <w:rPr>
+          <w:rFonts w:ascii="黑体" w:hAnsi="黑体" w:eastAsia="黑体" w:cs="黑体"/>
+        </w:rPr>
+        <w:t>2.2 分布偏移与在线策略蒸馏</w:t>
+      </w:r>
+      <w:r>
+        <w:tab/>
+      </w:r>
+      <w:r>
+        <w:fldChar w:fldCharType="begin"/>
+      </w:r>
+      <w:r>
+        <w:instrText xml:space="preserve"> PAGEREF _Toc1989024866 \h </w:instrText>
+      </w:r>
+      <w:r>
+        <w:fldChar w:fldCharType="separate"/>
+      </w:r>
+      <w:r>
+        <w:t>7</w:t>
+      </w:r>
+      <w:r>
+        <w:fldChar w:fldCharType="end"/>
+      </w:r>
+      <w:r>
+        <w:fldChar w:fldCharType="end"/>
+      </w:r>
+    </w:p>
+    <w:p>
+      <w:pPr>
+        <w:pStyle w:val="8"/>
+        <w:tabs>
+          <w:tab w:val="right" w:leader="dot" w:pos="8306"/>
+        </w:tabs>
+      </w:pPr>
+      <w:r>
+        <w:fldChar w:fldCharType="begin"/>
+      </w:r>
+      <w:r>
+        <w:instrText xml:space="preserve"> HYPERLINK \l _Toc1810473660 </w:instrText>
+      </w:r>
+      <w:r>
+        <w:fldChar w:fldCharType="separate"/>
+      </w:r>
+      <w:r>
+        <w:rPr>
+          <w:rFonts w:ascii="黑体" w:hAnsi="黑体" w:eastAsia="黑体" w:cs="黑体"/>
+        </w:rPr>
+        <w:t>2.3 KL 散度方向与广义散度</w:t>
+      </w:r>
+      <w:r>
+        <w:tab/>
+      </w:r>
+      <w:r>
+        <w:fldChar w:fldCharType="begin"/>
+      </w:r>
+      <w:r>
+        <w:instrText xml:space="preserve"> PAGEREF _Toc1810473660 \h </w:instrText>
+      </w:r>
+      <w:r>
+        <w:fldChar w:fldCharType="separate"/>
+      </w:r>
+      <w:r>
+        <w:t>9</w:t>
+      </w:r>
+      <w:r>
+        <w:fldChar w:fldCharType="end"/>
+      </w:r>
+      <w:r>
+        <w:fldChar w:fldCharType="end"/>
+      </w:r>
+    </w:p>
+    <w:p>
+      <w:pPr>
+        <w:pStyle w:val="8"/>
+        <w:tabs>
+          <w:tab w:val="right" w:leader="dot" w:pos="8306"/>
+        </w:tabs>
+      </w:pPr>
+      <w:r>
+        <w:fldChar w:fldCharType="begin"/>
+      </w:r>
+      <w:r>
+        <w:instrText xml:space="preserve"> HYPERLINK \l _Toc935009277 </w:instrText>
+      </w:r>
+      <w:r>
+        <w:fldChar w:fldCharType="separate"/>
+      </w:r>
+      <w:r>
+        <w:rPr>
+          <w:rFonts w:ascii="黑体" w:hAnsi="黑体" w:eastAsia="黑体" w:cs="黑体"/>
+        </w:rPr>
+        <w:t>2.4 监督信息粒度与资源效率</w:t>
+      </w:r>
+      <w:r>
+        <w:tab/>
+      </w:r>
+      <w:r>
+        <w:fldChar w:fldCharType="begin"/>
+      </w:r>
+      <w:r>
+        <w:instrText xml:space="preserve"> PAGEREF _Toc935009277 \h </w:instrText>
+      </w:r>
+      <w:r>
+        <w:fldChar w:fldCharType="separate"/>
+      </w:r>
+      <w:r>
+        <w:t>10</w:t>
+      </w:r>
+      <w:r>
+        <w:fldChar w:fldCharType="end"/>
+      </w:r>
+      <w:r>
+        <w:fldChar w:fldCharType="end"/>
+      </w:r>
+    </w:p>
+    <w:p>
+      <w:pPr>
+        <w:pStyle w:val="8"/>
+        <w:tabs>
+          <w:tab w:val="right" w:leader="dot" w:pos="8306"/>
+        </w:tabs>
+      </w:pPr>
+      <w:r>
+        <w:fldChar w:fldCharType="begin"/>
+      </w:r>
+      <w:r>
+        <w:instrText xml:space="preserve"> HYPERLINK \l _Toc1563073440 </w:instrText>
+      </w:r>
+      <w:r>
+        <w:fldChar w:fldCharType="separate"/>
+      </w:r>
+      <w:r>
+        <w:rPr>
+          <w:rFonts w:ascii="黑体" w:hAnsi="黑体" w:eastAsia="黑体" w:cs="黑体"/>
+        </w:rPr>
+        <w:t>2.5 Function Calling 数据与评测研究</w:t>
+      </w:r>
+      <w:r>
+        <w:tab/>
+      </w:r>
+      <w:r>
+        <w:fldChar w:fldCharType="begin"/>
+      </w:r>
+      <w:r>
+        <w:instrText xml:space="preserve"> PAGEREF _Toc1563073440 \h </w:instrText>
+      </w:r>
+      <w:r>
+        <w:fldChar w:fldCharType="separate"/>
+      </w:r>
+      <w:r>
+        <w:t>11</w:t>
+      </w:r>
+      <w:r>
+        <w:fldChar w:fldCharType="end"/>
+      </w:r>
+      <w:r>
+        <w:fldChar w:fldCharType="end"/>
+      </w:r>
+    </w:p>
+    <w:p>
+      <w:pPr>
+        <w:pStyle w:val="7"/>
+        <w:tabs>
+          <w:tab w:val="right" w:leader="dot" w:pos="8306"/>
+        </w:tabs>
+      </w:pPr>
+      <w:r>
+        <w:fldChar w:fldCharType="begin"/>
+      </w:r>
+      <w:r>
+        <w:instrText xml:space="preserve"> HYPERLINK \l _Toc407852329 </w:instrText>
+      </w:r>
+      <w:r>
+        <w:fldChar w:fldCharType="separate"/>
+      </w:r>
+      <w:r>
+        <w:rPr>
+          <w:rFonts w:ascii="黑体" w:hAnsi="黑体" w:eastAsia="黑体" w:cs="黑体"/>
+        </w:rPr>
+        <w:t>3．主要研究内容</w:t>
+      </w:r>
+      <w:r>
+        <w:tab/>
+      </w:r>
+      <w:r>
+        <w:fldChar w:fldCharType="begin"/>
+      </w:r>
+      <w:r>
+        <w:instrText xml:space="preserve"> PAGEREF _Toc407852329 \h </w:instrText>
+      </w:r>
+      <w:r>
+        <w:fldChar w:fldCharType="separate"/>
+      </w:r>
+      <w:r>
+        <w:t>13</w:t>
+      </w:r>
+      <w:r>
+        <w:fldChar w:fldCharType="end"/>
+      </w:r>
+      <w:r>
+        <w:fldChar w:fldCharType="end"/>
+      </w:r>
+    </w:p>
+    <w:p>
+      <w:pPr>
+        <w:pStyle w:val="8"/>
+        <w:tabs>
+          <w:tab w:val="right" w:leader="dot" w:pos="8306"/>
+        </w:tabs>
+      </w:pPr>
+      <w:r>
+        <w:fldChar w:fldCharType="begin"/>
+      </w:r>
+      <w:r>
+        <w:instrText xml:space="preserve"> HYPERLINK \l _Toc6292279 </w:instrText>
+      </w:r>
+      <w:r>
+        <w:fldChar w:fldCharType="separate"/>
+      </w:r>
+      <w:r>
+        <w:rPr>
+          <w:rFonts w:ascii="黑体" w:hAnsi="黑体" w:eastAsia="黑体" w:cs="黑体"/>
+        </w:rPr>
+        <w:t>3.1 统一的在线策略蒸馏研究流程</w:t>
+      </w:r>
+      <w:r>
+        <w:tab/>
+      </w:r>
+      <w:r>
+        <w:fldChar w:fldCharType="begin"/>
+      </w:r>
+      <w:r>
+        <w:instrText xml:space="preserve"> PAGEREF _Toc6292279 \h </w:instrText>
+      </w:r>
+      <w:r>
+        <w:fldChar w:fldCharType="separate"/>
+      </w:r>
+      <w:r>
+        <w:t>13</w:t>
+      </w:r>
+      <w:r>
+        <w:fldChar w:fldCharType="end"/>
+      </w:r>
+      <w:r>
+        <w:fldChar w:fldCharType="end"/>
+      </w:r>
+    </w:p>
+    <w:p>
+      <w:pPr>
+        <w:pStyle w:val="8"/>
+        <w:tabs>
+          <w:tab w:val="right" w:leader="dot" w:pos="8306"/>
+        </w:tabs>
+      </w:pPr>
+      <w:r>
+        <w:fldChar w:fldCharType="begin"/>
+      </w:r>
+      <w:r>
+        <w:instrText xml:space="preserve"> HYPERLINK \l _Toc527634450 </w:instrText>
+      </w:r>
+      <w:r>
+        <w:fldChar w:fldCharType="separate"/>
+      </w:r>
+      <w:r>
+        <w:rPr>
+          <w:rFonts w:ascii="黑体" w:hAnsi="黑体" w:eastAsia="黑体" w:cs="黑体"/>
+        </w:rPr>
+        <w:t>3.2 三类散度目标</w:t>
+      </w:r>
+      <w:r>
+        <w:tab/>
+      </w:r>
+      <w:r>
+        <w:fldChar w:fldCharType="begin"/>
+      </w:r>
+      <w:r>
+        <w:instrText xml:space="preserve"> PAGEREF _Toc527634450 \h </w:instrText>
+      </w:r>
+      <w:r>
+        <w:fldChar w:fldCharType="separate"/>
+      </w:r>
+      <w:r>
+        <w:t>13</w:t>
+      </w:r>
+      <w:r>
+        <w:fldChar w:fldCharType="end"/>
+      </w:r>
+      <w:r>
+        <w:fldChar w:fldCharType="end"/>
+      </w:r>
+    </w:p>
+    <w:p>
+      <w:pPr>
+        <w:pStyle w:val="8"/>
+        <w:tabs>
+          <w:tab w:val="right" w:leader="dot" w:pos="8306"/>
+        </w:tabs>
+      </w:pPr>
+      <w:r>
+        <w:fldChar w:fldCharType="begin"/>
+      </w:r>
+      <w:r>
+        <w:instrText xml:space="preserve"> HYPERLINK \l _Toc992222687 </w:instrText>
+      </w:r>
+      <w:r>
+        <w:fldChar w:fldCharType="separate"/>
+      </w:r>
+      <w:r>
+        <w:rPr>
+          <w:rFonts w:ascii="黑体" w:hAnsi="黑体" w:eastAsia="黑体" w:cs="黑体"/>
+        </w:rPr>
+        <w:t>3.3 三种监督信息粒度/估计方式</w:t>
+      </w:r>
+      <w:r>
+        <w:tab/>
+      </w:r>
+      <w:r>
+        <w:fldChar w:fldCharType="begin"/>
+      </w:r>
+      <w:r>
+        <w:instrText xml:space="preserve"> PAGEREF _Toc992222687 \h </w:instrText>
+      </w:r>
+      <w:r>
+        <w:fldChar w:fldCharType="separate"/>
+      </w:r>
+      <w:r>
+        <w:t>13</w:t>
+      </w:r>
+      <w:r>
+        <w:fldChar w:fldCharType="end"/>
+      </w:r>
+      <w:r>
+        <w:fldChar w:fldCharType="end"/>
+      </w:r>
+    </w:p>
+    <w:p>
+      <w:pPr>
+        <w:pStyle w:val="8"/>
+        <w:tabs>
+          <w:tab w:val="right" w:leader="dot" w:pos="8306"/>
+        </w:tabs>
+      </w:pPr>
+      <w:r>
+        <w:fldChar w:fldCharType="begin"/>
+      </w:r>
+      <w:r>
+        <w:instrText xml:space="preserve"> HYPERLINK \l _Toc1076181454 </w:instrText>
+      </w:r>
+      <w:r>
+        <w:fldChar w:fldCharType="separate"/>
+      </w:r>
+      <w:r>
+        <w:rPr>
+          <w:rFonts w:ascii="黑体" w:hAnsi="黑体" w:eastAsia="黑体" w:cs="黑体"/>
+        </w:rPr>
+        <w:t>3.4 LoRA 后训练与教师—学生关系</w:t>
+      </w:r>
+      <w:r>
+        <w:tab/>
+      </w:r>
+      <w:r>
+        <w:fldChar w:fldCharType="begin"/>
+      </w:r>
+      <w:r>
+        <w:instrText xml:space="preserve"> PAGEREF _Toc1076181454 \h </w:instrText>
+      </w:r>
+      <w:r>
+        <w:fldChar w:fldCharType="separate"/>
+      </w:r>
+      <w:r>
+        <w:t>14</w:t>
+      </w:r>
+      <w:r>
+        <w:fldChar w:fldCharType="end"/>
+      </w:r>
+      <w:r>
+        <w:fldChar w:fldCharType="end"/>
+      </w:r>
+    </w:p>
+    <w:p>
+      <w:pPr>
+        <w:pStyle w:val="8"/>
+        <w:tabs>
+          <w:tab w:val="right" w:leader="dot" w:pos="8306"/>
+        </w:tabs>
+      </w:pPr>
+      <w:r>
+        <w:fldChar w:fldCharType="begin"/>
+      </w:r>
+      <w:r>
+        <w:instrText xml:space="preserve"> HYPERLINK \l _Toc1274422344 </w:instrText>
+      </w:r>
+      <w:r>
+        <w:fldChar w:fldCharType="separate"/>
+      </w:r>
+      <w:r>
+        <w:rPr>
+          <w:rFonts w:ascii="黑体" w:hAnsi="黑体" w:eastAsia="黑体" w:cs="黑体"/>
+        </w:rPr>
+        <w:t>3.5 Function Calling 评测与推理性能分析</w:t>
+      </w:r>
+      <w:r>
+        <w:tab/>
+      </w:r>
+      <w:r>
+        <w:fldChar w:fldCharType="begin"/>
+      </w:r>
+      <w:r>
+        <w:instrText xml:space="preserve"> PAGEREF _Toc1274422344 \h </w:instrText>
+      </w:r>
+      <w:r>
+        <w:fldChar w:fldCharType="separate"/>
+      </w:r>
+      <w:r>
+        <w:t>14</w:t>
+      </w:r>
+      <w:r>
+        <w:fldChar w:fldCharType="end"/>
+      </w:r>
+      <w:r>
+        <w:fldChar w:fldCharType="end"/>
+      </w:r>
+    </w:p>
+    <w:p>
+      <w:pPr>
+        <w:pStyle w:val="8"/>
+        <w:tabs>
+          <w:tab w:val="right" w:leader="dot" w:pos="8306"/>
+        </w:tabs>
+      </w:pPr>
+      <w:r>
+        <w:fldChar w:fldCharType="begin"/>
+      </w:r>
+      <w:r>
+        <w:instrText xml:space="preserve"> HYPERLINK \l _Toc214440430 </w:instrText>
+      </w:r>
+      <w:r>
+        <w:fldChar w:fldCharType="separate"/>
+      </w:r>
+      <w:r>
+        <w:rPr>
+          <w:rFonts w:ascii="黑体" w:hAnsi="黑体" w:eastAsia="黑体" w:cs="黑体"/>
+        </w:rPr>
+        <w:t>3.6 研究问题</w:t>
+      </w:r>
+      <w:r>
+        <w:tab/>
+      </w:r>
+      <w:r>
+        <w:fldChar w:fldCharType="begin"/>
+      </w:r>
+      <w:r>
+        <w:instrText xml:space="preserve"> PAGEREF _Toc214440430 \h </w:instrText>
+      </w:r>
+      <w:r>
+        <w:fldChar w:fldCharType="separate"/>
+      </w:r>
+      <w:r>
+        <w:t>14</w:t>
+      </w:r>
+      <w:r>
+        <w:fldChar w:fldCharType="end"/>
+      </w:r>
+      <w:r>
+        <w:fldChar w:fldCharType="end"/>
+      </w:r>
+    </w:p>
+    <w:p>
+      <w:pPr>
+        <w:pStyle w:val="8"/>
+        <w:tabs>
+          <w:tab w:val="right" w:leader="dot" w:pos="8306"/>
+        </w:tabs>
+      </w:pPr>
+      <w:r>
+        <w:fldChar w:fldCharType="begin"/>
+      </w:r>
+      <w:r>
+        <w:instrText xml:space="preserve"> HYPERLINK \l _Toc622747344 </w:instrText>
+      </w:r>
+      <w:r>
+        <w:fldChar w:fldCharType="separate"/>
+      </w:r>
+      <w:r>
+        <w:rPr>
+          <w:rFonts w:ascii="黑体" w:hAnsi="黑体" w:eastAsia="黑体" w:cs="黑体"/>
+        </w:rPr>
+        <w:t>3.7 各研究内容之间的关系</w:t>
+      </w:r>
+      <w:r>
+        <w:tab/>
+      </w:r>
+      <w:r>
+        <w:fldChar w:fldCharType="begin"/>
+      </w:r>
+      <w:r>
+        <w:instrText xml:space="preserve"> PAGEREF _Toc622747344 \h </w:instrText>
+      </w:r>
+      <w:r>
+        <w:fldChar w:fldCharType="separate"/>
+      </w:r>
+      <w:r>
+        <w:t>15</w:t>
+      </w:r>
+      <w:r>
+        <w:fldChar w:fldCharType="end"/>
+      </w:r>
+      <w:r>
+        <w:fldChar w:fldCharType="end"/>
+      </w:r>
+    </w:p>
+    <w:p>
+      <w:pPr>
+        <w:pStyle w:val="7"/>
+        <w:tabs>
+          <w:tab w:val="right" w:leader="dot" w:pos="8306"/>
+        </w:tabs>
+      </w:pPr>
+      <w:r>
+        <w:fldChar w:fldCharType="begin"/>
+      </w:r>
+      <w:r>
+        <w:instrText xml:space="preserve"> HYPERLINK \l _Toc1826798777 </w:instrText>
+      </w:r>
+      <w:r>
+        <w:fldChar w:fldCharType="separate"/>
+      </w:r>
+      <w:r>
+        <w:rPr>
+          <w:rFonts w:ascii="黑体" w:hAnsi="黑体" w:eastAsia="黑体" w:cs="黑体"/>
+        </w:rPr>
+        <w:t>4．研究方案</w:t>
+      </w:r>
+      <w:r>
+        <w:tab/>
+      </w:r>
+      <w:r>
+        <w:fldChar w:fldCharType="begin"/>
+      </w:r>
+      <w:r>
+        <w:instrText xml:space="preserve"> PAGEREF _Toc1826798777 \h </w:instrText>
+      </w:r>
+      <w:r>
+        <w:fldChar w:fldCharType="separate"/>
+      </w:r>
+      <w:r>
+        <w:t>15</w:t>
+      </w:r>
+      <w:r>
+        <w:fldChar w:fldCharType="end"/>
+      </w:r>
+      <w:r>
+        <w:fldChar w:fldCharType="end"/>
+      </w:r>
+    </w:p>
+    <w:p>
+      <w:pPr>
+        <w:pStyle w:val="8"/>
+        <w:tabs>
+          <w:tab w:val="right" w:leader="dot" w:pos="8306"/>
+        </w:tabs>
+      </w:pPr>
+      <w:r>
+        <w:fldChar w:fldCharType="begin"/>
+      </w:r>
+      <w:r>
+        <w:instrText xml:space="preserve"> HYPERLINK \l _Toc433343880 </w:instrText>
+      </w:r>
+      <w:r>
+        <w:fldChar w:fldCharType="separate"/>
+      </w:r>
+      <w:r>
+        <w:rPr>
+          <w:rFonts w:ascii="黑体" w:hAnsi="黑体" w:eastAsia="黑体" w:cs="黑体"/>
+        </w:rPr>
+        <w:t>4.1 总体技术路线</w:t>
+      </w:r>
+      <w:r>
+        <w:tab/>
+      </w:r>
+      <w:r>
+        <w:fldChar w:fldCharType="begin"/>
+      </w:r>
+      <w:r>
+        <w:instrText xml:space="preserve"> PAGEREF _Toc433343880 \h </w:instrText>
+      </w:r>
+      <w:r>
+        <w:fldChar w:fldCharType="separate"/>
+      </w:r>
+      <w:r>
+        <w:t>15</w:t>
+      </w:r>
+      <w:r>
+        <w:fldChar w:fldCharType="end"/>
+      </w:r>
+      <w:r>
+        <w:fldChar w:fldCharType="end"/>
+      </w:r>
+    </w:p>
+    <w:p>
+      <w:pPr>
+        <w:pStyle w:val="8"/>
+        <w:tabs>
+          <w:tab w:val="right" w:leader="dot" w:pos="8306"/>
+        </w:tabs>
+      </w:pPr>
+      <w:r>
+        <w:fldChar w:fldCharType="begin"/>
+      </w:r>
+      <w:r>
+        <w:instrText xml:space="preserve"> HYPERLINK \l _Toc1093544183 </w:instrText>
+      </w:r>
+      <w:r>
+        <w:fldChar w:fldCharType="separate"/>
+      </w:r>
+      <w:r>
+        <w:rPr>
+          <w:rFonts w:ascii="黑体" w:hAnsi="黑体" w:eastAsia="黑体" w:cs="黑体"/>
+        </w:rPr>
+        <w:t>4.2 模型和数据准备</w:t>
+      </w:r>
+      <w:r>
+        <w:tab/>
+      </w:r>
+      <w:r>
+        <w:fldChar w:fldCharType="begin"/>
+      </w:r>
+      <w:r>
+        <w:instrText xml:space="preserve"> PAGEREF _Toc1093544183 \h </w:instrText>
+      </w:r>
+      <w:r>
+        <w:fldChar w:fldCharType="separate"/>
+      </w:r>
+      <w:r>
+        <w:t>16</w:t>
+      </w:r>
+      <w:r>
+        <w:fldChar w:fldCharType="end"/>
+      </w:r>
+      <w:r>
+        <w:fldChar w:fldCharType="end"/>
+      </w:r>
+    </w:p>
+    <w:p>
+      <w:pPr>
+        <w:pStyle w:val="8"/>
+        <w:tabs>
+          <w:tab w:val="right" w:leader="dot" w:pos="8306"/>
+        </w:tabs>
+      </w:pPr>
+      <w:r>
+        <w:fldChar w:fldCharType="begin"/>
+      </w:r>
+      <w:r>
+        <w:instrText xml:space="preserve"> HYPERLINK \l _Toc1032032655 </w:instrText>
+      </w:r>
+      <w:r>
+        <w:fldChar w:fldCharType="separate"/>
+      </w:r>
+      <w:r>
+        <w:rPr>
+          <w:rFonts w:ascii="黑体" w:hAnsi="黑体" w:eastAsia="黑体" w:cs="黑体"/>
+        </w:rPr>
+        <w:t>4.3 学生 rollout 和教师反馈</w:t>
+      </w:r>
+      <w:r>
+        <w:tab/>
+      </w:r>
+      <w:r>
+        <w:fldChar w:fldCharType="begin"/>
+      </w:r>
+      <w:r>
+        <w:instrText xml:space="preserve"> PAGEREF _Toc1032032655 \h </w:instrText>
+      </w:r>
+      <w:r>
+        <w:fldChar w:fldCharType="separate"/>
+      </w:r>
+      <w:r>
+        <w:t>16</w:t>
+      </w:r>
+      <w:r>
+        <w:fldChar w:fldCharType="end"/>
+      </w:r>
+      <w:r>
+        <w:fldChar w:fldCharType="end"/>
+      </w:r>
+    </w:p>
+    <w:p>
+      <w:pPr>
+        <w:pStyle w:val="8"/>
+        <w:tabs>
+          <w:tab w:val="right" w:leader="dot" w:pos="8306"/>
+        </w:tabs>
+      </w:pPr>
+      <w:r>
+        <w:fldChar w:fldCharType="begin"/>
+      </w:r>
+      <w:r>
+        <w:instrText xml:space="preserve"> HYPERLINK \l _Toc147415766 </w:instrText>
+      </w:r>
+      <w:r>
+        <w:fldChar w:fldCharType="separate"/>
+      </w:r>
+      <w:r>
+        <w:rPr>
+          <w:rFonts w:ascii="黑体" w:hAnsi="黑体" w:eastAsia="黑体" w:cs="黑体"/>
+        </w:rPr>
+        <w:t>4.4 损失与监督信息粒度/估计方式的定义原则</w:t>
+      </w:r>
+      <w:r>
+        <w:tab/>
+      </w:r>
+      <w:r>
+        <w:fldChar w:fldCharType="begin"/>
+      </w:r>
+      <w:r>
+        <w:instrText xml:space="preserve"> PAGEREF _Toc147415766 \h </w:instrText>
+      </w:r>
+      <w:r>
+        <w:fldChar w:fldCharType="separate"/>
+      </w:r>
+      <w:r>
+        <w:t>17</w:t>
+      </w:r>
+      <w:r>
+        <w:fldChar w:fldCharType="end"/>
+      </w:r>
+      <w:r>
+        <w:fldChar w:fldCharType="end"/>
+      </w:r>
+    </w:p>
+    <w:p>
+      <w:pPr>
+        <w:pStyle w:val="8"/>
+        <w:tabs>
+          <w:tab w:val="right" w:leader="dot" w:pos="8306"/>
+        </w:tabs>
+      </w:pPr>
+      <w:r>
+        <w:fldChar w:fldCharType="begin"/>
+      </w:r>
+      <w:r>
+        <w:instrText xml:space="preserve"> HYPERLINK \l _Toc1568134171 </w:instrText>
+      </w:r>
+      <w:r>
+        <w:fldChar w:fldCharType="separate"/>
+      </w:r>
+      <w:r>
+        <w:rPr>
+          <w:rFonts w:ascii="黑体" w:hAnsi="黑体" w:eastAsia="黑体" w:cs="黑体"/>
+        </w:rPr>
+        <w:t>4.5 评价指标和公平性</w:t>
+      </w:r>
+      <w:r>
+        <w:tab/>
+      </w:r>
+      <w:r>
+        <w:fldChar w:fldCharType="begin"/>
+      </w:r>
+      <w:r>
+        <w:instrText xml:space="preserve"> PAGEREF _Toc1568134171 \h </w:instrText>
+      </w:r>
+      <w:r>
+        <w:fldChar w:fldCharType="separate"/>
+      </w:r>
+      <w:r>
+        <w:t>18</w:t>
+      </w:r>
+      <w:r>
+        <w:fldChar w:fldCharType="end"/>
+      </w:r>
+      <w:r>
+        <w:fldChar w:fldCharType="end"/>
+      </w:r>
+    </w:p>
+    <w:p>
+      <w:pPr>
+        <w:pStyle w:val="8"/>
+        <w:tabs>
+          <w:tab w:val="right" w:leader="dot" w:pos="8306"/>
+        </w:tabs>
+      </w:pPr>
+      <w:r>
+        <w:fldChar w:fldCharType="begin"/>
+      </w:r>
+      <w:r>
+        <w:instrText xml:space="preserve"> HYPERLINK \l _Toc1711696013 </w:instrText>
+      </w:r>
+      <w:r>
+        <w:fldChar w:fldCharType="separate"/>
+      </w:r>
+      <w:r>
+        <w:rPr>
+          <w:rFonts w:ascii="黑体" w:hAnsi="黑体" w:eastAsia="黑体" w:cs="黑体"/>
+        </w:rPr>
+        <w:t>4.6 可行性分析</w:t>
+      </w:r>
+      <w:r>
+        <w:tab/>
+      </w:r>
+      <w:r>
+        <w:fldChar w:fldCharType="begin"/>
+      </w:r>
+      <w:r>
+        <w:instrText xml:space="preserve"> PAGEREF _Toc1711696013 \h </w:instrText>
+      </w:r>
+      <w:r>
+        <w:fldChar w:fldCharType="separate"/>
+      </w:r>
+      <w:r>
+        <w:t>20</w:t>
+      </w:r>
+      <w:r>
+        <w:fldChar w:fldCharType="end"/>
+      </w:r>
+      <w:r>
+        <w:fldChar w:fldCharType="end"/>
+      </w:r>
+    </w:p>
+    <w:p>
+      <w:pPr>
+        <w:pStyle w:val="7"/>
+        <w:tabs>
+          <w:tab w:val="right" w:leader="dot" w:pos="8306"/>
+        </w:tabs>
+      </w:pPr>
+      <w:r>
+        <w:fldChar w:fldCharType="begin"/>
+      </w:r>
+      <w:r>
+        <w:instrText xml:space="preserve"> HYPERLINK \l _Toc783955279 </w:instrText>
+      </w:r>
+      <w:r>
+        <w:fldChar w:fldCharType="separate"/>
+      </w:r>
+      <w:r>
+        <w:rPr>
+          <w:rFonts w:ascii="黑体" w:hAnsi="黑体" w:eastAsia="黑体" w:cs="黑体"/>
+        </w:rPr>
+        <w:t>5．进度安排，预期达到的目标</w:t>
+      </w:r>
+      <w:r>
+        <w:tab/>
+      </w:r>
+      <w:r>
+        <w:fldChar w:fldCharType="begin"/>
+      </w:r>
+      <w:r>
+        <w:instrText xml:space="preserve"> PAGEREF _Toc783955279 \h </w:instrText>
+      </w:r>
+      <w:r>
+        <w:fldChar w:fldCharType="separate"/>
+      </w:r>
+      <w:r>
+        <w:t>20</w:t>
+      </w:r>
+      <w:r>
+        <w:fldChar w:fldCharType="end"/>
+      </w:r>
+      <w:r>
+        <w:fldChar w:fldCharType="end"/>
+      </w:r>
+    </w:p>
+    <w:p>
+      <w:pPr>
+        <w:pStyle w:val="8"/>
+        <w:tabs>
+          <w:tab w:val="right" w:leader="dot" w:pos="8306"/>
+        </w:tabs>
+      </w:pPr>
+      <w:r>
+        <w:fldChar w:fldCharType="begin"/>
+      </w:r>
+      <w:r>
+        <w:instrText xml:space="preserve"> HYPERLINK \l _Toc1124199808 </w:instrText>
+      </w:r>
+      <w:r>
+        <w:fldChar w:fldCharType="separate"/>
+      </w:r>
+      <w:r>
+        <w:rPr>
+          <w:rFonts w:ascii="黑体" w:hAnsi="黑体" w:eastAsia="黑体" w:cs="黑体"/>
+        </w:rPr>
+        <w:t>5.1 进度安排</w:t>
+      </w:r>
+      <w:r>
+        <w:tab/>
+      </w:r>
+      <w:r>
+        <w:fldChar w:fldCharType="begin"/>
+      </w:r>
+      <w:r>
+        <w:instrText xml:space="preserve"> PAGEREF _Toc1124199808 \h </w:instrText>
+      </w:r>
+      <w:r>
+        <w:fldChar w:fldCharType="separate"/>
+      </w:r>
+      <w:r>
+        <w:t>20</w:t>
+      </w:r>
+      <w:r>
+        <w:fldChar w:fldCharType="end"/>
+      </w:r>
+      <w:r>
+        <w:fldChar w:fldCharType="end"/>
+      </w:r>
+    </w:p>
+    <w:p>
+      <w:pPr>
+        <w:pStyle w:val="8"/>
+        <w:tabs>
+          <w:tab w:val="right" w:leader="dot" w:pos="8306"/>
+        </w:tabs>
+      </w:pPr>
+      <w:r>
+        <w:fldChar w:fldCharType="begin"/>
+      </w:r>
+      <w:r>
+        <w:instrText xml:space="preserve"> HYPERLINK \l _Toc865046750 </w:instrText>
+      </w:r>
+      <w:r>
+        <w:fldChar w:fldCharType="separate"/>
+      </w:r>
+      <w:r>
+        <w:rPr>
+          <w:rFonts w:ascii="黑体" w:hAnsi="黑体" w:eastAsia="黑体" w:cs="黑体"/>
+        </w:rPr>
+        <w:t>5.2 预期达到的目标</w:t>
+      </w:r>
+      <w:r>
+        <w:tab/>
+      </w:r>
+      <w:r>
+        <w:fldChar w:fldCharType="begin"/>
+      </w:r>
+      <w:r>
+        <w:instrText xml:space="preserve"> PAGEREF _Toc865046750 \h </w:instrText>
+      </w:r>
+      <w:r>
+        <w:fldChar w:fldCharType="separate"/>
+      </w:r>
+      <w:r>
+        <w:t>21</w:t>
+      </w:r>
+      <w:r>
+        <w:fldChar w:fldCharType="end"/>
+      </w:r>
+      <w:r>
+        <w:fldChar w:fldCharType="end"/>
+      </w:r>
+    </w:p>
+    <w:p>
+      <w:pPr>
+        <w:pStyle w:val="7"/>
+        <w:tabs>
+          <w:tab w:val="right" w:leader="dot" w:pos="8306"/>
+        </w:tabs>
+      </w:pPr>
+      <w:r>
+        <w:fldChar w:fldCharType="begin"/>
+      </w:r>
+      <w:r>
+        <w:instrText xml:space="preserve"> HYPERLINK \l _Toc376437060 </w:instrText>
+      </w:r>
+      <w:r>
+        <w:fldChar w:fldCharType="separate"/>
+      </w:r>
+      <w:r>
+        <w:rPr>
+          <w:rFonts w:ascii="黑体" w:hAnsi="黑体" w:eastAsia="黑体" w:cs="黑体"/>
+        </w:rPr>
+        <w:t>6．课题已具备和所需的条件、经费</w:t>
+      </w:r>
+      <w:r>
+        <w:tab/>
+      </w:r>
+      <w:r>
+        <w:fldChar w:fldCharType="begin"/>
+      </w:r>
+      <w:r>
+        <w:instrText xml:space="preserve"> PAGEREF _Toc376437060 \h </w:instrText>
+      </w:r>
+      <w:r>
+        <w:fldChar w:fldCharType="separate"/>
+      </w:r>
+      <w:r>
+        <w:t>22</w:t>
+      </w:r>
+      <w:r>
+        <w:fldChar w:fldCharType="end"/>
+      </w:r>
+      <w:r>
+        <w:fldChar w:fldCharType="end"/>
+      </w:r>
+    </w:p>
+    <w:p>
+      <w:pPr>
+        <w:pStyle w:val="8"/>
+        <w:tabs>
+          <w:tab w:val="right" w:leader="dot" w:pos="8306"/>
+        </w:tabs>
+      </w:pPr>
+      <w:r>
+        <w:fldChar w:fldCharType="begin"/>
+      </w:r>
+      <w:r>
+        <w:instrText xml:space="preserve"> HYPERLINK \l _Toc290843358 </w:instrText>
+      </w:r>
+      <w:r>
+        <w:fldChar w:fldCharType="separate"/>
+      </w:r>
+      <w:r>
+        <w:rPr>
+          <w:rFonts w:ascii="黑体" w:hAnsi="黑体" w:eastAsia="黑体" w:cs="黑体"/>
+        </w:rPr>
+        <w:t>6.1 已具备条件</w:t>
+      </w:r>
+      <w:r>
+        <w:tab/>
+      </w:r>
+      <w:r>
+        <w:fldChar w:fldCharType="begin"/>
+      </w:r>
+      <w:r>
+        <w:instrText xml:space="preserve"> PAGEREF _Toc290843358 \h </w:instrText>
+      </w:r>
+      <w:r>
+        <w:fldChar w:fldCharType="separate"/>
+      </w:r>
+      <w:r>
+        <w:t>22</w:t>
+      </w:r>
+      <w:r>
+        <w:fldChar w:fldCharType="end"/>
+      </w:r>
+      <w:r>
+        <w:fldChar w:fldCharType="end"/>
+      </w:r>
+    </w:p>
+    <w:p>
+      <w:pPr>
+        <w:pStyle w:val="8"/>
+        <w:tabs>
+          <w:tab w:val="right" w:leader="dot" w:pos="8306"/>
+        </w:tabs>
+      </w:pPr>
+      <w:r>
+        <w:fldChar w:fldCharType="begin"/>
+      </w:r>
+      <w:r>
+        <w:instrText xml:space="preserve"> HYPERLINK \l _Toc531537334 </w:instrText>
+      </w:r>
+      <w:r>
+        <w:fldChar w:fldCharType="separate"/>
+      </w:r>
+      <w:r>
+        <w:rPr>
+          <w:rFonts w:ascii="黑体" w:hAnsi="黑体" w:eastAsia="黑体" w:cs="黑体"/>
+        </w:rPr>
+        <w:t>6.2 所需条件</w:t>
+      </w:r>
+      <w:r>
+        <w:tab/>
+      </w:r>
+      <w:r>
+        <w:fldChar w:fldCharType="begin"/>
+      </w:r>
+      <w:r>
+        <w:instrText xml:space="preserve"> PAGEREF _Toc531537334 \h </w:instrText>
+      </w:r>
+      <w:r>
+        <w:fldChar w:fldCharType="separate"/>
+      </w:r>
+      <w:r>
+        <w:t>22</w:t>
+      </w:r>
+      <w:r>
+        <w:fldChar w:fldCharType="end"/>
+      </w:r>
+      <w:r>
+        <w:fldChar w:fldCharType="end"/>
+      </w:r>
+    </w:p>
+    <w:p>
+      <w:pPr>
+        <w:pStyle w:val="8"/>
+        <w:tabs>
+          <w:tab w:val="right" w:leader="dot" w:pos="8306"/>
+        </w:tabs>
+      </w:pPr>
+      <w:r>
+        <w:fldChar w:fldCharType="begin"/>
+      </w:r>
+      <w:r>
+        <w:instrText xml:space="preserve"> HYPERLINK \l _Toc16001018 </w:instrText>
+      </w:r>
+      <w:r>
+        <w:fldChar w:fldCharType="separate"/>
+      </w:r>
+      <w:r>
+        <w:rPr>
+          <w:rFonts w:ascii="黑体" w:hAnsi="黑体" w:eastAsia="黑体" w:cs="黑体"/>
+        </w:rPr>
+        <w:t>6.3 经费</w:t>
+      </w:r>
+      <w:r>
+        <w:tab/>
+      </w:r>
+      <w:r>
+        <w:fldChar w:fldCharType="begin"/>
+      </w:r>
+      <w:r>
+        <w:instrText xml:space="preserve"> PAGEREF _Toc16001018 \h </w:instrText>
+      </w:r>
+      <w:r>
+        <w:fldChar w:fldCharType="separate"/>
+      </w:r>
+      <w:r>
+        <w:t>22</w:t>
+      </w:r>
+      <w:r>
+        <w:fldChar w:fldCharType="end"/>
+      </w:r>
+      <w:r>
+        <w:fldChar w:fldCharType="end"/>
+      </w:r>
+    </w:p>
+    <w:p>
+      <w:pPr>
+        <w:pStyle w:val="7"/>
+        <w:tabs>
+          <w:tab w:val="right" w:leader="dot" w:pos="8306"/>
+        </w:tabs>
+      </w:pPr>
+      <w:r>
+        <w:fldChar w:fldCharType="begin"/>
+      </w:r>
+      <w:r>
+        <w:instrText xml:space="preserve"> HYPERLINK \l _Toc493653651 </w:instrText>
+      </w:r>
+      <w:r>
+        <w:fldChar w:fldCharType="separate"/>
+      </w:r>
+      <w:r>
+        <w:rPr>
+          <w:rFonts w:ascii="黑体" w:hAnsi="黑体" w:eastAsia="黑体" w:cs="黑体"/>
+        </w:rPr>
+        <w:t>7．研究过程中可能遇到的困难和问题，解决的措施</w:t>
+      </w:r>
+      <w:r>
+        <w:tab/>
+      </w:r>
+      <w:r>
+        <w:fldChar w:fldCharType="begin"/>
+      </w:r>
+      <w:r>
+        <w:instrText xml:space="preserve"> PAGEREF _Toc493653651 \h </w:instrText>
+      </w:r>
+      <w:r>
+        <w:fldChar w:fldCharType="separate"/>
+      </w:r>
+      <w:r>
+        <w:t>24</w:t>
+      </w:r>
+      <w:r>
+        <w:fldChar w:fldCharType="end"/>
+      </w:r>
+      <w:r>
+        <w:fldChar w:fldCharType="end"/>
+      </w:r>
+    </w:p>
+    <w:p>
+      <w:pPr>
+        <w:pStyle w:val="7"/>
+        <w:tabs>
+          <w:tab w:val="right" w:leader="dot" w:pos="8306"/>
+        </w:tabs>
+      </w:pPr>
+      <w:r>
+        <w:fldChar w:fldCharType="begin"/>
+      </w:r>
+      <w:r>
+        <w:instrText xml:space="preserve"> HYPERLINK \l _Toc1107583996 </w:instrText>
+      </w:r>
+      <w:r>
+        <w:fldChar w:fldCharType="separate"/>
+      </w:r>
+      <w:r>
+        <w:rPr>
+          <w:rFonts w:ascii="黑体" w:hAnsi="黑体" w:eastAsia="黑体" w:cs="黑体"/>
+        </w:rPr>
+        <w:t>8．主要参考文献</w:t>
+      </w:r>
+      <w:r>
+        <w:tab/>
+      </w:r>
+      <w:r>
+        <w:fldChar w:fldCharType="begin"/>
+      </w:r>
+      <w:r>
+        <w:instrText xml:space="preserve"> PAGEREF _Toc1107583996 \h </w:instrText>
+      </w:r>
+      <w:r>
+        <w:fldChar w:fldCharType="separate"/>
+      </w:r>
+      <w:r>
+        <w:t>25</w:t>
+      </w:r>
+      <w:r>
+        <w:fldChar w:fldCharType="end"/>
+      </w:r>
+      <w:r>
+        <w:fldChar w:fldCharType="end"/>
+      </w:r>
+    </w:p>
+    <w:p>
+      <w:pPr>
+        <w:tabs>
+          <w:tab w:val="right" w:leader="dot" w:pos="8731"/>
         </w:tabs>
         <w:spacing w:before="0" w:after="0" w:line="240" w:lineRule="auto"/>
         <w:ind w:left="0"/>
       </w:pPr>
       <w:r>
-        <w:rPr>
-          <w:rFonts w:ascii="Times New Roman" w:hAnsi="Times New Roman" w:eastAsia="Heiti SC"/>
-          <w:b/>
-          <w:sz w:val="19"/>
-        </w:rPr>
-        <w:t>1．课题来源及研究的目的和意义</w:t>
-      </w:r>
-      <w:r>
-        <w:rPr>
-          <w:rFonts w:ascii="Times New Roman" w:hAnsi="Times New Roman" w:eastAsia="Times New Roman"/>
-          <w:b w:val="0"/>
-          <w:sz w:val="19"/>
-        </w:rPr>
-        <w:tab/>
-        <w:t>2</w:t>
-      </w:r>
-    </w:p>
-    <w:p>
-      <w:pPr>
-        <w:tabs>
-          <w:tab w:pos="8731" w:val="right" w:leader="dot"/>
-        </w:tabs>
-        <w:spacing w:before="0" w:after="0" w:line="240" w:lineRule="auto"/>
-        <w:ind w:left="397"/>
-      </w:pPr>
-      <w:r>
-        <w:rPr>
-          <w:rFonts w:ascii="Times New Roman" w:hAnsi="Times New Roman" w:eastAsia="Songti SC"/>
-          <w:b w:val="0"/>
-          <w:sz w:val="19"/>
-        </w:rPr>
-        <w:t>1.1 课题来源</w:t>
-      </w:r>
-      <w:r>
-        <w:rPr>
-          <w:rFonts w:ascii="Times New Roman" w:hAnsi="Times New Roman" w:eastAsia="Times New Roman"/>
-          <w:b w:val="0"/>
-          <w:sz w:val="19"/>
-        </w:rPr>
-        <w:tab/>
-        <w:t>2</w:t>
-      </w:r>
-    </w:p>
-    <w:p>
-      <w:pPr>
-        <w:tabs>
-          <w:tab w:pos="8731" w:val="right" w:leader="dot"/>
-        </w:tabs>
-        <w:spacing w:before="0" w:after="0" w:line="240" w:lineRule="auto"/>
-        <w:ind w:left="397"/>
-      </w:pPr>
-      <w:r>
-        <w:rPr>
-          <w:rFonts w:ascii="Times New Roman" w:hAnsi="Times New Roman" w:eastAsia="Songti SC"/>
-          <w:b w:val="0"/>
-          <w:sz w:val="19"/>
-        </w:rPr>
-        <w:t>1.2 研究背景</w:t>
-      </w:r>
-      <w:r>
-        <w:rPr>
-          <w:rFonts w:ascii="Times New Roman" w:hAnsi="Times New Roman" w:eastAsia="Times New Roman"/>
-          <w:b w:val="0"/>
-          <w:sz w:val="19"/>
-        </w:rPr>
-        <w:tab/>
-        <w:t>2</w:t>
-      </w:r>
-    </w:p>
-    <w:p>
-      <w:pPr>
-        <w:tabs>
-          <w:tab w:pos="8731" w:val="right" w:leader="dot"/>
-        </w:tabs>
-        <w:spacing w:before="0" w:after="0" w:line="240" w:lineRule="auto"/>
-        <w:ind w:left="397"/>
-      </w:pPr>
-      <w:r>
-        <w:rPr>
-          <w:rFonts w:ascii="Times New Roman" w:hAnsi="Times New Roman" w:eastAsia="Songti SC"/>
-          <w:b w:val="0"/>
-          <w:sz w:val="19"/>
-        </w:rPr>
-        <w:t>1.3 传统后训练方法的局限</w:t>
-      </w:r>
-      <w:r>
-        <w:rPr>
-          <w:rFonts w:ascii="Times New Roman" w:hAnsi="Times New Roman" w:eastAsia="Times New Roman"/>
-          <w:b w:val="0"/>
-          <w:sz w:val="19"/>
-        </w:rPr>
-        <w:tab/>
-        <w:t>3</w:t>
-      </w:r>
-    </w:p>
-    <w:p>
-      <w:pPr>
-        <w:tabs>
-          <w:tab w:pos="8731" w:val="right" w:leader="dot"/>
-        </w:tabs>
-        <w:spacing w:before="0" w:after="0" w:line="240" w:lineRule="auto"/>
-        <w:ind w:left="397"/>
-      </w:pPr>
-      <w:r>
-        <w:rPr>
-          <w:rFonts w:ascii="Times New Roman" w:hAnsi="Times New Roman" w:eastAsia="Songti SC"/>
-          <w:b w:val="0"/>
-          <w:sz w:val="19"/>
-        </w:rPr>
-        <w:t>1.4 在线策略蒸馏的研究价值</w:t>
-      </w:r>
-      <w:r>
-        <w:rPr>
-          <w:rFonts w:ascii="Times New Roman" w:hAnsi="Times New Roman" w:eastAsia="Times New Roman"/>
-          <w:b w:val="0"/>
-          <w:sz w:val="19"/>
-        </w:rPr>
-        <w:tab/>
-        <w:t>3</w:t>
-      </w:r>
-    </w:p>
-    <w:p>
-      <w:pPr>
-        <w:tabs>
-          <w:tab w:pos="8731" w:val="right" w:leader="dot"/>
-        </w:tabs>
-        <w:spacing w:before="0" w:after="0" w:line="240" w:lineRule="auto"/>
-        <w:ind w:left="397"/>
-      </w:pPr>
-      <w:r>
-        <w:rPr>
-          <w:rFonts w:ascii="Times New Roman" w:hAnsi="Times New Roman" w:eastAsia="Songti SC"/>
-          <w:b w:val="0"/>
-          <w:sz w:val="19"/>
-        </w:rPr>
-        <w:t>1.5 研究目的和意义</w:t>
-      </w:r>
-      <w:r>
-        <w:rPr>
-          <w:rFonts w:ascii="Times New Roman" w:hAnsi="Times New Roman" w:eastAsia="Times New Roman"/>
-          <w:b w:val="0"/>
-          <w:sz w:val="19"/>
-        </w:rPr>
-        <w:tab/>
-        <w:t>3</w:t>
-      </w:r>
-    </w:p>
-    <w:p>
-      <w:pPr>
-        <w:tabs>
-          <w:tab w:pos="8731" w:val="right" w:leader="dot"/>
-        </w:tabs>
-        <w:spacing w:before="0" w:after="0" w:line="240" w:lineRule="auto"/>
-        <w:ind w:left="0"/>
-      </w:pPr>
-      <w:r>
-        <w:rPr>
-          <w:rFonts w:ascii="Times New Roman" w:hAnsi="Times New Roman" w:eastAsia="Heiti SC"/>
-          <w:b/>
-          <w:sz w:val="19"/>
-        </w:rPr>
-        <w:t>2．国内外在该方向的研究现状及分析</w:t>
-      </w:r>
-      <w:r>
-        <w:rPr>
-          <w:rFonts w:ascii="Times New Roman" w:hAnsi="Times New Roman" w:eastAsia="Times New Roman"/>
-          <w:b w:val="0"/>
-          <w:sz w:val="19"/>
-        </w:rPr>
-        <w:tab/>
-        <w:t>4</w:t>
-      </w:r>
-    </w:p>
-    <w:p>
-      <w:pPr>
-        <w:tabs>
-          <w:tab w:pos="8731" w:val="right" w:leader="dot"/>
-        </w:tabs>
-        <w:spacing w:before="0" w:after="0" w:line="240" w:lineRule="auto"/>
-        <w:ind w:left="397"/>
-      </w:pPr>
-      <w:r>
-        <w:rPr>
-          <w:rFonts w:ascii="Times New Roman" w:hAnsi="Times New Roman" w:eastAsia="Songti SC"/>
-          <w:b w:val="0"/>
-          <w:sz w:val="19"/>
-        </w:rPr>
-        <w:t>2.1 大语言模型后训练和知识蒸馏</w:t>
-      </w:r>
-      <w:r>
-        <w:rPr>
-          <w:rFonts w:ascii="Times New Roman" w:hAnsi="Times New Roman" w:eastAsia="Times New Roman"/>
-          <w:b w:val="0"/>
-          <w:sz w:val="19"/>
-        </w:rPr>
-        <w:tab/>
-        <w:t>4</w:t>
-      </w:r>
-    </w:p>
-    <w:p>
-      <w:pPr>
-        <w:tabs>
-          <w:tab w:pos="8731" w:val="right" w:leader="dot"/>
-        </w:tabs>
-        <w:spacing w:before="0" w:after="0" w:line="240" w:lineRule="auto"/>
-        <w:ind w:left="397"/>
-      </w:pPr>
-      <w:r>
-        <w:rPr>
-          <w:rFonts w:ascii="Times New Roman" w:hAnsi="Times New Roman" w:eastAsia="Songti SC"/>
-          <w:b w:val="0"/>
-          <w:sz w:val="19"/>
-        </w:rPr>
-        <w:t>2.2 分布偏移与在线策略蒸馏</w:t>
-      </w:r>
-      <w:r>
-        <w:rPr>
-          <w:rFonts w:ascii="Times New Roman" w:hAnsi="Times New Roman" w:eastAsia="Times New Roman"/>
-          <w:b w:val="0"/>
-          <w:sz w:val="19"/>
-        </w:rPr>
-        <w:tab/>
-        <w:t>5</w:t>
-      </w:r>
-    </w:p>
-    <w:p>
-      <w:pPr>
-        <w:tabs>
-          <w:tab w:pos="8731" w:val="right" w:leader="dot"/>
-        </w:tabs>
-        <w:spacing w:before="0" w:after="0" w:line="240" w:lineRule="auto"/>
-        <w:ind w:left="397"/>
-      </w:pPr>
-      <w:r>
-        <w:rPr>
-          <w:rFonts w:ascii="Times New Roman" w:hAnsi="Times New Roman" w:eastAsia="Songti SC"/>
-          <w:b w:val="0"/>
-          <w:sz w:val="19"/>
-        </w:rPr>
-        <w:t>2.3 KL 散度方向与广义散度</w:t>
-      </w:r>
-      <w:r>
-        <w:rPr>
-          <w:rFonts w:ascii="Times New Roman" w:hAnsi="Times New Roman" w:eastAsia="Times New Roman"/>
-          <w:b w:val="0"/>
-          <w:sz w:val="19"/>
-        </w:rPr>
-        <w:tab/>
-        <w:t>6</w:t>
-      </w:r>
-    </w:p>
-    <w:p>
-      <w:pPr>
-        <w:tabs>
-          <w:tab w:pos="8731" w:val="right" w:leader="dot"/>
-        </w:tabs>
-        <w:spacing w:before="0" w:after="0" w:line="240" w:lineRule="auto"/>
-        <w:ind w:left="397"/>
-      </w:pPr>
-      <w:r>
-        <w:rPr>
-          <w:rFonts w:ascii="Times New Roman" w:hAnsi="Times New Roman" w:eastAsia="Songti SC"/>
-          <w:b w:val="0"/>
-          <w:sz w:val="19"/>
-        </w:rPr>
-        <w:t>2.4 监督信息粒度与资源效率</w:t>
-      </w:r>
-      <w:r>
-        <w:rPr>
-          <w:rFonts w:ascii="Times New Roman" w:hAnsi="Times New Roman" w:eastAsia="Times New Roman"/>
-          <w:b w:val="0"/>
-          <w:sz w:val="19"/>
-        </w:rPr>
-        <w:tab/>
-        <w:t>7</w:t>
-      </w:r>
-    </w:p>
-    <w:p>
-      <w:pPr>
-        <w:tabs>
-          <w:tab w:pos="8731" w:val="right" w:leader="dot"/>
-        </w:tabs>
-        <w:spacing w:before="0" w:after="0" w:line="240" w:lineRule="auto"/>
-        <w:ind w:left="397"/>
-      </w:pPr>
-      <w:r>
-        <w:rPr>
-          <w:rFonts w:ascii="Times New Roman" w:hAnsi="Times New Roman" w:eastAsia="Songti SC"/>
-          <w:b w:val="0"/>
-          <w:sz w:val="19"/>
-        </w:rPr>
-        <w:t>2.5 Function Calling 数据与评测研究</w:t>
-      </w:r>
-      <w:r>
-        <w:rPr>
-          <w:rFonts w:ascii="Times New Roman" w:hAnsi="Times New Roman" w:eastAsia="Times New Roman"/>
-          <w:b w:val="0"/>
-          <w:sz w:val="19"/>
-        </w:rPr>
-        <w:tab/>
-        <w:t>7</w:t>
-      </w:r>
-    </w:p>
-    <w:p>
-      <w:pPr>
-        <w:tabs>
-          <w:tab w:pos="8731" w:val="right" w:leader="dot"/>
-        </w:tabs>
-        <w:spacing w:before="0" w:after="0" w:line="240" w:lineRule="auto"/>
-        <w:ind w:left="0"/>
-      </w:pPr>
-      <w:r>
-        <w:rPr>
-          <w:rFonts w:ascii="Times New Roman" w:hAnsi="Times New Roman" w:eastAsia="Heiti SC"/>
-          <w:b/>
-          <w:sz w:val="19"/>
-        </w:rPr>
-        <w:t>3．主要研究内容</w:t>
-      </w:r>
-      <w:r>
-        <w:rPr>
-          <w:rFonts w:ascii="Times New Roman" w:hAnsi="Times New Roman" w:eastAsia="Times New Roman"/>
-          <w:b w:val="0"/>
-          <w:sz w:val="19"/>
-        </w:rPr>
-        <w:tab/>
-        <w:t>8</w:t>
-      </w:r>
-    </w:p>
-    <w:p>
-      <w:pPr>
-        <w:tabs>
-          <w:tab w:pos="8731" w:val="right" w:leader="dot"/>
-        </w:tabs>
-        <w:spacing w:before="0" w:after="0" w:line="240" w:lineRule="auto"/>
-        <w:ind w:left="397"/>
-      </w:pPr>
-      <w:r>
-        <w:rPr>
-          <w:rFonts w:ascii="Times New Roman" w:hAnsi="Times New Roman" w:eastAsia="Songti SC"/>
-          <w:b w:val="0"/>
-          <w:sz w:val="19"/>
-        </w:rPr>
-        <w:t>3.1 统一的在线策略蒸馏研究流程</w:t>
-      </w:r>
-      <w:r>
-        <w:rPr>
-          <w:rFonts w:ascii="Times New Roman" w:hAnsi="Times New Roman" w:eastAsia="Times New Roman"/>
-          <w:b w:val="0"/>
-          <w:sz w:val="19"/>
-        </w:rPr>
-        <w:tab/>
-        <w:t>8</w:t>
-      </w:r>
-    </w:p>
-    <w:p>
-      <w:pPr>
-        <w:tabs>
-          <w:tab w:pos="8731" w:val="right" w:leader="dot"/>
-        </w:tabs>
-        <w:spacing w:before="0" w:after="0" w:line="240" w:lineRule="auto"/>
-        <w:ind w:left="397"/>
-      </w:pPr>
-      <w:r>
-        <w:rPr>
-          <w:rFonts w:ascii="Times New Roman" w:hAnsi="Times New Roman" w:eastAsia="Songti SC"/>
-          <w:b w:val="0"/>
-          <w:sz w:val="19"/>
-        </w:rPr>
-        <w:t>3.2 三类散度目标</w:t>
-      </w:r>
-      <w:r>
-        <w:rPr>
-          <w:rFonts w:ascii="Times New Roman" w:hAnsi="Times New Roman" w:eastAsia="Times New Roman"/>
-          <w:b w:val="0"/>
-          <w:sz w:val="19"/>
-        </w:rPr>
-        <w:tab/>
-        <w:t>9</w:t>
-      </w:r>
-    </w:p>
-    <w:p>
-      <w:pPr>
-        <w:tabs>
-          <w:tab w:pos="8731" w:val="right" w:leader="dot"/>
-        </w:tabs>
-        <w:spacing w:before="0" w:after="0" w:line="240" w:lineRule="auto"/>
-        <w:ind w:left="397"/>
-      </w:pPr>
-      <w:r>
-        <w:rPr>
-          <w:rFonts w:ascii="Times New Roman" w:hAnsi="Times New Roman" w:eastAsia="Songti SC"/>
-          <w:b w:val="0"/>
-          <w:sz w:val="19"/>
-        </w:rPr>
-        <w:t>3.3 三种监督信息粒度/估计方式</w:t>
-      </w:r>
-      <w:r>
-        <w:rPr>
-          <w:rFonts w:ascii="Times New Roman" w:hAnsi="Times New Roman" w:eastAsia="Times New Roman"/>
-          <w:b w:val="0"/>
-          <w:sz w:val="19"/>
-        </w:rPr>
-        <w:tab/>
-        <w:t>9</w:t>
-      </w:r>
-    </w:p>
-    <w:p>
-      <w:pPr>
-        <w:tabs>
-          <w:tab w:pos="8731" w:val="right" w:leader="dot"/>
-        </w:tabs>
-        <w:spacing w:before="0" w:after="0" w:line="240" w:lineRule="auto"/>
-        <w:ind w:left="397"/>
-      </w:pPr>
-      <w:r>
-        <w:rPr>
-          <w:rFonts w:ascii="Times New Roman" w:hAnsi="Times New Roman" w:eastAsia="Songti SC"/>
-          <w:b w:val="0"/>
-          <w:sz w:val="19"/>
-        </w:rPr>
-        <w:t>3.4 LoRA 后训练与教师—学生关系</w:t>
-      </w:r>
-      <w:r>
-        <w:rPr>
-          <w:rFonts w:ascii="Times New Roman" w:hAnsi="Times New Roman" w:eastAsia="Times New Roman"/>
-          <w:b w:val="0"/>
-          <w:sz w:val="19"/>
-        </w:rPr>
-        <w:tab/>
-        <w:t>9</w:t>
-      </w:r>
-    </w:p>
-    <w:p>
-      <w:pPr>
-        <w:tabs>
-          <w:tab w:pos="8731" w:val="right" w:leader="dot"/>
-        </w:tabs>
-        <w:spacing w:before="0" w:after="0" w:line="240" w:lineRule="auto"/>
-        <w:ind w:left="397"/>
-      </w:pPr>
-      <w:r>
-        <w:rPr>
-          <w:rFonts w:ascii="Times New Roman" w:hAnsi="Times New Roman" w:eastAsia="Songti SC"/>
-          <w:b w:val="0"/>
-          <w:sz w:val="19"/>
-        </w:rPr>
-        <w:t>3.5 Function Calling 评测与推理性能分析</w:t>
-      </w:r>
-      <w:r>
-        <w:rPr>
-          <w:rFonts w:ascii="Times New Roman" w:hAnsi="Times New Roman" w:eastAsia="Times New Roman"/>
-          <w:b w:val="0"/>
-          <w:sz w:val="19"/>
-        </w:rPr>
-        <w:tab/>
-        <w:t>9</w:t>
-      </w:r>
-    </w:p>
-    <w:p>
-      <w:pPr>
-        <w:tabs>
-          <w:tab w:pos="8731" w:val="right" w:leader="dot"/>
-        </w:tabs>
-        <w:spacing w:before="0" w:after="0" w:line="240" w:lineRule="auto"/>
-        <w:ind w:left="397"/>
-      </w:pPr>
-      <w:r>
-        <w:rPr>
-          <w:rFonts w:ascii="Times New Roman" w:hAnsi="Times New Roman" w:eastAsia="Songti SC"/>
-          <w:b w:val="0"/>
-          <w:sz w:val="19"/>
-        </w:rPr>
-        <w:t>3.6 研究问题</w:t>
-      </w:r>
-      <w:r>
-        <w:rPr>
-          <w:rFonts w:ascii="Times New Roman" w:hAnsi="Times New Roman" w:eastAsia="Times New Roman"/>
-          <w:b w:val="0"/>
-          <w:sz w:val="19"/>
-        </w:rPr>
-        <w:tab/>
-        <w:t>10</w:t>
-      </w:r>
-    </w:p>
-    <w:p>
-      <w:pPr>
-        <w:tabs>
-          <w:tab w:pos="8731" w:val="right" w:leader="dot"/>
-        </w:tabs>
-        <w:spacing w:before="0" w:after="0" w:line="240" w:lineRule="auto"/>
-        <w:ind w:left="397"/>
-      </w:pPr>
-      <w:r>
-        <w:rPr>
-          <w:rFonts w:ascii="Times New Roman" w:hAnsi="Times New Roman" w:eastAsia="Songti SC"/>
-          <w:b w:val="0"/>
-          <w:sz w:val="19"/>
-        </w:rPr>
-        <w:t>3.7 各研究内容之间的关系</w:t>
-      </w:r>
-      <w:r>
-        <w:rPr>
-          <w:rFonts w:ascii="Times New Roman" w:hAnsi="Times New Roman" w:eastAsia="Times New Roman"/>
-          <w:b w:val="0"/>
-          <w:sz w:val="19"/>
-        </w:rPr>
-        <w:tab/>
-        <w:t>10</w:t>
-      </w:r>
-    </w:p>
-    <w:p>
-      <w:pPr>
-        <w:tabs>
-          <w:tab w:pos="8731" w:val="right" w:leader="dot"/>
-        </w:tabs>
-        <w:spacing w:before="0" w:after="0" w:line="240" w:lineRule="auto"/>
-        <w:ind w:left="0"/>
-      </w:pPr>
-      <w:r>
-        <w:rPr>
-          <w:rFonts w:ascii="Times New Roman" w:hAnsi="Times New Roman" w:eastAsia="Heiti SC"/>
-          <w:b/>
-          <w:sz w:val="19"/>
-        </w:rPr>
-        <w:t>4．研究方案</w:t>
-      </w:r>
-      <w:r>
-        <w:rPr>
-          <w:rFonts w:ascii="Times New Roman" w:hAnsi="Times New Roman" w:eastAsia="Times New Roman"/>
-          <w:b w:val="0"/>
-          <w:sz w:val="19"/>
-        </w:rPr>
-        <w:tab/>
-        <w:t>10</w:t>
-      </w:r>
-    </w:p>
-    <w:p>
-      <w:pPr>
-        <w:tabs>
-          <w:tab w:pos="8731" w:val="right" w:leader="dot"/>
-        </w:tabs>
-        <w:spacing w:before="0" w:after="0" w:line="240" w:lineRule="auto"/>
-        <w:ind w:left="397"/>
-      </w:pPr>
-      <w:r>
-        <w:rPr>
-          <w:rFonts w:ascii="Times New Roman" w:hAnsi="Times New Roman" w:eastAsia="Songti SC"/>
-          <w:b w:val="0"/>
-          <w:sz w:val="19"/>
-        </w:rPr>
-        <w:t>4.1 总体技术路线</w:t>
-      </w:r>
-      <w:r>
-        <w:rPr>
-          <w:rFonts w:ascii="Times New Roman" w:hAnsi="Times New Roman" w:eastAsia="Times New Roman"/>
-          <w:b w:val="0"/>
-          <w:sz w:val="19"/>
-        </w:rPr>
-        <w:tab/>
-        <w:t>10</w:t>
-      </w:r>
-    </w:p>
-    <w:p>
-      <w:pPr>
-        <w:tabs>
-          <w:tab w:pos="8731" w:val="right" w:leader="dot"/>
-        </w:tabs>
-        <w:spacing w:before="0" w:after="0" w:line="240" w:lineRule="auto"/>
-        <w:ind w:left="397"/>
-      </w:pPr>
-      <w:r>
-        <w:rPr>
-          <w:rFonts w:ascii="Times New Roman" w:hAnsi="Times New Roman" w:eastAsia="Songti SC"/>
-          <w:b w:val="0"/>
-          <w:sz w:val="19"/>
-        </w:rPr>
-        <w:t>4.2 模型和数据准备</w:t>
-      </w:r>
-      <w:r>
-        <w:rPr>
-          <w:rFonts w:ascii="Times New Roman" w:hAnsi="Times New Roman" w:eastAsia="Times New Roman"/>
-          <w:b w:val="0"/>
-          <w:sz w:val="19"/>
-        </w:rPr>
-        <w:tab/>
-        <w:t>11</w:t>
-      </w:r>
-    </w:p>
-    <w:p>
-      <w:pPr>
-        <w:tabs>
-          <w:tab w:pos="8731" w:val="right" w:leader="dot"/>
-        </w:tabs>
-        <w:spacing w:before="0" w:after="0" w:line="240" w:lineRule="auto"/>
-        <w:ind w:left="397"/>
-      </w:pPr>
-      <w:r>
-        <w:rPr>
-          <w:rFonts w:ascii="Times New Roman" w:hAnsi="Times New Roman" w:eastAsia="Songti SC"/>
-          <w:b w:val="0"/>
-          <w:sz w:val="19"/>
-        </w:rPr>
-        <w:t>4.3 学生 rollout 和教师反馈</w:t>
-      </w:r>
-      <w:r>
-        <w:rPr>
-          <w:rFonts w:ascii="Times New Roman" w:hAnsi="Times New Roman" w:eastAsia="Times New Roman"/>
-          <w:b w:val="0"/>
-          <w:sz w:val="19"/>
-        </w:rPr>
-        <w:tab/>
-        <w:t>11</w:t>
-      </w:r>
-    </w:p>
-    <w:p>
-      <w:pPr>
-        <w:tabs>
-          <w:tab w:pos="8731" w:val="right" w:leader="dot"/>
-        </w:tabs>
-        <w:spacing w:before="0" w:after="0" w:line="240" w:lineRule="auto"/>
-        <w:ind w:left="397"/>
-      </w:pPr>
-      <w:r>
-        <w:rPr>
-          <w:rFonts w:ascii="Times New Roman" w:hAnsi="Times New Roman" w:eastAsia="Songti SC"/>
-          <w:b w:val="0"/>
-          <w:sz w:val="19"/>
-        </w:rPr>
-        <w:t>4.4 损失与监督信息粒度/估计方式的定义原则</w:t>
-      </w:r>
-      <w:r>
-        <w:rPr>
-          <w:rFonts w:ascii="Times New Roman" w:hAnsi="Times New Roman" w:eastAsia="Times New Roman"/>
-          <w:b w:val="0"/>
-          <w:sz w:val="19"/>
-        </w:rPr>
-        <w:tab/>
-        <w:t>12</w:t>
-      </w:r>
-    </w:p>
-    <w:p>
-      <w:pPr>
-        <w:tabs>
-          <w:tab w:pos="8731" w:val="right" w:leader="dot"/>
-        </w:tabs>
-        <w:spacing w:before="0" w:after="0" w:line="240" w:lineRule="auto"/>
-        <w:ind w:left="397"/>
-      </w:pPr>
-      <w:r>
-        <w:rPr>
-          <w:rFonts w:ascii="Times New Roman" w:hAnsi="Times New Roman" w:eastAsia="Songti SC"/>
-          <w:b w:val="0"/>
-          <w:sz w:val="19"/>
-        </w:rPr>
-        <w:t>4.5 评价指标和公平性</w:t>
-      </w:r>
-      <w:r>
-        <w:rPr>
-          <w:rFonts w:ascii="Times New Roman" w:hAnsi="Times New Roman" w:eastAsia="Times New Roman"/>
-          <w:b w:val="0"/>
-          <w:sz w:val="19"/>
-        </w:rPr>
-        <w:tab/>
-        <w:t>13</w:t>
-      </w:r>
-    </w:p>
-    <w:p>
-      <w:pPr>
-        <w:tabs>
-          <w:tab w:pos="8731" w:val="right" w:leader="dot"/>
-        </w:tabs>
-        <w:spacing w:before="0" w:after="0" w:line="240" w:lineRule="auto"/>
-        <w:ind w:left="397"/>
-      </w:pPr>
-      <w:r>
-        <w:rPr>
-          <w:rFonts w:ascii="Times New Roman" w:hAnsi="Times New Roman" w:eastAsia="Songti SC"/>
-          <w:b w:val="0"/>
-          <w:sz w:val="19"/>
-        </w:rPr>
-        <w:t>4.6 可行性分析</w:t>
-      </w:r>
-      <w:r>
-        <w:rPr>
-          <w:rFonts w:ascii="Times New Roman" w:hAnsi="Times New Roman" w:eastAsia="Times New Roman"/>
-          <w:b w:val="0"/>
-          <w:sz w:val="19"/>
-        </w:rPr>
-        <w:tab/>
-        <w:t>14</w:t>
-      </w:r>
-    </w:p>
-    <w:p>
-      <w:pPr>
-        <w:tabs>
-          <w:tab w:pos="8731" w:val="right" w:leader="dot"/>
-        </w:tabs>
-        <w:spacing w:before="0" w:after="0" w:line="240" w:lineRule="auto"/>
-        <w:ind w:left="0"/>
-      </w:pPr>
-      <w:r>
-        <w:rPr>
-          <w:rFonts w:ascii="Times New Roman" w:hAnsi="Times New Roman" w:eastAsia="Heiti SC"/>
-          <w:b/>
-          <w:sz w:val="19"/>
-        </w:rPr>
-        <w:t>5．进度安排，预期达到的目标</w:t>
-      </w:r>
-      <w:r>
-        <w:rPr>
-          <w:rFonts w:ascii="Times New Roman" w:hAnsi="Times New Roman" w:eastAsia="Times New Roman"/>
-          <w:b w:val="0"/>
-          <w:sz w:val="19"/>
-        </w:rPr>
-        <w:tab/>
-        <w:t>14</w:t>
-      </w:r>
-    </w:p>
-    <w:p>
-      <w:pPr>
-        <w:tabs>
-          <w:tab w:pos="8731" w:val="right" w:leader="dot"/>
-        </w:tabs>
-        <w:spacing w:before="0" w:after="0" w:line="240" w:lineRule="auto"/>
-        <w:ind w:left="397"/>
-      </w:pPr>
-      <w:r>
-        <w:rPr>
-          <w:rFonts w:ascii="Times New Roman" w:hAnsi="Times New Roman" w:eastAsia="Songti SC"/>
-          <w:b w:val="0"/>
-          <w:sz w:val="19"/>
-        </w:rPr>
-        <w:t>5.1 进度安排</w:t>
-      </w:r>
-      <w:r>
-        <w:rPr>
-          <w:rFonts w:ascii="Times New Roman" w:hAnsi="Times New Roman" w:eastAsia="Times New Roman"/>
-          <w:b w:val="0"/>
-          <w:sz w:val="19"/>
-        </w:rPr>
-        <w:tab/>
-        <w:t>14</w:t>
-      </w:r>
-    </w:p>
-    <w:p>
-      <w:pPr>
-        <w:tabs>
-          <w:tab w:pos="8731" w:val="right" w:leader="dot"/>
-        </w:tabs>
-        <w:spacing w:before="0" w:after="0" w:line="240" w:lineRule="auto"/>
-        <w:ind w:left="397"/>
-      </w:pPr>
-      <w:r>
-        <w:rPr>
-          <w:rFonts w:ascii="Times New Roman" w:hAnsi="Times New Roman" w:eastAsia="Songti SC"/>
-          <w:b w:val="0"/>
-          <w:sz w:val="19"/>
-        </w:rPr>
-        <w:t>5.2 预期达到的目标</w:t>
-      </w:r>
-      <w:r>
-        <w:rPr>
-          <w:rFonts w:ascii="Times New Roman" w:hAnsi="Times New Roman" w:eastAsia="Times New Roman"/>
-          <w:b w:val="0"/>
-          <w:sz w:val="19"/>
-        </w:rPr>
-        <w:tab/>
-        <w:t>15</w:t>
-      </w:r>
-    </w:p>
-    <w:p>
-      <w:pPr>
-        <w:tabs>
-          <w:tab w:pos="8731" w:val="right" w:leader="dot"/>
-        </w:tabs>
-        <w:spacing w:before="0" w:after="0" w:line="240" w:lineRule="auto"/>
-        <w:ind w:left="0"/>
-      </w:pPr>
-      <w:r>
-        <w:rPr>
-          <w:rFonts w:ascii="Times New Roman" w:hAnsi="Times New Roman" w:eastAsia="Heiti SC"/>
-          <w:b/>
-          <w:sz w:val="19"/>
-        </w:rPr>
-        <w:t>6．课题已具备和所需的条件、经费</w:t>
-      </w:r>
-      <w:r>
-        <w:rPr>
-          <w:rFonts w:ascii="Times New Roman" w:hAnsi="Times New Roman" w:eastAsia="Times New Roman"/>
-          <w:b w:val="0"/>
-          <w:sz w:val="19"/>
-        </w:rPr>
-        <w:tab/>
-        <w:t>16</w:t>
-      </w:r>
-    </w:p>
-    <w:p>
-      <w:pPr>
-        <w:tabs>
-          <w:tab w:pos="8731" w:val="right" w:leader="dot"/>
-        </w:tabs>
-        <w:spacing w:before="0" w:after="0" w:line="240" w:lineRule="auto"/>
-        <w:ind w:left="397"/>
-      </w:pPr>
-      <w:r>
-        <w:rPr>
-          <w:rFonts w:ascii="Times New Roman" w:hAnsi="Times New Roman" w:eastAsia="Songti SC"/>
-          <w:b w:val="0"/>
-          <w:sz w:val="19"/>
-        </w:rPr>
-        <w:t>6.1 已具备条件</w:t>
-      </w:r>
-      <w:r>
-        <w:rPr>
-          <w:rFonts w:ascii="Times New Roman" w:hAnsi="Times New Roman" w:eastAsia="Times New Roman"/>
-          <w:b w:val="0"/>
-          <w:sz w:val="19"/>
-        </w:rPr>
-        <w:tab/>
-        <w:t>16</w:t>
-      </w:r>
-    </w:p>
-    <w:p>
-      <w:pPr>
-        <w:tabs>
-          <w:tab w:pos="8731" w:val="right" w:leader="dot"/>
-        </w:tabs>
-        <w:spacing w:before="0" w:after="0" w:line="240" w:lineRule="auto"/>
-        <w:ind w:left="397"/>
-      </w:pPr>
-      <w:r>
-        <w:rPr>
-          <w:rFonts w:ascii="Times New Roman" w:hAnsi="Times New Roman" w:eastAsia="Songti SC"/>
-          <w:b w:val="0"/>
-          <w:sz w:val="19"/>
-        </w:rPr>
-        <w:t>6.2 所需条件</w:t>
-      </w:r>
-      <w:r>
-        <w:rPr>
-          <w:rFonts w:ascii="Times New Roman" w:hAnsi="Times New Roman" w:eastAsia="Times New Roman"/>
-          <w:b w:val="0"/>
-          <w:sz w:val="19"/>
-        </w:rPr>
-        <w:tab/>
-        <w:t>16</w:t>
-      </w:r>
-    </w:p>
-    <w:p>
-      <w:pPr>
-        <w:tabs>
-          <w:tab w:pos="8731" w:val="right" w:leader="dot"/>
-        </w:tabs>
-        <w:spacing w:before="0" w:after="0" w:line="240" w:lineRule="auto"/>
-        <w:ind w:left="397"/>
-      </w:pPr>
-      <w:r>
-        <w:rPr>
-          <w:rFonts w:ascii="Times New Roman" w:hAnsi="Times New Roman" w:eastAsia="Songti SC"/>
-          <w:b w:val="0"/>
-          <w:sz w:val="19"/>
-        </w:rPr>
-        <w:t>6.3 经费</w:t>
-      </w:r>
-      <w:r>
-        <w:rPr>
-          <w:rFonts w:ascii="Times New Roman" w:hAnsi="Times New Roman" w:eastAsia="Times New Roman"/>
-          <w:b w:val="0"/>
-          <w:sz w:val="19"/>
-        </w:rPr>
-        <w:tab/>
-        <w:t>16</w:t>
-      </w:r>
-    </w:p>
-    <w:p>
-      <w:pPr>
-        <w:tabs>
-          <w:tab w:pos="8731" w:val="right" w:leader="dot"/>
-        </w:tabs>
-        <w:spacing w:before="0" w:after="0" w:line="240" w:lineRule="auto"/>
-        <w:ind w:left="0"/>
-      </w:pPr>
-      <w:r>
-        <w:rPr>
-          <w:rFonts w:ascii="Times New Roman" w:hAnsi="Times New Roman" w:eastAsia="Heiti SC"/>
-          <w:b/>
-          <w:sz w:val="19"/>
-        </w:rPr>
-        <w:t>7．研究过程中可能遇到的困难和问题，解决的措施</w:t>
-      </w:r>
-      <w:r>
-        <w:rPr>
-          <w:rFonts w:ascii="Times New Roman" w:hAnsi="Times New Roman" w:eastAsia="Times New Roman"/>
-          <w:b w:val="0"/>
-          <w:sz w:val="19"/>
-        </w:rPr>
-        <w:tab/>
-        <w:t>17</w:t>
-      </w:r>
-    </w:p>
-    <w:p>
-      <w:pPr>
-        <w:tabs>
-          <w:tab w:pos="8731" w:val="right" w:leader="dot"/>
-        </w:tabs>
-        <w:spacing w:before="0" w:after="0" w:line="240" w:lineRule="auto"/>
-        <w:ind w:left="0"/>
-      </w:pPr>
-      <w:r>
-        <w:rPr>
-          <w:rFonts w:ascii="Times New Roman" w:hAnsi="Times New Roman" w:eastAsia="Heiti SC"/>
-          <w:b/>
-          <w:sz w:val="19"/>
-        </w:rPr>
-        <w:t>8．主要参考文献</w:t>
-      </w:r>
-      <w:r>
-        <w:rPr>
-          <w:rFonts w:ascii="Times New Roman" w:hAnsi="Times New Roman" w:eastAsia="Times New Roman"/>
-          <w:b w:val="0"/>
-          <w:sz w:val="19"/>
-        </w:rPr>
-        <w:tab/>
-        <w:t>17</w:t>
-      </w:r>
-      <w:r>
         <w:fldChar w:fldCharType="end"/>
       </w:r>
     </w:p>
@@ -1573,6 +2221,7 @@
       <w:pPr>
         <w:pStyle w:val="2"/>
       </w:pPr>
+      <w:bookmarkStart w:id="0" w:name="_Toc88311075"/>
       <w:r>
         <w:rPr>
           <w:rFonts w:ascii="黑体" w:hAnsi="黑体" w:eastAsia="黑体" w:cs="黑体"/>
@@ -1582,11 +2231,13 @@
         </w:rPr>
         <w:t>1．课题来源及研究的目的和意义</w:t>
       </w:r>
+      <w:bookmarkEnd w:id="0"/>
     </w:p>
     <w:p>
       <w:pPr>
         <w:pStyle w:val="3"/>
       </w:pPr>
+      <w:bookmarkStart w:id="1" w:name="_Toc333037448"/>
       <w:r>
         <w:rPr>
           <w:rFonts w:ascii="黑体" w:hAnsi="黑体" w:eastAsia="黑体" w:cs="黑体"/>
@@ -1596,6 +2247,7 @@
         </w:rPr>
         <w:t>1.1 课题来源</w:t>
       </w:r>
+      <w:bookmarkEnd w:id="1"/>
     </w:p>
     <w:p>
       <w:pPr>
@@ -1619,6 +2271,7 @@
       <w:pPr>
         <w:pStyle w:val="3"/>
       </w:pPr>
+      <w:bookmarkStart w:id="2" w:name="_Toc1018004454"/>
       <w:r>
         <w:rPr>
           <w:rFonts w:ascii="黑体" w:hAnsi="黑体" w:eastAsia="黑体" w:cs="黑体"/>
@@ -1628,6 +2281,7 @@
         </w:rPr>
         <w:t>1.2 研究背景</w:t>
       </w:r>
+      <w:bookmarkEnd w:id="2"/>
     </w:p>
     <w:p>
       <w:pPr>
@@ -1678,6 +2332,7 @@
       <w:pPr>
         <w:pStyle w:val="3"/>
       </w:pPr>
+      <w:bookmarkStart w:id="3" w:name="_Toc598642729"/>
       <w:r>
         <w:rPr>
           <w:rFonts w:ascii="黑体" w:hAnsi="黑体" w:eastAsia="黑体" w:cs="黑体"/>
@@ -1687,6 +2342,7 @@
         </w:rPr>
         <w:t>1.3 传统后训练方法的局限</w:t>
       </w:r>
+      <w:bookmarkEnd w:id="3"/>
     </w:p>
     <w:p>
       <w:pPr>
@@ -1719,6 +2375,7 @@
       <w:pPr>
         <w:pStyle w:val="3"/>
       </w:pPr>
+      <w:bookmarkStart w:id="4" w:name="_Toc427460108"/>
       <w:r>
         <w:rPr>
           <w:rFonts w:ascii="黑体" w:hAnsi="黑体" w:eastAsia="黑体" w:cs="黑体"/>
@@ -1728,6 +2385,7 @@
         </w:rPr>
         <w:t>1.4 在线策略蒸馏的研究价值</w:t>
       </w:r>
+      <w:bookmarkEnd w:id="4"/>
     </w:p>
     <w:p>
       <w:pPr>
@@ -1769,6 +2427,7 @@
       <w:pPr>
         <w:pStyle w:val="3"/>
       </w:pPr>
+      <w:bookmarkStart w:id="5" w:name="_Toc989235941"/>
       <w:r>
         <w:rPr>
           <w:rFonts w:ascii="黑体" w:hAnsi="黑体" w:eastAsia="黑体" w:cs="黑体"/>
@@ -1778,6 +2437,7 @@
         </w:rPr>
         <w:t>1.5 研究目的和意义</w:t>
       </w:r>
+      <w:bookmarkEnd w:id="5"/>
     </w:p>
     <w:p>
       <w:pPr>
@@ -1790,7 +2450,7 @@
     </w:p>
     <w:p>
       <w:pPr>
-        <w:pStyle w:val="15"/>
+        <w:pStyle w:val="17"/>
         <w:ind w:firstLine="420"/>
         <w:jc w:val="left"/>
       </w:pPr>
@@ -1800,7 +2460,7 @@
     </w:p>
     <w:p>
       <w:pPr>
-        <w:pStyle w:val="15"/>
+        <w:pStyle w:val="17"/>
         <w:ind w:firstLine="420"/>
         <w:jc w:val="left"/>
       </w:pPr>
@@ -1810,7 +2470,7 @@
     </w:p>
     <w:p>
       <w:pPr>
-        <w:pStyle w:val="15"/>
+        <w:pStyle w:val="17"/>
         <w:ind w:firstLine="420"/>
         <w:jc w:val="left"/>
       </w:pPr>
@@ -1831,6 +2491,7 @@
       <w:pPr>
         <w:pStyle w:val="2"/>
       </w:pPr>
+      <w:bookmarkStart w:id="6" w:name="_Toc270065313"/>
       <w:r>
         <w:rPr>
           <w:rFonts w:ascii="黑体" w:hAnsi="黑体" w:eastAsia="黑体" w:cs="黑体"/>
@@ -1840,11 +2501,13 @@
         </w:rPr>
         <w:t>2．国内外在该方向的研究现状及分析</w:t>
       </w:r>
+      <w:bookmarkEnd w:id="6"/>
     </w:p>
     <w:p>
       <w:pPr>
         <w:pStyle w:val="3"/>
       </w:pPr>
+      <w:bookmarkStart w:id="7" w:name="_Toc1354769480"/>
       <w:r>
         <w:rPr>
           <w:rFonts w:ascii="黑体" w:hAnsi="黑体" w:eastAsia="黑体" w:cs="黑体"/>
@@ -1854,6 +2517,7 @@
         </w:rPr>
         <w:t>2.1 大语言模型后训练和知识蒸馏</w:t>
       </w:r>
+      <w:bookmarkEnd w:id="7"/>
     </w:p>
     <w:p>
       <w:pPr>
@@ -1890,7 +2554,7 @@
     </w:p>
     <w:tbl>
       <w:tblPr>
-        <w:tblStyle w:val="9"/>
+        <w:tblStyle w:val="11"/>
         <w:tblW w:w="0" w:type="auto"/>
         <w:tblInd w:w="0" w:type="dxa"/>
         <w:tblBorders>
@@ -2262,6 +2926,7 @@
       <w:pPr>
         <w:pStyle w:val="3"/>
       </w:pPr>
+      <w:bookmarkStart w:id="8" w:name="_Toc1989024866"/>
       <w:r>
         <w:rPr>
           <w:rFonts w:ascii="黑体" w:hAnsi="黑体" w:eastAsia="黑体" w:cs="黑体"/>
@@ -2271,6 +2936,7 @@
         </w:rPr>
         <w:t>2.2 分布偏移与在线策略蒸馏</w:t>
       </w:r>
+      <w:bookmarkEnd w:id="8"/>
     </w:p>
     <w:p>
       <w:pPr>
@@ -2349,6 +3015,7 @@
       <w:pPr>
         <w:pStyle w:val="3"/>
       </w:pPr>
+      <w:bookmarkStart w:id="9" w:name="_Toc1810473660"/>
       <w:r>
         <w:rPr>
           <w:rFonts w:ascii="黑体" w:hAnsi="黑体" w:eastAsia="黑体" w:cs="黑体"/>
@@ -2358,6 +3025,7 @@
         </w:rPr>
         <w:t>2.3 KL 散度方向与广义散度</w:t>
       </w:r>
+      <w:bookmarkEnd w:id="9"/>
     </w:p>
     <w:p>
       <w:pPr>
@@ -3075,6 +3743,7 @@
       <w:pPr>
         <w:pStyle w:val="3"/>
       </w:pPr>
+      <w:bookmarkStart w:id="10" w:name="_Toc935009277"/>
       <w:r>
         <w:rPr>
           <w:rFonts w:ascii="黑体" w:hAnsi="黑体" w:eastAsia="黑体" w:cs="黑体"/>
@@ -3084,6 +3753,7 @@
         </w:rPr>
         <w:t>2.4 监督信息粒度与资源效率</w:t>
       </w:r>
+      <w:bookmarkEnd w:id="10"/>
     </w:p>
     <w:p>
       <w:pPr>
@@ -3135,6 +3805,7 @@
       <w:pPr>
         <w:pStyle w:val="3"/>
       </w:pPr>
+      <w:bookmarkStart w:id="11" w:name="_Toc1563073440"/>
       <w:r>
         <w:rPr>
           <w:rFonts w:ascii="黑体" w:hAnsi="黑体" w:eastAsia="黑体" w:cs="黑体"/>
@@ -3144,6 +3815,7 @@
         </w:rPr>
         <w:t>2.5 Function Calling 数据与评测研究</w:t>
       </w:r>
+      <w:bookmarkEnd w:id="11"/>
     </w:p>
     <w:p>
       <w:pPr>
@@ -3236,6 +3908,7 @@
       <w:pPr>
         <w:pStyle w:val="2"/>
       </w:pPr>
+      <w:bookmarkStart w:id="12" w:name="_Toc407852329"/>
       <w:r>
         <w:rPr>
           <w:rFonts w:ascii="黑体" w:hAnsi="黑体" w:eastAsia="黑体" w:cs="黑体"/>
@@ -3245,11 +3918,13 @@
         </w:rPr>
         <w:t>3．主要研究内容</w:t>
       </w:r>
+      <w:bookmarkEnd w:id="12"/>
     </w:p>
     <w:p>
       <w:pPr>
         <w:pStyle w:val="3"/>
       </w:pPr>
+      <w:bookmarkStart w:id="13" w:name="_Toc6292279"/>
       <w:r>
         <w:rPr>
           <w:rFonts w:ascii="黑体" w:hAnsi="黑体" w:eastAsia="黑体" w:cs="黑体"/>
@@ -3259,6 +3934,7 @@
         </w:rPr>
         <w:t>3.1 统一的在线策略蒸馏研究流程</w:t>
       </w:r>
+      <w:bookmarkEnd w:id="13"/>
     </w:p>
     <w:p>
       <w:pPr>
@@ -3273,6 +3949,7 @@
       <w:pPr>
         <w:pStyle w:val="3"/>
       </w:pPr>
+      <w:bookmarkStart w:id="14" w:name="_Toc527634450"/>
       <w:r>
         <w:rPr>
           <w:rFonts w:ascii="黑体" w:hAnsi="黑体" w:eastAsia="黑体" w:cs="黑体"/>
@@ -3282,6 +3959,7 @@
         </w:rPr>
         <w:t>3.2 三类散度目标</w:t>
       </w:r>
+      <w:bookmarkEnd w:id="14"/>
     </w:p>
     <w:p>
       <w:pPr>
@@ -3296,6 +3974,7 @@
       <w:pPr>
         <w:pStyle w:val="3"/>
       </w:pPr>
+      <w:bookmarkStart w:id="15" w:name="_Toc992222687"/>
       <w:r>
         <w:rPr>
           <w:rFonts w:ascii="黑体" w:hAnsi="黑体" w:eastAsia="黑体" w:cs="黑体"/>
@@ -3305,6 +3984,7 @@
         </w:rPr>
         <w:t>3.3 三种监督信息粒度/估计方式</w:t>
       </w:r>
+      <w:bookmarkEnd w:id="15"/>
     </w:p>
     <w:p>
       <w:pPr>
@@ -3317,7 +3997,7 @@
     </w:p>
     <w:p>
       <w:pPr>
-        <w:pStyle w:val="15"/>
+        <w:pStyle w:val="17"/>
         <w:ind w:firstLine="420"/>
         <w:jc w:val="left"/>
       </w:pPr>
@@ -3336,7 +4016,7 @@
     </w:p>
     <w:p>
       <w:pPr>
-        <w:pStyle w:val="15"/>
+        <w:pStyle w:val="17"/>
         <w:ind w:firstLine="420"/>
         <w:jc w:val="left"/>
       </w:pPr>
@@ -3355,7 +4035,7 @@
     </w:p>
     <w:p>
       <w:pPr>
-        <w:pStyle w:val="15"/>
+        <w:pStyle w:val="17"/>
         <w:ind w:firstLine="420"/>
         <w:jc w:val="left"/>
       </w:pPr>
@@ -3376,6 +4056,7 @@
       <w:pPr>
         <w:pStyle w:val="3"/>
       </w:pPr>
+      <w:bookmarkStart w:id="16" w:name="_Toc1076181454"/>
       <w:r>
         <w:rPr>
           <w:rFonts w:ascii="黑体" w:hAnsi="黑体" w:eastAsia="黑体" w:cs="黑体"/>
@@ -3385,6 +4066,7 @@
         </w:rPr>
         <w:t>3.4 LoRA 后训练与教师—学生关系</w:t>
       </w:r>
+      <w:bookmarkEnd w:id="16"/>
     </w:p>
     <w:p>
       <w:pPr>
@@ -3500,6 +4182,7 @@
       <w:pPr>
         <w:pStyle w:val="3"/>
       </w:pPr>
+      <w:bookmarkStart w:id="17" w:name="_Toc1274422344"/>
       <w:r>
         <w:rPr>
           <w:rFonts w:ascii="黑体" w:hAnsi="黑体" w:eastAsia="黑体" w:cs="黑体"/>
@@ -3509,6 +4192,7 @@
         </w:rPr>
         <w:t>3.5 Function Calling 评测与推理性能分析</w:t>
       </w:r>
+      <w:bookmarkEnd w:id="17"/>
     </w:p>
     <w:p>
       <w:pPr>
@@ -3523,6 +4207,7 @@
       <w:pPr>
         <w:pStyle w:val="3"/>
       </w:pPr>
+      <w:bookmarkStart w:id="18" w:name="_Toc214440430"/>
       <w:r>
         <w:rPr>
           <w:rFonts w:ascii="黑体" w:hAnsi="黑体" w:eastAsia="黑体" w:cs="黑体"/>
@@ -3532,6 +4217,7 @@
         </w:rPr>
         <w:t>3.6 研究问题</w:t>
       </w:r>
+      <w:bookmarkEnd w:id="18"/>
     </w:p>
     <w:p>
       <w:pPr>
@@ -3544,7 +4230,7 @@
     </w:p>
     <w:p>
       <w:pPr>
-        <w:pStyle w:val="15"/>
+        <w:pStyle w:val="17"/>
         <w:ind w:firstLine="420"/>
         <w:jc w:val="left"/>
       </w:pPr>
@@ -3554,7 +4240,7 @@
     </w:p>
     <w:p>
       <w:pPr>
-        <w:pStyle w:val="15"/>
+        <w:pStyle w:val="17"/>
         <w:ind w:firstLine="420"/>
         <w:jc w:val="left"/>
       </w:pPr>
@@ -3564,7 +4250,7 @@
     </w:p>
     <w:p>
       <w:pPr>
-        <w:pStyle w:val="15"/>
+        <w:pStyle w:val="17"/>
         <w:ind w:firstLine="420"/>
         <w:jc w:val="left"/>
       </w:pPr>
@@ -3574,7 +4260,7 @@
     </w:p>
     <w:p>
       <w:pPr>
-        <w:pStyle w:val="15"/>
+        <w:pStyle w:val="17"/>
         <w:ind w:firstLine="420"/>
         <w:jc w:val="left"/>
       </w:pPr>
@@ -3595,6 +4281,7 @@
       <w:pPr>
         <w:pStyle w:val="3"/>
       </w:pPr>
+      <w:bookmarkStart w:id="19" w:name="_Toc622747344"/>
       <w:r>
         <w:rPr>
           <w:rFonts w:ascii="黑体" w:hAnsi="黑体" w:eastAsia="黑体" w:cs="黑体"/>
@@ -3604,6 +4291,7 @@
         </w:rPr>
         <w:t>3.7 各研究内容之间的关系</w:t>
       </w:r>
+      <w:bookmarkEnd w:id="19"/>
     </w:p>
     <w:p>
       <w:pPr>
@@ -3627,6 +4315,7 @@
       <w:pPr>
         <w:pStyle w:val="2"/>
       </w:pPr>
+      <w:bookmarkStart w:id="20" w:name="_Toc1826798777"/>
       <w:r>
         <w:rPr>
           <w:rFonts w:ascii="黑体" w:hAnsi="黑体" w:eastAsia="黑体" w:cs="黑体"/>
@@ -3636,11 +4325,13 @@
         </w:rPr>
         <w:t>4．研究方案</w:t>
       </w:r>
+      <w:bookmarkEnd w:id="20"/>
     </w:p>
     <w:p>
       <w:pPr>
         <w:pStyle w:val="3"/>
       </w:pPr>
+      <w:bookmarkStart w:id="21" w:name="_Toc433343880"/>
       <w:r>
         <w:rPr>
           <w:rFonts w:ascii="黑体" w:hAnsi="黑体" w:eastAsia="黑体" w:cs="黑体"/>
@@ -3650,6 +4341,7 @@
         </w:rPr>
         <w:t>4.1 总体技术路线</w:t>
       </w:r>
+      <w:bookmarkEnd w:id="21"/>
     </w:p>
     <w:p>
       <w:pPr>
@@ -3707,7 +4399,7 @@
                     </pic:cNvPicPr>
                   </pic:nvPicPr>
                   <pic:blipFill>
-                    <a:blip r:embed="rId7"/>
+                    <a:blip r:embed="rId8"/>
                     <a:stretch>
                       <a:fillRect/>
                     </a:stretch>
@@ -3746,6 +4438,7 @@
       <w:pPr>
         <w:pStyle w:val="3"/>
       </w:pPr>
+      <w:bookmarkStart w:id="22" w:name="_Toc1093544183"/>
       <w:r>
         <w:rPr>
           <w:rFonts w:ascii="黑体" w:hAnsi="黑体" w:eastAsia="黑体" w:cs="黑体"/>
@@ -3755,6 +4448,7 @@
         </w:rPr>
         <w:t>4.2 模型和数据准备</w:t>
       </w:r>
+      <w:bookmarkEnd w:id="22"/>
     </w:p>
     <w:p>
       <w:pPr>
@@ -3787,6 +4481,7 @@
       <w:pPr>
         <w:pStyle w:val="3"/>
       </w:pPr>
+      <w:bookmarkStart w:id="23" w:name="_Toc1032032655"/>
       <w:r>
         <w:rPr>
           <w:rFonts w:ascii="黑体" w:hAnsi="黑体" w:eastAsia="黑体" w:cs="黑体"/>
@@ -3796,6 +4491,7 @@
         </w:rPr>
         <w:t>4.3 学生 rollout 和教师反馈</w:t>
       </w:r>
+      <w:bookmarkEnd w:id="23"/>
     </w:p>
     <w:p>
       <w:pPr>
@@ -3831,7 +4527,7 @@
     </w:p>
     <w:tbl>
       <w:tblPr>
-        <w:tblStyle w:val="9"/>
+        <w:tblStyle w:val="11"/>
         <w:tblW w:w="0" w:type="auto"/>
         <w:tblInd w:w="0" w:type="dxa"/>
         <w:tblBorders>
@@ -4121,7 +4817,7 @@
                     </pic:cNvPicPr>
                   </pic:nvPicPr>
                   <pic:blipFill>
-                    <a:blip r:embed="rId8"/>
+                    <a:blip r:embed="rId9"/>
                     <a:stretch>
                       <a:fillRect/>
                     </a:stretch>
@@ -4160,6 +4856,7 @@
       <w:pPr>
         <w:pStyle w:val="3"/>
       </w:pPr>
+      <w:bookmarkStart w:id="24" w:name="_Toc147415766"/>
       <w:r>
         <w:rPr>
           <w:rFonts w:ascii="黑体" w:hAnsi="黑体" w:eastAsia="黑体" w:cs="黑体"/>
@@ -4169,6 +4866,7 @@
         </w:rPr>
         <w:t>4.4 损失与监督信息粒度/估计方式的定义原则</w:t>
       </w:r>
+      <w:bookmarkEnd w:id="24"/>
     </w:p>
     <w:p>
       <w:pPr>
@@ -4440,7 +5138,7 @@
     </w:p>
     <w:tbl>
       <w:tblPr>
-        <w:tblStyle w:val="9"/>
+        <w:tblStyle w:val="11"/>
         <w:tblW w:w="0" w:type="auto"/>
         <w:jc w:val="center"/>
         <w:tblBorders>
@@ -4928,7 +5626,7 @@
     </w:p>
     <w:p>
       <w:pPr>
-        <w:pStyle w:val="15"/>
+        <w:pStyle w:val="17"/>
         <w:ind w:firstLine="420"/>
         <w:jc w:val="left"/>
       </w:pPr>
@@ -4938,7 +5636,7 @@
     </w:p>
     <w:p>
       <w:pPr>
-        <w:pStyle w:val="15"/>
+        <w:pStyle w:val="17"/>
         <w:ind w:firstLine="420"/>
         <w:jc w:val="left"/>
       </w:pPr>
@@ -4948,7 +5646,7 @@
     </w:p>
     <w:p>
       <w:pPr>
-        <w:pStyle w:val="15"/>
+        <w:pStyle w:val="17"/>
         <w:ind w:firstLine="420"/>
         <w:jc w:val="left"/>
       </w:pPr>
@@ -4958,7 +5656,7 @@
     </w:p>
     <w:p>
       <w:pPr>
-        <w:pStyle w:val="15"/>
+        <w:pStyle w:val="17"/>
         <w:ind w:firstLine="420"/>
         <w:jc w:val="left"/>
       </w:pPr>
@@ -4979,6 +5677,7 @@
       <w:pPr>
         <w:pStyle w:val="3"/>
       </w:pPr>
+      <w:bookmarkStart w:id="25" w:name="_Toc1568134171"/>
       <w:r>
         <w:rPr>
           <w:rFonts w:ascii="黑体" w:hAnsi="黑体" w:eastAsia="黑体" w:cs="黑体"/>
@@ -4988,6 +5687,7 @@
         </w:rPr>
         <w:t>4.5 评价指标和公平性</w:t>
       </w:r>
+      <w:bookmarkEnd w:id="25"/>
     </w:p>
     <w:p>
       <w:pPr>
@@ -5000,7 +5700,7 @@
     </w:p>
     <w:tbl>
       <w:tblPr>
-        <w:tblStyle w:val="9"/>
+        <w:tblStyle w:val="11"/>
         <w:tblW w:w="0" w:type="auto"/>
         <w:tblInd w:w="0" w:type="dxa"/>
         <w:tblBorders>
@@ -5232,6 +5932,7 @@
       <w:pPr>
         <w:pStyle w:val="3"/>
       </w:pPr>
+      <w:bookmarkStart w:id="26" w:name="_Toc1711696013"/>
       <w:r>
         <w:rPr>
           <w:rFonts w:ascii="黑体" w:hAnsi="黑体" w:eastAsia="黑体" w:cs="黑体"/>
@@ -5241,6 +5942,7 @@
         </w:rPr>
         <w:t>4.6 可行性分析</w:t>
       </w:r>
+      <w:bookmarkEnd w:id="26"/>
     </w:p>
     <w:p>
       <w:pPr>
@@ -5255,6 +5957,7 @@
       <w:pPr>
         <w:pStyle w:val="2"/>
       </w:pPr>
+      <w:bookmarkStart w:id="27" w:name="_Toc783955279"/>
       <w:r>
         <w:rPr>
           <w:rFonts w:ascii="黑体" w:hAnsi="黑体" w:eastAsia="黑体" w:cs="黑体"/>
@@ -5264,11 +5967,13 @@
         </w:rPr>
         <w:t>5．进度安排，预期达到的目标</w:t>
       </w:r>
+      <w:bookmarkEnd w:id="27"/>
     </w:p>
     <w:p>
       <w:pPr>
         <w:pStyle w:val="3"/>
       </w:pPr>
+      <w:bookmarkStart w:id="28" w:name="_Toc1124199808"/>
       <w:r>
         <w:rPr>
           <w:rFonts w:ascii="黑体" w:hAnsi="黑体" w:eastAsia="黑体" w:cs="黑体"/>
@@ -5278,6 +5983,7 @@
         </w:rPr>
         <w:t>5.1 进度安排</w:t>
       </w:r>
+      <w:bookmarkEnd w:id="28"/>
     </w:p>
     <w:p>
       <w:pPr>
@@ -5295,7 +6001,7 @@
     </w:p>
     <w:tbl>
       <w:tblPr>
-        <w:tblStyle w:val="9"/>
+        <w:tblStyle w:val="11"/>
         <w:tblW w:w="0" w:type="auto"/>
         <w:jc w:val="center"/>
         <w:tblBorders>
@@ -5822,7 +6528,7 @@
                     </pic:cNvPicPr>
                   </pic:nvPicPr>
                   <pic:blipFill>
-                    <a:blip r:embed="rId9"/>
+                    <a:blip r:embed="rId10"/>
                     <a:stretch>
                       <a:fillRect/>
                     </a:stretch>
@@ -5870,6 +6576,7 @@
       <w:pPr>
         <w:pStyle w:val="3"/>
       </w:pPr>
+      <w:bookmarkStart w:id="29" w:name="_Toc865046750"/>
       <w:r>
         <w:rPr>
           <w:rFonts w:ascii="黑体" w:hAnsi="黑体" w:eastAsia="黑体" w:cs="黑体"/>
@@ -5879,10 +6586,11 @@
         </w:rPr>
         <w:t>5.2 预期达到的目标</w:t>
       </w:r>
-    </w:p>
-    <w:p>
-      <w:pPr>
-        <w:pStyle w:val="15"/>
+      <w:bookmarkEnd w:id="29"/>
+    </w:p>
+    <w:p>
+      <w:pPr>
+        <w:pStyle w:val="17"/>
         <w:ind w:firstLine="420"/>
         <w:jc w:val="left"/>
       </w:pPr>
@@ -5892,7 +6600,7 @@
     </w:p>
     <w:p>
       <w:pPr>
-        <w:pStyle w:val="15"/>
+        <w:pStyle w:val="17"/>
         <w:ind w:firstLine="420"/>
         <w:jc w:val="left"/>
       </w:pPr>
@@ -5902,7 +6610,7 @@
     </w:p>
     <w:p>
       <w:pPr>
-        <w:pStyle w:val="15"/>
+        <w:pStyle w:val="17"/>
         <w:ind w:firstLine="420"/>
         <w:jc w:val="left"/>
       </w:pPr>
@@ -5912,7 +6620,7 @@
     </w:p>
     <w:p>
       <w:pPr>
-        <w:pStyle w:val="15"/>
+        <w:pStyle w:val="17"/>
         <w:ind w:firstLine="420"/>
         <w:jc w:val="left"/>
       </w:pPr>
@@ -5922,7 +6630,7 @@
     </w:p>
     <w:p>
       <w:pPr>
-        <w:pStyle w:val="15"/>
+        <w:pStyle w:val="17"/>
         <w:ind w:firstLine="420"/>
         <w:jc w:val="left"/>
       </w:pPr>
@@ -5932,7 +6640,7 @@
     </w:p>
     <w:p>
       <w:pPr>
-        <w:pStyle w:val="15"/>
+        <w:pStyle w:val="17"/>
         <w:ind w:firstLine="420"/>
         <w:jc w:val="left"/>
       </w:pPr>
@@ -5953,6 +6661,7 @@
       <w:pPr>
         <w:pStyle w:val="2"/>
       </w:pPr>
+      <w:bookmarkStart w:id="30" w:name="_Toc376437060"/>
       <w:r>
         <w:rPr>
           <w:rFonts w:ascii="黑体" w:hAnsi="黑体" w:eastAsia="黑体" w:cs="黑体"/>
@@ -5962,11 +6671,13 @@
         </w:rPr>
         <w:t>6．课题已具备和所需的条件、经费</w:t>
       </w:r>
+      <w:bookmarkEnd w:id="30"/>
     </w:p>
     <w:p>
       <w:pPr>
         <w:pStyle w:val="3"/>
       </w:pPr>
+      <w:bookmarkStart w:id="31" w:name="_Toc290843358"/>
       <w:r>
         <w:rPr>
           <w:rFonts w:ascii="黑体" w:hAnsi="黑体" w:eastAsia="黑体" w:cs="黑体"/>
@@ -5976,6 +6687,7 @@
         </w:rPr>
         <w:t>6.1 已具备条件</w:t>
       </w:r>
+      <w:bookmarkEnd w:id="31"/>
     </w:p>
     <w:p>
       <w:pPr>
@@ -5990,6 +6702,7 @@
       <w:pPr>
         <w:pStyle w:val="3"/>
       </w:pPr>
+      <w:bookmarkStart w:id="32" w:name="_Toc531537334"/>
       <w:r>
         <w:rPr>
           <w:rFonts w:ascii="黑体" w:hAnsi="黑体" w:eastAsia="黑体" w:cs="黑体"/>
@@ -5999,6 +6712,7 @@
         </w:rPr>
         <w:t>6.2 所需条件</w:t>
       </w:r>
+      <w:bookmarkEnd w:id="32"/>
     </w:p>
     <w:p>
       <w:pPr>
@@ -6013,6 +6727,7 @@
       <w:pPr>
         <w:pStyle w:val="3"/>
       </w:pPr>
+      <w:bookmarkStart w:id="33" w:name="_Toc16001018"/>
       <w:r>
         <w:rPr>
           <w:rFonts w:ascii="黑体" w:hAnsi="黑体" w:eastAsia="黑体" w:cs="黑体"/>
@@ -6022,6 +6737,7 @@
         </w:rPr>
         <w:t>6.3 经费</w:t>
       </w:r>
+      <w:bookmarkEnd w:id="33"/>
     </w:p>
     <w:p>
       <w:pPr>
@@ -6071,7 +6787,7 @@
     </w:p>
     <w:tbl>
       <w:tblPr>
-        <w:tblStyle w:val="9"/>
+        <w:tblStyle w:val="11"/>
         <w:tblW w:w="0" w:type="auto"/>
         <w:jc w:val="center"/>
         <w:tblBorders>
@@ -6452,6 +7168,7 @@
         <w:pStyle w:val="2"/>
         <w:pageBreakBefore/>
       </w:pPr>
+      <w:bookmarkStart w:id="34" w:name="_Toc493653651"/>
       <w:r>
         <w:rPr>
           <w:rFonts w:ascii="黑体" w:hAnsi="黑体" w:eastAsia="黑体" w:cs="黑体"/>
@@ -6461,6 +7178,7 @@
         </w:rPr>
         <w:t>7．研究过程中可能遇到的困难和问题，解决的措施</w:t>
       </w:r>
+      <w:bookmarkEnd w:id="34"/>
     </w:p>
     <w:p>
       <w:pPr>
@@ -6473,7 +7191,7 @@
     </w:p>
     <w:tbl>
       <w:tblPr>
-        <w:tblStyle w:val="9"/>
+        <w:tblStyle w:val="11"/>
         <w:tblW w:w="0" w:type="auto"/>
         <w:tblInd w:w="0" w:type="dxa"/>
         <w:tblBorders>
@@ -6744,6 +7462,7 @@
       <w:pPr>
         <w:pStyle w:val="2"/>
       </w:pPr>
+      <w:bookmarkStart w:id="35" w:name="_Toc1107583996"/>
       <w:r>
         <w:rPr>
           <w:rFonts w:ascii="黑体" w:hAnsi="黑体" w:eastAsia="黑体" w:cs="黑体"/>
@@ -6753,10 +7472,11 @@
         </w:rPr>
         <w:t>8．主要参考文献</w:t>
       </w:r>
-    </w:p>
-    <w:p>
-      <w:pPr>
-        <w:pStyle w:val="15"/>
+      <w:bookmarkEnd w:id="35"/>
+    </w:p>
+    <w:p>
+      <w:pPr>
+        <w:pStyle w:val="17"/>
         <w:numPr>
           <w:ilvl w:val="0"/>
           <w:numId w:val="1"/>
@@ -6770,7 +7490,7 @@
     </w:p>
     <w:p>
       <w:pPr>
-        <w:pStyle w:val="15"/>
+        <w:pStyle w:val="17"/>
         <w:numPr>
           <w:ilvl w:val="0"/>
           <w:numId w:val="1"/>
@@ -6784,7 +7504,7 @@
     </w:p>
     <w:p>
       <w:pPr>
-        <w:pStyle w:val="15"/>
+        <w:pStyle w:val="17"/>
         <w:numPr>
           <w:ilvl w:val="0"/>
           <w:numId w:val="1"/>
@@ -6798,7 +7518,7 @@
     </w:p>
     <w:p>
       <w:pPr>
-        <w:pStyle w:val="15"/>
+        <w:pStyle w:val="17"/>
         <w:numPr>
           <w:ilvl w:val="0"/>
           <w:numId w:val="1"/>
@@ -6812,7 +7532,7 @@
     </w:p>
     <w:p>
       <w:pPr>
-        <w:pStyle w:val="15"/>
+        <w:pStyle w:val="17"/>
         <w:numPr>
           <w:ilvl w:val="0"/>
           <w:numId w:val="1"/>
@@ -6826,7 +7546,7 @@
     </w:p>
     <w:p>
       <w:pPr>
-        <w:pStyle w:val="15"/>
+        <w:pStyle w:val="17"/>
         <w:numPr>
           <w:ilvl w:val="0"/>
           <w:numId w:val="1"/>
@@ -6840,7 +7560,7 @@
     </w:p>
     <w:p>
       <w:pPr>
-        <w:pStyle w:val="15"/>
+        <w:pStyle w:val="17"/>
         <w:numPr>
           <w:ilvl w:val="0"/>
           <w:numId w:val="1"/>
@@ -6854,7 +7574,7 @@
     </w:p>
     <w:p>
       <w:pPr>
-        <w:pStyle w:val="15"/>
+        <w:pStyle w:val="17"/>
         <w:numPr>
           <w:ilvl w:val="0"/>
           <w:numId w:val="1"/>
@@ -6868,7 +7588,7 @@
     </w:p>
     <w:p>
       <w:pPr>
-        <w:pStyle w:val="15"/>
+        <w:pStyle w:val="17"/>
         <w:numPr>
           <w:ilvl w:val="0"/>
           <w:numId w:val="1"/>
@@ -6882,7 +7602,7 @@
     </w:p>
     <w:p>
       <w:pPr>
-        <w:pStyle w:val="15"/>
+        <w:pStyle w:val="17"/>
         <w:numPr>
           <w:ilvl w:val="0"/>
           <w:numId w:val="1"/>
@@ -6896,7 +7616,7 @@
     </w:p>
     <w:p>
       <w:pPr>
-        <w:pStyle w:val="15"/>
+        <w:pStyle w:val="17"/>
         <w:numPr>
           <w:ilvl w:val="0"/>
           <w:numId w:val="1"/>
@@ -6910,7 +7630,7 @@
     </w:p>
     <w:p>
       <w:pPr>
-        <w:pStyle w:val="15"/>
+        <w:pStyle w:val="17"/>
         <w:numPr>
           <w:ilvl w:val="0"/>
           <w:numId w:val="1"/>
@@ -6924,7 +7644,7 @@
     </w:p>
     <w:p>
       <w:pPr>
-        <w:pStyle w:val="15"/>
+        <w:pStyle w:val="17"/>
         <w:numPr>
           <w:ilvl w:val="0"/>
           <w:numId w:val="1"/>
@@ -6938,7 +7658,7 @@
     </w:p>
     <w:p>
       <w:pPr>
-        <w:pStyle w:val="15"/>
+        <w:pStyle w:val="17"/>
         <w:numPr>
           <w:ilvl w:val="0"/>
           <w:numId w:val="1"/>
@@ -6952,7 +7672,7 @@
     </w:p>
     <w:p>
       <w:pPr>
-        <w:pStyle w:val="15"/>
+        <w:pStyle w:val="17"/>
         <w:numPr>
           <w:ilvl w:val="0"/>
           <w:numId w:val="1"/>
@@ -6966,7 +7686,7 @@
     </w:p>
     <w:p>
       <w:pPr>
-        <w:pStyle w:val="15"/>
+        <w:pStyle w:val="17"/>
         <w:numPr>
           <w:ilvl w:val="0"/>
           <w:numId w:val="1"/>
@@ -6980,7 +7700,7 @@
     </w:p>
     <w:p>
       <w:pPr>
-        <w:pStyle w:val="15"/>
+        <w:pStyle w:val="17"/>
         <w:numPr>
           <w:ilvl w:val="0"/>
           <w:numId w:val="1"/>
@@ -6994,7 +7714,7 @@
     </w:p>
     <w:p>
       <w:pPr>
-        <w:pStyle w:val="15"/>
+        <w:pStyle w:val="17"/>
         <w:numPr>
           <w:ilvl w:val="0"/>
           <w:numId w:val="1"/>
@@ -7008,7 +7728,7 @@
     </w:p>
     <w:p>
       <w:pPr>
-        <w:pStyle w:val="15"/>
+        <w:pStyle w:val="17"/>
         <w:numPr>
           <w:ilvl w:val="0"/>
           <w:numId w:val="1"/>
@@ -7022,7 +7742,7 @@
     </w:p>
     <w:p>
       <w:pPr>
-        <w:pStyle w:val="15"/>
+        <w:pStyle w:val="17"/>
         <w:numPr>
           <w:ilvl w:val="0"/>
           <w:numId w:val="1"/>
@@ -7036,7 +7756,7 @@
     </w:p>
     <w:p>
       <w:pPr>
-        <w:pStyle w:val="15"/>
+        <w:pStyle w:val="17"/>
         <w:numPr>
           <w:ilvl w:val="0"/>
           <w:numId w:val="1"/>
@@ -7050,7 +7770,7 @@
     </w:p>
     <w:p>
       <w:pPr>
-        <w:pStyle w:val="15"/>
+        <w:pStyle w:val="17"/>
         <w:numPr>
           <w:ilvl w:val="0"/>
           <w:numId w:val="1"/>
@@ -7064,7 +7784,7 @@
     </w:p>
     <w:p>
       <w:pPr>
-        <w:pStyle w:val="15"/>
+        <w:pStyle w:val="17"/>
         <w:numPr>
           <w:ilvl w:val="0"/>
           <w:numId w:val="1"/>
@@ -7078,7 +7798,7 @@
     </w:p>
     <w:p>
       <w:pPr>
-        <w:pStyle w:val="15"/>
+        <w:pStyle w:val="17"/>
         <w:numPr>
           <w:ilvl w:val="0"/>
           <w:numId w:val="1"/>
@@ -7092,7 +7812,7 @@
     </w:p>
     <w:p>
       <w:pPr>
-        <w:pStyle w:val="15"/>
+        <w:pStyle w:val="17"/>
         <w:numPr>
           <w:ilvl w:val="0"/>
           <w:numId w:val="1"/>
@@ -7106,7 +7826,7 @@
     </w:p>
     <w:p>
       <w:pPr>
-        <w:pStyle w:val="15"/>
+        <w:pStyle w:val="17"/>
         <w:numPr>
           <w:ilvl w:val="0"/>
           <w:numId w:val="1"/>
@@ -7120,7 +7840,7 @@
     </w:p>
     <w:p>
       <w:pPr>
-        <w:pStyle w:val="15"/>
+        <w:pStyle w:val="17"/>
         <w:numPr>
           <w:ilvl w:val="0"/>
           <w:numId w:val="1"/>
@@ -7132,13 +7852,14 @@
         <w:t>Patil S G, Mao H, Yan F, et al. The Berkeley Function Calling Leaderboard (BFCL): From Tool Use to Agentic Evaluation of Large Language Models[C]//Proceedings of the 42nd International Conference on Machine Learning. PMLR, 2025, 267: 48371-48392.</w:t>
       </w:r>
     </w:p>
+    <w:bookmarkEnd w:id="36"/>
     <w:sectPr>
-      <w:footerReference w:type="default" r:id="rId12"/>
+      <w:footerReference r:id="rId5" w:type="default"/>
       <w:pgSz w:w="11906" w:h="16838"/>
       <w:pgMar w:top="1440" w:right="1800" w:bottom="1440" w:left="1800" w:header="851" w:footer="992" w:gutter="0"/>
+      <w:pgNumType w:start="1"/>
       <w:cols w:space="425" w:num="1"/>
       <w:docGrid w:type="lines" w:linePitch="312" w:charSpace="0"/>
-      <w:pgNumType w:start="1"/>
     </w:sectPr>
   </w:body>
 </w:document>
@@ -7170,10 +7891,9 @@
 </file>
 
 <file path=word/footer1.xml><?xml version="1.0" encoding="utf-8"?>
-<w:ftr xmlns:m="http://schemas.openxmlformats.org/officeDocument/2006/math" xmlns:mc="http://schemas.openxmlformats.org/markup-compatibility/2006" xmlns:mo="http://schemas.microsoft.com/office/mac/office/2008/main" xmlns:mv="urn:schemas-microsoft-com:mac:vml" xmlns:o="urn:schemas-microsoft-com:office:office" xmlns:r="http://schemas.openxmlformats.org/officeDocument/2006/relationships" xmlns:v="urn:schemas-microsoft-com:vml" xmlns:w10="urn:schemas-microsoft-com:office:word" xmlns:w14="http://schemas.microsoft.com/office/word/2010/wordml" xmlns:w="http://schemas.openxmlformats.org/wordprocessingml/2006/main" xmlns:wne="http://schemas.microsoft.com/office/word/2006/wordml" xmlns:wp14="http://schemas.microsoft.com/office/word/2010/wordprocessingDrawing" xmlns:wp="http://schemas.openxmlformats.org/drawingml/2006/wordprocessingDrawing" xmlns:wpc="http://schemas.microsoft.com/office/word/2010/wordprocessingCanvas" xmlns:wpg="http://schemas.microsoft.com/office/word/2010/wordprocessingGroup" xmlns:wpi="http://schemas.microsoft.com/office/word/2010/wordprocessingInk" xmlns:wps="http://schemas.microsoft.com/office/word/2010/wordprocessingShape" mc:Ignorable="w14 wp14">
+<w:ftr xmlns:wpc="http://schemas.microsoft.com/office/word/2010/wordprocessingCanvas" xmlns:mc="http://schemas.openxmlformats.org/markup-compatibility/2006" xmlns:o="urn:schemas-microsoft-com:office:office" xmlns:r="http://schemas.openxmlformats.org/officeDocument/2006/relationships" xmlns:m="http://schemas.openxmlformats.org/officeDocument/2006/math" xmlns:v="urn:schemas-microsoft-com:vml" xmlns:wp14="http://schemas.microsoft.com/office/word/2010/wordprocessingDrawing" xmlns:wp="http://schemas.openxmlformats.org/drawingml/2006/wordprocessingDrawing" xmlns:w10="urn:schemas-microsoft-com:office:word" xmlns:w="http://schemas.openxmlformats.org/wordprocessingml/2006/main" xmlns:w14="http://schemas.microsoft.com/office/word/2010/wordml" xmlns:w15="http://schemas.microsoft.com/office/word/2012/wordml" xmlns:wpg="http://schemas.microsoft.com/office/word/2010/wordprocessingGroup" xmlns:wpi="http://schemas.microsoft.com/office/word/2010/wordprocessingInk" xmlns:wne="http://schemas.microsoft.com/office/word/2006/wordml" xmlns:wps="http://schemas.microsoft.com/office/word/2010/wordprocessingShape" xmlns:wpsCustomData="http://www.wps.cn/officeDocument/2013/wpsCustomData" mc:Ignorable="w14 w15 wp14">
   <w:p>
     <w:pPr>
-      <w:pStyle w:val="Footer"/>
       <w:jc w:val="center"/>
     </w:pPr>
     <w:r>
@@ -7183,9 +7903,37 @@
         <w:sz w:val="21"/>
       </w:rPr>
       <w:fldChar w:fldCharType="begin"/>
+    </w:r>
+    <w:r>
+      <w:rPr>
+        <w:rFonts w:ascii="Times New Roman" w:hAnsi="Times New Roman" w:eastAsia="Times New Roman"/>
+        <w:b w:val="0"/>
+        <w:sz w:val="21"/>
+      </w:rPr>
       <w:instrText xml:space="preserve"> PAGE </w:instrText>
+    </w:r>
+    <w:r>
+      <w:rPr>
+        <w:rFonts w:ascii="Times New Roman" w:hAnsi="Times New Roman" w:eastAsia="Times New Roman"/>
+        <w:b w:val="0"/>
+        <w:sz w:val="21"/>
+      </w:rPr>
       <w:fldChar w:fldCharType="separate"/>
+    </w:r>
+    <w:r>
+      <w:rPr>
+        <w:rFonts w:ascii="Times New Roman" w:hAnsi="Times New Roman" w:eastAsia="Times New Roman"/>
+        <w:b w:val="0"/>
+        <w:sz w:val="21"/>
+      </w:rPr>
       <w:t>1</w:t>
+    </w:r>
+    <w:r>
+      <w:rPr>
+        <w:rFonts w:ascii="Times New Roman" w:hAnsi="Times New Roman" w:eastAsia="Times New Roman"/>
+        <w:b w:val="0"/>
+        <w:sz w:val="21"/>
+      </w:rPr>
       <w:fldChar w:fldCharType="end"/>
     </w:r>
   </w:p>
@@ -7596,7 +8344,7 @@
     <w:name w:val="heading 1"/>
     <w:basedOn w:val="1"/>
     <w:next w:val="1"/>
-    <w:link w:val="19"/>
+    <w:link w:val="21"/>
     <w:qFormat/>
     <w:uiPriority w:val="9"/>
     <w:pPr>
@@ -7618,7 +8366,7 @@
     <w:name w:val="heading 2"/>
     <w:basedOn w:val="1"/>
     <w:next w:val="1"/>
-    <w:link w:val="18"/>
+    <w:link w:val="20"/>
     <w:unhideWhenUsed/>
     <w:qFormat/>
     <w:uiPriority w:val="9"/>
@@ -7640,7 +8388,7 @@
     <w:name w:val="heading 3"/>
     <w:basedOn w:val="1"/>
     <w:next w:val="1"/>
-    <w:link w:val="20"/>
+    <w:link w:val="22"/>
     <w:unhideWhenUsed/>
     <w:qFormat/>
     <w:uiPriority w:val="9"/>
@@ -7658,13 +8406,13 @@
       <w:szCs w:val="32"/>
     </w:rPr>
   </w:style>
-  <w:style w:type="character" w:default="1" w:styleId="10">
+  <w:style w:type="character" w:default="1" w:styleId="12">
     <w:name w:val="Default Paragraph Font"/>
     <w:semiHidden/>
     <w:unhideWhenUsed/>
     <w:uiPriority w:val="1"/>
   </w:style>
-  <w:style w:type="table" w:default="1" w:styleId="8">
+  <w:style w:type="table" w:default="1" w:styleId="10">
     <w:name w:val="Normal Table"/>
     <w:semiHidden/>
     <w:unhideWhenUsed/>
@@ -7681,7 +8429,7 @@
   <w:style w:type="paragraph" w:styleId="5">
     <w:name w:val="footer"/>
     <w:basedOn w:val="1"/>
-    <w:link w:val="22"/>
+    <w:link w:val="24"/>
     <w:unhideWhenUsed/>
     <w:uiPriority w:val="99"/>
     <w:pPr>
@@ -7701,7 +8449,7 @@
   <w:style w:type="paragraph" w:styleId="6">
     <w:name w:val="header"/>
     <w:basedOn w:val="1"/>
-    <w:link w:val="21"/>
+    <w:link w:val="23"/>
     <w:unhideWhenUsed/>
     <w:uiPriority w:val="99"/>
     <w:pPr>
@@ -7722,6 +8470,25 @@
     </w:rPr>
   </w:style>
   <w:style w:type="paragraph" w:styleId="7">
+    <w:name w:val="toc 1"/>
+    <w:basedOn w:val="1"/>
+    <w:next w:val="1"/>
+    <w:semiHidden/>
+    <w:unhideWhenUsed/>
+    <w:uiPriority w:val="39"/>
+  </w:style>
+  <w:style w:type="paragraph" w:styleId="8">
+    <w:name w:val="toc 2"/>
+    <w:basedOn w:val="1"/>
+    <w:next w:val="1"/>
+    <w:semiHidden/>
+    <w:unhideWhenUsed/>
+    <w:uiPriority w:val="39"/>
+    <w:pPr>
+      <w:ind w:left="420" w:leftChars="200"/>
+    </w:pPr>
+  </w:style>
+  <w:style w:type="paragraph" w:styleId="9">
     <w:name w:val="Normal (Web)"/>
     <w:basedOn w:val="1"/>
     <w:semiHidden/>
@@ -7737,9 +8504,9 @@
       <w:kern w:val="0"/>
     </w:rPr>
   </w:style>
-  <w:style w:type="table" w:styleId="9">
+  <w:style w:type="table" w:styleId="11">
     <w:name w:val="Table Grid"/>
-    <w:basedOn w:val="8"/>
+    <w:basedOn w:val="10"/>
     <w:uiPriority w:val="39"/>
     <w:tblPr>
       <w:tblBorders>
@@ -7752,7 +8519,7 @@
       </w:tblBorders>
     </w:tblPr>
   </w:style>
-  <w:style w:type="paragraph" w:customStyle="1" w:styleId="11">
+  <w:style w:type="paragraph" w:customStyle="1" w:styleId="13">
     <w:name w:val="样式 (中文) 黑体 小二 居中"/>
     <w:basedOn w:val="1"/>
     <w:uiPriority w:val="0"/>
@@ -7767,7 +8534,7 @@
       <w:szCs w:val="20"/>
     </w:rPr>
   </w:style>
-  <w:style w:type="paragraph" w:customStyle="1" w:styleId="12">
+  <w:style w:type="paragraph" w:customStyle="1" w:styleId="14">
     <w:name w:val="节"/>
     <w:basedOn w:val="1"/>
     <w:uiPriority w:val="0"/>
@@ -7780,7 +8547,7 @@
       <w:sz w:val="30"/>
     </w:rPr>
   </w:style>
-  <w:style w:type="paragraph" w:customStyle="1" w:styleId="13">
+  <w:style w:type="paragraph" w:customStyle="1" w:styleId="15">
     <w:name w:val="条"/>
     <w:basedOn w:val="1"/>
     <w:uiPriority w:val="0"/>
@@ -7793,7 +8560,7 @@
       <w:sz w:val="28"/>
     </w:rPr>
   </w:style>
-  <w:style w:type="paragraph" w:customStyle="1" w:styleId="14">
+  <w:style w:type="paragraph" w:customStyle="1" w:styleId="16">
     <w:name w:val="款"/>
     <w:basedOn w:val="1"/>
     <w:uiPriority w:val="0"/>
@@ -7805,7 +8572,7 @@
       <w:rFonts w:eastAsia="黑体"/>
     </w:rPr>
   </w:style>
-  <w:style w:type="paragraph" w:styleId="15">
+  <w:style w:type="paragraph" w:styleId="17">
     <w:name w:val="List Paragraph"/>
     <w:basedOn w:val="1"/>
     <w:qFormat/>
@@ -7814,9 +8581,9 @@
       <w:ind w:firstLine="420" w:firstLineChars="200"/>
     </w:pPr>
   </w:style>
-  <w:style w:type="character" w:customStyle="1" w:styleId="16">
+  <w:style w:type="character" w:customStyle="1" w:styleId="18">
     <w:name w:val="fontstyle01"/>
-    <w:basedOn w:val="10"/>
+    <w:basedOn w:val="12"/>
     <w:uiPriority w:val="0"/>
     <w:rPr>
       <w:rFonts w:hint="eastAsia" w:ascii="宋体" w:hAnsi="宋体" w:eastAsia="宋体"/>
@@ -7825,9 +8592,9 @@
       <w:szCs w:val="24"/>
     </w:rPr>
   </w:style>
-  <w:style w:type="character" w:customStyle="1" w:styleId="17">
+  <w:style w:type="character" w:customStyle="1" w:styleId="19">
     <w:name w:val="fontstyle21"/>
-    <w:basedOn w:val="10"/>
+    <w:basedOn w:val="12"/>
     <w:uiPriority w:val="0"/>
     <w:rPr>
       <w:rFonts w:hint="default" w:ascii="TimesNewRomanPSMT" w:hAnsi="TimesNewRomanPSMT"/>
@@ -7836,9 +8603,9 @@
       <w:szCs w:val="24"/>
     </w:rPr>
   </w:style>
-  <w:style w:type="character" w:customStyle="1" w:styleId="18">
+  <w:style w:type="character" w:customStyle="1" w:styleId="20">
     <w:name w:val="标题 2 字符"/>
-    <w:basedOn w:val="10"/>
+    <w:basedOn w:val="12"/>
     <w:link w:val="3"/>
     <w:uiPriority w:val="9"/>
     <w:rPr>
@@ -7849,9 +8616,9 @@
       <w:szCs w:val="32"/>
     </w:rPr>
   </w:style>
-  <w:style w:type="character" w:customStyle="1" w:styleId="19">
+  <w:style w:type="character" w:customStyle="1" w:styleId="21">
     <w:name w:val="标题 1 字符"/>
-    <w:basedOn w:val="10"/>
+    <w:basedOn w:val="12"/>
     <w:link w:val="2"/>
     <w:uiPriority w:val="9"/>
     <w:rPr>
@@ -7863,9 +8630,9 @@
       <w:szCs w:val="44"/>
     </w:rPr>
   </w:style>
-  <w:style w:type="character" w:customStyle="1" w:styleId="20">
+  <w:style w:type="character" w:customStyle="1" w:styleId="22">
     <w:name w:val="标题 3 字符"/>
-    <w:basedOn w:val="10"/>
+    <w:basedOn w:val="12"/>
     <w:link w:val="4"/>
     <w:uiPriority w:val="9"/>
     <w:rPr>
@@ -7876,9 +8643,9 @@
       <w:szCs w:val="32"/>
     </w:rPr>
   </w:style>
-  <w:style w:type="character" w:customStyle="1" w:styleId="21">
+  <w:style w:type="character" w:customStyle="1" w:styleId="23">
     <w:name w:val="页眉 字符"/>
-    <w:basedOn w:val="10"/>
+    <w:basedOn w:val="12"/>
     <w:link w:val="6"/>
     <w:uiPriority w:val="99"/>
     <w:rPr>
@@ -7887,9 +8654,9 @@
       <w:szCs w:val="18"/>
     </w:rPr>
   </w:style>
-  <w:style w:type="character" w:customStyle="1" w:styleId="22">
+  <w:style w:type="character" w:customStyle="1" w:styleId="24">
     <w:name w:val="页脚 字符"/>
-    <w:basedOn w:val="10"/>
+    <w:basedOn w:val="12"/>
     <w:link w:val="5"/>
     <w:uiPriority w:val="99"/>
     <w:rPr>

--- a/Papers/output/开题报告-基于在线策略蒸馏的大语言模型后训练方法研究.docx
+++ b/Papers/output/开题报告-基于在线策略蒸馏的大语言模型后训练方法研究.docx
@@ -2551,6 +2551,22 @@
         <w:ind w:firstLine="420"/>
         <w:jc w:val="both"/>
       </w:pPr>
+    </w:p>
+    <w:p>
+      <w:pPr>
+        <w:keepNext/>
+        <w:spacing w:before="80" w:after="80" w:line="240" w:lineRule="auto"/>
+        <w:ind w:firstLine="0" w:left="0" w:right="0"/>
+        <w:jc w:val="center"/>
+      </w:pPr>
+      <w:r/>
+      <w:r>
+        <w:rPr>
+          <w:rFonts w:ascii="Times New Roman" w:hAnsi="Times New Roman" w:eastAsia="Songti SC"/>
+          <w:sz w:val="21"/>
+        </w:rPr>
+        <w:t>表 2-1  后训练方法的状态与监督来源对比</w:t>
+      </w:r>
     </w:p>
     <w:tbl>
       <w:tblPr>
@@ -4525,6 +4541,22 @@
         <w:t>教师在学生访问到的前缀上提供分布或局部 token 信息，学生依据相同前缀计算可训练的蒸馏目标，教师参数保持冻结。全词表、Top-K 和 K1 只改变教师信息的保留或估计方式，数据划分、rollout 条件和总训练预算保持一致。</w:t>
       </w:r>
     </w:p>
+    <w:p>
+      <w:pPr>
+        <w:keepNext/>
+        <w:spacing w:before="80" w:after="80" w:line="240" w:lineRule="auto"/>
+        <w:ind w:firstLine="0" w:left="0" w:right="0"/>
+        <w:jc w:val="center"/>
+      </w:pPr>
+      <w:r/>
+      <w:r>
+        <w:rPr>
+          <w:rFonts w:ascii="Times New Roman" w:hAnsi="Times New Roman" w:eastAsia="Songti SC"/>
+          <w:sz w:val="21"/>
+        </w:rPr>
+        <w:t>表 4-1  在线策略蒸馏各环节的统一与记录要求</w:t>
+      </w:r>
+    </w:p>
     <w:tbl>
       <w:tblPr>
         <w:tblStyle w:val="11"/>
@@ -5136,6 +5168,22 @@
         <w:t>监督信息粒度与散度目标的比较矩阵如下：</w:t>
       </w:r>
     </w:p>
+    <w:p>
+      <w:pPr>
+        <w:keepNext/>
+        <w:spacing w:before="80" w:after="80" w:line="240" w:lineRule="auto"/>
+        <w:ind w:firstLine="0" w:left="0" w:right="0"/>
+        <w:jc w:val="center"/>
+      </w:pPr>
+      <w:r/>
+      <w:r>
+        <w:rPr>
+          <w:rFonts w:ascii="Times New Roman" w:hAnsi="Times New Roman" w:eastAsia="Songti SC"/>
+          <w:sz w:val="21"/>
+        </w:rPr>
+        <w:t>表 4-2  散度目标与监督信息粒度比较矩阵</w:t>
+      </w:r>
+    </w:p>
     <w:tbl>
       <w:tblPr>
         <w:tblStyle w:val="11"/>
@@ -5698,6 +5746,22 @@
         <w:t>评价指标分为任务效果、训练稳定性、分布与误差分析、资源与部署四类：</w:t>
       </w:r>
     </w:p>
+    <w:p>
+      <w:pPr>
+        <w:keepNext/>
+        <w:spacing w:before="80" w:after="80" w:line="240" w:lineRule="auto"/>
+        <w:ind w:firstLine="0" w:left="0" w:right="0"/>
+        <w:jc w:val="center"/>
+      </w:pPr>
+      <w:r/>
+      <w:r>
+        <w:rPr>
+          <w:rFonts w:ascii="Times New Roman" w:hAnsi="Times New Roman" w:eastAsia="Songti SC"/>
+          <w:sz w:val="21"/>
+        </w:rPr>
+        <w:t>表 4-3  评价指标体系</w:t>
+      </w:r>
+    </w:p>
     <w:tbl>
       <w:tblPr>
         <w:tblStyle w:val="11"/>
@@ -5996,7 +6060,23 @@
           <w:rFonts w:ascii="Times New Roman" w:hAnsi="Times New Roman" w:eastAsia="宋体"/>
           <w:sz w:val="24"/>
         </w:rPr>
-        <w:t>本课题自 2026 年 9 月开题申请起，至 2027 年 5 月结题申请与答辩结束，按实际培养环节组织实施。开题申请时间为 2026 年 9 月 14 日至 9 月 30 日，中期申请预计在 2027 年 3 月，结题申请与答辩预计在 2027 年 5 月。进度安排如图 3 和表中所示。</w:t>
+        <w:t>本课题自 2026 年 9 月开题申请起，至 2027 年 5 月结题申请与答辩结束，按实际培养环节组织实施。开题申请时间为 2026 年 9 月 14 日至 9 月 30 日，中期申请预计在 2027 年 3 月，结题申请与答辩预计在 2027 年 5 月。进度安排如图 3 和表 5-1 所示。</w:t>
+      </w:r>
+    </w:p>
+    <w:p>
+      <w:pPr>
+        <w:keepNext/>
+        <w:spacing w:before="80" w:after="80" w:line="240" w:lineRule="auto"/>
+        <w:ind w:firstLine="0" w:left="0" w:right="0"/>
+        <w:jc w:val="center"/>
+      </w:pPr>
+      <w:r/>
+      <w:r>
+        <w:rPr>
+          <w:rFonts w:ascii="Times New Roman" w:hAnsi="Times New Roman" w:eastAsia="Songti SC"/>
+          <w:sz w:val="21"/>
+        </w:rPr>
+        <w:t>表 5-1  研究进度安排</w:t>
       </w:r>
     </w:p>
     <w:tbl>
@@ -6773,13 +6853,15 @@
     </w:p>
     <w:p>
       <w:pPr>
-        <w:spacing w:before="0" w:after="120" w:line="240" w:lineRule="auto"/>
-        <w:ind w:firstLine="0"/>
+        <w:keepNext/>
+        <w:spacing w:before="80" w:after="80" w:line="240" w:lineRule="auto"/>
+        <w:ind w:firstLine="0" w:left="0" w:right="0"/>
         <w:jc w:val="center"/>
       </w:pPr>
-      <w:r>
-        <w:rPr>
-          <w:rFonts w:ascii="Times New Roman" w:hAnsi="Times New Roman" w:eastAsia="宋体"/>
+      <w:r/>
+      <w:r>
+        <w:rPr>
+          <w:rFonts w:ascii="Times New Roman" w:hAnsi="Times New Roman" w:eastAsia="Songti SC"/>
           <w:sz w:val="21"/>
         </w:rPr>
         <w:t>表 6-1  经费预算</w:t>
@@ -7187,6 +7269,22 @@
       </w:pPr>
       <w:r>
         <w:t>本课题可能遇到的困难集中在数据与接口、蒸馏估计、训练资源和部署评测四个方面，主要问题及解决措施如下：</w:t>
+      </w:r>
+    </w:p>
+    <w:p>
+      <w:pPr>
+        <w:keepNext/>
+        <w:spacing w:before="80" w:after="80" w:line="240" w:lineRule="auto"/>
+        <w:ind w:firstLine="0" w:left="0" w:right="0"/>
+        <w:jc w:val="center"/>
+      </w:pPr>
+      <w:r/>
+      <w:r>
+        <w:rPr>
+          <w:rFonts w:ascii="Times New Roman" w:hAnsi="Times New Roman" w:eastAsia="Songti SC"/>
+          <w:sz w:val="21"/>
+        </w:rPr>
+        <w:t>表 7-1  研究困难及解决措施</w:t>
       </w:r>
     </w:p>
     <w:tbl>

--- a/Papers/output/开题报告-基于在线策略蒸馏的大语言模型后训练方法研究.docx
+++ b/Papers/output/开题报告-基于在线策略蒸馏的大语言模型后训练方法研究.docx
@@ -10,7 +10,6 @@
           <w:spacing w:val="40"/>
         </w:rPr>
       </w:pPr>
-      <w:bookmarkStart w:id="36" w:name="_GoBack"/>
       <w:r>
         <w:rPr>
           <w:rFonts w:hint="eastAsia" w:hAnsi="宋体"/>
@@ -2556,16 +2555,66 @@
       <w:pPr>
         <w:keepNext/>
         <w:spacing w:before="80" w:after="80" w:line="240" w:lineRule="auto"/>
-        <w:ind w:firstLine="0" w:left="0" w:right="0"/>
+        <w:ind w:left="0" w:right="0" w:firstLine="0"/>
         <w:jc w:val="center"/>
       </w:pPr>
-      <w:r/>
       <w:r>
         <w:rPr>
           <w:rFonts w:ascii="Times New Roman" w:hAnsi="Times New Roman" w:eastAsia="Songti SC"/>
           <w:sz w:val="21"/>
         </w:rPr>
-        <w:t>表 2-1  后训练方法的状态与监督来源对比</w:t>
+        <w:t xml:space="preserve">表 </w:t>
+      </w:r>
+      <w:bookmarkStart w:id="37" w:name="_RefTable2_1"/>
+      <w:r>
+        <w:rPr>
+          <w:rFonts w:ascii="Times New Roman" w:hAnsi="Times New Roman" w:eastAsia="Songti SC"/>
+          <w:sz w:val="21"/>
+        </w:rPr>
+        <w:t>2-</w:t>
+      </w:r>
+      <w:r>
+        <w:rPr>
+          <w:rFonts w:ascii="Times New Roman" w:hAnsi="Times New Roman" w:eastAsia="Songti SC"/>
+          <w:sz w:val="21"/>
+        </w:rPr>
+        <w:fldChar w:fldCharType="begin" w:dirty="true"/>
+      </w:r>
+      <w:r>
+        <w:rPr>
+          <w:rFonts w:ascii="Times New Roman" w:hAnsi="Times New Roman" w:eastAsia="Songti SC"/>
+          <w:sz w:val="21"/>
+        </w:rPr>
+        <w:instrText xml:space="preserve"> SEQ TableCh2 \* ARABIC </w:instrText>
+      </w:r>
+      <w:r>
+        <w:rPr>
+          <w:rFonts w:ascii="Times New Roman" w:hAnsi="Times New Roman" w:eastAsia="Songti SC"/>
+          <w:sz w:val="21"/>
+        </w:rPr>
+        <w:fldChar w:fldCharType="separate"/>
+      </w:r>
+      <w:r>
+        <w:rPr>
+          <w:rFonts w:ascii="Times New Roman" w:hAnsi="Times New Roman" w:eastAsia="Songti SC"/>
+          <w:sz w:val="21"/>
+        </w:rPr>
+        <w:t>1</w:t>
+      </w:r>
+      <w:r>
+        <w:rPr>
+          <w:rFonts w:ascii="Times New Roman" w:hAnsi="Times New Roman" w:eastAsia="Songti SC"/>
+          <w:sz w:val="21"/>
+        </w:rPr>
+        <w:fldChar w:fldCharType="end"/>
+      </w:r>
+      <w:bookmarkEnd w:id="37"/>
+      <w:r>
+        <w:rPr>
+          <w:rFonts w:ascii="Times New Roman" w:hAnsi="Times New Roman" w:eastAsia="Songti SC"/>
+          <w:sz w:val="21"/>
+        </w:rPr>
+        <w:t xml:space="preserve">  后训练方法的状态与监督来源对比</w:t>
       </w:r>
     </w:p>
     <w:tbl>
@@ -4370,7 +4419,49 @@
           <w:rFonts w:ascii="Times New Roman" w:hAnsi="Times New Roman" w:eastAsia="宋体"/>
           <w:sz w:val="24"/>
         </w:rPr>
-        <w:t>研究总体技术路线如图 1 所示。</w:t>
+        <w:t xml:space="preserve">研究总体技术路线如图 </w:t>
+      </w:r>
+      <w:r>
+        <w:rPr>
+          <w:rFonts w:ascii="Times New Roman" w:hAnsi="Times New Roman" w:eastAsia="宋体"/>
+          <w:sz w:val="24"/>
+        </w:rPr>
+        <w:fldChar w:fldCharType="begin" w:dirty="true"/>
+      </w:r>
+      <w:r>
+        <w:rPr>
+          <w:rFonts w:ascii="Times New Roman" w:hAnsi="Times New Roman" w:eastAsia="宋体"/>
+          <w:sz w:val="24"/>
+        </w:rPr>
+        <w:instrText xml:space="preserve"> REF _RefFigure1 \h </w:instrText>
+      </w:r>
+      <w:r>
+        <w:rPr>
+          <w:rFonts w:ascii="Times New Roman" w:hAnsi="Times New Roman" w:eastAsia="宋体"/>
+          <w:sz w:val="24"/>
+        </w:rPr>
+        <w:fldChar w:fldCharType="separate"/>
+      </w:r>
+      <w:r>
+        <w:rPr>
+          <w:rFonts w:ascii="Times New Roman" w:hAnsi="Times New Roman" w:eastAsia="宋体"/>
+          <w:sz w:val="24"/>
+        </w:rPr>
+        <w:t>1</w:t>
+      </w:r>
+      <w:r>
+        <w:rPr>
+          <w:rFonts w:ascii="Times New Roman" w:hAnsi="Times New Roman" w:eastAsia="宋体"/>
+          <w:sz w:val="24"/>
+        </w:rPr>
+        <w:fldChar w:fldCharType="end"/>
+      </w:r>
+      <w:r>
+        <w:rPr>
+          <w:rFonts w:ascii="Times New Roman" w:hAnsi="Times New Roman" w:eastAsia="宋体"/>
+          <w:sz w:val="24"/>
+        </w:rPr>
+        <w:t xml:space="preserve"> 所示。</w:t>
       </w:r>
     </w:p>
     <w:p>
@@ -4447,7 +4538,51 @@
           <w:rFonts w:ascii="Times New Roman" w:hAnsi="Times New Roman" w:eastAsia="宋体"/>
           <w:sz w:val="21"/>
         </w:rPr>
-        <w:t>图 1  研究总体技术路线</w:t>
+        <w:t xml:space="preserve">图 </w:t>
+      </w:r>
+      <w:bookmarkStart w:id="38" w:name="_RefFigure1"/>
+      <w:r>
+        <w:rPr>
+          <w:rFonts w:ascii="Times New Roman" w:hAnsi="Times New Roman" w:eastAsia="宋体"/>
+          <w:sz w:val="21"/>
+        </w:rPr>
+        <w:fldChar w:fldCharType="begin" w:dirty="true"/>
+      </w:r>
+      <w:r>
+        <w:rPr>
+          <w:rFonts w:ascii="Times New Roman" w:hAnsi="Times New Roman" w:eastAsia="宋体"/>
+          <w:sz w:val="21"/>
+        </w:rPr>
+        <w:instrText xml:space="preserve"> SEQ Figure \* ARABIC </w:instrText>
+      </w:r>
+      <w:r>
+        <w:rPr>
+          <w:rFonts w:ascii="Times New Roman" w:hAnsi="Times New Roman" w:eastAsia="宋体"/>
+          <w:sz w:val="21"/>
+        </w:rPr>
+        <w:fldChar w:fldCharType="separate"/>
+      </w:r>
+      <w:r>
+        <w:rPr>
+          <w:rFonts w:ascii="Times New Roman" w:hAnsi="Times New Roman" w:eastAsia="宋体"/>
+          <w:sz w:val="21"/>
+        </w:rPr>
+        <w:t>1</w:t>
+      </w:r>
+      <w:r>
+        <w:rPr>
+          <w:rFonts w:ascii="Times New Roman" w:hAnsi="Times New Roman" w:eastAsia="宋体"/>
+          <w:sz w:val="21"/>
+        </w:rPr>
+        <w:fldChar w:fldCharType="end"/>
+      </w:r>
+      <w:bookmarkEnd w:id="38"/>
+      <w:r>
+        <w:rPr>
+          <w:rFonts w:ascii="Times New Roman" w:hAnsi="Times New Roman" w:eastAsia="宋体"/>
+          <w:sz w:val="21"/>
+        </w:rPr>
+        <w:t xml:space="preserve">  研究总体技术路线</w:t>
       </w:r>
     </w:p>
     <w:p>
@@ -4520,7 +4655,49 @@
           <w:rFonts w:ascii="Times New Roman" w:hAnsi="Times New Roman" w:eastAsia="宋体"/>
           <w:sz w:val="24"/>
         </w:rPr>
-        <w:t>在线策略蒸馏的训练、反馈与评测关系如图 2 所示。</w:t>
+        <w:t xml:space="preserve">在线策略蒸馏的训练、反馈与评测关系如图 </w:t>
+      </w:r>
+      <w:r>
+        <w:rPr>
+          <w:rFonts w:ascii="Times New Roman" w:hAnsi="Times New Roman" w:eastAsia="宋体"/>
+          <w:sz w:val="24"/>
+        </w:rPr>
+        <w:fldChar w:fldCharType="begin" w:dirty="true"/>
+      </w:r>
+      <w:r>
+        <w:rPr>
+          <w:rFonts w:ascii="Times New Roman" w:hAnsi="Times New Roman" w:eastAsia="宋体"/>
+          <w:sz w:val="24"/>
+        </w:rPr>
+        <w:instrText xml:space="preserve"> REF _RefFigure2 \h </w:instrText>
+      </w:r>
+      <w:r>
+        <w:rPr>
+          <w:rFonts w:ascii="Times New Roman" w:hAnsi="Times New Roman" w:eastAsia="宋体"/>
+          <w:sz w:val="24"/>
+        </w:rPr>
+        <w:fldChar w:fldCharType="separate"/>
+      </w:r>
+      <w:r>
+        <w:rPr>
+          <w:rFonts w:ascii="Times New Roman" w:hAnsi="Times New Roman" w:eastAsia="宋体"/>
+          <w:sz w:val="24"/>
+        </w:rPr>
+        <w:t>2</w:t>
+      </w:r>
+      <w:r>
+        <w:rPr>
+          <w:rFonts w:ascii="Times New Roman" w:hAnsi="Times New Roman" w:eastAsia="宋体"/>
+          <w:sz w:val="24"/>
+        </w:rPr>
+        <w:fldChar w:fldCharType="end"/>
+      </w:r>
+      <w:r>
+        <w:rPr>
+          <w:rFonts w:ascii="Times New Roman" w:hAnsi="Times New Roman" w:eastAsia="宋体"/>
+          <w:sz w:val="24"/>
+        </w:rPr>
+        <w:t xml:space="preserve"> 所示。</w:t>
       </w:r>
     </w:p>
     <w:p>
@@ -4545,16 +4722,66 @@
       <w:pPr>
         <w:keepNext/>
         <w:spacing w:before="80" w:after="80" w:line="240" w:lineRule="auto"/>
-        <w:ind w:firstLine="0" w:left="0" w:right="0"/>
+        <w:ind w:left="0" w:right="0" w:firstLine="0"/>
         <w:jc w:val="center"/>
       </w:pPr>
-      <w:r/>
       <w:r>
         <w:rPr>
           <w:rFonts w:ascii="Times New Roman" w:hAnsi="Times New Roman" w:eastAsia="Songti SC"/>
           <w:sz w:val="21"/>
         </w:rPr>
-        <w:t>表 4-1  在线策略蒸馏各环节的统一与记录要求</w:t>
+        <w:t xml:space="preserve">表 </w:t>
+      </w:r>
+      <w:bookmarkStart w:id="39" w:name="_RefTable4_1"/>
+      <w:r>
+        <w:rPr>
+          <w:rFonts w:ascii="Times New Roman" w:hAnsi="Times New Roman" w:eastAsia="Songti SC"/>
+          <w:sz w:val="21"/>
+        </w:rPr>
+        <w:t>4-</w:t>
+      </w:r>
+      <w:r>
+        <w:rPr>
+          <w:rFonts w:ascii="Times New Roman" w:hAnsi="Times New Roman" w:eastAsia="Songti SC"/>
+          <w:sz w:val="21"/>
+        </w:rPr>
+        <w:fldChar w:fldCharType="begin" w:dirty="true"/>
+      </w:r>
+      <w:r>
+        <w:rPr>
+          <w:rFonts w:ascii="Times New Roman" w:hAnsi="Times New Roman" w:eastAsia="Songti SC"/>
+          <w:sz w:val="21"/>
+        </w:rPr>
+        <w:instrText xml:space="preserve"> SEQ TableCh4 \* ARABIC </w:instrText>
+      </w:r>
+      <w:r>
+        <w:rPr>
+          <w:rFonts w:ascii="Times New Roman" w:hAnsi="Times New Roman" w:eastAsia="Songti SC"/>
+          <w:sz w:val="21"/>
+        </w:rPr>
+        <w:fldChar w:fldCharType="separate"/>
+      </w:r>
+      <w:r>
+        <w:rPr>
+          <w:rFonts w:ascii="Times New Roman" w:hAnsi="Times New Roman" w:eastAsia="Songti SC"/>
+          <w:sz w:val="21"/>
+        </w:rPr>
+        <w:t>1</w:t>
+      </w:r>
+      <w:r>
+        <w:rPr>
+          <w:rFonts w:ascii="Times New Roman" w:hAnsi="Times New Roman" w:eastAsia="Songti SC"/>
+          <w:sz w:val="21"/>
+        </w:rPr>
+        <w:fldChar w:fldCharType="end"/>
+      </w:r>
+      <w:bookmarkEnd w:id="39"/>
+      <w:r>
+        <w:rPr>
+          <w:rFonts w:ascii="Times New Roman" w:hAnsi="Times New Roman" w:eastAsia="Songti SC"/>
+          <w:sz w:val="21"/>
+        </w:rPr>
+        <w:t xml:space="preserve">  在线策略蒸馏各环节的统一与记录要求</w:t>
       </w:r>
     </w:p>
     <w:tbl>
@@ -4881,7 +5108,51 @@
           <w:rFonts w:ascii="Times New Roman" w:hAnsi="Times New Roman" w:eastAsia="宋体"/>
           <w:sz w:val="21"/>
         </w:rPr>
-        <w:t>图 2  在线策略蒸馏训练与性能评测流程</w:t>
+        <w:t xml:space="preserve">图 </w:t>
+      </w:r>
+      <w:bookmarkStart w:id="40" w:name="_RefFigure2"/>
+      <w:r>
+        <w:rPr>
+          <w:rFonts w:ascii="Times New Roman" w:hAnsi="Times New Roman" w:eastAsia="宋体"/>
+          <w:sz w:val="21"/>
+        </w:rPr>
+        <w:fldChar w:fldCharType="begin" w:dirty="true"/>
+      </w:r>
+      <w:r>
+        <w:rPr>
+          <w:rFonts w:ascii="Times New Roman" w:hAnsi="Times New Roman" w:eastAsia="宋体"/>
+          <w:sz w:val="21"/>
+        </w:rPr>
+        <w:instrText xml:space="preserve"> SEQ Figure \* ARABIC </w:instrText>
+      </w:r>
+      <w:r>
+        <w:rPr>
+          <w:rFonts w:ascii="Times New Roman" w:hAnsi="Times New Roman" w:eastAsia="宋体"/>
+          <w:sz w:val="21"/>
+        </w:rPr>
+        <w:fldChar w:fldCharType="separate"/>
+      </w:r>
+      <w:r>
+        <w:rPr>
+          <w:rFonts w:ascii="Times New Roman" w:hAnsi="Times New Roman" w:eastAsia="宋体"/>
+          <w:sz w:val="21"/>
+        </w:rPr>
+        <w:t>2</w:t>
+      </w:r>
+      <w:r>
+        <w:rPr>
+          <w:rFonts w:ascii="Times New Roman" w:hAnsi="Times New Roman" w:eastAsia="宋体"/>
+          <w:sz w:val="21"/>
+        </w:rPr>
+        <w:fldChar w:fldCharType="end"/>
+      </w:r>
+      <w:bookmarkEnd w:id="40"/>
+      <w:r>
+        <w:rPr>
+          <w:rFonts w:ascii="Times New Roman" w:hAnsi="Times New Roman" w:eastAsia="宋体"/>
+          <w:sz w:val="21"/>
+        </w:rPr>
+        <w:t xml:space="preserve">  在线策略蒸馏训练与性能评测流程</w:t>
       </w:r>
     </w:p>
     <w:p>
@@ -5172,16 +5443,66 @@
       <w:pPr>
         <w:keepNext/>
         <w:spacing w:before="80" w:after="80" w:line="240" w:lineRule="auto"/>
-        <w:ind w:firstLine="0" w:left="0" w:right="0"/>
+        <w:ind w:left="0" w:right="0" w:firstLine="0"/>
         <w:jc w:val="center"/>
       </w:pPr>
-      <w:r/>
       <w:r>
         <w:rPr>
           <w:rFonts w:ascii="Times New Roman" w:hAnsi="Times New Roman" w:eastAsia="Songti SC"/>
           <w:sz w:val="21"/>
         </w:rPr>
-        <w:t>表 4-2  散度目标与监督信息粒度比较矩阵</w:t>
+        <w:t xml:space="preserve">表 </w:t>
+      </w:r>
+      <w:bookmarkStart w:id="41" w:name="_RefTable4_2"/>
+      <w:r>
+        <w:rPr>
+          <w:rFonts w:ascii="Times New Roman" w:hAnsi="Times New Roman" w:eastAsia="Songti SC"/>
+          <w:sz w:val="21"/>
+        </w:rPr>
+        <w:t>4-</w:t>
+      </w:r>
+      <w:r>
+        <w:rPr>
+          <w:rFonts w:ascii="Times New Roman" w:hAnsi="Times New Roman" w:eastAsia="Songti SC"/>
+          <w:sz w:val="21"/>
+        </w:rPr>
+        <w:fldChar w:fldCharType="begin" w:dirty="true"/>
+      </w:r>
+      <w:r>
+        <w:rPr>
+          <w:rFonts w:ascii="Times New Roman" w:hAnsi="Times New Roman" w:eastAsia="Songti SC"/>
+          <w:sz w:val="21"/>
+        </w:rPr>
+        <w:instrText xml:space="preserve"> SEQ TableCh4 \* ARABIC </w:instrText>
+      </w:r>
+      <w:r>
+        <w:rPr>
+          <w:rFonts w:ascii="Times New Roman" w:hAnsi="Times New Roman" w:eastAsia="Songti SC"/>
+          <w:sz w:val="21"/>
+        </w:rPr>
+        <w:fldChar w:fldCharType="separate"/>
+      </w:r>
+      <w:r>
+        <w:rPr>
+          <w:rFonts w:ascii="Times New Roman" w:hAnsi="Times New Roman" w:eastAsia="Songti SC"/>
+          <w:sz w:val="21"/>
+        </w:rPr>
+        <w:t>2</w:t>
+      </w:r>
+      <w:r>
+        <w:rPr>
+          <w:rFonts w:ascii="Times New Roman" w:hAnsi="Times New Roman" w:eastAsia="Songti SC"/>
+          <w:sz w:val="21"/>
+        </w:rPr>
+        <w:fldChar w:fldCharType="end"/>
+      </w:r>
+      <w:bookmarkEnd w:id="41"/>
+      <w:r>
+        <w:rPr>
+          <w:rFonts w:ascii="Times New Roman" w:hAnsi="Times New Roman" w:eastAsia="Songti SC"/>
+          <w:sz w:val="21"/>
+        </w:rPr>
+        <w:t xml:space="preserve">  散度目标与监督信息粒度比较矩阵</w:t>
       </w:r>
     </w:p>
     <w:tbl>
@@ -5750,16 +6071,66 @@
       <w:pPr>
         <w:keepNext/>
         <w:spacing w:before="80" w:after="80" w:line="240" w:lineRule="auto"/>
-        <w:ind w:firstLine="0" w:left="0" w:right="0"/>
+        <w:ind w:left="0" w:right="0" w:firstLine="0"/>
         <w:jc w:val="center"/>
       </w:pPr>
-      <w:r/>
       <w:r>
         <w:rPr>
           <w:rFonts w:ascii="Times New Roman" w:hAnsi="Times New Roman" w:eastAsia="Songti SC"/>
           <w:sz w:val="21"/>
         </w:rPr>
-        <w:t>表 4-3  评价指标体系</w:t>
+        <w:t xml:space="preserve">表 </w:t>
+      </w:r>
+      <w:bookmarkStart w:id="42" w:name="_RefTable4_3"/>
+      <w:r>
+        <w:rPr>
+          <w:rFonts w:ascii="Times New Roman" w:hAnsi="Times New Roman" w:eastAsia="Songti SC"/>
+          <w:sz w:val="21"/>
+        </w:rPr>
+        <w:t>4-</w:t>
+      </w:r>
+      <w:r>
+        <w:rPr>
+          <w:rFonts w:ascii="Times New Roman" w:hAnsi="Times New Roman" w:eastAsia="Songti SC"/>
+          <w:sz w:val="21"/>
+        </w:rPr>
+        <w:fldChar w:fldCharType="begin" w:dirty="true"/>
+      </w:r>
+      <w:r>
+        <w:rPr>
+          <w:rFonts w:ascii="Times New Roman" w:hAnsi="Times New Roman" w:eastAsia="Songti SC"/>
+          <w:sz w:val="21"/>
+        </w:rPr>
+        <w:instrText xml:space="preserve"> SEQ TableCh4 \* ARABIC </w:instrText>
+      </w:r>
+      <w:r>
+        <w:rPr>
+          <w:rFonts w:ascii="Times New Roman" w:hAnsi="Times New Roman" w:eastAsia="Songti SC"/>
+          <w:sz w:val="21"/>
+        </w:rPr>
+        <w:fldChar w:fldCharType="separate"/>
+      </w:r>
+      <w:r>
+        <w:rPr>
+          <w:rFonts w:ascii="Times New Roman" w:hAnsi="Times New Roman" w:eastAsia="Songti SC"/>
+          <w:sz w:val="21"/>
+        </w:rPr>
+        <w:t>3</w:t>
+      </w:r>
+      <w:r>
+        <w:rPr>
+          <w:rFonts w:ascii="Times New Roman" w:hAnsi="Times New Roman" w:eastAsia="Songti SC"/>
+          <w:sz w:val="21"/>
+        </w:rPr>
+        <w:fldChar w:fldCharType="end"/>
+      </w:r>
+      <w:bookmarkEnd w:id="42"/>
+      <w:r>
+        <w:rPr>
+          <w:rFonts w:ascii="Times New Roman" w:hAnsi="Times New Roman" w:eastAsia="Songti SC"/>
+          <w:sz w:val="21"/>
+        </w:rPr>
+        <w:t xml:space="preserve">  评价指标体系</w:t>
       </w:r>
     </w:p>
     <w:tbl>
@@ -6060,23 +6431,157 @@
           <w:rFonts w:ascii="Times New Roman" w:hAnsi="Times New Roman" w:eastAsia="宋体"/>
           <w:sz w:val="24"/>
         </w:rPr>
-        <w:t>本课题自 2026 年 9 月开题申请起，至 2027 年 5 月结题申请与答辩结束，按实际培养环节组织实施。开题申请时间为 2026 年 9 月 14 日至 9 月 30 日，中期申请预计在 2027 年 3 月，结题申请与答辩预计在 2027 年 5 月。进度安排如图 3 和表 5-1 所示。</w:t>
+        <w:t xml:space="preserve">本课题自 2026 年 9 月开题申请起，至 2027 年 5 月结题申请与答辩结束，按实际培养环节组织实施。开题申请时间为 2026 年 9 月 14 日至 9 月 30 日，中期申请预计在 2027 年 3 月，结题申请与答辩预计在 2027 年 5 月。进度安排如图 </w:t>
+      </w:r>
+      <w:r>
+        <w:rPr>
+          <w:rFonts w:ascii="Times New Roman" w:hAnsi="Times New Roman" w:eastAsia="宋体"/>
+          <w:sz w:val="24"/>
+        </w:rPr>
+        <w:fldChar w:fldCharType="begin" w:dirty="true"/>
+      </w:r>
+      <w:r>
+        <w:rPr>
+          <w:rFonts w:ascii="Times New Roman" w:hAnsi="Times New Roman" w:eastAsia="宋体"/>
+          <w:sz w:val="24"/>
+        </w:rPr>
+        <w:instrText xml:space="preserve"> REF _RefFigure3 \h </w:instrText>
+      </w:r>
+      <w:r>
+        <w:rPr>
+          <w:rFonts w:ascii="Times New Roman" w:hAnsi="Times New Roman" w:eastAsia="宋体"/>
+          <w:sz w:val="24"/>
+        </w:rPr>
+        <w:fldChar w:fldCharType="separate"/>
+      </w:r>
+      <w:r>
+        <w:rPr>
+          <w:rFonts w:ascii="Times New Roman" w:hAnsi="Times New Roman" w:eastAsia="宋体"/>
+          <w:sz w:val="24"/>
+        </w:rPr>
+        <w:t>3</w:t>
+      </w:r>
+      <w:r>
+        <w:rPr>
+          <w:rFonts w:ascii="Times New Roman" w:hAnsi="Times New Roman" w:eastAsia="宋体"/>
+          <w:sz w:val="24"/>
+        </w:rPr>
+        <w:fldChar w:fldCharType="end"/>
+      </w:r>
+      <w:r>
+        <w:rPr>
+          <w:rFonts w:ascii="Times New Roman" w:hAnsi="Times New Roman" w:eastAsia="宋体"/>
+          <w:sz w:val="24"/>
+        </w:rPr>
+        <w:t xml:space="preserve"> 和表 </w:t>
+      </w:r>
+      <w:r>
+        <w:rPr>
+          <w:rFonts w:ascii="Times New Roman" w:hAnsi="Times New Roman" w:eastAsia="宋体"/>
+          <w:sz w:val="24"/>
+        </w:rPr>
+        <w:fldChar w:fldCharType="begin" w:dirty="true"/>
+      </w:r>
+      <w:r>
+        <w:rPr>
+          <w:rFonts w:ascii="Times New Roman" w:hAnsi="Times New Roman" w:eastAsia="宋体"/>
+          <w:sz w:val="24"/>
+        </w:rPr>
+        <w:instrText xml:space="preserve"> REF _RefTable5_1 \h </w:instrText>
+      </w:r>
+      <w:r>
+        <w:rPr>
+          <w:rFonts w:ascii="Times New Roman" w:hAnsi="Times New Roman" w:eastAsia="宋体"/>
+          <w:sz w:val="24"/>
+        </w:rPr>
+        <w:fldChar w:fldCharType="separate"/>
+      </w:r>
+      <w:r>
+        <w:rPr>
+          <w:rFonts w:ascii="Times New Roman" w:hAnsi="Times New Roman" w:eastAsia="宋体"/>
+          <w:sz w:val="24"/>
+        </w:rPr>
+        <w:t>5-1</w:t>
+      </w:r>
+      <w:r>
+        <w:rPr>
+          <w:rFonts w:ascii="Times New Roman" w:hAnsi="Times New Roman" w:eastAsia="宋体"/>
+          <w:sz w:val="24"/>
+        </w:rPr>
+        <w:fldChar w:fldCharType="end"/>
+      </w:r>
+      <w:r>
+        <w:rPr>
+          <w:rFonts w:ascii="Times New Roman" w:hAnsi="Times New Roman" w:eastAsia="宋体"/>
+          <w:sz w:val="24"/>
+        </w:rPr>
+        <w:t xml:space="preserve"> 所示。</w:t>
       </w:r>
     </w:p>
     <w:p>
       <w:pPr>
         <w:keepNext/>
         <w:spacing w:before="80" w:after="80" w:line="240" w:lineRule="auto"/>
-        <w:ind w:firstLine="0" w:left="0" w:right="0"/>
+        <w:ind w:left="0" w:right="0" w:firstLine="0"/>
         <w:jc w:val="center"/>
       </w:pPr>
-      <w:r/>
       <w:r>
         <w:rPr>
           <w:rFonts w:ascii="Times New Roman" w:hAnsi="Times New Roman" w:eastAsia="Songti SC"/>
           <w:sz w:val="21"/>
         </w:rPr>
-        <w:t>表 5-1  研究进度安排</w:t>
+        <w:t xml:space="preserve">表 </w:t>
+      </w:r>
+      <w:bookmarkStart w:id="43" w:name="_RefTable5_1"/>
+      <w:r>
+        <w:rPr>
+          <w:rFonts w:ascii="Times New Roman" w:hAnsi="Times New Roman" w:eastAsia="Songti SC"/>
+          <w:sz w:val="21"/>
+        </w:rPr>
+        <w:t>5-</w:t>
+      </w:r>
+      <w:r>
+        <w:rPr>
+          <w:rFonts w:ascii="Times New Roman" w:hAnsi="Times New Roman" w:eastAsia="Songti SC"/>
+          <w:sz w:val="21"/>
+        </w:rPr>
+        <w:fldChar w:fldCharType="begin" w:dirty="true"/>
+      </w:r>
+      <w:r>
+        <w:rPr>
+          <w:rFonts w:ascii="Times New Roman" w:hAnsi="Times New Roman" w:eastAsia="Songti SC"/>
+          <w:sz w:val="21"/>
+        </w:rPr>
+        <w:instrText xml:space="preserve"> SEQ TableCh5 \* ARABIC </w:instrText>
+      </w:r>
+      <w:r>
+        <w:rPr>
+          <w:rFonts w:ascii="Times New Roman" w:hAnsi="Times New Roman" w:eastAsia="Songti SC"/>
+          <w:sz w:val="21"/>
+        </w:rPr>
+        <w:fldChar w:fldCharType="separate"/>
+      </w:r>
+      <w:r>
+        <w:rPr>
+          <w:rFonts w:ascii="Times New Roman" w:hAnsi="Times New Roman" w:eastAsia="Songti SC"/>
+          <w:sz w:val="21"/>
+        </w:rPr>
+        <w:t>1</w:t>
+      </w:r>
+      <w:r>
+        <w:rPr>
+          <w:rFonts w:ascii="Times New Roman" w:hAnsi="Times New Roman" w:eastAsia="Songti SC"/>
+          <w:sz w:val="21"/>
+        </w:rPr>
+        <w:fldChar w:fldCharType="end"/>
+      </w:r>
+      <w:bookmarkEnd w:id="43"/>
+      <w:r>
+        <w:rPr>
+          <w:rFonts w:ascii="Times New Roman" w:hAnsi="Times New Roman" w:eastAsia="Songti SC"/>
+          <w:sz w:val="21"/>
+        </w:rPr>
+        <w:t xml:space="preserve">  研究进度安排</w:t>
       </w:r>
     </w:p>
     <w:tbl>
@@ -6640,7 +7145,51 @@
           <w:rFonts w:ascii="Times New Roman" w:hAnsi="Times New Roman" w:eastAsia="宋体"/>
           <w:sz w:val="21"/>
         </w:rPr>
-        <w:t>图 3  项目总体进度安排</w:t>
+        <w:t xml:space="preserve">图 </w:t>
+      </w:r>
+      <w:bookmarkStart w:id="44" w:name="_RefFigure3"/>
+      <w:r>
+        <w:rPr>
+          <w:rFonts w:ascii="Times New Roman" w:hAnsi="Times New Roman" w:eastAsia="宋体"/>
+          <w:sz w:val="21"/>
+        </w:rPr>
+        <w:fldChar w:fldCharType="begin" w:dirty="true"/>
+      </w:r>
+      <w:r>
+        <w:rPr>
+          <w:rFonts w:ascii="Times New Roman" w:hAnsi="Times New Roman" w:eastAsia="宋体"/>
+          <w:sz w:val="21"/>
+        </w:rPr>
+        <w:instrText xml:space="preserve"> SEQ Figure \* ARABIC </w:instrText>
+      </w:r>
+      <w:r>
+        <w:rPr>
+          <w:rFonts w:ascii="Times New Roman" w:hAnsi="Times New Roman" w:eastAsia="宋体"/>
+          <w:sz w:val="21"/>
+        </w:rPr>
+        <w:fldChar w:fldCharType="separate"/>
+      </w:r>
+      <w:r>
+        <w:rPr>
+          <w:rFonts w:ascii="Times New Roman" w:hAnsi="Times New Roman" w:eastAsia="宋体"/>
+          <w:sz w:val="21"/>
+        </w:rPr>
+        <w:t>3</w:t>
+      </w:r>
+      <w:r>
+        <w:rPr>
+          <w:rFonts w:ascii="Times New Roman" w:hAnsi="Times New Roman" w:eastAsia="宋体"/>
+          <w:sz w:val="21"/>
+        </w:rPr>
+        <w:fldChar w:fldCharType="end"/>
+      </w:r>
+      <w:bookmarkEnd w:id="44"/>
+      <w:r>
+        <w:rPr>
+          <w:rFonts w:ascii="Times New Roman" w:hAnsi="Times New Roman" w:eastAsia="宋体"/>
+          <w:sz w:val="21"/>
+        </w:rPr>
+        <w:t xml:space="preserve">  项目总体进度安排</w:t>
       </w:r>
     </w:p>
     <w:p>
@@ -6855,16 +7404,66 @@
       <w:pPr>
         <w:keepNext/>
         <w:spacing w:before="80" w:after="80" w:line="240" w:lineRule="auto"/>
-        <w:ind w:firstLine="0" w:left="0" w:right="0"/>
+        <w:ind w:left="0" w:right="0" w:firstLine="0"/>
         <w:jc w:val="center"/>
       </w:pPr>
-      <w:r/>
       <w:r>
         <w:rPr>
           <w:rFonts w:ascii="Times New Roman" w:hAnsi="Times New Roman" w:eastAsia="Songti SC"/>
           <w:sz w:val="21"/>
         </w:rPr>
-        <w:t>表 6-1  经费预算</w:t>
+        <w:t xml:space="preserve">表 </w:t>
+      </w:r>
+      <w:bookmarkStart w:id="45" w:name="_RefTable6_1"/>
+      <w:r>
+        <w:rPr>
+          <w:rFonts w:ascii="Times New Roman" w:hAnsi="Times New Roman" w:eastAsia="Songti SC"/>
+          <w:sz w:val="21"/>
+        </w:rPr>
+        <w:t>6-</w:t>
+      </w:r>
+      <w:r>
+        <w:rPr>
+          <w:rFonts w:ascii="Times New Roman" w:hAnsi="Times New Roman" w:eastAsia="Songti SC"/>
+          <w:sz w:val="21"/>
+        </w:rPr>
+        <w:fldChar w:fldCharType="begin" w:dirty="true"/>
+      </w:r>
+      <w:r>
+        <w:rPr>
+          <w:rFonts w:ascii="Times New Roman" w:hAnsi="Times New Roman" w:eastAsia="Songti SC"/>
+          <w:sz w:val="21"/>
+        </w:rPr>
+        <w:instrText xml:space="preserve"> SEQ TableCh6 \* ARABIC </w:instrText>
+      </w:r>
+      <w:r>
+        <w:rPr>
+          <w:rFonts w:ascii="Times New Roman" w:hAnsi="Times New Roman" w:eastAsia="Songti SC"/>
+          <w:sz w:val="21"/>
+        </w:rPr>
+        <w:fldChar w:fldCharType="separate"/>
+      </w:r>
+      <w:r>
+        <w:rPr>
+          <w:rFonts w:ascii="Times New Roman" w:hAnsi="Times New Roman" w:eastAsia="Songti SC"/>
+          <w:sz w:val="21"/>
+        </w:rPr>
+        <w:t>1</w:t>
+      </w:r>
+      <w:r>
+        <w:rPr>
+          <w:rFonts w:ascii="Times New Roman" w:hAnsi="Times New Roman" w:eastAsia="Songti SC"/>
+          <w:sz w:val="21"/>
+        </w:rPr>
+        <w:fldChar w:fldCharType="end"/>
+      </w:r>
+      <w:bookmarkEnd w:id="45"/>
+      <w:r>
+        <w:rPr>
+          <w:rFonts w:ascii="Times New Roman" w:hAnsi="Times New Roman" w:eastAsia="Songti SC"/>
+          <w:sz w:val="21"/>
+        </w:rPr>
+        <w:t xml:space="preserve">  经费预算</w:t>
       </w:r>
     </w:p>
     <w:tbl>
@@ -7208,6 +7807,15 @@
             </w:pPr>
             <w:r>
               <w:rPr>
+                <w:rFonts w:hint="default"/>
+                <w:b w:val="0"/>
+                <w:sz w:val="17"/>
+                <w:lang w:val="en-US" w:eastAsia="zh-CN"/>
+              </w:rPr>
+              <w:t>~</w:t>
+            </w:r>
+            <w:r>
+              <w:rPr>
                 <w:rFonts w:hint="eastAsia"/>
                 <w:b w:val="0"/>
                 <w:sz w:val="17"/>
@@ -7227,7 +7835,20 @@
               <w:spacing w:before="0" w:after="0" w:line="240" w:lineRule="auto"/>
               <w:ind w:firstLine="0"/>
               <w:jc w:val="center"/>
-            </w:pPr>
+              <w:rPr>
+                <w:rFonts w:hint="default" w:eastAsia="宋体"/>
+                <w:lang w:val="en-US" w:eastAsia="zh-CN"/>
+              </w:rPr>
+            </w:pPr>
+            <w:bookmarkStart w:id="36" w:name="_GoBack"/>
+            <w:bookmarkEnd w:id="36"/>
+            <w:r>
+              <w:rPr>
+                <w:rFonts w:hint="default"/>
+                <w:lang w:val="en-US" w:eastAsia="zh-CN"/>
+              </w:rPr>
+              <w:t>-</w:t>
+            </w:r>
           </w:p>
         </w:tc>
         <w:tc>
@@ -7240,7 +7861,18 @@
               <w:spacing w:before="0" w:after="0" w:line="240" w:lineRule="auto"/>
               <w:ind w:firstLine="0"/>
               <w:jc w:val="center"/>
-            </w:pPr>
+              <w:rPr>
+                <w:rFonts w:hint="default" w:eastAsia="宋体"/>
+                <w:lang w:val="en-US" w:eastAsia="zh-CN"/>
+              </w:rPr>
+            </w:pPr>
+            <w:r>
+              <w:rPr>
+                <w:rFonts w:hint="default"/>
+                <w:lang w:val="en-US" w:eastAsia="zh-CN"/>
+              </w:rPr>
+              <w:t>-</w:t>
+            </w:r>
           </w:p>
         </w:tc>
       </w:tr>
@@ -7275,16 +7907,66 @@
       <w:pPr>
         <w:keepNext/>
         <w:spacing w:before="80" w:after="80" w:line="240" w:lineRule="auto"/>
-        <w:ind w:firstLine="0" w:left="0" w:right="0"/>
+        <w:ind w:left="0" w:right="0" w:firstLine="0"/>
         <w:jc w:val="center"/>
       </w:pPr>
-      <w:r/>
       <w:r>
         <w:rPr>
           <w:rFonts w:ascii="Times New Roman" w:hAnsi="Times New Roman" w:eastAsia="Songti SC"/>
           <w:sz w:val="21"/>
         </w:rPr>
-        <w:t>表 7-1  研究困难及解决措施</w:t>
+        <w:t xml:space="preserve">表 </w:t>
+      </w:r>
+      <w:bookmarkStart w:id="46" w:name="_RefTable7_1"/>
+      <w:r>
+        <w:rPr>
+          <w:rFonts w:ascii="Times New Roman" w:hAnsi="Times New Roman" w:eastAsia="Songti SC"/>
+          <w:sz w:val="21"/>
+        </w:rPr>
+        <w:t>7-</w:t>
+      </w:r>
+      <w:r>
+        <w:rPr>
+          <w:rFonts w:ascii="Times New Roman" w:hAnsi="Times New Roman" w:eastAsia="Songti SC"/>
+          <w:sz w:val="21"/>
+        </w:rPr>
+        <w:fldChar w:fldCharType="begin" w:dirty="true"/>
+      </w:r>
+      <w:r>
+        <w:rPr>
+          <w:rFonts w:ascii="Times New Roman" w:hAnsi="Times New Roman" w:eastAsia="Songti SC"/>
+          <w:sz w:val="21"/>
+        </w:rPr>
+        <w:instrText xml:space="preserve"> SEQ TableCh7 \* ARABIC </w:instrText>
+      </w:r>
+      <w:r>
+        <w:rPr>
+          <w:rFonts w:ascii="Times New Roman" w:hAnsi="Times New Roman" w:eastAsia="Songti SC"/>
+          <w:sz w:val="21"/>
+        </w:rPr>
+        <w:fldChar w:fldCharType="separate"/>
+      </w:r>
+      <w:r>
+        <w:rPr>
+          <w:rFonts w:ascii="Times New Roman" w:hAnsi="Times New Roman" w:eastAsia="Songti SC"/>
+          <w:sz w:val="21"/>
+        </w:rPr>
+        <w:t>1</w:t>
+      </w:r>
+      <w:r>
+        <w:rPr>
+          <w:rFonts w:ascii="Times New Roman" w:hAnsi="Times New Roman" w:eastAsia="Songti SC"/>
+          <w:sz w:val="21"/>
+        </w:rPr>
+        <w:fldChar w:fldCharType="end"/>
+      </w:r>
+      <w:bookmarkEnd w:id="46"/>
+      <w:r>
+        <w:rPr>
+          <w:rFonts w:ascii="Times New Roman" w:hAnsi="Times New Roman" w:eastAsia="Songti SC"/>
+          <w:sz w:val="21"/>
+        </w:rPr>
+        <w:t xml:space="preserve">  研究困难及解决措施</w:t>
       </w:r>
     </w:p>
     <w:tbl>
@@ -7449,36 +8131,6 @@
               <w:jc w:val="left"/>
             </w:pPr>
             <w:r>
-              <w:t>数据格式、许可证或训练测试泄漏</w:t>
-            </w:r>
-          </w:p>
-        </w:tc>
-        <w:tc>
-          <w:tcPr>
-            <w:tcW w:w="4148" w:type="dxa"/>
-          </w:tcPr>
-          <w:p>
-            <w:pPr>
-              <w:ind w:firstLine="0"/>
-              <w:jc w:val="left"/>
-            </w:pPr>
-            <w:r>
-              <w:t>核验数据卡和许可证，去重并隔离测试集，保存版本和过滤规则。</w:t>
-            </w:r>
-          </w:p>
-        </w:tc>
-      </w:tr>
-      <w:tr>
-        <w:tc>
-          <w:tcPr>
-            <w:tcW w:w="4148" w:type="dxa"/>
-          </w:tcPr>
-          <w:p>
-            <w:pPr>
-              <w:ind w:firstLine="0"/>
-              <w:jc w:val="left"/>
-            </w:pPr>
-            <w:r>
               <w:t>离线 token 指标与端到端调用结果不一致</w:t>
             </w:r>
           </w:p>
@@ -7950,7 +8602,6 @@
         <w:t>Patil S G, Mao H, Yan F, et al. The Berkeley Function Calling Leaderboard (BFCL): From Tool Use to Agentic Evaluation of Large Language Models[C]//Proceedings of the 42nd International Conference on Machine Learning. PMLR, 2025, 267: 48371-48392.</w:t>
       </w:r>
     </w:p>
-    <w:bookmarkEnd w:id="36"/>
     <w:sectPr>
       <w:footerReference r:id="rId5" w:type="default"/>
       <w:pgSz w:w="11906" w:h="16838"/>

--- a/Papers/output/开题报告-基于在线策略蒸馏的大语言模型后训练方法研究.docx
+++ b/Papers/output/开题报告-基于在线策略蒸馏的大语言模型后训练方法研究.docx
@@ -5,37 +5,7 @@
     <w:p>
       <w:pPr>
         <w:spacing w:before="78" w:after="78"/>
-        <w:jc w:val="left"/>
-        <w:rPr>
-          <w:spacing w:val="40"/>
-        </w:rPr>
-      </w:pPr>
-      <w:r>
-        <w:rPr>
-          <w:rFonts w:hint="eastAsia" w:hAnsi="宋体"/>
-          <w:spacing w:val="40"/>
-        </w:rPr>
-        <w:t>附件</w:t>
-      </w:r>
-      <w:r>
-        <w:rPr>
-          <w:spacing w:val="40"/>
-        </w:rPr>
-        <w:t>2</w:t>
-      </w:r>
-      <w:r>
-        <w:rPr>
-          <w:rFonts w:hint="eastAsia" w:hAnsi="宋体"/>
-          <w:spacing w:val="40"/>
-        </w:rPr>
-        <w:t>：</w:t>
-      </w:r>
-    </w:p>
-    <w:p>
-      <w:pPr>
-        <w:spacing w:before="78" w:after="78"/>
-        <w:ind w:firstLine="883"/>
-        <w:jc w:val="center"/>
+        <w:jc w:val="both"/>
         <w:rPr>
           <w:rFonts w:eastAsia="楷体_GB2312"/>
           <w:b/>
@@ -156,7 +126,19 @@
           <w:spacing w:val="40"/>
           <w:sz w:val="48"/>
         </w:rPr>
-        <w:t>毕业设计（论文）开题报告</w:t>
+        <w:t>毕业设计（论文</w:t>
+      </w:r>
+      <w:bookmarkStart w:id="46" w:name="_GoBack"/>
+      <w:bookmarkEnd w:id="46"/>
+      <w:r>
+        <w:rPr>
+          <w:rFonts w:hint="eastAsia" w:ascii="黑体" w:hAnsi="黑体" w:eastAsia="黑体" w:cs="黑体"/>
+          <w:b/>
+          <w:color w:val="000000"/>
+          <w:spacing w:val="40"/>
+          <w:sz w:val="48"/>
+        </w:rPr>
+        <w:t>）开题报告</w:t>
       </w:r>
     </w:p>
     <w:p>
@@ -375,7 +357,7 @@
           <w:sz w:val="32"/>
           <w:u w:val="single"/>
         </w:rPr>
-        <w:t xml:space="preserve">     </w:t>
+        <w:t xml:space="preserve">       </w:t>
       </w:r>
       <w:r>
         <w:rPr>
@@ -393,7 +375,7 @@
           <w:sz w:val="32"/>
           <w:u w:val="single"/>
         </w:rPr>
-        <w:t xml:space="preserve">          </w:t>
+        <w:t xml:space="preserve">        </w:t>
       </w:r>
     </w:p>
     <w:p>
@@ -452,7 +434,7 @@
           <w:u w:val="single"/>
           <w:lang w:val="en-US" w:eastAsia="zh-CN"/>
         </w:rPr>
-        <w:t xml:space="preserve">2023110966     </w:t>
+        <w:t xml:space="preserve">   2023110966 </w:t>
       </w:r>
       <w:r>
         <w:rPr>
@@ -460,41 +442,7 @@
           <w:sz w:val="32"/>
           <w:u w:val="single"/>
         </w:rPr>
-        <w:t xml:space="preserve">    </w:t>
-      </w:r>
-    </w:p>
-    <w:p>
-      <w:pPr>
-        <w:spacing w:before="249" w:beforeLines="80" w:after="60"/>
-        <w:ind w:firstLine="2197" w:firstLineChars="686"/>
-        <w:rPr>
-          <w:b/>
-          <w:sz w:val="32"/>
-          <w:u w:val="single"/>
-        </w:rPr>
-      </w:pPr>
-      <w:r>
-        <w:rPr>
-          <w:rFonts w:hint="eastAsia"/>
-          <w:b/>
-          <w:sz w:val="32"/>
-        </w:rPr>
-        <w:t>指导教师</w:t>
-      </w:r>
-      <w:r>
-        <w:rPr>
-          <w:b/>
-          <w:sz w:val="32"/>
-        </w:rPr>
         <w:t xml:space="preserve"> </w:t>
-      </w:r>
-      <w:r>
-        <w:rPr>
-          <w:b/>
-          <w:sz w:val="32"/>
-          <w:u w:val="single"/>
-        </w:rPr>
-        <w:t xml:space="preserve">     </w:t>
       </w:r>
       <w:r>
         <w:rPr>
@@ -504,7 +452,7 @@
           <w:u w:val="single"/>
           <w:lang w:val="en-US" w:eastAsia="zh-CN"/>
         </w:rPr>
-        <w:t xml:space="preserve">徐冰 </w:t>
+        <w:t xml:space="preserve"> </w:t>
       </w:r>
       <w:r>
         <w:rPr>
@@ -512,7 +460,7 @@
           <w:sz w:val="32"/>
           <w:u w:val="single"/>
         </w:rPr>
-        <w:t xml:space="preserve">           </w:t>
+        <w:t xml:space="preserve">   </w:t>
       </w:r>
     </w:p>
     <w:p>
@@ -531,22 +479,7 @@
           <w:b/>
           <w:sz w:val="32"/>
         </w:rPr>
-        <w:t>日</w:t>
-      </w:r>
-      <w:r>
-        <w:rPr>
-          <w:b/>
-          <w:sz w:val="32"/>
-        </w:rPr>
-        <w:t xml:space="preserve">    </w:t>
-      </w:r>
-      <w:r>
-        <w:rPr>
-          <w:rFonts w:hint="eastAsia"/>
-          <w:b/>
-          <w:sz w:val="32"/>
-        </w:rPr>
-        <w:t>期</w:t>
+        <w:t>指导教师</w:t>
       </w:r>
       <w:r>
         <w:rPr>
@@ -561,7 +494,7 @@
           <w:sz w:val="32"/>
           <w:u w:val="single"/>
         </w:rPr>
-        <w:t xml:space="preserve">    </w:t>
+        <w:t xml:space="preserve">     </w:t>
       </w:r>
       <w:r>
         <w:rPr>
@@ -571,7 +504,7 @@
           <w:u w:val="single"/>
           <w:lang w:val="en-US" w:eastAsia="zh-CN"/>
         </w:rPr>
-        <w:t>2026/9/25</w:t>
+        <w:t xml:space="preserve"> </w:t>
       </w:r>
       <w:r>
         <w:rPr>
@@ -579,7 +512,92 @@
           <w:sz w:val="32"/>
           <w:u w:val="single"/>
         </w:rPr>
+        <w:t xml:space="preserve">  </w:t>
+      </w:r>
+      <w:r>
+        <w:rPr>
+          <w:rFonts w:hint="eastAsia"/>
+          <w:b/>
+          <w:sz w:val="32"/>
+          <w:u w:val="single"/>
+          <w:lang w:val="en-US" w:eastAsia="zh-CN"/>
+        </w:rPr>
+        <w:t>徐冰</w:t>
+      </w:r>
+      <w:r>
+        <w:rPr>
+          <w:b/>
+          <w:sz w:val="32"/>
+          <w:u w:val="single"/>
+        </w:rPr>
         <w:t xml:space="preserve">         </w:t>
+      </w:r>
+    </w:p>
+    <w:p>
+      <w:pPr>
+        <w:spacing w:before="249" w:beforeLines="80" w:after="60"/>
+        <w:ind w:firstLine="2197" w:firstLineChars="686"/>
+        <w:rPr>
+          <w:b/>
+          <w:sz w:val="32"/>
+          <w:u w:val="single"/>
+        </w:rPr>
+      </w:pPr>
+      <w:r>
+        <w:rPr>
+          <w:rFonts w:hint="eastAsia"/>
+          <w:b/>
+          <w:sz w:val="32"/>
+        </w:rPr>
+        <w:t>日</w:t>
+      </w:r>
+      <w:r>
+        <w:rPr>
+          <w:b/>
+          <w:sz w:val="32"/>
+        </w:rPr>
+        <w:t xml:space="preserve">    </w:t>
+      </w:r>
+      <w:r>
+        <w:rPr>
+          <w:rFonts w:hint="eastAsia"/>
+          <w:b/>
+          <w:sz w:val="32"/>
+        </w:rPr>
+        <w:t>期</w:t>
+      </w:r>
+      <w:r>
+        <w:rPr>
+          <w:b/>
+          <w:sz w:val="32"/>
+        </w:rPr>
+        <w:t xml:space="preserve"> </w:t>
+      </w:r>
+      <w:r>
+        <w:rPr>
+          <w:b/>
+          <w:sz w:val="32"/>
+          <w:u w:val="single"/>
+        </w:rPr>
+        <w:t xml:space="preserve">        </w:t>
+      </w:r>
+      <w:r>
+        <w:rPr>
+          <w:rFonts w:hint="eastAsia"/>
+          <w:b/>
+          <w:sz w:val="32"/>
+          <w:u w:val="single"/>
+          <w:lang w:val="en-US" w:eastAsia="zh-CN"/>
+        </w:rPr>
+        <w:t>2026/9/25</w:t>
+      </w:r>
+      <w:r>
+        <w:rPr>
+          <w:b/>
+          <w:sz w:val="32"/>
+          <w:u w:val="single"/>
+        </w:rPr>
+        <w:t xml:space="preserve">     </w:t>
       </w:r>
     </w:p>
     <w:p>
@@ -2254,16 +2272,16 @@
         <w:jc w:val="both"/>
       </w:pPr>
       <w:r>
-        <w:t>本课题来源于大语言模型后训练和工具增强应用的发展需求，研究对象为在线策略蒸馏（On-Policy Distillation，OPD）。根据任务要求，课题将在学生模型自身生成的状态上引入教师模型的密集反馈，比较不同 KL 散度方向和不同监督信息粒度对训练效果、稳定性与资源开销的影响，并通过可交互系统验证模型的实际能力。</w:t>
-      </w:r>
-    </w:p>
-    <w:p>
-      <w:pPr>
-        <w:ind w:firstLine="420"/>
-        <w:jc w:val="both"/>
-      </w:pPr>
-      <w:r>
-        <w:t>本课题以 Qwen3-0.6B 为学生模型，采用 LoRA 进行后训练；以 Qwen3-4B 为冻结教师模型；训练数据从公开 Function Calling 数据中选择；按照任务要求比较 Forward KL、Reverse KL、广义散度，以及全词表、Top-K、K1 sampled-token 三种监督方案；最终使用 vLLM 或自建测试程序完成推理性能验证。数据准备阶段统一记录数据集名称、版本、许可证、划分方式和模型版本。</w:t>
+        <w:t>本课题面向大语言模型后训练与工具增强应用中的实际需求，研究在线策略蒸馏（On-Policy Distillation，OPD）方法。研究将在学生模型自主生成的状态上引入教师模型的密集反馈，比较不同 KL 散度方向和监督信息粒度对训练效果、稳定性及资源开销的影响，并通过可交互的测试系统检验模型的实际能力。</w:t>
+      </w:r>
+    </w:p>
+    <w:p>
+      <w:pPr>
+        <w:ind w:firstLine="420"/>
+        <w:jc w:val="both"/>
+      </w:pPr>
+      <w:r>
+        <w:t>研究选用 Qwen3-0.6B 作为学生模型，以 LoRA 方式进行后训练，并使用冻结的 Qwen3-4B 作为教师模型。训练数据从公开 Function Calling 数据集中筛选，重点比较 Forward KL、Reverse KL、广义散度，以及全词表、Top-K、K1 sampled-token 三种监督方案；最终通过 vLLM 或自建测试程序验证推理性能。数据准备阶段将统一记录数据集名称、版本、许可证、划分方式和模型版本。</w:t>
       </w:r>
     </w:p>
     <w:p>
@@ -2288,43 +2306,43 @@
         <w:jc w:val="both"/>
       </w:pPr>
       <w:r>
-        <w:t>大语言模型先通过大规模预训练学习语言规律和知识表示，再通过后训练获得指令遵循、结构化输出、推理和工具使用能力。知识蒸馏以教师模型的软分布为学生提供比硬标签更丰富的训练信号，Hinton 等人讨论了温度和软目标的基本思想[1]；序列级知识蒸馏则使用教师生成的序列训练学生[2]。这种信号的收益取决于任务、教师和训练协议，训练数据或教师轨迹与学生推理时实际访问的状态也可能不一致。</w:t>
-      </w:r>
-    </w:p>
-    <w:p>
-      <w:pPr>
-        <w:ind w:firstLine="420"/>
-        <w:jc w:val="both"/>
-      </w:pPr>
-      <w:r>
-        <w:t>Function Calling 是大语言模型按照结构化接口调用外部函数的重要形式。Gorilla/APIBench 关注 API 文档理解、函数选择和参数正确性[22]；API-Bank 将工具检索、调用规划和执行结果纳入统一基准[23]。相关研究表明，Function Calling 能力可以分解为函数选择、结构化参数生成、调用顺序和执行结果等环节，为后训练方法的性能分析提供了明确任务载体。</w:t>
-      </w:r>
-    </w:p>
-    <w:p>
-      <w:pPr>
-        <w:ind w:firstLine="420"/>
-        <w:jc w:val="both"/>
-      </w:pPr>
-      <w:r>
-        <w:t>Function Calling 具有较清晰的自动评测条件。给定用户请求、候选函数和调用 schema，可以分别检查函数名称、输出结构、参数键值、类型约束和执行结果。BFCL 将评测扩展到串行调用、并行调用和拒答场景，并采用结构匹配等方法分析函数调用正确性[27]。因此，本课题可以将 token 级分布匹配与端到端任务性能联系起来。</w:t>
-      </w:r>
-    </w:p>
-    <w:p>
-      <w:pPr>
-        <w:ind w:firstLine="420"/>
-        <w:jc w:val="both"/>
-      </w:pPr>
-      <w:r>
-        <w:t>从任务形式看，为便于本课题评测，本文将 Function Calling 拆分为意图与工具选择、结构化参数生成、schema 约束、工具执行和多轮任务完成等环节。由此，同一条样本可以在不同层面失败：意图理解正确但函数选择错误，函数选择正确但参数缺失，参数结构正确但值不符合约束，或者一次调用正确但多轮任务没有完成；这种拆分与已有工具调用基准的评测维度相近[23][27]。</w:t>
-      </w:r>
-    </w:p>
-    <w:p>
-      <w:pPr>
-        <w:ind w:firstLine="420"/>
-        <w:jc w:val="both"/>
-      </w:pPr>
-      <w:r>
-        <w:t>数据准备阶段将根据公开数据的实际字段，统计单轮调用、多工具候选、并行调用、多轮工具结果和无适用工具等任务类型。训练集、验证集和测试集按照工具 schema、问题模板与数据来源进行隔离，减少相近样本造成的信息泄漏。</w:t>
+        <w:t>大语言模型通过大规模预训练获得语言规律和知识表示，再借助后训练形成指令遵循、结构化输出、推理与工具使用能力。知识蒸馏利用教师模型的软分布，为学生提供比硬标签更丰富的训练信号。Hinton 等人阐述了温度缩放与软目标的基本思想[1]，序列级知识蒸馏则进一步使用教师生成的序列训练学生[2]。不过，蒸馏收益取决于具体任务、师生模型和训练协议；当训练数据或教师轨迹与学生推理时实际访问的状态不一致时，监督效果也会受到限制。</w:t>
+      </w:r>
+    </w:p>
+    <w:p>
+      <w:pPr>
+        <w:ind w:firstLine="420"/>
+        <w:jc w:val="both"/>
+      </w:pPr>
+      <w:r>
+        <w:t>Function Calling 要求大语言模型按照给定接口生成结构化的函数调用。Gorilla/APIBench 关注 API 文档理解、函数选择和参数正确性[22]，API-Bank 则将工具检索、调用规划与执行结果纳入统一基准[23]。这些研究将 Function Calling 能力细分为函数选择、结构化参数生成、调用顺序和结果利用等环节，也为分析不同后训练方法提供了清晰的任务载体。</w:t>
+      </w:r>
+    </w:p>
+    <w:p>
+      <w:pPr>
+        <w:ind w:firstLine="420"/>
+        <w:jc w:val="both"/>
+      </w:pPr>
+      <w:r>
+        <w:t>Function Calling 还具备较明确的自动评测条件。给定用户请求、候选函数和调用 schema，可以分别检查函数名称、输出结构、参数键值、类型约束与执行结果。BFCL 将评测扩展到串行调用、并行调用和拒答等场景，并通过结构匹配等方式判断调用是否正确[27]。因此，本课题能够把 token 级分布匹配与端到端任务表现联系起来。</w:t>
+      </w:r>
+    </w:p>
+    <w:p>
+      <w:pPr>
+        <w:ind w:firstLine="420"/>
+        <w:jc w:val="both"/>
+      </w:pPr>
+      <w:r>
+        <w:t>为便于评测，本文将 Function Calling 拆分为意图与工具选择、结构化参数生成、schema 约束、工具执行和多轮任务完成等环节。同一条样本可能在不同层面出错：模型可以理解用户意图却选错函数，也可能选对函数但遗漏参数，或生成结构正确但取值不符合约束的参数；单次调用正确，也不意味着多轮任务一定完成。这样的拆分与现有工具调用基准的评测维度基本一致[23][27]。</w:t>
+      </w:r>
+    </w:p>
+    <w:p>
+      <w:pPr>
+        <w:ind w:firstLine="420"/>
+        <w:jc w:val="both"/>
+      </w:pPr>
+      <w:r>
+        <w:t>数据准备阶段将依据公开数据的实际字段，统计单轮调用、多工具候选、并行调用、多轮工具结果和无适用工具等任务类型。训练集、验证集与测试集按工具 schema、问题模板和数据来源进行隔离，尽量减少相似样本造成的信息泄漏。</w:t>
       </w:r>
     </w:p>
     <w:p>
@@ -2349,25 +2367,25 @@
         <w:jc w:val="both"/>
       </w:pPr>
       <w:r>
-        <w:t>监督微调使用给定的输入—输出样本直接最大化参考答案概率，训练稳定、实现成熟，但学生在推理时可能生成与示范不同的前缀，之后访问到的状态未必被训练数据覆盖。Huszár 对自回归生成训练目标和 scheduled sampling 的分析说明，训练分布与生成分布之间的差异会影响目标的一致性[5]。DAgger 通过在学生策略访问的状态上请求专家动作，缓解模仿学习中的分布偏移[3]；ImitKD 将自回归蒸馏和模仿学习联系起来[4]。这些工作为 OPD 提供了理论动机。</w:t>
-      </w:r>
-    </w:p>
-    <w:p>
-      <w:pPr>
-        <w:ind w:firstLine="420"/>
-        <w:jc w:val="both"/>
-      </w:pPr>
-      <w:r>
-        <w:t>强化学习和偏好优化分别依赖环境奖励与回答偏好，训练信号均不同于本课题的 token 分布监督。因此，本课题把强化学习和偏好优化作为背景，不把它们的训练协议并入主比较。</w:t>
-      </w:r>
-    </w:p>
-    <w:p>
-      <w:pPr>
-        <w:ind w:firstLine="420"/>
-        <w:jc w:val="both"/>
-      </w:pPr>
-      <w:r>
-        <w:t>传统离线蒸馏可以向学生提供教师分布或教师生成答案，但教师始终在自身状态上生成时，学生在错误前缀上的恢复能力较难得到训练。OPD 让学生先生成自身轨迹，再由教师在学生访问到的前缀上提供反馈，使训练状态更接近部署时的状态[7][10]。本课题将围绕师生能力差距、模板兼容性、散度方向和监督信息粒度分析这一机制在 Function Calling 中的表现。</w:t>
+        <w:t>监督微调根据给定的输入—输出样本直接提高参考答案的概率，训练稳定且实现成熟。然而，学生推理时可能生成与示范不同的前缀，随后进入训练数据未覆盖的状态。Huszár 对自回归目标和 scheduled sampling 的分析表明，训练分布与生成分布的差异会影响学习目标的一致性[5]。DAgger 通过在学生策略到访的状态上查询专家动作来缓解模仿学习中的分布偏移[3]，ImitKD 又将这一思路用于自回归蒸馏[4]。这些工作共同构成 OPD 的理论基础。</w:t>
+      </w:r>
+    </w:p>
+    <w:p>
+      <w:pPr>
+        <w:ind w:firstLine="420"/>
+        <w:jc w:val="both"/>
+      </w:pPr>
+      <w:r>
+        <w:t>强化学习依赖环境奖励，偏好优化利用回答之间的偏好关系，两者的监督形式都不同于本课题采用的 token 分布。因此，本文仅将强化学习和偏好优化作为相关背景，不纳入主要对照实验。</w:t>
+      </w:r>
+    </w:p>
+    <w:p>
+      <w:pPr>
+        <w:ind w:firstLine="420"/>
+        <w:jc w:val="both"/>
+      </w:pPr>
+      <w:r>
+        <w:t>传统离线蒸馏可以使用教师分布或教师生成的答案训练学生，但如果训练轨迹始终来自教师，学生在自身错误前缀上的恢复能力便难以得到充分训练。OPD 先由学生生成轨迹，再让教师在学生实际访问的前缀上提供反馈，使训练状态更接近部署时的状态[7][10]。本文将围绕师生能力差距、模板兼容性、散度方向和监督信息粒度，分析这一机制在 Function Calling 任务中的表现。</w:t>
       </w:r>
     </w:p>
     <w:p>
@@ -2392,34 +2410,34 @@
         <w:jc w:val="both"/>
       </w:pPr>
       <w:r>
-        <w:t>设学生策略为 πθ，教师策略为 πφ。给定用户输入 x，学生按照自身策略生成 (y₁:T)，教师在前缀 ((x,y(&lt;t))) 上给出下一 token 的分布或局部评分，学生根据分布差异更新参数。与只使用教师示范的离线方法相比，OPD 关注学生真实会访问的状态；与只依赖任务奖励的强化学习相比，教师分布可以提供更密集的 token 级信号。</w:t>
-      </w:r>
-    </w:p>
-    <w:p>
-      <w:pPr>
-        <w:ind w:firstLine="420"/>
-        <w:jc w:val="both"/>
-      </w:pPr>
-      <w:r>
-        <w:t>GKD 研究了从学生自生成错误中学习的在线蒸馏[7]；MiniLLM 以 Reverse KL 和序列级目标为重要组成部分[8]；DistiLLM 讨论了 skew KL 和学生样本复用[9]。相关研究还从现象、状态覆盖、教师兼容性、Top-K 支持和失败模式等角度分析 OPD[11][12][13]，并提出混合策略或效率改进方向[14]。综述工作将 OPD 归纳为不同优化对象、监督信号来源和稳定化方式的组合[15]。</w:t>
-      </w:r>
-    </w:p>
-    <w:p>
-      <w:pPr>
-        <w:ind w:firstLine="420"/>
-        <w:jc w:val="both"/>
-      </w:pPr>
-      <w:r>
-        <w:t>本课题将上述变量置于统一的应用条件中考察：学生模型为 Qwen3-0.6B，教师模型为 Qwen3-4B，学生采用 LoRA，任务为 Function Calling，主要比较散度方向和监督信息粒度。各组保持模型规模、任务类型、训练预算和评测规则一致，以突出蒸馏方法本身的差异。</w:t>
-      </w:r>
-    </w:p>
-    <w:p>
-      <w:pPr>
-        <w:ind w:firstLine="420"/>
-        <w:jc w:val="both"/>
-      </w:pPr>
-      <w:r>
-        <w:t>Function Calling 为分析 OPD 训练机制提供了多层指标。函数名和参数具有明确的结构约束，既可以分析教师监督在 token 分布层的传递效果，也可以统计结构化输出层的函数与参数正确率，还可以通过实际调用结果衡量任务完成情况。不同层次的指标共同用于解释蒸馏方法在效果与效率上的差异。</w:t>
+        <w:t>设学生策略为 πθ、教师策略为 πφ。对于输入 x，学生按照自身策略生成序列 y₁:T，教师在前缀 (x,y&lt;t) 上给出下一 token 的概率分布或局部评分，学生再依据分布差异更新参数。与仅使用教师示范的离线蒸馏相比，OPD 把监督放在学生真实访问的状态上；与只依赖任务奖励的强化学习相比，教师分布又能提供更密集的 token 级信号。</w:t>
+      </w:r>
+    </w:p>
+    <w:p>
+      <w:pPr>
+        <w:ind w:firstLine="420"/>
+        <w:jc w:val="both"/>
+      </w:pPr>
+      <w:r>
+        <w:t>GKD 研究了如何从学生自生成的错误中进行在线蒸馏[7]；MiniLLM 将 Reverse KL 与序列级优化结合[8]；DistiLLM 则讨论了 skew KL 和学生样本复用[9]。后续研究继续从状态覆盖、师生兼容性、Top-K 支持集和失败模式等方面分析 OPD[11][12][13]，并提出混合策略与效率改进方案[14]。相关综述将这些方法归纳为不同优化对象、监督来源和稳定化手段的组合[15]。</w:t>
+      </w:r>
+    </w:p>
+    <w:p>
+      <w:pPr>
+        <w:ind w:firstLine="420"/>
+        <w:jc w:val="both"/>
+      </w:pPr>
+      <w:r>
+        <w:t>本文在统一条件下考察上述变量：学生模型固定为 Qwen3-0.6B，教师模型固定为 Qwen3-4B，学生采用 LoRA 更新，任务统一为 Function Calling，实验主要改变散度方向和监督信息粒度。各组保持模型规模、任务类型、训练预算与评测规则一致，以便把观察到的差异尽可能归因于蒸馏方法本身。</w:t>
+      </w:r>
+    </w:p>
+    <w:p>
+      <w:pPr>
+        <w:ind w:firstLine="420"/>
+        <w:jc w:val="both"/>
+      </w:pPr>
+      <w:r>
+        <w:t>Function Calling 能够从多个层次观察 OPD 的训练效果。函数名和参数具有明确的结构约束，既可分析教师知识在 token 分布层面的传递，也可统计函数与参数的正确率，并通过实际执行结果判断任务是否完成。这些指标相互补充，有助于解释不同蒸馏方案在效果与效率上的差别。</w:t>
       </w:r>
     </w:p>
     <w:p>
@@ -2444,7 +2462,7 @@
         <w:jc w:val="both"/>
       </w:pPr>
       <w:r>
-        <w:t>本课题的研究目的如下：</w:t>
+        <w:t>本课题拟实现以下研究目标：</w:t>
       </w:r>
     </w:p>
     <w:p>
@@ -2454,7 +2472,7 @@
         <w:jc w:val="left"/>
       </w:pPr>
       <w:r>
-        <w:t>1. 梳理离线蒸馏、在线策略蒸馏、KL 散度和工具增强模型的研究脉络，明确 OPD 在 Function Calling 中的研究问题。</w:t>
+        <w:t>1. 梳理离线蒸馏、在线策略蒸馏、KL 散度和工具增强模型的发展脉络，明确 OPD 在 Function Calling 场景中的研究问题。</w:t>
       </w:r>
     </w:p>
     <w:p>
@@ -2464,7 +2482,7 @@
         <w:jc w:val="left"/>
       </w:pPr>
       <w:r>
-        <w:t>2. 在统一的 OPD 后训练流程下比较主要散度方向与监督信息粒度/估计方式，具体候选矩阵见第3、4节。</w:t>
+        <w:t>2. 在统一的 OPD 后训练流程中比较主要散度方向和监督信息粒度（或估计方式），具体实验矩阵见第 3、4 节。</w:t>
       </w:r>
     </w:p>
     <w:p>
@@ -2474,16 +2492,16 @@
         <w:jc w:val="left"/>
       </w:pPr>
       <w:r>
-        <w:t>3. 从任务正确率、训练稳定性、分布变化和资源开销分析方法差异，并在 vLLM 或自建测试程序中测量推理吞吐、延迟和端到端调用成功率。</w:t>
-      </w:r>
-    </w:p>
-    <w:p>
-      <w:pPr>
-        <w:ind w:firstLine="420"/>
-        <w:jc w:val="both"/>
-      </w:pPr>
-      <w:r>
-        <w:t>理论上，本课题将学生状态分布、散度方向和教师监督支持集作为三个可分析因素，补充 Function Calling 场景下的 OPD 研究。应用上，研究较小模型经 LoRA 后训练获得工具调用能力的可行性，并考察稀疏监督在模型效果与教师反馈开销之间的权衡，为低延迟、低成本和本地部署场景提供参考。</w:t>
+        <w:t>3. 从任务正确率、训练稳定性、分布变化和资源开销等方面分析方法差异，并通过 vLLM 或自建测试程序测量推理吞吐、延迟与端到端调用成功率。</w:t>
+      </w:r>
+    </w:p>
+    <w:p>
+      <w:pPr>
+        <w:ind w:firstLine="420"/>
+        <w:jc w:val="both"/>
+      </w:pPr>
+      <w:r>
+        <w:t>在理论层面，本文把学生状态分布、散度方向和教师监督支持集作为三个独立因素，补充 Function Calling 场景下的 OPD 研究；在应用层面，考察小模型经 LoRA 后训练获得工具调用能力的可行性，并分析稀疏监督在模型效果与教师反馈开销之间的权衡，为低延迟、低成本和本地部署提供参考。</w:t>
       </w:r>
     </w:p>
     <w:p>
@@ -2524,25 +2542,25 @@
         <w:jc w:val="both"/>
       </w:pPr>
       <w:r>
-        <w:t>为便于比较，本文按训练信号将相关后训练方法分为监督微调、知识蒸馏、偏好优化和强化学习。监督微调依赖人工或教师构造的目标序列，知识蒸馏使用教师软分布，偏好优化使用回答之间的偏好关系，强化学习依据环境或任务奖励更新策略。SFT 和序列级蒸馏易于构造结构化数据，但学生状态与训练前缀之间可能存在偏移[1][2][5]。本文根据训练信号来源和优化对象分别讨论这些方法。</w:t>
-      </w:r>
-    </w:p>
-    <w:p>
-      <w:pPr>
-        <w:ind w:firstLine="420"/>
-        <w:jc w:val="both"/>
-      </w:pPr>
-      <w:r>
-        <w:t>知识蒸馏的核心是利用教师输出中的软信息。设教师在某个位置给出分布 p，学生给出分布 q，蒸馏目标可以通过概率分布之间的距离定义。软目标保留了教师对多个候选 token 的相对偏好，理论上比 one-hot 标签提供更多信息；但在自回归任务中，分布匹配还受前缀状态、采样方式和序列长度影响。f-divergence 视角将多种分布距离纳入统一框架，可用于解释序列级蒸馏目标[6]。</w:t>
-      </w:r>
-    </w:p>
-    <w:p>
-      <w:pPr>
-        <w:ind w:firstLine="420"/>
-        <w:jc w:val="both"/>
-      </w:pPr>
-      <w:r>
-        <w:t>从训练状态和反馈来源看，可以将相关方法作如下区分：</w:t>
+        <w:t>为便于比较，本文按训练信号将相关后训练方法划分为监督微调、知识蒸馏、偏好优化和强化学习。监督微调依赖人工或教师构造的目标序列，知识蒸馏利用教师软分布，偏好优化使用回答之间的偏好关系，强化学习则依据环境或任务奖励更新策略。SFT 和序列级蒸馏容易构造结构化数据，但学生推理状态与训练前缀之间仍可能出现偏移[1][2][5]。下文据此分别讨论各类方法的监督来源与优化对象。</w:t>
+      </w:r>
+    </w:p>
+    <w:p>
+      <w:pPr>
+        <w:ind w:firstLine="420"/>
+        <w:jc w:val="both"/>
+      </w:pPr>
+      <w:r>
+        <w:t>知识蒸馏的核心是利用教师输出中的软信息。设教师在某一位置给出分布 p，学生给出分布 q，蒸馏目标可由两者之间的距离定义。与 one-hot 标签相比，软目标保留了教师对多个候选 token 的相对偏好；但在自回归任务中，分布匹配还会受到前缀状态、采样方式和序列长度的影响。f-divergence 视角把多种分布距离纳入统一框架，可用于解释序列级蒸馏目标[6]。</w:t>
+      </w:r>
+    </w:p>
+    <w:p>
+      <w:pPr>
+        <w:ind w:firstLine="420"/>
+        <w:jc w:val="both"/>
+      </w:pPr>
+      <w:r>
+        <w:t>按照训练状态和反馈来源，相关方法可作如下区分：</w:t>
       </w:r>
     </w:p>
     <w:p>
@@ -2565,7 +2583,7 @@
         </w:rPr>
         <w:t xml:space="preserve">表 </w:t>
       </w:r>
-      <w:bookmarkStart w:id="37" w:name="_RefTable2_1"/>
+      <w:bookmarkStart w:id="8" w:name="_RefTable2_1"/>
       <w:r>
         <w:rPr>
           <w:rFonts w:ascii="Times New Roman" w:hAnsi="Times New Roman" w:eastAsia="Songti SC"/>
@@ -2578,7 +2596,7 @@
           <w:rFonts w:ascii="Times New Roman" w:hAnsi="Times New Roman" w:eastAsia="Songti SC"/>
           <w:sz w:val="21"/>
         </w:rPr>
-        <w:fldChar w:fldCharType="begin" w:dirty="true"/>
+        <w:fldChar w:fldCharType="begin"/>
       </w:r>
       <w:r>
         <w:rPr>
@@ -2608,7 +2626,7 @@
         </w:rPr>
         <w:fldChar w:fldCharType="end"/>
       </w:r>
-      <w:bookmarkEnd w:id="37"/>
+      <w:bookmarkEnd w:id="8"/>
       <w:r>
         <w:rPr>
           <w:rFonts w:ascii="Times New Roman" w:hAnsi="Times New Roman" w:eastAsia="Songti SC"/>
@@ -2770,7 +2788,7 @@
               <w:jc w:val="left"/>
             </w:pPr>
             <w:r>
-              <w:t>作为 OPD 分布偏移问题的对照背景</w:t>
+              <w:t>作为分析 OPD 分布偏移问题的对照</w:t>
             </w:r>
           </w:p>
         </w:tc>
@@ -2828,7 +2846,7 @@
               <w:jc w:val="left"/>
             </w:pPr>
             <w:r>
-              <w:t>说明为什么要让教师观察学生前缀</w:t>
+              <w:t>说明教师为何需要在学生前缀上提供反馈</w:t>
             </w:r>
           </w:p>
         </w:tc>
@@ -2944,7 +2962,7 @@
               <w:jc w:val="left"/>
             </w:pPr>
             <w:r>
-              <w:t>说明密集教师反馈与稀疏奖励的差异</w:t>
+              <w:t>用于区分密集教师反馈与稀疏奖励</w:t>
             </w:r>
           </w:p>
         </w:tc>
@@ -2956,7 +2974,7 @@
         <w:jc w:val="both"/>
       </w:pPr>
       <w:r>
-        <w:t>实际系统可以先使用 SFT 再进行 OPD，也可以将教师反馈与任务奖励结合。本课题聚焦 LoRA-OPD 路线，主要研究学生策略采样、教师分布反馈、散度方向和监督信息粒度；RLHF、DPO 等其他后训练方法仅作为研究背景。</w:t>
+        <w:t>实际系统既可以先进行 SFT、再实施 OPD，也可以同时引入教师反馈与任务奖励。本文聚焦 LoRA-OPD 路线，主要研究学生策略采样、教师分布反馈、散度方向和监督信息粒度；RLHF、DPO 等方法仅用于说明相关背景。</w:t>
       </w:r>
     </w:p>
     <w:p>
@@ -2970,7 +2988,7 @@
           <w:rFonts w:ascii="Times New Roman" w:hAnsi="Times New Roman" w:eastAsia="宋体"/>
           <w:sz w:val="24"/>
         </w:rPr>
-        <w:t>经典知识蒸馏以教师软分布为监督，通过温度缩放暴露类别之间的相对关系[1]。在序列生成任务中，Kim 和 Rush 将蒸馏扩展到序列级目标，用教师生成序列替代或补充原始标签[2]；TinyBERT、DistilBERT 等工作又表明，中间层、注意力与输出分布可以在不同阶段组合使用[3][4]。这些方法奠定了大模型压缩的基本范式，但多数训练样本仍来自固定语料或教师轨迹，学生实际推理时产生的前缀并未充分进入训练分布。</w:t>
+        <w:t>经典知识蒸馏通过温度缩放揭示教师分布中类别之间的相对关系[1]。Kim 和 Rush 随后把蒸馏扩展到序列级目标，用教师生成的序列替代或补充原始标签[2]。这些工作奠定了生成模型蒸馏的基本范式，但其训练样本通常来自固定语料或教师轨迹，学生在实际推理中产生的前缀仍未充分进入训练分布。</w:t>
       </w:r>
     </w:p>
     <w:p>
@@ -2984,14 +3002,14 @@
           <w:rFonts w:ascii="Times New Roman" w:hAnsi="Times New Roman" w:eastAsia="宋体"/>
           <w:sz w:val="24"/>
         </w:rPr>
-        <w:t>模仿学习中的 DAgger 揭示了一个与语言模型生成高度相关的问题：当学习器在部署时依据自身预测不断推进状态，早期误差会改变后续输入分布，离线监督可能因此发生误差累积[5]。ImitKD 将这一思想引入神经机器翻译，在学生生成状态上查询教师并进行交互式蒸馏[6]。由此看，在线策略蒸馏的理论动机并非单纯追求更强教师，而是让监督发生在学生真正会访问的序列状态上，从而缩小训练分布与推理分布之间的偏移。</w:t>
+        <w:t>DAgger 揭示了模仿学习中与语言生成高度相关的误差累积问题：学习器在部署时依据自身预测不断推进状态，早期错误会改变后续输入分布，使离线监督逐步失效[3]。ImitKD 将这一思想引入神经机器翻译，在学生生成的状态上查询教师并开展交互式蒸馏[4]。因此，在线策略蒸馏的关键并非单纯使用更强的教师，而是让教师在学生真正会访问的序列状态上提供监督。</w:t>
       </w:r>
     </w:p>
     <w:p>
       <w:pPr>
         <w:pStyle w:val="3"/>
       </w:pPr>
-      <w:bookmarkStart w:id="8" w:name="_Toc1989024866"/>
+      <w:bookmarkStart w:id="9" w:name="_Toc1989024866"/>
       <w:r>
         <w:rPr>
           <w:rFonts w:ascii="黑体" w:hAnsi="黑体" w:eastAsia="黑体" w:cs="黑体"/>
@@ -3001,51 +3019,51 @@
         </w:rPr>
         <w:t>2.2 分布偏移与在线策略蒸馏</w:t>
       </w:r>
-      <w:bookmarkEnd w:id="8"/>
-    </w:p>
-    <w:p>
-      <w:pPr>
-        <w:ind w:firstLine="420"/>
-        <w:jc w:val="both"/>
-      </w:pPr>
-      <w:r>
-        <w:t>在自回归生成中，训练时的前缀通常来自参考序列，推理时的前缀来自模型自身。DAgger 在学生访问到的状态上向专家请求标签[3]，ImitKD 将这一思想用于自回归知识蒸馏[4]。OPD 延续这一思路，但将专家反馈从离散动作扩展为教师模型的 token 分布或 log-prob。</w:t>
-      </w:r>
-    </w:p>
-    <w:p>
-      <w:pPr>
-        <w:ind w:firstLine="420"/>
-        <w:jc w:val="both"/>
-      </w:pPr>
-      <w:r>
-        <w:t>GKD 研究学生自生成错误上的蒸馏，并比较不同生成和散度设置[7]；MiniLLM 讨论 Reverse KL 的序列级目标与模式选择特性[8]；DistiLLM 通过 skew KL 和样本复用探索效果与成本的折中[9]。Thinking Machines Lab 的技术文章总结了学生 rollout、教师逐 token 反馈和 Reverse KL 的工程流程，可为本课题的系统实现提供参考[10]。</w:t>
-      </w:r>
-    </w:p>
-    <w:p>
-      <w:pPr>
-        <w:ind w:firstLine="420"/>
-        <w:jc w:val="both"/>
-      </w:pPr>
-      <w:r>
-        <w:t>近年的研究进一步指出，OPD 的效果与师生思维模式兼容性、教师提供新能力的程度、提示带来的状态覆盖及轨迹长度有关[11][12]；采样 token 的信号不平衡、学生前缀漂移、特殊 token 和 tokenizer 差异则会影响训练稳定性[13]。Hybrid Policy Distillation 讨论前向和反向 KL 的混合方式[14]，相关综述从优化对象、监督来源和稳定化策略对这些工作进行分类[15]。这些研究为本课题的变量选择和分析维度提供了依据。</w:t>
-      </w:r>
-    </w:p>
-    <w:p>
-      <w:pPr>
-        <w:ind w:firstLine="420"/>
-        <w:jc w:val="both"/>
-      </w:pPr>
-      <w:r>
-        <w:t>为便于比较，本文将 OPD 拆分为三个层面：学生是否参与生成训练状态，教师是否在学生前缀上评分，以及蒸馏目标如何将采样结果转化为训练信号。GKD 的 token 级比较、MiniLLM 的序列级或策略式目标、DistiLLM 的样本复用机制在这些层面上有所不同。因此，实验记录将分别说明散度定义和实现估计器。</w:t>
-      </w:r>
-    </w:p>
-    <w:p>
-      <w:pPr>
-        <w:ind w:firstLine="420"/>
-        <w:jc w:val="both"/>
-      </w:pPr>
-      <w:r>
-        <w:t>教师能力与学生学习效果还受到模型兼容性的影响。师生在推理模式、输出格式或工具调用习惯上的差异，会改变教师在学生访问状态上提供的信号；学生容量也会影响其吸收完整教师分布的能力。Rethinking OPD 系列文献对兼容性、状态覆盖和提示多样性的讨论[12][13]，为本课题分析师生分布重叠和格式错误提供了研究依据。</w:t>
+      <w:bookmarkEnd w:id="9"/>
+    </w:p>
+    <w:p>
+      <w:pPr>
+        <w:ind w:firstLine="420"/>
+        <w:jc w:val="both"/>
+      </w:pPr>
+      <w:r>
+        <w:t>自回归模型训练时通常读取参考序列前缀，推理时却只能依赖自身生成的前缀。DAgger 在学生到访状态上查询专家标签[3]，ImitKD 将这一思路用于自回归知识蒸馏[4]。OPD 延续了相同的基本动机，并把专家反馈从离散动作扩展为教师模型的 token 分布或对数概率。</w:t>
+      </w:r>
+    </w:p>
+    <w:p>
+      <w:pPr>
+        <w:ind w:firstLine="420"/>
+        <w:jc w:val="both"/>
+      </w:pPr>
+      <w:r>
+        <w:t>GKD 在学生自生成的错误上进行蒸馏，并比较不同生成方式和散度设置[7]；MiniLLM 从序列级目标出发讨论 Reverse KL 的模式选择特性[8]；DistiLLM 通过 skew KL 与样本复用探索效果和成本之间的平衡[9]。Thinking Machines Lab 的技术文章总结了学生 rollout、教师逐 token 反馈和 Reverse KL 的工程流程，可作为系统实现的参考[10]。</w:t>
+      </w:r>
+    </w:p>
+    <w:p>
+      <w:pPr>
+        <w:ind w:firstLine="420"/>
+        <w:jc w:val="both"/>
+      </w:pPr>
+      <w:r>
+        <w:t>近期研究进一步指出，OPD 的效果还取决于师生推理模式是否兼容、教师能否提供学生尚未掌握的能力、提示能覆盖哪些状态，以及轨迹长度如何设置[11][12]。采样 token 的信号失衡、学生前缀漂移、特殊 token 和 tokenizer 差异，也会削弱训练稳定性[13]。Hybrid Policy Distillation 探讨了 Forward KL 与 Reverse KL 的混合方式[14]，相关综述则按优化对象、监督来源和稳定化策略对现有工作进行了归纳[15]。这些结论为本文选择实验变量和分析维度提供了依据。</w:t>
+      </w:r>
+    </w:p>
+    <w:p>
+      <w:pPr>
+        <w:ind w:firstLine="420"/>
+        <w:jc w:val="both"/>
+      </w:pPr>
+      <w:r>
+        <w:t>为形成可比较的实验框架，本文从三个层面描述 OPD：训练状态是否由学生生成，教师是否在学生前缀上评分，以及蒸馏目标如何把采样结果转化为训练信号。GKD 的 token 级比较、MiniLLM 的序列级目标和 DistiLLM 的样本复用机制在这些层面上各有侧重，因此实验记录将分别说明散度定义及其估计方式。</w:t>
+      </w:r>
+    </w:p>
+    <w:p>
+      <w:pPr>
+        <w:ind w:firstLine="420"/>
+        <w:jc w:val="both"/>
+      </w:pPr>
+      <w:r>
+        <w:t>教师能力能否有效传递，还取决于师生模型的兼容程度。推理模式、输出格式或工具调用习惯的差异会改变教师在学生状态上提供的信号，学生容量也会限制其吸收完整教师分布的能力。Rethinking OPD 系列工作对兼容性、状态覆盖和提示多样性的讨论[12][13]，为本文分析师生分布重叠与格式错误提供了依据。</w:t>
       </w:r>
     </w:p>
     <w:p>
@@ -3059,7 +3077,7 @@
           <w:rFonts w:ascii="Times New Roman" w:hAnsi="Times New Roman" w:eastAsia="宋体"/>
           <w:sz w:val="24"/>
         </w:rPr>
-        <w:t>在线策略蒸馏并不是简单地把教师 logits 换到新的数据批次上，而是改变了训练状态的来源。GKD 允许学生在训练过程中生成序列，并在这些学生到访状态上接受教师分布监督，同时把传统 Forward KL 扩展为可配置的散度族[7]。MiniLLM 则从序列级优化出发采用 Reverse KL，使学生更集中地拟合教师分布中与自身生成轨迹相容的高概率区域[8]。DistiLLM 进一步使用偏斜 KL 与自适应采样机制缓和纯 Reverse KL 的过度模式选择倾向，并讨论如何复用教师反馈以提高训练效率[9]。这些工作共同说明，在线策略蒸馏的关键变量至少包括状态分布、散度方向和教师信息的获取方式，三者不能彼此替代。</w:t>
+        <w:t>在线策略蒸馏改变的不只是教师 logits 所对应的数据批次，更重要的是训练状态的来源。GKD 允许学生在训练过程中生成序列，并在这些到访状态上接受教师分布监督，同时把传统 Forward KL 扩展为可配置的散度族[7]。MiniLLM 采用 Reverse KL 的序列级目标，使学生更集中地拟合与自身轨迹相容的教师高概率区域[8]。DistiLLM 进一步利用 skew KL 和自适应采样缓和纯 Reverse KL 的模式选择倾向，并讨论教师反馈的复用效率[9]。这些工作表明，状态分布、散度方向和教师信息获取方式是彼此关联但不可互相替代的设计变量。</w:t>
       </w:r>
     </w:p>
     <w:p>
@@ -3073,14 +3091,14 @@
           <w:rFonts w:ascii="Times New Roman" w:hAnsi="Times New Roman" w:eastAsia="宋体"/>
           <w:sz w:val="24"/>
         </w:rPr>
-        <w:t>近期研究开始把注意力从“是否使用学生生成数据”推进到“学生究竟访问了哪些状态”。相关分析指出，即使采用同一教师和同一损失，不同 rollout 策略、数据混合比例与初始学生能力也会改变教师监督实际覆盖的状态区域[11][12]；另有研究重新审视在线蒸馏中的数据来源、采样预算和训练稳定性，强调性能增益应与额外教师推理成本一并报告[13]。HPD 从异构偏好角度讨论教师与学生分布差异，说明单一 KL 方向并不一定适用于所有样本和训练阶段[14]。因此，本课题不把在线策略蒸馏视为一个孤立算法名称，而把它作为受控实验框架，用同一数据、模型、预算和评测协议分离考察不同设计因素。</w:t>
+        <w:t>研究重点也逐渐从“是否使用学生生成数据”转向“学生实际访问了哪些状态”。即使教师和损失函数相同，rollout 策略、数据混合比例和学生初始能力仍会改变教师监督覆盖的区域[11][12]。另有研究重新考察数据来源、采样预算和训练稳定性，强调性能增益应与额外的教师推理成本同时报告[13]。HPD 从师生偏好异构的角度说明，单一 KL 方向未必适用于所有样本和训练阶段[14]。因此，本文把 OPD 视为一个受控实验框架，在相同数据、模型、预算和评测协议下分离考察各项设计因素。</w:t>
       </w:r>
     </w:p>
     <w:p>
       <w:pPr>
         <w:pStyle w:val="3"/>
       </w:pPr>
-      <w:bookmarkStart w:id="9" w:name="_Toc1810473660"/>
+      <w:bookmarkStart w:id="10" w:name="_Toc1810473660"/>
       <w:r>
         <w:rPr>
           <w:rFonts w:ascii="黑体" w:hAnsi="黑体" w:eastAsia="黑体" w:cs="黑体"/>
@@ -3090,15 +3108,15 @@
         </w:rPr>
         <w:t>2.3 KL 散度方向与广义散度</w:t>
       </w:r>
-      <w:bookmarkEnd w:id="9"/>
-    </w:p>
-    <w:p>
-      <w:pPr>
-        <w:ind w:firstLine="420"/>
-        <w:jc w:val="both"/>
-      </w:pPr>
-      <w:r>
-        <w:t>KL 散度的经典定义来自 Kullback 和 Leibler 的信息论研究[17]。令 p_T 和 p_S 分别表示教师分布和学生分布，Forward KL 与 Reverse KL 定义为：</w:t>
+      <w:bookmarkEnd w:id="10"/>
+    </w:p>
+    <w:p>
+      <w:pPr>
+        <w:ind w:firstLine="420"/>
+        <w:jc w:val="both"/>
+      </w:pPr>
+      <w:r>
+        <w:t>KL 散度由 Kullback 和 Leibler 在信息论研究中提出[17]。令 p_T 与 p_S 分别表示教师分布和学生分布，Forward KL 与 Reverse KL 定义为：</w:t>
       </w:r>
     </w:p>
     <w:p>
@@ -3492,16 +3510,16 @@
         <w:jc w:val="both"/>
       </w:pPr>
       <w:r>
-        <w:t>Forward KL 按教师概率加权，倾向于要求学生覆盖教师分布的多个有质量区域；Reverse KL 按学生概率加权，更关注学生自身可能生成的区域。文献常将前者描述为 mode-covering 倾向、后者描述为 mode-seeking 倾向，但这些是解释生成行为的启发性表述，实际训练还受模型容量、温度、采样和支持集影响[7][8]。</w:t>
-      </w:r>
-    </w:p>
-    <w:p>
-      <w:pPr>
-        <w:ind w:firstLine="420"/>
-        <w:jc w:val="both"/>
-      </w:pPr>
-      <w:r>
-        <w:t>广义散度用于在不同分布匹配偏好之间取得折中。Jensen-Shannon 散度通过教师分布与学生分布的混合分布定义，其形式为[18]：</w:t>
+        <w:t>Forward KL 以教师概率加权，倾向于要求学生覆盖教师分布中的多个高质量区域；Reverse KL 以学生概率加权，更关注学生自身可能生成的区域。文献常用 mode-covering 和 mode-seeking 概括两者的倾向，但这只是解释生成行为的启发式描述，实际训练结果还取决于模型容量、温度、采样策略和支持集[7][8]。</w:t>
+      </w:r>
+    </w:p>
+    <w:p>
+      <w:pPr>
+        <w:ind w:firstLine="420"/>
+        <w:jc w:val="both"/>
+      </w:pPr>
+      <w:r>
+        <w:t>广义散度可在不同的分布匹配偏好之间进行调节。Jensen-Shannon 散度由教师分布、学生分布及其混合分布定义，形式如下[18]：</w:t>
       </w:r>
     </w:p>
     <w:p>
@@ -3755,25 +3773,25 @@
         <w:jc w:val="both"/>
       </w:pPr>
       <w:r>
-        <w:t>广义散度部分主要分析 JSD、skew KL 等代表性目标，研究其在教师分布覆盖、学生高概率区域和训练稳定性方面的差异。实验配置统一记录目标函数形式、混合参数、支持集和 K1 估计方式。</w:t>
-      </w:r>
-    </w:p>
-    <w:p>
-      <w:pPr>
-        <w:ind w:firstLine="420"/>
-        <w:jc w:val="both"/>
-      </w:pPr>
-      <w:r>
-        <w:t>散度方向在 Function Calling 中可能表现为不同的行为。对于同一用户请求，教师可能为多个函数或多种参数表达赋予合理概率；Forward KL 更关注这些候选区域的覆盖，Reverse KL 更关注学生已经形成的高概率选择，广义散度则在两种偏好之间进行调节。实验将从工具选择、参数生成、格式正确性和拒答行为四个方面分析这些差异。</w:t>
-      </w:r>
-    </w:p>
-    <w:p>
-      <w:pPr>
-        <w:ind w:firstLine="420"/>
-        <w:jc w:val="both"/>
-      </w:pPr>
-      <w:r>
-        <w:t>监督信息的保留范围和估计方式会改变散度的估计对象。全词表方案保留教师在有效位置上的完整分布；Top-K 方案保留明确支持集中的高概率信息，并规定重归一化与支持集外概率的处理；K1 sampled-token 使用一个采样 token 对相应期望进行单样本估计。比较时同时记录监督信息覆盖范围、教师前向次数、学生生成量、训练资源和任务指标。</w:t>
+        <w:t>本文选取 JSD、skew KL 等代表性目标，比较它们在教师分布覆盖、学生高概率区域和训练稳定性方面的差异。实验配置将完整记录目标函数、混合参数、支持集以及 K1 估计方式。</w:t>
+      </w:r>
+    </w:p>
+    <w:p>
+      <w:pPr>
+        <w:ind w:firstLine="420"/>
+        <w:jc w:val="both"/>
+      </w:pPr>
+      <w:r>
+        <w:t>散度方向在 Function Calling 中可能对应不同的生成行为。面对同一用户请求，教师可能为多个函数或不同参数表达赋予合理概率；Forward KL 更强调覆盖这些候选区域，Reverse KL 更关注学生已经形成的高概率选择，广义散度则在二者之间调节。实验将从工具选择、参数生成、格式正确性和拒答行为四个方面分析这种差异。</w:t>
+      </w:r>
+    </w:p>
+    <w:p>
+      <w:pPr>
+        <w:ind w:firstLine="420"/>
+        <w:jc w:val="both"/>
+      </w:pPr>
+      <w:r>
+        <w:t>教师信息的保留范围和估计方式会改变实际优化的对象。全词表方案保留有效位置上的完整教师分布；Top-K 方案仅保留指定支持集中的高概率信息，并明确截断后的重归一化与支持集外概率处理；K1 sampled-token 则用单个采样 token 估计相应期望。比较时将同时记录信息覆盖范围、教师前向次数、学生生成量、训练资源与任务指标。</w:t>
       </w:r>
     </w:p>
     <w:p>
@@ -3787,7 +3805,7 @@
           <w:rFonts w:ascii="Times New Roman" w:hAnsi="Times New Roman" w:eastAsia="宋体"/>
           <w:sz w:val="24"/>
         </w:rPr>
-        <w:t>从分布几何看，Forward KL 对教师分布具有覆盖倾向：只要教师在某个 token 上赋予不可忽略的概率，学生过低的概率就会带来较大惩罚；Reverse KL 更强调学生当前支持集上的概率质量，容易把更新集中到少数高概率模式。前者有助于保留教师分布中的次优但合理候选，后者在学生容量有限时可能更符合“优先学会最可能答案”的资源分配方式[8][10]。然而，这种差异会受到温度、序列长度、有效 token Mask 和支持集截断方式影响，不能仅依据损失名称推断最终效果。</w:t>
+        <w:t>从分布几何看，只要教师对某个 token 赋予不可忽略的概率，Forward KL 就会对学生过低的概率施加较大惩罚，因此具有覆盖倾向；Reverse KL 更强调学生当前支持集中的概率质量，更新容易集中到少数高概率模式。前者有利于保留教师分布中次优但合理的候选，后者在学生容量有限时可能更符合“优先学会最可能答案”的资源分配方式[8][10]。不过，温度、序列长度、有效 token mask 和支持集截断方式都会影响这种差异，不能只根据损失名称推断最终表现。</w:t>
       </w:r>
     </w:p>
     <w:p>
@@ -3801,14 +3819,14 @@
           <w:rFonts w:ascii="Times New Roman" w:hAnsi="Times New Roman" w:eastAsia="宋体"/>
           <w:sz w:val="24"/>
         </w:rPr>
-        <w:t>广义散度的意义在于提供连续的折中机制。GKD 使用可调散度族统一若干常见目标[7]，DistiLLM 通过偏斜 KL 在分布覆盖与模式选择之间调节[9]，HPD 则从异构性出发讨论样本级或阶段级适配的必要性[14]。对小模型而言，散度选择还与数值实现直接相关：Top-K 后的重新归一化、教师概率下界、混合精度下的 log-sum-exp 以及序列 Mask 都会改变梯度尺度。本课题因而把散度定义、支持集协议和稳定化实现绑定记录，使比较能够追溯到实际计算过程，而不是停留在公式层面。</w:t>
+        <w:t>广义散度为两种倾向提供了连续的折中空间。GKD 用可调散度族统一若干常见目标[7]，DistiLLM 通过 skew KL 调节分布覆盖与模式选择[9]，HPD 则从师生异构性出发讨论样本级或阶段级适配[14]。对小模型而言，散度选择还与数值实现紧密相关：Top-K 截断后的重归一化、教师概率下界、混合精度下的 log-sum-exp 和序列 mask 都会改变梯度尺度。本文将散度定义、支持集协议和稳定化实现一并记录，使实验结论能够追溯到具体计算过程。</w:t>
       </w:r>
     </w:p>
     <w:p>
       <w:pPr>
         <w:pStyle w:val="3"/>
       </w:pPr>
-      <w:bookmarkStart w:id="10" w:name="_Toc935009277"/>
+      <w:bookmarkStart w:id="11" w:name="_Toc935009277"/>
       <w:r>
         <w:rPr>
           <w:rFonts w:ascii="黑体" w:hAnsi="黑体" w:eastAsia="黑体" w:cs="黑体"/>
@@ -3818,24 +3836,24 @@
         </w:rPr>
         <w:t>2.4 监督信息粒度与资源效率</w:t>
       </w:r>
-      <w:bookmarkEnd w:id="10"/>
-    </w:p>
-    <w:p>
-      <w:pPr>
-        <w:ind w:firstLine="420"/>
-        <w:jc w:val="both"/>
-      </w:pPr>
-      <w:r>
-        <w:t>全词表监督在每个位置保留教师完整分布，信息较充分，但词表维度会带来较大的计算、显存和传输开销。Top-K 监督只保留指定支持集中的高概率 token，需要明确 K 值、支持集来源、截断后的归一化和支持集外 token 的处理。K1 sampled-token 对分布目标进行单样本采样估计。相关 OPD 研究为监督信息覆盖和稳定性分析提供了参考[11][13]，本课题将在统一任务中比较三种方案的效果与资源开销。</w:t>
-      </w:r>
-    </w:p>
-    <w:p>
-      <w:pPr>
-        <w:ind w:firstLine="420"/>
-        <w:jc w:val="both"/>
-      </w:pPr>
-      <w:r>
-        <w:t>Qwen3 技术报告提供了模型家族的背景信息[16]。LoRA 通过低秩增量减少需要更新的参数量[19]，为小模型后训练提供了参数高效的实现路径。量化适配会引入新的资源变量，因此不纳入主要比较。</w:t>
+      <w:bookmarkEnd w:id="11"/>
+    </w:p>
+    <w:p>
+      <w:pPr>
+        <w:ind w:firstLine="420"/>
+        <w:jc w:val="both"/>
+      </w:pPr>
+      <w:r>
+        <w:t>全词表监督在每个位置保留完整的教师分布，信息最充分，但词表维度也带来较高的计算、显存和传输开销。Top-K 只保留指定支持集中的高概率 token，需要明确 K 值、支持集来源、截断后的归一化方式和支持集外概率处理。K1 sampled-token 则对分布目标进行单样本估计。相关 OPD 研究为分析信息覆盖与训练稳定性提供了参考[11][13]，本文将在统一任务中比较三种方案的效果和成本。</w:t>
+      </w:r>
+    </w:p>
+    <w:p>
+      <w:pPr>
+        <w:ind w:firstLine="420"/>
+        <w:jc w:val="both"/>
+      </w:pPr>
+      <w:r>
+        <w:t>Qwen3 技术报告提供了所用模型家族的背景信息[16]。LoRA 通过低秩增量减少需要更新的参数量[19]，为小模型后训练提供了参数高效的实现路径。量化适配会额外引入量化精度和反量化开销等变量，因此不纳入主要比较。</w:t>
       </w:r>
     </w:p>
     <w:p>
@@ -3849,7 +3867,7 @@
           <w:rFonts w:ascii="Times New Roman" w:hAnsi="Times New Roman" w:eastAsia="宋体"/>
           <w:sz w:val="24"/>
         </w:rPr>
-        <w:t>监督信息粒度决定了教师知识的表达能力和计算代价。全词表分布最完整，能够保留长尾 token 之间的相对关系，但需要传输或即时计算大量 logits；Top-K 只保留主要概率质量，显著降低存储和通信压力，却引入支持集选择与尾部质量处理问题；K1 sampled-token 进一步把监督压缩为单样本估计，计算开销最低，但梯度方差、proposal 分布和随机种子会直接影响训练稳定性。相关在线蒸馏研究已经表明，教师信息量与最终性能并非简单线性关系，学生到访状态是否有效以及有限预算是否被用于高价值 token 同样重要[11][13]。</w:t>
+        <w:t>监督信息粒度同时决定教师知识的表达能力和计算成本。全词表分布能够保留长尾 token 之间的相对关系，但需要传输或即时计算大量 logits；Top-K 显著降低存储与通信压力，却引入支持集选择和尾部概率质量处理问题；K1 sampled-token 把监督进一步压缩为单样本估计，开销最低，但梯度方差、proposal 分布和随机种子会直接影响稳定性。现有研究表明，教师信息量与最终性能并非简单的线性关系；学生到访状态是否有效，以及有限预算是否用于高价值 token，同样会影响结果[11][13]。</w:t>
       </w:r>
     </w:p>
     <w:p>
@@ -3863,14 +3881,14 @@
           <w:rFonts w:ascii="Times New Roman" w:hAnsi="Times New Roman" w:eastAsia="宋体"/>
           <w:sz w:val="24"/>
         </w:rPr>
-        <w:t>参数高效微调为本科阶段开展受控研究提供了现实路径。LoRA 通过低秩增量限制可训练参数规模[17]，QLoRA 又展示了量化基座与低秩适配结合的可行性[18]；在本课题中，LoRA 的作用是统一学生侧的更新接口，而不是替代蒸馏方法本身。教师前向、学生 rollout、损失计算和 LoRA 反向传播仍构成主要成本，因此实验除任务指标外还需记录单步耗时、峰值显存、有效 token 吞吐与教师调用量，以判断某种监督粒度带来的收益是否足以抵偿资源消耗。</w:t>
+        <w:t>参数高效微调使本科阶段开展受控实验成为可能。LoRA 通过低秩增量限制可训练参数规模[19]，在本文中用于统一学生侧的更新接口，并不替代蒸馏方法本身。教师前向、学生 rollout、损失计算和 LoRA 反向传播仍是主要成本，因此除任务指标外，还需记录单步耗时、峰值显存、有效 token 吞吐和教师调用量，以判断稀疏监督节省的资源是否抵得上可能的性能损失。</w:t>
       </w:r>
     </w:p>
     <w:p>
       <w:pPr>
         <w:pStyle w:val="3"/>
       </w:pPr>
-      <w:bookmarkStart w:id="11" w:name="_Toc1563073440"/>
+      <w:bookmarkStart w:id="12" w:name="_Toc1563073440"/>
       <w:r>
         <w:rPr>
           <w:rFonts w:ascii="黑体" w:hAnsi="黑体" w:eastAsia="黑体" w:cs="黑体"/>
@@ -3880,51 +3898,51 @@
         </w:rPr>
         <w:t>2.5 Function Calling 数据与评测研究</w:t>
       </w:r>
-      <w:bookmarkEnd w:id="11"/>
-    </w:p>
-    <w:p>
-      <w:pPr>
-        <w:ind w:firstLine="420"/>
-        <w:jc w:val="both"/>
-      </w:pPr>
-      <w:r>
-        <w:t>Function Calling 研究形成了从 API 文档理解、函数检索、调用规划到执行评测的不同路线。Gorilla/APIBench 关注 API 文档和调用正确性[22]；API-Bank 覆盖工具规划、API 检索和调用[23]；ToolLLM/ToolBench 构造了大量真实 API 相关任务，并讨论多工具和多步调用[24]；APIGen 强调可执行 API、格式检查和语义验证[25]；ToolACE 采用 API 池和多层检查生成多样的函数调用数据[26]。</w:t>
-      </w:r>
-    </w:p>
-    <w:p>
-      <w:pPr>
-        <w:ind w:firstLine="420"/>
-        <w:jc w:val="both"/>
-      </w:pPr>
-      <w:r>
-        <w:t>本课题使用公开 Function Calling 数据。APIGen、ToolACE、API-Bank 和 ToolBench 为数据来源筛选、任务分类和评测设计提供参考。数据准备阶段将记录数据快照、许可证、字段映射、过滤规则、重复样本处理及其与独立测试集的重叠检查。</w:t>
-      </w:r>
-    </w:p>
-    <w:p>
-      <w:pPr>
-        <w:ind w:firstLine="420"/>
-        <w:jc w:val="both"/>
-      </w:pPr>
-      <w:r>
-        <w:t>公开数据进入训练前需要经过结构、语义和执行三方面检查。结构检查关注工具 schema、函数名、参数类型和目标调用的统一解析；语义检查关注用户问题与目标工具、目标参数之间的一致性；执行检查关注调用在本地模拟环境中的运行结果及其对后续对话的支持。APIGen 和 ToolACE 的多层检查方法为数据审计提供了参考[25][26]。</w:t>
-      </w:r>
-    </w:p>
-    <w:p>
-      <w:pPr>
-        <w:ind w:firstLine="420"/>
-        <w:jc w:val="both"/>
-      </w:pPr>
-      <w:r>
-        <w:t>训练集与测试集还应避免工具 schema、用户问题模板和目标调用的重复。若训练数据和 BFCL 或其他独立测试集共享相同的 API 定义，可能造成模型记忆而非泛化；若不同数据集只在工具名上不同、参数结构相同，也需要在分析中注明潜在泄漏。最终数据审计报告应保存样本字段统计、异常类别、去重规则和版本指纹。</w:t>
-      </w:r>
-    </w:p>
-    <w:p>
-      <w:pPr>
-        <w:ind w:firstLine="420"/>
-        <w:jc w:val="both"/>
-      </w:pPr>
-      <w:r>
-        <w:t>BFCL 覆盖结构化调用、并行调用、串行调用和拒答等评测场景[27]。本课题将结合公开 Function Calling 测试规范和自建模拟函数，分别评估格式合法率、函数选择准确率、参数准确率、调用执行成功率和端到端任务成功率。</w:t>
+      <w:bookmarkEnd w:id="12"/>
+    </w:p>
+    <w:p>
+      <w:pPr>
+        <w:ind w:firstLine="420"/>
+        <w:jc w:val="both"/>
+      </w:pPr>
+      <w:r>
+        <w:t>ReAct 将语言模型的推理过程与外部行动交替组织，为工具增强模型提供了通用范式[21]。围绕 Function Calling，现有研究又形成了从 API 文档理解、函数检索和调用规划到执行评测的多条路线：Gorilla/APIBench 关注 API 文档与调用正确性[22]；API-Bank 覆盖工具规划、API 检索和调用[23]；ToolLLM/ToolBench 构造了大量与真实 API 相关的任务，并讨论多工具与多步调用[24]；APIGen 强调可执行 API、格式检查和语义验证[25]；ToolACE 则利用 API 池和多层检查生成多样化的函数调用数据[26]。</w:t>
+      </w:r>
+    </w:p>
+    <w:p>
+      <w:pPr>
+        <w:ind w:firstLine="420"/>
+        <w:jc w:val="both"/>
+      </w:pPr>
+      <w:r>
+        <w:t>本文将从公开 Function Calling 数据中筛选训练样本。APIGen、ToolACE、API-Bank 和 ToolBench 可为数据来源选择、任务分类和评测设计提供参考。数据准备阶段将记录数据快照、许可证、字段映射、过滤规则、重复样本处理方式，以及与独立测试集的重叠检查结果。</w:t>
+      </w:r>
+    </w:p>
+    <w:p>
+      <w:pPr>
+        <w:ind w:firstLine="420"/>
+        <w:jc w:val="both"/>
+      </w:pPr>
+      <w:r>
+        <w:t>公开数据进入训练流程前，需要通过结构、语义和执行三类检查。结构检查关注工具 schema、函数名、参数类型和目标调用能否统一解析；语义检查判断用户问题与目标工具、目标参数是否一致；执行检查验证调用能否在本地模拟环境中运行，并产生可供后续对话使用的结果。APIGen 和 ToolACE 的多层检查方法为这一审计流程提供了参考[25][26]。</w:t>
+      </w:r>
+    </w:p>
+    <w:p>
+      <w:pPr>
+        <w:ind w:firstLine="420"/>
+        <w:jc w:val="both"/>
+      </w:pPr>
+      <w:r>
+        <w:t>训练集与测试集还应避免工具 schema、用户问题模板和目标调用的重复。如果训练数据与 BFCL 或其他独立测试集共享相同的 API 定义，模型表现可能来自记忆而非泛化；即使工具名称不同，只要参数结构高度相似，也应在分析中说明潜在泄漏。最终的数据审计报告将保存字段统计、异常类别、去重规则和版本指纹。</w:t>
+      </w:r>
+    </w:p>
+    <w:p>
+      <w:pPr>
+        <w:ind w:firstLine="420"/>
+        <w:jc w:val="both"/>
+      </w:pPr>
+      <w:r>
+        <w:t>BFCL 覆盖结构化调用、并行调用、串行调用和拒答等场景[27]。本文将结合公开 Function Calling 测试规范与自建模拟函数，分别评估格式合法率、函数选择准确率、参数准确率、调用执行成功率和端到端任务成功率。</w:t>
       </w:r>
     </w:p>
     <w:p>
@@ -3938,7 +3956,7 @@
           <w:rFonts w:ascii="Times New Roman" w:hAnsi="Times New Roman" w:eastAsia="宋体"/>
           <w:sz w:val="24"/>
         </w:rPr>
-        <w:t>Function Calling 数据研究经历了从少量人工接口描述到大规模合成、执行校验和难例生成的发展。Gorilla 关注 API 检索与调用生成[21]，API-Bank 和 ToolLLM/ToolBench 将多工具、多轮交互与工具学习过程纳入数据构造[23][26]；APIGen 强调可验证的函数调用数据生成流程[24]，ToolACE 则进一步扩展工具类型和调用模式[25]。这些数据集在 schema 形式、参数约束、对话模板和可执行性方面并不完全一致，直接拼接容易把模板差异误当成模型能力差异，因此训练前的字段映射、去重、可解析性检查和 schema 一致性审计是方法比较的必要前提。</w:t>
+        <w:t>Function Calling 数据经历了从少量人工接口描述到大规模合成、执行校验和难例生成的发展。Gorilla 关注 API 检索与调用生成[22]；API-Bank 与 ToolLLM/ToolBench 将多工具、多轮交互和工具学习过程纳入数据构造[23][24]；APIGen 强调可验证的数据生成流程[25]；ToolACE 进一步扩展了工具类型和调用模式[26]。这些数据集在 schema 形式、参数约束、对话模板和可执行性上并不完全一致，直接拼接容易把模板差异误判为模型能力差异。因此，字段映射、去重、可解析性检查和 schema 一致性审计是方法比较的必要前提。</w:t>
       </w:r>
     </w:p>
     <w:p>
@@ -3952,7 +3970,7 @@
           <w:rFonts w:ascii="Times New Roman" w:hAnsi="Times New Roman" w:eastAsia="宋体"/>
           <w:sz w:val="24"/>
         </w:rPr>
-        <w:t>评测方面，Berkeley Function Calling Leaderboard 采用真实与合成场景检验函数选择、参数生成及多轮调用能力，为统一测试提供了较成熟的任务划分[22]。但仅报告总体准确率仍可能掩盖不同错误来源：模型可能选错函数、遗漏必需参数、生成不可解析 JSON，或在无需调用时过度调用。本课题将在统一解码协议下分层统计结构合法率、函数选择正确率、参数级正确性和端到端成功率，并把训练效率、推理吞吐和显存占用纳入性能分析。这样既能对应公开评测，又能解释不同蒸馏目标和监督粒度为何产生差异。</w:t>
+        <w:t>在评测方面，Berkeley Function Calling Leaderboard 通过真实与合成场景检验函数选择、参数生成及多轮调用能力，为统一测试提供了较成熟的任务划分[27]。但总体准确率会掩盖具体错误来源：模型可能选错函数、遗漏必需参数、生成无法解析的 JSON，或在无需调用时过度调用。本文将在统一解码协议下分层统计结构合法率、函数选择正确率、参数级正确性和端到端成功率，并把训练效率、推理吞吐与显存占用纳入分析。这样既能对应公开评测，也能解释不同蒸馏目标和监督粒度产生差异的原因。</w:t>
       </w:r>
     </w:p>
     <w:p>
@@ -3966,14 +3984,14 @@
           <w:rFonts w:ascii="Times New Roman" w:hAnsi="Times New Roman" w:eastAsia="宋体"/>
           <w:sz w:val="24"/>
         </w:rPr>
-        <w:t>综上，现有研究已经形成从学生状态采样、教师分布监督到参数高效更新的完整技术链条，但不同论文往往同时改变模型规模、数据来源、散度目标和教师信息预算，结果难以直接横向比较。本文将以 Qwen3-4B 教师、Qwen3-0.6B 学生和公开 Function Calling 数据为统一载体，围绕 Forward KL、Reverse KL、广义散度以及全词表、Top-K、K1 三类监督方式开展受控性能分析；这一安排是对既有方法变量的系统化复现与比较，不预设尚未获得实验支持的结论。</w:t>
+        <w:t>总体来看，现有研究已经形成从学生状态采样、教师分布监督到参数高效更新的完整技术链条，但不同工作常同时改变模型规模、数据来源、散度目标和教师信息预算，结果难以直接横向比较。本文将固定 Qwen3-4B 教师、Qwen3-0.6B 学生和公开 Function Calling 数据，围绕 Forward KL、Reverse KL、广义散度，以及全词表、Top-K、K1 三类监督方式开展受控比较。研究目标是系统复现并分离这些方法变量，而不预设尚未得到实验支持的结论。</w:t>
       </w:r>
     </w:p>
     <w:p>
       <w:pPr>
         <w:pStyle w:val="2"/>
       </w:pPr>
-      <w:bookmarkStart w:id="12" w:name="_Toc407852329"/>
+      <w:bookmarkStart w:id="13" w:name="_Toc407852329"/>
       <w:r>
         <w:rPr>
           <w:rFonts w:ascii="黑体" w:hAnsi="黑体" w:eastAsia="黑体" w:cs="黑体"/>
@@ -3983,13 +4001,13 @@
         </w:rPr>
         <w:t>3．主要研究内容</w:t>
       </w:r>
-      <w:bookmarkEnd w:id="12"/>
+      <w:bookmarkEnd w:id="13"/>
     </w:p>
     <w:p>
       <w:pPr>
         <w:pStyle w:val="3"/>
       </w:pPr>
-      <w:bookmarkStart w:id="13" w:name="_Toc6292279"/>
+      <w:bookmarkStart w:id="14" w:name="_Toc6292279"/>
       <w:r>
         <w:rPr>
           <w:rFonts w:ascii="黑体" w:hAnsi="黑体" w:eastAsia="黑体" w:cs="黑体"/>
@@ -3999,22 +4017,22 @@
         </w:rPr>
         <w:t>3.1 统一的在线策略蒸馏研究流程</w:t>
       </w:r>
-      <w:bookmarkEnd w:id="13"/>
-    </w:p>
-    <w:p>
-      <w:pPr>
-        <w:ind w:firstLine="420"/>
-        <w:jc w:val="both"/>
-      </w:pPr>
-      <w:r>
-        <w:t>研究流程以学生自身生成的 Function Calling 轨迹为中心：学生在 LoRA 参数下生成函数调用或响应，冻结教师在学生访问到的前缀上提供 token 级分布反馈，学生依据所选散度和监督信息粒度更新 LoRA。不同方案使用统一的数据、模型模板、训练预算和评测规则，并记录学生轨迹、教师反馈、损失状态与资源占用。该流程借鉴 GKD、MiniLLM 对学生状态与教师反馈的讨论，并参考 Thinking Machines Lab 技术文章中的工程实现[7][8][10]。</w:t>
+      <w:bookmarkEnd w:id="14"/>
+    </w:p>
+    <w:p>
+      <w:pPr>
+        <w:ind w:firstLine="420"/>
+        <w:jc w:val="both"/>
+      </w:pPr>
+      <w:r>
+        <w:t>研究流程以学生自主生成的 Function Calling 轨迹为中心：学生模型在当前 LoRA 参数下生成函数调用或自然语言响应，冻结的教师模型在学生访问的前缀上提供 token 级分布反馈，学生再依据指定散度和监督信息粒度更新 LoRA。各方案共用数据、模型模板、训练预算和评测规则，并记录学生轨迹、教师反馈、损失状态与资源占用。该流程参考 GKD、MiniLLM 对学生状态和教师反馈的讨论，以及 Thinking Machines Lab 技术文章给出的工程实现[7][8][10]。</w:t>
       </w:r>
     </w:p>
     <w:p>
       <w:pPr>
         <w:pStyle w:val="3"/>
       </w:pPr>
-      <w:bookmarkStart w:id="14" w:name="_Toc527634450"/>
+      <w:bookmarkStart w:id="15" w:name="_Toc527634450"/>
       <w:r>
         <w:rPr>
           <w:rFonts w:ascii="黑体" w:hAnsi="黑体" w:eastAsia="黑体" w:cs="黑体"/>
@@ -4024,22 +4042,22 @@
         </w:rPr>
         <w:t>3.2 三类散度目标</w:t>
       </w:r>
-      <w:bookmarkEnd w:id="14"/>
-    </w:p>
-    <w:p>
-      <w:pPr>
-        <w:ind w:firstLine="420"/>
-        <w:jc w:val="both"/>
-      </w:pPr>
-      <w:r>
-        <w:t>研究内容一是比较 Forward KL、Reverse KL 和代表性广义散度。Forward KL 用于研究教师分布覆盖，Reverse KL 用于研究学生实际生成区域与教师分布的匹配，广义散度用于考察两种偏好之间的折中。各目标使用统一的输入、Mask、支持集说明与数值精度设置。</w:t>
+      <w:bookmarkEnd w:id="15"/>
+    </w:p>
+    <w:p>
+      <w:pPr>
+        <w:ind w:firstLine="420"/>
+        <w:jc w:val="both"/>
+      </w:pPr>
+      <w:r>
+        <w:t>第一项研究内容是比较 Forward KL、Reverse KL 和代表性广义散度。Forward KL 用于考察教师分布的覆盖，Reverse KL 用于考察学生生成区域与教师分布的匹配，广义散度则用于调节两种偏好。所有目标共用输入、mask、支持集定义和数值精度设置。</w:t>
       </w:r>
     </w:p>
     <w:p>
       <w:pPr>
         <w:pStyle w:val="3"/>
       </w:pPr>
-      <w:bookmarkStart w:id="15" w:name="_Toc992222687"/>
+      <w:bookmarkStart w:id="16" w:name="_Toc992222687"/>
       <w:r>
         <w:rPr>
           <w:rFonts w:ascii="黑体" w:hAnsi="黑体" w:eastAsia="黑体" w:cs="黑体"/>
@@ -4049,15 +4067,15 @@
         </w:rPr>
         <w:t>3.3 三种监督信息粒度/估计方式</w:t>
       </w:r>
-      <w:bookmarkEnd w:id="15"/>
-    </w:p>
-    <w:p>
-      <w:pPr>
-        <w:ind w:firstLine="420"/>
-        <w:jc w:val="both"/>
-      </w:pPr>
-      <w:r>
-        <w:t>研究内容二是统一比较三种监督信息粒度/估计方式：</w:t>
+      <w:bookmarkEnd w:id="16"/>
+    </w:p>
+    <w:p>
+      <w:pPr>
+        <w:ind w:firstLine="420"/>
+        <w:jc w:val="both"/>
+      </w:pPr>
+      <w:r>
+        <w:t>第二项研究内容是统一比较三种监督信息粒度或估计方式：</w:t>
       </w:r>
     </w:p>
     <w:p>
@@ -4067,16 +4085,10 @@
         <w:jc w:val="left"/>
       </w:pPr>
       <w:r>
-        <w:t xml:space="preserve">• </w:t>
-      </w:r>
-      <w:r>
-        <w:rPr>
-          <w:b/>
-        </w:rPr>
-        <w:t>全词表：</w:t>
-      </w:r>
-      <w:r>
-        <w:t xml:space="preserve"> 使用教师完整词表分布进行比较，作为信息完整的参照。</w:t>
+        <w:rPr>
+          <w:b/>
+        </w:rPr>
+        <w:t>• 全词表：使用教师的完整词表分布，作为信息保留最充分的参照。</w:t>
       </w:r>
     </w:p>
     <w:p>
@@ -4086,16 +4098,10 @@
         <w:jc w:val="left"/>
       </w:pPr>
       <w:r>
-        <w:t xml:space="preserve">• </w:t>
-      </w:r>
-      <w:r>
-        <w:rPr>
-          <w:b/>
-        </w:rPr>
-        <w:t>Top-K：</w:t>
-      </w:r>
-      <w:r>
-        <w:t xml:space="preserve"> 使用指定支持集中的教师高概率 token，考察压缩教师反馈后的效果与资源变化。</w:t>
+        <w:rPr>
+          <w:b/>
+        </w:rPr>
+        <w:t>• Top-K：只保留指定支持集内的教师高概率 token，考察压缩反馈后的效果与资源变化。</w:t>
       </w:r>
     </w:p>
     <w:p>
@@ -4105,23 +4111,23 @@
         <w:jc w:val="left"/>
       </w:pPr>
       <w:r>
-        <w:t>• K1 sampled-token：从教师分布采样一个 token，对相应期望进行单样本估计，并分析其估计方差；该方法与 Top-1 argmax 硬标签监督分别记录。</w:t>
-      </w:r>
-    </w:p>
-    <w:p>
-      <w:pPr>
-        <w:ind w:firstLine="420"/>
-        <w:jc w:val="both"/>
-      </w:pPr>
-      <w:r>
-        <w:t>Top-K 统一规定支持集构造、归一化和支持集外概率处理，K1 统一规定 proposal、梯度估计和随机种子管理。比较内容包括 Function Calling 的格式、函数选择、参数与执行结果，以及训练稳定性和资源开销。</w:t>
+        <w:t>• K1 sampled-token：从教师分布中采样一个 token，以单样本方式估计相应期望，并分析估计方差；该方法与 Top-1 argmax 硬标签监督分别记录。</w:t>
+      </w:r>
+    </w:p>
+    <w:p>
+      <w:pPr>
+        <w:ind w:firstLine="420"/>
+        <w:jc w:val="both"/>
+      </w:pPr>
+      <w:r>
+        <w:t>Top-K 实验统一规定支持集构造、归一化和支持集外概率处理；K1 实验统一规定 proposal、梯度估计和随机种子管理。比较内容包括 Function Calling 的格式、函数选择、参数与执行结果，以及训练稳定性和资源开销。</w:t>
       </w:r>
     </w:p>
     <w:p>
       <w:pPr>
         <w:pStyle w:val="3"/>
       </w:pPr>
-      <w:bookmarkStart w:id="16" w:name="_Toc1076181454"/>
+      <w:bookmarkStart w:id="17" w:name="_Toc1076181454"/>
       <w:r>
         <w:rPr>
           <w:rFonts w:ascii="黑体" w:hAnsi="黑体" w:eastAsia="黑体" w:cs="黑体"/>
@@ -4131,15 +4137,15 @@
         </w:rPr>
         <w:t>3.4 LoRA 后训练与教师—学生关系</w:t>
       </w:r>
-      <w:bookmarkEnd w:id="16"/>
-    </w:p>
-    <w:p>
-      <w:pPr>
-        <w:ind w:firstLine="420"/>
-        <w:jc w:val="both"/>
-      </w:pPr>
-      <w:r>
-        <w:t>LoRA 将基座权重写为低秩增量形式[19]：</w:t>
+      <w:bookmarkEnd w:id="17"/>
+    </w:p>
+    <w:p>
+      <w:pPr>
+        <w:ind w:firstLine="420"/>
+        <w:jc w:val="both"/>
+      </w:pPr>
+      <w:r>
+        <w:t>LoRA 将基座权重的更新表示为低秩增量[19]：</w:t>
       </w:r>
     </w:p>
     <w:p>
@@ -4231,23 +4237,23 @@
         <w:jc w:val="both"/>
       </w:pPr>
       <w:r>
-        <w:t>本课题采用 LoRA 进行学生模型后训练。各对照组使用统一的插入位置、秩、缩放系数、学习率、序列长度和可训练参数范围。训练前检查 Qwen3-0.6B 学生与 Qwen3-4B 教师的 tokenizer、特殊 token 和 Function Calling 模板，建立一致的编码、对齐和输出解析流程。</w:t>
-      </w:r>
-    </w:p>
-    <w:p>
-      <w:pPr>
-        <w:ind w:firstLine="420"/>
-        <w:jc w:val="both"/>
-      </w:pPr>
-      <w:r>
-        <w:t>LoRA 用于控制可训练参数规模，使多个蒸馏方案从相同的学生基座出发。实验分别记录 LoRA adapter 的保存、加载与合并方式，以及部署后端中的加载配置，从而区分训练参数变化和服务加载方式带来的影响。</w:t>
+        <w:t>学生模型采用 LoRA 进行后训练。各对照组统一设置插入位置、秩、缩放系数、学习率、序列长度和可训练参数范围。训练前检查 Qwen3-0.6B 与 Qwen3-4B 的 tokenizer、特殊 token 和 Function Calling 模板，建立一致的编码、对齐与输出解析流程。</w:t>
+      </w:r>
+    </w:p>
+    <w:p>
+      <w:pPr>
+        <w:ind w:firstLine="420"/>
+        <w:jc w:val="both"/>
+      </w:pPr>
+      <w:r>
+        <w:t>LoRA 用于控制可训练参数规模，使各蒸馏方案从同一学生基座出发。实验将分别记录 adapter 的保存、加载和合并方式，以及部署后端的加载配置，以区分训练参数变化与服务加载方式带来的影响。</w:t>
       </w:r>
     </w:p>
     <w:p>
       <w:pPr>
         <w:pStyle w:val="3"/>
       </w:pPr>
-      <w:bookmarkStart w:id="17" w:name="_Toc1274422344"/>
+      <w:bookmarkStart w:id="18" w:name="_Toc1274422344"/>
       <w:r>
         <w:rPr>
           <w:rFonts w:ascii="黑体" w:hAnsi="黑体" w:eastAsia="黑体" w:cs="黑体"/>
@@ -4257,22 +4263,22 @@
         </w:rPr>
         <w:t>3.5 Function Calling 评测与推理性能分析</w:t>
       </w:r>
-      <w:bookmarkEnd w:id="17"/>
-    </w:p>
-    <w:p>
-      <w:pPr>
-        <w:ind w:firstLine="420"/>
-        <w:jc w:val="both"/>
-      </w:pPr>
-      <w:r>
-        <w:t>离线评测分层记录格式解析、函数名、参数键值、schema 合法性、单步调用执行和端到端任务完成情况，并对等价参数表达进行规范化。代表性 checkpoint 将通过 vLLM 或自建测试程序加载，在统一输入、函数 schema、采样设置和评测规则下测量任务指标、推理吞吐、首 token 延迟、完整响应延迟和显存占用。vLLM 的 PagedAttention 工作为推理性能分析提供了技术背景[20]。</w:t>
+      <w:bookmarkEnd w:id="18"/>
+    </w:p>
+    <w:p>
+      <w:pPr>
+        <w:ind w:firstLine="420"/>
+        <w:jc w:val="both"/>
+      </w:pPr>
+      <w:r>
+        <w:t>离线评测按层次记录格式解析、函数名、参数键值、schema 合法性、单步调用执行和端到端任务完成情况，并对语义等价的参数表达进行规范化。代表性 checkpoint 将通过 vLLM 或自建测试程序加载，在统一输入、函数 schema、采样设置和评测规则下测量任务指标、推理吞吐、首 token 延迟、完整响应延迟与显存占用。vLLM 的 PagedAttention 为推理性能分析提供了技术基础[20]。</w:t>
       </w:r>
     </w:p>
     <w:p>
       <w:pPr>
         <w:pStyle w:val="3"/>
       </w:pPr>
-      <w:bookmarkStart w:id="18" w:name="_Toc214440430"/>
+      <w:bookmarkStart w:id="19" w:name="_Toc214440430"/>
       <w:r>
         <w:rPr>
           <w:rFonts w:ascii="黑体" w:hAnsi="黑体" w:eastAsia="黑体" w:cs="黑体"/>
@@ -4282,15 +4288,15 @@
         </w:rPr>
         <w:t>3.6 研究问题</w:t>
       </w:r>
-      <w:bookmarkEnd w:id="18"/>
-    </w:p>
-    <w:p>
-      <w:pPr>
-        <w:ind w:firstLine="420"/>
-        <w:jc w:val="both"/>
-      </w:pPr>
-      <w:r>
-        <w:t>本课题将回答以下问题：</w:t>
+      <w:bookmarkEnd w:id="19"/>
+    </w:p>
+    <w:p>
+      <w:pPr>
+        <w:ind w:firstLine="420"/>
+        <w:jc w:val="both"/>
+      </w:pPr>
+      <w:r>
+        <w:t>研究将围绕以下问题展开：</w:t>
       </w:r>
     </w:p>
     <w:p>
@@ -4300,7 +4306,7 @@
         <w:jc w:val="left"/>
       </w:pPr>
       <w:r>
-        <w:t>1. 在 Qwen3 Function Calling 条件下，三类散度是否表现出可解释的工具选择、参数生成或格式差异？</w:t>
+        <w:t>1. 在 Qwen3 Function Calling 任务中，三类散度是否会产生可解释的工具选择、参数生成或格式差异？</w:t>
       </w:r>
     </w:p>
     <w:p>
@@ -4310,7 +4316,7 @@
         <w:jc w:val="left"/>
       </w:pPr>
       <w:r>
-        <w:t>2. 全词表、Top-K 和 K1 在效果、稳定性和教师反馈开销之间如何权衡？</w:t>
+        <w:t>2. 全词表、Top-K 和 K1 如何在效果、稳定性与教师反馈开销之间取舍？</w:t>
       </w:r>
     </w:p>
     <w:p>
@@ -4320,7 +4326,7 @@
         <w:jc w:val="left"/>
       </w:pPr>
       <w:r>
-        <w:t>3. 支持集外 token、前缀偏移、熵变化和格式错误能否解释 Top-K/K1 的失败模式？</w:t>
+        <w:t>3. 支持集外 token、前缀偏移、熵变化和格式错误能否解释 Top-K/K1 的主要失败模式？</w:t>
       </w:r>
     </w:p>
     <w:p>
@@ -4330,23 +4336,23 @@
         <w:jc w:val="left"/>
       </w:pPr>
       <w:r>
-        <w:t>4. 不同蒸馏目标在任务正确率、训练效率和推理性能上的变化是否一致？</w:t>
-      </w:r>
-    </w:p>
-    <w:p>
-      <w:pPr>
-        <w:ind w:firstLine="420"/>
-        <w:jc w:val="both"/>
-      </w:pPr>
-      <w:r>
-        <w:t>上述研究问题构成实验设计、结果分析和论文讨论的主线。</w:t>
+        <w:t>4. 不同蒸馏目标在任务正确率、训练效率和推理性能上的变化趋势是否一致？</w:t>
+      </w:r>
+    </w:p>
+    <w:p>
+      <w:pPr>
+        <w:ind w:firstLine="420"/>
+        <w:jc w:val="both"/>
+      </w:pPr>
+      <w:r>
+        <w:t>这些问题将贯穿实验设计、结果分析和论文讨论。</w:t>
       </w:r>
     </w:p>
     <w:p>
       <w:pPr>
         <w:pStyle w:val="3"/>
       </w:pPr>
-      <w:bookmarkStart w:id="19" w:name="_Toc622747344"/>
+      <w:bookmarkStart w:id="20" w:name="_Toc622747344"/>
       <w:r>
         <w:rPr>
           <w:rFonts w:ascii="黑体" w:hAnsi="黑体" w:eastAsia="黑体" w:cs="黑体"/>
@@ -4356,31 +4362,31 @@
         </w:rPr>
         <w:t>3.7 各研究内容之间的关系</w:t>
       </w:r>
-      <w:bookmarkEnd w:id="19"/>
-    </w:p>
-    <w:p>
-      <w:pPr>
-        <w:ind w:firstLine="420"/>
-        <w:jc w:val="both"/>
-      </w:pPr>
-      <w:r>
-        <w:t>三类研究内容具有递进关系。首先，数据和模板确定学生生成轨迹的任务接口；其次，学生轨迹和教师前缀反馈确定 OPD 的状态分布；再次，散度方向和监督信息粒度决定教师信息如何转化为学生更新；最后，任务指标、训练资源和推理性能用于评价不同方法。结果分析将结合中间分布、训练稳定性、资源消耗和最终调用成功率解释各方法的表现。</w:t>
-      </w:r>
-    </w:p>
-    <w:p>
-      <w:pPr>
-        <w:ind w:firstLine="420"/>
-        <w:jc w:val="both"/>
-      </w:pPr>
-      <w:r>
-        <w:t>本课题从训练和推理两个阶段开展性能分析。训练阶段记录学生 rollout、教师前向、LoRA 更新的耗时、吞吐、显存和数值稳定性；推理阶段在 vLLM 或自建测试程序中固定输入、函数 schema、采样参数和数值精度，测量任务正确率、吞吐和延迟。</w:t>
+      <w:bookmarkEnd w:id="20"/>
+    </w:p>
+    <w:p>
+      <w:pPr>
+        <w:ind w:firstLine="420"/>
+        <w:jc w:val="both"/>
+      </w:pPr>
+      <w:r>
+        <w:t>各项研究内容依次衔接：数据与模板首先确定学生生成轨迹的任务接口；学生轨迹和教师前缀反馈共同决定 OPD 的状态分布；散度方向和监督信息粒度进一步决定教师信息如何转化为学生更新；最后，任务指标、训练资源与推理性能用于评价不同方法。结果分析将结合中间分布、训练稳定性、资源消耗和最终调用成功率解释实验现象。</w:t>
+      </w:r>
+    </w:p>
+    <w:p>
+      <w:pPr>
+        <w:ind w:firstLine="420"/>
+        <w:jc w:val="both"/>
+      </w:pPr>
+      <w:r>
+        <w:t>性能分析分为训练与推理两个阶段。训练阶段记录学生 rollout、教师前向和 LoRA 更新的耗时、吞吐、显存占用及数值稳定性；推理阶段在 vLLM 或自建测试程序中固定输入、函数 schema、采样参数和数值精度，测量任务正确率、吞吐和延迟。</w:t>
       </w:r>
     </w:p>
     <w:p>
       <w:pPr>
         <w:pStyle w:val="2"/>
       </w:pPr>
-      <w:bookmarkStart w:id="20" w:name="_Toc1826798777"/>
+      <w:bookmarkStart w:id="21" w:name="_Toc1826798777"/>
       <w:r>
         <w:rPr>
           <w:rFonts w:ascii="黑体" w:hAnsi="黑体" w:eastAsia="黑体" w:cs="黑体"/>
@@ -4390,13 +4396,13 @@
         </w:rPr>
         <w:t>4．研究方案</w:t>
       </w:r>
-      <w:bookmarkEnd w:id="20"/>
+      <w:bookmarkEnd w:id="21"/>
     </w:p>
     <w:p>
       <w:pPr>
         <w:pStyle w:val="3"/>
       </w:pPr>
-      <w:bookmarkStart w:id="21" w:name="_Toc433343880"/>
+      <w:bookmarkStart w:id="22" w:name="_Toc433343880"/>
       <w:r>
         <w:rPr>
           <w:rFonts w:ascii="黑体" w:hAnsi="黑体" w:eastAsia="黑体" w:cs="黑体"/>
@@ -4406,7 +4412,7 @@
         </w:rPr>
         <w:t>4.1 总体技术路线</w:t>
       </w:r>
-      <w:bookmarkEnd w:id="21"/>
+      <w:bookmarkEnd w:id="22"/>
     </w:p>
     <w:p>
       <w:pPr>
@@ -4426,7 +4432,7 @@
           <w:rFonts w:ascii="Times New Roman" w:hAnsi="Times New Roman" w:eastAsia="宋体"/>
           <w:sz w:val="24"/>
         </w:rPr>
-        <w:fldChar w:fldCharType="begin" w:dirty="true"/>
+        <w:fldChar w:fldCharType="begin"/>
       </w:r>
       <w:r>
         <w:rPr>
@@ -4470,16 +4476,16 @@
         <w:jc w:val="both"/>
       </w:pPr>
       <w:r>
-        <w:t>总体路线由模型与数据准备、SFT 基线、在线策略蒸馏、统一评测和结果分析组成。实验配置记录模型版本、数据版本、损失定义、支持集协议、训练参数和评测脚本。</w:t>
-      </w:r>
-    </w:p>
-    <w:p>
-      <w:pPr>
-        <w:ind w:firstLine="420"/>
-        <w:jc w:val="both"/>
-      </w:pPr>
-      <w:r>
-        <w:t>每项实验关联四类信息：研究定义，包括散度、粒度、支持集和 Mask；数据定义，包括来源、版本、划分和过滤；模型定义，包括学生、教师、LoRA 和模板；运行定义，包括随机种子、资源、依赖和命令。上述信息共同构成实验结果的复现与解释依据。</w:t>
+        <w:t>总体技术路线包括模型与数据准备、SFT 基线、在线策略蒸馏、统一评测和结果分析。每项实验均记录模型与数据版本、损失定义、支持集协议、训练参数和评测脚本。</w:t>
+      </w:r>
+    </w:p>
+    <w:p>
+      <w:pPr>
+        <w:ind w:firstLine="420"/>
+        <w:jc w:val="both"/>
+      </w:pPr>
+      <w:r>
+        <w:t>每项实验关联四类信息：研究定义，包括散度、监督粒度、支持集和 mask；数据定义，包括来源、版本、划分和过滤规则；模型定义，包括学生、教师、LoRA 与模板；运行定义，包括随机种子、计算资源、依赖和执行命令。这些信息共同构成复现实验和解释结果的依据。</w:t>
       </w:r>
     </w:p>
     <w:p>
@@ -4540,13 +4546,13 @@
         </w:rPr>
         <w:t xml:space="preserve">图 </w:t>
       </w:r>
-      <w:bookmarkStart w:id="38" w:name="_RefFigure1"/>
+      <w:bookmarkStart w:id="23" w:name="_RefFigure1"/>
       <w:r>
         <w:rPr>
           <w:rFonts w:ascii="Times New Roman" w:hAnsi="Times New Roman" w:eastAsia="宋体"/>
           <w:sz w:val="21"/>
         </w:rPr>
-        <w:fldChar w:fldCharType="begin" w:dirty="true"/>
+        <w:fldChar w:fldCharType="begin"/>
       </w:r>
       <w:r>
         <w:rPr>
@@ -4576,7 +4582,7 @@
         </w:rPr>
         <w:fldChar w:fldCharType="end"/>
       </w:r>
-      <w:bookmarkEnd w:id="38"/>
+      <w:bookmarkEnd w:id="23"/>
       <w:r>
         <w:rPr>
           <w:rFonts w:ascii="Times New Roman" w:hAnsi="Times New Roman" w:eastAsia="宋体"/>
@@ -4589,7 +4595,7 @@
       <w:pPr>
         <w:pStyle w:val="3"/>
       </w:pPr>
-      <w:bookmarkStart w:id="22" w:name="_Toc1093544183"/>
+      <w:bookmarkStart w:id="24" w:name="_Toc1093544183"/>
       <w:r>
         <w:rPr>
           <w:rFonts w:ascii="黑体" w:hAnsi="黑体" w:eastAsia="黑体" w:cs="黑体"/>
@@ -4599,40 +4605,40 @@
         </w:rPr>
         <w:t>4.2 模型和数据准备</w:t>
       </w:r>
-      <w:bookmarkEnd w:id="22"/>
-    </w:p>
-    <w:p>
-      <w:pPr>
-        <w:ind w:firstLine="420"/>
-        <w:jc w:val="both"/>
-      </w:pPr>
-      <w:r>
-        <w:t>模型方面，采用 Qwen3-0.6B 作为学生、Qwen3-4B 作为教师，教师参数冻结，学生通过 LoRA 更新。训练前检查师生 tokenizer 的词表、特殊 token、消息模板和函数调用格式，并通过回环测试验证编码、解码与 token 对齐。Qwen3 技术报告用于说明模型家族背景[16]。</w:t>
-      </w:r>
-    </w:p>
-    <w:p>
-      <w:pPr>
-        <w:ind w:firstLine="420"/>
-        <w:jc w:val="both"/>
-      </w:pPr>
-      <w:r>
-        <w:t>数据方面，核验公开 Function Calling 数据的来源、许可证、字段含义和版本，并将实际字段转换为统一的用户消息、工具 schema、调用响应和工具结果表示。训练、验证和测试数据按照来源与模板隔离，记录划分比例、子集范围和去重规则。APIGen、ToolACE、API-Bank 和 ToolBench 为数据选择与构造提供参考[23][24][25][26]。</w:t>
-      </w:r>
-    </w:p>
-    <w:p>
-      <w:pPr>
-        <w:ind w:firstLine="420"/>
-        <w:jc w:val="both"/>
-      </w:pPr>
-      <w:r>
-        <w:t>数据审计重点处理三类异常：schema 语法错误、参数标签与用户意图不一致、工具返回缺失或格式不统一。评测器保存原始样本、规范化样本和失败原因，并对自动规则进行抽样复核。</w:t>
+      <w:bookmarkEnd w:id="24"/>
+    </w:p>
+    <w:p>
+      <w:pPr>
+        <w:ind w:firstLine="420"/>
+        <w:jc w:val="both"/>
+      </w:pPr>
+      <w:r>
+        <w:t>模型方面，选用 Qwen3-0.6B 作为学生、Qwen3-4B 作为教师。教师参数保持冻结，学生仅更新 LoRA 参数。训练前检查师生 tokenizer 的词表、特殊 token、消息模板和函数调用格式，并通过回环测试验证编码、解码与 token 对齐。模型家族信息以 Qwen3 技术报告为依据[16]。</w:t>
+      </w:r>
+    </w:p>
+    <w:p>
+      <w:pPr>
+        <w:ind w:firstLine="420"/>
+        <w:jc w:val="both"/>
+      </w:pPr>
+      <w:r>
+        <w:t>数据方面，核验公开 Function Calling 数据的来源、许可证、字段含义和版本，再把实际字段转换为统一的用户消息、工具 schema、调用响应与工具结果表示。训练集、验证集和测试集按照来源与模板隔离，并记录划分比例、子集范围和去重规则。API-Bank、ToolLLM/ToolBench、APIGen 和 ToolACE 为数据选择与构造提供参考[23][24][25][26]。</w:t>
+      </w:r>
+    </w:p>
+    <w:p>
+      <w:pPr>
+        <w:ind w:firstLine="420"/>
+        <w:jc w:val="both"/>
+      </w:pPr>
+      <w:r>
+        <w:t>数据审计重点处理三类异常：schema 语法错误、参数标签与用户意图不一致，以及工具返回缺失或格式不统一。评测器保留原始样本、规范化样本和失败原因，并对自动检查结果进行抽样复核。</w:t>
       </w:r>
     </w:p>
     <w:p>
       <w:pPr>
         <w:pStyle w:val="3"/>
       </w:pPr>
-      <w:bookmarkStart w:id="23" w:name="_Toc1032032655"/>
+      <w:bookmarkStart w:id="25" w:name="_Toc1032032655"/>
       <w:r>
         <w:rPr>
           <w:rFonts w:ascii="黑体" w:hAnsi="黑体" w:eastAsia="黑体" w:cs="黑体"/>
@@ -4642,7 +4648,7 @@
         </w:rPr>
         <w:t>4.3 学生 rollout 和教师反馈</w:t>
       </w:r>
-      <w:bookmarkEnd w:id="23"/>
+      <w:bookmarkEnd w:id="25"/>
     </w:p>
     <w:p>
       <w:pPr>
@@ -4662,7 +4668,7 @@
           <w:rFonts w:ascii="Times New Roman" w:hAnsi="Times New Roman" w:eastAsia="宋体"/>
           <w:sz w:val="24"/>
         </w:rPr>
-        <w:fldChar w:fldCharType="begin" w:dirty="true"/>
+        <w:fldChar w:fldCharType="begin"/>
       </w:r>
       <w:r>
         <w:rPr>
@@ -4706,16 +4712,16 @@
         <w:jc w:val="both"/>
       </w:pPr>
       <w:r>
-        <w:t>学生 rollout 的温度、停止条件、最大生成长度、非法格式处理和重试规则均作为控制变量写入配置，所有比较组使用相同的采样与后处理协议。</w:t>
-      </w:r>
-    </w:p>
-    <w:p>
-      <w:pPr>
-        <w:ind w:firstLine="420"/>
-        <w:jc w:val="both"/>
-      </w:pPr>
-      <w:r>
-        <w:t>教师在学生访问到的前缀上提供分布或局部 token 信息，学生依据相同前缀计算可训练的蒸馏目标，教师参数保持冻结。全词表、Top-K 和 K1 只改变教师信息的保留或估计方式，数据划分、rollout 条件和总训练预算保持一致。</w:t>
+        <w:t>学生 rollout 的温度、停止条件、最大生成长度、非法格式处理和重试规则均作为控制变量写入配置；所有比较组使用相同的采样与后处理协议。</w:t>
+      </w:r>
+    </w:p>
+    <w:p>
+      <w:pPr>
+        <w:ind w:firstLine="420"/>
+        <w:jc w:val="both"/>
+      </w:pPr>
+      <w:r>
+        <w:t>教师模型在学生访问的前缀上提供完整分布或局部 token 信息，学生模型依据相同前缀计算蒸馏目标，教师参数始终冻结。全词表、Top-K 和 K1 只改变教师信息的保留或估计方式，数据划分、rollout 条件和总训练预算保持不变。</w:t>
       </w:r>
     </w:p>
     <w:p>
@@ -4732,7 +4738,7 @@
         </w:rPr>
         <w:t xml:space="preserve">表 </w:t>
       </w:r>
-      <w:bookmarkStart w:id="39" w:name="_RefTable4_1"/>
+      <w:bookmarkStart w:id="26" w:name="_RefTable4_1"/>
       <w:r>
         <w:rPr>
           <w:rFonts w:ascii="Times New Roman" w:hAnsi="Times New Roman" w:eastAsia="Songti SC"/>
@@ -4745,7 +4751,7 @@
           <w:rFonts w:ascii="Times New Roman" w:hAnsi="Times New Roman" w:eastAsia="Songti SC"/>
           <w:sz w:val="21"/>
         </w:rPr>
-        <w:fldChar w:fldCharType="begin" w:dirty="true"/>
+        <w:fldChar w:fldCharType="begin"/>
       </w:r>
       <w:r>
         <w:rPr>
@@ -4775,7 +4781,7 @@
         </w:rPr>
         <w:fldChar w:fldCharType="end"/>
       </w:r>
-      <w:bookmarkEnd w:id="39"/>
+      <w:bookmarkEnd w:id="26"/>
       <w:r>
         <w:rPr>
           <w:rFonts w:ascii="Times New Roman" w:hAnsi="Times New Roman" w:eastAsia="Songti SC"/>
@@ -4935,7 +4941,7 @@
               <w:jc w:val="left"/>
             </w:pPr>
             <w:r>
-              <w:t>学生前缀、教师模型和 token 对齐</w:t>
+              <w:t>学生前缀、教师模型与 token 对齐关系</w:t>
             </w:r>
           </w:p>
         </w:tc>
@@ -4949,7 +4955,7 @@
               <w:jc w:val="left"/>
             </w:pPr>
             <w:r>
-              <w:t>反馈粒度、支持集、教师计算量</w:t>
+              <w:t>反馈粒度、支持集和教师计算量</w:t>
             </w:r>
           </w:p>
         </w:tc>
@@ -4993,7 +4999,7 @@
               <w:jc w:val="left"/>
             </w:pPr>
             <w:r>
-              <w:t>散度、梯度处理、异常 loss</w:t>
+              <w:t>散度设置、梯度处理和异常损失</w:t>
             </w:r>
           </w:p>
         </w:tc>
@@ -5037,7 +5043,7 @@
               <w:jc w:val="left"/>
             </w:pPr>
             <w:r>
-              <w:t>函数、参数、执行和端到端调用结果</w:t>
+              <w:t>函数、参数、执行及端到端调用结果</w:t>
             </w:r>
           </w:p>
         </w:tc>
@@ -5049,7 +5055,7 @@
         <w:jc w:val="both"/>
       </w:pPr>
       <w:r>
-        <w:t>所有方法共享数据读取、学生 rollout、教师评分和指标记录接口，保证不同对照组只改变目标函数或监督信息粒度。</w:t>
+        <w:t>所有方法共用数据读取、学生 rollout、教师评分和指标记录接口，使不同对照组仅在目标函数或监督信息粒度上有所区别。</w:t>
       </w:r>
     </w:p>
     <w:p>
@@ -5110,13 +5116,13 @@
         </w:rPr>
         <w:t xml:space="preserve">图 </w:t>
       </w:r>
-      <w:bookmarkStart w:id="40" w:name="_RefFigure2"/>
+      <w:bookmarkStart w:id="27" w:name="_RefFigure2"/>
       <w:r>
         <w:rPr>
           <w:rFonts w:ascii="Times New Roman" w:hAnsi="Times New Roman" w:eastAsia="宋体"/>
           <w:sz w:val="21"/>
         </w:rPr>
-        <w:fldChar w:fldCharType="begin" w:dirty="true"/>
+        <w:fldChar w:fldCharType="begin"/>
       </w:r>
       <w:r>
         <w:rPr>
@@ -5146,7 +5152,7 @@
         </w:rPr>
         <w:fldChar w:fldCharType="end"/>
       </w:r>
-      <w:bookmarkEnd w:id="40"/>
+      <w:bookmarkEnd w:id="27"/>
       <w:r>
         <w:rPr>
           <w:rFonts w:ascii="Times New Roman" w:hAnsi="Times New Roman" w:eastAsia="宋体"/>
@@ -5159,7 +5165,7 @@
       <w:pPr>
         <w:pStyle w:val="3"/>
       </w:pPr>
-      <w:bookmarkStart w:id="24" w:name="_Toc147415766"/>
+      <w:bookmarkStart w:id="28" w:name="_Toc147415766"/>
       <w:r>
         <w:rPr>
           <w:rFonts w:ascii="黑体" w:hAnsi="黑体" w:eastAsia="黑体" w:cs="黑体"/>
@@ -5169,15 +5175,15 @@
         </w:rPr>
         <w:t>4.4 损失与监督信息粒度/估计方式的定义原则</w:t>
       </w:r>
-      <w:bookmarkEnd w:id="24"/>
-    </w:p>
-    <w:p>
-      <w:pPr>
-        <w:ind w:firstLine="420"/>
-        <w:jc w:val="both"/>
-      </w:pPr>
-      <w:r>
-        <w:t>在全词表和 Top-K 的分布形式下，令 p_T 和 p_S 分别表示教师与学生在有效位置的概率分布，通用 token 级目标可以写为：</w:t>
+      <w:bookmarkEnd w:id="28"/>
+    </w:p>
+    <w:p>
+      <w:pPr>
+        <w:ind w:firstLine="420"/>
+        <w:jc w:val="both"/>
+      </w:pPr>
+      <w:r>
+        <w:t>在全词表和 Top-K 方案中，令 p_T 与 p_S 分别表示教师和学生在有效位置上的概率分布，通用的 token 级目标可写为：</w:t>
       </w:r>
     </w:p>
     <w:p>
@@ -5427,16 +5433,16 @@
         <w:jc w:val="both"/>
       </w:pPr>
       <w:r>
-        <w:t>其中，m 表示由消息、工具边界和响应位置共同确定的有效 token 掩码。概率计算采用 log-sum-exp、概率下界和混合精度控制避免数值溢出。K1 sampled-token 使用单独定义的采样估计器，并记录随机种子与估计方差。</w:t>
-      </w:r>
-    </w:p>
-    <w:p>
-      <w:pPr>
-        <w:ind w:firstLine="420"/>
-        <w:jc w:val="both"/>
-      </w:pPr>
-      <w:r>
-        <w:t>监督信息粒度与散度目标的比较矩阵如下：</w:t>
+        <w:t>其中，m 表示由消息边界、工具边界和响应位置共同确定的有效 token mask。概率计算采用 log-sum-exp、概率下界和混合精度控制，避免出现数值溢出。K1 sampled-token 使用单独定义的采样估计器，并记录随机种子和估计方差。</w:t>
+      </w:r>
+    </w:p>
+    <w:p>
+      <w:pPr>
+        <w:ind w:firstLine="420"/>
+        <w:jc w:val="both"/>
+      </w:pPr>
+      <w:r>
+        <w:t>监督信息粒度与散度目标的实验矩阵如下：</w:t>
       </w:r>
     </w:p>
     <w:p>
@@ -5453,7 +5459,7 @@
         </w:rPr>
         <w:t xml:space="preserve">表 </w:t>
       </w:r>
-      <w:bookmarkStart w:id="41" w:name="_RefTable4_2"/>
+      <w:bookmarkStart w:id="29" w:name="_RefTable4_2"/>
       <w:r>
         <w:rPr>
           <w:rFonts w:ascii="Times New Roman" w:hAnsi="Times New Roman" w:eastAsia="Songti SC"/>
@@ -5466,7 +5472,7 @@
           <w:rFonts w:ascii="Times New Roman" w:hAnsi="Times New Roman" w:eastAsia="Songti SC"/>
           <w:sz w:val="21"/>
         </w:rPr>
-        <w:fldChar w:fldCharType="begin" w:dirty="true"/>
+        <w:fldChar w:fldCharType="begin"/>
       </w:r>
       <w:r>
         <w:rPr>
@@ -5496,7 +5502,7 @@
         </w:rPr>
         <w:fldChar w:fldCharType="end"/>
       </w:r>
-      <w:bookmarkEnd w:id="41"/>
+      <w:bookmarkEnd w:id="29"/>
       <w:r>
         <w:rPr>
           <w:rFonts w:ascii="Times New Roman" w:hAnsi="Times New Roman" w:eastAsia="Songti SC"/>
@@ -5749,7 +5755,7 @@
                 <w:b w:val="0"/>
                 <w:sz w:val="19"/>
               </w:rPr>
-              <w:t>完整分布对照</w:t>
+              <w:t>完整分布基线</w:t>
             </w:r>
           </w:p>
         </w:tc>
@@ -5859,7 +5865,7 @@
                 <w:b w:val="0"/>
                 <w:sz w:val="19"/>
               </w:rPr>
-              <w:t>稀疏支持集</w:t>
+              <w:t>稀疏支持集方案</w:t>
             </w:r>
           </w:p>
         </w:tc>
@@ -5981,16 +5987,16 @@
         <w:jc w:val="both"/>
       </w:pPr>
       <w:r>
-        <w:t>比较矩阵覆盖三类目标函数和三种监督方案。各实验使用统一的数据、训练预算和评测协议，并在配置中记录损失形式、K 值、支持集、重归一化、K1 proposal、梯度估计和数值精度。</w:t>
-      </w:r>
-    </w:p>
-    <w:p>
-      <w:pPr>
-        <w:ind w:firstLine="420"/>
-        <w:jc w:val="both"/>
-      </w:pPr>
-      <w:r>
-        <w:t>三种监督方案和广义散度的名称定义如下：</w:t>
+        <w:t>该矩阵覆盖三类目标函数与三种监督方案。各实验共用数据、训练预算和评测协议，并在配置中记录损失形式、K 值、支持集、重归一化方式、K1 proposal、梯度估计和数值精度。</w:t>
+      </w:r>
+    </w:p>
+    <w:p>
+      <w:pPr>
+        <w:ind w:firstLine="420"/>
+        <w:jc w:val="both"/>
+      </w:pPr>
+      <w:r>
+        <w:t>三种监督方案及广义散度的含义如下：</w:t>
       </w:r>
     </w:p>
     <w:p>
@@ -6000,7 +6006,7 @@
         <w:jc w:val="left"/>
       </w:pPr>
       <w:r>
-        <w:t>• “全词表”表示教师完整输出在规定有效位置上参与分布匹配；工程实现可采用分块计算或流式处理。</w:t>
+        <w:t>• “全词表”指教师在规定有效位置上的完整输出分布参与匹配；工程实现可采用分块计算或流式处理。</w:t>
       </w:r>
     </w:p>
     <w:p>
@@ -6010,7 +6016,7 @@
         <w:jc w:val="left"/>
       </w:pPr>
       <w:r>
-        <w:t>• “Top-K”表示使用明确的高概率 token 支持集，并记录支持集来源、重归一化和支持集外概率处理。</w:t>
+        <w:t>• “Top-K”指仅使用明确的高概率 token 支持集，并记录支持集来源、重归一化方式和支持集外概率处理。</w:t>
       </w:r>
     </w:p>
     <w:p>
@@ -6020,7 +6026,7 @@
         <w:jc w:val="left"/>
       </w:pPr>
       <w:r>
-        <w:t>• “K1 sampled-token”表示每个位置使用一个采样 token 估计相应期望，与选择最大概率 token 的硬标签方法分开记录。</w:t>
+        <w:t>• “K1 sampled-token”指每个位置使用一个采样 token 估计相应期望，并与选择最大概率 token 的硬标签方法分开记录。</w:t>
       </w:r>
     </w:p>
     <w:p>
@@ -6030,23 +6036,23 @@
         <w:jc w:val="left"/>
       </w:pPr>
       <w:r>
-        <w:t>• “广义散度”分析 JSD、skew KL 等代表性目标，并在实验配置中记录具体公式、混合参数和梯度计算规则。</w:t>
-      </w:r>
-    </w:p>
-    <w:p>
-      <w:pPr>
-        <w:ind w:firstLine="420"/>
-        <w:jc w:val="both"/>
-      </w:pPr>
-      <w:r>
-        <w:t>师生词表、token 边界和特殊 token 需要保持可对齐。正式训练前通过 tokenizer 单元测试、模板回环测试和小批量损失/梯度测试验证对数概率、Mask、padding 和梯度传播的正确性。</w:t>
+        <w:t>• “广义散度”包括 JSD、skew KL 等代表性目标，实验配置将记录具体公式、混合参数和梯度计算规则。</w:t>
+      </w:r>
+    </w:p>
+    <w:p>
+      <w:pPr>
+        <w:ind w:firstLine="420"/>
+        <w:jc w:val="both"/>
+      </w:pPr>
+      <w:r>
+        <w:t>师生词表、token 边界与特殊 token 必须保持可对齐。正式训练前通过 tokenizer 单元测试、模板回环测试和小批量损失／梯度测试，验证对数概率、mask、padding 与梯度传播是否正确。</w:t>
       </w:r>
     </w:p>
     <w:p>
       <w:pPr>
         <w:pStyle w:val="3"/>
       </w:pPr>
-      <w:bookmarkStart w:id="25" w:name="_Toc1568134171"/>
+      <w:bookmarkStart w:id="30" w:name="_Toc1568134171"/>
       <w:r>
         <w:rPr>
           <w:rFonts w:ascii="黑体" w:hAnsi="黑体" w:eastAsia="黑体" w:cs="黑体"/>
@@ -6056,15 +6062,15 @@
         </w:rPr>
         <w:t>4.5 评价指标和公平性</w:t>
       </w:r>
-      <w:bookmarkEnd w:id="25"/>
-    </w:p>
-    <w:p>
-      <w:pPr>
-        <w:ind w:firstLine="420"/>
-        <w:jc w:val="both"/>
-      </w:pPr>
-      <w:r>
-        <w:t>评价指标分为任务效果、训练稳定性、分布与误差分析、资源与部署四类：</w:t>
+      <w:bookmarkEnd w:id="30"/>
+    </w:p>
+    <w:p>
+      <w:pPr>
+        <w:ind w:firstLine="420"/>
+        <w:jc w:val="both"/>
+      </w:pPr>
+      <w:r>
+        <w:t>评价指标分为任务效果、训练稳定性、分布与误差分析、资源与部署四类，具体如下：</w:t>
       </w:r>
     </w:p>
     <w:p>
@@ -6081,7 +6087,7 @@
         </w:rPr>
         <w:t xml:space="preserve">表 </w:t>
       </w:r>
-      <w:bookmarkStart w:id="42" w:name="_RefTable4_3"/>
+      <w:bookmarkStart w:id="31" w:name="_RefTable4_3"/>
       <w:r>
         <w:rPr>
           <w:rFonts w:ascii="Times New Roman" w:hAnsi="Times New Roman" w:eastAsia="Songti SC"/>
@@ -6094,7 +6100,7 @@
           <w:rFonts w:ascii="Times New Roman" w:hAnsi="Times New Roman" w:eastAsia="Songti SC"/>
           <w:sz w:val="21"/>
         </w:rPr>
-        <w:fldChar w:fldCharType="begin" w:dirty="true"/>
+        <w:fldChar w:fldCharType="begin"/>
       </w:r>
       <w:r>
         <w:rPr>
@@ -6124,7 +6130,7 @@
         </w:rPr>
         <w:fldChar w:fldCharType="end"/>
       </w:r>
-      <w:bookmarkEnd w:id="42"/>
+      <w:bookmarkEnd w:id="31"/>
       <w:r>
         <w:rPr>
           <w:rFonts w:ascii="Times New Roman" w:hAnsi="Times New Roman" w:eastAsia="Songti SC"/>
@@ -6222,7 +6228,7 @@
               <w:jc w:val="left"/>
             </w:pPr>
             <w:r>
-              <w:t>JSON/结构化格式合法性、函数名、参数键和值、schema 通过率、调用执行成功率、端到端任务完成率</w:t>
+              <w:t>JSON／结构化格式合法性、函数名、参数键值、schema 通过率、调用执行成功率和端到端任务完成率</w:t>
             </w:r>
           </w:p>
         </w:tc>
@@ -6252,7 +6258,7 @@
               <w:jc w:val="left"/>
             </w:pPr>
             <w:r>
-              <w:t>蒸馏损失、熵变化、师生分布差异、Top-K overlap、支持集外比例、非法输出和重复率</w:t>
+              <w:t>蒸馏损失、熵变化、师生分布差异、Top-K overlap、支持集外概率、非法输出率和重复率</w:t>
             </w:r>
           </w:p>
         </w:tc>
@@ -6282,7 +6288,7 @@
               <w:jc w:val="left"/>
             </w:pPr>
             <w:r>
-              <w:t>教师反馈量、教师推理开销、学生 rollout 开销、训练时间和显存</w:t>
+              <w:t>教师反馈量、教师推理开销、学生 rollout 开销、训练时间和峰值显存</w:t>
             </w:r>
           </w:p>
         </w:tc>
@@ -6324,50 +6330,50 @@
         <w:jc w:val="both"/>
       </w:pPr>
       <w:r>
-        <w:t>BFCL 为结构化函数调用评测提供参考[27]。本课题使用明确的指标定义评估函数选择、参数、schema、调用执行和任务完成情况；推理性能评测进一步记录吞吐、首 token 延迟、完整响应延迟、峰值显存和端到端调用成功率。</w:t>
-      </w:r>
-    </w:p>
-    <w:p>
-      <w:pPr>
-        <w:ind w:firstLine="420"/>
-        <w:jc w:val="both"/>
-      </w:pPr>
-      <w:r>
-        <w:t>在操作层面，函数名准确率应比较规范化后的函数标识；参数键准确率应检查字段集合或字段级匹配；参数值准确率应依据 schema 和任务允许的等价规则比较；schema 合法率应检查类型、必填字段和枚举约束；执行成功率应以模拟工具返回的结果为准；端到端成功率则需要检查规定交互范围内是否完成目标。各指标不能互相替代，例如 JSON 可以解析不代表函数正确，函数和参数正确也不一定代表工具结果被正确利用。</w:t>
-      </w:r>
-    </w:p>
-    <w:p>
-      <w:pPr>
-        <w:ind w:firstLine="420"/>
-        <w:jc w:val="both"/>
-      </w:pPr>
-      <w:r>
-        <w:t>稳定性分析覆盖完整训练过程，记录损失、有效 token 数、师生熵、Top-K overlap、格式错误、支持集外概率、梯度范数和异常值。资源分析分别统计学生 rollout、教师前向和最终服务三个阶段，区分蒸馏训练效率与部署吞吐。</w:t>
-      </w:r>
-    </w:p>
-    <w:p>
-      <w:pPr>
-        <w:ind w:firstLine="420"/>
-        <w:jc w:val="both"/>
-      </w:pPr>
-      <w:r>
-        <w:t>公平性原则是固定学生、教师、公开数据、数据划分、LoRA 配置、训练预算、生成条件和评测脚本。所有实验保存配置、代码提交号、模型版本、数据版本、依赖版本、硬件环境和原始指标；不同成本口径同时报告学生更新量、墙钟时间和教师调用开销。</w:t>
-      </w:r>
-    </w:p>
-    <w:p>
-      <w:pPr>
-        <w:ind w:firstLine="420"/>
-        <w:jc w:val="both"/>
-      </w:pPr>
-      <w:r>
-        <w:t>结果分析报告完整训练曲线、验证与测试统计、重复运行波动和资源消耗。失败案例按照工具选择、结构解析、参数字段、参数值、上下文和执行环节分类，并比较不同散度和监督方案的错误分布。</w:t>
+        <w:t>BFCL 为结构化函数调用评测提供了参考[27]。本文将用明确的指标定义评估函数选择、参数生成、schema 合法性、调用执行和任务完成情况；推理性能评测还将记录吞吐、首 token 延迟、完整响应延迟、峰值显存与端到端调用成功率。</w:t>
+      </w:r>
+    </w:p>
+    <w:p>
+      <w:pPr>
+        <w:ind w:firstLine="420"/>
+        <w:jc w:val="both"/>
+      </w:pPr>
+      <w:r>
+        <w:t>具体而言，函数名准确率比较规范化后的函数标识；参数键准确率检查字段集合或字段级匹配；参数值准确率依据 schema 和任务允许的等价规则计算；schema 合法率检查类型、必填字段和枚举约束；执行成功率以模拟工具的返回结果为准；端到端成功率则判断模型是否在规定交互范围内完成目标。这些指标不能相互替代：JSON 可解析并不代表函数选择正确，函数和参数正确也不意味着模型能够正确利用工具结果。</w:t>
+      </w:r>
+    </w:p>
+    <w:p>
+      <w:pPr>
+        <w:ind w:firstLine="420"/>
+        <w:jc w:val="both"/>
+      </w:pPr>
+      <w:r>
+        <w:t>稳定性分析覆盖完整训练过程，记录损失、有效 token 数、师生熵、Top-K overlap、格式错误、支持集外概率、梯度范数和异常值。资源分析分别统计学生 rollout、教师前向和最终服务三个阶段，以区分蒸馏训练成本与部署性能。</w:t>
+      </w:r>
+    </w:p>
+    <w:p>
+      <w:pPr>
+        <w:ind w:firstLine="420"/>
+        <w:jc w:val="both"/>
+      </w:pPr>
+      <w:r>
+        <w:t>为保证比较公平，各实验固定学生、教师、公开数据、数据划分、LoRA 配置、训练预算、生成条件和评测脚本。所有实验均保存配置、代码提交号、模型与数据版本、依赖版本、硬件环境和原始指标；成本则同时按学生更新量、墙钟时间和教师调用开销报告。</w:t>
+      </w:r>
+    </w:p>
+    <w:p>
+      <w:pPr>
+        <w:ind w:firstLine="420"/>
+        <w:jc w:val="both"/>
+      </w:pPr>
+      <w:r>
+        <w:t>结果分析将报告完整训练曲线、验证集与测试集统计、重复运行的波动和资源消耗。失败案例按工具选择、结构解析、参数字段、参数值、上下文和执行环节分类，并比较不同散度及监督方案的错误分布。</w:t>
       </w:r>
     </w:p>
     <w:p>
       <w:pPr>
         <w:pStyle w:val="3"/>
       </w:pPr>
-      <w:bookmarkStart w:id="26" w:name="_Toc1711696013"/>
+      <w:bookmarkStart w:id="32" w:name="_Toc1711696013"/>
       <w:r>
         <w:rPr>
           <w:rFonts w:ascii="黑体" w:hAnsi="黑体" w:eastAsia="黑体" w:cs="黑体"/>
@@ -6377,22 +6383,22 @@
         </w:rPr>
         <w:t>4.6 可行性分析</w:t>
       </w:r>
-      <w:bookmarkEnd w:id="26"/>
-    </w:p>
-    <w:p>
-      <w:pPr>
-        <w:ind w:firstLine="420"/>
-        <w:jc w:val="both"/>
-      </w:pPr>
-      <w:r>
-        <w:t>Qwen3-0.6B 学生、Qwen3-4B 教师和 LoRA 后训练构成可实施的模型组合，PyTorch、Transformers、PEFT 与 vLLM 提供训练和部署基础。研究采用由小规模验证到正式实验的渐进方式，在固定模型、数据、接口和评测规则后逐步扩大训练规模，因此具备明确的实现路径与验证条件。</w:t>
+      <w:bookmarkEnd w:id="32"/>
+    </w:p>
+    <w:p>
+      <w:pPr>
+        <w:ind w:firstLine="420"/>
+        <w:jc w:val="both"/>
+      </w:pPr>
+      <w:r>
+        <w:t>Qwen3-0.6B 学生、Qwen3-4B 教师和 LoRA 后训练构成了可实施的模型组合，PyTorch、Transformers、PEFT 与 vLLM 能够提供训练和部署所需的基础工具。研究将先进行小规模验证，在模型、数据、接口和评测规则固定后逐步扩大训练规模，因而具备清晰的实施路径和验证条件。</w:t>
       </w:r>
     </w:p>
     <w:p>
       <w:pPr>
         <w:pStyle w:val="2"/>
       </w:pPr>
-      <w:bookmarkStart w:id="27" w:name="_Toc783955279"/>
+      <w:bookmarkStart w:id="33" w:name="_Toc783955279"/>
       <w:r>
         <w:rPr>
           <w:rFonts w:ascii="黑体" w:hAnsi="黑体" w:eastAsia="黑体" w:cs="黑体"/>
@@ -6402,13 +6408,13 @@
         </w:rPr>
         <w:t>5．进度安排，预期达到的目标</w:t>
       </w:r>
-      <w:bookmarkEnd w:id="27"/>
+      <w:bookmarkEnd w:id="33"/>
     </w:p>
     <w:p>
       <w:pPr>
         <w:pStyle w:val="3"/>
       </w:pPr>
-      <w:bookmarkStart w:id="28" w:name="_Toc1124199808"/>
+      <w:bookmarkStart w:id="34" w:name="_Toc1124199808"/>
       <w:r>
         <w:rPr>
           <w:rFonts w:ascii="黑体" w:hAnsi="黑体" w:eastAsia="黑体" w:cs="黑体"/>
@@ -6418,7 +6424,7 @@
         </w:rPr>
         <w:t>5.1 进度安排</w:t>
       </w:r>
-      <w:bookmarkEnd w:id="28"/>
+      <w:bookmarkEnd w:id="34"/>
     </w:p>
     <w:p>
       <w:pPr>
@@ -6438,7 +6444,7 @@
           <w:rFonts w:ascii="Times New Roman" w:hAnsi="Times New Roman" w:eastAsia="宋体"/>
           <w:sz w:val="24"/>
         </w:rPr>
-        <w:fldChar w:fldCharType="begin" w:dirty="true"/>
+        <w:fldChar w:fldCharType="begin"/>
       </w:r>
       <w:r>
         <w:rPr>
@@ -6480,7 +6486,7 @@
           <w:rFonts w:ascii="Times New Roman" w:hAnsi="Times New Roman" w:eastAsia="宋体"/>
           <w:sz w:val="24"/>
         </w:rPr>
-        <w:fldChar w:fldCharType="begin" w:dirty="true"/>
+        <w:fldChar w:fldCharType="begin"/>
       </w:r>
       <w:r>
         <w:rPr>
@@ -6532,7 +6538,7 @@
         </w:rPr>
         <w:t xml:space="preserve">表 </w:t>
       </w:r>
-      <w:bookmarkStart w:id="43" w:name="_RefTable5_1"/>
+      <w:bookmarkStart w:id="35" w:name="_RefTable5_1"/>
       <w:r>
         <w:rPr>
           <w:rFonts w:ascii="Times New Roman" w:hAnsi="Times New Roman" w:eastAsia="Songti SC"/>
@@ -6545,7 +6551,7 @@
           <w:rFonts w:ascii="Times New Roman" w:hAnsi="Times New Roman" w:eastAsia="Songti SC"/>
           <w:sz w:val="21"/>
         </w:rPr>
-        <w:fldChar w:fldCharType="begin" w:dirty="true"/>
+        <w:fldChar w:fldCharType="begin"/>
       </w:r>
       <w:r>
         <w:rPr>
@@ -6575,7 +6581,7 @@
         </w:rPr>
         <w:fldChar w:fldCharType="end"/>
       </w:r>
-      <w:bookmarkEnd w:id="43"/>
+      <w:bookmarkEnd w:id="35"/>
       <w:r>
         <w:rPr>
           <w:rFonts w:ascii="Times New Roman" w:hAnsi="Times New Roman" w:eastAsia="Songti SC"/>
@@ -6721,7 +6727,7 @@
                 <w:b w:val="0"/>
                 <w:sz w:val="17"/>
               </w:rPr>
-              <w:t>完成开题材料修改与提交；明确研究问题、模型组合、数据范围、实验变量、评价指标和复现要求。</w:t>
+              <w:t>完成开题报告修改与提交；明确研究问题、模型组合、数据范围、实验变量、评价指标和复现要求。</w:t>
             </w:r>
           </w:p>
         </w:tc>
@@ -6789,7 +6795,7 @@
                 <w:b w:val="0"/>
                 <w:sz w:val="17"/>
               </w:rPr>
-              <w:t>继续文献调研；筛选公开 Function Calling 数据，完成去重、切分和字段映射；审计 tokenizer、消息模板、工具 Schema、特殊 token 与模型版本。</w:t>
+              <w:t>继续调研文献；筛选公开 Function Calling 数据，完成去重、划分和字段映射；审计 tokenizer、消息模板、工具 schema、特殊 token 与模型版本。</w:t>
             </w:r>
           </w:p>
         </w:tc>
@@ -6857,7 +6863,7 @@
                 <w:b w:val="0"/>
                 <w:sz w:val="17"/>
               </w:rPr>
-              <w:t>实现 LoRA 训练、学生 rollout、教师评分、全词表/Top-K/K1 接口和统一评测脚本；通过小规模试运行确定上下文长度、批大小与精度配置。</w:t>
+              <w:t>实现 LoRA 训练、学生 rollout、教师评分、全词表／Top-K／K1 接口和统一评测脚本；通过小规模试运行确定上下文长度、批量大小与数值精度。</w:t>
             </w:r>
           </w:p>
         </w:tc>
@@ -6925,7 +6931,7 @@
                 <w:b w:val="0"/>
                 <w:sz w:val="17"/>
               </w:rPr>
-              <w:t>在统一数据、训练预算和生成协议下启动主要对照实验；完成训练链路、阶段性结果和资源记录，并于 2027 年 3 月提交中期申请。</w:t>
+              <w:t>在统一数据、训练预算和生成协议下开展主要对照实验；形成阶段性结果和资源记录，并于 2027 年 3 月提交中期申请。</w:t>
             </w:r>
           </w:p>
         </w:tc>
@@ -6993,7 +6999,7 @@
                 <w:b w:val="0"/>
                 <w:sz w:val="17"/>
               </w:rPr>
-              <w:t>完成主要组合、必要重复实验与消融；搭建 Function Calling/Agent 测试环境，统计任务正确性、训练稳定性、显存、吞吐、延迟和训练耗时。</w:t>
+              <w:t>完成主要组合、必要的重复实验与消融实验；搭建 Function Calling／Agent 测试环境，统计任务正确性、训练稳定性、显存、吞吐、延迟和训练耗时。</w:t>
             </w:r>
           </w:p>
         </w:tc>
@@ -7061,7 +7067,7 @@
                 <w:b w:val="0"/>
                 <w:sz w:val="17"/>
               </w:rPr>
-              <w:t>完成结果分析、资源—性能权衡和失败案例讨论；整理复现材料，撰写并修改毕业论文；预计 2027 年 5 月完成结题申请与答辩。</w:t>
+              <w:t>完成结果分析、资源—性能权衡和失败案例讨论；整理复现材料，撰写并修改毕业论文；预计于 2027 年 5 月完成结题申请与答辩。</w:t>
             </w:r>
           </w:p>
         </w:tc>
@@ -7147,13 +7153,13 @@
         </w:rPr>
         <w:t xml:space="preserve">图 </w:t>
       </w:r>
-      <w:bookmarkStart w:id="44" w:name="_RefFigure3"/>
+      <w:bookmarkStart w:id="36" w:name="_RefFigure3"/>
       <w:r>
         <w:rPr>
           <w:rFonts w:ascii="Times New Roman" w:hAnsi="Times New Roman" w:eastAsia="宋体"/>
           <w:sz w:val="21"/>
         </w:rPr>
-        <w:fldChar w:fldCharType="begin" w:dirty="true"/>
+        <w:fldChar w:fldCharType="begin"/>
       </w:r>
       <w:r>
         <w:rPr>
@@ -7183,7 +7189,7 @@
         </w:rPr>
         <w:fldChar w:fldCharType="end"/>
       </w:r>
-      <w:bookmarkEnd w:id="44"/>
+      <w:bookmarkEnd w:id="36"/>
       <w:r>
         <w:rPr>
           <w:rFonts w:ascii="Times New Roman" w:hAnsi="Times New Roman" w:eastAsia="宋体"/>
@@ -7198,14 +7204,14 @@
         <w:jc w:val="both"/>
       </w:pPr>
       <w:r>
-        <w:t>进度安排覆盖 2026 年 9 月至 2027 年 5 月。2026 年内重点完成开题、数据准备、兼容性审计和训练管线实现；2027 年 2 月起开展正式实验，并在 3 月中期申请前形成阶段性结果；随后完成补充实验、部署评测和统计分析，4—5 月集中完成论文、结题和答辩材料。</w:t>
+        <w:t>整个研究周期为 2026 年 9 月至 2027 年 5 月。2026 年内重点完成开题、数据准备、兼容性审计和训练管线实现；2027 年 2 月起开展正式实验，并在 3 月中期申请前形成阶段性结果；随后完成补充实验、部署评测与统计分析，4—5 月集中完成论文、结题和答辩材料。</w:t>
       </w:r>
     </w:p>
     <w:p>
       <w:pPr>
         <w:pStyle w:val="3"/>
       </w:pPr>
-      <w:bookmarkStart w:id="29" w:name="_Toc865046750"/>
+      <w:bookmarkStart w:id="37" w:name="_Toc865046750"/>
       <w:r>
         <w:rPr>
           <w:rFonts w:ascii="黑体" w:hAnsi="黑体" w:eastAsia="黑体" w:cs="黑体"/>
@@ -7215,7 +7221,7 @@
         </w:rPr>
         <w:t>5.2 预期达到的目标</w:t>
       </w:r>
-      <w:bookmarkEnd w:id="29"/>
+      <w:bookmarkEnd w:id="37"/>
     </w:p>
     <w:p>
       <w:pPr>
@@ -7224,7 +7230,7 @@
         <w:jc w:val="left"/>
       </w:pPr>
       <w:r>
-        <w:t>1. 完成 Qwen3-0.6B 学生的 LoRA 在线策略蒸馏研究流程，使用冻结的 Qwen3-4B 作为教师。</w:t>
+        <w:t>1. 建立以 Qwen3-0.6B 为学生、冻结的 Qwen3-4B 为教师的 LoRA 在线策略蒸馏流程。</w:t>
       </w:r>
     </w:p>
     <w:p>
@@ -7234,7 +7240,7 @@
         <w:jc w:val="left"/>
       </w:pPr>
       <w:r>
-        <w:t>2. 在公开 Function Calling 数据上比较 Forward KL、Reverse KL、广义散度，以及全词表、Top-K、K1 sampled-token。</w:t>
+        <w:t>2. 在公开 Function Calling 数据上比较 Forward KL、Reverse KL、广义散度，以及全词表、Top-K 和 K1 sampled-token 三种监督方案。</w:t>
       </w:r>
     </w:p>
     <w:p>
@@ -7244,7 +7250,7 @@
         <w:jc w:val="left"/>
       </w:pPr>
       <w:r>
-        <w:t>3. 建立分层评测方法，分别分析格式、函数选择、参数生成、调用执行和端到端任务完成情况。</w:t>
+        <w:t>3. 建立分层评测方法，分别分析输出格式、函数选择、参数生成、调用执行和端到端任务完成情况。</w:t>
       </w:r>
     </w:p>
     <w:p>
@@ -7254,7 +7260,7 @@
         <w:jc w:val="left"/>
       </w:pPr>
       <w:r>
-        <w:t>4. 记录不同方法的训练稳定性、教师反馈量、训练资源和部署表现。</w:t>
+        <w:t>4. 系统记录各方法的训练稳定性、教师反馈量、训练资源和部署表现。</w:t>
       </w:r>
     </w:p>
     <w:p>
@@ -7264,7 +7270,7 @@
         <w:jc w:val="left"/>
       </w:pPr>
       <w:r>
-        <w:t>5. 通过 vLLM 或自建测试程序完成最终模型验证，形成任务性能、训练资源和推理性能的对比结果。</w:t>
+        <w:t>5. 通过 vLLM 或自建测试程序验证最终模型，形成任务性能、训练成本和推理性能的对比结果。</w:t>
       </w:r>
     </w:p>
     <w:p>
@@ -7274,23 +7280,23 @@
         <w:jc w:val="left"/>
       </w:pPr>
       <w:r>
-        <w:t>6. 形成中文项目文档、实验记录、毕业论文和答辩材料。</w:t>
-      </w:r>
-    </w:p>
-    <w:p>
-      <w:pPr>
-        <w:ind w:firstLine="420"/>
-        <w:jc w:val="both"/>
-      </w:pPr>
-      <w:r>
-        <w:t>本课题的预期成果包括一套定义清晰的 OPD 方法与训练流程、一份公开数据和模型版本记录、一组能够解释方法差异的实验指标，以及一个可重复调用的最终测试流程。</w:t>
+        <w:t>6. 完成中文项目文档、实验记录、毕业论文和答辩材料。</w:t>
+      </w:r>
+    </w:p>
+    <w:p>
+      <w:pPr>
+        <w:ind w:firstLine="420"/>
+        <w:jc w:val="both"/>
+      </w:pPr>
+      <w:r>
+        <w:t>预期成果包括一套定义清晰、能够复现的 OPD 训练流程，一份公开数据与模型版本记录，一组能够解释方法差异的实验指标，以及一套可重复运行的最终测试流程。</w:t>
       </w:r>
     </w:p>
     <w:p>
       <w:pPr>
         <w:pStyle w:val="2"/>
       </w:pPr>
-      <w:bookmarkStart w:id="30" w:name="_Toc376437060"/>
+      <w:bookmarkStart w:id="38" w:name="_Toc376437060"/>
       <w:r>
         <w:rPr>
           <w:rFonts w:ascii="黑体" w:hAnsi="黑体" w:eastAsia="黑体" w:cs="黑体"/>
@@ -7300,13 +7306,13 @@
         </w:rPr>
         <w:t>6．课题已具备和所需的条件、经费</w:t>
       </w:r>
-      <w:bookmarkEnd w:id="30"/>
+      <w:bookmarkEnd w:id="38"/>
     </w:p>
     <w:p>
       <w:pPr>
         <w:pStyle w:val="3"/>
       </w:pPr>
-      <w:bookmarkStart w:id="31" w:name="_Toc290843358"/>
+      <w:bookmarkStart w:id="39" w:name="_Toc290843358"/>
       <w:r>
         <w:rPr>
           <w:rFonts w:ascii="黑体" w:hAnsi="黑体" w:eastAsia="黑体" w:cs="黑体"/>
@@ -7316,22 +7322,22 @@
         </w:rPr>
         <w:t>6.1 已具备条件</w:t>
       </w:r>
-      <w:bookmarkEnd w:id="31"/>
-    </w:p>
-    <w:p>
-      <w:pPr>
-        <w:ind w:firstLine="420"/>
-        <w:jc w:val="both"/>
-      </w:pPr>
-      <w:r>
-        <w:t>目前已具备明确的研究方向、模型组合、LoRA 后训练路线和公开 Function Calling 应用领域，并完成相关文献与模型资料调研。PyTorch、Transformers、PEFT、Datasets 和 vLLM 等开源工具能够支持后续数据处理、模型训练和部署评测。</w:t>
+      <w:bookmarkEnd w:id="39"/>
+    </w:p>
+    <w:p>
+      <w:pPr>
+        <w:ind w:firstLine="420"/>
+        <w:jc w:val="both"/>
+      </w:pPr>
+      <w:r>
+        <w:t>目前已经明确研究方向、模型组合、LoRA 后训练路线和 Function Calling 应用场景，并完成相关文献与模型资料调研。PyTorch、Transformers、PEFT、Datasets 和 vLLM 等开源工具可支持后续的数据处理、模型训练与部署评测。</w:t>
       </w:r>
     </w:p>
     <w:p>
       <w:pPr>
         <w:pStyle w:val="3"/>
       </w:pPr>
-      <w:bookmarkStart w:id="32" w:name="_Toc531537334"/>
+      <w:bookmarkStart w:id="40" w:name="_Toc531537334"/>
       <w:r>
         <w:rPr>
           <w:rFonts w:ascii="黑体" w:hAnsi="黑体" w:eastAsia="黑体" w:cs="黑体"/>
@@ -7341,22 +7347,22 @@
         </w:rPr>
         <w:t>6.2 所需条件</w:t>
       </w:r>
-      <w:bookmarkEnd w:id="32"/>
-    </w:p>
-    <w:p>
-      <w:pPr>
-        <w:ind w:firstLine="420"/>
-        <w:jc w:val="both"/>
-      </w:pPr>
-      <w:r>
-        <w:t>软件环境包括 Python、PyTorch、Transformers、PEFT、Datasets 和 vLLM，硬件环境需支持 Qwen3-4B 教师推理、Qwen3-0.6B 学生 rollout 和 LoRA 更新。实验将根据可用显存配置序列长度、批量大小、梯度累积、混合精度和教师输出缓存。</w:t>
+      <w:bookmarkEnd w:id="40"/>
+    </w:p>
+    <w:p>
+      <w:pPr>
+        <w:ind w:firstLine="420"/>
+        <w:jc w:val="both"/>
+      </w:pPr>
+      <w:r>
+        <w:t>软件环境包括 Python、PyTorch、Transformers、PEFT、Datasets 和 vLLM；硬件需要支持 Qwen3-4B 教师推理、Qwen3-0.6B 学生 rollout 与 LoRA 更新。实验将依据可用显存设置序列长度、批量大小、梯度累积、混合精度和教师输出缓存。</w:t>
       </w:r>
     </w:p>
     <w:p>
       <w:pPr>
         <w:pStyle w:val="3"/>
       </w:pPr>
-      <w:bookmarkStart w:id="33" w:name="_Toc16001018"/>
+      <w:bookmarkStart w:id="41" w:name="_Toc16001018"/>
       <w:r>
         <w:rPr>
           <w:rFonts w:ascii="黑体" w:hAnsi="黑体" w:eastAsia="黑体" w:cs="黑体"/>
@@ -7366,7 +7372,7 @@
         </w:rPr>
         <w:t>6.3 经费</w:t>
       </w:r>
-      <w:bookmarkEnd w:id="33"/>
+      <w:bookmarkEnd w:id="41"/>
     </w:p>
     <w:p>
       <w:pPr>
@@ -7379,7 +7385,7 @@
           <w:rFonts w:ascii="Times New Roman" w:hAnsi="Times New Roman" w:eastAsia="宋体"/>
           <w:sz w:val="24"/>
         </w:rPr>
-        <w:t>本课题的经费以 GPU 算力租赁为主，用于 Qwen3-4B 教师模型在线评分、Qwen3-0.6B 学生模型 rollout 与 LoRA 训练，以及多组对照实验和重复实验。经费按计划上限编制，实际支出根据 GPU 实例类型、有效运行时长和存储用量据实结算。</w:t>
+        <w:t>经费主要用于租赁 GPU 算力，支持 Qwen3-4B 教师在线评分、Qwen3-0.6B 学生 rollout、LoRA 训练，以及多组对照与必要的重复实验。预算按计划上限编制，实际支出将依据 GPU 实例类型、有效运行时长和存储用量据实结算。</w:t>
       </w:r>
     </w:p>
     <w:p>
@@ -7397,7 +7403,7 @@
           <w:rFonts w:ascii="Times New Roman" w:hAnsi="Times New Roman" w:eastAsia="宋体"/>
           <w:sz w:val="24"/>
         </w:rPr>
-        <w:t>为减少无效支出，先在小规模数据上完成 tokenizer、模板、Schema 和损失实现审计，再启动正式训练；实验统一记录 GPU 型号、计费时长、失败重跑原因和有效训练时长，使资源消耗能够与性能收益对应分析。</w:t>
+        <w:t>为避免无效支出，正式训练前先在小规模数据上完成 tokenizer、模板、schema 和损失实现审计。实验统一记录 GPU 型号、计费时长、失败重跑原因和有效训练时长，以便把资源消耗与性能收益对应起来。</w:t>
       </w:r>
     </w:p>
     <w:p>
@@ -7414,7 +7420,7 @@
         </w:rPr>
         <w:t xml:space="preserve">表 </w:t>
       </w:r>
-      <w:bookmarkStart w:id="45" w:name="_RefTable6_1"/>
+      <w:bookmarkStart w:id="42" w:name="_RefTable6_1"/>
       <w:r>
         <w:rPr>
           <w:rFonts w:ascii="Times New Roman" w:hAnsi="Times New Roman" w:eastAsia="Songti SC"/>
@@ -7427,7 +7433,7 @@
           <w:rFonts w:ascii="Times New Roman" w:hAnsi="Times New Roman" w:eastAsia="Songti SC"/>
           <w:sz w:val="21"/>
         </w:rPr>
-        <w:fldChar w:fldCharType="begin" w:dirty="true"/>
+        <w:fldChar w:fldCharType="begin"/>
       </w:r>
       <w:r>
         <w:rPr>
@@ -7457,7 +7463,7 @@
         </w:rPr>
         <w:fldChar w:fldCharType="end"/>
       </w:r>
-      <w:bookmarkEnd w:id="45"/>
+      <w:bookmarkEnd w:id="42"/>
       <w:r>
         <w:rPr>
           <w:rFonts w:ascii="Times New Roman" w:hAnsi="Times New Roman" w:eastAsia="Songti SC"/>
@@ -7663,26 +7669,76 @@
                 <w:b w:val="0"/>
                 <w:sz w:val="17"/>
               </w:rPr>
-              <w:t>教师在线推理、学生 rollout、LoRA 训练、多组合对照和必要重复实验</w:t>
-            </w:r>
-            <w:r>
+              <w:t>教师在线推理、学生 rollout、LoRA 训练、多组对照和必要的重复实验；计划使用 NVIDIA GeForce RTX 5090 32 GB</w:t>
+            </w:r>
+          </w:p>
+        </w:tc>
+        <w:tc>
+          <w:tcPr>
+            <w:tcW w:w="2076" w:type="dxa"/>
+            <w:vAlign w:val="center"/>
+          </w:tcPr>
+          <w:p>
+            <w:pPr>
+              <w:spacing w:before="0" w:after="0" w:line="240" w:lineRule="auto"/>
+              <w:ind w:firstLine="0"/>
+              <w:jc w:val="center"/>
               <w:rPr>
-                <w:rFonts w:hint="eastAsia"/>
+                <w:rFonts w:hint="default" w:eastAsia="宋体"/>
+                <w:lang w:val="en-US" w:eastAsia="zh-CN"/>
+              </w:rPr>
+            </w:pPr>
+            <w:r>
+              <w:rPr>
+                <w:rFonts w:ascii="Times New Roman" w:hAnsi="Times New Roman" w:eastAsia="宋体"/>
                 <w:b w:val="0"/>
                 <w:sz w:val="17"/>
-                <w:lang w:eastAsia="zh-CN"/>
               </w:rPr>
-              <w:t>，</w:t>
-            </w:r>
+              <w:t>按小时计费，预计费率为 8 元／小时</w:t>
+            </w:r>
+          </w:p>
+        </w:tc>
+      </w:tr>
+      <w:tr>
+        <w:trPr>
+          <w:jc w:val="center"/>
+        </w:trPr>
+        <w:tc>
+          <w:tcPr>
+            <w:tcW w:w="2076" w:type="dxa"/>
+            <w:vAlign w:val="center"/>
+          </w:tcPr>
+          <w:p>
+            <w:pPr>
+              <w:spacing w:before="0" w:after="0" w:line="240" w:lineRule="auto"/>
+              <w:ind w:firstLine="0"/>
+              <w:jc w:val="center"/>
+            </w:pPr>
             <w:r>
               <w:rPr>
-                <w:rFonts w:hint="eastAsia"/>
+                <w:rFonts w:ascii="Times New Roman" w:hAnsi="Times New Roman" w:eastAsia="宋体"/>
                 <w:b w:val="0"/>
                 <w:sz w:val="17"/>
+              </w:rPr>
+              <w:t>合计</w:t>
+            </w:r>
+          </w:p>
+        </w:tc>
+        <w:tc>
+          <w:tcPr>
+            <w:tcW w:w="2076" w:type="dxa"/>
+            <w:vAlign w:val="center"/>
+          </w:tcPr>
+          <w:p>
+            <w:pPr>
+              <w:spacing w:before="0" w:after="0" w:line="240" w:lineRule="auto"/>
+              <w:ind w:firstLine="0"/>
+              <w:jc w:val="center"/>
+              <w:rPr>
+                <w:rFonts w:hint="default" w:eastAsia="宋体"/>
                 <w:lang w:val="en-US" w:eastAsia="zh-CN"/>
               </w:rPr>
-              <w:t>预计使用</w:t>
-            </w:r>
+            </w:pPr>
             <w:r>
               <w:rPr>
                 <w:rFonts w:hint="default"/>
@@ -7690,16 +7746,7 @@
                 <w:sz w:val="17"/>
                 <w:lang w:val="en-US" w:eastAsia="zh-CN"/>
               </w:rPr>
-              <w:t>NVIDIA GeForce RTX 5090 32G</w:t>
-            </w:r>
-            <w:r>
-              <w:rPr>
-                <w:rFonts w:hint="eastAsia"/>
-                <w:b w:val="0"/>
-                <w:sz w:val="17"/>
-                <w:lang w:val="en-US" w:eastAsia="zh-CN"/>
-              </w:rPr>
-              <w:t>训练</w:t>
+              <w:t>约 1000</w:t>
             </w:r>
           </w:p>
         </w:tc>
@@ -7720,73 +7767,10 @@
             </w:pPr>
             <w:r>
               <w:rPr>
-                <w:rFonts w:ascii="Times New Roman" w:hAnsi="Times New Roman" w:eastAsia="宋体"/>
-                <w:b w:val="0"/>
-                <w:sz w:val="17"/>
-              </w:rPr>
-              <w:t>按小时计费</w:t>
-            </w:r>
-            <w:r>
-              <w:rPr>
                 <w:rFonts w:hint="default"/>
-                <w:b w:val="0"/>
-                <w:sz w:val="17"/>
-                <w:lang w:val="en-US"/>
-              </w:rPr>
-              <w:t>,</w:t>
-            </w:r>
-            <w:r>
-              <w:rPr>
-                <w:rFonts w:hint="eastAsia"/>
-                <w:b w:val="0"/>
-                <w:sz w:val="17"/>
                 <w:lang w:val="en-US" w:eastAsia="zh-CN"/>
               </w:rPr>
-              <w:t>预计费率</w:t>
-            </w:r>
-            <w:r>
-              <w:rPr>
-                <w:rFonts w:hint="default"/>
-                <w:b w:val="0"/>
-                <w:sz w:val="17"/>
-                <w:lang w:val="en-US" w:eastAsia="zh-CN"/>
-              </w:rPr>
-              <w:t>8</w:t>
-            </w:r>
-            <w:r>
-              <w:rPr>
-                <w:rFonts w:hint="eastAsia"/>
-                <w:b w:val="0"/>
-                <w:sz w:val="17"/>
-                <w:lang w:val="en-US" w:eastAsia="zh-CN"/>
-              </w:rPr>
-              <w:t>元/小时</w:t>
-            </w:r>
-          </w:p>
-        </w:tc>
-      </w:tr>
-      <w:tr>
-        <w:trPr>
-          <w:jc w:val="center"/>
-        </w:trPr>
-        <w:tc>
-          <w:tcPr>
-            <w:tcW w:w="2076" w:type="dxa"/>
-            <w:vAlign w:val="center"/>
-          </w:tcPr>
-          <w:p>
-            <w:pPr>
-              <w:spacing w:before="0" w:after="0" w:line="240" w:lineRule="auto"/>
-              <w:ind w:firstLine="0"/>
-              <w:jc w:val="center"/>
-            </w:pPr>
-            <w:r>
-              <w:rPr>
-                <w:rFonts w:ascii="Times New Roman" w:hAnsi="Times New Roman" w:eastAsia="宋体"/>
-                <w:b w:val="0"/>
-                <w:sz w:val="17"/>
-              </w:rPr>
-              <w:t>合计</w:t>
+              <w:t>—</w:t>
             </w:r>
           </w:p>
         </w:tc>
@@ -7808,70 +7792,9 @@
             <w:r>
               <w:rPr>
                 <w:rFonts w:hint="default"/>
-                <w:b w:val="0"/>
-                <w:sz w:val="17"/>
                 <w:lang w:val="en-US" w:eastAsia="zh-CN"/>
               </w:rPr>
-              <w:t>~</w:t>
-            </w:r>
-            <w:r>
-              <w:rPr>
-                <w:rFonts w:hint="eastAsia"/>
-                <w:b w:val="0"/>
-                <w:sz w:val="17"/>
-                <w:lang w:val="en-US" w:eastAsia="zh-CN"/>
-              </w:rPr>
-              <w:t>1000</w:t>
-            </w:r>
-          </w:p>
-        </w:tc>
-        <w:tc>
-          <w:tcPr>
-            <w:tcW w:w="2076" w:type="dxa"/>
-            <w:vAlign w:val="center"/>
-          </w:tcPr>
-          <w:p>
-            <w:pPr>
-              <w:spacing w:before="0" w:after="0" w:line="240" w:lineRule="auto"/>
-              <w:ind w:firstLine="0"/>
-              <w:jc w:val="center"/>
-              <w:rPr>
-                <w:rFonts w:hint="default" w:eastAsia="宋体"/>
-                <w:lang w:val="en-US" w:eastAsia="zh-CN"/>
-              </w:rPr>
-            </w:pPr>
-            <w:bookmarkStart w:id="36" w:name="_GoBack"/>
-            <w:bookmarkEnd w:id="36"/>
-            <w:r>
-              <w:rPr>
-                <w:rFonts w:hint="default"/>
-                <w:lang w:val="en-US" w:eastAsia="zh-CN"/>
-              </w:rPr>
-              <w:t>-</w:t>
-            </w:r>
-          </w:p>
-        </w:tc>
-        <w:tc>
-          <w:tcPr>
-            <w:tcW w:w="2076" w:type="dxa"/>
-            <w:vAlign w:val="center"/>
-          </w:tcPr>
-          <w:p>
-            <w:pPr>
-              <w:spacing w:before="0" w:after="0" w:line="240" w:lineRule="auto"/>
-              <w:ind w:firstLine="0"/>
-              <w:jc w:val="center"/>
-              <w:rPr>
-                <w:rFonts w:hint="default" w:eastAsia="宋体"/>
-                <w:lang w:val="en-US" w:eastAsia="zh-CN"/>
-              </w:rPr>
-            </w:pPr>
-            <w:r>
-              <w:rPr>
-                <w:rFonts w:hint="default"/>
-                <w:lang w:val="en-US" w:eastAsia="zh-CN"/>
-              </w:rPr>
-              <w:t>-</w:t>
+              <w:t>—</w:t>
             </w:r>
           </w:p>
         </w:tc>
@@ -7882,7 +7805,7 @@
         <w:pStyle w:val="2"/>
         <w:pageBreakBefore/>
       </w:pPr>
-      <w:bookmarkStart w:id="34" w:name="_Toc493653651"/>
+      <w:bookmarkStart w:id="43" w:name="_Toc493653651"/>
       <w:r>
         <w:rPr>
           <w:rFonts w:ascii="黑体" w:hAnsi="黑体" w:eastAsia="黑体" w:cs="黑体"/>
@@ -7892,15 +7815,15 @@
         </w:rPr>
         <w:t>7．研究过程中可能遇到的困难和问题，解决的措施</w:t>
       </w:r>
-      <w:bookmarkEnd w:id="34"/>
-    </w:p>
-    <w:p>
-      <w:pPr>
-        <w:ind w:firstLine="420"/>
-        <w:jc w:val="both"/>
-      </w:pPr>
-      <w:r>
-        <w:t>本课题可能遇到的困难集中在数据与接口、蒸馏估计、训练资源和部署评测四个方面，主要问题及解决措施如下：</w:t>
+      <w:bookmarkEnd w:id="43"/>
+    </w:p>
+    <w:p>
+      <w:pPr>
+        <w:ind w:firstLine="420"/>
+        <w:jc w:val="both"/>
+      </w:pPr>
+      <w:r>
+        <w:t>研究中可能遇到的问题主要集中在数据与接口、蒸馏估计、训练资源和部署评测四个方面，相应措施如下：</w:t>
       </w:r>
     </w:p>
     <w:p>
@@ -7917,7 +7840,7 @@
         </w:rPr>
         <w:t xml:space="preserve">表 </w:t>
       </w:r>
-      <w:bookmarkStart w:id="46" w:name="_RefTable7_1"/>
+      <w:bookmarkStart w:id="44" w:name="_RefTable7_1"/>
       <w:r>
         <w:rPr>
           <w:rFonts w:ascii="Times New Roman" w:hAnsi="Times New Roman" w:eastAsia="Songti SC"/>
@@ -7930,7 +7853,7 @@
           <w:rFonts w:ascii="Times New Roman" w:hAnsi="Times New Roman" w:eastAsia="Songti SC"/>
           <w:sz w:val="21"/>
         </w:rPr>
-        <w:fldChar w:fldCharType="begin" w:dirty="true"/>
+        <w:fldChar w:fldCharType="begin"/>
       </w:r>
       <w:r>
         <w:rPr>
@@ -7960,7 +7883,7 @@
         </w:rPr>
         <w:fldChar w:fldCharType="end"/>
       </w:r>
-      <w:bookmarkEnd w:id="46"/>
+      <w:bookmarkEnd w:id="44"/>
       <w:r>
         <w:rPr>
           <w:rFonts w:ascii="Times New Roman" w:hAnsi="Times New Roman" w:eastAsia="Songti SC"/>
@@ -8085,7 +8008,7 @@
               <w:jc w:val="left"/>
             </w:pPr>
             <w:r>
-              <w:t>比较全词表、Top-K、K1 的反馈量，采用分块计算、缓存和梯度累积控制资源开销。</w:t>
+              <w:t>比较全词表、Top-K 和 K1 的反馈量，并采用分块计算、缓存与梯度累积控制资源开销。</w:t>
             </w:r>
           </w:p>
         </w:tc>
@@ -8115,7 +8038,7 @@
               <w:jc w:val="left"/>
             </w:pPr>
             <w:r>
-              <w:t>记录支持集外比例、熵和异常 loss；稳定化扩展只在主方案可运行后考虑。</w:t>
+              <w:t>记录支持集外概率、熵和异常损失；在主方案稳定运行后，再评估额外的稳定化方法。</w:t>
             </w:r>
           </w:p>
         </w:tc>
@@ -8145,7 +8068,7 @@
               <w:jc w:val="left"/>
             </w:pPr>
             <w:r>
-              <w:t>分层报告格式、函数、参数、执行和端到端任务指标，保留失败轨迹。</w:t>
+              <w:t>分层报告格式、函数、参数、执行和端到端任务指标，并保留失败轨迹。</w:t>
             </w:r>
           </w:p>
         </w:tc>
@@ -8175,7 +8098,7 @@
               <w:jc w:val="left"/>
             </w:pPr>
             <w:r>
-              <w:t>先完成最小推理验证，再固定 vLLM 或自建测试程序的版本、加载方式和测量参数。</w:t>
+              <w:t>先完成最小推理验证，再固定 vLLM 或自建测试程序的版本、加载方式与测量参数。</w:t>
             </w:r>
           </w:p>
         </w:tc>
@@ -8187,32 +8110,32 @@
         <w:jc w:val="both"/>
       </w:pPr>
       <w:r>
-        <w:t>实施过程中，训练前完成数据、模型、tokenizer 和消息模板审计；采用短序列验证、小批量训练、梯度累积、混合精度、教师输出缓存和分块计算控制资源开销；为全词表、Top-K 和 K1 规定统一的支持集、采样与 Mask 协议，并保存异常 loss、非法结构和失败工具调用的可追溯样本。</w:t>
-      </w:r>
-    </w:p>
-    <w:p>
-      <w:pPr>
-        <w:ind w:firstLine="420"/>
-        <w:jc w:val="both"/>
-      </w:pPr>
-      <w:r>
-        <w:t>实验日志按照数据与接口、蒸馏估计、训练资源和部署评测四类记录问题；评测结果分层报告格式解析、函数选择、参数生成、工具执行和端到端任务完成情况，使算法效果、资源成本与系统性能能够分别分析。</w:t>
-      </w:r>
-    </w:p>
-    <w:p>
-      <w:pPr>
-        <w:ind w:firstLine="420"/>
-        <w:jc w:val="both"/>
-      </w:pPr>
-      <w:r>
-        <w:t>完成主要比较后，将进一步考察 Top-K 支持集修复和损失截断方法，包括师生高概率集合并集、残余概率质量保留和极端概率比裁剪，用于分析截断监督的稳定性。</w:t>
+        <w:t>实施时，先完成数据、模型、tokenizer 和消息模板审计，再通过短序列验证、小批量训练、梯度累积、混合精度、教师输出缓存和分块计算控制资源开销。全词表、Top-K 和 K1 使用统一的支持集、采样与 mask 协议，并保存异常 loss、非法结构和失败工具调用等可追溯样本。</w:t>
+      </w:r>
+    </w:p>
+    <w:p>
+      <w:pPr>
+        <w:ind w:firstLine="420"/>
+        <w:jc w:val="both"/>
+      </w:pPr>
+      <w:r>
+        <w:t>实验日志按数据与接口、蒸馏估计、训练资源和部署评测四类记录问题。评测结果分层报告格式解析、函数选择、参数生成、工具执行和端到端任务完成情况，以便分别分析算法效果、资源成本与系统性能。</w:t>
+      </w:r>
+    </w:p>
+    <w:p>
+      <w:pPr>
+        <w:ind w:firstLine="420"/>
+        <w:jc w:val="both"/>
+      </w:pPr>
+      <w:r>
+        <w:t>完成主要比较后，将进一步考察 Top-K 支持集修复和损失截断方法，包括合并师生高概率集合、保留残余概率质量和裁剪极端概率比，用于分析截断监督的稳定性。</w:t>
       </w:r>
     </w:p>
     <w:p>
       <w:pPr>
         <w:pStyle w:val="2"/>
       </w:pPr>
-      <w:bookmarkStart w:id="35" w:name="_Toc1107583996"/>
+      <w:bookmarkStart w:id="45" w:name="_Toc1107583996"/>
       <w:r>
         <w:rPr>
           <w:rFonts w:ascii="黑体" w:hAnsi="黑体" w:eastAsia="黑体" w:cs="黑体"/>
@@ -8222,7 +8145,7 @@
         </w:rPr>
         <w:t>8．主要参考文献</w:t>
       </w:r>
-      <w:bookmarkEnd w:id="35"/>
+      <w:bookmarkEnd w:id="45"/>
     </w:p>
     <w:p>
       <w:pPr>

--- a/Papers/output/开题报告-基于在线策略蒸馏的大语言模型后训练方法研究.docx
+++ b/Papers/output/开题报告-基于在线策略蒸馏的大语言模型后训练方法研究.docx
@@ -126,19 +126,7 @@
           <w:spacing w:val="40"/>
           <w:sz w:val="48"/>
         </w:rPr>
-        <w:t>毕业设计（论文</w:t>
-      </w:r>
-      <w:bookmarkStart w:id="46" w:name="_GoBack"/>
-      <w:bookmarkEnd w:id="46"/>
-      <w:r>
-        <w:rPr>
-          <w:rFonts w:hint="eastAsia" w:ascii="黑体" w:hAnsi="黑体" w:eastAsia="黑体" w:cs="黑体"/>
-          <w:b/>
-          <w:color w:val="000000"/>
-          <w:spacing w:val="40"/>
-          <w:sz w:val="48"/>
-        </w:rPr>
-        <w:t>）开题报告</w:t>
+        <w:t>毕业设计（论文）开题报告</w:t>
       </w:r>
     </w:p>
     <w:p>
@@ -644,7 +632,7 @@
         <w:fldChar w:fldCharType="begin"/>
       </w:r>
       <w:r>
-        <w:instrText xml:space="preserve"> HYPERLINK \l _Toc88311075 </w:instrText>
+        <w:instrText xml:space="preserve"> HYPERLINK \l _Toc1298162467 </w:instrText>
       </w:r>
       <w:r>
         <w:fldChar w:fldCharType="separate"/>
@@ -662,7 +650,7 @@
         <w:fldChar w:fldCharType="begin"/>
       </w:r>
       <w:r>
-        <w:instrText xml:space="preserve"> PAGEREF _Toc88311075 \h </w:instrText>
+        <w:instrText xml:space="preserve"> PAGEREF _Toc1298162467 \h </w:instrText>
       </w:r>
       <w:r>
         <w:fldChar w:fldCharType="separate"/>
@@ -688,7 +676,7 @@
         <w:fldChar w:fldCharType="begin"/>
       </w:r>
       <w:r>
-        <w:instrText xml:space="preserve"> HYPERLINK \l _Toc333037448 </w:instrText>
+        <w:instrText xml:space="preserve"> HYPERLINK \l _Toc1930212996 </w:instrText>
       </w:r>
       <w:r>
         <w:fldChar w:fldCharType="separate"/>
@@ -706,7 +694,7 @@
         <w:fldChar w:fldCharType="begin"/>
       </w:r>
       <w:r>
-        <w:instrText xml:space="preserve"> PAGEREF _Toc333037448 \h </w:instrText>
+        <w:instrText xml:space="preserve"> PAGEREF _Toc1930212996 \h </w:instrText>
       </w:r>
       <w:r>
         <w:fldChar w:fldCharType="separate"/>
@@ -732,7 +720,7 @@
         <w:fldChar w:fldCharType="begin"/>
       </w:r>
       <w:r>
-        <w:instrText xml:space="preserve"> HYPERLINK \l _Toc1018004454 </w:instrText>
+        <w:instrText xml:space="preserve"> HYPERLINK \l _Toc1201852190 </w:instrText>
       </w:r>
       <w:r>
         <w:fldChar w:fldCharType="separate"/>
@@ -750,7 +738,7 @@
         <w:fldChar w:fldCharType="begin"/>
       </w:r>
       <w:r>
-        <w:instrText xml:space="preserve"> PAGEREF _Toc1018004454 \h </w:instrText>
+        <w:instrText xml:space="preserve"> PAGEREF _Toc1201852190 \h </w:instrText>
       </w:r>
       <w:r>
         <w:fldChar w:fldCharType="separate"/>
@@ -776,7 +764,7 @@
         <w:fldChar w:fldCharType="begin"/>
       </w:r>
       <w:r>
-        <w:instrText xml:space="preserve"> HYPERLINK \l _Toc598642729 </w:instrText>
+        <w:instrText xml:space="preserve"> HYPERLINK \l _Toc298573648 </w:instrText>
       </w:r>
       <w:r>
         <w:fldChar w:fldCharType="separate"/>
@@ -785,7 +773,7 @@
         <w:rPr>
           <w:rFonts w:ascii="黑体" w:hAnsi="黑体" w:eastAsia="黑体" w:cs="黑体"/>
         </w:rPr>
-        <w:t>1.3 传统后训练方法的局限</w:t>
+        <w:t>1.3 研究目的和意义</w:t>
       </w:r>
       <w:r>
         <w:tab/>
@@ -794,7 +782,51 @@
         <w:fldChar w:fldCharType="begin"/>
       </w:r>
       <w:r>
-        <w:instrText xml:space="preserve"> PAGEREF _Toc598642729 \h </w:instrText>
+        <w:instrText xml:space="preserve"> PAGEREF _Toc298573648 \h </w:instrText>
+      </w:r>
+      <w:r>
+        <w:fldChar w:fldCharType="separate"/>
+      </w:r>
+      <w:r>
+        <w:t>4</w:t>
+      </w:r>
+      <w:r>
+        <w:fldChar w:fldCharType="end"/>
+      </w:r>
+      <w:r>
+        <w:fldChar w:fldCharType="end"/>
+      </w:r>
+    </w:p>
+    <w:p>
+      <w:pPr>
+        <w:pStyle w:val="7"/>
+        <w:tabs>
+          <w:tab w:val="right" w:leader="dot" w:pos="8306"/>
+        </w:tabs>
+      </w:pPr>
+      <w:r>
+        <w:fldChar w:fldCharType="begin"/>
+      </w:r>
+      <w:r>
+        <w:instrText xml:space="preserve"> HYPERLINK \l _Toc1605502544 </w:instrText>
+      </w:r>
+      <w:r>
+        <w:fldChar w:fldCharType="separate"/>
+      </w:r>
+      <w:r>
+        <w:rPr>
+          <w:rFonts w:ascii="黑体" w:hAnsi="黑体" w:eastAsia="黑体" w:cs="黑体"/>
+        </w:rPr>
+        <w:t>2．国内外在该方向的研究现状及分析</w:t>
+      </w:r>
+      <w:r>
+        <w:tab/>
+      </w:r>
+      <w:r>
+        <w:fldChar w:fldCharType="begin"/>
+      </w:r>
+      <w:r>
+        <w:instrText xml:space="preserve"> PAGEREF _Toc1605502544 \h </w:instrText>
       </w:r>
       <w:r>
         <w:fldChar w:fldCharType="separate"/>
@@ -820,7 +852,7 @@
         <w:fldChar w:fldCharType="begin"/>
       </w:r>
       <w:r>
-        <w:instrText xml:space="preserve"> HYPERLINK \l _Toc427460108 </w:instrText>
+        <w:instrText xml:space="preserve"> HYPERLINK \l _Toc549232453 </w:instrText>
       </w:r>
       <w:r>
         <w:fldChar w:fldCharType="separate"/>
@@ -829,7 +861,7 @@
         <w:rPr>
           <w:rFonts w:ascii="黑体" w:hAnsi="黑体" w:eastAsia="黑体" w:cs="黑体"/>
         </w:rPr>
-        <w:t>1.4 在线策略蒸馏的研究价值</w:t>
+        <w:t>2.1 大语言模型后训练和知识蒸馏</w:t>
       </w:r>
       <w:r>
         <w:tab/>
@@ -838,13 +870,13 @@
         <w:fldChar w:fldCharType="begin"/>
       </w:r>
       <w:r>
-        <w:instrText xml:space="preserve"> PAGEREF _Toc427460108 \h </w:instrText>
+        <w:instrText xml:space="preserve"> PAGEREF _Toc549232453 \h </w:instrText>
       </w:r>
       <w:r>
         <w:fldChar w:fldCharType="separate"/>
       </w:r>
       <w:r>
-        <w:t>5</w:t>
+        <w:t>4</w:t>
       </w:r>
       <w:r>
         <w:fldChar w:fldCharType="end"/>
@@ -864,7 +896,7 @@
         <w:fldChar w:fldCharType="begin"/>
       </w:r>
       <w:r>
-        <w:instrText xml:space="preserve"> HYPERLINK \l _Toc989235941 </w:instrText>
+        <w:instrText xml:space="preserve"> HYPERLINK \l _Toc1065122765 </w:instrText>
       </w:r>
       <w:r>
         <w:fldChar w:fldCharType="separate"/>
@@ -873,7 +905,7 @@
         <w:rPr>
           <w:rFonts w:ascii="黑体" w:hAnsi="黑体" w:eastAsia="黑体" w:cs="黑体"/>
         </w:rPr>
-        <w:t>1.5 研究目的和意义</w:t>
+        <w:t>2.2 分布偏移与在线策略蒸馏</w:t>
       </w:r>
       <w:r>
         <w:tab/>
@@ -882,13 +914,191 @@
         <w:fldChar w:fldCharType="begin"/>
       </w:r>
       <w:r>
-        <w:instrText xml:space="preserve"> PAGEREF _Toc989235941 \h </w:instrText>
+        <w:instrText xml:space="preserve"> PAGEREF _Toc1065122765 \h </w:instrText>
       </w:r>
       <w:r>
         <w:fldChar w:fldCharType="separate"/>
       </w:r>
       <w:r>
-        <w:t>5</w:t>
+        <w:t>6</w:t>
+      </w:r>
+      <w:r>
+        <w:fldChar w:fldCharType="end"/>
+      </w:r>
+      <w:r>
+        <w:fldChar w:fldCharType="end"/>
+      </w:r>
+    </w:p>
+    <w:p>
+      <w:pPr>
+        <w:pStyle w:val="8"/>
+        <w:tabs>
+          <w:tab w:val="right" w:leader="dot" w:pos="8306"/>
+        </w:tabs>
+      </w:pPr>
+      <w:r>
+        <w:fldChar w:fldCharType="begin"/>
+      </w:r>
+      <w:r>
+        <w:instrText xml:space="preserve"> HYPERLINK \l _Toc94629963 </w:instrText>
+      </w:r>
+      <w:r>
+        <w:fldChar w:fldCharType="separate"/>
+      </w:r>
+      <w:r>
+        <w:rPr>
+          <w:rFonts w:ascii="黑体" w:hAnsi="黑体" w:eastAsia="黑体" w:cs="黑体"/>
+        </w:rPr>
+        <w:t>2.3 KL 散度方向与广义散度</w:t>
+      </w:r>
+      <w:r>
+        <w:tab/>
+      </w:r>
+      <w:r>
+        <w:fldChar w:fldCharType="begin"/>
+      </w:r>
+      <w:r>
+        <w:instrText xml:space="preserve"> PAGEREF _Toc94629963 \h </w:instrText>
+      </w:r>
+      <w:r>
+        <w:fldChar w:fldCharType="separate"/>
+      </w:r>
+      <w:r>
+        <w:t>7</w:t>
+      </w:r>
+      <w:r>
+        <w:fldChar w:fldCharType="end"/>
+      </w:r>
+      <w:r>
+        <w:fldChar w:fldCharType="end"/>
+      </w:r>
+    </w:p>
+    <w:p>
+      <w:pPr>
+        <w:pStyle w:val="8"/>
+        <w:tabs>
+          <w:tab w:val="right" w:leader="dot" w:pos="8306"/>
+        </w:tabs>
+      </w:pPr>
+      <w:r>
+        <w:fldChar w:fldCharType="begin"/>
+      </w:r>
+      <w:r>
+        <w:instrText xml:space="preserve"> HYPERLINK \l _Toc1307889361 </w:instrText>
+      </w:r>
+      <w:r>
+        <w:fldChar w:fldCharType="separate"/>
+      </w:r>
+      <w:r>
+        <w:rPr>
+          <w:rFonts w:ascii="黑体" w:hAnsi="黑体" w:eastAsia="黑体" w:cs="黑体"/>
+        </w:rPr>
+        <w:t>2.4 监督信息粒度与资源效率</w:t>
+      </w:r>
+      <w:r>
+        <w:tab/>
+      </w:r>
+      <w:r>
+        <w:fldChar w:fldCharType="begin"/>
+      </w:r>
+      <w:r>
+        <w:instrText xml:space="preserve"> PAGEREF _Toc1307889361 \h </w:instrText>
+      </w:r>
+      <w:r>
+        <w:fldChar w:fldCharType="separate"/>
+      </w:r>
+      <w:r>
+        <w:t>9</w:t>
+      </w:r>
+      <w:r>
+        <w:fldChar w:fldCharType="end"/>
+      </w:r>
+      <w:r>
+        <w:fldChar w:fldCharType="end"/>
+      </w:r>
+    </w:p>
+    <w:p>
+      <w:pPr>
+        <w:pStyle w:val="8"/>
+        <w:tabs>
+          <w:tab w:val="right" w:leader="dot" w:pos="8306"/>
+        </w:tabs>
+      </w:pPr>
+      <w:bookmarkStart w:id="44" w:name="_GoBack"/>
+      <w:r>
+        <w:fldChar w:fldCharType="begin"/>
+      </w:r>
+      <w:r>
+        <w:instrText xml:space="preserve"> HYPERLINK \l _Toc53879635 </w:instrText>
+      </w:r>
+      <w:r>
+        <w:fldChar w:fldCharType="separate"/>
+      </w:r>
+      <w:r>
+        <w:rPr>
+          <w:rFonts w:ascii="黑体" w:hAnsi="黑体" w:eastAsia="黑体" w:cs="黑体"/>
+        </w:rPr>
+        <w:t>2.5 Function Calling 数据与评测研究</w:t>
+      </w:r>
+      <w:r>
+        <w:tab/>
+      </w:r>
+      <w:r>
+        <w:fldChar w:fldCharType="begin"/>
+      </w:r>
+      <w:r>
+        <w:instrText xml:space="preserve"> PAGEREF _Toc53879635 \h </w:instrText>
+      </w:r>
+      <w:r>
+        <w:fldChar w:fldCharType="separate"/>
+      </w:r>
+      <w:r>
+        <w:t>9</w:t>
+      </w:r>
+      <w:r>
+        <w:fldChar w:fldCharType="end"/>
+      </w:r>
+      <w:r>
+        <w:fldChar w:fldCharType="end"/>
+      </w:r>
+    </w:p>
+    <w:bookmarkEnd w:id="44"/>
+    <w:p>
+      <w:pPr>
+        <w:pStyle w:val="8"/>
+        <w:tabs>
+          <w:tab w:val="right" w:leader="dot" w:pos="8306"/>
+        </w:tabs>
+      </w:pPr>
+      <w:r>
+        <w:fldChar w:fldCharType="begin"/>
+      </w:r>
+      <w:r>
+        <w:instrText xml:space="preserve"> HYPERLINK \l _Toc1464410058 </w:instrText>
+      </w:r>
+      <w:r>
+        <w:fldChar w:fldCharType="separate"/>
+      </w:r>
+      <w:r>
+        <w:rPr>
+          <w:rFonts w:ascii="黑体" w:hAnsi="黑体" w:eastAsia="黑体" w:cs="黑体"/>
+        </w:rPr>
+        <w:t>2.6 现有方法的问题与本文的研究切入点</w:t>
+      </w:r>
+      <w:r>
+        <w:tab/>
+      </w:r>
+      <w:r>
+        <w:fldChar w:fldCharType="begin"/>
+      </w:r>
+      <w:r>
+        <w:instrText xml:space="preserve"> PAGEREF _Toc1464410058 \h </w:instrText>
+      </w:r>
+      <w:r>
+        <w:fldChar w:fldCharType="separate"/>
+      </w:r>
+      <w:r>
+        <w:t>11</w:t>
       </w:r>
       <w:r>
         <w:fldChar w:fldCharType="end"/>
@@ -908,7 +1118,7 @@
         <w:fldChar w:fldCharType="begin"/>
       </w:r>
       <w:r>
-        <w:instrText xml:space="preserve"> HYPERLINK \l _Toc270065313 </w:instrText>
+        <w:instrText xml:space="preserve"> HYPERLINK \l _Toc29766539 </w:instrText>
       </w:r>
       <w:r>
         <w:fldChar w:fldCharType="separate"/>
@@ -917,7 +1127,7 @@
         <w:rPr>
           <w:rFonts w:ascii="黑体" w:hAnsi="黑体" w:eastAsia="黑体" w:cs="黑体"/>
         </w:rPr>
-        <w:t>2．国内外在该方向的研究现状及分析</w:t>
+        <w:t>3．主要研究内容</w:t>
       </w:r>
       <w:r>
         <w:tab/>
@@ -926,13 +1136,13 @@
         <w:fldChar w:fldCharType="begin"/>
       </w:r>
       <w:r>
-        <w:instrText xml:space="preserve"> PAGEREF _Toc270065313 \h </w:instrText>
+        <w:instrText xml:space="preserve"> PAGEREF _Toc29766539 \h </w:instrText>
       </w:r>
       <w:r>
         <w:fldChar w:fldCharType="separate"/>
       </w:r>
       <w:r>
-        <w:t>6</w:t>
+        <w:t>12</w:t>
       </w:r>
       <w:r>
         <w:fldChar w:fldCharType="end"/>
@@ -952,7 +1162,7 @@
         <w:fldChar w:fldCharType="begin"/>
       </w:r>
       <w:r>
-        <w:instrText xml:space="preserve"> HYPERLINK \l _Toc1354769480 </w:instrText>
+        <w:instrText xml:space="preserve"> HYPERLINK \l _Toc2070014869 </w:instrText>
       </w:r>
       <w:r>
         <w:fldChar w:fldCharType="separate"/>
@@ -961,7 +1171,7 @@
         <w:rPr>
           <w:rFonts w:ascii="黑体" w:hAnsi="黑体" w:eastAsia="黑体" w:cs="黑体"/>
         </w:rPr>
-        <w:t>2.1 大语言模型后训练和知识蒸馏</w:t>
+        <w:t>3.1 研究问题概述</w:t>
       </w:r>
       <w:r>
         <w:tab/>
@@ -970,13 +1180,13 @@
         <w:fldChar w:fldCharType="begin"/>
       </w:r>
       <w:r>
-        <w:instrText xml:space="preserve"> PAGEREF _Toc1354769480 \h </w:instrText>
+        <w:instrText xml:space="preserve"> PAGEREF _Toc2070014869 \h </w:instrText>
       </w:r>
       <w:r>
         <w:fldChar w:fldCharType="separate"/>
       </w:r>
       <w:r>
-        <w:t>6</w:t>
+        <w:t>12</w:t>
       </w:r>
       <w:r>
         <w:fldChar w:fldCharType="end"/>
@@ -996,7 +1206,7 @@
         <w:fldChar w:fldCharType="begin"/>
       </w:r>
       <w:r>
-        <w:instrText xml:space="preserve"> HYPERLINK \l _Toc1989024866 </w:instrText>
+        <w:instrText xml:space="preserve"> HYPERLINK \l _Toc1504821883 </w:instrText>
       </w:r>
       <w:r>
         <w:fldChar w:fldCharType="separate"/>
@@ -1005,7 +1215,7 @@
         <w:rPr>
           <w:rFonts w:ascii="黑体" w:hAnsi="黑体" w:eastAsia="黑体" w:cs="黑体"/>
         </w:rPr>
-        <w:t>2.2 分布偏移与在线策略蒸馏</w:t>
+        <w:t>3.2 学生状态分布上的有效教师监督</w:t>
       </w:r>
       <w:r>
         <w:tab/>
@@ -1014,13 +1224,13 @@
         <w:fldChar w:fldCharType="begin"/>
       </w:r>
       <w:r>
-        <w:instrText xml:space="preserve"> PAGEREF _Toc1989024866 \h </w:instrText>
+        <w:instrText xml:space="preserve"> PAGEREF _Toc1504821883 \h </w:instrText>
       </w:r>
       <w:r>
         <w:fldChar w:fldCharType="separate"/>
       </w:r>
       <w:r>
-        <w:t>7</w:t>
+        <w:t>12</w:t>
       </w:r>
       <w:r>
         <w:fldChar w:fldCharType="end"/>
@@ -1040,7 +1250,7 @@
         <w:fldChar w:fldCharType="begin"/>
       </w:r>
       <w:r>
-        <w:instrText xml:space="preserve"> HYPERLINK \l _Toc1810473660 </w:instrText>
+        <w:instrText xml:space="preserve"> HYPERLINK \l _Toc626476862 </w:instrText>
       </w:r>
       <w:r>
         <w:fldChar w:fldCharType="separate"/>
@@ -1049,7 +1259,7 @@
         <w:rPr>
           <w:rFonts w:ascii="黑体" w:hAnsi="黑体" w:eastAsia="黑体" w:cs="黑体"/>
         </w:rPr>
-        <w:t>2.3 KL 散度方向与广义散度</w:t>
+        <w:t>3.3 不同散度目标的优化偏好</w:t>
       </w:r>
       <w:r>
         <w:tab/>
@@ -1058,13 +1268,13 @@
         <w:fldChar w:fldCharType="begin"/>
       </w:r>
       <w:r>
-        <w:instrText xml:space="preserve"> PAGEREF _Toc1810473660 \h </w:instrText>
+        <w:instrText xml:space="preserve"> PAGEREF _Toc626476862 \h </w:instrText>
       </w:r>
       <w:r>
         <w:fldChar w:fldCharType="separate"/>
       </w:r>
       <w:r>
-        <w:t>9</w:t>
+        <w:t>12</w:t>
       </w:r>
       <w:r>
         <w:fldChar w:fldCharType="end"/>
@@ -1084,7 +1294,7 @@
         <w:fldChar w:fldCharType="begin"/>
       </w:r>
       <w:r>
-        <w:instrText xml:space="preserve"> HYPERLINK \l _Toc935009277 </w:instrText>
+        <w:instrText xml:space="preserve"> HYPERLINK \l _Toc84298393 </w:instrText>
       </w:r>
       <w:r>
         <w:fldChar w:fldCharType="separate"/>
@@ -1093,7 +1303,7 @@
         <w:rPr>
           <w:rFonts w:ascii="黑体" w:hAnsi="黑体" w:eastAsia="黑体" w:cs="黑体"/>
         </w:rPr>
-        <w:t>2.4 监督信息粒度与资源效率</w:t>
+        <w:t>3.4 监督信息粒度与资源效率</w:t>
       </w:r>
       <w:r>
         <w:tab/>
@@ -1102,13 +1312,13 @@
         <w:fldChar w:fldCharType="begin"/>
       </w:r>
       <w:r>
-        <w:instrText xml:space="preserve"> PAGEREF _Toc935009277 \h </w:instrText>
+        <w:instrText xml:space="preserve"> PAGEREF _Toc84298393 \h </w:instrText>
       </w:r>
       <w:r>
         <w:fldChar w:fldCharType="separate"/>
       </w:r>
       <w:r>
-        <w:t>10</w:t>
+        <w:t>13</w:t>
       </w:r>
       <w:r>
         <w:fldChar w:fldCharType="end"/>
@@ -1128,7 +1338,7 @@
         <w:fldChar w:fldCharType="begin"/>
       </w:r>
       <w:r>
-        <w:instrText xml:space="preserve"> HYPERLINK \l _Toc1563073440 </w:instrText>
+        <w:instrText xml:space="preserve"> HYPERLINK \l _Toc1611367778 </w:instrText>
       </w:r>
       <w:r>
         <w:fldChar w:fldCharType="separate"/>
@@ -1137,7 +1347,7 @@
         <w:rPr>
           <w:rFonts w:ascii="黑体" w:hAnsi="黑体" w:eastAsia="黑体" w:cs="黑体"/>
         </w:rPr>
-        <w:t>2.5 Function Calling 数据与评测研究</w:t>
+        <w:t>3.5 三个研究问题之间的关系</w:t>
       </w:r>
       <w:r>
         <w:tab/>
@@ -1146,13 +1356,13 @@
         <w:fldChar w:fldCharType="begin"/>
       </w:r>
       <w:r>
-        <w:instrText xml:space="preserve"> PAGEREF _Toc1563073440 \h </w:instrText>
+        <w:instrText xml:space="preserve"> PAGEREF _Toc1611367778 \h </w:instrText>
       </w:r>
       <w:r>
         <w:fldChar w:fldCharType="separate"/>
       </w:r>
       <w:r>
-        <w:t>11</w:t>
+        <w:t>13</w:t>
       </w:r>
       <w:r>
         <w:fldChar w:fldCharType="end"/>
@@ -1172,7 +1382,7 @@
         <w:fldChar w:fldCharType="begin"/>
       </w:r>
       <w:r>
-        <w:instrText xml:space="preserve"> HYPERLINK \l _Toc407852329 </w:instrText>
+        <w:instrText xml:space="preserve"> HYPERLINK \l _Toc341972529 </w:instrText>
       </w:r>
       <w:r>
         <w:fldChar w:fldCharType="separate"/>
@@ -1181,7 +1391,7 @@
         <w:rPr>
           <w:rFonts w:ascii="黑体" w:hAnsi="黑体" w:eastAsia="黑体" w:cs="黑体"/>
         </w:rPr>
-        <w:t>3．主要研究内容</w:t>
+        <w:t>4．研究方案</w:t>
       </w:r>
       <w:r>
         <w:tab/>
@@ -1190,7 +1400,7 @@
         <w:fldChar w:fldCharType="begin"/>
       </w:r>
       <w:r>
-        <w:instrText xml:space="preserve"> PAGEREF _Toc407852329 \h </w:instrText>
+        <w:instrText xml:space="preserve"> PAGEREF _Toc341972529 \h </w:instrText>
       </w:r>
       <w:r>
         <w:fldChar w:fldCharType="separate"/>
@@ -1216,7 +1426,7 @@
         <w:fldChar w:fldCharType="begin"/>
       </w:r>
       <w:r>
-        <w:instrText xml:space="preserve"> HYPERLINK \l _Toc6292279 </w:instrText>
+        <w:instrText xml:space="preserve"> HYPERLINK \l _Toc866055531 </w:instrText>
       </w:r>
       <w:r>
         <w:fldChar w:fldCharType="separate"/>
@@ -1225,7 +1435,7 @@
         <w:rPr>
           <w:rFonts w:ascii="黑体" w:hAnsi="黑体" w:eastAsia="黑体" w:cs="黑体"/>
         </w:rPr>
-        <w:t>3.1 统一的在线策略蒸馏研究流程</w:t>
+        <w:t>4.1 总体技术路线</w:t>
       </w:r>
       <w:r>
         <w:tab/>
@@ -1234,7 +1444,7 @@
         <w:fldChar w:fldCharType="begin"/>
       </w:r>
       <w:r>
-        <w:instrText xml:space="preserve"> PAGEREF _Toc6292279 \h </w:instrText>
+        <w:instrText xml:space="preserve"> PAGEREF _Toc866055531 \h </w:instrText>
       </w:r>
       <w:r>
         <w:fldChar w:fldCharType="separate"/>
@@ -1260,7 +1470,7 @@
         <w:fldChar w:fldCharType="begin"/>
       </w:r>
       <w:r>
-        <w:instrText xml:space="preserve"> HYPERLINK \l _Toc527634450 </w:instrText>
+        <w:instrText xml:space="preserve"> HYPERLINK \l _Toc151150151 </w:instrText>
       </w:r>
       <w:r>
         <w:fldChar w:fldCharType="separate"/>
@@ -1269,7 +1479,7 @@
         <w:rPr>
           <w:rFonts w:ascii="黑体" w:hAnsi="黑体" w:eastAsia="黑体" w:cs="黑体"/>
         </w:rPr>
-        <w:t>3.2 三类散度目标</w:t>
+        <w:t>4.2 模型和数据准备</w:t>
       </w:r>
       <w:r>
         <w:tab/>
@@ -1278,13 +1488,13 @@
         <w:fldChar w:fldCharType="begin"/>
       </w:r>
       <w:r>
-        <w:instrText xml:space="preserve"> PAGEREF _Toc527634450 \h </w:instrText>
+        <w:instrText xml:space="preserve"> PAGEREF _Toc151150151 \h </w:instrText>
       </w:r>
       <w:r>
         <w:fldChar w:fldCharType="separate"/>
       </w:r>
       <w:r>
-        <w:t>13</w:t>
+        <w:t>14</w:t>
       </w:r>
       <w:r>
         <w:fldChar w:fldCharType="end"/>
@@ -1304,7 +1514,7 @@
         <w:fldChar w:fldCharType="begin"/>
       </w:r>
       <w:r>
-        <w:instrText xml:space="preserve"> HYPERLINK \l _Toc992222687 </w:instrText>
+        <w:instrText xml:space="preserve"> HYPERLINK \l _Toc2054917103 </w:instrText>
       </w:r>
       <w:r>
         <w:fldChar w:fldCharType="separate"/>
@@ -1313,7 +1523,7 @@
         <w:rPr>
           <w:rFonts w:ascii="黑体" w:hAnsi="黑体" w:eastAsia="黑体" w:cs="黑体"/>
         </w:rPr>
-        <w:t>3.3 三种监督信息粒度/估计方式</w:t>
+        <w:t>4.3 学生 rollout 和教师反馈</w:t>
       </w:r>
       <w:r>
         <w:tab/>
@@ -1322,13 +1532,13 @@
         <w:fldChar w:fldCharType="begin"/>
       </w:r>
       <w:r>
-        <w:instrText xml:space="preserve"> PAGEREF _Toc992222687 \h </w:instrText>
+        <w:instrText xml:space="preserve"> PAGEREF _Toc2054917103 \h </w:instrText>
       </w:r>
       <w:r>
         <w:fldChar w:fldCharType="separate"/>
       </w:r>
       <w:r>
-        <w:t>13</w:t>
+        <w:t>15</w:t>
       </w:r>
       <w:r>
         <w:fldChar w:fldCharType="end"/>
@@ -1348,7 +1558,7 @@
         <w:fldChar w:fldCharType="begin"/>
       </w:r>
       <w:r>
-        <w:instrText xml:space="preserve"> HYPERLINK \l _Toc1076181454 </w:instrText>
+        <w:instrText xml:space="preserve"> HYPERLINK \l _Toc1159739067 </w:instrText>
       </w:r>
       <w:r>
         <w:fldChar w:fldCharType="separate"/>
@@ -1357,7 +1567,7 @@
         <w:rPr>
           <w:rFonts w:ascii="黑体" w:hAnsi="黑体" w:eastAsia="黑体" w:cs="黑体"/>
         </w:rPr>
-        <w:t>3.4 LoRA 后训练与教师—学生关系</w:t>
+        <w:t>4.4 损失与监督信息粒度/估计方式的定义原则</w:t>
       </w:r>
       <w:r>
         <w:tab/>
@@ -1366,13 +1576,13 @@
         <w:fldChar w:fldCharType="begin"/>
       </w:r>
       <w:r>
-        <w:instrText xml:space="preserve"> PAGEREF _Toc1076181454 \h </w:instrText>
+        <w:instrText xml:space="preserve"> PAGEREF _Toc1159739067 \h </w:instrText>
       </w:r>
       <w:r>
         <w:fldChar w:fldCharType="separate"/>
       </w:r>
       <w:r>
-        <w:t>14</w:t>
+        <w:t>16</w:t>
       </w:r>
       <w:r>
         <w:fldChar w:fldCharType="end"/>
@@ -1392,7 +1602,7 @@
         <w:fldChar w:fldCharType="begin"/>
       </w:r>
       <w:r>
-        <w:instrText xml:space="preserve"> HYPERLINK \l _Toc1274422344 </w:instrText>
+        <w:instrText xml:space="preserve"> HYPERLINK \l _Toc1172918897 </w:instrText>
       </w:r>
       <w:r>
         <w:fldChar w:fldCharType="separate"/>
@@ -1401,7 +1611,7 @@
         <w:rPr>
           <w:rFonts w:ascii="黑体" w:hAnsi="黑体" w:eastAsia="黑体" w:cs="黑体"/>
         </w:rPr>
-        <w:t>3.5 Function Calling 评测与推理性能分析</w:t>
+        <w:t>4.5 评价指标和公平性</w:t>
       </w:r>
       <w:r>
         <w:tab/>
@@ -1410,13 +1620,13 @@
         <w:fldChar w:fldCharType="begin"/>
       </w:r>
       <w:r>
-        <w:instrText xml:space="preserve"> PAGEREF _Toc1274422344 \h </w:instrText>
+        <w:instrText xml:space="preserve"> PAGEREF _Toc1172918897 \h </w:instrText>
       </w:r>
       <w:r>
         <w:fldChar w:fldCharType="separate"/>
       </w:r>
       <w:r>
-        <w:t>14</w:t>
+        <w:t>17</w:t>
       </w:r>
       <w:r>
         <w:fldChar w:fldCharType="end"/>
@@ -1436,7 +1646,7 @@
         <w:fldChar w:fldCharType="begin"/>
       </w:r>
       <w:r>
-        <w:instrText xml:space="preserve"> HYPERLINK \l _Toc214440430 </w:instrText>
+        <w:instrText xml:space="preserve"> HYPERLINK \l _Toc1495506066 </w:instrText>
       </w:r>
       <w:r>
         <w:fldChar w:fldCharType="separate"/>
@@ -1445,7 +1655,7 @@
         <w:rPr>
           <w:rFonts w:ascii="黑体" w:hAnsi="黑体" w:eastAsia="黑体" w:cs="黑体"/>
         </w:rPr>
-        <w:t>3.6 研究问题</w:t>
+        <w:t>4.6 可行性分析</w:t>
       </w:r>
       <w:r>
         <w:tab/>
@@ -1454,13 +1664,57 @@
         <w:fldChar w:fldCharType="begin"/>
       </w:r>
       <w:r>
-        <w:instrText xml:space="preserve"> PAGEREF _Toc214440430 \h </w:instrText>
+        <w:instrText xml:space="preserve"> PAGEREF _Toc1495506066 \h </w:instrText>
       </w:r>
       <w:r>
         <w:fldChar w:fldCharType="separate"/>
       </w:r>
       <w:r>
-        <w:t>14</w:t>
+        <w:t>18</w:t>
+      </w:r>
+      <w:r>
+        <w:fldChar w:fldCharType="end"/>
+      </w:r>
+      <w:r>
+        <w:fldChar w:fldCharType="end"/>
+      </w:r>
+    </w:p>
+    <w:p>
+      <w:pPr>
+        <w:pStyle w:val="7"/>
+        <w:tabs>
+          <w:tab w:val="right" w:leader="dot" w:pos="8306"/>
+        </w:tabs>
+      </w:pPr>
+      <w:r>
+        <w:fldChar w:fldCharType="begin"/>
+      </w:r>
+      <w:r>
+        <w:instrText xml:space="preserve"> HYPERLINK \l _Toc821846774 </w:instrText>
+      </w:r>
+      <w:r>
+        <w:fldChar w:fldCharType="separate"/>
+      </w:r>
+      <w:r>
+        <w:rPr>
+          <w:rFonts w:ascii="黑体" w:hAnsi="黑体" w:eastAsia="黑体" w:cs="黑体"/>
+        </w:rPr>
+        <w:t>5．进度安排，预期达到的目标</w:t>
+      </w:r>
+      <w:r>
+        <w:tab/>
+      </w:r>
+      <w:r>
+        <w:fldChar w:fldCharType="begin"/>
+      </w:r>
+      <w:r>
+        <w:instrText xml:space="preserve"> PAGEREF _Toc821846774 \h </w:instrText>
+      </w:r>
+      <w:r>
+        <w:fldChar w:fldCharType="separate"/>
+      </w:r>
+      <w:r>
+        <w:t>19</w:t>
       </w:r>
       <w:r>
         <w:fldChar w:fldCharType="end"/>
@@ -1480,7 +1734,7 @@
         <w:fldChar w:fldCharType="begin"/>
       </w:r>
       <w:r>
-        <w:instrText xml:space="preserve"> HYPERLINK \l _Toc622747344 </w:instrText>
+        <w:instrText xml:space="preserve"> HYPERLINK \l _Toc163913114 </w:instrText>
       </w:r>
       <w:r>
         <w:fldChar w:fldCharType="separate"/>
@@ -1489,7 +1743,7 @@
         <w:rPr>
           <w:rFonts w:ascii="黑体" w:hAnsi="黑体" w:eastAsia="黑体" w:cs="黑体"/>
         </w:rPr>
-        <w:t>3.7 各研究内容之间的关系</w:t>
+        <w:t>5.1 进度安排</w:t>
       </w:r>
       <w:r>
         <w:tab/>
@@ -1498,13 +1752,57 @@
         <w:fldChar w:fldCharType="begin"/>
       </w:r>
       <w:r>
-        <w:instrText xml:space="preserve"> PAGEREF _Toc622747344 \h </w:instrText>
+        <w:instrText xml:space="preserve"> PAGEREF _Toc163913114 \h </w:instrText>
       </w:r>
       <w:r>
         <w:fldChar w:fldCharType="separate"/>
       </w:r>
       <w:r>
-        <w:t>15</w:t>
+        <w:t>19</w:t>
+      </w:r>
+      <w:r>
+        <w:fldChar w:fldCharType="end"/>
+      </w:r>
+      <w:r>
+        <w:fldChar w:fldCharType="end"/>
+      </w:r>
+    </w:p>
+    <w:p>
+      <w:pPr>
+        <w:pStyle w:val="8"/>
+        <w:tabs>
+          <w:tab w:val="right" w:leader="dot" w:pos="8306"/>
+        </w:tabs>
+      </w:pPr>
+      <w:r>
+        <w:fldChar w:fldCharType="begin"/>
+      </w:r>
+      <w:r>
+        <w:instrText xml:space="preserve"> HYPERLINK \l _Toc1813671544 </w:instrText>
+      </w:r>
+      <w:r>
+        <w:fldChar w:fldCharType="separate"/>
+      </w:r>
+      <w:r>
+        <w:rPr>
+          <w:rFonts w:ascii="黑体" w:hAnsi="黑体" w:eastAsia="黑体" w:cs="黑体"/>
+        </w:rPr>
+        <w:t>5.2 预期达到的目标</w:t>
+      </w:r>
+      <w:r>
+        <w:tab/>
+      </w:r>
+      <w:r>
+        <w:fldChar w:fldCharType="begin"/>
+      </w:r>
+      <w:r>
+        <w:instrText xml:space="preserve"> PAGEREF _Toc1813671544 \h </w:instrText>
+      </w:r>
+      <w:r>
+        <w:fldChar w:fldCharType="separate"/>
+      </w:r>
+      <w:r>
+        <w:t>20</w:t>
       </w:r>
       <w:r>
         <w:fldChar w:fldCharType="end"/>
@@ -1524,7 +1822,7 @@
         <w:fldChar w:fldCharType="begin"/>
       </w:r>
       <w:r>
-        <w:instrText xml:space="preserve"> HYPERLINK \l _Toc1826798777 </w:instrText>
+        <w:instrText xml:space="preserve"> HYPERLINK \l _Toc994754490 </w:instrText>
       </w:r>
       <w:r>
         <w:fldChar w:fldCharType="separate"/>
@@ -1533,7 +1831,7 @@
         <w:rPr>
           <w:rFonts w:ascii="黑体" w:hAnsi="黑体" w:eastAsia="黑体" w:cs="黑体"/>
         </w:rPr>
-        <w:t>4．研究方案</w:t>
+        <w:t>6．课题已具备和所需的条件、经费</w:t>
       </w:r>
       <w:r>
         <w:tab/>
@@ -1542,13 +1840,13 @@
         <w:fldChar w:fldCharType="begin"/>
       </w:r>
       <w:r>
-        <w:instrText xml:space="preserve"> PAGEREF _Toc1826798777 \h </w:instrText>
+        <w:instrText xml:space="preserve"> PAGEREF _Toc994754490 \h </w:instrText>
       </w:r>
       <w:r>
         <w:fldChar w:fldCharType="separate"/>
       </w:r>
       <w:r>
-        <w:t>15</w:t>
+        <w:t>21</w:t>
       </w:r>
       <w:r>
         <w:fldChar w:fldCharType="end"/>
@@ -1568,7 +1866,7 @@
         <w:fldChar w:fldCharType="begin"/>
       </w:r>
       <w:r>
-        <w:instrText xml:space="preserve"> HYPERLINK \l _Toc433343880 </w:instrText>
+        <w:instrText xml:space="preserve"> HYPERLINK \l _Toc678521535 </w:instrText>
       </w:r>
       <w:r>
         <w:fldChar w:fldCharType="separate"/>
@@ -1577,7 +1875,7 @@
         <w:rPr>
           <w:rFonts w:ascii="黑体" w:hAnsi="黑体" w:eastAsia="黑体" w:cs="黑体"/>
         </w:rPr>
-        <w:t>4.1 总体技术路线</w:t>
+        <w:t>6.1 已具备条件</w:t>
       </w:r>
       <w:r>
         <w:tab/>
@@ -1586,13 +1884,13 @@
         <w:fldChar w:fldCharType="begin"/>
       </w:r>
       <w:r>
-        <w:instrText xml:space="preserve"> PAGEREF _Toc433343880 \h </w:instrText>
+        <w:instrText xml:space="preserve"> PAGEREF _Toc678521535 \h </w:instrText>
       </w:r>
       <w:r>
         <w:fldChar w:fldCharType="separate"/>
       </w:r>
       <w:r>
-        <w:t>15</w:t>
+        <w:t>21</w:t>
       </w:r>
       <w:r>
         <w:fldChar w:fldCharType="end"/>
@@ -1612,7 +1910,7 @@
         <w:fldChar w:fldCharType="begin"/>
       </w:r>
       <w:r>
-        <w:instrText xml:space="preserve"> HYPERLINK \l _Toc1093544183 </w:instrText>
+        <w:instrText xml:space="preserve"> HYPERLINK \l _Toc773273175 </w:instrText>
       </w:r>
       <w:r>
         <w:fldChar w:fldCharType="separate"/>
@@ -1621,7 +1919,7 @@
         <w:rPr>
           <w:rFonts w:ascii="黑体" w:hAnsi="黑体" w:eastAsia="黑体" w:cs="黑体"/>
         </w:rPr>
-        <w:t>4.2 模型和数据准备</w:t>
+        <w:t>6.2 所需条件</w:t>
       </w:r>
       <w:r>
         <w:tab/>
@@ -1630,13 +1928,13 @@
         <w:fldChar w:fldCharType="begin"/>
       </w:r>
       <w:r>
-        <w:instrText xml:space="preserve"> PAGEREF _Toc1093544183 \h </w:instrText>
+        <w:instrText xml:space="preserve"> PAGEREF _Toc773273175 \h </w:instrText>
       </w:r>
       <w:r>
         <w:fldChar w:fldCharType="separate"/>
       </w:r>
       <w:r>
-        <w:t>16</w:t>
+        <w:t>21</w:t>
       </w:r>
       <w:r>
         <w:fldChar w:fldCharType="end"/>
@@ -1656,7 +1954,7 @@
         <w:fldChar w:fldCharType="begin"/>
       </w:r>
       <w:r>
-        <w:instrText xml:space="preserve"> HYPERLINK \l _Toc1032032655 </w:instrText>
+        <w:instrText xml:space="preserve"> HYPERLINK \l _Toc1978704228 </w:instrText>
       </w:r>
       <w:r>
         <w:fldChar w:fldCharType="separate"/>
@@ -1665,7 +1963,7 @@
         <w:rPr>
           <w:rFonts w:ascii="黑体" w:hAnsi="黑体" w:eastAsia="黑体" w:cs="黑体"/>
         </w:rPr>
-        <w:t>4.3 学生 rollout 和教师反馈</w:t>
+        <w:t>6.3 经费</w:t>
       </w:r>
       <w:r>
         <w:tab/>
@@ -1674,145 +1972,13 @@
         <w:fldChar w:fldCharType="begin"/>
       </w:r>
       <w:r>
-        <w:instrText xml:space="preserve"> PAGEREF _Toc1032032655 \h </w:instrText>
+        <w:instrText xml:space="preserve"> PAGEREF _Toc1978704228 \h </w:instrText>
       </w:r>
       <w:r>
         <w:fldChar w:fldCharType="separate"/>
       </w:r>
       <w:r>
-        <w:t>16</w:t>
-      </w:r>
-      <w:r>
-        <w:fldChar w:fldCharType="end"/>
-      </w:r>
-      <w:r>
-        <w:fldChar w:fldCharType="end"/>
-      </w:r>
-    </w:p>
-    <w:p>
-      <w:pPr>
-        <w:pStyle w:val="8"/>
-        <w:tabs>
-          <w:tab w:val="right" w:leader="dot" w:pos="8306"/>
-        </w:tabs>
-      </w:pPr>
-      <w:r>
-        <w:fldChar w:fldCharType="begin"/>
-      </w:r>
-      <w:r>
-        <w:instrText xml:space="preserve"> HYPERLINK \l _Toc147415766 </w:instrText>
-      </w:r>
-      <w:r>
-        <w:fldChar w:fldCharType="separate"/>
-      </w:r>
-      <w:r>
-        <w:rPr>
-          <w:rFonts w:ascii="黑体" w:hAnsi="黑体" w:eastAsia="黑体" w:cs="黑体"/>
-        </w:rPr>
-        <w:t>4.4 损失与监督信息粒度/估计方式的定义原则</w:t>
-      </w:r>
-      <w:r>
-        <w:tab/>
-      </w:r>
-      <w:r>
-        <w:fldChar w:fldCharType="begin"/>
-      </w:r>
-      <w:r>
-        <w:instrText xml:space="preserve"> PAGEREF _Toc147415766 \h </w:instrText>
-      </w:r>
-      <w:r>
-        <w:fldChar w:fldCharType="separate"/>
-      </w:r>
-      <w:r>
-        <w:t>17</w:t>
-      </w:r>
-      <w:r>
-        <w:fldChar w:fldCharType="end"/>
-      </w:r>
-      <w:r>
-        <w:fldChar w:fldCharType="end"/>
-      </w:r>
-    </w:p>
-    <w:p>
-      <w:pPr>
-        <w:pStyle w:val="8"/>
-        <w:tabs>
-          <w:tab w:val="right" w:leader="dot" w:pos="8306"/>
-        </w:tabs>
-      </w:pPr>
-      <w:r>
-        <w:fldChar w:fldCharType="begin"/>
-      </w:r>
-      <w:r>
-        <w:instrText xml:space="preserve"> HYPERLINK \l _Toc1568134171 </w:instrText>
-      </w:r>
-      <w:r>
-        <w:fldChar w:fldCharType="separate"/>
-      </w:r>
-      <w:r>
-        <w:rPr>
-          <w:rFonts w:ascii="黑体" w:hAnsi="黑体" w:eastAsia="黑体" w:cs="黑体"/>
-        </w:rPr>
-        <w:t>4.5 评价指标和公平性</w:t>
-      </w:r>
-      <w:r>
-        <w:tab/>
-      </w:r>
-      <w:r>
-        <w:fldChar w:fldCharType="begin"/>
-      </w:r>
-      <w:r>
-        <w:instrText xml:space="preserve"> PAGEREF _Toc1568134171 \h </w:instrText>
-      </w:r>
-      <w:r>
-        <w:fldChar w:fldCharType="separate"/>
-      </w:r>
-      <w:r>
-        <w:t>18</w:t>
-      </w:r>
-      <w:r>
-        <w:fldChar w:fldCharType="end"/>
-      </w:r>
-      <w:r>
-        <w:fldChar w:fldCharType="end"/>
-      </w:r>
-    </w:p>
-    <w:p>
-      <w:pPr>
-        <w:pStyle w:val="8"/>
-        <w:tabs>
-          <w:tab w:val="right" w:leader="dot" w:pos="8306"/>
-        </w:tabs>
-      </w:pPr>
-      <w:r>
-        <w:fldChar w:fldCharType="begin"/>
-      </w:r>
-      <w:r>
-        <w:instrText xml:space="preserve"> HYPERLINK \l _Toc1711696013 </w:instrText>
-      </w:r>
-      <w:r>
-        <w:fldChar w:fldCharType="separate"/>
-      </w:r>
-      <w:r>
-        <w:rPr>
-          <w:rFonts w:ascii="黑体" w:hAnsi="黑体" w:eastAsia="黑体" w:cs="黑体"/>
-        </w:rPr>
-        <w:t>4.6 可行性分析</w:t>
-      </w:r>
-      <w:r>
-        <w:tab/>
-      </w:r>
-      <w:r>
-        <w:fldChar w:fldCharType="begin"/>
-      </w:r>
-      <w:r>
-        <w:instrText xml:space="preserve"> PAGEREF _Toc1711696013 \h </w:instrText>
-      </w:r>
-      <w:r>
-        <w:fldChar w:fldCharType="separate"/>
-      </w:r>
-      <w:r>
-        <w:t>20</w:t>
+        <w:t>21</w:t>
       </w:r>
       <w:r>
         <w:fldChar w:fldCharType="end"/>
@@ -1832,7 +1998,7 @@
         <w:fldChar w:fldCharType="begin"/>
       </w:r>
       <w:r>
-        <w:instrText xml:space="preserve"> HYPERLINK \l _Toc783955279 </w:instrText>
+        <w:instrText xml:space="preserve"> HYPERLINK \l _Toc150202554 </w:instrText>
       </w:r>
       <w:r>
         <w:fldChar w:fldCharType="separate"/>
@@ -1841,7 +2007,7 @@
         <w:rPr>
           <w:rFonts w:ascii="黑体" w:hAnsi="黑体" w:eastAsia="黑体" w:cs="黑体"/>
         </w:rPr>
-        <w:t>5．进度安排，预期达到的目标</w:t>
+        <w:t>7．研究过程中可能遇到的困难和问题，解决的措施</w:t>
       </w:r>
       <w:r>
         <w:tab/>
@@ -1850,101 +2016,13 @@
         <w:fldChar w:fldCharType="begin"/>
       </w:r>
       <w:r>
-        <w:instrText xml:space="preserve"> PAGEREF _Toc783955279 \h </w:instrText>
+        <w:instrText xml:space="preserve"> PAGEREF _Toc150202554 \h </w:instrText>
       </w:r>
       <w:r>
         <w:fldChar w:fldCharType="separate"/>
       </w:r>
       <w:r>
-        <w:t>20</w:t>
-      </w:r>
-      <w:r>
-        <w:fldChar w:fldCharType="end"/>
-      </w:r>
-      <w:r>
-        <w:fldChar w:fldCharType="end"/>
-      </w:r>
-    </w:p>
-    <w:p>
-      <w:pPr>
-        <w:pStyle w:val="8"/>
-        <w:tabs>
-          <w:tab w:val="right" w:leader="dot" w:pos="8306"/>
-        </w:tabs>
-      </w:pPr>
-      <w:r>
-        <w:fldChar w:fldCharType="begin"/>
-      </w:r>
-      <w:r>
-        <w:instrText xml:space="preserve"> HYPERLINK \l _Toc1124199808 </w:instrText>
-      </w:r>
-      <w:r>
-        <w:fldChar w:fldCharType="separate"/>
-      </w:r>
-      <w:r>
-        <w:rPr>
-          <w:rFonts w:ascii="黑体" w:hAnsi="黑体" w:eastAsia="黑体" w:cs="黑体"/>
-        </w:rPr>
-        <w:t>5.1 进度安排</w:t>
-      </w:r>
-      <w:r>
-        <w:tab/>
-      </w:r>
-      <w:r>
-        <w:fldChar w:fldCharType="begin"/>
-      </w:r>
-      <w:r>
-        <w:instrText xml:space="preserve"> PAGEREF _Toc1124199808 \h </w:instrText>
-      </w:r>
-      <w:r>
-        <w:fldChar w:fldCharType="separate"/>
-      </w:r>
-      <w:r>
-        <w:t>20</w:t>
-      </w:r>
-      <w:r>
-        <w:fldChar w:fldCharType="end"/>
-      </w:r>
-      <w:r>
-        <w:fldChar w:fldCharType="end"/>
-      </w:r>
-    </w:p>
-    <w:p>
-      <w:pPr>
-        <w:pStyle w:val="8"/>
-        <w:tabs>
-          <w:tab w:val="right" w:leader="dot" w:pos="8306"/>
-        </w:tabs>
-      </w:pPr>
-      <w:r>
-        <w:fldChar w:fldCharType="begin"/>
-      </w:r>
-      <w:r>
-        <w:instrText xml:space="preserve"> HYPERLINK \l _Toc865046750 </w:instrText>
-      </w:r>
-      <w:r>
-        <w:fldChar w:fldCharType="separate"/>
-      </w:r>
-      <w:r>
-        <w:rPr>
-          <w:rFonts w:ascii="黑体" w:hAnsi="黑体" w:eastAsia="黑体" w:cs="黑体"/>
-        </w:rPr>
-        <w:t>5.2 预期达到的目标</w:t>
-      </w:r>
-      <w:r>
-        <w:tab/>
-      </w:r>
-      <w:r>
-        <w:fldChar w:fldCharType="begin"/>
-      </w:r>
-      <w:r>
-        <w:instrText xml:space="preserve"> PAGEREF _Toc865046750 \h </w:instrText>
-      </w:r>
-      <w:r>
-        <w:fldChar w:fldCharType="separate"/>
-      </w:r>
-      <w:r>
-        <w:t>21</w:t>
+        <w:t>22</w:t>
       </w:r>
       <w:r>
         <w:fldChar w:fldCharType="end"/>
@@ -1964,7 +2042,7 @@
         <w:fldChar w:fldCharType="begin"/>
       </w:r>
       <w:r>
-        <w:instrText xml:space="preserve"> HYPERLINK \l _Toc376437060 </w:instrText>
+        <w:instrText xml:space="preserve"> HYPERLINK \l _Toc1161039853 </w:instrText>
       </w:r>
       <w:r>
         <w:fldChar w:fldCharType="separate"/>
@@ -1973,7 +2051,7 @@
         <w:rPr>
           <w:rFonts w:ascii="黑体" w:hAnsi="黑体" w:eastAsia="黑体" w:cs="黑体"/>
         </w:rPr>
-        <w:t>6．课题已具备和所需的条件、经费</w:t>
+        <w:t>8．主要参考文献</w:t>
       </w:r>
       <w:r>
         <w:tab/>
@@ -1982,233 +2060,13 @@
         <w:fldChar w:fldCharType="begin"/>
       </w:r>
       <w:r>
-        <w:instrText xml:space="preserve"> PAGEREF _Toc376437060 \h </w:instrText>
+        <w:instrText xml:space="preserve"> PAGEREF _Toc1161039853 \h </w:instrText>
       </w:r>
       <w:r>
         <w:fldChar w:fldCharType="separate"/>
       </w:r>
       <w:r>
-        <w:t>22</w:t>
-      </w:r>
-      <w:r>
-        <w:fldChar w:fldCharType="end"/>
-      </w:r>
-      <w:r>
-        <w:fldChar w:fldCharType="end"/>
-      </w:r>
-    </w:p>
-    <w:p>
-      <w:pPr>
-        <w:pStyle w:val="8"/>
-        <w:tabs>
-          <w:tab w:val="right" w:leader="dot" w:pos="8306"/>
-        </w:tabs>
-      </w:pPr>
-      <w:r>
-        <w:fldChar w:fldCharType="begin"/>
-      </w:r>
-      <w:r>
-        <w:instrText xml:space="preserve"> HYPERLINK \l _Toc290843358 </w:instrText>
-      </w:r>
-      <w:r>
-        <w:fldChar w:fldCharType="separate"/>
-      </w:r>
-      <w:r>
-        <w:rPr>
-          <w:rFonts w:ascii="黑体" w:hAnsi="黑体" w:eastAsia="黑体" w:cs="黑体"/>
-        </w:rPr>
-        <w:t>6.1 已具备条件</w:t>
-      </w:r>
-      <w:r>
-        <w:tab/>
-      </w:r>
-      <w:r>
-        <w:fldChar w:fldCharType="begin"/>
-      </w:r>
-      <w:r>
-        <w:instrText xml:space="preserve"> PAGEREF _Toc290843358 \h </w:instrText>
-      </w:r>
-      <w:r>
-        <w:fldChar w:fldCharType="separate"/>
-      </w:r>
-      <w:r>
-        <w:t>22</w:t>
-      </w:r>
-      <w:r>
-        <w:fldChar w:fldCharType="end"/>
-      </w:r>
-      <w:r>
-        <w:fldChar w:fldCharType="end"/>
-      </w:r>
-    </w:p>
-    <w:p>
-      <w:pPr>
-        <w:pStyle w:val="8"/>
-        <w:tabs>
-          <w:tab w:val="right" w:leader="dot" w:pos="8306"/>
-        </w:tabs>
-      </w:pPr>
-      <w:r>
-        <w:fldChar w:fldCharType="begin"/>
-      </w:r>
-      <w:r>
-        <w:instrText xml:space="preserve"> HYPERLINK \l _Toc531537334 </w:instrText>
-      </w:r>
-      <w:r>
-        <w:fldChar w:fldCharType="separate"/>
-      </w:r>
-      <w:r>
-        <w:rPr>
-          <w:rFonts w:ascii="黑体" w:hAnsi="黑体" w:eastAsia="黑体" w:cs="黑体"/>
-        </w:rPr>
-        <w:t>6.2 所需条件</w:t>
-      </w:r>
-      <w:r>
-        <w:tab/>
-      </w:r>
-      <w:r>
-        <w:fldChar w:fldCharType="begin"/>
-      </w:r>
-      <w:r>
-        <w:instrText xml:space="preserve"> PAGEREF _Toc531537334 \h </w:instrText>
-      </w:r>
-      <w:r>
-        <w:fldChar w:fldCharType="separate"/>
-      </w:r>
-      <w:r>
-        <w:t>22</w:t>
-      </w:r>
-      <w:r>
-        <w:fldChar w:fldCharType="end"/>
-      </w:r>
-      <w:r>
-        <w:fldChar w:fldCharType="end"/>
-      </w:r>
-    </w:p>
-    <w:p>
-      <w:pPr>
-        <w:pStyle w:val="8"/>
-        <w:tabs>
-          <w:tab w:val="right" w:leader="dot" w:pos="8306"/>
-        </w:tabs>
-      </w:pPr>
-      <w:r>
-        <w:fldChar w:fldCharType="begin"/>
-      </w:r>
-      <w:r>
-        <w:instrText xml:space="preserve"> HYPERLINK \l _Toc16001018 </w:instrText>
-      </w:r>
-      <w:r>
-        <w:fldChar w:fldCharType="separate"/>
-      </w:r>
-      <w:r>
-        <w:rPr>
-          <w:rFonts w:ascii="黑体" w:hAnsi="黑体" w:eastAsia="黑体" w:cs="黑体"/>
-        </w:rPr>
-        <w:t>6.3 经费</w:t>
-      </w:r>
-      <w:r>
-        <w:tab/>
-      </w:r>
-      <w:r>
-        <w:fldChar w:fldCharType="begin"/>
-      </w:r>
-      <w:r>
-        <w:instrText xml:space="preserve"> PAGEREF _Toc16001018 \h </w:instrText>
-      </w:r>
-      <w:r>
-        <w:fldChar w:fldCharType="separate"/>
-      </w:r>
-      <w:r>
-        <w:t>22</w:t>
-      </w:r>
-      <w:r>
-        <w:fldChar w:fldCharType="end"/>
-      </w:r>
-      <w:r>
-        <w:fldChar w:fldCharType="end"/>
-      </w:r>
-    </w:p>
-    <w:p>
-      <w:pPr>
-        <w:pStyle w:val="7"/>
-        <w:tabs>
-          <w:tab w:val="right" w:leader="dot" w:pos="8306"/>
-        </w:tabs>
-      </w:pPr>
-      <w:r>
-        <w:fldChar w:fldCharType="begin"/>
-      </w:r>
-      <w:r>
-        <w:instrText xml:space="preserve"> HYPERLINK \l _Toc493653651 </w:instrText>
-      </w:r>
-      <w:r>
-        <w:fldChar w:fldCharType="separate"/>
-      </w:r>
-      <w:r>
-        <w:rPr>
-          <w:rFonts w:ascii="黑体" w:hAnsi="黑体" w:eastAsia="黑体" w:cs="黑体"/>
-        </w:rPr>
-        <w:t>7．研究过程中可能遇到的困难和问题，解决的措施</w:t>
-      </w:r>
-      <w:r>
-        <w:tab/>
-      </w:r>
-      <w:r>
-        <w:fldChar w:fldCharType="begin"/>
-      </w:r>
-      <w:r>
-        <w:instrText xml:space="preserve"> PAGEREF _Toc493653651 \h </w:instrText>
-      </w:r>
-      <w:r>
-        <w:fldChar w:fldCharType="separate"/>
-      </w:r>
-      <w:r>
-        <w:t>24</w:t>
-      </w:r>
-      <w:r>
-        <w:fldChar w:fldCharType="end"/>
-      </w:r>
-      <w:r>
-        <w:fldChar w:fldCharType="end"/>
-      </w:r>
-    </w:p>
-    <w:p>
-      <w:pPr>
-        <w:pStyle w:val="7"/>
-        <w:tabs>
-          <w:tab w:val="right" w:leader="dot" w:pos="8306"/>
-        </w:tabs>
-      </w:pPr>
-      <w:r>
-        <w:fldChar w:fldCharType="begin"/>
-      </w:r>
-      <w:r>
-        <w:instrText xml:space="preserve"> HYPERLINK \l _Toc1107583996 </w:instrText>
-      </w:r>
-      <w:r>
-        <w:fldChar w:fldCharType="separate"/>
-      </w:r>
-      <w:r>
-        <w:rPr>
-          <w:rFonts w:ascii="黑体" w:hAnsi="黑体" w:eastAsia="黑体" w:cs="黑体"/>
-        </w:rPr>
-        <w:t>8．主要参考文献</w:t>
-      </w:r>
-      <w:r>
-        <w:tab/>
-      </w:r>
-      <w:r>
-        <w:fldChar w:fldCharType="begin"/>
-      </w:r>
-      <w:r>
-        <w:instrText xml:space="preserve"> PAGEREF _Toc1107583996 \h </w:instrText>
-      </w:r>
-      <w:r>
-        <w:fldChar w:fldCharType="separate"/>
-      </w:r>
-      <w:r>
-        <w:t>25</w:t>
+        <w:t>23</w:t>
       </w:r>
       <w:r>
         <w:fldChar w:fldCharType="end"/>
@@ -2238,7 +2096,7 @@
       <w:pPr>
         <w:pStyle w:val="2"/>
       </w:pPr>
-      <w:bookmarkStart w:id="0" w:name="_Toc88311075"/>
+      <w:bookmarkStart w:id="0" w:name="_Toc1298162467"/>
       <w:r>
         <w:rPr>
           <w:rFonts w:ascii="黑体" w:hAnsi="黑体" w:eastAsia="黑体" w:cs="黑体"/>
@@ -2254,7 +2112,7 @@
       <w:pPr>
         <w:pStyle w:val="3"/>
       </w:pPr>
-      <w:bookmarkStart w:id="1" w:name="_Toc333037448"/>
+      <w:bookmarkStart w:id="1" w:name="_Toc1930212996"/>
       <w:r>
         <w:rPr>
           <w:rFonts w:ascii="黑体" w:hAnsi="黑体" w:eastAsia="黑体" w:cs="黑体"/>
@@ -2288,7 +2146,7 @@
       <w:pPr>
         <w:pStyle w:val="3"/>
       </w:pPr>
-      <w:bookmarkStart w:id="2" w:name="_Toc1018004454"/>
+      <w:bookmarkStart w:id="2" w:name="_Toc1201852190"/>
       <w:r>
         <w:rPr>
           <w:rFonts w:ascii="黑体" w:hAnsi="黑体" w:eastAsia="黑体" w:cs="黑体"/>
@@ -2349,7 +2207,7 @@
       <w:pPr>
         <w:pStyle w:val="3"/>
       </w:pPr>
-      <w:bookmarkStart w:id="3" w:name="_Toc598642729"/>
+      <w:bookmarkStart w:id="3" w:name="_Toc298573648"/>
       <w:r>
         <w:rPr>
           <w:rFonts w:ascii="黑体" w:hAnsi="黑体" w:eastAsia="黑体" w:cs="黑体"/>
@@ -2357,7 +2215,7 @@
           <w:color w:val="000000"/>
           <w:sz w:val="24"/>
         </w:rPr>
-        <w:t>1.3 传统后训练方法的局限</w:t>
+        <w:t>1.3 研究目的和意义</w:t>
       </w:r>
       <w:bookmarkEnd w:id="3"/>
     </w:p>
@@ -2367,7 +2225,37 @@
         <w:jc w:val="both"/>
       </w:pPr>
       <w:r>
-        <w:t>监督微调根据给定的输入—输出样本直接提高参考答案的概率，训练稳定且实现成熟。然而，学生推理时可能生成与示范不同的前缀，随后进入训练数据未覆盖的状态。Huszár 对自回归目标和 scheduled sampling 的分析表明，训练分布与生成分布的差异会影响学习目标的一致性[5]。DAgger 通过在学生策略到访的状态上查询专家动作来缓解模仿学习中的分布偏移[3]，ImitKD 又将这一思路用于自回归蒸馏[4]。这些工作共同构成 OPD 的理论基础。</w:t>
+        <w:t>本课题拟实现以下研究目标：</w:t>
+      </w:r>
+    </w:p>
+    <w:p>
+      <w:pPr>
+        <w:pStyle w:val="17"/>
+        <w:ind w:firstLine="420"/>
+        <w:jc w:val="left"/>
+      </w:pPr>
+      <w:r>
+        <w:t>1. 梳理离线蒸馏、在线策略蒸馏、KL 散度和工具增强模型的发展脉络，明确 OPD 在 Function Calling 场景中的研究问题。</w:t>
+      </w:r>
+    </w:p>
+    <w:p>
+      <w:pPr>
+        <w:pStyle w:val="17"/>
+        <w:ind w:firstLine="420"/>
+        <w:jc w:val="left"/>
+      </w:pPr>
+      <w:r>
+        <w:t>2. 在统一的 OPD 后训练流程中比较主要散度方向和监督信息粒度（或估计方式），具体实验矩阵见第 3、4 节。</w:t>
+      </w:r>
+    </w:p>
+    <w:p>
+      <w:pPr>
+        <w:pStyle w:val="17"/>
+        <w:ind w:firstLine="420"/>
+        <w:jc w:val="left"/>
+      </w:pPr>
+      <w:r>
+        <w:t>3. 从任务正确率、训练稳定性、分布变化和资源开销等方面分析方法差异，并通过 vLLM 或自建测试程序测量推理吞吐、延迟与端到端调用成功率。</w:t>
       </w:r>
     </w:p>
     <w:p>
@@ -2376,23 +2264,30 @@
         <w:jc w:val="both"/>
       </w:pPr>
       <w:r>
-        <w:t>强化学习依赖环境奖励，偏好优化利用回答之间的偏好关系，两者的监督形式都不同于本课题采用的 token 分布。因此，本文仅将强化学习和偏好优化作为相关背景，不纳入主要对照实验。</w:t>
-      </w:r>
-    </w:p>
-    <w:p>
-      <w:pPr>
-        <w:ind w:firstLine="420"/>
-        <w:jc w:val="both"/>
-      </w:pPr>
-      <w:r>
-        <w:t>传统离线蒸馏可以使用教师分布或教师生成的答案训练学生，但如果训练轨迹始终来自教师，学生在自身错误前缀上的恢复能力便难以得到充分训练。OPD 先由学生生成轨迹，再让教师在学生实际访问的前缀上提供反馈，使训练状态更接近部署时的状态[7][10]。本文将围绕师生能力差距、模板兼容性、散度方向和监督信息粒度，分析这一机制在 Function Calling 任务中的表现。</w:t>
-      </w:r>
+        <w:t>在理论层面，本文把学生状态分布、散度方向和教师监督支持集作为三个独立因素，补充 Function Calling 场景下的 OPD 研究；在应用层面，考察小模型经 LoRA 后训练获得工具调用能力的可行性，并分析稀疏监督在模型效果与教师反馈开销之间的权衡，为低延迟、低成本和本地部署提供参考。</w:t>
+      </w:r>
+    </w:p>
+    <w:p>
+      <w:pPr>
+        <w:pStyle w:val="2"/>
+      </w:pPr>
+      <w:bookmarkStart w:id="4" w:name="_Toc1605502544"/>
+      <w:r>
+        <w:rPr>
+          <w:rFonts w:ascii="黑体" w:hAnsi="黑体" w:eastAsia="黑体" w:cs="黑体"/>
+          <w:b/>
+          <w:color w:val="000000"/>
+          <w:sz w:val="28"/>
+        </w:rPr>
+        <w:t>2．国内外在该方向的研究现状及分析</w:t>
+      </w:r>
+      <w:bookmarkEnd w:id="4"/>
     </w:p>
     <w:p>
       <w:pPr>
         <w:pStyle w:val="3"/>
       </w:pPr>
-      <w:bookmarkStart w:id="4" w:name="_Toc427460108"/>
+      <w:bookmarkStart w:id="5" w:name="_Toc549232453"/>
       <w:r>
         <w:rPr>
           <w:rFonts w:ascii="黑体" w:hAnsi="黑体" w:eastAsia="黑体" w:cs="黑体"/>
@@ -2400,141 +2295,9 @@
           <w:color w:val="000000"/>
           <w:sz w:val="24"/>
         </w:rPr>
-        <w:t>1.4 在线策略蒸馏的研究价值</w:t>
-      </w:r>
-      <w:bookmarkEnd w:id="4"/>
-    </w:p>
-    <w:p>
-      <w:pPr>
-        <w:ind w:firstLine="420"/>
-        <w:jc w:val="both"/>
-      </w:pPr>
-      <w:r>
-        <w:t>设学生策略为 πθ、教师策略为 πφ。对于输入 x，学生按照自身策略生成序列 y₁:T，教师在前缀 (x,y&lt;t) 上给出下一 token 的概率分布或局部评分，学生再依据分布差异更新参数。与仅使用教师示范的离线蒸馏相比，OPD 把监督放在学生真实访问的状态上；与只依赖任务奖励的强化学习相比，教师分布又能提供更密集的 token 级信号。</w:t>
-      </w:r>
-    </w:p>
-    <w:p>
-      <w:pPr>
-        <w:ind w:firstLine="420"/>
-        <w:jc w:val="both"/>
-      </w:pPr>
-      <w:r>
-        <w:t>GKD 研究了如何从学生自生成的错误中进行在线蒸馏[7]；MiniLLM 将 Reverse KL 与序列级优化结合[8]；DistiLLM 则讨论了 skew KL 和学生样本复用[9]。后续研究继续从状态覆盖、师生兼容性、Top-K 支持集和失败模式等方面分析 OPD[11][12][13]，并提出混合策略与效率改进方案[14]。相关综述将这些方法归纳为不同优化对象、监督来源和稳定化手段的组合[15]。</w:t>
-      </w:r>
-    </w:p>
-    <w:p>
-      <w:pPr>
-        <w:ind w:firstLine="420"/>
-        <w:jc w:val="both"/>
-      </w:pPr>
-      <w:r>
-        <w:t>本文在统一条件下考察上述变量：学生模型固定为 Qwen3-0.6B，教师模型固定为 Qwen3-4B，学生采用 LoRA 更新，任务统一为 Function Calling，实验主要改变散度方向和监督信息粒度。各组保持模型规模、任务类型、训练预算与评测规则一致，以便把观察到的差异尽可能归因于蒸馏方法本身。</w:t>
-      </w:r>
-    </w:p>
-    <w:p>
-      <w:pPr>
-        <w:ind w:firstLine="420"/>
-        <w:jc w:val="both"/>
-      </w:pPr>
-      <w:r>
-        <w:t>Function Calling 能够从多个层次观察 OPD 的训练效果。函数名和参数具有明确的结构约束，既可分析教师知识在 token 分布层面的传递，也可统计函数与参数的正确率，并通过实际执行结果判断任务是否完成。这些指标相互补充，有助于解释不同蒸馏方案在效果与效率上的差别。</w:t>
-      </w:r>
-    </w:p>
-    <w:p>
-      <w:pPr>
-        <w:pStyle w:val="3"/>
-      </w:pPr>
-      <w:bookmarkStart w:id="5" w:name="_Toc989235941"/>
-      <w:r>
-        <w:rPr>
-          <w:rFonts w:ascii="黑体" w:hAnsi="黑体" w:eastAsia="黑体" w:cs="黑体"/>
-          <w:b/>
-          <w:color w:val="000000"/>
-          <w:sz w:val="24"/>
-        </w:rPr>
-        <w:t>1.5 研究目的和意义</w:t>
+        <w:t>2.1 大语言模型后训练和知识蒸馏</w:t>
       </w:r>
       <w:bookmarkEnd w:id="5"/>
-    </w:p>
-    <w:p>
-      <w:pPr>
-        <w:ind w:firstLine="420"/>
-        <w:jc w:val="both"/>
-      </w:pPr>
-      <w:r>
-        <w:t>本课题拟实现以下研究目标：</w:t>
-      </w:r>
-    </w:p>
-    <w:p>
-      <w:pPr>
-        <w:pStyle w:val="17"/>
-        <w:ind w:firstLine="420"/>
-        <w:jc w:val="left"/>
-      </w:pPr>
-      <w:r>
-        <w:t>1. 梳理离线蒸馏、在线策略蒸馏、KL 散度和工具增强模型的发展脉络，明确 OPD 在 Function Calling 场景中的研究问题。</w:t>
-      </w:r>
-    </w:p>
-    <w:p>
-      <w:pPr>
-        <w:pStyle w:val="17"/>
-        <w:ind w:firstLine="420"/>
-        <w:jc w:val="left"/>
-      </w:pPr>
-      <w:r>
-        <w:t>2. 在统一的 OPD 后训练流程中比较主要散度方向和监督信息粒度（或估计方式），具体实验矩阵见第 3、4 节。</w:t>
-      </w:r>
-    </w:p>
-    <w:p>
-      <w:pPr>
-        <w:pStyle w:val="17"/>
-        <w:ind w:firstLine="420"/>
-        <w:jc w:val="left"/>
-      </w:pPr>
-      <w:r>
-        <w:t>3. 从任务正确率、训练稳定性、分布变化和资源开销等方面分析方法差异，并通过 vLLM 或自建测试程序测量推理吞吐、延迟与端到端调用成功率。</w:t>
-      </w:r>
-    </w:p>
-    <w:p>
-      <w:pPr>
-        <w:ind w:firstLine="420"/>
-        <w:jc w:val="both"/>
-      </w:pPr>
-      <w:r>
-        <w:t>在理论层面，本文把学生状态分布、散度方向和教师监督支持集作为三个独立因素，补充 Function Calling 场景下的 OPD 研究；在应用层面，考察小模型经 LoRA 后训练获得工具调用能力的可行性，并分析稀疏监督在模型效果与教师反馈开销之间的权衡，为低延迟、低成本和本地部署提供参考。</w:t>
-      </w:r>
-    </w:p>
-    <w:p>
-      <w:pPr>
-        <w:pStyle w:val="2"/>
-      </w:pPr>
-      <w:bookmarkStart w:id="6" w:name="_Toc270065313"/>
-      <w:r>
-        <w:rPr>
-          <w:rFonts w:ascii="黑体" w:hAnsi="黑体" w:eastAsia="黑体" w:cs="黑体"/>
-          <w:b/>
-          <w:color w:val="000000"/>
-          <w:sz w:val="28"/>
-        </w:rPr>
-        <w:t>2．国内外在该方向的研究现状及分析</w:t>
-      </w:r>
-      <w:bookmarkEnd w:id="6"/>
-    </w:p>
-    <w:p>
-      <w:pPr>
-        <w:pStyle w:val="3"/>
-      </w:pPr>
-      <w:bookmarkStart w:id="7" w:name="_Toc1354769480"/>
-      <w:r>
-        <w:rPr>
-          <w:rFonts w:ascii="黑体" w:hAnsi="黑体" w:eastAsia="黑体" w:cs="黑体"/>
-          <w:b/>
-          <w:color w:val="000000"/>
-          <w:sz w:val="24"/>
-        </w:rPr>
-        <w:t>2.1 大语言模型后训练和知识蒸馏</w:t>
-      </w:r>
-      <w:bookmarkEnd w:id="7"/>
     </w:p>
     <w:p>
       <w:pPr>
@@ -2583,7 +2346,7 @@
         </w:rPr>
         <w:t xml:space="preserve">表 </w:t>
       </w:r>
-      <w:bookmarkStart w:id="8" w:name="_RefTable2_1"/>
+      <w:bookmarkStart w:id="6" w:name="_RefTable2_1"/>
       <w:r>
         <w:rPr>
           <w:rFonts w:ascii="Times New Roman" w:hAnsi="Times New Roman" w:eastAsia="Songti SC"/>
@@ -2626,7 +2389,7 @@
         </w:rPr>
         <w:fldChar w:fldCharType="end"/>
       </w:r>
-      <w:bookmarkEnd w:id="8"/>
+      <w:bookmarkEnd w:id="6"/>
       <w:r>
         <w:rPr>
           <w:rFonts w:ascii="Times New Roman" w:hAnsi="Times New Roman" w:eastAsia="Songti SC"/>
@@ -3009,7 +2772,7 @@
       <w:pPr>
         <w:pStyle w:val="3"/>
       </w:pPr>
-      <w:bookmarkStart w:id="9" w:name="_Toc1989024866"/>
+      <w:bookmarkStart w:id="7" w:name="_Toc1065122765"/>
       <w:r>
         <w:rPr>
           <w:rFonts w:ascii="黑体" w:hAnsi="黑体" w:eastAsia="黑体" w:cs="黑体"/>
@@ -3019,7 +2782,7 @@
         </w:rPr>
         <w:t>2.2 分布偏移与在线策略蒸馏</w:t>
       </w:r>
-      <w:bookmarkEnd w:id="9"/>
+      <w:bookmarkEnd w:id="7"/>
     </w:p>
     <w:p>
       <w:pPr>
@@ -3036,7 +2799,7 @@
         <w:jc w:val="both"/>
       </w:pPr>
       <w:r>
-        <w:t>GKD 在学生自生成的错误上进行蒸馏，并比较不同生成方式和散度设置[7]；MiniLLM 从序列级目标出发讨论 Reverse KL 的模式选择特性[8]；DistiLLM 通过 skew KL 与样本复用探索效果和成本之间的平衡[9]。Thinking Machines Lab 的技术文章总结了学生 rollout、教师逐 token 反馈和 Reverse KL 的工程流程，可作为系统实现的参考[10]。</w:t>
+        <w:t>GKD 在学生自生成的错误上进行蒸馏，并比较不同生成方式和散度设置[7]；MiniLLM 从序列级目标出发讨论 Reverse KL 的模式选择特性[8]；DistiLLM 通过 skew KL 与样本复用探索效果和成本之间的平衡[9]。SWITCH 进一步指出，学生生成序列可能包含噪声或偏差，并通过选择性教师介入改善长序列蒸馏[10]。</w:t>
       </w:r>
     </w:p>
     <w:p>
@@ -3045,7 +2808,7 @@
         <w:jc w:val="both"/>
       </w:pPr>
       <w:r>
-        <w:t>近期研究进一步指出，OPD 的效果还取决于师生推理模式是否兼容、教师能否提供学生尚未掌握的能力、提示能覆盖哪些状态，以及轨迹长度如何设置[11][12]。采样 token 的信号失衡、学生前缀漂移、特殊 token 和 tokenizer 差异，也会削弱训练稳定性[13]。Hybrid Policy Distillation 探讨了 Forward KL 与 Reverse KL 的混合方式[14]，相关综述则按优化对象、监督来源和稳定化策略对现有工作进行了归纳[15]。这些结论为本文选择实验变量和分析维度提供了依据。</w:t>
+        <w:t>近期研究把 OPD 的关注点推进到效率、稳定性和监督适配。前缀蒸馏表明，较短的学生生成前缀可以保留主要训练信号并显著降低计算量[11]；Veto 通过重构目标分布抑制低置信度 token 上的有害梯度，并在性能与多样性之间进行调节[12]；PromptKD 则从学生友好监督的角度改善教师知识的可学习性[13]。TACL 的模型压缩综述和 ACL 的蒸馏设计空间研究进一步说明，知识蒸馏需要同时考虑目标函数、师生能力差距和计算预算[14][15]。</w:t>
       </w:r>
     </w:p>
     <w:p>
@@ -3063,7 +2826,7 @@
         <w:jc w:val="both"/>
       </w:pPr>
       <w:r>
-        <w:t>教师能力能否有效传递，还取决于师生模型的兼容程度。推理模式、输出格式或工具调用习惯的差异会改变教师在学生状态上提供的信号，学生容量也会限制其吸收完整教师分布的能力。Rethinking OPD 系列工作对兼容性、状态覆盖和提示多样性的讨论[12][13]，为本文分析师生分布重叠与格式错误提供了依据。</w:t>
+        <w:t>教师能力能否有效传递，还取决于师生模型的兼容程度。推理模式、输出格式或工具调用习惯的差异会改变教师在学生状态上提供的信号，学生容量也会限制其吸收完整教师分布的能力。SWITCH、PromptKD 与稳定化 OPD 的研究分别从学生轨迹噪声、学生友好监督和目标重构角度说明，教师更强并不等于监督天然有效[10][12][13]。这些结论为本文分析师生分布重叠与格式错误提供了依据。</w:t>
       </w:r>
     </w:p>
     <w:p>
@@ -3091,14 +2854,14 @@
           <w:rFonts w:ascii="Times New Roman" w:hAnsi="Times New Roman" w:eastAsia="宋体"/>
           <w:sz w:val="24"/>
         </w:rPr>
-        <w:t>研究重点也逐渐从“是否使用学生生成数据”转向“学生实际访问了哪些状态”。即使教师和损失函数相同，rollout 策略、数据混合比例和学生初始能力仍会改变教师监督覆盖的区域[11][12]。另有研究重新考察数据来源、采样预算和训练稳定性，强调性能增益应与额外的教师推理成本同时报告[13]。HPD 从师生偏好异构的角度说明，单一 KL 方向未必适用于所有样本和训练阶段[14]。因此，本文把 OPD 视为一个受控实验框架，在相同数据、模型、预算和评测协议下分离考察各项设计因素。</w:t>
+        <w:t>研究重点也逐渐从“是否使用学生生成数据”转向“哪些学生状态值得接受教师监督”。前缀蒸馏通过缩短学生轨迹降低在线采样成本[11]，稳定化 OPD 则针对早期训练中的噪声反馈和异常梯度重新构造目标[12]。PromptKD 说明教师输出是否适合学生学习同样会影响蒸馏效果[13]。因此，本文不把 OPD 视为单一算法，而把它作为一个受控实验框架，在相同数据、模型、预算和评测协议下分别考察状态分布、散度目标和监督粒度。</w:t>
       </w:r>
     </w:p>
     <w:p>
       <w:pPr>
         <w:pStyle w:val="3"/>
       </w:pPr>
-      <w:bookmarkStart w:id="10" w:name="_Toc1810473660"/>
+      <w:bookmarkStart w:id="8" w:name="_Toc94629963"/>
       <w:r>
         <w:rPr>
           <w:rFonts w:ascii="黑体" w:hAnsi="黑体" w:eastAsia="黑体" w:cs="黑体"/>
@@ -3108,7 +2871,7 @@
         </w:rPr>
         <w:t>2.3 KL 散度方向与广义散度</w:t>
       </w:r>
-      <w:bookmarkEnd w:id="10"/>
+      <w:bookmarkEnd w:id="8"/>
     </w:p>
     <w:p>
       <w:pPr>
@@ -3116,7 +2879,101 @@
         <w:jc w:val="both"/>
       </w:pPr>
       <w:r>
-        <w:t>KL 散度由 Kullback 和 Leibler 在信息论研究中提出[17]。令 p_T 与 p_S 分别表示教师分布和学生分布，Forward KL 与 Reverse KL 定义为：</w:t>
+        <w:t xml:space="preserve">KL 散度由 Kullback 和 Leibler 在信息论研究中提出[17]。令 </w:t>
+      </w:r>
+      <m:oMath>
+        <m:sSub>
+          <m:sSubPr>
+            <m:ctrlPr>
+              <w:rPr>
+                <w:rFonts w:hint="default" w:ascii="DejaVu Math TeX Gyre" w:hAnsi="DejaVu Math TeX Gyre"/>
+                <w:sz w:val="24"/>
+              </w:rPr>
+            </m:ctrlPr>
+          </m:sSubPr>
+          <m:e>
+            <m:r>
+              <m:rPr/>
+              <w:rPr>
+                <w:rFonts w:hint="default" w:ascii="DejaVu Math TeX Gyre" w:hAnsi="DejaVu Math TeX Gyre"/>
+                <w:sz w:val="24"/>
+              </w:rPr>
+              <m:t>p</m:t>
+            </m:r>
+            <m:ctrlPr>
+              <w:rPr>
+                <w:rFonts w:ascii="DejaVu Math TeX Gyre" w:hAnsi="DejaVu Math TeX Gyre"/>
+                <w:sz w:val="24"/>
+              </w:rPr>
+            </m:ctrlPr>
+          </m:e>
+          <m:sub>
+            <m:r>
+              <m:rPr/>
+              <w:rPr>
+                <w:rFonts w:hint="default" w:ascii="DejaVu Math TeX Gyre" w:hAnsi="DejaVu Math TeX Gyre"/>
+                <w:sz w:val="24"/>
+              </w:rPr>
+              <m:t>T</m:t>
+            </m:r>
+            <m:ctrlPr>
+              <w:rPr>
+                <w:rFonts w:ascii="DejaVu Math TeX Gyre" w:hAnsi="DejaVu Math TeX Gyre"/>
+                <w:sz w:val="24"/>
+              </w:rPr>
+            </m:ctrlPr>
+          </m:sub>
+        </m:sSub>
+      </m:oMath>
+      <w:r>
+        <w:t xml:space="preserve"> 与 </w:t>
+      </w:r>
+      <m:oMath>
+        <m:sSub>
+          <m:sSubPr>
+            <m:ctrlPr>
+              <w:rPr>
+                <w:rFonts w:hint="default" w:ascii="DejaVu Math TeX Gyre" w:hAnsi="DejaVu Math TeX Gyre"/>
+                <w:sz w:val="24"/>
+              </w:rPr>
+            </m:ctrlPr>
+          </m:sSubPr>
+          <m:e>
+            <m:r>
+              <m:rPr/>
+              <w:rPr>
+                <w:rFonts w:hint="default" w:ascii="DejaVu Math TeX Gyre" w:hAnsi="DejaVu Math TeX Gyre"/>
+                <w:sz w:val="24"/>
+              </w:rPr>
+              <m:t>p</m:t>
+            </m:r>
+            <m:ctrlPr>
+              <w:rPr>
+                <w:rFonts w:ascii="DejaVu Math TeX Gyre" w:hAnsi="DejaVu Math TeX Gyre"/>
+                <w:sz w:val="24"/>
+              </w:rPr>
+            </m:ctrlPr>
+          </m:e>
+          <m:sub>
+            <m:r>
+              <m:rPr/>
+              <w:rPr>
+                <w:rFonts w:hint="default" w:ascii="DejaVu Math TeX Gyre" w:hAnsi="DejaVu Math TeX Gyre"/>
+                <w:sz w:val="24"/>
+              </w:rPr>
+              <m:t>S</m:t>
+            </m:r>
+            <m:ctrlPr>
+              <w:rPr>
+                <w:rFonts w:ascii="DejaVu Math TeX Gyre" w:hAnsi="DejaVu Math TeX Gyre"/>
+                <w:sz w:val="24"/>
+              </w:rPr>
+            </m:ctrlPr>
+          </m:sub>
+        </m:sSub>
+      </m:oMath>
+      <w:r>
+        <w:t xml:space="preserve"> 分别表示教师分布和学生分布，Forward KL 与 Reverse KL 定义为：</w:t>
       </w:r>
     </w:p>
     <w:p>
@@ -3805,7 +3662,7 @@
           <w:rFonts w:ascii="Times New Roman" w:hAnsi="Times New Roman" w:eastAsia="宋体"/>
           <w:sz w:val="24"/>
         </w:rPr>
-        <w:t>从分布几何看，只要教师对某个 token 赋予不可忽略的概率，Forward KL 就会对学生过低的概率施加较大惩罚，因此具有覆盖倾向；Reverse KL 更强调学生当前支持集中的概率质量，更新容易集中到少数高概率模式。前者有利于保留教师分布中次优但合理的候选，后者在学生容量有限时可能更符合“优先学会最可能答案”的资源分配方式[8][10]。不过，温度、序列长度、有效 token mask 和支持集截断方式都会影响这种差异，不能只根据损失名称推断最终表现。</w:t>
+        <w:t>从分布几何看，只要教师对某个 token 赋予不可忽略的概率，Forward KL 就会对学生过低的概率施加较大惩罚，因此具有覆盖倾向；Reverse KL 更强调学生当前支持集中的概率质量，更新容易集中到少数高概率模式。前者有利于保留教师分布中次优但合理的候选，后者在学生容量有限时可能更符合“优先学会最可能答案”的资源分配方式[8][9]。不过，温度、序列长度、有效 token mask 和支持集截断方式都会影响这种差异，不能只根据损失名称推断最终表现。</w:t>
       </w:r>
     </w:p>
     <w:p>
@@ -3819,14 +3676,14 @@
           <w:rFonts w:ascii="Times New Roman" w:hAnsi="Times New Roman" w:eastAsia="宋体"/>
           <w:sz w:val="24"/>
         </w:rPr>
-        <w:t>广义散度为两种倾向提供了连续的折中空间。GKD 用可调散度族统一若干常见目标[7]，DistiLLM 通过 skew KL 调节分布覆盖与模式选择[9]，HPD 则从师生异构性出发讨论样本级或阶段级适配[14]。对小模型而言，散度选择还与数值实现紧密相关：Top-K 截断后的重归一化、教师概率下界、混合精度下的 log-sum-exp 和序列 mask 都会改变梯度尺度。本文将散度定义、支持集协议和稳定化实现一并记录，使实验结论能够追溯到具体计算过程。</w:t>
+        <w:t>广义散度为分布覆盖与模式选择提供了连续的折中空间。GKD 用可调散度族统一若干常见目标[7]，DistiLLM 通过 skew KL 调节两种偏好[9]，稳定化 OPD 则说明目标分布的构造会直接影响低置信度 token 上的梯度和生成多样性[12]。对小模型而言，Top-K 截断后的重归一化、教师概率下界、混合精度下的 log-sum-exp 和序列 mask 都会改变梯度尺度。本文将散度定义、支持集协议和稳定化实现一并记录，使结论能够追溯到具体计算过程。</w:t>
       </w:r>
     </w:p>
     <w:p>
       <w:pPr>
         <w:pStyle w:val="3"/>
       </w:pPr>
-      <w:bookmarkStart w:id="11" w:name="_Toc935009277"/>
+      <w:bookmarkStart w:id="9" w:name="_Toc1307889361"/>
       <w:r>
         <w:rPr>
           <w:rFonts w:ascii="黑体" w:hAnsi="黑体" w:eastAsia="黑体" w:cs="黑体"/>
@@ -3836,7 +3693,7 @@
         </w:rPr>
         <w:t>2.4 监督信息粒度与资源效率</w:t>
       </w:r>
-      <w:bookmarkEnd w:id="11"/>
+      <w:bookmarkEnd w:id="9"/>
     </w:p>
     <w:p>
       <w:pPr>
@@ -3844,7 +3701,7 @@
         <w:jc w:val="both"/>
       </w:pPr>
       <w:r>
-        <w:t>全词表监督在每个位置保留完整的教师分布，信息最充分，但词表维度也带来较高的计算、显存和传输开销。Top-K 只保留指定支持集中的高概率 token，需要明确 K 值、支持集来源、截断后的归一化方式和支持集外概率处理。K1 sampled-token 则对分布目标进行单样本估计。相关 OPD 研究为分析信息覆盖与训练稳定性提供了参考[11][13]，本文将在统一任务中比较三种方案的效果和成本。</w:t>
+        <w:t>全词表监督在每个位置保留完整的教师分布，信息最充分，但词表维度也带来较高的计算、显存和传输开销。Top-K 只保留指定支持集中的高概率 token，需要明确 K 值、支持集来源、截断后的归一化方式和支持集外概率处理。K1 sampled-token 则对分布目标进行单样本估计。前缀蒸馏和蒸馏设计空间研究表明，信息覆盖、训练成本和模型容量需要联合考虑[11][14][15]，本文将在统一任务中比较三种方案的效果与成本。</w:t>
       </w:r>
     </w:p>
     <w:p>
@@ -3867,7 +3724,7 @@
           <w:rFonts w:ascii="Times New Roman" w:hAnsi="Times New Roman" w:eastAsia="宋体"/>
           <w:sz w:val="24"/>
         </w:rPr>
-        <w:t>监督信息粒度同时决定教师知识的表达能力和计算成本。全词表分布能够保留长尾 token 之间的相对关系，但需要传输或即时计算大量 logits；Top-K 显著降低存储与通信压力，却引入支持集选择和尾部概率质量处理问题；K1 sampled-token 把监督进一步压缩为单样本估计，开销最低，但梯度方差、proposal 分布和随机种子会直接影响稳定性。现有研究表明，教师信息量与最终性能并非简单的线性关系；学生到访状态是否有效，以及有限预算是否用于高价值 token，同样会影响结果[11][13]。</w:t>
+        <w:t>监督信息粒度同时决定教师知识的表达能力和计算成本。全词表分布能够保留长尾 token 之间的相对关系，但需要传输或即时计算大量 logits；Top-K 显著降低存储与通信压力，却引入支持集选择和尾部概率质量处理问题；K1 sampled-token 把监督进一步压缩为单样本估计，开销最低，但梯度方差、proposal 分布和随机种子会直接影响稳定性。现有研究表明，缩短监督范围可以降低成本，而目标构造又会影响训练稳定性[11][12]，因此教师信息量与最终性能并不是简单的线性关系。</w:t>
       </w:r>
     </w:p>
     <w:p>
@@ -3888,7 +3745,7 @@
       <w:pPr>
         <w:pStyle w:val="3"/>
       </w:pPr>
-      <w:bookmarkStart w:id="12" w:name="_Toc1563073440"/>
+      <w:bookmarkStart w:id="10" w:name="_Toc53879635"/>
       <w:r>
         <w:rPr>
           <w:rFonts w:ascii="黑体" w:hAnsi="黑体" w:eastAsia="黑体" w:cs="黑体"/>
@@ -3898,7 +3755,7 @@
         </w:rPr>
         <w:t>2.5 Function Calling 数据与评测研究</w:t>
       </w:r>
-      <w:bookmarkEnd w:id="12"/>
+      <w:bookmarkEnd w:id="10"/>
     </w:p>
     <w:p>
       <w:pPr>
@@ -3989,9 +3846,52 @@
     </w:p>
     <w:p>
       <w:pPr>
+        <w:pStyle w:val="3"/>
+      </w:pPr>
+      <w:bookmarkStart w:id="11" w:name="_Toc1464410058"/>
+      <w:r>
+        <w:rPr>
+          <w:rFonts w:ascii="黑体" w:hAnsi="黑体" w:eastAsia="黑体" w:cs="黑体"/>
+          <w:b/>
+          <w:color w:val="000000"/>
+          <w:sz w:val="24"/>
+        </w:rPr>
+        <w:t>2.6 现有方法的问题与本文的研究切入点</w:t>
+      </w:r>
+      <w:bookmarkEnd w:id="11"/>
+    </w:p>
+    <w:p>
+      <w:pPr>
+        <w:ind w:firstLine="420"/>
+        <w:jc w:val="both"/>
+      </w:pPr>
+      <w:r>
+        <w:t>现有方法首先面临训练状态与部署状态不一致的问题。监督微调和离线蒸馏主要在参考答案或教师轨迹上优化，而学生在推理时必须沿自身预测继续生成，早期偏差会改变后续前缀并产生误差累积[3][4][5]。OPD 通过在学生到访状态上查询教师缓解这种分布偏移，但学生轨迹本身可能包含噪声、无效前缀或结构错误，教师反馈是否仍然有效取决于学生访问了哪些状态[7][10]。</w:t>
+      </w:r>
+    </w:p>
+    <w:p>
+      <w:pPr>
+        <w:ind w:firstLine="420"/>
+        <w:jc w:val="both"/>
+      </w:pPr>
+      <w:r>
+        <w:t>其次，即使状态来源相同，蒸馏目标仍会改变知识传递的方向。Forward KL 强调覆盖教师分布，Reverse KL 更关注学生当前支持集，skew KL、JSD 等广义散度则在两种倾向之间调节[7][8][9]。已有研究还表明，低置信度 token、师生分布差异和目标构造方式可能造成梯度异常或多样性下降[12]，因此不能脱离具体任务和学生容量评价某一种散度。</w:t>
+      </w:r>
+    </w:p>
+    <w:p>
+      <w:pPr>
+        <w:ind w:firstLine="420"/>
+        <w:jc w:val="both"/>
+      </w:pPr>
+      <w:r>
+        <w:t>最后，教师信息越完整，计算和存储成本通常越高。全词表监督保留完整分布，Top-K 和单样本估计能够压缩反馈，却会引入支持集截断、概率质量丢失与估计方差。前缀蒸馏与相关效率研究说明，更多教师信息并不必然带来等比例收益[11][14][15]。据此，本文把现有问题归纳为三个相互关联的研究问题：学生状态分布上的教师监督是否有效，不同散度如何影响优化行为，以及监督信息粒度如何在效果与资源开销之间取得平衡。Function Calling 的结构化输出和可执行评测为回答这三个问题提供了统一场景。</w:t>
+      </w:r>
+    </w:p>
+    <w:p>
+      <w:pPr>
         <w:pStyle w:val="2"/>
       </w:pPr>
-      <w:bookmarkStart w:id="13" w:name="_Toc407852329"/>
+      <w:bookmarkStart w:id="12" w:name="_Toc29766539"/>
       <w:r>
         <w:rPr>
           <w:rFonts w:ascii="黑体" w:hAnsi="黑体" w:eastAsia="黑体" w:cs="黑体"/>
@@ -4001,13 +3901,13 @@
         </w:rPr>
         <w:t>3．主要研究内容</w:t>
       </w:r>
-      <w:bookmarkEnd w:id="13"/>
+      <w:bookmarkEnd w:id="12"/>
     </w:p>
     <w:p>
       <w:pPr>
         <w:pStyle w:val="3"/>
       </w:pPr>
-      <w:bookmarkStart w:id="14" w:name="_Toc6292279"/>
+      <w:bookmarkStart w:id="13" w:name="_Toc2070014869"/>
       <w:r>
         <w:rPr>
           <w:rFonts w:ascii="黑体" w:hAnsi="黑体" w:eastAsia="黑体" w:cs="黑体"/>
@@ -4015,9 +3915,9 @@
           <w:color w:val="000000"/>
           <w:sz w:val="24"/>
         </w:rPr>
-        <w:t>3.1 统一的在线策略蒸馏研究流程</w:t>
-      </w:r>
-      <w:bookmarkEnd w:id="14"/>
+        <w:t>3.1 研究问题概述</w:t>
+      </w:r>
+      <w:bookmarkEnd w:id="13"/>
     </w:p>
     <w:p>
       <w:pPr>
@@ -4025,14 +3925,44 @@
         <w:jc w:val="both"/>
       </w:pPr>
       <w:r>
-        <w:t>研究流程以学生自主生成的 Function Calling 轨迹为中心：学生模型在当前 LoRA 参数下生成函数调用或自然语言响应，冻结的教师模型在学生访问的前缀上提供 token 级分布反馈，学生再依据指定散度和监督信息粒度更新 LoRA。各方案共用数据、模型模板、训练预算和评测规则，并记录学生轨迹、教师反馈、损失状态与资源占用。该流程参考 GKD、MiniLLM 对学生状态和教师反馈的讨论，以及 Thinking Machines Lab 技术文章给出的工程实现[7][8][10]。</w:t>
+        <w:t>本文不把模型、数据、LoRA 配置和评测脚本分别列为独立研究内容，而把它们视为统一实验条件。在此基础上，研究内容归纳为以下三个问题，并分别对应论文第 3.2、3.3 和 3.4 节：</w:t>
+      </w:r>
+    </w:p>
+    <w:p>
+      <w:pPr>
+        <w:pStyle w:val="17"/>
+        <w:ind w:firstLine="420"/>
+        <w:jc w:val="left"/>
+      </w:pPr>
+      <w:r>
+        <w:t>1. 学生状态分布问题：教师在学生自主生成的哪些状态上提供反馈，才能真正缓解训练与推理之间的分布偏移？</w:t>
+      </w:r>
+    </w:p>
+    <w:p>
+      <w:pPr>
+        <w:pStyle w:val="17"/>
+        <w:ind w:firstLine="420"/>
+        <w:jc w:val="left"/>
+      </w:pPr>
+      <w:r>
+        <w:t>2. 散度目标问题：Forward KL、Reverse KL 和广义散度如何改变学生的分布覆盖、模式选择与训练稳定性？</w:t>
+      </w:r>
+    </w:p>
+    <w:p>
+      <w:pPr>
+        <w:pStyle w:val="17"/>
+        <w:ind w:firstLine="420"/>
+        <w:jc w:val="left"/>
+      </w:pPr>
+      <w:r>
+        <w:t>3. 监督信息粒度问题：全词表、Top-K 和 K1 sampled-token 如何在任务效果、估计方差与教师反馈成本之间权衡？</w:t>
       </w:r>
     </w:p>
     <w:p>
       <w:pPr>
         <w:pStyle w:val="3"/>
       </w:pPr>
-      <w:bookmarkStart w:id="15" w:name="_Toc527634450"/>
+      <w:bookmarkStart w:id="14" w:name="_Toc1504821883"/>
       <w:r>
         <w:rPr>
           <w:rFonts w:ascii="黑体" w:hAnsi="黑体" w:eastAsia="黑体" w:cs="黑体"/>
@@ -4040,9 +3970,9 @@
           <w:color w:val="000000"/>
           <w:sz w:val="24"/>
         </w:rPr>
-        <w:t>3.2 三类散度目标</w:t>
-      </w:r>
-      <w:bookmarkEnd w:id="15"/>
+        <w:t>3.2 学生状态分布上的有效教师监督</w:t>
+      </w:r>
+      <w:bookmarkEnd w:id="14"/>
     </w:p>
     <w:p>
       <w:pPr>
@@ -4050,14 +3980,14 @@
         <w:jc w:val="both"/>
       </w:pPr>
       <w:r>
-        <w:t>第一项研究内容是比较 Forward KL、Reverse KL 和代表性广义散度。Forward KL 用于考察教师分布的覆盖，Reverse KL 用于考察学生生成区域与教师分布的匹配，广义散度则用于调节两种偏好。所有目标共用输入、mask、支持集定义和数值精度设置。</w:t>
+        <w:t>第一个问题关注“在哪里学习”。学生 rollout 决定教师监督所覆盖的前缀状态；状态过于接近参考答案，难以暴露部署时的真实错误，状态质量过低，又可能使教师反馈被噪声主导。研究将固定模型、数据和生成协议，分析学生前缀、格式错误与任务结果之间的关系，判断 OPD 相对于离线蒸馏是否确实改善了有效状态覆盖[7][10][11]。</w:t>
       </w:r>
     </w:p>
     <w:p>
       <w:pPr>
         <w:pStyle w:val="3"/>
       </w:pPr>
-      <w:bookmarkStart w:id="16" w:name="_Toc992222687"/>
+      <w:bookmarkStart w:id="15" w:name="_Toc626476862"/>
       <w:r>
         <w:rPr>
           <w:rFonts w:ascii="黑体" w:hAnsi="黑体" w:eastAsia="黑体" w:cs="黑体"/>
@@ -4065,9 +3995,9 @@
           <w:color w:val="000000"/>
           <w:sz w:val="24"/>
         </w:rPr>
-        <w:t>3.3 三种监督信息粒度/估计方式</w:t>
-      </w:r>
-      <w:bookmarkEnd w:id="16"/>
+        <w:t>3.3 不同散度目标的优化偏好</w:t>
+      </w:r>
+      <w:bookmarkEnd w:id="15"/>
     </w:p>
     <w:p>
       <w:pPr>
@@ -4075,59 +4005,14 @@
         <w:jc w:val="both"/>
       </w:pPr>
       <w:r>
-        <w:t>第二项研究内容是统一比较三种监督信息粒度或估计方式：</w:t>
-      </w:r>
-    </w:p>
-    <w:p>
-      <w:pPr>
-        <w:pStyle w:val="17"/>
-        <w:ind w:firstLine="420"/>
-        <w:jc w:val="left"/>
-      </w:pPr>
-      <w:r>
-        <w:rPr>
-          <w:b/>
-        </w:rPr>
-        <w:t>• 全词表：使用教师的完整词表分布，作为信息保留最充分的参照。</w:t>
-      </w:r>
-    </w:p>
-    <w:p>
-      <w:pPr>
-        <w:pStyle w:val="17"/>
-        <w:ind w:firstLine="420"/>
-        <w:jc w:val="left"/>
-      </w:pPr>
-      <w:r>
-        <w:rPr>
-          <w:b/>
-        </w:rPr>
-        <w:t>• Top-K：只保留指定支持集内的教师高概率 token，考察压缩反馈后的效果与资源变化。</w:t>
-      </w:r>
-    </w:p>
-    <w:p>
-      <w:pPr>
-        <w:pStyle w:val="17"/>
-        <w:ind w:firstLine="420"/>
-        <w:jc w:val="left"/>
-      </w:pPr>
-      <w:r>
-        <w:t>• K1 sampled-token：从教师分布中采样一个 token，以单样本方式估计相应期望，并分析估计方差；该方法与 Top-1 argmax 硬标签监督分别记录。</w:t>
-      </w:r>
-    </w:p>
-    <w:p>
-      <w:pPr>
-        <w:ind w:firstLine="420"/>
-        <w:jc w:val="both"/>
-      </w:pPr>
-      <w:r>
-        <w:t>Top-K 实验统一规定支持集构造、归一化和支持集外概率处理；K1 实验统一规定 proposal、梯度估计和随机种子管理。比较内容包括 Function Calling 的格式、函数选择、参数与执行结果，以及训练稳定性和资源开销。</w:t>
+        <w:t>第二个问题关注“如何学习”。在相同学生轨迹上，Forward KL、Reverse KL 与广义散度对教师分布的利用方式不同，可能分别表现为候选覆盖、模式集中或二者之间的折中。研究将通过训练稳定性、分布统计和 Function Calling 错误类型，解释不同散度产生差异的原因，而不是只比较单一的最终准确率[7][8][9][12]。</w:t>
       </w:r>
     </w:p>
     <w:p>
       <w:pPr>
         <w:pStyle w:val="3"/>
       </w:pPr>
-      <w:bookmarkStart w:id="17" w:name="_Toc1076181454"/>
+      <w:bookmarkStart w:id="16" w:name="_Toc84298393"/>
       <w:r>
         <w:rPr>
           <w:rFonts w:ascii="黑体" w:hAnsi="黑体" w:eastAsia="黑体" w:cs="黑体"/>
@@ -4135,9 +4020,9 @@
           <w:color w:val="000000"/>
           <w:sz w:val="24"/>
         </w:rPr>
-        <w:t>3.4 LoRA 后训练与教师—学生关系</w:t>
-      </w:r>
-      <w:bookmarkEnd w:id="17"/>
+        <w:t>3.4 监督信息粒度与资源效率</w:t>
+      </w:r>
+      <w:bookmarkEnd w:id="16"/>
     </w:p>
     <w:p>
       <w:pPr>
@@ -4145,115 +4030,14 @@
         <w:jc w:val="both"/>
       </w:pPr>
       <w:r>
-        <w:t>LoRA 将基座权重的更新表示为低秩增量[19]：</w:t>
-      </w:r>
-    </w:p>
-    <w:p>
-      <w:pPr>
-        <w:ind w:firstLine="0"/>
-        <w:jc w:val="center"/>
-      </w:pPr>
-      <m:oMathPara>
-        <m:oMath>
-          <m:r>
-            <m:rPr/>
-            <m:t>W=</m:t>
-          </m:r>
-          <m:sSub>
-            <m:sSubPr/>
-            <m:e>
-              <m:r>
-                <m:rPr/>
-                <m:t>W</m:t>
-              </m:r>
-            </m:e>
-            <m:sub>
-              <m:r>
-                <m:rPr/>
-                <m:t>0</m:t>
-              </m:r>
-            </m:sub>
-          </m:sSub>
-          <m:r>
-            <m:rPr/>
-            <m:t>+</m:t>
-          </m:r>
-          <m:r>
-            <m:rPr>
-              <m:sty m:val="p"/>
-            </m:rPr>
-            <m:t>ΔW</m:t>
-          </m:r>
-          <m:r>
-            <m:rPr/>
-            <m:t>=</m:t>
-          </m:r>
-          <m:sSub>
-            <m:sSubPr/>
-            <m:e>
-              <m:r>
-                <m:rPr/>
-                <m:t>W</m:t>
-              </m:r>
-            </m:e>
-            <m:sub>
-              <m:r>
-                <m:rPr/>
-                <m:t>0</m:t>
-              </m:r>
-            </m:sub>
-          </m:sSub>
-          <m:r>
-            <m:rPr/>
-            <m:t>+</m:t>
-          </m:r>
-          <m:f>
-            <m:fPr/>
-            <m:num>
-              <m:r>
-                <m:rPr/>
-                <m:t>α</m:t>
-              </m:r>
-            </m:num>
-            <m:den>
-              <m:r>
-                <m:rPr/>
-                <m:t>r</m:t>
-              </m:r>
-            </m:den>
-          </m:f>
-          <m:r>
-            <m:rPr>
-              <m:sty m:val="p"/>
-            </m:rPr>
-            <m:t>BA</m:t>
-          </m:r>
-        </m:oMath>
-      </m:oMathPara>
-    </w:p>
-    <w:p>
-      <w:pPr>
-        <w:ind w:firstLine="420"/>
-        <w:jc w:val="both"/>
-      </w:pPr>
-      <w:r>
-        <w:t>学生模型采用 LoRA 进行后训练。各对照组统一设置插入位置、秩、缩放系数、学习率、序列长度和可训练参数范围。训练前检查 Qwen3-0.6B 与 Qwen3-4B 的 tokenizer、特殊 token 和 Function Calling 模板，建立一致的编码、对齐与输出解析流程。</w:t>
-      </w:r>
-    </w:p>
-    <w:p>
-      <w:pPr>
-        <w:ind w:firstLine="420"/>
-        <w:jc w:val="both"/>
-      </w:pPr>
-      <w:r>
-        <w:t>LoRA 用于控制可训练参数规模，使各蒸馏方案从同一学生基座出发。实验将分别记录 adapter 的保存、加载和合并方式，以及部署后端的加载配置，以区分训练参数变化与服务加载方式带来的影响。</w:t>
+        <w:t>第三个问题关注“使用多少教师信息”。全词表监督、Top-K 和 K1 sampled-token 逐步减少教师信息量，同时改变支持集覆盖、估计偏差和梯度方差。研究将在统一训练预算下同时报告任务表现、教师反馈量、训练时间和显存占用，从而判断稀疏监督节省的资源是否足以补偿可能的性能损失[11][14][15]。</w:t>
       </w:r>
     </w:p>
     <w:p>
       <w:pPr>
         <w:pStyle w:val="3"/>
       </w:pPr>
-      <w:bookmarkStart w:id="18" w:name="_Toc1274422344"/>
+      <w:bookmarkStart w:id="17" w:name="_Toc1611367778"/>
       <w:r>
         <w:rPr>
           <w:rFonts w:ascii="黑体" w:hAnsi="黑体" w:eastAsia="黑体" w:cs="黑体"/>
@@ -4261,24 +4045,165 @@
           <w:color w:val="000000"/>
           <w:sz w:val="24"/>
         </w:rPr>
-        <w:t>3.5 Function Calling 评测与推理性能分析</w:t>
+        <w:t>3.5 三个研究问题之间的关系</w:t>
+      </w:r>
+      <w:bookmarkEnd w:id="17"/>
+    </w:p>
+    <w:p>
+      <w:pPr>
+        <w:ind w:firstLine="420"/>
+        <w:jc w:val="both"/>
+      </w:pPr>
+      <w:r>
+        <w:t xml:space="preserve">三个问题的关系如图 </w:t>
+      </w:r>
+      <w:r>
+        <w:fldChar w:fldCharType="begin"/>
+      </w:r>
+      <w:r>
+        <w:instrText xml:space="preserve"> REF _RefFigureResearchQuestions \h </w:instrText>
+      </w:r>
+      <w:r>
+        <w:fldChar w:fldCharType="separate"/>
+      </w:r>
+      <w:r>
+        <w:rPr>
+          <w:rFonts w:ascii="Times New Roman" w:hAnsi="Times New Roman" w:eastAsia="宋体"/>
+          <w:sz w:val="21"/>
+        </w:rPr>
+        <w:t>1</w:t>
+      </w:r>
+      <w:r>
+        <w:fldChar w:fldCharType="end"/>
+      </w:r>
+      <w:r>
+        <w:t xml:space="preserve"> 所示。学生状态分布确定教师监督发生的位置，散度目标决定教师分布如何转化为参数更新，监督信息粒度进一步限定可用信息及其计算成本。三者最终在统一的 Function Calling 评测框架中接受任务效果、训练稳定性和资源开销的共同检验。</w:t>
+      </w:r>
+    </w:p>
+    <w:p>
+      <w:pPr>
+        <w:keepNext/>
+        <w:jc w:val="center"/>
+      </w:pPr>
+      <w:r>
+        <w:drawing>
+          <wp:inline distT="0" distB="0" distL="114300" distR="114300">
+            <wp:extent cx="5615940" cy="2526665"/>
+            <wp:effectExtent l="0" t="0" r="22860" b="13335"/>
+            <wp:docPr id="7" name="Picture 7"/>
+            <wp:cNvGraphicFramePr>
+              <a:graphicFrameLocks xmlns:a="http://schemas.openxmlformats.org/drawingml/2006/main" noChangeAspect="1"/>
+            </wp:cNvGraphicFramePr>
+            <a:graphic xmlns:a="http://schemas.openxmlformats.org/drawingml/2006/main">
+              <a:graphicData uri="http://schemas.openxmlformats.org/drawingml/2006/picture">
+                <pic:pic xmlns:pic="http://schemas.openxmlformats.org/drawingml/2006/picture">
+                  <pic:nvPicPr>
+                    <pic:cNvPr id="7" name="Picture 7"/>
+                    <pic:cNvPicPr>
+                      <a:picLocks noChangeAspect="1"/>
+                    </pic:cNvPicPr>
+                  </pic:nvPicPr>
+                  <pic:blipFill>
+                    <a:blip r:embed="rId8"/>
+                    <a:stretch>
+                      <a:fillRect/>
+                    </a:stretch>
+                  </pic:blipFill>
+                  <pic:spPr>
+                    <a:xfrm>
+                      <a:off x="0" y="0"/>
+                      <a:ext cx="5616000" cy="2527200"/>
+                    </a:xfrm>
+                    <a:prstGeom prst="rect">
+                      <a:avLst/>
+                    </a:prstGeom>
+                  </pic:spPr>
+                </pic:pic>
+              </a:graphicData>
+            </a:graphic>
+          </wp:inline>
+        </w:drawing>
+      </w:r>
+    </w:p>
+    <w:p>
+      <w:pPr>
+        <w:spacing w:before="0" w:after="120" w:line="240" w:lineRule="auto"/>
+        <w:ind w:firstLine="0"/>
+        <w:jc w:val="center"/>
+      </w:pPr>
+      <w:r>
+        <w:rPr>
+          <w:rFonts w:ascii="Times New Roman" w:hAnsi="Times New Roman" w:eastAsia="宋体"/>
+          <w:sz w:val="21"/>
+        </w:rPr>
+        <w:t xml:space="preserve">图 </w:t>
+      </w:r>
+      <w:bookmarkStart w:id="18" w:name="_RefFigureResearchQuestions"/>
+      <w:r>
+        <w:rPr>
+          <w:rFonts w:ascii="Times New Roman" w:hAnsi="Times New Roman" w:eastAsia="宋体"/>
+          <w:sz w:val="21"/>
+        </w:rPr>
+        <w:fldChar w:fldCharType="begin"/>
+      </w:r>
+      <w:r>
+        <w:rPr>
+          <w:rFonts w:ascii="Times New Roman" w:hAnsi="Times New Roman" w:eastAsia="宋体"/>
+          <w:sz w:val="21"/>
+        </w:rPr>
+        <w:instrText xml:space="preserve"> SEQ Figure \* ARABIC </w:instrText>
+      </w:r>
+      <w:r>
+        <w:rPr>
+          <w:rFonts w:ascii="Times New Roman" w:hAnsi="Times New Roman" w:eastAsia="宋体"/>
+          <w:sz w:val="21"/>
+        </w:rPr>
+        <w:fldChar w:fldCharType="separate"/>
+      </w:r>
+      <w:r>
+        <w:rPr>
+          <w:rFonts w:ascii="Times New Roman" w:hAnsi="Times New Roman" w:eastAsia="宋体"/>
+          <w:sz w:val="21"/>
+        </w:rPr>
+        <w:t>1</w:t>
+      </w:r>
+      <w:r>
+        <w:rPr>
+          <w:rFonts w:ascii="Times New Roman" w:hAnsi="Times New Roman" w:eastAsia="宋体"/>
+          <w:sz w:val="21"/>
+        </w:rPr>
+        <w:fldChar w:fldCharType="end"/>
       </w:r>
       <w:bookmarkEnd w:id="18"/>
-    </w:p>
-    <w:p>
-      <w:pPr>
-        <w:ind w:firstLine="420"/>
-        <w:jc w:val="both"/>
-      </w:pPr>
-      <w:r>
-        <w:t>离线评测按层次记录格式解析、函数名、参数键值、schema 合法性、单步调用执行和端到端任务完成情况，并对语义等价的参数表达进行规范化。代表性 checkpoint 将通过 vLLM 或自建测试程序加载，在统一输入、函数 schema、采样设置和评测规则下测量任务指标、推理吞吐、首 token 延迟、完整响应延迟与显存占用。vLLM 的 PagedAttention 为推理性能分析提供了技术基础[20]。</w:t>
-      </w:r>
+      <w:r>
+        <w:rPr>
+          <w:rFonts w:ascii="Times New Roman" w:hAnsi="Times New Roman" w:eastAsia="宋体"/>
+          <w:sz w:val="21"/>
+        </w:rPr>
+        <w:t xml:space="preserve">  三个研究问题及其关系</w:t>
+      </w:r>
+    </w:p>
+    <w:p>
+      <w:pPr>
+        <w:pStyle w:val="2"/>
+      </w:pPr>
+      <w:bookmarkStart w:id="19" w:name="_Toc341972529"/>
+      <w:r>
+        <w:rPr>
+          <w:rFonts w:ascii="黑体" w:hAnsi="黑体" w:eastAsia="黑体" w:cs="黑体"/>
+          <w:b/>
+          <w:color w:val="000000"/>
+          <w:sz w:val="28"/>
+        </w:rPr>
+        <w:t>4．研究方案</w:t>
+      </w:r>
+      <w:bookmarkEnd w:id="19"/>
     </w:p>
     <w:p>
       <w:pPr>
         <w:pStyle w:val="3"/>
       </w:pPr>
-      <w:bookmarkStart w:id="19" w:name="_Toc214440430"/>
+      <w:bookmarkStart w:id="20" w:name="_Toc866055531"/>
       <w:r>
         <w:rPr>
           <w:rFonts w:ascii="黑体" w:hAnsi="黑体" w:eastAsia="黑体" w:cs="黑体"/>
@@ -4286,133 +4211,9 @@
           <w:color w:val="000000"/>
           <w:sz w:val="24"/>
         </w:rPr>
-        <w:t>3.6 研究问题</w:t>
-      </w:r>
-      <w:bookmarkEnd w:id="19"/>
-    </w:p>
-    <w:p>
-      <w:pPr>
-        <w:ind w:firstLine="420"/>
-        <w:jc w:val="both"/>
-      </w:pPr>
-      <w:r>
-        <w:t>研究将围绕以下问题展开：</w:t>
-      </w:r>
-    </w:p>
-    <w:p>
-      <w:pPr>
-        <w:pStyle w:val="17"/>
-        <w:ind w:firstLine="420"/>
-        <w:jc w:val="left"/>
-      </w:pPr>
-      <w:r>
-        <w:t>1. 在 Qwen3 Function Calling 任务中，三类散度是否会产生可解释的工具选择、参数生成或格式差异？</w:t>
-      </w:r>
-    </w:p>
-    <w:p>
-      <w:pPr>
-        <w:pStyle w:val="17"/>
-        <w:ind w:firstLine="420"/>
-        <w:jc w:val="left"/>
-      </w:pPr>
-      <w:r>
-        <w:t>2. 全词表、Top-K 和 K1 如何在效果、稳定性与教师反馈开销之间取舍？</w:t>
-      </w:r>
-    </w:p>
-    <w:p>
-      <w:pPr>
-        <w:pStyle w:val="17"/>
-        <w:ind w:firstLine="420"/>
-        <w:jc w:val="left"/>
-      </w:pPr>
-      <w:r>
-        <w:t>3. 支持集外 token、前缀偏移、熵变化和格式错误能否解释 Top-K/K1 的主要失败模式？</w:t>
-      </w:r>
-    </w:p>
-    <w:p>
-      <w:pPr>
-        <w:pStyle w:val="17"/>
-        <w:ind w:firstLine="420"/>
-        <w:jc w:val="left"/>
-      </w:pPr>
-      <w:r>
-        <w:t>4. 不同蒸馏目标在任务正确率、训练效率和推理性能上的变化趋势是否一致？</w:t>
-      </w:r>
-    </w:p>
-    <w:p>
-      <w:pPr>
-        <w:ind w:firstLine="420"/>
-        <w:jc w:val="both"/>
-      </w:pPr>
-      <w:r>
-        <w:t>这些问题将贯穿实验设计、结果分析和论文讨论。</w:t>
-      </w:r>
-    </w:p>
-    <w:p>
-      <w:pPr>
-        <w:pStyle w:val="3"/>
-      </w:pPr>
-      <w:bookmarkStart w:id="20" w:name="_Toc622747344"/>
-      <w:r>
-        <w:rPr>
-          <w:rFonts w:ascii="黑体" w:hAnsi="黑体" w:eastAsia="黑体" w:cs="黑体"/>
-          <w:b/>
-          <w:color w:val="000000"/>
-          <w:sz w:val="24"/>
-        </w:rPr>
-        <w:t>3.7 各研究内容之间的关系</w:t>
+        <w:t>4.1 总体技术路线</w:t>
       </w:r>
       <w:bookmarkEnd w:id="20"/>
-    </w:p>
-    <w:p>
-      <w:pPr>
-        <w:ind w:firstLine="420"/>
-        <w:jc w:val="both"/>
-      </w:pPr>
-      <w:r>
-        <w:t>各项研究内容依次衔接：数据与模板首先确定学生生成轨迹的任务接口；学生轨迹和教师前缀反馈共同决定 OPD 的状态分布；散度方向和监督信息粒度进一步决定教师信息如何转化为学生更新；最后，任务指标、训练资源与推理性能用于评价不同方法。结果分析将结合中间分布、训练稳定性、资源消耗和最终调用成功率解释实验现象。</w:t>
-      </w:r>
-    </w:p>
-    <w:p>
-      <w:pPr>
-        <w:ind w:firstLine="420"/>
-        <w:jc w:val="both"/>
-      </w:pPr>
-      <w:r>
-        <w:t>性能分析分为训练与推理两个阶段。训练阶段记录学生 rollout、教师前向和 LoRA 更新的耗时、吞吐、显存占用及数值稳定性；推理阶段在 vLLM 或自建测试程序中固定输入、函数 schema、采样参数和数值精度，测量任务正确率、吞吐和延迟。</w:t>
-      </w:r>
-    </w:p>
-    <w:p>
-      <w:pPr>
-        <w:pStyle w:val="2"/>
-      </w:pPr>
-      <w:bookmarkStart w:id="21" w:name="_Toc1826798777"/>
-      <w:r>
-        <w:rPr>
-          <w:rFonts w:ascii="黑体" w:hAnsi="黑体" w:eastAsia="黑体" w:cs="黑体"/>
-          <w:b/>
-          <w:color w:val="000000"/>
-          <w:sz w:val="28"/>
-        </w:rPr>
-        <w:t>4．研究方案</w:t>
-      </w:r>
-      <w:bookmarkEnd w:id="21"/>
-    </w:p>
-    <w:p>
-      <w:pPr>
-        <w:pStyle w:val="3"/>
-      </w:pPr>
-      <w:bookmarkStart w:id="22" w:name="_Toc433343880"/>
-      <w:r>
-        <w:rPr>
-          <w:rFonts w:ascii="黑体" w:hAnsi="黑体" w:eastAsia="黑体" w:cs="黑体"/>
-          <w:b/>
-          <w:color w:val="000000"/>
-          <w:sz w:val="24"/>
-        </w:rPr>
-        <w:t>4.1 总体技术路线</w:t>
-      </w:r>
-      <w:bookmarkEnd w:id="22"/>
     </w:p>
     <w:p>
       <w:pPr>
@@ -4451,9 +4252,9 @@
       <w:r>
         <w:rPr>
           <w:rFonts w:ascii="Times New Roman" w:hAnsi="Times New Roman" w:eastAsia="宋体"/>
-          <w:sz w:val="24"/>
-        </w:rPr>
-        <w:t>1</w:t>
+          <w:sz w:val="21"/>
+        </w:rPr>
+        <w:t>2</w:t>
       </w:r>
       <w:r>
         <w:rPr>
@@ -4486,6 +4287,72 @@
       </w:pPr>
       <w:r>
         <w:t>每项实验关联四类信息：研究定义，包括散度、监督粒度、支持集和 mask；数据定义，包括来源、版本、划分和过滤规则；模型定义，包括学生、教师、LoRA 与模板；运行定义，包括随机种子、计算资源、依赖和执行命令。这些信息共同构成复现实验和解释结果的依据。</w:t>
+      </w:r>
+    </w:p>
+    <w:p>
+      <w:pPr>
+        <w:ind w:firstLine="420"/>
+        <w:jc w:val="both"/>
+      </w:pPr>
+      <w:r>
+        <w:t>形式化地，设输入 x 来自任务数据分布 𝒟，学生策略为 πθ，冻结教师策略为 πφ。学生先按照当前策略生成轨迹 y；在有效位置 t，教师和学生基于同一学生前缀给出条件分布：</w:t>
+      </w:r>
+    </w:p>
+    <w:p>
+      <w:pPr>
+        <w:ind w:firstLine="0"/>
+        <w:jc w:val="center"/>
+      </w:pPr>
+      <w:r>
+        <w:rPr>
+          <w:rFonts w:ascii="Cambria Math" w:hAnsi="Cambria Math" w:eastAsia="Cambria Math"/>
+          <w:sz w:val="23"/>
+        </w:rPr>
+        <w:t>y ∼ πθ(·|x)，    pT,t = πφ(·|x, y&lt;t)，    pS,t = πθ(·|x, y&lt;t)。</w:t>
+      </w:r>
+    </w:p>
+    <w:p>
+      <w:pPr>
+        <w:ind w:firstLine="0"/>
+        <w:jc w:val="center"/>
+      </w:pPr>
+      <w:r>
+        <w:rPr>
+          <w:rFonts w:ascii="Cambria Math" w:hAnsi="Cambria Math" w:eastAsia="Cambria Math"/>
+          <w:sz w:val="23"/>
+        </w:rPr>
+        <w:t>LD(θ) = 𝔼x∼𝒟 𝔼y∼πθ(·|x) [ (1/|M|) Σt∈M D(pT,t ‖ pS,t) ]。</w:t>
+      </w:r>
+    </w:p>
+    <w:p>
+      <w:pPr>
+        <w:ind w:firstLine="420"/>
+        <w:jc w:val="both"/>
+      </w:pPr>
+      <w:r>
+        <w:t>其中，M 表示由消息边界、工具边界和响应位置确定的有效 token 集，D 表示待比较的散度。监督信息粒度由压缩或采样算子 Cg 控制：</w:t>
+      </w:r>
+    </w:p>
+    <w:p>
+      <w:pPr>
+        <w:ind w:firstLine="0"/>
+        <w:jc w:val="center"/>
+      </w:pPr>
+      <w:r>
+        <w:rPr>
+          <w:rFonts w:ascii="Cambria Math" w:hAnsi="Cambria Math" w:eastAsia="Cambria Math"/>
+          <w:sz w:val="23"/>
+        </w:rPr>
+        <w:t>qT,t = Cg(pT,t)，    g ∈ {Full Vocabulary, Top-K, K1}。</w:t>
+      </w:r>
+    </w:p>
+    <w:p>
+      <w:pPr>
+        <w:ind w:firstLine="420"/>
+        <w:jc w:val="both"/>
+      </w:pPr>
+      <w:r>
+        <w:t>上述表达把三个研究问题对应到同一目标中：轨迹分布 y∼πθ 决定监督状态，散度 D 决定优化偏好，算子 Cg 决定教师信息的保留范围和计算成本。后续实验只改变其中一个因素，其余条件保持一致。</w:t>
       </w:r>
     </w:p>
     <w:p>
@@ -4512,7 +4379,7 @@
                     </pic:cNvPicPr>
                   </pic:nvPicPr>
                   <pic:blipFill>
-                    <a:blip r:embed="rId8"/>
+                    <a:blip r:embed="rId9"/>
                     <a:stretch>
                       <a:fillRect/>
                     </a:stretch>
@@ -4546,7 +4413,7 @@
         </w:rPr>
         <w:t xml:space="preserve">图 </w:t>
       </w:r>
-      <w:bookmarkStart w:id="23" w:name="_RefFigure1"/>
+      <w:bookmarkStart w:id="21" w:name="_RefFigure1"/>
       <w:r>
         <w:rPr>
           <w:rFonts w:ascii="Times New Roman" w:hAnsi="Times New Roman" w:eastAsia="宋体"/>
@@ -4573,7 +4440,7 @@
           <w:rFonts w:ascii="Times New Roman" w:hAnsi="Times New Roman" w:eastAsia="宋体"/>
           <w:sz w:val="21"/>
         </w:rPr>
-        <w:t>1</w:t>
+        <w:t>2</w:t>
       </w:r>
       <w:r>
         <w:rPr>
@@ -4582,7 +4449,7 @@
         </w:rPr>
         <w:fldChar w:fldCharType="end"/>
       </w:r>
-      <w:bookmarkEnd w:id="23"/>
+      <w:bookmarkEnd w:id="21"/>
       <w:r>
         <w:rPr>
           <w:rFonts w:ascii="Times New Roman" w:hAnsi="Times New Roman" w:eastAsia="宋体"/>
@@ -4595,7 +4462,7 @@
       <w:pPr>
         <w:pStyle w:val="3"/>
       </w:pPr>
-      <w:bookmarkStart w:id="24" w:name="_Toc1093544183"/>
+      <w:bookmarkStart w:id="22" w:name="_Toc151150151"/>
       <w:r>
         <w:rPr>
           <w:rFonts w:ascii="黑体" w:hAnsi="黑体" w:eastAsia="黑体" w:cs="黑体"/>
@@ -4605,7 +4472,7 @@
         </w:rPr>
         <w:t>4.2 模型和数据准备</w:t>
       </w:r>
-      <w:bookmarkEnd w:id="24"/>
+      <w:bookmarkEnd w:id="22"/>
     </w:p>
     <w:p>
       <w:pPr>
@@ -4638,7 +4505,7 @@
       <w:pPr>
         <w:pStyle w:val="3"/>
       </w:pPr>
-      <w:bookmarkStart w:id="25" w:name="_Toc1032032655"/>
+      <w:bookmarkStart w:id="23" w:name="_Toc2054917103"/>
       <w:r>
         <w:rPr>
           <w:rFonts w:ascii="黑体" w:hAnsi="黑体" w:eastAsia="黑体" w:cs="黑体"/>
@@ -4648,7 +4515,7 @@
         </w:rPr>
         <w:t>4.3 学生 rollout 和教师反馈</w:t>
       </w:r>
-      <w:bookmarkEnd w:id="25"/>
+      <w:bookmarkEnd w:id="23"/>
     </w:p>
     <w:p>
       <w:pPr>
@@ -4687,9 +4554,9 @@
       <w:r>
         <w:rPr>
           <w:rFonts w:ascii="Times New Roman" w:hAnsi="Times New Roman" w:eastAsia="宋体"/>
-          <w:sz w:val="24"/>
-        </w:rPr>
-        <w:t>2</w:t>
+          <w:sz w:val="21"/>
+        </w:rPr>
+        <w:t>3</w:t>
       </w:r>
       <w:r>
         <w:rPr>
@@ -4738,7 +4605,7 @@
         </w:rPr>
         <w:t xml:space="preserve">表 </w:t>
       </w:r>
-      <w:bookmarkStart w:id="26" w:name="_RefTable4_1"/>
+      <w:bookmarkStart w:id="24" w:name="_RefTable4_1"/>
       <w:r>
         <w:rPr>
           <w:rFonts w:ascii="Times New Roman" w:hAnsi="Times New Roman" w:eastAsia="Songti SC"/>
@@ -4781,7 +4648,7 @@
         </w:rPr>
         <w:fldChar w:fldCharType="end"/>
       </w:r>
-      <w:bookmarkEnd w:id="26"/>
+      <w:bookmarkEnd w:id="24"/>
       <w:r>
         <w:rPr>
           <w:rFonts w:ascii="Times New Roman" w:hAnsi="Times New Roman" w:eastAsia="Songti SC"/>
@@ -5082,7 +4949,7 @@
                     </pic:cNvPicPr>
                   </pic:nvPicPr>
                   <pic:blipFill>
-                    <a:blip r:embed="rId9"/>
+                    <a:blip r:embed="rId10"/>
                     <a:stretch>
                       <a:fillRect/>
                     </a:stretch>
@@ -5116,7 +4983,7 @@
         </w:rPr>
         <w:t xml:space="preserve">图 </w:t>
       </w:r>
-      <w:bookmarkStart w:id="27" w:name="_RefFigure2"/>
+      <w:bookmarkStart w:id="25" w:name="_RefFigure2"/>
       <w:r>
         <w:rPr>
           <w:rFonts w:ascii="Times New Roman" w:hAnsi="Times New Roman" w:eastAsia="宋体"/>
@@ -5143,7 +5010,7 @@
           <w:rFonts w:ascii="Times New Roman" w:hAnsi="Times New Roman" w:eastAsia="宋体"/>
           <w:sz w:val="21"/>
         </w:rPr>
-        <w:t>2</w:t>
+        <w:t>3</w:t>
       </w:r>
       <w:r>
         <w:rPr>
@@ -5152,7 +5019,7 @@
         </w:rPr>
         <w:fldChar w:fldCharType="end"/>
       </w:r>
-      <w:bookmarkEnd w:id="27"/>
+      <w:bookmarkEnd w:id="25"/>
       <w:r>
         <w:rPr>
           <w:rFonts w:ascii="Times New Roman" w:hAnsi="Times New Roman" w:eastAsia="宋体"/>
@@ -5165,7 +5032,7 @@
       <w:pPr>
         <w:pStyle w:val="3"/>
       </w:pPr>
-      <w:bookmarkStart w:id="28" w:name="_Toc147415766"/>
+      <w:bookmarkStart w:id="26" w:name="_Toc1159739067"/>
       <w:r>
         <w:rPr>
           <w:rFonts w:ascii="黑体" w:hAnsi="黑体" w:eastAsia="黑体" w:cs="黑体"/>
@@ -5175,7 +5042,7 @@
         </w:rPr>
         <w:t>4.4 损失与监督信息粒度/估计方式的定义原则</w:t>
       </w:r>
-      <w:bookmarkEnd w:id="28"/>
+      <w:bookmarkEnd w:id="26"/>
     </w:p>
     <w:p>
       <w:pPr>
@@ -5433,7 +5300,25 @@
         <w:jc w:val="both"/>
       </w:pPr>
       <w:r>
-        <w:t>其中，m 表示由消息边界、工具边界和响应位置共同确定的有效 token mask。概率计算采用 log-sum-exp、概率下界和混合精度控制，避免出现数值溢出。K1 sampled-token 使用单独定义的采样估计器，并记录随机种子和估计方差。</w:t>
+        <w:t>其中，</w:t>
+      </w:r>
+      <m:oMath>
+        <m:r>
+          <m:rPr>
+            <m:sty m:val="p"/>
+          </m:rPr>
+          <w:rPr>
+            <w:rFonts w:ascii="DejaVu Math TeX Gyre" w:hAnsi="DejaVu Math TeX Gyre" w:cs="Times New Roman"/>
+            <w:kern w:val="2"/>
+            <w:sz w:val="24"/>
+            <w:szCs w:val="24"/>
+            <w:lang w:val="en-US" w:bidi="ar-SA"/>
+          </w:rPr>
+          <m:t>m</m:t>
+        </m:r>
+      </m:oMath>
+      <w:r>
+        <w:t xml:space="preserve"> 表示由消息边界、工具边界和响应位置共同确定的有效 token mask。概率计算采用 log-sum-exp、概率下界和混合精度控制，避免出现数值溢出。K1 sampled-token 使用单独定义的采样估计器，并记录随机种子和估计方差。</w:t>
       </w:r>
     </w:p>
     <w:p>
@@ -5459,7 +5344,7 @@
         </w:rPr>
         <w:t xml:space="preserve">表 </w:t>
       </w:r>
-      <w:bookmarkStart w:id="29" w:name="_RefTable4_2"/>
+      <w:bookmarkStart w:id="27" w:name="_RefTable4_2"/>
       <w:r>
         <w:rPr>
           <w:rFonts w:ascii="Times New Roman" w:hAnsi="Times New Roman" w:eastAsia="Songti SC"/>
@@ -5502,7 +5387,7 @@
         </w:rPr>
         <w:fldChar w:fldCharType="end"/>
       </w:r>
-      <w:bookmarkEnd w:id="29"/>
+      <w:bookmarkEnd w:id="27"/>
       <w:r>
         <w:rPr>
           <w:rFonts w:ascii="Times New Roman" w:hAnsi="Times New Roman" w:eastAsia="Songti SC"/>
@@ -6052,7 +5937,7 @@
       <w:pPr>
         <w:pStyle w:val="3"/>
       </w:pPr>
-      <w:bookmarkStart w:id="30" w:name="_Toc1568134171"/>
+      <w:bookmarkStart w:id="28" w:name="_Toc1172918897"/>
       <w:r>
         <w:rPr>
           <w:rFonts w:ascii="黑体" w:hAnsi="黑体" w:eastAsia="黑体" w:cs="黑体"/>
@@ -6062,7 +5947,7 @@
         </w:rPr>
         <w:t>4.5 评价指标和公平性</w:t>
       </w:r>
-      <w:bookmarkEnd w:id="30"/>
+      <w:bookmarkEnd w:id="28"/>
     </w:p>
     <w:p>
       <w:pPr>
@@ -6087,7 +5972,7 @@
         </w:rPr>
         <w:t xml:space="preserve">表 </w:t>
       </w:r>
-      <w:bookmarkStart w:id="31" w:name="_RefTable4_3"/>
+      <w:bookmarkStart w:id="29" w:name="_RefTable4_3"/>
       <w:r>
         <w:rPr>
           <w:rFonts w:ascii="Times New Roman" w:hAnsi="Times New Roman" w:eastAsia="Songti SC"/>
@@ -6130,7 +6015,7 @@
         </w:rPr>
         <w:fldChar w:fldCharType="end"/>
       </w:r>
-      <w:bookmarkEnd w:id="31"/>
+      <w:bookmarkEnd w:id="29"/>
       <w:r>
         <w:rPr>
           <w:rFonts w:ascii="Times New Roman" w:hAnsi="Times New Roman" w:eastAsia="Songti SC"/>
@@ -6373,7 +6258,7 @@
       <w:pPr>
         <w:pStyle w:val="3"/>
       </w:pPr>
-      <w:bookmarkStart w:id="32" w:name="_Toc1711696013"/>
+      <w:bookmarkStart w:id="30" w:name="_Toc1495506066"/>
       <w:r>
         <w:rPr>
           <w:rFonts w:ascii="黑体" w:hAnsi="黑体" w:eastAsia="黑体" w:cs="黑体"/>
@@ -6383,7 +6268,7 @@
         </w:rPr>
         <w:t>4.6 可行性分析</w:t>
       </w:r>
-      <w:bookmarkEnd w:id="32"/>
+      <w:bookmarkEnd w:id="30"/>
     </w:p>
     <w:p>
       <w:pPr>
@@ -6391,14 +6276,14 @@
         <w:jc w:val="both"/>
       </w:pPr>
       <w:r>
-        <w:t>Qwen3-0.6B 学生、Qwen3-4B 教师和 LoRA 后训练构成了可实施的模型组合，PyTorch、Transformers、PEFT 与 vLLM 能够提供训练和部署所需的基础工具。研究将先进行小规模验证，在模型、数据、接口和评测规则固定后逐步扩大训练规模，因而具备清晰的实施路径和验证条件。</w:t>
+        <w:t>Qwen3-0.6B 学生、Qwen3-4B 教师和 LoRA 后训练构成了可实施的模型组合，PyTorch、Transformers、PEFT 与 vLLM[20] 能够提供训练和部署所需的基础工具。研究将先进行小规模验证，在模型、数据、接口和评测规则固定后逐步扩大训练规模，因而具备清晰的实施路径和验证条件。</w:t>
       </w:r>
     </w:p>
     <w:p>
       <w:pPr>
         <w:pStyle w:val="2"/>
       </w:pPr>
-      <w:bookmarkStart w:id="33" w:name="_Toc783955279"/>
+      <w:bookmarkStart w:id="31" w:name="_Toc821846774"/>
       <w:r>
         <w:rPr>
           <w:rFonts w:ascii="黑体" w:hAnsi="黑体" w:eastAsia="黑体" w:cs="黑体"/>
@@ -6408,13 +6293,13 @@
         </w:rPr>
         <w:t>5．进度安排，预期达到的目标</w:t>
       </w:r>
-      <w:bookmarkEnd w:id="33"/>
+      <w:bookmarkEnd w:id="31"/>
     </w:p>
     <w:p>
       <w:pPr>
         <w:pStyle w:val="3"/>
       </w:pPr>
-      <w:bookmarkStart w:id="34" w:name="_Toc1124199808"/>
+      <w:bookmarkStart w:id="32" w:name="_Toc163913114"/>
       <w:r>
         <w:rPr>
           <w:rFonts w:ascii="黑体" w:hAnsi="黑体" w:eastAsia="黑体" w:cs="黑体"/>
@@ -6424,7 +6309,7 @@
         </w:rPr>
         <w:t>5.1 进度安排</w:t>
       </w:r>
-      <w:bookmarkEnd w:id="34"/>
+      <w:bookmarkEnd w:id="32"/>
     </w:p>
     <w:p>
       <w:pPr>
@@ -6463,9 +6348,9 @@
       <w:r>
         <w:rPr>
           <w:rFonts w:ascii="Times New Roman" w:hAnsi="Times New Roman" w:eastAsia="宋体"/>
-          <w:sz w:val="24"/>
-        </w:rPr>
-        <w:t>3</w:t>
+          <w:sz w:val="21"/>
+        </w:rPr>
+        <w:t>4</w:t>
       </w:r>
       <w:r>
         <w:rPr>
@@ -6504,8 +6389,8 @@
       </w:r>
       <w:r>
         <w:rPr>
-          <w:rFonts w:ascii="Times New Roman" w:hAnsi="Times New Roman" w:eastAsia="宋体"/>
-          <w:sz w:val="24"/>
+          <w:rFonts w:ascii="Times New Roman" w:hAnsi="Times New Roman" w:eastAsia="Songti SC"/>
+          <w:sz w:val="21"/>
         </w:rPr>
         <w:t>5-1</w:t>
       </w:r>
@@ -6538,7 +6423,7 @@
         </w:rPr>
         <w:t xml:space="preserve">表 </w:t>
       </w:r>
-      <w:bookmarkStart w:id="35" w:name="_RefTable5_1"/>
+      <w:bookmarkStart w:id="33" w:name="_RefTable5_1"/>
       <w:r>
         <w:rPr>
           <w:rFonts w:ascii="Times New Roman" w:hAnsi="Times New Roman" w:eastAsia="Songti SC"/>
@@ -6581,7 +6466,7 @@
         </w:rPr>
         <w:fldChar w:fldCharType="end"/>
       </w:r>
-      <w:bookmarkEnd w:id="35"/>
+      <w:bookmarkEnd w:id="33"/>
       <w:r>
         <w:rPr>
           <w:rFonts w:ascii="Times New Roman" w:hAnsi="Times New Roman" w:eastAsia="Songti SC"/>
@@ -6612,9 +6497,9 @@
         </w:tblCellMar>
       </w:tblPr>
       <w:tblGrid>
-        <w:gridCol w:w="2803"/>
-        <w:gridCol w:w="2982"/>
-        <w:gridCol w:w="2737"/>
+        <w:gridCol w:w="2825"/>
+        <w:gridCol w:w="2938"/>
+        <w:gridCol w:w="2759"/>
       </w:tblGrid>
       <w:tr>
         <w:trPr>
@@ -7119,7 +7004,7 @@
                     </pic:cNvPicPr>
                   </pic:nvPicPr>
                   <pic:blipFill>
-                    <a:blip r:embed="rId10"/>
+                    <a:blip r:embed="rId11"/>
                     <a:stretch>
                       <a:fillRect/>
                     </a:stretch>
@@ -7153,7 +7038,7 @@
         </w:rPr>
         <w:t xml:space="preserve">图 </w:t>
       </w:r>
-      <w:bookmarkStart w:id="36" w:name="_RefFigure3"/>
+      <w:bookmarkStart w:id="34" w:name="_RefFigure3"/>
       <w:r>
         <w:rPr>
           <w:rFonts w:ascii="Times New Roman" w:hAnsi="Times New Roman" w:eastAsia="宋体"/>
@@ -7180,7 +7065,7 @@
           <w:rFonts w:ascii="Times New Roman" w:hAnsi="Times New Roman" w:eastAsia="宋体"/>
           <w:sz w:val="21"/>
         </w:rPr>
-        <w:t>3</w:t>
+        <w:t>4</w:t>
       </w:r>
       <w:r>
         <w:rPr>
@@ -7189,7 +7074,7 @@
         </w:rPr>
         <w:fldChar w:fldCharType="end"/>
       </w:r>
-      <w:bookmarkEnd w:id="36"/>
+      <w:bookmarkEnd w:id="34"/>
       <w:r>
         <w:rPr>
           <w:rFonts w:ascii="Times New Roman" w:hAnsi="Times New Roman" w:eastAsia="宋体"/>
@@ -7211,7 +7096,7 @@
       <w:pPr>
         <w:pStyle w:val="3"/>
       </w:pPr>
-      <w:bookmarkStart w:id="37" w:name="_Toc865046750"/>
+      <w:bookmarkStart w:id="35" w:name="_Toc1813671544"/>
       <w:r>
         <w:rPr>
           <w:rFonts w:ascii="黑体" w:hAnsi="黑体" w:eastAsia="黑体" w:cs="黑体"/>
@@ -7221,7 +7106,7 @@
         </w:rPr>
         <w:t>5.2 预期达到的目标</w:t>
       </w:r>
-      <w:bookmarkEnd w:id="37"/>
+      <w:bookmarkEnd w:id="35"/>
     </w:p>
     <w:p>
       <w:pPr>
@@ -7280,7 +7165,7 @@
         <w:jc w:val="left"/>
       </w:pPr>
       <w:r>
-        <w:t>6. 完成中文项目文档、实验记录、毕业论文和答辩材料。</w:t>
+        <w:t>6. 完成项目文档、实验记录、毕业论文和答辩材料。</w:t>
       </w:r>
     </w:p>
     <w:p>
@@ -7296,7 +7181,7 @@
       <w:pPr>
         <w:pStyle w:val="2"/>
       </w:pPr>
-      <w:bookmarkStart w:id="38" w:name="_Toc376437060"/>
+      <w:bookmarkStart w:id="36" w:name="_Toc994754490"/>
       <w:r>
         <w:rPr>
           <w:rFonts w:ascii="黑体" w:hAnsi="黑体" w:eastAsia="黑体" w:cs="黑体"/>
@@ -7306,13 +7191,13 @@
         </w:rPr>
         <w:t>6．课题已具备和所需的条件、经费</w:t>
       </w:r>
-      <w:bookmarkEnd w:id="38"/>
+      <w:bookmarkEnd w:id="36"/>
     </w:p>
     <w:p>
       <w:pPr>
         <w:pStyle w:val="3"/>
       </w:pPr>
-      <w:bookmarkStart w:id="39" w:name="_Toc290843358"/>
+      <w:bookmarkStart w:id="37" w:name="_Toc678521535"/>
       <w:r>
         <w:rPr>
           <w:rFonts w:ascii="黑体" w:hAnsi="黑体" w:eastAsia="黑体" w:cs="黑体"/>
@@ -7322,7 +7207,7 @@
         </w:rPr>
         <w:t>6.1 已具备条件</w:t>
       </w:r>
-      <w:bookmarkEnd w:id="39"/>
+      <w:bookmarkEnd w:id="37"/>
     </w:p>
     <w:p>
       <w:pPr>
@@ -7337,7 +7222,7 @@
       <w:pPr>
         <w:pStyle w:val="3"/>
       </w:pPr>
-      <w:bookmarkStart w:id="40" w:name="_Toc531537334"/>
+      <w:bookmarkStart w:id="38" w:name="_Toc773273175"/>
       <w:r>
         <w:rPr>
           <w:rFonts w:ascii="黑体" w:hAnsi="黑体" w:eastAsia="黑体" w:cs="黑体"/>
@@ -7347,7 +7232,7 @@
         </w:rPr>
         <w:t>6.2 所需条件</w:t>
       </w:r>
-      <w:bookmarkEnd w:id="40"/>
+      <w:bookmarkEnd w:id="38"/>
     </w:p>
     <w:p>
       <w:pPr>
@@ -7362,7 +7247,7 @@
       <w:pPr>
         <w:pStyle w:val="3"/>
       </w:pPr>
-      <w:bookmarkStart w:id="41" w:name="_Toc16001018"/>
+      <w:bookmarkStart w:id="39" w:name="_Toc1978704228"/>
       <w:r>
         <w:rPr>
           <w:rFonts w:ascii="黑体" w:hAnsi="黑体" w:eastAsia="黑体" w:cs="黑体"/>
@@ -7372,7 +7257,7 @@
         </w:rPr>
         <w:t>6.3 经费</w:t>
       </w:r>
-      <w:bookmarkEnd w:id="41"/>
+      <w:bookmarkEnd w:id="39"/>
     </w:p>
     <w:p>
       <w:pPr>
@@ -7420,7 +7305,7 @@
         </w:rPr>
         <w:t xml:space="preserve">表 </w:t>
       </w:r>
-      <w:bookmarkStart w:id="42" w:name="_RefTable6_1"/>
+      <w:bookmarkStart w:id="40" w:name="_RefTable6_1"/>
       <w:r>
         <w:rPr>
           <w:rFonts w:ascii="Times New Roman" w:hAnsi="Times New Roman" w:eastAsia="Songti SC"/>
@@ -7463,7 +7348,7 @@
         </w:rPr>
         <w:fldChar w:fldCharType="end"/>
       </w:r>
-      <w:bookmarkEnd w:id="42"/>
+      <w:bookmarkEnd w:id="40"/>
       <w:r>
         <w:rPr>
           <w:rFonts w:ascii="Times New Roman" w:hAnsi="Times New Roman" w:eastAsia="Songti SC"/>
@@ -7805,7 +7690,7 @@
         <w:pStyle w:val="2"/>
         <w:pageBreakBefore/>
       </w:pPr>
-      <w:bookmarkStart w:id="43" w:name="_Toc493653651"/>
+      <w:bookmarkStart w:id="41" w:name="_Toc150202554"/>
       <w:r>
         <w:rPr>
           <w:rFonts w:ascii="黑体" w:hAnsi="黑体" w:eastAsia="黑体" w:cs="黑体"/>
@@ -7815,7 +7700,7 @@
         </w:rPr>
         <w:t>7．研究过程中可能遇到的困难和问题，解决的措施</w:t>
       </w:r>
-      <w:bookmarkEnd w:id="43"/>
+      <w:bookmarkEnd w:id="41"/>
     </w:p>
     <w:p>
       <w:pPr>
@@ -7840,7 +7725,7 @@
         </w:rPr>
         <w:t xml:space="preserve">表 </w:t>
       </w:r>
-      <w:bookmarkStart w:id="44" w:name="_RefTable7_1"/>
+      <w:bookmarkStart w:id="42" w:name="_RefTable7_1"/>
       <w:r>
         <w:rPr>
           <w:rFonts w:ascii="Times New Roman" w:hAnsi="Times New Roman" w:eastAsia="Songti SC"/>
@@ -7883,7 +7768,7 @@
         </w:rPr>
         <w:fldChar w:fldCharType="end"/>
       </w:r>
-      <w:bookmarkEnd w:id="44"/>
+      <w:bookmarkEnd w:id="42"/>
       <w:r>
         <w:rPr>
           <w:rFonts w:ascii="Times New Roman" w:hAnsi="Times New Roman" w:eastAsia="Songti SC"/>
@@ -8135,7 +8020,7 @@
       <w:pPr>
         <w:pStyle w:val="2"/>
       </w:pPr>
-      <w:bookmarkStart w:id="45" w:name="_Toc1107583996"/>
+      <w:bookmarkStart w:id="43" w:name="_Toc1161039853"/>
       <w:r>
         <w:rPr>
           <w:rFonts w:ascii="黑体" w:hAnsi="黑体" w:eastAsia="黑体" w:cs="黑体"/>
@@ -8145,7 +8030,7 @@
         </w:rPr>
         <w:t>8．主要参考文献</w:t>
       </w:r>
-      <w:bookmarkEnd w:id="45"/>
+      <w:bookmarkEnd w:id="43"/>
     </w:p>
     <w:p>
       <w:pPr>
@@ -8284,7 +8169,7 @@
         <w:jc w:val="left"/>
       </w:pPr>
       <w:r>
-        <w:t>Lu K, Thinking Machines Lab. On-Policy Distillation[EB/OL]. Thinking Machines Lab: Connectionism, 2025（技术博客）. DOI:10.64434/tml.20251026.</w:t>
+        <w:t>Koo J, Hwang Y, Kim Y, et al. SWITCH: Studying with Teacher for Knowledge Distillation of Large Language Models[C]//Findings of the Association for Computational Linguistics: NAACL 2025. ACL, 2025: 3733-3746. DOI:10.18653/v1/2025.findings-naacl.206.</w:t>
       </w:r>
     </w:p>
     <w:p>
@@ -8298,7 +8183,7 @@
         <w:jc w:val="left"/>
       </w:pPr>
       <w:r>
-        <w:t>Li Y, Zuo Y, He B, et al. Rethinking On-Policy Distillation of Large Language Models: Phenomenology, Mechanism, and Recipe[EB/OL]. arXiv:2604.13016v2, 2026. DOI:10.48550/arXiv.2604.13016.</w:t>
+        <w:t>Zhang D, Yang Z, Janghorbani S, et al. Fast and Effective On-Policy Distillation from Reasoning Prefixes[C]//Findings of the Association for Computational Linguistics: ACL 2026. ACL, 2026: 25553-25569. DOI:10.18653/v1/2026.findings-acl.1276.</w:t>
       </w:r>
     </w:p>
     <w:p>
@@ -8312,7 +8197,7 @@
         <w:jc w:val="left"/>
       </w:pPr>
       <w:r>
-        <w:t>Fu Z, He B, Zuo Y, et al. Rethinking On-Policy Distillation of Large Language Models II: One Training Example[EB/OL]. arXiv:2609.04172v1, 2026. DOI:10.48550/arXiv.2609.04172.</w:t>
+        <w:t>Jang I, Yeom J, Yeo J, et al. Stable On-Policy Distillation through Adaptive Target Reformulation[C]//Findings of the Association for Computational Linguistics: ACL 2026. ACL, 2026: 42217-42227. DOI:10.18653/v1/2026.findings-acl.2094.</w:t>
       </w:r>
     </w:p>
     <w:p>
@@ -8326,7 +8211,7 @@
         <w:jc w:val="left"/>
       </w:pPr>
       <w:r>
-        <w:t>Fu Y, Huang H, Jiang K, et al. Revisiting On-Policy Distillation: Empirical Failure Modes and Simple Fixes[EB/OL]. arXiv:2603.25562v2, 2026. DOI:10.48550/arXiv.2603.25562.</w:t>
+        <w:t>Kim G, Jang D, Yang E. PromptKD: Distilling Student-Friendly Knowledge for Generative Language Models via Prompt Tuning[C]//Findings of the Association for Computational Linguistics: EMNLP 2024. ACL, 2024: 6266-6282. DOI:10.18653/v1/2024.findings-emnlp.364.</w:t>
       </w:r>
     </w:p>
     <w:p>
@@ -8340,7 +8225,7 @@
         <w:jc w:val="left"/>
       </w:pPr>
       <w:r>
-        <w:t>Zhu W, Xie R, Wang R, et al. Hybrid Policy Distillation for LLMs[EB/OL]. arXiv:2604.20244v2, 2026. DOI:10.48550/arXiv.2604.20244.</w:t>
+        <w:t>Zhu X, Li J, Liu Y, et al. A Survey on Model Compression for Large Language Models[J]. Transactions of the Association for Computational Linguistics, 2024, 12: 1556-1577. DOI:10.1162/tacl_a_00704.</w:t>
       </w:r>
     </w:p>
     <w:p>
@@ -8354,7 +8239,7 @@
         <w:jc w:val="left"/>
       </w:pPr>
       <w:r>
-        <w:t>Song M, Zheng M. A Survey of On-Policy Distillation for Large Language Models[EB/OL]. arXiv:2604.00626v4, 2026. DOI:10.48550/arXiv.2604.00626.</w:t>
+        <w:t>Peng H, Lv X, Bai Y, et al. Pre-training Distillation for Large Language Models: A Design Space Exploration[C]//Proceedings of the 63rd Annual Meeting of the Association for Computational Linguistics. ACL, 2025: 3603-3618. DOI:10.18653/v1/2025.acl-long.181.</w:t>
       </w:r>
     </w:p>
     <w:p>

--- a/Papers/output/开题报告-基于在线策略蒸馏的大语言模型后训练方法研究.docx
+++ b/Papers/output/开题报告-基于在线策略蒸馏的大语言模型后训练方法研究.docx
@@ -13,6 +13,7 @@
           <w:sz w:val="36"/>
         </w:rPr>
       </w:pPr>
+      <w:bookmarkStart w:id="44" w:name="_GoBack"/>
     </w:p>
     <w:p>
       <w:pPr>
@@ -632,7 +633,7 @@
         <w:fldChar w:fldCharType="begin"/>
       </w:r>
       <w:r>
-        <w:instrText xml:space="preserve"> HYPERLINK \l _Toc1298162467 </w:instrText>
+        <w:instrText xml:space="preserve"> HYPERLINK \l _Toc1441641866 </w:instrText>
       </w:r>
       <w:r>
         <w:fldChar w:fldCharType="separate"/>
@@ -650,7 +651,7 @@
         <w:fldChar w:fldCharType="begin"/>
       </w:r>
       <w:r>
-        <w:instrText xml:space="preserve"> PAGEREF _Toc1298162467 \h </w:instrText>
+        <w:instrText xml:space="preserve"> PAGEREF _Toc1441641866 \h </w:instrText>
       </w:r>
       <w:r>
         <w:fldChar w:fldCharType="separate"/>
@@ -676,7 +677,7 @@
         <w:fldChar w:fldCharType="begin"/>
       </w:r>
       <w:r>
-        <w:instrText xml:space="preserve"> HYPERLINK \l _Toc1930212996 </w:instrText>
+        <w:instrText xml:space="preserve"> HYPERLINK \l _Toc1764336408 </w:instrText>
       </w:r>
       <w:r>
         <w:fldChar w:fldCharType="separate"/>
@@ -694,7 +695,7 @@
         <w:fldChar w:fldCharType="begin"/>
       </w:r>
       <w:r>
-        <w:instrText xml:space="preserve"> PAGEREF _Toc1930212996 \h </w:instrText>
+        <w:instrText xml:space="preserve"> PAGEREF _Toc1764336408 \h </w:instrText>
       </w:r>
       <w:r>
         <w:fldChar w:fldCharType="separate"/>
@@ -720,7 +721,7 @@
         <w:fldChar w:fldCharType="begin"/>
       </w:r>
       <w:r>
-        <w:instrText xml:space="preserve"> HYPERLINK \l _Toc1201852190 </w:instrText>
+        <w:instrText xml:space="preserve"> HYPERLINK \l _Toc747811480 </w:instrText>
       </w:r>
       <w:r>
         <w:fldChar w:fldCharType="separate"/>
@@ -738,7 +739,7 @@
         <w:fldChar w:fldCharType="begin"/>
       </w:r>
       <w:r>
-        <w:instrText xml:space="preserve"> PAGEREF _Toc1201852190 \h </w:instrText>
+        <w:instrText xml:space="preserve"> PAGEREF _Toc747811480 \h </w:instrText>
       </w:r>
       <w:r>
         <w:fldChar w:fldCharType="separate"/>
@@ -764,7 +765,7 @@
         <w:fldChar w:fldCharType="begin"/>
       </w:r>
       <w:r>
-        <w:instrText xml:space="preserve"> HYPERLINK \l _Toc298573648 </w:instrText>
+        <w:instrText xml:space="preserve"> HYPERLINK \l _Toc1393242116 </w:instrText>
       </w:r>
       <w:r>
         <w:fldChar w:fldCharType="separate"/>
@@ -782,7 +783,7 @@
         <w:fldChar w:fldCharType="begin"/>
       </w:r>
       <w:r>
-        <w:instrText xml:space="preserve"> PAGEREF _Toc298573648 \h </w:instrText>
+        <w:instrText xml:space="preserve"> PAGEREF _Toc1393242116 \h </w:instrText>
       </w:r>
       <w:r>
         <w:fldChar w:fldCharType="separate"/>
@@ -808,7 +809,7 @@
         <w:fldChar w:fldCharType="begin"/>
       </w:r>
       <w:r>
-        <w:instrText xml:space="preserve"> HYPERLINK \l _Toc1605502544 </w:instrText>
+        <w:instrText xml:space="preserve"> HYPERLINK \l _Toc58556724 </w:instrText>
       </w:r>
       <w:r>
         <w:fldChar w:fldCharType="separate"/>
@@ -826,7 +827,7 @@
         <w:fldChar w:fldCharType="begin"/>
       </w:r>
       <w:r>
-        <w:instrText xml:space="preserve"> PAGEREF _Toc1605502544 \h </w:instrText>
+        <w:instrText xml:space="preserve"> PAGEREF _Toc58556724 \h </w:instrText>
       </w:r>
       <w:r>
         <w:fldChar w:fldCharType="separate"/>
@@ -852,7 +853,7 @@
         <w:fldChar w:fldCharType="begin"/>
       </w:r>
       <w:r>
-        <w:instrText xml:space="preserve"> HYPERLINK \l _Toc549232453 </w:instrText>
+        <w:instrText xml:space="preserve"> HYPERLINK \l _Toc615349942 </w:instrText>
       </w:r>
       <w:r>
         <w:fldChar w:fldCharType="separate"/>
@@ -870,7 +871,7 @@
         <w:fldChar w:fldCharType="begin"/>
       </w:r>
       <w:r>
-        <w:instrText xml:space="preserve"> PAGEREF _Toc549232453 \h </w:instrText>
+        <w:instrText xml:space="preserve"> PAGEREF _Toc615349942 \h </w:instrText>
       </w:r>
       <w:r>
         <w:fldChar w:fldCharType="separate"/>
@@ -896,7 +897,7 @@
         <w:fldChar w:fldCharType="begin"/>
       </w:r>
       <w:r>
-        <w:instrText xml:space="preserve"> HYPERLINK \l _Toc1065122765 </w:instrText>
+        <w:instrText xml:space="preserve"> HYPERLINK \l _Toc2052714889 </w:instrText>
       </w:r>
       <w:r>
         <w:fldChar w:fldCharType="separate"/>
@@ -914,7 +915,7 @@
         <w:fldChar w:fldCharType="begin"/>
       </w:r>
       <w:r>
-        <w:instrText xml:space="preserve"> PAGEREF _Toc1065122765 \h </w:instrText>
+        <w:instrText xml:space="preserve"> PAGEREF _Toc2052714889 \h </w:instrText>
       </w:r>
       <w:r>
         <w:fldChar w:fldCharType="separate"/>
@@ -940,7 +941,7 @@
         <w:fldChar w:fldCharType="begin"/>
       </w:r>
       <w:r>
-        <w:instrText xml:space="preserve"> HYPERLINK \l _Toc94629963 </w:instrText>
+        <w:instrText xml:space="preserve"> HYPERLINK \l _Toc654350368 </w:instrText>
       </w:r>
       <w:r>
         <w:fldChar w:fldCharType="separate"/>
@@ -958,7 +959,7 @@
         <w:fldChar w:fldCharType="begin"/>
       </w:r>
       <w:r>
-        <w:instrText xml:space="preserve"> PAGEREF _Toc94629963 \h </w:instrText>
+        <w:instrText xml:space="preserve"> PAGEREF _Toc654350368 \h </w:instrText>
       </w:r>
       <w:r>
         <w:fldChar w:fldCharType="separate"/>
@@ -984,7 +985,7 @@
         <w:fldChar w:fldCharType="begin"/>
       </w:r>
       <w:r>
-        <w:instrText xml:space="preserve"> HYPERLINK \l _Toc1307889361 </w:instrText>
+        <w:instrText xml:space="preserve"> HYPERLINK \l _Toc402878689 </w:instrText>
       </w:r>
       <w:r>
         <w:fldChar w:fldCharType="separate"/>
@@ -1002,7 +1003,7 @@
         <w:fldChar w:fldCharType="begin"/>
       </w:r>
       <w:r>
-        <w:instrText xml:space="preserve"> PAGEREF _Toc1307889361 \h </w:instrText>
+        <w:instrText xml:space="preserve"> PAGEREF _Toc402878689 \h </w:instrText>
       </w:r>
       <w:r>
         <w:fldChar w:fldCharType="separate"/>
@@ -1024,12 +1025,11 @@
           <w:tab w:val="right" w:leader="dot" w:pos="8306"/>
         </w:tabs>
       </w:pPr>
-      <w:bookmarkStart w:id="44" w:name="_GoBack"/>
       <w:r>
         <w:fldChar w:fldCharType="begin"/>
       </w:r>
       <w:r>
-        <w:instrText xml:space="preserve"> HYPERLINK \l _Toc53879635 </w:instrText>
+        <w:instrText xml:space="preserve"> HYPERLINK \l _Toc166187032 </w:instrText>
       </w:r>
       <w:r>
         <w:fldChar w:fldCharType="separate"/>
@@ -1047,7 +1047,7 @@
         <w:fldChar w:fldCharType="begin"/>
       </w:r>
       <w:r>
-        <w:instrText xml:space="preserve"> PAGEREF _Toc53879635 \h </w:instrText>
+        <w:instrText xml:space="preserve"> PAGEREF _Toc166187032 \h </w:instrText>
       </w:r>
       <w:r>
         <w:fldChar w:fldCharType="separate"/>
@@ -1062,7 +1062,6 @@
         <w:fldChar w:fldCharType="end"/>
       </w:r>
     </w:p>
-    <w:bookmarkEnd w:id="44"/>
     <w:p>
       <w:pPr>
         <w:pStyle w:val="8"/>
@@ -1074,7 +1073,7 @@
         <w:fldChar w:fldCharType="begin"/>
       </w:r>
       <w:r>
-        <w:instrText xml:space="preserve"> HYPERLINK \l _Toc1464410058 </w:instrText>
+        <w:instrText xml:space="preserve"> HYPERLINK \l _Toc1376705724 </w:instrText>
       </w:r>
       <w:r>
         <w:fldChar w:fldCharType="separate"/>
@@ -1092,7 +1091,7 @@
         <w:fldChar w:fldCharType="begin"/>
       </w:r>
       <w:r>
-        <w:instrText xml:space="preserve"> PAGEREF _Toc1464410058 \h </w:instrText>
+        <w:instrText xml:space="preserve"> PAGEREF _Toc1376705724 \h </w:instrText>
       </w:r>
       <w:r>
         <w:fldChar w:fldCharType="separate"/>
@@ -1118,7 +1117,7 @@
         <w:fldChar w:fldCharType="begin"/>
       </w:r>
       <w:r>
-        <w:instrText xml:space="preserve"> HYPERLINK \l _Toc29766539 </w:instrText>
+        <w:instrText xml:space="preserve"> HYPERLINK \l _Toc1304290490 </w:instrText>
       </w:r>
       <w:r>
         <w:fldChar w:fldCharType="separate"/>
@@ -1136,7 +1135,7 @@
         <w:fldChar w:fldCharType="begin"/>
       </w:r>
       <w:r>
-        <w:instrText xml:space="preserve"> PAGEREF _Toc29766539 \h </w:instrText>
+        <w:instrText xml:space="preserve"> PAGEREF _Toc1304290490 \h </w:instrText>
       </w:r>
       <w:r>
         <w:fldChar w:fldCharType="separate"/>
@@ -1162,7 +1161,7 @@
         <w:fldChar w:fldCharType="begin"/>
       </w:r>
       <w:r>
-        <w:instrText xml:space="preserve"> HYPERLINK \l _Toc2070014869 </w:instrText>
+        <w:instrText xml:space="preserve"> HYPERLINK \l _Toc1844680501 </w:instrText>
       </w:r>
       <w:r>
         <w:fldChar w:fldCharType="separate"/>
@@ -1180,7 +1179,7 @@
         <w:fldChar w:fldCharType="begin"/>
       </w:r>
       <w:r>
-        <w:instrText xml:space="preserve"> PAGEREF _Toc2070014869 \h </w:instrText>
+        <w:instrText xml:space="preserve"> PAGEREF _Toc1844680501 \h </w:instrText>
       </w:r>
       <w:r>
         <w:fldChar w:fldCharType="separate"/>
@@ -1206,7 +1205,7 @@
         <w:fldChar w:fldCharType="begin"/>
       </w:r>
       <w:r>
-        <w:instrText xml:space="preserve"> HYPERLINK \l _Toc1504821883 </w:instrText>
+        <w:instrText xml:space="preserve"> HYPERLINK \l _Toc323768568 </w:instrText>
       </w:r>
       <w:r>
         <w:fldChar w:fldCharType="separate"/>
@@ -1224,7 +1223,7 @@
         <w:fldChar w:fldCharType="begin"/>
       </w:r>
       <w:r>
-        <w:instrText xml:space="preserve"> PAGEREF _Toc1504821883 \h </w:instrText>
+        <w:instrText xml:space="preserve"> PAGEREF _Toc323768568 \h </w:instrText>
       </w:r>
       <w:r>
         <w:fldChar w:fldCharType="separate"/>
@@ -1250,7 +1249,7 @@
         <w:fldChar w:fldCharType="begin"/>
       </w:r>
       <w:r>
-        <w:instrText xml:space="preserve"> HYPERLINK \l _Toc626476862 </w:instrText>
+        <w:instrText xml:space="preserve"> HYPERLINK \l _Toc2002244525 </w:instrText>
       </w:r>
       <w:r>
         <w:fldChar w:fldCharType="separate"/>
@@ -1268,7 +1267,7 @@
         <w:fldChar w:fldCharType="begin"/>
       </w:r>
       <w:r>
-        <w:instrText xml:space="preserve"> PAGEREF _Toc626476862 \h </w:instrText>
+        <w:instrText xml:space="preserve"> PAGEREF _Toc2002244525 \h </w:instrText>
       </w:r>
       <w:r>
         <w:fldChar w:fldCharType="separate"/>
@@ -1294,7 +1293,7 @@
         <w:fldChar w:fldCharType="begin"/>
       </w:r>
       <w:r>
-        <w:instrText xml:space="preserve"> HYPERLINK \l _Toc84298393 </w:instrText>
+        <w:instrText xml:space="preserve"> HYPERLINK \l _Toc654983185 </w:instrText>
       </w:r>
       <w:r>
         <w:fldChar w:fldCharType="separate"/>
@@ -1312,7 +1311,7 @@
         <w:fldChar w:fldCharType="begin"/>
       </w:r>
       <w:r>
-        <w:instrText xml:space="preserve"> PAGEREF _Toc84298393 \h </w:instrText>
+        <w:instrText xml:space="preserve"> PAGEREF _Toc654983185 \h </w:instrText>
       </w:r>
       <w:r>
         <w:fldChar w:fldCharType="separate"/>
@@ -1338,7 +1337,7 @@
         <w:fldChar w:fldCharType="begin"/>
       </w:r>
       <w:r>
-        <w:instrText xml:space="preserve"> HYPERLINK \l _Toc1611367778 </w:instrText>
+        <w:instrText xml:space="preserve"> HYPERLINK \l _Toc301215773 </w:instrText>
       </w:r>
       <w:r>
         <w:fldChar w:fldCharType="separate"/>
@@ -1356,7 +1355,7 @@
         <w:fldChar w:fldCharType="begin"/>
       </w:r>
       <w:r>
-        <w:instrText xml:space="preserve"> PAGEREF _Toc1611367778 \h </w:instrText>
+        <w:instrText xml:space="preserve"> PAGEREF _Toc301215773 \h </w:instrText>
       </w:r>
       <w:r>
         <w:fldChar w:fldCharType="separate"/>
@@ -1382,7 +1381,7 @@
         <w:fldChar w:fldCharType="begin"/>
       </w:r>
       <w:r>
-        <w:instrText xml:space="preserve"> HYPERLINK \l _Toc341972529 </w:instrText>
+        <w:instrText xml:space="preserve"> HYPERLINK \l _Toc914540832 </w:instrText>
       </w:r>
       <w:r>
         <w:fldChar w:fldCharType="separate"/>
@@ -1400,7 +1399,7 @@
         <w:fldChar w:fldCharType="begin"/>
       </w:r>
       <w:r>
-        <w:instrText xml:space="preserve"> PAGEREF _Toc341972529 \h </w:instrText>
+        <w:instrText xml:space="preserve"> PAGEREF _Toc914540832 \h </w:instrText>
       </w:r>
       <w:r>
         <w:fldChar w:fldCharType="separate"/>
@@ -1426,7 +1425,7 @@
         <w:fldChar w:fldCharType="begin"/>
       </w:r>
       <w:r>
-        <w:instrText xml:space="preserve"> HYPERLINK \l _Toc866055531 </w:instrText>
+        <w:instrText xml:space="preserve"> HYPERLINK \l _Toc1147301845 </w:instrText>
       </w:r>
       <w:r>
         <w:fldChar w:fldCharType="separate"/>
@@ -1444,7 +1443,7 @@
         <w:fldChar w:fldCharType="begin"/>
       </w:r>
       <w:r>
-        <w:instrText xml:space="preserve"> PAGEREF _Toc866055531 \h </w:instrText>
+        <w:instrText xml:space="preserve"> PAGEREF _Toc1147301845 \h </w:instrText>
       </w:r>
       <w:r>
         <w:fldChar w:fldCharType="separate"/>
@@ -1470,7 +1469,7 @@
         <w:fldChar w:fldCharType="begin"/>
       </w:r>
       <w:r>
-        <w:instrText xml:space="preserve"> HYPERLINK \l _Toc151150151 </w:instrText>
+        <w:instrText xml:space="preserve"> HYPERLINK \l _Toc446442502 </w:instrText>
       </w:r>
       <w:r>
         <w:fldChar w:fldCharType="separate"/>
@@ -1488,13 +1487,13 @@
         <w:fldChar w:fldCharType="begin"/>
       </w:r>
       <w:r>
-        <w:instrText xml:space="preserve"> PAGEREF _Toc151150151 \h </w:instrText>
+        <w:instrText xml:space="preserve"> PAGEREF _Toc446442502 \h </w:instrText>
       </w:r>
       <w:r>
         <w:fldChar w:fldCharType="separate"/>
       </w:r>
       <w:r>
-        <w:t>14</w:t>
+        <w:t>15</w:t>
       </w:r>
       <w:r>
         <w:fldChar w:fldCharType="end"/>
@@ -1514,7 +1513,7 @@
         <w:fldChar w:fldCharType="begin"/>
       </w:r>
       <w:r>
-        <w:instrText xml:space="preserve"> HYPERLINK \l _Toc2054917103 </w:instrText>
+        <w:instrText xml:space="preserve"> HYPERLINK \l _Toc51268496 </w:instrText>
       </w:r>
       <w:r>
         <w:fldChar w:fldCharType="separate"/>
@@ -1532,7 +1531,7 @@
         <w:fldChar w:fldCharType="begin"/>
       </w:r>
       <w:r>
-        <w:instrText xml:space="preserve"> PAGEREF _Toc2054917103 \h </w:instrText>
+        <w:instrText xml:space="preserve"> PAGEREF _Toc51268496 \h </w:instrText>
       </w:r>
       <w:r>
         <w:fldChar w:fldCharType="separate"/>
@@ -1558,7 +1557,7 @@
         <w:fldChar w:fldCharType="begin"/>
       </w:r>
       <w:r>
-        <w:instrText xml:space="preserve"> HYPERLINK \l _Toc1159739067 </w:instrText>
+        <w:instrText xml:space="preserve"> HYPERLINK \l _Toc528669825 </w:instrText>
       </w:r>
       <w:r>
         <w:fldChar w:fldCharType="separate"/>
@@ -1576,13 +1575,13 @@
         <w:fldChar w:fldCharType="begin"/>
       </w:r>
       <w:r>
-        <w:instrText xml:space="preserve"> PAGEREF _Toc1159739067 \h </w:instrText>
+        <w:instrText xml:space="preserve"> PAGEREF _Toc528669825 \h </w:instrText>
       </w:r>
       <w:r>
         <w:fldChar w:fldCharType="separate"/>
       </w:r>
       <w:r>
-        <w:t>16</w:t>
+        <w:t>17</w:t>
       </w:r>
       <w:r>
         <w:fldChar w:fldCharType="end"/>
@@ -1602,7 +1601,7 @@
         <w:fldChar w:fldCharType="begin"/>
       </w:r>
       <w:r>
-        <w:instrText xml:space="preserve"> HYPERLINK \l _Toc1172918897 </w:instrText>
+        <w:instrText xml:space="preserve"> HYPERLINK \l _Toc1213901136 </w:instrText>
       </w:r>
       <w:r>
         <w:fldChar w:fldCharType="separate"/>
@@ -1620,13 +1619,13 @@
         <w:fldChar w:fldCharType="begin"/>
       </w:r>
       <w:r>
-        <w:instrText xml:space="preserve"> PAGEREF _Toc1172918897 \h </w:instrText>
+        <w:instrText xml:space="preserve"> PAGEREF _Toc1213901136 \h </w:instrText>
       </w:r>
       <w:r>
         <w:fldChar w:fldCharType="separate"/>
       </w:r>
       <w:r>
-        <w:t>17</w:t>
+        <w:t>18</w:t>
       </w:r>
       <w:r>
         <w:fldChar w:fldCharType="end"/>
@@ -1646,7 +1645,7 @@
         <w:fldChar w:fldCharType="begin"/>
       </w:r>
       <w:r>
-        <w:instrText xml:space="preserve"> HYPERLINK \l _Toc1495506066 </w:instrText>
+        <w:instrText xml:space="preserve"> HYPERLINK \l _Toc941746252 </w:instrText>
       </w:r>
       <w:r>
         <w:fldChar w:fldCharType="separate"/>
@@ -1664,13 +1663,13 @@
         <w:fldChar w:fldCharType="begin"/>
       </w:r>
       <w:r>
-        <w:instrText xml:space="preserve"> PAGEREF _Toc1495506066 \h </w:instrText>
+        <w:instrText xml:space="preserve"> PAGEREF _Toc941746252 \h </w:instrText>
       </w:r>
       <w:r>
         <w:fldChar w:fldCharType="separate"/>
       </w:r>
       <w:r>
-        <w:t>18</w:t>
+        <w:t>20</w:t>
       </w:r>
       <w:r>
         <w:fldChar w:fldCharType="end"/>
@@ -1690,7 +1689,7 @@
         <w:fldChar w:fldCharType="begin"/>
       </w:r>
       <w:r>
-        <w:instrText xml:space="preserve"> HYPERLINK \l _Toc821846774 </w:instrText>
+        <w:instrText xml:space="preserve"> HYPERLINK \l _Toc974778974 </w:instrText>
       </w:r>
       <w:r>
         <w:fldChar w:fldCharType="separate"/>
@@ -1708,13 +1707,13 @@
         <w:fldChar w:fldCharType="begin"/>
       </w:r>
       <w:r>
-        <w:instrText xml:space="preserve"> PAGEREF _Toc821846774 \h </w:instrText>
+        <w:instrText xml:space="preserve"> PAGEREF _Toc974778974 \h </w:instrText>
       </w:r>
       <w:r>
         <w:fldChar w:fldCharType="separate"/>
       </w:r>
       <w:r>
-        <w:t>19</w:t>
+        <w:t>20</w:t>
       </w:r>
       <w:r>
         <w:fldChar w:fldCharType="end"/>
@@ -1734,7 +1733,7 @@
         <w:fldChar w:fldCharType="begin"/>
       </w:r>
       <w:r>
-        <w:instrText xml:space="preserve"> HYPERLINK \l _Toc163913114 </w:instrText>
+        <w:instrText xml:space="preserve"> HYPERLINK \l _Toc2104956702 </w:instrText>
       </w:r>
       <w:r>
         <w:fldChar w:fldCharType="separate"/>
@@ -1752,13 +1751,13 @@
         <w:fldChar w:fldCharType="begin"/>
       </w:r>
       <w:r>
-        <w:instrText xml:space="preserve"> PAGEREF _Toc163913114 \h </w:instrText>
+        <w:instrText xml:space="preserve"> PAGEREF _Toc2104956702 \h </w:instrText>
       </w:r>
       <w:r>
         <w:fldChar w:fldCharType="separate"/>
       </w:r>
       <w:r>
-        <w:t>19</w:t>
+        <w:t>20</w:t>
       </w:r>
       <w:r>
         <w:fldChar w:fldCharType="end"/>
@@ -1778,7 +1777,7 @@
         <w:fldChar w:fldCharType="begin"/>
       </w:r>
       <w:r>
-        <w:instrText xml:space="preserve"> HYPERLINK \l _Toc1813671544 </w:instrText>
+        <w:instrText xml:space="preserve"> HYPERLINK \l _Toc361689836 </w:instrText>
       </w:r>
       <w:r>
         <w:fldChar w:fldCharType="separate"/>
@@ -1796,13 +1795,13 @@
         <w:fldChar w:fldCharType="begin"/>
       </w:r>
       <w:r>
-        <w:instrText xml:space="preserve"> PAGEREF _Toc1813671544 \h </w:instrText>
+        <w:instrText xml:space="preserve"> PAGEREF _Toc361689836 \h </w:instrText>
       </w:r>
       <w:r>
         <w:fldChar w:fldCharType="separate"/>
       </w:r>
       <w:r>
-        <w:t>20</w:t>
+        <w:t>22</w:t>
       </w:r>
       <w:r>
         <w:fldChar w:fldCharType="end"/>
@@ -1822,7 +1821,7 @@
         <w:fldChar w:fldCharType="begin"/>
       </w:r>
       <w:r>
-        <w:instrText xml:space="preserve"> HYPERLINK \l _Toc994754490 </w:instrText>
+        <w:instrText xml:space="preserve"> HYPERLINK \l _Toc1542352642 </w:instrText>
       </w:r>
       <w:r>
         <w:fldChar w:fldCharType="separate"/>
@@ -1840,13 +1839,13 @@
         <w:fldChar w:fldCharType="begin"/>
       </w:r>
       <w:r>
-        <w:instrText xml:space="preserve"> PAGEREF _Toc994754490 \h </w:instrText>
+        <w:instrText xml:space="preserve"> PAGEREF _Toc1542352642 \h </w:instrText>
       </w:r>
       <w:r>
         <w:fldChar w:fldCharType="separate"/>
       </w:r>
       <w:r>
-        <w:t>21</w:t>
+        <w:t>22</w:t>
       </w:r>
       <w:r>
         <w:fldChar w:fldCharType="end"/>
@@ -1866,7 +1865,7 @@
         <w:fldChar w:fldCharType="begin"/>
       </w:r>
       <w:r>
-        <w:instrText xml:space="preserve"> HYPERLINK \l _Toc678521535 </w:instrText>
+        <w:instrText xml:space="preserve"> HYPERLINK \l _Toc45751157 </w:instrText>
       </w:r>
       <w:r>
         <w:fldChar w:fldCharType="separate"/>
@@ -1884,13 +1883,13 @@
         <w:fldChar w:fldCharType="begin"/>
       </w:r>
       <w:r>
-        <w:instrText xml:space="preserve"> PAGEREF _Toc678521535 \h </w:instrText>
+        <w:instrText xml:space="preserve"> PAGEREF _Toc45751157 \h </w:instrText>
       </w:r>
       <w:r>
         <w:fldChar w:fldCharType="separate"/>
       </w:r>
       <w:r>
-        <w:t>21</w:t>
+        <w:t>22</w:t>
       </w:r>
       <w:r>
         <w:fldChar w:fldCharType="end"/>
@@ -1910,7 +1909,7 @@
         <w:fldChar w:fldCharType="begin"/>
       </w:r>
       <w:r>
-        <w:instrText xml:space="preserve"> HYPERLINK \l _Toc773273175 </w:instrText>
+        <w:instrText xml:space="preserve"> HYPERLINK \l _Toc140550073 </w:instrText>
       </w:r>
       <w:r>
         <w:fldChar w:fldCharType="separate"/>
@@ -1928,13 +1927,13 @@
         <w:fldChar w:fldCharType="begin"/>
       </w:r>
       <w:r>
-        <w:instrText xml:space="preserve"> PAGEREF _Toc773273175 \h </w:instrText>
+        <w:instrText xml:space="preserve"> PAGEREF _Toc140550073 \h </w:instrText>
       </w:r>
       <w:r>
         <w:fldChar w:fldCharType="separate"/>
       </w:r>
       <w:r>
-        <w:t>21</w:t>
+        <w:t>22</w:t>
       </w:r>
       <w:r>
         <w:fldChar w:fldCharType="end"/>
@@ -1954,7 +1953,7 @@
         <w:fldChar w:fldCharType="begin"/>
       </w:r>
       <w:r>
-        <w:instrText xml:space="preserve"> HYPERLINK \l _Toc1978704228 </w:instrText>
+        <w:instrText xml:space="preserve"> HYPERLINK \l _Toc2140548858 </w:instrText>
       </w:r>
       <w:r>
         <w:fldChar w:fldCharType="separate"/>
@@ -1972,13 +1971,13 @@
         <w:fldChar w:fldCharType="begin"/>
       </w:r>
       <w:r>
-        <w:instrText xml:space="preserve"> PAGEREF _Toc1978704228 \h </w:instrText>
+        <w:instrText xml:space="preserve"> PAGEREF _Toc2140548858 \h </w:instrText>
       </w:r>
       <w:r>
         <w:fldChar w:fldCharType="separate"/>
       </w:r>
       <w:r>
-        <w:t>21</w:t>
+        <w:t>23</w:t>
       </w:r>
       <w:r>
         <w:fldChar w:fldCharType="end"/>
@@ -1998,7 +1997,7 @@
         <w:fldChar w:fldCharType="begin"/>
       </w:r>
       <w:r>
-        <w:instrText xml:space="preserve"> HYPERLINK \l _Toc150202554 </w:instrText>
+        <w:instrText xml:space="preserve"> HYPERLINK \l _Toc1558601862 </w:instrText>
       </w:r>
       <w:r>
         <w:fldChar w:fldCharType="separate"/>
@@ -2016,13 +2015,13 @@
         <w:fldChar w:fldCharType="begin"/>
       </w:r>
       <w:r>
-        <w:instrText xml:space="preserve"> PAGEREF _Toc150202554 \h </w:instrText>
+        <w:instrText xml:space="preserve"> PAGEREF _Toc1558601862 \h </w:instrText>
       </w:r>
       <w:r>
         <w:fldChar w:fldCharType="separate"/>
       </w:r>
       <w:r>
-        <w:t>22</w:t>
+        <w:t>24</w:t>
       </w:r>
       <w:r>
         <w:fldChar w:fldCharType="end"/>
@@ -2042,7 +2041,7 @@
         <w:fldChar w:fldCharType="begin"/>
       </w:r>
       <w:r>
-        <w:instrText xml:space="preserve"> HYPERLINK \l _Toc1161039853 </w:instrText>
+        <w:instrText xml:space="preserve"> HYPERLINK \l _Toc415968528 </w:instrText>
       </w:r>
       <w:r>
         <w:fldChar w:fldCharType="separate"/>
@@ -2060,13 +2059,13 @@
         <w:fldChar w:fldCharType="begin"/>
       </w:r>
       <w:r>
-        <w:instrText xml:space="preserve"> PAGEREF _Toc1161039853 \h </w:instrText>
+        <w:instrText xml:space="preserve"> PAGEREF _Toc415968528 \h </w:instrText>
       </w:r>
       <w:r>
         <w:fldChar w:fldCharType="separate"/>
       </w:r>
       <w:r>
-        <w:t>23</w:t>
+        <w:t>25</w:t>
       </w:r>
       <w:r>
         <w:fldChar w:fldCharType="end"/>
@@ -2096,7 +2095,7 @@
       <w:pPr>
         <w:pStyle w:val="2"/>
       </w:pPr>
-      <w:bookmarkStart w:id="0" w:name="_Toc1298162467"/>
+      <w:bookmarkStart w:id="0" w:name="_Toc1441641866"/>
       <w:r>
         <w:rPr>
           <w:rFonts w:ascii="黑体" w:hAnsi="黑体" w:eastAsia="黑体" w:cs="黑体"/>
@@ -2112,7 +2111,7 @@
       <w:pPr>
         <w:pStyle w:val="3"/>
       </w:pPr>
-      <w:bookmarkStart w:id="1" w:name="_Toc1930212996"/>
+      <w:bookmarkStart w:id="1" w:name="_Toc1764336408"/>
       <w:r>
         <w:rPr>
           <w:rFonts w:ascii="黑体" w:hAnsi="黑体" w:eastAsia="黑体" w:cs="黑体"/>
@@ -2146,7 +2145,7 @@
       <w:pPr>
         <w:pStyle w:val="3"/>
       </w:pPr>
-      <w:bookmarkStart w:id="2" w:name="_Toc1201852190"/>
+      <w:bookmarkStart w:id="2" w:name="_Toc747811480"/>
       <w:r>
         <w:rPr>
           <w:rFonts w:ascii="黑体" w:hAnsi="黑体" w:eastAsia="黑体" w:cs="黑体"/>
@@ -2207,7 +2206,7 @@
       <w:pPr>
         <w:pStyle w:val="3"/>
       </w:pPr>
-      <w:bookmarkStart w:id="3" w:name="_Toc298573648"/>
+      <w:bookmarkStart w:id="3" w:name="_Toc1393242116"/>
       <w:r>
         <w:rPr>
           <w:rFonts w:ascii="黑体" w:hAnsi="黑体" w:eastAsia="黑体" w:cs="黑体"/>
@@ -2271,7 +2270,7 @@
       <w:pPr>
         <w:pStyle w:val="2"/>
       </w:pPr>
-      <w:bookmarkStart w:id="4" w:name="_Toc1605502544"/>
+      <w:bookmarkStart w:id="4" w:name="_Toc58556724"/>
       <w:r>
         <w:rPr>
           <w:rFonts w:ascii="黑体" w:hAnsi="黑体" w:eastAsia="黑体" w:cs="黑体"/>
@@ -2287,7 +2286,7 @@
       <w:pPr>
         <w:pStyle w:val="3"/>
       </w:pPr>
-      <w:bookmarkStart w:id="5" w:name="_Toc549232453"/>
+      <w:bookmarkStart w:id="5" w:name="_Toc615349942"/>
       <w:r>
         <w:rPr>
           <w:rFonts w:ascii="黑体" w:hAnsi="黑体" w:eastAsia="黑体" w:cs="黑体"/>
@@ -2772,7 +2771,7 @@
       <w:pPr>
         <w:pStyle w:val="3"/>
       </w:pPr>
-      <w:bookmarkStart w:id="7" w:name="_Toc1065122765"/>
+      <w:bookmarkStart w:id="7" w:name="_Toc2052714889"/>
       <w:r>
         <w:rPr>
           <w:rFonts w:ascii="黑体" w:hAnsi="黑体" w:eastAsia="黑体" w:cs="黑体"/>
@@ -2861,7 +2860,7 @@
       <w:pPr>
         <w:pStyle w:val="3"/>
       </w:pPr>
-      <w:bookmarkStart w:id="8" w:name="_Toc94629963"/>
+      <w:bookmarkStart w:id="8" w:name="_Toc654350368"/>
       <w:r>
         <w:rPr>
           <w:rFonts w:ascii="黑体" w:hAnsi="黑体" w:eastAsia="黑体" w:cs="黑体"/>
@@ -3683,7 +3682,7 @@
       <w:pPr>
         <w:pStyle w:val="3"/>
       </w:pPr>
-      <w:bookmarkStart w:id="9" w:name="_Toc1307889361"/>
+      <w:bookmarkStart w:id="9" w:name="_Toc402878689"/>
       <w:r>
         <w:rPr>
           <w:rFonts w:ascii="黑体" w:hAnsi="黑体" w:eastAsia="黑体" w:cs="黑体"/>
@@ -3745,7 +3744,7 @@
       <w:pPr>
         <w:pStyle w:val="3"/>
       </w:pPr>
-      <w:bookmarkStart w:id="10" w:name="_Toc53879635"/>
+      <w:bookmarkStart w:id="10" w:name="_Toc166187032"/>
       <w:r>
         <w:rPr>
           <w:rFonts w:ascii="黑体" w:hAnsi="黑体" w:eastAsia="黑体" w:cs="黑体"/>
@@ -3848,7 +3847,7 @@
       <w:pPr>
         <w:pStyle w:val="3"/>
       </w:pPr>
-      <w:bookmarkStart w:id="11" w:name="_Toc1464410058"/>
+      <w:bookmarkStart w:id="11" w:name="_Toc1376705724"/>
       <w:r>
         <w:rPr>
           <w:rFonts w:ascii="黑体" w:hAnsi="黑体" w:eastAsia="黑体" w:cs="黑体"/>
@@ -3891,7 +3890,7 @@
       <w:pPr>
         <w:pStyle w:val="2"/>
       </w:pPr>
-      <w:bookmarkStart w:id="12" w:name="_Toc29766539"/>
+      <w:bookmarkStart w:id="12" w:name="_Toc1304290490"/>
       <w:r>
         <w:rPr>
           <w:rFonts w:ascii="黑体" w:hAnsi="黑体" w:eastAsia="黑体" w:cs="黑体"/>
@@ -3907,7 +3906,7 @@
       <w:pPr>
         <w:pStyle w:val="3"/>
       </w:pPr>
-      <w:bookmarkStart w:id="13" w:name="_Toc2070014869"/>
+      <w:bookmarkStart w:id="13" w:name="_Toc1844680501"/>
       <w:r>
         <w:rPr>
           <w:rFonts w:ascii="黑体" w:hAnsi="黑体" w:eastAsia="黑体" w:cs="黑体"/>
@@ -3962,7 +3961,7 @@
       <w:pPr>
         <w:pStyle w:val="3"/>
       </w:pPr>
-      <w:bookmarkStart w:id="14" w:name="_Toc1504821883"/>
+      <w:bookmarkStart w:id="14" w:name="_Toc323768568"/>
       <w:r>
         <w:rPr>
           <w:rFonts w:ascii="黑体" w:hAnsi="黑体" w:eastAsia="黑体" w:cs="黑体"/>
@@ -3987,7 +3986,7 @@
       <w:pPr>
         <w:pStyle w:val="3"/>
       </w:pPr>
-      <w:bookmarkStart w:id="15" w:name="_Toc626476862"/>
+      <w:bookmarkStart w:id="15" w:name="_Toc2002244525"/>
       <w:r>
         <w:rPr>
           <w:rFonts w:ascii="黑体" w:hAnsi="黑体" w:eastAsia="黑体" w:cs="黑体"/>
@@ -4012,7 +4011,7 @@
       <w:pPr>
         <w:pStyle w:val="3"/>
       </w:pPr>
-      <w:bookmarkStart w:id="16" w:name="_Toc84298393"/>
+      <w:bookmarkStart w:id="16" w:name="_Toc654983185"/>
       <w:r>
         <w:rPr>
           <w:rFonts w:ascii="黑体" w:hAnsi="黑体" w:eastAsia="黑体" w:cs="黑体"/>
@@ -4037,7 +4036,7 @@
       <w:pPr>
         <w:pStyle w:val="3"/>
       </w:pPr>
-      <w:bookmarkStart w:id="17" w:name="_Toc1611367778"/>
+      <w:bookmarkStart w:id="17" w:name="_Toc301215773"/>
       <w:r>
         <w:rPr>
           <w:rFonts w:ascii="黑体" w:hAnsi="黑体" w:eastAsia="黑体" w:cs="黑体"/>
@@ -4187,7 +4186,7 @@
       <w:pPr>
         <w:pStyle w:val="2"/>
       </w:pPr>
-      <w:bookmarkStart w:id="19" w:name="_Toc341972529"/>
+      <w:bookmarkStart w:id="19" w:name="_Toc914540832"/>
       <w:r>
         <w:rPr>
           <w:rFonts w:ascii="黑体" w:hAnsi="黑体" w:eastAsia="黑体" w:cs="黑体"/>
@@ -4203,7 +4202,7 @@
       <w:pPr>
         <w:pStyle w:val="3"/>
       </w:pPr>
-      <w:bookmarkStart w:id="20" w:name="_Toc866055531"/>
+      <w:bookmarkStart w:id="20" w:name="_Toc1147301845"/>
       <w:r>
         <w:rPr>
           <w:rFonts w:ascii="黑体" w:hAnsi="黑体" w:eastAsia="黑体" w:cs="黑体"/>
@@ -4277,7 +4276,7 @@
         <w:jc w:val="both"/>
       </w:pPr>
       <w:r>
-        <w:t>总体技术路线包括模型与数据准备、SFT 基线、在线策略蒸馏、统一评测和结果分析。每项实验均记录模型与数据版本、损失定义、支持集协议、训练参数和评测脚本。</w:t>
+        <w:t>本文以学生模型在真实生成过程中访问的状态为起点，将教师反馈、分布匹配和参数更新放在同一条计算链路中。具体过程是：学生先根据当前策略生成 Function Calling 轨迹，教师再在这些学生前缀上给出条件分布，最后由选定的散度和监督信息粒度形成梯度。这样处理后，状态来源、优化目标和教师信息量不再混在一个方法名称中，而可以作为三个相互独立的变量加以比较。</w:t>
       </w:r>
     </w:p>
     <w:p>
@@ -4286,7 +4285,7 @@
         <w:jc w:val="both"/>
       </w:pPr>
       <w:r>
-        <w:t>每项实验关联四类信息：研究定义，包括散度、监督粒度、支持集和 mask；数据定义，包括来源、版本、划分和过滤规则；模型定义，包括学生、教师、LoRA 与模板；运行定义，包括随机种子、计算资源、依赖和执行命令。这些信息共同构成复现实验和解释结果的依据。</w:t>
+        <w:t>为使后续实验具有统一含义，本文先给出基本符号。设任务输入为 x∼𝒟，学生策略为 πθ，冻结教师策略为 πφ，学生生成的响应序列为 y=(y₁,…,y_T)。第 t 个位置以前的学生前缀记为 y&lt;t，m_t∈{0,1} 表示该位置是否属于需要接受监督的 assistant 或 function-call 区域。</w:t>
       </w:r>
     </w:p>
     <w:p>
@@ -4295,7 +4294,7 @@
         <w:jc w:val="both"/>
       </w:pPr>
       <w:r>
-        <w:t>形式化地，设输入 x 来自任务数据分布 𝒟，学生策略为 πθ，冻结教师策略为 πφ。学生先按照当前策略生成轨迹 y；在有效位置 t，教师和学生基于同一学生前缀给出条件分布：</w:t>
+        <w:t>学生轨迹及师生条件分布写为：</w:t>
       </w:r>
     </w:p>
     <w:p>
@@ -4305,10 +4304,10 @@
       </w:pPr>
       <w:r>
         <w:rPr>
-          <w:rFonts w:ascii="Cambria Math" w:hAnsi="Cambria Math" w:eastAsia="Cambria Math"/>
-          <w:sz w:val="23"/>
-        </w:rPr>
-        <w:t>y ∼ πθ(·|x)，    pT,t = πφ(·|x, y&lt;t)，    pS,t = πθ(·|x, y&lt;t)。</w:t>
+          <w:rFonts w:ascii="Cambria Math" w:hAnsi="Cambria Math"/>
+          <w:sz w:val="21"/>
+        </w:rPr>
+        <w:t>y ∼ πθ(·|x)，    pT,t(v)=πφ(v|x,y&lt;t)，    pS,t(v)=πθ(v|x,y&lt;t)。</w:t>
       </w:r>
     </w:p>
     <w:p>
@@ -4317,20 +4316,20 @@
         <w:jc w:val="center"/>
       </w:pPr>
       <w:r>
-        <w:rPr>
-          <w:rFonts w:ascii="Cambria Math" w:hAnsi="Cambria Math" w:eastAsia="Cambria Math"/>
-          <w:sz w:val="23"/>
-        </w:rPr>
-        <w:t>LD(θ) = 𝔼x∼𝒟 𝔼y∼πθ(·|x) [ (1/|M|) Σt∈M D(pT,t ‖ pS,t) ]。</w:t>
-      </w:r>
-    </w:p>
-    <w:p>
-      <w:pPr>
-        <w:ind w:firstLine="420"/>
-        <w:jc w:val="both"/>
-      </w:pPr>
-      <w:r>
-        <w:t>其中，M 表示由消息边界、工具边界和响应位置确定的有效 token 集，D 表示待比较的散度。监督信息粒度由压缩或采样算子 Cg 控制：</w:t>
+        <w:t>在监督方式 g 和散度 D 给定时，本文采用统一的在线策略蒸馏目标：</w:t>
+      </w:r>
+    </w:p>
+    <w:p>
+      <w:pPr>
+        <w:ind w:firstLine="420"/>
+        <w:jc w:val="center"/>
+      </w:pPr>
+      <w:r>
+        <w:rPr>
+          <w:rFonts w:ascii="Cambria Math" w:hAnsi="Cambria Math"/>
+          <w:sz w:val="21"/>
+        </w:rPr>
+        <w:t>Lᵍ_D(θ)=𝔼ₓ∼𝒟 𝔼ᵧ∼πθ(·|x) [ (1/Σₜmₜ) Σₜ mₜ D(Cg(pT,t) ‖ Cg(pS,t)) ]。</w:t>
       </w:r>
     </w:p>
     <w:p>
@@ -4339,20 +4338,29 @@
         <w:jc w:val="center"/>
       </w:pPr>
       <w:r>
-        <w:rPr>
-          <w:rFonts w:ascii="Cambria Math" w:hAnsi="Cambria Math" w:eastAsia="Cambria Math"/>
-          <w:sz w:val="23"/>
-        </w:rPr>
-        <w:t>qT,t = Cg(pT,t)，    g ∈ {Full Vocabulary, Top-K, K1}。</w:t>
-      </w:r>
-    </w:p>
-    <w:p>
-      <w:pPr>
-        <w:ind w:firstLine="420"/>
-        <w:jc w:val="both"/>
-      </w:pPr>
-      <w:r>
-        <w:t>上述表达把三个研究问题对应到同一目标中：轨迹分布 y∼πθ 决定监督状态，散度 D 决定优化偏好，算子 Cg 决定教师信息的保留范围和计算成本。后续实验只改变其中一个因素，其余条件保持一致。</w:t>
+        <w:t>其中，Cg 表示全词表保留、Top-K 截断或 K1 随机估计所对应的监督算子。学生生成分布 πθ 决定教师看到什么状态，D 决定教师知识以何种偏好转化为梯度，Cg 则决定每个位置实际保留多少教师信息。学生只在 LoRA 参数空间 ΘLoRA 内更新，因此总体优化问题可写为：</w:t>
+      </w:r>
+    </w:p>
+    <w:p>
+      <w:pPr>
+        <w:ind w:firstLine="420"/>
+        <w:jc w:val="center"/>
+      </w:pPr>
+      <w:r>
+        <w:rPr>
+          <w:rFonts w:ascii="Cambria Math" w:hAnsi="Cambria Math"/>
+          <w:sz w:val="21"/>
+        </w:rPr>
+        <w:t>θ* = arg minθ∈ΘLoRA Lᵍ_D(θ)。</w:t>
+      </w:r>
+    </w:p>
+    <w:p>
+      <w:pPr>
+        <w:ind w:firstLine="420"/>
+        <w:jc w:val="center"/>
+      </w:pPr>
+      <w:r>
+        <w:t>三个研究问题由此统一到同一目标中：学生轨迹决定监督状态，散度决定优化偏好，监督算子决定信息量与计算成本。整体技术路线如图 2 所示。</w:t>
       </w:r>
     </w:p>
     <w:p>
@@ -4462,7 +4470,7 @@
       <w:pPr>
         <w:pStyle w:val="3"/>
       </w:pPr>
-      <w:bookmarkStart w:id="22" w:name="_Toc151150151"/>
+      <w:bookmarkStart w:id="22" w:name="_Toc446442502"/>
       <w:r>
         <w:rPr>
           <w:rFonts w:ascii="黑体" w:hAnsi="黑体" w:eastAsia="黑体" w:cs="黑体"/>
@@ -4480,7 +4488,29 @@
         <w:jc w:val="both"/>
       </w:pPr>
       <w:r>
-        <w:t>模型方面，选用 Qwen3-0.6B 作为学生、Qwen3-4B 作为教师。教师参数保持冻结，学生仅更新 LoRA 参数。训练前检查师生 tokenizer 的词表、特殊 token、消息模板和函数调用格式，并通过回环测试验证编码、解码与 token 对齐。模型家族信息以 Qwen3 技术报告为依据[16]。</w:t>
+        <w:t>本文选择 Qwen3-0.6B 作为学生模型、Qwen3-4B 作为教师模型。二者属于同一模型家族，便于统一 tokenizer、特殊 token、消息模板和函数调用格式；教师参数 φ 始终冻结，学生仅更新低秩适配参数。对任一线性层 W₀，LoRA 更新写为：</w:t>
+      </w:r>
+    </w:p>
+    <w:p>
+      <w:pPr>
+        <w:ind w:firstLine="420"/>
+        <w:jc w:val="center"/>
+      </w:pPr>
+      <w:r>
+        <w:rPr>
+          <w:rFonts w:ascii="Cambria Math" w:hAnsi="Cambria Math"/>
+          <w:sz w:val="21"/>
+        </w:rPr>
+        <w:t>W = W₀ + (α/r)BA，    A∈ℝʳ×ᵈⁱⁿ，    B∈ℝᵈᵒᵘᵗ×ʳ，    r ≪ min(din,dout)。</w:t>
+      </w:r>
+    </w:p>
+    <w:p>
+      <w:pPr>
+        <w:ind w:firstLine="420"/>
+        <w:jc w:val="center"/>
+      </w:pPr>
+      <w:r>
+        <w:t>这一参数化把可训练变量限制在 A、B 上，既减少显存占用，也使不同散度和监督粒度能够共享同一学生初始化与优化器设置[19]。模型家族及模板约定以 Qwen3 技术报告为依据[16]。</w:t>
       </w:r>
     </w:p>
     <w:p>
@@ -4489,7 +4519,7 @@
         <w:jc w:val="both"/>
       </w:pPr>
       <w:r>
-        <w:t>数据方面，核验公开 Function Calling 数据的来源、许可证、字段含义和版本，再把实际字段转换为统一的用户消息、工具 schema、调用响应与工具结果表示。训练集、验证集和测试集按照来源与模板隔离，并记录划分比例、子集范围和去重规则。API-Bank、ToolLLM/ToolBench、APIGen 和 ToolACE 为数据选择与构造提供参考[23][24][25][26]。</w:t>
+        <w:t>Function Calling 样本在进入模型前统一表示为 x=Template(u,S,h)，其中 u 为用户请求，S 为工具 schema，h 为已有对话与工具返回。训练集、验证集和测试集分别记为 𝒟tr、𝒟val 和 𝒟te，并满足 𝒟tr∩𝒟val=𝒟tr∩𝒟te=𝒟val∩𝒟te=∅。本文按照数据来源、接口模板和目标调用联合去重，避免同一工具定义或问题模板跨集合泄漏。API-Bank、ToolLLM/ToolBench、APIGen 和 ToolACE 为字段统一与样本筛选提供参考[23][24][25][26]。</w:t>
       </w:r>
     </w:p>
     <w:p>
@@ -4498,14 +4528,14 @@
         <w:jc w:val="both"/>
       </w:pPr>
       <w:r>
-        <w:t>数据审计重点处理三类异常：schema 语法错误、参数标签与用户意图不一致，以及工具返回缺失或格式不统一。评测器保留原始样本、规范化样本和失败原因，并对自动检查结果进行抽样复核。</w:t>
+        <w:t>数据审计围绕结构、语义和执行三层展开。结构层检查 JSON 与 schema 约束，语义层核对用户意图和目标函数，执行层在本地模拟工具中验证参数能否产生有效返回。只有同时通过三层检查的样本才进入正式训练；无法自动判定的样本保留原始内容和失败原因，并进行人工抽查。</w:t>
       </w:r>
     </w:p>
     <w:p>
       <w:pPr>
         <w:pStyle w:val="3"/>
       </w:pPr>
-      <w:bookmarkStart w:id="23" w:name="_Toc2054917103"/>
+      <w:bookmarkStart w:id="23" w:name="_Toc51268496"/>
       <w:r>
         <w:rPr>
           <w:rFonts w:ascii="黑体" w:hAnsi="黑体" w:eastAsia="黑体" w:cs="黑体"/>
@@ -4579,16 +4609,64 @@
         <w:jc w:val="both"/>
       </w:pPr>
       <w:r>
-        <w:t>学生 rollout 的温度、停止条件、最大生成长度、非法格式处理和重试规则均作为控制变量写入配置；所有比较组使用相同的采样与后处理协议。</w:t>
-      </w:r>
-    </w:p>
-    <w:p>
-      <w:pPr>
-        <w:ind w:firstLine="420"/>
-        <w:jc w:val="both"/>
-      </w:pPr>
-      <w:r>
-        <w:t>教师模型在学生访问的前缀上提供完整分布或局部 token 信息，学生模型依据相同前缀计算蒸馏目标，教师参数始终冻结。全词表、Top-K 和 K1 只改变教师信息的保留或估计方式，数据划分、rollout 条件和总训练预算保持不变。</w:t>
+        <w:t>对每个输入 x，学生按照固定温度 τ、最大长度和停止条件进行 rollout。若学生在第 t 步的未归一化输出为 zθ,t(v)，则实际采样策略为：</w:t>
+      </w:r>
+    </w:p>
+    <w:p>
+      <w:pPr>
+        <w:ind w:firstLine="420"/>
+        <w:jc w:val="center"/>
+      </w:pPr>
+      <w:r>
+        <w:rPr>
+          <w:rFonts w:ascii="Cambria Math" w:hAnsi="Cambria Math"/>
+          <w:sz w:val="21"/>
+        </w:rPr>
+        <w:t>πθ,τ(v|x,y&lt;t)=exp(zθ,t(v)/τ) / Σu∈V exp(zθ,t(u)/τ)，    πθ,τ(y|x)=∏ₜ₌₁ᵀπθ,τ(yₜ|x,y&lt;t)。</w:t>
+      </w:r>
+    </w:p>
+    <w:p>
+      <w:pPr>
+        <w:ind w:firstLine="420"/>
+        <w:jc w:val="center"/>
+      </w:pPr>
+      <w:r>
+        <w:t>教师并不重新生成一条替代答案，而是在学生已经到达的前缀上评分。这样，教师监督对应的是学生部署时真正可能访问的状态。对同一前缀，师生 logits 分别记为 zφ,t 与 zθ,t，并通过 softmax 得到 pT,t 和 pS,t：</w:t>
+      </w:r>
+    </w:p>
+    <w:p>
+      <w:pPr>
+        <w:ind w:firstLine="420"/>
+        <w:jc w:val="center"/>
+      </w:pPr>
+      <w:r>
+        <w:rPr>
+          <w:rFonts w:ascii="Cambria Math" w:hAnsi="Cambria Math"/>
+          <w:sz w:val="21"/>
+        </w:rPr>
+        <w:t>pT,t=softmax(zφ,t/τT)，    pS,t=softmax(zθ,t/τS)。</w:t>
+      </w:r>
+    </w:p>
+    <w:p>
+      <w:pPr>
+        <w:ind w:firstLine="420"/>
+        <w:jc w:val="center"/>
+      </w:pPr>
+      <w:r>
+        <w:t>有效位置由消息边界和工具调用边界共同确定。令 a_t 表示 assistant 区域，c_t 表示 function-call 区域，r_t 表示未被 padding 或截断排除的有效位置，则监督掩码定义为：</w:t>
+      </w:r>
+    </w:p>
+    <w:p>
+      <w:pPr>
+        <w:ind w:firstLine="420"/>
+        <w:jc w:val="center"/>
+      </w:pPr>
+      <w:r>
+        <w:rPr>
+          <w:rFonts w:ascii="Cambria Math" w:hAnsi="Cambria Math"/>
+          <w:sz w:val="21"/>
+        </w:rPr>
+        <w:t>m_t = 𝟙[(a_t∨c_t)∧r_t]，    L(y)=ΣₜmₜL_t / max(1,Σₜmₜ)。</w:t>
       </w:r>
     </w:p>
     <w:p>
@@ -4922,7 +5000,7 @@
         <w:jc w:val="both"/>
       </w:pPr>
       <w:r>
-        <w:t>所有方法共用数据读取、学生 rollout、教师评分和指标记录接口，使不同对照组仅在目标函数或监督信息粒度上有所区别。</w:t>
+        <w:t>表 4-1 给出了各环节需要固定和单独记录的变量。本文在所有对照组中使用同一批输入、同一 rollout 规则和同一有效位置掩码，使损失变化能够归因于散度 D 或监督算子 Cg，而不是生成长度、模板或后处理差异。训练、反馈与评测之间的关系见图 3。</w:t>
       </w:r>
     </w:p>
     <w:p>
@@ -5032,7 +5110,7 @@
       <w:pPr>
         <w:pStyle w:val="3"/>
       </w:pPr>
-      <w:bookmarkStart w:id="26" w:name="_Toc1159739067"/>
+      <w:bookmarkStart w:id="26" w:name="_Toc528669825"/>
       <w:r>
         <w:rPr>
           <w:rFonts w:ascii="黑体" w:hAnsi="黑体" w:eastAsia="黑体" w:cs="黑体"/>
@@ -5050,7 +5128,7 @@
         <w:jc w:val="both"/>
       </w:pPr>
       <w:r>
-        <w:t>在全词表和 Top-K 方案中，令 p_T 与 p_S 分别表示教师和学生在有效位置上的概率分布，通用的 token 级目标可写为：</w:t>
+        <w:t>在完整词表上，Forward KL 以教师概率作为权重，衡量学生是否覆盖教师认为合理的 token；其单位置形式为：</w:t>
       </w:r>
     </w:p>
     <w:p>
@@ -5058,241 +5136,13 @@
         <w:ind w:firstLine="0"/>
         <w:jc w:val="center"/>
       </w:pPr>
-      <m:oMathPara>
-        <m:oMath>
-          <m:sSub>
-            <m:sSubPr/>
-            <m:e>
-              <m:r>
-                <m:rPr/>
-                <m:t>ℒ</m:t>
-              </m:r>
-            </m:e>
-            <m:sub>
-              <m:r>
-                <m:rPr>
-                  <m:sty m:val="p"/>
-                </m:rPr>
-                <m:t>distill</m:t>
-              </m:r>
-            </m:sub>
-          </m:sSub>
-          <m:r>
-            <m:rPr/>
-            <m:t>=</m:t>
-          </m:r>
-          <m:f>
-            <m:fPr/>
-            <m:num>
-              <m:nary>
-                <m:naryPr>
-                  <m:chr m:val="∑"/>
-                  <m:grow m:val="1"/>
-                  <m:limLoc m:val="subSup"/>
-                  <m:supHide m:val="1"/>
-                </m:naryPr>
-                <m:sub>
-                  <m:r>
-                    <m:rPr/>
-                    <m:t>b,t</m:t>
-                  </m:r>
-                </m:sub>
-                <m:sup/>
-                <m:e>
-                  <m:sSub>
-                    <m:sSubPr/>
-                    <m:e>
-                      <m:r>
-                        <m:rPr/>
-                        <m:t>m</m:t>
-                      </m:r>
-                    </m:e>
-                    <m:sub>
-                      <m:r>
-                        <m:rPr/>
-                        <m:t>b,t</m:t>
-                      </m:r>
-                    </m:sub>
-                  </m:sSub>
-                  <m:r>
-                    <m:rPr/>
-                    <m:t>D</m:t>
-                  </m:r>
-                  <m:d>
-                    <m:dPr>
-                      <m:sepChr m:val=","/>
-                    </m:dPr>
-                    <m:e>
-                      <m:sSub>
-                        <m:sSubPr/>
-                        <m:e>
-                          <m:r>
-                            <m:rPr/>
-                            <m:t>p</m:t>
-                          </m:r>
-                        </m:e>
-                        <m:sub>
-                          <m:r>
-                            <m:rPr/>
-                            <m:t>T</m:t>
-                          </m:r>
-                        </m:sub>
-                      </m:sSub>
-                      <m:d>
-                        <m:dPr>
-                          <m:sepChr m:val=","/>
-                        </m:dPr>
-                        <m:e>
-                          <m:r>
-                            <m:rPr/>
-                            <m:t>·∣</m:t>
-                          </m:r>
-                          <m:sSub>
-                            <m:sSubPr/>
-                            <m:e>
-                              <m:r>
-                                <m:rPr/>
-                                <m:t>x</m:t>
-                              </m:r>
-                            </m:e>
-                            <m:sub>
-                              <m:r>
-                                <m:rPr/>
-                                <m:t>b</m:t>
-                              </m:r>
-                            </m:sub>
-                          </m:sSub>
-                          <m:r>
-                            <m:rPr/>
-                            <m:t>,</m:t>
-                          </m:r>
-                          <m:sSub>
-                            <m:sSubPr/>
-                            <m:e>
-                              <m:r>
-                                <m:rPr/>
-                                <m:t>y</m:t>
-                              </m:r>
-                            </m:e>
-                            <m:sub>
-                              <m:r>
-                                <m:rPr/>
-                                <m:t>b,&lt;t</m:t>
-                              </m:r>
-                            </m:sub>
-                          </m:sSub>
-                        </m:e>
-                      </m:d>
-                      <m:r>
-                        <m:rPr/>
-                        <m:t>∥</m:t>
-                      </m:r>
-                      <m:sSub>
-                        <m:sSubPr/>
-                        <m:e>
-                          <m:r>
-                            <m:rPr/>
-                            <m:t>p</m:t>
-                          </m:r>
-                        </m:e>
-                        <m:sub>
-                          <m:r>
-                            <m:rPr/>
-                            <m:t>S</m:t>
-                          </m:r>
-                        </m:sub>
-                      </m:sSub>
-                      <m:d>
-                        <m:dPr>
-                          <m:sepChr m:val=","/>
-                        </m:dPr>
-                        <m:e>
-                          <m:r>
-                            <m:rPr/>
-                            <m:t>·∣</m:t>
-                          </m:r>
-                          <m:sSub>
-                            <m:sSubPr/>
-                            <m:e>
-                              <m:r>
-                                <m:rPr/>
-                                <m:t>x</m:t>
-                              </m:r>
-                            </m:e>
-                            <m:sub>
-                              <m:r>
-                                <m:rPr/>
-                                <m:t>b</m:t>
-                              </m:r>
-                            </m:sub>
-                          </m:sSub>
-                          <m:r>
-                            <m:rPr/>
-                            <m:t>,</m:t>
-                          </m:r>
-                          <m:sSub>
-                            <m:sSubPr/>
-                            <m:e>
-                              <m:r>
-                                <m:rPr/>
-                                <m:t>y</m:t>
-                              </m:r>
-                            </m:e>
-                            <m:sub>
-                              <m:r>
-                                <m:rPr/>
-                                <m:t>b,&lt;t</m:t>
-                              </m:r>
-                            </m:sub>
-                          </m:sSub>
-                        </m:e>
-                      </m:d>
-                    </m:e>
-                  </m:d>
-                </m:e>
-              </m:nary>
-            </m:num>
-            <m:den>
-              <m:nary>
-                <m:naryPr>
-                  <m:chr m:val="∑"/>
-                  <m:grow m:val="1"/>
-                  <m:limLoc m:val="subSup"/>
-                  <m:supHide m:val="1"/>
-                </m:naryPr>
-                <m:sub>
-                  <m:r>
-                    <m:rPr/>
-                    <m:t>b,t</m:t>
-                  </m:r>
-                </m:sub>
-                <m:sup/>
-                <m:e>
-                  <m:sSub>
-                    <m:sSubPr/>
-                    <m:e>
-                      <m:r>
-                        <m:rPr/>
-                        <m:t>m</m:t>
-                      </m:r>
-                    </m:e>
-                    <m:sub>
-                      <m:r>
-                        <m:rPr/>
-                        <m:t>b,t</m:t>
-                      </m:r>
-                    </m:sub>
-                  </m:sSub>
-                  <m:r>
-                    <m:rPr/>
-                    <m:t>+ε</m:t>
-                  </m:r>
-                </m:e>
-              </m:nary>
-            </m:den>
-          </m:f>
-        </m:oMath>
-      </m:oMathPara>
+      <w:r>
+        <w:rPr>
+          <w:rFonts w:ascii="Cambria Math" w:hAnsi="Cambria Math"/>
+          <w:sz w:val="21"/>
+        </w:rPr>
+        <w:t>DFKL(pT‖pS)=Σv∈V pT(v) log[pT(v)/pS(v)]。</w:t>
+      </w:r>
     </w:p>
     <w:p>
       <w:pPr>
@@ -5300,25 +5150,73 @@
         <w:jc w:val="both"/>
       </w:pPr>
       <w:r>
-        <w:t>其中，</w:t>
-      </w:r>
-      <m:oMath>
-        <m:r>
-          <m:rPr>
-            <m:sty m:val="p"/>
-          </m:rPr>
-          <w:rPr>
-            <w:rFonts w:ascii="DejaVu Math TeX Gyre" w:hAnsi="DejaVu Math TeX Gyre" w:cs="Times New Roman"/>
-            <w:kern w:val="2"/>
-            <w:sz w:val="24"/>
-            <w:szCs w:val="24"/>
-            <w:lang w:val="en-US" w:bidi="ar-SA"/>
-          </w:rPr>
-          <m:t>m</m:t>
-        </m:r>
-      </m:oMath>
-      <w:r>
-        <w:t xml:space="preserve"> 表示由消息边界、工具边界和响应位置共同确定的有效 token mask。概率计算采用 log-sum-exp、概率下界和混合精度控制，避免出现数值溢出。K1 sampled-token 使用单独定义的采样估计器，并记录随机种子和估计方差。</w:t>
+        <w:t>Reverse KL 以学生概率作为权重，更集中地约束学生当前愿意生成的区域：</w:t>
+      </w:r>
+    </w:p>
+    <w:p>
+      <w:pPr>
+        <w:ind w:firstLine="420"/>
+        <w:jc w:val="center"/>
+      </w:pPr>
+      <w:r>
+        <w:rPr>
+          <w:rFonts w:ascii="Cambria Math" w:hAnsi="Cambria Math"/>
+          <w:sz w:val="21"/>
+        </w:rPr>
+        <w:t>DRKL(pS‖pT)=Σv∈V pS(v) log[pS(v)/pT(v)]。</w:t>
+      </w:r>
+    </w:p>
+    <w:p>
+      <w:pPr>
+        <w:ind w:firstLine="420"/>
+        <w:jc w:val="center"/>
+      </w:pPr>
+      <w:r>
+        <w:t>为观察两种偏好之间的连续变化，本文同时考察 JSD 与 skew KL。令 m=(pT+pS)/2，则：</w:t>
+      </w:r>
+    </w:p>
+    <w:p>
+      <w:pPr>
+        <w:ind w:firstLine="420"/>
+        <w:jc w:val="center"/>
+      </w:pPr>
+      <w:r>
+        <w:rPr>
+          <w:rFonts w:ascii="Cambria Math" w:hAnsi="Cambria Math"/>
+          <w:sz w:val="21"/>
+        </w:rPr>
+        <w:t>DJSD(pT,pS)=½DKL(pT‖m)+½DKL(pS‖m)。</w:t>
+      </w:r>
+    </w:p>
+    <w:p>
+      <w:pPr>
+        <w:ind w:firstLine="420"/>
+        <w:jc w:val="center"/>
+      </w:pPr>
+      <w:r>
+        <w:t>对 α∈(0,1)，本文采用的教师侧 skew KL 写为：</w:t>
+      </w:r>
+    </w:p>
+    <w:p>
+      <w:pPr>
+        <w:ind w:firstLine="420"/>
+        <w:jc w:val="center"/>
+      </w:pPr>
+      <w:r>
+        <w:rPr>
+          <w:rFonts w:ascii="Cambria Math" w:hAnsi="Cambria Math"/>
+          <w:sz w:val="21"/>
+        </w:rPr>
+        <w:t>Dskew,α(pT,pS)=DKL(pT ‖ αpT+(1−α)pS)。</w:t>
+      </w:r>
+    </w:p>
+    <w:p>
+      <w:pPr>
+        <w:ind w:firstLine="420"/>
+        <w:jc w:val="center"/>
+      </w:pPr>
+      <w:r>
+        <w:t>当 α 改变时，混合分布对教师概率和学生概率的依赖随之变化。本文不会只用“覆盖”或“模式选择”解释结果，而会结合师生熵、支持集重叠和梯度稳定性判断散度实际产生的作用[7][8][9][12]。</w:t>
       </w:r>
     </w:p>
     <w:p>
@@ -5327,7 +5225,7 @@
         <w:jc w:val="both"/>
       </w:pPr>
       <w:r>
-        <w:t>监督信息粒度与散度目标的实验矩阵如下：</w:t>
+        <w:t>上述散度与三种监督信息粒度组成表 4-2 的实验矩阵。每个单元格都在相同数据、学生初始化、更新步数和 rollout 预算下运行。</w:t>
       </w:r>
     </w:p>
     <w:p>
@@ -5872,7 +5770,7 @@
         <w:jc w:val="both"/>
       </w:pPr>
       <w:r>
-        <w:t>该矩阵覆盖三类目标函数与三种监督方案。各实验共用数据、训练预算和评测协议，并在配置中记录损失形式、K 值、支持集、重归一化方式、K1 proposal、梯度估计和数值精度。</w:t>
+        <w:t>矩阵的作用不是穷举方法名称，而是分离两个容易混淆的因素：纵向改变教师信息的保留范围，横向改变分布差异转化为梯度的方式。由此可以判断性能变化究竟来自散度偏好，还是来自教师信息量。</w:t>
       </w:r>
     </w:p>
     <w:p>
@@ -5881,63 +5779,80 @@
         <w:jc w:val="both"/>
       </w:pPr>
       <w:r>
-        <w:t>三种监督方案及广义散度的含义如下：</w:t>
-      </w:r>
-    </w:p>
-    <w:p>
-      <w:pPr>
-        <w:pStyle w:val="17"/>
+        <w:t>全词表方案令支持集 S_t=V，并直接使用 pT,t 与 pS,t 计算散度，是信息最完整的基线。Top-K 方案由教师分布确定支持集：</w:t>
+      </w:r>
+    </w:p>
+    <w:p>
+      <w:pPr>
+        <w:ind w:firstLine="420"/>
+        <w:jc w:val="center"/>
+      </w:pPr>
+      <w:r>
+        <w:rPr>
+          <w:rFonts w:ascii="Cambria Math" w:hAnsi="Cambria Math"/>
+          <w:sz w:val="21"/>
+        </w:rPr>
+        <w:t>SK,t = TopK(pT,t,K)，    ZT,t=Σv∈SK,t pT,t(v)，    ZS,t=Σv∈SK,t pS,t(v)。</w:t>
+      </w:r>
+    </w:p>
+    <w:p>
+      <w:pPr>
         <w:ind w:firstLine="420"/>
         <w:jc w:val="left"/>
       </w:pPr>
       <w:r>
-        <w:t>• “全词表”指教师在规定有效位置上的完整输出分布参与匹配；工程实现可采用分块计算或流式处理。</w:t>
-      </w:r>
-    </w:p>
-    <w:p>
-      <w:pPr>
-        <w:pStyle w:val="17"/>
+        <w:t>在同一支持集上分别归一化师生概率，以避免把教师尾部概率无意并入某个保留 token：</w:t>
+      </w:r>
+    </w:p>
+    <w:p>
+      <w:pPr>
+        <w:ind w:firstLine="420"/>
+        <w:jc w:val="center"/>
+      </w:pPr>
+      <w:r>
+        <w:rPr>
+          <w:rFonts w:ascii="Cambria Math" w:hAnsi="Cambria Math"/>
+          <w:sz w:val="21"/>
+        </w:rPr>
+        <w:t>p̃T,t(v)=pT,t(v)/ZT,t，    p̃S,t(v)=pS,t(v)/ZS,t，    v∈SK,t。</w:t>
+      </w:r>
+    </w:p>
+    <w:p>
+      <w:pPr>
         <w:ind w:firstLine="420"/>
         <w:jc w:val="left"/>
       </w:pPr>
       <w:r>
-        <w:t>• “Top-K”指仅使用明确的高概率 token 支持集，并记录支持集来源、重归一化方式和支持集外概率处理。</w:t>
-      </w:r>
-    </w:p>
-    <w:p>
-      <w:pPr>
-        <w:pStyle w:val="17"/>
-        <w:ind w:firstLine="420"/>
-        <w:jc w:val="left"/>
-      </w:pPr>
-      <w:r>
-        <w:t>• “K1 sampled-token”指每个位置使用一个采样 token 估计相应期望，并与选择最大概率 token 的硬标签方法分开记录。</w:t>
-      </w:r>
-    </w:p>
-    <w:p>
-      <w:pPr>
-        <w:pStyle w:val="17"/>
-        <w:ind w:firstLine="420"/>
-        <w:jc w:val="left"/>
-      </w:pPr>
-      <w:r>
-        <w:t>• “广义散度”包括 JSD、skew KL 等代表性目标，实验配置将记录具体公式、混合参数和梯度计算规则。</w:t>
-      </w:r>
-    </w:p>
-    <w:p>
-      <w:pPr>
-        <w:ind w:firstLine="420"/>
-        <w:jc w:val="both"/>
-      </w:pPr>
-      <w:r>
-        <w:t>师生词表、token 边界与特殊 token 必须保持可对齐。正式训练前通过 tokenizer 单元测试、模板回环测试和小批量损失／梯度测试，验证对数概率、mask、padding 与梯度传播是否正确。</w:t>
+        <w:t>K1 sampled-token 将词表求和改写为单样本重要性估计。若 v̂∼q_t，Forward KL 与 Reverse KL 的单样本估计分别为：</w:t>
+      </w:r>
+    </w:p>
+    <w:p>
+      <w:pPr>
+        <w:ind w:firstLine="420"/>
+        <w:jc w:val="center"/>
+      </w:pPr>
+      <w:r>
+        <w:rPr>
+          <w:rFonts w:ascii="Cambria Math" w:hAnsi="Cambria Math"/>
+          <w:sz w:val="21"/>
+        </w:rPr>
+        <w:t>D̂FKL=[pT,t(v̂)/q_t(v̂)]log[pT,t(v̂)/pS,t(v̂)]，    D̂RKL=[pS,t(v̂)/q_t(v̂)]log[pS,t(v̂)/pT,t(v̂)]。</w:t>
+      </w:r>
+    </w:p>
+    <w:p>
+      <w:pPr>
+        <w:ind w:firstLine="420"/>
+        <w:jc w:val="center"/>
+      </w:pPr>
+      <w:r>
+        <w:t>为控制方差，q_t 必须覆盖被估计分布的支持集，并记录 proposal、随机种子和概率下界。所有方案统一采用 log-sum-exp、有效位置归一化和有限值检查，以避免混合精度下的 NaN 或 Inf。</w:t>
       </w:r>
     </w:p>
     <w:p>
       <w:pPr>
         <w:pStyle w:val="3"/>
       </w:pPr>
-      <w:bookmarkStart w:id="28" w:name="_Toc1172918897"/>
+      <w:bookmarkStart w:id="28" w:name="_Toc1213901136"/>
       <w:r>
         <w:rPr>
           <w:rFonts w:ascii="黑体" w:hAnsi="黑体" w:eastAsia="黑体" w:cs="黑体"/>
@@ -5955,7 +5870,7 @@
         <w:jc w:val="both"/>
       </w:pPr>
       <w:r>
-        <w:t>评价指标分为任务效果、训练稳定性、分布与误差分析、资源与部署四类，具体如下：</w:t>
+        <w:t>本文从任务正确性、训练稳定性和资源成本三个层面评价方法，具体指标及其作用见表 4-3。</w:t>
       </w:r>
     </w:p>
     <w:p>
@@ -6215,7 +6130,20 @@
         <w:jc w:val="both"/>
       </w:pPr>
       <w:r>
-        <w:t>BFCL 为结构化函数调用评测提供了参考[27]。本文将用明确的指标定义评估函数选择、参数生成、schema 合法性、调用执行和任务完成情况；推理性能评测还将记录吞吐、首 token 延迟、完整响应延迟、峰值显存与端到端调用成功率。</w:t>
+        <w:t>设测试集共有 N 个样本，预测函数和目标函数分别为 f̂_i、f_i，端到端任务是否完成记为 e_i，则函数选择准确率和端到端成功率定义为：</w:t>
+      </w:r>
+    </w:p>
+    <w:p>
+      <w:pPr>
+        <w:ind w:firstLine="420"/>
+        <w:jc w:val="center"/>
+      </w:pPr>
+      <w:r>
+        <w:rPr>
+          <w:rFonts w:ascii="Cambria Math" w:hAnsi="Cambria Math"/>
+          <w:sz w:val="21"/>
+        </w:rPr>
+        <w:t>Accfn=(1/N)Σᵢ𝟙[f̂ᵢ=fᵢ]，    SRe2e=(1/N)Σᵢ𝟙[eᵢ=1]。</w:t>
       </w:r>
     </w:p>
     <w:p>
@@ -6224,7 +6152,29 @@
         <w:jc w:val="both"/>
       </w:pPr>
       <w:r>
-        <w:t>具体而言，函数名准确率比较规范化后的函数标识；参数键准确率检查字段集合或字段级匹配；参数值准确率依据 schema 和任务允许的等价规则计算；schema 合法率检查类型、必填字段和枚举约束；执行成功率以模拟工具的返回结果为准；端到端成功率则判断模型是否在规定交互范围内完成目标。这些指标不能相互替代：JSON 可解析并不代表函数选择正确，函数和参数正确也不意味着模型能够正确利用工具结果。</w:t>
+        <w:t>对包含参数集合 A_i 的调用，参数级准确率按可比较字段归一化：</w:t>
+      </w:r>
+    </w:p>
+    <w:p>
+      <w:pPr>
+        <w:ind w:firstLine="420"/>
+        <w:jc w:val="center"/>
+      </w:pPr>
+      <w:r>
+        <w:rPr>
+          <w:rFonts w:ascii="Cambria Math" w:hAnsi="Cambria Math"/>
+          <w:sz w:val="21"/>
+        </w:rPr>
+        <w:t>Accarg = (ΣᵢΣj∈Ai 𝟙[âᵢⱼ≡aᵢⱼ]) / (Σᵢ|Ai|)。</w:t>
+      </w:r>
+    </w:p>
+    <w:p>
+      <w:pPr>
+        <w:ind w:firstLine="420"/>
+        <w:jc w:val="center"/>
+      </w:pPr>
+      <w:r>
+        <w:t>其中“≡”依据 schema 允许的类型转换、顺序不敏感字段和等价表示判定。本文还分别报告 JSON 可解析率、schema 合法率和工具执行成功率，因为格式合法、函数选择正确与任务真正完成并不是同一个指标。BFCL 的任务划分与判定规则为这套评测提供参考[27]。</w:t>
       </w:r>
     </w:p>
     <w:p>
@@ -6233,7 +6183,29 @@
         <w:jc w:val="both"/>
       </w:pPr>
       <w:r>
-        <w:t>稳定性分析覆盖完整训练过程，记录损失、有效 token 数、师生熵、Top-K overlap、格式错误、支持集外概率、梯度范数和异常值。资源分析分别统计学生 rollout、教师前向和最终服务三个阶段，以区分蒸馏训练成本与部署性能。</w:t>
+        <w:t>训练稳定性通过损失曲线、梯度范数、师生熵和支持集重叠进行分析。对有效位置集合 M，教师平均熵与 Top-K 重叠率写为：</w:t>
+      </w:r>
+    </w:p>
+    <w:p>
+      <w:pPr>
+        <w:ind w:firstLine="420"/>
+        <w:jc w:val="center"/>
+      </w:pPr>
+      <w:r>
+        <w:rPr>
+          <w:rFonts w:ascii="Cambria Math" w:hAnsi="Cambria Math"/>
+          <w:sz w:val="21"/>
+        </w:rPr>
+        <w:t>HT=−(1/|M|)Σt∈MΣv∈V pT,t(v)log pT,t(v)，    OK=(1/|M|)Σt∈M |TopKT,t∩TopKS,t|/K。</w:t>
+      </w:r>
+    </w:p>
+    <w:p>
+      <w:pPr>
+        <w:ind w:firstLine="420"/>
+        <w:jc w:val="center"/>
+      </w:pPr>
+      <w:r>
+        <w:t>熵反映教师分布的集中程度，重叠率反映学生高概率区域与教师高概率区域是否一致。二者与异常损失、格式错误率和梯度范数结合后，可以区分“学生没有覆盖教师知识”和“教师在低质量学生状态上给出不稳定监督”这两类原因。</w:t>
       </w:r>
     </w:p>
     <w:p>
@@ -6242,7 +6214,29 @@
         <w:jc w:val="both"/>
       </w:pPr>
       <w:r>
-        <w:t>为保证比较公平，各实验固定学生、教师、公开数据、数据划分、LoRA 配置、训练预算、生成条件和评测脚本。所有实验均保存配置、代码提交号、模型与数据版本、依赖版本、硬件环境和原始指标；成本则同时按学生更新量、墙钟时间和教师调用开销报告。</w:t>
+        <w:t>公平比较要求各组共享相同的训练预算 B。本文以有效训练 token 数和学生更新步数作为主预算，并把总成本拆分为学生生成、教师前向和学生反向传播三部分：</w:t>
+      </w:r>
+    </w:p>
+    <w:p>
+      <w:pPr>
+        <w:ind w:firstLine="420"/>
+        <w:jc w:val="center"/>
+      </w:pPr>
+      <w:r>
+        <w:rPr>
+          <w:rFonts w:ascii="Cambria Math" w:hAnsi="Cambria Math"/>
+          <w:sz w:val="21"/>
+        </w:rPr>
+        <w:t>B = Σstep Σt m_t，    Ctotal = Crollout + Cteacher + Cbackward。</w:t>
+      </w:r>
+    </w:p>
+    <w:p>
+      <w:pPr>
+        <w:ind w:firstLine="420"/>
+        <w:jc w:val="center"/>
+      </w:pPr>
+      <w:r>
+        <w:t>除 Ctotal 外，本文同时报告教师处理 token 数、峰值显存、墙钟时间和推理吞吐。吞吐量定义为 Throughput=Ntoken/Twall，从而避免只比较最终准确率而忽略不同监督方式实际消耗的计算资源。</w:t>
       </w:r>
     </w:p>
     <w:p>
@@ -6251,14 +6245,36 @@
         <w:jc w:val="both"/>
       </w:pPr>
       <w:r>
-        <w:t>结果分析将报告完整训练曲线、验证集与测试集统计、重复运行的波动和资源消耗。失败案例按工具选择、结构解析、参数字段、参数值、上下文和执行环节分类，并比较不同散度及监督方案的错误分布。</w:t>
+        <w:t>正式实验至少使用多个随机种子重复运行。若某项指标的观测值为 s₁,…,s_R，则其均值和样本标准差定义为：</w:t>
+      </w:r>
+    </w:p>
+    <w:p>
+      <w:pPr>
+        <w:ind w:firstLine="420"/>
+        <w:jc w:val="center"/>
+      </w:pPr>
+      <w:r>
+        <w:rPr>
+          <w:rFonts w:ascii="Cambria Math" w:hAnsi="Cambria Math"/>
+          <w:sz w:val="21"/>
+        </w:rPr>
+        <w:t>μ=(1/R)Σᵣsᵣ，    σ=√[(1/(R−1))Σᵣ(sᵣ−μ)²]。</w:t>
+      </w:r>
+    </w:p>
+    <w:p>
+      <w:pPr>
+        <w:ind w:firstLine="420"/>
+        <w:jc w:val="center"/>
+      </w:pPr>
+      <w:r>
+        <w:t>结果讨论以完整训练曲线、测试集统计和资源消耗为依据，失败案例再按工具选择、结构解析、参数字段、参数值、上下文和执行环节分类。</w:t>
       </w:r>
     </w:p>
     <w:p>
       <w:pPr>
         <w:pStyle w:val="3"/>
       </w:pPr>
-      <w:bookmarkStart w:id="30" w:name="_Toc1495506066"/>
+      <w:bookmarkStart w:id="30" w:name="_Toc941746252"/>
       <w:r>
         <w:rPr>
           <w:rFonts w:ascii="黑体" w:hAnsi="黑体" w:eastAsia="黑体" w:cs="黑体"/>
@@ -6276,14 +6292,14 @@
         <w:jc w:val="both"/>
       </w:pPr>
       <w:r>
-        <w:t>Qwen3-0.6B 学生、Qwen3-4B 教师和 LoRA 后训练构成了可实施的模型组合，PyTorch、Transformers、PEFT 与 vLLM[20] 能够提供训练和部署所需的基础工具。研究将先进行小规模验证，在模型、数据、接口和评测规则固定后逐步扩大训练规模，因而具备清晰的实施路径和验证条件。</w:t>
+        <w:t>上述方案建立在可获得的模型规模和开源工具链之上。Qwen3-4B 教师只参与前向评分，Qwen3-0.6B 学生通过 LoRA 更新，PyTorch、Transformers、PEFT 与 vLLM[20] 分别承担训练、参数高效适配和部署测量。本文先用小样本验证 tokenizer 对齐、掩码、散度数值和梯度传播，再在接口与评测规则固定后扩大实验规模。由公式定义、预算约束和分层指标共同限定实验边界，可以保证后续结果能够复现，也能够解释。</w:t>
       </w:r>
     </w:p>
     <w:p>
       <w:pPr>
         <w:pStyle w:val="2"/>
       </w:pPr>
-      <w:bookmarkStart w:id="31" w:name="_Toc821846774"/>
+      <w:bookmarkStart w:id="31" w:name="_Toc974778974"/>
       <w:r>
         <w:rPr>
           <w:rFonts w:ascii="黑体" w:hAnsi="黑体" w:eastAsia="黑体" w:cs="黑体"/>
@@ -6299,7 +6315,7 @@
       <w:pPr>
         <w:pStyle w:val="3"/>
       </w:pPr>
-      <w:bookmarkStart w:id="32" w:name="_Toc163913114"/>
+      <w:bookmarkStart w:id="32" w:name="_Toc2104956702"/>
       <w:r>
         <w:rPr>
           <w:rFonts w:ascii="黑体" w:hAnsi="黑体" w:eastAsia="黑体" w:cs="黑体"/>
@@ -7096,7 +7112,7 @@
       <w:pPr>
         <w:pStyle w:val="3"/>
       </w:pPr>
-      <w:bookmarkStart w:id="35" w:name="_Toc1813671544"/>
+      <w:bookmarkStart w:id="35" w:name="_Toc361689836"/>
       <w:r>
         <w:rPr>
           <w:rFonts w:ascii="黑体" w:hAnsi="黑体" w:eastAsia="黑体" w:cs="黑体"/>
@@ -7181,7 +7197,7 @@
       <w:pPr>
         <w:pStyle w:val="2"/>
       </w:pPr>
-      <w:bookmarkStart w:id="36" w:name="_Toc994754490"/>
+      <w:bookmarkStart w:id="36" w:name="_Toc1542352642"/>
       <w:r>
         <w:rPr>
           <w:rFonts w:ascii="黑体" w:hAnsi="黑体" w:eastAsia="黑体" w:cs="黑体"/>
@@ -7197,7 +7213,7 @@
       <w:pPr>
         <w:pStyle w:val="3"/>
       </w:pPr>
-      <w:bookmarkStart w:id="37" w:name="_Toc678521535"/>
+      <w:bookmarkStart w:id="37" w:name="_Toc45751157"/>
       <w:r>
         <w:rPr>
           <w:rFonts w:ascii="黑体" w:hAnsi="黑体" w:eastAsia="黑体" w:cs="黑体"/>
@@ -7222,7 +7238,7 @@
       <w:pPr>
         <w:pStyle w:val="3"/>
       </w:pPr>
-      <w:bookmarkStart w:id="38" w:name="_Toc773273175"/>
+      <w:bookmarkStart w:id="38" w:name="_Toc140550073"/>
       <w:r>
         <w:rPr>
           <w:rFonts w:ascii="黑体" w:hAnsi="黑体" w:eastAsia="黑体" w:cs="黑体"/>
@@ -7247,7 +7263,7 @@
       <w:pPr>
         <w:pStyle w:val="3"/>
       </w:pPr>
-      <w:bookmarkStart w:id="39" w:name="_Toc1978704228"/>
+      <w:bookmarkStart w:id="39" w:name="_Toc2140548858"/>
       <w:r>
         <w:rPr>
           <w:rFonts w:ascii="黑体" w:hAnsi="黑体" w:eastAsia="黑体" w:cs="黑体"/>
@@ -7690,7 +7706,7 @@
         <w:pStyle w:val="2"/>
         <w:pageBreakBefore/>
       </w:pPr>
-      <w:bookmarkStart w:id="41" w:name="_Toc150202554"/>
+      <w:bookmarkStart w:id="41" w:name="_Toc1558601862"/>
       <w:r>
         <w:rPr>
           <w:rFonts w:ascii="黑体" w:hAnsi="黑体" w:eastAsia="黑体" w:cs="黑体"/>
@@ -8020,7 +8036,7 @@
       <w:pPr>
         <w:pStyle w:val="2"/>
       </w:pPr>
-      <w:bookmarkStart w:id="43" w:name="_Toc1161039853"/>
+      <w:bookmarkStart w:id="43" w:name="_Toc415968528"/>
       <w:r>
         <w:rPr>
           <w:rFonts w:ascii="黑体" w:hAnsi="黑体" w:eastAsia="黑体" w:cs="黑体"/>
@@ -8410,6 +8426,7 @@
         <w:t>Patil S G, Mao H, Yan F, et al. The Berkeley Function Calling Leaderboard (BFCL): From Tool Use to Agentic Evaluation of Large Language Models[C]//Proceedings of the 42nd International Conference on Machine Learning. PMLR, 2025, 267: 48371-48392.</w:t>
       </w:r>
     </w:p>
+    <w:bookmarkEnd w:id="44"/>
     <w:sectPr>
       <w:footerReference r:id="rId5" w:type="default"/>
       <w:pgSz w:w="11906" w:h="16838"/>

--- a/Papers/output/开题报告-基于在线策略蒸馏的大语言模型后训练方法研究.docx
+++ b/Papers/output/开题报告-基于在线策略蒸馏的大语言模型后训练方法研究.docx
@@ -633,7 +633,7 @@
         <w:fldChar w:fldCharType="begin"/>
       </w:r>
       <w:r>
-        <w:instrText xml:space="preserve"> HYPERLINK \l _Toc1441641866 </w:instrText>
+        <w:instrText xml:space="preserve"> HYPERLINK \l _Toc780100866 </w:instrText>
       </w:r>
       <w:r>
         <w:fldChar w:fldCharType="separate"/>
@@ -651,7 +651,7 @@
         <w:fldChar w:fldCharType="begin"/>
       </w:r>
       <w:r>
-        <w:instrText xml:space="preserve"> PAGEREF _Toc1441641866 \h </w:instrText>
+        <w:instrText xml:space="preserve"> PAGEREF _Toc780100866 \h </w:instrText>
       </w:r>
       <w:r>
         <w:fldChar w:fldCharType="separate"/>
@@ -677,7 +677,7 @@
         <w:fldChar w:fldCharType="begin"/>
       </w:r>
       <w:r>
-        <w:instrText xml:space="preserve"> HYPERLINK \l _Toc1764336408 </w:instrText>
+        <w:instrText xml:space="preserve"> HYPERLINK \l _Toc767589927 </w:instrText>
       </w:r>
       <w:r>
         <w:fldChar w:fldCharType="separate"/>
@@ -695,7 +695,7 @@
         <w:fldChar w:fldCharType="begin"/>
       </w:r>
       <w:r>
-        <w:instrText xml:space="preserve"> PAGEREF _Toc1764336408 \h </w:instrText>
+        <w:instrText xml:space="preserve"> PAGEREF _Toc767589927 \h </w:instrText>
       </w:r>
       <w:r>
         <w:fldChar w:fldCharType="separate"/>
@@ -721,7 +721,7 @@
         <w:fldChar w:fldCharType="begin"/>
       </w:r>
       <w:r>
-        <w:instrText xml:space="preserve"> HYPERLINK \l _Toc747811480 </w:instrText>
+        <w:instrText xml:space="preserve"> HYPERLINK \l _Toc949635560 </w:instrText>
       </w:r>
       <w:r>
         <w:fldChar w:fldCharType="separate"/>
@@ -739,7 +739,7 @@
         <w:fldChar w:fldCharType="begin"/>
       </w:r>
       <w:r>
-        <w:instrText xml:space="preserve"> PAGEREF _Toc747811480 \h </w:instrText>
+        <w:instrText xml:space="preserve"> PAGEREF _Toc949635560 \h </w:instrText>
       </w:r>
       <w:r>
         <w:fldChar w:fldCharType="separate"/>
@@ -765,7 +765,7 @@
         <w:fldChar w:fldCharType="begin"/>
       </w:r>
       <w:r>
-        <w:instrText xml:space="preserve"> HYPERLINK \l _Toc1393242116 </w:instrText>
+        <w:instrText xml:space="preserve"> HYPERLINK \l _Toc426392416 </w:instrText>
       </w:r>
       <w:r>
         <w:fldChar w:fldCharType="separate"/>
@@ -783,7 +783,7 @@
         <w:fldChar w:fldCharType="begin"/>
       </w:r>
       <w:r>
-        <w:instrText xml:space="preserve"> PAGEREF _Toc1393242116 \h </w:instrText>
+        <w:instrText xml:space="preserve"> PAGEREF _Toc426392416 \h </w:instrText>
       </w:r>
       <w:r>
         <w:fldChar w:fldCharType="separate"/>
@@ -809,7 +809,7 @@
         <w:fldChar w:fldCharType="begin"/>
       </w:r>
       <w:r>
-        <w:instrText xml:space="preserve"> HYPERLINK \l _Toc58556724 </w:instrText>
+        <w:instrText xml:space="preserve"> HYPERLINK \l _Toc224405673 </w:instrText>
       </w:r>
       <w:r>
         <w:fldChar w:fldCharType="separate"/>
@@ -827,7 +827,7 @@
         <w:fldChar w:fldCharType="begin"/>
       </w:r>
       <w:r>
-        <w:instrText xml:space="preserve"> PAGEREF _Toc58556724 \h </w:instrText>
+        <w:instrText xml:space="preserve"> PAGEREF _Toc224405673 \h </w:instrText>
       </w:r>
       <w:r>
         <w:fldChar w:fldCharType="separate"/>
@@ -853,7 +853,7 @@
         <w:fldChar w:fldCharType="begin"/>
       </w:r>
       <w:r>
-        <w:instrText xml:space="preserve"> HYPERLINK \l _Toc615349942 </w:instrText>
+        <w:instrText xml:space="preserve"> HYPERLINK \l _Toc604861979 </w:instrText>
       </w:r>
       <w:r>
         <w:fldChar w:fldCharType="separate"/>
@@ -871,7 +871,7 @@
         <w:fldChar w:fldCharType="begin"/>
       </w:r>
       <w:r>
-        <w:instrText xml:space="preserve"> PAGEREF _Toc615349942 \h </w:instrText>
+        <w:instrText xml:space="preserve"> PAGEREF _Toc604861979 \h </w:instrText>
       </w:r>
       <w:r>
         <w:fldChar w:fldCharType="separate"/>
@@ -897,7 +897,7 @@
         <w:fldChar w:fldCharType="begin"/>
       </w:r>
       <w:r>
-        <w:instrText xml:space="preserve"> HYPERLINK \l _Toc2052714889 </w:instrText>
+        <w:instrText xml:space="preserve"> HYPERLINK \l _Toc1875179802 </w:instrText>
       </w:r>
       <w:r>
         <w:fldChar w:fldCharType="separate"/>
@@ -915,7 +915,7 @@
         <w:fldChar w:fldCharType="begin"/>
       </w:r>
       <w:r>
-        <w:instrText xml:space="preserve"> PAGEREF _Toc2052714889 \h </w:instrText>
+        <w:instrText xml:space="preserve"> PAGEREF _Toc1875179802 \h </w:instrText>
       </w:r>
       <w:r>
         <w:fldChar w:fldCharType="separate"/>
@@ -941,7 +941,7 @@
         <w:fldChar w:fldCharType="begin"/>
       </w:r>
       <w:r>
-        <w:instrText xml:space="preserve"> HYPERLINK \l _Toc654350368 </w:instrText>
+        <w:instrText xml:space="preserve"> HYPERLINK \l _Toc1824412489 </w:instrText>
       </w:r>
       <w:r>
         <w:fldChar w:fldCharType="separate"/>
@@ -959,7 +959,7 @@
         <w:fldChar w:fldCharType="begin"/>
       </w:r>
       <w:r>
-        <w:instrText xml:space="preserve"> PAGEREF _Toc654350368 \h </w:instrText>
+        <w:instrText xml:space="preserve"> PAGEREF _Toc1824412489 \h </w:instrText>
       </w:r>
       <w:r>
         <w:fldChar w:fldCharType="separate"/>
@@ -985,7 +985,7 @@
         <w:fldChar w:fldCharType="begin"/>
       </w:r>
       <w:r>
-        <w:instrText xml:space="preserve"> HYPERLINK \l _Toc402878689 </w:instrText>
+        <w:instrText xml:space="preserve"> HYPERLINK \l _Toc1129190757 </w:instrText>
       </w:r>
       <w:r>
         <w:fldChar w:fldCharType="separate"/>
@@ -1003,7 +1003,7 @@
         <w:fldChar w:fldCharType="begin"/>
       </w:r>
       <w:r>
-        <w:instrText xml:space="preserve"> PAGEREF _Toc402878689 \h </w:instrText>
+        <w:instrText xml:space="preserve"> PAGEREF _Toc1129190757 \h </w:instrText>
       </w:r>
       <w:r>
         <w:fldChar w:fldCharType="separate"/>
@@ -1029,7 +1029,7 @@
         <w:fldChar w:fldCharType="begin"/>
       </w:r>
       <w:r>
-        <w:instrText xml:space="preserve"> HYPERLINK \l _Toc166187032 </w:instrText>
+        <w:instrText xml:space="preserve"> HYPERLINK \l _Toc996064360 </w:instrText>
       </w:r>
       <w:r>
         <w:fldChar w:fldCharType="separate"/>
@@ -1047,7 +1047,7 @@
         <w:fldChar w:fldCharType="begin"/>
       </w:r>
       <w:r>
-        <w:instrText xml:space="preserve"> PAGEREF _Toc166187032 \h </w:instrText>
+        <w:instrText xml:space="preserve"> PAGEREF _Toc996064360 \h </w:instrText>
       </w:r>
       <w:r>
         <w:fldChar w:fldCharType="separate"/>
@@ -1073,7 +1073,7 @@
         <w:fldChar w:fldCharType="begin"/>
       </w:r>
       <w:r>
-        <w:instrText xml:space="preserve"> HYPERLINK \l _Toc1376705724 </w:instrText>
+        <w:instrText xml:space="preserve"> HYPERLINK \l _Toc1218670155 </w:instrText>
       </w:r>
       <w:r>
         <w:fldChar w:fldCharType="separate"/>
@@ -1091,7 +1091,7 @@
         <w:fldChar w:fldCharType="begin"/>
       </w:r>
       <w:r>
-        <w:instrText xml:space="preserve"> PAGEREF _Toc1376705724 \h </w:instrText>
+        <w:instrText xml:space="preserve"> PAGEREF _Toc1218670155 \h </w:instrText>
       </w:r>
       <w:r>
         <w:fldChar w:fldCharType="separate"/>
@@ -1117,7 +1117,7 @@
         <w:fldChar w:fldCharType="begin"/>
       </w:r>
       <w:r>
-        <w:instrText xml:space="preserve"> HYPERLINK \l _Toc1304290490 </w:instrText>
+        <w:instrText xml:space="preserve"> HYPERLINK \l _Toc1637753646 </w:instrText>
       </w:r>
       <w:r>
         <w:fldChar w:fldCharType="separate"/>
@@ -1135,7 +1135,7 @@
         <w:fldChar w:fldCharType="begin"/>
       </w:r>
       <w:r>
-        <w:instrText xml:space="preserve"> PAGEREF _Toc1304290490 \h </w:instrText>
+        <w:instrText xml:space="preserve"> PAGEREF _Toc1637753646 \h </w:instrText>
       </w:r>
       <w:r>
         <w:fldChar w:fldCharType="separate"/>
@@ -1161,7 +1161,7 @@
         <w:fldChar w:fldCharType="begin"/>
       </w:r>
       <w:r>
-        <w:instrText xml:space="preserve"> HYPERLINK \l _Toc1844680501 </w:instrText>
+        <w:instrText xml:space="preserve"> HYPERLINK \l _Toc1427624723 </w:instrText>
       </w:r>
       <w:r>
         <w:fldChar w:fldCharType="separate"/>
@@ -1179,7 +1179,7 @@
         <w:fldChar w:fldCharType="begin"/>
       </w:r>
       <w:r>
-        <w:instrText xml:space="preserve"> PAGEREF _Toc1844680501 \h </w:instrText>
+        <w:instrText xml:space="preserve"> PAGEREF _Toc1427624723 \h </w:instrText>
       </w:r>
       <w:r>
         <w:fldChar w:fldCharType="separate"/>
@@ -1205,7 +1205,7 @@
         <w:fldChar w:fldCharType="begin"/>
       </w:r>
       <w:r>
-        <w:instrText xml:space="preserve"> HYPERLINK \l _Toc323768568 </w:instrText>
+        <w:instrText xml:space="preserve"> HYPERLINK \l _Toc253931530 </w:instrText>
       </w:r>
       <w:r>
         <w:fldChar w:fldCharType="separate"/>
@@ -1223,7 +1223,7 @@
         <w:fldChar w:fldCharType="begin"/>
       </w:r>
       <w:r>
-        <w:instrText xml:space="preserve"> PAGEREF _Toc323768568 \h </w:instrText>
+        <w:instrText xml:space="preserve"> PAGEREF _Toc253931530 \h </w:instrText>
       </w:r>
       <w:r>
         <w:fldChar w:fldCharType="separate"/>
@@ -1249,7 +1249,7 @@
         <w:fldChar w:fldCharType="begin"/>
       </w:r>
       <w:r>
-        <w:instrText xml:space="preserve"> HYPERLINK \l _Toc2002244525 </w:instrText>
+        <w:instrText xml:space="preserve"> HYPERLINK \l _Toc777218121 </w:instrText>
       </w:r>
       <w:r>
         <w:fldChar w:fldCharType="separate"/>
@@ -1267,7 +1267,7 @@
         <w:fldChar w:fldCharType="begin"/>
       </w:r>
       <w:r>
-        <w:instrText xml:space="preserve"> PAGEREF _Toc2002244525 \h </w:instrText>
+        <w:instrText xml:space="preserve"> PAGEREF _Toc777218121 \h </w:instrText>
       </w:r>
       <w:r>
         <w:fldChar w:fldCharType="separate"/>
@@ -1293,7 +1293,7 @@
         <w:fldChar w:fldCharType="begin"/>
       </w:r>
       <w:r>
-        <w:instrText xml:space="preserve"> HYPERLINK \l _Toc654983185 </w:instrText>
+        <w:instrText xml:space="preserve"> HYPERLINK \l _Toc1709418593 </w:instrText>
       </w:r>
       <w:r>
         <w:fldChar w:fldCharType="separate"/>
@@ -1311,7 +1311,7 @@
         <w:fldChar w:fldCharType="begin"/>
       </w:r>
       <w:r>
-        <w:instrText xml:space="preserve"> PAGEREF _Toc654983185 \h </w:instrText>
+        <w:instrText xml:space="preserve"> PAGEREF _Toc1709418593 \h </w:instrText>
       </w:r>
       <w:r>
         <w:fldChar w:fldCharType="separate"/>
@@ -1337,7 +1337,7 @@
         <w:fldChar w:fldCharType="begin"/>
       </w:r>
       <w:r>
-        <w:instrText xml:space="preserve"> HYPERLINK \l _Toc301215773 </w:instrText>
+        <w:instrText xml:space="preserve"> HYPERLINK \l _Toc1162062985 </w:instrText>
       </w:r>
       <w:r>
         <w:fldChar w:fldCharType="separate"/>
@@ -1355,7 +1355,7 @@
         <w:fldChar w:fldCharType="begin"/>
       </w:r>
       <w:r>
-        <w:instrText xml:space="preserve"> PAGEREF _Toc301215773 \h </w:instrText>
+        <w:instrText xml:space="preserve"> PAGEREF _Toc1162062985 \h </w:instrText>
       </w:r>
       <w:r>
         <w:fldChar w:fldCharType="separate"/>
@@ -1381,7 +1381,7 @@
         <w:fldChar w:fldCharType="begin"/>
       </w:r>
       <w:r>
-        <w:instrText xml:space="preserve"> HYPERLINK \l _Toc914540832 </w:instrText>
+        <w:instrText xml:space="preserve"> HYPERLINK \l _Toc1576303077 </w:instrText>
       </w:r>
       <w:r>
         <w:fldChar w:fldCharType="separate"/>
@@ -1399,7 +1399,7 @@
         <w:fldChar w:fldCharType="begin"/>
       </w:r>
       <w:r>
-        <w:instrText xml:space="preserve"> PAGEREF _Toc914540832 \h </w:instrText>
+        <w:instrText xml:space="preserve"> PAGEREF _Toc1576303077 \h </w:instrText>
       </w:r>
       <w:r>
         <w:fldChar w:fldCharType="separate"/>
@@ -1425,7 +1425,7 @@
         <w:fldChar w:fldCharType="begin"/>
       </w:r>
       <w:r>
-        <w:instrText xml:space="preserve"> HYPERLINK \l _Toc1147301845 </w:instrText>
+        <w:instrText xml:space="preserve"> HYPERLINK \l _Toc1567545747 </w:instrText>
       </w:r>
       <w:r>
         <w:fldChar w:fldCharType="separate"/>
@@ -1443,7 +1443,7 @@
         <w:fldChar w:fldCharType="begin"/>
       </w:r>
       <w:r>
-        <w:instrText xml:space="preserve"> PAGEREF _Toc1147301845 \h </w:instrText>
+        <w:instrText xml:space="preserve"> PAGEREF _Toc1567545747 \h </w:instrText>
       </w:r>
       <w:r>
         <w:fldChar w:fldCharType="separate"/>
@@ -1469,7 +1469,7 @@
         <w:fldChar w:fldCharType="begin"/>
       </w:r>
       <w:r>
-        <w:instrText xml:space="preserve"> HYPERLINK \l _Toc446442502 </w:instrText>
+        <w:instrText xml:space="preserve"> HYPERLINK \l _Toc411988433 </w:instrText>
       </w:r>
       <w:r>
         <w:fldChar w:fldCharType="separate"/>
@@ -1487,7 +1487,7 @@
         <w:fldChar w:fldCharType="begin"/>
       </w:r>
       <w:r>
-        <w:instrText xml:space="preserve"> PAGEREF _Toc446442502 \h </w:instrText>
+        <w:instrText xml:space="preserve"> PAGEREF _Toc411988433 \h </w:instrText>
       </w:r>
       <w:r>
         <w:fldChar w:fldCharType="separate"/>
@@ -1513,7 +1513,7 @@
         <w:fldChar w:fldCharType="begin"/>
       </w:r>
       <w:r>
-        <w:instrText xml:space="preserve"> HYPERLINK \l _Toc51268496 </w:instrText>
+        <w:instrText xml:space="preserve"> HYPERLINK \l _Toc802315503 </w:instrText>
       </w:r>
       <w:r>
         <w:fldChar w:fldCharType="separate"/>
@@ -1531,7 +1531,7 @@
         <w:fldChar w:fldCharType="begin"/>
       </w:r>
       <w:r>
-        <w:instrText xml:space="preserve"> PAGEREF _Toc51268496 \h </w:instrText>
+        <w:instrText xml:space="preserve"> PAGEREF _Toc802315503 \h </w:instrText>
       </w:r>
       <w:r>
         <w:fldChar w:fldCharType="separate"/>
@@ -1557,7 +1557,7 @@
         <w:fldChar w:fldCharType="begin"/>
       </w:r>
       <w:r>
-        <w:instrText xml:space="preserve"> HYPERLINK \l _Toc528669825 </w:instrText>
+        <w:instrText xml:space="preserve"> HYPERLINK \l _Toc466839408 </w:instrText>
       </w:r>
       <w:r>
         <w:fldChar w:fldCharType="separate"/>
@@ -1575,7 +1575,7 @@
         <w:fldChar w:fldCharType="begin"/>
       </w:r>
       <w:r>
-        <w:instrText xml:space="preserve"> PAGEREF _Toc528669825 \h </w:instrText>
+        <w:instrText xml:space="preserve"> PAGEREF _Toc466839408 \h </w:instrText>
       </w:r>
       <w:r>
         <w:fldChar w:fldCharType="separate"/>
@@ -1601,7 +1601,7 @@
         <w:fldChar w:fldCharType="begin"/>
       </w:r>
       <w:r>
-        <w:instrText xml:space="preserve"> HYPERLINK \l _Toc1213901136 </w:instrText>
+        <w:instrText xml:space="preserve"> HYPERLINK \l _Toc1412167765 </w:instrText>
       </w:r>
       <w:r>
         <w:fldChar w:fldCharType="separate"/>
@@ -1619,13 +1619,13 @@
         <w:fldChar w:fldCharType="begin"/>
       </w:r>
       <w:r>
-        <w:instrText xml:space="preserve"> PAGEREF _Toc1213901136 \h </w:instrText>
+        <w:instrText xml:space="preserve"> PAGEREF _Toc1412167765 \h </w:instrText>
       </w:r>
       <w:r>
         <w:fldChar w:fldCharType="separate"/>
       </w:r>
       <w:r>
-        <w:t>18</w:t>
+        <w:t>19</w:t>
       </w:r>
       <w:r>
         <w:fldChar w:fldCharType="end"/>
@@ -1645,7 +1645,7 @@
         <w:fldChar w:fldCharType="begin"/>
       </w:r>
       <w:r>
-        <w:instrText xml:space="preserve"> HYPERLINK \l _Toc941746252 </w:instrText>
+        <w:instrText xml:space="preserve"> HYPERLINK \l _Toc314359711 </w:instrText>
       </w:r>
       <w:r>
         <w:fldChar w:fldCharType="separate"/>
@@ -1663,7 +1663,7 @@
         <w:fldChar w:fldCharType="begin"/>
       </w:r>
       <w:r>
-        <w:instrText xml:space="preserve"> PAGEREF _Toc941746252 \h </w:instrText>
+        <w:instrText xml:space="preserve"> PAGEREF _Toc314359711 \h </w:instrText>
       </w:r>
       <w:r>
         <w:fldChar w:fldCharType="separate"/>
@@ -1689,7 +1689,7 @@
         <w:fldChar w:fldCharType="begin"/>
       </w:r>
       <w:r>
-        <w:instrText xml:space="preserve"> HYPERLINK \l _Toc974778974 </w:instrText>
+        <w:instrText xml:space="preserve"> HYPERLINK \l _Toc633891157 </w:instrText>
       </w:r>
       <w:r>
         <w:fldChar w:fldCharType="separate"/>
@@ -1707,13 +1707,13 @@
         <w:fldChar w:fldCharType="begin"/>
       </w:r>
       <w:r>
-        <w:instrText xml:space="preserve"> PAGEREF _Toc974778974 \h </w:instrText>
+        <w:instrText xml:space="preserve"> PAGEREF _Toc633891157 \h </w:instrText>
       </w:r>
       <w:r>
         <w:fldChar w:fldCharType="separate"/>
       </w:r>
       <w:r>
-        <w:t>20</w:t>
+        <w:t>21</w:t>
       </w:r>
       <w:r>
         <w:fldChar w:fldCharType="end"/>
@@ -1733,7 +1733,7 @@
         <w:fldChar w:fldCharType="begin"/>
       </w:r>
       <w:r>
-        <w:instrText xml:space="preserve"> HYPERLINK \l _Toc2104956702 </w:instrText>
+        <w:instrText xml:space="preserve"> HYPERLINK \l _Toc142302932 </w:instrText>
       </w:r>
       <w:r>
         <w:fldChar w:fldCharType="separate"/>
@@ -1751,13 +1751,13 @@
         <w:fldChar w:fldCharType="begin"/>
       </w:r>
       <w:r>
-        <w:instrText xml:space="preserve"> PAGEREF _Toc2104956702 \h </w:instrText>
+        <w:instrText xml:space="preserve"> PAGEREF _Toc142302932 \h </w:instrText>
       </w:r>
       <w:r>
         <w:fldChar w:fldCharType="separate"/>
       </w:r>
       <w:r>
-        <w:t>20</w:t>
+        <w:t>21</w:t>
       </w:r>
       <w:r>
         <w:fldChar w:fldCharType="end"/>
@@ -1777,7 +1777,7 @@
         <w:fldChar w:fldCharType="begin"/>
       </w:r>
       <w:r>
-        <w:instrText xml:space="preserve"> HYPERLINK \l _Toc361689836 </w:instrText>
+        <w:instrText xml:space="preserve"> HYPERLINK \l _Toc1536079013 </w:instrText>
       </w:r>
       <w:r>
         <w:fldChar w:fldCharType="separate"/>
@@ -1795,7 +1795,7 @@
         <w:fldChar w:fldCharType="begin"/>
       </w:r>
       <w:r>
-        <w:instrText xml:space="preserve"> PAGEREF _Toc361689836 \h </w:instrText>
+        <w:instrText xml:space="preserve"> PAGEREF _Toc1536079013 \h </w:instrText>
       </w:r>
       <w:r>
         <w:fldChar w:fldCharType="separate"/>
@@ -1821,7 +1821,7 @@
         <w:fldChar w:fldCharType="begin"/>
       </w:r>
       <w:r>
-        <w:instrText xml:space="preserve"> HYPERLINK \l _Toc1542352642 </w:instrText>
+        <w:instrText xml:space="preserve"> HYPERLINK \l _Toc1979050904 </w:instrText>
       </w:r>
       <w:r>
         <w:fldChar w:fldCharType="separate"/>
@@ -1839,13 +1839,13 @@
         <w:fldChar w:fldCharType="begin"/>
       </w:r>
       <w:r>
-        <w:instrText xml:space="preserve"> PAGEREF _Toc1542352642 \h </w:instrText>
+        <w:instrText xml:space="preserve"> PAGEREF _Toc1979050904 \h </w:instrText>
       </w:r>
       <w:r>
         <w:fldChar w:fldCharType="separate"/>
       </w:r>
       <w:r>
-        <w:t>22</w:t>
+        <w:t>23</w:t>
       </w:r>
       <w:r>
         <w:fldChar w:fldCharType="end"/>
@@ -1865,7 +1865,7 @@
         <w:fldChar w:fldCharType="begin"/>
       </w:r>
       <w:r>
-        <w:instrText xml:space="preserve"> HYPERLINK \l _Toc45751157 </w:instrText>
+        <w:instrText xml:space="preserve"> HYPERLINK \l _Toc1681818792 </w:instrText>
       </w:r>
       <w:r>
         <w:fldChar w:fldCharType="separate"/>
@@ -1883,13 +1883,13 @@
         <w:fldChar w:fldCharType="begin"/>
       </w:r>
       <w:r>
-        <w:instrText xml:space="preserve"> PAGEREF _Toc45751157 \h </w:instrText>
+        <w:instrText xml:space="preserve"> PAGEREF _Toc1681818792 \h </w:instrText>
       </w:r>
       <w:r>
         <w:fldChar w:fldCharType="separate"/>
       </w:r>
       <w:r>
-        <w:t>22</w:t>
+        <w:t>23</w:t>
       </w:r>
       <w:r>
         <w:fldChar w:fldCharType="end"/>
@@ -1909,7 +1909,7 @@
         <w:fldChar w:fldCharType="begin"/>
       </w:r>
       <w:r>
-        <w:instrText xml:space="preserve"> HYPERLINK \l _Toc140550073 </w:instrText>
+        <w:instrText xml:space="preserve"> HYPERLINK \l _Toc1148675330 </w:instrText>
       </w:r>
       <w:r>
         <w:fldChar w:fldCharType="separate"/>
@@ -1927,13 +1927,13 @@
         <w:fldChar w:fldCharType="begin"/>
       </w:r>
       <w:r>
-        <w:instrText xml:space="preserve"> PAGEREF _Toc140550073 \h </w:instrText>
+        <w:instrText xml:space="preserve"> PAGEREF _Toc1148675330 \h </w:instrText>
       </w:r>
       <w:r>
         <w:fldChar w:fldCharType="separate"/>
       </w:r>
       <w:r>
-        <w:t>22</w:t>
+        <w:t>23</w:t>
       </w:r>
       <w:r>
         <w:fldChar w:fldCharType="end"/>
@@ -1953,7 +1953,7 @@
         <w:fldChar w:fldCharType="begin"/>
       </w:r>
       <w:r>
-        <w:instrText xml:space="preserve"> HYPERLINK \l _Toc2140548858 </w:instrText>
+        <w:instrText xml:space="preserve"> HYPERLINK \l _Toc2055768427 </w:instrText>
       </w:r>
       <w:r>
         <w:fldChar w:fldCharType="separate"/>
@@ -1971,7 +1971,7 @@
         <w:fldChar w:fldCharType="begin"/>
       </w:r>
       <w:r>
-        <w:instrText xml:space="preserve"> PAGEREF _Toc2140548858 \h </w:instrText>
+        <w:instrText xml:space="preserve"> PAGEREF _Toc2055768427 \h </w:instrText>
       </w:r>
       <w:r>
         <w:fldChar w:fldCharType="separate"/>
@@ -1997,7 +1997,7 @@
         <w:fldChar w:fldCharType="begin"/>
       </w:r>
       <w:r>
-        <w:instrText xml:space="preserve"> HYPERLINK \l _Toc1558601862 </w:instrText>
+        <w:instrText xml:space="preserve"> HYPERLINK \l _Toc435556006 </w:instrText>
       </w:r>
       <w:r>
         <w:fldChar w:fldCharType="separate"/>
@@ -2015,13 +2015,13 @@
         <w:fldChar w:fldCharType="begin"/>
       </w:r>
       <w:r>
-        <w:instrText xml:space="preserve"> PAGEREF _Toc1558601862 \h </w:instrText>
+        <w:instrText xml:space="preserve"> PAGEREF _Toc435556006 \h </w:instrText>
       </w:r>
       <w:r>
         <w:fldChar w:fldCharType="separate"/>
       </w:r>
       <w:r>
-        <w:t>24</w:t>
+        <w:t>25</w:t>
       </w:r>
       <w:r>
         <w:fldChar w:fldCharType="end"/>
@@ -2041,7 +2041,7 @@
         <w:fldChar w:fldCharType="begin"/>
       </w:r>
       <w:r>
-        <w:instrText xml:space="preserve"> HYPERLINK \l _Toc415968528 </w:instrText>
+        <w:instrText xml:space="preserve"> HYPERLINK \l _Toc1765523866 </w:instrText>
       </w:r>
       <w:r>
         <w:fldChar w:fldCharType="separate"/>
@@ -2059,13 +2059,13 @@
         <w:fldChar w:fldCharType="begin"/>
       </w:r>
       <w:r>
-        <w:instrText xml:space="preserve"> PAGEREF _Toc415968528 \h </w:instrText>
+        <w:instrText xml:space="preserve"> PAGEREF _Toc1765523866 \h </w:instrText>
       </w:r>
       <w:r>
         <w:fldChar w:fldCharType="separate"/>
       </w:r>
       <w:r>
-        <w:t>25</w:t>
+        <w:t>26</w:t>
       </w:r>
       <w:r>
         <w:fldChar w:fldCharType="end"/>
@@ -2095,7 +2095,7 @@
       <w:pPr>
         <w:pStyle w:val="2"/>
       </w:pPr>
-      <w:bookmarkStart w:id="0" w:name="_Toc1441641866"/>
+      <w:bookmarkStart w:id="0" w:name="_Toc780100866"/>
       <w:r>
         <w:rPr>
           <w:rFonts w:ascii="黑体" w:hAnsi="黑体" w:eastAsia="黑体" w:cs="黑体"/>
@@ -2111,7 +2111,7 @@
       <w:pPr>
         <w:pStyle w:val="3"/>
       </w:pPr>
-      <w:bookmarkStart w:id="1" w:name="_Toc1764336408"/>
+      <w:bookmarkStart w:id="1" w:name="_Toc767589927"/>
       <w:r>
         <w:rPr>
           <w:rFonts w:ascii="黑体" w:hAnsi="黑体" w:eastAsia="黑体" w:cs="黑体"/>
@@ -2145,7 +2145,7 @@
       <w:pPr>
         <w:pStyle w:val="3"/>
       </w:pPr>
-      <w:bookmarkStart w:id="2" w:name="_Toc747811480"/>
+      <w:bookmarkStart w:id="2" w:name="_Toc949635560"/>
       <w:r>
         <w:rPr>
           <w:rFonts w:ascii="黑体" w:hAnsi="黑体" w:eastAsia="黑体" w:cs="黑体"/>
@@ -2206,7 +2206,7 @@
       <w:pPr>
         <w:pStyle w:val="3"/>
       </w:pPr>
-      <w:bookmarkStart w:id="3" w:name="_Toc1393242116"/>
+      <w:bookmarkStart w:id="3" w:name="_Toc426392416"/>
       <w:r>
         <w:rPr>
           <w:rFonts w:ascii="黑体" w:hAnsi="黑体" w:eastAsia="黑体" w:cs="黑体"/>
@@ -2270,7 +2270,7 @@
       <w:pPr>
         <w:pStyle w:val="2"/>
       </w:pPr>
-      <w:bookmarkStart w:id="4" w:name="_Toc58556724"/>
+      <w:bookmarkStart w:id="4" w:name="_Toc224405673"/>
       <w:r>
         <w:rPr>
           <w:rFonts w:ascii="黑体" w:hAnsi="黑体" w:eastAsia="黑体" w:cs="黑体"/>
@@ -2286,7 +2286,7 @@
       <w:pPr>
         <w:pStyle w:val="3"/>
       </w:pPr>
-      <w:bookmarkStart w:id="5" w:name="_Toc615349942"/>
+      <w:bookmarkStart w:id="5" w:name="_Toc604861979"/>
       <w:r>
         <w:rPr>
           <w:rFonts w:ascii="黑体" w:hAnsi="黑体" w:eastAsia="黑体" w:cs="黑体"/>
@@ -2771,7 +2771,7 @@
       <w:pPr>
         <w:pStyle w:val="3"/>
       </w:pPr>
-      <w:bookmarkStart w:id="7" w:name="_Toc2052714889"/>
+      <w:bookmarkStart w:id="7" w:name="_Toc1875179802"/>
       <w:r>
         <w:rPr>
           <w:rFonts w:ascii="黑体" w:hAnsi="黑体" w:eastAsia="黑体" w:cs="黑体"/>
@@ -2860,7 +2860,7 @@
       <w:pPr>
         <w:pStyle w:val="3"/>
       </w:pPr>
-      <w:bookmarkStart w:id="8" w:name="_Toc654350368"/>
+      <w:bookmarkStart w:id="8" w:name="_Toc1824412489"/>
       <w:r>
         <w:rPr>
           <w:rFonts w:ascii="黑体" w:hAnsi="黑体" w:eastAsia="黑体" w:cs="黑体"/>
@@ -3682,7 +3682,7 @@
       <w:pPr>
         <w:pStyle w:val="3"/>
       </w:pPr>
-      <w:bookmarkStart w:id="9" w:name="_Toc402878689"/>
+      <w:bookmarkStart w:id="9" w:name="_Toc1129190757"/>
       <w:r>
         <w:rPr>
           <w:rFonts w:ascii="黑体" w:hAnsi="黑体" w:eastAsia="黑体" w:cs="黑体"/>
@@ -3744,7 +3744,7 @@
       <w:pPr>
         <w:pStyle w:val="3"/>
       </w:pPr>
-      <w:bookmarkStart w:id="10" w:name="_Toc166187032"/>
+      <w:bookmarkStart w:id="10" w:name="_Toc996064360"/>
       <w:r>
         <w:rPr>
           <w:rFonts w:ascii="黑体" w:hAnsi="黑体" w:eastAsia="黑体" w:cs="黑体"/>
@@ -3847,7 +3847,7 @@
       <w:pPr>
         <w:pStyle w:val="3"/>
       </w:pPr>
-      <w:bookmarkStart w:id="11" w:name="_Toc1376705724"/>
+      <w:bookmarkStart w:id="11" w:name="_Toc1218670155"/>
       <w:r>
         <w:rPr>
           <w:rFonts w:ascii="黑体" w:hAnsi="黑体" w:eastAsia="黑体" w:cs="黑体"/>
@@ -3890,7 +3890,7 @@
       <w:pPr>
         <w:pStyle w:val="2"/>
       </w:pPr>
-      <w:bookmarkStart w:id="12" w:name="_Toc1304290490"/>
+      <w:bookmarkStart w:id="12" w:name="_Toc1637753646"/>
       <w:r>
         <w:rPr>
           <w:rFonts w:ascii="黑体" w:hAnsi="黑体" w:eastAsia="黑体" w:cs="黑体"/>
@@ -3906,7 +3906,7 @@
       <w:pPr>
         <w:pStyle w:val="3"/>
       </w:pPr>
-      <w:bookmarkStart w:id="13" w:name="_Toc1844680501"/>
+      <w:bookmarkStart w:id="13" w:name="_Toc1427624723"/>
       <w:r>
         <w:rPr>
           <w:rFonts w:ascii="黑体" w:hAnsi="黑体" w:eastAsia="黑体" w:cs="黑体"/>
@@ -3961,7 +3961,7 @@
       <w:pPr>
         <w:pStyle w:val="3"/>
       </w:pPr>
-      <w:bookmarkStart w:id="14" w:name="_Toc323768568"/>
+      <w:bookmarkStart w:id="14" w:name="_Toc253931530"/>
       <w:r>
         <w:rPr>
           <w:rFonts w:ascii="黑体" w:hAnsi="黑体" w:eastAsia="黑体" w:cs="黑体"/>
@@ -3986,7 +3986,7 @@
       <w:pPr>
         <w:pStyle w:val="3"/>
       </w:pPr>
-      <w:bookmarkStart w:id="15" w:name="_Toc2002244525"/>
+      <w:bookmarkStart w:id="15" w:name="_Toc777218121"/>
       <w:r>
         <w:rPr>
           <w:rFonts w:ascii="黑体" w:hAnsi="黑体" w:eastAsia="黑体" w:cs="黑体"/>
@@ -4011,7 +4011,7 @@
       <w:pPr>
         <w:pStyle w:val="3"/>
       </w:pPr>
-      <w:bookmarkStart w:id="16" w:name="_Toc654983185"/>
+      <w:bookmarkStart w:id="16" w:name="_Toc1709418593"/>
       <w:r>
         <w:rPr>
           <w:rFonts w:ascii="黑体" w:hAnsi="黑体" w:eastAsia="黑体" w:cs="黑体"/>
@@ -4036,7 +4036,7 @@
       <w:pPr>
         <w:pStyle w:val="3"/>
       </w:pPr>
-      <w:bookmarkStart w:id="17" w:name="_Toc301215773"/>
+      <w:bookmarkStart w:id="17" w:name="_Toc1162062985"/>
       <w:r>
         <w:rPr>
           <w:rFonts w:ascii="黑体" w:hAnsi="黑体" w:eastAsia="黑体" w:cs="黑体"/>
@@ -4186,7 +4186,7 @@
       <w:pPr>
         <w:pStyle w:val="2"/>
       </w:pPr>
-      <w:bookmarkStart w:id="19" w:name="_Toc914540832"/>
+      <w:bookmarkStart w:id="19" w:name="_Toc1576303077"/>
       <w:r>
         <w:rPr>
           <w:rFonts w:ascii="黑体" w:hAnsi="黑体" w:eastAsia="黑体" w:cs="黑体"/>
@@ -4202,7 +4202,7 @@
       <w:pPr>
         <w:pStyle w:val="3"/>
       </w:pPr>
-      <w:bookmarkStart w:id="20" w:name="_Toc1147301845"/>
+      <w:bookmarkStart w:id="20" w:name="_Toc1567545747"/>
       <w:r>
         <w:rPr>
           <w:rFonts w:ascii="黑体" w:hAnsi="黑体" w:eastAsia="黑体" w:cs="黑体"/>
@@ -4302,13 +4302,277 @@
         <w:ind w:firstLine="0"/>
         <w:jc w:val="center"/>
       </w:pPr>
-      <w:r>
-        <w:rPr>
-          <w:rFonts w:ascii="Cambria Math" w:hAnsi="Cambria Math"/>
-          <w:sz w:val="21"/>
-        </w:rPr>
-        <w:t>y ∼ πθ(·|x)，    pT,t(v)=πφ(v|x,y&lt;t)，    pS,t(v)=πθ(v|x,y&lt;t)。</w:t>
-      </w:r>
+      <m:oMathPara>
+        <m:oMath>
+          <m:r>
+            <m:rPr/>
+            <m:t>y</m:t>
+          </m:r>
+          <m:r>
+            <m:rPr>
+              <m:sty m:val="p"/>
+            </m:rPr>
+            <m:t>∼</m:t>
+          </m:r>
+          <m:sSub>
+            <m:sSubPr/>
+            <m:e>
+              <m:r>
+                <m:rPr/>
+                <m:t>π</m:t>
+              </m:r>
+            </m:e>
+            <m:sub>
+              <m:r>
+                <m:rPr/>
+                <m:t>θ</m:t>
+              </m:r>
+            </m:sub>
+          </m:sSub>
+          <m:r>
+            <m:rPr>
+              <m:sty m:val="p"/>
+            </m:rPr>
+            <m:t>(⋅∣</m:t>
+          </m:r>
+          <m:r>
+            <m:rPr/>
+            <m:t>x</m:t>
+          </m:r>
+          <m:r>
+            <m:rPr>
+              <m:sty m:val="p"/>
+            </m:rPr>
+            <m:t>),</m:t>
+          </m:r>
+          <m:r>
+            <m:rPr/>
+            <m:t>  </m:t>
+          </m:r>
+          <m:sSub>
+            <m:sSubPr/>
+            <m:e>
+              <m:r>
+                <m:rPr/>
+                <m:t>p</m:t>
+              </m:r>
+            </m:e>
+            <m:sub>
+              <m:r>
+                <m:rPr/>
+                <m:t>T</m:t>
+              </m:r>
+              <m:r>
+                <m:rPr>
+                  <m:sty m:val="p"/>
+                </m:rPr>
+                <m:t>,</m:t>
+              </m:r>
+              <m:r>
+                <m:rPr/>
+                <m:t>t</m:t>
+              </m:r>
+            </m:sub>
+          </m:sSub>
+          <m:r>
+            <m:rPr>
+              <m:sty m:val="p"/>
+            </m:rPr>
+            <m:t>(</m:t>
+          </m:r>
+          <m:r>
+            <m:rPr/>
+            <m:t>v</m:t>
+          </m:r>
+          <m:r>
+            <m:rPr>
+              <m:sty m:val="p"/>
+            </m:rPr>
+            <m:t>)=</m:t>
+          </m:r>
+          <m:sSub>
+            <m:sSubPr/>
+            <m:e>
+              <m:r>
+                <m:rPr/>
+                <m:t>π</m:t>
+              </m:r>
+            </m:e>
+            <m:sub>
+              <m:r>
+                <m:rPr/>
+                <m:t>ϕ</m:t>
+              </m:r>
+            </m:sub>
+          </m:sSub>
+          <m:r>
+            <m:rPr>
+              <m:sty m:val="p"/>
+            </m:rPr>
+            <m:t>(</m:t>
+          </m:r>
+          <m:r>
+            <m:rPr/>
+            <m:t>v</m:t>
+          </m:r>
+          <m:r>
+            <m:rPr>
+              <m:sty m:val="p"/>
+            </m:rPr>
+            <m:t>∣</m:t>
+          </m:r>
+          <m:r>
+            <m:rPr/>
+            <m:t>x</m:t>
+          </m:r>
+          <m:r>
+            <m:rPr>
+              <m:sty m:val="p"/>
+            </m:rPr>
+            <m:t>,</m:t>
+          </m:r>
+          <m:sSub>
+            <m:sSubPr/>
+            <m:e>
+              <m:r>
+                <m:rPr/>
+                <m:t>y</m:t>
+              </m:r>
+            </m:e>
+            <m:sub>
+              <m:r>
+                <m:rPr>
+                  <m:sty m:val="p"/>
+                </m:rPr>
+                <m:t>&lt;</m:t>
+              </m:r>
+              <m:r>
+                <m:rPr/>
+                <m:t>t</m:t>
+              </m:r>
+            </m:sub>
+          </m:sSub>
+          <m:r>
+            <m:rPr>
+              <m:sty m:val="p"/>
+            </m:rPr>
+            <m:t>),</m:t>
+          </m:r>
+          <m:r>
+            <m:rPr/>
+            <m:t>  </m:t>
+          </m:r>
+          <m:sSub>
+            <m:sSubPr/>
+            <m:e>
+              <m:r>
+                <m:rPr/>
+                <m:t>p</m:t>
+              </m:r>
+            </m:e>
+            <m:sub>
+              <m:r>
+                <m:rPr/>
+                <m:t>S</m:t>
+              </m:r>
+              <m:r>
+                <m:rPr>
+                  <m:sty m:val="p"/>
+                </m:rPr>
+                <m:t>,</m:t>
+              </m:r>
+              <m:r>
+                <m:rPr/>
+                <m:t>t</m:t>
+              </m:r>
+            </m:sub>
+          </m:sSub>
+          <m:r>
+            <m:rPr>
+              <m:sty m:val="p"/>
+            </m:rPr>
+            <m:t>(</m:t>
+          </m:r>
+          <m:r>
+            <m:rPr/>
+            <m:t>v</m:t>
+          </m:r>
+          <m:r>
+            <m:rPr>
+              <m:sty m:val="p"/>
+            </m:rPr>
+            <m:t>)=</m:t>
+          </m:r>
+          <m:sSub>
+            <m:sSubPr/>
+            <m:e>
+              <m:r>
+                <m:rPr/>
+                <m:t>π</m:t>
+              </m:r>
+            </m:e>
+            <m:sub>
+              <m:r>
+                <m:rPr/>
+                <m:t>θ</m:t>
+              </m:r>
+            </m:sub>
+          </m:sSub>
+          <m:r>
+            <m:rPr>
+              <m:sty m:val="p"/>
+            </m:rPr>
+            <m:t>(</m:t>
+          </m:r>
+          <m:r>
+            <m:rPr/>
+            <m:t>v</m:t>
+          </m:r>
+          <m:r>
+            <m:rPr>
+              <m:sty m:val="p"/>
+            </m:rPr>
+            <m:t>∣</m:t>
+          </m:r>
+          <m:r>
+            <m:rPr/>
+            <m:t>x</m:t>
+          </m:r>
+          <m:r>
+            <m:rPr>
+              <m:sty m:val="p"/>
+            </m:rPr>
+            <m:t>,</m:t>
+          </m:r>
+          <m:sSub>
+            <m:sSubPr/>
+            <m:e>
+              <m:r>
+                <m:rPr/>
+                <m:t>y</m:t>
+              </m:r>
+            </m:e>
+            <m:sub>
+              <m:r>
+                <m:rPr>
+                  <m:sty m:val="p"/>
+                </m:rPr>
+                <m:t>&lt;</m:t>
+              </m:r>
+              <m:r>
+                <m:rPr/>
+                <m:t>t</m:t>
+              </m:r>
+            </m:sub>
+          </m:sSub>
+          <m:r>
+            <m:rPr>
+              <m:sty m:val="p"/>
+            </m:rPr>
+            <m:t>)</m:t>
+          </m:r>
+        </m:oMath>
+      </m:oMathPara>
     </w:p>
     <w:p>
       <w:pPr>
@@ -4324,13 +4588,383 @@
         <w:ind w:firstLine="420"/>
         <w:jc w:val="center"/>
       </w:pPr>
-      <w:r>
-        <w:rPr>
-          <w:rFonts w:ascii="Cambria Math" w:hAnsi="Cambria Math"/>
-          <w:sz w:val="21"/>
-        </w:rPr>
-        <w:t>Lᵍ_D(θ)=𝔼ₓ∼𝒟 𝔼ᵧ∼πθ(·|x) [ (1/Σₜmₜ) Σₜ mₜ D(Cg(pT,t) ‖ Cg(pS,t)) ]。</w:t>
-      </w:r>
+      <m:oMathPara>
+        <m:oMath>
+          <m:sSubSup>
+            <m:sSubSupPr/>
+            <m:e>
+              <m:r>
+                <m:rPr>
+                  <m:sty m:val="p"/>
+                  <m:scr m:val="script"/>
+                </m:rPr>
+                <m:t>ℒ</m:t>
+              </m:r>
+            </m:e>
+            <m:sub>
+              <m:r>
+                <m:rPr/>
+                <m:t>D</m:t>
+              </m:r>
+            </m:sub>
+            <m:sup>
+              <m:r>
+                <m:rPr>
+                  <m:sty m:val="p"/>
+                </m:rPr>
+                <m:t>(</m:t>
+              </m:r>
+              <m:r>
+                <m:rPr/>
+                <m:t>g</m:t>
+              </m:r>
+              <m:r>
+                <m:rPr>
+                  <m:sty m:val="p"/>
+                </m:rPr>
+                <m:t>)</m:t>
+              </m:r>
+            </m:sup>
+          </m:sSubSup>
+          <m:r>
+            <m:rPr>
+              <m:sty m:val="p"/>
+            </m:rPr>
+            <m:t>(</m:t>
+          </m:r>
+          <m:r>
+            <m:rPr/>
+            <m:t>θ</m:t>
+          </m:r>
+          <m:r>
+            <m:rPr>
+              <m:sty m:val="p"/>
+            </m:rPr>
+            <m:t>)=</m:t>
+          </m:r>
+          <m:sSub>
+            <m:sSubPr/>
+            <m:e>
+              <m:r>
+                <m:rPr>
+                  <m:sty m:val="p"/>
+                  <m:scr m:val="double-struck"/>
+                </m:rPr>
+                <m:t>E</m:t>
+              </m:r>
+            </m:e>
+            <m:sub>
+              <m:r>
+                <m:rPr/>
+                <m:t>x</m:t>
+              </m:r>
+              <m:r>
+                <m:rPr>
+                  <m:sty m:val="p"/>
+                </m:rPr>
+                <m:t>∼</m:t>
+              </m:r>
+              <m:r>
+                <m:rPr>
+                  <m:sty m:val="p"/>
+                  <m:scr m:val="script"/>
+                </m:rPr>
+                <m:t>D</m:t>
+              </m:r>
+            </m:sub>
+          </m:sSub>
+          <m:sSub>
+            <m:sSubPr/>
+            <m:e>
+              <m:r>
+                <m:rPr>
+                  <m:sty m:val="p"/>
+                  <m:scr m:val="double-struck"/>
+                </m:rPr>
+                <m:t>E</m:t>
+              </m:r>
+            </m:e>
+            <m:sub>
+              <m:r>
+                <m:rPr/>
+                <m:t>y</m:t>
+              </m:r>
+              <m:r>
+                <m:rPr>
+                  <m:sty m:val="p"/>
+                </m:rPr>
+                <m:t>∼</m:t>
+              </m:r>
+              <m:sSub>
+                <m:sSubPr/>
+                <m:e>
+                  <m:r>
+                    <m:rPr/>
+                    <m:t>π</m:t>
+                  </m:r>
+                </m:e>
+                <m:sub>
+                  <m:r>
+                    <m:rPr/>
+                    <m:t>θ</m:t>
+                  </m:r>
+                </m:sub>
+              </m:sSub>
+              <m:r>
+                <m:rPr>
+                  <m:sty m:val="p"/>
+                </m:rPr>
+                <m:t>(⋅∣</m:t>
+              </m:r>
+              <m:r>
+                <m:rPr/>
+                <m:t>x</m:t>
+              </m:r>
+              <m:r>
+                <m:rPr>
+                  <m:sty m:val="p"/>
+                </m:rPr>
+                <m:t>)</m:t>
+              </m:r>
+            </m:sub>
+          </m:sSub>
+          <m:d>
+            <m:dPr>
+              <m:begChr m:val="["/>
+              <m:sepChr m:val=""/>
+              <m:endChr m:val="]"/>
+            </m:dPr>
+            <m:e>
+              <m:f>
+                <m:fPr/>
+                <m:num>
+                  <m:r>
+                    <m:rPr/>
+                    <m:t>1</m:t>
+                  </m:r>
+                </m:num>
+                <m:den>
+                  <m:nary>
+                    <m:naryPr>
+                      <m:chr m:val="∑"/>
+                      <m:limLoc m:val="undOvr"/>
+                    </m:naryPr>
+                    <m:sub>
+                      <m:r>
+                        <m:rPr/>
+                        <m:t>t</m:t>
+                      </m:r>
+                      <m:r>
+                        <m:rPr>
+                          <m:sty m:val="p"/>
+                        </m:rPr>
+                        <m:t>=</m:t>
+                      </m:r>
+                      <m:r>
+                        <m:rPr/>
+                        <m:t>1</m:t>
+                      </m:r>
+                    </m:sub>
+                    <m:sup>
+                      <m:r>
+                        <m:rPr/>
+                        <m:t>T</m:t>
+                      </m:r>
+                    </m:sup>
+                    <m:e>
+                      <m:sSub>
+                        <m:sSubPr/>
+                        <m:e>
+                          <m:r>
+                            <m:rPr/>
+                            <m:t>m</m:t>
+                          </m:r>
+                        </m:e>
+                        <m:sub>
+                          <m:r>
+                            <m:rPr/>
+                            <m:t>t</m:t>
+                          </m:r>
+                        </m:sub>
+                      </m:sSub>
+                    </m:e>
+                  </m:nary>
+                </m:den>
+              </m:f>
+              <m:nary>
+                <m:naryPr>
+                  <m:chr m:val="∑"/>
+                  <m:limLoc m:val="undOvr"/>
+                </m:naryPr>
+                <m:sub>
+                  <m:r>
+                    <m:rPr/>
+                    <m:t>t</m:t>
+                  </m:r>
+                  <m:r>
+                    <m:rPr>
+                      <m:sty m:val="p"/>
+                    </m:rPr>
+                    <m:t>=</m:t>
+                  </m:r>
+                  <m:r>
+                    <m:rPr/>
+                    <m:t>1</m:t>
+                  </m:r>
+                </m:sub>
+                <m:sup>
+                  <m:r>
+                    <m:rPr/>
+                    <m:t>T</m:t>
+                  </m:r>
+                </m:sup>
+                <m:e>
+                  <m:sSub>
+                    <m:sSubPr/>
+                    <m:e>
+                      <m:r>
+                        <m:rPr/>
+                        <m:t>m</m:t>
+                      </m:r>
+                    </m:e>
+                    <m:sub>
+                      <m:r>
+                        <m:rPr/>
+                        <m:t>t</m:t>
+                      </m:r>
+                    </m:sub>
+                  </m:sSub>
+                </m:e>
+              </m:nary>
+              <m:r>
+                <m:rPr/>
+                <m:t>D​</m:t>
+              </m:r>
+              <m:d>
+                <m:dPr>
+                  <m:sepChr m:val="∥"/>
+                </m:dPr>
+                <m:e>
+                  <m:sSub>
+                    <m:sSubPr/>
+                    <m:e>
+                      <m:r>
+                        <m:rPr/>
+                        <m:t>C</m:t>
+                      </m:r>
+                    </m:e>
+                    <m:sub>
+                      <m:r>
+                        <m:rPr/>
+                        <m:t>g</m:t>
+                      </m:r>
+                    </m:sub>
+                  </m:sSub>
+                  <m:r>
+                    <m:rPr>
+                      <m:sty m:val="p"/>
+                    </m:rPr>
+                    <m:t>(</m:t>
+                  </m:r>
+                  <m:sSub>
+                    <m:sSubPr/>
+                    <m:e>
+                      <m:r>
+                        <m:rPr/>
+                        <m:t>p</m:t>
+                      </m:r>
+                    </m:e>
+                    <m:sub>
+                      <m:r>
+                        <m:rPr/>
+                        <m:t>T</m:t>
+                      </m:r>
+                      <m:r>
+                        <m:rPr>
+                          <m:sty m:val="p"/>
+                        </m:rPr>
+                        <m:t>,</m:t>
+                      </m:r>
+                      <m:r>
+                        <m:rPr/>
+                        <m:t>t</m:t>
+                      </m:r>
+                    </m:sub>
+                  </m:sSub>
+                  <m:r>
+                    <m:rPr>
+                      <m:sty m:val="p"/>
+                    </m:rPr>
+                    <m:t>)</m:t>
+                  </m:r>
+                  <m:r>
+                    <m:rPr/>
+                    <m:t> </m:t>
+                  </m:r>
+                </m:e>
+                <m:e>
+                  <m:r>
+                    <m:rPr/>
+                    <m:t> </m:t>
+                  </m:r>
+                  <m:sSub>
+                    <m:sSubPr/>
+                    <m:e>
+                      <m:r>
+                        <m:rPr/>
+                        <m:t>C</m:t>
+                      </m:r>
+                    </m:e>
+                    <m:sub>
+                      <m:r>
+                        <m:rPr/>
+                        <m:t>g</m:t>
+                      </m:r>
+                    </m:sub>
+                  </m:sSub>
+                  <m:r>
+                    <m:rPr>
+                      <m:sty m:val="p"/>
+                    </m:rPr>
+                    <m:t>(</m:t>
+                  </m:r>
+                  <m:sSub>
+                    <m:sSubPr/>
+                    <m:e>
+                      <m:r>
+                        <m:rPr/>
+                        <m:t>p</m:t>
+                      </m:r>
+                    </m:e>
+                    <m:sub>
+                      <m:r>
+                        <m:rPr/>
+                        <m:t>S</m:t>
+                      </m:r>
+                      <m:r>
+                        <m:rPr>
+                          <m:sty m:val="p"/>
+                        </m:rPr>
+                        <m:t>,</m:t>
+                      </m:r>
+                      <m:r>
+                        <m:rPr/>
+                        <m:t>t</m:t>
+                      </m:r>
+                    </m:sub>
+                  </m:sSub>
+                  <m:r>
+                    <m:rPr>
+                      <m:sty m:val="p"/>
+                    </m:rPr>
+                    <m:t>)</m:t>
+                  </m:r>
+                </m:e>
+              </m:d>
+            </m:e>
+          </m:d>
+        </m:oMath>
+      </m:oMathPara>
     </w:p>
     <w:p>
       <w:pPr>
@@ -4346,13 +4980,131 @@
         <w:ind w:firstLine="420"/>
         <w:jc w:val="center"/>
       </w:pPr>
-      <w:r>
-        <w:rPr>
-          <w:rFonts w:ascii="Cambria Math" w:hAnsi="Cambria Math"/>
-          <w:sz w:val="21"/>
-        </w:rPr>
-        <w:t>θ* = arg minθ∈ΘLoRA Lᵍ_D(θ)。</w:t>
-      </w:r>
+      <m:oMathPara>
+        <m:oMath>
+          <m:sSup>
+            <m:sSupPr/>
+            <m:e>
+              <m:r>
+                <m:rPr/>
+                <m:t>θ</m:t>
+              </m:r>
+            </m:e>
+            <m:sup>
+              <m:r>
+                <m:rPr>
+                  <m:sty m:val="p"/>
+                </m:rPr>
+                <m:t>⋆</m:t>
+              </m:r>
+            </m:sup>
+          </m:sSup>
+          <m:r>
+            <m:rPr>
+              <m:sty m:val="p"/>
+            </m:rPr>
+            <m:t>=</m:t>
+          </m:r>
+          <m:limLow>
+            <m:limLowPr/>
+            <m:e>
+              <m:r>
+                <m:rPr>
+                  <m:sty m:val="p"/>
+                </m:rPr>
+                <m:t>argmin</m:t>
+              </m:r>
+            </m:e>
+            <m:lim>
+              <m:r>
+                <m:rPr/>
+                <m:t>θ</m:t>
+              </m:r>
+              <m:r>
+                <m:rPr>
+                  <m:sty m:val="p"/>
+                </m:rPr>
+                <m:t>∈</m:t>
+              </m:r>
+              <m:sSub>
+                <m:sSubPr/>
+                <m:e>
+                  <m:r>
+                    <m:rPr>
+                      <m:sty m:val="p"/>
+                    </m:rPr>
+                    <m:t>Θ</m:t>
+                  </m:r>
+                </m:e>
+                <m:sub>
+                  <m:r>
+                    <m:rPr>
+                      <m:sty m:val="p"/>
+                    </m:rPr>
+                    <m:t>LoRA</m:t>
+                  </m:r>
+                </m:sub>
+              </m:sSub>
+            </m:lim>
+          </m:limLow>
+          <m:r>
+            <m:rPr/>
+            <m:t> </m:t>
+          </m:r>
+          <m:sSubSup>
+            <m:sSubSupPr/>
+            <m:e>
+              <m:r>
+                <m:rPr>
+                  <m:sty m:val="p"/>
+                  <m:scr m:val="script"/>
+                </m:rPr>
+                <m:t>ℒ</m:t>
+              </m:r>
+            </m:e>
+            <m:sub>
+              <m:r>
+                <m:rPr/>
+                <m:t>D</m:t>
+              </m:r>
+            </m:sub>
+            <m:sup>
+              <m:r>
+                <m:rPr>
+                  <m:sty m:val="p"/>
+                </m:rPr>
+                <m:t>(</m:t>
+              </m:r>
+              <m:r>
+                <m:rPr/>
+                <m:t>g</m:t>
+              </m:r>
+              <m:r>
+                <m:rPr>
+                  <m:sty m:val="p"/>
+                </m:rPr>
+                <m:t>)</m:t>
+              </m:r>
+            </m:sup>
+          </m:sSubSup>
+          <m:r>
+            <m:rPr>
+              <m:sty m:val="p"/>
+            </m:rPr>
+            <m:t>(</m:t>
+          </m:r>
+          <m:r>
+            <m:rPr/>
+            <m:t>θ</m:t>
+          </m:r>
+          <m:r>
+            <m:rPr>
+              <m:sty m:val="p"/>
+            </m:rPr>
+            <m:t>)</m:t>
+          </m:r>
+        </m:oMath>
+      </m:oMathPara>
     </w:p>
     <w:p>
       <w:pPr>
@@ -4470,7 +5222,7 @@
       <w:pPr>
         <w:pStyle w:val="3"/>
       </w:pPr>
-      <w:bookmarkStart w:id="22" w:name="_Toc446442502"/>
+      <w:bookmarkStart w:id="22" w:name="_Toc411988433"/>
       <w:r>
         <w:rPr>
           <w:rFonts w:ascii="黑体" w:hAnsi="黑体" w:eastAsia="黑体" w:cs="黑体"/>
@@ -4496,13 +5248,236 @@
         <w:ind w:firstLine="420"/>
         <w:jc w:val="center"/>
       </w:pPr>
-      <w:r>
-        <w:rPr>
-          <w:rFonts w:ascii="Cambria Math" w:hAnsi="Cambria Math"/>
-          <w:sz w:val="21"/>
-        </w:rPr>
-        <w:t>W = W₀ + (α/r)BA，    A∈ℝʳ×ᵈⁱⁿ，    B∈ℝᵈᵒᵘᵗ×ʳ，    r ≪ min(din,dout)。</w:t>
-      </w:r>
+      <m:oMathPara>
+        <m:oMath>
+          <m:r>
+            <m:rPr/>
+            <m:t>W</m:t>
+          </m:r>
+          <m:r>
+            <m:rPr>
+              <m:sty m:val="p"/>
+            </m:rPr>
+            <m:t>=</m:t>
+          </m:r>
+          <m:sSub>
+            <m:sSubPr/>
+            <m:e>
+              <m:r>
+                <m:rPr/>
+                <m:t>W</m:t>
+              </m:r>
+            </m:e>
+            <m:sub>
+              <m:r>
+                <m:rPr/>
+                <m:t>0</m:t>
+              </m:r>
+            </m:sub>
+          </m:sSub>
+          <m:r>
+            <m:rPr>
+              <m:sty m:val="p"/>
+            </m:rPr>
+            <m:t>+</m:t>
+          </m:r>
+          <m:f>
+            <m:fPr/>
+            <m:num>
+              <m:r>
+                <m:rPr/>
+                <m:t>α</m:t>
+              </m:r>
+            </m:num>
+            <m:den>
+              <m:r>
+                <m:rPr/>
+                <m:t>r</m:t>
+              </m:r>
+            </m:den>
+          </m:f>
+          <m:r>
+            <m:rPr/>
+            <m:t>BA</m:t>
+          </m:r>
+          <m:r>
+            <m:rPr>
+              <m:sty m:val="p"/>
+            </m:rPr>
+            <m:t>,</m:t>
+          </m:r>
+          <m:r>
+            <m:rPr/>
+            <m:t>  A</m:t>
+          </m:r>
+          <m:r>
+            <m:rPr>
+              <m:sty m:val="p"/>
+            </m:rPr>
+            <m:t>∈</m:t>
+          </m:r>
+          <m:sSup>
+            <m:sSupPr/>
+            <m:e>
+              <m:r>
+                <m:rPr>
+                  <m:sty m:val="p"/>
+                  <m:scr m:val="double-struck"/>
+                </m:rPr>
+                <m:t>ℝ</m:t>
+              </m:r>
+            </m:e>
+            <m:sup>
+              <m:r>
+                <m:rPr/>
+                <m:t>r</m:t>
+              </m:r>
+              <m:r>
+                <m:rPr>
+                  <m:sty m:val="p"/>
+                </m:rPr>
+                <m:t>×</m:t>
+              </m:r>
+              <m:sSub>
+                <m:sSubPr/>
+                <m:e>
+                  <m:r>
+                    <m:rPr/>
+                    <m:t>d</m:t>
+                  </m:r>
+                </m:e>
+                <m:sub>
+                  <m:r>
+                    <m:rPr>
+                      <m:sty m:val="p"/>
+                    </m:rPr>
+                    <m:t>in</m:t>
+                  </m:r>
+                </m:sub>
+              </m:sSub>
+            </m:sup>
+          </m:sSup>
+          <m:r>
+            <m:rPr>
+              <m:sty m:val="p"/>
+            </m:rPr>
+            <m:t>,</m:t>
+          </m:r>
+          <m:r>
+            <m:rPr/>
+            <m:t>  B</m:t>
+          </m:r>
+          <m:r>
+            <m:rPr>
+              <m:sty m:val="p"/>
+            </m:rPr>
+            <m:t>∈</m:t>
+          </m:r>
+          <m:sSup>
+            <m:sSupPr/>
+            <m:e>
+              <m:r>
+                <m:rPr>
+                  <m:sty m:val="p"/>
+                  <m:scr m:val="double-struck"/>
+                </m:rPr>
+                <m:t>ℝ</m:t>
+              </m:r>
+            </m:e>
+            <m:sup>
+              <m:sSub>
+                <m:sSubPr/>
+                <m:e>
+                  <m:r>
+                    <m:rPr/>
+                    <m:t>d</m:t>
+                  </m:r>
+                </m:e>
+                <m:sub>
+                  <m:r>
+                    <m:rPr>
+                      <m:sty m:val="p"/>
+                    </m:rPr>
+                    <m:t>out</m:t>
+                  </m:r>
+                </m:sub>
+              </m:sSub>
+              <m:r>
+                <m:rPr>
+                  <m:sty m:val="p"/>
+                </m:rPr>
+                <m:t>×</m:t>
+              </m:r>
+              <m:r>
+                <m:rPr/>
+                <m:t>r</m:t>
+              </m:r>
+            </m:sup>
+          </m:sSup>
+          <m:r>
+            <m:rPr>
+              <m:sty m:val="p"/>
+            </m:rPr>
+            <m:t>,</m:t>
+          </m:r>
+          <m:r>
+            <m:rPr/>
+            <m:t>  r</m:t>
+          </m:r>
+          <m:r>
+            <m:rPr>
+              <m:sty m:val="p"/>
+            </m:rPr>
+            <m:t>≪min(</m:t>
+          </m:r>
+          <m:sSub>
+            <m:sSubPr/>
+            <m:e>
+              <m:r>
+                <m:rPr/>
+                <m:t>d</m:t>
+              </m:r>
+            </m:e>
+            <m:sub>
+              <m:r>
+                <m:rPr>
+                  <m:sty m:val="p"/>
+                </m:rPr>
+                <m:t>in</m:t>
+              </m:r>
+            </m:sub>
+          </m:sSub>
+          <m:r>
+            <m:rPr>
+              <m:sty m:val="p"/>
+            </m:rPr>
+            <m:t>,</m:t>
+          </m:r>
+          <m:sSub>
+            <m:sSubPr/>
+            <m:e>
+              <m:r>
+                <m:rPr/>
+                <m:t>d</m:t>
+              </m:r>
+            </m:e>
+            <m:sub>
+              <m:r>
+                <m:rPr>
+                  <m:sty m:val="p"/>
+                </m:rPr>
+                <m:t>out</m:t>
+              </m:r>
+            </m:sub>
+          </m:sSub>
+          <m:r>
+            <m:rPr>
+              <m:sty m:val="p"/>
+            </m:rPr>
+            <m:t>)</m:t>
+          </m:r>
+        </m:oMath>
+      </m:oMathPara>
     </w:p>
     <w:p>
       <w:pPr>
@@ -4535,7 +5510,7 @@
       <w:pPr>
         <w:pStyle w:val="3"/>
       </w:pPr>
-      <w:bookmarkStart w:id="23" w:name="_Toc51268496"/>
+      <w:bookmarkStart w:id="23" w:name="_Toc802315503"/>
       <w:r>
         <w:rPr>
           <w:rFonts w:ascii="黑体" w:hAnsi="黑体" w:eastAsia="黑体" w:cs="黑体"/>
@@ -4617,13 +5592,450 @@
         <w:ind w:firstLine="420"/>
         <w:jc w:val="center"/>
       </w:pPr>
-      <w:r>
-        <w:rPr>
-          <w:rFonts w:ascii="Cambria Math" w:hAnsi="Cambria Math"/>
-          <w:sz w:val="21"/>
-        </w:rPr>
-        <w:t>πθ,τ(v|x,y&lt;t)=exp(zθ,t(v)/τ) / Σu∈V exp(zθ,t(u)/τ)，    πθ,τ(y|x)=∏ₜ₌₁ᵀπθ,τ(yₜ|x,y&lt;t)。</w:t>
-      </w:r>
+      <m:oMathPara>
+        <m:oMath>
+          <m:m>
+            <m:mPr>
+              <m:mcs>
+                <m:mc>
+                  <m:mcPr>
+                    <m:count m:val="1"/>
+                    <m:mcJc m:val="right"/>
+                  </m:mcPr>
+                </m:mc>
+              </m:mcs>
+              <m:plcHide m:val="1"/>
+            </m:mPr>
+            <m:mr>
+              <m:e>
+                <m:sSub>
+                  <m:sSubPr/>
+                  <m:e>
+                    <m:r>
+                      <m:rPr/>
+                      <m:t>π</m:t>
+                    </m:r>
+                  </m:e>
+                  <m:sub>
+                    <m:r>
+                      <m:rPr/>
+                      <m:t>θ</m:t>
+                    </m:r>
+                    <m:r>
+                      <m:rPr>
+                        <m:sty m:val="p"/>
+                      </m:rPr>
+                      <m:t>,</m:t>
+                    </m:r>
+                    <m:r>
+                      <m:rPr/>
+                      <m:t>τ</m:t>
+                    </m:r>
+                  </m:sub>
+                </m:sSub>
+                <m:r>
+                  <m:rPr>
+                    <m:sty m:val="p"/>
+                  </m:rPr>
+                  <m:t>(</m:t>
+                </m:r>
+                <m:r>
+                  <m:rPr/>
+                  <m:t>v</m:t>
+                </m:r>
+                <m:r>
+                  <m:rPr>
+                    <m:sty m:val="p"/>
+                  </m:rPr>
+                  <m:t>∣</m:t>
+                </m:r>
+                <m:r>
+                  <m:rPr/>
+                  <m:t>x</m:t>
+                </m:r>
+                <m:r>
+                  <m:rPr>
+                    <m:sty m:val="p"/>
+                  </m:rPr>
+                  <m:t>,</m:t>
+                </m:r>
+                <m:sSub>
+                  <m:sSubPr/>
+                  <m:e>
+                    <m:r>
+                      <m:rPr/>
+                      <m:t>y</m:t>
+                    </m:r>
+                  </m:e>
+                  <m:sub>
+                    <m:r>
+                      <m:rPr>
+                        <m:sty m:val="p"/>
+                      </m:rPr>
+                      <m:t>&lt;</m:t>
+                    </m:r>
+                    <m:r>
+                      <m:rPr/>
+                      <m:t>t</m:t>
+                    </m:r>
+                  </m:sub>
+                </m:sSub>
+                <m:r>
+                  <m:rPr>
+                    <m:sty m:val="p"/>
+                  </m:rPr>
+                  <m:t>)=</m:t>
+                </m:r>
+                <m:f>
+                  <m:fPr/>
+                  <m:num>
+                    <m:r>
+                      <m:rPr>
+                        <m:sty m:val="p"/>
+                      </m:rPr>
+                      <m:t>exp</m:t>
+                    </m:r>
+                    <m:r>
+                      <m:rPr/>
+                      <m:t>​</m:t>
+                    </m:r>
+                    <m:d>
+                      <m:dPr>
+                        <m:sepChr m:val=""/>
+                      </m:dPr>
+                      <m:e>
+                        <m:sSub>
+                          <m:sSubPr/>
+                          <m:e>
+                            <m:r>
+                              <m:rPr/>
+                              <m:t>z</m:t>
+                            </m:r>
+                          </m:e>
+                          <m:sub>
+                            <m:r>
+                              <m:rPr/>
+                              <m:t>θ</m:t>
+                            </m:r>
+                            <m:r>
+                              <m:rPr>
+                                <m:sty m:val="p"/>
+                              </m:rPr>
+                              <m:t>,</m:t>
+                            </m:r>
+                            <m:r>
+                              <m:rPr/>
+                              <m:t>t</m:t>
+                            </m:r>
+                          </m:sub>
+                        </m:sSub>
+                        <m:r>
+                          <m:rPr>
+                            <m:sty m:val="p"/>
+                          </m:rPr>
+                          <m:t>(</m:t>
+                        </m:r>
+                        <m:r>
+                          <m:rPr/>
+                          <m:t>v</m:t>
+                        </m:r>
+                        <m:r>
+                          <m:rPr>
+                            <m:sty m:val="p"/>
+                          </m:rPr>
+                          <m:t>)/</m:t>
+                        </m:r>
+                        <m:r>
+                          <m:rPr/>
+                          <m:t>τ</m:t>
+                        </m:r>
+                      </m:e>
+                    </m:d>
+                  </m:num>
+                  <m:den>
+                    <m:nary>
+                      <m:naryPr>
+                        <m:chr m:val="∑"/>
+                        <m:limLoc m:val="undOvr"/>
+                        <m:supHide m:val="1"/>
+                      </m:naryPr>
+                      <m:sub>
+                        <m:r>
+                          <m:rPr/>
+                          <m:t>u</m:t>
+                        </m:r>
+                        <m:r>
+                          <m:rPr>
+                            <m:sty m:val="p"/>
+                          </m:rPr>
+                          <m:t>∈</m:t>
+                        </m:r>
+                        <m:r>
+                          <m:rPr>
+                            <m:sty m:val="p"/>
+                            <m:scr m:val="script"/>
+                          </m:rPr>
+                          <m:t>V</m:t>
+                        </m:r>
+                      </m:sub>
+                      <m:sup>
+                        <m:r>
+                          <m:rPr/>
+                          <m:t>​</m:t>
+                        </m:r>
+                      </m:sup>
+                      <m:e>
+                        <m:r>
+                          <m:rPr>
+                            <m:sty m:val="p"/>
+                          </m:rPr>
+                          <m:t>exp</m:t>
+                        </m:r>
+                      </m:e>
+                    </m:nary>
+                    <m:r>
+                      <m:rPr/>
+                      <m:t>​</m:t>
+                    </m:r>
+                    <m:d>
+                      <m:dPr>
+                        <m:sepChr m:val=""/>
+                      </m:dPr>
+                      <m:e>
+                        <m:sSub>
+                          <m:sSubPr/>
+                          <m:e>
+                            <m:r>
+                              <m:rPr/>
+                              <m:t>z</m:t>
+                            </m:r>
+                          </m:e>
+                          <m:sub>
+                            <m:r>
+                              <m:rPr/>
+                              <m:t>θ</m:t>
+                            </m:r>
+                            <m:r>
+                              <m:rPr>
+                                <m:sty m:val="p"/>
+                              </m:rPr>
+                              <m:t>,</m:t>
+                            </m:r>
+                            <m:r>
+                              <m:rPr/>
+                              <m:t>t</m:t>
+                            </m:r>
+                          </m:sub>
+                        </m:sSub>
+                        <m:r>
+                          <m:rPr>
+                            <m:sty m:val="p"/>
+                          </m:rPr>
+                          <m:t>(</m:t>
+                        </m:r>
+                        <m:r>
+                          <m:rPr/>
+                          <m:t>u</m:t>
+                        </m:r>
+                        <m:r>
+                          <m:rPr>
+                            <m:sty m:val="p"/>
+                          </m:rPr>
+                          <m:t>)/</m:t>
+                        </m:r>
+                        <m:r>
+                          <m:rPr/>
+                          <m:t>τ</m:t>
+                        </m:r>
+                      </m:e>
+                    </m:d>
+                  </m:den>
+                </m:f>
+                <m:r>
+                  <m:rPr>
+                    <m:sty m:val="p"/>
+                  </m:rPr>
+                  <m:t>,</m:t>
+                </m:r>
+              </m:e>
+            </m:mr>
+            <m:mr>
+              <m:e>
+                <m:sSub>
+                  <m:sSubPr/>
+                  <m:e>
+                    <m:r>
+                      <m:rPr/>
+                      <m:t>π</m:t>
+                    </m:r>
+                  </m:e>
+                  <m:sub>
+                    <m:r>
+                      <m:rPr/>
+                      <m:t>θ</m:t>
+                    </m:r>
+                    <m:r>
+                      <m:rPr>
+                        <m:sty m:val="p"/>
+                      </m:rPr>
+                      <m:t>,</m:t>
+                    </m:r>
+                    <m:r>
+                      <m:rPr/>
+                      <m:t>τ</m:t>
+                    </m:r>
+                  </m:sub>
+                </m:sSub>
+                <m:r>
+                  <m:rPr>
+                    <m:sty m:val="p"/>
+                  </m:rPr>
+                  <m:t>(</m:t>
+                </m:r>
+                <m:r>
+                  <m:rPr/>
+                  <m:t>y</m:t>
+                </m:r>
+                <m:r>
+                  <m:rPr>
+                    <m:sty m:val="p"/>
+                  </m:rPr>
+                  <m:t>∣</m:t>
+                </m:r>
+                <m:r>
+                  <m:rPr/>
+                  <m:t>x</m:t>
+                </m:r>
+                <m:r>
+                  <m:rPr>
+                    <m:sty m:val="p"/>
+                  </m:rPr>
+                  <m:t>)=</m:t>
+                </m:r>
+                <m:nary>
+                  <m:naryPr>
+                    <m:chr m:val="∏"/>
+                    <m:limLoc m:val="undOvr"/>
+                  </m:naryPr>
+                  <m:sub>
+                    <m:r>
+                      <m:rPr/>
+                      <m:t>t</m:t>
+                    </m:r>
+                    <m:r>
+                      <m:rPr>
+                        <m:sty m:val="p"/>
+                      </m:rPr>
+                      <m:t>=</m:t>
+                    </m:r>
+                    <m:r>
+                      <m:rPr/>
+                      <m:t>1</m:t>
+                    </m:r>
+                  </m:sub>
+                  <m:sup>
+                    <m:r>
+                      <m:rPr/>
+                      <m:t>T</m:t>
+                    </m:r>
+                  </m:sup>
+                  <m:e>
+                    <m:sSub>
+                      <m:sSubPr/>
+                      <m:e>
+                        <m:r>
+                          <m:rPr/>
+                          <m:t>π</m:t>
+                        </m:r>
+                      </m:e>
+                      <m:sub>
+                        <m:r>
+                          <m:rPr/>
+                          <m:t>θ</m:t>
+                        </m:r>
+                        <m:r>
+                          <m:rPr>
+                            <m:sty m:val="p"/>
+                          </m:rPr>
+                          <m:t>,</m:t>
+                        </m:r>
+                        <m:r>
+                          <m:rPr/>
+                          <m:t>τ</m:t>
+                        </m:r>
+                      </m:sub>
+                    </m:sSub>
+                  </m:e>
+                </m:nary>
+                <m:r>
+                  <m:rPr>
+                    <m:sty m:val="p"/>
+                  </m:rPr>
+                  <m:t>(</m:t>
+                </m:r>
+                <m:sSub>
+                  <m:sSubPr/>
+                  <m:e>
+                    <m:r>
+                      <m:rPr/>
+                      <m:t>y</m:t>
+                    </m:r>
+                  </m:e>
+                  <m:sub>
+                    <m:r>
+                      <m:rPr/>
+                      <m:t>t</m:t>
+                    </m:r>
+                  </m:sub>
+                </m:sSub>
+                <m:r>
+                  <m:rPr>
+                    <m:sty m:val="p"/>
+                  </m:rPr>
+                  <m:t>∣</m:t>
+                </m:r>
+                <m:r>
+                  <m:rPr/>
+                  <m:t>x</m:t>
+                </m:r>
+                <m:r>
+                  <m:rPr>
+                    <m:sty m:val="p"/>
+                  </m:rPr>
+                  <m:t>,</m:t>
+                </m:r>
+                <m:sSub>
+                  <m:sSubPr/>
+                  <m:e>
+                    <m:r>
+                      <m:rPr/>
+                      <m:t>y</m:t>
+                    </m:r>
+                  </m:e>
+                  <m:sub>
+                    <m:r>
+                      <m:rPr>
+                        <m:sty m:val="p"/>
+                      </m:rPr>
+                      <m:t>&lt;</m:t>
+                    </m:r>
+                    <m:r>
+                      <m:rPr/>
+                      <m:t>t</m:t>
+                    </m:r>
+                  </m:sub>
+                </m:sSub>
+                <m:r>
+                  <m:rPr>
+                    <m:sty m:val="p"/>
+                  </m:rPr>
+                  <m:t>)</m:t>
+                </m:r>
+              </m:e>
+            </m:mr>
+          </m:m>
+        </m:oMath>
+      </m:oMathPara>
     </w:p>
     <w:p>
       <w:pPr>
@@ -4639,13 +6051,196 @@
         <w:ind w:firstLine="420"/>
         <w:jc w:val="center"/>
       </w:pPr>
-      <w:r>
-        <w:rPr>
-          <w:rFonts w:ascii="Cambria Math" w:hAnsi="Cambria Math"/>
-          <w:sz w:val="21"/>
-        </w:rPr>
-        <w:t>pT,t=softmax(zφ,t/τT)，    pS,t=softmax(zθ,t/τS)。</w:t>
-      </w:r>
+      <m:oMathPara>
+        <m:oMath>
+          <m:sSub>
+            <m:sSubPr/>
+            <m:e>
+              <m:r>
+                <m:rPr/>
+                <m:t>p</m:t>
+              </m:r>
+            </m:e>
+            <m:sub>
+              <m:r>
+                <m:rPr/>
+                <m:t>T</m:t>
+              </m:r>
+              <m:r>
+                <m:rPr>
+                  <m:sty m:val="p"/>
+                </m:rPr>
+                <m:t>,</m:t>
+              </m:r>
+              <m:r>
+                <m:rPr/>
+                <m:t>t</m:t>
+              </m:r>
+            </m:sub>
+          </m:sSub>
+          <m:r>
+            <m:rPr>
+              <m:sty m:val="p"/>
+            </m:rPr>
+            <m:t>=softmax</m:t>
+          </m:r>
+          <m:r>
+            <m:rPr/>
+            <m:t>​</m:t>
+          </m:r>
+          <m:d>
+            <m:dPr>
+              <m:sepChr m:val=""/>
+            </m:dPr>
+            <m:e>
+              <m:sSub>
+                <m:sSubPr/>
+                <m:e>
+                  <m:r>
+                    <m:rPr/>
+                    <m:t>z</m:t>
+                  </m:r>
+                </m:e>
+                <m:sub>
+                  <m:r>
+                    <m:rPr/>
+                    <m:t>ϕ</m:t>
+                  </m:r>
+                  <m:r>
+                    <m:rPr>
+                      <m:sty m:val="p"/>
+                    </m:rPr>
+                    <m:t>,</m:t>
+                  </m:r>
+                  <m:r>
+                    <m:rPr/>
+                    <m:t>t</m:t>
+                  </m:r>
+                </m:sub>
+              </m:sSub>
+              <m:r>
+                <m:rPr>
+                  <m:sty m:val="p"/>
+                </m:rPr>
+                <m:t>/</m:t>
+              </m:r>
+              <m:sSub>
+                <m:sSubPr/>
+                <m:e>
+                  <m:r>
+                    <m:rPr/>
+                    <m:t>τ</m:t>
+                  </m:r>
+                </m:e>
+                <m:sub>
+                  <m:r>
+                    <m:rPr/>
+                    <m:t>T</m:t>
+                  </m:r>
+                </m:sub>
+              </m:sSub>
+            </m:e>
+          </m:d>
+          <m:r>
+            <m:rPr>
+              <m:sty m:val="p"/>
+            </m:rPr>
+            <m:t>,</m:t>
+          </m:r>
+          <m:r>
+            <m:rPr/>
+            <m:t>  </m:t>
+          </m:r>
+          <m:sSub>
+            <m:sSubPr/>
+            <m:e>
+              <m:r>
+                <m:rPr/>
+                <m:t>p</m:t>
+              </m:r>
+            </m:e>
+            <m:sub>
+              <m:r>
+                <m:rPr/>
+                <m:t>S</m:t>
+              </m:r>
+              <m:r>
+                <m:rPr>
+                  <m:sty m:val="p"/>
+                </m:rPr>
+                <m:t>,</m:t>
+              </m:r>
+              <m:r>
+                <m:rPr/>
+                <m:t>t</m:t>
+              </m:r>
+            </m:sub>
+          </m:sSub>
+          <m:r>
+            <m:rPr>
+              <m:sty m:val="p"/>
+            </m:rPr>
+            <m:t>=softmax</m:t>
+          </m:r>
+          <m:r>
+            <m:rPr/>
+            <m:t>​</m:t>
+          </m:r>
+          <m:d>
+            <m:dPr>
+              <m:sepChr m:val=""/>
+            </m:dPr>
+            <m:e>
+              <m:sSub>
+                <m:sSubPr/>
+                <m:e>
+                  <m:r>
+                    <m:rPr/>
+                    <m:t>z</m:t>
+                  </m:r>
+                </m:e>
+                <m:sub>
+                  <m:r>
+                    <m:rPr/>
+                    <m:t>θ</m:t>
+                  </m:r>
+                  <m:r>
+                    <m:rPr>
+                      <m:sty m:val="p"/>
+                    </m:rPr>
+                    <m:t>,</m:t>
+                  </m:r>
+                  <m:r>
+                    <m:rPr/>
+                    <m:t>t</m:t>
+                  </m:r>
+                </m:sub>
+              </m:sSub>
+              <m:r>
+                <m:rPr>
+                  <m:sty m:val="p"/>
+                </m:rPr>
+                <m:t>/</m:t>
+              </m:r>
+              <m:sSub>
+                <m:sSubPr/>
+                <m:e>
+                  <m:r>
+                    <m:rPr/>
+                    <m:t>τ</m:t>
+                  </m:r>
+                </m:e>
+                <m:sub>
+                  <m:r>
+                    <m:rPr/>
+                    <m:t>S</m:t>
+                  </m:r>
+                </m:sub>
+              </m:sSub>
+            </m:e>
+          </m:d>
+        </m:oMath>
+      </m:oMathPara>
     </w:p>
     <w:p>
       <w:pPr>
@@ -4661,13 +6256,288 @@
         <w:ind w:firstLine="420"/>
         <w:jc w:val="center"/>
       </w:pPr>
-      <w:r>
-        <w:rPr>
-          <w:rFonts w:ascii="Cambria Math" w:hAnsi="Cambria Math"/>
-          <w:sz w:val="21"/>
-        </w:rPr>
-        <w:t>m_t = 𝟙[(a_t∨c_t)∧r_t]，    L(y)=ΣₜmₜL_t / max(1,Σₜmₜ)。</w:t>
-      </w:r>
+      <m:oMathPara>
+        <m:oMath>
+          <m:sSub>
+            <m:sSubPr/>
+            <m:e>
+              <m:r>
+                <m:rPr/>
+                <m:t>m</m:t>
+              </m:r>
+            </m:e>
+            <m:sub>
+              <m:r>
+                <m:rPr/>
+                <m:t>t</m:t>
+              </m:r>
+            </m:sub>
+          </m:sSub>
+          <m:r>
+            <m:rPr>
+              <m:sty m:val="p"/>
+            </m:rPr>
+            <m:t>=</m:t>
+          </m:r>
+          <m:r>
+            <m:rPr>
+              <m:sty m:val="b"/>
+            </m:rPr>
+            <m:t>1</m:t>
+          </m:r>
+          <m:r>
+            <m:rPr/>
+            <m:t>​</m:t>
+          </m:r>
+          <m:d>
+            <m:dPr>
+              <m:begChr m:val="{"/>
+              <m:sepChr m:val=""/>
+              <m:endChr m:val="}"/>
+            </m:dPr>
+            <m:e>
+              <m:r>
+                <m:rPr>
+                  <m:sty m:val="p"/>
+                </m:rPr>
+                <m:t>(</m:t>
+              </m:r>
+              <m:sSub>
+                <m:sSubPr/>
+                <m:e>
+                  <m:r>
+                    <m:rPr/>
+                    <m:t>a</m:t>
+                  </m:r>
+                </m:e>
+                <m:sub>
+                  <m:r>
+                    <m:rPr/>
+                    <m:t>t</m:t>
+                  </m:r>
+                </m:sub>
+              </m:sSub>
+              <m:r>
+                <m:rPr>
+                  <m:sty m:val="p"/>
+                </m:rPr>
+                <m:t>∨</m:t>
+              </m:r>
+              <m:sSub>
+                <m:sSubPr/>
+                <m:e>
+                  <m:r>
+                    <m:rPr/>
+                    <m:t>c</m:t>
+                  </m:r>
+                </m:e>
+                <m:sub>
+                  <m:r>
+                    <m:rPr/>
+                    <m:t>t</m:t>
+                  </m:r>
+                </m:sub>
+              </m:sSub>
+              <m:r>
+                <m:rPr>
+                  <m:sty m:val="p"/>
+                </m:rPr>
+                <m:t>)∧</m:t>
+              </m:r>
+              <m:sSub>
+                <m:sSubPr/>
+                <m:e>
+                  <m:r>
+                    <m:rPr/>
+                    <m:t>r</m:t>
+                  </m:r>
+                </m:e>
+                <m:sub>
+                  <m:r>
+                    <m:rPr/>
+                    <m:t>t</m:t>
+                  </m:r>
+                </m:sub>
+              </m:sSub>
+            </m:e>
+          </m:d>
+          <m:r>
+            <m:rPr>
+              <m:sty m:val="p"/>
+            </m:rPr>
+            <m:t>,</m:t>
+          </m:r>
+          <m:r>
+            <m:rPr/>
+            <m:t>  </m:t>
+          </m:r>
+          <m:r>
+            <m:rPr>
+              <m:sty m:val="p"/>
+              <m:scr m:val="script"/>
+            </m:rPr>
+            <m:t>ℒ</m:t>
+          </m:r>
+          <m:r>
+            <m:rPr>
+              <m:sty m:val="p"/>
+            </m:rPr>
+            <m:t>(</m:t>
+          </m:r>
+          <m:r>
+            <m:rPr/>
+            <m:t>y</m:t>
+          </m:r>
+          <m:r>
+            <m:rPr>
+              <m:sty m:val="p"/>
+            </m:rPr>
+            <m:t>)=</m:t>
+          </m:r>
+          <m:f>
+            <m:fPr/>
+            <m:num>
+              <m:nary>
+                <m:naryPr>
+                  <m:chr m:val="∑"/>
+                  <m:limLoc m:val="undOvr"/>
+                </m:naryPr>
+                <m:sub>
+                  <m:r>
+                    <m:rPr/>
+                    <m:t>t</m:t>
+                  </m:r>
+                  <m:r>
+                    <m:rPr>
+                      <m:sty m:val="p"/>
+                    </m:rPr>
+                    <m:t>=</m:t>
+                  </m:r>
+                  <m:r>
+                    <m:rPr/>
+                    <m:t>1</m:t>
+                  </m:r>
+                </m:sub>
+                <m:sup>
+                  <m:r>
+                    <m:rPr/>
+                    <m:t>T</m:t>
+                  </m:r>
+                </m:sup>
+                <m:e>
+                  <m:sSub>
+                    <m:sSubPr/>
+                    <m:e>
+                      <m:r>
+                        <m:rPr/>
+                        <m:t>m</m:t>
+                      </m:r>
+                    </m:e>
+                    <m:sub>
+                      <m:r>
+                        <m:rPr/>
+                        <m:t>t</m:t>
+                      </m:r>
+                    </m:sub>
+                  </m:sSub>
+                </m:e>
+              </m:nary>
+              <m:sSub>
+                <m:sSubPr/>
+                <m:e>
+                  <m:r>
+                    <m:rPr>
+                      <m:sty m:val="p"/>
+                      <m:scr m:val="script"/>
+                    </m:rPr>
+                    <m:t>ℒ</m:t>
+                  </m:r>
+                </m:e>
+                <m:sub>
+                  <m:r>
+                    <m:rPr/>
+                    <m:t>t</m:t>
+                  </m:r>
+                </m:sub>
+              </m:sSub>
+            </m:num>
+            <m:den>
+              <m:r>
+                <m:rPr>
+                  <m:sty m:val="p"/>
+                </m:rPr>
+                <m:t>max</m:t>
+              </m:r>
+              <m:r>
+                <m:rPr/>
+                <m:t>​</m:t>
+              </m:r>
+              <m:d>
+                <m:dPr>
+                  <m:sepChr m:val=""/>
+                </m:dPr>
+                <m:e>
+                  <m:r>
+                    <m:rPr/>
+                    <m:t>1</m:t>
+                  </m:r>
+                  <m:r>
+                    <m:rPr>
+                      <m:sty m:val="p"/>
+                    </m:rPr>
+                    <m:t>,</m:t>
+                  </m:r>
+                  <m:nary>
+                    <m:naryPr>
+                      <m:chr m:val="∑"/>
+                      <m:limLoc m:val="undOvr"/>
+                    </m:naryPr>
+                    <m:sub>
+                      <m:r>
+                        <m:rPr/>
+                        <m:t>t</m:t>
+                      </m:r>
+                      <m:r>
+                        <m:rPr>
+                          <m:sty m:val="p"/>
+                        </m:rPr>
+                        <m:t>=</m:t>
+                      </m:r>
+                      <m:r>
+                        <m:rPr/>
+                        <m:t>1</m:t>
+                      </m:r>
+                    </m:sub>
+                    <m:sup>
+                      <m:r>
+                        <m:rPr/>
+                        <m:t>T</m:t>
+                      </m:r>
+                    </m:sup>
+                    <m:e>
+                      <m:sSub>
+                        <m:sSubPr/>
+                        <m:e>
+                          <m:r>
+                            <m:rPr/>
+                            <m:t>m</m:t>
+                          </m:r>
+                        </m:e>
+                        <m:sub>
+                          <m:r>
+                            <m:rPr/>
+                            <m:t>t</m:t>
+                          </m:r>
+                        </m:sub>
+                      </m:sSub>
+                    </m:e>
+                  </m:nary>
+                </m:e>
+              </m:d>
+            </m:den>
+          </m:f>
+        </m:oMath>
+      </m:oMathPara>
     </w:p>
     <w:p>
       <w:pPr>
@@ -5110,7 +6980,7 @@
       <w:pPr>
         <w:pStyle w:val="3"/>
       </w:pPr>
-      <w:bookmarkStart w:id="26" w:name="_Toc528669825"/>
+      <w:bookmarkStart w:id="26" w:name="_Toc466839408"/>
       <w:r>
         <w:rPr>
           <w:rFonts w:ascii="黑体" w:hAnsi="黑体" w:eastAsia="黑体" w:cs="黑体"/>
@@ -5136,13 +7006,209 @@
         <w:ind w:firstLine="0"/>
         <w:jc w:val="center"/>
       </w:pPr>
-      <w:r>
-        <w:rPr>
-          <w:rFonts w:ascii="Cambria Math" w:hAnsi="Cambria Math"/>
-          <w:sz w:val="21"/>
-        </w:rPr>
-        <w:t>DFKL(pT‖pS)=Σv∈V pT(v) log[pT(v)/pS(v)]。</w:t>
-      </w:r>
+      <m:oMathPara>
+        <m:oMath>
+          <m:sSub>
+            <m:sSubPr/>
+            <m:e>
+              <m:r>
+                <m:rPr/>
+                <m:t>D</m:t>
+              </m:r>
+            </m:e>
+            <m:sub>
+              <m:r>
+                <m:rPr>
+                  <m:sty m:val="p"/>
+                </m:rPr>
+                <m:t>FKL</m:t>
+              </m:r>
+            </m:sub>
+          </m:sSub>
+          <m:r>
+            <m:rPr>
+              <m:sty m:val="p"/>
+            </m:rPr>
+            <m:t>(</m:t>
+          </m:r>
+          <m:sSub>
+            <m:sSubPr/>
+            <m:e>
+              <m:r>
+                <m:rPr/>
+                <m:t>p</m:t>
+              </m:r>
+            </m:e>
+            <m:sub>
+              <m:r>
+                <m:rPr/>
+                <m:t>T</m:t>
+              </m:r>
+            </m:sub>
+          </m:sSub>
+          <m:r>
+            <m:rPr>
+              <m:sty m:val="p"/>
+            </m:rPr>
+            <m:t>∥</m:t>
+          </m:r>
+          <m:sSub>
+            <m:sSubPr/>
+            <m:e>
+              <m:r>
+                <m:rPr/>
+                <m:t>p</m:t>
+              </m:r>
+            </m:e>
+            <m:sub>
+              <m:r>
+                <m:rPr/>
+                <m:t>S</m:t>
+              </m:r>
+            </m:sub>
+          </m:sSub>
+          <m:r>
+            <m:rPr>
+              <m:sty m:val="p"/>
+            </m:rPr>
+            <m:t>)=</m:t>
+          </m:r>
+          <m:nary>
+            <m:naryPr>
+              <m:chr m:val="∑"/>
+              <m:limLoc m:val="undOvr"/>
+              <m:supHide m:val="1"/>
+            </m:naryPr>
+            <m:sub>
+              <m:r>
+                <m:rPr/>
+                <m:t>v</m:t>
+              </m:r>
+              <m:r>
+                <m:rPr>
+                  <m:sty m:val="p"/>
+                </m:rPr>
+                <m:t>∈</m:t>
+              </m:r>
+              <m:r>
+                <m:rPr>
+                  <m:sty m:val="p"/>
+                  <m:scr m:val="script"/>
+                </m:rPr>
+                <m:t>V</m:t>
+              </m:r>
+            </m:sub>
+            <m:sup>
+              <m:r>
+                <m:rPr/>
+                <m:t>​</m:t>
+              </m:r>
+            </m:sup>
+            <m:e>
+              <m:sSub>
+                <m:sSubPr/>
+                <m:e>
+                  <m:r>
+                    <m:rPr/>
+                    <m:t>p</m:t>
+                  </m:r>
+                </m:e>
+                <m:sub>
+                  <m:r>
+                    <m:rPr/>
+                    <m:t>T</m:t>
+                  </m:r>
+                </m:sub>
+              </m:sSub>
+            </m:e>
+          </m:nary>
+          <m:r>
+            <m:rPr>
+              <m:sty m:val="p"/>
+            </m:rPr>
+            <m:t>(</m:t>
+          </m:r>
+          <m:r>
+            <m:rPr/>
+            <m:t>v</m:t>
+          </m:r>
+          <m:r>
+            <m:rPr>
+              <m:sty m:val="p"/>
+            </m:rPr>
+            <m:t>)log</m:t>
+          </m:r>
+          <m:f>
+            <m:fPr/>
+            <m:num>
+              <m:sSub>
+                <m:sSubPr/>
+                <m:e>
+                  <m:r>
+                    <m:rPr/>
+                    <m:t>p</m:t>
+                  </m:r>
+                </m:e>
+                <m:sub>
+                  <m:r>
+                    <m:rPr/>
+                    <m:t>T</m:t>
+                  </m:r>
+                </m:sub>
+              </m:sSub>
+              <m:r>
+                <m:rPr>
+                  <m:sty m:val="p"/>
+                </m:rPr>
+                <m:t>(</m:t>
+              </m:r>
+              <m:r>
+                <m:rPr/>
+                <m:t>v</m:t>
+              </m:r>
+              <m:r>
+                <m:rPr>
+                  <m:sty m:val="p"/>
+                </m:rPr>
+                <m:t>)</m:t>
+              </m:r>
+            </m:num>
+            <m:den>
+              <m:sSub>
+                <m:sSubPr/>
+                <m:e>
+                  <m:r>
+                    <m:rPr/>
+                    <m:t>p</m:t>
+                  </m:r>
+                </m:e>
+                <m:sub>
+                  <m:r>
+                    <m:rPr/>
+                    <m:t>S</m:t>
+                  </m:r>
+                </m:sub>
+              </m:sSub>
+              <m:r>
+                <m:rPr>
+                  <m:sty m:val="p"/>
+                </m:rPr>
+                <m:t>(</m:t>
+              </m:r>
+              <m:r>
+                <m:rPr/>
+                <m:t>v</m:t>
+              </m:r>
+              <m:r>
+                <m:rPr>
+                  <m:sty m:val="p"/>
+                </m:rPr>
+                <m:t>)</m:t>
+              </m:r>
+            </m:den>
+          </m:f>
+        </m:oMath>
+      </m:oMathPara>
     </w:p>
     <w:p>
       <w:pPr>
@@ -5158,13 +7224,209 @@
         <w:ind w:firstLine="420"/>
         <w:jc w:val="center"/>
       </w:pPr>
-      <w:r>
-        <w:rPr>
-          <w:rFonts w:ascii="Cambria Math" w:hAnsi="Cambria Math"/>
-          <w:sz w:val="21"/>
-        </w:rPr>
-        <w:t>DRKL(pS‖pT)=Σv∈V pS(v) log[pS(v)/pT(v)]。</w:t>
-      </w:r>
+      <m:oMathPara>
+        <m:oMath>
+          <m:sSub>
+            <m:sSubPr/>
+            <m:e>
+              <m:r>
+                <m:rPr/>
+                <m:t>D</m:t>
+              </m:r>
+            </m:e>
+            <m:sub>
+              <m:r>
+                <m:rPr>
+                  <m:sty m:val="p"/>
+                </m:rPr>
+                <m:t>RKL</m:t>
+              </m:r>
+            </m:sub>
+          </m:sSub>
+          <m:r>
+            <m:rPr>
+              <m:sty m:val="p"/>
+            </m:rPr>
+            <m:t>(</m:t>
+          </m:r>
+          <m:sSub>
+            <m:sSubPr/>
+            <m:e>
+              <m:r>
+                <m:rPr/>
+                <m:t>p</m:t>
+              </m:r>
+            </m:e>
+            <m:sub>
+              <m:r>
+                <m:rPr/>
+                <m:t>S</m:t>
+              </m:r>
+            </m:sub>
+          </m:sSub>
+          <m:r>
+            <m:rPr>
+              <m:sty m:val="p"/>
+            </m:rPr>
+            <m:t>∥</m:t>
+          </m:r>
+          <m:sSub>
+            <m:sSubPr/>
+            <m:e>
+              <m:r>
+                <m:rPr/>
+                <m:t>p</m:t>
+              </m:r>
+            </m:e>
+            <m:sub>
+              <m:r>
+                <m:rPr/>
+                <m:t>T</m:t>
+              </m:r>
+            </m:sub>
+          </m:sSub>
+          <m:r>
+            <m:rPr>
+              <m:sty m:val="p"/>
+            </m:rPr>
+            <m:t>)=</m:t>
+          </m:r>
+          <m:nary>
+            <m:naryPr>
+              <m:chr m:val="∑"/>
+              <m:limLoc m:val="undOvr"/>
+              <m:supHide m:val="1"/>
+            </m:naryPr>
+            <m:sub>
+              <m:r>
+                <m:rPr/>
+                <m:t>v</m:t>
+              </m:r>
+              <m:r>
+                <m:rPr>
+                  <m:sty m:val="p"/>
+                </m:rPr>
+                <m:t>∈</m:t>
+              </m:r>
+              <m:r>
+                <m:rPr>
+                  <m:sty m:val="p"/>
+                  <m:scr m:val="script"/>
+                </m:rPr>
+                <m:t>V</m:t>
+              </m:r>
+            </m:sub>
+            <m:sup>
+              <m:r>
+                <m:rPr/>
+                <m:t>​</m:t>
+              </m:r>
+            </m:sup>
+            <m:e>
+              <m:sSub>
+                <m:sSubPr/>
+                <m:e>
+                  <m:r>
+                    <m:rPr/>
+                    <m:t>p</m:t>
+                  </m:r>
+                </m:e>
+                <m:sub>
+                  <m:r>
+                    <m:rPr/>
+                    <m:t>S</m:t>
+                  </m:r>
+                </m:sub>
+              </m:sSub>
+            </m:e>
+          </m:nary>
+          <m:r>
+            <m:rPr>
+              <m:sty m:val="p"/>
+            </m:rPr>
+            <m:t>(</m:t>
+          </m:r>
+          <m:r>
+            <m:rPr/>
+            <m:t>v</m:t>
+          </m:r>
+          <m:r>
+            <m:rPr>
+              <m:sty m:val="p"/>
+            </m:rPr>
+            <m:t>)log</m:t>
+          </m:r>
+          <m:f>
+            <m:fPr/>
+            <m:num>
+              <m:sSub>
+                <m:sSubPr/>
+                <m:e>
+                  <m:r>
+                    <m:rPr/>
+                    <m:t>p</m:t>
+                  </m:r>
+                </m:e>
+                <m:sub>
+                  <m:r>
+                    <m:rPr/>
+                    <m:t>S</m:t>
+                  </m:r>
+                </m:sub>
+              </m:sSub>
+              <m:r>
+                <m:rPr>
+                  <m:sty m:val="p"/>
+                </m:rPr>
+                <m:t>(</m:t>
+              </m:r>
+              <m:r>
+                <m:rPr/>
+                <m:t>v</m:t>
+              </m:r>
+              <m:r>
+                <m:rPr>
+                  <m:sty m:val="p"/>
+                </m:rPr>
+                <m:t>)</m:t>
+              </m:r>
+            </m:num>
+            <m:den>
+              <m:sSub>
+                <m:sSubPr/>
+                <m:e>
+                  <m:r>
+                    <m:rPr/>
+                    <m:t>p</m:t>
+                  </m:r>
+                </m:e>
+                <m:sub>
+                  <m:r>
+                    <m:rPr/>
+                    <m:t>T</m:t>
+                  </m:r>
+                </m:sub>
+              </m:sSub>
+              <m:r>
+                <m:rPr>
+                  <m:sty m:val="p"/>
+                </m:rPr>
+                <m:t>(</m:t>
+              </m:r>
+              <m:r>
+                <m:rPr/>
+                <m:t>v</m:t>
+              </m:r>
+              <m:r>
+                <m:rPr>
+                  <m:sty m:val="p"/>
+                </m:rPr>
+                <m:t>)</m:t>
+              </m:r>
+            </m:den>
+          </m:f>
+        </m:oMath>
+      </m:oMathPara>
     </w:p>
     <w:p>
       <w:pPr>
@@ -5180,13 +7442,280 @@
         <w:ind w:firstLine="420"/>
         <w:jc w:val="center"/>
       </w:pPr>
-      <w:r>
-        <w:rPr>
-          <w:rFonts w:ascii="Cambria Math" w:hAnsi="Cambria Math"/>
-          <w:sz w:val="21"/>
-        </w:rPr>
-        <w:t>DJSD(pT,pS)=½DKL(pT‖m)+½DKL(pS‖m)。</w:t>
-      </w:r>
+      <m:oMathPara>
+        <m:oMath>
+          <m:r>
+            <m:rPr/>
+            <m:t>m</m:t>
+          </m:r>
+          <m:r>
+            <m:rPr>
+              <m:sty m:val="p"/>
+            </m:rPr>
+            <m:t>=</m:t>
+          </m:r>
+          <m:f>
+            <m:fPr/>
+            <m:num>
+              <m:sSub>
+                <m:sSubPr/>
+                <m:e>
+                  <m:r>
+                    <m:rPr/>
+                    <m:t>p</m:t>
+                  </m:r>
+                </m:e>
+                <m:sub>
+                  <m:r>
+                    <m:rPr/>
+                    <m:t>T</m:t>
+                  </m:r>
+                </m:sub>
+              </m:sSub>
+              <m:r>
+                <m:rPr>
+                  <m:sty m:val="p"/>
+                </m:rPr>
+                <m:t>+</m:t>
+              </m:r>
+              <m:sSub>
+                <m:sSubPr/>
+                <m:e>
+                  <m:r>
+                    <m:rPr/>
+                    <m:t>p</m:t>
+                  </m:r>
+                </m:e>
+                <m:sub>
+                  <m:r>
+                    <m:rPr/>
+                    <m:t>S</m:t>
+                  </m:r>
+                </m:sub>
+              </m:sSub>
+            </m:num>
+            <m:den>
+              <m:r>
+                <m:rPr/>
+                <m:t>2</m:t>
+              </m:r>
+            </m:den>
+          </m:f>
+          <m:r>
+            <m:rPr>
+              <m:sty m:val="p"/>
+            </m:rPr>
+            <m:t>,</m:t>
+          </m:r>
+          <m:r>
+            <m:rPr/>
+            <m:t>  </m:t>
+          </m:r>
+          <m:sSub>
+            <m:sSubPr/>
+            <m:e>
+              <m:r>
+                <m:rPr/>
+                <m:t>D</m:t>
+              </m:r>
+            </m:e>
+            <m:sub>
+              <m:r>
+                <m:rPr>
+                  <m:sty m:val="p"/>
+                </m:rPr>
+                <m:t>JSD</m:t>
+              </m:r>
+            </m:sub>
+          </m:sSub>
+          <m:r>
+            <m:rPr>
+              <m:sty m:val="p"/>
+            </m:rPr>
+            <m:t>(</m:t>
+          </m:r>
+          <m:sSub>
+            <m:sSubPr/>
+            <m:e>
+              <m:r>
+                <m:rPr/>
+                <m:t>p</m:t>
+              </m:r>
+            </m:e>
+            <m:sub>
+              <m:r>
+                <m:rPr/>
+                <m:t>T</m:t>
+              </m:r>
+            </m:sub>
+          </m:sSub>
+          <m:r>
+            <m:rPr>
+              <m:sty m:val="p"/>
+            </m:rPr>
+            <m:t>,</m:t>
+          </m:r>
+          <m:sSub>
+            <m:sSubPr/>
+            <m:e>
+              <m:r>
+                <m:rPr/>
+                <m:t>p</m:t>
+              </m:r>
+            </m:e>
+            <m:sub>
+              <m:r>
+                <m:rPr/>
+                <m:t>S</m:t>
+              </m:r>
+            </m:sub>
+          </m:sSub>
+          <m:r>
+            <m:rPr>
+              <m:sty m:val="p"/>
+            </m:rPr>
+            <m:t>)=</m:t>
+          </m:r>
+          <m:f>
+            <m:fPr/>
+            <m:num>
+              <m:r>
+                <m:rPr/>
+                <m:t>1</m:t>
+              </m:r>
+            </m:num>
+            <m:den>
+              <m:r>
+                <m:rPr/>
+                <m:t>2</m:t>
+              </m:r>
+            </m:den>
+          </m:f>
+          <m:sSub>
+            <m:sSubPr/>
+            <m:e>
+              <m:r>
+                <m:rPr/>
+                <m:t>D</m:t>
+              </m:r>
+            </m:e>
+            <m:sub>
+              <m:r>
+                <m:rPr>
+                  <m:sty m:val="p"/>
+                </m:rPr>
+                <m:t>KL</m:t>
+              </m:r>
+            </m:sub>
+          </m:sSub>
+          <m:r>
+            <m:rPr>
+              <m:sty m:val="p"/>
+            </m:rPr>
+            <m:t>(</m:t>
+          </m:r>
+          <m:sSub>
+            <m:sSubPr/>
+            <m:e>
+              <m:r>
+                <m:rPr/>
+                <m:t>p</m:t>
+              </m:r>
+            </m:e>
+            <m:sub>
+              <m:r>
+                <m:rPr/>
+                <m:t>T</m:t>
+              </m:r>
+            </m:sub>
+          </m:sSub>
+          <m:r>
+            <m:rPr>
+              <m:sty m:val="p"/>
+            </m:rPr>
+            <m:t>∥</m:t>
+          </m:r>
+          <m:r>
+            <m:rPr/>
+            <m:t>m</m:t>
+          </m:r>
+          <m:r>
+            <m:rPr>
+              <m:sty m:val="p"/>
+            </m:rPr>
+            <m:t>)+</m:t>
+          </m:r>
+          <m:f>
+            <m:fPr/>
+            <m:num>
+              <m:r>
+                <m:rPr/>
+                <m:t>1</m:t>
+              </m:r>
+            </m:num>
+            <m:den>
+              <m:r>
+                <m:rPr/>
+                <m:t>2</m:t>
+              </m:r>
+            </m:den>
+          </m:f>
+          <m:sSub>
+            <m:sSubPr/>
+            <m:e>
+              <m:r>
+                <m:rPr/>
+                <m:t>D</m:t>
+              </m:r>
+            </m:e>
+            <m:sub>
+              <m:r>
+                <m:rPr>
+                  <m:sty m:val="p"/>
+                </m:rPr>
+                <m:t>KL</m:t>
+              </m:r>
+            </m:sub>
+          </m:sSub>
+          <m:r>
+            <m:rPr>
+              <m:sty m:val="p"/>
+            </m:rPr>
+            <m:t>(</m:t>
+          </m:r>
+          <m:sSub>
+            <m:sSubPr/>
+            <m:e>
+              <m:r>
+                <m:rPr/>
+                <m:t>p</m:t>
+              </m:r>
+            </m:e>
+            <m:sub>
+              <m:r>
+                <m:rPr/>
+                <m:t>S</m:t>
+              </m:r>
+            </m:sub>
+          </m:sSub>
+          <m:r>
+            <m:rPr>
+              <m:sty m:val="p"/>
+            </m:rPr>
+            <m:t>∥</m:t>
+          </m:r>
+          <m:r>
+            <m:rPr/>
+            <m:t>m</m:t>
+          </m:r>
+          <m:r>
+            <m:rPr>
+              <m:sty m:val="p"/>
+            </m:rPr>
+            <m:t>)</m:t>
+          </m:r>
+        </m:oMath>
+      </m:oMathPara>
     </w:p>
     <w:p>
       <w:pPr>
@@ -5202,13 +7731,218 @@
         <w:ind w:firstLine="420"/>
         <w:jc w:val="center"/>
       </w:pPr>
-      <w:r>
-        <w:rPr>
-          <w:rFonts w:ascii="Cambria Math" w:hAnsi="Cambria Math"/>
-          <w:sz w:val="21"/>
-        </w:rPr>
-        <w:t>Dskew,α(pT,pS)=DKL(pT ‖ αpT+(1−α)pS)。</w:t>
-      </w:r>
+      <m:oMathPara>
+        <m:oMath>
+          <m:sSub>
+            <m:sSubPr/>
+            <m:e>
+              <m:r>
+                <m:rPr/>
+                <m:t>D</m:t>
+              </m:r>
+            </m:e>
+            <m:sub>
+              <m:r>
+                <m:rPr>
+                  <m:sty m:val="p"/>
+                </m:rPr>
+                <m:t>skew,</m:t>
+              </m:r>
+              <m:r>
+                <m:rPr/>
+                <m:t>α</m:t>
+              </m:r>
+            </m:sub>
+          </m:sSub>
+          <m:r>
+            <m:rPr>
+              <m:sty m:val="p"/>
+            </m:rPr>
+            <m:t>(</m:t>
+          </m:r>
+          <m:sSub>
+            <m:sSubPr/>
+            <m:e>
+              <m:r>
+                <m:rPr/>
+                <m:t>p</m:t>
+              </m:r>
+            </m:e>
+            <m:sub>
+              <m:r>
+                <m:rPr/>
+                <m:t>T</m:t>
+              </m:r>
+            </m:sub>
+          </m:sSub>
+          <m:r>
+            <m:rPr>
+              <m:sty m:val="p"/>
+            </m:rPr>
+            <m:t>,</m:t>
+          </m:r>
+          <m:sSub>
+            <m:sSubPr/>
+            <m:e>
+              <m:r>
+                <m:rPr/>
+                <m:t>p</m:t>
+              </m:r>
+            </m:e>
+            <m:sub>
+              <m:r>
+                <m:rPr/>
+                <m:t>S</m:t>
+              </m:r>
+            </m:sub>
+          </m:sSub>
+          <m:r>
+            <m:rPr>
+              <m:sty m:val="p"/>
+            </m:rPr>
+            <m:t>)=</m:t>
+          </m:r>
+          <m:sSub>
+            <m:sSubPr/>
+            <m:e>
+              <m:r>
+                <m:rPr/>
+                <m:t>D</m:t>
+              </m:r>
+            </m:e>
+            <m:sub>
+              <m:r>
+                <m:rPr>
+                  <m:sty m:val="p"/>
+                </m:rPr>
+                <m:t>KL</m:t>
+              </m:r>
+            </m:sub>
+          </m:sSub>
+          <m:r>
+            <m:rPr/>
+            <m:t>​</m:t>
+          </m:r>
+          <m:d>
+            <m:dPr>
+              <m:sepChr m:val="∥"/>
+            </m:dPr>
+            <m:e>
+              <m:sSub>
+                <m:sSubPr/>
+                <m:e>
+                  <m:r>
+                    <m:rPr/>
+                    <m:t>p</m:t>
+                  </m:r>
+                </m:e>
+                <m:sub>
+                  <m:r>
+                    <m:rPr/>
+                    <m:t>T</m:t>
+                  </m:r>
+                </m:sub>
+              </m:sSub>
+              <m:r>
+                <m:rPr/>
+                <m:t> </m:t>
+              </m:r>
+            </m:e>
+            <m:e>
+              <m:r>
+                <m:rPr/>
+                <m:t> α</m:t>
+              </m:r>
+              <m:sSub>
+                <m:sSubPr/>
+                <m:e>
+                  <m:r>
+                    <m:rPr/>
+                    <m:t>p</m:t>
+                  </m:r>
+                </m:e>
+                <m:sub>
+                  <m:r>
+                    <m:rPr/>
+                    <m:t>T</m:t>
+                  </m:r>
+                </m:sub>
+              </m:sSub>
+              <m:r>
+                <m:rPr>
+                  <m:sty m:val="p"/>
+                </m:rPr>
+                <m:t>+(</m:t>
+              </m:r>
+              <m:r>
+                <m:rPr/>
+                <m:t>1</m:t>
+              </m:r>
+              <m:r>
+                <m:rPr>
+                  <m:sty m:val="p"/>
+                </m:rPr>
+                <m:t>−</m:t>
+              </m:r>
+              <m:r>
+                <m:rPr/>
+                <m:t>α</m:t>
+              </m:r>
+              <m:r>
+                <m:rPr>
+                  <m:sty m:val="p"/>
+                </m:rPr>
+                <m:t>)</m:t>
+              </m:r>
+              <m:sSub>
+                <m:sSubPr/>
+                <m:e>
+                  <m:r>
+                    <m:rPr/>
+                    <m:t>p</m:t>
+                  </m:r>
+                </m:e>
+                <m:sub>
+                  <m:r>
+                    <m:rPr/>
+                    <m:t>S</m:t>
+                  </m:r>
+                </m:sub>
+              </m:sSub>
+            </m:e>
+          </m:d>
+          <m:r>
+            <m:rPr>
+              <m:sty m:val="p"/>
+            </m:rPr>
+            <m:t>,</m:t>
+          </m:r>
+          <m:r>
+            <m:rPr/>
+            <m:t>  0</m:t>
+          </m:r>
+          <m:r>
+            <m:rPr>
+              <m:sty m:val="p"/>
+            </m:rPr>
+            <m:t>&lt;</m:t>
+          </m:r>
+          <m:r>
+            <m:rPr/>
+            <m:t>α</m:t>
+          </m:r>
+          <m:r>
+            <m:rPr>
+              <m:sty m:val="p"/>
+            </m:rPr>
+            <m:t>&lt;</m:t>
+          </m:r>
+          <m:r>
+            <m:rPr/>
+            <m:t>1</m:t>
+          </m:r>
+        </m:oMath>
+      </m:oMathPara>
     </w:p>
     <w:p>
       <w:pPr>
@@ -5787,13 +8521,347 @@
         <w:ind w:firstLine="420"/>
         <w:jc w:val="center"/>
       </w:pPr>
-      <w:r>
-        <w:rPr>
-          <w:rFonts w:ascii="Cambria Math" w:hAnsi="Cambria Math"/>
-          <w:sz w:val="21"/>
-        </w:rPr>
-        <w:t>SK,t = TopK(pT,t,K)，    ZT,t=Σv∈SK,t pT,t(v)，    ZS,t=Σv∈SK,t pS,t(v)。</w:t>
-      </w:r>
+      <m:oMathPara>
+        <m:oMath>
+          <m:sSub>
+            <m:sSubPr/>
+            <m:e>
+              <m:r>
+                <m:rPr>
+                  <m:sty m:val="p"/>
+                  <m:scr m:val="script"/>
+                </m:rPr>
+                <m:t>S</m:t>
+              </m:r>
+            </m:e>
+            <m:sub>
+              <m:r>
+                <m:rPr/>
+                <m:t>K</m:t>
+              </m:r>
+              <m:r>
+                <m:rPr>
+                  <m:sty m:val="p"/>
+                </m:rPr>
+                <m:t>,</m:t>
+              </m:r>
+              <m:r>
+                <m:rPr/>
+                <m:t>t</m:t>
+              </m:r>
+            </m:sub>
+          </m:sSub>
+          <m:r>
+            <m:rPr>
+              <m:sty m:val="p"/>
+            </m:rPr>
+            <m:t>=TopK(</m:t>
+          </m:r>
+          <m:sSub>
+            <m:sSubPr/>
+            <m:e>
+              <m:r>
+                <m:rPr/>
+                <m:t>p</m:t>
+              </m:r>
+            </m:e>
+            <m:sub>
+              <m:r>
+                <m:rPr/>
+                <m:t>T</m:t>
+              </m:r>
+              <m:r>
+                <m:rPr>
+                  <m:sty m:val="p"/>
+                </m:rPr>
+                <m:t>,</m:t>
+              </m:r>
+              <m:r>
+                <m:rPr/>
+                <m:t>t</m:t>
+              </m:r>
+            </m:sub>
+          </m:sSub>
+          <m:r>
+            <m:rPr>
+              <m:sty m:val="p"/>
+            </m:rPr>
+            <m:t>,</m:t>
+          </m:r>
+          <m:r>
+            <m:rPr/>
+            <m:t>K</m:t>
+          </m:r>
+          <m:r>
+            <m:rPr>
+              <m:sty m:val="p"/>
+            </m:rPr>
+            <m:t>),</m:t>
+          </m:r>
+          <m:r>
+            <m:rPr/>
+            <m:t>  </m:t>
+          </m:r>
+          <m:sSub>
+            <m:sSubPr/>
+            <m:e>
+              <m:r>
+                <m:rPr/>
+                <m:t>Z</m:t>
+              </m:r>
+            </m:e>
+            <m:sub>
+              <m:r>
+                <m:rPr/>
+                <m:t>T</m:t>
+              </m:r>
+              <m:r>
+                <m:rPr>
+                  <m:sty m:val="p"/>
+                </m:rPr>
+                <m:t>,</m:t>
+              </m:r>
+              <m:r>
+                <m:rPr/>
+                <m:t>t</m:t>
+              </m:r>
+            </m:sub>
+          </m:sSub>
+          <m:r>
+            <m:rPr>
+              <m:sty m:val="p"/>
+            </m:rPr>
+            <m:t>=</m:t>
+          </m:r>
+          <m:nary>
+            <m:naryPr>
+              <m:chr m:val="∑"/>
+              <m:limLoc m:val="undOvr"/>
+              <m:supHide m:val="1"/>
+            </m:naryPr>
+            <m:sub>
+              <m:r>
+                <m:rPr/>
+                <m:t>v</m:t>
+              </m:r>
+              <m:r>
+                <m:rPr>
+                  <m:sty m:val="p"/>
+                </m:rPr>
+                <m:t>∈</m:t>
+              </m:r>
+              <m:sSub>
+                <m:sSubPr/>
+                <m:e>
+                  <m:r>
+                    <m:rPr>
+                      <m:sty m:val="p"/>
+                      <m:scr m:val="script"/>
+                    </m:rPr>
+                    <m:t>S</m:t>
+                  </m:r>
+                </m:e>
+                <m:sub>
+                  <m:r>
+                    <m:rPr/>
+                    <m:t>K</m:t>
+                  </m:r>
+                  <m:r>
+                    <m:rPr>
+                      <m:sty m:val="p"/>
+                    </m:rPr>
+                    <m:t>,</m:t>
+                  </m:r>
+                  <m:r>
+                    <m:rPr/>
+                    <m:t>t</m:t>
+                  </m:r>
+                </m:sub>
+              </m:sSub>
+            </m:sub>
+            <m:sup>
+              <m:r>
+                <m:rPr/>
+                <m:t>​</m:t>
+              </m:r>
+            </m:sup>
+            <m:e>
+              <m:sSub>
+                <m:sSubPr/>
+                <m:e>
+                  <m:r>
+                    <m:rPr/>
+                    <m:t>p</m:t>
+                  </m:r>
+                </m:e>
+                <m:sub>
+                  <m:r>
+                    <m:rPr/>
+                    <m:t>T</m:t>
+                  </m:r>
+                  <m:r>
+                    <m:rPr>
+                      <m:sty m:val="p"/>
+                    </m:rPr>
+                    <m:t>,</m:t>
+                  </m:r>
+                  <m:r>
+                    <m:rPr/>
+                    <m:t>t</m:t>
+                  </m:r>
+                </m:sub>
+              </m:sSub>
+            </m:e>
+          </m:nary>
+          <m:r>
+            <m:rPr>
+              <m:sty m:val="p"/>
+            </m:rPr>
+            <m:t>(</m:t>
+          </m:r>
+          <m:r>
+            <m:rPr/>
+            <m:t>v</m:t>
+          </m:r>
+          <m:r>
+            <m:rPr>
+              <m:sty m:val="p"/>
+            </m:rPr>
+            <m:t>),</m:t>
+          </m:r>
+          <m:r>
+            <m:rPr/>
+            <m:t>  </m:t>
+          </m:r>
+          <m:sSub>
+            <m:sSubPr/>
+            <m:e>
+              <m:r>
+                <m:rPr/>
+                <m:t>Z</m:t>
+              </m:r>
+            </m:e>
+            <m:sub>
+              <m:r>
+                <m:rPr/>
+                <m:t>S</m:t>
+              </m:r>
+              <m:r>
+                <m:rPr>
+                  <m:sty m:val="p"/>
+                </m:rPr>
+                <m:t>,</m:t>
+              </m:r>
+              <m:r>
+                <m:rPr/>
+                <m:t>t</m:t>
+              </m:r>
+            </m:sub>
+          </m:sSub>
+          <m:r>
+            <m:rPr>
+              <m:sty m:val="p"/>
+            </m:rPr>
+            <m:t>=</m:t>
+          </m:r>
+          <m:nary>
+            <m:naryPr>
+              <m:chr m:val="∑"/>
+              <m:limLoc m:val="undOvr"/>
+              <m:supHide m:val="1"/>
+            </m:naryPr>
+            <m:sub>
+              <m:r>
+                <m:rPr/>
+                <m:t>v</m:t>
+              </m:r>
+              <m:r>
+                <m:rPr>
+                  <m:sty m:val="p"/>
+                </m:rPr>
+                <m:t>∈</m:t>
+              </m:r>
+              <m:sSub>
+                <m:sSubPr/>
+                <m:e>
+                  <m:r>
+                    <m:rPr>
+                      <m:sty m:val="p"/>
+                      <m:scr m:val="script"/>
+                    </m:rPr>
+                    <m:t>S</m:t>
+                  </m:r>
+                </m:e>
+                <m:sub>
+                  <m:r>
+                    <m:rPr/>
+                    <m:t>K</m:t>
+                  </m:r>
+                  <m:r>
+                    <m:rPr>
+                      <m:sty m:val="p"/>
+                    </m:rPr>
+                    <m:t>,</m:t>
+                  </m:r>
+                  <m:r>
+                    <m:rPr/>
+                    <m:t>t</m:t>
+                  </m:r>
+                </m:sub>
+              </m:sSub>
+            </m:sub>
+            <m:sup>
+              <m:r>
+                <m:rPr/>
+                <m:t>​</m:t>
+              </m:r>
+            </m:sup>
+            <m:e>
+              <m:sSub>
+                <m:sSubPr/>
+                <m:e>
+                  <m:r>
+                    <m:rPr/>
+                    <m:t>p</m:t>
+                  </m:r>
+                </m:e>
+                <m:sub>
+                  <m:r>
+                    <m:rPr/>
+                    <m:t>S</m:t>
+                  </m:r>
+                  <m:r>
+                    <m:rPr>
+                      <m:sty m:val="p"/>
+                    </m:rPr>
+                    <m:t>,</m:t>
+                  </m:r>
+                  <m:r>
+                    <m:rPr/>
+                    <m:t>t</m:t>
+                  </m:r>
+                </m:sub>
+              </m:sSub>
+            </m:e>
+          </m:nary>
+          <m:r>
+            <m:rPr>
+              <m:sty m:val="p"/>
+            </m:rPr>
+            <m:t>(</m:t>
+          </m:r>
+          <m:r>
+            <m:rPr/>
+            <m:t>v</m:t>
+          </m:r>
+          <m:r>
+            <m:rPr>
+              <m:sty m:val="p"/>
+            </m:rPr>
+            <m:t>)</m:t>
+          </m:r>
+        </m:oMath>
+      </m:oMathPara>
     </w:p>
     <w:p>
       <w:pPr>
@@ -5809,13 +8877,306 @@
         <w:ind w:firstLine="420"/>
         <w:jc w:val="center"/>
       </w:pPr>
-      <w:r>
-        <w:rPr>
-          <w:rFonts w:ascii="Cambria Math" w:hAnsi="Cambria Math"/>
-          <w:sz w:val="21"/>
-        </w:rPr>
-        <w:t>p̃T,t(v)=pT,t(v)/ZT,t，    p̃S,t(v)=pS,t(v)/ZS,t，    v∈SK,t。</w:t>
-      </w:r>
+      <m:oMathPara>
+        <m:oMath>
+          <m:sSub>
+            <m:sSubPr/>
+            <m:e>
+              <m:acc>
+                <m:accPr>
+                  <m:chr m:val="̃"/>
+                </m:accPr>
+                <m:e>
+                  <m:r>
+                    <m:rPr/>
+                    <m:t>p</m:t>
+                  </m:r>
+                </m:e>
+              </m:acc>
+            </m:e>
+            <m:sub>
+              <m:r>
+                <m:rPr/>
+                <m:t>T</m:t>
+              </m:r>
+              <m:r>
+                <m:rPr>
+                  <m:sty m:val="p"/>
+                </m:rPr>
+                <m:t>,</m:t>
+              </m:r>
+              <m:r>
+                <m:rPr/>
+                <m:t>t</m:t>
+              </m:r>
+            </m:sub>
+          </m:sSub>
+          <m:r>
+            <m:rPr>
+              <m:sty m:val="p"/>
+            </m:rPr>
+            <m:t>(</m:t>
+          </m:r>
+          <m:r>
+            <m:rPr/>
+            <m:t>v</m:t>
+          </m:r>
+          <m:r>
+            <m:rPr>
+              <m:sty m:val="p"/>
+            </m:rPr>
+            <m:t>)=</m:t>
+          </m:r>
+          <m:f>
+            <m:fPr/>
+            <m:num>
+              <m:sSub>
+                <m:sSubPr/>
+                <m:e>
+                  <m:r>
+                    <m:rPr/>
+                    <m:t>p</m:t>
+                  </m:r>
+                </m:e>
+                <m:sub>
+                  <m:r>
+                    <m:rPr/>
+                    <m:t>T</m:t>
+                  </m:r>
+                  <m:r>
+                    <m:rPr>
+                      <m:sty m:val="p"/>
+                    </m:rPr>
+                    <m:t>,</m:t>
+                  </m:r>
+                  <m:r>
+                    <m:rPr/>
+                    <m:t>t</m:t>
+                  </m:r>
+                </m:sub>
+              </m:sSub>
+              <m:r>
+                <m:rPr>
+                  <m:sty m:val="p"/>
+                </m:rPr>
+                <m:t>(</m:t>
+              </m:r>
+              <m:r>
+                <m:rPr/>
+                <m:t>v</m:t>
+              </m:r>
+              <m:r>
+                <m:rPr>
+                  <m:sty m:val="p"/>
+                </m:rPr>
+                <m:t>)</m:t>
+              </m:r>
+            </m:num>
+            <m:den>
+              <m:sSub>
+                <m:sSubPr/>
+                <m:e>
+                  <m:r>
+                    <m:rPr/>
+                    <m:t>Z</m:t>
+                  </m:r>
+                </m:e>
+                <m:sub>
+                  <m:r>
+                    <m:rPr/>
+                    <m:t>T</m:t>
+                  </m:r>
+                  <m:r>
+                    <m:rPr>
+                      <m:sty m:val="p"/>
+                    </m:rPr>
+                    <m:t>,</m:t>
+                  </m:r>
+                  <m:r>
+                    <m:rPr/>
+                    <m:t>t</m:t>
+                  </m:r>
+                </m:sub>
+              </m:sSub>
+            </m:den>
+          </m:f>
+          <m:r>
+            <m:rPr>
+              <m:sty m:val="p"/>
+            </m:rPr>
+            <m:t>,</m:t>
+          </m:r>
+          <m:r>
+            <m:rPr/>
+            <m:t>  </m:t>
+          </m:r>
+          <m:sSub>
+            <m:sSubPr/>
+            <m:e>
+              <m:acc>
+                <m:accPr>
+                  <m:chr m:val="̃"/>
+                </m:accPr>
+                <m:e>
+                  <m:r>
+                    <m:rPr/>
+                    <m:t>p</m:t>
+                  </m:r>
+                </m:e>
+              </m:acc>
+            </m:e>
+            <m:sub>
+              <m:r>
+                <m:rPr/>
+                <m:t>S</m:t>
+              </m:r>
+              <m:r>
+                <m:rPr>
+                  <m:sty m:val="p"/>
+                </m:rPr>
+                <m:t>,</m:t>
+              </m:r>
+              <m:r>
+                <m:rPr/>
+                <m:t>t</m:t>
+              </m:r>
+            </m:sub>
+          </m:sSub>
+          <m:r>
+            <m:rPr>
+              <m:sty m:val="p"/>
+            </m:rPr>
+            <m:t>(</m:t>
+          </m:r>
+          <m:r>
+            <m:rPr/>
+            <m:t>v</m:t>
+          </m:r>
+          <m:r>
+            <m:rPr>
+              <m:sty m:val="p"/>
+            </m:rPr>
+            <m:t>)=</m:t>
+          </m:r>
+          <m:f>
+            <m:fPr/>
+            <m:num>
+              <m:sSub>
+                <m:sSubPr/>
+                <m:e>
+                  <m:r>
+                    <m:rPr/>
+                    <m:t>p</m:t>
+                  </m:r>
+                </m:e>
+                <m:sub>
+                  <m:r>
+                    <m:rPr/>
+                    <m:t>S</m:t>
+                  </m:r>
+                  <m:r>
+                    <m:rPr>
+                      <m:sty m:val="p"/>
+                    </m:rPr>
+                    <m:t>,</m:t>
+                  </m:r>
+                  <m:r>
+                    <m:rPr/>
+                    <m:t>t</m:t>
+                  </m:r>
+                </m:sub>
+              </m:sSub>
+              <m:r>
+                <m:rPr>
+                  <m:sty m:val="p"/>
+                </m:rPr>
+                <m:t>(</m:t>
+              </m:r>
+              <m:r>
+                <m:rPr/>
+                <m:t>v</m:t>
+              </m:r>
+              <m:r>
+                <m:rPr>
+                  <m:sty m:val="p"/>
+                </m:rPr>
+                <m:t>)</m:t>
+              </m:r>
+            </m:num>
+            <m:den>
+              <m:sSub>
+                <m:sSubPr/>
+                <m:e>
+                  <m:r>
+                    <m:rPr/>
+                    <m:t>Z</m:t>
+                  </m:r>
+                </m:e>
+                <m:sub>
+                  <m:r>
+                    <m:rPr/>
+                    <m:t>S</m:t>
+                  </m:r>
+                  <m:r>
+                    <m:rPr>
+                      <m:sty m:val="p"/>
+                    </m:rPr>
+                    <m:t>,</m:t>
+                  </m:r>
+                  <m:r>
+                    <m:rPr/>
+                    <m:t>t</m:t>
+                  </m:r>
+                </m:sub>
+              </m:sSub>
+            </m:den>
+          </m:f>
+          <m:r>
+            <m:rPr>
+              <m:sty m:val="p"/>
+            </m:rPr>
+            <m:t>,</m:t>
+          </m:r>
+          <m:r>
+            <m:rPr/>
+            <m:t>  v</m:t>
+          </m:r>
+          <m:r>
+            <m:rPr>
+              <m:sty m:val="p"/>
+            </m:rPr>
+            <m:t>∈</m:t>
+          </m:r>
+          <m:sSub>
+            <m:sSubPr/>
+            <m:e>
+              <m:r>
+                <m:rPr>
+                  <m:sty m:val="p"/>
+                  <m:scr m:val="script"/>
+                </m:rPr>
+                <m:t>S</m:t>
+              </m:r>
+            </m:e>
+            <m:sub>
+              <m:r>
+                <m:rPr/>
+                <m:t>K</m:t>
+              </m:r>
+              <m:r>
+                <m:rPr>
+                  <m:sty m:val="p"/>
+                </m:rPr>
+                <m:t>,</m:t>
+              </m:r>
+              <m:r>
+                <m:rPr/>
+                <m:t>t</m:t>
+              </m:r>
+            </m:sub>
+          </m:sSub>
+        </m:oMath>
+      </m:oMathPara>
     </w:p>
     <w:p>
       <w:pPr>
@@ -5831,13 +9192,521 @@
         <w:ind w:firstLine="420"/>
         <w:jc w:val="center"/>
       </w:pPr>
-      <w:r>
-        <w:rPr>
-          <w:rFonts w:ascii="Cambria Math" w:hAnsi="Cambria Math"/>
-          <w:sz w:val="21"/>
-        </w:rPr>
-        <w:t>D̂FKL=[pT,t(v̂)/q_t(v̂)]log[pT,t(v̂)/pS,t(v̂)]，    D̂RKL=[pS,t(v̂)/q_t(v̂)]log[pS,t(v̂)/pT,t(v̂)]。</w:t>
-      </w:r>
+      <m:oMathPara>
+        <m:oMath>
+          <m:m>
+            <m:mPr>
+              <m:mcs>
+                <m:mc>
+                  <m:mcPr>
+                    <m:count m:val="1"/>
+                    <m:mcJc m:val="right"/>
+                  </m:mcPr>
+                </m:mc>
+              </m:mcs>
+              <m:plcHide m:val="1"/>
+            </m:mPr>
+            <m:mr>
+              <m:e>
+                <m:sSub>
+                  <m:sSubPr/>
+                  <m:e>
+                    <m:acc>
+                      <m:accPr/>
+                      <m:e>
+                        <m:r>
+                          <m:rPr/>
+                          <m:t>D</m:t>
+                        </m:r>
+                      </m:e>
+                    </m:acc>
+                  </m:e>
+                  <m:sub>
+                    <m:r>
+                      <m:rPr>
+                        <m:sty m:val="p"/>
+                      </m:rPr>
+                      <m:t>FKL</m:t>
+                    </m:r>
+                  </m:sub>
+                </m:sSub>
+                <m:r>
+                  <m:rPr>
+                    <m:sty m:val="p"/>
+                  </m:rPr>
+                  <m:t>=</m:t>
+                </m:r>
+                <m:f>
+                  <m:fPr/>
+                  <m:num>
+                    <m:sSub>
+                      <m:sSubPr/>
+                      <m:e>
+                        <m:r>
+                          <m:rPr/>
+                          <m:t>p</m:t>
+                        </m:r>
+                      </m:e>
+                      <m:sub>
+                        <m:r>
+                          <m:rPr/>
+                          <m:t>T</m:t>
+                        </m:r>
+                        <m:r>
+                          <m:rPr>
+                            <m:sty m:val="p"/>
+                          </m:rPr>
+                          <m:t>,</m:t>
+                        </m:r>
+                        <m:r>
+                          <m:rPr/>
+                          <m:t>t</m:t>
+                        </m:r>
+                      </m:sub>
+                    </m:sSub>
+                    <m:r>
+                      <m:rPr>
+                        <m:sty m:val="p"/>
+                      </m:rPr>
+                      <m:t>(</m:t>
+                    </m:r>
+                    <m:acc>
+                      <m:accPr/>
+                      <m:e>
+                        <m:r>
+                          <m:rPr/>
+                          <m:t>v</m:t>
+                        </m:r>
+                      </m:e>
+                    </m:acc>
+                    <m:r>
+                      <m:rPr>
+                        <m:sty m:val="p"/>
+                      </m:rPr>
+                      <m:t>)</m:t>
+                    </m:r>
+                  </m:num>
+                  <m:den>
+                    <m:sSub>
+                      <m:sSubPr/>
+                      <m:e>
+                        <m:r>
+                          <m:rPr/>
+                          <m:t>q</m:t>
+                        </m:r>
+                      </m:e>
+                      <m:sub>
+                        <m:r>
+                          <m:rPr/>
+                          <m:t>t</m:t>
+                        </m:r>
+                      </m:sub>
+                    </m:sSub>
+                    <m:r>
+                      <m:rPr>
+                        <m:sty m:val="p"/>
+                      </m:rPr>
+                      <m:t>(</m:t>
+                    </m:r>
+                    <m:acc>
+                      <m:accPr/>
+                      <m:e>
+                        <m:r>
+                          <m:rPr/>
+                          <m:t>v</m:t>
+                        </m:r>
+                      </m:e>
+                    </m:acc>
+                    <m:r>
+                      <m:rPr>
+                        <m:sty m:val="p"/>
+                      </m:rPr>
+                      <m:t>)</m:t>
+                    </m:r>
+                  </m:den>
+                </m:f>
+                <m:r>
+                  <m:rPr>
+                    <m:sty m:val="p"/>
+                  </m:rPr>
+                  <m:t>log</m:t>
+                </m:r>
+                <m:f>
+                  <m:fPr/>
+                  <m:num>
+                    <m:sSub>
+                      <m:sSubPr/>
+                      <m:e>
+                        <m:r>
+                          <m:rPr/>
+                          <m:t>p</m:t>
+                        </m:r>
+                      </m:e>
+                      <m:sub>
+                        <m:r>
+                          <m:rPr/>
+                          <m:t>T</m:t>
+                        </m:r>
+                        <m:r>
+                          <m:rPr>
+                            <m:sty m:val="p"/>
+                          </m:rPr>
+                          <m:t>,</m:t>
+                        </m:r>
+                        <m:r>
+                          <m:rPr/>
+                          <m:t>t</m:t>
+                        </m:r>
+                      </m:sub>
+                    </m:sSub>
+                    <m:r>
+                      <m:rPr>
+                        <m:sty m:val="p"/>
+                      </m:rPr>
+                      <m:t>(</m:t>
+                    </m:r>
+                    <m:acc>
+                      <m:accPr/>
+                      <m:e>
+                        <m:r>
+                          <m:rPr/>
+                          <m:t>v</m:t>
+                        </m:r>
+                      </m:e>
+                    </m:acc>
+                    <m:r>
+                      <m:rPr>
+                        <m:sty m:val="p"/>
+                      </m:rPr>
+                      <m:t>)</m:t>
+                    </m:r>
+                  </m:num>
+                  <m:den>
+                    <m:sSub>
+                      <m:sSubPr/>
+                      <m:e>
+                        <m:r>
+                          <m:rPr/>
+                          <m:t>p</m:t>
+                        </m:r>
+                      </m:e>
+                      <m:sub>
+                        <m:r>
+                          <m:rPr/>
+                          <m:t>S</m:t>
+                        </m:r>
+                        <m:r>
+                          <m:rPr>
+                            <m:sty m:val="p"/>
+                          </m:rPr>
+                          <m:t>,</m:t>
+                        </m:r>
+                        <m:r>
+                          <m:rPr/>
+                          <m:t>t</m:t>
+                        </m:r>
+                      </m:sub>
+                    </m:sSub>
+                    <m:r>
+                      <m:rPr>
+                        <m:sty m:val="p"/>
+                      </m:rPr>
+                      <m:t>(</m:t>
+                    </m:r>
+                    <m:acc>
+                      <m:accPr/>
+                      <m:e>
+                        <m:r>
+                          <m:rPr/>
+                          <m:t>v</m:t>
+                        </m:r>
+                      </m:e>
+                    </m:acc>
+                    <m:r>
+                      <m:rPr>
+                        <m:sty m:val="p"/>
+                      </m:rPr>
+                      <m:t>)</m:t>
+                    </m:r>
+                  </m:den>
+                </m:f>
+                <m:r>
+                  <m:rPr>
+                    <m:sty m:val="p"/>
+                  </m:rPr>
+                  <m:t>,</m:t>
+                </m:r>
+              </m:e>
+            </m:mr>
+            <m:mr>
+              <m:e>
+                <m:sSub>
+                  <m:sSubPr/>
+                  <m:e>
+                    <m:acc>
+                      <m:accPr/>
+                      <m:e>
+                        <m:r>
+                          <m:rPr/>
+                          <m:t>D</m:t>
+                        </m:r>
+                      </m:e>
+                    </m:acc>
+                  </m:e>
+                  <m:sub>
+                    <m:r>
+                      <m:rPr>
+                        <m:sty m:val="p"/>
+                      </m:rPr>
+                      <m:t>RKL</m:t>
+                    </m:r>
+                  </m:sub>
+                </m:sSub>
+                <m:r>
+                  <m:rPr>
+                    <m:sty m:val="p"/>
+                  </m:rPr>
+                  <m:t>=</m:t>
+                </m:r>
+                <m:f>
+                  <m:fPr/>
+                  <m:num>
+                    <m:sSub>
+                      <m:sSubPr/>
+                      <m:e>
+                        <m:r>
+                          <m:rPr/>
+                          <m:t>p</m:t>
+                        </m:r>
+                      </m:e>
+                      <m:sub>
+                        <m:r>
+                          <m:rPr/>
+                          <m:t>S</m:t>
+                        </m:r>
+                        <m:r>
+                          <m:rPr>
+                            <m:sty m:val="p"/>
+                          </m:rPr>
+                          <m:t>,</m:t>
+                        </m:r>
+                        <m:r>
+                          <m:rPr/>
+                          <m:t>t</m:t>
+                        </m:r>
+                      </m:sub>
+                    </m:sSub>
+                    <m:r>
+                      <m:rPr>
+                        <m:sty m:val="p"/>
+                      </m:rPr>
+                      <m:t>(</m:t>
+                    </m:r>
+                    <m:acc>
+                      <m:accPr/>
+                      <m:e>
+                        <m:r>
+                          <m:rPr/>
+                          <m:t>v</m:t>
+                        </m:r>
+                      </m:e>
+                    </m:acc>
+                    <m:r>
+                      <m:rPr>
+                        <m:sty m:val="p"/>
+                      </m:rPr>
+                      <m:t>)</m:t>
+                    </m:r>
+                  </m:num>
+                  <m:den>
+                    <m:sSub>
+                      <m:sSubPr/>
+                      <m:e>
+                        <m:r>
+                          <m:rPr/>
+                          <m:t>q</m:t>
+                        </m:r>
+                      </m:e>
+                      <m:sub>
+                        <m:r>
+                          <m:rPr/>
+                          <m:t>t</m:t>
+                        </m:r>
+                      </m:sub>
+                    </m:sSub>
+                    <m:r>
+                      <m:rPr>
+                        <m:sty m:val="p"/>
+                      </m:rPr>
+                      <m:t>(</m:t>
+                    </m:r>
+                    <m:acc>
+                      <m:accPr/>
+                      <m:e>
+                        <m:r>
+                          <m:rPr/>
+                          <m:t>v</m:t>
+                        </m:r>
+                      </m:e>
+                    </m:acc>
+                    <m:r>
+                      <m:rPr>
+                        <m:sty m:val="p"/>
+                      </m:rPr>
+                      <m:t>)</m:t>
+                    </m:r>
+                  </m:den>
+                </m:f>
+                <m:r>
+                  <m:rPr>
+                    <m:sty m:val="p"/>
+                  </m:rPr>
+                  <m:t>log</m:t>
+                </m:r>
+                <m:f>
+                  <m:fPr/>
+                  <m:num>
+                    <m:sSub>
+                      <m:sSubPr/>
+                      <m:e>
+                        <m:r>
+                          <m:rPr/>
+                          <m:t>p</m:t>
+                        </m:r>
+                      </m:e>
+                      <m:sub>
+                        <m:r>
+                          <m:rPr/>
+                          <m:t>S</m:t>
+                        </m:r>
+                        <m:r>
+                          <m:rPr>
+                            <m:sty m:val="p"/>
+                          </m:rPr>
+                          <m:t>,</m:t>
+                        </m:r>
+                        <m:r>
+                          <m:rPr/>
+                          <m:t>t</m:t>
+                        </m:r>
+                      </m:sub>
+                    </m:sSub>
+                    <m:r>
+                      <m:rPr>
+                        <m:sty m:val="p"/>
+                      </m:rPr>
+                      <m:t>(</m:t>
+                    </m:r>
+                    <m:acc>
+                      <m:accPr/>
+                      <m:e>
+                        <m:r>
+                          <m:rPr/>
+                          <m:t>v</m:t>
+                        </m:r>
+                      </m:e>
+                    </m:acc>
+                    <m:r>
+                      <m:rPr>
+                        <m:sty m:val="p"/>
+                      </m:rPr>
+                      <m:t>)</m:t>
+                    </m:r>
+                  </m:num>
+                  <m:den>
+                    <m:sSub>
+                      <m:sSubPr/>
+                      <m:e>
+                        <m:r>
+                          <m:rPr/>
+                          <m:t>p</m:t>
+                        </m:r>
+                      </m:e>
+                      <m:sub>
+                        <m:r>
+                          <m:rPr/>
+                          <m:t>T</m:t>
+                        </m:r>
+                        <m:r>
+                          <m:rPr>
+                            <m:sty m:val="p"/>
+                          </m:rPr>
+                          <m:t>,</m:t>
+                        </m:r>
+                        <m:r>
+                          <m:rPr/>
+                          <m:t>t</m:t>
+                        </m:r>
+                      </m:sub>
+                    </m:sSub>
+                    <m:r>
+                      <m:rPr>
+                        <m:sty m:val="p"/>
+                      </m:rPr>
+                      <m:t>(</m:t>
+                    </m:r>
+                    <m:acc>
+                      <m:accPr/>
+                      <m:e>
+                        <m:r>
+                          <m:rPr/>
+                          <m:t>v</m:t>
+                        </m:r>
+                      </m:e>
+                    </m:acc>
+                    <m:r>
+                      <m:rPr>
+                        <m:sty m:val="p"/>
+                      </m:rPr>
+                      <m:t>)</m:t>
+                    </m:r>
+                  </m:den>
+                </m:f>
+                <m:r>
+                  <m:rPr>
+                    <m:sty m:val="p"/>
+                  </m:rPr>
+                  <m:t>,</m:t>
+                </m:r>
+                <m:r>
+                  <m:rPr/>
+                  <m:t>  </m:t>
+                </m:r>
+                <m:acc>
+                  <m:accPr/>
+                  <m:e>
+                    <m:r>
+                      <m:rPr/>
+                      <m:t>v</m:t>
+                    </m:r>
+                  </m:e>
+                </m:acc>
+                <m:r>
+                  <m:rPr>
+                    <m:sty m:val="p"/>
+                  </m:rPr>
+                  <m:t>∼</m:t>
+                </m:r>
+                <m:sSub>
+                  <m:sSubPr/>
+                  <m:e>
+                    <m:r>
+                      <m:rPr/>
+                      <m:t>q</m:t>
+                    </m:r>
+                  </m:e>
+                  <m:sub>
+                    <m:r>
+                      <m:rPr/>
+                      <m:t>t</m:t>
+                    </m:r>
+                  </m:sub>
+                </m:sSub>
+              </m:e>
+            </m:mr>
+          </m:m>
+        </m:oMath>
+      </m:oMathPara>
     </w:p>
     <w:p>
       <w:pPr>
@@ -5852,7 +9721,7 @@
       <w:pPr>
         <w:pStyle w:val="3"/>
       </w:pPr>
-      <w:bookmarkStart w:id="28" w:name="_Toc1213901136"/>
+      <w:bookmarkStart w:id="28" w:name="_Toc1412167765"/>
       <w:r>
         <w:rPr>
           <w:rFonts w:ascii="黑体" w:hAnsi="黑体" w:eastAsia="黑体" w:cs="黑体"/>
@@ -6138,13 +10007,256 @@
         <w:ind w:firstLine="420"/>
         <w:jc w:val="center"/>
       </w:pPr>
-      <w:r>
-        <w:rPr>
-          <w:rFonts w:ascii="Cambria Math" w:hAnsi="Cambria Math"/>
-          <w:sz w:val="21"/>
-        </w:rPr>
-        <w:t>Accfn=(1/N)Σᵢ𝟙[f̂ᵢ=fᵢ]，    SRe2e=(1/N)Σᵢ𝟙[eᵢ=1]。</w:t>
-      </w:r>
+      <m:oMathPara>
+        <m:oMath>
+          <m:sSub>
+            <m:sSubPr/>
+            <m:e>
+              <m:r>
+                <m:rPr>
+                  <m:sty m:val="p"/>
+                </m:rPr>
+                <m:t>Acc</m:t>
+              </m:r>
+            </m:e>
+            <m:sub>
+              <m:r>
+                <m:rPr>
+                  <m:sty m:val="p"/>
+                </m:rPr>
+                <m:t>fn</m:t>
+              </m:r>
+            </m:sub>
+          </m:sSub>
+          <m:r>
+            <m:rPr>
+              <m:sty m:val="p"/>
+            </m:rPr>
+            <m:t>=</m:t>
+          </m:r>
+          <m:f>
+            <m:fPr/>
+            <m:num>
+              <m:r>
+                <m:rPr/>
+                <m:t>1</m:t>
+              </m:r>
+            </m:num>
+            <m:den>
+              <m:r>
+                <m:rPr/>
+                <m:t>N</m:t>
+              </m:r>
+            </m:den>
+          </m:f>
+          <m:nary>
+            <m:naryPr>
+              <m:chr m:val="∑"/>
+              <m:limLoc m:val="undOvr"/>
+            </m:naryPr>
+            <m:sub>
+              <m:r>
+                <m:rPr/>
+                <m:t>i</m:t>
+              </m:r>
+              <m:r>
+                <m:rPr>
+                  <m:sty m:val="p"/>
+                </m:rPr>
+                <m:t>=</m:t>
+              </m:r>
+              <m:r>
+                <m:rPr/>
+                <m:t>1</m:t>
+              </m:r>
+            </m:sub>
+            <m:sup>
+              <m:r>
+                <m:rPr/>
+                <m:t>N</m:t>
+              </m:r>
+            </m:sup>
+            <m:e>
+              <m:r>
+                <m:rPr>
+                  <m:sty m:val="b"/>
+                </m:rPr>
+                <m:t>1</m:t>
+              </m:r>
+            </m:e>
+          </m:nary>
+          <m:r>
+            <m:rPr>
+              <m:sty m:val="p"/>
+            </m:rPr>
+            <m:t>{</m:t>
+          </m:r>
+          <m:sSub>
+            <m:sSubPr/>
+            <m:e>
+              <m:acc>
+                <m:accPr/>
+                <m:e>
+                  <m:r>
+                    <m:rPr/>
+                    <m:t>f</m:t>
+                  </m:r>
+                </m:e>
+              </m:acc>
+            </m:e>
+            <m:sub>
+              <m:r>
+                <m:rPr/>
+                <m:t>i</m:t>
+              </m:r>
+            </m:sub>
+          </m:sSub>
+          <m:r>
+            <m:rPr>
+              <m:sty m:val="p"/>
+            </m:rPr>
+            <m:t>=</m:t>
+          </m:r>
+          <m:sSub>
+            <m:sSubPr/>
+            <m:e>
+              <m:r>
+                <m:rPr/>
+                <m:t>f</m:t>
+              </m:r>
+            </m:e>
+            <m:sub>
+              <m:r>
+                <m:rPr/>
+                <m:t>i</m:t>
+              </m:r>
+            </m:sub>
+          </m:sSub>
+          <m:r>
+            <m:rPr>
+              <m:sty m:val="p"/>
+            </m:rPr>
+            <m:t>},</m:t>
+          </m:r>
+          <m:r>
+            <m:rPr/>
+            <m:t>  </m:t>
+          </m:r>
+          <m:sSub>
+            <m:sSubPr/>
+            <m:e>
+              <m:r>
+                <m:rPr>
+                  <m:sty m:val="p"/>
+                </m:rPr>
+                <m:t>SR</m:t>
+              </m:r>
+            </m:e>
+            <m:sub>
+              <m:r>
+                <m:rPr>
+                  <m:sty m:val="p"/>
+                </m:rPr>
+                <m:t>e2e</m:t>
+              </m:r>
+            </m:sub>
+          </m:sSub>
+          <m:r>
+            <m:rPr>
+              <m:sty m:val="p"/>
+            </m:rPr>
+            <m:t>=</m:t>
+          </m:r>
+          <m:f>
+            <m:fPr/>
+            <m:num>
+              <m:r>
+                <m:rPr/>
+                <m:t>1</m:t>
+              </m:r>
+            </m:num>
+            <m:den>
+              <m:r>
+                <m:rPr/>
+                <m:t>N</m:t>
+              </m:r>
+            </m:den>
+          </m:f>
+          <m:nary>
+            <m:naryPr>
+              <m:chr m:val="∑"/>
+              <m:limLoc m:val="undOvr"/>
+            </m:naryPr>
+            <m:sub>
+              <m:r>
+                <m:rPr/>
+                <m:t>i</m:t>
+              </m:r>
+              <m:r>
+                <m:rPr>
+                  <m:sty m:val="p"/>
+                </m:rPr>
+                <m:t>=</m:t>
+              </m:r>
+              <m:r>
+                <m:rPr/>
+                <m:t>1</m:t>
+              </m:r>
+            </m:sub>
+            <m:sup>
+              <m:r>
+                <m:rPr/>
+                <m:t>N</m:t>
+              </m:r>
+            </m:sup>
+            <m:e>
+              <m:r>
+                <m:rPr>
+                  <m:sty m:val="b"/>
+                </m:rPr>
+                <m:t>1</m:t>
+              </m:r>
+            </m:e>
+          </m:nary>
+          <m:r>
+            <m:rPr>
+              <m:sty m:val="p"/>
+            </m:rPr>
+            <m:t>{</m:t>
+          </m:r>
+          <m:sSub>
+            <m:sSubPr/>
+            <m:e>
+              <m:r>
+                <m:rPr/>
+                <m:t>e</m:t>
+              </m:r>
+            </m:e>
+            <m:sub>
+              <m:r>
+                <m:rPr/>
+                <m:t>i</m:t>
+              </m:r>
+            </m:sub>
+          </m:sSub>
+          <m:r>
+            <m:rPr>
+              <m:sty m:val="p"/>
+            </m:rPr>
+            <m:t>=</m:t>
+          </m:r>
+          <m:r>
+            <m:rPr/>
+            <m:t>1</m:t>
+          </m:r>
+          <m:r>
+            <m:rPr>
+              <m:sty m:val="p"/>
+            </m:rPr>
+            <m:t>}</m:t>
+          </m:r>
+        </m:oMath>
+      </m:oMathPara>
     </w:p>
     <w:p>
       <w:pPr>
@@ -6160,13 +10272,230 @@
         <w:ind w:firstLine="420"/>
         <w:jc w:val="center"/>
       </w:pPr>
-      <w:r>
-        <w:rPr>
-          <w:rFonts w:ascii="Cambria Math" w:hAnsi="Cambria Math"/>
-          <w:sz w:val="21"/>
-        </w:rPr>
-        <w:t>Accarg = (ΣᵢΣj∈Ai 𝟙[âᵢⱼ≡aᵢⱼ]) / (Σᵢ|Ai|)。</w:t>
-      </w:r>
+      <m:oMathPara>
+        <m:oMath>
+          <m:sSub>
+            <m:sSubPr/>
+            <m:e>
+              <m:r>
+                <m:rPr>
+                  <m:sty m:val="p"/>
+                </m:rPr>
+                <m:t>Acc</m:t>
+              </m:r>
+            </m:e>
+            <m:sub>
+              <m:r>
+                <m:rPr>
+                  <m:sty m:val="p"/>
+                </m:rPr>
+                <m:t>arg</m:t>
+              </m:r>
+            </m:sub>
+          </m:sSub>
+          <m:r>
+            <m:rPr>
+              <m:sty m:val="p"/>
+            </m:rPr>
+            <m:t>=</m:t>
+          </m:r>
+          <m:f>
+            <m:fPr/>
+            <m:num>
+              <m:nary>
+                <m:naryPr>
+                  <m:chr m:val="∑"/>
+                  <m:limLoc m:val="undOvr"/>
+                </m:naryPr>
+                <m:sub>
+                  <m:r>
+                    <m:rPr/>
+                    <m:t>i</m:t>
+                  </m:r>
+                  <m:r>
+                    <m:rPr>
+                      <m:sty m:val="p"/>
+                    </m:rPr>
+                    <m:t>=</m:t>
+                  </m:r>
+                  <m:r>
+                    <m:rPr/>
+                    <m:t>1</m:t>
+                  </m:r>
+                </m:sub>
+                <m:sup>
+                  <m:r>
+                    <m:rPr/>
+                    <m:t>N</m:t>
+                  </m:r>
+                </m:sup>
+                <m:e>
+                  <m:nary>
+                    <m:naryPr>
+                      <m:chr m:val="∑"/>
+                      <m:limLoc m:val="undOvr"/>
+                      <m:supHide m:val="1"/>
+                    </m:naryPr>
+                    <m:sub>
+                      <m:r>
+                        <m:rPr/>
+                        <m:t>j</m:t>
+                      </m:r>
+                      <m:r>
+                        <m:rPr>
+                          <m:sty m:val="p"/>
+                        </m:rPr>
+                        <m:t>∈</m:t>
+                      </m:r>
+                      <m:sSub>
+                        <m:sSubPr/>
+                        <m:e>
+                          <m:r>
+                            <m:rPr/>
+                            <m:t>A</m:t>
+                          </m:r>
+                        </m:e>
+                        <m:sub>
+                          <m:r>
+                            <m:rPr/>
+                            <m:t>i</m:t>
+                          </m:r>
+                        </m:sub>
+                      </m:sSub>
+                    </m:sub>
+                    <m:sup>
+                      <m:r>
+                        <m:rPr/>
+                        <m:t>​</m:t>
+                      </m:r>
+                    </m:sup>
+                    <m:e>
+                      <m:r>
+                        <m:rPr>
+                          <m:sty m:val="b"/>
+                        </m:rPr>
+                        <m:t>1</m:t>
+                      </m:r>
+                    </m:e>
+                  </m:nary>
+                </m:e>
+              </m:nary>
+              <m:r>
+                <m:rPr>
+                  <m:sty m:val="p"/>
+                </m:rPr>
+                <m:t>{</m:t>
+              </m:r>
+              <m:sSub>
+                <m:sSubPr/>
+                <m:e>
+                  <m:acc>
+                    <m:accPr/>
+                    <m:e>
+                      <m:r>
+                        <m:rPr/>
+                        <m:t>a</m:t>
+                      </m:r>
+                    </m:e>
+                  </m:acc>
+                </m:e>
+                <m:sub>
+                  <m:r>
+                    <m:rPr/>
+                    <m:t>ij</m:t>
+                  </m:r>
+                </m:sub>
+              </m:sSub>
+              <m:r>
+                <m:rPr>
+                  <m:sty m:val="p"/>
+                </m:rPr>
+                <m:t>≡</m:t>
+              </m:r>
+              <m:sSub>
+                <m:sSubPr/>
+                <m:e>
+                  <m:r>
+                    <m:rPr/>
+                    <m:t>a</m:t>
+                  </m:r>
+                </m:e>
+                <m:sub>
+                  <m:r>
+                    <m:rPr/>
+                    <m:t>ij</m:t>
+                  </m:r>
+                </m:sub>
+              </m:sSub>
+              <m:r>
+                <m:rPr>
+                  <m:sty m:val="p"/>
+                </m:rPr>
+                <m:t>}</m:t>
+              </m:r>
+            </m:num>
+            <m:den>
+              <m:nary>
+                <m:naryPr>
+                  <m:chr m:val="∑"/>
+                  <m:limLoc m:val="undOvr"/>
+                </m:naryPr>
+                <m:sub>
+                  <m:r>
+                    <m:rPr/>
+                    <m:t>i</m:t>
+                  </m:r>
+                  <m:r>
+                    <m:rPr>
+                      <m:sty m:val="p"/>
+                    </m:rPr>
+                    <m:t>=</m:t>
+                  </m:r>
+                  <m:r>
+                    <m:rPr/>
+                    <m:t>1</m:t>
+                  </m:r>
+                </m:sub>
+                <m:sup>
+                  <m:r>
+                    <m:rPr/>
+                    <m:t>N</m:t>
+                  </m:r>
+                </m:sup>
+                <m:e>
+                  <m:r>
+                    <m:rPr>
+                      <m:sty m:val="p"/>
+                    </m:rPr>
+                    <m:t>|</m:t>
+                  </m:r>
+                </m:e>
+              </m:nary>
+              <m:sSub>
+                <m:sSubPr/>
+                <m:e>
+                  <m:r>
+                    <m:rPr/>
+                    <m:t>A</m:t>
+                  </m:r>
+                </m:e>
+                <m:sub>
+                  <m:r>
+                    <m:rPr/>
+                    <m:t>i</m:t>
+                  </m:r>
+                </m:sub>
+              </m:sSub>
+              <m:r>
+                <m:rPr>
+                  <m:sty m:val="p"/>
+                </m:rPr>
+                <m:t>|</m:t>
+              </m:r>
+            </m:den>
+          </m:f>
+        </m:oMath>
+      </m:oMathPara>
     </w:p>
     <w:p>
       <w:pPr>
@@ -6191,13 +10520,396 @@
         <w:ind w:firstLine="420"/>
         <w:jc w:val="center"/>
       </w:pPr>
-      <w:r>
-        <w:rPr>
-          <w:rFonts w:ascii="Cambria Math" w:hAnsi="Cambria Math"/>
-          <w:sz w:val="21"/>
-        </w:rPr>
-        <w:t>HT=−(1/|M|)Σt∈MΣv∈V pT,t(v)log pT,t(v)，    OK=(1/|M|)Σt∈M |TopKT,t∩TopKS,t|/K。</w:t>
-      </w:r>
+      <m:oMathPara>
+        <m:oMath>
+          <m:m>
+            <m:mPr>
+              <m:mcs>
+                <m:mc>
+                  <m:mcPr>
+                    <m:count m:val="1"/>
+                    <m:mcJc m:val="right"/>
+                  </m:mcPr>
+                </m:mc>
+              </m:mcs>
+              <m:plcHide m:val="1"/>
+            </m:mPr>
+            <m:mr>
+              <m:e>
+                <m:sSub>
+                  <m:sSubPr/>
+                  <m:e>
+                    <m:r>
+                      <m:rPr/>
+                      <m:t>H</m:t>
+                    </m:r>
+                  </m:e>
+                  <m:sub>
+                    <m:r>
+                      <m:rPr/>
+                      <m:t>T</m:t>
+                    </m:r>
+                  </m:sub>
+                </m:sSub>
+                <m:r>
+                  <m:rPr>
+                    <m:sty m:val="p"/>
+                  </m:rPr>
+                  <m:t>=−</m:t>
+                </m:r>
+                <m:f>
+                  <m:fPr/>
+                  <m:num>
+                    <m:r>
+                      <m:rPr/>
+                      <m:t>1</m:t>
+                    </m:r>
+                  </m:num>
+                  <m:den>
+                    <m:r>
+                      <m:rPr>
+                        <m:sty m:val="p"/>
+                      </m:rPr>
+                      <m:t>|</m:t>
+                    </m:r>
+                    <m:r>
+                      <m:rPr>
+                        <m:sty m:val="p"/>
+                        <m:scr m:val="script"/>
+                      </m:rPr>
+                      <m:t>ℳ</m:t>
+                    </m:r>
+                    <m:r>
+                      <m:rPr>
+                        <m:sty m:val="p"/>
+                      </m:rPr>
+                      <m:t>|</m:t>
+                    </m:r>
+                  </m:den>
+                </m:f>
+                <m:nary>
+                  <m:naryPr>
+                    <m:chr m:val="∑"/>
+                    <m:limLoc m:val="undOvr"/>
+                    <m:supHide m:val="1"/>
+                  </m:naryPr>
+                  <m:sub>
+                    <m:r>
+                      <m:rPr/>
+                      <m:t>t</m:t>
+                    </m:r>
+                    <m:r>
+                      <m:rPr>
+                        <m:sty m:val="p"/>
+                      </m:rPr>
+                      <m:t>∈</m:t>
+                    </m:r>
+                    <m:r>
+                      <m:rPr>
+                        <m:sty m:val="p"/>
+                        <m:scr m:val="script"/>
+                      </m:rPr>
+                      <m:t>ℳ</m:t>
+                    </m:r>
+                  </m:sub>
+                  <m:sup>
+                    <m:r>
+                      <m:rPr/>
+                      <m:t>​</m:t>
+                    </m:r>
+                  </m:sup>
+                  <m:e>
+                    <m:nary>
+                      <m:naryPr>
+                        <m:chr m:val="∑"/>
+                        <m:limLoc m:val="undOvr"/>
+                        <m:supHide m:val="1"/>
+                      </m:naryPr>
+                      <m:sub>
+                        <m:r>
+                          <m:rPr/>
+                          <m:t>v</m:t>
+                        </m:r>
+                        <m:r>
+                          <m:rPr>
+                            <m:sty m:val="p"/>
+                          </m:rPr>
+                          <m:t>∈</m:t>
+                        </m:r>
+                        <m:r>
+                          <m:rPr>
+                            <m:sty m:val="p"/>
+                            <m:scr m:val="script"/>
+                          </m:rPr>
+                          <m:t>V</m:t>
+                        </m:r>
+                      </m:sub>
+                      <m:sup>
+                        <m:r>
+                          <m:rPr/>
+                          <m:t>​</m:t>
+                        </m:r>
+                      </m:sup>
+                      <m:e>
+                        <m:sSub>
+                          <m:sSubPr/>
+                          <m:e>
+                            <m:r>
+                              <m:rPr/>
+                              <m:t>p</m:t>
+                            </m:r>
+                          </m:e>
+                          <m:sub>
+                            <m:r>
+                              <m:rPr/>
+                              <m:t>T</m:t>
+                            </m:r>
+                            <m:r>
+                              <m:rPr>
+                                <m:sty m:val="p"/>
+                              </m:rPr>
+                              <m:t>,</m:t>
+                            </m:r>
+                            <m:r>
+                              <m:rPr/>
+                              <m:t>t</m:t>
+                            </m:r>
+                          </m:sub>
+                        </m:sSub>
+                      </m:e>
+                    </m:nary>
+                  </m:e>
+                </m:nary>
+                <m:r>
+                  <m:rPr>
+                    <m:sty m:val="p"/>
+                  </m:rPr>
+                  <m:t>(</m:t>
+                </m:r>
+                <m:r>
+                  <m:rPr/>
+                  <m:t>v</m:t>
+                </m:r>
+                <m:r>
+                  <m:rPr>
+                    <m:sty m:val="p"/>
+                  </m:rPr>
+                  <m:t>)log</m:t>
+                </m:r>
+                <m:sSub>
+                  <m:sSubPr/>
+                  <m:e>
+                    <m:r>
+                      <m:rPr/>
+                      <m:t>p</m:t>
+                    </m:r>
+                  </m:e>
+                  <m:sub>
+                    <m:r>
+                      <m:rPr/>
+                      <m:t>T</m:t>
+                    </m:r>
+                    <m:r>
+                      <m:rPr>
+                        <m:sty m:val="p"/>
+                      </m:rPr>
+                      <m:t>,</m:t>
+                    </m:r>
+                    <m:r>
+                      <m:rPr/>
+                      <m:t>t</m:t>
+                    </m:r>
+                  </m:sub>
+                </m:sSub>
+                <m:r>
+                  <m:rPr>
+                    <m:sty m:val="p"/>
+                  </m:rPr>
+                  <m:t>(</m:t>
+                </m:r>
+                <m:r>
+                  <m:rPr/>
+                  <m:t>v</m:t>
+                </m:r>
+                <m:r>
+                  <m:rPr>
+                    <m:sty m:val="p"/>
+                  </m:rPr>
+                  <m:t>),</m:t>
+                </m:r>
+              </m:e>
+            </m:mr>
+            <m:mr>
+              <m:e>
+                <m:sSub>
+                  <m:sSubPr/>
+                  <m:e>
+                    <m:r>
+                      <m:rPr/>
+                      <m:t>O</m:t>
+                    </m:r>
+                  </m:e>
+                  <m:sub>
+                    <m:r>
+                      <m:rPr/>
+                      <m:t>K</m:t>
+                    </m:r>
+                  </m:sub>
+                </m:sSub>
+                <m:r>
+                  <m:rPr>
+                    <m:sty m:val="p"/>
+                  </m:rPr>
+                  <m:t>=</m:t>
+                </m:r>
+                <m:f>
+                  <m:fPr/>
+                  <m:num>
+                    <m:r>
+                      <m:rPr/>
+                      <m:t>1</m:t>
+                    </m:r>
+                  </m:num>
+                  <m:den>
+                    <m:r>
+                      <m:rPr>
+                        <m:sty m:val="p"/>
+                      </m:rPr>
+                      <m:t>|</m:t>
+                    </m:r>
+                    <m:r>
+                      <m:rPr>
+                        <m:sty m:val="p"/>
+                        <m:scr m:val="script"/>
+                      </m:rPr>
+                      <m:t>ℳ</m:t>
+                    </m:r>
+                    <m:r>
+                      <m:rPr>
+                        <m:sty m:val="p"/>
+                      </m:rPr>
+                      <m:t>|</m:t>
+                    </m:r>
+                  </m:den>
+                </m:f>
+                <m:nary>
+                  <m:naryPr>
+                    <m:chr m:val="∑"/>
+                    <m:limLoc m:val="undOvr"/>
+                    <m:supHide m:val="1"/>
+                  </m:naryPr>
+                  <m:sub>
+                    <m:r>
+                      <m:rPr/>
+                      <m:t>t</m:t>
+                    </m:r>
+                    <m:r>
+                      <m:rPr>
+                        <m:sty m:val="p"/>
+                      </m:rPr>
+                      <m:t>∈</m:t>
+                    </m:r>
+                    <m:r>
+                      <m:rPr>
+                        <m:sty m:val="p"/>
+                        <m:scr m:val="script"/>
+                      </m:rPr>
+                      <m:t>ℳ</m:t>
+                    </m:r>
+                  </m:sub>
+                  <m:sup>
+                    <m:r>
+                      <m:rPr/>
+                      <m:t>​</m:t>
+                    </m:r>
+                  </m:sup>
+                  <m:e>
+                    <m:f>
+                      <m:fPr/>
+                      <m:num>
+                        <m:r>
+                          <m:rPr>
+                            <m:sty m:val="p"/>
+                          </m:rPr>
+                          <m:t>|TopK(</m:t>
+                        </m:r>
+                        <m:sSub>
+                          <m:sSubPr/>
+                          <m:e>
+                            <m:r>
+                              <m:rPr/>
+                              <m:t>p</m:t>
+                            </m:r>
+                          </m:e>
+                          <m:sub>
+                            <m:r>
+                              <m:rPr/>
+                              <m:t>T</m:t>
+                            </m:r>
+                            <m:r>
+                              <m:rPr>
+                                <m:sty m:val="p"/>
+                              </m:rPr>
+                              <m:t>,</m:t>
+                            </m:r>
+                            <m:r>
+                              <m:rPr/>
+                              <m:t>t</m:t>
+                            </m:r>
+                          </m:sub>
+                        </m:sSub>
+                        <m:r>
+                          <m:rPr>
+                            <m:sty m:val="p"/>
+                          </m:rPr>
+                          <m:t>)∩TopK(</m:t>
+                        </m:r>
+                        <m:sSub>
+                          <m:sSubPr/>
+                          <m:e>
+                            <m:r>
+                              <m:rPr/>
+                              <m:t>p</m:t>
+                            </m:r>
+                          </m:e>
+                          <m:sub>
+                            <m:r>
+                              <m:rPr/>
+                              <m:t>S</m:t>
+                            </m:r>
+                            <m:r>
+                              <m:rPr>
+                                <m:sty m:val="p"/>
+                              </m:rPr>
+                              <m:t>,</m:t>
+                            </m:r>
+                            <m:r>
+                              <m:rPr/>
+                              <m:t>t</m:t>
+                            </m:r>
+                          </m:sub>
+                        </m:sSub>
+                        <m:r>
+                          <m:rPr>
+                            <m:sty m:val="p"/>
+                          </m:rPr>
+                          <m:t>)|</m:t>
+                        </m:r>
+                      </m:num>
+                      <m:den>
+                        <m:r>
+                          <m:rPr/>
+                          <m:t>K</m:t>
+                        </m:r>
+                      </m:den>
+                    </m:f>
+                  </m:e>
+                </m:nary>
+              </m:e>
+            </m:mr>
+          </m:m>
+        </m:oMath>
+      </m:oMathPara>
     </w:p>
     <w:p>
       <w:pPr>
@@ -6222,13 +10934,184 @@
         <w:ind w:firstLine="420"/>
         <w:jc w:val="center"/>
       </w:pPr>
-      <w:r>
-        <w:rPr>
-          <w:rFonts w:ascii="Cambria Math" w:hAnsi="Cambria Math"/>
-          <w:sz w:val="21"/>
-        </w:rPr>
-        <w:t>B = Σstep Σt m_t，    Ctotal = Crollout + Cteacher + Cbackward。</w:t>
-      </w:r>
+      <m:oMathPara>
+        <m:oMath>
+          <m:r>
+            <m:rPr/>
+            <m:t>B</m:t>
+          </m:r>
+          <m:r>
+            <m:rPr>
+              <m:sty m:val="p"/>
+            </m:rPr>
+            <m:t>=</m:t>
+          </m:r>
+          <m:nary>
+            <m:naryPr>
+              <m:chr m:val="∑"/>
+              <m:limLoc m:val="undOvr"/>
+              <m:supHide m:val="1"/>
+            </m:naryPr>
+            <m:sub>
+              <m:r>
+                <m:rPr>
+                  <m:sty m:val="p"/>
+                </m:rPr>
+                <m:t>step</m:t>
+              </m:r>
+            </m:sub>
+            <m:sup>
+              <m:r>
+                <m:rPr/>
+                <m:t>​</m:t>
+              </m:r>
+            </m:sup>
+            <m:e>
+              <m:nary>
+                <m:naryPr>
+                  <m:chr m:val="∑"/>
+                  <m:limLoc m:val="undOvr"/>
+                </m:naryPr>
+                <m:sub>
+                  <m:r>
+                    <m:rPr/>
+                    <m:t>t</m:t>
+                  </m:r>
+                  <m:r>
+                    <m:rPr>
+                      <m:sty m:val="p"/>
+                    </m:rPr>
+                    <m:t>=</m:t>
+                  </m:r>
+                  <m:r>
+                    <m:rPr/>
+                    <m:t>1</m:t>
+                  </m:r>
+                </m:sub>
+                <m:sup>
+                  <m:r>
+                    <m:rPr/>
+                    <m:t>T</m:t>
+                  </m:r>
+                </m:sup>
+                <m:e>
+                  <m:sSub>
+                    <m:sSubPr/>
+                    <m:e>
+                      <m:r>
+                        <m:rPr/>
+                        <m:t>m</m:t>
+                      </m:r>
+                    </m:e>
+                    <m:sub>
+                      <m:r>
+                        <m:rPr/>
+                        <m:t>t</m:t>
+                      </m:r>
+                    </m:sub>
+                  </m:sSub>
+                </m:e>
+              </m:nary>
+            </m:e>
+          </m:nary>
+          <m:r>
+            <m:rPr>
+              <m:sty m:val="p"/>
+            </m:rPr>
+            <m:t>,</m:t>
+          </m:r>
+          <m:r>
+            <m:rPr/>
+            <m:t>  </m:t>
+          </m:r>
+          <m:sSub>
+            <m:sSubPr/>
+            <m:e>
+              <m:r>
+                <m:rPr/>
+                <m:t>C</m:t>
+              </m:r>
+            </m:e>
+            <m:sub>
+              <m:r>
+                <m:rPr>
+                  <m:sty m:val="p"/>
+                </m:rPr>
+                <m:t>total</m:t>
+              </m:r>
+            </m:sub>
+          </m:sSub>
+          <m:r>
+            <m:rPr>
+              <m:sty m:val="p"/>
+            </m:rPr>
+            <m:t>=</m:t>
+          </m:r>
+          <m:sSub>
+            <m:sSubPr/>
+            <m:e>
+              <m:r>
+                <m:rPr/>
+                <m:t>C</m:t>
+              </m:r>
+            </m:e>
+            <m:sub>
+              <m:r>
+                <m:rPr>
+                  <m:sty m:val="p"/>
+                </m:rPr>
+                <m:t>rollout</m:t>
+              </m:r>
+            </m:sub>
+          </m:sSub>
+          <m:r>
+            <m:rPr>
+              <m:sty m:val="p"/>
+            </m:rPr>
+            <m:t>+</m:t>
+          </m:r>
+          <m:sSub>
+            <m:sSubPr/>
+            <m:e>
+              <m:r>
+                <m:rPr/>
+                <m:t>C</m:t>
+              </m:r>
+            </m:e>
+            <m:sub>
+              <m:r>
+                <m:rPr>
+                  <m:sty m:val="p"/>
+                </m:rPr>
+                <m:t>teacher</m:t>
+              </m:r>
+            </m:sub>
+          </m:sSub>
+          <m:r>
+            <m:rPr>
+              <m:sty m:val="p"/>
+            </m:rPr>
+            <m:t>+</m:t>
+          </m:r>
+          <m:sSub>
+            <m:sSubPr/>
+            <m:e>
+              <m:r>
+                <m:rPr/>
+                <m:t>C</m:t>
+              </m:r>
+            </m:e>
+            <m:sub>
+              <m:r>
+                <m:rPr>
+                  <m:sty m:val="p"/>
+                </m:rPr>
+                <m:t>backward</m:t>
+              </m:r>
+            </m:sub>
+          </m:sSub>
+        </m:oMath>
+      </m:oMathPara>
     </w:p>
     <w:p>
       <w:pPr>
@@ -6253,13 +11136,207 @@
         <w:ind w:firstLine="420"/>
         <w:jc w:val="center"/>
       </w:pPr>
-      <w:r>
-        <w:rPr>
-          <w:rFonts w:ascii="Cambria Math" w:hAnsi="Cambria Math"/>
-          <w:sz w:val="21"/>
-        </w:rPr>
-        <w:t>μ=(1/R)Σᵣsᵣ，    σ=√[(1/(R−1))Σᵣ(sᵣ−μ)²]。</w:t>
-      </w:r>
+      <m:oMathPara>
+        <m:oMath>
+          <m:r>
+            <m:rPr/>
+            <m:t>μ</m:t>
+          </m:r>
+          <m:r>
+            <m:rPr>
+              <m:sty m:val="p"/>
+            </m:rPr>
+            <m:t>=</m:t>
+          </m:r>
+          <m:f>
+            <m:fPr/>
+            <m:num>
+              <m:r>
+                <m:rPr/>
+                <m:t>1</m:t>
+              </m:r>
+            </m:num>
+            <m:den>
+              <m:r>
+                <m:rPr/>
+                <m:t>R</m:t>
+              </m:r>
+            </m:den>
+          </m:f>
+          <m:nary>
+            <m:naryPr>
+              <m:chr m:val="∑"/>
+              <m:limLoc m:val="undOvr"/>
+            </m:naryPr>
+            <m:sub>
+              <m:r>
+                <m:rPr/>
+                <m:t>r</m:t>
+              </m:r>
+              <m:r>
+                <m:rPr>
+                  <m:sty m:val="p"/>
+                </m:rPr>
+                <m:t>=</m:t>
+              </m:r>
+              <m:r>
+                <m:rPr/>
+                <m:t>1</m:t>
+              </m:r>
+            </m:sub>
+            <m:sup>
+              <m:r>
+                <m:rPr/>
+                <m:t>R</m:t>
+              </m:r>
+            </m:sup>
+            <m:e>
+              <m:sSub>
+                <m:sSubPr/>
+                <m:e>
+                  <m:r>
+                    <m:rPr/>
+                    <m:t>s</m:t>
+                  </m:r>
+                </m:e>
+                <m:sub>
+                  <m:r>
+                    <m:rPr/>
+                    <m:t>r</m:t>
+                  </m:r>
+                </m:sub>
+              </m:sSub>
+            </m:e>
+          </m:nary>
+          <m:r>
+            <m:rPr>
+              <m:sty m:val="p"/>
+            </m:rPr>
+            <m:t>,</m:t>
+          </m:r>
+          <m:r>
+            <m:rPr/>
+            <m:t>  σ</m:t>
+          </m:r>
+          <m:r>
+            <m:rPr>
+              <m:sty m:val="p"/>
+            </m:rPr>
+            <m:t>=</m:t>
+          </m:r>
+          <m:rad>
+            <m:radPr>
+              <m:degHide m:val="1"/>
+            </m:radPr>
+            <m:deg/>
+            <m:e>
+              <m:f>
+                <m:fPr/>
+                <m:num>
+                  <m:r>
+                    <m:rPr/>
+                    <m:t>1</m:t>
+                  </m:r>
+                </m:num>
+                <m:den>
+                  <m:r>
+                    <m:rPr/>
+                    <m:t>R</m:t>
+                  </m:r>
+                  <m:r>
+                    <m:rPr>
+                      <m:sty m:val="p"/>
+                    </m:rPr>
+                    <m:t>−</m:t>
+                  </m:r>
+                  <m:r>
+                    <m:rPr/>
+                    <m:t>1</m:t>
+                  </m:r>
+                </m:den>
+              </m:f>
+              <m:nary>
+                <m:naryPr>
+                  <m:chr m:val="∑"/>
+                  <m:limLoc m:val="undOvr"/>
+                </m:naryPr>
+                <m:sub>
+                  <m:r>
+                    <m:rPr/>
+                    <m:t>r</m:t>
+                  </m:r>
+                  <m:r>
+                    <m:rPr>
+                      <m:sty m:val="p"/>
+                    </m:rPr>
+                    <m:t>=</m:t>
+                  </m:r>
+                  <m:r>
+                    <m:rPr/>
+                    <m:t>1</m:t>
+                  </m:r>
+                </m:sub>
+                <m:sup>
+                  <m:r>
+                    <m:rPr/>
+                    <m:t>R</m:t>
+                  </m:r>
+                </m:sup>
+                <m:e>
+                  <m:r>
+                    <m:rPr>
+                      <m:sty m:val="p"/>
+                    </m:rPr>
+                    <m:t>(</m:t>
+                  </m:r>
+                </m:e>
+              </m:nary>
+              <m:sSub>
+                <m:sSubPr/>
+                <m:e>
+                  <m:r>
+                    <m:rPr/>
+                    <m:t>s</m:t>
+                  </m:r>
+                </m:e>
+                <m:sub>
+                  <m:r>
+                    <m:rPr/>
+                    <m:t>r</m:t>
+                  </m:r>
+                </m:sub>
+              </m:sSub>
+              <m:r>
+                <m:rPr>
+                  <m:sty m:val="p"/>
+                </m:rPr>
+                <m:t>−</m:t>
+              </m:r>
+              <m:r>
+                <m:rPr/>
+                <m:t>μ</m:t>
+              </m:r>
+              <m:sSup>
+                <m:sSupPr/>
+                <m:e>
+                  <m:r>
+                    <m:rPr>
+                      <m:sty m:val="p"/>
+                    </m:rPr>
+                    <m:t>)</m:t>
+                  </m:r>
+                </m:e>
+                <m:sup>
+                  <m:r>
+                    <m:rPr/>
+                    <m:t>2</m:t>
+                  </m:r>
+                </m:sup>
+              </m:sSup>
+            </m:e>
+          </m:rad>
+        </m:oMath>
+      </m:oMathPara>
     </w:p>
     <w:p>
       <w:pPr>
@@ -6274,7 +11351,7 @@
       <w:pPr>
         <w:pStyle w:val="3"/>
       </w:pPr>
-      <w:bookmarkStart w:id="30" w:name="_Toc941746252"/>
+      <w:bookmarkStart w:id="30" w:name="_Toc314359711"/>
       <w:r>
         <w:rPr>
           <w:rFonts w:ascii="黑体" w:hAnsi="黑体" w:eastAsia="黑体" w:cs="黑体"/>
@@ -6299,7 +11376,7 @@
       <w:pPr>
         <w:pStyle w:val="2"/>
       </w:pPr>
-      <w:bookmarkStart w:id="31" w:name="_Toc974778974"/>
+      <w:bookmarkStart w:id="31" w:name="_Toc633891157"/>
       <w:r>
         <w:rPr>
           <w:rFonts w:ascii="黑体" w:hAnsi="黑体" w:eastAsia="黑体" w:cs="黑体"/>
@@ -6315,7 +11392,7 @@
       <w:pPr>
         <w:pStyle w:val="3"/>
       </w:pPr>
-      <w:bookmarkStart w:id="32" w:name="_Toc2104956702"/>
+      <w:bookmarkStart w:id="32" w:name="_Toc142302932"/>
       <w:r>
         <w:rPr>
           <w:rFonts w:ascii="黑体" w:hAnsi="黑体" w:eastAsia="黑体" w:cs="黑体"/>
@@ -7112,7 +12189,7 @@
       <w:pPr>
         <w:pStyle w:val="3"/>
       </w:pPr>
-      <w:bookmarkStart w:id="35" w:name="_Toc361689836"/>
+      <w:bookmarkStart w:id="35" w:name="_Toc1536079013"/>
       <w:r>
         <w:rPr>
           <w:rFonts w:ascii="黑体" w:hAnsi="黑体" w:eastAsia="黑体" w:cs="黑体"/>
@@ -7197,7 +12274,7 @@
       <w:pPr>
         <w:pStyle w:val="2"/>
       </w:pPr>
-      <w:bookmarkStart w:id="36" w:name="_Toc1542352642"/>
+      <w:bookmarkStart w:id="36" w:name="_Toc1979050904"/>
       <w:r>
         <w:rPr>
           <w:rFonts w:ascii="黑体" w:hAnsi="黑体" w:eastAsia="黑体" w:cs="黑体"/>
@@ -7213,7 +12290,7 @@
       <w:pPr>
         <w:pStyle w:val="3"/>
       </w:pPr>
-      <w:bookmarkStart w:id="37" w:name="_Toc45751157"/>
+      <w:bookmarkStart w:id="37" w:name="_Toc1681818792"/>
       <w:r>
         <w:rPr>
           <w:rFonts w:ascii="黑体" w:hAnsi="黑体" w:eastAsia="黑体" w:cs="黑体"/>
@@ -7238,7 +12315,7 @@
       <w:pPr>
         <w:pStyle w:val="3"/>
       </w:pPr>
-      <w:bookmarkStart w:id="38" w:name="_Toc140550073"/>
+      <w:bookmarkStart w:id="38" w:name="_Toc1148675330"/>
       <w:r>
         <w:rPr>
           <w:rFonts w:ascii="黑体" w:hAnsi="黑体" w:eastAsia="黑体" w:cs="黑体"/>
@@ -7263,7 +12340,7 @@
       <w:pPr>
         <w:pStyle w:val="3"/>
       </w:pPr>
-      <w:bookmarkStart w:id="39" w:name="_Toc2140548858"/>
+      <w:bookmarkStart w:id="39" w:name="_Toc2055768427"/>
       <w:r>
         <w:rPr>
           <w:rFonts w:ascii="黑体" w:hAnsi="黑体" w:eastAsia="黑体" w:cs="黑体"/>
@@ -7706,7 +12783,7 @@
         <w:pStyle w:val="2"/>
         <w:pageBreakBefore/>
       </w:pPr>
-      <w:bookmarkStart w:id="41" w:name="_Toc1558601862"/>
+      <w:bookmarkStart w:id="41" w:name="_Toc435556006"/>
       <w:r>
         <w:rPr>
           <w:rFonts w:ascii="黑体" w:hAnsi="黑体" w:eastAsia="黑体" w:cs="黑体"/>
@@ -8036,7 +13113,7 @@
       <w:pPr>
         <w:pStyle w:val="2"/>
       </w:pPr>
-      <w:bookmarkStart w:id="43" w:name="_Toc415968528"/>
+      <w:bookmarkStart w:id="43" w:name="_Toc1765523866"/>
       <w:r>
         <w:rPr>
           <w:rFonts w:ascii="黑体" w:hAnsi="黑体" w:eastAsia="黑体" w:cs="黑体"/>

--- a/Papers/output/开题报告-基于在线策略蒸馏的大语言模型后训练方法研究.docx
+++ b/Papers/output/开题报告-基于在线策略蒸馏的大语言模型后训练方法研究.docx
@@ -633,7 +633,7 @@
         <w:fldChar w:fldCharType="begin"/>
       </w:r>
       <w:r>
-        <w:instrText xml:space="preserve"> HYPERLINK \l _Toc780100866 </w:instrText>
+        <w:instrText xml:space="preserve"> HYPERLINK \l _Toc742610769 </w:instrText>
       </w:r>
       <w:r>
         <w:fldChar w:fldCharType="separate"/>
@@ -651,7 +651,7 @@
         <w:fldChar w:fldCharType="begin"/>
       </w:r>
       <w:r>
-        <w:instrText xml:space="preserve"> PAGEREF _Toc780100866 \h </w:instrText>
+        <w:instrText xml:space="preserve"> PAGEREF _Toc742610769 \h </w:instrText>
       </w:r>
       <w:r>
         <w:fldChar w:fldCharType="separate"/>
@@ -677,7 +677,7 @@
         <w:fldChar w:fldCharType="begin"/>
       </w:r>
       <w:r>
-        <w:instrText xml:space="preserve"> HYPERLINK \l _Toc767589927 </w:instrText>
+        <w:instrText xml:space="preserve"> HYPERLINK \l _Toc2031721866 </w:instrText>
       </w:r>
       <w:r>
         <w:fldChar w:fldCharType="separate"/>
@@ -695,7 +695,7 @@
         <w:fldChar w:fldCharType="begin"/>
       </w:r>
       <w:r>
-        <w:instrText xml:space="preserve"> PAGEREF _Toc767589927 \h </w:instrText>
+        <w:instrText xml:space="preserve"> PAGEREF _Toc2031721866 \h </w:instrText>
       </w:r>
       <w:r>
         <w:fldChar w:fldCharType="separate"/>
@@ -721,7 +721,7 @@
         <w:fldChar w:fldCharType="begin"/>
       </w:r>
       <w:r>
-        <w:instrText xml:space="preserve"> HYPERLINK \l _Toc949635560 </w:instrText>
+        <w:instrText xml:space="preserve"> HYPERLINK \l _Toc11930915 </w:instrText>
       </w:r>
       <w:r>
         <w:fldChar w:fldCharType="separate"/>
@@ -739,7 +739,7 @@
         <w:fldChar w:fldCharType="begin"/>
       </w:r>
       <w:r>
-        <w:instrText xml:space="preserve"> PAGEREF _Toc949635560 \h </w:instrText>
+        <w:instrText xml:space="preserve"> PAGEREF _Toc11930915 \h </w:instrText>
       </w:r>
       <w:r>
         <w:fldChar w:fldCharType="separate"/>
@@ -765,7 +765,7 @@
         <w:fldChar w:fldCharType="begin"/>
       </w:r>
       <w:r>
-        <w:instrText xml:space="preserve"> HYPERLINK \l _Toc426392416 </w:instrText>
+        <w:instrText xml:space="preserve"> HYPERLINK \l _Toc806909234 </w:instrText>
       </w:r>
       <w:r>
         <w:fldChar w:fldCharType="separate"/>
@@ -783,7 +783,7 @@
         <w:fldChar w:fldCharType="begin"/>
       </w:r>
       <w:r>
-        <w:instrText xml:space="preserve"> PAGEREF _Toc426392416 \h </w:instrText>
+        <w:instrText xml:space="preserve"> PAGEREF _Toc806909234 \h </w:instrText>
       </w:r>
       <w:r>
         <w:fldChar w:fldCharType="separate"/>
@@ -809,7 +809,7 @@
         <w:fldChar w:fldCharType="begin"/>
       </w:r>
       <w:r>
-        <w:instrText xml:space="preserve"> HYPERLINK \l _Toc224405673 </w:instrText>
+        <w:instrText xml:space="preserve"> HYPERLINK \l _Toc364265033 </w:instrText>
       </w:r>
       <w:r>
         <w:fldChar w:fldCharType="separate"/>
@@ -827,7 +827,7 @@
         <w:fldChar w:fldCharType="begin"/>
       </w:r>
       <w:r>
-        <w:instrText xml:space="preserve"> PAGEREF _Toc224405673 \h </w:instrText>
+        <w:instrText xml:space="preserve"> PAGEREF _Toc364265033 \h </w:instrText>
       </w:r>
       <w:r>
         <w:fldChar w:fldCharType="separate"/>
@@ -853,7 +853,7 @@
         <w:fldChar w:fldCharType="begin"/>
       </w:r>
       <w:r>
-        <w:instrText xml:space="preserve"> HYPERLINK \l _Toc604861979 </w:instrText>
+        <w:instrText xml:space="preserve"> HYPERLINK \l _Toc1874015681 </w:instrText>
       </w:r>
       <w:r>
         <w:fldChar w:fldCharType="separate"/>
@@ -871,7 +871,7 @@
         <w:fldChar w:fldCharType="begin"/>
       </w:r>
       <w:r>
-        <w:instrText xml:space="preserve"> PAGEREF _Toc604861979 \h </w:instrText>
+        <w:instrText xml:space="preserve"> PAGEREF _Toc1874015681 \h </w:instrText>
       </w:r>
       <w:r>
         <w:fldChar w:fldCharType="separate"/>
@@ -897,7 +897,7 @@
         <w:fldChar w:fldCharType="begin"/>
       </w:r>
       <w:r>
-        <w:instrText xml:space="preserve"> HYPERLINK \l _Toc1875179802 </w:instrText>
+        <w:instrText xml:space="preserve"> HYPERLINK \l _Toc1586383665 </w:instrText>
       </w:r>
       <w:r>
         <w:fldChar w:fldCharType="separate"/>
@@ -915,7 +915,7 @@
         <w:fldChar w:fldCharType="begin"/>
       </w:r>
       <w:r>
-        <w:instrText xml:space="preserve"> PAGEREF _Toc1875179802 \h </w:instrText>
+        <w:instrText xml:space="preserve"> PAGEREF _Toc1586383665 \h </w:instrText>
       </w:r>
       <w:r>
         <w:fldChar w:fldCharType="separate"/>
@@ -941,7 +941,7 @@
         <w:fldChar w:fldCharType="begin"/>
       </w:r>
       <w:r>
-        <w:instrText xml:space="preserve"> HYPERLINK \l _Toc1824412489 </w:instrText>
+        <w:instrText xml:space="preserve"> HYPERLINK \l _Toc1340780150 </w:instrText>
       </w:r>
       <w:r>
         <w:fldChar w:fldCharType="separate"/>
@@ -959,7 +959,7 @@
         <w:fldChar w:fldCharType="begin"/>
       </w:r>
       <w:r>
-        <w:instrText xml:space="preserve"> PAGEREF _Toc1824412489 \h </w:instrText>
+        <w:instrText xml:space="preserve"> PAGEREF _Toc1340780150 \h </w:instrText>
       </w:r>
       <w:r>
         <w:fldChar w:fldCharType="separate"/>
@@ -985,7 +985,7 @@
         <w:fldChar w:fldCharType="begin"/>
       </w:r>
       <w:r>
-        <w:instrText xml:space="preserve"> HYPERLINK \l _Toc1129190757 </w:instrText>
+        <w:instrText xml:space="preserve"> HYPERLINK \l _Toc946073079 </w:instrText>
       </w:r>
       <w:r>
         <w:fldChar w:fldCharType="separate"/>
@@ -1003,7 +1003,7 @@
         <w:fldChar w:fldCharType="begin"/>
       </w:r>
       <w:r>
-        <w:instrText xml:space="preserve"> PAGEREF _Toc1129190757 \h </w:instrText>
+        <w:instrText xml:space="preserve"> PAGEREF _Toc946073079 \h </w:instrText>
       </w:r>
       <w:r>
         <w:fldChar w:fldCharType="separate"/>
@@ -1029,7 +1029,7 @@
         <w:fldChar w:fldCharType="begin"/>
       </w:r>
       <w:r>
-        <w:instrText xml:space="preserve"> HYPERLINK \l _Toc996064360 </w:instrText>
+        <w:instrText xml:space="preserve"> HYPERLINK \l _Toc681316365 </w:instrText>
       </w:r>
       <w:r>
         <w:fldChar w:fldCharType="separate"/>
@@ -1047,7 +1047,7 @@
         <w:fldChar w:fldCharType="begin"/>
       </w:r>
       <w:r>
-        <w:instrText xml:space="preserve"> PAGEREF _Toc996064360 \h </w:instrText>
+        <w:instrText xml:space="preserve"> PAGEREF _Toc681316365 \h </w:instrText>
       </w:r>
       <w:r>
         <w:fldChar w:fldCharType="separate"/>
@@ -1073,7 +1073,7 @@
         <w:fldChar w:fldCharType="begin"/>
       </w:r>
       <w:r>
-        <w:instrText xml:space="preserve"> HYPERLINK \l _Toc1218670155 </w:instrText>
+        <w:instrText xml:space="preserve"> HYPERLINK \l _Toc501340751 </w:instrText>
       </w:r>
       <w:r>
         <w:fldChar w:fldCharType="separate"/>
@@ -1091,7 +1091,7 @@
         <w:fldChar w:fldCharType="begin"/>
       </w:r>
       <w:r>
-        <w:instrText xml:space="preserve"> PAGEREF _Toc1218670155 \h </w:instrText>
+        <w:instrText xml:space="preserve"> PAGEREF _Toc501340751 \h </w:instrText>
       </w:r>
       <w:r>
         <w:fldChar w:fldCharType="separate"/>
@@ -1117,7 +1117,7 @@
         <w:fldChar w:fldCharType="begin"/>
       </w:r>
       <w:r>
-        <w:instrText xml:space="preserve"> HYPERLINK \l _Toc1637753646 </w:instrText>
+        <w:instrText xml:space="preserve"> HYPERLINK \l _Toc1455654876 </w:instrText>
       </w:r>
       <w:r>
         <w:fldChar w:fldCharType="separate"/>
@@ -1135,7 +1135,7 @@
         <w:fldChar w:fldCharType="begin"/>
       </w:r>
       <w:r>
-        <w:instrText xml:space="preserve"> PAGEREF _Toc1637753646 \h </w:instrText>
+        <w:instrText xml:space="preserve"> PAGEREF _Toc1455654876 \h </w:instrText>
       </w:r>
       <w:r>
         <w:fldChar w:fldCharType="separate"/>
@@ -1161,7 +1161,7 @@
         <w:fldChar w:fldCharType="begin"/>
       </w:r>
       <w:r>
-        <w:instrText xml:space="preserve"> HYPERLINK \l _Toc1427624723 </w:instrText>
+        <w:instrText xml:space="preserve"> HYPERLINK \l _Toc1057794308 </w:instrText>
       </w:r>
       <w:r>
         <w:fldChar w:fldCharType="separate"/>
@@ -1179,7 +1179,7 @@
         <w:fldChar w:fldCharType="begin"/>
       </w:r>
       <w:r>
-        <w:instrText xml:space="preserve"> PAGEREF _Toc1427624723 \h </w:instrText>
+        <w:instrText xml:space="preserve"> PAGEREF _Toc1057794308 \h </w:instrText>
       </w:r>
       <w:r>
         <w:fldChar w:fldCharType="separate"/>
@@ -1205,7 +1205,7 @@
         <w:fldChar w:fldCharType="begin"/>
       </w:r>
       <w:r>
-        <w:instrText xml:space="preserve"> HYPERLINK \l _Toc253931530 </w:instrText>
+        <w:instrText xml:space="preserve"> HYPERLINK \l _Toc1479304690 </w:instrText>
       </w:r>
       <w:r>
         <w:fldChar w:fldCharType="separate"/>
@@ -1223,7 +1223,7 @@
         <w:fldChar w:fldCharType="begin"/>
       </w:r>
       <w:r>
-        <w:instrText xml:space="preserve"> PAGEREF _Toc253931530 \h </w:instrText>
+        <w:instrText xml:space="preserve"> PAGEREF _Toc1479304690 \h </w:instrText>
       </w:r>
       <w:r>
         <w:fldChar w:fldCharType="separate"/>
@@ -1249,7 +1249,7 @@
         <w:fldChar w:fldCharType="begin"/>
       </w:r>
       <w:r>
-        <w:instrText xml:space="preserve"> HYPERLINK \l _Toc777218121 </w:instrText>
+        <w:instrText xml:space="preserve"> HYPERLINK \l _Toc1255743511 </w:instrText>
       </w:r>
       <w:r>
         <w:fldChar w:fldCharType="separate"/>
@@ -1267,7 +1267,7 @@
         <w:fldChar w:fldCharType="begin"/>
       </w:r>
       <w:r>
-        <w:instrText xml:space="preserve"> PAGEREF _Toc777218121 \h </w:instrText>
+        <w:instrText xml:space="preserve"> PAGEREF _Toc1255743511 \h </w:instrText>
       </w:r>
       <w:r>
         <w:fldChar w:fldCharType="separate"/>
@@ -1293,7 +1293,7 @@
         <w:fldChar w:fldCharType="begin"/>
       </w:r>
       <w:r>
-        <w:instrText xml:space="preserve"> HYPERLINK \l _Toc1709418593 </w:instrText>
+        <w:instrText xml:space="preserve"> HYPERLINK \l _Toc1959390308 </w:instrText>
       </w:r>
       <w:r>
         <w:fldChar w:fldCharType="separate"/>
@@ -1311,7 +1311,7 @@
         <w:fldChar w:fldCharType="begin"/>
       </w:r>
       <w:r>
-        <w:instrText xml:space="preserve"> PAGEREF _Toc1709418593 \h </w:instrText>
+        <w:instrText xml:space="preserve"> PAGEREF _Toc1959390308 \h </w:instrText>
       </w:r>
       <w:r>
         <w:fldChar w:fldCharType="separate"/>
@@ -1337,7 +1337,7 @@
         <w:fldChar w:fldCharType="begin"/>
       </w:r>
       <w:r>
-        <w:instrText xml:space="preserve"> HYPERLINK \l _Toc1162062985 </w:instrText>
+        <w:instrText xml:space="preserve"> HYPERLINK \l _Toc1958663458 </w:instrText>
       </w:r>
       <w:r>
         <w:fldChar w:fldCharType="separate"/>
@@ -1355,7 +1355,7 @@
         <w:fldChar w:fldCharType="begin"/>
       </w:r>
       <w:r>
-        <w:instrText xml:space="preserve"> PAGEREF _Toc1162062985 \h </w:instrText>
+        <w:instrText xml:space="preserve"> PAGEREF _Toc1958663458 \h </w:instrText>
       </w:r>
       <w:r>
         <w:fldChar w:fldCharType="separate"/>
@@ -1381,7 +1381,7 @@
         <w:fldChar w:fldCharType="begin"/>
       </w:r>
       <w:r>
-        <w:instrText xml:space="preserve"> HYPERLINK \l _Toc1576303077 </w:instrText>
+        <w:instrText xml:space="preserve"> HYPERLINK \l _Toc479913743 </w:instrText>
       </w:r>
       <w:r>
         <w:fldChar w:fldCharType="separate"/>
@@ -1399,7 +1399,7 @@
         <w:fldChar w:fldCharType="begin"/>
       </w:r>
       <w:r>
-        <w:instrText xml:space="preserve"> PAGEREF _Toc1576303077 \h </w:instrText>
+        <w:instrText xml:space="preserve"> PAGEREF _Toc479913743 \h </w:instrText>
       </w:r>
       <w:r>
         <w:fldChar w:fldCharType="separate"/>
@@ -1425,7 +1425,7 @@
         <w:fldChar w:fldCharType="begin"/>
       </w:r>
       <w:r>
-        <w:instrText xml:space="preserve"> HYPERLINK \l _Toc1567545747 </w:instrText>
+        <w:instrText xml:space="preserve"> HYPERLINK \l _Toc2109184116 </w:instrText>
       </w:r>
       <w:r>
         <w:fldChar w:fldCharType="separate"/>
@@ -1443,7 +1443,7 @@
         <w:fldChar w:fldCharType="begin"/>
       </w:r>
       <w:r>
-        <w:instrText xml:space="preserve"> PAGEREF _Toc1567545747 \h </w:instrText>
+        <w:instrText xml:space="preserve"> PAGEREF _Toc2109184116 \h </w:instrText>
       </w:r>
       <w:r>
         <w:fldChar w:fldCharType="separate"/>
@@ -1469,7 +1469,7 @@
         <w:fldChar w:fldCharType="begin"/>
       </w:r>
       <w:r>
-        <w:instrText xml:space="preserve"> HYPERLINK \l _Toc411988433 </w:instrText>
+        <w:instrText xml:space="preserve"> HYPERLINK \l _Toc544876583 </w:instrText>
       </w:r>
       <w:r>
         <w:fldChar w:fldCharType="separate"/>
@@ -1487,7 +1487,7 @@
         <w:fldChar w:fldCharType="begin"/>
       </w:r>
       <w:r>
-        <w:instrText xml:space="preserve"> PAGEREF _Toc411988433 \h </w:instrText>
+        <w:instrText xml:space="preserve"> PAGEREF _Toc544876583 \h </w:instrText>
       </w:r>
       <w:r>
         <w:fldChar w:fldCharType="separate"/>
@@ -1513,7 +1513,7 @@
         <w:fldChar w:fldCharType="begin"/>
       </w:r>
       <w:r>
-        <w:instrText xml:space="preserve"> HYPERLINK \l _Toc802315503 </w:instrText>
+        <w:instrText xml:space="preserve"> HYPERLINK \l _Toc870459673 </w:instrText>
       </w:r>
       <w:r>
         <w:fldChar w:fldCharType="separate"/>
@@ -1531,7 +1531,7 @@
         <w:fldChar w:fldCharType="begin"/>
       </w:r>
       <w:r>
-        <w:instrText xml:space="preserve"> PAGEREF _Toc802315503 \h </w:instrText>
+        <w:instrText xml:space="preserve"> PAGEREF _Toc870459673 \h </w:instrText>
       </w:r>
       <w:r>
         <w:fldChar w:fldCharType="separate"/>
@@ -1557,7 +1557,7 @@
         <w:fldChar w:fldCharType="begin"/>
       </w:r>
       <w:r>
-        <w:instrText xml:space="preserve"> HYPERLINK \l _Toc466839408 </w:instrText>
+        <w:instrText xml:space="preserve"> HYPERLINK \l _Toc1157120747 </w:instrText>
       </w:r>
       <w:r>
         <w:fldChar w:fldCharType="separate"/>
@@ -1575,7 +1575,7 @@
         <w:fldChar w:fldCharType="begin"/>
       </w:r>
       <w:r>
-        <w:instrText xml:space="preserve"> PAGEREF _Toc466839408 \h </w:instrText>
+        <w:instrText xml:space="preserve"> PAGEREF _Toc1157120747 \h </w:instrText>
       </w:r>
       <w:r>
         <w:fldChar w:fldCharType="separate"/>
@@ -1601,7 +1601,7 @@
         <w:fldChar w:fldCharType="begin"/>
       </w:r>
       <w:r>
-        <w:instrText xml:space="preserve"> HYPERLINK \l _Toc1412167765 </w:instrText>
+        <w:instrText xml:space="preserve"> HYPERLINK \l _Toc116487597 </w:instrText>
       </w:r>
       <w:r>
         <w:fldChar w:fldCharType="separate"/>
@@ -1619,7 +1619,7 @@
         <w:fldChar w:fldCharType="begin"/>
       </w:r>
       <w:r>
-        <w:instrText xml:space="preserve"> PAGEREF _Toc1412167765 \h </w:instrText>
+        <w:instrText xml:space="preserve"> PAGEREF _Toc116487597 \h </w:instrText>
       </w:r>
       <w:r>
         <w:fldChar w:fldCharType="separate"/>
@@ -1645,7 +1645,7 @@
         <w:fldChar w:fldCharType="begin"/>
       </w:r>
       <w:r>
-        <w:instrText xml:space="preserve"> HYPERLINK \l _Toc314359711 </w:instrText>
+        <w:instrText xml:space="preserve"> HYPERLINK \l _Toc1449440362 </w:instrText>
       </w:r>
       <w:r>
         <w:fldChar w:fldCharType="separate"/>
@@ -1663,7 +1663,7 @@
         <w:fldChar w:fldCharType="begin"/>
       </w:r>
       <w:r>
-        <w:instrText xml:space="preserve"> PAGEREF _Toc314359711 \h </w:instrText>
+        <w:instrText xml:space="preserve"> PAGEREF _Toc1449440362 \h </w:instrText>
       </w:r>
       <w:r>
         <w:fldChar w:fldCharType="separate"/>
@@ -1689,7 +1689,7 @@
         <w:fldChar w:fldCharType="begin"/>
       </w:r>
       <w:r>
-        <w:instrText xml:space="preserve"> HYPERLINK \l _Toc633891157 </w:instrText>
+        <w:instrText xml:space="preserve"> HYPERLINK \l _Toc1837156213 </w:instrText>
       </w:r>
       <w:r>
         <w:fldChar w:fldCharType="separate"/>
@@ -1707,7 +1707,7 @@
         <w:fldChar w:fldCharType="begin"/>
       </w:r>
       <w:r>
-        <w:instrText xml:space="preserve"> PAGEREF _Toc633891157 \h </w:instrText>
+        <w:instrText xml:space="preserve"> PAGEREF _Toc1837156213 \h </w:instrText>
       </w:r>
       <w:r>
         <w:fldChar w:fldCharType="separate"/>
@@ -1733,7 +1733,7 @@
         <w:fldChar w:fldCharType="begin"/>
       </w:r>
       <w:r>
-        <w:instrText xml:space="preserve"> HYPERLINK \l _Toc142302932 </w:instrText>
+        <w:instrText xml:space="preserve"> HYPERLINK \l _Toc564595325 </w:instrText>
       </w:r>
       <w:r>
         <w:fldChar w:fldCharType="separate"/>
@@ -1751,7 +1751,7 @@
         <w:fldChar w:fldCharType="begin"/>
       </w:r>
       <w:r>
-        <w:instrText xml:space="preserve"> PAGEREF _Toc142302932 \h </w:instrText>
+        <w:instrText xml:space="preserve"> PAGEREF _Toc564595325 \h </w:instrText>
       </w:r>
       <w:r>
         <w:fldChar w:fldCharType="separate"/>
@@ -1777,7 +1777,7 @@
         <w:fldChar w:fldCharType="begin"/>
       </w:r>
       <w:r>
-        <w:instrText xml:space="preserve"> HYPERLINK \l _Toc1536079013 </w:instrText>
+        <w:instrText xml:space="preserve"> HYPERLINK \l _Toc1570874829 </w:instrText>
       </w:r>
       <w:r>
         <w:fldChar w:fldCharType="separate"/>
@@ -1795,7 +1795,7 @@
         <w:fldChar w:fldCharType="begin"/>
       </w:r>
       <w:r>
-        <w:instrText xml:space="preserve"> PAGEREF _Toc1536079013 \h </w:instrText>
+        <w:instrText xml:space="preserve"> PAGEREF _Toc1570874829 \h </w:instrText>
       </w:r>
       <w:r>
         <w:fldChar w:fldCharType="separate"/>
@@ -1821,7 +1821,7 @@
         <w:fldChar w:fldCharType="begin"/>
       </w:r>
       <w:r>
-        <w:instrText xml:space="preserve"> HYPERLINK \l _Toc1979050904 </w:instrText>
+        <w:instrText xml:space="preserve"> HYPERLINK \l _Toc529294785 </w:instrText>
       </w:r>
       <w:r>
         <w:fldChar w:fldCharType="separate"/>
@@ -1839,7 +1839,7 @@
         <w:fldChar w:fldCharType="begin"/>
       </w:r>
       <w:r>
-        <w:instrText xml:space="preserve"> PAGEREF _Toc1979050904 \h </w:instrText>
+        <w:instrText xml:space="preserve"> PAGEREF _Toc529294785 \h </w:instrText>
       </w:r>
       <w:r>
         <w:fldChar w:fldCharType="separate"/>
@@ -1865,7 +1865,7 @@
         <w:fldChar w:fldCharType="begin"/>
       </w:r>
       <w:r>
-        <w:instrText xml:space="preserve"> HYPERLINK \l _Toc1681818792 </w:instrText>
+        <w:instrText xml:space="preserve"> HYPERLINK \l _Toc980185621 </w:instrText>
       </w:r>
       <w:r>
         <w:fldChar w:fldCharType="separate"/>
@@ -1883,7 +1883,7 @@
         <w:fldChar w:fldCharType="begin"/>
       </w:r>
       <w:r>
-        <w:instrText xml:space="preserve"> PAGEREF _Toc1681818792 \h </w:instrText>
+        <w:instrText xml:space="preserve"> PAGEREF _Toc980185621 \h </w:instrText>
       </w:r>
       <w:r>
         <w:fldChar w:fldCharType="separate"/>
@@ -1909,7 +1909,7 @@
         <w:fldChar w:fldCharType="begin"/>
       </w:r>
       <w:r>
-        <w:instrText xml:space="preserve"> HYPERLINK \l _Toc1148675330 </w:instrText>
+        <w:instrText xml:space="preserve"> HYPERLINK \l _Toc632676010 </w:instrText>
       </w:r>
       <w:r>
         <w:fldChar w:fldCharType="separate"/>
@@ -1927,7 +1927,7 @@
         <w:fldChar w:fldCharType="begin"/>
       </w:r>
       <w:r>
-        <w:instrText xml:space="preserve"> PAGEREF _Toc1148675330 \h </w:instrText>
+        <w:instrText xml:space="preserve"> PAGEREF _Toc632676010 \h </w:instrText>
       </w:r>
       <w:r>
         <w:fldChar w:fldCharType="separate"/>
@@ -1953,7 +1953,7 @@
         <w:fldChar w:fldCharType="begin"/>
       </w:r>
       <w:r>
-        <w:instrText xml:space="preserve"> HYPERLINK \l _Toc2055768427 </w:instrText>
+        <w:instrText xml:space="preserve"> HYPERLINK \l _Toc1194163773 </w:instrText>
       </w:r>
       <w:r>
         <w:fldChar w:fldCharType="separate"/>
@@ -1971,7 +1971,7 @@
         <w:fldChar w:fldCharType="begin"/>
       </w:r>
       <w:r>
-        <w:instrText xml:space="preserve"> PAGEREF _Toc2055768427 \h </w:instrText>
+        <w:instrText xml:space="preserve"> PAGEREF _Toc1194163773 \h </w:instrText>
       </w:r>
       <w:r>
         <w:fldChar w:fldCharType="separate"/>
@@ -1997,7 +1997,7 @@
         <w:fldChar w:fldCharType="begin"/>
       </w:r>
       <w:r>
-        <w:instrText xml:space="preserve"> HYPERLINK \l _Toc435556006 </w:instrText>
+        <w:instrText xml:space="preserve"> HYPERLINK \l _Toc2075851596 </w:instrText>
       </w:r>
       <w:r>
         <w:fldChar w:fldCharType="separate"/>
@@ -2015,7 +2015,7 @@
         <w:fldChar w:fldCharType="begin"/>
       </w:r>
       <w:r>
-        <w:instrText xml:space="preserve"> PAGEREF _Toc435556006 \h </w:instrText>
+        <w:instrText xml:space="preserve"> PAGEREF _Toc2075851596 \h </w:instrText>
       </w:r>
       <w:r>
         <w:fldChar w:fldCharType="separate"/>
@@ -2041,7 +2041,7 @@
         <w:fldChar w:fldCharType="begin"/>
       </w:r>
       <w:r>
-        <w:instrText xml:space="preserve"> HYPERLINK \l _Toc1765523866 </w:instrText>
+        <w:instrText xml:space="preserve"> HYPERLINK \l _Toc818444810 </w:instrText>
       </w:r>
       <w:r>
         <w:fldChar w:fldCharType="separate"/>
@@ -2059,7 +2059,7 @@
         <w:fldChar w:fldCharType="begin"/>
       </w:r>
       <w:r>
-        <w:instrText xml:space="preserve"> PAGEREF _Toc1765523866 \h </w:instrText>
+        <w:instrText xml:space="preserve"> PAGEREF _Toc818444810 \h </w:instrText>
       </w:r>
       <w:r>
         <w:fldChar w:fldCharType="separate"/>
@@ -2095,7 +2095,7 @@
       <w:pPr>
         <w:pStyle w:val="2"/>
       </w:pPr>
-      <w:bookmarkStart w:id="0" w:name="_Toc780100866"/>
+      <w:bookmarkStart w:id="0" w:name="_Toc742610769"/>
       <w:r>
         <w:rPr>
           <w:rFonts w:ascii="黑体" w:hAnsi="黑体" w:eastAsia="黑体" w:cs="黑体"/>
@@ -2111,7 +2111,7 @@
       <w:pPr>
         <w:pStyle w:val="3"/>
       </w:pPr>
-      <w:bookmarkStart w:id="1" w:name="_Toc767589927"/>
+      <w:bookmarkStart w:id="1" w:name="_Toc2031721866"/>
       <w:r>
         <w:rPr>
           <w:rFonts w:ascii="黑体" w:hAnsi="黑体" w:eastAsia="黑体" w:cs="黑体"/>
@@ -2145,7 +2145,7 @@
       <w:pPr>
         <w:pStyle w:val="3"/>
       </w:pPr>
-      <w:bookmarkStart w:id="2" w:name="_Toc949635560"/>
+      <w:bookmarkStart w:id="2" w:name="_Toc11930915"/>
       <w:r>
         <w:rPr>
           <w:rFonts w:ascii="黑体" w:hAnsi="黑体" w:eastAsia="黑体" w:cs="黑体"/>
@@ -2206,7 +2206,7 @@
       <w:pPr>
         <w:pStyle w:val="3"/>
       </w:pPr>
-      <w:bookmarkStart w:id="3" w:name="_Toc426392416"/>
+      <w:bookmarkStart w:id="3" w:name="_Toc806909234"/>
       <w:r>
         <w:rPr>
           <w:rFonts w:ascii="黑体" w:hAnsi="黑体" w:eastAsia="黑体" w:cs="黑体"/>
@@ -2270,7 +2270,7 @@
       <w:pPr>
         <w:pStyle w:val="2"/>
       </w:pPr>
-      <w:bookmarkStart w:id="4" w:name="_Toc224405673"/>
+      <w:bookmarkStart w:id="4" w:name="_Toc364265033"/>
       <w:r>
         <w:rPr>
           <w:rFonts w:ascii="黑体" w:hAnsi="黑体" w:eastAsia="黑体" w:cs="黑体"/>
@@ -2286,7 +2286,7 @@
       <w:pPr>
         <w:pStyle w:val="3"/>
       </w:pPr>
-      <w:bookmarkStart w:id="5" w:name="_Toc604861979"/>
+      <w:bookmarkStart w:id="5" w:name="_Toc1874015681"/>
       <w:r>
         <w:rPr>
           <w:rFonts w:ascii="黑体" w:hAnsi="黑体" w:eastAsia="黑体" w:cs="黑体"/>
@@ -2771,7 +2771,7 @@
       <w:pPr>
         <w:pStyle w:val="3"/>
       </w:pPr>
-      <w:bookmarkStart w:id="7" w:name="_Toc1875179802"/>
+      <w:bookmarkStart w:id="7" w:name="_Toc1586383665"/>
       <w:r>
         <w:rPr>
           <w:rFonts w:ascii="黑体" w:hAnsi="黑体" w:eastAsia="黑体" w:cs="黑体"/>
@@ -2860,7 +2860,7 @@
       <w:pPr>
         <w:pStyle w:val="3"/>
       </w:pPr>
-      <w:bookmarkStart w:id="8" w:name="_Toc1824412489"/>
+      <w:bookmarkStart w:id="8" w:name="_Toc1340780150"/>
       <w:r>
         <w:rPr>
           <w:rFonts w:ascii="黑体" w:hAnsi="黑体" w:eastAsia="黑体" w:cs="黑体"/>
@@ -3682,7 +3682,7 @@
       <w:pPr>
         <w:pStyle w:val="3"/>
       </w:pPr>
-      <w:bookmarkStart w:id="9" w:name="_Toc1129190757"/>
+      <w:bookmarkStart w:id="9" w:name="_Toc946073079"/>
       <w:r>
         <w:rPr>
           <w:rFonts w:ascii="黑体" w:hAnsi="黑体" w:eastAsia="黑体" w:cs="黑体"/>
@@ -3744,7 +3744,7 @@
       <w:pPr>
         <w:pStyle w:val="3"/>
       </w:pPr>
-      <w:bookmarkStart w:id="10" w:name="_Toc996064360"/>
+      <w:bookmarkStart w:id="10" w:name="_Toc681316365"/>
       <w:r>
         <w:rPr>
           <w:rFonts w:ascii="黑体" w:hAnsi="黑体" w:eastAsia="黑体" w:cs="黑体"/>
@@ -3847,7 +3847,7 @@
       <w:pPr>
         <w:pStyle w:val="3"/>
       </w:pPr>
-      <w:bookmarkStart w:id="11" w:name="_Toc1218670155"/>
+      <w:bookmarkStart w:id="11" w:name="_Toc501340751"/>
       <w:r>
         <w:rPr>
           <w:rFonts w:ascii="黑体" w:hAnsi="黑体" w:eastAsia="黑体" w:cs="黑体"/>
@@ -3890,7 +3890,7 @@
       <w:pPr>
         <w:pStyle w:val="2"/>
       </w:pPr>
-      <w:bookmarkStart w:id="12" w:name="_Toc1637753646"/>
+      <w:bookmarkStart w:id="12" w:name="_Toc1455654876"/>
       <w:r>
         <w:rPr>
           <w:rFonts w:ascii="黑体" w:hAnsi="黑体" w:eastAsia="黑体" w:cs="黑体"/>
@@ -3906,7 +3906,7 @@
       <w:pPr>
         <w:pStyle w:val="3"/>
       </w:pPr>
-      <w:bookmarkStart w:id="13" w:name="_Toc1427624723"/>
+      <w:bookmarkStart w:id="13" w:name="_Toc1057794308"/>
       <w:r>
         <w:rPr>
           <w:rFonts w:ascii="黑体" w:hAnsi="黑体" w:eastAsia="黑体" w:cs="黑体"/>
@@ -3961,7 +3961,7 @@
       <w:pPr>
         <w:pStyle w:val="3"/>
       </w:pPr>
-      <w:bookmarkStart w:id="14" w:name="_Toc253931530"/>
+      <w:bookmarkStart w:id="14" w:name="_Toc1479304690"/>
       <w:r>
         <w:rPr>
           <w:rFonts w:ascii="黑体" w:hAnsi="黑体" w:eastAsia="黑体" w:cs="黑体"/>
@@ -3986,7 +3986,7 @@
       <w:pPr>
         <w:pStyle w:val="3"/>
       </w:pPr>
-      <w:bookmarkStart w:id="15" w:name="_Toc777218121"/>
+      <w:bookmarkStart w:id="15" w:name="_Toc1255743511"/>
       <w:r>
         <w:rPr>
           <w:rFonts w:ascii="黑体" w:hAnsi="黑体" w:eastAsia="黑体" w:cs="黑体"/>
@@ -4011,7 +4011,7 @@
       <w:pPr>
         <w:pStyle w:val="3"/>
       </w:pPr>
-      <w:bookmarkStart w:id="16" w:name="_Toc1709418593"/>
+      <w:bookmarkStart w:id="16" w:name="_Toc1959390308"/>
       <w:r>
         <w:rPr>
           <w:rFonts w:ascii="黑体" w:hAnsi="黑体" w:eastAsia="黑体" w:cs="黑体"/>
@@ -4036,7 +4036,7 @@
       <w:pPr>
         <w:pStyle w:val="3"/>
       </w:pPr>
-      <w:bookmarkStart w:id="17" w:name="_Toc1162062985"/>
+      <w:bookmarkStart w:id="17" w:name="_Toc1958663458"/>
       <w:r>
         <w:rPr>
           <w:rFonts w:ascii="黑体" w:hAnsi="黑体" w:eastAsia="黑体" w:cs="黑体"/>
@@ -4186,7 +4186,7 @@
       <w:pPr>
         <w:pStyle w:val="2"/>
       </w:pPr>
-      <w:bookmarkStart w:id="19" w:name="_Toc1576303077"/>
+      <w:bookmarkStart w:id="19" w:name="_Toc479913743"/>
       <w:r>
         <w:rPr>
           <w:rFonts w:ascii="黑体" w:hAnsi="黑体" w:eastAsia="黑体" w:cs="黑体"/>
@@ -4202,7 +4202,7 @@
       <w:pPr>
         <w:pStyle w:val="3"/>
       </w:pPr>
-      <w:bookmarkStart w:id="20" w:name="_Toc1567545747"/>
+      <w:bookmarkStart w:id="20" w:name="_Toc2109184116"/>
       <w:r>
         <w:rPr>
           <w:rFonts w:ascii="黑体" w:hAnsi="黑体" w:eastAsia="黑体" w:cs="黑体"/>
@@ -5222,7 +5222,7 @@
       <w:pPr>
         <w:pStyle w:val="3"/>
       </w:pPr>
-      <w:bookmarkStart w:id="22" w:name="_Toc411988433"/>
+      <w:bookmarkStart w:id="22" w:name="_Toc544876583"/>
       <w:r>
         <w:rPr>
           <w:rFonts w:ascii="黑体" w:hAnsi="黑体" w:eastAsia="黑体" w:cs="黑体"/>
@@ -5240,7 +5240,7 @@
         <w:jc w:val="both"/>
       </w:pPr>
       <w:r>
-        <w:t>本文选择 Qwen3-0.6B 作为学生模型、Qwen3-4B 作为教师模型。二者属于同一模型家族，便于统一 tokenizer、特殊 token、消息模板和函数调用格式；教师参数 φ 始终冻结，学生仅更新低秩适配参数。对任一线性层 W₀，LoRA 更新写为：</w:t>
+        <w:t>本文选择 Qwen3-0.6B 作为学生模型、Qwen3-4B 作为教师模型。二者属于同一模型家族，便于统一 tokenizer、特殊 token、消息模板和函数调用格式；教师参数始终冻结，学生仅更新低秩适配参数。对任一线性层的基础权重 W0，LoRA 更新写为：</w:t>
       </w:r>
     </w:p>
     <w:p>
@@ -5300,6 +5300,48 @@
             <m:rPr/>
             <m:t>BA</m:t>
           </m:r>
+        </m:oMath>
+      </m:oMathPara>
+    </w:p>
+    <w:p>
+      <w:pPr>
+        <w:ind w:firstLine="420"/>
+        <w:jc w:val="center"/>
+      </w:pPr>
+      <w:r>
+        <w:t>式中，A 和 B 为两个可训练的低秩矩阵，A 的形状为 r × d_in，B 的形状为 d_out × r，秩 r 远小于输入维度和输出维度。该参数化减少了显存占用，也使不同散度和监督粒度能够共享同一学生初始化与优化器设置[19]。模型家族及模板约定以 Qwen3 技术报告为依据[16]。</w:t>
+      </w:r>
+    </w:p>
+    <w:p>
+      <w:pPr>
+        <w:ind w:firstLine="420"/>
+        <w:jc w:val="both"/>
+      </w:pPr>
+      <w:r>
+        <w:t>Function Calling 样本在进入模型前统一整理为下式：</w:t>
+      </w:r>
+    </w:p>
+    <w:p>
+      <w:pPr>
+        <w:ind w:firstLine="420"/>
+        <w:jc w:val="center"/>
+      </w:pPr>
+      <m:oMathPara>
+        <m:oMath>
+          <m:r>
+            <m:rPr/>
+            <m:t>x</m:t>
+          </m:r>
+          <m:r>
+            <m:rPr>
+              <m:sty m:val="p"/>
+            </m:rPr>
+            <m:t>=Template(</m:t>
+          </m:r>
+          <m:r>
+            <m:rPr/>
+            <m:t>u</m:t>
+          </m:r>
           <m:r>
             <m:rPr>
               <m:sty m:val="p"/>
@@ -5308,55 +5350,8 @@
           </m:r>
           <m:r>
             <m:rPr/>
-            <m:t>  A</m:t>
-          </m:r>
-          <m:r>
-            <m:rPr>
-              <m:sty m:val="p"/>
-            </m:rPr>
-            <m:t>∈</m:t>
-          </m:r>
-          <m:sSup>
-            <m:sSupPr/>
-            <m:e>
-              <m:r>
-                <m:rPr>
-                  <m:sty m:val="p"/>
-                  <m:scr m:val="double-struck"/>
-                </m:rPr>
-                <m:t>ℝ</m:t>
-              </m:r>
-            </m:e>
-            <m:sup>
-              <m:r>
-                <m:rPr/>
-                <m:t>r</m:t>
-              </m:r>
-              <m:r>
-                <m:rPr>
-                  <m:sty m:val="p"/>
-                </m:rPr>
-                <m:t>×</m:t>
-              </m:r>
-              <m:sSub>
-                <m:sSubPr/>
-                <m:e>
-                  <m:r>
-                    <m:rPr/>
-                    <m:t>d</m:t>
-                  </m:r>
-                </m:e>
-                <m:sub>
-                  <m:r>
-                    <m:rPr>
-                      <m:sty m:val="p"/>
-                    </m:rPr>
-                    <m:t>in</m:t>
-                  </m:r>
-                </m:sub>
-              </m:sSub>
-            </m:sup>
-          </m:sSup>
+            <m:t>S</m:t>
+          </m:r>
           <m:r>
             <m:rPr>
               <m:sty m:val="p"/>
@@ -5365,111 +5360,8 @@
           </m:r>
           <m:r>
             <m:rPr/>
-            <m:t>  B</m:t>
-          </m:r>
-          <m:r>
-            <m:rPr>
-              <m:sty m:val="p"/>
-            </m:rPr>
-            <m:t>∈</m:t>
-          </m:r>
-          <m:sSup>
-            <m:sSupPr/>
-            <m:e>
-              <m:r>
-                <m:rPr>
-                  <m:sty m:val="p"/>
-                  <m:scr m:val="double-struck"/>
-                </m:rPr>
-                <m:t>ℝ</m:t>
-              </m:r>
-            </m:e>
-            <m:sup>
-              <m:sSub>
-                <m:sSubPr/>
-                <m:e>
-                  <m:r>
-                    <m:rPr/>
-                    <m:t>d</m:t>
-                  </m:r>
-                </m:e>
-                <m:sub>
-                  <m:r>
-                    <m:rPr>
-                      <m:sty m:val="p"/>
-                    </m:rPr>
-                    <m:t>out</m:t>
-                  </m:r>
-                </m:sub>
-              </m:sSub>
-              <m:r>
-                <m:rPr>
-                  <m:sty m:val="p"/>
-                </m:rPr>
-                <m:t>×</m:t>
-              </m:r>
-              <m:r>
-                <m:rPr/>
-                <m:t>r</m:t>
-              </m:r>
-            </m:sup>
-          </m:sSup>
-          <m:r>
-            <m:rPr>
-              <m:sty m:val="p"/>
-            </m:rPr>
-            <m:t>,</m:t>
-          </m:r>
-          <m:r>
-            <m:rPr/>
-            <m:t>  r</m:t>
-          </m:r>
-          <m:r>
-            <m:rPr>
-              <m:sty m:val="p"/>
-            </m:rPr>
-            <m:t>≪min(</m:t>
-          </m:r>
-          <m:sSub>
-            <m:sSubPr/>
-            <m:e>
-              <m:r>
-                <m:rPr/>
-                <m:t>d</m:t>
-              </m:r>
-            </m:e>
-            <m:sub>
-              <m:r>
-                <m:rPr>
-                  <m:sty m:val="p"/>
-                </m:rPr>
-                <m:t>in</m:t>
-              </m:r>
-            </m:sub>
-          </m:sSub>
-          <m:r>
-            <m:rPr>
-              <m:sty m:val="p"/>
-            </m:rPr>
-            <m:t>,</m:t>
-          </m:r>
-          <m:sSub>
-            <m:sSubPr/>
-            <m:e>
-              <m:r>
-                <m:rPr/>
-                <m:t>d</m:t>
-              </m:r>
-            </m:e>
-            <m:sub>
-              <m:r>
-                <m:rPr>
-                  <m:sty m:val="p"/>
-                </m:rPr>
-                <m:t>out</m:t>
-              </m:r>
-            </m:sub>
-          </m:sSub>
+            <m:t>h</m:t>
+          </m:r>
           <m:r>
             <m:rPr>
               <m:sty m:val="p"/>
@@ -5482,11 +5374,159 @@
     <w:p>
       <w:pPr>
         <w:ind w:firstLine="420"/>
+        <w:jc w:val="both"/>
+      </w:pPr>
+      <w:r>
+        <w:t>其中，u 表示用户请求，S 表示工具 schema，h 表示已有对话与工具返回。训练集、验证集和测试集分别记为 D_tr、D_val 和 D_te，并满足以下互斥关系：</w:t>
+      </w:r>
+    </w:p>
+    <w:p>
+      <w:pPr>
+        <w:ind w:firstLine="420"/>
         <w:jc w:val="center"/>
       </w:pPr>
-      <w:r>
-        <w:t>这一参数化把可训练变量限制在 A、B 上，既减少显存占用，也使不同散度和监督粒度能够共享同一学生初始化与优化器设置[19]。模型家族及模板约定以 Qwen3 技术报告为依据[16]。</w:t>
-      </w:r>
+      <m:oMathPara>
+        <m:oMath>
+          <m:sSub>
+            <m:sSubPr/>
+            <m:e>
+              <m:r>
+                <m:rPr/>
+                <m:t>D</m:t>
+              </m:r>
+            </m:e>
+            <m:sub>
+              <m:r>
+                <m:rPr>
+                  <m:sty m:val="p"/>
+                </m:rPr>
+                <m:t>tr</m:t>
+              </m:r>
+            </m:sub>
+          </m:sSub>
+          <m:r>
+            <m:rPr>
+              <m:sty m:val="p"/>
+            </m:rPr>
+            <m:t>∩</m:t>
+          </m:r>
+          <m:sSub>
+            <m:sSubPr/>
+            <m:e>
+              <m:r>
+                <m:rPr/>
+                <m:t>D</m:t>
+              </m:r>
+            </m:e>
+            <m:sub>
+              <m:r>
+                <m:rPr>
+                  <m:sty m:val="p"/>
+                </m:rPr>
+                <m:t>val</m:t>
+              </m:r>
+            </m:sub>
+          </m:sSub>
+          <m:r>
+            <m:rPr>
+              <m:sty m:val="p"/>
+            </m:rPr>
+            <m:t>=</m:t>
+          </m:r>
+          <m:sSub>
+            <m:sSubPr/>
+            <m:e>
+              <m:r>
+                <m:rPr/>
+                <m:t>D</m:t>
+              </m:r>
+            </m:e>
+            <m:sub>
+              <m:r>
+                <m:rPr>
+                  <m:sty m:val="p"/>
+                </m:rPr>
+                <m:t>tr</m:t>
+              </m:r>
+            </m:sub>
+          </m:sSub>
+          <m:r>
+            <m:rPr>
+              <m:sty m:val="p"/>
+            </m:rPr>
+            <m:t>∩</m:t>
+          </m:r>
+          <m:sSub>
+            <m:sSubPr/>
+            <m:e>
+              <m:r>
+                <m:rPr/>
+                <m:t>D</m:t>
+              </m:r>
+            </m:e>
+            <m:sub>
+              <m:r>
+                <m:rPr>
+                  <m:sty m:val="p"/>
+                </m:rPr>
+                <m:t>te</m:t>
+              </m:r>
+            </m:sub>
+          </m:sSub>
+          <m:r>
+            <m:rPr>
+              <m:sty m:val="p"/>
+            </m:rPr>
+            <m:t>=</m:t>
+          </m:r>
+          <m:sSub>
+            <m:sSubPr/>
+            <m:e>
+              <m:r>
+                <m:rPr/>
+                <m:t>D</m:t>
+              </m:r>
+            </m:e>
+            <m:sub>
+              <m:r>
+                <m:rPr>
+                  <m:sty m:val="p"/>
+                </m:rPr>
+                <m:t>val</m:t>
+              </m:r>
+            </m:sub>
+          </m:sSub>
+          <m:r>
+            <m:rPr>
+              <m:sty m:val="p"/>
+            </m:rPr>
+            <m:t>∩</m:t>
+          </m:r>
+          <m:sSub>
+            <m:sSubPr/>
+            <m:e>
+              <m:r>
+                <m:rPr/>
+                <m:t>D</m:t>
+              </m:r>
+            </m:e>
+            <m:sub>
+              <m:r>
+                <m:rPr>
+                  <m:sty m:val="p"/>
+                </m:rPr>
+                <m:t>te</m:t>
+              </m:r>
+            </m:sub>
+          </m:sSub>
+          <m:r>
+            <m:rPr>
+              <m:sty m:val="p"/>
+            </m:rPr>
+            <m:t>=⌀</m:t>
+          </m:r>
+        </m:oMath>
+      </m:oMathPara>
     </w:p>
     <w:p>
       <w:pPr>
@@ -5494,7 +5534,7 @@
         <w:jc w:val="both"/>
       </w:pPr>
       <w:r>
-        <w:t>Function Calling 样本在进入模型前统一表示为 x=Template(u,S,h)，其中 u 为用户请求，S 为工具 schema，h 为已有对话与工具返回。训练集、验证集和测试集分别记为 𝒟tr、𝒟val 和 𝒟te，并满足 𝒟tr∩𝒟val=𝒟tr∩𝒟te=𝒟val∩𝒟te=∅。本文按照数据来源、接口模板和目标调用联合去重，避免同一工具定义或问题模板跨集合泄漏。API-Bank、ToolLLM/ToolBench、APIGen 和 ToolACE 为字段统一与样本筛选提供参考[23][24][25][26]。</w:t>
+        <w:t>本文按照数据来源、接口模板和目标调用联合去重，避免同一工具定义或问题模板跨集合泄漏。API-Bank、ToolLLM/ToolBench、APIGen 和 ToolACE 为字段统一与样本筛选提供参考[23][24][25][26]。</w:t>
       </w:r>
     </w:p>
     <w:p>
@@ -5510,7 +5550,7 @@
       <w:pPr>
         <w:pStyle w:val="3"/>
       </w:pPr>
-      <w:bookmarkStart w:id="23" w:name="_Toc802315503"/>
+      <w:bookmarkStart w:id="23" w:name="_Toc870459673"/>
       <w:r>
         <w:rPr>
           <w:rFonts w:ascii="黑体" w:hAnsi="黑体" w:eastAsia="黑体" w:cs="黑体"/>
@@ -6980,7 +7020,7 @@
       <w:pPr>
         <w:pStyle w:val="3"/>
       </w:pPr>
-      <w:bookmarkStart w:id="26" w:name="_Toc466839408"/>
+      <w:bookmarkStart w:id="26" w:name="_Toc1157120747"/>
       <w:r>
         <w:rPr>
           <w:rFonts w:ascii="黑体" w:hAnsi="黑体" w:eastAsia="黑体" w:cs="黑体"/>
@@ -9721,7 +9761,7 @@
       <w:pPr>
         <w:pStyle w:val="3"/>
       </w:pPr>
-      <w:bookmarkStart w:id="28" w:name="_Toc1412167765"/>
+      <w:bookmarkStart w:id="28" w:name="_Toc116487597"/>
       <w:r>
         <w:rPr>
           <w:rFonts w:ascii="黑体" w:hAnsi="黑体" w:eastAsia="黑体" w:cs="黑体"/>
@@ -11351,7 +11391,7 @@
       <w:pPr>
         <w:pStyle w:val="3"/>
       </w:pPr>
-      <w:bookmarkStart w:id="30" w:name="_Toc314359711"/>
+      <w:bookmarkStart w:id="30" w:name="_Toc1449440362"/>
       <w:r>
         <w:rPr>
           <w:rFonts w:ascii="黑体" w:hAnsi="黑体" w:eastAsia="黑体" w:cs="黑体"/>
@@ -11376,7 +11416,7 @@
       <w:pPr>
         <w:pStyle w:val="2"/>
       </w:pPr>
-      <w:bookmarkStart w:id="31" w:name="_Toc633891157"/>
+      <w:bookmarkStart w:id="31" w:name="_Toc1837156213"/>
       <w:r>
         <w:rPr>
           <w:rFonts w:ascii="黑体" w:hAnsi="黑体" w:eastAsia="黑体" w:cs="黑体"/>
@@ -11392,7 +11432,7 @@
       <w:pPr>
         <w:pStyle w:val="3"/>
       </w:pPr>
-      <w:bookmarkStart w:id="32" w:name="_Toc142302932"/>
+      <w:bookmarkStart w:id="32" w:name="_Toc564595325"/>
       <w:r>
         <w:rPr>
           <w:rFonts w:ascii="黑体" w:hAnsi="黑体" w:eastAsia="黑体" w:cs="黑体"/>
@@ -12189,7 +12229,7 @@
       <w:pPr>
         <w:pStyle w:val="3"/>
       </w:pPr>
-      <w:bookmarkStart w:id="35" w:name="_Toc1536079013"/>
+      <w:bookmarkStart w:id="35" w:name="_Toc1570874829"/>
       <w:r>
         <w:rPr>
           <w:rFonts w:ascii="黑体" w:hAnsi="黑体" w:eastAsia="黑体" w:cs="黑体"/>
@@ -12274,7 +12314,7 @@
       <w:pPr>
         <w:pStyle w:val="2"/>
       </w:pPr>
-      <w:bookmarkStart w:id="36" w:name="_Toc1979050904"/>
+      <w:bookmarkStart w:id="36" w:name="_Toc529294785"/>
       <w:r>
         <w:rPr>
           <w:rFonts w:ascii="黑体" w:hAnsi="黑体" w:eastAsia="黑体" w:cs="黑体"/>
@@ -12290,7 +12330,7 @@
       <w:pPr>
         <w:pStyle w:val="3"/>
       </w:pPr>
-      <w:bookmarkStart w:id="37" w:name="_Toc1681818792"/>
+      <w:bookmarkStart w:id="37" w:name="_Toc980185621"/>
       <w:r>
         <w:rPr>
           <w:rFonts w:ascii="黑体" w:hAnsi="黑体" w:eastAsia="黑体" w:cs="黑体"/>
@@ -12315,7 +12355,7 @@
       <w:pPr>
         <w:pStyle w:val="3"/>
       </w:pPr>
-      <w:bookmarkStart w:id="38" w:name="_Toc1148675330"/>
+      <w:bookmarkStart w:id="38" w:name="_Toc632676010"/>
       <w:r>
         <w:rPr>
           <w:rFonts w:ascii="黑体" w:hAnsi="黑体" w:eastAsia="黑体" w:cs="黑体"/>
@@ -12340,7 +12380,7 @@
       <w:pPr>
         <w:pStyle w:val="3"/>
       </w:pPr>
-      <w:bookmarkStart w:id="39" w:name="_Toc2055768427"/>
+      <w:bookmarkStart w:id="39" w:name="_Toc1194163773"/>
       <w:r>
         <w:rPr>
           <w:rFonts w:ascii="黑体" w:hAnsi="黑体" w:eastAsia="黑体" w:cs="黑体"/>
@@ -12783,7 +12823,7 @@
         <w:pStyle w:val="2"/>
         <w:pageBreakBefore/>
       </w:pPr>
-      <w:bookmarkStart w:id="41" w:name="_Toc435556006"/>
+      <w:bookmarkStart w:id="41" w:name="_Toc2075851596"/>
       <w:r>
         <w:rPr>
           <w:rFonts w:ascii="黑体" w:hAnsi="黑体" w:eastAsia="黑体" w:cs="黑体"/>
@@ -13113,7 +13153,7 @@
       <w:pPr>
         <w:pStyle w:val="2"/>
       </w:pPr>
-      <w:bookmarkStart w:id="43" w:name="_Toc1765523866"/>
+      <w:bookmarkStart w:id="43" w:name="_Toc818444810"/>
       <w:r>
         <w:rPr>
           <w:rFonts w:ascii="黑体" w:hAnsi="黑体" w:eastAsia="黑体" w:cs="黑体"/>

--- a/Papers/output/开题报告-基于在线策略蒸馏的大语言模型后训练方法研究.docx
+++ b/Papers/output/开题报告-基于在线策略蒸馏的大语言模型后训练方法研究.docx
@@ -633,7 +633,7 @@
         <w:fldChar w:fldCharType="begin"/>
       </w:r>
       <w:r>
-        <w:instrText xml:space="preserve"> HYPERLINK \l _Toc742610769 </w:instrText>
+        <w:instrText xml:space="preserve"> HYPERLINK \l _Toc1618957770 </w:instrText>
       </w:r>
       <w:r>
         <w:fldChar w:fldCharType="separate"/>
@@ -651,7 +651,7 @@
         <w:fldChar w:fldCharType="begin"/>
       </w:r>
       <w:r>
-        <w:instrText xml:space="preserve"> PAGEREF _Toc742610769 \h </w:instrText>
+        <w:instrText xml:space="preserve"> PAGEREF _Toc1618957770 \h </w:instrText>
       </w:r>
       <w:r>
         <w:fldChar w:fldCharType="separate"/>
@@ -677,7 +677,7 @@
         <w:fldChar w:fldCharType="begin"/>
       </w:r>
       <w:r>
-        <w:instrText xml:space="preserve"> HYPERLINK \l _Toc2031721866 </w:instrText>
+        <w:instrText xml:space="preserve"> HYPERLINK \l _Toc1205432900 </w:instrText>
       </w:r>
       <w:r>
         <w:fldChar w:fldCharType="separate"/>
@@ -695,7 +695,7 @@
         <w:fldChar w:fldCharType="begin"/>
       </w:r>
       <w:r>
-        <w:instrText xml:space="preserve"> PAGEREF _Toc2031721866 \h </w:instrText>
+        <w:instrText xml:space="preserve"> PAGEREF _Toc1205432900 \h </w:instrText>
       </w:r>
       <w:r>
         <w:fldChar w:fldCharType="separate"/>
@@ -721,7 +721,7 @@
         <w:fldChar w:fldCharType="begin"/>
       </w:r>
       <w:r>
-        <w:instrText xml:space="preserve"> HYPERLINK \l _Toc11930915 </w:instrText>
+        <w:instrText xml:space="preserve"> HYPERLINK \l _Toc350024502 </w:instrText>
       </w:r>
       <w:r>
         <w:fldChar w:fldCharType="separate"/>
@@ -739,7 +739,7 @@
         <w:fldChar w:fldCharType="begin"/>
       </w:r>
       <w:r>
-        <w:instrText xml:space="preserve"> PAGEREF _Toc11930915 \h </w:instrText>
+        <w:instrText xml:space="preserve"> PAGEREF _Toc350024502 \h </w:instrText>
       </w:r>
       <w:r>
         <w:fldChar w:fldCharType="separate"/>
@@ -765,7 +765,7 @@
         <w:fldChar w:fldCharType="begin"/>
       </w:r>
       <w:r>
-        <w:instrText xml:space="preserve"> HYPERLINK \l _Toc806909234 </w:instrText>
+        <w:instrText xml:space="preserve"> HYPERLINK \l _Toc904095981 </w:instrText>
       </w:r>
       <w:r>
         <w:fldChar w:fldCharType="separate"/>
@@ -783,7 +783,7 @@
         <w:fldChar w:fldCharType="begin"/>
       </w:r>
       <w:r>
-        <w:instrText xml:space="preserve"> PAGEREF _Toc806909234 \h </w:instrText>
+        <w:instrText xml:space="preserve"> PAGEREF _Toc904095981 \h </w:instrText>
       </w:r>
       <w:r>
         <w:fldChar w:fldCharType="separate"/>
@@ -809,7 +809,7 @@
         <w:fldChar w:fldCharType="begin"/>
       </w:r>
       <w:r>
-        <w:instrText xml:space="preserve"> HYPERLINK \l _Toc364265033 </w:instrText>
+        <w:instrText xml:space="preserve"> HYPERLINK \l _Toc1694350142 </w:instrText>
       </w:r>
       <w:r>
         <w:fldChar w:fldCharType="separate"/>
@@ -827,7 +827,7 @@
         <w:fldChar w:fldCharType="begin"/>
       </w:r>
       <w:r>
-        <w:instrText xml:space="preserve"> PAGEREF _Toc364265033 \h </w:instrText>
+        <w:instrText xml:space="preserve"> PAGEREF _Toc1694350142 \h </w:instrText>
       </w:r>
       <w:r>
         <w:fldChar w:fldCharType="separate"/>
@@ -853,7 +853,7 @@
         <w:fldChar w:fldCharType="begin"/>
       </w:r>
       <w:r>
-        <w:instrText xml:space="preserve"> HYPERLINK \l _Toc1874015681 </w:instrText>
+        <w:instrText xml:space="preserve"> HYPERLINK \l _Toc1309677374 </w:instrText>
       </w:r>
       <w:r>
         <w:fldChar w:fldCharType="separate"/>
@@ -871,7 +871,7 @@
         <w:fldChar w:fldCharType="begin"/>
       </w:r>
       <w:r>
-        <w:instrText xml:space="preserve"> PAGEREF _Toc1874015681 \h </w:instrText>
+        <w:instrText xml:space="preserve"> PAGEREF _Toc1309677374 \h </w:instrText>
       </w:r>
       <w:r>
         <w:fldChar w:fldCharType="separate"/>
@@ -897,7 +897,7 @@
         <w:fldChar w:fldCharType="begin"/>
       </w:r>
       <w:r>
-        <w:instrText xml:space="preserve"> HYPERLINK \l _Toc1586383665 </w:instrText>
+        <w:instrText xml:space="preserve"> HYPERLINK \l _Toc40243068 </w:instrText>
       </w:r>
       <w:r>
         <w:fldChar w:fldCharType="separate"/>
@@ -915,7 +915,7 @@
         <w:fldChar w:fldCharType="begin"/>
       </w:r>
       <w:r>
-        <w:instrText xml:space="preserve"> PAGEREF _Toc1586383665 \h </w:instrText>
+        <w:instrText xml:space="preserve"> PAGEREF _Toc40243068 \h </w:instrText>
       </w:r>
       <w:r>
         <w:fldChar w:fldCharType="separate"/>
@@ -941,7 +941,7 @@
         <w:fldChar w:fldCharType="begin"/>
       </w:r>
       <w:r>
-        <w:instrText xml:space="preserve"> HYPERLINK \l _Toc1340780150 </w:instrText>
+        <w:instrText xml:space="preserve"> HYPERLINK \l _Toc2055378718 </w:instrText>
       </w:r>
       <w:r>
         <w:fldChar w:fldCharType="separate"/>
@@ -959,7 +959,7 @@
         <w:fldChar w:fldCharType="begin"/>
       </w:r>
       <w:r>
-        <w:instrText xml:space="preserve"> PAGEREF _Toc1340780150 \h </w:instrText>
+        <w:instrText xml:space="preserve"> PAGEREF _Toc2055378718 \h </w:instrText>
       </w:r>
       <w:r>
         <w:fldChar w:fldCharType="separate"/>
@@ -985,7 +985,7 @@
         <w:fldChar w:fldCharType="begin"/>
       </w:r>
       <w:r>
-        <w:instrText xml:space="preserve"> HYPERLINK \l _Toc946073079 </w:instrText>
+        <w:instrText xml:space="preserve"> HYPERLINK \l _Toc328167784 </w:instrText>
       </w:r>
       <w:r>
         <w:fldChar w:fldCharType="separate"/>
@@ -1003,7 +1003,7 @@
         <w:fldChar w:fldCharType="begin"/>
       </w:r>
       <w:r>
-        <w:instrText xml:space="preserve"> PAGEREF _Toc946073079 \h </w:instrText>
+        <w:instrText xml:space="preserve"> PAGEREF _Toc328167784 \h </w:instrText>
       </w:r>
       <w:r>
         <w:fldChar w:fldCharType="separate"/>
@@ -1029,7 +1029,7 @@
         <w:fldChar w:fldCharType="begin"/>
       </w:r>
       <w:r>
-        <w:instrText xml:space="preserve"> HYPERLINK \l _Toc681316365 </w:instrText>
+        <w:instrText xml:space="preserve"> HYPERLINK \l _Toc777940192 </w:instrText>
       </w:r>
       <w:r>
         <w:fldChar w:fldCharType="separate"/>
@@ -1047,7 +1047,7 @@
         <w:fldChar w:fldCharType="begin"/>
       </w:r>
       <w:r>
-        <w:instrText xml:space="preserve"> PAGEREF _Toc681316365 \h </w:instrText>
+        <w:instrText xml:space="preserve"> PAGEREF _Toc777940192 \h </w:instrText>
       </w:r>
       <w:r>
         <w:fldChar w:fldCharType="separate"/>
@@ -1073,7 +1073,7 @@
         <w:fldChar w:fldCharType="begin"/>
       </w:r>
       <w:r>
-        <w:instrText xml:space="preserve"> HYPERLINK \l _Toc501340751 </w:instrText>
+        <w:instrText xml:space="preserve"> HYPERLINK \l _Toc960364008 </w:instrText>
       </w:r>
       <w:r>
         <w:fldChar w:fldCharType="separate"/>
@@ -1091,7 +1091,7 @@
         <w:fldChar w:fldCharType="begin"/>
       </w:r>
       <w:r>
-        <w:instrText xml:space="preserve"> PAGEREF _Toc501340751 \h </w:instrText>
+        <w:instrText xml:space="preserve"> PAGEREF _Toc960364008 \h </w:instrText>
       </w:r>
       <w:r>
         <w:fldChar w:fldCharType="separate"/>
@@ -1117,7 +1117,7 @@
         <w:fldChar w:fldCharType="begin"/>
       </w:r>
       <w:r>
-        <w:instrText xml:space="preserve"> HYPERLINK \l _Toc1455654876 </w:instrText>
+        <w:instrText xml:space="preserve"> HYPERLINK \l _Toc350791604 </w:instrText>
       </w:r>
       <w:r>
         <w:fldChar w:fldCharType="separate"/>
@@ -1135,7 +1135,7 @@
         <w:fldChar w:fldCharType="begin"/>
       </w:r>
       <w:r>
-        <w:instrText xml:space="preserve"> PAGEREF _Toc1455654876 \h </w:instrText>
+        <w:instrText xml:space="preserve"> PAGEREF _Toc350791604 \h </w:instrText>
       </w:r>
       <w:r>
         <w:fldChar w:fldCharType="separate"/>
@@ -1161,7 +1161,7 @@
         <w:fldChar w:fldCharType="begin"/>
       </w:r>
       <w:r>
-        <w:instrText xml:space="preserve"> HYPERLINK \l _Toc1057794308 </w:instrText>
+        <w:instrText xml:space="preserve"> HYPERLINK \l _Toc911877413 </w:instrText>
       </w:r>
       <w:r>
         <w:fldChar w:fldCharType="separate"/>
@@ -1179,7 +1179,7 @@
         <w:fldChar w:fldCharType="begin"/>
       </w:r>
       <w:r>
-        <w:instrText xml:space="preserve"> PAGEREF _Toc1057794308 \h </w:instrText>
+        <w:instrText xml:space="preserve"> PAGEREF _Toc911877413 \h </w:instrText>
       </w:r>
       <w:r>
         <w:fldChar w:fldCharType="separate"/>
@@ -1205,7 +1205,7 @@
         <w:fldChar w:fldCharType="begin"/>
       </w:r>
       <w:r>
-        <w:instrText xml:space="preserve"> HYPERLINK \l _Toc1479304690 </w:instrText>
+        <w:instrText xml:space="preserve"> HYPERLINK \l _Toc1480375299 </w:instrText>
       </w:r>
       <w:r>
         <w:fldChar w:fldCharType="separate"/>
@@ -1223,7 +1223,7 @@
         <w:fldChar w:fldCharType="begin"/>
       </w:r>
       <w:r>
-        <w:instrText xml:space="preserve"> PAGEREF _Toc1479304690 \h </w:instrText>
+        <w:instrText xml:space="preserve"> PAGEREF _Toc1480375299 \h </w:instrText>
       </w:r>
       <w:r>
         <w:fldChar w:fldCharType="separate"/>
@@ -1249,7 +1249,7 @@
         <w:fldChar w:fldCharType="begin"/>
       </w:r>
       <w:r>
-        <w:instrText xml:space="preserve"> HYPERLINK \l _Toc1255743511 </w:instrText>
+        <w:instrText xml:space="preserve"> HYPERLINK \l _Toc2069599798 </w:instrText>
       </w:r>
       <w:r>
         <w:fldChar w:fldCharType="separate"/>
@@ -1267,7 +1267,7 @@
         <w:fldChar w:fldCharType="begin"/>
       </w:r>
       <w:r>
-        <w:instrText xml:space="preserve"> PAGEREF _Toc1255743511 \h </w:instrText>
+        <w:instrText xml:space="preserve"> PAGEREF _Toc2069599798 \h </w:instrText>
       </w:r>
       <w:r>
         <w:fldChar w:fldCharType="separate"/>
@@ -1293,7 +1293,7 @@
         <w:fldChar w:fldCharType="begin"/>
       </w:r>
       <w:r>
-        <w:instrText xml:space="preserve"> HYPERLINK \l _Toc1959390308 </w:instrText>
+        <w:instrText xml:space="preserve"> HYPERLINK \l _Toc971174527 </w:instrText>
       </w:r>
       <w:r>
         <w:fldChar w:fldCharType="separate"/>
@@ -1311,7 +1311,7 @@
         <w:fldChar w:fldCharType="begin"/>
       </w:r>
       <w:r>
-        <w:instrText xml:space="preserve"> PAGEREF _Toc1959390308 \h </w:instrText>
+        <w:instrText xml:space="preserve"> PAGEREF _Toc971174527 \h </w:instrText>
       </w:r>
       <w:r>
         <w:fldChar w:fldCharType="separate"/>
@@ -1337,7 +1337,7 @@
         <w:fldChar w:fldCharType="begin"/>
       </w:r>
       <w:r>
-        <w:instrText xml:space="preserve"> HYPERLINK \l _Toc1958663458 </w:instrText>
+        <w:instrText xml:space="preserve"> HYPERLINK \l _Toc1654558089 </w:instrText>
       </w:r>
       <w:r>
         <w:fldChar w:fldCharType="separate"/>
@@ -1355,7 +1355,7 @@
         <w:fldChar w:fldCharType="begin"/>
       </w:r>
       <w:r>
-        <w:instrText xml:space="preserve"> PAGEREF _Toc1958663458 \h </w:instrText>
+        <w:instrText xml:space="preserve"> PAGEREF _Toc1654558089 \h </w:instrText>
       </w:r>
       <w:r>
         <w:fldChar w:fldCharType="separate"/>
@@ -1381,7 +1381,7 @@
         <w:fldChar w:fldCharType="begin"/>
       </w:r>
       <w:r>
-        <w:instrText xml:space="preserve"> HYPERLINK \l _Toc479913743 </w:instrText>
+        <w:instrText xml:space="preserve"> HYPERLINK \l _Toc392056820 </w:instrText>
       </w:r>
       <w:r>
         <w:fldChar w:fldCharType="separate"/>
@@ -1399,7 +1399,7 @@
         <w:fldChar w:fldCharType="begin"/>
       </w:r>
       <w:r>
-        <w:instrText xml:space="preserve"> PAGEREF _Toc479913743 \h </w:instrText>
+        <w:instrText xml:space="preserve"> PAGEREF _Toc392056820 \h </w:instrText>
       </w:r>
       <w:r>
         <w:fldChar w:fldCharType="separate"/>
@@ -1425,7 +1425,7 @@
         <w:fldChar w:fldCharType="begin"/>
       </w:r>
       <w:r>
-        <w:instrText xml:space="preserve"> HYPERLINK \l _Toc2109184116 </w:instrText>
+        <w:instrText xml:space="preserve"> HYPERLINK \l _Toc819144744 </w:instrText>
       </w:r>
       <w:r>
         <w:fldChar w:fldCharType="separate"/>
@@ -1443,7 +1443,7 @@
         <w:fldChar w:fldCharType="begin"/>
       </w:r>
       <w:r>
-        <w:instrText xml:space="preserve"> PAGEREF _Toc2109184116 \h </w:instrText>
+        <w:instrText xml:space="preserve"> PAGEREF _Toc819144744 \h </w:instrText>
       </w:r>
       <w:r>
         <w:fldChar w:fldCharType="separate"/>
@@ -1469,7 +1469,7 @@
         <w:fldChar w:fldCharType="begin"/>
       </w:r>
       <w:r>
-        <w:instrText xml:space="preserve"> HYPERLINK \l _Toc544876583 </w:instrText>
+        <w:instrText xml:space="preserve"> HYPERLINK \l _Toc1995535138 </w:instrText>
       </w:r>
       <w:r>
         <w:fldChar w:fldCharType="separate"/>
@@ -1487,7 +1487,7 @@
         <w:fldChar w:fldCharType="begin"/>
       </w:r>
       <w:r>
-        <w:instrText xml:space="preserve"> PAGEREF _Toc544876583 \h </w:instrText>
+        <w:instrText xml:space="preserve"> PAGEREF _Toc1995535138 \h </w:instrText>
       </w:r>
       <w:r>
         <w:fldChar w:fldCharType="separate"/>
@@ -1513,7 +1513,7 @@
         <w:fldChar w:fldCharType="begin"/>
       </w:r>
       <w:r>
-        <w:instrText xml:space="preserve"> HYPERLINK \l _Toc870459673 </w:instrText>
+        <w:instrText xml:space="preserve"> HYPERLINK \l _Toc1706949167 </w:instrText>
       </w:r>
       <w:r>
         <w:fldChar w:fldCharType="separate"/>
@@ -1531,7 +1531,7 @@
         <w:fldChar w:fldCharType="begin"/>
       </w:r>
       <w:r>
-        <w:instrText xml:space="preserve"> PAGEREF _Toc870459673 \h </w:instrText>
+        <w:instrText xml:space="preserve"> PAGEREF _Toc1706949167 \h </w:instrText>
       </w:r>
       <w:r>
         <w:fldChar w:fldCharType="separate"/>
@@ -1557,7 +1557,7 @@
         <w:fldChar w:fldCharType="begin"/>
       </w:r>
       <w:r>
-        <w:instrText xml:space="preserve"> HYPERLINK \l _Toc1157120747 </w:instrText>
+        <w:instrText xml:space="preserve"> HYPERLINK \l _Toc460609496 </w:instrText>
       </w:r>
       <w:r>
         <w:fldChar w:fldCharType="separate"/>
@@ -1575,7 +1575,7 @@
         <w:fldChar w:fldCharType="begin"/>
       </w:r>
       <w:r>
-        <w:instrText xml:space="preserve"> PAGEREF _Toc1157120747 \h </w:instrText>
+        <w:instrText xml:space="preserve"> PAGEREF _Toc460609496 \h </w:instrText>
       </w:r>
       <w:r>
         <w:fldChar w:fldCharType="separate"/>
@@ -1601,7 +1601,7 @@
         <w:fldChar w:fldCharType="begin"/>
       </w:r>
       <w:r>
-        <w:instrText xml:space="preserve"> HYPERLINK \l _Toc116487597 </w:instrText>
+        <w:instrText xml:space="preserve"> HYPERLINK \l _Toc1932735484 </w:instrText>
       </w:r>
       <w:r>
         <w:fldChar w:fldCharType="separate"/>
@@ -1619,7 +1619,7 @@
         <w:fldChar w:fldCharType="begin"/>
       </w:r>
       <w:r>
-        <w:instrText xml:space="preserve"> PAGEREF _Toc116487597 \h </w:instrText>
+        <w:instrText xml:space="preserve"> PAGEREF _Toc1932735484 \h </w:instrText>
       </w:r>
       <w:r>
         <w:fldChar w:fldCharType="separate"/>
@@ -1645,7 +1645,7 @@
         <w:fldChar w:fldCharType="begin"/>
       </w:r>
       <w:r>
-        <w:instrText xml:space="preserve"> HYPERLINK \l _Toc1449440362 </w:instrText>
+        <w:instrText xml:space="preserve"> HYPERLINK \l _Toc647635066 </w:instrText>
       </w:r>
       <w:r>
         <w:fldChar w:fldCharType="separate"/>
@@ -1663,7 +1663,7 @@
         <w:fldChar w:fldCharType="begin"/>
       </w:r>
       <w:r>
-        <w:instrText xml:space="preserve"> PAGEREF _Toc1449440362 \h </w:instrText>
+        <w:instrText xml:space="preserve"> PAGEREF _Toc647635066 \h </w:instrText>
       </w:r>
       <w:r>
         <w:fldChar w:fldCharType="separate"/>
@@ -1689,7 +1689,7 @@
         <w:fldChar w:fldCharType="begin"/>
       </w:r>
       <w:r>
-        <w:instrText xml:space="preserve"> HYPERLINK \l _Toc1837156213 </w:instrText>
+        <w:instrText xml:space="preserve"> HYPERLINK \l _Toc1355431266 </w:instrText>
       </w:r>
       <w:r>
         <w:fldChar w:fldCharType="separate"/>
@@ -1707,7 +1707,7 @@
         <w:fldChar w:fldCharType="begin"/>
       </w:r>
       <w:r>
-        <w:instrText xml:space="preserve"> PAGEREF _Toc1837156213 \h </w:instrText>
+        <w:instrText xml:space="preserve"> PAGEREF _Toc1355431266 \h </w:instrText>
       </w:r>
       <w:r>
         <w:fldChar w:fldCharType="separate"/>
@@ -1733,7 +1733,7 @@
         <w:fldChar w:fldCharType="begin"/>
       </w:r>
       <w:r>
-        <w:instrText xml:space="preserve"> HYPERLINK \l _Toc564595325 </w:instrText>
+        <w:instrText xml:space="preserve"> HYPERLINK \l _Toc226760286 </w:instrText>
       </w:r>
       <w:r>
         <w:fldChar w:fldCharType="separate"/>
@@ -1751,7 +1751,7 @@
         <w:fldChar w:fldCharType="begin"/>
       </w:r>
       <w:r>
-        <w:instrText xml:space="preserve"> PAGEREF _Toc564595325 \h </w:instrText>
+        <w:instrText xml:space="preserve"> PAGEREF _Toc226760286 \h </w:instrText>
       </w:r>
       <w:r>
         <w:fldChar w:fldCharType="separate"/>
@@ -1777,7 +1777,7 @@
         <w:fldChar w:fldCharType="begin"/>
       </w:r>
       <w:r>
-        <w:instrText xml:space="preserve"> HYPERLINK \l _Toc1570874829 </w:instrText>
+        <w:instrText xml:space="preserve"> HYPERLINK \l _Toc1524137024 </w:instrText>
       </w:r>
       <w:r>
         <w:fldChar w:fldCharType="separate"/>
@@ -1795,7 +1795,7 @@
         <w:fldChar w:fldCharType="begin"/>
       </w:r>
       <w:r>
-        <w:instrText xml:space="preserve"> PAGEREF _Toc1570874829 \h </w:instrText>
+        <w:instrText xml:space="preserve"> PAGEREF _Toc1524137024 \h </w:instrText>
       </w:r>
       <w:r>
         <w:fldChar w:fldCharType="separate"/>
@@ -1821,7 +1821,7 @@
         <w:fldChar w:fldCharType="begin"/>
       </w:r>
       <w:r>
-        <w:instrText xml:space="preserve"> HYPERLINK \l _Toc529294785 </w:instrText>
+        <w:instrText xml:space="preserve"> HYPERLINK \l _Toc986020952 </w:instrText>
       </w:r>
       <w:r>
         <w:fldChar w:fldCharType="separate"/>
@@ -1839,7 +1839,7 @@
         <w:fldChar w:fldCharType="begin"/>
       </w:r>
       <w:r>
-        <w:instrText xml:space="preserve"> PAGEREF _Toc529294785 \h </w:instrText>
+        <w:instrText xml:space="preserve"> PAGEREF _Toc986020952 \h </w:instrText>
       </w:r>
       <w:r>
         <w:fldChar w:fldCharType="separate"/>
@@ -1865,7 +1865,7 @@
         <w:fldChar w:fldCharType="begin"/>
       </w:r>
       <w:r>
-        <w:instrText xml:space="preserve"> HYPERLINK \l _Toc980185621 </w:instrText>
+        <w:instrText xml:space="preserve"> HYPERLINK \l _Toc2070320012 </w:instrText>
       </w:r>
       <w:r>
         <w:fldChar w:fldCharType="separate"/>
@@ -1883,7 +1883,7 @@
         <w:fldChar w:fldCharType="begin"/>
       </w:r>
       <w:r>
-        <w:instrText xml:space="preserve"> PAGEREF _Toc980185621 \h </w:instrText>
+        <w:instrText xml:space="preserve"> PAGEREF _Toc2070320012 \h </w:instrText>
       </w:r>
       <w:r>
         <w:fldChar w:fldCharType="separate"/>
@@ -1909,7 +1909,7 @@
         <w:fldChar w:fldCharType="begin"/>
       </w:r>
       <w:r>
-        <w:instrText xml:space="preserve"> HYPERLINK \l _Toc632676010 </w:instrText>
+        <w:instrText xml:space="preserve"> HYPERLINK \l _Toc190909343 </w:instrText>
       </w:r>
       <w:r>
         <w:fldChar w:fldCharType="separate"/>
@@ -1927,7 +1927,7 @@
         <w:fldChar w:fldCharType="begin"/>
       </w:r>
       <w:r>
-        <w:instrText xml:space="preserve"> PAGEREF _Toc632676010 \h </w:instrText>
+        <w:instrText xml:space="preserve"> PAGEREF _Toc190909343 \h </w:instrText>
       </w:r>
       <w:r>
         <w:fldChar w:fldCharType="separate"/>
@@ -1953,7 +1953,7 @@
         <w:fldChar w:fldCharType="begin"/>
       </w:r>
       <w:r>
-        <w:instrText xml:space="preserve"> HYPERLINK \l _Toc1194163773 </w:instrText>
+        <w:instrText xml:space="preserve"> HYPERLINK \l _Toc272759183 </w:instrText>
       </w:r>
       <w:r>
         <w:fldChar w:fldCharType="separate"/>
@@ -1971,7 +1971,7 @@
         <w:fldChar w:fldCharType="begin"/>
       </w:r>
       <w:r>
-        <w:instrText xml:space="preserve"> PAGEREF _Toc1194163773 \h </w:instrText>
+        <w:instrText xml:space="preserve"> PAGEREF _Toc272759183 \h </w:instrText>
       </w:r>
       <w:r>
         <w:fldChar w:fldCharType="separate"/>
@@ -1997,7 +1997,7 @@
         <w:fldChar w:fldCharType="begin"/>
       </w:r>
       <w:r>
-        <w:instrText xml:space="preserve"> HYPERLINK \l _Toc2075851596 </w:instrText>
+        <w:instrText xml:space="preserve"> HYPERLINK \l _Toc1533485983 </w:instrText>
       </w:r>
       <w:r>
         <w:fldChar w:fldCharType="separate"/>
@@ -2015,7 +2015,7 @@
         <w:fldChar w:fldCharType="begin"/>
       </w:r>
       <w:r>
-        <w:instrText xml:space="preserve"> PAGEREF _Toc2075851596 \h </w:instrText>
+        <w:instrText xml:space="preserve"> PAGEREF _Toc1533485983 \h </w:instrText>
       </w:r>
       <w:r>
         <w:fldChar w:fldCharType="separate"/>
@@ -2041,7 +2041,7 @@
         <w:fldChar w:fldCharType="begin"/>
       </w:r>
       <w:r>
-        <w:instrText xml:space="preserve"> HYPERLINK \l _Toc818444810 </w:instrText>
+        <w:instrText xml:space="preserve"> HYPERLINK \l _Toc1347668634 </w:instrText>
       </w:r>
       <w:r>
         <w:fldChar w:fldCharType="separate"/>
@@ -2059,7 +2059,7 @@
         <w:fldChar w:fldCharType="begin"/>
       </w:r>
       <w:r>
-        <w:instrText xml:space="preserve"> PAGEREF _Toc818444810 \h </w:instrText>
+        <w:instrText xml:space="preserve"> PAGEREF _Toc1347668634 \h </w:instrText>
       </w:r>
       <w:r>
         <w:fldChar w:fldCharType="separate"/>
@@ -2095,7 +2095,7 @@
       <w:pPr>
         <w:pStyle w:val="2"/>
       </w:pPr>
-      <w:bookmarkStart w:id="0" w:name="_Toc742610769"/>
+      <w:bookmarkStart w:id="0" w:name="_Toc1618957770"/>
       <w:r>
         <w:rPr>
           <w:rFonts w:ascii="黑体" w:hAnsi="黑体" w:eastAsia="黑体" w:cs="黑体"/>
@@ -2111,7 +2111,7 @@
       <w:pPr>
         <w:pStyle w:val="3"/>
       </w:pPr>
-      <w:bookmarkStart w:id="1" w:name="_Toc2031721866"/>
+      <w:bookmarkStart w:id="1" w:name="_Toc1205432900"/>
       <w:r>
         <w:rPr>
           <w:rFonts w:ascii="黑体" w:hAnsi="黑体" w:eastAsia="黑体" w:cs="黑体"/>
@@ -2145,7 +2145,7 @@
       <w:pPr>
         <w:pStyle w:val="3"/>
       </w:pPr>
-      <w:bookmarkStart w:id="2" w:name="_Toc11930915"/>
+      <w:bookmarkStart w:id="2" w:name="_Toc350024502"/>
       <w:r>
         <w:rPr>
           <w:rFonts w:ascii="黑体" w:hAnsi="黑体" w:eastAsia="黑体" w:cs="黑体"/>
@@ -2206,7 +2206,7 @@
       <w:pPr>
         <w:pStyle w:val="3"/>
       </w:pPr>
-      <w:bookmarkStart w:id="3" w:name="_Toc806909234"/>
+      <w:bookmarkStart w:id="3" w:name="_Toc904095981"/>
       <w:r>
         <w:rPr>
           <w:rFonts w:ascii="黑体" w:hAnsi="黑体" w:eastAsia="黑体" w:cs="黑体"/>
@@ -2270,7 +2270,7 @@
       <w:pPr>
         <w:pStyle w:val="2"/>
       </w:pPr>
-      <w:bookmarkStart w:id="4" w:name="_Toc364265033"/>
+      <w:bookmarkStart w:id="4" w:name="_Toc1694350142"/>
       <w:r>
         <w:rPr>
           <w:rFonts w:ascii="黑体" w:hAnsi="黑体" w:eastAsia="黑体" w:cs="黑体"/>
@@ -2286,7 +2286,7 @@
       <w:pPr>
         <w:pStyle w:val="3"/>
       </w:pPr>
-      <w:bookmarkStart w:id="5" w:name="_Toc1874015681"/>
+      <w:bookmarkStart w:id="5" w:name="_Toc1309677374"/>
       <w:r>
         <w:rPr>
           <w:rFonts w:ascii="黑体" w:hAnsi="黑体" w:eastAsia="黑体" w:cs="黑体"/>
@@ -2771,7 +2771,7 @@
       <w:pPr>
         <w:pStyle w:val="3"/>
       </w:pPr>
-      <w:bookmarkStart w:id="7" w:name="_Toc1586383665"/>
+      <w:bookmarkStart w:id="7" w:name="_Toc40243068"/>
       <w:r>
         <w:rPr>
           <w:rFonts w:ascii="黑体" w:hAnsi="黑体" w:eastAsia="黑体" w:cs="黑体"/>
@@ -2860,7 +2860,7 @@
       <w:pPr>
         <w:pStyle w:val="3"/>
       </w:pPr>
-      <w:bookmarkStart w:id="8" w:name="_Toc1340780150"/>
+      <w:bookmarkStart w:id="8" w:name="_Toc2055378718"/>
       <w:r>
         <w:rPr>
           <w:rFonts w:ascii="黑体" w:hAnsi="黑体" w:eastAsia="黑体" w:cs="黑体"/>
@@ -3682,7 +3682,7 @@
       <w:pPr>
         <w:pStyle w:val="3"/>
       </w:pPr>
-      <w:bookmarkStart w:id="9" w:name="_Toc946073079"/>
+      <w:bookmarkStart w:id="9" w:name="_Toc328167784"/>
       <w:r>
         <w:rPr>
           <w:rFonts w:ascii="黑体" w:hAnsi="黑体" w:eastAsia="黑体" w:cs="黑体"/>
@@ -3744,7 +3744,7 @@
       <w:pPr>
         <w:pStyle w:val="3"/>
       </w:pPr>
-      <w:bookmarkStart w:id="10" w:name="_Toc681316365"/>
+      <w:bookmarkStart w:id="10" w:name="_Toc777940192"/>
       <w:r>
         <w:rPr>
           <w:rFonts w:ascii="黑体" w:hAnsi="黑体" w:eastAsia="黑体" w:cs="黑体"/>
@@ -3847,7 +3847,7 @@
       <w:pPr>
         <w:pStyle w:val="3"/>
       </w:pPr>
-      <w:bookmarkStart w:id="11" w:name="_Toc501340751"/>
+      <w:bookmarkStart w:id="11" w:name="_Toc960364008"/>
       <w:r>
         <w:rPr>
           <w:rFonts w:ascii="黑体" w:hAnsi="黑体" w:eastAsia="黑体" w:cs="黑体"/>
@@ -3890,7 +3890,7 @@
       <w:pPr>
         <w:pStyle w:val="2"/>
       </w:pPr>
-      <w:bookmarkStart w:id="12" w:name="_Toc1455654876"/>
+      <w:bookmarkStart w:id="12" w:name="_Toc350791604"/>
       <w:r>
         <w:rPr>
           <w:rFonts w:ascii="黑体" w:hAnsi="黑体" w:eastAsia="黑体" w:cs="黑体"/>
@@ -3906,7 +3906,7 @@
       <w:pPr>
         <w:pStyle w:val="3"/>
       </w:pPr>
-      <w:bookmarkStart w:id="13" w:name="_Toc1057794308"/>
+      <w:bookmarkStart w:id="13" w:name="_Toc911877413"/>
       <w:r>
         <w:rPr>
           <w:rFonts w:ascii="黑体" w:hAnsi="黑体" w:eastAsia="黑体" w:cs="黑体"/>
@@ -3961,7 +3961,7 @@
       <w:pPr>
         <w:pStyle w:val="3"/>
       </w:pPr>
-      <w:bookmarkStart w:id="14" w:name="_Toc1479304690"/>
+      <w:bookmarkStart w:id="14" w:name="_Toc1480375299"/>
       <w:r>
         <w:rPr>
           <w:rFonts w:ascii="黑体" w:hAnsi="黑体" w:eastAsia="黑体" w:cs="黑体"/>
@@ -3986,7 +3986,7 @@
       <w:pPr>
         <w:pStyle w:val="3"/>
       </w:pPr>
-      <w:bookmarkStart w:id="15" w:name="_Toc1255743511"/>
+      <w:bookmarkStart w:id="15" w:name="_Toc2069599798"/>
       <w:r>
         <w:rPr>
           <w:rFonts w:ascii="黑体" w:hAnsi="黑体" w:eastAsia="黑体" w:cs="黑体"/>
@@ -4011,7 +4011,7 @@
       <w:pPr>
         <w:pStyle w:val="3"/>
       </w:pPr>
-      <w:bookmarkStart w:id="16" w:name="_Toc1959390308"/>
+      <w:bookmarkStart w:id="16" w:name="_Toc971174527"/>
       <w:r>
         <w:rPr>
           <w:rFonts w:ascii="黑体" w:hAnsi="黑体" w:eastAsia="黑体" w:cs="黑体"/>
@@ -4036,7 +4036,7 @@
       <w:pPr>
         <w:pStyle w:val="3"/>
       </w:pPr>
-      <w:bookmarkStart w:id="17" w:name="_Toc1958663458"/>
+      <w:bookmarkStart w:id="17" w:name="_Toc1654558089"/>
       <w:r>
         <w:rPr>
           <w:rFonts w:ascii="黑体" w:hAnsi="黑体" w:eastAsia="黑体" w:cs="黑体"/>
@@ -4186,7 +4186,7 @@
       <w:pPr>
         <w:pStyle w:val="2"/>
       </w:pPr>
-      <w:bookmarkStart w:id="19" w:name="_Toc479913743"/>
+      <w:bookmarkStart w:id="19" w:name="_Toc392056820"/>
       <w:r>
         <w:rPr>
           <w:rFonts w:ascii="黑体" w:hAnsi="黑体" w:eastAsia="黑体" w:cs="黑体"/>
@@ -4202,7 +4202,7 @@
       <w:pPr>
         <w:pStyle w:val="3"/>
       </w:pPr>
-      <w:bookmarkStart w:id="20" w:name="_Toc2109184116"/>
+      <w:bookmarkStart w:id="20" w:name="_Toc819144744"/>
       <w:r>
         <w:rPr>
           <w:rFonts w:ascii="黑体" w:hAnsi="黑体" w:eastAsia="黑体" w:cs="黑体"/>
@@ -4285,7 +4285,7 @@
         <w:jc w:val="both"/>
       </w:pPr>
       <w:r>
-        <w:t>为使后续实验具有统一含义，本文先给出基本符号。设任务输入为 x∼𝒟，学生策略为 πθ，冻结教师策略为 πφ，学生生成的响应序列为 y=(y₁,…,y_T)。第 t 个位置以前的学生前缀记为 y&lt;t，m_t∈{0,1} 表示该位置是否属于需要接受监督的 assistant 或 function-call 区域。</w:t>
+        <w:t>为使后续实验具有统一含义，本文先给出基本符号。任务输入来自既定的数据分布，学生策略负责生成响应序列，冻结的教师策略在相同学生前缀上给出条件分布。序列中的监督位置由二值掩码确定，具体符号和关系见下式。</w:t>
       </w:r>
     </w:p>
     <w:p>
@@ -4580,7 +4580,7 @@
         <w:jc w:val="center"/>
       </w:pPr>
       <w:r>
-        <w:t>在监督方式 g 和散度 D 给定时，本文采用统一的在线策略蒸馏目标：</w:t>
+        <w:t>在监督信息粒度和散度类型给定时，本文采用统一的在线策略蒸馏目标：</w:t>
       </w:r>
     </w:p>
     <w:p>
@@ -4972,7 +4972,7 @@
         <w:jc w:val="center"/>
       </w:pPr>
       <w:r>
-        <w:t>其中，Cg 表示全词表保留、Top-K 截断或 K1 随机估计所对应的监督算子。学生生成分布 πθ 决定教师看到什么状态，D 决定教师知识以何种偏好转化为梯度，Cg 则决定每个位置实际保留多少教师信息。学生只在 LoRA 参数空间 ΘLoRA 内更新，因此总体优化问题可写为：</w:t>
+        <w:t>式中的监督算子分别对应全词表保留、Top-K 截断和 K1 随机估计。学生生成分布决定教师看到什么状态，散度函数决定教师知识以何种偏好转化为梯度，监督算子则决定每个位置实际保留多少教师信息。学生只在 LoRA 参数子空间内更新，因此总体优化问题可写为：</w:t>
       </w:r>
     </w:p>
     <w:p>
@@ -5222,7 +5222,7 @@
       <w:pPr>
         <w:pStyle w:val="3"/>
       </w:pPr>
-      <w:bookmarkStart w:id="22" w:name="_Toc544876583"/>
+      <w:bookmarkStart w:id="22" w:name="_Toc1995535138"/>
       <w:r>
         <w:rPr>
           <w:rFonts w:ascii="黑体" w:hAnsi="黑体" w:eastAsia="黑体" w:cs="黑体"/>
@@ -5240,7 +5240,7 @@
         <w:jc w:val="both"/>
       </w:pPr>
       <w:r>
-        <w:t>本文选择 Qwen3-0.6B 作为学生模型、Qwen3-4B 作为教师模型。二者属于同一模型家族，便于统一 tokenizer、特殊 token、消息模板和函数调用格式；教师参数始终冻结，学生仅更新低秩适配参数。对任一线性层的基础权重 W0，LoRA 更新写为：</w:t>
+        <w:t>本文选择 Qwen3-0.6B 作为学生模型、Qwen3-4B 作为教师模型。二者属于同一模型家族，便于统一 tokenizer、特殊 token、消息模板和函数调用格式；教师参数始终冻结，学生仅更新低秩适配参数。对任一线性层的基础权重，LoRA 更新写为：</w:t>
       </w:r>
     </w:p>
     <w:p>
@@ -5309,7 +5309,7 @@
         <w:jc w:val="center"/>
       </w:pPr>
       <w:r>
-        <w:t>式中，A 和 B 为两个可训练的低秩矩阵，A 的形状为 r × d_in，B 的形状为 d_out × r，秩 r 远小于输入维度和输出维度。该参数化减少了显存占用，也使不同散度和监督粒度能够共享同一学生初始化与优化器设置[19]。模型家族及模板约定以 Qwen3 技术报告为依据[16]。</w:t>
+        <w:t>式中的两个可训练矩阵均为低秩矩阵；前者的行数等于低秩维度，后者的列数等于低秩维度，且该维度远小于原线性层的输入、输出维度。该参数化减少了显存占用，也使不同散度和监督粒度能够共享同一学生初始化与优化器设置[19]。模型家族及模板约定以 Qwen3 技术报告为依据[16]。</w:t>
       </w:r>
     </w:p>
     <w:p>
@@ -5377,7 +5377,7 @@
         <w:jc w:val="both"/>
       </w:pPr>
       <w:r>
-        <w:t>其中，u 表示用户请求，S 表示工具 schema，h 表示已有对话与工具返回。训练集、验证集和测试集分别记为 D_tr、D_val 和 D_te，并满足以下互斥关系：</w:t>
+        <w:t>上式依次将用户请求、工具 schema、已有对话与工具返回作为模板输入。训练集、验证集和测试集采用独立划分，并满足以下互斥关系：</w:t>
       </w:r>
     </w:p>
     <w:p>
@@ -5550,7 +5550,7 @@
       <w:pPr>
         <w:pStyle w:val="3"/>
       </w:pPr>
-      <w:bookmarkStart w:id="23" w:name="_Toc870459673"/>
+      <w:bookmarkStart w:id="23" w:name="_Toc1706949167"/>
       <w:r>
         <w:rPr>
           <w:rFonts w:ascii="黑体" w:hAnsi="黑体" w:eastAsia="黑体" w:cs="黑体"/>
@@ -5624,472 +5624,451 @@
         <w:jc w:val="both"/>
       </w:pPr>
       <w:r>
-        <w:t>对每个输入 x，学生按照固定温度 τ、最大长度和停止条件进行 rollout。若学生在第 t 步的未归一化输出为 zθ,t(v)，则实际采样策略为：</w:t>
-      </w:r>
-    </w:p>
-    <w:p>
-      <w:pPr>
-        <w:ind w:firstLine="420"/>
-        <w:jc w:val="center"/>
+        <w:t>对每个输入，学生按照固定温度、最大长度和停止条件进行 rollout。将当前生成位置的未归一化输出经过温度缩放后，实际采样策略写为：</w:t>
+      </w:r>
+    </w:p>
+    <w:p>
+      <w:pPr>
+        <w:ind w:firstLine="420"/>
+        <w:jc w:val="left"/>
       </w:pPr>
       <m:oMathPara>
         <m:oMath>
-          <m:m>
-            <m:mPr>
-              <m:mcs>
-                <m:mc>
-                  <m:mcPr>
-                    <m:count m:val="1"/>
-                    <m:mcJc m:val="right"/>
-                  </m:mcPr>
-                </m:mc>
-              </m:mcs>
-              <m:plcHide m:val="1"/>
-            </m:mPr>
-            <m:mr>
-              <m:e>
-                <m:sSub>
-                  <m:sSubPr/>
-                  <m:e>
-                    <m:r>
-                      <m:rPr/>
-                      <m:t>π</m:t>
-                    </m:r>
-                  </m:e>
-                  <m:sub>
-                    <m:r>
-                      <m:rPr/>
-                      <m:t>θ</m:t>
-                    </m:r>
-                    <m:r>
-                      <m:rPr>
-                        <m:sty m:val="p"/>
-                      </m:rPr>
-                      <m:t>,</m:t>
-                    </m:r>
-                    <m:r>
-                      <m:rPr/>
-                      <m:t>τ</m:t>
-                    </m:r>
-                  </m:sub>
-                </m:sSub>
-                <m:r>
-                  <m:rPr>
-                    <m:sty m:val="p"/>
-                  </m:rPr>
-                  <m:t>(</m:t>
-                </m:r>
-                <m:r>
-                  <m:rPr/>
-                  <m:t>v</m:t>
-                </m:r>
-                <m:r>
-                  <m:rPr>
-                    <m:sty m:val="p"/>
-                  </m:rPr>
-                  <m:t>∣</m:t>
-                </m:r>
-                <m:r>
-                  <m:rPr/>
-                  <m:t>x</m:t>
-                </m:r>
-                <m:r>
-                  <m:rPr>
-                    <m:sty m:val="p"/>
-                  </m:rPr>
-                  <m:t>,</m:t>
-                </m:r>
-                <m:sSub>
-                  <m:sSubPr/>
-                  <m:e>
-                    <m:r>
-                      <m:rPr/>
-                      <m:t>y</m:t>
-                    </m:r>
-                  </m:e>
-                  <m:sub>
-                    <m:r>
-                      <m:rPr>
-                        <m:sty m:val="p"/>
-                      </m:rPr>
-                      <m:t>&lt;</m:t>
-                    </m:r>
-                    <m:r>
-                      <m:rPr/>
-                      <m:t>t</m:t>
-                    </m:r>
-                  </m:sub>
-                </m:sSub>
-                <m:r>
-                  <m:rPr>
-                    <m:sty m:val="p"/>
-                  </m:rPr>
-                  <m:t>)=</m:t>
-                </m:r>
-                <m:f>
-                  <m:fPr/>
-                  <m:num>
-                    <m:r>
-                      <m:rPr>
-                        <m:sty m:val="p"/>
-                      </m:rPr>
-                      <m:t>exp</m:t>
-                    </m:r>
-                    <m:r>
-                      <m:rPr/>
-                      <m:t>​</m:t>
-                    </m:r>
-                    <m:d>
-                      <m:dPr>
-                        <m:sepChr m:val=""/>
-                      </m:dPr>
-                      <m:e>
-                        <m:sSub>
-                          <m:sSubPr/>
-                          <m:e>
-                            <m:r>
-                              <m:rPr/>
-                              <m:t>z</m:t>
-                            </m:r>
-                          </m:e>
-                          <m:sub>
-                            <m:r>
-                              <m:rPr/>
-                              <m:t>θ</m:t>
-                            </m:r>
-                            <m:r>
-                              <m:rPr>
-                                <m:sty m:val="p"/>
-                              </m:rPr>
-                              <m:t>,</m:t>
-                            </m:r>
-                            <m:r>
-                              <m:rPr/>
-                              <m:t>t</m:t>
-                            </m:r>
-                          </m:sub>
-                        </m:sSub>
-                        <m:r>
-                          <m:rPr>
-                            <m:sty m:val="p"/>
-                          </m:rPr>
-                          <m:t>(</m:t>
-                        </m:r>
-                        <m:r>
-                          <m:rPr/>
-                          <m:t>v</m:t>
-                        </m:r>
-                        <m:r>
-                          <m:rPr>
-                            <m:sty m:val="p"/>
-                          </m:rPr>
-                          <m:t>)/</m:t>
-                        </m:r>
-                        <m:r>
-                          <m:rPr/>
-                          <m:t>τ</m:t>
-                        </m:r>
-                      </m:e>
-                    </m:d>
-                  </m:num>
-                  <m:den>
-                    <m:nary>
-                      <m:naryPr>
-                        <m:chr m:val="∑"/>
-                        <m:limLoc m:val="undOvr"/>
-                        <m:supHide m:val="1"/>
-                      </m:naryPr>
-                      <m:sub>
-                        <m:r>
-                          <m:rPr/>
-                          <m:t>u</m:t>
-                        </m:r>
-                        <m:r>
-                          <m:rPr>
-                            <m:sty m:val="p"/>
-                          </m:rPr>
-                          <m:t>∈</m:t>
-                        </m:r>
-                        <m:r>
-                          <m:rPr>
-                            <m:sty m:val="p"/>
-                            <m:scr m:val="script"/>
-                          </m:rPr>
-                          <m:t>V</m:t>
-                        </m:r>
-                      </m:sub>
-                      <m:sup>
-                        <m:r>
-                          <m:rPr/>
-                          <m:t>​</m:t>
-                        </m:r>
-                      </m:sup>
-                      <m:e>
-                        <m:r>
-                          <m:rPr>
-                            <m:sty m:val="p"/>
-                          </m:rPr>
-                          <m:t>exp</m:t>
-                        </m:r>
-                      </m:e>
-                    </m:nary>
-                    <m:r>
-                      <m:rPr/>
-                      <m:t>​</m:t>
-                    </m:r>
-                    <m:d>
-                      <m:dPr>
-                        <m:sepChr m:val=""/>
-                      </m:dPr>
-                      <m:e>
-                        <m:sSub>
-                          <m:sSubPr/>
-                          <m:e>
-                            <m:r>
-                              <m:rPr/>
-                              <m:t>z</m:t>
-                            </m:r>
-                          </m:e>
-                          <m:sub>
-                            <m:r>
-                              <m:rPr/>
-                              <m:t>θ</m:t>
-                            </m:r>
-                            <m:r>
-                              <m:rPr>
-                                <m:sty m:val="p"/>
-                              </m:rPr>
-                              <m:t>,</m:t>
-                            </m:r>
-                            <m:r>
-                              <m:rPr/>
-                              <m:t>t</m:t>
-                            </m:r>
-                          </m:sub>
-                        </m:sSub>
-                        <m:r>
-                          <m:rPr>
-                            <m:sty m:val="p"/>
-                          </m:rPr>
-                          <m:t>(</m:t>
-                        </m:r>
-                        <m:r>
-                          <m:rPr/>
-                          <m:t>u</m:t>
-                        </m:r>
-                        <m:r>
-                          <m:rPr>
-                            <m:sty m:val="p"/>
-                          </m:rPr>
-                          <m:t>)/</m:t>
-                        </m:r>
-                        <m:r>
-                          <m:rPr/>
-                          <m:t>τ</m:t>
-                        </m:r>
-                      </m:e>
-                    </m:d>
-                  </m:den>
-                </m:f>
-                <m:r>
-                  <m:rPr>
-                    <m:sty m:val="p"/>
-                  </m:rPr>
-                  <m:t>,</m:t>
-                </m:r>
-              </m:e>
-            </m:mr>
-            <m:mr>
-              <m:e>
-                <m:sSub>
-                  <m:sSubPr/>
-                  <m:e>
-                    <m:r>
-                      <m:rPr/>
-                      <m:t>π</m:t>
-                    </m:r>
-                  </m:e>
-                  <m:sub>
-                    <m:r>
-                      <m:rPr/>
-                      <m:t>θ</m:t>
-                    </m:r>
-                    <m:r>
-                      <m:rPr>
-                        <m:sty m:val="p"/>
-                      </m:rPr>
-                      <m:t>,</m:t>
-                    </m:r>
-                    <m:r>
-                      <m:rPr/>
-                      <m:t>τ</m:t>
-                    </m:r>
-                  </m:sub>
-                </m:sSub>
-                <m:r>
-                  <m:rPr>
-                    <m:sty m:val="p"/>
-                  </m:rPr>
-                  <m:t>(</m:t>
-                </m:r>
-                <m:r>
-                  <m:rPr/>
-                  <m:t>y</m:t>
-                </m:r>
-                <m:r>
-                  <m:rPr>
-                    <m:sty m:val="p"/>
-                  </m:rPr>
-                  <m:t>∣</m:t>
-                </m:r>
-                <m:r>
-                  <m:rPr/>
-                  <m:t>x</m:t>
-                </m:r>
-                <m:r>
-                  <m:rPr>
-                    <m:sty m:val="p"/>
-                  </m:rPr>
-                  <m:t>)=</m:t>
-                </m:r>
-                <m:nary>
-                  <m:naryPr>
-                    <m:chr m:val="∏"/>
-                    <m:limLoc m:val="undOvr"/>
-                  </m:naryPr>
-                  <m:sub>
-                    <m:r>
-                      <m:rPr/>
-                      <m:t>t</m:t>
-                    </m:r>
-                    <m:r>
-                      <m:rPr>
-                        <m:sty m:val="p"/>
-                      </m:rPr>
-                      <m:t>=</m:t>
-                    </m:r>
-                    <m:r>
-                      <m:rPr/>
-                      <m:t>1</m:t>
-                    </m:r>
-                  </m:sub>
-                  <m:sup>
-                    <m:r>
-                      <m:rPr/>
-                      <m:t>T</m:t>
-                    </m:r>
-                  </m:sup>
-                  <m:e>
-                    <m:sSub>
-                      <m:sSubPr/>
-                      <m:e>
-                        <m:r>
-                          <m:rPr/>
-                          <m:t>π</m:t>
-                        </m:r>
-                      </m:e>
-                      <m:sub>
-                        <m:r>
-                          <m:rPr/>
-                          <m:t>θ</m:t>
-                        </m:r>
-                        <m:r>
-                          <m:rPr>
-                            <m:sty m:val="p"/>
-                          </m:rPr>
-                          <m:t>,</m:t>
-                        </m:r>
-                        <m:r>
-                          <m:rPr/>
-                          <m:t>τ</m:t>
-                        </m:r>
-                      </m:sub>
-                    </m:sSub>
-                  </m:e>
-                </m:nary>
-                <m:r>
-                  <m:rPr>
-                    <m:sty m:val="p"/>
-                  </m:rPr>
-                  <m:t>(</m:t>
-                </m:r>
-                <m:sSub>
-                  <m:sSubPr/>
-                  <m:e>
-                    <m:r>
-                      <m:rPr/>
-                      <m:t>y</m:t>
-                    </m:r>
-                  </m:e>
-                  <m:sub>
-                    <m:r>
-                      <m:rPr/>
-                      <m:t>t</m:t>
-                    </m:r>
-                  </m:sub>
-                </m:sSub>
-                <m:r>
-                  <m:rPr>
-                    <m:sty m:val="p"/>
-                  </m:rPr>
-                  <m:t>∣</m:t>
-                </m:r>
-                <m:r>
-                  <m:rPr/>
-                  <m:t>x</m:t>
-                </m:r>
-                <m:r>
-                  <m:rPr>
-                    <m:sty m:val="p"/>
-                  </m:rPr>
-                  <m:t>,</m:t>
-                </m:r>
-                <m:sSub>
-                  <m:sSubPr/>
-                  <m:e>
-                    <m:r>
-                      <m:rPr/>
-                      <m:t>y</m:t>
-                    </m:r>
-                  </m:e>
-                  <m:sub>
-                    <m:r>
-                      <m:rPr>
-                        <m:sty m:val="p"/>
-                      </m:rPr>
-                      <m:t>&lt;</m:t>
-                    </m:r>
-                    <m:r>
-                      <m:rPr/>
-                      <m:t>t</m:t>
-                    </m:r>
-                  </m:sub>
-                </m:sSub>
-                <m:r>
-                  <m:rPr>
-                    <m:sty m:val="p"/>
-                  </m:rPr>
-                  <m:t>)</m:t>
-                </m:r>
-              </m:e>
-            </m:mr>
-          </m:m>
+          <m:sSub>
+            <m:sSubPr/>
+            <m:e>
+              <m:r>
+                <m:rPr/>
+                <m:t>π</m:t>
+              </m:r>
+            </m:e>
+            <m:sub>
+              <m:r>
+                <m:rPr/>
+                <m:t>θ</m:t>
+              </m:r>
+              <m:r>
+                <m:rPr>
+                  <m:sty m:val="p"/>
+                </m:rPr>
+                <m:t>,</m:t>
+              </m:r>
+              <m:r>
+                <m:rPr/>
+                <m:t>τ</m:t>
+              </m:r>
+            </m:sub>
+          </m:sSub>
+          <m:r>
+            <m:rPr>
+              <m:sty m:val="p"/>
+            </m:rPr>
+            <m:t>(</m:t>
+          </m:r>
+          <m:r>
+            <m:rPr/>
+            <m:t>v</m:t>
+          </m:r>
+          <m:r>
+            <m:rPr>
+              <m:sty m:val="p"/>
+            </m:rPr>
+            <m:t>∣</m:t>
+          </m:r>
+          <m:r>
+            <m:rPr/>
+            <m:t>x</m:t>
+          </m:r>
+          <m:r>
+            <m:rPr>
+              <m:sty m:val="p"/>
+            </m:rPr>
+            <m:t>,</m:t>
+          </m:r>
+          <m:sSub>
+            <m:sSubPr/>
+            <m:e>
+              <m:r>
+                <m:rPr/>
+                <m:t>y</m:t>
+              </m:r>
+            </m:e>
+            <m:sub>
+              <m:r>
+                <m:rPr>
+                  <m:sty m:val="p"/>
+                </m:rPr>
+                <m:t>&lt;</m:t>
+              </m:r>
+              <m:r>
+                <m:rPr/>
+                <m:t>t</m:t>
+              </m:r>
+            </m:sub>
+          </m:sSub>
+          <m:r>
+            <m:rPr>
+              <m:sty m:val="p"/>
+            </m:rPr>
+            <m:t>)=</m:t>
+          </m:r>
+          <m:f>
+            <m:fPr/>
+            <m:num>
+              <m:r>
+                <m:rPr>
+                  <m:sty m:val="p"/>
+                </m:rPr>
+                <m:t>exp</m:t>
+              </m:r>
+              <m:r>
+                <m:rPr/>
+                <m:t>​</m:t>
+              </m:r>
+              <m:d>
+                <m:dPr>
+                  <m:sepChr m:val=""/>
+                </m:dPr>
+                <m:e>
+                  <m:sSub>
+                    <m:sSubPr/>
+                    <m:e>
+                      <m:r>
+                        <m:rPr/>
+                        <m:t>z</m:t>
+                      </m:r>
+                    </m:e>
+                    <m:sub>
+                      <m:r>
+                        <m:rPr/>
+                        <m:t>θ</m:t>
+                      </m:r>
+                      <m:r>
+                        <m:rPr>
+                          <m:sty m:val="p"/>
+                        </m:rPr>
+                        <m:t>,</m:t>
+                      </m:r>
+                      <m:r>
+                        <m:rPr/>
+                        <m:t>t</m:t>
+                      </m:r>
+                    </m:sub>
+                  </m:sSub>
+                  <m:r>
+                    <m:rPr>
+                      <m:sty m:val="p"/>
+                    </m:rPr>
+                    <m:t>(</m:t>
+                  </m:r>
+                  <m:r>
+                    <m:rPr/>
+                    <m:t>v</m:t>
+                  </m:r>
+                  <m:r>
+                    <m:rPr>
+                      <m:sty m:val="p"/>
+                    </m:rPr>
+                    <m:t>)/</m:t>
+                  </m:r>
+                  <m:r>
+                    <m:rPr/>
+                    <m:t>τ</m:t>
+                  </m:r>
+                </m:e>
+              </m:d>
+            </m:num>
+            <m:den>
+              <m:nary>
+                <m:naryPr>
+                  <m:chr m:val="∑"/>
+                  <m:limLoc m:val="undOvr"/>
+                  <m:supHide m:val="1"/>
+                </m:naryPr>
+                <m:sub>
+                  <m:r>
+                    <m:rPr/>
+                    <m:t>u</m:t>
+                  </m:r>
+                  <m:r>
+                    <m:rPr>
+                      <m:sty m:val="p"/>
+                    </m:rPr>
+                    <m:t>∈</m:t>
+                  </m:r>
+                  <m:r>
+                    <m:rPr>
+                      <m:sty m:val="p"/>
+                      <m:scr m:val="script"/>
+                    </m:rPr>
+                    <m:t>V</m:t>
+                  </m:r>
+                </m:sub>
+                <m:sup>
+                  <m:r>
+                    <m:rPr/>
+                    <m:t>​</m:t>
+                  </m:r>
+                </m:sup>
+                <m:e>
+                  <m:r>
+                    <m:rPr>
+                      <m:sty m:val="p"/>
+                    </m:rPr>
+                    <m:t>exp</m:t>
+                  </m:r>
+                </m:e>
+              </m:nary>
+              <m:r>
+                <m:rPr/>
+                <m:t>​</m:t>
+              </m:r>
+              <m:d>
+                <m:dPr>
+                  <m:sepChr m:val=""/>
+                </m:dPr>
+                <m:e>
+                  <m:sSub>
+                    <m:sSubPr/>
+                    <m:e>
+                      <m:r>
+                        <m:rPr/>
+                        <m:t>z</m:t>
+                      </m:r>
+                    </m:e>
+                    <m:sub>
+                      <m:r>
+                        <m:rPr/>
+                        <m:t>θ</m:t>
+                      </m:r>
+                      <m:r>
+                        <m:rPr>
+                          <m:sty m:val="p"/>
+                        </m:rPr>
+                        <m:t>,</m:t>
+                      </m:r>
+                      <m:r>
+                        <m:rPr/>
+                        <m:t>t</m:t>
+                      </m:r>
+                    </m:sub>
+                  </m:sSub>
+                  <m:r>
+                    <m:rPr>
+                      <m:sty m:val="p"/>
+                    </m:rPr>
+                    <m:t>(</m:t>
+                  </m:r>
+                  <m:r>
+                    <m:rPr/>
+                    <m:t>u</m:t>
+                  </m:r>
+                  <m:r>
+                    <m:rPr>
+                      <m:sty m:val="p"/>
+                    </m:rPr>
+                    <m:t>)/</m:t>
+                  </m:r>
+                  <m:r>
+                    <m:rPr/>
+                    <m:t>τ</m:t>
+                  </m:r>
+                </m:e>
+              </m:d>
+            </m:den>
+          </m:f>
+          <m:r>
+            <m:rPr>
+              <m:sty m:val="p"/>
+            </m:rPr>
+            <m:t>,</m:t>
+          </m:r>
+          <m:sSub>
+            <m:sSubPr/>
+            <m:e>
+              <m:r>
+                <m:rPr/>
+                <m:t>π</m:t>
+              </m:r>
+            </m:e>
+            <m:sub>
+              <m:r>
+                <m:rPr/>
+                <m:t>θ</m:t>
+              </m:r>
+              <m:r>
+                <m:rPr>
+                  <m:sty m:val="p"/>
+                </m:rPr>
+                <m:t>,</m:t>
+              </m:r>
+              <m:r>
+                <m:rPr/>
+                <m:t>τ</m:t>
+              </m:r>
+            </m:sub>
+          </m:sSub>
+          <m:r>
+            <m:rPr>
+              <m:sty m:val="p"/>
+            </m:rPr>
+            <m:t>(</m:t>
+          </m:r>
+          <m:r>
+            <m:rPr/>
+            <m:t>y</m:t>
+          </m:r>
+          <m:r>
+            <m:rPr>
+              <m:sty m:val="p"/>
+            </m:rPr>
+            <m:t>∣</m:t>
+          </m:r>
+          <m:r>
+            <m:rPr/>
+            <m:t>x</m:t>
+          </m:r>
+          <m:r>
+            <m:rPr>
+              <m:sty m:val="p"/>
+            </m:rPr>
+            <m:t>)=</m:t>
+          </m:r>
+          <m:nary>
+            <m:naryPr>
+              <m:chr m:val="∏"/>
+              <m:limLoc m:val="undOvr"/>
+            </m:naryPr>
+            <m:sub>
+              <m:r>
+                <m:rPr/>
+                <m:t>t</m:t>
+              </m:r>
+              <m:r>
+                <m:rPr>
+                  <m:sty m:val="p"/>
+                </m:rPr>
+                <m:t>=</m:t>
+              </m:r>
+              <m:r>
+                <m:rPr/>
+                <m:t>1</m:t>
+              </m:r>
+            </m:sub>
+            <m:sup>
+              <m:r>
+                <m:rPr/>
+                <m:t>T</m:t>
+              </m:r>
+            </m:sup>
+            <m:e>
+              <m:sSub>
+                <m:sSubPr/>
+                <m:e>
+                  <m:r>
+                    <m:rPr/>
+                    <m:t>π</m:t>
+                  </m:r>
+                </m:e>
+                <m:sub>
+                  <m:r>
+                    <m:rPr/>
+                    <m:t>θ</m:t>
+                  </m:r>
+                  <m:r>
+                    <m:rPr>
+                      <m:sty m:val="p"/>
+                    </m:rPr>
+                    <m:t>,</m:t>
+                  </m:r>
+                  <m:r>
+                    <m:rPr/>
+                    <m:t>τ</m:t>
+                  </m:r>
+                </m:sub>
+              </m:sSub>
+            </m:e>
+          </m:nary>
+          <m:r>
+            <m:rPr>
+              <m:sty m:val="p"/>
+            </m:rPr>
+            <m:t>(</m:t>
+          </m:r>
+          <m:sSub>
+            <m:sSubPr/>
+            <m:e>
+              <m:r>
+                <m:rPr/>
+                <m:t>y</m:t>
+              </m:r>
+            </m:e>
+            <m:sub>
+              <m:r>
+                <m:rPr/>
+                <m:t>t</m:t>
+              </m:r>
+            </m:sub>
+          </m:sSub>
+          <m:r>
+            <m:rPr>
+              <m:sty m:val="p"/>
+            </m:rPr>
+            <m:t>∣</m:t>
+          </m:r>
+          <m:r>
+            <m:rPr/>
+            <m:t>x</m:t>
+          </m:r>
+          <m:r>
+            <m:rPr>
+              <m:sty m:val="p"/>
+            </m:rPr>
+            <m:t>,</m:t>
+          </m:r>
+          <m:sSub>
+            <m:sSubPr/>
+            <m:e>
+              <m:r>
+                <m:rPr/>
+                <m:t>y</m:t>
+              </m:r>
+            </m:e>
+            <m:sub>
+              <m:r>
+                <m:rPr>
+                  <m:sty m:val="p"/>
+                </m:rPr>
+                <m:t>&lt;</m:t>
+              </m:r>
+              <m:r>
+                <m:rPr/>
+                <m:t>t</m:t>
+              </m:r>
+            </m:sub>
+          </m:sSub>
+          <m:r>
+            <m:rPr>
+              <m:sty m:val="p"/>
+            </m:rPr>
+            <m:t>)</m:t>
+          </m:r>
         </m:oMath>
       </m:oMathPara>
     </w:p>
     <w:p>
       <w:pPr>
         <w:ind w:firstLine="420"/>
-        <w:jc w:val="center"/>
-      </w:pPr>
-      <w:r>
-        <w:t>教师并不重新生成一条替代答案，而是在学生已经到达的前缀上评分。这样，教师监督对应的是学生部署时真正可能访问的状态。对同一前缀，师生 logits 分别记为 zφ,t 与 zθ,t，并通过 softmax 得到 pT,t 和 pS,t：</w:t>
-      </w:r>
-    </w:p>
-    <w:p>
-      <w:pPr>
-        <w:ind w:firstLine="420"/>
-        <w:jc w:val="center"/>
+        <w:jc w:val="left"/>
+      </w:pPr>
+      <w:r>
+        <w:t>教师并不重新生成一条替代答案，而是在学生已经到达的前缀上评分。这样，教师监督对应的是学生部署时真正可能访问的状态。对同一前缀，师生两侧分别计算 logits，并通过 softmax 得到条件概率分布：</w:t>
+      </w:r>
+    </w:p>
+    <w:p>
+      <w:pPr>
+        <w:ind w:firstLine="420"/>
+        <w:jc w:val="left"/>
       </w:pPr>
       <m:oMathPara>
         <m:oMath>
@@ -6285,16 +6264,16 @@
     <w:p>
       <w:pPr>
         <w:ind w:firstLine="420"/>
-        <w:jc w:val="center"/>
-      </w:pPr>
-      <w:r>
-        <w:t>有效位置由消息边界和工具调用边界共同确定。令 a_t 表示 assistant 区域，c_t 表示 function-call 区域，r_t 表示未被 padding 或截断排除的有效位置，则监督掩码定义为：</w:t>
-      </w:r>
-    </w:p>
-    <w:p>
-      <w:pPr>
-        <w:ind w:firstLine="420"/>
-        <w:jc w:val="center"/>
+        <w:jc w:val="left"/>
+      </w:pPr>
+      <w:r>
+        <w:t>有效位置由消息边界和工具调用边界共同确定。监督掩码同时检查当前位置是否属于 assistant 或 function-call 区域，以及该位置是否未被 padding 或截断排除，定义如下：</w:t>
+      </w:r>
+    </w:p>
+    <w:p>
+      <w:pPr>
+        <w:ind w:firstLine="420"/>
+        <w:jc w:val="left"/>
       </w:pPr>
       <m:oMathPara>
         <m:oMath>
@@ -6910,7 +6889,7 @@
         <w:jc w:val="both"/>
       </w:pPr>
       <w:r>
-        <w:t>表 4-1 给出了各环节需要固定和单独记录的变量。本文在所有对照组中使用同一批输入、同一 rollout 规则和同一有效位置掩码，使损失变化能够归因于散度 D 或监督算子 Cg，而不是生成长度、模板或后处理差异。训练、反馈与评测之间的关系见图 3。</w:t>
+        <w:t>表 4-1 给出了各环节需要固定和单独记录的变量。本文在所有对照组中使用同一批输入、同一 rollout 规则和同一有效位置掩码，使损失变化能够归因于散度类型或监督信息粒度，而不是生成长度、模板或后处理差异。训练、反馈与评测之间的关系见图 3。</w:t>
       </w:r>
     </w:p>
     <w:p>
@@ -7020,7 +6999,7 @@
       <w:pPr>
         <w:pStyle w:val="3"/>
       </w:pPr>
-      <w:bookmarkStart w:id="26" w:name="_Toc1157120747"/>
+      <w:bookmarkStart w:id="26" w:name="_Toc460609496"/>
       <w:r>
         <w:rPr>
           <w:rFonts w:ascii="黑体" w:hAnsi="黑体" w:eastAsia="黑体" w:cs="黑体"/>
@@ -7035,7 +7014,7 @@
     <w:p>
       <w:pPr>
         <w:ind w:firstLine="420"/>
-        <w:jc w:val="both"/>
+        <w:jc w:val="left"/>
       </w:pPr>
       <w:r>
         <w:t>在完整词表上，Forward KL 以教师概率作为权重，衡量学生是否覆盖教师认为合理的 token；其单位置形式为：</w:t>
@@ -7044,7 +7023,7 @@
     <w:p>
       <w:pPr>
         <w:ind w:firstLine="0"/>
-        <w:jc w:val="center"/>
+        <w:jc w:val="left"/>
       </w:pPr>
       <m:oMathPara>
         <m:oMath>
@@ -7253,7 +7232,7 @@
     <w:p>
       <w:pPr>
         <w:ind w:firstLine="420"/>
-        <w:jc w:val="both"/>
+        <w:jc w:val="left"/>
       </w:pPr>
       <w:r>
         <w:t>Reverse KL 以学生概率作为权重，更集中地约束学生当前愿意生成的区域：</w:t>
@@ -7262,7 +7241,7 @@
     <w:p>
       <w:pPr>
         <w:ind w:firstLine="420"/>
-        <w:jc w:val="center"/>
+        <w:jc w:val="left"/>
       </w:pPr>
       <m:oMathPara>
         <m:oMath>
@@ -7471,16 +7450,16 @@
     <w:p>
       <w:pPr>
         <w:ind w:firstLine="420"/>
-        <w:jc w:val="center"/>
-      </w:pPr>
-      <w:r>
-        <w:t>为观察两种偏好之间的连续变化，本文同时考察 JSD 与 skew KL。令 m=(pT+pS)/2，则：</w:t>
-      </w:r>
-    </w:p>
-    <w:p>
-      <w:pPr>
-        <w:ind w:firstLine="420"/>
-        <w:jc w:val="center"/>
+        <w:jc w:val="left"/>
+      </w:pPr>
+      <w:r>
+        <w:t>为观察两种偏好之间的连续变化，本文同时考察 JSD 与 skew KL。二者所需的混合分布及散度定义如下：</w:t>
+      </w:r>
+    </w:p>
+    <w:p>
+      <w:pPr>
+        <w:ind w:firstLine="420"/>
+        <w:jc w:val="left"/>
       </w:pPr>
       <m:oMathPara>
         <m:oMath>
@@ -7760,16 +7739,16 @@
     <w:p>
       <w:pPr>
         <w:ind w:firstLine="420"/>
-        <w:jc w:val="center"/>
-      </w:pPr>
-      <w:r>
-        <w:t>对 α∈(0,1)，本文采用的教师侧 skew KL 写为：</w:t>
-      </w:r>
-    </w:p>
-    <w:p>
-      <w:pPr>
-        <w:ind w:firstLine="420"/>
-        <w:jc w:val="center"/>
+        <w:jc w:val="left"/>
+      </w:pPr>
+      <w:r>
+        <w:t>当混合系数取零到一之间的值时，本文采用的教师侧 skew KL 写为：</w:t>
+      </w:r>
+    </w:p>
+    <w:p>
+      <w:pPr>
+        <w:ind w:firstLine="420"/>
+        <w:jc w:val="left"/>
       </w:pPr>
       <m:oMathPara>
         <m:oMath>
@@ -7987,16 +7966,16 @@
     <w:p>
       <w:pPr>
         <w:ind w:firstLine="420"/>
-        <w:jc w:val="center"/>
-      </w:pPr>
-      <w:r>
-        <w:t>当 α 改变时，混合分布对教师概率和学生概率的依赖随之变化。本文不会只用“覆盖”或“模式选择”解释结果，而会结合师生熵、支持集重叠和梯度稳定性判断散度实际产生的作用[7][8][9][12]。</w:t>
-      </w:r>
-    </w:p>
-    <w:p>
-      <w:pPr>
-        <w:ind w:firstLine="420"/>
-        <w:jc w:val="both"/>
+        <w:jc w:val="left"/>
+      </w:pPr>
+      <w:r>
+        <w:t>混合系数改变后，混合分布对教师概率和学生概率的依赖随之变化。本文不会只用“覆盖”或“模式选择”解释结果，而会结合师生熵、支持集重叠和梯度稳定性判断散度实际产生的作用[7][8][9][12]。</w:t>
+      </w:r>
+    </w:p>
+    <w:p>
+      <w:pPr>
+        <w:ind w:firstLine="420"/>
+        <w:jc w:val="left"/>
       </w:pPr>
       <w:r>
         <w:t>上述散度与三种监督信息粒度组成表 4-2 的实验矩阵。每个单元格都在相同数据、学生初始化、更新步数和 rollout 预算下运行。</w:t>
@@ -8007,7 +7986,7 @@
         <w:keepNext/>
         <w:spacing w:before="80" w:after="80" w:line="240" w:lineRule="auto"/>
         <w:ind w:left="0" w:right="0" w:firstLine="0"/>
-        <w:jc w:val="center"/>
+        <w:jc w:val="left"/>
       </w:pPr>
       <w:r>
         <w:rPr>
@@ -8110,7 +8089,7 @@
             <w:pPr>
               <w:spacing w:before="0" w:after="0" w:line="240" w:lineRule="auto"/>
               <w:ind w:firstLine="0"/>
-              <w:jc w:val="center"/>
+              <w:jc w:val="left"/>
             </w:pPr>
             <w:r>
               <w:rPr>
@@ -8131,7 +8110,7 @@
             <w:pPr>
               <w:spacing w:before="0" w:after="0" w:line="240" w:lineRule="auto"/>
               <w:ind w:firstLine="0"/>
-              <w:jc w:val="center"/>
+              <w:jc w:val="left"/>
             </w:pPr>
             <w:r>
               <w:rPr>
@@ -8152,7 +8131,7 @@
             <w:pPr>
               <w:spacing w:before="0" w:after="0" w:line="240" w:lineRule="auto"/>
               <w:ind w:firstLine="0"/>
-              <w:jc w:val="center"/>
+              <w:jc w:val="left"/>
             </w:pPr>
             <w:r>
               <w:rPr>
@@ -8173,7 +8152,7 @@
             <w:pPr>
               <w:spacing w:before="0" w:after="0" w:line="240" w:lineRule="auto"/>
               <w:ind w:firstLine="0"/>
-              <w:jc w:val="center"/>
+              <w:jc w:val="left"/>
             </w:pPr>
             <w:r>
               <w:rPr>
@@ -8194,7 +8173,7 @@
             <w:pPr>
               <w:spacing w:before="0" w:after="0" w:line="240" w:lineRule="auto"/>
               <w:ind w:firstLine="0"/>
-              <w:jc w:val="center"/>
+              <w:jc w:val="left"/>
             </w:pPr>
             <w:r>
               <w:rPr>
@@ -8220,7 +8199,7 @@
             <w:pPr>
               <w:spacing w:before="0" w:after="0" w:line="240" w:lineRule="auto"/>
               <w:ind w:firstLine="0"/>
-              <w:jc w:val="center"/>
+              <w:jc w:val="left"/>
             </w:pPr>
             <w:r>
               <w:rPr>
@@ -8241,7 +8220,7 @@
             <w:pPr>
               <w:spacing w:before="0" w:after="0" w:line="240" w:lineRule="auto"/>
               <w:ind w:firstLine="0"/>
-              <w:jc w:val="center"/>
+              <w:jc w:val="left"/>
             </w:pPr>
             <w:r>
               <w:rPr>
@@ -8262,7 +8241,7 @@
             <w:pPr>
               <w:spacing w:before="0" w:after="0" w:line="240" w:lineRule="auto"/>
               <w:ind w:firstLine="0"/>
-              <w:jc w:val="center"/>
+              <w:jc w:val="left"/>
             </w:pPr>
             <w:r>
               <w:rPr>
@@ -8283,7 +8262,7 @@
             <w:pPr>
               <w:spacing w:before="0" w:after="0" w:line="240" w:lineRule="auto"/>
               <w:ind w:firstLine="0"/>
-              <w:jc w:val="center"/>
+              <w:jc w:val="left"/>
             </w:pPr>
             <w:r>
               <w:rPr>
@@ -8304,7 +8283,7 @@
             <w:pPr>
               <w:spacing w:before="0" w:after="0" w:line="240" w:lineRule="auto"/>
               <w:ind w:firstLine="0"/>
-              <w:jc w:val="center"/>
+              <w:jc w:val="left"/>
             </w:pPr>
             <w:r>
               <w:rPr>
@@ -8330,7 +8309,7 @@
             <w:pPr>
               <w:spacing w:before="0" w:after="0" w:line="240" w:lineRule="auto"/>
               <w:ind w:firstLine="0"/>
-              <w:jc w:val="center"/>
+              <w:jc w:val="left"/>
             </w:pPr>
             <w:r>
               <w:rPr>
@@ -8351,7 +8330,7 @@
             <w:pPr>
               <w:spacing w:before="0" w:after="0" w:line="240" w:lineRule="auto"/>
               <w:ind w:firstLine="0"/>
-              <w:jc w:val="center"/>
+              <w:jc w:val="left"/>
             </w:pPr>
             <w:r>
               <w:rPr>
@@ -8372,7 +8351,7 @@
             <w:pPr>
               <w:spacing w:before="0" w:after="0" w:line="240" w:lineRule="auto"/>
               <w:ind w:firstLine="0"/>
-              <w:jc w:val="center"/>
+              <w:jc w:val="left"/>
             </w:pPr>
             <w:r>
               <w:rPr>
@@ -8393,7 +8372,7 @@
             <w:pPr>
               <w:spacing w:before="0" w:after="0" w:line="240" w:lineRule="auto"/>
               <w:ind w:firstLine="0"/>
-              <w:jc w:val="center"/>
+              <w:jc w:val="left"/>
             </w:pPr>
             <w:r>
               <w:rPr>
@@ -8414,7 +8393,7 @@
             <w:pPr>
               <w:spacing w:before="0" w:after="0" w:line="240" w:lineRule="auto"/>
               <w:ind w:firstLine="0"/>
-              <w:jc w:val="center"/>
+              <w:jc w:val="left"/>
             </w:pPr>
             <w:r>
               <w:rPr>
@@ -8440,7 +8419,7 @@
             <w:pPr>
               <w:spacing w:before="0" w:after="0" w:line="240" w:lineRule="auto"/>
               <w:ind w:firstLine="0"/>
-              <w:jc w:val="center"/>
+              <w:jc w:val="left"/>
             </w:pPr>
             <w:r>
               <w:rPr>
@@ -8461,7 +8440,7 @@
             <w:pPr>
               <w:spacing w:before="0" w:after="0" w:line="240" w:lineRule="auto"/>
               <w:ind w:firstLine="0"/>
-              <w:jc w:val="center"/>
+              <w:jc w:val="left"/>
             </w:pPr>
             <w:r>
               <w:rPr>
@@ -8482,7 +8461,7 @@
             <w:pPr>
               <w:spacing w:before="0" w:after="0" w:line="240" w:lineRule="auto"/>
               <w:ind w:firstLine="0"/>
-              <w:jc w:val="center"/>
+              <w:jc w:val="left"/>
             </w:pPr>
             <w:r>
               <w:rPr>
@@ -8503,7 +8482,7 @@
             <w:pPr>
               <w:spacing w:before="0" w:after="0" w:line="240" w:lineRule="auto"/>
               <w:ind w:firstLine="0"/>
-              <w:jc w:val="center"/>
+              <w:jc w:val="left"/>
             </w:pPr>
             <w:r>
               <w:rPr>
@@ -8524,7 +8503,7 @@
             <w:pPr>
               <w:spacing w:before="0" w:after="0" w:line="240" w:lineRule="auto"/>
               <w:ind w:firstLine="0"/>
-              <w:jc w:val="center"/>
+              <w:jc w:val="left"/>
             </w:pPr>
             <w:r>
               <w:rPr>
@@ -8541,7 +8520,7 @@
     <w:p>
       <w:pPr>
         <w:ind w:firstLine="420"/>
-        <w:jc w:val="both"/>
+        <w:jc w:val="left"/>
       </w:pPr>
       <w:r>
         <w:t>矩阵的作用不是穷举方法名称，而是分离两个容易混淆的因素：纵向改变教师信息的保留范围，横向改变分布差异转化为梯度的方式。由此可以判断性能变化究竟来自散度偏好，还是来自教师信息量。</w:t>
@@ -8550,16 +8529,16 @@
     <w:p>
       <w:pPr>
         <w:ind w:firstLine="420"/>
-        <w:jc w:val="both"/>
-      </w:pPr>
-      <w:r>
-        <w:t>全词表方案令支持集 S_t=V，并直接使用 pT,t 与 pS,t 计算散度，是信息最完整的基线。Top-K 方案由教师分布确定支持集：</w:t>
-      </w:r>
-    </w:p>
-    <w:p>
-      <w:pPr>
-        <w:ind w:firstLine="420"/>
-        <w:jc w:val="center"/>
+        <w:jc w:val="left"/>
+      </w:pPr>
+      <w:r>
+        <w:t>全词表方案以完整词表作为支持集，并直接使用师生完整概率分布计算散度，是信息最完整的基线。Top-K 方案则由教师分布确定支持集：</w:t>
+      </w:r>
+    </w:p>
+    <w:p>
+      <w:pPr>
+        <w:ind w:firstLine="420"/>
+        <w:jc w:val="left"/>
       </w:pPr>
       <m:oMathPara>
         <m:oMath>
@@ -8915,7 +8894,7 @@
     <w:p>
       <w:pPr>
         <w:ind w:firstLine="420"/>
-        <w:jc w:val="center"/>
+        <w:jc w:val="left"/>
       </w:pPr>
       <m:oMathPara>
         <m:oMath>
@@ -9224,13 +9203,13 @@
         <w:jc w:val="left"/>
       </w:pPr>
       <w:r>
-        <w:t>K1 sampled-token 将词表求和改写为单样本重要性估计。若 v̂∼q_t，Forward KL 与 Reverse KL 的单样本估计分别为：</w:t>
-      </w:r>
-    </w:p>
-    <w:p>
-      <w:pPr>
-        <w:ind w:firstLine="420"/>
-        <w:jc w:val="center"/>
+        <w:t>K1 sampled-token 将词表求和改写为单样本重要性估计。样本从提议分布中抽取，Forward KL 与 Reverse KL 的单样本估计分别为：</w:t>
+      </w:r>
+    </w:p>
+    <w:p>
+      <w:pPr>
+        <w:ind w:firstLine="420"/>
+        <w:jc w:val="left"/>
       </w:pPr>
       <m:oMathPara>
         <m:oMath>
@@ -9751,17 +9730,18 @@
     <w:p>
       <w:pPr>
         <w:ind w:firstLine="420"/>
-        <w:jc w:val="center"/>
-      </w:pPr>
-      <w:r>
-        <w:t>为控制方差，q_t 必须覆盖被估计分布的支持集，并记录 proposal、随机种子和概率下界。所有方案统一采用 log-sum-exp、有效位置归一化和有限值检查，以避免混合精度下的 NaN 或 Inf。</w:t>
+        <w:jc w:val="left"/>
+      </w:pPr>
+      <w:r>
+        <w:t>为控制方差，提议分布必须覆盖被估计分布的支持集，并记录其定义、随机种子和概率下界。所有方案统一采用 log-sum-exp、有效位置归一化和有限值检查，以避免混合精度下的 NaN 或 Inf。</w:t>
       </w:r>
     </w:p>
     <w:p>
       <w:pPr>
         <w:pStyle w:val="3"/>
-      </w:pPr>
-      <w:bookmarkStart w:id="28" w:name="_Toc116487597"/>
+        <w:jc w:val="left"/>
+      </w:pPr>
+      <w:bookmarkStart w:id="28" w:name="_Toc1932735484"/>
       <w:r>
         <w:rPr>
           <w:rFonts w:ascii="黑体" w:hAnsi="黑体" w:eastAsia="黑体" w:cs="黑体"/>
@@ -9776,7 +9756,7 @@
     <w:p>
       <w:pPr>
         <w:ind w:firstLine="420"/>
-        <w:jc w:val="both"/>
+        <w:jc w:val="left"/>
       </w:pPr>
       <w:r>
         <w:t>本文从任务正确性、训练稳定性和资源成本三个层面评价方法，具体指标及其作用见表 4-3。</w:t>
@@ -9787,7 +9767,7 @@
         <w:keepNext/>
         <w:spacing w:before="80" w:after="80" w:line="240" w:lineRule="auto"/>
         <w:ind w:left="0" w:right="0" w:firstLine="0"/>
-        <w:jc w:val="center"/>
+        <w:jc w:val="left"/>
       </w:pPr>
       <w:r>
         <w:rPr>
@@ -10036,16 +10016,16 @@
     <w:p>
       <w:pPr>
         <w:ind w:firstLine="420"/>
-        <w:jc w:val="both"/>
-      </w:pPr>
-      <w:r>
-        <w:t>设测试集共有 N 个样本，预测函数和目标函数分别为 f̂_i、f_i，端到端任务是否完成记为 e_i，则函数选择准确率和端到端成功率定义为：</w:t>
-      </w:r>
-    </w:p>
-    <w:p>
-      <w:pPr>
-        <w:ind w:firstLine="420"/>
-        <w:jc w:val="center"/>
+        <w:jc w:val="left"/>
+      </w:pPr>
+      <w:r>
+        <w:t>设测试集包含若干样本，并分别记录预测函数、目标函数和端到端任务是否完成，则函数选择准确率和端到端成功率定义为：</w:t>
+      </w:r>
+    </w:p>
+    <w:p>
+      <w:pPr>
+        <w:ind w:firstLine="420"/>
+        <w:jc w:val="left"/>
       </w:pPr>
       <m:oMathPara>
         <m:oMath>
@@ -10301,16 +10281,16 @@
     <w:p>
       <w:pPr>
         <w:ind w:firstLine="420"/>
-        <w:jc w:val="both"/>
-      </w:pPr>
-      <w:r>
-        <w:t>对包含参数集合 A_i 的调用，参数级准确率按可比较字段归一化：</w:t>
-      </w:r>
-    </w:p>
-    <w:p>
-      <w:pPr>
-        <w:ind w:firstLine="420"/>
-        <w:jc w:val="center"/>
+        <w:jc w:val="left"/>
+      </w:pPr>
+      <w:r>
+        <w:t>对于包含多个参数字段的函数调用，参数级准确率按照所有可比较字段归一化：</w:t>
+      </w:r>
+    </w:p>
+    <w:p>
+      <w:pPr>
+        <w:ind w:firstLine="420"/>
+        <w:jc w:val="left"/>
       </w:pPr>
       <m:oMathPara>
         <m:oMath>
@@ -10540,7 +10520,7 @@
     <w:p>
       <w:pPr>
         <w:ind w:firstLine="420"/>
-        <w:jc w:val="center"/>
+        <w:jc w:val="left"/>
       </w:pPr>
       <w:r>
         <w:t>其中“≡”依据 schema 允许的类型转换、顺序不敏感字段和等价表示判定。本文还分别报告 JSON 可解析率、schema 合法率和工具执行成功率，因为格式合法、函数选择正确与任务真正完成并不是同一个指标。BFCL 的任务划分与判定规则为这套评测提供参考[27]。</w:t>
@@ -10552,7 +10532,7 @@
         <w:jc w:val="both"/>
       </w:pPr>
       <w:r>
-        <w:t>训练稳定性通过损失曲线、梯度范数、师生熵和支持集重叠进行分析。对有效位置集合 M，教师平均熵与 Top-K 重叠率写为：</w:t>
+        <w:t>训练稳定性通过损失曲线、梯度范数、师生熵和支持集重叠进行分析。对全部有效位置求平均后，教师熵与 Top-K 重叠率写为：</w:t>
       </w:r>
     </w:p>
     <w:p>
@@ -10954,7 +10934,7 @@
     <w:p>
       <w:pPr>
         <w:ind w:firstLine="420"/>
-        <w:jc w:val="center"/>
+        <w:jc w:val="left"/>
       </w:pPr>
       <w:r>
         <w:t>熵反映教师分布的集中程度，重叠率反映学生高概率区域与教师高概率区域是否一致。二者与异常损失、格式错误率和梯度范数结合后，可以区分“学生没有覆盖教师知识”和“教师在低质量学生状态上给出不稳定监督”这两类原因。</w:t>
@@ -10963,16 +10943,16 @@
     <w:p>
       <w:pPr>
         <w:ind w:firstLine="420"/>
-        <w:jc w:val="both"/>
-      </w:pPr>
-      <w:r>
-        <w:t>公平比较要求各组共享相同的训练预算 B。本文以有效训练 token 数和学生更新步数作为主预算，并把总成本拆分为学生生成、教师前向和学生反向传播三部分：</w:t>
-      </w:r>
-    </w:p>
-    <w:p>
-      <w:pPr>
-        <w:ind w:firstLine="420"/>
-        <w:jc w:val="center"/>
+        <w:jc w:val="left"/>
+      </w:pPr>
+      <w:r>
+        <w:t>公平比较要求各组共享相同的训练预算。本文以有效训练 token 数和学生更新步数作为主预算，并把总成本拆分为学生生成、教师前向和学生反向传播三部分：</w:t>
+      </w:r>
+    </w:p>
+    <w:p>
+      <w:pPr>
+        <w:ind w:firstLine="420"/>
+        <w:jc w:val="left"/>
       </w:pPr>
       <m:oMathPara>
         <m:oMath>
@@ -11156,25 +11136,25 @@
     <w:p>
       <w:pPr>
         <w:ind w:firstLine="420"/>
-        <w:jc w:val="center"/>
-      </w:pPr>
-      <w:r>
-        <w:t>除 Ctotal 外，本文同时报告教师处理 token 数、峰值显存、墙钟时间和推理吞吐。吞吐量定义为 Throughput=Ntoken/Twall，从而避免只比较最终准确率而忽略不同监督方式实际消耗的计算资源。</w:t>
-      </w:r>
-    </w:p>
-    <w:p>
-      <w:pPr>
-        <w:ind w:firstLine="420"/>
-        <w:jc w:val="both"/>
-      </w:pPr>
-      <w:r>
-        <w:t>正式实验至少使用多个随机种子重复运行。若某项指标的观测值为 s₁,…,s_R，则其均值和样本标准差定义为：</w:t>
-      </w:r>
-    </w:p>
-    <w:p>
-      <w:pPr>
-        <w:ind w:firstLine="420"/>
-        <w:jc w:val="center"/>
+        <w:jc w:val="left"/>
+      </w:pPr>
+      <w:r>
+        <w:t>除总成本外，本文同时报告教师处理 token 数、峰值显存、墙钟时间和推理吞吐。吞吐量按生成 token 数除以墙钟时间计算，从而避免只比较最终准确率而忽略不同监督方式实际消耗的计算资源。</w:t>
+      </w:r>
+    </w:p>
+    <w:p>
+      <w:pPr>
+        <w:ind w:firstLine="420"/>
+        <w:jc w:val="left"/>
+      </w:pPr>
+      <w:r>
+        <w:t>正式实验至少使用多个随机种子重复运行。对于同一指标的多次观测，均值和样本标准差定义为：</w:t>
+      </w:r>
+    </w:p>
+    <w:p>
+      <w:pPr>
+        <w:ind w:firstLine="420"/>
+        <w:jc w:val="left"/>
       </w:pPr>
       <m:oMathPara>
         <m:oMath>
@@ -11381,7 +11361,7 @@
     <w:p>
       <w:pPr>
         <w:ind w:firstLine="420"/>
-        <w:jc w:val="center"/>
+        <w:jc w:val="left"/>
       </w:pPr>
       <w:r>
         <w:t>结果讨论以完整训练曲线、测试集统计和资源消耗为依据，失败案例再按工具选择、结构解析、参数字段、参数值、上下文和执行环节分类。</w:t>
@@ -11390,8 +11370,9 @@
     <w:p>
       <w:pPr>
         <w:pStyle w:val="3"/>
-      </w:pPr>
-      <w:bookmarkStart w:id="30" w:name="_Toc1449440362"/>
+        <w:jc w:val="left"/>
+      </w:pPr>
+      <w:bookmarkStart w:id="30" w:name="_Toc647635066"/>
       <w:r>
         <w:rPr>
           <w:rFonts w:ascii="黑体" w:hAnsi="黑体" w:eastAsia="黑体" w:cs="黑体"/>
@@ -11406,7 +11387,7 @@
     <w:p>
       <w:pPr>
         <w:ind w:firstLine="420"/>
-        <w:jc w:val="both"/>
+        <w:jc w:val="left"/>
       </w:pPr>
       <w:r>
         <w:t>上述方案建立在可获得的模型规模和开源工具链之上。Qwen3-4B 教师只参与前向评分，Qwen3-0.6B 学生通过 LoRA 更新，PyTorch、Transformers、PEFT 与 vLLM[20] 分别承担训练、参数高效适配和部署测量。本文先用小样本验证 tokenizer 对齐、掩码、散度数值和梯度传播，再在接口与评测规则固定后扩大实验规模。由公式定义、预算约束和分层指标共同限定实验边界，可以保证后续结果能够复现，也能够解释。</w:t>
@@ -11416,7 +11397,7 @@
       <w:pPr>
         <w:pStyle w:val="2"/>
       </w:pPr>
-      <w:bookmarkStart w:id="31" w:name="_Toc1837156213"/>
+      <w:bookmarkStart w:id="31" w:name="_Toc1355431266"/>
       <w:r>
         <w:rPr>
           <w:rFonts w:ascii="黑体" w:hAnsi="黑体" w:eastAsia="黑体" w:cs="黑体"/>
@@ -11432,7 +11413,7 @@
       <w:pPr>
         <w:pStyle w:val="3"/>
       </w:pPr>
-      <w:bookmarkStart w:id="32" w:name="_Toc564595325"/>
+      <w:bookmarkStart w:id="32" w:name="_Toc226760286"/>
       <w:r>
         <w:rPr>
           <w:rFonts w:ascii="黑体" w:hAnsi="黑体" w:eastAsia="黑体" w:cs="黑体"/>
@@ -12229,7 +12210,7 @@
       <w:pPr>
         <w:pStyle w:val="3"/>
       </w:pPr>
-      <w:bookmarkStart w:id="35" w:name="_Toc1570874829"/>
+      <w:bookmarkStart w:id="35" w:name="_Toc1524137024"/>
       <w:r>
         <w:rPr>
           <w:rFonts w:ascii="黑体" w:hAnsi="黑体" w:eastAsia="黑体" w:cs="黑体"/>
@@ -12314,7 +12295,7 @@
       <w:pPr>
         <w:pStyle w:val="2"/>
       </w:pPr>
-      <w:bookmarkStart w:id="36" w:name="_Toc529294785"/>
+      <w:bookmarkStart w:id="36" w:name="_Toc986020952"/>
       <w:r>
         <w:rPr>
           <w:rFonts w:ascii="黑体" w:hAnsi="黑体" w:eastAsia="黑体" w:cs="黑体"/>
@@ -12330,7 +12311,7 @@
       <w:pPr>
         <w:pStyle w:val="3"/>
       </w:pPr>
-      <w:bookmarkStart w:id="37" w:name="_Toc980185621"/>
+      <w:bookmarkStart w:id="37" w:name="_Toc2070320012"/>
       <w:r>
         <w:rPr>
           <w:rFonts w:ascii="黑体" w:hAnsi="黑体" w:eastAsia="黑体" w:cs="黑体"/>
@@ -12355,7 +12336,7 @@
       <w:pPr>
         <w:pStyle w:val="3"/>
       </w:pPr>
-      <w:bookmarkStart w:id="38" w:name="_Toc632676010"/>
+      <w:bookmarkStart w:id="38" w:name="_Toc190909343"/>
       <w:r>
         <w:rPr>
           <w:rFonts w:ascii="黑体" w:hAnsi="黑体" w:eastAsia="黑体" w:cs="黑体"/>
@@ -12380,7 +12361,7 @@
       <w:pPr>
         <w:pStyle w:val="3"/>
       </w:pPr>
-      <w:bookmarkStart w:id="39" w:name="_Toc1194163773"/>
+      <w:bookmarkStart w:id="39" w:name="_Toc272759183"/>
       <w:r>
         <w:rPr>
           <w:rFonts w:ascii="黑体" w:hAnsi="黑体" w:eastAsia="黑体" w:cs="黑体"/>
@@ -12823,7 +12804,7 @@
         <w:pStyle w:val="2"/>
         <w:pageBreakBefore/>
       </w:pPr>
-      <w:bookmarkStart w:id="41" w:name="_Toc2075851596"/>
+      <w:bookmarkStart w:id="41" w:name="_Toc1533485983"/>
       <w:r>
         <w:rPr>
           <w:rFonts w:ascii="黑体" w:hAnsi="黑体" w:eastAsia="黑体" w:cs="黑体"/>
@@ -13153,7 +13134,7 @@
       <w:pPr>
         <w:pStyle w:val="2"/>
       </w:pPr>
-      <w:bookmarkStart w:id="43" w:name="_Toc818444810"/>
+      <w:bookmarkStart w:id="43" w:name="_Toc1347668634"/>
       <w:r>
         <w:rPr>
           <w:rFonts w:ascii="黑体" w:hAnsi="黑体" w:eastAsia="黑体" w:cs="黑体"/>

--- a/Papers/output/开题报告-基于在线策略蒸馏的大语言模型后训练方法研究.docx
+++ b/Papers/output/开题报告-基于在线策略蒸馏的大语言模型后训练方法研究.docx
@@ -633,7 +633,7 @@
         <w:fldChar w:fldCharType="begin"/>
       </w:r>
       <w:r>
-        <w:instrText xml:space="preserve"> HYPERLINK \l _Toc1618957770 </w:instrText>
+        <w:instrText xml:space="preserve"> HYPERLINK \l _Toc1468018861 </w:instrText>
       </w:r>
       <w:r>
         <w:fldChar w:fldCharType="separate"/>
@@ -651,7 +651,7 @@
         <w:fldChar w:fldCharType="begin"/>
       </w:r>
       <w:r>
-        <w:instrText xml:space="preserve"> PAGEREF _Toc1618957770 \h </w:instrText>
+        <w:instrText xml:space="preserve"> PAGEREF _Toc1468018861 \h </w:instrText>
       </w:r>
       <w:r>
         <w:fldChar w:fldCharType="separate"/>
@@ -677,7 +677,7 @@
         <w:fldChar w:fldCharType="begin"/>
       </w:r>
       <w:r>
-        <w:instrText xml:space="preserve"> HYPERLINK \l _Toc1205432900 </w:instrText>
+        <w:instrText xml:space="preserve"> HYPERLINK \l _Toc553376444 </w:instrText>
       </w:r>
       <w:r>
         <w:fldChar w:fldCharType="separate"/>
@@ -695,7 +695,7 @@
         <w:fldChar w:fldCharType="begin"/>
       </w:r>
       <w:r>
-        <w:instrText xml:space="preserve"> PAGEREF _Toc1205432900 \h </w:instrText>
+        <w:instrText xml:space="preserve"> PAGEREF _Toc553376444 \h </w:instrText>
       </w:r>
       <w:r>
         <w:fldChar w:fldCharType="separate"/>
@@ -721,7 +721,7 @@
         <w:fldChar w:fldCharType="begin"/>
       </w:r>
       <w:r>
-        <w:instrText xml:space="preserve"> HYPERLINK \l _Toc350024502 </w:instrText>
+        <w:instrText xml:space="preserve"> HYPERLINK \l _Toc1993702798 </w:instrText>
       </w:r>
       <w:r>
         <w:fldChar w:fldCharType="separate"/>
@@ -739,7 +739,7 @@
         <w:fldChar w:fldCharType="begin"/>
       </w:r>
       <w:r>
-        <w:instrText xml:space="preserve"> PAGEREF _Toc350024502 \h </w:instrText>
+        <w:instrText xml:space="preserve"> PAGEREF _Toc1993702798 \h </w:instrText>
       </w:r>
       <w:r>
         <w:fldChar w:fldCharType="separate"/>
@@ -765,7 +765,7 @@
         <w:fldChar w:fldCharType="begin"/>
       </w:r>
       <w:r>
-        <w:instrText xml:space="preserve"> HYPERLINK \l _Toc904095981 </w:instrText>
+        <w:instrText xml:space="preserve"> HYPERLINK \l _Toc975581845 </w:instrText>
       </w:r>
       <w:r>
         <w:fldChar w:fldCharType="separate"/>
@@ -783,7 +783,7 @@
         <w:fldChar w:fldCharType="begin"/>
       </w:r>
       <w:r>
-        <w:instrText xml:space="preserve"> PAGEREF _Toc904095981 \h </w:instrText>
+        <w:instrText xml:space="preserve"> PAGEREF _Toc975581845 \h </w:instrText>
       </w:r>
       <w:r>
         <w:fldChar w:fldCharType="separate"/>
@@ -809,7 +809,7 @@
         <w:fldChar w:fldCharType="begin"/>
       </w:r>
       <w:r>
-        <w:instrText xml:space="preserve"> HYPERLINK \l _Toc1694350142 </w:instrText>
+        <w:instrText xml:space="preserve"> HYPERLINK \l _Toc566424070 </w:instrText>
       </w:r>
       <w:r>
         <w:fldChar w:fldCharType="separate"/>
@@ -827,7 +827,7 @@
         <w:fldChar w:fldCharType="begin"/>
       </w:r>
       <w:r>
-        <w:instrText xml:space="preserve"> PAGEREF _Toc1694350142 \h </w:instrText>
+        <w:instrText xml:space="preserve"> PAGEREF _Toc566424070 \h </w:instrText>
       </w:r>
       <w:r>
         <w:fldChar w:fldCharType="separate"/>
@@ -853,7 +853,7 @@
         <w:fldChar w:fldCharType="begin"/>
       </w:r>
       <w:r>
-        <w:instrText xml:space="preserve"> HYPERLINK \l _Toc1309677374 </w:instrText>
+        <w:instrText xml:space="preserve"> HYPERLINK \l _Toc94337339 </w:instrText>
       </w:r>
       <w:r>
         <w:fldChar w:fldCharType="separate"/>
@@ -871,7 +871,7 @@
         <w:fldChar w:fldCharType="begin"/>
       </w:r>
       <w:r>
-        <w:instrText xml:space="preserve"> PAGEREF _Toc1309677374 \h </w:instrText>
+        <w:instrText xml:space="preserve"> PAGEREF _Toc94337339 \h </w:instrText>
       </w:r>
       <w:r>
         <w:fldChar w:fldCharType="separate"/>
@@ -897,7 +897,7 @@
         <w:fldChar w:fldCharType="begin"/>
       </w:r>
       <w:r>
-        <w:instrText xml:space="preserve"> HYPERLINK \l _Toc40243068 </w:instrText>
+        <w:instrText xml:space="preserve"> HYPERLINK \l _Toc684725087 </w:instrText>
       </w:r>
       <w:r>
         <w:fldChar w:fldCharType="separate"/>
@@ -915,7 +915,7 @@
         <w:fldChar w:fldCharType="begin"/>
       </w:r>
       <w:r>
-        <w:instrText xml:space="preserve"> PAGEREF _Toc40243068 \h </w:instrText>
+        <w:instrText xml:space="preserve"> PAGEREF _Toc684725087 \h </w:instrText>
       </w:r>
       <w:r>
         <w:fldChar w:fldCharType="separate"/>
@@ -941,7 +941,7 @@
         <w:fldChar w:fldCharType="begin"/>
       </w:r>
       <w:r>
-        <w:instrText xml:space="preserve"> HYPERLINK \l _Toc2055378718 </w:instrText>
+        <w:instrText xml:space="preserve"> HYPERLINK \l _Toc1957156583 </w:instrText>
       </w:r>
       <w:r>
         <w:fldChar w:fldCharType="separate"/>
@@ -959,7 +959,7 @@
         <w:fldChar w:fldCharType="begin"/>
       </w:r>
       <w:r>
-        <w:instrText xml:space="preserve"> PAGEREF _Toc2055378718 \h </w:instrText>
+        <w:instrText xml:space="preserve"> PAGEREF _Toc1957156583 \h </w:instrText>
       </w:r>
       <w:r>
         <w:fldChar w:fldCharType="separate"/>
@@ -985,7 +985,7 @@
         <w:fldChar w:fldCharType="begin"/>
       </w:r>
       <w:r>
-        <w:instrText xml:space="preserve"> HYPERLINK \l _Toc328167784 </w:instrText>
+        <w:instrText xml:space="preserve"> HYPERLINK \l _Toc923669382 </w:instrText>
       </w:r>
       <w:r>
         <w:fldChar w:fldCharType="separate"/>
@@ -1003,7 +1003,7 @@
         <w:fldChar w:fldCharType="begin"/>
       </w:r>
       <w:r>
-        <w:instrText xml:space="preserve"> PAGEREF _Toc328167784 \h </w:instrText>
+        <w:instrText xml:space="preserve"> PAGEREF _Toc923669382 \h </w:instrText>
       </w:r>
       <w:r>
         <w:fldChar w:fldCharType="separate"/>
@@ -1029,7 +1029,7 @@
         <w:fldChar w:fldCharType="begin"/>
       </w:r>
       <w:r>
-        <w:instrText xml:space="preserve"> HYPERLINK \l _Toc777940192 </w:instrText>
+        <w:instrText xml:space="preserve"> HYPERLINK \l _Toc2099502758 </w:instrText>
       </w:r>
       <w:r>
         <w:fldChar w:fldCharType="separate"/>
@@ -1047,7 +1047,7 @@
         <w:fldChar w:fldCharType="begin"/>
       </w:r>
       <w:r>
-        <w:instrText xml:space="preserve"> PAGEREF _Toc777940192 \h </w:instrText>
+        <w:instrText xml:space="preserve"> PAGEREF _Toc2099502758 \h </w:instrText>
       </w:r>
       <w:r>
         <w:fldChar w:fldCharType="separate"/>
@@ -1073,7 +1073,7 @@
         <w:fldChar w:fldCharType="begin"/>
       </w:r>
       <w:r>
-        <w:instrText xml:space="preserve"> HYPERLINK \l _Toc960364008 </w:instrText>
+        <w:instrText xml:space="preserve"> HYPERLINK \l _Toc1039049849 </w:instrText>
       </w:r>
       <w:r>
         <w:fldChar w:fldCharType="separate"/>
@@ -1091,7 +1091,7 @@
         <w:fldChar w:fldCharType="begin"/>
       </w:r>
       <w:r>
-        <w:instrText xml:space="preserve"> PAGEREF _Toc960364008 \h </w:instrText>
+        <w:instrText xml:space="preserve"> PAGEREF _Toc1039049849 \h </w:instrText>
       </w:r>
       <w:r>
         <w:fldChar w:fldCharType="separate"/>
@@ -1117,7 +1117,7 @@
         <w:fldChar w:fldCharType="begin"/>
       </w:r>
       <w:r>
-        <w:instrText xml:space="preserve"> HYPERLINK \l _Toc350791604 </w:instrText>
+        <w:instrText xml:space="preserve"> HYPERLINK \l _Toc2121278386 </w:instrText>
       </w:r>
       <w:r>
         <w:fldChar w:fldCharType="separate"/>
@@ -1135,7 +1135,7 @@
         <w:fldChar w:fldCharType="begin"/>
       </w:r>
       <w:r>
-        <w:instrText xml:space="preserve"> PAGEREF _Toc350791604 \h </w:instrText>
+        <w:instrText xml:space="preserve"> PAGEREF _Toc2121278386 \h </w:instrText>
       </w:r>
       <w:r>
         <w:fldChar w:fldCharType="separate"/>
@@ -1161,7 +1161,7 @@
         <w:fldChar w:fldCharType="begin"/>
       </w:r>
       <w:r>
-        <w:instrText xml:space="preserve"> HYPERLINK \l _Toc911877413 </w:instrText>
+        <w:instrText xml:space="preserve"> HYPERLINK \l _Toc1949809655 </w:instrText>
       </w:r>
       <w:r>
         <w:fldChar w:fldCharType="separate"/>
@@ -1179,7 +1179,7 @@
         <w:fldChar w:fldCharType="begin"/>
       </w:r>
       <w:r>
-        <w:instrText xml:space="preserve"> PAGEREF _Toc911877413 \h </w:instrText>
+        <w:instrText xml:space="preserve"> PAGEREF _Toc1949809655 \h </w:instrText>
       </w:r>
       <w:r>
         <w:fldChar w:fldCharType="separate"/>
@@ -1205,7 +1205,7 @@
         <w:fldChar w:fldCharType="begin"/>
       </w:r>
       <w:r>
-        <w:instrText xml:space="preserve"> HYPERLINK \l _Toc1480375299 </w:instrText>
+        <w:instrText xml:space="preserve"> HYPERLINK \l _Toc1997902012 </w:instrText>
       </w:r>
       <w:r>
         <w:fldChar w:fldCharType="separate"/>
@@ -1223,7 +1223,7 @@
         <w:fldChar w:fldCharType="begin"/>
       </w:r>
       <w:r>
-        <w:instrText xml:space="preserve"> PAGEREF _Toc1480375299 \h </w:instrText>
+        <w:instrText xml:space="preserve"> PAGEREF _Toc1997902012 \h </w:instrText>
       </w:r>
       <w:r>
         <w:fldChar w:fldCharType="separate"/>
@@ -1249,7 +1249,7 @@
         <w:fldChar w:fldCharType="begin"/>
       </w:r>
       <w:r>
-        <w:instrText xml:space="preserve"> HYPERLINK \l _Toc2069599798 </w:instrText>
+        <w:instrText xml:space="preserve"> HYPERLINK \l _Toc684811192 </w:instrText>
       </w:r>
       <w:r>
         <w:fldChar w:fldCharType="separate"/>
@@ -1267,7 +1267,7 @@
         <w:fldChar w:fldCharType="begin"/>
       </w:r>
       <w:r>
-        <w:instrText xml:space="preserve"> PAGEREF _Toc2069599798 \h </w:instrText>
+        <w:instrText xml:space="preserve"> PAGEREF _Toc684811192 \h </w:instrText>
       </w:r>
       <w:r>
         <w:fldChar w:fldCharType="separate"/>
@@ -1293,7 +1293,7 @@
         <w:fldChar w:fldCharType="begin"/>
       </w:r>
       <w:r>
-        <w:instrText xml:space="preserve"> HYPERLINK \l _Toc971174527 </w:instrText>
+        <w:instrText xml:space="preserve"> HYPERLINK \l _Toc1256839671 </w:instrText>
       </w:r>
       <w:r>
         <w:fldChar w:fldCharType="separate"/>
@@ -1311,7 +1311,7 @@
         <w:fldChar w:fldCharType="begin"/>
       </w:r>
       <w:r>
-        <w:instrText xml:space="preserve"> PAGEREF _Toc971174527 \h </w:instrText>
+        <w:instrText xml:space="preserve"> PAGEREF _Toc1256839671 \h </w:instrText>
       </w:r>
       <w:r>
         <w:fldChar w:fldCharType="separate"/>
@@ -1337,7 +1337,7 @@
         <w:fldChar w:fldCharType="begin"/>
       </w:r>
       <w:r>
-        <w:instrText xml:space="preserve"> HYPERLINK \l _Toc1654558089 </w:instrText>
+        <w:instrText xml:space="preserve"> HYPERLINK \l _Toc1055198605 </w:instrText>
       </w:r>
       <w:r>
         <w:fldChar w:fldCharType="separate"/>
@@ -1355,7 +1355,7 @@
         <w:fldChar w:fldCharType="begin"/>
       </w:r>
       <w:r>
-        <w:instrText xml:space="preserve"> PAGEREF _Toc1654558089 \h </w:instrText>
+        <w:instrText xml:space="preserve"> PAGEREF _Toc1055198605 \h </w:instrText>
       </w:r>
       <w:r>
         <w:fldChar w:fldCharType="separate"/>
@@ -1381,7 +1381,7 @@
         <w:fldChar w:fldCharType="begin"/>
       </w:r>
       <w:r>
-        <w:instrText xml:space="preserve"> HYPERLINK \l _Toc392056820 </w:instrText>
+        <w:instrText xml:space="preserve"> HYPERLINK \l _Toc802997309 </w:instrText>
       </w:r>
       <w:r>
         <w:fldChar w:fldCharType="separate"/>
@@ -1399,7 +1399,7 @@
         <w:fldChar w:fldCharType="begin"/>
       </w:r>
       <w:r>
-        <w:instrText xml:space="preserve"> PAGEREF _Toc392056820 \h </w:instrText>
+        <w:instrText xml:space="preserve"> PAGEREF _Toc802997309 \h </w:instrText>
       </w:r>
       <w:r>
         <w:fldChar w:fldCharType="separate"/>
@@ -1425,7 +1425,7 @@
         <w:fldChar w:fldCharType="begin"/>
       </w:r>
       <w:r>
-        <w:instrText xml:space="preserve"> HYPERLINK \l _Toc819144744 </w:instrText>
+        <w:instrText xml:space="preserve"> HYPERLINK \l _Toc1188534615 </w:instrText>
       </w:r>
       <w:r>
         <w:fldChar w:fldCharType="separate"/>
@@ -1443,7 +1443,7 @@
         <w:fldChar w:fldCharType="begin"/>
       </w:r>
       <w:r>
-        <w:instrText xml:space="preserve"> PAGEREF _Toc819144744 \h </w:instrText>
+        <w:instrText xml:space="preserve"> PAGEREF _Toc1188534615 \h </w:instrText>
       </w:r>
       <w:r>
         <w:fldChar w:fldCharType="separate"/>
@@ -1469,7 +1469,7 @@
         <w:fldChar w:fldCharType="begin"/>
       </w:r>
       <w:r>
-        <w:instrText xml:space="preserve"> HYPERLINK \l _Toc1995535138 </w:instrText>
+        <w:instrText xml:space="preserve"> HYPERLINK \l _Toc1955873558 </w:instrText>
       </w:r>
       <w:r>
         <w:fldChar w:fldCharType="separate"/>
@@ -1487,7 +1487,7 @@
         <w:fldChar w:fldCharType="begin"/>
       </w:r>
       <w:r>
-        <w:instrText xml:space="preserve"> PAGEREF _Toc1995535138 \h </w:instrText>
+        <w:instrText xml:space="preserve"> PAGEREF _Toc1955873558 \h </w:instrText>
       </w:r>
       <w:r>
         <w:fldChar w:fldCharType="separate"/>
@@ -1513,7 +1513,7 @@
         <w:fldChar w:fldCharType="begin"/>
       </w:r>
       <w:r>
-        <w:instrText xml:space="preserve"> HYPERLINK \l _Toc1706949167 </w:instrText>
+        <w:instrText xml:space="preserve"> HYPERLINK \l _Toc834704677 </w:instrText>
       </w:r>
       <w:r>
         <w:fldChar w:fldCharType="separate"/>
@@ -1531,7 +1531,7 @@
         <w:fldChar w:fldCharType="begin"/>
       </w:r>
       <w:r>
-        <w:instrText xml:space="preserve"> PAGEREF _Toc1706949167 \h </w:instrText>
+        <w:instrText xml:space="preserve"> PAGEREF _Toc834704677 \h </w:instrText>
       </w:r>
       <w:r>
         <w:fldChar w:fldCharType="separate"/>
@@ -1557,7 +1557,7 @@
         <w:fldChar w:fldCharType="begin"/>
       </w:r>
       <w:r>
-        <w:instrText xml:space="preserve"> HYPERLINK \l _Toc460609496 </w:instrText>
+        <w:instrText xml:space="preserve"> HYPERLINK \l _Toc1518324135 </w:instrText>
       </w:r>
       <w:r>
         <w:fldChar w:fldCharType="separate"/>
@@ -1575,7 +1575,7 @@
         <w:fldChar w:fldCharType="begin"/>
       </w:r>
       <w:r>
-        <w:instrText xml:space="preserve"> PAGEREF _Toc460609496 \h </w:instrText>
+        <w:instrText xml:space="preserve"> PAGEREF _Toc1518324135 \h </w:instrText>
       </w:r>
       <w:r>
         <w:fldChar w:fldCharType="separate"/>
@@ -1601,7 +1601,7 @@
         <w:fldChar w:fldCharType="begin"/>
       </w:r>
       <w:r>
-        <w:instrText xml:space="preserve"> HYPERLINK \l _Toc1932735484 </w:instrText>
+        <w:instrText xml:space="preserve"> HYPERLINK \l _Toc2073043291 </w:instrText>
       </w:r>
       <w:r>
         <w:fldChar w:fldCharType="separate"/>
@@ -1619,7 +1619,7 @@
         <w:fldChar w:fldCharType="begin"/>
       </w:r>
       <w:r>
-        <w:instrText xml:space="preserve"> PAGEREF _Toc1932735484 \h </w:instrText>
+        <w:instrText xml:space="preserve"> PAGEREF _Toc2073043291 \h </w:instrText>
       </w:r>
       <w:r>
         <w:fldChar w:fldCharType="separate"/>
@@ -1645,7 +1645,7 @@
         <w:fldChar w:fldCharType="begin"/>
       </w:r>
       <w:r>
-        <w:instrText xml:space="preserve"> HYPERLINK \l _Toc647635066 </w:instrText>
+        <w:instrText xml:space="preserve"> HYPERLINK \l _Toc863902909 </w:instrText>
       </w:r>
       <w:r>
         <w:fldChar w:fldCharType="separate"/>
@@ -1663,7 +1663,7 @@
         <w:fldChar w:fldCharType="begin"/>
       </w:r>
       <w:r>
-        <w:instrText xml:space="preserve"> PAGEREF _Toc647635066 \h </w:instrText>
+        <w:instrText xml:space="preserve"> PAGEREF _Toc863902909 \h </w:instrText>
       </w:r>
       <w:r>
         <w:fldChar w:fldCharType="separate"/>
@@ -1689,7 +1689,7 @@
         <w:fldChar w:fldCharType="begin"/>
       </w:r>
       <w:r>
-        <w:instrText xml:space="preserve"> HYPERLINK \l _Toc1355431266 </w:instrText>
+        <w:instrText xml:space="preserve"> HYPERLINK \l _Toc479254196 </w:instrText>
       </w:r>
       <w:r>
         <w:fldChar w:fldCharType="separate"/>
@@ -1707,7 +1707,7 @@
         <w:fldChar w:fldCharType="begin"/>
       </w:r>
       <w:r>
-        <w:instrText xml:space="preserve"> PAGEREF _Toc1355431266 \h </w:instrText>
+        <w:instrText xml:space="preserve"> PAGEREF _Toc479254196 \h </w:instrText>
       </w:r>
       <w:r>
         <w:fldChar w:fldCharType="separate"/>
@@ -1733,7 +1733,7 @@
         <w:fldChar w:fldCharType="begin"/>
       </w:r>
       <w:r>
-        <w:instrText xml:space="preserve"> HYPERLINK \l _Toc226760286 </w:instrText>
+        <w:instrText xml:space="preserve"> HYPERLINK \l _Toc1761595922 </w:instrText>
       </w:r>
       <w:r>
         <w:fldChar w:fldCharType="separate"/>
@@ -1751,7 +1751,7 @@
         <w:fldChar w:fldCharType="begin"/>
       </w:r>
       <w:r>
-        <w:instrText xml:space="preserve"> PAGEREF _Toc226760286 \h </w:instrText>
+        <w:instrText xml:space="preserve"> PAGEREF _Toc1761595922 \h </w:instrText>
       </w:r>
       <w:r>
         <w:fldChar w:fldCharType="separate"/>
@@ -1777,7 +1777,7 @@
         <w:fldChar w:fldCharType="begin"/>
       </w:r>
       <w:r>
-        <w:instrText xml:space="preserve"> HYPERLINK \l _Toc1524137024 </w:instrText>
+        <w:instrText xml:space="preserve"> HYPERLINK \l _Toc1933103512 </w:instrText>
       </w:r>
       <w:r>
         <w:fldChar w:fldCharType="separate"/>
@@ -1795,7 +1795,7 @@
         <w:fldChar w:fldCharType="begin"/>
       </w:r>
       <w:r>
-        <w:instrText xml:space="preserve"> PAGEREF _Toc1524137024 \h </w:instrText>
+        <w:instrText xml:space="preserve"> PAGEREF _Toc1933103512 \h </w:instrText>
       </w:r>
       <w:r>
         <w:fldChar w:fldCharType="separate"/>
@@ -1821,7 +1821,7 @@
         <w:fldChar w:fldCharType="begin"/>
       </w:r>
       <w:r>
-        <w:instrText xml:space="preserve"> HYPERLINK \l _Toc986020952 </w:instrText>
+        <w:instrText xml:space="preserve"> HYPERLINK \l _Toc390630721 </w:instrText>
       </w:r>
       <w:r>
         <w:fldChar w:fldCharType="separate"/>
@@ -1839,7 +1839,7 @@
         <w:fldChar w:fldCharType="begin"/>
       </w:r>
       <w:r>
-        <w:instrText xml:space="preserve"> PAGEREF _Toc986020952 \h </w:instrText>
+        <w:instrText xml:space="preserve"> PAGEREF _Toc390630721 \h </w:instrText>
       </w:r>
       <w:r>
         <w:fldChar w:fldCharType="separate"/>
@@ -1865,7 +1865,7 @@
         <w:fldChar w:fldCharType="begin"/>
       </w:r>
       <w:r>
-        <w:instrText xml:space="preserve"> HYPERLINK \l _Toc2070320012 </w:instrText>
+        <w:instrText xml:space="preserve"> HYPERLINK \l _Toc473018968 </w:instrText>
       </w:r>
       <w:r>
         <w:fldChar w:fldCharType="separate"/>
@@ -1883,7 +1883,7 @@
         <w:fldChar w:fldCharType="begin"/>
       </w:r>
       <w:r>
-        <w:instrText xml:space="preserve"> PAGEREF _Toc2070320012 \h </w:instrText>
+        <w:instrText xml:space="preserve"> PAGEREF _Toc473018968 \h </w:instrText>
       </w:r>
       <w:r>
         <w:fldChar w:fldCharType="separate"/>
@@ -1909,7 +1909,7 @@
         <w:fldChar w:fldCharType="begin"/>
       </w:r>
       <w:r>
-        <w:instrText xml:space="preserve"> HYPERLINK \l _Toc190909343 </w:instrText>
+        <w:instrText xml:space="preserve"> HYPERLINK \l _Toc45333982 </w:instrText>
       </w:r>
       <w:r>
         <w:fldChar w:fldCharType="separate"/>
@@ -1927,7 +1927,7 @@
         <w:fldChar w:fldCharType="begin"/>
       </w:r>
       <w:r>
-        <w:instrText xml:space="preserve"> PAGEREF _Toc190909343 \h </w:instrText>
+        <w:instrText xml:space="preserve"> PAGEREF _Toc45333982 \h </w:instrText>
       </w:r>
       <w:r>
         <w:fldChar w:fldCharType="separate"/>
@@ -1953,7 +1953,7 @@
         <w:fldChar w:fldCharType="begin"/>
       </w:r>
       <w:r>
-        <w:instrText xml:space="preserve"> HYPERLINK \l _Toc272759183 </w:instrText>
+        <w:instrText xml:space="preserve"> HYPERLINK \l _Toc1719024436 </w:instrText>
       </w:r>
       <w:r>
         <w:fldChar w:fldCharType="separate"/>
@@ -1971,7 +1971,7 @@
         <w:fldChar w:fldCharType="begin"/>
       </w:r>
       <w:r>
-        <w:instrText xml:space="preserve"> PAGEREF _Toc272759183 \h </w:instrText>
+        <w:instrText xml:space="preserve"> PAGEREF _Toc1719024436 \h </w:instrText>
       </w:r>
       <w:r>
         <w:fldChar w:fldCharType="separate"/>
@@ -1997,7 +1997,7 @@
         <w:fldChar w:fldCharType="begin"/>
       </w:r>
       <w:r>
-        <w:instrText xml:space="preserve"> HYPERLINK \l _Toc1533485983 </w:instrText>
+        <w:instrText xml:space="preserve"> HYPERLINK \l _Toc1546192761 </w:instrText>
       </w:r>
       <w:r>
         <w:fldChar w:fldCharType="separate"/>
@@ -2015,13 +2015,13 @@
         <w:fldChar w:fldCharType="begin"/>
       </w:r>
       <w:r>
-        <w:instrText xml:space="preserve"> PAGEREF _Toc1533485983 \h </w:instrText>
+        <w:instrText xml:space="preserve"> PAGEREF _Toc1546192761 \h </w:instrText>
       </w:r>
       <w:r>
         <w:fldChar w:fldCharType="separate"/>
       </w:r>
       <w:r>
-        <w:t>25</w:t>
+        <w:t>24</w:t>
       </w:r>
       <w:r>
         <w:fldChar w:fldCharType="end"/>
@@ -2041,7 +2041,7 @@
         <w:fldChar w:fldCharType="begin"/>
       </w:r>
       <w:r>
-        <w:instrText xml:space="preserve"> HYPERLINK \l _Toc1347668634 </w:instrText>
+        <w:instrText xml:space="preserve"> HYPERLINK \l _Toc162121780 </w:instrText>
       </w:r>
       <w:r>
         <w:fldChar w:fldCharType="separate"/>
@@ -2059,13 +2059,13 @@
         <w:fldChar w:fldCharType="begin"/>
       </w:r>
       <w:r>
-        <w:instrText xml:space="preserve"> PAGEREF _Toc1347668634 \h </w:instrText>
+        <w:instrText xml:space="preserve"> PAGEREF _Toc162121780 \h </w:instrText>
       </w:r>
       <w:r>
         <w:fldChar w:fldCharType="separate"/>
       </w:r>
       <w:r>
-        <w:t>26</w:t>
+        <w:t>25</w:t>
       </w:r>
       <w:r>
         <w:fldChar w:fldCharType="end"/>
@@ -2095,7 +2095,7 @@
       <w:pPr>
         <w:pStyle w:val="2"/>
       </w:pPr>
-      <w:bookmarkStart w:id="0" w:name="_Toc1618957770"/>
+      <w:bookmarkStart w:id="0" w:name="_Toc1468018861"/>
       <w:r>
         <w:rPr>
           <w:rFonts w:ascii="黑体" w:hAnsi="黑体" w:eastAsia="黑体" w:cs="黑体"/>
@@ -2111,7 +2111,7 @@
       <w:pPr>
         <w:pStyle w:val="3"/>
       </w:pPr>
-      <w:bookmarkStart w:id="1" w:name="_Toc1205432900"/>
+      <w:bookmarkStart w:id="1" w:name="_Toc553376444"/>
       <w:r>
         <w:rPr>
           <w:rFonts w:ascii="黑体" w:hAnsi="黑体" w:eastAsia="黑体" w:cs="黑体"/>
@@ -2145,7 +2145,7 @@
       <w:pPr>
         <w:pStyle w:val="3"/>
       </w:pPr>
-      <w:bookmarkStart w:id="2" w:name="_Toc350024502"/>
+      <w:bookmarkStart w:id="2" w:name="_Toc1993702798"/>
       <w:r>
         <w:rPr>
           <w:rFonts w:ascii="黑体" w:hAnsi="黑体" w:eastAsia="黑体" w:cs="黑体"/>
@@ -2206,7 +2206,7 @@
       <w:pPr>
         <w:pStyle w:val="3"/>
       </w:pPr>
-      <w:bookmarkStart w:id="3" w:name="_Toc904095981"/>
+      <w:bookmarkStart w:id="3" w:name="_Toc975581845"/>
       <w:r>
         <w:rPr>
           <w:rFonts w:ascii="黑体" w:hAnsi="黑体" w:eastAsia="黑体" w:cs="黑体"/>
@@ -2270,7 +2270,7 @@
       <w:pPr>
         <w:pStyle w:val="2"/>
       </w:pPr>
-      <w:bookmarkStart w:id="4" w:name="_Toc1694350142"/>
+      <w:bookmarkStart w:id="4" w:name="_Toc566424070"/>
       <w:r>
         <w:rPr>
           <w:rFonts w:ascii="黑体" w:hAnsi="黑体" w:eastAsia="黑体" w:cs="黑体"/>
@@ -2286,7 +2286,7 @@
       <w:pPr>
         <w:pStyle w:val="3"/>
       </w:pPr>
-      <w:bookmarkStart w:id="5" w:name="_Toc1309677374"/>
+      <w:bookmarkStart w:id="5" w:name="_Toc94337339"/>
       <w:r>
         <w:rPr>
           <w:rFonts w:ascii="黑体" w:hAnsi="黑体" w:eastAsia="黑体" w:cs="黑体"/>
@@ -2771,7 +2771,7 @@
       <w:pPr>
         <w:pStyle w:val="3"/>
       </w:pPr>
-      <w:bookmarkStart w:id="7" w:name="_Toc40243068"/>
+      <w:bookmarkStart w:id="7" w:name="_Toc684725087"/>
       <w:r>
         <w:rPr>
           <w:rFonts w:ascii="黑体" w:hAnsi="黑体" w:eastAsia="黑体" w:cs="黑体"/>
@@ -2860,7 +2860,7 @@
       <w:pPr>
         <w:pStyle w:val="3"/>
       </w:pPr>
-      <w:bookmarkStart w:id="8" w:name="_Toc2055378718"/>
+      <w:bookmarkStart w:id="8" w:name="_Toc1957156583"/>
       <w:r>
         <w:rPr>
           <w:rFonts w:ascii="黑体" w:hAnsi="黑体" w:eastAsia="黑体" w:cs="黑体"/>
@@ -3682,7 +3682,7 @@
       <w:pPr>
         <w:pStyle w:val="3"/>
       </w:pPr>
-      <w:bookmarkStart w:id="9" w:name="_Toc328167784"/>
+      <w:bookmarkStart w:id="9" w:name="_Toc923669382"/>
       <w:r>
         <w:rPr>
           <w:rFonts w:ascii="黑体" w:hAnsi="黑体" w:eastAsia="黑体" w:cs="黑体"/>
@@ -3744,7 +3744,7 @@
       <w:pPr>
         <w:pStyle w:val="3"/>
       </w:pPr>
-      <w:bookmarkStart w:id="10" w:name="_Toc777940192"/>
+      <w:bookmarkStart w:id="10" w:name="_Toc2099502758"/>
       <w:r>
         <w:rPr>
           <w:rFonts w:ascii="黑体" w:hAnsi="黑体" w:eastAsia="黑体" w:cs="黑体"/>
@@ -3840,14 +3840,14 @@
           <w:rFonts w:ascii="Times New Roman" w:hAnsi="Times New Roman" w:eastAsia="宋体"/>
           <w:sz w:val="24"/>
         </w:rPr>
-        <w:t>总体来看，现有研究已经形成从学生状态采样、教师分布监督到参数高效更新的完整技术链条，但不同工作常同时改变模型规模、数据来源、散度目标和教师信息预算，结果难以直接横向比较。本文将固定 Qwen3-4B 教师、Qwen3-0.6B 学生和公开 Function Calling 数据，围绕 Forward KL、Reverse KL、广义散度，以及全词表、Top-K、K1 三类监督方式开展受控比较。研究目标是系统复现并分离这些方法变量，而不预设尚未得到实验支持的结论。</w:t>
+        <w:t>总体来看，现有研究已经形成从学生状态采样、教师分布监督到参数高效更新的完整技术链条，但不同工作常同时改变模型规模、数据来源、散度目标和教师信息预算，结果难以直接横向比较。本文将固定 Qwen3-4B 教师、Qwen3-0.6B 学生和公开 Function Calling 数据，围绕 Forward KL、Reverse KL、广义散度，以及全词表、Top-K、K1 三类监督方式开展受控比较。</w:t>
       </w:r>
     </w:p>
     <w:p>
       <w:pPr>
         <w:pStyle w:val="3"/>
       </w:pPr>
-      <w:bookmarkStart w:id="11" w:name="_Toc960364008"/>
+      <w:bookmarkStart w:id="11" w:name="_Toc1039049849"/>
       <w:r>
         <w:rPr>
           <w:rFonts w:ascii="黑体" w:hAnsi="黑体" w:eastAsia="黑体" w:cs="黑体"/>
@@ -3883,14 +3883,23 @@
         <w:jc w:val="both"/>
       </w:pPr>
       <w:r>
-        <w:t>最后，教师信息越完整，计算和存储成本通常越高。全词表监督保留完整分布，Top-K 和单样本估计能够压缩反馈，却会引入支持集截断、概率质量丢失与估计方差。前缀蒸馏与相关效率研究说明，更多教师信息并不必然带来等比例收益[11][14][15]。据此，本文把现有问题归纳为三个相互关联的研究问题：学生状态分布上的教师监督是否有效，不同散度如何影响优化行为，以及监督信息粒度如何在效果与资源开销之间取得平衡。Function Calling 的结构化输出和可执行评测为回答这三个问题提供了统一场景。</w:t>
+        <w:t>最后，教师信息越完整，计算和存储成本通常越高。全词表监督保留完整分布，Top-K 和单样本估计能够压缩反馈，却会引入支持集截断、概率质量丢失与估计方差。前缀蒸馏与相关效率研究说明，更多教师信息并不必然带来等比例收益[11][14][15]。</w:t>
+      </w:r>
+    </w:p>
+    <w:p>
+      <w:pPr>
+        <w:ind w:firstLine="420"/>
+        <w:jc w:val="both"/>
+      </w:pPr>
+      <w:r>
+        <w:t>据此，本文把现有问题归纳为三个相互关联的研究问题：学生状态分布上的教师监督是否有效，不同散度如何影响优化行为，以及监督信息粒度如何在效果与资源开销之间取得平衡。Function Calling 的结构化输出和可执行评测为回答这三个问题提供了统一场景。</w:t>
       </w:r>
     </w:p>
     <w:p>
       <w:pPr>
         <w:pStyle w:val="2"/>
       </w:pPr>
-      <w:bookmarkStart w:id="12" w:name="_Toc350791604"/>
+      <w:bookmarkStart w:id="12" w:name="_Toc2121278386"/>
       <w:r>
         <w:rPr>
           <w:rFonts w:ascii="黑体" w:hAnsi="黑体" w:eastAsia="黑体" w:cs="黑体"/>
@@ -3906,7 +3915,7 @@
       <w:pPr>
         <w:pStyle w:val="3"/>
       </w:pPr>
-      <w:bookmarkStart w:id="13" w:name="_Toc911877413"/>
+      <w:bookmarkStart w:id="13" w:name="_Toc1949809655"/>
       <w:r>
         <w:rPr>
           <w:rFonts w:ascii="黑体" w:hAnsi="黑体" w:eastAsia="黑体" w:cs="黑体"/>
@@ -3924,7 +3933,7 @@
         <w:jc w:val="both"/>
       </w:pPr>
       <w:r>
-        <w:t>本文不把模型、数据、LoRA 配置和评测脚本分别列为独立研究内容，而把它们视为统一实验条件。在此基础上，研究内容归纳为以下三个问题，并分别对应论文第 3.2、3.3 和 3.4 节：</w:t>
+        <w:t>本文不把模型、数据、LoRA 配置和评测脚本分别列为独立研究内容，而把它们视为统一实验条件。在此基础上，研究内容归纳为以下三个问题，并分别对应第 3.2、3.3 和 3.4 节：</w:t>
       </w:r>
     </w:p>
     <w:p>
@@ -3961,7 +3970,7 @@
       <w:pPr>
         <w:pStyle w:val="3"/>
       </w:pPr>
-      <w:bookmarkStart w:id="14" w:name="_Toc1480375299"/>
+      <w:bookmarkStart w:id="14" w:name="_Toc1997902012"/>
       <w:r>
         <w:rPr>
           <w:rFonts w:ascii="黑体" w:hAnsi="黑体" w:eastAsia="黑体" w:cs="黑体"/>
@@ -3979,14 +3988,14 @@
         <w:jc w:val="both"/>
       </w:pPr>
       <w:r>
-        <w:t>第一个问题关注“在哪里学习”。学生 rollout 决定教师监督所覆盖的前缀状态；状态过于接近参考答案，难以暴露部署时的真实错误，状态质量过低，又可能使教师反馈被噪声主导。研究将固定模型、数据和生成协议，分析学生前缀、格式错误与任务结果之间的关系，判断 OPD 相对于离线蒸馏是否确实改善了有效状态覆盖[7][10][11]。</w:t>
+        <w:t>学生 rollout 决定教师监督所覆盖的前缀状态；状态过于接近参考答案，难以暴露部署时的真实错误，状态质量过低，又可能使教师反馈被噪声主导。研究将固定模型、数据和生成协议，分析学生前缀、格式错误与任务结果之间的关系，判断 OPD 相对于离线蒸馏是否确实改善了有效状态覆盖[7][10][11]。</w:t>
       </w:r>
     </w:p>
     <w:p>
       <w:pPr>
         <w:pStyle w:val="3"/>
       </w:pPr>
-      <w:bookmarkStart w:id="15" w:name="_Toc2069599798"/>
+      <w:bookmarkStart w:id="15" w:name="_Toc684811192"/>
       <w:r>
         <w:rPr>
           <w:rFonts w:ascii="黑体" w:hAnsi="黑体" w:eastAsia="黑体" w:cs="黑体"/>
@@ -4004,14 +4013,14 @@
         <w:jc w:val="both"/>
       </w:pPr>
       <w:r>
-        <w:t>第二个问题关注“如何学习”。在相同学生轨迹上，Forward KL、Reverse KL 与广义散度对教师分布的利用方式不同，可能分别表现为候选覆盖、模式集中或二者之间的折中。研究将通过训练稳定性、分布统计和 Function Calling 错误类型，解释不同散度产生差异的原因，而不是只比较单一的最终准确率[7][8][9][12]。</w:t>
+        <w:t>在相同学生轨迹上，Forward KL、Reverse KL 与广义散度对教师分布的利用方式不同，可能分别表现为候选覆盖、模式集中或二者之间的折中。研究将通过训练稳定性、分布统计和 Function Calling 错误类型，解释不同散度产生差异的原因，而不是只比较单一的最终准确率[7][8][9][12]。</w:t>
       </w:r>
     </w:p>
     <w:p>
       <w:pPr>
         <w:pStyle w:val="3"/>
       </w:pPr>
-      <w:bookmarkStart w:id="16" w:name="_Toc971174527"/>
+      <w:bookmarkStart w:id="16" w:name="_Toc1256839671"/>
       <w:r>
         <w:rPr>
           <w:rFonts w:ascii="黑体" w:hAnsi="黑体" w:eastAsia="黑体" w:cs="黑体"/>
@@ -4029,14 +4038,14 @@
         <w:jc w:val="both"/>
       </w:pPr>
       <w:r>
-        <w:t>第三个问题关注“使用多少教师信息”。全词表监督、Top-K 和 K1 sampled-token 逐步减少教师信息量，同时改变支持集覆盖、估计偏差和梯度方差。研究将在统一训练预算下同时报告任务表现、教师反馈量、训练时间和显存占用，从而判断稀疏监督节省的资源是否足以补偿可能的性能损失[11][14][15]。</w:t>
+        <w:t>全词表监督、Top-K 和 K1 sampled-token 逐步减少教师信息量，同时改变支持集覆盖、估计偏差和梯度方差。研究将在统一训练预算下同时报告任务表现、教师反馈量、训练时间和显存占用，从而判断稀疏监督节省的资源是否足以补偿可能的性能损失[11][14][15]。</w:t>
       </w:r>
     </w:p>
     <w:p>
       <w:pPr>
         <w:pStyle w:val="3"/>
       </w:pPr>
-      <w:bookmarkStart w:id="17" w:name="_Toc1654558089"/>
+      <w:bookmarkStart w:id="17" w:name="_Toc1055198605"/>
       <w:r>
         <w:rPr>
           <w:rFonts w:ascii="黑体" w:hAnsi="黑体" w:eastAsia="黑体" w:cs="黑体"/>
@@ -4186,7 +4195,7 @@
       <w:pPr>
         <w:pStyle w:val="2"/>
       </w:pPr>
-      <w:bookmarkStart w:id="19" w:name="_Toc392056820"/>
+      <w:bookmarkStart w:id="19" w:name="_Toc802997309"/>
       <w:r>
         <w:rPr>
           <w:rFonts w:ascii="黑体" w:hAnsi="黑体" w:eastAsia="黑体" w:cs="黑体"/>
@@ -4202,7 +4211,7 @@
       <w:pPr>
         <w:pStyle w:val="3"/>
       </w:pPr>
-      <w:bookmarkStart w:id="20" w:name="_Toc819144744"/>
+      <w:bookmarkStart w:id="20" w:name="_Toc1188534615"/>
       <w:r>
         <w:rPr>
           <w:rFonts w:ascii="黑体" w:hAnsi="黑体" w:eastAsia="黑体" w:cs="黑体"/>
@@ -4276,7 +4285,17 @@
         <w:jc w:val="both"/>
       </w:pPr>
       <w:r>
-        <w:t>本文以学生模型在真实生成过程中访问的状态为起点，将教师反馈、分布匹配和参数更新放在同一条计算链路中。具体过程是：学生先根据当前策略生成 Function Calling 轨迹，教师再在这些学生前缀上给出条件分布，最后由选定的散度和监督信息粒度形成梯度。这样处理后，状态来源、优化目标和教师信息量不再混在一个方法名称中，而可以作为三个相互独立的变量加以比较。</w:t>
+        <w:t>本文以学生模型在真实生成过程中访问的状态为起点，将教师反馈、分布匹配和参数更新放在</w:t>
+      </w:r>
+      <w:r>
+        <w:rPr>
+          <w:rFonts w:hint="eastAsia"/>
+          <w:lang w:val="en-US" w:eastAsia="zh-CN"/>
+        </w:rPr>
+        <w:t>一起综合计算</w:t>
+      </w:r>
+      <w:r>
+        <w:t>。具体过程是：学生先根据当前策略生成 Function Calling 轨迹，教师再在这些学生前缀上给出条件分布，最后由选定的散度和监督信息粒度形成梯度。这样处理后，状态来源、优化目标和教师信息量不再混在一个方法名称中，而可以作为三个相互独立的变量加以比较。</w:t>
       </w:r>
     </w:p>
     <w:p>
@@ -4303,6 +4322,9 @@
         <w:jc w:val="center"/>
       </w:pPr>
       <m:oMathPara>
+        <m:oMathParaPr>
+          <m:jc m:val="center"/>
+        </m:oMathParaPr>
         <m:oMath>
           <m:r>
             <m:rPr/>
@@ -4327,6 +4349,16 @@
                 <m:rPr/>
                 <m:t>θ</m:t>
               </m:r>
+              <m:r>
+                <m:rPr>
+                  <m:sty m:val="p"/>
+                </m:rPr>
+                <m:t>,</m:t>
+              </m:r>
+              <m:r>
+                <m:rPr/>
+                <m:t>τ</m:t>
+              </m:r>
             </m:sub>
           </m:sSub>
           <m:r>
@@ -4589,6 +4621,9 @@
         <w:jc w:val="center"/>
       </w:pPr>
       <m:oMathPara>
+        <m:oMathParaPr>
+          <m:jc m:val="center"/>
+        </m:oMathParaPr>
         <m:oMath>
           <m:sSubSup>
             <m:sSubSupPr/>
@@ -4603,7 +4638,10 @@
             </m:e>
             <m:sub>
               <m:r>
-                <m:rPr/>
+                <m:rPr>
+                  <m:sty m:val="p"/>
+                  <m:scr m:val="script"/>
+                </m:rPr>
                 <m:t>D</m:t>
               </m:r>
             </m:sub>
@@ -4707,6 +4745,16 @@
                   <m:r>
                     <m:rPr/>
                     <m:t>θ</m:t>
+                  </m:r>
+                  <m:r>
+                    <m:rPr>
+                      <m:sty m:val="p"/>
+                    </m:rPr>
+                    <m:t>,</m:t>
+                  </m:r>
+                  <m:r>
+                    <m:rPr/>
+                    <m:t>τ</m:t>
                   </m:r>
                 </m:sub>
               </m:sSub>
@@ -4738,12 +4786,6 @@
               <m:f>
                 <m:fPr/>
                 <m:num>
-                  <m:r>
-                    <m:rPr/>
-                    <m:t>1</m:t>
-                  </m:r>
-                </m:num>
-                <m:den>
                   <m:nary>
                     <m:naryPr>
                       <m:chr m:val="∑"/>
@@ -4789,77 +4831,45 @@
                       </m:sSub>
                     </m:e>
                   </m:nary>
-                </m:den>
-              </m:f>
-              <m:nary>
-                <m:naryPr>
-                  <m:chr m:val="∑"/>
-                  <m:limLoc m:val="undOvr"/>
-                </m:naryPr>
-                <m:sub>
-                  <m:r>
-                    <m:rPr/>
-                    <m:t>t</m:t>
-                  </m:r>
-                  <m:r>
-                    <m:rPr>
-                      <m:sty m:val="p"/>
-                    </m:rPr>
-                    <m:t>=</m:t>
-                  </m:r>
-                  <m:r>
-                    <m:rPr/>
-                    <m:t>1</m:t>
-                  </m:r>
-                </m:sub>
-                <m:sup>
-                  <m:r>
-                    <m:rPr/>
-                    <m:t>T</m:t>
-                  </m:r>
-                </m:sup>
-                <m:e>
-                  <m:sSub>
-                    <m:sSubPr/>
+                  <m:r>
+                    <m:rPr/>
+                    <m:t> </m:t>
+                  </m:r>
+                  <m:sSup>
+                    <m:sSupPr/>
                     <m:e>
+                      <m:acc>
+                        <m:accPr/>
+                        <m:e>
+                          <m:r>
+                            <m:rPr>
+                              <m:sty m:val="p"/>
+                              <m:scr m:val="script"/>
+                            </m:rPr>
+                            <m:t>D</m:t>
+                          </m:r>
+                        </m:e>
+                      </m:acc>
+                    </m:e>
+                    <m:sup>
                       <m:r>
-                        <m:rPr/>
-                        <m:t>m</m:t>
+                        <m:rPr>
+                          <m:sty m:val="p"/>
+                        </m:rPr>
+                        <m:t>(</m:t>
                       </m:r>
-                    </m:e>
-                    <m:sub>
-                      <m:r>
-                        <m:rPr/>
-                        <m:t>t</m:t>
-                      </m:r>
-                    </m:sub>
-                  </m:sSub>
-                </m:e>
-              </m:nary>
-              <m:r>
-                <m:rPr/>
-                <m:t>D​</m:t>
-              </m:r>
-              <m:d>
-                <m:dPr>
-                  <m:sepChr m:val="∥"/>
-                </m:dPr>
-                <m:e>
-                  <m:sSub>
-                    <m:sSubPr/>
-                    <m:e>
-                      <m:r>
-                        <m:rPr/>
-                        <m:t>C</m:t>
-                      </m:r>
-                    </m:e>
-                    <m:sub>
                       <m:r>
                         <m:rPr/>
                         <m:t>g</m:t>
                       </m:r>
-                    </m:sub>
-                  </m:sSub>
+                      <m:r>
+                        <m:rPr>
+                          <m:sty m:val="p"/>
+                        </m:rPr>
+                        <m:t>)</m:t>
+                      </m:r>
+                    </m:sup>
+                  </m:sSup>
                   <m:r>
                     <m:rPr>
                       <m:sty m:val="p"/>
@@ -4895,38 +4905,7 @@
                     <m:rPr>
                       <m:sty m:val="p"/>
                     </m:rPr>
-                    <m:t>)</m:t>
-                  </m:r>
-                  <m:r>
-                    <m:rPr/>
-                    <m:t> </m:t>
-                  </m:r>
-                </m:e>
-                <m:e>
-                  <m:r>
-                    <m:rPr/>
-                    <m:t> </m:t>
-                  </m:r>
-                  <m:sSub>
-                    <m:sSubPr/>
-                    <m:e>
-                      <m:r>
-                        <m:rPr/>
-                        <m:t>C</m:t>
-                      </m:r>
-                    </m:e>
-                    <m:sub>
-                      <m:r>
-                        <m:rPr/>
-                        <m:t>g</m:t>
-                      </m:r>
-                    </m:sub>
-                  </m:sSub>
-                  <m:r>
-                    <m:rPr>
-                      <m:sty m:val="p"/>
-                    </m:rPr>
-                    <m:t>(</m:t>
+                    <m:t>,</m:t>
                   </m:r>
                   <m:sSub>
                     <m:sSubPr/>
@@ -4959,8 +4938,82 @@
                     </m:rPr>
                     <m:t>)</m:t>
                   </m:r>
-                </m:e>
-              </m:d>
+                </m:num>
+                <m:den>
+                  <m:r>
+                    <m:rPr>
+                      <m:sty m:val="p"/>
+                    </m:rPr>
+                    <m:t>max</m:t>
+                  </m:r>
+                  <m:r>
+                    <m:rPr/>
+                    <m:t>​</m:t>
+                  </m:r>
+                  <m:d>
+                    <m:dPr>
+                      <m:sepChr m:val=""/>
+                    </m:dPr>
+                    <m:e>
+                      <m:r>
+                        <m:rPr/>
+                        <m:t>1</m:t>
+                      </m:r>
+                      <m:r>
+                        <m:rPr>
+                          <m:sty m:val="p"/>
+                        </m:rPr>
+                        <m:t>,</m:t>
+                      </m:r>
+                      <m:nary>
+                        <m:naryPr>
+                          <m:chr m:val="∑"/>
+                          <m:limLoc m:val="undOvr"/>
+                        </m:naryPr>
+                        <m:sub>
+                          <m:r>
+                            <m:rPr/>
+                            <m:t>t</m:t>
+                          </m:r>
+                          <m:r>
+                            <m:rPr>
+                              <m:sty m:val="p"/>
+                            </m:rPr>
+                            <m:t>=</m:t>
+                          </m:r>
+                          <m:r>
+                            <m:rPr/>
+                            <m:t>1</m:t>
+                          </m:r>
+                        </m:sub>
+                        <m:sup>
+                          <m:r>
+                            <m:rPr/>
+                            <m:t>T</m:t>
+                          </m:r>
+                        </m:sup>
+                        <m:e>
+                          <m:sSub>
+                            <m:sSubPr/>
+                            <m:e>
+                              <m:r>
+                                <m:rPr/>
+                                <m:t>m</m:t>
+                              </m:r>
+                            </m:e>
+                            <m:sub>
+                              <m:r>
+                                <m:rPr/>
+                                <m:t>t</m:t>
+                              </m:r>
+                            </m:sub>
+                          </m:sSub>
+                        </m:e>
+                      </m:nary>
+                    </m:e>
+                  </m:d>
+                </m:den>
+              </m:f>
             </m:e>
           </m:d>
         </m:oMath>
@@ -4969,18 +5022,21 @@
     <w:p>
       <w:pPr>
         <w:ind w:firstLine="0"/>
+        <w:jc w:val="left"/>
+      </w:pPr>
+      <w:r>
+        <w:t>上式中的统一估计项在全词表方案下等于完整散度，在 Top-K 方案下等于重归一化后的截断散度，在 K1 方案下等于后文给出的单样本重要性估计。每次参数更新只对师生条件分布之间的损失反向传播；学生生成的离散轨迹只作为状态序列使用，不对采样过程本身求梯度。学生生成分布决定教师看到什么状态，散度函数决定教师知识以何种偏好转化为梯度，估计方式则决定每个位置实际使用多少教师信息。学生只在 LoRA 参数子空间内更新，因此总体优化问题可写为：</w:t>
+      </w:r>
+    </w:p>
+    <w:p>
+      <w:pPr>
+        <w:ind w:firstLine="420"/>
         <w:jc w:val="center"/>
       </w:pPr>
-      <w:r>
-        <w:t>式中的监督算子分别对应全词表保留、Top-K 截断和 K1 随机估计。学生生成分布决定教师看到什么状态，散度函数决定教师知识以何种偏好转化为梯度，监督算子则决定每个位置实际保留多少教师信息。学生只在 LoRA 参数子空间内更新，因此总体优化问题可写为：</w:t>
-      </w:r>
-    </w:p>
-    <w:p>
-      <w:pPr>
-        <w:ind w:firstLine="420"/>
-        <w:jc w:val="center"/>
-      </w:pPr>
       <m:oMathPara>
+        <m:oMathParaPr>
+          <m:jc m:val="center"/>
+        </m:oMathParaPr>
         <m:oMath>
           <m:sSup>
             <m:sSupPr/>
@@ -5064,7 +5120,10 @@
             </m:e>
             <m:sub>
               <m:r>
-                <m:rPr/>
+                <m:rPr>
+                  <m:sty m:val="p"/>
+                  <m:scr m:val="script"/>
+                </m:rPr>
                 <m:t>D</m:t>
               </m:r>
             </m:sub>
@@ -5112,7 +5171,7 @@
         <w:jc w:val="center"/>
       </w:pPr>
       <w:r>
-        <w:t>三个研究问题由此统一到同一目标中：学生轨迹决定监督状态，散度决定优化偏好，监督算子决定信息量与计算成本。整体技术路线如图 2 所示。</w:t>
+        <w:t>三个研究问题由此统一到同一目标中：学生轨迹决定监督状态，散度决定优化偏好，监督信息粒度与估计方式决定信息量和计算成本。整体技术路线如图 2 所示。</w:t>
       </w:r>
     </w:p>
     <w:p>
@@ -5222,7 +5281,7 @@
       <w:pPr>
         <w:pStyle w:val="3"/>
       </w:pPr>
-      <w:bookmarkStart w:id="22" w:name="_Toc1995535138"/>
+      <w:bookmarkStart w:id="22" w:name="_Toc1955873558"/>
       <w:r>
         <w:rPr>
           <w:rFonts w:ascii="黑体" w:hAnsi="黑体" w:eastAsia="黑体" w:cs="黑体"/>
@@ -5550,7 +5609,7 @@
       <w:pPr>
         <w:pStyle w:val="3"/>
       </w:pPr>
-      <w:bookmarkStart w:id="23" w:name="_Toc1706949167"/>
+      <w:bookmarkStart w:id="23" w:name="_Toc834704677"/>
       <w:r>
         <w:rPr>
           <w:rFonts w:ascii="黑体" w:hAnsi="黑体" w:eastAsia="黑体" w:cs="黑体"/>
@@ -6999,7 +7058,7 @@
       <w:pPr>
         <w:pStyle w:val="3"/>
       </w:pPr>
-      <w:bookmarkStart w:id="26" w:name="_Toc460609496"/>
+      <w:bookmarkStart w:id="26" w:name="_Toc1518324135"/>
       <w:r>
         <w:rPr>
           <w:rFonts w:ascii="黑体" w:hAnsi="黑体" w:eastAsia="黑体" w:cs="黑体"/>
@@ -7986,7 +8045,7 @@
         <w:keepNext/>
         <w:spacing w:before="80" w:after="80" w:line="240" w:lineRule="auto"/>
         <w:ind w:left="0" w:right="0" w:firstLine="0"/>
-        <w:jc w:val="left"/>
+        <w:jc w:val="center"/>
       </w:pPr>
       <w:r>
         <w:rPr>
@@ -9212,518 +9271,516 @@
         <w:jc w:val="left"/>
       </w:pPr>
       <m:oMathPara>
+        <m:oMathParaPr>
+          <m:jc m:val="center"/>
+        </m:oMathParaPr>
         <m:oMath>
-          <m:m>
-            <m:mPr>
-              <m:mcs>
-                <m:mc>
-                  <m:mcPr>
-                    <m:count m:val="1"/>
-                    <m:mcJc m:val="right"/>
-                  </m:mcPr>
-                </m:mc>
-              </m:mcs>
-              <m:plcHide m:val="1"/>
-            </m:mPr>
-            <m:mr>
-              <m:e>
-                <m:sSub>
-                  <m:sSubPr/>
-                  <m:e>
-                    <m:acc>
-                      <m:accPr/>
-                      <m:e>
-                        <m:r>
-                          <m:rPr/>
-                          <m:t>D</m:t>
-                        </m:r>
-                      </m:e>
-                    </m:acc>
-                  </m:e>
-                  <m:sub>
-                    <m:r>
-                      <m:rPr>
-                        <m:sty m:val="p"/>
-                      </m:rPr>
-                      <m:t>FKL</m:t>
-                    </m:r>
-                  </m:sub>
-                </m:sSub>
-                <m:r>
-                  <m:rPr>
-                    <m:sty m:val="p"/>
-                  </m:rPr>
-                  <m:t>=</m:t>
-                </m:r>
-                <m:f>
-                  <m:fPr/>
-                  <m:num>
-                    <m:sSub>
-                      <m:sSubPr/>
-                      <m:e>
-                        <m:r>
-                          <m:rPr/>
-                          <m:t>p</m:t>
-                        </m:r>
-                      </m:e>
-                      <m:sub>
-                        <m:r>
-                          <m:rPr/>
-                          <m:t>T</m:t>
-                        </m:r>
-                        <m:r>
-                          <m:rPr>
-                            <m:sty m:val="p"/>
-                          </m:rPr>
-                          <m:t>,</m:t>
-                        </m:r>
-                        <m:r>
-                          <m:rPr/>
-                          <m:t>t</m:t>
-                        </m:r>
-                      </m:sub>
-                    </m:sSub>
-                    <m:r>
-                      <m:rPr>
-                        <m:sty m:val="p"/>
-                      </m:rPr>
-                      <m:t>(</m:t>
-                    </m:r>
-                    <m:acc>
-                      <m:accPr/>
-                      <m:e>
-                        <m:r>
-                          <m:rPr/>
-                          <m:t>v</m:t>
-                        </m:r>
-                      </m:e>
-                    </m:acc>
-                    <m:r>
-                      <m:rPr>
-                        <m:sty m:val="p"/>
-                      </m:rPr>
-                      <m:t>)</m:t>
-                    </m:r>
-                  </m:num>
-                  <m:den>
-                    <m:sSub>
-                      <m:sSubPr/>
-                      <m:e>
-                        <m:r>
-                          <m:rPr/>
-                          <m:t>q</m:t>
-                        </m:r>
-                      </m:e>
-                      <m:sub>
-                        <m:r>
-                          <m:rPr/>
-                          <m:t>t</m:t>
-                        </m:r>
-                      </m:sub>
-                    </m:sSub>
-                    <m:r>
-                      <m:rPr>
-                        <m:sty m:val="p"/>
-                      </m:rPr>
-                      <m:t>(</m:t>
-                    </m:r>
-                    <m:acc>
-                      <m:accPr/>
-                      <m:e>
-                        <m:r>
-                          <m:rPr/>
-                          <m:t>v</m:t>
-                        </m:r>
-                      </m:e>
-                    </m:acc>
-                    <m:r>
-                      <m:rPr>
-                        <m:sty m:val="p"/>
-                      </m:rPr>
-                      <m:t>)</m:t>
-                    </m:r>
-                  </m:den>
-                </m:f>
-                <m:r>
-                  <m:rPr>
-                    <m:sty m:val="p"/>
-                  </m:rPr>
-                  <m:t>log</m:t>
-                </m:r>
-                <m:f>
-                  <m:fPr/>
-                  <m:num>
-                    <m:sSub>
-                      <m:sSubPr/>
-                      <m:e>
-                        <m:r>
-                          <m:rPr/>
-                          <m:t>p</m:t>
-                        </m:r>
-                      </m:e>
-                      <m:sub>
-                        <m:r>
-                          <m:rPr/>
-                          <m:t>T</m:t>
-                        </m:r>
-                        <m:r>
-                          <m:rPr>
-                            <m:sty m:val="p"/>
-                          </m:rPr>
-                          <m:t>,</m:t>
-                        </m:r>
-                        <m:r>
-                          <m:rPr/>
-                          <m:t>t</m:t>
-                        </m:r>
-                      </m:sub>
-                    </m:sSub>
-                    <m:r>
-                      <m:rPr>
-                        <m:sty m:val="p"/>
-                      </m:rPr>
-                      <m:t>(</m:t>
-                    </m:r>
-                    <m:acc>
-                      <m:accPr/>
-                      <m:e>
-                        <m:r>
-                          <m:rPr/>
-                          <m:t>v</m:t>
-                        </m:r>
-                      </m:e>
-                    </m:acc>
-                    <m:r>
-                      <m:rPr>
-                        <m:sty m:val="p"/>
-                      </m:rPr>
-                      <m:t>)</m:t>
-                    </m:r>
-                  </m:num>
-                  <m:den>
-                    <m:sSub>
-                      <m:sSubPr/>
-                      <m:e>
-                        <m:r>
-                          <m:rPr/>
-                          <m:t>p</m:t>
-                        </m:r>
-                      </m:e>
-                      <m:sub>
-                        <m:r>
-                          <m:rPr/>
-                          <m:t>S</m:t>
-                        </m:r>
-                        <m:r>
-                          <m:rPr>
-                            <m:sty m:val="p"/>
-                          </m:rPr>
-                          <m:t>,</m:t>
-                        </m:r>
-                        <m:r>
-                          <m:rPr/>
-                          <m:t>t</m:t>
-                        </m:r>
-                      </m:sub>
-                    </m:sSub>
-                    <m:r>
-                      <m:rPr>
-                        <m:sty m:val="p"/>
-                      </m:rPr>
-                      <m:t>(</m:t>
-                    </m:r>
-                    <m:acc>
-                      <m:accPr/>
-                      <m:e>
-                        <m:r>
-                          <m:rPr/>
-                          <m:t>v</m:t>
-                        </m:r>
-                      </m:e>
-                    </m:acc>
-                    <m:r>
-                      <m:rPr>
-                        <m:sty m:val="p"/>
-                      </m:rPr>
-                      <m:t>)</m:t>
-                    </m:r>
-                  </m:den>
-                </m:f>
-                <m:r>
-                  <m:rPr>
-                    <m:sty m:val="p"/>
-                  </m:rPr>
-                  <m:t>,</m:t>
-                </m:r>
-              </m:e>
-            </m:mr>
-            <m:mr>
-              <m:e>
-                <m:sSub>
-                  <m:sSubPr/>
-                  <m:e>
-                    <m:acc>
-                      <m:accPr/>
-                      <m:e>
-                        <m:r>
-                          <m:rPr/>
-                          <m:t>D</m:t>
-                        </m:r>
-                      </m:e>
-                    </m:acc>
-                  </m:e>
-                  <m:sub>
-                    <m:r>
-                      <m:rPr>
-                        <m:sty m:val="p"/>
-                      </m:rPr>
-                      <m:t>RKL</m:t>
-                    </m:r>
-                  </m:sub>
-                </m:sSub>
-                <m:r>
-                  <m:rPr>
-                    <m:sty m:val="p"/>
-                  </m:rPr>
-                  <m:t>=</m:t>
-                </m:r>
-                <m:f>
-                  <m:fPr/>
-                  <m:num>
-                    <m:sSub>
-                      <m:sSubPr/>
-                      <m:e>
-                        <m:r>
-                          <m:rPr/>
-                          <m:t>p</m:t>
-                        </m:r>
-                      </m:e>
-                      <m:sub>
-                        <m:r>
-                          <m:rPr/>
-                          <m:t>S</m:t>
-                        </m:r>
-                        <m:r>
-                          <m:rPr>
-                            <m:sty m:val="p"/>
-                          </m:rPr>
-                          <m:t>,</m:t>
-                        </m:r>
-                        <m:r>
-                          <m:rPr/>
-                          <m:t>t</m:t>
-                        </m:r>
-                      </m:sub>
-                    </m:sSub>
-                    <m:r>
-                      <m:rPr>
-                        <m:sty m:val="p"/>
-                      </m:rPr>
-                      <m:t>(</m:t>
-                    </m:r>
-                    <m:acc>
-                      <m:accPr/>
-                      <m:e>
-                        <m:r>
-                          <m:rPr/>
-                          <m:t>v</m:t>
-                        </m:r>
-                      </m:e>
-                    </m:acc>
-                    <m:r>
-                      <m:rPr>
-                        <m:sty m:val="p"/>
-                      </m:rPr>
-                      <m:t>)</m:t>
-                    </m:r>
-                  </m:num>
-                  <m:den>
-                    <m:sSub>
-                      <m:sSubPr/>
-                      <m:e>
-                        <m:r>
-                          <m:rPr/>
-                          <m:t>q</m:t>
-                        </m:r>
-                      </m:e>
-                      <m:sub>
-                        <m:r>
-                          <m:rPr/>
-                          <m:t>t</m:t>
-                        </m:r>
-                      </m:sub>
-                    </m:sSub>
-                    <m:r>
-                      <m:rPr>
-                        <m:sty m:val="p"/>
-                      </m:rPr>
-                      <m:t>(</m:t>
-                    </m:r>
-                    <m:acc>
-                      <m:accPr/>
-                      <m:e>
-                        <m:r>
-                          <m:rPr/>
-                          <m:t>v</m:t>
-                        </m:r>
-                      </m:e>
-                    </m:acc>
-                    <m:r>
-                      <m:rPr>
-                        <m:sty m:val="p"/>
-                      </m:rPr>
-                      <m:t>)</m:t>
-                    </m:r>
-                  </m:den>
-                </m:f>
-                <m:r>
-                  <m:rPr>
-                    <m:sty m:val="p"/>
-                  </m:rPr>
-                  <m:t>log</m:t>
-                </m:r>
-                <m:f>
-                  <m:fPr/>
-                  <m:num>
-                    <m:sSub>
-                      <m:sSubPr/>
-                      <m:e>
-                        <m:r>
-                          <m:rPr/>
-                          <m:t>p</m:t>
-                        </m:r>
-                      </m:e>
-                      <m:sub>
-                        <m:r>
-                          <m:rPr/>
-                          <m:t>S</m:t>
-                        </m:r>
-                        <m:r>
-                          <m:rPr>
-                            <m:sty m:val="p"/>
-                          </m:rPr>
-                          <m:t>,</m:t>
-                        </m:r>
-                        <m:r>
-                          <m:rPr/>
-                          <m:t>t</m:t>
-                        </m:r>
-                      </m:sub>
-                    </m:sSub>
-                    <m:r>
-                      <m:rPr>
-                        <m:sty m:val="p"/>
-                      </m:rPr>
-                      <m:t>(</m:t>
-                    </m:r>
-                    <m:acc>
-                      <m:accPr/>
-                      <m:e>
-                        <m:r>
-                          <m:rPr/>
-                          <m:t>v</m:t>
-                        </m:r>
-                      </m:e>
-                    </m:acc>
-                    <m:r>
-                      <m:rPr>
-                        <m:sty m:val="p"/>
-                      </m:rPr>
-                      <m:t>)</m:t>
-                    </m:r>
-                  </m:num>
-                  <m:den>
-                    <m:sSub>
-                      <m:sSubPr/>
-                      <m:e>
-                        <m:r>
-                          <m:rPr/>
-                          <m:t>p</m:t>
-                        </m:r>
-                      </m:e>
-                      <m:sub>
-                        <m:r>
-                          <m:rPr/>
-                          <m:t>T</m:t>
-                        </m:r>
-                        <m:r>
-                          <m:rPr>
-                            <m:sty m:val="p"/>
-                          </m:rPr>
-                          <m:t>,</m:t>
-                        </m:r>
-                        <m:r>
-                          <m:rPr/>
-                          <m:t>t</m:t>
-                        </m:r>
-                      </m:sub>
-                    </m:sSub>
-                    <m:r>
-                      <m:rPr>
-                        <m:sty m:val="p"/>
-                      </m:rPr>
-                      <m:t>(</m:t>
-                    </m:r>
-                    <m:acc>
-                      <m:accPr/>
-                      <m:e>
-                        <m:r>
-                          <m:rPr/>
-                          <m:t>v</m:t>
-                        </m:r>
-                      </m:e>
-                    </m:acc>
-                    <m:r>
-                      <m:rPr>
-                        <m:sty m:val="p"/>
-                      </m:rPr>
-                      <m:t>)</m:t>
-                    </m:r>
-                  </m:den>
-                </m:f>
-                <m:r>
-                  <m:rPr>
-                    <m:sty m:val="p"/>
-                  </m:rPr>
-                  <m:t>,</m:t>
-                </m:r>
-                <m:r>
-                  <m:rPr/>
-                  <m:t>  </m:t>
-                </m:r>
-                <m:acc>
-                  <m:accPr/>
-                  <m:e>
-                    <m:r>
-                      <m:rPr/>
-                      <m:t>v</m:t>
-                    </m:r>
-                  </m:e>
-                </m:acc>
-                <m:r>
-                  <m:rPr>
-                    <m:sty m:val="p"/>
-                  </m:rPr>
-                  <m:t>∼</m:t>
-                </m:r>
-                <m:sSub>
-                  <m:sSubPr/>
-                  <m:e>
-                    <m:r>
-                      <m:rPr/>
-                      <m:t>q</m:t>
-                    </m:r>
-                  </m:e>
-                  <m:sub>
-                    <m:r>
-                      <m:rPr/>
-                      <m:t>t</m:t>
-                    </m:r>
-                  </m:sub>
-                </m:sSub>
-              </m:e>
-            </m:mr>
-          </m:m>
+          <m:sSub>
+            <m:sSubPr/>
+            <m:e>
+              <m:acc>
+                <m:accPr/>
+                <m:e>
+                  <m:r>
+                    <m:rPr/>
+                    <m:t>D</m:t>
+                  </m:r>
+                </m:e>
+              </m:acc>
+            </m:e>
+            <m:sub>
+              <m:r>
+                <m:rPr>
+                  <m:sty m:val="p"/>
+                </m:rPr>
+                <m:t>FKL</m:t>
+              </m:r>
+            </m:sub>
+          </m:sSub>
+          <m:r>
+            <m:rPr>
+              <m:sty m:val="p"/>
+            </m:rPr>
+            <m:t>=</m:t>
+          </m:r>
+          <m:f>
+            <m:fPr/>
+            <m:num>
+              <m:sSub>
+                <m:sSubPr/>
+                <m:e>
+                  <m:r>
+                    <m:rPr/>
+                    <m:t>p</m:t>
+                  </m:r>
+                </m:e>
+                <m:sub>
+                  <m:r>
+                    <m:rPr/>
+                    <m:t>T</m:t>
+                  </m:r>
+                  <m:r>
+                    <m:rPr>
+                      <m:sty m:val="p"/>
+                    </m:rPr>
+                    <m:t>,</m:t>
+                  </m:r>
+                  <m:r>
+                    <m:rPr/>
+                    <m:t>t</m:t>
+                  </m:r>
+                </m:sub>
+              </m:sSub>
+              <m:r>
+                <m:rPr>
+                  <m:sty m:val="p"/>
+                </m:rPr>
+                <m:t>(</m:t>
+              </m:r>
+              <m:acc>
+                <m:accPr/>
+                <m:e>
+                  <m:r>
+                    <m:rPr/>
+                    <m:t>v</m:t>
+                  </m:r>
+                </m:e>
+              </m:acc>
+              <m:r>
+                <m:rPr>
+                  <m:sty m:val="p"/>
+                </m:rPr>
+                <m:t>)</m:t>
+              </m:r>
+            </m:num>
+            <m:den>
+              <m:sSub>
+                <m:sSubPr/>
+                <m:e>
+                  <m:r>
+                    <m:rPr/>
+                    <m:t>q</m:t>
+                  </m:r>
+                </m:e>
+                <m:sub>
+                  <m:r>
+                    <m:rPr/>
+                    <m:t>t</m:t>
+                  </m:r>
+                </m:sub>
+              </m:sSub>
+              <m:r>
+                <m:rPr>
+                  <m:sty m:val="p"/>
+                </m:rPr>
+                <m:t>(</m:t>
+              </m:r>
+              <m:acc>
+                <m:accPr/>
+                <m:e>
+                  <m:r>
+                    <m:rPr/>
+                    <m:t>v</m:t>
+                  </m:r>
+                </m:e>
+              </m:acc>
+              <m:r>
+                <m:rPr>
+                  <m:sty m:val="p"/>
+                </m:rPr>
+                <m:t>)</m:t>
+              </m:r>
+            </m:den>
+          </m:f>
+          <m:r>
+            <m:rPr>
+              <m:sty m:val="p"/>
+            </m:rPr>
+            <m:t>log</m:t>
+          </m:r>
+          <m:f>
+            <m:fPr/>
+            <m:num>
+              <m:sSub>
+                <m:sSubPr/>
+                <m:e>
+                  <m:r>
+                    <m:rPr/>
+                    <m:t>p</m:t>
+                  </m:r>
+                </m:e>
+                <m:sub>
+                  <m:r>
+                    <m:rPr/>
+                    <m:t>T</m:t>
+                  </m:r>
+                  <m:r>
+                    <m:rPr>
+                      <m:sty m:val="p"/>
+                    </m:rPr>
+                    <m:t>,</m:t>
+                  </m:r>
+                  <m:r>
+                    <m:rPr/>
+                    <m:t>t</m:t>
+                  </m:r>
+                </m:sub>
+              </m:sSub>
+              <m:r>
+                <m:rPr>
+                  <m:sty m:val="p"/>
+                </m:rPr>
+                <m:t>(</m:t>
+              </m:r>
+              <m:acc>
+                <m:accPr/>
+                <m:e>
+                  <m:r>
+                    <m:rPr/>
+                    <m:t>v</m:t>
+                  </m:r>
+                </m:e>
+              </m:acc>
+              <m:r>
+                <m:rPr>
+                  <m:sty m:val="p"/>
+                </m:rPr>
+                <m:t>)</m:t>
+              </m:r>
+            </m:num>
+            <m:den>
+              <m:sSub>
+                <m:sSubPr/>
+                <m:e>
+                  <m:r>
+                    <m:rPr/>
+                    <m:t>p</m:t>
+                  </m:r>
+                </m:e>
+                <m:sub>
+                  <m:r>
+                    <m:rPr/>
+                    <m:t>S</m:t>
+                  </m:r>
+                  <m:r>
+                    <m:rPr>
+                      <m:sty m:val="p"/>
+                    </m:rPr>
+                    <m:t>,</m:t>
+                  </m:r>
+                  <m:r>
+                    <m:rPr/>
+                    <m:t>t</m:t>
+                  </m:r>
+                </m:sub>
+              </m:sSub>
+              <m:r>
+                <m:rPr>
+                  <m:sty m:val="p"/>
+                </m:rPr>
+                <m:t>(</m:t>
+              </m:r>
+              <m:acc>
+                <m:accPr/>
+                <m:e>
+                  <m:r>
+                    <m:rPr/>
+                    <m:t>v</m:t>
+                  </m:r>
+                </m:e>
+              </m:acc>
+              <m:r>
+                <m:rPr>
+                  <m:sty m:val="p"/>
+                </m:rPr>
+                <m:t>)</m:t>
+              </m:r>
+            </m:den>
+          </m:f>
+          <m:r>
+            <m:rPr>
+              <m:sty m:val="p"/>
+            </m:rPr>
+            <m:t>,</m:t>
+          </m:r>
+          <m:r>
+            <m:rPr>
+              <m:sty m:val="p"/>
+            </m:rPr>
+            <w:rPr>
+              <w:rFonts w:hint="default" w:ascii="DejaVu Math TeX Gyre" w:hAnsi="DejaVu Math TeX Gyre"/>
+              <w:lang w:val="en-US" w:eastAsia="zh-CN"/>
+            </w:rPr>
+            <m:t xml:space="preserve">        </m:t>
+          </m:r>
+          <m:sSub>
+            <m:sSubPr/>
+            <m:e>
+              <m:acc>
+                <m:accPr/>
+                <m:e>
+                  <m:r>
+                    <m:rPr/>
+                    <m:t>D</m:t>
+                  </m:r>
+                </m:e>
+              </m:acc>
+            </m:e>
+            <m:sub>
+              <m:r>
+                <m:rPr>
+                  <m:sty m:val="p"/>
+                </m:rPr>
+                <m:t>RKL</m:t>
+              </m:r>
+            </m:sub>
+          </m:sSub>
+          <m:r>
+            <m:rPr>
+              <m:sty m:val="p"/>
+            </m:rPr>
+            <m:t>=</m:t>
+          </m:r>
+          <m:f>
+            <m:fPr/>
+            <m:num>
+              <m:sSub>
+                <m:sSubPr/>
+                <m:e>
+                  <m:r>
+                    <m:rPr/>
+                    <m:t>p</m:t>
+                  </m:r>
+                </m:e>
+                <m:sub>
+                  <m:r>
+                    <m:rPr/>
+                    <m:t>S</m:t>
+                  </m:r>
+                  <m:r>
+                    <m:rPr>
+                      <m:sty m:val="p"/>
+                    </m:rPr>
+                    <m:t>,</m:t>
+                  </m:r>
+                  <m:r>
+                    <m:rPr/>
+                    <m:t>t</m:t>
+                  </m:r>
+                </m:sub>
+              </m:sSub>
+              <m:r>
+                <m:rPr>
+                  <m:sty m:val="p"/>
+                </m:rPr>
+                <m:t>(</m:t>
+              </m:r>
+              <m:acc>
+                <m:accPr/>
+                <m:e>
+                  <m:r>
+                    <m:rPr/>
+                    <m:t>v</m:t>
+                  </m:r>
+                </m:e>
+              </m:acc>
+              <m:r>
+                <m:rPr>
+                  <m:sty m:val="p"/>
+                </m:rPr>
+                <m:t>)</m:t>
+              </m:r>
+            </m:num>
+            <m:den>
+              <m:sSub>
+                <m:sSubPr/>
+                <m:e>
+                  <m:r>
+                    <m:rPr/>
+                    <m:t>q</m:t>
+                  </m:r>
+                </m:e>
+                <m:sub>
+                  <m:r>
+                    <m:rPr/>
+                    <m:t>t</m:t>
+                  </m:r>
+                </m:sub>
+              </m:sSub>
+              <m:r>
+                <m:rPr>
+                  <m:sty m:val="p"/>
+                </m:rPr>
+                <m:t>(</m:t>
+              </m:r>
+              <m:acc>
+                <m:accPr/>
+                <m:e>
+                  <m:r>
+                    <m:rPr/>
+                    <m:t>v</m:t>
+                  </m:r>
+                </m:e>
+              </m:acc>
+              <m:r>
+                <m:rPr>
+                  <m:sty m:val="p"/>
+                </m:rPr>
+                <m:t>)</m:t>
+              </m:r>
+            </m:den>
+          </m:f>
+          <m:r>
+            <m:rPr>
+              <m:sty m:val="p"/>
+            </m:rPr>
+            <m:t>log</m:t>
+          </m:r>
+          <m:f>
+            <m:fPr/>
+            <m:num>
+              <m:sSub>
+                <m:sSubPr/>
+                <m:e>
+                  <m:r>
+                    <m:rPr/>
+                    <m:t>p</m:t>
+                  </m:r>
+                </m:e>
+                <m:sub>
+                  <m:r>
+                    <m:rPr/>
+                    <m:t>S</m:t>
+                  </m:r>
+                  <m:r>
+                    <m:rPr>
+                      <m:sty m:val="p"/>
+                    </m:rPr>
+                    <m:t>,</m:t>
+                  </m:r>
+                  <m:r>
+                    <m:rPr/>
+                    <m:t>t</m:t>
+                  </m:r>
+                </m:sub>
+              </m:sSub>
+              <m:r>
+                <m:rPr>
+                  <m:sty m:val="p"/>
+                </m:rPr>
+                <m:t>(</m:t>
+              </m:r>
+              <m:acc>
+                <m:accPr/>
+                <m:e>
+                  <m:r>
+                    <m:rPr/>
+                    <m:t>v</m:t>
+                  </m:r>
+                </m:e>
+              </m:acc>
+              <m:r>
+                <m:rPr>
+                  <m:sty m:val="p"/>
+                </m:rPr>
+                <m:t>)</m:t>
+              </m:r>
+            </m:num>
+            <m:den>
+              <m:sSub>
+                <m:sSubPr/>
+                <m:e>
+                  <m:r>
+                    <m:rPr/>
+                    <m:t>p</m:t>
+                  </m:r>
+                </m:e>
+                <m:sub>
+                  <m:r>
+                    <m:rPr/>
+                    <m:t>T</m:t>
+                  </m:r>
+                  <m:r>
+                    <m:rPr>
+                      <m:sty m:val="p"/>
+                    </m:rPr>
+                    <m:t>,</m:t>
+                  </m:r>
+                  <m:r>
+                    <m:rPr/>
+                    <m:t>t</m:t>
+                  </m:r>
+                </m:sub>
+              </m:sSub>
+              <m:r>
+                <m:rPr>
+                  <m:sty m:val="p"/>
+                </m:rPr>
+                <m:t>(</m:t>
+              </m:r>
+              <m:acc>
+                <m:accPr/>
+                <m:e>
+                  <m:r>
+                    <m:rPr/>
+                    <m:t>v</m:t>
+                  </m:r>
+                </m:e>
+              </m:acc>
+              <m:r>
+                <m:rPr>
+                  <m:sty m:val="p"/>
+                </m:rPr>
+                <m:t>)</m:t>
+              </m:r>
+            </m:den>
+          </m:f>
+          <m:r>
+            <m:rPr>
+              <m:sty m:val="p"/>
+            </m:rPr>
+            <m:t>,</m:t>
+          </m:r>
+          <m:r>
+            <m:rPr>
+              <m:sty m:val="p"/>
+            </m:rPr>
+            <w:rPr>
+              <w:rFonts w:hint="default" w:ascii="DejaVu Math TeX Gyre" w:hAnsi="DejaVu Math TeX Gyre"/>
+              <w:lang w:val="en-US" w:eastAsia="zh-CN"/>
+            </w:rPr>
+            <m:t xml:space="preserve">        </m:t>
+          </m:r>
+          <m:acc>
+            <m:accPr/>
+            <m:e>
+              <m:r>
+                <m:rPr/>
+                <m:t>v</m:t>
+              </m:r>
+            </m:e>
+          </m:acc>
+          <m:r>
+            <m:rPr>
+              <m:sty m:val="p"/>
+            </m:rPr>
+            <m:t>∼</m:t>
+          </m:r>
+          <m:sSub>
+            <m:sSubPr/>
+            <m:e>
+              <m:r>
+                <m:rPr/>
+                <m:t>q</m:t>
+              </m:r>
+            </m:e>
+            <m:sub>
+              <m:r>
+                <m:rPr/>
+                <m:t>t</m:t>
+              </m:r>
+            </m:sub>
+          </m:sSub>
         </m:oMath>
       </m:oMathPara>
     </w:p>
@@ -9741,7 +9798,7 @@
         <w:pStyle w:val="3"/>
         <w:jc w:val="left"/>
       </w:pPr>
-      <w:bookmarkStart w:id="28" w:name="_Toc1932735484"/>
+      <w:bookmarkStart w:id="28" w:name="_Toc2073043291"/>
       <w:r>
         <w:rPr>
           <w:rFonts w:ascii="黑体" w:hAnsi="黑体" w:eastAsia="黑体" w:cs="黑体"/>
@@ -9767,7 +9824,7 @@
         <w:keepNext/>
         <w:spacing w:before="80" w:after="80" w:line="240" w:lineRule="auto"/>
         <w:ind w:left="0" w:right="0" w:firstLine="0"/>
-        <w:jc w:val="left"/>
+        <w:jc w:val="center"/>
       </w:pPr>
       <w:r>
         <w:rPr>
@@ -10575,7 +10632,23 @@
                   <m:rPr>
                     <m:sty m:val="p"/>
                   </m:rPr>
-                  <m:t>=−</m:t>
+                  <m:t>=</m:t>
+                </m:r>
+                <m:r>
+                  <m:rPr>
+                    <m:sty m:val="p"/>
+                  </m:rPr>
+                  <w:rPr>
+                    <w:rFonts w:hint="default" w:ascii="DejaVu Math TeX Gyre" w:hAnsi="DejaVu Math TeX Gyre"/>
+                    <w:lang w:val="en-US" w:eastAsia="zh-CN"/>
+                  </w:rPr>
+                  <m:t xml:space="preserve"> </m:t>
+                </m:r>
+                <m:r>
+                  <m:rPr>
+                    <m:sty m:val="p"/>
+                  </m:rPr>
+                  <m:t>−</m:t>
                 </m:r>
                 <m:f>
                   <m:fPr/>
@@ -10782,6 +10855,16 @@
                   </m:rPr>
                   <m:t>=</m:t>
                 </m:r>
+                <m:r>
+                  <m:rPr>
+                    <m:sty m:val="p"/>
+                  </m:rPr>
+                  <w:rPr>
+                    <w:rFonts w:hint="default" w:ascii="DejaVu Math TeX Gyre" w:hAnsi="DejaVu Math TeX Gyre"/>
+                    <w:lang w:val="en-US" w:eastAsia="zh-CN"/>
+                  </w:rPr>
+                  <m:t xml:space="preserve"> </m:t>
+                </m:r>
                 <m:f>
                   <m:fPr/>
                   <m:num>
@@ -11372,7 +11455,7 @@
         <w:pStyle w:val="3"/>
         <w:jc w:val="left"/>
       </w:pPr>
-      <w:bookmarkStart w:id="30" w:name="_Toc647635066"/>
+      <w:bookmarkStart w:id="30" w:name="_Toc863902909"/>
       <w:r>
         <w:rPr>
           <w:rFonts w:ascii="黑体" w:hAnsi="黑体" w:eastAsia="黑体" w:cs="黑体"/>
@@ -11397,7 +11480,7 @@
       <w:pPr>
         <w:pStyle w:val="2"/>
       </w:pPr>
-      <w:bookmarkStart w:id="31" w:name="_Toc1355431266"/>
+      <w:bookmarkStart w:id="31" w:name="_Toc479254196"/>
       <w:r>
         <w:rPr>
           <w:rFonts w:ascii="黑体" w:hAnsi="黑体" w:eastAsia="黑体" w:cs="黑体"/>
@@ -11413,7 +11496,7 @@
       <w:pPr>
         <w:pStyle w:val="3"/>
       </w:pPr>
-      <w:bookmarkStart w:id="32" w:name="_Toc226760286"/>
+      <w:bookmarkStart w:id="32" w:name="_Toc1761595922"/>
       <w:r>
         <w:rPr>
           <w:rFonts w:ascii="黑体" w:hAnsi="黑体" w:eastAsia="黑体" w:cs="黑体"/>
@@ -12210,7 +12293,7 @@
       <w:pPr>
         <w:pStyle w:val="3"/>
       </w:pPr>
-      <w:bookmarkStart w:id="35" w:name="_Toc1524137024"/>
+      <w:bookmarkStart w:id="35" w:name="_Toc1933103512"/>
       <w:r>
         <w:rPr>
           <w:rFonts w:ascii="黑体" w:hAnsi="黑体" w:eastAsia="黑体" w:cs="黑体"/>
@@ -12295,7 +12378,7 @@
       <w:pPr>
         <w:pStyle w:val="2"/>
       </w:pPr>
-      <w:bookmarkStart w:id="36" w:name="_Toc986020952"/>
+      <w:bookmarkStart w:id="36" w:name="_Toc390630721"/>
       <w:r>
         <w:rPr>
           <w:rFonts w:ascii="黑体" w:hAnsi="黑体" w:eastAsia="黑体" w:cs="黑体"/>
@@ -12311,7 +12394,7 @@
       <w:pPr>
         <w:pStyle w:val="3"/>
       </w:pPr>
-      <w:bookmarkStart w:id="37" w:name="_Toc2070320012"/>
+      <w:bookmarkStart w:id="37" w:name="_Toc473018968"/>
       <w:r>
         <w:rPr>
           <w:rFonts w:ascii="黑体" w:hAnsi="黑体" w:eastAsia="黑体" w:cs="黑体"/>
@@ -12336,7 +12419,7 @@
       <w:pPr>
         <w:pStyle w:val="3"/>
       </w:pPr>
-      <w:bookmarkStart w:id="38" w:name="_Toc190909343"/>
+      <w:bookmarkStart w:id="38" w:name="_Toc45333982"/>
       <w:r>
         <w:rPr>
           <w:rFonts w:ascii="黑体" w:hAnsi="黑体" w:eastAsia="黑体" w:cs="黑体"/>
@@ -12361,7 +12444,7 @@
       <w:pPr>
         <w:pStyle w:val="3"/>
       </w:pPr>
-      <w:bookmarkStart w:id="39" w:name="_Toc272759183"/>
+      <w:bookmarkStart w:id="39" w:name="_Toc1719024436"/>
       <w:r>
         <w:rPr>
           <w:rFonts w:ascii="黑体" w:hAnsi="黑体" w:eastAsia="黑体" w:cs="黑体"/>
@@ -12740,12 +12823,21 @@
             </w:pPr>
             <w:r>
               <w:rPr>
+                <w:rFonts w:hint="eastAsia"/>
+                <w:b w:val="0"/>
+                <w:sz w:val="17"/>
+                <w:lang w:val="en-US" w:eastAsia="zh-CN"/>
+              </w:rPr>
+              <w:t>～</w:t>
+            </w:r>
+            <w:r>
+              <w:rPr>
                 <w:rFonts w:hint="default"/>
                 <w:b w:val="0"/>
                 <w:sz w:val="17"/>
                 <w:lang w:val="en-US" w:eastAsia="zh-CN"/>
               </w:rPr>
-              <w:t>约 1000</w:t>
+              <w:t>1000</w:t>
             </w:r>
           </w:p>
         </w:tc>
@@ -12804,7 +12896,7 @@
         <w:pStyle w:val="2"/>
         <w:pageBreakBefore/>
       </w:pPr>
-      <w:bookmarkStart w:id="41" w:name="_Toc1533485983"/>
+      <w:bookmarkStart w:id="41" w:name="_Toc1546192761"/>
       <w:r>
         <w:rPr>
           <w:rFonts w:ascii="黑体" w:hAnsi="黑体" w:eastAsia="黑体" w:cs="黑体"/>
@@ -13134,7 +13226,7 @@
       <w:pPr>
         <w:pStyle w:val="2"/>
       </w:pPr>
-      <w:bookmarkStart w:id="43" w:name="_Toc1347668634"/>
+      <w:bookmarkStart w:id="43" w:name="_Toc162121780"/>
       <w:r>
         <w:rPr>
           <w:rFonts w:ascii="黑体" w:hAnsi="黑体" w:eastAsia="黑体" w:cs="黑体"/>

--- a/Papers/output/开题报告-基于在线策略蒸馏的大语言模型后训练方法研究.docx
+++ b/Papers/output/开题报告-基于在线策略蒸馏的大语言模型后训练方法研究.docx
@@ -14,7 +14,6 @@
           <w:sz w:val="36"/>
         </w:rPr>
       </w:pPr>
-      <w:bookmarkStart w:id="68" w:name="_GoBack"/>
     </w:p>
     <w:p>
       <w:pPr>
@@ -2252,7 +2251,7 @@
         <w:jc w:val="both"/>
       </w:pPr>
       <w:r>
-        <w:t>2. 在统一的 OPD 后训练流程中比较主要散度方向和监督信息粒度（或估计方式），具体实验矩阵见第 3、4 节。</w:t>
+        <w:t>2. 在统一的 OPD 后训练流程中比较主要散度方向和监督信息粒度（或估计方式），具体实验见第 3、4 节。</w:t>
       </w:r>
     </w:p>
     <w:p>
@@ -2330,7 +2329,7 @@
         <w:jc w:val="both"/>
       </w:pPr>
       <w:r>
-        <w:t>国内研究分别从预训练语言模型演进和深度模型压缩技术谱系出发，将知识蒸馏视为模型轻量化与部署的重要路径，并指出模型评价需要同时考虑性能保持、推理开销和实际部署条件[28][29]。</w:t>
+        <w:t>国内近期研究已经将讨论推进到大模型的具体后训练与轻量化环节。吴春志等系统比较了全参数、部分参数、新增参数与无参数微调方法在训练开销和任务适配能力上的差异[28]；舒善富等则直接面向代码大模型，采用自适应知识蒸馏协调正向与反向KL散度，以缓解单一散度在不同概率区域的学习偏差[29]。</w:t>
       </w:r>
     </w:p>
     <w:p>
@@ -3558,6 +3557,69 @@
           </w:p>
         </w:tc>
       </w:tr>
+      <w:tr>
+        <w:trPr>
+          <w:cantSplit/>
+          <w:jc w:val="center"/>
+        </w:trPr>
+        <w:tc>
+          <w:tcPr>
+            <w:tcW w:w="650" w:type="dxa"/>
+            <w:tcMar>
+              <w:top w:w="0" w:type="dxa"/>
+              <w:left w:w="0" w:type="dxa"/>
+              <w:bottom w:w="0" w:type="dxa"/>
+              <w:right w:w="0" w:type="dxa"/>
+            </w:tcMar>
+            <w:vAlign w:val="center"/>
+          </w:tcPr>
+          <w:p>
+            <w:pPr>
+              <w:spacing w:before="0" w:after="0"/>
+              <w:jc w:val="left"/>
+            </w:pPr>
+          </w:p>
+        </w:tc>
+        <w:tc>
+          <w:tcPr>
+            <w:tcW w:w="7006" w:type="dxa"/>
+            <w:tcMar>
+              <w:top w:w="0" w:type="dxa"/>
+              <w:left w:w="0" w:type="dxa"/>
+              <w:bottom w:w="0" w:type="dxa"/>
+              <w:right w:w="0" w:type="dxa"/>
+            </w:tcMar>
+            <w:vAlign w:val="center"/>
+          </w:tcPr>
+          <w:p>
+            <w:pPr>
+              <w:spacing w:before="0" w:after="0"/>
+              <w:jc w:val="center"/>
+              <w:rPr>
+                <w:oMath/>
+              </w:rPr>
+            </w:pPr>
+          </w:p>
+        </w:tc>
+        <w:tc>
+          <w:tcPr>
+            <w:tcW w:w="650" w:type="dxa"/>
+            <w:tcMar>
+              <w:top w:w="0" w:type="dxa"/>
+              <w:left w:w="0" w:type="dxa"/>
+              <w:bottom w:w="0" w:type="dxa"/>
+              <w:right w:w="0" w:type="dxa"/>
+            </w:tcMar>
+            <w:vAlign w:val="center"/>
+          </w:tcPr>
+          <w:p>
+            <w:pPr>
+              <w:spacing w:before="0" w:after="0"/>
+              <w:jc w:val="right"/>
+            </w:pPr>
+          </w:p>
+        </w:tc>
+      </w:tr>
     </w:tbl>
     <w:p>
       <w:pPr>
@@ -4754,10 +4816,6 @@
                   </m:rPr>
                   <m:t>),</m:t>
                 </m:r>
-                <m:r>
-                  <m:rPr/>
-                  <m:t>  </m:t>
-                </m:r>
                 <m:sSub>
                   <m:sSubPr/>
                   <m:e>
@@ -4865,11 +4923,17 @@
                   <m:rPr>
                     <m:sty m:val="p"/>
                   </m:rPr>
-                  <m:t>),</m:t>
-                </m:r>
-                <m:r>
-                  <m:rPr/>
-                  <m:t>  </m:t>
+                  <m:t>)</m:t>
+                </m:r>
+                <m:r>
+                  <m:rPr>
+                    <m:sty m:val="p"/>
+                  </m:rPr>
+                  <w:rPr>
+                    <w:rFonts w:hint="default"/>
+                    <w:lang w:val="en-US"/>
+                  </w:rPr>
+                  <m:t>,</m:t>
                 </m:r>
                 <m:sSub>
                   <m:sSubPr/>
@@ -10457,10 +10521,6 @@
                   </m:rPr>
                   <m:t>),</m:t>
                 </m:r>
-                <m:r>
-                  <m:rPr/>
-                  <m:t>  </m:t>
-                </m:r>
                 <m:sSub>
                   <m:sSubPr/>
                   <m:e>
@@ -10587,10 +10647,6 @@
                     <m:sty m:val="p"/>
                   </m:rPr>
                   <m:t>),</m:t>
-                </m:r>
-                <m:r>
-                  <m:rPr/>
-                  <m:t>  </m:t>
                 </m:r>
                 <m:sSub>
                   <m:sSubPr/>
@@ -11492,6 +11548,234 @@
                   </m:rPr>
                   <m:t>,</m:t>
                 </m:r>
+                <m:sSub>
+                  <m:sSubPr/>
+                  <m:e>
+                    <m:acc>
+                      <m:accPr/>
+                      <m:e>
+                        <m:r>
+                          <m:rPr/>
+                          <m:t>D</m:t>
+                        </m:r>
+                      </m:e>
+                    </m:acc>
+                  </m:e>
+                  <m:sub>
+                    <m:r>
+                      <m:rPr>
+                        <m:sty m:val="p"/>
+                      </m:rPr>
+                      <m:t>RKL</m:t>
+                    </m:r>
+                  </m:sub>
+                </m:sSub>
+                <m:r>
+                  <m:rPr>
+                    <m:sty m:val="p"/>
+                  </m:rPr>
+                  <m:t>=</m:t>
+                </m:r>
+                <m:f>
+                  <m:fPr/>
+                  <m:num>
+                    <m:sSub>
+                      <m:sSubPr/>
+                      <m:e>
+                        <m:r>
+                          <m:rPr/>
+                          <m:t>p</m:t>
+                        </m:r>
+                      </m:e>
+                      <m:sub>
+                        <m:r>
+                          <m:rPr/>
+                          <m:t>S</m:t>
+                        </m:r>
+                        <m:r>
+                          <m:rPr>
+                            <m:sty m:val="p"/>
+                          </m:rPr>
+                          <m:t>,</m:t>
+                        </m:r>
+                        <m:r>
+                          <m:rPr/>
+                          <m:t>t</m:t>
+                        </m:r>
+                      </m:sub>
+                    </m:sSub>
+                    <m:r>
+                      <m:rPr>
+                        <m:sty m:val="p"/>
+                      </m:rPr>
+                      <m:t>(</m:t>
+                    </m:r>
+                    <m:acc>
+                      <m:accPr/>
+                      <m:e>
+                        <m:r>
+                          <m:rPr/>
+                          <m:t>v</m:t>
+                        </m:r>
+                      </m:e>
+                    </m:acc>
+                    <m:r>
+                      <m:rPr>
+                        <m:sty m:val="p"/>
+                      </m:rPr>
+                      <m:t>)</m:t>
+                    </m:r>
+                  </m:num>
+                  <m:den>
+                    <m:sSub>
+                      <m:sSubPr/>
+                      <m:e>
+                        <m:r>
+                          <m:rPr/>
+                          <m:t>q</m:t>
+                        </m:r>
+                      </m:e>
+                      <m:sub>
+                        <m:r>
+                          <m:rPr/>
+                          <m:t>t</m:t>
+                        </m:r>
+                      </m:sub>
+                    </m:sSub>
+                    <m:r>
+                      <m:rPr>
+                        <m:sty m:val="p"/>
+                      </m:rPr>
+                      <m:t>(</m:t>
+                    </m:r>
+                    <m:acc>
+                      <m:accPr/>
+                      <m:e>
+                        <m:r>
+                          <m:rPr/>
+                          <m:t>v</m:t>
+                        </m:r>
+                      </m:e>
+                    </m:acc>
+                    <m:r>
+                      <m:rPr>
+                        <m:sty m:val="p"/>
+                      </m:rPr>
+                      <m:t>)</m:t>
+                    </m:r>
+                  </m:den>
+                </m:f>
+                <m:r>
+                  <m:rPr>
+                    <m:sty m:val="p"/>
+                  </m:rPr>
+                  <m:t>log</m:t>
+                </m:r>
+                <m:f>
+                  <m:fPr/>
+                  <m:num>
+                    <m:sSub>
+                      <m:sSubPr/>
+                      <m:e>
+                        <m:r>
+                          <m:rPr/>
+                          <m:t>p</m:t>
+                        </m:r>
+                      </m:e>
+                      <m:sub>
+                        <m:r>
+                          <m:rPr/>
+                          <m:t>S</m:t>
+                        </m:r>
+                        <m:r>
+                          <m:rPr>
+                            <m:sty m:val="p"/>
+                          </m:rPr>
+                          <m:t>,</m:t>
+                        </m:r>
+                        <m:r>
+                          <m:rPr/>
+                          <m:t>t</m:t>
+                        </m:r>
+                      </m:sub>
+                    </m:sSub>
+                    <m:r>
+                      <m:rPr>
+                        <m:sty m:val="p"/>
+                      </m:rPr>
+                      <m:t>(</m:t>
+                    </m:r>
+                    <m:acc>
+                      <m:accPr/>
+                      <m:e>
+                        <m:r>
+                          <m:rPr/>
+                          <m:t>v</m:t>
+                        </m:r>
+                      </m:e>
+                    </m:acc>
+                    <m:r>
+                      <m:rPr>
+                        <m:sty m:val="p"/>
+                      </m:rPr>
+                      <m:t>)</m:t>
+                    </m:r>
+                  </m:num>
+                  <m:den>
+                    <m:sSub>
+                      <m:sSubPr/>
+                      <m:e>
+                        <m:r>
+                          <m:rPr/>
+                          <m:t>p</m:t>
+                        </m:r>
+                      </m:e>
+                      <m:sub>
+                        <m:r>
+                          <m:rPr/>
+                          <m:t>T</m:t>
+                        </m:r>
+                        <m:r>
+                          <m:rPr>
+                            <m:sty m:val="p"/>
+                          </m:rPr>
+                          <m:t>,</m:t>
+                        </m:r>
+                        <m:r>
+                          <m:rPr/>
+                          <m:t>t</m:t>
+                        </m:r>
+                      </m:sub>
+                    </m:sSub>
+                    <m:r>
+                      <m:rPr>
+                        <m:sty m:val="p"/>
+                      </m:rPr>
+                      <m:t>(</m:t>
+                    </m:r>
+                    <m:acc>
+                      <m:accPr/>
+                      <m:e>
+                        <m:r>
+                          <m:rPr/>
+                          <m:t>v</m:t>
+                        </m:r>
+                      </m:e>
+                    </m:acc>
+                    <m:r>
+                      <m:rPr>
+                        <m:sty m:val="p"/>
+                      </m:rPr>
+                      <m:t>)</m:t>
+                    </m:r>
+                  </m:den>
+                </m:f>
+                <m:r>
+                  <m:rPr>
+                    <m:sty m:val="p"/>
+                  </m:rPr>
+                  <m:t>,</m:t>
+                </m:r>
                 <m:r>
                   <m:rPr>
                     <m:sty m:val="p"/>
@@ -11500,245 +11784,7 @@
                     <w:rFonts w:hint="default" w:ascii="DejaVu Math TeX Gyre" w:hAnsi="DejaVu Math TeX Gyre"/>
                     <w:lang w:val="en-US" w:eastAsia="zh-CN"/>
                   </w:rPr>
-                  <m:t xml:space="preserve">        </m:t>
-                </m:r>
-                <m:sSub>
-                  <m:sSubPr/>
-                  <m:e>
-                    <m:acc>
-                      <m:accPr/>
-                      <m:e>
-                        <m:r>
-                          <m:rPr/>
-                          <m:t>D</m:t>
-                        </m:r>
-                      </m:e>
-                    </m:acc>
-                  </m:e>
-                  <m:sub>
-                    <m:r>
-                      <m:rPr>
-                        <m:sty m:val="p"/>
-                      </m:rPr>
-                      <m:t>RKL</m:t>
-                    </m:r>
-                  </m:sub>
-                </m:sSub>
-                <m:r>
-                  <m:rPr>
-                    <m:sty m:val="p"/>
-                  </m:rPr>
-                  <m:t>=</m:t>
-                </m:r>
-                <m:f>
-                  <m:fPr/>
-                  <m:num>
-                    <m:sSub>
-                      <m:sSubPr/>
-                      <m:e>
-                        <m:r>
-                          <m:rPr/>
-                          <m:t>p</m:t>
-                        </m:r>
-                      </m:e>
-                      <m:sub>
-                        <m:r>
-                          <m:rPr/>
-                          <m:t>S</m:t>
-                        </m:r>
-                        <m:r>
-                          <m:rPr>
-                            <m:sty m:val="p"/>
-                          </m:rPr>
-                          <m:t>,</m:t>
-                        </m:r>
-                        <m:r>
-                          <m:rPr/>
-                          <m:t>t</m:t>
-                        </m:r>
-                      </m:sub>
-                    </m:sSub>
-                    <m:r>
-                      <m:rPr>
-                        <m:sty m:val="p"/>
-                      </m:rPr>
-                      <m:t>(</m:t>
-                    </m:r>
-                    <m:acc>
-                      <m:accPr/>
-                      <m:e>
-                        <m:r>
-                          <m:rPr/>
-                          <m:t>v</m:t>
-                        </m:r>
-                      </m:e>
-                    </m:acc>
-                    <m:r>
-                      <m:rPr>
-                        <m:sty m:val="p"/>
-                      </m:rPr>
-                      <m:t>)</m:t>
-                    </m:r>
-                  </m:num>
-                  <m:den>
-                    <m:sSub>
-                      <m:sSubPr/>
-                      <m:e>
-                        <m:r>
-                          <m:rPr/>
-                          <m:t>q</m:t>
-                        </m:r>
-                      </m:e>
-                      <m:sub>
-                        <m:r>
-                          <m:rPr/>
-                          <m:t>t</m:t>
-                        </m:r>
-                      </m:sub>
-                    </m:sSub>
-                    <m:r>
-                      <m:rPr>
-                        <m:sty m:val="p"/>
-                      </m:rPr>
-                      <m:t>(</m:t>
-                    </m:r>
-                    <m:acc>
-                      <m:accPr/>
-                      <m:e>
-                        <m:r>
-                          <m:rPr/>
-                          <m:t>v</m:t>
-                        </m:r>
-                      </m:e>
-                    </m:acc>
-                    <m:r>
-                      <m:rPr>
-                        <m:sty m:val="p"/>
-                      </m:rPr>
-                      <m:t>)</m:t>
-                    </m:r>
-                  </m:den>
-                </m:f>
-                <m:r>
-                  <m:rPr>
-                    <m:sty m:val="p"/>
-                  </m:rPr>
-                  <m:t>log</m:t>
-                </m:r>
-                <m:f>
-                  <m:fPr/>
-                  <m:num>
-                    <m:sSub>
-                      <m:sSubPr/>
-                      <m:e>
-                        <m:r>
-                          <m:rPr/>
-                          <m:t>p</m:t>
-                        </m:r>
-                      </m:e>
-                      <m:sub>
-                        <m:r>
-                          <m:rPr/>
-                          <m:t>S</m:t>
-                        </m:r>
-                        <m:r>
-                          <m:rPr>
-                            <m:sty m:val="p"/>
-                          </m:rPr>
-                          <m:t>,</m:t>
-                        </m:r>
-                        <m:r>
-                          <m:rPr/>
-                          <m:t>t</m:t>
-                        </m:r>
-                      </m:sub>
-                    </m:sSub>
-                    <m:r>
-                      <m:rPr>
-                        <m:sty m:val="p"/>
-                      </m:rPr>
-                      <m:t>(</m:t>
-                    </m:r>
-                    <m:acc>
-                      <m:accPr/>
-                      <m:e>
-                        <m:r>
-                          <m:rPr/>
-                          <m:t>v</m:t>
-                        </m:r>
-                      </m:e>
-                    </m:acc>
-                    <m:r>
-                      <m:rPr>
-                        <m:sty m:val="p"/>
-                      </m:rPr>
-                      <m:t>)</m:t>
-                    </m:r>
-                  </m:num>
-                  <m:den>
-                    <m:sSub>
-                      <m:sSubPr/>
-                      <m:e>
-                        <m:r>
-                          <m:rPr/>
-                          <m:t>p</m:t>
-                        </m:r>
-                      </m:e>
-                      <m:sub>
-                        <m:r>
-                          <m:rPr/>
-                          <m:t>T</m:t>
-                        </m:r>
-                        <m:r>
-                          <m:rPr>
-                            <m:sty m:val="p"/>
-                          </m:rPr>
-                          <m:t>,</m:t>
-                        </m:r>
-                        <m:r>
-                          <m:rPr/>
-                          <m:t>t</m:t>
-                        </m:r>
-                      </m:sub>
-                    </m:sSub>
-                    <m:r>
-                      <m:rPr>
-                        <m:sty m:val="p"/>
-                      </m:rPr>
-                      <m:t>(</m:t>
-                    </m:r>
-                    <m:acc>
-                      <m:accPr/>
-                      <m:e>
-                        <m:r>
-                          <m:rPr/>
-                          <m:t>v</m:t>
-                        </m:r>
-                      </m:e>
-                    </m:acc>
-                    <m:r>
-                      <m:rPr>
-                        <m:sty m:val="p"/>
-                      </m:rPr>
-                      <m:t>)</m:t>
-                    </m:r>
-                  </m:den>
-                </m:f>
-                <m:r>
-                  <m:rPr>
-                    <m:sty m:val="p"/>
-                  </m:rPr>
-                  <m:t>,</m:t>
-                </m:r>
-                <m:r>
-                  <m:rPr>
-                    <m:sty m:val="p"/>
-                  </m:rPr>
-                  <w:rPr>
-                    <w:rFonts w:hint="default" w:ascii="DejaVu Math TeX Gyre" w:hAnsi="DejaVu Math TeX Gyre"/>
-                    <w:lang w:val="en-US" w:eastAsia="zh-CN"/>
-                  </w:rPr>
-                  <m:t xml:space="preserve">        </m:t>
+                  <m:t xml:space="preserve"> </m:t>
                 </m:r>
                 <m:acc>
                   <m:accPr/>
@@ -11842,6 +11888,8 @@
         <w:t>4.5 评价指标和公平性</w:t>
       </w:r>
       <w:bookmarkEnd w:id="47"/>
+      <w:bookmarkStart w:id="68" w:name="_GoBack"/>
+      <w:bookmarkEnd w:id="68"/>
     </w:p>
     <w:p>
       <w:pPr>
@@ -16438,7 +16486,7 @@
         <w:jc w:val="both"/>
       </w:pPr>
       <w:r>
-        <w:t>王乃钰, 叶育鑫, 刘露, 等. 基于深度学习的语言模型研究进展[J]. 软件学报, 2021, 32(4): 1082-1115. DOI:10.13328/j.cnki.jos.006169.</w:t>
+        <w:t>吴春志, 赵玉龙, 刘鑫, 等. 大语言模型微调方法研究综述[J]. 中文信息学报, 2025, 39(2): 1-26.</w:t>
       </w:r>
     </w:p>
     <w:p>
@@ -16452,10 +16500,9 @@
         <w:jc w:val="both"/>
       </w:pPr>
       <w:r>
-        <w:t>高晗, 田育龙, 许封元, 等. 深度学习模型压缩与加速综述[J]. 软件学报, 2021, 32(1): 68-92. DOI:10.13328/j.cnki.jos.006096.</w:t>
-      </w:r>
-    </w:p>
-    <w:bookmarkEnd w:id="68"/>
+        <w:t>舒善富, 刘超, 孙毓忠, 等. 基于自适应知识蒸馏的代码大模型轻量化[J]. 软件学报, 2026, 37(6): 2431-2454. DOI:10.13328/j.cnki.jos.007462.</w:t>
+      </w:r>
+    </w:p>
     <w:sectPr>
       <w:footerReference r:id="rId5" w:type="default"/>
       <w:pgSz w:w="11906" w:h="16838"/>

--- a/Papers/output/开题报告-基于在线策略蒸馏的大语言模型后训练方法研究.docx
+++ b/Papers/output/开题报告-基于在线策略蒸馏的大语言模型后训练方法研究.docx
@@ -14,6 +14,7 @@
           <w:sz w:val="36"/>
         </w:rPr>
       </w:pPr>
+      <w:bookmarkStart w:id="88" w:name="_GoBack"/>
     </w:p>
     <w:p>
       <w:pPr>
@@ -633,7 +634,7 @@
         <w:fldChar w:fldCharType="begin"/>
       </w:r>
       <w:r>
-        <w:instrText xml:space="preserve"> HYPERLINK \l _Toc343155053 </w:instrText>
+        <w:instrText xml:space="preserve"> HYPERLINK \l _Toc1147394467 </w:instrText>
       </w:r>
       <w:r>
         <w:fldChar w:fldCharType="separate"/>
@@ -651,7 +652,7 @@
         <w:fldChar w:fldCharType="begin"/>
       </w:r>
       <w:r>
-        <w:instrText xml:space="preserve"> PAGEREF _Toc343155053 \h </w:instrText>
+        <w:instrText xml:space="preserve"> PAGEREF _Toc1147394467 \h </w:instrText>
       </w:r>
       <w:r>
         <w:fldChar w:fldCharType="separate"/>
@@ -677,7 +678,7 @@
         <w:fldChar w:fldCharType="begin"/>
       </w:r>
       <w:r>
-        <w:instrText xml:space="preserve"> HYPERLINK \l _Toc1413383576 </w:instrText>
+        <w:instrText xml:space="preserve"> HYPERLINK \l _Toc2003140456 </w:instrText>
       </w:r>
       <w:r>
         <w:fldChar w:fldCharType="separate"/>
@@ -695,7 +696,7 @@
         <w:fldChar w:fldCharType="begin"/>
       </w:r>
       <w:r>
-        <w:instrText xml:space="preserve"> PAGEREF _Toc1413383576 \h </w:instrText>
+        <w:instrText xml:space="preserve"> PAGEREF _Toc2003140456 \h </w:instrText>
       </w:r>
       <w:r>
         <w:fldChar w:fldCharType="separate"/>
@@ -721,7 +722,7 @@
         <w:fldChar w:fldCharType="begin"/>
       </w:r>
       <w:r>
-        <w:instrText xml:space="preserve"> HYPERLINK \l _Toc1421142365 </w:instrText>
+        <w:instrText xml:space="preserve"> HYPERLINK \l _Toc680509973 </w:instrText>
       </w:r>
       <w:r>
         <w:fldChar w:fldCharType="separate"/>
@@ -739,7 +740,7 @@
         <w:fldChar w:fldCharType="begin"/>
       </w:r>
       <w:r>
-        <w:instrText xml:space="preserve"> PAGEREF _Toc1421142365 \h </w:instrText>
+        <w:instrText xml:space="preserve"> PAGEREF _Toc680509973 \h </w:instrText>
       </w:r>
       <w:r>
         <w:fldChar w:fldCharType="separate"/>
@@ -765,7 +766,7 @@
         <w:fldChar w:fldCharType="begin"/>
       </w:r>
       <w:r>
-        <w:instrText xml:space="preserve"> HYPERLINK \l _Toc826606621 </w:instrText>
+        <w:instrText xml:space="preserve"> HYPERLINK \l _Toc1980695936 </w:instrText>
       </w:r>
       <w:r>
         <w:fldChar w:fldCharType="separate"/>
@@ -783,7 +784,7 @@
         <w:fldChar w:fldCharType="begin"/>
       </w:r>
       <w:r>
-        <w:instrText xml:space="preserve"> PAGEREF _Toc826606621 \h </w:instrText>
+        <w:instrText xml:space="preserve"> PAGEREF _Toc1980695936 \h </w:instrText>
       </w:r>
       <w:r>
         <w:fldChar w:fldCharType="separate"/>
@@ -809,7 +810,7 @@
         <w:fldChar w:fldCharType="begin"/>
       </w:r>
       <w:r>
-        <w:instrText xml:space="preserve"> HYPERLINK \l _Toc705766704 </w:instrText>
+        <w:instrText xml:space="preserve"> HYPERLINK \l _Toc1412584205 </w:instrText>
       </w:r>
       <w:r>
         <w:fldChar w:fldCharType="separate"/>
@@ -827,7 +828,7 @@
         <w:fldChar w:fldCharType="begin"/>
       </w:r>
       <w:r>
-        <w:instrText xml:space="preserve"> PAGEREF _Toc705766704 \h </w:instrText>
+        <w:instrText xml:space="preserve"> PAGEREF _Toc1412584205 \h </w:instrText>
       </w:r>
       <w:r>
         <w:fldChar w:fldCharType="separate"/>
@@ -853,7 +854,7 @@
         <w:fldChar w:fldCharType="begin"/>
       </w:r>
       <w:r>
-        <w:instrText xml:space="preserve"> HYPERLINK \l _Toc1268811747 </w:instrText>
+        <w:instrText xml:space="preserve"> HYPERLINK \l _Toc871015850 </w:instrText>
       </w:r>
       <w:r>
         <w:fldChar w:fldCharType="separate"/>
@@ -871,7 +872,7 @@
         <w:fldChar w:fldCharType="begin"/>
       </w:r>
       <w:r>
-        <w:instrText xml:space="preserve"> PAGEREF _Toc1268811747 \h </w:instrText>
+        <w:instrText xml:space="preserve"> PAGEREF _Toc871015850 \h </w:instrText>
       </w:r>
       <w:r>
         <w:fldChar w:fldCharType="separate"/>
@@ -897,7 +898,7 @@
         <w:fldChar w:fldCharType="begin"/>
       </w:r>
       <w:r>
-        <w:instrText xml:space="preserve"> HYPERLINK \l _Toc406417119 </w:instrText>
+        <w:instrText xml:space="preserve"> HYPERLINK \l _Toc1914852998 </w:instrText>
       </w:r>
       <w:r>
         <w:fldChar w:fldCharType="separate"/>
@@ -915,7 +916,7 @@
         <w:fldChar w:fldCharType="begin"/>
       </w:r>
       <w:r>
-        <w:instrText xml:space="preserve"> PAGEREF _Toc406417119 \h </w:instrText>
+        <w:instrText xml:space="preserve"> PAGEREF _Toc1914852998 \h </w:instrText>
       </w:r>
       <w:r>
         <w:fldChar w:fldCharType="separate"/>
@@ -941,7 +942,7 @@
         <w:fldChar w:fldCharType="begin"/>
       </w:r>
       <w:r>
-        <w:instrText xml:space="preserve"> HYPERLINK \l _Toc1654521573 </w:instrText>
+        <w:instrText xml:space="preserve"> HYPERLINK \l _Toc744403444 </w:instrText>
       </w:r>
       <w:r>
         <w:fldChar w:fldCharType="separate"/>
@@ -959,7 +960,7 @@
         <w:fldChar w:fldCharType="begin"/>
       </w:r>
       <w:r>
-        <w:instrText xml:space="preserve"> PAGEREF _Toc1654521573 \h </w:instrText>
+        <w:instrText xml:space="preserve"> PAGEREF _Toc744403444 \h </w:instrText>
       </w:r>
       <w:r>
         <w:fldChar w:fldCharType="separate"/>
@@ -985,7 +986,7 @@
         <w:fldChar w:fldCharType="begin"/>
       </w:r>
       <w:r>
-        <w:instrText xml:space="preserve"> HYPERLINK \l _Toc1925816055 </w:instrText>
+        <w:instrText xml:space="preserve"> HYPERLINK \l _Toc2096439533 </w:instrText>
       </w:r>
       <w:r>
         <w:fldChar w:fldCharType="separate"/>
@@ -1003,7 +1004,7 @@
         <w:fldChar w:fldCharType="begin"/>
       </w:r>
       <w:r>
-        <w:instrText xml:space="preserve"> PAGEREF _Toc1925816055 \h </w:instrText>
+        <w:instrText xml:space="preserve"> PAGEREF _Toc2096439533 \h </w:instrText>
       </w:r>
       <w:r>
         <w:fldChar w:fldCharType="separate"/>
@@ -1029,7 +1030,7 @@
         <w:fldChar w:fldCharType="begin"/>
       </w:r>
       <w:r>
-        <w:instrText xml:space="preserve"> HYPERLINK \l _Toc316908801 </w:instrText>
+        <w:instrText xml:space="preserve"> HYPERLINK \l _Toc1095034802 </w:instrText>
       </w:r>
       <w:r>
         <w:fldChar w:fldCharType="separate"/>
@@ -1047,7 +1048,7 @@
         <w:fldChar w:fldCharType="begin"/>
       </w:r>
       <w:r>
-        <w:instrText xml:space="preserve"> PAGEREF _Toc316908801 \h </w:instrText>
+        <w:instrText xml:space="preserve"> PAGEREF _Toc1095034802 \h </w:instrText>
       </w:r>
       <w:r>
         <w:fldChar w:fldCharType="separate"/>
@@ -1073,7 +1074,7 @@
         <w:fldChar w:fldCharType="begin"/>
       </w:r>
       <w:r>
-        <w:instrText xml:space="preserve"> HYPERLINK \l _Toc526773847 </w:instrText>
+        <w:instrText xml:space="preserve"> HYPERLINK \l _Toc315062424 </w:instrText>
       </w:r>
       <w:r>
         <w:fldChar w:fldCharType="separate"/>
@@ -1091,7 +1092,7 @@
         <w:fldChar w:fldCharType="begin"/>
       </w:r>
       <w:r>
-        <w:instrText xml:space="preserve"> PAGEREF _Toc526773847 \h </w:instrText>
+        <w:instrText xml:space="preserve"> PAGEREF _Toc315062424 \h </w:instrText>
       </w:r>
       <w:r>
         <w:fldChar w:fldCharType="separate"/>
@@ -1117,7 +1118,7 @@
         <w:fldChar w:fldCharType="begin"/>
       </w:r>
       <w:r>
-        <w:instrText xml:space="preserve"> HYPERLINK \l _Toc1560453595 </w:instrText>
+        <w:instrText xml:space="preserve"> HYPERLINK \l _Toc1706970313 </w:instrText>
       </w:r>
       <w:r>
         <w:fldChar w:fldCharType="separate"/>
@@ -1135,7 +1136,7 @@
         <w:fldChar w:fldCharType="begin"/>
       </w:r>
       <w:r>
-        <w:instrText xml:space="preserve"> PAGEREF _Toc1560453595 \h </w:instrText>
+        <w:instrText xml:space="preserve"> PAGEREF _Toc1706970313 \h </w:instrText>
       </w:r>
       <w:r>
         <w:fldChar w:fldCharType="separate"/>
@@ -1161,7 +1162,7 @@
         <w:fldChar w:fldCharType="begin"/>
       </w:r>
       <w:r>
-        <w:instrText xml:space="preserve"> HYPERLINK \l _Toc1473274001 </w:instrText>
+        <w:instrText xml:space="preserve"> HYPERLINK \l _Toc816010318 </w:instrText>
       </w:r>
       <w:r>
         <w:fldChar w:fldCharType="separate"/>
@@ -1179,7 +1180,7 @@
         <w:fldChar w:fldCharType="begin"/>
       </w:r>
       <w:r>
-        <w:instrText xml:space="preserve"> PAGEREF _Toc1473274001 \h </w:instrText>
+        <w:instrText xml:space="preserve"> PAGEREF _Toc816010318 \h </w:instrText>
       </w:r>
       <w:r>
         <w:fldChar w:fldCharType="separate"/>
@@ -1205,7 +1206,7 @@
         <w:fldChar w:fldCharType="begin"/>
       </w:r>
       <w:r>
-        <w:instrText xml:space="preserve"> HYPERLINK \l _Toc829684897 </w:instrText>
+        <w:instrText xml:space="preserve"> HYPERLINK \l _Toc854844884 </w:instrText>
       </w:r>
       <w:r>
         <w:fldChar w:fldCharType="separate"/>
@@ -1223,7 +1224,7 @@
         <w:fldChar w:fldCharType="begin"/>
       </w:r>
       <w:r>
-        <w:instrText xml:space="preserve"> PAGEREF _Toc829684897 \h </w:instrText>
+        <w:instrText xml:space="preserve"> PAGEREF _Toc854844884 \h </w:instrText>
       </w:r>
       <w:r>
         <w:fldChar w:fldCharType="separate"/>
@@ -1249,7 +1250,7 @@
         <w:fldChar w:fldCharType="begin"/>
       </w:r>
       <w:r>
-        <w:instrText xml:space="preserve"> HYPERLINK \l _Toc902743908 </w:instrText>
+        <w:instrText xml:space="preserve"> HYPERLINK \l _Toc712366958 </w:instrText>
       </w:r>
       <w:r>
         <w:fldChar w:fldCharType="separate"/>
@@ -1267,13 +1268,13 @@
         <w:fldChar w:fldCharType="begin"/>
       </w:r>
       <w:r>
-        <w:instrText xml:space="preserve"> PAGEREF _Toc902743908 \h </w:instrText>
+        <w:instrText xml:space="preserve"> PAGEREF _Toc712366958 \h </w:instrText>
       </w:r>
       <w:r>
         <w:fldChar w:fldCharType="separate"/>
       </w:r>
       <w:r>
-        <w:t>12</w:t>
+        <w:t>13</w:t>
       </w:r>
       <w:r>
         <w:fldChar w:fldCharType="end"/>
@@ -1293,7 +1294,7 @@
         <w:fldChar w:fldCharType="begin"/>
       </w:r>
       <w:r>
-        <w:instrText xml:space="preserve"> HYPERLINK \l _Toc444895701 </w:instrText>
+        <w:instrText xml:space="preserve"> HYPERLINK \l _Toc530131081 </w:instrText>
       </w:r>
       <w:r>
         <w:fldChar w:fldCharType="separate"/>
@@ -1311,7 +1312,7 @@
         <w:fldChar w:fldCharType="begin"/>
       </w:r>
       <w:r>
-        <w:instrText xml:space="preserve"> PAGEREF _Toc444895701 \h </w:instrText>
+        <w:instrText xml:space="preserve"> PAGEREF _Toc530131081 \h </w:instrText>
       </w:r>
       <w:r>
         <w:fldChar w:fldCharType="separate"/>
@@ -1337,7 +1338,7 @@
         <w:fldChar w:fldCharType="begin"/>
       </w:r>
       <w:r>
-        <w:instrText xml:space="preserve"> HYPERLINK \l _Toc1971471500 </w:instrText>
+        <w:instrText xml:space="preserve"> HYPERLINK \l _Toc3426964 </w:instrText>
       </w:r>
       <w:r>
         <w:fldChar w:fldCharType="separate"/>
@@ -1362,7 +1363,7 @@
         <w:fldChar w:fldCharType="begin"/>
       </w:r>
       <w:r>
-        <w:instrText xml:space="preserve"> PAGEREF _Toc1971471500 \h </w:instrText>
+        <w:instrText xml:space="preserve"> PAGEREF _Toc3426964 \h </w:instrText>
       </w:r>
       <w:r>
         <w:fldChar w:fldCharType="separate"/>
@@ -1388,7 +1389,7 @@
         <w:fldChar w:fldCharType="begin"/>
       </w:r>
       <w:r>
-        <w:instrText xml:space="preserve"> HYPERLINK \l _Toc996310937 </w:instrText>
+        <w:instrText xml:space="preserve"> HYPERLINK \l _Toc1762409126 </w:instrText>
       </w:r>
       <w:r>
         <w:fldChar w:fldCharType="separate"/>
@@ -1406,7 +1407,7 @@
         <w:fldChar w:fldCharType="begin"/>
       </w:r>
       <w:r>
-        <w:instrText xml:space="preserve"> PAGEREF _Toc996310937 \h </w:instrText>
+        <w:instrText xml:space="preserve"> PAGEREF _Toc1762409126 \h </w:instrText>
       </w:r>
       <w:r>
         <w:fldChar w:fldCharType="separate"/>
@@ -1432,7 +1433,7 @@
         <w:fldChar w:fldCharType="begin"/>
       </w:r>
       <w:r>
-        <w:instrText xml:space="preserve"> HYPERLINK \l _Toc1067922500 </w:instrText>
+        <w:instrText xml:space="preserve"> HYPERLINK \l _Toc568237611 </w:instrText>
       </w:r>
       <w:r>
         <w:fldChar w:fldCharType="separate"/>
@@ -1450,7 +1451,7 @@
         <w:fldChar w:fldCharType="begin"/>
       </w:r>
       <w:r>
-        <w:instrText xml:space="preserve"> PAGEREF _Toc1067922500 \h </w:instrText>
+        <w:instrText xml:space="preserve"> PAGEREF _Toc568237611 \h </w:instrText>
       </w:r>
       <w:r>
         <w:fldChar w:fldCharType="separate"/>
@@ -1476,7 +1477,7 @@
         <w:fldChar w:fldCharType="begin"/>
       </w:r>
       <w:r>
-        <w:instrText xml:space="preserve"> HYPERLINK \l _Toc2052619521 </w:instrText>
+        <w:instrText xml:space="preserve"> HYPERLINK \l _Toc509749868 </w:instrText>
       </w:r>
       <w:r>
         <w:fldChar w:fldCharType="separate"/>
@@ -1494,7 +1495,7 @@
         <w:fldChar w:fldCharType="begin"/>
       </w:r>
       <w:r>
-        <w:instrText xml:space="preserve"> PAGEREF _Toc2052619521 \h </w:instrText>
+        <w:instrText xml:space="preserve"> PAGEREF _Toc509749868 \h </w:instrText>
       </w:r>
       <w:r>
         <w:fldChar w:fldCharType="separate"/>
@@ -1520,7 +1521,7 @@
         <w:fldChar w:fldCharType="begin"/>
       </w:r>
       <w:r>
-        <w:instrText xml:space="preserve"> HYPERLINK \l _Toc1198984039 </w:instrText>
+        <w:instrText xml:space="preserve"> HYPERLINK \l _Toc1053763593 </w:instrText>
       </w:r>
       <w:r>
         <w:fldChar w:fldCharType="separate"/>
@@ -1538,7 +1539,7 @@
         <w:fldChar w:fldCharType="begin"/>
       </w:r>
       <w:r>
-        <w:instrText xml:space="preserve"> PAGEREF _Toc1198984039 \h </w:instrText>
+        <w:instrText xml:space="preserve"> PAGEREF _Toc1053763593 \h </w:instrText>
       </w:r>
       <w:r>
         <w:fldChar w:fldCharType="separate"/>
@@ -1564,7 +1565,7 @@
         <w:fldChar w:fldCharType="begin"/>
       </w:r>
       <w:r>
-        <w:instrText xml:space="preserve"> HYPERLINK \l _Toc1485683672 </w:instrText>
+        <w:instrText xml:space="preserve"> HYPERLINK \l _Toc307070742 </w:instrText>
       </w:r>
       <w:r>
         <w:fldChar w:fldCharType="separate"/>
@@ -1582,13 +1583,13 @@
         <w:fldChar w:fldCharType="begin"/>
       </w:r>
       <w:r>
-        <w:instrText xml:space="preserve"> PAGEREF _Toc1485683672 \h </w:instrText>
+        <w:instrText xml:space="preserve"> PAGEREF _Toc307070742 \h </w:instrText>
       </w:r>
       <w:r>
         <w:fldChar w:fldCharType="separate"/>
       </w:r>
       <w:r>
-        <w:t>17</w:t>
+        <w:t>18</w:t>
       </w:r>
       <w:r>
         <w:fldChar w:fldCharType="end"/>
@@ -1608,7 +1609,7 @@
         <w:fldChar w:fldCharType="begin"/>
       </w:r>
       <w:r>
-        <w:instrText xml:space="preserve"> HYPERLINK \l _Toc1093111635 </w:instrText>
+        <w:instrText xml:space="preserve"> HYPERLINK \l _Toc534757053 </w:instrText>
       </w:r>
       <w:r>
         <w:fldChar w:fldCharType="separate"/>
@@ -1626,13 +1627,13 @@
         <w:fldChar w:fldCharType="begin"/>
       </w:r>
       <w:r>
-        <w:instrText xml:space="preserve"> PAGEREF _Toc1093111635 \h </w:instrText>
+        <w:instrText xml:space="preserve"> PAGEREF _Toc534757053 \h </w:instrText>
       </w:r>
       <w:r>
         <w:fldChar w:fldCharType="separate"/>
       </w:r>
       <w:r>
-        <w:t>19</w:t>
+        <w:t>20</w:t>
       </w:r>
       <w:r>
         <w:fldChar w:fldCharType="end"/>
@@ -1652,7 +1653,7 @@
         <w:fldChar w:fldCharType="begin"/>
       </w:r>
       <w:r>
-        <w:instrText xml:space="preserve"> HYPERLINK \l _Toc204649360 </w:instrText>
+        <w:instrText xml:space="preserve"> HYPERLINK \l _Toc442727076 </w:instrText>
       </w:r>
       <w:r>
         <w:fldChar w:fldCharType="separate"/>
@@ -1670,13 +1671,13 @@
         <w:fldChar w:fldCharType="begin"/>
       </w:r>
       <w:r>
-        <w:instrText xml:space="preserve"> PAGEREF _Toc204649360 \h </w:instrText>
+        <w:instrText xml:space="preserve"> PAGEREF _Toc442727076 \h </w:instrText>
       </w:r>
       <w:r>
         <w:fldChar w:fldCharType="separate"/>
       </w:r>
       <w:r>
-        <w:t>21</w:t>
+        <w:t>22</w:t>
       </w:r>
       <w:r>
         <w:fldChar w:fldCharType="end"/>
@@ -1696,7 +1697,7 @@
         <w:fldChar w:fldCharType="begin"/>
       </w:r>
       <w:r>
-        <w:instrText xml:space="preserve"> HYPERLINK \l _Toc1420474673 </w:instrText>
+        <w:instrText xml:space="preserve"> HYPERLINK \l _Toc2030613124 </w:instrText>
       </w:r>
       <w:r>
         <w:fldChar w:fldCharType="separate"/>
@@ -1714,13 +1715,13 @@
         <w:fldChar w:fldCharType="begin"/>
       </w:r>
       <w:r>
-        <w:instrText xml:space="preserve"> PAGEREF _Toc1420474673 \h </w:instrText>
+        <w:instrText xml:space="preserve"> PAGEREF _Toc2030613124 \h </w:instrText>
       </w:r>
       <w:r>
         <w:fldChar w:fldCharType="separate"/>
       </w:r>
       <w:r>
-        <w:t>21</w:t>
+        <w:t>22</w:t>
       </w:r>
       <w:r>
         <w:fldChar w:fldCharType="end"/>
@@ -1740,7 +1741,7 @@
         <w:fldChar w:fldCharType="begin"/>
       </w:r>
       <w:r>
-        <w:instrText xml:space="preserve"> HYPERLINK \l _Toc342125412 </w:instrText>
+        <w:instrText xml:space="preserve"> HYPERLINK \l _Toc704656944 </w:instrText>
       </w:r>
       <w:r>
         <w:fldChar w:fldCharType="separate"/>
@@ -1758,13 +1759,13 @@
         <w:fldChar w:fldCharType="begin"/>
       </w:r>
       <w:r>
-        <w:instrText xml:space="preserve"> PAGEREF _Toc342125412 \h </w:instrText>
+        <w:instrText xml:space="preserve"> PAGEREF _Toc704656944 \h </w:instrText>
       </w:r>
       <w:r>
         <w:fldChar w:fldCharType="separate"/>
       </w:r>
       <w:r>
-        <w:t>21</w:t>
+        <w:t>22</w:t>
       </w:r>
       <w:r>
         <w:fldChar w:fldCharType="end"/>
@@ -1784,7 +1785,7 @@
         <w:fldChar w:fldCharType="begin"/>
       </w:r>
       <w:r>
-        <w:instrText xml:space="preserve"> HYPERLINK \l _Toc1288076465 </w:instrText>
+        <w:instrText xml:space="preserve"> HYPERLINK \l _Toc1944428250 </w:instrText>
       </w:r>
       <w:r>
         <w:fldChar w:fldCharType="separate"/>
@@ -1802,13 +1803,13 @@
         <w:fldChar w:fldCharType="begin"/>
       </w:r>
       <w:r>
-        <w:instrText xml:space="preserve"> PAGEREF _Toc1288076465 \h </w:instrText>
+        <w:instrText xml:space="preserve"> PAGEREF _Toc1944428250 \h </w:instrText>
       </w:r>
       <w:r>
         <w:fldChar w:fldCharType="separate"/>
       </w:r>
       <w:r>
-        <w:t>23</w:t>
+        <w:t>24</w:t>
       </w:r>
       <w:r>
         <w:fldChar w:fldCharType="end"/>
@@ -1828,7 +1829,7 @@
         <w:fldChar w:fldCharType="begin"/>
       </w:r>
       <w:r>
-        <w:instrText xml:space="preserve"> HYPERLINK \l _Toc2065985495 </w:instrText>
+        <w:instrText xml:space="preserve"> HYPERLINK \l _Toc1746941351 </w:instrText>
       </w:r>
       <w:r>
         <w:fldChar w:fldCharType="separate"/>
@@ -1846,13 +1847,13 @@
         <w:fldChar w:fldCharType="begin"/>
       </w:r>
       <w:r>
-        <w:instrText xml:space="preserve"> PAGEREF _Toc2065985495 \h </w:instrText>
+        <w:instrText xml:space="preserve"> PAGEREF _Toc1746941351 \h </w:instrText>
       </w:r>
       <w:r>
         <w:fldChar w:fldCharType="separate"/>
       </w:r>
       <w:r>
-        <w:t>23</w:t>
+        <w:t>24</w:t>
       </w:r>
       <w:r>
         <w:fldChar w:fldCharType="end"/>
@@ -1872,7 +1873,7 @@
         <w:fldChar w:fldCharType="begin"/>
       </w:r>
       <w:r>
-        <w:instrText xml:space="preserve"> HYPERLINK \l _Toc355126122 </w:instrText>
+        <w:instrText xml:space="preserve"> HYPERLINK \l _Toc446864473 </w:instrText>
       </w:r>
       <w:r>
         <w:fldChar w:fldCharType="separate"/>
@@ -1890,13 +1891,13 @@
         <w:fldChar w:fldCharType="begin"/>
       </w:r>
       <w:r>
-        <w:instrText xml:space="preserve"> PAGEREF _Toc355126122 \h </w:instrText>
+        <w:instrText xml:space="preserve"> PAGEREF _Toc446864473 \h </w:instrText>
       </w:r>
       <w:r>
         <w:fldChar w:fldCharType="separate"/>
       </w:r>
       <w:r>
-        <w:t>23</w:t>
+        <w:t>24</w:t>
       </w:r>
       <w:r>
         <w:fldChar w:fldCharType="end"/>
@@ -1916,7 +1917,7 @@
         <w:fldChar w:fldCharType="begin"/>
       </w:r>
       <w:r>
-        <w:instrText xml:space="preserve"> HYPERLINK \l _Toc747677441 </w:instrText>
+        <w:instrText xml:space="preserve"> HYPERLINK \l _Toc700884152 </w:instrText>
       </w:r>
       <w:r>
         <w:fldChar w:fldCharType="separate"/>
@@ -1934,13 +1935,13 @@
         <w:fldChar w:fldCharType="begin"/>
       </w:r>
       <w:r>
-        <w:instrText xml:space="preserve"> PAGEREF _Toc747677441 \h </w:instrText>
+        <w:instrText xml:space="preserve"> PAGEREF _Toc700884152 \h </w:instrText>
       </w:r>
       <w:r>
         <w:fldChar w:fldCharType="separate"/>
       </w:r>
       <w:r>
-        <w:t>24</w:t>
+        <w:t>25</w:t>
       </w:r>
       <w:r>
         <w:fldChar w:fldCharType="end"/>
@@ -1960,7 +1961,7 @@
         <w:fldChar w:fldCharType="begin"/>
       </w:r>
       <w:r>
-        <w:instrText xml:space="preserve"> HYPERLINK \l _Toc1287932290 </w:instrText>
+        <w:instrText xml:space="preserve"> HYPERLINK \l _Toc812138869 </w:instrText>
       </w:r>
       <w:r>
         <w:fldChar w:fldCharType="separate"/>
@@ -1978,13 +1979,13 @@
         <w:fldChar w:fldCharType="begin"/>
       </w:r>
       <w:r>
-        <w:instrText xml:space="preserve"> PAGEREF _Toc1287932290 \h </w:instrText>
+        <w:instrText xml:space="preserve"> PAGEREF _Toc812138869 \h </w:instrText>
       </w:r>
       <w:r>
         <w:fldChar w:fldCharType="separate"/>
       </w:r>
       <w:r>
-        <w:t>24</w:t>
+        <w:t>25</w:t>
       </w:r>
       <w:r>
         <w:fldChar w:fldCharType="end"/>
@@ -2004,7 +2005,7 @@
         <w:fldChar w:fldCharType="begin"/>
       </w:r>
       <w:r>
-        <w:instrText xml:space="preserve"> HYPERLINK \l _Toc1790319917 </w:instrText>
+        <w:instrText xml:space="preserve"> HYPERLINK \l _Toc211910951 </w:instrText>
       </w:r>
       <w:r>
         <w:fldChar w:fldCharType="separate"/>
@@ -2022,13 +2023,13 @@
         <w:fldChar w:fldCharType="begin"/>
       </w:r>
       <w:r>
-        <w:instrText xml:space="preserve"> PAGEREF _Toc1790319917 \h </w:instrText>
+        <w:instrText xml:space="preserve"> PAGEREF _Toc211910951 \h </w:instrText>
       </w:r>
       <w:r>
         <w:fldChar w:fldCharType="separate"/>
       </w:r>
       <w:r>
-        <w:t>25</w:t>
+        <w:t>26</w:t>
       </w:r>
       <w:r>
         <w:fldChar w:fldCharType="end"/>
@@ -2048,7 +2049,7 @@
         <w:fldChar w:fldCharType="begin"/>
       </w:r>
       <w:r>
-        <w:instrText xml:space="preserve"> HYPERLINK \l _Toc1513466902 </w:instrText>
+        <w:instrText xml:space="preserve"> HYPERLINK \l _Toc1059466731 </w:instrText>
       </w:r>
       <w:r>
         <w:fldChar w:fldCharType="separate"/>
@@ -2066,13 +2067,13 @@
         <w:fldChar w:fldCharType="begin"/>
       </w:r>
       <w:r>
-        <w:instrText xml:space="preserve"> PAGEREF _Toc1513466902 \h </w:instrText>
+        <w:instrText xml:space="preserve"> PAGEREF _Toc1059466731 \h </w:instrText>
       </w:r>
       <w:r>
         <w:fldChar w:fldCharType="separate"/>
       </w:r>
       <w:r>
-        <w:t>26</w:t>
+        <w:t>27</w:t>
       </w:r>
       <w:r>
         <w:fldChar w:fldCharType="end"/>
@@ -2102,7 +2103,7 @@
       <w:pPr>
         <w:pStyle w:val="2"/>
       </w:pPr>
-      <w:bookmarkStart w:id="0" w:name="_Toc343155053"/>
+      <w:bookmarkStart w:id="0" w:name="_Toc1147394467"/>
       <w:r>
         <w:rPr>
           <w:rFonts w:ascii="黑体" w:hAnsi="黑体" w:eastAsia="黑体" w:cs="黑体"/>
@@ -2118,7 +2119,7 @@
       <w:pPr>
         <w:pStyle w:val="3"/>
       </w:pPr>
-      <w:bookmarkStart w:id="1" w:name="_Toc1413383576"/>
+      <w:bookmarkStart w:id="1" w:name="_Toc2003140456"/>
       <w:r>
         <w:rPr>
           <w:rFonts w:ascii="黑体" w:hAnsi="黑体" w:eastAsia="黑体" w:cs="黑体"/>
@@ -2152,7 +2153,7 @@
       <w:pPr>
         <w:pStyle w:val="3"/>
       </w:pPr>
-      <w:bookmarkStart w:id="2" w:name="_Toc1421142365"/>
+      <w:bookmarkStart w:id="2" w:name="_Toc680509973"/>
       <w:r>
         <w:rPr>
           <w:rFonts w:ascii="黑体" w:hAnsi="黑体" w:eastAsia="黑体" w:cs="黑体"/>
@@ -2213,7 +2214,7 @@
       <w:pPr>
         <w:pStyle w:val="3"/>
       </w:pPr>
-      <w:bookmarkStart w:id="3" w:name="_Toc826606621"/>
+      <w:bookmarkStart w:id="3" w:name="_Toc1980695936"/>
       <w:r>
         <w:rPr>
           <w:rFonts w:ascii="黑体" w:hAnsi="黑体" w:eastAsia="黑体" w:cs="黑体"/>
@@ -2277,7 +2278,7 @@
       <w:pPr>
         <w:pStyle w:val="2"/>
       </w:pPr>
-      <w:bookmarkStart w:id="4" w:name="_Toc705766704"/>
+      <w:bookmarkStart w:id="4" w:name="_Toc1412584205"/>
       <w:r>
         <w:rPr>
           <w:rFonts w:ascii="黑体" w:hAnsi="黑体" w:eastAsia="黑体" w:cs="黑体"/>
@@ -2293,7 +2294,7 @@
       <w:pPr>
         <w:pStyle w:val="3"/>
       </w:pPr>
-      <w:bookmarkStart w:id="5" w:name="_Toc1268811747"/>
+      <w:bookmarkStart w:id="5" w:name="_Toc871015850"/>
       <w:r>
         <w:rPr>
           <w:rFonts w:ascii="黑体" w:hAnsi="黑体" w:eastAsia="黑体" w:cs="黑体"/>
@@ -2787,7 +2788,7 @@
       <w:pPr>
         <w:pStyle w:val="3"/>
       </w:pPr>
-      <w:bookmarkStart w:id="7" w:name="_Toc406417119"/>
+      <w:bookmarkStart w:id="7" w:name="_Toc1914852998"/>
       <w:r>
         <w:rPr>
           <w:rFonts w:ascii="黑体" w:hAnsi="黑体" w:eastAsia="黑体" w:cs="黑体"/>
@@ -2876,7 +2877,7 @@
       <w:pPr>
         <w:pStyle w:val="3"/>
       </w:pPr>
-      <w:bookmarkStart w:id="8" w:name="_Toc1654521573"/>
+      <w:bookmarkStart w:id="8" w:name="_Toc744403444"/>
       <w:r>
         <w:rPr>
           <w:rFonts w:ascii="黑体" w:hAnsi="黑体" w:eastAsia="黑体" w:cs="黑体"/>
@@ -3755,10 +3756,93 @@
                     </m:r>
                   </m:den>
                 </m:f>
-                <m:r>
-                  <m:rPr/>
-                  <m:t>,</m:t>
-                </m:r>
+              </m:oMath>
+            </m:oMathPara>
+          </w:p>
+        </w:tc>
+        <w:tc>
+          <w:tcPr>
+            <w:tcW w:w="650" w:type="dxa"/>
+            <w:tcMar>
+              <w:top w:w="0" w:type="dxa"/>
+              <w:left w:w="0" w:type="dxa"/>
+              <w:bottom w:w="0" w:type="dxa"/>
+              <w:right w:w="0" w:type="dxa"/>
+            </w:tcMar>
+            <w:vAlign w:val="center"/>
+          </w:tcPr>
+          <w:p>
+            <w:pPr>
+              <w:spacing w:before="0" w:after="0"/>
+              <w:jc w:val="right"/>
+            </w:pPr>
+            <w:bookmarkStart w:id="11" w:name="_RefEq2_3"/>
+            <w:r>
+              <w:t>(2-</w:t>
+            </w:r>
+            <w:r>
+              <w:fldChar w:fldCharType="begin"/>
+            </w:r>
+            <w:r>
+              <w:instrText xml:space="preserve"> SEQ Eq2 \* ARABIC </w:instrText>
+            </w:r>
+            <w:r>
+              <w:fldChar w:fldCharType="separate"/>
+            </w:r>
+            <w:r>
+              <w:t>3</w:t>
+            </w:r>
+            <w:r>
+              <w:fldChar w:fldCharType="end"/>
+            </w:r>
+            <w:r>
+              <w:t>)</w:t>
+            </w:r>
+            <w:bookmarkEnd w:id="11"/>
+          </w:p>
+        </w:tc>
+      </w:tr>
+      <w:tr>
+        <w:trPr>
+          <w:cantSplit/>
+          <w:jc w:val="center"/>
+        </w:trPr>
+        <w:tc>
+          <w:tcPr>
+            <w:tcW w:w="650" w:type="dxa"/>
+            <w:tcMar>
+              <w:top w:w="0" w:type="dxa"/>
+              <w:left w:w="0" w:type="dxa"/>
+              <w:bottom w:w="0" w:type="dxa"/>
+              <w:right w:w="0" w:type="dxa"/>
+            </w:tcMar>
+            <w:vAlign w:val="center"/>
+          </w:tcPr>
+          <w:p>
+            <w:pPr>
+              <w:spacing w:before="0" w:after="0"/>
+              <w:jc w:val="left"/>
+            </w:pPr>
+          </w:p>
+        </w:tc>
+        <w:tc>
+          <w:tcPr>
+            <w:tcW w:w="7006" w:type="dxa"/>
+            <w:tcMar>
+              <w:top w:w="0" w:type="dxa"/>
+              <w:left w:w="0" w:type="dxa"/>
+              <w:bottom w:w="0" w:type="dxa"/>
+              <w:right w:w="0" w:type="dxa"/>
+            </w:tcMar>
+            <w:vAlign w:val="center"/>
+          </w:tcPr>
+          <w:p>
+            <w:pPr>
+              <w:spacing w:before="0" w:after="0"/>
+              <w:jc w:val="center"/>
+            </w:pPr>
+            <m:oMathPara>
+              <m:oMath>
                 <m:sSub>
                   <m:sSubPr/>
                   <m:e>
@@ -3961,7 +4045,7 @@
               <w:spacing w:before="0" w:after="0"/>
               <w:jc w:val="right"/>
             </w:pPr>
-            <w:bookmarkStart w:id="11" w:name="_RefEq2_3"/>
+            <w:bookmarkStart w:id="12" w:name="_RefEq2_4"/>
             <w:r>
               <w:t>(2-</w:t>
             </w:r>
@@ -3975,7 +4059,7 @@
               <w:fldChar w:fldCharType="separate"/>
             </w:r>
             <w:r>
-              <w:t>3</w:t>
+              <w:t>4</w:t>
             </w:r>
             <w:r>
               <w:fldChar w:fldCharType="end"/>
@@ -3983,7 +4067,7 @@
             <w:r>
               <w:t>)</w:t>
             </w:r>
-            <w:bookmarkEnd w:id="11"/>
+            <w:bookmarkEnd w:id="12"/>
           </w:p>
         </w:tc>
       </w:tr>
@@ -4047,7 +4131,7 @@
       <w:pPr>
         <w:pStyle w:val="3"/>
       </w:pPr>
-      <w:bookmarkStart w:id="12" w:name="_Toc1925816055"/>
+      <w:bookmarkStart w:id="13" w:name="_Toc2096439533"/>
       <w:r>
         <w:rPr>
           <w:rFonts w:ascii="黑体" w:hAnsi="黑体" w:eastAsia="黑体" w:cs="黑体"/>
@@ -4057,7 +4141,7 @@
         </w:rPr>
         <w:t>2.4 监督信息粒度与资源效率</w:t>
       </w:r>
-      <w:bookmarkEnd w:id="12"/>
+      <w:bookmarkEnd w:id="13"/>
     </w:p>
     <w:p>
       <w:pPr>
@@ -4109,7 +4193,7 @@
       <w:pPr>
         <w:pStyle w:val="3"/>
       </w:pPr>
-      <w:bookmarkStart w:id="13" w:name="_Toc316908801"/>
+      <w:bookmarkStart w:id="14" w:name="_Toc1095034802"/>
       <w:r>
         <w:rPr>
           <w:rFonts w:ascii="黑体" w:hAnsi="黑体" w:eastAsia="黑体" w:cs="黑体"/>
@@ -4119,7 +4203,7 @@
         </w:rPr>
         <w:t>2.5 Function Calling 数据与评测研究</w:t>
       </w:r>
-      <w:bookmarkEnd w:id="13"/>
+      <w:bookmarkEnd w:id="14"/>
     </w:p>
     <w:p>
       <w:pPr>
@@ -4212,7 +4296,7 @@
       <w:pPr>
         <w:pStyle w:val="3"/>
       </w:pPr>
-      <w:bookmarkStart w:id="14" w:name="_Toc526773847"/>
+      <w:bookmarkStart w:id="15" w:name="_Toc315062424"/>
       <w:r>
         <w:rPr>
           <w:rFonts w:ascii="黑体" w:hAnsi="黑体" w:eastAsia="黑体" w:cs="黑体"/>
@@ -4222,7 +4306,7 @@
         </w:rPr>
         <w:t>2.6 现有方法的问题与本文的研究切入点</w:t>
       </w:r>
-      <w:bookmarkEnd w:id="14"/>
+      <w:bookmarkEnd w:id="15"/>
     </w:p>
     <w:p>
       <w:pPr>
@@ -4264,7 +4348,7 @@
       <w:pPr>
         <w:pStyle w:val="2"/>
       </w:pPr>
-      <w:bookmarkStart w:id="15" w:name="_Toc1560453595"/>
+      <w:bookmarkStart w:id="16" w:name="_Toc1706970313"/>
       <w:r>
         <w:rPr>
           <w:rFonts w:ascii="黑体" w:hAnsi="黑体" w:eastAsia="黑体" w:cs="黑体"/>
@@ -4274,13 +4358,13 @@
         </w:rPr>
         <w:t>3．主要研究内容</w:t>
       </w:r>
-      <w:bookmarkEnd w:id="15"/>
+      <w:bookmarkEnd w:id="16"/>
     </w:p>
     <w:p>
       <w:pPr>
         <w:pStyle w:val="3"/>
       </w:pPr>
-      <w:bookmarkStart w:id="16" w:name="_Toc1473274001"/>
+      <w:bookmarkStart w:id="17" w:name="_Toc816010318"/>
       <w:r>
         <w:rPr>
           <w:rFonts w:ascii="黑体" w:hAnsi="黑体" w:eastAsia="黑体" w:cs="黑体"/>
@@ -4290,7 +4374,7 @@
         </w:rPr>
         <w:t>3.1 研究问题概述</w:t>
       </w:r>
-      <w:bookmarkEnd w:id="16"/>
+      <w:bookmarkEnd w:id="17"/>
     </w:p>
     <w:p>
       <w:pPr>
@@ -4335,7 +4419,7 @@
       <w:pPr>
         <w:pStyle w:val="3"/>
       </w:pPr>
-      <w:bookmarkStart w:id="17" w:name="_Toc829684897"/>
+      <w:bookmarkStart w:id="18" w:name="_Toc854844884"/>
       <w:r>
         <w:rPr>
           <w:rFonts w:ascii="黑体" w:hAnsi="黑体" w:eastAsia="黑体" w:cs="黑体"/>
@@ -4345,7 +4429,7 @@
         </w:rPr>
         <w:t>3.2 学生状态分布上的有效教师监督</w:t>
       </w:r>
-      <w:bookmarkEnd w:id="17"/>
+      <w:bookmarkEnd w:id="18"/>
     </w:p>
     <w:p>
       <w:pPr>
@@ -4360,7 +4444,7 @@
       <w:pPr>
         <w:pStyle w:val="3"/>
       </w:pPr>
-      <w:bookmarkStart w:id="18" w:name="_Toc902743908"/>
+      <w:bookmarkStart w:id="19" w:name="_Toc712366958"/>
       <w:r>
         <w:rPr>
           <w:rFonts w:ascii="黑体" w:hAnsi="黑体" w:eastAsia="黑体" w:cs="黑体"/>
@@ -4370,7 +4454,7 @@
         </w:rPr>
         <w:t>3.3 不同散度目标的优化偏好</w:t>
       </w:r>
-      <w:bookmarkEnd w:id="18"/>
+      <w:bookmarkEnd w:id="19"/>
     </w:p>
     <w:p>
       <w:pPr>
@@ -4385,7 +4469,7 @@
       <w:pPr>
         <w:pStyle w:val="3"/>
       </w:pPr>
-      <w:bookmarkStart w:id="19" w:name="_Toc444895701"/>
+      <w:bookmarkStart w:id="20" w:name="_Toc530131081"/>
       <w:r>
         <w:rPr>
           <w:rFonts w:ascii="黑体" w:hAnsi="黑体" w:eastAsia="黑体" w:cs="黑体"/>
@@ -4395,7 +4479,7 @@
         </w:rPr>
         <w:t>3.4 监督信息粒度与资源效率</w:t>
       </w:r>
-      <w:bookmarkEnd w:id="19"/>
+      <w:bookmarkEnd w:id="20"/>
     </w:p>
     <w:p>
       <w:pPr>
@@ -4414,7 +4498,7 @@
           <w:lang w:val="en-US" w:eastAsia="zh-CN"/>
         </w:rPr>
       </w:pPr>
-      <w:bookmarkStart w:id="20" w:name="_Toc1971471500"/>
+      <w:bookmarkStart w:id="21" w:name="_Toc3426964"/>
       <w:r>
         <w:rPr>
           <w:rFonts w:ascii="黑体" w:hAnsi="黑体" w:eastAsia="黑体" w:cs="黑体"/>
@@ -4434,7 +4518,7 @@
         </w:rPr>
         <w:t>本章总结</w:t>
       </w:r>
-      <w:bookmarkEnd w:id="20"/>
+      <w:bookmarkEnd w:id="21"/>
     </w:p>
     <w:p>
       <w:pPr>
@@ -4525,7 +4609,7 @@
         </w:rPr>
         <w:t xml:space="preserve">图 </w:t>
       </w:r>
-      <w:bookmarkStart w:id="21" w:name="_RefFigureResearchQuestions"/>
+      <w:bookmarkStart w:id="22" w:name="_RefFigureResearchQuestions"/>
       <w:r>
         <w:rPr>
           <w:rFonts w:ascii="Times New Roman" w:hAnsi="Times New Roman" w:eastAsia="宋体"/>
@@ -4561,7 +4645,7 @@
         </w:rPr>
         <w:fldChar w:fldCharType="end"/>
       </w:r>
-      <w:bookmarkEnd w:id="21"/>
+      <w:bookmarkEnd w:id="22"/>
       <w:r>
         <w:rPr>
           <w:rFonts w:ascii="Times New Roman" w:hAnsi="Times New Roman" w:eastAsia="宋体"/>
@@ -4574,7 +4658,7 @@
       <w:pPr>
         <w:pStyle w:val="2"/>
       </w:pPr>
-      <w:bookmarkStart w:id="22" w:name="_Toc996310937"/>
+      <w:bookmarkStart w:id="23" w:name="_Toc1762409126"/>
       <w:r>
         <w:rPr>
           <w:rFonts w:ascii="黑体" w:hAnsi="黑体" w:eastAsia="黑体" w:cs="黑体"/>
@@ -4584,13 +4668,13 @@
         </w:rPr>
         <w:t>4．研究方案</w:t>
       </w:r>
-      <w:bookmarkEnd w:id="22"/>
+      <w:bookmarkEnd w:id="23"/>
     </w:p>
     <w:p>
       <w:pPr>
         <w:pStyle w:val="3"/>
       </w:pPr>
-      <w:bookmarkStart w:id="23" w:name="_Toc1067922500"/>
+      <w:bookmarkStart w:id="24" w:name="_Toc568237611"/>
       <w:r>
         <w:rPr>
           <w:rFonts w:ascii="黑体" w:hAnsi="黑体" w:eastAsia="黑体" w:cs="黑体"/>
@@ -4600,7 +4684,7 @@
         </w:rPr>
         <w:t>4.1 总体技术路线</w:t>
       </w:r>
-      <w:bookmarkEnd w:id="23"/>
+      <w:bookmarkEnd w:id="24"/>
     </w:p>
     <w:p>
       <w:pPr>
@@ -4814,8 +4898,98 @@
                   <m:rPr>
                     <m:sty m:val="p"/>
                   </m:rPr>
-                  <m:t>),</m:t>
+                  <m:t>)</m:t>
                 </m:r>
+              </m:oMath>
+            </m:oMathPara>
+          </w:p>
+        </w:tc>
+        <w:tc>
+          <w:tcPr>
+            <w:tcW w:w="650" w:type="dxa"/>
+            <w:tcMar>
+              <w:top w:w="0" w:type="dxa"/>
+              <w:left w:w="0" w:type="dxa"/>
+              <w:bottom w:w="0" w:type="dxa"/>
+              <w:right w:w="0" w:type="dxa"/>
+            </w:tcMar>
+            <w:vAlign w:val="center"/>
+          </w:tcPr>
+          <w:p>
+            <w:pPr>
+              <w:spacing w:before="0" w:after="0"/>
+              <w:jc w:val="right"/>
+            </w:pPr>
+            <w:bookmarkStart w:id="25" w:name="_RefEq4_1"/>
+            <w:r>
+              <w:t>(4-</w:t>
+            </w:r>
+            <w:r>
+              <w:fldChar w:fldCharType="begin"/>
+            </w:r>
+            <w:r>
+              <w:instrText xml:space="preserve"> SEQ Eq4 \* ARABIC </w:instrText>
+            </w:r>
+            <w:r>
+              <w:fldChar w:fldCharType="separate"/>
+            </w:r>
+            <w:r>
+              <w:t>1</w:t>
+            </w:r>
+            <w:r>
+              <w:fldChar w:fldCharType="end"/>
+            </w:r>
+            <w:r>
+              <w:t>)</w:t>
+            </w:r>
+            <w:bookmarkEnd w:id="25"/>
+          </w:p>
+        </w:tc>
+      </w:tr>
+      <w:tr>
+        <w:trPr>
+          <w:cantSplit/>
+          <w:jc w:val="center"/>
+        </w:trPr>
+        <w:tc>
+          <w:tcPr>
+            <w:tcW w:w="650" w:type="dxa"/>
+            <w:tcMar>
+              <w:top w:w="0" w:type="dxa"/>
+              <w:left w:w="0" w:type="dxa"/>
+              <w:bottom w:w="0" w:type="dxa"/>
+              <w:right w:w="0" w:type="dxa"/>
+            </w:tcMar>
+            <w:vAlign w:val="center"/>
+          </w:tcPr>
+          <w:p>
+            <w:pPr>
+              <w:spacing w:before="0" w:after="0"/>
+              <w:jc w:val="left"/>
+            </w:pPr>
+          </w:p>
+        </w:tc>
+        <w:tc>
+          <w:tcPr>
+            <w:tcW w:w="7006" w:type="dxa"/>
+            <w:tcMar>
+              <w:top w:w="0" w:type="dxa"/>
+              <w:left w:w="0" w:type="dxa"/>
+              <w:bottom w:w="0" w:type="dxa"/>
+              <w:right w:w="0" w:type="dxa"/>
+            </w:tcMar>
+            <w:vAlign w:val="center"/>
+          </w:tcPr>
+          <w:p>
+            <w:pPr>
+              <w:spacing w:before="0" w:after="0"/>
+              <w:jc w:val="center"/>
+            </w:pPr>
+            <m:oMathPara>
+              <m:oMathParaPr>
+                <m:jc m:val="center"/>
+              </m:oMathParaPr>
+              <m:oMath>
                 <m:sSub>
                   <m:sSubPr/>
                   <m:e>
@@ -4925,16 +5099,96 @@
                   </m:rPr>
                   <m:t>)</m:t>
                 </m:r>
-                <m:r>
-                  <m:rPr>
-                    <m:sty m:val="p"/>
-                  </m:rPr>
-                  <w:rPr>
-                    <w:rFonts w:hint="default"/>
-                    <w:lang w:val="en-US"/>
-                  </w:rPr>
-                  <m:t>,</m:t>
-                </m:r>
+              </m:oMath>
+            </m:oMathPara>
+          </w:p>
+        </w:tc>
+        <w:tc>
+          <w:tcPr>
+            <w:tcW w:w="650" w:type="dxa"/>
+            <w:tcMar>
+              <w:top w:w="0" w:type="dxa"/>
+              <w:left w:w="0" w:type="dxa"/>
+              <w:bottom w:w="0" w:type="dxa"/>
+              <w:right w:w="0" w:type="dxa"/>
+            </w:tcMar>
+            <w:vAlign w:val="center"/>
+          </w:tcPr>
+          <w:p>
+            <w:pPr>
+              <w:spacing w:before="0" w:after="0"/>
+              <w:jc w:val="right"/>
+            </w:pPr>
+            <w:bookmarkStart w:id="26" w:name="_RefEq4_2"/>
+            <w:r>
+              <w:t>(4-</w:t>
+            </w:r>
+            <w:r>
+              <w:fldChar w:fldCharType="begin"/>
+            </w:r>
+            <w:r>
+              <w:instrText xml:space="preserve"> SEQ Eq4 \* ARABIC </w:instrText>
+            </w:r>
+            <w:r>
+              <w:fldChar w:fldCharType="separate"/>
+            </w:r>
+            <w:r>
+              <w:t>2</w:t>
+            </w:r>
+            <w:r>
+              <w:fldChar w:fldCharType="end"/>
+            </w:r>
+            <w:r>
+              <w:t>)</w:t>
+            </w:r>
+            <w:bookmarkEnd w:id="26"/>
+          </w:p>
+        </w:tc>
+      </w:tr>
+      <w:tr>
+        <w:trPr>
+          <w:cantSplit/>
+          <w:jc w:val="center"/>
+        </w:trPr>
+        <w:tc>
+          <w:tcPr>
+            <w:tcW w:w="650" w:type="dxa"/>
+            <w:tcMar>
+              <w:top w:w="0" w:type="dxa"/>
+              <w:left w:w="0" w:type="dxa"/>
+              <w:bottom w:w="0" w:type="dxa"/>
+              <w:right w:w="0" w:type="dxa"/>
+            </w:tcMar>
+            <w:vAlign w:val="center"/>
+          </w:tcPr>
+          <w:p>
+            <w:pPr>
+              <w:spacing w:before="0" w:after="0"/>
+              <w:jc w:val="left"/>
+            </w:pPr>
+          </w:p>
+        </w:tc>
+        <w:tc>
+          <w:tcPr>
+            <w:tcW w:w="7006" w:type="dxa"/>
+            <w:tcMar>
+              <w:top w:w="0" w:type="dxa"/>
+              <w:left w:w="0" w:type="dxa"/>
+              <w:bottom w:w="0" w:type="dxa"/>
+              <w:right w:w="0" w:type="dxa"/>
+            </w:tcMar>
+            <w:vAlign w:val="center"/>
+          </w:tcPr>
+          <w:p>
+            <w:pPr>
+              <w:spacing w:before="0" w:after="0"/>
+              <w:jc w:val="center"/>
+            </w:pPr>
+            <m:oMathPara>
+              <m:oMathParaPr>
+                <m:jc m:val="center"/>
+              </m:oMathParaPr>
+              <m:oMath>
                 <m:sSub>
                   <m:sSubPr/>
                   <m:e>
@@ -5064,7 +5318,7 @@
               <w:spacing w:before="0" w:after="0"/>
               <w:jc w:val="right"/>
             </w:pPr>
-            <w:bookmarkStart w:id="24" w:name="_RefEq4_1"/>
+            <w:bookmarkStart w:id="27" w:name="_RefEq4_3"/>
             <w:r>
               <w:t>(4-</w:t>
             </w:r>
@@ -5078,7 +5332,7 @@
               <w:fldChar w:fldCharType="separate"/>
             </w:r>
             <w:r>
-              <w:t>1</w:t>
+              <w:t>3</w:t>
             </w:r>
             <w:r>
               <w:fldChar w:fldCharType="end"/>
@@ -5086,7 +5340,7 @@
             <w:r>
               <w:t>)</w:t>
             </w:r>
-            <w:bookmarkEnd w:id="24"/>
+            <w:bookmarkEnd w:id="27"/>
           </w:p>
         </w:tc>
       </w:tr>
@@ -5577,7 +5831,7 @@
               <w:spacing w:before="0" w:after="0"/>
               <w:jc w:val="right"/>
             </w:pPr>
-            <w:bookmarkStart w:id="25" w:name="_RefEq4_2"/>
+            <w:bookmarkStart w:id="28" w:name="_RefEq4_4"/>
             <w:r>
               <w:t>(4-</w:t>
             </w:r>
@@ -5591,7 +5845,7 @@
               <w:fldChar w:fldCharType="separate"/>
             </w:r>
             <w:r>
-              <w:t>2</w:t>
+              <w:t>4</w:t>
             </w:r>
             <w:r>
               <w:fldChar w:fldCharType="end"/>
@@ -5599,7 +5853,7 @@
             <w:r>
               <w:t>)</w:t>
             </w:r>
-            <w:bookmarkEnd w:id="25"/>
+            <w:bookmarkEnd w:id="28"/>
           </w:p>
         </w:tc>
       </w:tr>
@@ -5827,7 +6081,7 @@
               <w:spacing w:before="0" w:after="0"/>
               <w:jc w:val="right"/>
             </w:pPr>
-            <w:bookmarkStart w:id="26" w:name="_RefEq4_3"/>
+            <w:bookmarkStart w:id="29" w:name="_RefEq4_5"/>
             <w:r>
               <w:t>(4-</w:t>
             </w:r>
@@ -5841,7 +6095,7 @@
               <w:fldChar w:fldCharType="separate"/>
             </w:r>
             <w:r>
-              <w:t>3</w:t>
+              <w:t>5</w:t>
             </w:r>
             <w:r>
               <w:fldChar w:fldCharType="end"/>
@@ -5849,7 +6103,7 @@
             <w:r>
               <w:t>)</w:t>
             </w:r>
-            <w:bookmarkEnd w:id="26"/>
+            <w:bookmarkEnd w:id="29"/>
           </w:p>
         </w:tc>
       </w:tr>
@@ -5921,7 +6175,7 @@
         </w:rPr>
         <w:t xml:space="preserve">图 </w:t>
       </w:r>
-      <w:bookmarkStart w:id="27" w:name="_RefFigure1"/>
+      <w:bookmarkStart w:id="30" w:name="_RefFigure1"/>
       <w:r>
         <w:rPr>
           <w:rFonts w:ascii="Times New Roman" w:hAnsi="Times New Roman" w:eastAsia="宋体"/>
@@ -5957,7 +6211,7 @@
         </w:rPr>
         <w:fldChar w:fldCharType="end"/>
       </w:r>
-      <w:bookmarkEnd w:id="27"/>
+      <w:bookmarkEnd w:id="30"/>
       <w:r>
         <w:rPr>
           <w:rFonts w:ascii="Times New Roman" w:hAnsi="Times New Roman" w:eastAsia="宋体"/>
@@ -5970,7 +6224,7 @@
       <w:pPr>
         <w:pStyle w:val="3"/>
       </w:pPr>
-      <w:bookmarkStart w:id="28" w:name="_Toc2052619521"/>
+      <w:bookmarkStart w:id="31" w:name="_Toc509749868"/>
       <w:r>
         <w:rPr>
           <w:rFonts w:ascii="黑体" w:hAnsi="黑体" w:eastAsia="黑体" w:cs="黑体"/>
@@ -5980,7 +6234,7 @@
         </w:rPr>
         <w:t>4.2 模型和数据准备</w:t>
       </w:r>
-      <w:bookmarkEnd w:id="28"/>
+      <w:bookmarkEnd w:id="31"/>
     </w:p>
     <w:p>
       <w:pPr>
@@ -6128,7 +6382,7 @@
               <w:spacing w:before="0" w:after="0"/>
               <w:jc w:val="right"/>
             </w:pPr>
-            <w:bookmarkStart w:id="29" w:name="_RefEq4_4"/>
+            <w:bookmarkStart w:id="32" w:name="_RefEq4_6"/>
             <w:r>
               <w:t>(4-</w:t>
             </w:r>
@@ -6142,7 +6396,7 @@
               <w:fldChar w:fldCharType="separate"/>
             </w:r>
             <w:r>
-              <w:t>4</w:t>
+              <w:t>6</w:t>
             </w:r>
             <w:r>
               <w:fldChar w:fldCharType="end"/>
@@ -6150,7 +6404,7 @@
             <w:r>
               <w:t>)</w:t>
             </w:r>
-            <w:bookmarkEnd w:id="29"/>
+            <w:bookmarkEnd w:id="32"/>
           </w:p>
         </w:tc>
       </w:tr>
@@ -6300,7 +6554,7 @@
               <w:spacing w:before="0" w:after="0"/>
               <w:jc w:val="right"/>
             </w:pPr>
-            <w:bookmarkStart w:id="30" w:name="_RefEq4_5"/>
+            <w:bookmarkStart w:id="33" w:name="_RefEq4_7"/>
             <w:r>
               <w:t>(4-</w:t>
             </w:r>
@@ -6314,7 +6568,7 @@
               <w:fldChar w:fldCharType="separate"/>
             </w:r>
             <w:r>
-              <w:t>5</w:t>
+              <w:t>7</w:t>
             </w:r>
             <w:r>
               <w:fldChar w:fldCharType="end"/>
@@ -6322,7 +6576,7 @@
             <w:r>
               <w:t>)</w:t>
             </w:r>
-            <w:bookmarkEnd w:id="30"/>
+            <w:bookmarkEnd w:id="33"/>
           </w:p>
         </w:tc>
       </w:tr>
@@ -6447,8 +6701,95 @@
                   <m:rPr>
                     <m:sty m:val="p"/>
                   </m:rPr>
-                  <m:t>=</m:t>
+                  <m:t>=⌀</m:t>
                 </m:r>
+              </m:oMath>
+            </m:oMathPara>
+          </w:p>
+        </w:tc>
+        <w:tc>
+          <w:tcPr>
+            <w:tcW w:w="650" w:type="dxa"/>
+            <w:tcMar>
+              <w:top w:w="0" w:type="dxa"/>
+              <w:left w:w="0" w:type="dxa"/>
+              <w:bottom w:w="0" w:type="dxa"/>
+              <w:right w:w="0" w:type="dxa"/>
+            </w:tcMar>
+            <w:vAlign w:val="center"/>
+          </w:tcPr>
+          <w:p>
+            <w:pPr>
+              <w:spacing w:before="0" w:after="0"/>
+              <w:jc w:val="right"/>
+            </w:pPr>
+            <w:bookmarkStart w:id="34" w:name="_RefEq4_8"/>
+            <w:r>
+              <w:t>(4-</w:t>
+            </w:r>
+            <w:r>
+              <w:fldChar w:fldCharType="begin"/>
+            </w:r>
+            <w:r>
+              <w:instrText xml:space="preserve"> SEQ Eq4 \* ARABIC </w:instrText>
+            </w:r>
+            <w:r>
+              <w:fldChar w:fldCharType="separate"/>
+            </w:r>
+            <w:r>
+              <w:t>8</w:t>
+            </w:r>
+            <w:r>
+              <w:fldChar w:fldCharType="end"/>
+            </w:r>
+            <w:r>
+              <w:t>)</w:t>
+            </w:r>
+            <w:bookmarkEnd w:id="34"/>
+          </w:p>
+        </w:tc>
+      </w:tr>
+      <w:tr>
+        <w:trPr>
+          <w:cantSplit/>
+          <w:jc w:val="center"/>
+        </w:trPr>
+        <w:tc>
+          <w:tcPr>
+            <w:tcW w:w="650" w:type="dxa"/>
+            <w:tcMar>
+              <w:top w:w="0" w:type="dxa"/>
+              <w:left w:w="0" w:type="dxa"/>
+              <w:bottom w:w="0" w:type="dxa"/>
+              <w:right w:w="0" w:type="dxa"/>
+            </w:tcMar>
+            <w:vAlign w:val="center"/>
+          </w:tcPr>
+          <w:p>
+            <w:pPr>
+              <w:spacing w:before="0" w:after="0"/>
+              <w:jc w:val="left"/>
+            </w:pPr>
+          </w:p>
+        </w:tc>
+        <w:tc>
+          <w:tcPr>
+            <w:tcW w:w="7006" w:type="dxa"/>
+            <w:tcMar>
+              <w:top w:w="0" w:type="dxa"/>
+              <w:left w:w="0" w:type="dxa"/>
+              <w:bottom w:w="0" w:type="dxa"/>
+              <w:right w:w="0" w:type="dxa"/>
+            </w:tcMar>
+            <w:vAlign w:val="center"/>
+          </w:tcPr>
+          <w:p>
+            <w:pPr>
+              <w:spacing w:before="0" w:after="0"/>
+              <w:jc w:val="center"/>
+            </w:pPr>
+            <m:oMathPara>
+              <m:oMath>
                 <m:sSub>
                   <m:sSubPr/>
                   <m:e>
@@ -6493,8 +6834,95 @@
                   <m:rPr>
                     <m:sty m:val="p"/>
                   </m:rPr>
-                  <m:t>=</m:t>
+                  <m:t>=⌀</m:t>
                 </m:r>
+              </m:oMath>
+            </m:oMathPara>
+          </w:p>
+        </w:tc>
+        <w:tc>
+          <w:tcPr>
+            <w:tcW w:w="650" w:type="dxa"/>
+            <w:tcMar>
+              <w:top w:w="0" w:type="dxa"/>
+              <w:left w:w="0" w:type="dxa"/>
+              <w:bottom w:w="0" w:type="dxa"/>
+              <w:right w:w="0" w:type="dxa"/>
+            </w:tcMar>
+            <w:vAlign w:val="center"/>
+          </w:tcPr>
+          <w:p>
+            <w:pPr>
+              <w:spacing w:before="0" w:after="0"/>
+              <w:jc w:val="right"/>
+            </w:pPr>
+            <w:bookmarkStart w:id="35" w:name="_RefEq4_9"/>
+            <w:r>
+              <w:t>(4-</w:t>
+            </w:r>
+            <w:r>
+              <w:fldChar w:fldCharType="begin"/>
+            </w:r>
+            <w:r>
+              <w:instrText xml:space="preserve"> SEQ Eq4 \* ARABIC </w:instrText>
+            </w:r>
+            <w:r>
+              <w:fldChar w:fldCharType="separate"/>
+            </w:r>
+            <w:r>
+              <w:t>9</w:t>
+            </w:r>
+            <w:r>
+              <w:fldChar w:fldCharType="end"/>
+            </w:r>
+            <w:r>
+              <w:t>)</w:t>
+            </w:r>
+            <w:bookmarkEnd w:id="35"/>
+          </w:p>
+        </w:tc>
+      </w:tr>
+      <w:tr>
+        <w:trPr>
+          <w:cantSplit/>
+          <w:jc w:val="center"/>
+        </w:trPr>
+        <w:tc>
+          <w:tcPr>
+            <w:tcW w:w="650" w:type="dxa"/>
+            <w:tcMar>
+              <w:top w:w="0" w:type="dxa"/>
+              <w:left w:w="0" w:type="dxa"/>
+              <w:bottom w:w="0" w:type="dxa"/>
+              <w:right w:w="0" w:type="dxa"/>
+            </w:tcMar>
+            <w:vAlign w:val="center"/>
+          </w:tcPr>
+          <w:p>
+            <w:pPr>
+              <w:spacing w:before="0" w:after="0"/>
+              <w:jc w:val="left"/>
+            </w:pPr>
+          </w:p>
+        </w:tc>
+        <w:tc>
+          <w:tcPr>
+            <w:tcW w:w="7006" w:type="dxa"/>
+            <w:tcMar>
+              <w:top w:w="0" w:type="dxa"/>
+              <w:left w:w="0" w:type="dxa"/>
+              <w:bottom w:w="0" w:type="dxa"/>
+              <w:right w:w="0" w:type="dxa"/>
+            </w:tcMar>
+            <w:vAlign w:val="center"/>
+          </w:tcPr>
+          <w:p>
+            <w:pPr>
+              <w:spacing w:before="0" w:after="0"/>
+              <w:jc w:val="center"/>
+            </w:pPr>
+            <m:oMathPara>
+              <m:oMath>
                 <m:sSub>
                   <m:sSubPr/>
                   <m:e>
@@ -6561,7 +6989,7 @@
               <w:spacing w:before="0" w:after="0"/>
               <w:jc w:val="right"/>
             </w:pPr>
-            <w:bookmarkStart w:id="31" w:name="_RefEq4_6"/>
+            <w:bookmarkStart w:id="36" w:name="_RefEq4_10"/>
             <w:r>
               <w:t>(4-</w:t>
             </w:r>
@@ -6575,7 +7003,7 @@
               <w:fldChar w:fldCharType="separate"/>
             </w:r>
             <w:r>
-              <w:t>6</w:t>
+              <w:t>10</w:t>
             </w:r>
             <w:r>
               <w:fldChar w:fldCharType="end"/>
@@ -6583,7 +7011,7 @@
             <w:r>
               <w:t>)</w:t>
             </w:r>
-            <w:bookmarkEnd w:id="31"/>
+            <w:bookmarkEnd w:id="36"/>
           </w:p>
         </w:tc>
       </w:tr>
@@ -6610,7 +7038,7 @@
       <w:pPr>
         <w:pStyle w:val="3"/>
       </w:pPr>
-      <w:bookmarkStart w:id="32" w:name="_Toc1198984039"/>
+      <w:bookmarkStart w:id="37" w:name="_Toc1053763593"/>
       <w:r>
         <w:rPr>
           <w:rFonts w:ascii="黑体" w:hAnsi="黑体" w:eastAsia="黑体" w:cs="黑体"/>
@@ -6620,7 +7048,7 @@
         </w:rPr>
         <w:t>4.3 学生 rollout 和教师反馈</w:t>
       </w:r>
-      <w:bookmarkEnd w:id="32"/>
+      <w:bookmarkEnd w:id="37"/>
     </w:p>
     <w:p>
       <w:pPr>
@@ -6989,12 +7417,93 @@
                     </m:d>
                   </m:den>
                 </m:f>
-                <m:r>
-                  <m:rPr>
-                    <m:sty m:val="p"/>
-                  </m:rPr>
-                  <m:t>,</m:t>
-                </m:r>
+              </m:oMath>
+            </m:oMathPara>
+          </w:p>
+        </w:tc>
+        <w:tc>
+          <w:tcPr>
+            <w:tcW w:w="650" w:type="dxa"/>
+            <w:tcMar>
+              <w:top w:w="0" w:type="dxa"/>
+              <w:left w:w="0" w:type="dxa"/>
+              <w:bottom w:w="0" w:type="dxa"/>
+              <w:right w:w="0" w:type="dxa"/>
+            </w:tcMar>
+            <w:vAlign w:val="center"/>
+          </w:tcPr>
+          <w:p>
+            <w:pPr>
+              <w:spacing w:before="0" w:after="0"/>
+              <w:jc w:val="right"/>
+            </w:pPr>
+            <w:bookmarkStart w:id="38" w:name="_RefEq4_11"/>
+            <w:r>
+              <w:t>(4-</w:t>
+            </w:r>
+            <w:r>
+              <w:fldChar w:fldCharType="begin"/>
+            </w:r>
+            <w:r>
+              <w:instrText xml:space="preserve"> SEQ Eq4 \* ARABIC </w:instrText>
+            </w:r>
+            <w:r>
+              <w:fldChar w:fldCharType="separate"/>
+            </w:r>
+            <w:r>
+              <w:t>11</w:t>
+            </w:r>
+            <w:r>
+              <w:fldChar w:fldCharType="end"/>
+            </w:r>
+            <w:r>
+              <w:t>)</w:t>
+            </w:r>
+            <w:bookmarkEnd w:id="38"/>
+          </w:p>
+        </w:tc>
+      </w:tr>
+      <w:tr>
+        <w:trPr>
+          <w:cantSplit/>
+          <w:jc w:val="center"/>
+        </w:trPr>
+        <w:tc>
+          <w:tcPr>
+            <w:tcW w:w="650" w:type="dxa"/>
+            <w:tcMar>
+              <w:top w:w="0" w:type="dxa"/>
+              <w:left w:w="0" w:type="dxa"/>
+              <w:bottom w:w="0" w:type="dxa"/>
+              <w:right w:w="0" w:type="dxa"/>
+            </w:tcMar>
+            <w:vAlign w:val="center"/>
+          </w:tcPr>
+          <w:p>
+            <w:pPr>
+              <w:spacing w:before="0" w:after="0"/>
+              <w:jc w:val="left"/>
+            </w:pPr>
+          </w:p>
+        </w:tc>
+        <w:tc>
+          <w:tcPr>
+            <w:tcW w:w="7006" w:type="dxa"/>
+            <w:tcMar>
+              <w:top w:w="0" w:type="dxa"/>
+              <w:left w:w="0" w:type="dxa"/>
+              <w:bottom w:w="0" w:type="dxa"/>
+              <w:right w:w="0" w:type="dxa"/>
+            </w:tcMar>
+            <w:vAlign w:val="center"/>
+          </w:tcPr>
+          <w:p>
+            <w:pPr>
+              <w:spacing w:before="0" w:after="0"/>
+              <w:jc w:val="center"/>
+            </w:pPr>
+            <m:oMathPara>
+              <m:oMath>
                 <m:sSub>
                   <m:sSubPr/>
                   <m:e>
@@ -7185,7 +7694,7 @@
               <w:spacing w:before="0" w:after="0"/>
               <w:jc w:val="right"/>
             </w:pPr>
-            <w:bookmarkStart w:id="33" w:name="_RefEq4_7"/>
+            <w:bookmarkStart w:id="39" w:name="_RefEq4_12"/>
             <w:r>
               <w:t>(4-</w:t>
             </w:r>
@@ -7199,7 +7708,7 @@
               <w:fldChar w:fldCharType="separate"/>
             </w:r>
             <w:r>
-              <w:t>7</w:t>
+              <w:t>12</w:t>
             </w:r>
             <w:r>
               <w:fldChar w:fldCharType="end"/>
@@ -7207,7 +7716,7 @@
             <w:r>
               <w:t>)</w:t>
             </w:r>
-            <w:bookmarkEnd w:id="33"/>
+            <w:bookmarkEnd w:id="39"/>
           </w:p>
         </w:tc>
       </w:tr>
@@ -7372,16 +7881,93 @@
                     </m:sSub>
                   </m:e>
                 </m:d>
-                <m:r>
-                  <m:rPr>
-                    <m:sty m:val="p"/>
-                  </m:rPr>
-                  <m:t>,</m:t>
-                </m:r>
-                <m:r>
-                  <m:rPr/>
-                  <m:t>  </m:t>
-                </m:r>
+              </m:oMath>
+            </m:oMathPara>
+          </w:p>
+        </w:tc>
+        <w:tc>
+          <w:tcPr>
+            <w:tcW w:w="650" w:type="dxa"/>
+            <w:tcMar>
+              <w:top w:w="0" w:type="dxa"/>
+              <w:left w:w="0" w:type="dxa"/>
+              <w:bottom w:w="0" w:type="dxa"/>
+              <w:right w:w="0" w:type="dxa"/>
+            </w:tcMar>
+            <w:vAlign w:val="center"/>
+          </w:tcPr>
+          <w:p>
+            <w:pPr>
+              <w:spacing w:before="0" w:after="0"/>
+              <w:jc w:val="right"/>
+            </w:pPr>
+            <w:bookmarkStart w:id="40" w:name="_RefEq4_13"/>
+            <w:r>
+              <w:t>(4-</w:t>
+            </w:r>
+            <w:r>
+              <w:fldChar w:fldCharType="begin"/>
+            </w:r>
+            <w:r>
+              <w:instrText xml:space="preserve"> SEQ Eq4 \* ARABIC </w:instrText>
+            </w:r>
+            <w:r>
+              <w:fldChar w:fldCharType="separate"/>
+            </w:r>
+            <w:r>
+              <w:t>13</w:t>
+            </w:r>
+            <w:r>
+              <w:fldChar w:fldCharType="end"/>
+            </w:r>
+            <w:r>
+              <w:t>)</w:t>
+            </w:r>
+            <w:bookmarkEnd w:id="40"/>
+          </w:p>
+        </w:tc>
+      </w:tr>
+      <w:tr>
+        <w:trPr>
+          <w:cantSplit/>
+          <w:jc w:val="center"/>
+        </w:trPr>
+        <w:tc>
+          <w:tcPr>
+            <w:tcW w:w="650" w:type="dxa"/>
+            <w:tcMar>
+              <w:top w:w="0" w:type="dxa"/>
+              <w:left w:w="0" w:type="dxa"/>
+              <w:bottom w:w="0" w:type="dxa"/>
+              <w:right w:w="0" w:type="dxa"/>
+            </w:tcMar>
+            <w:vAlign w:val="center"/>
+          </w:tcPr>
+          <w:p>
+            <w:pPr>
+              <w:spacing w:before="0" w:after="0"/>
+              <w:jc w:val="left"/>
+            </w:pPr>
+          </w:p>
+        </w:tc>
+        <w:tc>
+          <w:tcPr>
+            <w:tcW w:w="7006" w:type="dxa"/>
+            <w:tcMar>
+              <w:top w:w="0" w:type="dxa"/>
+              <w:left w:w="0" w:type="dxa"/>
+              <w:bottom w:w="0" w:type="dxa"/>
+              <w:right w:w="0" w:type="dxa"/>
+            </w:tcMar>
+            <w:vAlign w:val="center"/>
+          </w:tcPr>
+          <w:p>
+            <w:pPr>
+              <w:spacing w:before="0" w:after="0"/>
+              <w:jc w:val="center"/>
+            </w:pPr>
+            <m:oMathPara>
+              <m:oMath>
                 <m:sSub>
                   <m:sSubPr/>
                   <m:e>
@@ -7486,7 +8072,7 @@
               <w:spacing w:before="0" w:after="0"/>
               <w:jc w:val="right"/>
             </w:pPr>
-            <w:bookmarkStart w:id="34" w:name="_RefEq4_8"/>
+            <w:bookmarkStart w:id="41" w:name="_RefEq4_14"/>
             <w:r>
               <w:t>(4-</w:t>
             </w:r>
@@ -7500,7 +8086,7 @@
               <w:fldChar w:fldCharType="separate"/>
             </w:r>
             <w:r>
-              <w:t>8</w:t>
+              <w:t>14</w:t>
             </w:r>
             <w:r>
               <w:fldChar w:fldCharType="end"/>
@@ -7508,7 +8094,7 @@
             <w:r>
               <w:t>)</w:t>
             </w:r>
-            <w:bookmarkEnd w:id="34"/>
+            <w:bookmarkEnd w:id="41"/>
           </w:p>
         </w:tc>
       </w:tr>
@@ -7698,16 +8284,93 @@
                     </m:sSub>
                   </m:e>
                 </m:d>
-                <m:r>
-                  <m:rPr>
-                    <m:sty m:val="p"/>
-                  </m:rPr>
-                  <m:t>,</m:t>
-                </m:r>
-                <m:r>
-                  <m:rPr/>
-                  <m:t>  </m:t>
-                </m:r>
+              </m:oMath>
+            </m:oMathPara>
+          </w:p>
+        </w:tc>
+        <w:tc>
+          <w:tcPr>
+            <w:tcW w:w="650" w:type="dxa"/>
+            <w:tcMar>
+              <w:top w:w="0" w:type="dxa"/>
+              <w:left w:w="0" w:type="dxa"/>
+              <w:bottom w:w="0" w:type="dxa"/>
+              <w:right w:w="0" w:type="dxa"/>
+            </w:tcMar>
+            <w:vAlign w:val="center"/>
+          </w:tcPr>
+          <w:p>
+            <w:pPr>
+              <w:spacing w:before="0" w:after="0"/>
+              <w:jc w:val="right"/>
+            </w:pPr>
+            <w:bookmarkStart w:id="42" w:name="_RefEq4_15"/>
+            <w:r>
+              <w:t>(4-</w:t>
+            </w:r>
+            <w:r>
+              <w:fldChar w:fldCharType="begin"/>
+            </w:r>
+            <w:r>
+              <w:instrText xml:space="preserve"> SEQ Eq4 \* ARABIC </w:instrText>
+            </w:r>
+            <w:r>
+              <w:fldChar w:fldCharType="separate"/>
+            </w:r>
+            <w:r>
+              <w:t>15</w:t>
+            </w:r>
+            <w:r>
+              <w:fldChar w:fldCharType="end"/>
+            </w:r>
+            <w:r>
+              <w:t>)</w:t>
+            </w:r>
+            <w:bookmarkEnd w:id="42"/>
+          </w:p>
+        </w:tc>
+      </w:tr>
+      <w:tr>
+        <w:trPr>
+          <w:cantSplit/>
+          <w:jc w:val="center"/>
+        </w:trPr>
+        <w:tc>
+          <w:tcPr>
+            <w:tcW w:w="650" w:type="dxa"/>
+            <w:tcMar>
+              <w:top w:w="0" w:type="dxa"/>
+              <w:left w:w="0" w:type="dxa"/>
+              <w:bottom w:w="0" w:type="dxa"/>
+              <w:right w:w="0" w:type="dxa"/>
+            </w:tcMar>
+            <w:vAlign w:val="center"/>
+          </w:tcPr>
+          <w:p>
+            <w:pPr>
+              <w:spacing w:before="0" w:after="0"/>
+              <w:jc w:val="left"/>
+            </w:pPr>
+          </w:p>
+        </w:tc>
+        <w:tc>
+          <w:tcPr>
+            <w:tcW w:w="7006" w:type="dxa"/>
+            <w:tcMar>
+              <w:top w:w="0" w:type="dxa"/>
+              <w:left w:w="0" w:type="dxa"/>
+              <w:bottom w:w="0" w:type="dxa"/>
+              <w:right w:w="0" w:type="dxa"/>
+            </w:tcMar>
+            <w:vAlign w:val="center"/>
+          </w:tcPr>
+          <w:p>
+            <w:pPr>
+              <w:spacing w:before="0" w:after="0"/>
+              <w:jc w:val="center"/>
+            </w:pPr>
+            <m:oMathPara>
+              <m:oMath>
                 <m:r>
                   <m:rPr>
                     <m:sty m:val="p"/>
@@ -7893,7 +8556,7 @@
               <w:spacing w:before="0" w:after="0"/>
               <w:jc w:val="right"/>
             </w:pPr>
-            <w:bookmarkStart w:id="35" w:name="_RefEq4_9"/>
+            <w:bookmarkStart w:id="43" w:name="_RefEq4_16"/>
             <w:r>
               <w:t>(4-</w:t>
             </w:r>
@@ -7907,7 +8570,7 @@
               <w:fldChar w:fldCharType="separate"/>
             </w:r>
             <w:r>
-              <w:t>9</w:t>
+              <w:t>16</w:t>
             </w:r>
             <w:r>
               <w:fldChar w:fldCharType="end"/>
@@ -7915,7 +8578,7 @@
             <w:r>
               <w:t>)</w:t>
             </w:r>
-            <w:bookmarkEnd w:id="35"/>
+            <w:bookmarkEnd w:id="43"/>
           </w:p>
         </w:tc>
       </w:tr>
@@ -8000,7 +8663,7 @@
         </w:rPr>
         <w:t xml:space="preserve">表 </w:t>
       </w:r>
-      <w:bookmarkStart w:id="36" w:name="_RefTable4_1"/>
+      <w:bookmarkStart w:id="44" w:name="_RefTable4_1"/>
       <w:r>
         <w:rPr>
           <w:rFonts w:ascii="Times New Roman" w:hAnsi="Times New Roman" w:eastAsia="Songti SC"/>
@@ -8043,7 +8706,7 @@
         </w:rPr>
         <w:fldChar w:fldCharType="end"/>
       </w:r>
-      <w:bookmarkEnd w:id="36"/>
+      <w:bookmarkEnd w:id="44"/>
       <w:r>
         <w:rPr>
           <w:rFonts w:ascii="Times New Roman" w:hAnsi="Times New Roman" w:eastAsia="Songti SC"/>
@@ -8378,7 +9041,7 @@
         </w:rPr>
         <w:t xml:space="preserve">图 </w:t>
       </w:r>
-      <w:bookmarkStart w:id="37" w:name="_RefFigure2"/>
+      <w:bookmarkStart w:id="45" w:name="_RefFigure2"/>
       <w:r>
         <w:rPr>
           <w:rFonts w:ascii="Times New Roman" w:hAnsi="Times New Roman" w:eastAsia="宋体"/>
@@ -8414,7 +9077,7 @@
         </w:rPr>
         <w:fldChar w:fldCharType="end"/>
       </w:r>
-      <w:bookmarkEnd w:id="37"/>
+      <w:bookmarkEnd w:id="45"/>
       <w:r>
         <w:rPr>
           <w:rFonts w:ascii="Times New Roman" w:hAnsi="Times New Roman" w:eastAsia="宋体"/>
@@ -8427,7 +9090,7 @@
       <w:pPr>
         <w:pStyle w:val="3"/>
       </w:pPr>
-      <w:bookmarkStart w:id="38" w:name="_Toc1485683672"/>
+      <w:bookmarkStart w:id="46" w:name="_Toc307070742"/>
       <w:r>
         <w:rPr>
           <w:rFonts w:ascii="黑体" w:hAnsi="黑体" w:eastAsia="黑体" w:cs="黑体"/>
@@ -8437,7 +9100,7 @@
         </w:rPr>
         <w:t>4.4 损失与监督信息粒度/估计方式的定义原则</w:t>
       </w:r>
-      <w:bookmarkEnd w:id="38"/>
+      <w:bookmarkEnd w:id="46"/>
     </w:p>
     <w:p>
       <w:pPr>
@@ -8734,7 +9397,7 @@
               <w:spacing w:before="0" w:after="0"/>
               <w:jc w:val="right"/>
             </w:pPr>
-            <w:bookmarkStart w:id="39" w:name="_RefEq4_10"/>
+            <w:bookmarkStart w:id="47" w:name="_RefEq4_17"/>
             <w:r>
               <w:t>(4-</w:t>
             </w:r>
@@ -8748,7 +9411,7 @@
               <w:fldChar w:fldCharType="separate"/>
             </w:r>
             <w:r>
-              <w:t>10</w:t>
+              <w:t>17</w:t>
             </w:r>
             <w:r>
               <w:fldChar w:fldCharType="end"/>
@@ -8756,7 +9419,7 @@
             <w:r>
               <w:t>)</w:t>
             </w:r>
-            <w:bookmarkEnd w:id="39"/>
+            <w:bookmarkEnd w:id="47"/>
           </w:p>
         </w:tc>
       </w:tr>
@@ -9056,7 +9719,7 @@
               <w:spacing w:before="0" w:after="0"/>
               <w:jc w:val="right"/>
             </w:pPr>
-            <w:bookmarkStart w:id="40" w:name="_RefEq4_11"/>
+            <w:bookmarkStart w:id="48" w:name="_RefEq4_18"/>
             <w:r>
               <w:t>(4-</w:t>
             </w:r>
@@ -9070,7 +9733,7 @@
               <w:fldChar w:fldCharType="separate"/>
             </w:r>
             <w:r>
-              <w:t>11</w:t>
+              <w:t>18</w:t>
             </w:r>
             <w:r>
               <w:fldChar w:fldCharType="end"/>
@@ -9078,7 +9741,7 @@
             <w:r>
               <w:t>)</w:t>
             </w:r>
-            <w:bookmarkEnd w:id="40"/>
+            <w:bookmarkEnd w:id="48"/>
           </w:p>
         </w:tc>
       </w:tr>
@@ -9216,16 +9879,93 @@
                     </m:r>
                   </m:den>
                 </m:f>
-                <m:r>
-                  <m:rPr>
-                    <m:sty m:val="p"/>
-                  </m:rPr>
-                  <m:t>,</m:t>
-                </m:r>
-                <m:r>
-                  <m:rPr/>
-                  <m:t>  </m:t>
-                </m:r>
+              </m:oMath>
+            </m:oMathPara>
+          </w:p>
+        </w:tc>
+        <w:tc>
+          <w:tcPr>
+            <w:tcW w:w="650" w:type="dxa"/>
+            <w:tcMar>
+              <w:top w:w="0" w:type="dxa"/>
+              <w:left w:w="0" w:type="dxa"/>
+              <w:bottom w:w="0" w:type="dxa"/>
+              <w:right w:w="0" w:type="dxa"/>
+            </w:tcMar>
+            <w:vAlign w:val="center"/>
+          </w:tcPr>
+          <w:p>
+            <w:pPr>
+              <w:spacing w:before="0" w:after="0"/>
+              <w:jc w:val="right"/>
+            </w:pPr>
+            <w:bookmarkStart w:id="49" w:name="_RefEq4_19"/>
+            <w:r>
+              <w:t>(4-</w:t>
+            </w:r>
+            <w:r>
+              <w:fldChar w:fldCharType="begin"/>
+            </w:r>
+            <w:r>
+              <w:instrText xml:space="preserve"> SEQ Eq4 \* ARABIC </w:instrText>
+            </w:r>
+            <w:r>
+              <w:fldChar w:fldCharType="separate"/>
+            </w:r>
+            <w:r>
+              <w:t>19</w:t>
+            </w:r>
+            <w:r>
+              <w:fldChar w:fldCharType="end"/>
+            </w:r>
+            <w:r>
+              <w:t>)</w:t>
+            </w:r>
+            <w:bookmarkEnd w:id="49"/>
+          </w:p>
+        </w:tc>
+      </w:tr>
+      <w:tr>
+        <w:trPr>
+          <w:cantSplit/>
+          <w:jc w:val="center"/>
+        </w:trPr>
+        <w:tc>
+          <w:tcPr>
+            <w:tcW w:w="650" w:type="dxa"/>
+            <w:tcMar>
+              <w:top w:w="0" w:type="dxa"/>
+              <w:left w:w="0" w:type="dxa"/>
+              <w:bottom w:w="0" w:type="dxa"/>
+              <w:right w:w="0" w:type="dxa"/>
+            </w:tcMar>
+            <w:vAlign w:val="center"/>
+          </w:tcPr>
+          <w:p>
+            <w:pPr>
+              <w:spacing w:before="0" w:after="0"/>
+              <w:jc w:val="left"/>
+            </w:pPr>
+          </w:p>
+        </w:tc>
+        <w:tc>
+          <w:tcPr>
+            <w:tcW w:w="7006" w:type="dxa"/>
+            <w:tcMar>
+              <w:top w:w="0" w:type="dxa"/>
+              <w:left w:w="0" w:type="dxa"/>
+              <w:bottom w:w="0" w:type="dxa"/>
+              <w:right w:w="0" w:type="dxa"/>
+            </w:tcMar>
+            <w:vAlign w:val="center"/>
+          </w:tcPr>
+          <w:p>
+            <w:pPr>
+              <w:spacing w:before="0" w:after="0"/>
+              <w:jc w:val="center"/>
+            </w:pPr>
+            <m:oMathPara>
+              <m:oMath>
                 <m:sSub>
                   <m:sSubPr/>
                   <m:e>
@@ -9449,7 +10189,7 @@
               <w:spacing w:before="0" w:after="0"/>
               <w:jc w:val="right"/>
             </w:pPr>
-            <w:bookmarkStart w:id="41" w:name="_RefEq4_12"/>
+            <w:bookmarkStart w:id="50" w:name="_RefEq4_20"/>
             <w:r>
               <w:t>(4-</w:t>
             </w:r>
@@ -9463,7 +10203,7 @@
               <w:fldChar w:fldCharType="separate"/>
             </w:r>
             <w:r>
-              <w:t>12</w:t>
+              <w:t>20</w:t>
             </w:r>
             <w:r>
               <w:fldChar w:fldCharType="end"/>
@@ -9471,7 +10211,7 @@
             <w:r>
               <w:t>)</w:t>
             </w:r>
-            <w:bookmarkEnd w:id="41"/>
+            <w:bookmarkEnd w:id="50"/>
           </w:p>
         </w:tc>
       </w:tr>
@@ -9730,15 +10470,96 @@
                     </m:sSub>
                   </m:e>
                 </m:d>
-                <m:r>
-                  <m:rPr>
-                    <m:sty m:val="p"/>
-                  </m:rPr>
-                  <m:t>,</m:t>
-                </m:r>
+              </m:oMath>
+            </m:oMathPara>
+          </w:p>
+        </w:tc>
+        <w:tc>
+          <w:tcPr>
+            <w:tcW w:w="650" w:type="dxa"/>
+            <w:tcMar>
+              <w:top w:w="0" w:type="dxa"/>
+              <w:left w:w="0" w:type="dxa"/>
+              <w:bottom w:w="0" w:type="dxa"/>
+              <w:right w:w="0" w:type="dxa"/>
+            </w:tcMar>
+            <w:vAlign w:val="center"/>
+          </w:tcPr>
+          <w:p>
+            <w:pPr>
+              <w:spacing w:before="0" w:after="0"/>
+              <w:jc w:val="right"/>
+            </w:pPr>
+            <w:bookmarkStart w:id="51" w:name="_RefEq4_21"/>
+            <w:r>
+              <w:t>(4-</w:t>
+            </w:r>
+            <w:r>
+              <w:fldChar w:fldCharType="begin"/>
+            </w:r>
+            <w:r>
+              <w:instrText xml:space="preserve"> SEQ Eq4 \* ARABIC </w:instrText>
+            </w:r>
+            <w:r>
+              <w:fldChar w:fldCharType="separate"/>
+            </w:r>
+            <w:r>
+              <w:t>21</w:t>
+            </w:r>
+            <w:r>
+              <w:fldChar w:fldCharType="end"/>
+            </w:r>
+            <w:r>
+              <w:t>)</w:t>
+            </w:r>
+            <w:bookmarkEnd w:id="51"/>
+          </w:p>
+        </w:tc>
+      </w:tr>
+      <w:tr>
+        <w:trPr>
+          <w:cantSplit/>
+          <w:jc w:val="center"/>
+        </w:trPr>
+        <w:tc>
+          <w:tcPr>
+            <w:tcW w:w="650" w:type="dxa"/>
+            <w:tcMar>
+              <w:top w:w="0" w:type="dxa"/>
+              <w:left w:w="0" w:type="dxa"/>
+              <w:bottom w:w="0" w:type="dxa"/>
+              <w:right w:w="0" w:type="dxa"/>
+            </w:tcMar>
+            <w:vAlign w:val="center"/>
+          </w:tcPr>
+          <w:p>
+            <w:pPr>
+              <w:spacing w:before="0" w:after="0"/>
+              <w:jc w:val="left"/>
+            </w:pPr>
+          </w:p>
+        </w:tc>
+        <w:tc>
+          <w:tcPr>
+            <w:tcW w:w="7006" w:type="dxa"/>
+            <w:tcMar>
+              <w:top w:w="0" w:type="dxa"/>
+              <w:left w:w="0" w:type="dxa"/>
+              <w:bottom w:w="0" w:type="dxa"/>
+              <w:right w:w="0" w:type="dxa"/>
+            </w:tcMar>
+            <w:vAlign w:val="center"/>
+          </w:tcPr>
+          <w:p>
+            <w:pPr>
+              <w:spacing w:before="0" w:after="0"/>
+              <w:jc w:val="center"/>
+            </w:pPr>
+            <m:oMathPara>
+              <m:oMath>
                 <m:r>
                   <m:rPr/>
-                  <m:t>  0</m:t>
+                  <m:t>0</m:t>
                 </m:r>
                 <m:r>
                   <m:rPr>
@@ -9780,7 +10601,7 @@
               <w:spacing w:before="0" w:after="0"/>
               <w:jc w:val="right"/>
             </w:pPr>
-            <w:bookmarkStart w:id="42" w:name="_RefEq4_13"/>
+            <w:bookmarkStart w:id="52" w:name="_RefEq4_22"/>
             <w:r>
               <w:t>(4-</w:t>
             </w:r>
@@ -9794,7 +10615,7 @@
               <w:fldChar w:fldCharType="separate"/>
             </w:r>
             <w:r>
-              <w:t>13</w:t>
+              <w:t>22</w:t>
             </w:r>
             <w:r>
               <w:fldChar w:fldCharType="end"/>
@@ -9802,7 +10623,7 @@
             <w:r>
               <w:t>)</w:t>
             </w:r>
-            <w:bookmarkEnd w:id="42"/>
+            <w:bookmarkEnd w:id="52"/>
           </w:p>
         </w:tc>
       </w:tr>
@@ -9839,7 +10660,7 @@
         </w:rPr>
         <w:t xml:space="preserve">表 </w:t>
       </w:r>
-      <w:bookmarkStart w:id="43" w:name="_RefTable4_2"/>
+      <w:bookmarkStart w:id="53" w:name="_RefTable4_2"/>
       <w:r>
         <w:rPr>
           <w:rFonts w:ascii="Times New Roman" w:hAnsi="Times New Roman" w:eastAsia="Songti SC"/>
@@ -9882,7 +10703,7 @@
         </w:rPr>
         <w:fldChar w:fldCharType="end"/>
       </w:r>
-      <w:bookmarkEnd w:id="43"/>
+      <w:bookmarkEnd w:id="53"/>
       <w:r>
         <w:rPr>
           <w:rFonts w:ascii="Times New Roman" w:hAnsi="Times New Roman" w:eastAsia="Songti SC"/>
@@ -10519,8 +11340,95 @@
                   <m:rPr>
                     <m:sty m:val="p"/>
                   </m:rPr>
-                  <m:t>),</m:t>
+                  <m:t>)</m:t>
                 </m:r>
+              </m:oMath>
+            </m:oMathPara>
+          </w:p>
+        </w:tc>
+        <w:tc>
+          <w:tcPr>
+            <w:tcW w:w="650" w:type="dxa"/>
+            <w:tcMar>
+              <w:top w:w="0" w:type="dxa"/>
+              <w:left w:w="0" w:type="dxa"/>
+              <w:bottom w:w="0" w:type="dxa"/>
+              <w:right w:w="0" w:type="dxa"/>
+            </w:tcMar>
+            <w:vAlign w:val="center"/>
+          </w:tcPr>
+          <w:p>
+            <w:pPr>
+              <w:spacing w:before="0" w:after="0"/>
+              <w:jc w:val="right"/>
+            </w:pPr>
+            <w:bookmarkStart w:id="54" w:name="_RefEq4_23"/>
+            <w:r>
+              <w:t>(4-</w:t>
+            </w:r>
+            <w:r>
+              <w:fldChar w:fldCharType="begin"/>
+            </w:r>
+            <w:r>
+              <w:instrText xml:space="preserve"> SEQ Eq4 \* ARABIC </w:instrText>
+            </w:r>
+            <w:r>
+              <w:fldChar w:fldCharType="separate"/>
+            </w:r>
+            <w:r>
+              <w:t>23</w:t>
+            </w:r>
+            <w:r>
+              <w:fldChar w:fldCharType="end"/>
+            </w:r>
+            <w:r>
+              <w:t>)</w:t>
+            </w:r>
+            <w:bookmarkEnd w:id="54"/>
+          </w:p>
+        </w:tc>
+      </w:tr>
+      <w:tr>
+        <w:trPr>
+          <w:cantSplit/>
+          <w:jc w:val="center"/>
+        </w:trPr>
+        <w:tc>
+          <w:tcPr>
+            <w:tcW w:w="650" w:type="dxa"/>
+            <w:tcMar>
+              <w:top w:w="0" w:type="dxa"/>
+              <w:left w:w="0" w:type="dxa"/>
+              <w:bottom w:w="0" w:type="dxa"/>
+              <w:right w:w="0" w:type="dxa"/>
+            </w:tcMar>
+            <w:vAlign w:val="center"/>
+          </w:tcPr>
+          <w:p>
+            <w:pPr>
+              <w:spacing w:before="0" w:after="0"/>
+              <w:jc w:val="left"/>
+            </w:pPr>
+          </w:p>
+        </w:tc>
+        <w:tc>
+          <w:tcPr>
+            <w:tcW w:w="7006" w:type="dxa"/>
+            <w:tcMar>
+              <w:top w:w="0" w:type="dxa"/>
+              <w:left w:w="0" w:type="dxa"/>
+              <w:bottom w:w="0" w:type="dxa"/>
+              <w:right w:w="0" w:type="dxa"/>
+            </w:tcMar>
+            <w:vAlign w:val="center"/>
+          </w:tcPr>
+          <w:p>
+            <w:pPr>
+              <w:spacing w:before="0" w:after="0"/>
+              <w:jc w:val="center"/>
+            </w:pPr>
+            <m:oMathPara>
+              <m:oMath>
                 <m:sSub>
                   <m:sSubPr/>
                   <m:e>
@@ -10617,133 +11525,6 @@
                         <m:r>
                           <m:rPr/>
                           <m:t>T</m:t>
-                        </m:r>
-                        <m:r>
-                          <m:rPr>
-                            <m:sty m:val="p"/>
-                          </m:rPr>
-                          <m:t>,</m:t>
-                        </m:r>
-                        <m:r>
-                          <m:rPr/>
-                          <m:t>t</m:t>
-                        </m:r>
-                      </m:sub>
-                    </m:sSub>
-                  </m:e>
-                </m:nary>
-                <m:r>
-                  <m:rPr>
-                    <m:sty m:val="p"/>
-                  </m:rPr>
-                  <m:t>(</m:t>
-                </m:r>
-                <m:r>
-                  <m:rPr/>
-                  <m:t>v</m:t>
-                </m:r>
-                <m:r>
-                  <m:rPr>
-                    <m:sty m:val="p"/>
-                  </m:rPr>
-                  <m:t>),</m:t>
-                </m:r>
-                <m:sSub>
-                  <m:sSubPr/>
-                  <m:e>
-                    <m:r>
-                      <m:rPr/>
-                      <m:t>Z</m:t>
-                    </m:r>
-                  </m:e>
-                  <m:sub>
-                    <m:r>
-                      <m:rPr/>
-                      <m:t>S</m:t>
-                    </m:r>
-                    <m:r>
-                      <m:rPr>
-                        <m:sty m:val="p"/>
-                      </m:rPr>
-                      <m:t>,</m:t>
-                    </m:r>
-                    <m:r>
-                      <m:rPr/>
-                      <m:t>t</m:t>
-                    </m:r>
-                  </m:sub>
-                </m:sSub>
-                <m:r>
-                  <m:rPr>
-                    <m:sty m:val="p"/>
-                  </m:rPr>
-                  <m:t>=</m:t>
-                </m:r>
-                <m:nary>
-                  <m:naryPr>
-                    <m:chr m:val="∑"/>
-                    <m:limLoc m:val="undOvr"/>
-                    <m:supHide m:val="1"/>
-                  </m:naryPr>
-                  <m:sub>
-                    <m:r>
-                      <m:rPr/>
-                      <m:t>v</m:t>
-                    </m:r>
-                    <m:r>
-                      <m:rPr>
-                        <m:sty m:val="p"/>
-                      </m:rPr>
-                      <m:t>∈</m:t>
-                    </m:r>
-                    <m:sSub>
-                      <m:sSubPr/>
-                      <m:e>
-                        <m:r>
-                          <m:rPr>
-                            <m:sty m:val="p"/>
-                            <m:scr m:val="script"/>
-                          </m:rPr>
-                          <m:t>S</m:t>
-                        </m:r>
-                      </m:e>
-                      <m:sub>
-                        <m:r>
-                          <m:rPr/>
-                          <m:t>K</m:t>
-                        </m:r>
-                        <m:r>
-                          <m:rPr>
-                            <m:sty m:val="p"/>
-                          </m:rPr>
-                          <m:t>,</m:t>
-                        </m:r>
-                        <m:r>
-                          <m:rPr/>
-                          <m:t>t</m:t>
-                        </m:r>
-                      </m:sub>
-                    </m:sSub>
-                  </m:sub>
-                  <m:sup>
-                    <m:r>
-                      <m:rPr/>
-                      <m:t>​</m:t>
-                    </m:r>
-                  </m:sup>
-                  <m:e>
-                    <m:sSub>
-                      <m:sSubPr/>
-                      <m:e>
-                        <m:r>
-                          <m:rPr/>
-                          <m:t>p</m:t>
-                        </m:r>
-                      </m:e>
-                      <m:sub>
-                        <m:r>
-                          <m:rPr/>
-                          <m:t>S</m:t>
                         </m:r>
                         <m:r>
                           <m:rPr>
@@ -10795,7 +11576,7 @@
               <w:spacing w:before="0" w:after="0"/>
               <w:jc w:val="right"/>
             </w:pPr>
-            <w:bookmarkStart w:id="44" w:name="_RefEq4_14"/>
+            <w:bookmarkStart w:id="55" w:name="_RefEq4_24"/>
             <w:r>
               <w:t>(4-</w:t>
             </w:r>
@@ -10809,7 +11590,7 @@
               <w:fldChar w:fldCharType="separate"/>
             </w:r>
             <w:r>
-              <w:t>14</w:t>
+              <w:t>24</w:t>
             </w:r>
             <w:r>
               <w:fldChar w:fldCharType="end"/>
@@ -10817,7 +11598,221 @@
             <w:r>
               <w:t>)</w:t>
             </w:r>
-            <w:bookmarkEnd w:id="44"/>
+            <w:bookmarkEnd w:id="55"/>
+          </w:p>
+        </w:tc>
+      </w:tr>
+      <w:tr>
+        <w:trPr>
+          <w:cantSplit/>
+          <w:jc w:val="center"/>
+        </w:trPr>
+        <w:tc>
+          <w:tcPr>
+            <w:tcW w:w="650" w:type="dxa"/>
+            <w:tcMar>
+              <w:top w:w="0" w:type="dxa"/>
+              <w:left w:w="0" w:type="dxa"/>
+              <w:bottom w:w="0" w:type="dxa"/>
+              <w:right w:w="0" w:type="dxa"/>
+            </w:tcMar>
+            <w:vAlign w:val="center"/>
+          </w:tcPr>
+          <w:p>
+            <w:pPr>
+              <w:spacing w:before="0" w:after="0"/>
+              <w:jc w:val="left"/>
+            </w:pPr>
+          </w:p>
+        </w:tc>
+        <w:tc>
+          <w:tcPr>
+            <w:tcW w:w="7006" w:type="dxa"/>
+            <w:tcMar>
+              <w:top w:w="0" w:type="dxa"/>
+              <w:left w:w="0" w:type="dxa"/>
+              <w:bottom w:w="0" w:type="dxa"/>
+              <w:right w:w="0" w:type="dxa"/>
+            </w:tcMar>
+            <w:vAlign w:val="center"/>
+          </w:tcPr>
+          <w:p>
+            <w:pPr>
+              <w:spacing w:before="0" w:after="0"/>
+              <w:jc w:val="center"/>
+            </w:pPr>
+            <m:oMathPara>
+              <m:oMath>
+                <m:sSub>
+                  <m:sSubPr/>
+                  <m:e>
+                    <m:r>
+                      <m:rPr/>
+                      <m:t>Z</m:t>
+                    </m:r>
+                  </m:e>
+                  <m:sub>
+                    <m:r>
+                      <m:rPr/>
+                      <m:t>S</m:t>
+                    </m:r>
+                    <m:r>
+                      <m:rPr>
+                        <m:sty m:val="p"/>
+                      </m:rPr>
+                      <m:t>,</m:t>
+                    </m:r>
+                    <m:r>
+                      <m:rPr/>
+                      <m:t>t</m:t>
+                    </m:r>
+                  </m:sub>
+                </m:sSub>
+                <m:r>
+                  <m:rPr>
+                    <m:sty m:val="p"/>
+                  </m:rPr>
+                  <m:t>=</m:t>
+                </m:r>
+                <m:nary>
+                  <m:naryPr>
+                    <m:chr m:val="∑"/>
+                    <m:limLoc m:val="undOvr"/>
+                    <m:supHide m:val="1"/>
+                  </m:naryPr>
+                  <m:sub>
+                    <m:r>
+                      <m:rPr/>
+                      <m:t>v</m:t>
+                    </m:r>
+                    <m:r>
+                      <m:rPr>
+                        <m:sty m:val="p"/>
+                      </m:rPr>
+                      <m:t>∈</m:t>
+                    </m:r>
+                    <m:sSub>
+                      <m:sSubPr/>
+                      <m:e>
+                        <m:r>
+                          <m:rPr>
+                            <m:sty m:val="p"/>
+                            <m:scr m:val="script"/>
+                          </m:rPr>
+                          <m:t>S</m:t>
+                        </m:r>
+                      </m:e>
+                      <m:sub>
+                        <m:r>
+                          <m:rPr/>
+                          <m:t>K</m:t>
+                        </m:r>
+                        <m:r>
+                          <m:rPr>
+                            <m:sty m:val="p"/>
+                          </m:rPr>
+                          <m:t>,</m:t>
+                        </m:r>
+                        <m:r>
+                          <m:rPr/>
+                          <m:t>t</m:t>
+                        </m:r>
+                      </m:sub>
+                    </m:sSub>
+                  </m:sub>
+                  <m:sup>
+                    <m:r>
+                      <m:rPr/>
+                      <m:t>​</m:t>
+                    </m:r>
+                  </m:sup>
+                  <m:e>
+                    <m:sSub>
+                      <m:sSubPr/>
+                      <m:e>
+                        <m:r>
+                          <m:rPr/>
+                          <m:t>p</m:t>
+                        </m:r>
+                      </m:e>
+                      <m:sub>
+                        <m:r>
+                          <m:rPr/>
+                          <m:t>S</m:t>
+                        </m:r>
+                        <m:r>
+                          <m:rPr>
+                            <m:sty m:val="p"/>
+                          </m:rPr>
+                          <m:t>,</m:t>
+                        </m:r>
+                        <m:r>
+                          <m:rPr/>
+                          <m:t>t</m:t>
+                        </m:r>
+                      </m:sub>
+                    </m:sSub>
+                  </m:e>
+                </m:nary>
+                <m:r>
+                  <m:rPr>
+                    <m:sty m:val="p"/>
+                  </m:rPr>
+                  <m:t>(</m:t>
+                </m:r>
+                <m:r>
+                  <m:rPr/>
+                  <m:t>v</m:t>
+                </m:r>
+                <m:r>
+                  <m:rPr>
+                    <m:sty m:val="p"/>
+                  </m:rPr>
+                  <m:t>)</m:t>
+                </m:r>
+              </m:oMath>
+            </m:oMathPara>
+          </w:p>
+        </w:tc>
+        <w:tc>
+          <w:tcPr>
+            <w:tcW w:w="650" w:type="dxa"/>
+            <w:tcMar>
+              <w:top w:w="0" w:type="dxa"/>
+              <w:left w:w="0" w:type="dxa"/>
+              <w:bottom w:w="0" w:type="dxa"/>
+              <w:right w:w="0" w:type="dxa"/>
+            </w:tcMar>
+            <w:vAlign w:val="center"/>
+          </w:tcPr>
+          <w:p>
+            <w:pPr>
+              <w:spacing w:before="0" w:after="0"/>
+              <w:jc w:val="right"/>
+            </w:pPr>
+            <w:bookmarkStart w:id="56" w:name="_RefEq4_25"/>
+            <w:r>
+              <w:t>(4-</w:t>
+            </w:r>
+            <w:r>
+              <w:fldChar w:fldCharType="begin"/>
+            </w:r>
+            <w:r>
+              <w:instrText xml:space="preserve"> SEQ Eq4 \* ARABIC </w:instrText>
+            </w:r>
+            <w:r>
+              <w:fldChar w:fldCharType="separate"/>
+            </w:r>
+            <w:r>
+              <w:t>25</w:t>
+            </w:r>
+            <w:r>
+              <w:fldChar w:fldCharType="end"/>
+            </w:r>
+            <w:r>
+              <w:t>)</w:t>
+            </w:r>
+            <w:bookmarkEnd w:id="56"/>
           </w:p>
         </w:tc>
       </w:tr>
@@ -11019,16 +12014,93 @@
                     </m:sSub>
                   </m:den>
                 </m:f>
-                <m:r>
-                  <m:rPr>
-                    <m:sty m:val="p"/>
-                  </m:rPr>
-                  <m:t>,</m:t>
-                </m:r>
-                <m:r>
-                  <m:rPr/>
-                  <m:t>  </m:t>
-                </m:r>
+              </m:oMath>
+            </m:oMathPara>
+          </w:p>
+        </w:tc>
+        <w:tc>
+          <w:tcPr>
+            <w:tcW w:w="650" w:type="dxa"/>
+            <w:tcMar>
+              <w:top w:w="0" w:type="dxa"/>
+              <w:left w:w="0" w:type="dxa"/>
+              <w:bottom w:w="0" w:type="dxa"/>
+              <w:right w:w="0" w:type="dxa"/>
+            </w:tcMar>
+            <w:vAlign w:val="center"/>
+          </w:tcPr>
+          <w:p>
+            <w:pPr>
+              <w:spacing w:before="0" w:after="0"/>
+              <w:jc w:val="right"/>
+            </w:pPr>
+            <w:bookmarkStart w:id="57" w:name="_RefEq4_26"/>
+            <w:r>
+              <w:t>(4-</w:t>
+            </w:r>
+            <w:r>
+              <w:fldChar w:fldCharType="begin"/>
+            </w:r>
+            <w:r>
+              <w:instrText xml:space="preserve"> SEQ Eq4 \* ARABIC </w:instrText>
+            </w:r>
+            <w:r>
+              <w:fldChar w:fldCharType="separate"/>
+            </w:r>
+            <w:r>
+              <w:t>26</w:t>
+            </w:r>
+            <w:r>
+              <w:fldChar w:fldCharType="end"/>
+            </w:r>
+            <w:r>
+              <w:t>)</w:t>
+            </w:r>
+            <w:bookmarkEnd w:id="57"/>
+          </w:p>
+        </w:tc>
+      </w:tr>
+      <w:tr>
+        <w:trPr>
+          <w:cantSplit/>
+          <w:jc w:val="center"/>
+        </w:trPr>
+        <w:tc>
+          <w:tcPr>
+            <w:tcW w:w="650" w:type="dxa"/>
+            <w:tcMar>
+              <w:top w:w="0" w:type="dxa"/>
+              <w:left w:w="0" w:type="dxa"/>
+              <w:bottom w:w="0" w:type="dxa"/>
+              <w:right w:w="0" w:type="dxa"/>
+            </w:tcMar>
+            <w:vAlign w:val="center"/>
+          </w:tcPr>
+          <w:p>
+            <w:pPr>
+              <w:spacing w:before="0" w:after="0"/>
+              <w:jc w:val="left"/>
+            </w:pPr>
+          </w:p>
+        </w:tc>
+        <w:tc>
+          <w:tcPr>
+            <w:tcW w:w="7006" w:type="dxa"/>
+            <w:tcMar>
+              <w:top w:w="0" w:type="dxa"/>
+              <w:left w:w="0" w:type="dxa"/>
+              <w:bottom w:w="0" w:type="dxa"/>
+              <w:right w:w="0" w:type="dxa"/>
+            </w:tcMar>
+            <w:vAlign w:val="center"/>
+          </w:tcPr>
+          <w:p>
+            <w:pPr>
+              <w:spacing w:before="0" w:after="0"/>
+              <w:jc w:val="center"/>
+            </w:pPr>
+            <m:oMathPara>
+              <m:oMath>
                 <m:sSub>
                   <m:sSubPr/>
                   <m:e>
@@ -11150,15 +12222,96 @@
                     </m:sSub>
                   </m:den>
                 </m:f>
-                <m:r>
-                  <m:rPr>
-                    <m:sty m:val="p"/>
-                  </m:rPr>
-                  <m:t>,</m:t>
-                </m:r>
+              </m:oMath>
+            </m:oMathPara>
+          </w:p>
+        </w:tc>
+        <w:tc>
+          <w:tcPr>
+            <w:tcW w:w="650" w:type="dxa"/>
+            <w:tcMar>
+              <w:top w:w="0" w:type="dxa"/>
+              <w:left w:w="0" w:type="dxa"/>
+              <w:bottom w:w="0" w:type="dxa"/>
+              <w:right w:w="0" w:type="dxa"/>
+            </w:tcMar>
+            <w:vAlign w:val="center"/>
+          </w:tcPr>
+          <w:p>
+            <w:pPr>
+              <w:spacing w:before="0" w:after="0"/>
+              <w:jc w:val="right"/>
+            </w:pPr>
+            <w:bookmarkStart w:id="58" w:name="_RefEq4_27"/>
+            <w:r>
+              <w:t>(4-</w:t>
+            </w:r>
+            <w:r>
+              <w:fldChar w:fldCharType="begin"/>
+            </w:r>
+            <w:r>
+              <w:instrText xml:space="preserve"> SEQ Eq4 \* ARABIC </w:instrText>
+            </w:r>
+            <w:r>
+              <w:fldChar w:fldCharType="separate"/>
+            </w:r>
+            <w:r>
+              <w:t>27</w:t>
+            </w:r>
+            <w:r>
+              <w:fldChar w:fldCharType="end"/>
+            </w:r>
+            <w:r>
+              <w:t>)</w:t>
+            </w:r>
+            <w:bookmarkEnd w:id="58"/>
+          </w:p>
+        </w:tc>
+      </w:tr>
+      <w:tr>
+        <w:trPr>
+          <w:cantSplit/>
+          <w:jc w:val="center"/>
+        </w:trPr>
+        <w:tc>
+          <w:tcPr>
+            <w:tcW w:w="650" w:type="dxa"/>
+            <w:tcMar>
+              <w:top w:w="0" w:type="dxa"/>
+              <w:left w:w="0" w:type="dxa"/>
+              <w:bottom w:w="0" w:type="dxa"/>
+              <w:right w:w="0" w:type="dxa"/>
+            </w:tcMar>
+            <w:vAlign w:val="center"/>
+          </w:tcPr>
+          <w:p>
+            <w:pPr>
+              <w:spacing w:before="0" w:after="0"/>
+              <w:jc w:val="left"/>
+            </w:pPr>
+          </w:p>
+        </w:tc>
+        <w:tc>
+          <w:tcPr>
+            <w:tcW w:w="7006" w:type="dxa"/>
+            <w:tcMar>
+              <w:top w:w="0" w:type="dxa"/>
+              <w:left w:w="0" w:type="dxa"/>
+              <w:bottom w:w="0" w:type="dxa"/>
+              <w:right w:w="0" w:type="dxa"/>
+            </w:tcMar>
+            <w:vAlign w:val="center"/>
+          </w:tcPr>
+          <w:p>
+            <w:pPr>
+              <w:spacing w:before="0" w:after="0"/>
+              <w:jc w:val="center"/>
+            </w:pPr>
+            <m:oMathPara>
+              <m:oMath>
                 <m:r>
                   <m:rPr/>
-                  <m:t>  v</m:t>
+                  <m:t>v</m:t>
                 </m:r>
                 <m:r>
                   <m:rPr>
@@ -11214,7 +12367,7 @@
               <w:spacing w:before="0" w:after="0"/>
               <w:jc w:val="right"/>
             </w:pPr>
-            <w:bookmarkStart w:id="45" w:name="_RefEq4_15"/>
+            <w:bookmarkStart w:id="59" w:name="_RefEq4_28"/>
             <w:r>
               <w:t>(4-</w:t>
             </w:r>
@@ -11228,7 +12381,7 @@
               <w:fldChar w:fldCharType="separate"/>
             </w:r>
             <w:r>
-              <w:t>15</w:t>
+              <w:t>28</w:t>
             </w:r>
             <w:r>
               <w:fldChar w:fldCharType="end"/>
@@ -11236,7 +12389,7 @@
             <w:r>
               <w:t>)</w:t>
             </w:r>
-            <w:bookmarkEnd w:id="45"/>
+            <w:bookmarkEnd w:id="59"/>
           </w:p>
         </w:tc>
       </w:tr>
@@ -11542,12 +12695,96 @@
                     </m:r>
                   </m:den>
                 </m:f>
-                <m:r>
-                  <m:rPr>
-                    <m:sty m:val="p"/>
-                  </m:rPr>
-                  <m:t>,</m:t>
-                </m:r>
+              </m:oMath>
+            </m:oMathPara>
+          </w:p>
+        </w:tc>
+        <w:tc>
+          <w:tcPr>
+            <w:tcW w:w="650" w:type="dxa"/>
+            <w:tcMar>
+              <w:top w:w="0" w:type="dxa"/>
+              <w:left w:w="0" w:type="dxa"/>
+              <w:bottom w:w="0" w:type="dxa"/>
+              <w:right w:w="0" w:type="dxa"/>
+            </w:tcMar>
+            <w:vAlign w:val="center"/>
+          </w:tcPr>
+          <w:p>
+            <w:pPr>
+              <w:spacing w:before="0" w:after="0"/>
+              <w:jc w:val="right"/>
+            </w:pPr>
+            <w:bookmarkStart w:id="60" w:name="_RefEq4_29"/>
+            <w:r>
+              <w:t>(4-</w:t>
+            </w:r>
+            <w:r>
+              <w:fldChar w:fldCharType="begin"/>
+            </w:r>
+            <w:r>
+              <w:instrText xml:space="preserve"> SEQ Eq4 \* ARABIC </w:instrText>
+            </w:r>
+            <w:r>
+              <w:fldChar w:fldCharType="separate"/>
+            </w:r>
+            <w:r>
+              <w:t>29</w:t>
+            </w:r>
+            <w:r>
+              <w:fldChar w:fldCharType="end"/>
+            </w:r>
+            <w:r>
+              <w:t>)</w:t>
+            </w:r>
+            <w:bookmarkEnd w:id="60"/>
+          </w:p>
+        </w:tc>
+      </w:tr>
+      <w:tr>
+        <w:trPr>
+          <w:cantSplit/>
+          <w:jc w:val="center"/>
+        </w:trPr>
+        <w:tc>
+          <w:tcPr>
+            <w:tcW w:w="650" w:type="dxa"/>
+            <w:tcMar>
+              <w:top w:w="0" w:type="dxa"/>
+              <w:left w:w="0" w:type="dxa"/>
+              <w:bottom w:w="0" w:type="dxa"/>
+              <w:right w:w="0" w:type="dxa"/>
+            </w:tcMar>
+            <w:vAlign w:val="center"/>
+          </w:tcPr>
+          <w:p>
+            <w:pPr>
+              <w:spacing w:before="0" w:after="0"/>
+              <w:jc w:val="left"/>
+            </w:pPr>
+          </w:p>
+        </w:tc>
+        <w:tc>
+          <w:tcPr>
+            <w:tcW w:w="7006" w:type="dxa"/>
+            <w:tcMar>
+              <w:top w:w="0" w:type="dxa"/>
+              <w:left w:w="0" w:type="dxa"/>
+              <w:bottom w:w="0" w:type="dxa"/>
+              <w:right w:w="0" w:type="dxa"/>
+            </w:tcMar>
+            <w:vAlign w:val="center"/>
+          </w:tcPr>
+          <w:p>
+            <w:pPr>
+              <w:spacing w:before="0" w:after="0"/>
+              <w:jc w:val="center"/>
+            </w:pPr>
+            <m:oMathPara>
+              <m:oMathParaPr>
+                <m:jc m:val="center"/>
+              </m:oMathParaPr>
+              <m:oMath>
                 <m:sSub>
                   <m:sSubPr/>
                   <m:e>
@@ -11770,22 +13007,96 @@
                     </m:r>
                   </m:den>
                 </m:f>
-                <m:r>
-                  <m:rPr>
-                    <m:sty m:val="p"/>
-                  </m:rPr>
-                  <m:t>,</m:t>
-                </m:r>
-                <m:r>
-                  <m:rPr>
-                    <m:sty m:val="p"/>
-                  </m:rPr>
-                  <w:rPr>
-                    <w:rFonts w:hint="default" w:ascii="DejaVu Math TeX Gyre" w:hAnsi="DejaVu Math TeX Gyre"/>
-                    <w:lang w:val="en-US" w:eastAsia="zh-CN"/>
-                  </w:rPr>
-                  <m:t xml:space="preserve"> </m:t>
-                </m:r>
+              </m:oMath>
+            </m:oMathPara>
+          </w:p>
+        </w:tc>
+        <w:tc>
+          <w:tcPr>
+            <w:tcW w:w="650" w:type="dxa"/>
+            <w:tcMar>
+              <w:top w:w="0" w:type="dxa"/>
+              <w:left w:w="0" w:type="dxa"/>
+              <w:bottom w:w="0" w:type="dxa"/>
+              <w:right w:w="0" w:type="dxa"/>
+            </w:tcMar>
+            <w:vAlign w:val="center"/>
+          </w:tcPr>
+          <w:p>
+            <w:pPr>
+              <w:spacing w:before="0" w:after="0"/>
+              <w:jc w:val="right"/>
+            </w:pPr>
+            <w:bookmarkStart w:id="61" w:name="_RefEq4_30"/>
+            <w:r>
+              <w:t>(4-</w:t>
+            </w:r>
+            <w:r>
+              <w:fldChar w:fldCharType="begin"/>
+            </w:r>
+            <w:r>
+              <w:instrText xml:space="preserve"> SEQ Eq4 \* ARABIC </w:instrText>
+            </w:r>
+            <w:r>
+              <w:fldChar w:fldCharType="separate"/>
+            </w:r>
+            <w:r>
+              <w:t>30</w:t>
+            </w:r>
+            <w:r>
+              <w:fldChar w:fldCharType="end"/>
+            </w:r>
+            <w:r>
+              <w:t>)</w:t>
+            </w:r>
+            <w:bookmarkEnd w:id="61"/>
+          </w:p>
+        </w:tc>
+      </w:tr>
+      <w:tr>
+        <w:trPr>
+          <w:cantSplit/>
+          <w:jc w:val="center"/>
+        </w:trPr>
+        <w:tc>
+          <w:tcPr>
+            <w:tcW w:w="650" w:type="dxa"/>
+            <w:tcMar>
+              <w:top w:w="0" w:type="dxa"/>
+              <w:left w:w="0" w:type="dxa"/>
+              <w:bottom w:w="0" w:type="dxa"/>
+              <w:right w:w="0" w:type="dxa"/>
+            </w:tcMar>
+            <w:vAlign w:val="center"/>
+          </w:tcPr>
+          <w:p>
+            <w:pPr>
+              <w:spacing w:before="0" w:after="0"/>
+              <w:jc w:val="left"/>
+            </w:pPr>
+          </w:p>
+        </w:tc>
+        <w:tc>
+          <w:tcPr>
+            <w:tcW w:w="7006" w:type="dxa"/>
+            <w:tcMar>
+              <w:top w:w="0" w:type="dxa"/>
+              <w:left w:w="0" w:type="dxa"/>
+              <w:bottom w:w="0" w:type="dxa"/>
+              <w:right w:w="0" w:type="dxa"/>
+            </w:tcMar>
+            <w:vAlign w:val="center"/>
+          </w:tcPr>
+          <w:p>
+            <w:pPr>
+              <w:spacing w:before="0" w:after="0"/>
+              <w:jc w:val="center"/>
+            </w:pPr>
+            <m:oMathPara>
+              <m:oMathParaPr>
+                <m:jc m:val="center"/>
+              </m:oMathParaPr>
+              <m:oMath>
                 <m:acc>
                   <m:accPr/>
                   <m:e>
@@ -11836,7 +13147,7 @@
               <w:spacing w:before="0" w:after="0"/>
               <w:jc w:val="right"/>
             </w:pPr>
-            <w:bookmarkStart w:id="46" w:name="_RefEq4_16"/>
+            <w:bookmarkStart w:id="62" w:name="_RefEq4_31"/>
             <w:r>
               <w:t>(4-</w:t>
             </w:r>
@@ -11850,7 +13161,7 @@
               <w:fldChar w:fldCharType="separate"/>
             </w:r>
             <w:r>
-              <w:t>16</w:t>
+              <w:t>31</w:t>
             </w:r>
             <w:r>
               <w:fldChar w:fldCharType="end"/>
@@ -11858,7 +13169,7 @@
             <w:r>
               <w:t>)</w:t>
             </w:r>
-            <w:bookmarkEnd w:id="46"/>
+            <w:bookmarkEnd w:id="62"/>
           </w:p>
         </w:tc>
       </w:tr>
@@ -11877,7 +13188,7 @@
         <w:pStyle w:val="3"/>
         <w:jc w:val="left"/>
       </w:pPr>
-      <w:bookmarkStart w:id="47" w:name="_Toc1093111635"/>
+      <w:bookmarkStart w:id="63" w:name="_Toc534757053"/>
       <w:r>
         <w:rPr>
           <w:rFonts w:ascii="黑体" w:hAnsi="黑体" w:eastAsia="黑体" w:cs="黑体"/>
@@ -11887,9 +13198,7 @@
         </w:rPr>
         <w:t>4.5 评价指标和公平性</w:t>
       </w:r>
-      <w:bookmarkEnd w:id="47"/>
-      <w:bookmarkStart w:id="68" w:name="_GoBack"/>
-      <w:bookmarkEnd w:id="68"/>
+      <w:bookmarkEnd w:id="63"/>
     </w:p>
     <w:p>
       <w:pPr>
@@ -11914,7 +13223,7 @@
         </w:rPr>
         <w:t xml:space="preserve">表 </w:t>
       </w:r>
-      <w:bookmarkStart w:id="48" w:name="_RefTable4_3"/>
+      <w:bookmarkStart w:id="64" w:name="_RefTable4_3"/>
       <w:r>
         <w:rPr>
           <w:rFonts w:ascii="Times New Roman" w:hAnsi="Times New Roman" w:eastAsia="Songti SC"/>
@@ -11957,7 +13266,7 @@
         </w:rPr>
         <w:fldChar w:fldCharType="end"/>
       </w:r>
-      <w:bookmarkEnd w:id="48"/>
+      <w:bookmarkEnd w:id="64"/>
       <w:r>
         <w:rPr>
           <w:rFonts w:ascii="Times New Roman" w:hAnsi="Times New Roman" w:eastAsia="Songti SC"/>
@@ -12500,8 +13809,95 @@
                   <w:rPr>
                     <w:rFonts w:hint="default" w:ascii="Cambria Math"/>
                   </w:rPr>
-                  <m:t>},</m:t>
+                  <m:t>}</m:t>
                 </m:r>
+              </m:oMath>
+            </m:oMathPara>
+          </w:p>
+        </w:tc>
+        <w:tc>
+          <w:tcPr>
+            <w:tcW w:w="650" w:type="dxa"/>
+            <w:tcMar>
+              <w:top w:w="0" w:type="dxa"/>
+              <w:left w:w="0" w:type="dxa"/>
+              <w:bottom w:w="0" w:type="dxa"/>
+              <w:right w:w="0" w:type="dxa"/>
+            </w:tcMar>
+            <w:vAlign w:val="center"/>
+          </w:tcPr>
+          <w:p>
+            <w:pPr>
+              <w:spacing w:before="0" w:after="0"/>
+              <w:jc w:val="right"/>
+            </w:pPr>
+            <w:bookmarkStart w:id="65" w:name="_RefEq4_32"/>
+            <w:r>
+              <w:t>(4-</w:t>
+            </w:r>
+            <w:r>
+              <w:fldChar w:fldCharType="begin"/>
+            </w:r>
+            <w:r>
+              <w:instrText xml:space="preserve"> SEQ Eq4 \* ARABIC </w:instrText>
+            </w:r>
+            <w:r>
+              <w:fldChar w:fldCharType="separate"/>
+            </w:r>
+            <w:r>
+              <w:t>32</w:t>
+            </w:r>
+            <w:r>
+              <w:fldChar w:fldCharType="end"/>
+            </w:r>
+            <w:r>
+              <w:t>)</w:t>
+            </w:r>
+            <w:bookmarkEnd w:id="65"/>
+          </w:p>
+        </w:tc>
+      </w:tr>
+      <w:tr>
+        <w:trPr>
+          <w:cantSplit/>
+          <w:jc w:val="center"/>
+        </w:trPr>
+        <w:tc>
+          <w:tcPr>
+            <w:tcW w:w="650" w:type="dxa"/>
+            <w:tcMar>
+              <w:top w:w="0" w:type="dxa"/>
+              <w:left w:w="0" w:type="dxa"/>
+              <w:bottom w:w="0" w:type="dxa"/>
+              <w:right w:w="0" w:type="dxa"/>
+            </w:tcMar>
+            <w:vAlign w:val="center"/>
+          </w:tcPr>
+          <w:p>
+            <w:pPr>
+              <w:spacing w:before="0" w:after="0"/>
+              <w:jc w:val="left"/>
+            </w:pPr>
+          </w:p>
+        </w:tc>
+        <w:tc>
+          <w:tcPr>
+            <w:tcW w:w="7006" w:type="dxa"/>
+            <w:tcMar>
+              <w:top w:w="0" w:type="dxa"/>
+              <w:left w:w="0" w:type="dxa"/>
+              <w:bottom w:w="0" w:type="dxa"/>
+              <w:right w:w="0" w:type="dxa"/>
+            </w:tcMar>
+            <w:vAlign w:val="center"/>
+          </w:tcPr>
+          <w:p>
+            <w:pPr>
+              <w:spacing w:before="0" w:after="0"/>
+              <w:jc w:val="center"/>
+            </w:pPr>
+            <m:oMathPara>
+              <m:oMath>
                 <m:sSub>
                   <m:sSubPr>
                     <m:ctrlPr>
@@ -12751,7 +14147,7 @@
               <w:spacing w:before="0" w:after="0"/>
               <w:jc w:val="right"/>
             </w:pPr>
-            <w:bookmarkStart w:id="49" w:name="_RefEq4_17"/>
+            <w:bookmarkStart w:id="66" w:name="_RefEq4_33"/>
             <w:r>
               <w:t>(4-</w:t>
             </w:r>
@@ -12765,7 +14161,7 @@
               <w:fldChar w:fldCharType="separate"/>
             </w:r>
             <w:r>
-              <w:t>17</w:t>
+              <w:t>33</w:t>
             </w:r>
             <w:r>
               <w:fldChar w:fldCharType="end"/>
@@ -12773,7 +14169,7 @@
             <w:r>
               <w:t>)</w:t>
             </w:r>
-            <w:bookmarkEnd w:id="49"/>
+            <w:bookmarkEnd w:id="66"/>
           </w:p>
         </w:tc>
       </w:tr>
@@ -13094,7 +14490,7 @@
               <w:spacing w:before="0" w:after="0"/>
               <w:jc w:val="right"/>
             </w:pPr>
-            <w:bookmarkStart w:id="50" w:name="_RefEq4_18"/>
+            <w:bookmarkStart w:id="67" w:name="_RefEq4_34"/>
             <w:r>
               <w:t>(4-</w:t>
             </w:r>
@@ -13108,7 +14504,7 @@
               <w:fldChar w:fldCharType="separate"/>
             </w:r>
             <w:r>
-              <w:t>18</w:t>
+              <w:t>34</w:t>
             </w:r>
             <w:r>
               <w:fldChar w:fldCharType="end"/>
@@ -13116,7 +14512,7 @@
             <w:r>
               <w:t>)</w:t>
             </w:r>
-            <w:bookmarkEnd w:id="50"/>
+            <w:bookmarkEnd w:id="67"/>
           </w:p>
         </w:tc>
       </w:tr>
@@ -13206,418 +14602,223 @@
             </w:pPr>
             <m:oMathPara>
               <m:oMath>
-                <m:m>
-                  <m:mPr>
-                    <m:mcs>
-                      <m:mc>
-                        <m:mcPr>
-                          <m:count m:val="1"/>
-                          <m:mcJc m:val="right"/>
-                        </m:mcPr>
-                      </m:mc>
-                    </m:mcs>
-                    <m:plcHide m:val="1"/>
-                  </m:mPr>
-                  <m:mr>
-                    <m:e>
-                      <m:sSub>
-                        <m:sSubPr/>
-                        <m:e>
-                          <m:r>
-                            <m:rPr/>
-                            <m:t>H</m:t>
-                          </m:r>
-                        </m:e>
-                        <m:sub>
-                          <m:r>
-                            <m:rPr/>
-                            <m:t>T</m:t>
-                          </m:r>
-                        </m:sub>
-                      </m:sSub>
-                      <m:r>
-                        <m:rPr>
-                          <m:sty m:val="p"/>
-                        </m:rPr>
-                        <m:t>=</m:t>
-                      </m:r>
-                      <m:r>
-                        <m:rPr>
-                          <m:sty m:val="p"/>
-                        </m:rPr>
-                        <w:rPr>
-                          <w:rFonts w:hint="default" w:ascii="DejaVu Math TeX Gyre" w:hAnsi="DejaVu Math TeX Gyre"/>
-                          <w:lang w:val="en-US" w:eastAsia="zh-CN"/>
-                        </w:rPr>
-                        <m:t xml:space="preserve"> </m:t>
-                      </m:r>
-                      <m:r>
-                        <m:rPr>
-                          <m:sty m:val="p"/>
-                        </m:rPr>
-                        <m:t>−</m:t>
-                      </m:r>
-                      <m:f>
-                        <m:fPr/>
-                        <m:num>
-                          <m:r>
-                            <m:rPr/>
-                            <m:t>1</m:t>
-                          </m:r>
-                        </m:num>
-                        <m:den>
-                          <m:r>
-                            <m:rPr>
-                              <m:sty m:val="p"/>
-                            </m:rPr>
-                            <m:t>|</m:t>
-                          </m:r>
-                          <m:r>
-                            <m:rPr>
-                              <m:sty m:val="p"/>
-                              <m:scr m:val="script"/>
-                            </m:rPr>
-                            <m:t>ℳ</m:t>
-                          </m:r>
-                          <m:r>
-                            <m:rPr>
-                              <m:sty m:val="p"/>
-                            </m:rPr>
-                            <m:t>|</m:t>
-                          </m:r>
-                        </m:den>
-                      </m:f>
-                      <m:nary>
-                        <m:naryPr>
-                          <m:chr m:val="∑"/>
-                          <m:limLoc m:val="undOvr"/>
-                          <m:supHide m:val="1"/>
-                        </m:naryPr>
-                        <m:sub>
-                          <m:r>
-                            <m:rPr/>
-                            <m:t>t</m:t>
-                          </m:r>
-                          <m:r>
-                            <m:rPr>
-                              <m:sty m:val="p"/>
-                            </m:rPr>
-                            <m:t>∈</m:t>
-                          </m:r>
-                          <m:r>
-                            <m:rPr>
-                              <m:sty m:val="p"/>
-                              <m:scr m:val="script"/>
-                            </m:rPr>
-                            <m:t>ℳ</m:t>
-                          </m:r>
-                        </m:sub>
-                        <m:sup>
-                          <m:r>
-                            <m:rPr/>
-                            <m:t>​</m:t>
-                          </m:r>
-                        </m:sup>
-                        <m:e>
-                          <m:nary>
-                            <m:naryPr>
-                              <m:chr m:val="∑"/>
-                              <m:limLoc m:val="undOvr"/>
-                              <m:supHide m:val="1"/>
-                            </m:naryPr>
-                            <m:sub>
-                              <m:r>
-                                <m:rPr/>
-                                <m:t>v</m:t>
-                              </m:r>
-                              <m:r>
-                                <m:rPr>
-                                  <m:sty m:val="p"/>
-                                </m:rPr>
-                                <m:t>∈</m:t>
-                              </m:r>
-                              <m:r>
-                                <m:rPr>
-                                  <m:sty m:val="p"/>
-                                  <m:scr m:val="script"/>
-                                </m:rPr>
-                                <m:t>V</m:t>
-                              </m:r>
-                            </m:sub>
-                            <m:sup>
-                              <m:r>
-                                <m:rPr/>
-                                <m:t>​</m:t>
-                              </m:r>
-                            </m:sup>
-                            <m:e>
-                              <m:sSub>
-                                <m:sSubPr/>
-                                <m:e>
-                                  <m:r>
-                                    <m:rPr/>
-                                    <m:t>p</m:t>
-                                  </m:r>
-                                </m:e>
-                                <m:sub>
-                                  <m:r>
-                                    <m:rPr/>
-                                    <m:t>T</m:t>
-                                  </m:r>
-                                  <m:r>
-                                    <m:rPr>
-                                      <m:sty m:val="p"/>
-                                    </m:rPr>
-                                    <m:t>,</m:t>
-                                  </m:r>
-                                  <m:r>
-                                    <m:rPr/>
-                                    <m:t>t</m:t>
-                                  </m:r>
-                                </m:sub>
-                              </m:sSub>
-                            </m:e>
-                          </m:nary>
-                        </m:e>
-                      </m:nary>
-                      <m:r>
-                        <m:rPr>
-                          <m:sty m:val="p"/>
-                        </m:rPr>
-                        <m:t>(</m:t>
-                      </m:r>
-                      <m:r>
-                        <m:rPr/>
-                        <m:t>v</m:t>
-                      </m:r>
-                      <m:r>
-                        <m:rPr>
-                          <m:sty m:val="p"/>
-                        </m:rPr>
-                        <m:t>)log</m:t>
-                      </m:r>
-                      <m:sSub>
-                        <m:sSubPr/>
-                        <m:e>
-                          <m:r>
-                            <m:rPr/>
-                            <m:t>p</m:t>
-                          </m:r>
-                        </m:e>
-                        <m:sub>
-                          <m:r>
-                            <m:rPr/>
-                            <m:t>T</m:t>
-                          </m:r>
-                          <m:r>
-                            <m:rPr>
-                              <m:sty m:val="p"/>
-                            </m:rPr>
-                            <m:t>,</m:t>
-                          </m:r>
-                          <m:r>
-                            <m:rPr/>
-                            <m:t>t</m:t>
-                          </m:r>
-                        </m:sub>
-                      </m:sSub>
-                      <m:r>
-                        <m:rPr>
-                          <m:sty m:val="p"/>
-                        </m:rPr>
-                        <m:t>(</m:t>
-                      </m:r>
-                      <m:r>
-                        <m:rPr/>
-                        <m:t>v</m:t>
-                      </m:r>
-                      <m:r>
-                        <m:rPr>
-                          <m:sty m:val="p"/>
-                        </m:rPr>
-                        <m:t>),</m:t>
-                      </m:r>
-                    </m:e>
-                  </m:mr>
-                  <m:mr>
-                    <m:e>
-                      <m:sSub>
-                        <m:sSubPr/>
-                        <m:e>
-                          <m:r>
-                            <m:rPr/>
-                            <m:t>O</m:t>
-                          </m:r>
-                        </m:e>
-                        <m:sub>
-                          <m:r>
-                            <m:rPr/>
-                            <m:t>K</m:t>
-                          </m:r>
-                        </m:sub>
-                      </m:sSub>
-                      <m:r>
-                        <m:rPr>
-                          <m:sty m:val="p"/>
-                        </m:rPr>
-                        <m:t>=</m:t>
-                      </m:r>
-                      <m:r>
-                        <m:rPr>
-                          <m:sty m:val="p"/>
-                        </m:rPr>
-                        <w:rPr>
-                          <w:rFonts w:hint="default" w:ascii="DejaVu Math TeX Gyre" w:hAnsi="DejaVu Math TeX Gyre"/>
-                          <w:lang w:val="en-US" w:eastAsia="zh-CN"/>
-                        </w:rPr>
-                        <m:t xml:space="preserve"> </m:t>
-                      </m:r>
-                      <m:f>
-                        <m:fPr/>
-                        <m:num>
-                          <m:r>
-                            <m:rPr/>
-                            <m:t>1</m:t>
-                          </m:r>
-                        </m:num>
-                        <m:den>
-                          <m:r>
-                            <m:rPr>
-                              <m:sty m:val="p"/>
-                            </m:rPr>
-                            <m:t>|</m:t>
-                          </m:r>
-                          <m:r>
-                            <m:rPr>
-                              <m:sty m:val="p"/>
-                              <m:scr m:val="script"/>
-                            </m:rPr>
-                            <m:t>ℳ</m:t>
-                          </m:r>
-                          <m:r>
-                            <m:rPr>
-                              <m:sty m:val="p"/>
-                            </m:rPr>
-                            <m:t>|</m:t>
-                          </m:r>
-                        </m:den>
-                      </m:f>
-                      <m:nary>
-                        <m:naryPr>
-                          <m:chr m:val="∑"/>
-                          <m:limLoc m:val="undOvr"/>
-                          <m:supHide m:val="1"/>
-                        </m:naryPr>
-                        <m:sub>
-                          <m:r>
-                            <m:rPr/>
-                            <m:t>t</m:t>
-                          </m:r>
-                          <m:r>
-                            <m:rPr>
-                              <m:sty m:val="p"/>
-                            </m:rPr>
-                            <m:t>∈</m:t>
-                          </m:r>
-                          <m:r>
-                            <m:rPr>
-                              <m:sty m:val="p"/>
-                              <m:scr m:val="script"/>
-                            </m:rPr>
-                            <m:t>ℳ</m:t>
-                          </m:r>
-                        </m:sub>
-                        <m:sup>
-                          <m:r>
-                            <m:rPr/>
-                            <m:t>​</m:t>
-                          </m:r>
-                        </m:sup>
-                        <m:e>
-                          <m:f>
-                            <m:fPr/>
-                            <m:num>
-                              <m:r>
-                                <m:rPr>
-                                  <m:sty m:val="p"/>
-                                </m:rPr>
-                                <m:t>|TopK(</m:t>
-                              </m:r>
-                              <m:sSub>
-                                <m:sSubPr/>
-                                <m:e>
-                                  <m:r>
-                                    <m:rPr/>
-                                    <m:t>p</m:t>
-                                  </m:r>
-                                </m:e>
-                                <m:sub>
-                                  <m:r>
-                                    <m:rPr/>
-                                    <m:t>T</m:t>
-                                  </m:r>
-                                  <m:r>
-                                    <m:rPr>
-                                      <m:sty m:val="p"/>
-                                    </m:rPr>
-                                    <m:t>,</m:t>
-                                  </m:r>
-                                  <m:r>
-                                    <m:rPr/>
-                                    <m:t>t</m:t>
-                                  </m:r>
-                                </m:sub>
-                              </m:sSub>
-                              <m:r>
-                                <m:rPr>
-                                  <m:sty m:val="p"/>
-                                </m:rPr>
-                                <m:t>)∩TopK(</m:t>
-                              </m:r>
-                              <m:sSub>
-                                <m:sSubPr/>
-                                <m:e>
-                                  <m:r>
-                                    <m:rPr/>
-                                    <m:t>p</m:t>
-                                  </m:r>
-                                </m:e>
-                                <m:sub>
-                                  <m:r>
-                                    <m:rPr/>
-                                    <m:t>S</m:t>
-                                  </m:r>
-                                  <m:r>
-                                    <m:rPr>
-                                      <m:sty m:val="p"/>
-                                    </m:rPr>
-                                    <m:t>,</m:t>
-                                  </m:r>
-                                  <m:r>
-                                    <m:rPr/>
-                                    <m:t>t</m:t>
-                                  </m:r>
-                                </m:sub>
-                              </m:sSub>
-                              <m:r>
-                                <m:rPr>
-                                  <m:sty m:val="p"/>
-                                </m:rPr>
-                                <m:t>)|</m:t>
-                              </m:r>
-                            </m:num>
-                            <m:den>
-                              <m:r>
-                                <m:rPr/>
-                                <m:t>K</m:t>
-                              </m:r>
-                            </m:den>
-                          </m:f>
-                        </m:e>
-                      </m:nary>
-                    </m:e>
-                  </m:mr>
-                </m:m>
+                <m:sSub>
+                  <m:sSubPr/>
+                  <m:e>
+                    <m:r>
+                      <m:rPr/>
+                      <m:t>H</m:t>
+                    </m:r>
+                  </m:e>
+                  <m:sub>
+                    <m:r>
+                      <m:rPr/>
+                      <m:t>T</m:t>
+                    </m:r>
+                  </m:sub>
+                </m:sSub>
+                <m:r>
+                  <m:rPr>
+                    <m:sty m:val="p"/>
+                  </m:rPr>
+                  <m:t>=</m:t>
+                </m:r>
+                <m:r>
+                  <m:rPr>
+                    <m:sty m:val="p"/>
+                  </m:rPr>
+                  <w:rPr>
+                    <w:rFonts w:hint="default" w:ascii="DejaVu Math TeX Gyre" w:hAnsi="DejaVu Math TeX Gyre"/>
+                    <w:lang w:val="en-US" w:eastAsia="zh-CN"/>
+                  </w:rPr>
+                  <m:t xml:space="preserve"> </m:t>
+                </m:r>
+                <m:r>
+                  <m:rPr>
+                    <m:sty m:val="p"/>
+                  </m:rPr>
+                  <m:t>−</m:t>
+                </m:r>
+                <m:f>
+                  <m:fPr/>
+                  <m:num>
+                    <m:r>
+                      <m:rPr/>
+                      <m:t>1</m:t>
+                    </m:r>
+                  </m:num>
+                  <m:den>
+                    <m:r>
+                      <m:rPr>
+                        <m:sty m:val="p"/>
+                      </m:rPr>
+                      <m:t>|</m:t>
+                    </m:r>
+                    <m:r>
+                      <m:rPr>
+                        <m:sty m:val="p"/>
+                        <m:scr m:val="script"/>
+                      </m:rPr>
+                      <m:t>ℳ</m:t>
+                    </m:r>
+                    <m:r>
+                      <m:rPr>
+                        <m:sty m:val="p"/>
+                      </m:rPr>
+                      <m:t>|</m:t>
+                    </m:r>
+                  </m:den>
+                </m:f>
+                <m:nary>
+                  <m:naryPr>
+                    <m:chr m:val="∑"/>
+                    <m:limLoc m:val="undOvr"/>
+                    <m:supHide m:val="1"/>
+                  </m:naryPr>
+                  <m:sub>
+                    <m:r>
+                      <m:rPr/>
+                      <m:t>t</m:t>
+                    </m:r>
+                    <m:r>
+                      <m:rPr>
+                        <m:sty m:val="p"/>
+                      </m:rPr>
+                      <m:t>∈</m:t>
+                    </m:r>
+                    <m:r>
+                      <m:rPr>
+                        <m:sty m:val="p"/>
+                        <m:scr m:val="script"/>
+                      </m:rPr>
+                      <m:t>ℳ</m:t>
+                    </m:r>
+                  </m:sub>
+                  <m:sup>
+                    <m:r>
+                      <m:rPr/>
+                      <m:t>​</m:t>
+                    </m:r>
+                  </m:sup>
+                  <m:e>
+                    <m:nary>
+                      <m:naryPr>
+                        <m:chr m:val="∑"/>
+                        <m:limLoc m:val="undOvr"/>
+                        <m:supHide m:val="1"/>
+                      </m:naryPr>
+                      <m:sub>
+                        <m:r>
+                          <m:rPr/>
+                          <m:t>v</m:t>
+                        </m:r>
+                        <m:r>
+                          <m:rPr>
+                            <m:sty m:val="p"/>
+                          </m:rPr>
+                          <m:t>∈</m:t>
+                        </m:r>
+                        <m:r>
+                          <m:rPr>
+                            <m:sty m:val="p"/>
+                            <m:scr m:val="script"/>
+                          </m:rPr>
+                          <m:t>V</m:t>
+                        </m:r>
+                      </m:sub>
+                      <m:sup>
+                        <m:r>
+                          <m:rPr/>
+                          <m:t>​</m:t>
+                        </m:r>
+                      </m:sup>
+                      <m:e>
+                        <m:sSub>
+                          <m:sSubPr/>
+                          <m:e>
+                            <m:r>
+                              <m:rPr/>
+                              <m:t>p</m:t>
+                            </m:r>
+                          </m:e>
+                          <m:sub>
+                            <m:r>
+                              <m:rPr/>
+                              <m:t>T</m:t>
+                            </m:r>
+                            <m:r>
+                              <m:rPr>
+                                <m:sty m:val="p"/>
+                              </m:rPr>
+                              <m:t>,</m:t>
+                            </m:r>
+                            <m:r>
+                              <m:rPr/>
+                              <m:t>t</m:t>
+                            </m:r>
+                          </m:sub>
+                        </m:sSub>
+                      </m:e>
+                    </m:nary>
+                  </m:e>
+                </m:nary>
+                <m:r>
+                  <m:rPr>
+                    <m:sty m:val="p"/>
+                  </m:rPr>
+                  <m:t>(</m:t>
+                </m:r>
+                <m:r>
+                  <m:rPr/>
+                  <m:t>v</m:t>
+                </m:r>
+                <m:r>
+                  <m:rPr>
+                    <m:sty m:val="p"/>
+                  </m:rPr>
+                  <m:t>)log</m:t>
+                </m:r>
+                <m:sSub>
+                  <m:sSubPr/>
+                  <m:e>
+                    <m:r>
+                      <m:rPr/>
+                      <m:t>p</m:t>
+                    </m:r>
+                  </m:e>
+                  <m:sub>
+                    <m:r>
+                      <m:rPr/>
+                      <m:t>T</m:t>
+                    </m:r>
+                    <m:r>
+                      <m:rPr>
+                        <m:sty m:val="p"/>
+                      </m:rPr>
+                      <m:t>,</m:t>
+                    </m:r>
+                    <m:r>
+                      <m:rPr/>
+                      <m:t>t</m:t>
+                    </m:r>
+                  </m:sub>
+                </m:sSub>
+                <m:r>
+                  <m:rPr>
+                    <m:sty m:val="p"/>
+                  </m:rPr>
+                  <m:t>(</m:t>
+                </m:r>
+                <m:r>
+                  <m:rPr/>
+                  <m:t>v</m:t>
+                </m:r>
+                <m:r>
+                  <m:rPr>
+                    <m:sty m:val="p"/>
+                  </m:rPr>
+                  <m:t>)</m:t>
+                </m:r>
               </m:oMath>
             </m:oMathPara>
           </w:p>
@@ -13638,7 +14839,7 @@
               <w:spacing w:before="0" w:after="0"/>
               <w:jc w:val="right"/>
             </w:pPr>
-            <w:bookmarkStart w:id="51" w:name="_RefEq4_19"/>
+            <w:bookmarkStart w:id="68" w:name="_RefEq4_35"/>
             <w:r>
               <w:t>(4-</w:t>
             </w:r>
@@ -13652,7 +14853,7 @@
               <w:fldChar w:fldCharType="separate"/>
             </w:r>
             <w:r>
-              <w:t>19</w:t>
+              <w:t>35</w:t>
             </w:r>
             <w:r>
               <w:fldChar w:fldCharType="end"/>
@@ -13660,7 +14861,268 @@
             <w:r>
               <w:t>)</w:t>
             </w:r>
-            <w:bookmarkEnd w:id="51"/>
+            <w:bookmarkEnd w:id="68"/>
+          </w:p>
+        </w:tc>
+      </w:tr>
+      <w:tr>
+        <w:trPr>
+          <w:cantSplit/>
+          <w:jc w:val="center"/>
+        </w:trPr>
+        <w:tc>
+          <w:tcPr>
+            <w:tcW w:w="650" w:type="dxa"/>
+            <w:tcMar>
+              <w:top w:w="0" w:type="dxa"/>
+              <w:left w:w="0" w:type="dxa"/>
+              <w:bottom w:w="0" w:type="dxa"/>
+              <w:right w:w="0" w:type="dxa"/>
+            </w:tcMar>
+            <w:vAlign w:val="center"/>
+          </w:tcPr>
+          <w:p>
+            <w:pPr>
+              <w:spacing w:before="0" w:after="0"/>
+              <w:jc w:val="left"/>
+            </w:pPr>
+          </w:p>
+        </w:tc>
+        <w:tc>
+          <w:tcPr>
+            <w:tcW w:w="7006" w:type="dxa"/>
+            <w:tcMar>
+              <w:top w:w="0" w:type="dxa"/>
+              <w:left w:w="0" w:type="dxa"/>
+              <w:bottom w:w="0" w:type="dxa"/>
+              <w:right w:w="0" w:type="dxa"/>
+            </w:tcMar>
+            <w:vAlign w:val="center"/>
+          </w:tcPr>
+          <w:p>
+            <w:pPr>
+              <w:spacing w:before="0" w:after="0"/>
+              <w:jc w:val="center"/>
+            </w:pPr>
+            <m:oMathPara>
+              <m:oMath>
+                <m:sSub>
+                  <m:sSubPr/>
+                  <m:e>
+                    <m:r>
+                      <m:rPr/>
+                      <m:t>O</m:t>
+                    </m:r>
+                  </m:e>
+                  <m:sub>
+                    <m:r>
+                      <m:rPr/>
+                      <m:t>K</m:t>
+                    </m:r>
+                  </m:sub>
+                </m:sSub>
+                <m:r>
+                  <m:rPr>
+                    <m:sty m:val="p"/>
+                  </m:rPr>
+                  <m:t>=</m:t>
+                </m:r>
+                <m:r>
+                  <m:rPr>
+                    <m:sty m:val="p"/>
+                  </m:rPr>
+                  <w:rPr>
+                    <w:rFonts w:hint="default" w:ascii="DejaVu Math TeX Gyre" w:hAnsi="DejaVu Math TeX Gyre"/>
+                    <w:lang w:val="en-US" w:eastAsia="zh-CN"/>
+                  </w:rPr>
+                  <m:t xml:space="preserve"> </m:t>
+                </m:r>
+                <m:f>
+                  <m:fPr/>
+                  <m:num>
+                    <m:r>
+                      <m:rPr/>
+                      <m:t>1</m:t>
+                    </m:r>
+                  </m:num>
+                  <m:den>
+                    <m:r>
+                      <m:rPr>
+                        <m:sty m:val="p"/>
+                      </m:rPr>
+                      <m:t>|</m:t>
+                    </m:r>
+                    <m:r>
+                      <m:rPr>
+                        <m:sty m:val="p"/>
+                        <m:scr m:val="script"/>
+                      </m:rPr>
+                      <m:t>ℳ</m:t>
+                    </m:r>
+                    <m:r>
+                      <m:rPr>
+                        <m:sty m:val="p"/>
+                      </m:rPr>
+                      <m:t>|</m:t>
+                    </m:r>
+                  </m:den>
+                </m:f>
+                <m:nary>
+                  <m:naryPr>
+                    <m:chr m:val="∑"/>
+                    <m:limLoc m:val="undOvr"/>
+                    <m:supHide m:val="1"/>
+                  </m:naryPr>
+                  <m:sub>
+                    <m:r>
+                      <m:rPr/>
+                      <m:t>t</m:t>
+                    </m:r>
+                    <m:r>
+                      <m:rPr>
+                        <m:sty m:val="p"/>
+                      </m:rPr>
+                      <m:t>∈</m:t>
+                    </m:r>
+                    <m:r>
+                      <m:rPr>
+                        <m:sty m:val="p"/>
+                        <m:scr m:val="script"/>
+                      </m:rPr>
+                      <m:t>ℳ</m:t>
+                    </m:r>
+                  </m:sub>
+                  <m:sup>
+                    <m:r>
+                      <m:rPr/>
+                      <m:t>​</m:t>
+                    </m:r>
+                  </m:sup>
+                  <m:e>
+                    <m:f>
+                      <m:fPr/>
+                      <m:num>
+                        <m:r>
+                          <m:rPr>
+                            <m:sty m:val="p"/>
+                          </m:rPr>
+                          <m:t>|TopK(</m:t>
+                        </m:r>
+                        <m:sSub>
+                          <m:sSubPr/>
+                          <m:e>
+                            <m:r>
+                              <m:rPr/>
+                              <m:t>p</m:t>
+                            </m:r>
+                          </m:e>
+                          <m:sub>
+                            <m:r>
+                              <m:rPr/>
+                              <m:t>T</m:t>
+                            </m:r>
+                            <m:r>
+                              <m:rPr>
+                                <m:sty m:val="p"/>
+                              </m:rPr>
+                              <m:t>,</m:t>
+                            </m:r>
+                            <m:r>
+                              <m:rPr/>
+                              <m:t>t</m:t>
+                            </m:r>
+                          </m:sub>
+                        </m:sSub>
+                        <m:r>
+                          <m:rPr>
+                            <m:sty m:val="p"/>
+                          </m:rPr>
+                          <m:t>)∩TopK(</m:t>
+                        </m:r>
+                        <m:sSub>
+                          <m:sSubPr/>
+                          <m:e>
+                            <m:r>
+                              <m:rPr/>
+                              <m:t>p</m:t>
+                            </m:r>
+                          </m:e>
+                          <m:sub>
+                            <m:r>
+                              <m:rPr/>
+                              <m:t>S</m:t>
+                            </m:r>
+                            <m:r>
+                              <m:rPr>
+                                <m:sty m:val="p"/>
+                              </m:rPr>
+                              <m:t>,</m:t>
+                            </m:r>
+                            <m:r>
+                              <m:rPr/>
+                              <m:t>t</m:t>
+                            </m:r>
+                          </m:sub>
+                        </m:sSub>
+                        <m:r>
+                          <m:rPr>
+                            <m:sty m:val="p"/>
+                          </m:rPr>
+                          <m:t>)|</m:t>
+                        </m:r>
+                      </m:num>
+                      <m:den>
+                        <m:r>
+                          <m:rPr/>
+                          <m:t>K</m:t>
+                        </m:r>
+                      </m:den>
+                    </m:f>
+                  </m:e>
+                </m:nary>
+              </m:oMath>
+            </m:oMathPara>
+          </w:p>
+        </w:tc>
+        <w:tc>
+          <w:tcPr>
+            <w:tcW w:w="650" w:type="dxa"/>
+            <w:tcMar>
+              <w:top w:w="0" w:type="dxa"/>
+              <w:left w:w="0" w:type="dxa"/>
+              <w:bottom w:w="0" w:type="dxa"/>
+              <w:right w:w="0" w:type="dxa"/>
+            </w:tcMar>
+            <w:vAlign w:val="center"/>
+          </w:tcPr>
+          <w:p>
+            <w:pPr>
+              <w:spacing w:before="0" w:after="0"/>
+              <w:jc w:val="right"/>
+            </w:pPr>
+            <w:bookmarkStart w:id="69" w:name="_RefEq4_36"/>
+            <w:r>
+              <w:t>(4-</w:t>
+            </w:r>
+            <w:r>
+              <w:fldChar w:fldCharType="begin"/>
+            </w:r>
+            <w:r>
+              <w:instrText xml:space="preserve"> SEQ Eq4 \* ARABIC </w:instrText>
+            </w:r>
+            <w:r>
+              <w:fldChar w:fldCharType="separate"/>
+            </w:r>
+            <w:r>
+              <w:t>36</w:t>
+            </w:r>
+            <w:r>
+              <w:fldChar w:fldCharType="end"/>
+            </w:r>
+            <w:r>
+              <w:t>)</w:t>
+            </w:r>
+            <w:bookmarkEnd w:id="69"/>
           </w:p>
         </w:tc>
       </w:tr>
@@ -13828,16 +15290,93 @@
                     </m:nary>
                   </m:e>
                 </m:nary>
-                <m:r>
-                  <m:rPr>
-                    <m:sty m:val="p"/>
-                  </m:rPr>
-                  <m:t>,</m:t>
-                </m:r>
-                <m:r>
-                  <m:rPr/>
-                  <m:t>  </m:t>
-                </m:r>
+              </m:oMath>
+            </m:oMathPara>
+          </w:p>
+        </w:tc>
+        <w:tc>
+          <w:tcPr>
+            <w:tcW w:w="650" w:type="dxa"/>
+            <w:tcMar>
+              <w:top w:w="0" w:type="dxa"/>
+              <w:left w:w="0" w:type="dxa"/>
+              <w:bottom w:w="0" w:type="dxa"/>
+              <w:right w:w="0" w:type="dxa"/>
+            </w:tcMar>
+            <w:vAlign w:val="center"/>
+          </w:tcPr>
+          <w:p>
+            <w:pPr>
+              <w:spacing w:before="0" w:after="0"/>
+              <w:jc w:val="right"/>
+            </w:pPr>
+            <w:bookmarkStart w:id="70" w:name="_RefEq4_37"/>
+            <w:r>
+              <w:t>(4-</w:t>
+            </w:r>
+            <w:r>
+              <w:fldChar w:fldCharType="begin"/>
+            </w:r>
+            <w:r>
+              <w:instrText xml:space="preserve"> SEQ Eq4 \* ARABIC </w:instrText>
+            </w:r>
+            <w:r>
+              <w:fldChar w:fldCharType="separate"/>
+            </w:r>
+            <w:r>
+              <w:t>37</w:t>
+            </w:r>
+            <w:r>
+              <w:fldChar w:fldCharType="end"/>
+            </w:r>
+            <w:r>
+              <w:t>)</w:t>
+            </w:r>
+            <w:bookmarkEnd w:id="70"/>
+          </w:p>
+        </w:tc>
+      </w:tr>
+      <w:tr>
+        <w:trPr>
+          <w:cantSplit/>
+          <w:jc w:val="center"/>
+        </w:trPr>
+        <w:tc>
+          <w:tcPr>
+            <w:tcW w:w="650" w:type="dxa"/>
+            <w:tcMar>
+              <w:top w:w="0" w:type="dxa"/>
+              <w:left w:w="0" w:type="dxa"/>
+              <w:bottom w:w="0" w:type="dxa"/>
+              <w:right w:w="0" w:type="dxa"/>
+            </w:tcMar>
+            <w:vAlign w:val="center"/>
+          </w:tcPr>
+          <w:p>
+            <w:pPr>
+              <w:spacing w:before="0" w:after="0"/>
+              <w:jc w:val="left"/>
+            </w:pPr>
+          </w:p>
+        </w:tc>
+        <w:tc>
+          <w:tcPr>
+            <w:tcW w:w="7006" w:type="dxa"/>
+            <w:tcMar>
+              <w:top w:w="0" w:type="dxa"/>
+              <w:left w:w="0" w:type="dxa"/>
+              <w:bottom w:w="0" w:type="dxa"/>
+              <w:right w:w="0" w:type="dxa"/>
+            </w:tcMar>
+            <w:vAlign w:val="center"/>
+          </w:tcPr>
+          <w:p>
+            <w:pPr>
+              <w:spacing w:before="0" w:after="0"/>
+              <w:jc w:val="center"/>
+            </w:pPr>
+            <m:oMathPara>
+              <m:oMath>
                 <m:sSub>
                   <m:sSubPr/>
                   <m:e>
@@ -13944,7 +15483,7 @@
               <w:spacing w:before="0" w:after="0"/>
               <w:jc w:val="right"/>
             </w:pPr>
-            <w:bookmarkStart w:id="52" w:name="_RefEq4_20"/>
+            <w:bookmarkStart w:id="71" w:name="_RefEq4_38"/>
             <w:r>
               <w:t>(4-</w:t>
             </w:r>
@@ -13958,7 +15497,7 @@
               <w:fldChar w:fldCharType="separate"/>
             </w:r>
             <w:r>
-              <w:t>20</w:t>
+              <w:t>38</w:t>
             </w:r>
             <w:r>
               <w:fldChar w:fldCharType="end"/>
@@ -13966,7 +15505,7 @@
             <w:r>
               <w:t>)</w:t>
             </w:r>
-            <w:bookmarkEnd w:id="52"/>
+            <w:bookmarkEnd w:id="71"/>
           </w:p>
         </w:tc>
       </w:tr>
@@ -14126,15 +15665,96 @@
                     </m:sSub>
                   </m:e>
                 </m:nary>
-                <m:r>
-                  <m:rPr>
-                    <m:sty m:val="p"/>
-                  </m:rPr>
-                  <m:t>,</m:t>
-                </m:r>
+              </m:oMath>
+            </m:oMathPara>
+          </w:p>
+        </w:tc>
+        <w:tc>
+          <w:tcPr>
+            <w:tcW w:w="650" w:type="dxa"/>
+            <w:tcMar>
+              <w:top w:w="0" w:type="dxa"/>
+              <w:left w:w="0" w:type="dxa"/>
+              <w:bottom w:w="0" w:type="dxa"/>
+              <w:right w:w="0" w:type="dxa"/>
+            </w:tcMar>
+            <w:vAlign w:val="center"/>
+          </w:tcPr>
+          <w:p>
+            <w:pPr>
+              <w:spacing w:before="0" w:after="0"/>
+              <w:jc w:val="right"/>
+            </w:pPr>
+            <w:bookmarkStart w:id="72" w:name="_RefEq4_39"/>
+            <w:r>
+              <w:t>(4-</w:t>
+            </w:r>
+            <w:r>
+              <w:fldChar w:fldCharType="begin"/>
+            </w:r>
+            <w:r>
+              <w:instrText xml:space="preserve"> SEQ Eq4 \* ARABIC </w:instrText>
+            </w:r>
+            <w:r>
+              <w:fldChar w:fldCharType="separate"/>
+            </w:r>
+            <w:r>
+              <w:t>39</w:t>
+            </w:r>
+            <w:r>
+              <w:fldChar w:fldCharType="end"/>
+            </w:r>
+            <w:r>
+              <w:t>)</w:t>
+            </w:r>
+            <w:bookmarkEnd w:id="72"/>
+          </w:p>
+        </w:tc>
+      </w:tr>
+      <w:tr>
+        <w:trPr>
+          <w:cantSplit/>
+          <w:jc w:val="center"/>
+        </w:trPr>
+        <w:tc>
+          <w:tcPr>
+            <w:tcW w:w="650" w:type="dxa"/>
+            <w:tcMar>
+              <w:top w:w="0" w:type="dxa"/>
+              <w:left w:w="0" w:type="dxa"/>
+              <w:bottom w:w="0" w:type="dxa"/>
+              <w:right w:w="0" w:type="dxa"/>
+            </w:tcMar>
+            <w:vAlign w:val="center"/>
+          </w:tcPr>
+          <w:p>
+            <w:pPr>
+              <w:spacing w:before="0" w:after="0"/>
+              <w:jc w:val="left"/>
+            </w:pPr>
+          </w:p>
+        </w:tc>
+        <w:tc>
+          <w:tcPr>
+            <w:tcW w:w="7006" w:type="dxa"/>
+            <w:tcMar>
+              <w:top w:w="0" w:type="dxa"/>
+              <w:left w:w="0" w:type="dxa"/>
+              <w:bottom w:w="0" w:type="dxa"/>
+              <w:right w:w="0" w:type="dxa"/>
+            </w:tcMar>
+            <w:vAlign w:val="center"/>
+          </w:tcPr>
+          <w:p>
+            <w:pPr>
+              <w:spacing w:before="0" w:after="0"/>
+              <w:jc w:val="center"/>
+            </w:pPr>
+            <m:oMathPara>
+              <m:oMath>
                 <m:r>
                   <m:rPr/>
-                  <m:t>  σ</m:t>
+                  <m:t>σ</m:t>
                 </m:r>
                 <m:r>
                   <m:rPr>
@@ -14273,7 +15893,7 @@
               <w:spacing w:before="0" w:after="0"/>
               <w:jc w:val="right"/>
             </w:pPr>
-            <w:bookmarkStart w:id="53" w:name="_RefEq4_21"/>
+            <w:bookmarkStart w:id="73" w:name="_RefEq4_40"/>
             <w:r>
               <w:t>(4-</w:t>
             </w:r>
@@ -14287,7 +15907,7 @@
               <w:fldChar w:fldCharType="separate"/>
             </w:r>
             <w:r>
-              <w:t>21</w:t>
+              <w:t>40</w:t>
             </w:r>
             <w:r>
               <w:fldChar w:fldCharType="end"/>
@@ -14295,7 +15915,7 @@
             <w:r>
               <w:t>)</w:t>
             </w:r>
-            <w:bookmarkEnd w:id="53"/>
+            <w:bookmarkEnd w:id="73"/>
           </w:p>
         </w:tc>
       </w:tr>
@@ -14314,7 +15934,7 @@
         <w:pStyle w:val="3"/>
         <w:jc w:val="left"/>
       </w:pPr>
-      <w:bookmarkStart w:id="54" w:name="_Toc204649360"/>
+      <w:bookmarkStart w:id="74" w:name="_Toc442727076"/>
       <w:r>
         <w:rPr>
           <w:rFonts w:ascii="黑体" w:hAnsi="黑体" w:eastAsia="黑体" w:cs="黑体"/>
@@ -14324,7 +15944,7 @@
         </w:rPr>
         <w:t>4.6 可行性分析</w:t>
       </w:r>
-      <w:bookmarkEnd w:id="54"/>
+      <w:bookmarkEnd w:id="74"/>
     </w:p>
     <w:p>
       <w:pPr>
@@ -14339,7 +15959,7 @@
       <w:pPr>
         <w:pStyle w:val="2"/>
       </w:pPr>
-      <w:bookmarkStart w:id="55" w:name="_Toc1420474673"/>
+      <w:bookmarkStart w:id="75" w:name="_Toc2030613124"/>
       <w:r>
         <w:rPr>
           <w:rFonts w:ascii="黑体" w:hAnsi="黑体" w:eastAsia="黑体" w:cs="黑体"/>
@@ -14349,13 +15969,13 @@
         </w:rPr>
         <w:t>5．进度安排，预期达到的目标</w:t>
       </w:r>
-      <w:bookmarkEnd w:id="55"/>
+      <w:bookmarkEnd w:id="75"/>
     </w:p>
     <w:p>
       <w:pPr>
         <w:pStyle w:val="3"/>
       </w:pPr>
-      <w:bookmarkStart w:id="56" w:name="_Toc342125412"/>
+      <w:bookmarkStart w:id="76" w:name="_Toc704656944"/>
       <w:r>
         <w:rPr>
           <w:rFonts w:ascii="黑体" w:hAnsi="黑体" w:eastAsia="黑体" w:cs="黑体"/>
@@ -14365,7 +15985,7 @@
         </w:rPr>
         <w:t>5.1 进度安排</w:t>
       </w:r>
-      <w:bookmarkEnd w:id="56"/>
+      <w:bookmarkEnd w:id="76"/>
     </w:p>
     <w:p>
       <w:pPr>
@@ -14479,7 +16099,7 @@
         </w:rPr>
         <w:t xml:space="preserve">表 </w:t>
       </w:r>
-      <w:bookmarkStart w:id="57" w:name="_RefTable5_1"/>
+      <w:bookmarkStart w:id="77" w:name="_RefTable5_1"/>
       <w:r>
         <w:rPr>
           <w:rFonts w:ascii="Times New Roman" w:hAnsi="Times New Roman" w:eastAsia="Songti SC"/>
@@ -14522,7 +16142,7 @@
         </w:rPr>
         <w:fldChar w:fldCharType="end"/>
       </w:r>
-      <w:bookmarkEnd w:id="57"/>
+      <w:bookmarkEnd w:id="77"/>
       <w:r>
         <w:rPr>
           <w:rFonts w:ascii="Times New Roman" w:hAnsi="Times New Roman" w:eastAsia="Songti SC"/>
@@ -15094,7 +16714,7 @@
         </w:rPr>
         <w:t xml:space="preserve">图 </w:t>
       </w:r>
-      <w:bookmarkStart w:id="58" w:name="_RefFigure3"/>
+      <w:bookmarkStart w:id="78" w:name="_RefFigure3"/>
       <w:r>
         <w:rPr>
           <w:rFonts w:ascii="Times New Roman" w:hAnsi="Times New Roman" w:eastAsia="宋体"/>
@@ -15130,7 +16750,7 @@
         </w:rPr>
         <w:fldChar w:fldCharType="end"/>
       </w:r>
-      <w:bookmarkEnd w:id="58"/>
+      <w:bookmarkEnd w:id="78"/>
       <w:r>
         <w:rPr>
           <w:rFonts w:ascii="Times New Roman" w:hAnsi="Times New Roman" w:eastAsia="宋体"/>
@@ -15152,7 +16772,7 @@
       <w:pPr>
         <w:pStyle w:val="3"/>
       </w:pPr>
-      <w:bookmarkStart w:id="59" w:name="_Toc1288076465"/>
+      <w:bookmarkStart w:id="79" w:name="_Toc1944428250"/>
       <w:r>
         <w:rPr>
           <w:rFonts w:ascii="黑体" w:hAnsi="黑体" w:eastAsia="黑体" w:cs="黑体"/>
@@ -15162,7 +16782,7 @@
         </w:rPr>
         <w:t>5.2 预期达到的目标</w:t>
       </w:r>
-      <w:bookmarkEnd w:id="59"/>
+      <w:bookmarkEnd w:id="79"/>
     </w:p>
     <w:p>
       <w:pPr>
@@ -15237,7 +16857,7 @@
       <w:pPr>
         <w:pStyle w:val="2"/>
       </w:pPr>
-      <w:bookmarkStart w:id="60" w:name="_Toc2065985495"/>
+      <w:bookmarkStart w:id="80" w:name="_Toc1746941351"/>
       <w:r>
         <w:rPr>
           <w:rFonts w:ascii="黑体" w:hAnsi="黑体" w:eastAsia="黑体" w:cs="黑体"/>
@@ -15247,13 +16867,13 @@
         </w:rPr>
         <w:t>6．课题已具备和所需的条件、经费</w:t>
       </w:r>
-      <w:bookmarkEnd w:id="60"/>
+      <w:bookmarkEnd w:id="80"/>
     </w:p>
     <w:p>
       <w:pPr>
         <w:pStyle w:val="3"/>
       </w:pPr>
-      <w:bookmarkStart w:id="61" w:name="_Toc355126122"/>
+      <w:bookmarkStart w:id="81" w:name="_Toc446864473"/>
       <w:r>
         <w:rPr>
           <w:rFonts w:ascii="黑体" w:hAnsi="黑体" w:eastAsia="黑体" w:cs="黑体"/>
@@ -15263,7 +16883,7 @@
         </w:rPr>
         <w:t>6.1 已具备条件</w:t>
       </w:r>
-      <w:bookmarkEnd w:id="61"/>
+      <w:bookmarkEnd w:id="81"/>
     </w:p>
     <w:p>
       <w:pPr>
@@ -15278,7 +16898,7 @@
       <w:pPr>
         <w:pStyle w:val="3"/>
       </w:pPr>
-      <w:bookmarkStart w:id="62" w:name="_Toc747677441"/>
+      <w:bookmarkStart w:id="82" w:name="_Toc700884152"/>
       <w:r>
         <w:rPr>
           <w:rFonts w:ascii="黑体" w:hAnsi="黑体" w:eastAsia="黑体" w:cs="黑体"/>
@@ -15288,7 +16908,7 @@
         </w:rPr>
         <w:t>6.2 所需条件</w:t>
       </w:r>
-      <w:bookmarkEnd w:id="62"/>
+      <w:bookmarkEnd w:id="82"/>
     </w:p>
     <w:p>
       <w:pPr>
@@ -15303,7 +16923,7 @@
       <w:pPr>
         <w:pStyle w:val="3"/>
       </w:pPr>
-      <w:bookmarkStart w:id="63" w:name="_Toc1287932290"/>
+      <w:bookmarkStart w:id="83" w:name="_Toc812138869"/>
       <w:r>
         <w:rPr>
           <w:rFonts w:ascii="黑体" w:hAnsi="黑体" w:eastAsia="黑体" w:cs="黑体"/>
@@ -15313,7 +16933,7 @@
         </w:rPr>
         <w:t>6.3 经费</w:t>
       </w:r>
-      <w:bookmarkEnd w:id="63"/>
+      <w:bookmarkEnd w:id="83"/>
     </w:p>
     <w:p>
       <w:pPr>
@@ -15361,7 +16981,7 @@
         </w:rPr>
         <w:t xml:space="preserve">表 </w:t>
       </w:r>
-      <w:bookmarkStart w:id="64" w:name="_RefTable6_1"/>
+      <w:bookmarkStart w:id="84" w:name="_RefTable6_1"/>
       <w:r>
         <w:rPr>
           <w:rFonts w:ascii="Times New Roman" w:hAnsi="Times New Roman" w:eastAsia="Songti SC"/>
@@ -15404,7 +17024,7 @@
         </w:rPr>
         <w:fldChar w:fldCharType="end"/>
       </w:r>
-      <w:bookmarkEnd w:id="64"/>
+      <w:bookmarkEnd w:id="84"/>
       <w:r>
         <w:rPr>
           <w:rFonts w:ascii="Times New Roman" w:hAnsi="Times New Roman" w:eastAsia="Songti SC"/>
@@ -15755,7 +17375,7 @@
         <w:pStyle w:val="2"/>
         <w:pageBreakBefore/>
       </w:pPr>
-      <w:bookmarkStart w:id="65" w:name="_Toc1790319917"/>
+      <w:bookmarkStart w:id="85" w:name="_Toc211910951"/>
       <w:r>
         <w:rPr>
           <w:rFonts w:ascii="黑体" w:hAnsi="黑体" w:eastAsia="黑体" w:cs="黑体"/>
@@ -15765,7 +17385,7 @@
         </w:rPr>
         <w:t>7．研究过程中可能遇到的困难和问题，解决的措施</w:t>
       </w:r>
-      <w:bookmarkEnd w:id="65"/>
+      <w:bookmarkEnd w:id="85"/>
     </w:p>
     <w:p>
       <w:pPr>
@@ -15790,7 +17410,7 @@
         </w:rPr>
         <w:t xml:space="preserve">表 </w:t>
       </w:r>
-      <w:bookmarkStart w:id="66" w:name="_RefTable7_1"/>
+      <w:bookmarkStart w:id="86" w:name="_RefTable7_1"/>
       <w:r>
         <w:rPr>
           <w:rFonts w:ascii="Times New Roman" w:hAnsi="Times New Roman" w:eastAsia="Songti SC"/>
@@ -15833,7 +17453,7 @@
         </w:rPr>
         <w:fldChar w:fldCharType="end"/>
       </w:r>
-      <w:bookmarkEnd w:id="66"/>
+      <w:bookmarkEnd w:id="86"/>
       <w:r>
         <w:rPr>
           <w:rFonts w:ascii="Times New Roman" w:hAnsi="Times New Roman" w:eastAsia="Songti SC"/>
@@ -16085,7 +17705,7 @@
       <w:pPr>
         <w:pStyle w:val="2"/>
       </w:pPr>
-      <w:bookmarkStart w:id="67" w:name="_Toc1513466902"/>
+      <w:bookmarkStart w:id="87" w:name="_Toc1059466731"/>
       <w:r>
         <w:rPr>
           <w:rFonts w:ascii="黑体" w:hAnsi="黑体" w:eastAsia="黑体" w:cs="黑体"/>
@@ -16095,7 +17715,7 @@
         </w:rPr>
         <w:t>8．主要参考文献</w:t>
       </w:r>
-      <w:bookmarkEnd w:id="67"/>
+      <w:bookmarkEnd w:id="87"/>
     </w:p>
     <w:p>
       <w:pPr>
@@ -16503,6 +18123,7 @@
         <w:t>舒善富, 刘超, 孙毓忠, 等. 基于自适应知识蒸馏的代码大模型轻量化[J]. 软件学报, 2026, 37(6): 2431-2454. DOI:10.13328/j.cnki.jos.007462.</w:t>
       </w:r>
     </w:p>
+    <w:bookmarkEnd w:id="88"/>
     <w:sectPr>
       <w:footerReference r:id="rId5" w:type="default"/>
       <w:pgSz w:w="11906" w:h="16838"/>

--- a/Papers/output/开题报告-基于在线策略蒸馏的大语言模型后训练方法研究.docx
+++ b/Papers/output/开题报告-基于在线策略蒸馏的大语言模型后训练方法研究.docx
@@ -51,7 +51,7 @@
           <wp:inline distT="0" distB="0" distL="0" distR="0">
             <wp:extent cx="2137410" cy="403860"/>
             <wp:effectExtent l="0" t="0" r="0" b="0"/>
-            <wp:docPr id="1" name="图片 1"/>
+            <wp:docPr id="1" name="图1 研究框架" descr="研究问题、研究方案与研究目的的三层递进关系"/>
             <wp:cNvGraphicFramePr>
               <a:graphicFrameLocks xmlns:a="http://schemas.openxmlformats.org/drawingml/2006/main" noChangeAspect="1"/>
             </wp:cNvGraphicFramePr>
@@ -4526,30 +4526,19 @@
         <w:jc w:val="both"/>
       </w:pPr>
       <w:r>
-        <w:t xml:space="preserve">三个问题的关系如图 </w:t>
-      </w:r>
-      <w:r>
-        <w:fldChar w:fldCharType="begin"/>
-      </w:r>
-      <w:r>
-        <w:instrText xml:space="preserve"> REF _RefFigureResearchQuestions \h </w:instrText>
-      </w:r>
-      <w:r>
-        <w:fldChar w:fldCharType="separate"/>
-      </w:r>
+        <w:t>研究问题、研究方案和研究目的的对应与递进关系如图 1 所示。学生状态分布问题通过在策略状态采样检验有效监督，不同散度目标通过受控比较解释优化机制，监督信息粒度问题通过分层实验形成任务效果与教师成本的选择依据。三个部分在各层内均由有效性分析递进到机制解释，再递进到性能与成本权衡。</w:t>
+      </w:r>
+      <w:r/>
+      <w:r/>
+      <w:r/>
       <w:r>
         <w:rPr>
           <w:rFonts w:ascii="Times New Roman" w:hAnsi="Times New Roman" w:eastAsia="宋体"/>
           <w:sz w:val="21"/>
         </w:rPr>
-        <w:t>1</w:t>
-      </w:r>
-      <w:r>
-        <w:fldChar w:fldCharType="end"/>
-      </w:r>
-      <w:r>
-        <w:t xml:space="preserve"> 所示。学生状态分布确定教师监督发生的位置，散度目标决定教师分布如何转化为参数更新，监督信息粒度进一步限定可用信息及其计算成本。三者最终在统一的 Function Calling 评测框架中接受任务效果、训练稳定性和资源开销的共同检验。</w:t>
-      </w:r>
+      </w:r>
+      <w:r/>
+      <w:r/>
     </w:p>
     <w:p>
       <w:pPr>
@@ -4651,7 +4640,7 @@
           <w:rFonts w:ascii="Times New Roman" w:hAnsi="Times New Roman" w:eastAsia="宋体"/>
           <w:sz w:val="21"/>
         </w:rPr>
-        <w:t xml:space="preserve">  三个研究问题及其关系</w:t>
+        <w:t xml:space="preserve">  研究问题、研究方案与研究目的的递进关系</w:t>
       </w:r>
     </w:p>
     <w:p>

--- a/Papers/output/开题报告-基于在线策略蒸馏的大语言模型后训练方法研究.docx
+++ b/Papers/output/开题报告-基于在线策略蒸馏的大语言模型后训练方法研究.docx
@@ -14,7 +14,6 @@
           <w:sz w:val="36"/>
         </w:rPr>
       </w:pPr>
-      <w:bookmarkStart w:id="88" w:name="_GoBack"/>
     </w:p>
     <w:p>
       <w:pPr>
@@ -59,7 +58,7 @@
               <a:graphicData uri="http://schemas.openxmlformats.org/drawingml/2006/picture">
                 <pic:pic xmlns:pic="http://schemas.openxmlformats.org/drawingml/2006/picture">
                   <pic:nvPicPr>
-                    <pic:cNvPr id="1" name="图片 1"/>
+                    <pic:cNvPr id="1" name="图1 研究框架" descr="研究问题、研究方案与研究目的的三层递进关系"/>
                     <pic:cNvPicPr>
                       <a:picLocks noChangeAspect="1" noChangeArrowheads="1"/>
                     </pic:cNvPicPr>
@@ -3014,8 +3013,8 @@
         </w:tblCellMar>
       </w:tblPr>
       <w:tblGrid>
-        <w:gridCol w:w="650"/>
-        <w:gridCol w:w="7006"/>
+        <w:gridCol w:w="3828"/>
+        <w:gridCol w:w="3828"/>
         <w:gridCol w:w="650"/>
       </w:tblGrid>
       <w:tr>
@@ -3025,25 +3024,7 @@
         </w:trPr>
         <w:tc>
           <w:tcPr>
-            <w:tcW w:w="650" w:type="dxa"/>
-            <w:tcMar>
-              <w:top w:w="0" w:type="dxa"/>
-              <w:left w:w="0" w:type="dxa"/>
-              <w:bottom w:w="0" w:type="dxa"/>
-              <w:right w:w="0" w:type="dxa"/>
-            </w:tcMar>
-            <w:vAlign w:val="center"/>
-          </w:tcPr>
-          <w:p>
-            <w:pPr>
-              <w:spacing w:before="0" w:after="0"/>
-              <w:jc w:val="left"/>
-            </w:pPr>
-          </w:p>
-        </w:tc>
-        <w:tc>
-          <w:tcPr>
-            <w:tcW w:w="7006" w:type="dxa"/>
+            <w:tcW w:w="3828" w:type="dxa"/>
             <w:tcMar>
               <w:top w:w="0" w:type="dxa"/>
               <w:left w:w="0" w:type="dxa"/>
@@ -3248,72 +3229,7 @@
         </w:tc>
         <w:tc>
           <w:tcPr>
-            <w:tcW w:w="650" w:type="dxa"/>
-            <w:tcMar>
-              <w:top w:w="0" w:type="dxa"/>
-              <w:left w:w="0" w:type="dxa"/>
-              <w:bottom w:w="0" w:type="dxa"/>
-              <w:right w:w="0" w:type="dxa"/>
-            </w:tcMar>
-            <w:vAlign w:val="center"/>
-          </w:tcPr>
-          <w:p>
-            <w:pPr>
-              <w:spacing w:before="0" w:after="0"/>
-              <w:jc w:val="right"/>
-            </w:pPr>
-            <w:bookmarkStart w:id="9" w:name="_RefEq2_1"/>
-            <w:r>
-              <w:t>(2-</w:t>
-            </w:r>
-            <w:r>
-              <w:fldChar w:fldCharType="begin"/>
-            </w:r>
-            <w:r>
-              <w:instrText xml:space="preserve"> SEQ Eq2 \* ARABIC </w:instrText>
-            </w:r>
-            <w:r>
-              <w:fldChar w:fldCharType="separate"/>
-            </w:r>
-            <w:r>
-              <w:t>1</w:t>
-            </w:r>
-            <w:r>
-              <w:fldChar w:fldCharType="end"/>
-            </w:r>
-            <w:r>
-              <w:t>)</w:t>
-            </w:r>
-            <w:bookmarkEnd w:id="9"/>
-          </w:p>
-        </w:tc>
-      </w:tr>
-      <w:tr>
-        <w:trPr>
-          <w:cantSplit/>
-          <w:jc w:val="center"/>
-        </w:trPr>
-        <w:tc>
-          <w:tcPr>
-            <w:tcW w:w="650" w:type="dxa"/>
-            <w:tcMar>
-              <w:top w:w="0" w:type="dxa"/>
-              <w:left w:w="0" w:type="dxa"/>
-              <w:bottom w:w="0" w:type="dxa"/>
-              <w:right w:w="0" w:type="dxa"/>
-            </w:tcMar>
-            <w:vAlign w:val="center"/>
-          </w:tcPr>
-          <w:p>
-            <w:pPr>
-              <w:spacing w:before="0" w:after="0"/>
-              <w:jc w:val="left"/>
-            </w:pPr>
-          </w:p>
-        </w:tc>
-        <w:tc>
-          <w:tcPr>
-            <w:tcW w:w="7006" w:type="dxa"/>
+            <w:tcW w:w="3828" w:type="dxa"/>
             <w:tcMar>
               <w:top w:w="0" w:type="dxa"/>
               <w:left w:w="0" w:type="dxa"/>
@@ -3532,7 +3448,7 @@
               <w:spacing w:before="0" w:after="0"/>
               <w:jc w:val="right"/>
             </w:pPr>
-            <w:bookmarkStart w:id="10" w:name="_RefEq2_2"/>
+            <w:bookmarkStart w:id="89" w:name="_RefEq2_1"/>
             <w:r>
               <w:t>(2-</w:t>
             </w:r>
@@ -3546,7 +3462,7 @@
               <w:fldChar w:fldCharType="separate"/>
             </w:r>
             <w:r>
-              <w:t>2</w:t>
+              <w:t>1</w:t>
             </w:r>
             <w:r>
               <w:fldChar w:fldCharType="end"/>
@@ -3554,7 +3470,7 @@
             <w:r>
               <w:t>)</w:t>
             </w:r>
-            <w:bookmarkEnd w:id="10"/>
+            <w:bookmarkEnd w:id="89"/>
           </w:p>
         </w:tc>
       </w:tr>
@@ -3756,93 +3672,12 @@
                     </m:r>
                   </m:den>
                 </m:f>
-              </m:oMath>
-            </m:oMathPara>
-          </w:p>
-        </w:tc>
-        <w:tc>
-          <w:tcPr>
-            <w:tcW w:w="650" w:type="dxa"/>
-            <w:tcMar>
-              <w:top w:w="0" w:type="dxa"/>
-              <w:left w:w="0" w:type="dxa"/>
-              <w:bottom w:w="0" w:type="dxa"/>
-              <w:right w:w="0" w:type="dxa"/>
-            </w:tcMar>
-            <w:vAlign w:val="center"/>
-          </w:tcPr>
-          <w:p>
-            <w:pPr>
-              <w:spacing w:before="0" w:after="0"/>
-              <w:jc w:val="right"/>
-            </w:pPr>
-            <w:bookmarkStart w:id="11" w:name="_RefEq2_3"/>
-            <w:r>
-              <w:t>(2-</w:t>
-            </w:r>
-            <w:r>
-              <w:fldChar w:fldCharType="begin"/>
-            </w:r>
-            <w:r>
-              <w:instrText xml:space="preserve"> SEQ Eq2 \* ARABIC </w:instrText>
-            </w:r>
-            <w:r>
-              <w:fldChar w:fldCharType="separate"/>
-            </w:r>
-            <w:r>
-              <w:t>3</w:t>
-            </w:r>
-            <w:r>
-              <w:fldChar w:fldCharType="end"/>
-            </w:r>
-            <w:r>
-              <w:t>)</w:t>
-            </w:r>
-            <w:bookmarkEnd w:id="11"/>
-          </w:p>
-        </w:tc>
-      </w:tr>
-      <w:tr>
-        <w:trPr>
-          <w:cantSplit/>
-          <w:jc w:val="center"/>
-        </w:trPr>
-        <w:tc>
-          <w:tcPr>
-            <w:tcW w:w="650" w:type="dxa"/>
-            <w:tcMar>
-              <w:top w:w="0" w:type="dxa"/>
-              <w:left w:w="0" w:type="dxa"/>
-              <w:bottom w:w="0" w:type="dxa"/>
-              <w:right w:w="0" w:type="dxa"/>
-            </w:tcMar>
-            <w:vAlign w:val="center"/>
-          </w:tcPr>
-          <w:p>
-            <w:pPr>
-              <w:spacing w:before="0" w:after="0"/>
-              <w:jc w:val="left"/>
-            </w:pPr>
-          </w:p>
-        </w:tc>
-        <w:tc>
-          <w:tcPr>
-            <w:tcW w:w="7006" w:type="dxa"/>
-            <w:tcMar>
-              <w:top w:w="0" w:type="dxa"/>
-              <w:left w:w="0" w:type="dxa"/>
-              <w:bottom w:w="0" w:type="dxa"/>
-              <w:right w:w="0" w:type="dxa"/>
-            </w:tcMar>
-            <w:vAlign w:val="center"/>
-          </w:tcPr>
-          <w:p>
-            <w:pPr>
-              <w:spacing w:before="0" w:after="0"/>
-              <w:jc w:val="center"/>
-            </w:pPr>
-            <m:oMathPara>
-              <m:oMath>
+                <m:r>
+                  <m:rPr>
+                    <m:sty m:val="p"/>
+                  </m:rPr>
+                  <m:t xml:space="preserve">； </m:t>
+                </m:r>
                 <m:sSub>
                   <m:sSubPr/>
                   <m:e>
@@ -4045,7 +3880,7 @@
               <w:spacing w:before="0" w:after="0"/>
               <w:jc w:val="right"/>
             </w:pPr>
-            <w:bookmarkStart w:id="12" w:name="_RefEq2_4"/>
+            <w:bookmarkStart w:id="90" w:name="_RefEq2_2"/>
             <w:r>
               <w:t>(2-</w:t>
             </w:r>
@@ -4059,7 +3894,7 @@
               <w:fldChar w:fldCharType="separate"/>
             </w:r>
             <w:r>
-              <w:t>4</w:t>
+              <w:t>2</w:t>
             </w:r>
             <w:r>
               <w:fldChar w:fldCharType="end"/>
@@ -4067,7 +3902,7 @@
             <w:r>
               <w:t>)</w:t>
             </w:r>
-            <w:bookmarkEnd w:id="12"/>
+            <w:bookmarkEnd w:id="90"/>
           </w:p>
         </w:tc>
       </w:tr>
@@ -4528,17 +4363,6 @@
       <w:r>
         <w:t>研究问题、研究方案和研究目的的对应与递进关系如图 1 所示。学生状态分布问题通过在策略状态采样检验有效监督，不同散度目标通过受控比较解释优化机制，监督信息粒度问题通过分层实验形成任务效果与教师成本的选择依据。三个部分在各层内均由有效性分析递进到机制解释，再递进到性能与成本权衡。</w:t>
       </w:r>
-      <w:r/>
-      <w:r/>
-      <w:r/>
-      <w:r>
-        <w:rPr>
-          <w:rFonts w:ascii="Times New Roman" w:hAnsi="Times New Roman" w:eastAsia="宋体"/>
-          <w:sz w:val="21"/>
-        </w:rPr>
-      </w:r>
-      <w:r/>
-      <w:r/>
     </w:p>
     <w:p>
       <w:pPr>
@@ -4686,7 +4510,16 @@
           <w:rFonts w:ascii="Times New Roman" w:hAnsi="Times New Roman" w:eastAsia="宋体"/>
           <w:sz w:val="24"/>
         </w:rPr>
-        <w:t xml:space="preserve">研究总体技术路线如图 </w:t>
+        <w:t>研究总体技术路线</w:t>
+      </w:r>
+      <w:bookmarkStart w:id="88" w:name="_GoBack"/>
+      <w:bookmarkEnd w:id="88"/>
+      <w:r>
+        <w:rPr>
+          <w:rFonts w:ascii="Times New Roman" w:hAnsi="Times New Roman" w:eastAsia="宋体"/>
+          <w:sz w:val="24"/>
+        </w:rPr>
+        <w:t xml:space="preserve">如图 </w:t>
       </w:r>
       <w:r>
         <w:rPr>
@@ -4909,7 +4742,7 @@
               <w:spacing w:before="0" w:after="0"/>
               <w:jc w:val="right"/>
             </w:pPr>
-            <w:bookmarkStart w:id="25" w:name="_RefEq4_1"/>
+            <w:bookmarkStart w:id="91" w:name="_RefEq4_1"/>
             <w:r>
               <w:t>(4-</w:t>
             </w:r>
@@ -4931,7 +4764,7 @@
             <w:r>
               <w:t>)</w:t>
             </w:r>
-            <w:bookmarkEnd w:id="25"/>
+            <w:bookmarkEnd w:id="91"/>
           </w:p>
         </w:tc>
       </w:tr>
@@ -5088,6 +4921,121 @@
                   </m:rPr>
                   <m:t>)</m:t>
                 </m:r>
+                <m:r>
+                  <m:rPr>
+                    <m:sty m:val="p"/>
+                  </m:rPr>
+                  <m:t xml:space="preserve">； </m:t>
+                </m:r>
+                <m:sSub>
+                  <m:sSubPr/>
+                  <m:e>
+                    <m:r>
+                      <m:rPr/>
+                      <m:t>p</m:t>
+                    </m:r>
+                  </m:e>
+                  <m:sub>
+                    <m:r>
+                      <m:rPr/>
+                      <m:t>S</m:t>
+                    </m:r>
+                    <m:r>
+                      <m:rPr>
+                        <m:sty m:val="p"/>
+                      </m:rPr>
+                      <m:t>,</m:t>
+                    </m:r>
+                    <m:r>
+                      <m:rPr/>
+                      <m:t>t</m:t>
+                    </m:r>
+                  </m:sub>
+                </m:sSub>
+                <m:r>
+                  <m:rPr>
+                    <m:sty m:val="p"/>
+                  </m:rPr>
+                  <m:t>(</m:t>
+                </m:r>
+                <m:r>
+                  <m:rPr/>
+                  <m:t>v</m:t>
+                </m:r>
+                <m:r>
+                  <m:rPr>
+                    <m:sty m:val="p"/>
+                  </m:rPr>
+                  <m:t>)=</m:t>
+                </m:r>
+                <m:sSub>
+                  <m:sSubPr/>
+                  <m:e>
+                    <m:r>
+                      <m:rPr/>
+                      <m:t>π</m:t>
+                    </m:r>
+                  </m:e>
+                  <m:sub>
+                    <m:r>
+                      <m:rPr/>
+                      <m:t>θ</m:t>
+                    </m:r>
+                  </m:sub>
+                </m:sSub>
+                <m:r>
+                  <m:rPr>
+                    <m:sty m:val="p"/>
+                  </m:rPr>
+                  <m:t>(</m:t>
+                </m:r>
+                <m:r>
+                  <m:rPr/>
+                  <m:t>v</m:t>
+                </m:r>
+                <m:r>
+                  <m:rPr>
+                    <m:sty m:val="p"/>
+                  </m:rPr>
+                  <m:t>∣</m:t>
+                </m:r>
+                <m:r>
+                  <m:rPr/>
+                  <m:t>x</m:t>
+                </m:r>
+                <m:r>
+                  <m:rPr>
+                    <m:sty m:val="p"/>
+                  </m:rPr>
+                  <m:t>,</m:t>
+                </m:r>
+                <m:sSub>
+                  <m:sSubPr/>
+                  <m:e>
+                    <m:r>
+                      <m:rPr/>
+                      <m:t>y</m:t>
+                    </m:r>
+                  </m:e>
+                  <m:sub>
+                    <m:r>
+                      <m:rPr>
+                        <m:sty m:val="p"/>
+                      </m:rPr>
+                      <m:t>&lt;</m:t>
+                    </m:r>
+                    <m:r>
+                      <m:rPr/>
+                      <m:t>t</m:t>
+                    </m:r>
+                  </m:sub>
+                </m:sSub>
+                <m:r>
+                  <m:rPr>
+                    <m:sty m:val="p"/>
+                  </m:rPr>
+                  <m:t>)</m:t>
+                </m:r>
               </m:oMath>
             </m:oMathPara>
           </w:p>
@@ -5108,7 +5056,7 @@
               <w:spacing w:before="0" w:after="0"/>
               <w:jc w:val="right"/>
             </w:pPr>
-            <w:bookmarkStart w:id="26" w:name="_RefEq4_2"/>
+            <w:bookmarkStart w:id="92" w:name="_RefEq4_2"/>
             <w:r>
               <w:t>(4-</w:t>
             </w:r>
@@ -5130,206 +5078,7 @@
             <w:r>
               <w:t>)</w:t>
             </w:r>
-            <w:bookmarkEnd w:id="26"/>
-          </w:p>
-        </w:tc>
-      </w:tr>
-      <w:tr>
-        <w:trPr>
-          <w:cantSplit/>
-          <w:jc w:val="center"/>
-        </w:trPr>
-        <w:tc>
-          <w:tcPr>
-            <w:tcW w:w="650" w:type="dxa"/>
-            <w:tcMar>
-              <w:top w:w="0" w:type="dxa"/>
-              <w:left w:w="0" w:type="dxa"/>
-              <w:bottom w:w="0" w:type="dxa"/>
-              <w:right w:w="0" w:type="dxa"/>
-            </w:tcMar>
-            <w:vAlign w:val="center"/>
-          </w:tcPr>
-          <w:p>
-            <w:pPr>
-              <w:spacing w:before="0" w:after="0"/>
-              <w:jc w:val="left"/>
-            </w:pPr>
-          </w:p>
-        </w:tc>
-        <w:tc>
-          <w:tcPr>
-            <w:tcW w:w="7006" w:type="dxa"/>
-            <w:tcMar>
-              <w:top w:w="0" w:type="dxa"/>
-              <w:left w:w="0" w:type="dxa"/>
-              <w:bottom w:w="0" w:type="dxa"/>
-              <w:right w:w="0" w:type="dxa"/>
-            </w:tcMar>
-            <w:vAlign w:val="center"/>
-          </w:tcPr>
-          <w:p>
-            <w:pPr>
-              <w:spacing w:before="0" w:after="0"/>
-              <w:jc w:val="center"/>
-            </w:pPr>
-            <m:oMathPara>
-              <m:oMathParaPr>
-                <m:jc m:val="center"/>
-              </m:oMathParaPr>
-              <m:oMath>
-                <m:sSub>
-                  <m:sSubPr/>
-                  <m:e>
-                    <m:r>
-                      <m:rPr/>
-                      <m:t>p</m:t>
-                    </m:r>
-                  </m:e>
-                  <m:sub>
-                    <m:r>
-                      <m:rPr/>
-                      <m:t>S</m:t>
-                    </m:r>
-                    <m:r>
-                      <m:rPr>
-                        <m:sty m:val="p"/>
-                      </m:rPr>
-                      <m:t>,</m:t>
-                    </m:r>
-                    <m:r>
-                      <m:rPr/>
-                      <m:t>t</m:t>
-                    </m:r>
-                  </m:sub>
-                </m:sSub>
-                <m:r>
-                  <m:rPr>
-                    <m:sty m:val="p"/>
-                  </m:rPr>
-                  <m:t>(</m:t>
-                </m:r>
-                <m:r>
-                  <m:rPr/>
-                  <m:t>v</m:t>
-                </m:r>
-                <m:r>
-                  <m:rPr>
-                    <m:sty m:val="p"/>
-                  </m:rPr>
-                  <m:t>)=</m:t>
-                </m:r>
-                <m:sSub>
-                  <m:sSubPr/>
-                  <m:e>
-                    <m:r>
-                      <m:rPr/>
-                      <m:t>π</m:t>
-                    </m:r>
-                  </m:e>
-                  <m:sub>
-                    <m:r>
-                      <m:rPr/>
-                      <m:t>θ</m:t>
-                    </m:r>
-                  </m:sub>
-                </m:sSub>
-                <m:r>
-                  <m:rPr>
-                    <m:sty m:val="p"/>
-                  </m:rPr>
-                  <m:t>(</m:t>
-                </m:r>
-                <m:r>
-                  <m:rPr/>
-                  <m:t>v</m:t>
-                </m:r>
-                <m:r>
-                  <m:rPr>
-                    <m:sty m:val="p"/>
-                  </m:rPr>
-                  <m:t>∣</m:t>
-                </m:r>
-                <m:r>
-                  <m:rPr/>
-                  <m:t>x</m:t>
-                </m:r>
-                <m:r>
-                  <m:rPr>
-                    <m:sty m:val="p"/>
-                  </m:rPr>
-                  <m:t>,</m:t>
-                </m:r>
-                <m:sSub>
-                  <m:sSubPr/>
-                  <m:e>
-                    <m:r>
-                      <m:rPr/>
-                      <m:t>y</m:t>
-                    </m:r>
-                  </m:e>
-                  <m:sub>
-                    <m:r>
-                      <m:rPr>
-                        <m:sty m:val="p"/>
-                      </m:rPr>
-                      <m:t>&lt;</m:t>
-                    </m:r>
-                    <m:r>
-                      <m:rPr/>
-                      <m:t>t</m:t>
-                    </m:r>
-                  </m:sub>
-                </m:sSub>
-                <m:r>
-                  <m:rPr>
-                    <m:sty m:val="p"/>
-                  </m:rPr>
-                  <m:t>)</m:t>
-                </m:r>
-              </m:oMath>
-            </m:oMathPara>
-          </w:p>
-        </w:tc>
-        <w:tc>
-          <w:tcPr>
-            <w:tcW w:w="650" w:type="dxa"/>
-            <w:tcMar>
-              <w:top w:w="0" w:type="dxa"/>
-              <w:left w:w="0" w:type="dxa"/>
-              <w:bottom w:w="0" w:type="dxa"/>
-              <w:right w:w="0" w:type="dxa"/>
-            </w:tcMar>
-            <w:vAlign w:val="center"/>
-          </w:tcPr>
-          <w:p>
-            <w:pPr>
-              <w:spacing w:before="0" w:after="0"/>
-              <w:jc w:val="right"/>
-            </w:pPr>
-            <w:bookmarkStart w:id="27" w:name="_RefEq4_3"/>
-            <w:r>
-              <w:t>(4-</w:t>
-            </w:r>
-            <w:r>
-              <w:fldChar w:fldCharType="begin"/>
-            </w:r>
-            <w:r>
-              <w:instrText xml:space="preserve"> SEQ Eq4 \* ARABIC </w:instrText>
-            </w:r>
-            <w:r>
-              <w:fldChar w:fldCharType="separate"/>
-            </w:r>
-            <w:r>
-              <w:t>3</w:t>
-            </w:r>
-            <w:r>
-              <w:fldChar w:fldCharType="end"/>
-            </w:r>
-            <w:r>
-              <w:t>)</w:t>
-            </w:r>
-            <w:bookmarkEnd w:id="27"/>
+            <w:bookmarkEnd w:id="92"/>
           </w:p>
         </w:tc>
       </w:tr>
@@ -5820,7 +5569,7 @@
               <w:spacing w:before="0" w:after="0"/>
               <w:jc w:val="right"/>
             </w:pPr>
-            <w:bookmarkStart w:id="28" w:name="_RefEq4_4"/>
+            <w:bookmarkStart w:id="93" w:name="_RefEq4_3"/>
             <w:r>
               <w:t>(4-</w:t>
             </w:r>
@@ -5834,7 +5583,7 @@
               <w:fldChar w:fldCharType="separate"/>
             </w:r>
             <w:r>
-              <w:t>4</w:t>
+              <w:t>3</w:t>
             </w:r>
             <w:r>
               <w:fldChar w:fldCharType="end"/>
@@ -5842,7 +5591,7 @@
             <w:r>
               <w:t>)</w:t>
             </w:r>
-            <w:bookmarkEnd w:id="28"/>
+            <w:bookmarkEnd w:id="93"/>
           </w:p>
         </w:tc>
       </w:tr>
@@ -6070,7 +5819,7 @@
               <w:spacing w:before="0" w:after="0"/>
               <w:jc w:val="right"/>
             </w:pPr>
-            <w:bookmarkStart w:id="29" w:name="_RefEq4_5"/>
+            <w:bookmarkStart w:id="94" w:name="_RefEq4_4"/>
             <w:r>
               <w:t>(4-</w:t>
             </w:r>
@@ -6084,7 +5833,7 @@
               <w:fldChar w:fldCharType="separate"/>
             </w:r>
             <w:r>
-              <w:t>5</w:t>
+              <w:t>4</w:t>
             </w:r>
             <w:r>
               <w:fldChar w:fldCharType="end"/>
@@ -6092,7 +5841,7 @@
             <w:r>
               <w:t>)</w:t>
             </w:r>
-            <w:bookmarkEnd w:id="29"/>
+            <w:bookmarkEnd w:id="94"/>
           </w:p>
         </w:tc>
       </w:tr>
@@ -6371,7 +6120,7 @@
               <w:spacing w:before="0" w:after="0"/>
               <w:jc w:val="right"/>
             </w:pPr>
-            <w:bookmarkStart w:id="32" w:name="_RefEq4_6"/>
+            <w:bookmarkStart w:id="95" w:name="_RefEq4_5"/>
             <w:r>
               <w:t>(4-</w:t>
             </w:r>
@@ -6385,7 +6134,7 @@
               <w:fldChar w:fldCharType="separate"/>
             </w:r>
             <w:r>
-              <w:t>6</w:t>
+              <w:t>5</w:t>
             </w:r>
             <w:r>
               <w:fldChar w:fldCharType="end"/>
@@ -6393,7 +6142,7 @@
             <w:r>
               <w:t>)</w:t>
             </w:r>
-            <w:bookmarkEnd w:id="32"/>
+            <w:bookmarkEnd w:id="95"/>
           </w:p>
         </w:tc>
       </w:tr>
@@ -6543,7 +6292,7 @@
               <w:spacing w:before="0" w:after="0"/>
               <w:jc w:val="right"/>
             </w:pPr>
-            <w:bookmarkStart w:id="33" w:name="_RefEq4_7"/>
+            <w:bookmarkStart w:id="96" w:name="_RefEq4_6"/>
             <w:r>
               <w:t>(4-</w:t>
             </w:r>
@@ -6557,7 +6306,7 @@
               <w:fldChar w:fldCharType="separate"/>
             </w:r>
             <w:r>
-              <w:t>7</w:t>
+              <w:t>6</w:t>
             </w:r>
             <w:r>
               <w:fldChar w:fldCharType="end"/>
@@ -6565,7 +6314,7 @@
             <w:r>
               <w:t>)</w:t>
             </w:r>
-            <w:bookmarkEnd w:id="33"/>
+            <w:bookmarkEnd w:id="96"/>
           </w:p>
         </w:tc>
       </w:tr>
@@ -6692,6 +6441,110 @@
                   </m:rPr>
                   <m:t>=⌀</m:t>
                 </m:r>
+                <m:r>
+                  <m:rPr>
+                    <m:sty m:val="p"/>
+                  </m:rPr>
+                  <m:t xml:space="preserve">； </m:t>
+                </m:r>
+                <m:sSub>
+                  <m:sSubPr/>
+                  <m:e>
+                    <m:r>
+                      <m:rPr/>
+                      <m:t>D</m:t>
+                    </m:r>
+                  </m:e>
+                  <m:sub>
+                    <m:r>
+                      <m:rPr>
+                        <m:sty m:val="p"/>
+                      </m:rPr>
+                      <m:t>tr</m:t>
+                    </m:r>
+                  </m:sub>
+                </m:sSub>
+                <m:r>
+                  <m:rPr>
+                    <m:sty m:val="p"/>
+                  </m:rPr>
+                  <m:t>∩</m:t>
+                </m:r>
+                <m:sSub>
+                  <m:sSubPr/>
+                  <m:e>
+                    <m:r>
+                      <m:rPr/>
+                      <m:t>D</m:t>
+                    </m:r>
+                  </m:e>
+                  <m:sub>
+                    <m:r>
+                      <m:rPr>
+                        <m:sty m:val="p"/>
+                      </m:rPr>
+                      <m:t>te</m:t>
+                    </m:r>
+                  </m:sub>
+                </m:sSub>
+                <m:r>
+                  <m:rPr>
+                    <m:sty m:val="p"/>
+                  </m:rPr>
+                  <m:t>=⌀</m:t>
+                </m:r>
+                <m:r>
+                  <m:rPr>
+                    <m:sty m:val="p"/>
+                  </m:rPr>
+                  <m:t xml:space="preserve">； </m:t>
+                </m:r>
+                <m:sSub>
+                  <m:sSubPr/>
+                  <m:e>
+                    <m:r>
+                      <m:rPr/>
+                      <m:t>D</m:t>
+                    </m:r>
+                  </m:e>
+                  <m:sub>
+                    <m:r>
+                      <m:rPr>
+                        <m:sty m:val="p"/>
+                      </m:rPr>
+                      <m:t>val</m:t>
+                    </m:r>
+                  </m:sub>
+                </m:sSub>
+                <m:r>
+                  <m:rPr>
+                    <m:sty m:val="p"/>
+                  </m:rPr>
+                  <m:t>∩</m:t>
+                </m:r>
+                <m:sSub>
+                  <m:sSubPr/>
+                  <m:e>
+                    <m:r>
+                      <m:rPr/>
+                      <m:t>D</m:t>
+                    </m:r>
+                  </m:e>
+                  <m:sub>
+                    <m:r>
+                      <m:rPr>
+                        <m:sty m:val="p"/>
+                      </m:rPr>
+                      <m:t>te</m:t>
+                    </m:r>
+                  </m:sub>
+                </m:sSub>
+                <m:r>
+                  <m:rPr>
+                    <m:sty m:val="p"/>
+                  </m:rPr>
+                  <m:t>=⌀</m:t>
+                </m:r>
               </m:oMath>
             </m:oMathPara>
           </w:p>
@@ -6712,7 +6565,7 @@
               <w:spacing w:before="0" w:after="0"/>
               <w:jc w:val="right"/>
             </w:pPr>
-            <w:bookmarkStart w:id="34" w:name="_RefEq4_8"/>
+            <w:bookmarkStart w:id="97" w:name="_RefEq4_7"/>
             <w:r>
               <w:t>(4-</w:t>
             </w:r>
@@ -6726,7 +6579,7 @@
               <w:fldChar w:fldCharType="separate"/>
             </w:r>
             <w:r>
-              <w:t>8</w:t>
+              <w:t>7</w:t>
             </w:r>
             <w:r>
               <w:fldChar w:fldCharType="end"/>
@@ -6734,273 +6587,7 @@
             <w:r>
               <w:t>)</w:t>
             </w:r>
-            <w:bookmarkEnd w:id="34"/>
-          </w:p>
-        </w:tc>
-      </w:tr>
-      <w:tr>
-        <w:trPr>
-          <w:cantSplit/>
-          <w:jc w:val="center"/>
-        </w:trPr>
-        <w:tc>
-          <w:tcPr>
-            <w:tcW w:w="650" w:type="dxa"/>
-            <w:tcMar>
-              <w:top w:w="0" w:type="dxa"/>
-              <w:left w:w="0" w:type="dxa"/>
-              <w:bottom w:w="0" w:type="dxa"/>
-              <w:right w:w="0" w:type="dxa"/>
-            </w:tcMar>
-            <w:vAlign w:val="center"/>
-          </w:tcPr>
-          <w:p>
-            <w:pPr>
-              <w:spacing w:before="0" w:after="0"/>
-              <w:jc w:val="left"/>
-            </w:pPr>
-          </w:p>
-        </w:tc>
-        <w:tc>
-          <w:tcPr>
-            <w:tcW w:w="7006" w:type="dxa"/>
-            <w:tcMar>
-              <w:top w:w="0" w:type="dxa"/>
-              <w:left w:w="0" w:type="dxa"/>
-              <w:bottom w:w="0" w:type="dxa"/>
-              <w:right w:w="0" w:type="dxa"/>
-            </w:tcMar>
-            <w:vAlign w:val="center"/>
-          </w:tcPr>
-          <w:p>
-            <w:pPr>
-              <w:spacing w:before="0" w:after="0"/>
-              <w:jc w:val="center"/>
-            </w:pPr>
-            <m:oMathPara>
-              <m:oMath>
-                <m:sSub>
-                  <m:sSubPr/>
-                  <m:e>
-                    <m:r>
-                      <m:rPr/>
-                      <m:t>D</m:t>
-                    </m:r>
-                  </m:e>
-                  <m:sub>
-                    <m:r>
-                      <m:rPr>
-                        <m:sty m:val="p"/>
-                      </m:rPr>
-                      <m:t>tr</m:t>
-                    </m:r>
-                  </m:sub>
-                </m:sSub>
-                <m:r>
-                  <m:rPr>
-                    <m:sty m:val="p"/>
-                  </m:rPr>
-                  <m:t>∩</m:t>
-                </m:r>
-                <m:sSub>
-                  <m:sSubPr/>
-                  <m:e>
-                    <m:r>
-                      <m:rPr/>
-                      <m:t>D</m:t>
-                    </m:r>
-                  </m:e>
-                  <m:sub>
-                    <m:r>
-                      <m:rPr>
-                        <m:sty m:val="p"/>
-                      </m:rPr>
-                      <m:t>te</m:t>
-                    </m:r>
-                  </m:sub>
-                </m:sSub>
-                <m:r>
-                  <m:rPr>
-                    <m:sty m:val="p"/>
-                  </m:rPr>
-                  <m:t>=⌀</m:t>
-                </m:r>
-              </m:oMath>
-            </m:oMathPara>
-          </w:p>
-        </w:tc>
-        <w:tc>
-          <w:tcPr>
-            <w:tcW w:w="650" w:type="dxa"/>
-            <w:tcMar>
-              <w:top w:w="0" w:type="dxa"/>
-              <w:left w:w="0" w:type="dxa"/>
-              <w:bottom w:w="0" w:type="dxa"/>
-              <w:right w:w="0" w:type="dxa"/>
-            </w:tcMar>
-            <w:vAlign w:val="center"/>
-          </w:tcPr>
-          <w:p>
-            <w:pPr>
-              <w:spacing w:before="0" w:after="0"/>
-              <w:jc w:val="right"/>
-            </w:pPr>
-            <w:bookmarkStart w:id="35" w:name="_RefEq4_9"/>
-            <w:r>
-              <w:t>(4-</w:t>
-            </w:r>
-            <w:r>
-              <w:fldChar w:fldCharType="begin"/>
-            </w:r>
-            <w:r>
-              <w:instrText xml:space="preserve"> SEQ Eq4 \* ARABIC </w:instrText>
-            </w:r>
-            <w:r>
-              <w:fldChar w:fldCharType="separate"/>
-            </w:r>
-            <w:r>
-              <w:t>9</w:t>
-            </w:r>
-            <w:r>
-              <w:fldChar w:fldCharType="end"/>
-            </w:r>
-            <w:r>
-              <w:t>)</w:t>
-            </w:r>
-            <w:bookmarkEnd w:id="35"/>
-          </w:p>
-        </w:tc>
-      </w:tr>
-      <w:tr>
-        <w:trPr>
-          <w:cantSplit/>
-          <w:jc w:val="center"/>
-        </w:trPr>
-        <w:tc>
-          <w:tcPr>
-            <w:tcW w:w="650" w:type="dxa"/>
-            <w:tcMar>
-              <w:top w:w="0" w:type="dxa"/>
-              <w:left w:w="0" w:type="dxa"/>
-              <w:bottom w:w="0" w:type="dxa"/>
-              <w:right w:w="0" w:type="dxa"/>
-            </w:tcMar>
-            <w:vAlign w:val="center"/>
-          </w:tcPr>
-          <w:p>
-            <w:pPr>
-              <w:spacing w:before="0" w:after="0"/>
-              <w:jc w:val="left"/>
-            </w:pPr>
-          </w:p>
-        </w:tc>
-        <w:tc>
-          <w:tcPr>
-            <w:tcW w:w="7006" w:type="dxa"/>
-            <w:tcMar>
-              <w:top w:w="0" w:type="dxa"/>
-              <w:left w:w="0" w:type="dxa"/>
-              <w:bottom w:w="0" w:type="dxa"/>
-              <w:right w:w="0" w:type="dxa"/>
-            </w:tcMar>
-            <w:vAlign w:val="center"/>
-          </w:tcPr>
-          <w:p>
-            <w:pPr>
-              <w:spacing w:before="0" w:after="0"/>
-              <w:jc w:val="center"/>
-            </w:pPr>
-            <m:oMathPara>
-              <m:oMath>
-                <m:sSub>
-                  <m:sSubPr/>
-                  <m:e>
-                    <m:r>
-                      <m:rPr/>
-                      <m:t>D</m:t>
-                    </m:r>
-                  </m:e>
-                  <m:sub>
-                    <m:r>
-                      <m:rPr>
-                        <m:sty m:val="p"/>
-                      </m:rPr>
-                      <m:t>val</m:t>
-                    </m:r>
-                  </m:sub>
-                </m:sSub>
-                <m:r>
-                  <m:rPr>
-                    <m:sty m:val="p"/>
-                  </m:rPr>
-                  <m:t>∩</m:t>
-                </m:r>
-                <m:sSub>
-                  <m:sSubPr/>
-                  <m:e>
-                    <m:r>
-                      <m:rPr/>
-                      <m:t>D</m:t>
-                    </m:r>
-                  </m:e>
-                  <m:sub>
-                    <m:r>
-                      <m:rPr>
-                        <m:sty m:val="p"/>
-                      </m:rPr>
-                      <m:t>te</m:t>
-                    </m:r>
-                  </m:sub>
-                </m:sSub>
-                <m:r>
-                  <m:rPr>
-                    <m:sty m:val="p"/>
-                  </m:rPr>
-                  <m:t>=⌀</m:t>
-                </m:r>
-              </m:oMath>
-            </m:oMathPara>
-          </w:p>
-        </w:tc>
-        <w:tc>
-          <w:tcPr>
-            <w:tcW w:w="650" w:type="dxa"/>
-            <w:tcMar>
-              <w:top w:w="0" w:type="dxa"/>
-              <w:left w:w="0" w:type="dxa"/>
-              <w:bottom w:w="0" w:type="dxa"/>
-              <w:right w:w="0" w:type="dxa"/>
-            </w:tcMar>
-            <w:vAlign w:val="center"/>
-          </w:tcPr>
-          <w:p>
-            <w:pPr>
-              <w:spacing w:before="0" w:after="0"/>
-              <w:jc w:val="right"/>
-            </w:pPr>
-            <w:bookmarkStart w:id="36" w:name="_RefEq4_10"/>
-            <w:r>
-              <w:t>(4-</w:t>
-            </w:r>
-            <w:r>
-              <w:fldChar w:fldCharType="begin"/>
-            </w:r>
-            <w:r>
-              <w:instrText xml:space="preserve"> SEQ Eq4 \* ARABIC </w:instrText>
-            </w:r>
-            <w:r>
-              <w:fldChar w:fldCharType="separate"/>
-            </w:r>
-            <w:r>
-              <w:t>10</w:t>
-            </w:r>
-            <w:r>
-              <w:fldChar w:fldCharType="end"/>
-            </w:r>
-            <w:r>
-              <w:t>)</w:t>
-            </w:r>
-            <w:bookmarkEnd w:id="36"/>
+            <w:bookmarkEnd w:id="97"/>
           </w:p>
         </w:tc>
       </w:tr>
@@ -7426,7 +7013,7 @@
               <w:spacing w:before="0" w:after="0"/>
               <w:jc w:val="right"/>
             </w:pPr>
-            <w:bookmarkStart w:id="38" w:name="_RefEq4_11"/>
+            <w:bookmarkStart w:id="98" w:name="_RefEq4_8"/>
             <w:r>
               <w:t>(4-</w:t>
             </w:r>
@@ -7440,7 +7027,7 @@
               <w:fldChar w:fldCharType="separate"/>
             </w:r>
             <w:r>
-              <w:t>11</w:t>
+              <w:t>8</w:t>
             </w:r>
             <w:r>
               <w:fldChar w:fldCharType="end"/>
@@ -7448,7 +7035,7 @@
             <w:r>
               <w:t>)</w:t>
             </w:r>
-            <w:bookmarkEnd w:id="38"/>
+            <w:bookmarkEnd w:id="98"/>
           </w:p>
         </w:tc>
       </w:tr>
@@ -7683,7 +7270,7 @@
               <w:spacing w:before="0" w:after="0"/>
               <w:jc w:val="right"/>
             </w:pPr>
-            <w:bookmarkStart w:id="39" w:name="_RefEq4_12"/>
+            <w:bookmarkStart w:id="99" w:name="_RefEq4_9"/>
             <w:r>
               <w:t>(4-</w:t>
             </w:r>
@@ -7697,7 +7284,7 @@
               <w:fldChar w:fldCharType="separate"/>
             </w:r>
             <w:r>
-              <w:t>12</w:t>
+              <w:t>9</w:t>
             </w:r>
             <w:r>
               <w:fldChar w:fldCharType="end"/>
@@ -7705,7 +7292,7 @@
             <w:r>
               <w:t>)</w:t>
             </w:r>
-            <w:bookmarkEnd w:id="39"/>
+            <w:bookmarkEnd w:id="99"/>
           </w:p>
         </w:tc>
       </w:tr>
@@ -7870,6 +7457,96 @@
                     </m:sSub>
                   </m:e>
                 </m:d>
+                <m:r>
+                  <m:rPr>
+                    <m:sty m:val="p"/>
+                  </m:rPr>
+                  <m:t xml:space="preserve">； </m:t>
+                </m:r>
+                <m:sSub>
+                  <m:sSubPr/>
+                  <m:e>
+                    <m:r>
+                      <m:rPr/>
+                      <m:t>p</m:t>
+                    </m:r>
+                  </m:e>
+                  <m:sub>
+                    <m:r>
+                      <m:rPr/>
+                      <m:t>S</m:t>
+                    </m:r>
+                    <m:r>
+                      <m:rPr>
+                        <m:sty m:val="p"/>
+                      </m:rPr>
+                      <m:t>,</m:t>
+                    </m:r>
+                    <m:r>
+                      <m:rPr/>
+                      <m:t>t</m:t>
+                    </m:r>
+                  </m:sub>
+                </m:sSub>
+                <m:r>
+                  <m:rPr>
+                    <m:sty m:val="p"/>
+                  </m:rPr>
+                  <m:t>=softmax</m:t>
+                </m:r>
+                <m:d>
+                  <m:dPr>
+                    <m:sepChr m:val=""/>
+                  </m:dPr>
+                  <m:e>
+                    <m:sSub>
+                      <m:sSubPr/>
+                      <m:e>
+                        <m:r>
+                          <m:rPr/>
+                          <m:t>z</m:t>
+                        </m:r>
+                      </m:e>
+                      <m:sub>
+                        <m:r>
+                          <m:rPr/>
+                          <m:t>θ</m:t>
+                        </m:r>
+                        <m:r>
+                          <m:rPr>
+                            <m:sty m:val="p"/>
+                          </m:rPr>
+                          <m:t>,</m:t>
+                        </m:r>
+                        <m:r>
+                          <m:rPr/>
+                          <m:t>t</m:t>
+                        </m:r>
+                      </m:sub>
+                    </m:sSub>
+                    <m:r>
+                      <m:rPr>
+                        <m:sty m:val="p"/>
+                      </m:rPr>
+                      <m:t>/</m:t>
+                    </m:r>
+                    <m:sSub>
+                      <m:sSubPr/>
+                      <m:e>
+                        <m:r>
+                          <m:rPr/>
+                          <m:t>τ</m:t>
+                        </m:r>
+                      </m:e>
+                      <m:sub>
+                        <m:r>
+                          <m:rPr/>
+                          <m:t>S</m:t>
+                        </m:r>
+                      </m:sub>
+                    </m:sSub>
+                  </m:e>
+                </m:d>
               </m:oMath>
             </m:oMathPara>
           </w:p>
@@ -7890,7 +7567,7 @@
               <w:spacing w:before="0" w:after="0"/>
               <w:jc w:val="right"/>
             </w:pPr>
-            <w:bookmarkStart w:id="40" w:name="_RefEq4_13"/>
+            <w:bookmarkStart w:id="100" w:name="_RefEq4_10"/>
             <w:r>
               <w:t>(4-</w:t>
             </w:r>
@@ -7904,7 +7581,7 @@
               <w:fldChar w:fldCharType="separate"/>
             </w:r>
             <w:r>
-              <w:t>13</w:t>
+              <w:t>10</w:t>
             </w:r>
             <w:r>
               <w:fldChar w:fldCharType="end"/>
@@ -7912,178 +7589,7 @@
             <w:r>
               <w:t>)</w:t>
             </w:r>
-            <w:bookmarkEnd w:id="40"/>
-          </w:p>
-        </w:tc>
-      </w:tr>
-      <w:tr>
-        <w:trPr>
-          <w:cantSplit/>
-          <w:jc w:val="center"/>
-        </w:trPr>
-        <w:tc>
-          <w:tcPr>
-            <w:tcW w:w="650" w:type="dxa"/>
-            <w:tcMar>
-              <w:top w:w="0" w:type="dxa"/>
-              <w:left w:w="0" w:type="dxa"/>
-              <w:bottom w:w="0" w:type="dxa"/>
-              <w:right w:w="0" w:type="dxa"/>
-            </w:tcMar>
-            <w:vAlign w:val="center"/>
-          </w:tcPr>
-          <w:p>
-            <w:pPr>
-              <w:spacing w:before="0" w:after="0"/>
-              <w:jc w:val="left"/>
-            </w:pPr>
-          </w:p>
-        </w:tc>
-        <w:tc>
-          <w:tcPr>
-            <w:tcW w:w="7006" w:type="dxa"/>
-            <w:tcMar>
-              <w:top w:w="0" w:type="dxa"/>
-              <w:left w:w="0" w:type="dxa"/>
-              <w:bottom w:w="0" w:type="dxa"/>
-              <w:right w:w="0" w:type="dxa"/>
-            </w:tcMar>
-            <w:vAlign w:val="center"/>
-          </w:tcPr>
-          <w:p>
-            <w:pPr>
-              <w:spacing w:before="0" w:after="0"/>
-              <w:jc w:val="center"/>
-            </w:pPr>
-            <m:oMathPara>
-              <m:oMath>
-                <m:sSub>
-                  <m:sSubPr/>
-                  <m:e>
-                    <m:r>
-                      <m:rPr/>
-                      <m:t>p</m:t>
-                    </m:r>
-                  </m:e>
-                  <m:sub>
-                    <m:r>
-                      <m:rPr/>
-                      <m:t>S</m:t>
-                    </m:r>
-                    <m:r>
-                      <m:rPr>
-                        <m:sty m:val="p"/>
-                      </m:rPr>
-                      <m:t>,</m:t>
-                    </m:r>
-                    <m:r>
-                      <m:rPr/>
-                      <m:t>t</m:t>
-                    </m:r>
-                  </m:sub>
-                </m:sSub>
-                <m:r>
-                  <m:rPr>
-                    <m:sty m:val="p"/>
-                  </m:rPr>
-                  <m:t>=softmax</m:t>
-                </m:r>
-                <m:d>
-                  <m:dPr>
-                    <m:sepChr m:val=""/>
-                  </m:dPr>
-                  <m:e>
-                    <m:sSub>
-                      <m:sSubPr/>
-                      <m:e>
-                        <m:r>
-                          <m:rPr/>
-                          <m:t>z</m:t>
-                        </m:r>
-                      </m:e>
-                      <m:sub>
-                        <m:r>
-                          <m:rPr/>
-                          <m:t>θ</m:t>
-                        </m:r>
-                        <m:r>
-                          <m:rPr>
-                            <m:sty m:val="p"/>
-                          </m:rPr>
-                          <m:t>,</m:t>
-                        </m:r>
-                        <m:r>
-                          <m:rPr/>
-                          <m:t>t</m:t>
-                        </m:r>
-                      </m:sub>
-                    </m:sSub>
-                    <m:r>
-                      <m:rPr>
-                        <m:sty m:val="p"/>
-                      </m:rPr>
-                      <m:t>/</m:t>
-                    </m:r>
-                    <m:sSub>
-                      <m:sSubPr/>
-                      <m:e>
-                        <m:r>
-                          <m:rPr/>
-                          <m:t>τ</m:t>
-                        </m:r>
-                      </m:e>
-                      <m:sub>
-                        <m:r>
-                          <m:rPr/>
-                          <m:t>S</m:t>
-                        </m:r>
-                      </m:sub>
-                    </m:sSub>
-                  </m:e>
-                </m:d>
-              </m:oMath>
-            </m:oMathPara>
-          </w:p>
-        </w:tc>
-        <w:tc>
-          <w:tcPr>
-            <w:tcW w:w="650" w:type="dxa"/>
-            <w:tcMar>
-              <w:top w:w="0" w:type="dxa"/>
-              <w:left w:w="0" w:type="dxa"/>
-              <w:bottom w:w="0" w:type="dxa"/>
-              <w:right w:w="0" w:type="dxa"/>
-            </w:tcMar>
-            <w:vAlign w:val="center"/>
-          </w:tcPr>
-          <w:p>
-            <w:pPr>
-              <w:spacing w:before="0" w:after="0"/>
-              <w:jc w:val="right"/>
-            </w:pPr>
-            <w:bookmarkStart w:id="41" w:name="_RefEq4_14"/>
-            <w:r>
-              <w:t>(4-</w:t>
-            </w:r>
-            <w:r>
-              <w:fldChar w:fldCharType="begin"/>
-            </w:r>
-            <w:r>
-              <w:instrText xml:space="preserve"> SEQ Eq4 \* ARABIC </w:instrText>
-            </w:r>
-            <w:r>
-              <w:fldChar w:fldCharType="separate"/>
-            </w:r>
-            <w:r>
-              <w:t>14</w:t>
-            </w:r>
-            <w:r>
-              <w:fldChar w:fldCharType="end"/>
-            </w:r>
-            <w:r>
-              <w:t>)</w:t>
-            </w:r>
-            <w:bookmarkEnd w:id="41"/>
+            <w:bookmarkEnd w:id="100"/>
           </w:p>
         </w:tc>
       </w:tr>
@@ -8293,7 +7799,7 @@
               <w:spacing w:before="0" w:after="0"/>
               <w:jc w:val="right"/>
             </w:pPr>
-            <w:bookmarkStart w:id="42" w:name="_RefEq4_15"/>
+            <w:bookmarkStart w:id="101" w:name="_RefEq4_11"/>
             <w:r>
               <w:t>(4-</w:t>
             </w:r>
@@ -8307,7 +7813,7 @@
               <w:fldChar w:fldCharType="separate"/>
             </w:r>
             <w:r>
-              <w:t>15</w:t>
+              <w:t>11</w:t>
             </w:r>
             <w:r>
               <w:fldChar w:fldCharType="end"/>
@@ -8315,7 +7821,7 @@
             <w:r>
               <w:t>)</w:t>
             </w:r>
-            <w:bookmarkEnd w:id="42"/>
+            <w:bookmarkEnd w:id="101"/>
           </w:p>
         </w:tc>
       </w:tr>
@@ -8545,7 +8051,7 @@
               <w:spacing w:before="0" w:after="0"/>
               <w:jc w:val="right"/>
             </w:pPr>
-            <w:bookmarkStart w:id="43" w:name="_RefEq4_16"/>
+            <w:bookmarkStart w:id="102" w:name="_RefEq4_12"/>
             <w:r>
               <w:t>(4-</w:t>
             </w:r>
@@ -8559,7 +8065,7 @@
               <w:fldChar w:fldCharType="separate"/>
             </w:r>
             <w:r>
-              <w:t>16</w:t>
+              <w:t>12</w:t>
             </w:r>
             <w:r>
               <w:fldChar w:fldCharType="end"/>
@@ -8567,7 +8073,7 @@
             <w:r>
               <w:t>)</w:t>
             </w:r>
-            <w:bookmarkEnd w:id="43"/>
+            <w:bookmarkEnd w:id="102"/>
           </w:p>
         </w:tc>
       </w:tr>
@@ -9122,8 +8628,8 @@
         </w:tblCellMar>
       </w:tblPr>
       <w:tblGrid>
-        <w:gridCol w:w="650"/>
-        <w:gridCol w:w="7006"/>
+        <w:gridCol w:w="3828"/>
+        <w:gridCol w:w="3828"/>
         <w:gridCol w:w="650"/>
       </w:tblGrid>
       <w:tr>
@@ -9131,6 +8637,448 @@
           <w:cantSplit/>
           <w:jc w:val="center"/>
         </w:trPr>
+        <w:tc>
+          <w:tcPr>
+            <w:tcW w:w="3828" w:type="dxa"/>
+            <w:tcMar>
+              <w:top w:w="0" w:type="dxa"/>
+              <w:left w:w="0" w:type="dxa"/>
+              <w:bottom w:w="0" w:type="dxa"/>
+              <w:right w:w="0" w:type="dxa"/>
+            </w:tcMar>
+            <w:vAlign w:val="center"/>
+          </w:tcPr>
+          <w:p>
+            <w:pPr>
+              <w:spacing w:before="0" w:after="0"/>
+              <w:jc w:val="center"/>
+            </w:pPr>
+            <m:oMathPara>
+              <m:oMath>
+                <m:sSub>
+                  <m:sSubPr/>
+                  <m:e>
+                    <m:r>
+                      <m:rPr/>
+                      <m:t>D</m:t>
+                    </m:r>
+                  </m:e>
+                  <m:sub>
+                    <m:r>
+                      <m:rPr>
+                        <m:sty m:val="p"/>
+                      </m:rPr>
+                      <m:t>FKL</m:t>
+                    </m:r>
+                  </m:sub>
+                </m:sSub>
+                <m:r>
+                  <m:rPr>
+                    <m:sty m:val="p"/>
+                  </m:rPr>
+                  <m:t>(</m:t>
+                </m:r>
+                <m:sSub>
+                  <m:sSubPr/>
+                  <m:e>
+                    <m:r>
+                      <m:rPr/>
+                      <m:t>p</m:t>
+                    </m:r>
+                  </m:e>
+                  <m:sub>
+                    <m:r>
+                      <m:rPr/>
+                      <m:t>T</m:t>
+                    </m:r>
+                  </m:sub>
+                </m:sSub>
+                <m:r>
+                  <m:rPr>
+                    <m:sty m:val="p"/>
+                  </m:rPr>
+                  <m:t>∥</m:t>
+                </m:r>
+                <m:sSub>
+                  <m:sSubPr/>
+                  <m:e>
+                    <m:r>
+                      <m:rPr/>
+                      <m:t>p</m:t>
+                    </m:r>
+                  </m:e>
+                  <m:sub>
+                    <m:r>
+                      <m:rPr/>
+                      <m:t>S</m:t>
+                    </m:r>
+                  </m:sub>
+                </m:sSub>
+                <m:r>
+                  <m:rPr>
+                    <m:sty m:val="p"/>
+                  </m:rPr>
+                  <m:t>)=</m:t>
+                </m:r>
+                <m:nary>
+                  <m:naryPr>
+                    <m:chr m:val="∑"/>
+                    <m:limLoc m:val="undOvr"/>
+                    <m:supHide m:val="1"/>
+                  </m:naryPr>
+                  <m:sub>
+                    <m:r>
+                      <m:rPr/>
+                      <m:t>v</m:t>
+                    </m:r>
+                    <m:r>
+                      <m:rPr>
+                        <m:sty m:val="p"/>
+                      </m:rPr>
+                      <m:t>∈</m:t>
+                    </m:r>
+                    <m:r>
+                      <m:rPr>
+                        <m:sty m:val="p"/>
+                        <m:scr m:val="script"/>
+                      </m:rPr>
+                      <m:t>V</m:t>
+                    </m:r>
+                  </m:sub>
+                  <m:sup>
+                    <m:r>
+                      <m:rPr/>
+                      <m:t>​</m:t>
+                    </m:r>
+                  </m:sup>
+                  <m:e>
+                    <m:sSub>
+                      <m:sSubPr/>
+                      <m:e>
+                        <m:r>
+                          <m:rPr/>
+                          <m:t>p</m:t>
+                        </m:r>
+                      </m:e>
+                      <m:sub>
+                        <m:r>
+                          <m:rPr/>
+                          <m:t>T</m:t>
+                        </m:r>
+                      </m:sub>
+                    </m:sSub>
+                  </m:e>
+                </m:nary>
+                <m:r>
+                  <m:rPr>
+                    <m:sty m:val="p"/>
+                  </m:rPr>
+                  <m:t>(</m:t>
+                </m:r>
+                <m:r>
+                  <m:rPr/>
+                  <m:t>v</m:t>
+                </m:r>
+                <m:r>
+                  <m:rPr>
+                    <m:sty m:val="p"/>
+                  </m:rPr>
+                  <m:t>)log</m:t>
+                </m:r>
+                <m:f>
+                  <m:fPr/>
+                  <m:num>
+                    <m:sSub>
+                      <m:sSubPr/>
+                      <m:e>
+                        <m:r>
+                          <m:rPr/>
+                          <m:t>p</m:t>
+                        </m:r>
+                      </m:e>
+                      <m:sub>
+                        <m:r>
+                          <m:rPr/>
+                          <m:t>T</m:t>
+                        </m:r>
+                      </m:sub>
+                    </m:sSub>
+                    <m:r>
+                      <m:rPr>
+                        <m:sty m:val="p"/>
+                      </m:rPr>
+                      <m:t>(</m:t>
+                    </m:r>
+                    <m:r>
+                      <m:rPr/>
+                      <m:t>v</m:t>
+                    </m:r>
+                    <m:r>
+                      <m:rPr>
+                        <m:sty m:val="p"/>
+                      </m:rPr>
+                      <m:t>)</m:t>
+                    </m:r>
+                  </m:num>
+                  <m:den>
+                    <m:sSub>
+                      <m:sSubPr/>
+                      <m:e>
+                        <m:r>
+                          <m:rPr/>
+                          <m:t>p</m:t>
+                        </m:r>
+                      </m:e>
+                      <m:sub>
+                        <m:r>
+                          <m:rPr/>
+                          <m:t>S</m:t>
+                        </m:r>
+                      </m:sub>
+                    </m:sSub>
+                    <m:r>
+                      <m:rPr>
+                        <m:sty m:val="p"/>
+                      </m:rPr>
+                      <m:t>(</m:t>
+                    </m:r>
+                    <m:r>
+                      <m:rPr/>
+                      <m:t>v</m:t>
+                    </m:r>
+                    <m:r>
+                      <m:rPr>
+                        <m:sty m:val="p"/>
+                      </m:rPr>
+                      <m:t>)</m:t>
+                    </m:r>
+                  </m:den>
+                </m:f>
+              </m:oMath>
+            </m:oMathPara>
+          </w:p>
+        </w:tc>
+        <w:tc>
+          <w:tcPr>
+            <w:tcW w:w="3828" w:type="dxa"/>
+            <w:tcMar>
+              <w:top w:w="0" w:type="dxa"/>
+              <w:left w:w="0" w:type="dxa"/>
+              <w:bottom w:w="0" w:type="dxa"/>
+              <w:right w:w="0" w:type="dxa"/>
+            </w:tcMar>
+            <w:vAlign w:val="center"/>
+          </w:tcPr>
+          <w:p>
+            <w:pPr>
+              <w:spacing w:before="0" w:after="0"/>
+              <w:jc w:val="center"/>
+            </w:pPr>
+            <m:oMathPara>
+              <m:oMath>
+                <m:sSub>
+                  <m:sSubPr/>
+                  <m:e>
+                    <m:r>
+                      <m:rPr/>
+                      <m:t>D</m:t>
+                    </m:r>
+                  </m:e>
+                  <m:sub>
+                    <m:r>
+                      <m:rPr>
+                        <m:sty m:val="p"/>
+                      </m:rPr>
+                      <m:t>RKL</m:t>
+                    </m:r>
+                  </m:sub>
+                </m:sSub>
+                <m:r>
+                  <m:rPr>
+                    <m:sty m:val="p"/>
+                  </m:rPr>
+                  <m:t>(</m:t>
+                </m:r>
+                <m:sSub>
+                  <m:sSubPr/>
+                  <m:e>
+                    <m:r>
+                      <m:rPr/>
+                      <m:t>p</m:t>
+                    </m:r>
+                  </m:e>
+                  <m:sub>
+                    <m:r>
+                      <m:rPr/>
+                      <m:t>S</m:t>
+                    </m:r>
+                  </m:sub>
+                </m:sSub>
+                <m:r>
+                  <m:rPr>
+                    <m:sty m:val="p"/>
+                  </m:rPr>
+                  <m:t>∥</m:t>
+                </m:r>
+                <m:sSub>
+                  <m:sSubPr/>
+                  <m:e>
+                    <m:r>
+                      <m:rPr/>
+                      <m:t>p</m:t>
+                    </m:r>
+                  </m:e>
+                  <m:sub>
+                    <m:r>
+                      <m:rPr/>
+                      <m:t>T</m:t>
+                    </m:r>
+                  </m:sub>
+                </m:sSub>
+                <m:r>
+                  <m:rPr>
+                    <m:sty m:val="p"/>
+                  </m:rPr>
+                  <m:t>)=</m:t>
+                </m:r>
+                <m:nary>
+                  <m:naryPr>
+                    <m:chr m:val="∑"/>
+                    <m:limLoc m:val="undOvr"/>
+                    <m:supHide m:val="1"/>
+                  </m:naryPr>
+                  <m:sub>
+                    <m:r>
+                      <m:rPr/>
+                      <m:t>v</m:t>
+                    </m:r>
+                    <m:r>
+                      <m:rPr>
+                        <m:sty m:val="p"/>
+                      </m:rPr>
+                      <m:t>∈</m:t>
+                    </m:r>
+                    <m:r>
+                      <m:rPr>
+                        <m:sty m:val="p"/>
+                        <m:scr m:val="script"/>
+                      </m:rPr>
+                      <m:t>V</m:t>
+                    </m:r>
+                  </m:sub>
+                  <m:sup>
+                    <m:r>
+                      <m:rPr/>
+                      <m:t>​</m:t>
+                    </m:r>
+                  </m:sup>
+                  <m:e>
+                    <m:sSub>
+                      <m:sSubPr/>
+                      <m:e>
+                        <m:r>
+                          <m:rPr/>
+                          <m:t>p</m:t>
+                        </m:r>
+                      </m:e>
+                      <m:sub>
+                        <m:r>
+                          <m:rPr/>
+                          <m:t>S</m:t>
+                        </m:r>
+                      </m:sub>
+                    </m:sSub>
+                  </m:e>
+                </m:nary>
+                <m:r>
+                  <m:rPr>
+                    <m:sty m:val="p"/>
+                  </m:rPr>
+                  <m:t>(</m:t>
+                </m:r>
+                <m:r>
+                  <m:rPr/>
+                  <m:t>v</m:t>
+                </m:r>
+                <m:r>
+                  <m:rPr>
+                    <m:sty m:val="p"/>
+                  </m:rPr>
+                  <m:t>)log</m:t>
+                </m:r>
+                <m:f>
+                  <m:fPr/>
+                  <m:num>
+                    <m:sSub>
+                      <m:sSubPr/>
+                      <m:e>
+                        <m:r>
+                          <m:rPr/>
+                          <m:t>p</m:t>
+                        </m:r>
+                      </m:e>
+                      <m:sub>
+                        <m:r>
+                          <m:rPr/>
+                          <m:t>S</m:t>
+                        </m:r>
+                      </m:sub>
+                    </m:sSub>
+                    <m:r>
+                      <m:rPr>
+                        <m:sty m:val="p"/>
+                      </m:rPr>
+                      <m:t>(</m:t>
+                    </m:r>
+                    <m:r>
+                      <m:rPr/>
+                      <m:t>v</m:t>
+                    </m:r>
+                    <m:r>
+                      <m:rPr>
+                        <m:sty m:val="p"/>
+                      </m:rPr>
+                      <m:t>)</m:t>
+                    </m:r>
+                  </m:num>
+                  <m:den>
+                    <m:sSub>
+                      <m:sSubPr/>
+                      <m:e>
+                        <m:r>
+                          <m:rPr/>
+                          <m:t>p</m:t>
+                        </m:r>
+                      </m:e>
+                      <m:sub>
+                        <m:r>
+                          <m:rPr/>
+                          <m:t>T</m:t>
+                        </m:r>
+                      </m:sub>
+                    </m:sSub>
+                    <m:r>
+                      <m:rPr>
+                        <m:sty m:val="p"/>
+                      </m:rPr>
+                      <m:t>(</m:t>
+                    </m:r>
+                    <m:r>
+                      <m:rPr/>
+                      <m:t>v</m:t>
+                    </m:r>
+                    <m:r>
+                      <m:rPr>
+                        <m:sty m:val="p"/>
+                      </m:rPr>
+                      <m:t>)</m:t>
+                    </m:r>
+                  </m:den>
+                </m:f>
+              </m:oMath>
+            </m:oMathPara>
+          </w:p>
+        </w:tc>
         <w:tc>
           <w:tcPr>
             <w:tcW w:w="650" w:type="dxa"/>
@@ -9145,248 +9093,9 @@
           <w:p>
             <w:pPr>
               <w:spacing w:before="0" w:after="0"/>
-              <w:jc w:val="left"/>
-            </w:pPr>
-          </w:p>
-        </w:tc>
-        <w:tc>
-          <w:tcPr>
-            <w:tcW w:w="7006" w:type="dxa"/>
-            <w:tcMar>
-              <w:top w:w="0" w:type="dxa"/>
-              <w:left w:w="0" w:type="dxa"/>
-              <w:bottom w:w="0" w:type="dxa"/>
-              <w:right w:w="0" w:type="dxa"/>
-            </w:tcMar>
-            <w:vAlign w:val="center"/>
-          </w:tcPr>
-          <w:p>
-            <w:pPr>
-              <w:spacing w:before="0" w:after="0"/>
-              <w:jc w:val="center"/>
-            </w:pPr>
-            <m:oMathPara>
-              <m:oMath>
-                <m:sSub>
-                  <m:sSubPr/>
-                  <m:e>
-                    <m:r>
-                      <m:rPr/>
-                      <m:t>D</m:t>
-                    </m:r>
-                  </m:e>
-                  <m:sub>
-                    <m:r>
-                      <m:rPr>
-                        <m:sty m:val="p"/>
-                      </m:rPr>
-                      <m:t>FKL</m:t>
-                    </m:r>
-                  </m:sub>
-                </m:sSub>
-                <m:r>
-                  <m:rPr>
-                    <m:sty m:val="p"/>
-                  </m:rPr>
-                  <m:t>(</m:t>
-                </m:r>
-                <m:sSub>
-                  <m:sSubPr/>
-                  <m:e>
-                    <m:r>
-                      <m:rPr/>
-                      <m:t>p</m:t>
-                    </m:r>
-                  </m:e>
-                  <m:sub>
-                    <m:r>
-                      <m:rPr/>
-                      <m:t>T</m:t>
-                    </m:r>
-                  </m:sub>
-                </m:sSub>
-                <m:r>
-                  <m:rPr>
-                    <m:sty m:val="p"/>
-                  </m:rPr>
-                  <m:t>∥</m:t>
-                </m:r>
-                <m:sSub>
-                  <m:sSubPr/>
-                  <m:e>
-                    <m:r>
-                      <m:rPr/>
-                      <m:t>p</m:t>
-                    </m:r>
-                  </m:e>
-                  <m:sub>
-                    <m:r>
-                      <m:rPr/>
-                      <m:t>S</m:t>
-                    </m:r>
-                  </m:sub>
-                </m:sSub>
-                <m:r>
-                  <m:rPr>
-                    <m:sty m:val="p"/>
-                  </m:rPr>
-                  <m:t>)=</m:t>
-                </m:r>
-                <m:nary>
-                  <m:naryPr>
-                    <m:chr m:val="∑"/>
-                    <m:limLoc m:val="undOvr"/>
-                    <m:supHide m:val="1"/>
-                  </m:naryPr>
-                  <m:sub>
-                    <m:r>
-                      <m:rPr/>
-                      <m:t>v</m:t>
-                    </m:r>
-                    <m:r>
-                      <m:rPr>
-                        <m:sty m:val="p"/>
-                      </m:rPr>
-                      <m:t>∈</m:t>
-                    </m:r>
-                    <m:r>
-                      <m:rPr>
-                        <m:sty m:val="p"/>
-                        <m:scr m:val="script"/>
-                      </m:rPr>
-                      <m:t>V</m:t>
-                    </m:r>
-                  </m:sub>
-                  <m:sup>
-                    <m:r>
-                      <m:rPr/>
-                      <m:t>​</m:t>
-                    </m:r>
-                  </m:sup>
-                  <m:e>
-                    <m:sSub>
-                      <m:sSubPr/>
-                      <m:e>
-                        <m:r>
-                          <m:rPr/>
-                          <m:t>p</m:t>
-                        </m:r>
-                      </m:e>
-                      <m:sub>
-                        <m:r>
-                          <m:rPr/>
-                          <m:t>T</m:t>
-                        </m:r>
-                      </m:sub>
-                    </m:sSub>
-                  </m:e>
-                </m:nary>
-                <m:r>
-                  <m:rPr>
-                    <m:sty m:val="p"/>
-                  </m:rPr>
-                  <m:t>(</m:t>
-                </m:r>
-                <m:r>
-                  <m:rPr/>
-                  <m:t>v</m:t>
-                </m:r>
-                <m:r>
-                  <m:rPr>
-                    <m:sty m:val="p"/>
-                  </m:rPr>
-                  <m:t>)log</m:t>
-                </m:r>
-                <m:f>
-                  <m:fPr/>
-                  <m:num>
-                    <m:sSub>
-                      <m:sSubPr/>
-                      <m:e>
-                        <m:r>
-                          <m:rPr/>
-                          <m:t>p</m:t>
-                        </m:r>
-                      </m:e>
-                      <m:sub>
-                        <m:r>
-                          <m:rPr/>
-                          <m:t>T</m:t>
-                        </m:r>
-                      </m:sub>
-                    </m:sSub>
-                    <m:r>
-                      <m:rPr>
-                        <m:sty m:val="p"/>
-                      </m:rPr>
-                      <m:t>(</m:t>
-                    </m:r>
-                    <m:r>
-                      <m:rPr/>
-                      <m:t>v</m:t>
-                    </m:r>
-                    <m:r>
-                      <m:rPr>
-                        <m:sty m:val="p"/>
-                      </m:rPr>
-                      <m:t>)</m:t>
-                    </m:r>
-                  </m:num>
-                  <m:den>
-                    <m:sSub>
-                      <m:sSubPr/>
-                      <m:e>
-                        <m:r>
-                          <m:rPr/>
-                          <m:t>p</m:t>
-                        </m:r>
-                      </m:e>
-                      <m:sub>
-                        <m:r>
-                          <m:rPr/>
-                          <m:t>S</m:t>
-                        </m:r>
-                      </m:sub>
-                    </m:sSub>
-                    <m:r>
-                      <m:rPr>
-                        <m:sty m:val="p"/>
-                      </m:rPr>
-                      <m:t>(</m:t>
-                    </m:r>
-                    <m:r>
-                      <m:rPr/>
-                      <m:t>v</m:t>
-                    </m:r>
-                    <m:r>
-                      <m:rPr>
-                        <m:sty m:val="p"/>
-                      </m:rPr>
-                      <m:t>)</m:t>
-                    </m:r>
-                  </m:den>
-                </m:f>
-              </m:oMath>
-            </m:oMathPara>
-          </w:p>
-        </w:tc>
-        <w:tc>
-          <w:tcPr>
-            <w:tcW w:w="650" w:type="dxa"/>
-            <w:tcMar>
-              <w:top w:w="0" w:type="dxa"/>
-              <w:left w:w="0" w:type="dxa"/>
-              <w:bottom w:w="0" w:type="dxa"/>
-              <w:right w:w="0" w:type="dxa"/>
-            </w:tcMar>
-            <w:vAlign w:val="center"/>
-          </w:tcPr>
-          <w:p>
-            <w:pPr>
-              <w:spacing w:before="0" w:after="0"/>
               <w:jc w:val="right"/>
             </w:pPr>
-            <w:bookmarkStart w:id="47" w:name="_RefEq4_17"/>
+            <w:bookmarkStart w:id="103" w:name="_RefEq4_13"/>
             <w:r>
               <w:t>(4-</w:t>
             </w:r>
@@ -9400,7 +9109,7 @@
               <w:fldChar w:fldCharType="separate"/>
             </w:r>
             <w:r>
-              <w:t>17</w:t>
+              <w:t>13</w:t>
             </w:r>
             <w:r>
               <w:fldChar w:fldCharType="end"/>
@@ -9408,7 +9117,7 @@
             <w:r>
               <w:t>)</w:t>
             </w:r>
-            <w:bookmarkEnd w:id="47"/>
+            <w:bookmarkEnd w:id="103"/>
           </w:p>
         </w:tc>
       </w:tr>
@@ -9420,6 +9129,15 @@
       </w:pPr>
       <w:r>
         <w:t>Reverse KL 以学生概率作为权重，更集中地约束学生当前愿意生成的区域：</w:t>
+      </w:r>
+    </w:p>
+    <w:p>
+      <w:pPr>
+        <w:ind w:firstLine="420"/>
+        <w:jc w:val="both"/>
+      </w:pPr>
+      <w:r>
+        <w:t>为观察两种偏好之间的连续变化，本文同时考察 JSD 与 skew KL。二者所需的混合分布及散度定义如下：</w:t>
       </w:r>
     </w:p>
     <w:tbl>
@@ -9489,135 +9207,15 @@
             </w:pPr>
             <m:oMathPara>
               <m:oMath>
-                <m:sSub>
-                  <m:sSubPr/>
-                  <m:e>
-                    <m:r>
-                      <m:rPr/>
-                      <m:t>D</m:t>
-                    </m:r>
-                  </m:e>
-                  <m:sub>
-                    <m:r>
-                      <m:rPr>
-                        <m:sty m:val="p"/>
-                      </m:rPr>
-                      <m:t>RKL</m:t>
-                    </m:r>
-                  </m:sub>
-                </m:sSub>
+                <m:r>
+                  <m:rPr/>
+                  <m:t>m</m:t>
+                </m:r>
                 <m:r>
                   <m:rPr>
                     <m:sty m:val="p"/>
                   </m:rPr>
-                  <m:t>(</m:t>
-                </m:r>
-                <m:sSub>
-                  <m:sSubPr/>
-                  <m:e>
-                    <m:r>
-                      <m:rPr/>
-                      <m:t>p</m:t>
-                    </m:r>
-                  </m:e>
-                  <m:sub>
-                    <m:r>
-                      <m:rPr/>
-                      <m:t>S</m:t>
-                    </m:r>
-                  </m:sub>
-                </m:sSub>
-                <m:r>
-                  <m:rPr>
-                    <m:sty m:val="p"/>
-                  </m:rPr>
-                  <m:t>∥</m:t>
-                </m:r>
-                <m:sSub>
-                  <m:sSubPr/>
-                  <m:e>
-                    <m:r>
-                      <m:rPr/>
-                      <m:t>p</m:t>
-                    </m:r>
-                  </m:e>
-                  <m:sub>
-                    <m:r>
-                      <m:rPr/>
-                      <m:t>T</m:t>
-                    </m:r>
-                  </m:sub>
-                </m:sSub>
-                <m:r>
-                  <m:rPr>
-                    <m:sty m:val="p"/>
-                  </m:rPr>
-                  <m:t>)=</m:t>
-                </m:r>
-                <m:nary>
-                  <m:naryPr>
-                    <m:chr m:val="∑"/>
-                    <m:limLoc m:val="undOvr"/>
-                    <m:supHide m:val="1"/>
-                  </m:naryPr>
-                  <m:sub>
-                    <m:r>
-                      <m:rPr/>
-                      <m:t>v</m:t>
-                    </m:r>
-                    <m:r>
-                      <m:rPr>
-                        <m:sty m:val="p"/>
-                      </m:rPr>
-                      <m:t>∈</m:t>
-                    </m:r>
-                    <m:r>
-                      <m:rPr>
-                        <m:sty m:val="p"/>
-                        <m:scr m:val="script"/>
-                      </m:rPr>
-                      <m:t>V</m:t>
-                    </m:r>
-                  </m:sub>
-                  <m:sup>
-                    <m:r>
-                      <m:rPr/>
-                      <m:t>​</m:t>
-                    </m:r>
-                  </m:sup>
-                  <m:e>
-                    <m:sSub>
-                      <m:sSubPr/>
-                      <m:e>
-                        <m:r>
-                          <m:rPr/>
-                          <m:t>p</m:t>
-                        </m:r>
-                      </m:e>
-                      <m:sub>
-                        <m:r>
-                          <m:rPr/>
-                          <m:t>S</m:t>
-                        </m:r>
-                      </m:sub>
-                    </m:sSub>
-                  </m:e>
-                </m:nary>
-                <m:r>
-                  <m:rPr>
-                    <m:sty m:val="p"/>
-                  </m:rPr>
-                  <m:t>(</m:t>
-                </m:r>
-                <m:r>
-                  <m:rPr/>
-                  <m:t>v</m:t>
-                </m:r>
-                <m:r>
-                  <m:rPr>
-                    <m:sty m:val="p"/>
-                  </m:rPr>
-                  <m:t>)log</m:t>
+                  <m:t>=</m:t>
                 </m:r>
                 <m:f>
                   <m:fPr/>
@@ -9633,7 +9231,7 @@
                       <m:sub>
                         <m:r>
                           <m:rPr/>
-                          <m:t>S</m:t>
+                          <m:t>T</m:t>
                         </m:r>
                       </m:sub>
                     </m:sSub>
@@ -9641,53 +9239,240 @@
                       <m:rPr>
                         <m:sty m:val="p"/>
                       </m:rPr>
-                      <m:t>(</m:t>
-                    </m:r>
-                    <m:r>
-                      <m:rPr/>
-                      <m:t>v</m:t>
-                    </m:r>
+                      <m:t>+</m:t>
+                    </m:r>
+                    <m:sSub>
+                      <m:sSubPr/>
+                      <m:e>
+                        <m:r>
+                          <m:rPr/>
+                          <m:t>p</m:t>
+                        </m:r>
+                      </m:e>
+                      <m:sub>
+                        <m:r>
+                          <m:rPr/>
+                          <m:t>S</m:t>
+                        </m:r>
+                      </m:sub>
+                    </m:sSub>
+                  </m:num>
+                  <m:den>
+                    <m:r>
+                      <m:rPr/>
+                      <m:t>2</m:t>
+                    </m:r>
+                  </m:den>
+                </m:f>
+                <m:r>
+                  <m:rPr>
+                    <m:sty m:val="p"/>
+                  </m:rPr>
+                  <m:t xml:space="preserve">； </m:t>
+                </m:r>
+                <m:sSub>
+                  <m:sSubPr/>
+                  <m:e>
+                    <m:r>
+                      <m:rPr/>
+                      <m:t>D</m:t>
+                    </m:r>
+                  </m:e>
+                  <m:sub>
                     <m:r>
                       <m:rPr>
                         <m:sty m:val="p"/>
                       </m:rPr>
-                      <m:t>)</m:t>
+                      <m:t>JSD</m:t>
+                    </m:r>
+                  </m:sub>
+                </m:sSub>
+                <m:r>
+                  <m:rPr>
+                    <m:sty m:val="p"/>
+                  </m:rPr>
+                  <m:t>(</m:t>
+                </m:r>
+                <m:sSub>
+                  <m:sSubPr/>
+                  <m:e>
+                    <m:r>
+                      <m:rPr/>
+                      <m:t>p</m:t>
+                    </m:r>
+                  </m:e>
+                  <m:sub>
+                    <m:r>
+                      <m:rPr/>
+                      <m:t>T</m:t>
+                    </m:r>
+                  </m:sub>
+                </m:sSub>
+                <m:r>
+                  <m:rPr>
+                    <m:sty m:val="p"/>
+                  </m:rPr>
+                  <m:t>,</m:t>
+                </m:r>
+                <m:sSub>
+                  <m:sSubPr/>
+                  <m:e>
+                    <m:r>
+                      <m:rPr/>
+                      <m:t>p</m:t>
+                    </m:r>
+                  </m:e>
+                  <m:sub>
+                    <m:r>
+                      <m:rPr/>
+                      <m:t>S</m:t>
+                    </m:r>
+                  </m:sub>
+                </m:sSub>
+                <m:r>
+                  <m:rPr>
+                    <m:sty m:val="p"/>
+                  </m:rPr>
+                  <m:t>)=</m:t>
+                </m:r>
+                <m:f>
+                  <m:fPr/>
+                  <m:num>
+                    <m:r>
+                      <m:rPr/>
+                      <m:t>1</m:t>
                     </m:r>
                   </m:num>
                   <m:den>
-                    <m:sSub>
-                      <m:sSubPr/>
-                      <m:e>
-                        <m:r>
-                          <m:rPr/>
-                          <m:t>p</m:t>
-                        </m:r>
-                      </m:e>
-                      <m:sub>
-                        <m:r>
-                          <m:rPr/>
-                          <m:t>T</m:t>
-                        </m:r>
-                      </m:sub>
-                    </m:sSub>
+                    <m:r>
+                      <m:rPr/>
+                      <m:t>2</m:t>
+                    </m:r>
+                  </m:den>
+                </m:f>
+                <m:sSub>
+                  <m:sSubPr/>
+                  <m:e>
+                    <m:r>
+                      <m:rPr/>
+                      <m:t>D</m:t>
+                    </m:r>
+                  </m:e>
+                  <m:sub>
                     <m:r>
                       <m:rPr>
                         <m:sty m:val="p"/>
                       </m:rPr>
-                      <m:t>(</m:t>
-                    </m:r>
-                    <m:r>
-                      <m:rPr/>
-                      <m:t>v</m:t>
-                    </m:r>
+                      <m:t>KL</m:t>
+                    </m:r>
+                  </m:sub>
+                </m:sSub>
+                <m:r>
+                  <m:rPr>
+                    <m:sty m:val="p"/>
+                  </m:rPr>
+                  <m:t>(</m:t>
+                </m:r>
+                <m:sSub>
+                  <m:sSubPr/>
+                  <m:e>
+                    <m:r>
+                      <m:rPr/>
+                      <m:t>p</m:t>
+                    </m:r>
+                  </m:e>
+                  <m:sub>
+                    <m:r>
+                      <m:rPr/>
+                      <m:t>T</m:t>
+                    </m:r>
+                  </m:sub>
+                </m:sSub>
+                <m:r>
+                  <m:rPr>
+                    <m:sty m:val="p"/>
+                  </m:rPr>
+                  <m:t>∥</m:t>
+                </m:r>
+                <m:r>
+                  <m:rPr/>
+                  <m:t>m</m:t>
+                </m:r>
+                <m:r>
+                  <m:rPr>
+                    <m:sty m:val="p"/>
+                  </m:rPr>
+                  <m:t>)+</m:t>
+                </m:r>
+                <m:f>
+                  <m:fPr/>
+                  <m:num>
+                    <m:r>
+                      <m:rPr/>
+                      <m:t>1</m:t>
+                    </m:r>
+                  </m:num>
+                  <m:den>
+                    <m:r>
+                      <m:rPr/>
+                      <m:t>2</m:t>
+                    </m:r>
+                  </m:den>
+                </m:f>
+                <m:sSub>
+                  <m:sSubPr/>
+                  <m:e>
+                    <m:r>
+                      <m:rPr/>
+                      <m:t>D</m:t>
+                    </m:r>
+                  </m:e>
+                  <m:sub>
                     <m:r>
                       <m:rPr>
                         <m:sty m:val="p"/>
                       </m:rPr>
-                      <m:t>)</m:t>
-                    </m:r>
-                  </m:den>
-                </m:f>
+                      <m:t>KL</m:t>
+                    </m:r>
+                  </m:sub>
+                </m:sSub>
+                <m:r>
+                  <m:rPr>
+                    <m:sty m:val="p"/>
+                  </m:rPr>
+                  <m:t>(</m:t>
+                </m:r>
+                <m:sSub>
+                  <m:sSubPr/>
+                  <m:e>
+                    <m:r>
+                      <m:rPr/>
+                      <m:t>p</m:t>
+                    </m:r>
+                  </m:e>
+                  <m:sub>
+                    <m:r>
+                      <m:rPr/>
+                      <m:t>S</m:t>
+                    </m:r>
+                  </m:sub>
+                </m:sSub>
+                <m:r>
+                  <m:rPr>
+                    <m:sty m:val="p"/>
+                  </m:rPr>
+                  <m:t>∥</m:t>
+                </m:r>
+                <m:r>
+                  <m:rPr/>
+                  <m:t>m</m:t>
+                </m:r>
+                <m:r>
+                  <m:rPr>
+                    <m:sty m:val="p"/>
+                  </m:rPr>
+                  <m:t>)</m:t>
+                </m:r>
               </m:oMath>
             </m:oMathPara>
           </w:p>
@@ -9708,7 +9493,7 @@
               <w:spacing w:before="0" w:after="0"/>
               <w:jc w:val="right"/>
             </w:pPr>
-            <w:bookmarkStart w:id="48" w:name="_RefEq4_18"/>
+            <w:bookmarkStart w:id="104" w:name="_RefEq4_14"/>
             <w:r>
               <w:t>(4-</w:t>
             </w:r>
@@ -9722,7 +9507,7 @@
               <w:fldChar w:fldCharType="separate"/>
             </w:r>
             <w:r>
-              <w:t>18</w:t>
+              <w:t>14</w:t>
             </w:r>
             <w:r>
               <w:fldChar w:fldCharType="end"/>
@@ -9730,7 +9515,7 @@
             <w:r>
               <w:t>)</w:t>
             </w:r>
-            <w:bookmarkEnd w:id="48"/>
+            <w:bookmarkEnd w:id="104"/>
           </w:p>
         </w:tc>
       </w:tr>
@@ -9741,7 +9526,7 @@
         <w:jc w:val="both"/>
       </w:pPr>
       <w:r>
-        <w:t>为观察两种偏好之间的连续变化，本文同时考察 JSD 与 skew KL。二者所需的混合分布及散度定义如下：</w:t>
+        <w:t>当混合系数取零到一之间的值时，本文采用的教师侧 skew KL 写为：</w:t>
       </w:r>
     </w:p>
     <w:tbl>
@@ -9811,19 +9596,101 @@
             </w:pPr>
             <m:oMathPara>
               <m:oMath>
-                <m:r>
-                  <m:rPr/>
-                  <m:t>m</m:t>
-                </m:r>
+                <m:sSub>
+                  <m:sSubPr/>
+                  <m:e>
+                    <m:r>
+                      <m:rPr/>
+                      <m:t>D</m:t>
+                    </m:r>
+                  </m:e>
+                  <m:sub>
+                    <m:r>
+                      <m:rPr>
+                        <m:sty m:val="p"/>
+                      </m:rPr>
+                      <m:t>skew,</m:t>
+                    </m:r>
+                    <m:r>
+                      <m:rPr/>
+                      <m:t>α</m:t>
+                    </m:r>
+                  </m:sub>
+                </m:sSub>
                 <m:r>
                   <m:rPr>
                     <m:sty m:val="p"/>
                   </m:rPr>
-                  <m:t>=</m:t>
-                </m:r>
-                <m:f>
-                  <m:fPr/>
-                  <m:num>
+                  <m:t>(</m:t>
+                </m:r>
+                <m:sSub>
+                  <m:sSubPr/>
+                  <m:e>
+                    <m:r>
+                      <m:rPr/>
+                      <m:t>p</m:t>
+                    </m:r>
+                  </m:e>
+                  <m:sub>
+                    <m:r>
+                      <m:rPr/>
+                      <m:t>T</m:t>
+                    </m:r>
+                  </m:sub>
+                </m:sSub>
+                <m:r>
+                  <m:rPr>
+                    <m:sty m:val="p"/>
+                  </m:rPr>
+                  <m:t>,</m:t>
+                </m:r>
+                <m:sSub>
+                  <m:sSubPr/>
+                  <m:e>
+                    <m:r>
+                      <m:rPr/>
+                      <m:t>p</m:t>
+                    </m:r>
+                  </m:e>
+                  <m:sub>
+                    <m:r>
+                      <m:rPr/>
+                      <m:t>S</m:t>
+                    </m:r>
+                  </m:sub>
+                </m:sSub>
+                <m:r>
+                  <m:rPr>
+                    <m:sty m:val="p"/>
+                  </m:rPr>
+                  <m:t>)=</m:t>
+                </m:r>
+                <m:sSub>
+                  <m:sSubPr/>
+                  <m:e>
+                    <m:r>
+                      <m:rPr/>
+                      <m:t>D</m:t>
+                    </m:r>
+                  </m:e>
+                  <m:sub>
+                    <m:r>
+                      <m:rPr>
+                        <m:sty m:val="p"/>
+                      </m:rPr>
+                      <m:t>KL</m:t>
+                    </m:r>
+                  </m:sub>
+                </m:sSub>
+                <m:r>
+                  <m:rPr/>
+                  <m:t>​</m:t>
+                </m:r>
+                <m:d>
+                  <m:dPr>
+                    <m:sepChr m:val="∥"/>
+                  </m:dPr>
+                  <m:e>
                     <m:sSub>
                       <m:sSubPr/>
                       <m:e>
@@ -9840,10 +9707,55 @@
                       </m:sub>
                     </m:sSub>
                     <m:r>
+                      <m:rPr/>
+                      <m:t> </m:t>
+                    </m:r>
+                  </m:e>
+                  <m:e>
+                    <m:r>
+                      <m:rPr/>
+                      <m:t> α</m:t>
+                    </m:r>
+                    <m:sSub>
+                      <m:sSubPr/>
+                      <m:e>
+                        <m:r>
+                          <m:rPr/>
+                          <m:t>p</m:t>
+                        </m:r>
+                      </m:e>
+                      <m:sub>
+                        <m:r>
+                          <m:rPr/>
+                          <m:t>T</m:t>
+                        </m:r>
+                      </m:sub>
+                    </m:sSub>
+                    <m:r>
                       <m:rPr>
                         <m:sty m:val="p"/>
                       </m:rPr>
-                      <m:t>+</m:t>
+                      <m:t>+(</m:t>
+                    </m:r>
+                    <m:r>
+                      <m:rPr/>
+                      <m:t>1</m:t>
+                    </m:r>
+                    <m:r>
+                      <m:rPr>
+                        <m:sty m:val="p"/>
+                      </m:rPr>
+                      <m:t>−</m:t>
+                    </m:r>
+                    <m:r>
+                      <m:rPr/>
+                      <m:t>α</m:t>
+                    </m:r>
+                    <m:r>
+                      <m:rPr>
+                        <m:sty m:val="p"/>
+                      </m:rPr>
+                      <m:t>)</m:t>
                     </m:r>
                     <m:sSub>
                       <m:sSubPr/>
@@ -9860,14 +9772,38 @@
                         </m:r>
                       </m:sub>
                     </m:sSub>
-                  </m:num>
-                  <m:den>
-                    <m:r>
-                      <m:rPr/>
-                      <m:t>2</m:t>
-                    </m:r>
-                  </m:den>
-                </m:f>
+                  </m:e>
+                </m:d>
+                <m:r>
+                  <m:rPr>
+                    <m:sty m:val="p"/>
+                  </m:rPr>
+                  <m:t xml:space="preserve">； </m:t>
+                </m:r>
+                <m:r>
+                  <m:rPr/>
+                  <m:t>0</m:t>
+                </m:r>
+                <m:r>
+                  <m:rPr>
+                    <m:sty m:val="p"/>
+                  </m:rPr>
+                  <m:t>&lt;</m:t>
+                </m:r>
+                <m:r>
+                  <m:rPr/>
+                  <m:t>α</m:t>
+                </m:r>
+                <m:r>
+                  <m:rPr>
+                    <m:sty m:val="p"/>
+                  </m:rPr>
+                  <m:t>&lt;</m:t>
+                </m:r>
+                <m:r>
+                  <m:rPr/>
+                  <m:t>1</m:t>
+                </m:r>
               </m:oMath>
             </m:oMathPara>
           </w:p>
@@ -9888,7 +9824,7 @@
               <w:spacing w:before="0" w:after="0"/>
               <w:jc w:val="right"/>
             </w:pPr>
-            <w:bookmarkStart w:id="49" w:name="_RefEq4_19"/>
+            <w:bookmarkStart w:id="105" w:name="_RefEq4_15"/>
             <w:r>
               <w:t>(4-</w:t>
             </w:r>
@@ -9902,7 +9838,7 @@
               <w:fldChar w:fldCharType="separate"/>
             </w:r>
             <w:r>
-              <w:t>19</w:t>
+              <w:t>15</w:t>
             </w:r>
             <w:r>
               <w:fldChar w:fldCharType="end"/>
@@ -9910,709 +9846,7 @@
             <w:r>
               <w:t>)</w:t>
             </w:r>
-            <w:bookmarkEnd w:id="49"/>
-          </w:p>
-        </w:tc>
-      </w:tr>
-      <w:tr>
-        <w:trPr>
-          <w:cantSplit/>
-          <w:jc w:val="center"/>
-        </w:trPr>
-        <w:tc>
-          <w:tcPr>
-            <w:tcW w:w="650" w:type="dxa"/>
-            <w:tcMar>
-              <w:top w:w="0" w:type="dxa"/>
-              <w:left w:w="0" w:type="dxa"/>
-              <w:bottom w:w="0" w:type="dxa"/>
-              <w:right w:w="0" w:type="dxa"/>
-            </w:tcMar>
-            <w:vAlign w:val="center"/>
-          </w:tcPr>
-          <w:p>
-            <w:pPr>
-              <w:spacing w:before="0" w:after="0"/>
-              <w:jc w:val="left"/>
-            </w:pPr>
-          </w:p>
-        </w:tc>
-        <w:tc>
-          <w:tcPr>
-            <w:tcW w:w="7006" w:type="dxa"/>
-            <w:tcMar>
-              <w:top w:w="0" w:type="dxa"/>
-              <w:left w:w="0" w:type="dxa"/>
-              <w:bottom w:w="0" w:type="dxa"/>
-              <w:right w:w="0" w:type="dxa"/>
-            </w:tcMar>
-            <w:vAlign w:val="center"/>
-          </w:tcPr>
-          <w:p>
-            <w:pPr>
-              <w:spacing w:before="0" w:after="0"/>
-              <w:jc w:val="center"/>
-            </w:pPr>
-            <m:oMathPara>
-              <m:oMath>
-                <m:sSub>
-                  <m:sSubPr/>
-                  <m:e>
-                    <m:r>
-                      <m:rPr/>
-                      <m:t>D</m:t>
-                    </m:r>
-                  </m:e>
-                  <m:sub>
-                    <m:r>
-                      <m:rPr>
-                        <m:sty m:val="p"/>
-                      </m:rPr>
-                      <m:t>JSD</m:t>
-                    </m:r>
-                  </m:sub>
-                </m:sSub>
-                <m:r>
-                  <m:rPr>
-                    <m:sty m:val="p"/>
-                  </m:rPr>
-                  <m:t>(</m:t>
-                </m:r>
-                <m:sSub>
-                  <m:sSubPr/>
-                  <m:e>
-                    <m:r>
-                      <m:rPr/>
-                      <m:t>p</m:t>
-                    </m:r>
-                  </m:e>
-                  <m:sub>
-                    <m:r>
-                      <m:rPr/>
-                      <m:t>T</m:t>
-                    </m:r>
-                  </m:sub>
-                </m:sSub>
-                <m:r>
-                  <m:rPr>
-                    <m:sty m:val="p"/>
-                  </m:rPr>
-                  <m:t>,</m:t>
-                </m:r>
-                <m:sSub>
-                  <m:sSubPr/>
-                  <m:e>
-                    <m:r>
-                      <m:rPr/>
-                      <m:t>p</m:t>
-                    </m:r>
-                  </m:e>
-                  <m:sub>
-                    <m:r>
-                      <m:rPr/>
-                      <m:t>S</m:t>
-                    </m:r>
-                  </m:sub>
-                </m:sSub>
-                <m:r>
-                  <m:rPr>
-                    <m:sty m:val="p"/>
-                  </m:rPr>
-                  <m:t>)=</m:t>
-                </m:r>
-                <m:f>
-                  <m:fPr/>
-                  <m:num>
-                    <m:r>
-                      <m:rPr/>
-                      <m:t>1</m:t>
-                    </m:r>
-                  </m:num>
-                  <m:den>
-                    <m:r>
-                      <m:rPr/>
-                      <m:t>2</m:t>
-                    </m:r>
-                  </m:den>
-                </m:f>
-                <m:sSub>
-                  <m:sSubPr/>
-                  <m:e>
-                    <m:r>
-                      <m:rPr/>
-                      <m:t>D</m:t>
-                    </m:r>
-                  </m:e>
-                  <m:sub>
-                    <m:r>
-                      <m:rPr>
-                        <m:sty m:val="p"/>
-                      </m:rPr>
-                      <m:t>KL</m:t>
-                    </m:r>
-                  </m:sub>
-                </m:sSub>
-                <m:r>
-                  <m:rPr>
-                    <m:sty m:val="p"/>
-                  </m:rPr>
-                  <m:t>(</m:t>
-                </m:r>
-                <m:sSub>
-                  <m:sSubPr/>
-                  <m:e>
-                    <m:r>
-                      <m:rPr/>
-                      <m:t>p</m:t>
-                    </m:r>
-                  </m:e>
-                  <m:sub>
-                    <m:r>
-                      <m:rPr/>
-                      <m:t>T</m:t>
-                    </m:r>
-                  </m:sub>
-                </m:sSub>
-                <m:r>
-                  <m:rPr>
-                    <m:sty m:val="p"/>
-                  </m:rPr>
-                  <m:t>∥</m:t>
-                </m:r>
-                <m:r>
-                  <m:rPr/>
-                  <m:t>m</m:t>
-                </m:r>
-                <m:r>
-                  <m:rPr>
-                    <m:sty m:val="p"/>
-                  </m:rPr>
-                  <m:t>)+</m:t>
-                </m:r>
-                <m:f>
-                  <m:fPr/>
-                  <m:num>
-                    <m:r>
-                      <m:rPr/>
-                      <m:t>1</m:t>
-                    </m:r>
-                  </m:num>
-                  <m:den>
-                    <m:r>
-                      <m:rPr/>
-                      <m:t>2</m:t>
-                    </m:r>
-                  </m:den>
-                </m:f>
-                <m:sSub>
-                  <m:sSubPr/>
-                  <m:e>
-                    <m:r>
-                      <m:rPr/>
-                      <m:t>D</m:t>
-                    </m:r>
-                  </m:e>
-                  <m:sub>
-                    <m:r>
-                      <m:rPr>
-                        <m:sty m:val="p"/>
-                      </m:rPr>
-                      <m:t>KL</m:t>
-                    </m:r>
-                  </m:sub>
-                </m:sSub>
-                <m:r>
-                  <m:rPr>
-                    <m:sty m:val="p"/>
-                  </m:rPr>
-                  <m:t>(</m:t>
-                </m:r>
-                <m:sSub>
-                  <m:sSubPr/>
-                  <m:e>
-                    <m:r>
-                      <m:rPr/>
-                      <m:t>p</m:t>
-                    </m:r>
-                  </m:e>
-                  <m:sub>
-                    <m:r>
-                      <m:rPr/>
-                      <m:t>S</m:t>
-                    </m:r>
-                  </m:sub>
-                </m:sSub>
-                <m:r>
-                  <m:rPr>
-                    <m:sty m:val="p"/>
-                  </m:rPr>
-                  <m:t>∥</m:t>
-                </m:r>
-                <m:r>
-                  <m:rPr/>
-                  <m:t>m</m:t>
-                </m:r>
-                <m:r>
-                  <m:rPr>
-                    <m:sty m:val="p"/>
-                  </m:rPr>
-                  <m:t>)</m:t>
-                </m:r>
-              </m:oMath>
-            </m:oMathPara>
-          </w:p>
-        </w:tc>
-        <w:tc>
-          <w:tcPr>
-            <w:tcW w:w="650" w:type="dxa"/>
-            <w:tcMar>
-              <w:top w:w="0" w:type="dxa"/>
-              <w:left w:w="0" w:type="dxa"/>
-              <w:bottom w:w="0" w:type="dxa"/>
-              <w:right w:w="0" w:type="dxa"/>
-            </w:tcMar>
-            <w:vAlign w:val="center"/>
-          </w:tcPr>
-          <w:p>
-            <w:pPr>
-              <w:spacing w:before="0" w:after="0"/>
-              <w:jc w:val="right"/>
-            </w:pPr>
-            <w:bookmarkStart w:id="50" w:name="_RefEq4_20"/>
-            <w:r>
-              <w:t>(4-</w:t>
-            </w:r>
-            <w:r>
-              <w:fldChar w:fldCharType="begin"/>
-            </w:r>
-            <w:r>
-              <w:instrText xml:space="preserve"> SEQ Eq4 \* ARABIC </w:instrText>
-            </w:r>
-            <w:r>
-              <w:fldChar w:fldCharType="separate"/>
-            </w:r>
-            <w:r>
-              <w:t>20</w:t>
-            </w:r>
-            <w:r>
-              <w:fldChar w:fldCharType="end"/>
-            </w:r>
-            <w:r>
-              <w:t>)</w:t>
-            </w:r>
-            <w:bookmarkEnd w:id="50"/>
-          </w:p>
-        </w:tc>
-      </w:tr>
-    </w:tbl>
-    <w:p>
-      <w:pPr>
-        <w:ind w:firstLine="420"/>
-        <w:jc w:val="both"/>
-      </w:pPr>
-      <w:r>
-        <w:t>当混合系数取零到一之间的值时，本文采用的教师侧 skew KL 写为：</w:t>
-      </w:r>
-    </w:p>
-    <w:tbl>
-      <w:tblPr>
-        <w:tblStyle w:val="10"/>
-        <w:tblW w:w="8306" w:type="dxa"/>
-        <w:jc w:val="center"/>
-        <w:tblBorders>
-          <w:top w:val="none" w:color="auto" w:sz="0" w:space="0"/>
-          <w:left w:val="none" w:color="auto" w:sz="0" w:space="0"/>
-          <w:bottom w:val="none" w:color="auto" w:sz="0" w:space="0"/>
-          <w:right w:val="none" w:color="auto" w:sz="0" w:space="0"/>
-          <w:insideH w:val="none" w:color="auto" w:sz="0" w:space="0"/>
-          <w:insideV w:val="none" w:color="auto" w:sz="0" w:space="0"/>
-        </w:tblBorders>
-        <w:tblLayout w:type="fixed"/>
-        <w:tblCellMar>
-          <w:top w:w="0" w:type="dxa"/>
-          <w:left w:w="108" w:type="dxa"/>
-          <w:bottom w:w="0" w:type="dxa"/>
-          <w:right w:w="108" w:type="dxa"/>
-        </w:tblCellMar>
-      </w:tblPr>
-      <w:tblGrid>
-        <w:gridCol w:w="650"/>
-        <w:gridCol w:w="7006"/>
-        <w:gridCol w:w="650"/>
-      </w:tblGrid>
-      <w:tr>
-        <w:trPr>
-          <w:cantSplit/>
-          <w:jc w:val="center"/>
-        </w:trPr>
-        <w:tc>
-          <w:tcPr>
-            <w:tcW w:w="650" w:type="dxa"/>
-            <w:tcMar>
-              <w:top w:w="0" w:type="dxa"/>
-              <w:left w:w="0" w:type="dxa"/>
-              <w:bottom w:w="0" w:type="dxa"/>
-              <w:right w:w="0" w:type="dxa"/>
-            </w:tcMar>
-            <w:vAlign w:val="center"/>
-          </w:tcPr>
-          <w:p>
-            <w:pPr>
-              <w:spacing w:before="0" w:after="0"/>
-              <w:jc w:val="left"/>
-            </w:pPr>
-          </w:p>
-        </w:tc>
-        <w:tc>
-          <w:tcPr>
-            <w:tcW w:w="7006" w:type="dxa"/>
-            <w:tcMar>
-              <w:top w:w="0" w:type="dxa"/>
-              <w:left w:w="0" w:type="dxa"/>
-              <w:bottom w:w="0" w:type="dxa"/>
-              <w:right w:w="0" w:type="dxa"/>
-            </w:tcMar>
-            <w:vAlign w:val="center"/>
-          </w:tcPr>
-          <w:p>
-            <w:pPr>
-              <w:spacing w:before="0" w:after="0"/>
-              <w:jc w:val="center"/>
-            </w:pPr>
-            <m:oMathPara>
-              <m:oMath>
-                <m:sSub>
-                  <m:sSubPr/>
-                  <m:e>
-                    <m:r>
-                      <m:rPr/>
-                      <m:t>D</m:t>
-                    </m:r>
-                  </m:e>
-                  <m:sub>
-                    <m:r>
-                      <m:rPr>
-                        <m:sty m:val="p"/>
-                      </m:rPr>
-                      <m:t>skew,</m:t>
-                    </m:r>
-                    <m:r>
-                      <m:rPr/>
-                      <m:t>α</m:t>
-                    </m:r>
-                  </m:sub>
-                </m:sSub>
-                <m:r>
-                  <m:rPr>
-                    <m:sty m:val="p"/>
-                  </m:rPr>
-                  <m:t>(</m:t>
-                </m:r>
-                <m:sSub>
-                  <m:sSubPr/>
-                  <m:e>
-                    <m:r>
-                      <m:rPr/>
-                      <m:t>p</m:t>
-                    </m:r>
-                  </m:e>
-                  <m:sub>
-                    <m:r>
-                      <m:rPr/>
-                      <m:t>T</m:t>
-                    </m:r>
-                  </m:sub>
-                </m:sSub>
-                <m:r>
-                  <m:rPr>
-                    <m:sty m:val="p"/>
-                  </m:rPr>
-                  <m:t>,</m:t>
-                </m:r>
-                <m:sSub>
-                  <m:sSubPr/>
-                  <m:e>
-                    <m:r>
-                      <m:rPr/>
-                      <m:t>p</m:t>
-                    </m:r>
-                  </m:e>
-                  <m:sub>
-                    <m:r>
-                      <m:rPr/>
-                      <m:t>S</m:t>
-                    </m:r>
-                  </m:sub>
-                </m:sSub>
-                <m:r>
-                  <m:rPr>
-                    <m:sty m:val="p"/>
-                  </m:rPr>
-                  <m:t>)=</m:t>
-                </m:r>
-                <m:sSub>
-                  <m:sSubPr/>
-                  <m:e>
-                    <m:r>
-                      <m:rPr/>
-                      <m:t>D</m:t>
-                    </m:r>
-                  </m:e>
-                  <m:sub>
-                    <m:r>
-                      <m:rPr>
-                        <m:sty m:val="p"/>
-                      </m:rPr>
-                      <m:t>KL</m:t>
-                    </m:r>
-                  </m:sub>
-                </m:sSub>
-                <m:r>
-                  <m:rPr/>
-                  <m:t>​</m:t>
-                </m:r>
-                <m:d>
-                  <m:dPr>
-                    <m:sepChr m:val="∥"/>
-                  </m:dPr>
-                  <m:e>
-                    <m:sSub>
-                      <m:sSubPr/>
-                      <m:e>
-                        <m:r>
-                          <m:rPr/>
-                          <m:t>p</m:t>
-                        </m:r>
-                      </m:e>
-                      <m:sub>
-                        <m:r>
-                          <m:rPr/>
-                          <m:t>T</m:t>
-                        </m:r>
-                      </m:sub>
-                    </m:sSub>
-                    <m:r>
-                      <m:rPr/>
-                      <m:t> </m:t>
-                    </m:r>
-                  </m:e>
-                  <m:e>
-                    <m:r>
-                      <m:rPr/>
-                      <m:t> α</m:t>
-                    </m:r>
-                    <m:sSub>
-                      <m:sSubPr/>
-                      <m:e>
-                        <m:r>
-                          <m:rPr/>
-                          <m:t>p</m:t>
-                        </m:r>
-                      </m:e>
-                      <m:sub>
-                        <m:r>
-                          <m:rPr/>
-                          <m:t>T</m:t>
-                        </m:r>
-                      </m:sub>
-                    </m:sSub>
-                    <m:r>
-                      <m:rPr>
-                        <m:sty m:val="p"/>
-                      </m:rPr>
-                      <m:t>+(</m:t>
-                    </m:r>
-                    <m:r>
-                      <m:rPr/>
-                      <m:t>1</m:t>
-                    </m:r>
-                    <m:r>
-                      <m:rPr>
-                        <m:sty m:val="p"/>
-                      </m:rPr>
-                      <m:t>−</m:t>
-                    </m:r>
-                    <m:r>
-                      <m:rPr/>
-                      <m:t>α</m:t>
-                    </m:r>
-                    <m:r>
-                      <m:rPr>
-                        <m:sty m:val="p"/>
-                      </m:rPr>
-                      <m:t>)</m:t>
-                    </m:r>
-                    <m:sSub>
-                      <m:sSubPr/>
-                      <m:e>
-                        <m:r>
-                          <m:rPr/>
-                          <m:t>p</m:t>
-                        </m:r>
-                      </m:e>
-                      <m:sub>
-                        <m:r>
-                          <m:rPr/>
-                          <m:t>S</m:t>
-                        </m:r>
-                      </m:sub>
-                    </m:sSub>
-                  </m:e>
-                </m:d>
-              </m:oMath>
-            </m:oMathPara>
-          </w:p>
-        </w:tc>
-        <w:tc>
-          <w:tcPr>
-            <w:tcW w:w="650" w:type="dxa"/>
-            <w:tcMar>
-              <w:top w:w="0" w:type="dxa"/>
-              <w:left w:w="0" w:type="dxa"/>
-              <w:bottom w:w="0" w:type="dxa"/>
-              <w:right w:w="0" w:type="dxa"/>
-            </w:tcMar>
-            <w:vAlign w:val="center"/>
-          </w:tcPr>
-          <w:p>
-            <w:pPr>
-              <w:spacing w:before="0" w:after="0"/>
-              <w:jc w:val="right"/>
-            </w:pPr>
-            <w:bookmarkStart w:id="51" w:name="_RefEq4_21"/>
-            <w:r>
-              <w:t>(4-</w:t>
-            </w:r>
-            <w:r>
-              <w:fldChar w:fldCharType="begin"/>
-            </w:r>
-            <w:r>
-              <w:instrText xml:space="preserve"> SEQ Eq4 \* ARABIC </w:instrText>
-            </w:r>
-            <w:r>
-              <w:fldChar w:fldCharType="separate"/>
-            </w:r>
-            <w:r>
-              <w:t>21</w:t>
-            </w:r>
-            <w:r>
-              <w:fldChar w:fldCharType="end"/>
-            </w:r>
-            <w:r>
-              <w:t>)</w:t>
-            </w:r>
-            <w:bookmarkEnd w:id="51"/>
-          </w:p>
-        </w:tc>
-      </w:tr>
-      <w:tr>
-        <w:trPr>
-          <w:cantSplit/>
-          <w:jc w:val="center"/>
-        </w:trPr>
-        <w:tc>
-          <w:tcPr>
-            <w:tcW w:w="650" w:type="dxa"/>
-            <w:tcMar>
-              <w:top w:w="0" w:type="dxa"/>
-              <w:left w:w="0" w:type="dxa"/>
-              <w:bottom w:w="0" w:type="dxa"/>
-              <w:right w:w="0" w:type="dxa"/>
-            </w:tcMar>
-            <w:vAlign w:val="center"/>
-          </w:tcPr>
-          <w:p>
-            <w:pPr>
-              <w:spacing w:before="0" w:after="0"/>
-              <w:jc w:val="left"/>
-            </w:pPr>
-          </w:p>
-        </w:tc>
-        <w:tc>
-          <w:tcPr>
-            <w:tcW w:w="7006" w:type="dxa"/>
-            <w:tcMar>
-              <w:top w:w="0" w:type="dxa"/>
-              <w:left w:w="0" w:type="dxa"/>
-              <w:bottom w:w="0" w:type="dxa"/>
-              <w:right w:w="0" w:type="dxa"/>
-            </w:tcMar>
-            <w:vAlign w:val="center"/>
-          </w:tcPr>
-          <w:p>
-            <w:pPr>
-              <w:spacing w:before="0" w:after="0"/>
-              <w:jc w:val="center"/>
-            </w:pPr>
-            <m:oMathPara>
-              <m:oMath>
-                <m:r>
-                  <m:rPr/>
-                  <m:t>0</m:t>
-                </m:r>
-                <m:r>
-                  <m:rPr>
-                    <m:sty m:val="p"/>
-                  </m:rPr>
-                  <m:t>&lt;</m:t>
-                </m:r>
-                <m:r>
-                  <m:rPr/>
-                  <m:t>α</m:t>
-                </m:r>
-                <m:r>
-                  <m:rPr>
-                    <m:sty m:val="p"/>
-                  </m:rPr>
-                  <m:t>&lt;</m:t>
-                </m:r>
-                <m:r>
-                  <m:rPr/>
-                  <m:t>1</m:t>
-                </m:r>
-              </m:oMath>
-            </m:oMathPara>
-          </w:p>
-        </w:tc>
-        <w:tc>
-          <w:tcPr>
-            <w:tcW w:w="650" w:type="dxa"/>
-            <w:tcMar>
-              <w:top w:w="0" w:type="dxa"/>
-              <w:left w:w="0" w:type="dxa"/>
-              <w:bottom w:w="0" w:type="dxa"/>
-              <w:right w:w="0" w:type="dxa"/>
-            </w:tcMar>
-            <w:vAlign w:val="center"/>
-          </w:tcPr>
-          <w:p>
-            <w:pPr>
-              <w:spacing w:before="0" w:after="0"/>
-              <w:jc w:val="right"/>
-            </w:pPr>
-            <w:bookmarkStart w:id="52" w:name="_RefEq4_22"/>
-            <w:r>
-              <w:t>(4-</w:t>
-            </w:r>
-            <w:r>
-              <w:fldChar w:fldCharType="begin"/>
-            </w:r>
-            <w:r>
-              <w:instrText xml:space="preserve"> SEQ Eq4 \* ARABIC </w:instrText>
-            </w:r>
-            <w:r>
-              <w:fldChar w:fldCharType="separate"/>
-            </w:r>
-            <w:r>
-              <w:t>22</w:t>
-            </w:r>
-            <w:r>
-              <w:fldChar w:fldCharType="end"/>
-            </w:r>
-            <w:r>
-              <w:t>)</w:t>
-            </w:r>
-            <w:bookmarkEnd w:id="52"/>
+            <w:bookmarkEnd w:id="105"/>
           </w:p>
         </w:tc>
       </w:tr>
@@ -11351,7 +10585,7 @@
               <w:spacing w:before="0" w:after="0"/>
               <w:jc w:val="right"/>
             </w:pPr>
-            <w:bookmarkStart w:id="54" w:name="_RefEq4_23"/>
+            <w:bookmarkStart w:id="106" w:name="_RefEq4_16"/>
             <w:r>
               <w:t>(4-</w:t>
             </w:r>
@@ -11365,7 +10599,7 @@
               <w:fldChar w:fldCharType="separate"/>
             </w:r>
             <w:r>
-              <w:t>23</w:t>
+              <w:t>16</w:t>
             </w:r>
             <w:r>
               <w:fldChar w:fldCharType="end"/>
@@ -11373,7 +10607,7 @@
             <w:r>
               <w:t>)</w:t>
             </w:r>
-            <w:bookmarkEnd w:id="54"/>
+            <w:bookmarkEnd w:id="106"/>
           </w:p>
         </w:tc>
       </w:tr>
@@ -11545,6 +10779,139 @@
                   </m:rPr>
                   <m:t>)</m:t>
                 </m:r>
+                <m:r>
+                  <m:rPr>
+                    <m:sty m:val="p"/>
+                  </m:rPr>
+                  <m:t xml:space="preserve">； </m:t>
+                </m:r>
+                <m:sSub>
+                  <m:sSubPr/>
+                  <m:e>
+                    <m:r>
+                      <m:rPr/>
+                      <m:t>Z</m:t>
+                    </m:r>
+                  </m:e>
+                  <m:sub>
+                    <m:r>
+                      <m:rPr/>
+                      <m:t>S</m:t>
+                    </m:r>
+                    <m:r>
+                      <m:rPr>
+                        <m:sty m:val="p"/>
+                      </m:rPr>
+                      <m:t>,</m:t>
+                    </m:r>
+                    <m:r>
+                      <m:rPr/>
+                      <m:t>t</m:t>
+                    </m:r>
+                  </m:sub>
+                </m:sSub>
+                <m:r>
+                  <m:rPr>
+                    <m:sty m:val="p"/>
+                  </m:rPr>
+                  <m:t>=</m:t>
+                </m:r>
+                <m:nary>
+                  <m:naryPr>
+                    <m:chr m:val="∑"/>
+                    <m:limLoc m:val="undOvr"/>
+                    <m:supHide m:val="1"/>
+                  </m:naryPr>
+                  <m:sub>
+                    <m:r>
+                      <m:rPr/>
+                      <m:t>v</m:t>
+                    </m:r>
+                    <m:r>
+                      <m:rPr>
+                        <m:sty m:val="p"/>
+                      </m:rPr>
+                      <m:t>∈</m:t>
+                    </m:r>
+                    <m:sSub>
+                      <m:sSubPr/>
+                      <m:e>
+                        <m:r>
+                          <m:rPr>
+                            <m:sty m:val="p"/>
+                            <m:scr m:val="script"/>
+                          </m:rPr>
+                          <m:t>S</m:t>
+                        </m:r>
+                      </m:e>
+                      <m:sub>
+                        <m:r>
+                          <m:rPr/>
+                          <m:t>K</m:t>
+                        </m:r>
+                        <m:r>
+                          <m:rPr>
+                            <m:sty m:val="p"/>
+                          </m:rPr>
+                          <m:t>,</m:t>
+                        </m:r>
+                        <m:r>
+                          <m:rPr/>
+                          <m:t>t</m:t>
+                        </m:r>
+                      </m:sub>
+                    </m:sSub>
+                  </m:sub>
+                  <m:sup>
+                    <m:r>
+                      <m:rPr/>
+                      <m:t>​</m:t>
+                    </m:r>
+                  </m:sup>
+                  <m:e>
+                    <m:sSub>
+                      <m:sSubPr/>
+                      <m:e>
+                        <m:r>
+                          <m:rPr/>
+                          <m:t>p</m:t>
+                        </m:r>
+                      </m:e>
+                      <m:sub>
+                        <m:r>
+                          <m:rPr/>
+                          <m:t>S</m:t>
+                        </m:r>
+                        <m:r>
+                          <m:rPr>
+                            <m:sty m:val="p"/>
+                          </m:rPr>
+                          <m:t>,</m:t>
+                        </m:r>
+                        <m:r>
+                          <m:rPr/>
+                          <m:t>t</m:t>
+                        </m:r>
+                      </m:sub>
+                    </m:sSub>
+                  </m:e>
+                </m:nary>
+                <m:r>
+                  <m:rPr>
+                    <m:sty m:val="p"/>
+                  </m:rPr>
+                  <m:t>(</m:t>
+                </m:r>
+                <m:r>
+                  <m:rPr/>
+                  <m:t>v</m:t>
+                </m:r>
+                <m:r>
+                  <m:rPr>
+                    <m:sty m:val="p"/>
+                  </m:rPr>
+                  <m:t>)</m:t>
+                </m:r>
               </m:oMath>
             </m:oMathPara>
           </w:p>
@@ -11565,7 +10932,7 @@
               <w:spacing w:before="0" w:after="0"/>
               <w:jc w:val="right"/>
             </w:pPr>
-            <w:bookmarkStart w:id="55" w:name="_RefEq4_24"/>
+            <w:bookmarkStart w:id="107" w:name="_RefEq4_17"/>
             <w:r>
               <w:t>(4-</w:t>
             </w:r>
@@ -11579,7 +10946,7 @@
               <w:fldChar w:fldCharType="separate"/>
             </w:r>
             <w:r>
-              <w:t>24</w:t>
+              <w:t>17</w:t>
             </w:r>
             <w:r>
               <w:fldChar w:fldCharType="end"/>
@@ -11587,221 +10954,7 @@
             <w:r>
               <w:t>)</w:t>
             </w:r>
-            <w:bookmarkEnd w:id="55"/>
-          </w:p>
-        </w:tc>
-      </w:tr>
-      <w:tr>
-        <w:trPr>
-          <w:cantSplit/>
-          <w:jc w:val="center"/>
-        </w:trPr>
-        <w:tc>
-          <w:tcPr>
-            <w:tcW w:w="650" w:type="dxa"/>
-            <w:tcMar>
-              <w:top w:w="0" w:type="dxa"/>
-              <w:left w:w="0" w:type="dxa"/>
-              <w:bottom w:w="0" w:type="dxa"/>
-              <w:right w:w="0" w:type="dxa"/>
-            </w:tcMar>
-            <w:vAlign w:val="center"/>
-          </w:tcPr>
-          <w:p>
-            <w:pPr>
-              <w:spacing w:before="0" w:after="0"/>
-              <w:jc w:val="left"/>
-            </w:pPr>
-          </w:p>
-        </w:tc>
-        <w:tc>
-          <w:tcPr>
-            <w:tcW w:w="7006" w:type="dxa"/>
-            <w:tcMar>
-              <w:top w:w="0" w:type="dxa"/>
-              <w:left w:w="0" w:type="dxa"/>
-              <w:bottom w:w="0" w:type="dxa"/>
-              <w:right w:w="0" w:type="dxa"/>
-            </w:tcMar>
-            <w:vAlign w:val="center"/>
-          </w:tcPr>
-          <w:p>
-            <w:pPr>
-              <w:spacing w:before="0" w:after="0"/>
-              <w:jc w:val="center"/>
-            </w:pPr>
-            <m:oMathPara>
-              <m:oMath>
-                <m:sSub>
-                  <m:sSubPr/>
-                  <m:e>
-                    <m:r>
-                      <m:rPr/>
-                      <m:t>Z</m:t>
-                    </m:r>
-                  </m:e>
-                  <m:sub>
-                    <m:r>
-                      <m:rPr/>
-                      <m:t>S</m:t>
-                    </m:r>
-                    <m:r>
-                      <m:rPr>
-                        <m:sty m:val="p"/>
-                      </m:rPr>
-                      <m:t>,</m:t>
-                    </m:r>
-                    <m:r>
-                      <m:rPr/>
-                      <m:t>t</m:t>
-                    </m:r>
-                  </m:sub>
-                </m:sSub>
-                <m:r>
-                  <m:rPr>
-                    <m:sty m:val="p"/>
-                  </m:rPr>
-                  <m:t>=</m:t>
-                </m:r>
-                <m:nary>
-                  <m:naryPr>
-                    <m:chr m:val="∑"/>
-                    <m:limLoc m:val="undOvr"/>
-                    <m:supHide m:val="1"/>
-                  </m:naryPr>
-                  <m:sub>
-                    <m:r>
-                      <m:rPr/>
-                      <m:t>v</m:t>
-                    </m:r>
-                    <m:r>
-                      <m:rPr>
-                        <m:sty m:val="p"/>
-                      </m:rPr>
-                      <m:t>∈</m:t>
-                    </m:r>
-                    <m:sSub>
-                      <m:sSubPr/>
-                      <m:e>
-                        <m:r>
-                          <m:rPr>
-                            <m:sty m:val="p"/>
-                            <m:scr m:val="script"/>
-                          </m:rPr>
-                          <m:t>S</m:t>
-                        </m:r>
-                      </m:e>
-                      <m:sub>
-                        <m:r>
-                          <m:rPr/>
-                          <m:t>K</m:t>
-                        </m:r>
-                        <m:r>
-                          <m:rPr>
-                            <m:sty m:val="p"/>
-                          </m:rPr>
-                          <m:t>,</m:t>
-                        </m:r>
-                        <m:r>
-                          <m:rPr/>
-                          <m:t>t</m:t>
-                        </m:r>
-                      </m:sub>
-                    </m:sSub>
-                  </m:sub>
-                  <m:sup>
-                    <m:r>
-                      <m:rPr/>
-                      <m:t>​</m:t>
-                    </m:r>
-                  </m:sup>
-                  <m:e>
-                    <m:sSub>
-                      <m:sSubPr/>
-                      <m:e>
-                        <m:r>
-                          <m:rPr/>
-                          <m:t>p</m:t>
-                        </m:r>
-                      </m:e>
-                      <m:sub>
-                        <m:r>
-                          <m:rPr/>
-                          <m:t>S</m:t>
-                        </m:r>
-                        <m:r>
-                          <m:rPr>
-                            <m:sty m:val="p"/>
-                          </m:rPr>
-                          <m:t>,</m:t>
-                        </m:r>
-                        <m:r>
-                          <m:rPr/>
-                          <m:t>t</m:t>
-                        </m:r>
-                      </m:sub>
-                    </m:sSub>
-                  </m:e>
-                </m:nary>
-                <m:r>
-                  <m:rPr>
-                    <m:sty m:val="p"/>
-                  </m:rPr>
-                  <m:t>(</m:t>
-                </m:r>
-                <m:r>
-                  <m:rPr/>
-                  <m:t>v</m:t>
-                </m:r>
-                <m:r>
-                  <m:rPr>
-                    <m:sty m:val="p"/>
-                  </m:rPr>
-                  <m:t>)</m:t>
-                </m:r>
-              </m:oMath>
-            </m:oMathPara>
-          </w:p>
-        </w:tc>
-        <w:tc>
-          <w:tcPr>
-            <w:tcW w:w="650" w:type="dxa"/>
-            <w:tcMar>
-              <w:top w:w="0" w:type="dxa"/>
-              <w:left w:w="0" w:type="dxa"/>
-              <w:bottom w:w="0" w:type="dxa"/>
-              <w:right w:w="0" w:type="dxa"/>
-            </w:tcMar>
-            <w:vAlign w:val="center"/>
-          </w:tcPr>
-          <w:p>
-            <w:pPr>
-              <w:spacing w:before="0" w:after="0"/>
-              <w:jc w:val="right"/>
-            </w:pPr>
-            <w:bookmarkStart w:id="56" w:name="_RefEq4_25"/>
-            <w:r>
-              <w:t>(4-</w:t>
-            </w:r>
-            <w:r>
-              <w:fldChar w:fldCharType="begin"/>
-            </w:r>
-            <w:r>
-              <w:instrText xml:space="preserve"> SEQ Eq4 \* ARABIC </w:instrText>
-            </w:r>
-            <w:r>
-              <w:fldChar w:fldCharType="separate"/>
-            </w:r>
-            <w:r>
-              <w:t>25</w:t>
-            </w:r>
-            <w:r>
-              <w:fldChar w:fldCharType="end"/>
-            </w:r>
-            <w:r>
-              <w:t>)</w:t>
-            </w:r>
-            <w:bookmarkEnd w:id="56"/>
+            <w:bookmarkEnd w:id="107"/>
           </w:p>
         </w:tc>
       </w:tr>
@@ -12003,6 +11156,177 @@
                     </m:sSub>
                   </m:den>
                 </m:f>
+                <m:r>
+                  <m:rPr>
+                    <m:sty m:val="p"/>
+                  </m:rPr>
+                  <m:t xml:space="preserve">； </m:t>
+                </m:r>
+                <m:sSub>
+                  <m:sSubPr/>
+                  <m:e>
+                    <m:acc>
+                      <m:accPr>
+                        <m:chr m:val="̃"/>
+                      </m:accPr>
+                      <m:e>
+                        <m:r>
+                          <m:rPr/>
+                          <m:t>p</m:t>
+                        </m:r>
+                      </m:e>
+                    </m:acc>
+                  </m:e>
+                  <m:sub>
+                    <m:r>
+                      <m:rPr/>
+                      <m:t>S</m:t>
+                    </m:r>
+                    <m:r>
+                      <m:rPr>
+                        <m:sty m:val="p"/>
+                      </m:rPr>
+                      <m:t>,</m:t>
+                    </m:r>
+                    <m:r>
+                      <m:rPr/>
+                      <m:t>t</m:t>
+                    </m:r>
+                  </m:sub>
+                </m:sSub>
+                <m:r>
+                  <m:rPr>
+                    <m:sty m:val="p"/>
+                  </m:rPr>
+                  <m:t>(</m:t>
+                </m:r>
+                <m:r>
+                  <m:rPr/>
+                  <m:t>v</m:t>
+                </m:r>
+                <m:r>
+                  <m:rPr>
+                    <m:sty m:val="p"/>
+                  </m:rPr>
+                  <m:t>)=</m:t>
+                </m:r>
+                <m:f>
+                  <m:fPr/>
+                  <m:num>
+                    <m:sSub>
+                      <m:sSubPr/>
+                      <m:e>
+                        <m:r>
+                          <m:rPr/>
+                          <m:t>p</m:t>
+                        </m:r>
+                      </m:e>
+                      <m:sub>
+                        <m:r>
+                          <m:rPr/>
+                          <m:t>S</m:t>
+                        </m:r>
+                        <m:r>
+                          <m:rPr>
+                            <m:sty m:val="p"/>
+                          </m:rPr>
+                          <m:t>,</m:t>
+                        </m:r>
+                        <m:r>
+                          <m:rPr/>
+                          <m:t>t</m:t>
+                        </m:r>
+                      </m:sub>
+                    </m:sSub>
+                    <m:r>
+                      <m:rPr>
+                        <m:sty m:val="p"/>
+                      </m:rPr>
+                      <m:t>(</m:t>
+                    </m:r>
+                    <m:r>
+                      <m:rPr/>
+                      <m:t>v</m:t>
+                    </m:r>
+                    <m:r>
+                      <m:rPr>
+                        <m:sty m:val="p"/>
+                      </m:rPr>
+                      <m:t>)</m:t>
+                    </m:r>
+                  </m:num>
+                  <m:den>
+                    <m:sSub>
+                      <m:sSubPr/>
+                      <m:e>
+                        <m:r>
+                          <m:rPr/>
+                          <m:t>Z</m:t>
+                        </m:r>
+                      </m:e>
+                      <m:sub>
+                        <m:r>
+                          <m:rPr/>
+                          <m:t>S</m:t>
+                        </m:r>
+                        <m:r>
+                          <m:rPr>
+                            <m:sty m:val="p"/>
+                          </m:rPr>
+                          <m:t>,</m:t>
+                        </m:r>
+                        <m:r>
+                          <m:rPr/>
+                          <m:t>t</m:t>
+                        </m:r>
+                      </m:sub>
+                    </m:sSub>
+                  </m:den>
+                </m:f>
+                <m:r>
+                  <m:rPr>
+                    <m:sty m:val="p"/>
+                  </m:rPr>
+                  <m:t xml:space="preserve">； </m:t>
+                </m:r>
+                <m:r>
+                  <m:rPr/>
+                  <m:t>v</m:t>
+                </m:r>
+                <m:r>
+                  <m:rPr>
+                    <m:sty m:val="p"/>
+                  </m:rPr>
+                  <m:t>∈</m:t>
+                </m:r>
+                <m:sSub>
+                  <m:sSubPr/>
+                  <m:e>
+                    <m:r>
+                      <m:rPr>
+                        <m:sty m:val="p"/>
+                        <m:scr m:val="script"/>
+                      </m:rPr>
+                      <m:t>S</m:t>
+                    </m:r>
+                  </m:e>
+                  <m:sub>
+                    <m:r>
+                      <m:rPr/>
+                      <m:t>K</m:t>
+                    </m:r>
+                    <m:r>
+                      <m:rPr>
+                        <m:sty m:val="p"/>
+                      </m:rPr>
+                      <m:t>,</m:t>
+                    </m:r>
+                    <m:r>
+                      <m:rPr/>
+                      <m:t>t</m:t>
+                    </m:r>
+                  </m:sub>
+                </m:sSub>
               </m:oMath>
             </m:oMathPara>
           </w:p>
@@ -12023,7 +11347,7 @@
               <w:spacing w:before="0" w:after="0"/>
               <w:jc w:val="right"/>
             </w:pPr>
-            <w:bookmarkStart w:id="57" w:name="_RefEq4_26"/>
+            <w:bookmarkStart w:id="108" w:name="_RefEq4_18"/>
             <w:r>
               <w:t>(4-</w:t>
             </w:r>
@@ -12037,7 +11361,7 @@
               <w:fldChar w:fldCharType="separate"/>
             </w:r>
             <w:r>
-              <w:t>26</w:t>
+              <w:t>18</w:t>
             </w:r>
             <w:r>
               <w:fldChar w:fldCharType="end"/>
@@ -12045,15 +11369,579 @@
             <w:r>
               <w:t>)</w:t>
             </w:r>
-            <w:bookmarkEnd w:id="57"/>
+            <w:bookmarkEnd w:id="108"/>
           </w:p>
         </w:tc>
       </w:tr>
+    </w:tbl>
+    <w:p>
+      <w:pPr>
+        <w:ind w:firstLine="420"/>
+        <w:jc w:val="both"/>
+      </w:pPr>
+      <w:r>
+        <w:t>K1 sampled-token 将词表求和改写为单样本重要性估计。样本从提议分布中抽取，Forward KL 与 Reverse KL 的单样本估计分别为：</w:t>
+      </w:r>
+    </w:p>
+    <w:tbl>
+      <w:tblPr>
+        <w:tblStyle w:val="10"/>
+        <w:tblW w:w="8306" w:type="dxa"/>
+        <w:jc w:val="center"/>
+        <w:tblBorders>
+          <w:top w:val="none" w:color="auto" w:sz="0" w:space="0"/>
+          <w:left w:val="none" w:color="auto" w:sz="0" w:space="0"/>
+          <w:bottom w:val="none" w:color="auto" w:sz="0" w:space="0"/>
+          <w:right w:val="none" w:color="auto" w:sz="0" w:space="0"/>
+          <w:insideH w:val="none" w:color="auto" w:sz="0" w:space="0"/>
+          <w:insideV w:val="none" w:color="auto" w:sz="0" w:space="0"/>
+        </w:tblBorders>
+        <w:tblLayout w:type="fixed"/>
+        <w:tblCellMar>
+          <w:top w:w="0" w:type="dxa"/>
+          <w:left w:w="108" w:type="dxa"/>
+          <w:bottom w:w="0" w:type="dxa"/>
+          <w:right w:w="108" w:type="dxa"/>
+        </w:tblCellMar>
+      </w:tblPr>
+      <w:tblGrid>
+        <w:gridCol w:w="3500"/>
+        <w:gridCol w:w="4156"/>
+        <w:gridCol w:w="650"/>
+      </w:tblGrid>
       <w:tr>
         <w:trPr>
           <w:cantSplit/>
           <w:jc w:val="center"/>
         </w:trPr>
+        <w:tc>
+          <w:tcPr>
+            <w:tcW w:w="3500" w:type="dxa"/>
+            <w:tcMar>
+              <w:top w:w="0" w:type="dxa"/>
+              <w:left w:w="0" w:type="dxa"/>
+              <w:bottom w:w="0" w:type="dxa"/>
+              <w:right w:w="0" w:type="dxa"/>
+            </w:tcMar>
+            <w:vAlign w:val="center"/>
+          </w:tcPr>
+          <w:p>
+            <w:pPr>
+              <w:spacing w:before="0" w:after="0"/>
+              <w:jc w:val="center"/>
+            </w:pPr>
+            <m:oMathPara>
+              <m:oMathParaPr>
+                <m:jc m:val="center"/>
+              </m:oMathParaPr>
+              <m:oMath>
+                <m:sSub>
+                  <m:sSubPr/>
+                  <m:e>
+                    <m:acc>
+                      <m:accPr/>
+                      <m:e>
+                        <m:r>
+                          <m:rPr/>
+                          <m:t>D</m:t>
+                        </m:r>
+                      </m:e>
+                    </m:acc>
+                  </m:e>
+                  <m:sub>
+                    <m:r>
+                      <m:rPr>
+                        <m:sty m:val="p"/>
+                      </m:rPr>
+                      <m:t>FKL</m:t>
+                    </m:r>
+                  </m:sub>
+                </m:sSub>
+                <m:r>
+                  <m:rPr>
+                    <m:sty m:val="p"/>
+                  </m:rPr>
+                  <m:t>=</m:t>
+                </m:r>
+                <m:f>
+                  <m:fPr/>
+                  <m:num>
+                    <m:sSub>
+                      <m:sSubPr/>
+                      <m:e>
+                        <m:r>
+                          <m:rPr/>
+                          <m:t>p</m:t>
+                        </m:r>
+                      </m:e>
+                      <m:sub>
+                        <m:r>
+                          <m:rPr/>
+                          <m:t>T</m:t>
+                        </m:r>
+                        <m:r>
+                          <m:rPr>
+                            <m:sty m:val="p"/>
+                          </m:rPr>
+                          <m:t>,</m:t>
+                        </m:r>
+                        <m:r>
+                          <m:rPr/>
+                          <m:t>t</m:t>
+                        </m:r>
+                      </m:sub>
+                    </m:sSub>
+                    <m:r>
+                      <m:rPr>
+                        <m:sty m:val="p"/>
+                      </m:rPr>
+                      <m:t>(</m:t>
+                    </m:r>
+                    <m:acc>
+                      <m:accPr/>
+                      <m:e>
+                        <m:r>
+                          <m:rPr/>
+                          <m:t>v</m:t>
+                        </m:r>
+                      </m:e>
+                    </m:acc>
+                    <m:r>
+                      <m:rPr>
+                        <m:sty m:val="p"/>
+                      </m:rPr>
+                      <m:t>)</m:t>
+                    </m:r>
+                  </m:num>
+                  <m:den>
+                    <m:sSub>
+                      <m:sSubPr/>
+                      <m:e>
+                        <m:r>
+                          <m:rPr/>
+                          <m:t>q</m:t>
+                        </m:r>
+                      </m:e>
+                      <m:sub>
+                        <m:r>
+                          <m:rPr/>
+                          <m:t>t</m:t>
+                        </m:r>
+                      </m:sub>
+                    </m:sSub>
+                    <m:r>
+                      <m:rPr>
+                        <m:sty m:val="p"/>
+                      </m:rPr>
+                      <m:t>(</m:t>
+                    </m:r>
+                    <m:acc>
+                      <m:accPr/>
+                      <m:e>
+                        <m:r>
+                          <m:rPr/>
+                          <m:t>v</m:t>
+                        </m:r>
+                      </m:e>
+                    </m:acc>
+                    <m:r>
+                      <m:rPr>
+                        <m:sty m:val="p"/>
+                      </m:rPr>
+                      <m:t>)</m:t>
+                    </m:r>
+                  </m:den>
+                </m:f>
+                <m:r>
+                  <m:rPr>
+                    <m:sty m:val="p"/>
+                  </m:rPr>
+                  <m:t>log</m:t>
+                </m:r>
+                <m:f>
+                  <m:fPr/>
+                  <m:num>
+                    <m:sSub>
+                      <m:sSubPr/>
+                      <m:e>
+                        <m:r>
+                          <m:rPr/>
+                          <m:t>p</m:t>
+                        </m:r>
+                      </m:e>
+                      <m:sub>
+                        <m:r>
+                          <m:rPr/>
+                          <m:t>T</m:t>
+                        </m:r>
+                        <m:r>
+                          <m:rPr>
+                            <m:sty m:val="p"/>
+                          </m:rPr>
+                          <m:t>,</m:t>
+                        </m:r>
+                        <m:r>
+                          <m:rPr/>
+                          <m:t>t</m:t>
+                        </m:r>
+                      </m:sub>
+                    </m:sSub>
+                    <m:r>
+                      <m:rPr>
+                        <m:sty m:val="p"/>
+                      </m:rPr>
+                      <m:t>(</m:t>
+                    </m:r>
+                    <m:acc>
+                      <m:accPr/>
+                      <m:e>
+                        <m:r>
+                          <m:rPr/>
+                          <m:t>v</m:t>
+                        </m:r>
+                      </m:e>
+                    </m:acc>
+                    <m:r>
+                      <m:rPr>
+                        <m:sty m:val="p"/>
+                      </m:rPr>
+                      <m:t>)</m:t>
+                    </m:r>
+                  </m:num>
+                  <m:den>
+                    <m:sSub>
+                      <m:sSubPr/>
+                      <m:e>
+                        <m:r>
+                          <m:rPr/>
+                          <m:t>p</m:t>
+                        </m:r>
+                      </m:e>
+                      <m:sub>
+                        <m:r>
+                          <m:rPr/>
+                          <m:t>S</m:t>
+                        </m:r>
+                        <m:r>
+                          <m:rPr>
+                            <m:sty m:val="p"/>
+                          </m:rPr>
+                          <m:t>,</m:t>
+                        </m:r>
+                        <m:r>
+                          <m:rPr/>
+                          <m:t>t</m:t>
+                        </m:r>
+                      </m:sub>
+                    </m:sSub>
+                    <m:r>
+                      <m:rPr>
+                        <m:sty m:val="p"/>
+                      </m:rPr>
+                      <m:t>(</m:t>
+                    </m:r>
+                    <m:acc>
+                      <m:accPr/>
+                      <m:e>
+                        <m:r>
+                          <m:rPr/>
+                          <m:t>v</m:t>
+                        </m:r>
+                      </m:e>
+                    </m:acc>
+                    <m:r>
+                      <m:rPr>
+                        <m:sty m:val="p"/>
+                      </m:rPr>
+                      <m:t>)</m:t>
+                    </m:r>
+                  </m:den>
+                </m:f>
+              </m:oMath>
+            </m:oMathPara>
+          </w:p>
+        </w:tc>
+        <w:tc>
+          <w:tcPr>
+            <w:tcW w:w="4156" w:type="dxa"/>
+            <w:tcMar>
+              <w:top w:w="0" w:type="dxa"/>
+              <w:left w:w="0" w:type="dxa"/>
+              <w:bottom w:w="0" w:type="dxa"/>
+              <w:right w:w="0" w:type="dxa"/>
+            </w:tcMar>
+            <w:vAlign w:val="center"/>
+          </w:tcPr>
+          <w:p>
+            <w:pPr>
+              <w:spacing w:before="0" w:after="0"/>
+              <w:jc w:val="center"/>
+            </w:pPr>
+            <m:oMathPara>
+              <m:oMathParaPr>
+                <m:jc m:val="center"/>
+              </m:oMathParaPr>
+              <m:oMath>
+                <m:sSub>
+                  <m:sSubPr/>
+                  <m:e>
+                    <m:acc>
+                      <m:accPr/>
+                      <m:e>
+                        <m:r>
+                          <m:rPr/>
+                          <m:t>D</m:t>
+                        </m:r>
+                      </m:e>
+                    </m:acc>
+                  </m:e>
+                  <m:sub>
+                    <m:r>
+                      <m:rPr>
+                        <m:sty m:val="p"/>
+                      </m:rPr>
+                      <m:t>RKL</m:t>
+                    </m:r>
+                  </m:sub>
+                </m:sSub>
+                <m:r>
+                  <m:rPr>
+                    <m:sty m:val="p"/>
+                  </m:rPr>
+                  <m:t>=</m:t>
+                </m:r>
+                <m:f>
+                  <m:fPr/>
+                  <m:num>
+                    <m:sSub>
+                      <m:sSubPr/>
+                      <m:e>
+                        <m:r>
+                          <m:rPr/>
+                          <m:t>p</m:t>
+                        </m:r>
+                      </m:e>
+                      <m:sub>
+                        <m:r>
+                          <m:rPr/>
+                          <m:t>S</m:t>
+                        </m:r>
+                        <m:r>
+                          <m:rPr>
+                            <m:sty m:val="p"/>
+                          </m:rPr>
+                          <m:t>,</m:t>
+                        </m:r>
+                        <m:r>
+                          <m:rPr/>
+                          <m:t>t</m:t>
+                        </m:r>
+                      </m:sub>
+                    </m:sSub>
+                    <m:r>
+                      <m:rPr>
+                        <m:sty m:val="p"/>
+                      </m:rPr>
+                      <m:t>(</m:t>
+                    </m:r>
+                    <m:acc>
+                      <m:accPr/>
+                      <m:e>
+                        <m:r>
+                          <m:rPr/>
+                          <m:t>v</m:t>
+                        </m:r>
+                      </m:e>
+                    </m:acc>
+                    <m:r>
+                      <m:rPr>
+                        <m:sty m:val="p"/>
+                      </m:rPr>
+                      <m:t>)</m:t>
+                    </m:r>
+                  </m:num>
+                  <m:den>
+                    <m:sSub>
+                      <m:sSubPr/>
+                      <m:e>
+                        <m:r>
+                          <m:rPr/>
+                          <m:t>q</m:t>
+                        </m:r>
+                      </m:e>
+                      <m:sub>
+                        <m:r>
+                          <m:rPr/>
+                          <m:t>t</m:t>
+                        </m:r>
+                      </m:sub>
+                    </m:sSub>
+                    <m:r>
+                      <m:rPr>
+                        <m:sty m:val="p"/>
+                      </m:rPr>
+                      <m:t>(</m:t>
+                    </m:r>
+                    <m:acc>
+                      <m:accPr/>
+                      <m:e>
+                        <m:r>
+                          <m:rPr/>
+                          <m:t>v</m:t>
+                        </m:r>
+                      </m:e>
+                    </m:acc>
+                    <m:r>
+                      <m:rPr>
+                        <m:sty m:val="p"/>
+                      </m:rPr>
+                      <m:t>)</m:t>
+                    </m:r>
+                  </m:den>
+                </m:f>
+                <m:r>
+                  <m:rPr>
+                    <m:sty m:val="p"/>
+                  </m:rPr>
+                  <m:t>log</m:t>
+                </m:r>
+                <m:f>
+                  <m:fPr/>
+                  <m:num>
+                    <m:sSub>
+                      <m:sSubPr/>
+                      <m:e>
+                        <m:r>
+                          <m:rPr/>
+                          <m:t>p</m:t>
+                        </m:r>
+                      </m:e>
+                      <m:sub>
+                        <m:r>
+                          <m:rPr/>
+                          <m:t>S</m:t>
+                        </m:r>
+                        <m:r>
+                          <m:rPr>
+                            <m:sty m:val="p"/>
+                          </m:rPr>
+                          <m:t>,</m:t>
+                        </m:r>
+                        <m:r>
+                          <m:rPr/>
+                          <m:t>t</m:t>
+                        </m:r>
+                      </m:sub>
+                    </m:sSub>
+                    <m:r>
+                      <m:rPr>
+                        <m:sty m:val="p"/>
+                      </m:rPr>
+                      <m:t>(</m:t>
+                    </m:r>
+                    <m:acc>
+                      <m:accPr/>
+                      <m:e>
+                        <m:r>
+                          <m:rPr/>
+                          <m:t>v</m:t>
+                        </m:r>
+                      </m:e>
+                    </m:acc>
+                    <m:r>
+                      <m:rPr>
+                        <m:sty m:val="p"/>
+                      </m:rPr>
+                      <m:t>)</m:t>
+                    </m:r>
+                  </m:num>
+                  <m:den>
+                    <m:sSub>
+                      <m:sSubPr/>
+                      <m:e>
+                        <m:r>
+                          <m:rPr/>
+                          <m:t>p</m:t>
+                        </m:r>
+                      </m:e>
+                      <m:sub>
+                        <m:r>
+                          <m:rPr/>
+                          <m:t>T</m:t>
+                        </m:r>
+                        <m:r>
+                          <m:rPr>
+                            <m:sty m:val="p"/>
+                          </m:rPr>
+                          <m:t>,</m:t>
+                        </m:r>
+                        <m:r>
+                          <m:rPr/>
+                          <m:t>t</m:t>
+                        </m:r>
+                      </m:sub>
+                    </m:sSub>
+                    <m:r>
+                      <m:rPr>
+                        <m:sty m:val="p"/>
+                      </m:rPr>
+                      <m:t>(</m:t>
+                    </m:r>
+                    <m:acc>
+                      <m:accPr/>
+                      <m:e>
+                        <m:r>
+                          <m:rPr/>
+                          <m:t>v</m:t>
+                        </m:r>
+                      </m:e>
+                    </m:acc>
+                    <m:r>
+                      <m:rPr>
+                        <m:sty m:val="p"/>
+                      </m:rPr>
+                      <m:t>)</m:t>
+                    </m:r>
+                  </m:den>
+                </m:f>
+                <m:r>
+                  <m:rPr/>
+                  <m:t xml:space="preserve">， </m:t>
+                </m:r>
+                <m:acc>
+                  <m:accPr/>
+                  <m:e>
+                    <m:r>
+                      <m:rPr/>
+                      <m:t>v</m:t>
+                    </m:r>
+                  </m:e>
+                </m:acc>
+                <m:r>
+                  <m:rPr>
+                    <m:sty m:val="p"/>
+                  </m:rPr>
+                  <m:t>∼</m:t>
+                </m:r>
+                <m:sSub>
+                  <m:sSubPr/>
+                  <m:e>
+                    <m:r>
+                      <m:rPr/>
+                      <m:t>q</m:t>
+                    </m:r>
+                  </m:e>
+                  <m:sub>
+                    <m:r>
+                      <m:rPr/>
+                      <m:t>t</m:t>
+                    </m:r>
+                  </m:sub>
+                </m:sSub>
+              </m:oMath>
+            </m:oMathPara>
+          </w:p>
+        </w:tc>
         <w:tc>
           <w:tcPr>
             <w:tcW w:w="650" w:type="dxa"/>
@@ -12068,317 +11956,317 @@
           <w:p>
             <w:pPr>
               <w:spacing w:before="0" w:after="0"/>
+              <w:jc w:val="right"/>
+            </w:pPr>
+            <w:bookmarkStart w:id="109" w:name="_RefEq4_19"/>
+            <w:r>
+              <w:t>(4-</w:t>
+            </w:r>
+            <w:r>
+              <w:fldChar w:fldCharType="begin"/>
+            </w:r>
+            <w:r>
+              <w:instrText xml:space="preserve"> SEQ Eq4 \* ARABIC </w:instrText>
+            </w:r>
+            <w:r>
+              <w:fldChar w:fldCharType="separate"/>
+            </w:r>
+            <w:r>
+              <w:t>19</w:t>
+            </w:r>
+            <w:r>
+              <w:fldChar w:fldCharType="end"/>
+            </w:r>
+            <w:r>
+              <w:t>)</w:t>
+            </w:r>
+            <w:bookmarkEnd w:id="109"/>
+          </w:p>
+        </w:tc>
+      </w:tr>
+    </w:tbl>
+    <w:p>
+      <w:pPr>
+        <w:ind w:firstLine="420"/>
+        <w:jc w:val="both"/>
+      </w:pPr>
+      <w:r>
+        <w:t>为控制方差，提议分布必须覆盖被估计分布的支持集，并记录其定义、随机种子和概率下界。所有方案统一采用 log-sum-exp、有效位置归一化和有限值检查，以避免混合精度下的 NaN 或 Inf。</w:t>
+      </w:r>
+    </w:p>
+    <w:p>
+      <w:pPr>
+        <w:pStyle w:val="3"/>
+        <w:jc w:val="left"/>
+      </w:pPr>
+      <w:bookmarkStart w:id="63" w:name="_Toc534757053"/>
+      <w:r>
+        <w:rPr>
+          <w:rFonts w:ascii="黑体" w:hAnsi="黑体" w:eastAsia="黑体" w:cs="黑体"/>
+          <w:b/>
+          <w:color w:val="000000"/>
+          <w:sz w:val="24"/>
+        </w:rPr>
+        <w:t>4.5 评价指标和公平性</w:t>
+      </w:r>
+      <w:bookmarkEnd w:id="63"/>
+    </w:p>
+    <w:p>
+      <w:pPr>
+        <w:ind w:firstLine="420"/>
+        <w:jc w:val="both"/>
+      </w:pPr>
+      <w:r>
+        <w:t>本文从任务正确性、训练稳定性和资源成本三个层面评价方法，具体指标及其作用见表 4-3。</w:t>
+      </w:r>
+    </w:p>
+    <w:p>
+      <w:pPr>
+        <w:keepNext/>
+        <w:spacing w:before="80" w:after="80" w:line="240" w:lineRule="auto"/>
+        <w:ind w:left="0" w:right="0" w:firstLine="0"/>
+        <w:jc w:val="center"/>
+      </w:pPr>
+      <w:r>
+        <w:rPr>
+          <w:rFonts w:ascii="Times New Roman" w:hAnsi="Times New Roman" w:eastAsia="Songti SC"/>
+          <w:sz w:val="21"/>
+        </w:rPr>
+        <w:t xml:space="preserve">表 </w:t>
+      </w:r>
+      <w:bookmarkStart w:id="64" w:name="_RefTable4_3"/>
+      <w:r>
+        <w:rPr>
+          <w:rFonts w:ascii="Times New Roman" w:hAnsi="Times New Roman" w:eastAsia="Songti SC"/>
+          <w:sz w:val="21"/>
+        </w:rPr>
+        <w:t>4-</w:t>
+      </w:r>
+      <w:r>
+        <w:rPr>
+          <w:rFonts w:ascii="Times New Roman" w:hAnsi="Times New Roman" w:eastAsia="Songti SC"/>
+          <w:sz w:val="21"/>
+        </w:rPr>
+        <w:fldChar w:fldCharType="begin"/>
+      </w:r>
+      <w:r>
+        <w:rPr>
+          <w:rFonts w:ascii="Times New Roman" w:hAnsi="Times New Roman" w:eastAsia="Songti SC"/>
+          <w:sz w:val="21"/>
+        </w:rPr>
+        <w:instrText xml:space="preserve"> SEQ TableCh4 \* ARABIC </w:instrText>
+      </w:r>
+      <w:r>
+        <w:rPr>
+          <w:rFonts w:ascii="Times New Roman" w:hAnsi="Times New Roman" w:eastAsia="Songti SC"/>
+          <w:sz w:val="21"/>
+        </w:rPr>
+        <w:fldChar w:fldCharType="separate"/>
+      </w:r>
+      <w:r>
+        <w:rPr>
+          <w:rFonts w:ascii="Times New Roman" w:hAnsi="Times New Roman" w:eastAsia="Songti SC"/>
+          <w:sz w:val="21"/>
+        </w:rPr>
+        <w:t>3</w:t>
+      </w:r>
+      <w:r>
+        <w:rPr>
+          <w:rFonts w:ascii="Times New Roman" w:hAnsi="Times New Roman" w:eastAsia="Songti SC"/>
+          <w:sz w:val="21"/>
+        </w:rPr>
+        <w:fldChar w:fldCharType="end"/>
+      </w:r>
+      <w:bookmarkEnd w:id="64"/>
+      <w:r>
+        <w:rPr>
+          <w:rFonts w:ascii="Times New Roman" w:hAnsi="Times New Roman" w:eastAsia="Songti SC"/>
+          <w:sz w:val="21"/>
+        </w:rPr>
+        <w:t xml:space="preserve">  评价指标体系</w:t>
+      </w:r>
+    </w:p>
+    <w:tbl>
+      <w:tblPr>
+        <w:tblStyle w:val="11"/>
+        <w:tblW w:w="0" w:type="auto"/>
+        <w:tblInd w:w="0" w:type="dxa"/>
+        <w:tblBorders>
+          <w:top w:val="single" w:color="auto" w:sz="4" w:space="0"/>
+          <w:left w:val="single" w:color="auto" w:sz="4" w:space="0"/>
+          <w:bottom w:val="single" w:color="auto" w:sz="4" w:space="0"/>
+          <w:right w:val="single" w:color="auto" w:sz="4" w:space="0"/>
+          <w:insideH w:val="single" w:color="auto" w:sz="4" w:space="0"/>
+          <w:insideV w:val="single" w:color="auto" w:sz="4" w:space="0"/>
+        </w:tblBorders>
+        <w:tblLayout w:type="autofit"/>
+        <w:tblCellMar>
+          <w:top w:w="0" w:type="dxa"/>
+          <w:left w:w="108" w:type="dxa"/>
+          <w:bottom w:w="0" w:type="dxa"/>
+          <w:right w:w="108" w:type="dxa"/>
+        </w:tblCellMar>
+      </w:tblPr>
+      <w:tblGrid>
+        <w:gridCol w:w="4148"/>
+        <w:gridCol w:w="4148"/>
+      </w:tblGrid>
+      <w:tr>
+        <w:trPr>
+          <w:tblHeader/>
+        </w:trPr>
+        <w:tc>
+          <w:tcPr>
+            <w:tcW w:w="4148" w:type="dxa"/>
+          </w:tcPr>
+          <w:p>
+            <w:pPr>
+              <w:ind w:firstLine="0"/>
               <w:jc w:val="left"/>
             </w:pPr>
-          </w:p>
-        </w:tc>
-        <w:tc>
-          <w:tcPr>
-            <w:tcW w:w="7006" w:type="dxa"/>
-            <w:tcMar>
-              <w:top w:w="0" w:type="dxa"/>
-              <w:left w:w="0" w:type="dxa"/>
-              <w:bottom w:w="0" w:type="dxa"/>
-              <w:right w:w="0" w:type="dxa"/>
-            </w:tcMar>
-            <w:vAlign w:val="center"/>
-          </w:tcPr>
-          <w:p>
-            <w:pPr>
-              <w:spacing w:before="0" w:after="0"/>
-              <w:jc w:val="center"/>
-            </w:pPr>
-            <m:oMathPara>
-              <m:oMath>
-                <m:sSub>
-                  <m:sSubPr/>
-                  <m:e>
-                    <m:acc>
-                      <m:accPr>
-                        <m:chr m:val="̃"/>
-                      </m:accPr>
-                      <m:e>
-                        <m:r>
-                          <m:rPr/>
-                          <m:t>p</m:t>
-                        </m:r>
-                      </m:e>
-                    </m:acc>
-                  </m:e>
-                  <m:sub>
-                    <m:r>
-                      <m:rPr/>
-                      <m:t>S</m:t>
-                    </m:r>
-                    <m:r>
-                      <m:rPr>
-                        <m:sty m:val="p"/>
-                      </m:rPr>
-                      <m:t>,</m:t>
-                    </m:r>
-                    <m:r>
-                      <m:rPr/>
-                      <m:t>t</m:t>
-                    </m:r>
-                  </m:sub>
-                </m:sSub>
-                <m:r>
-                  <m:rPr>
-                    <m:sty m:val="p"/>
-                  </m:rPr>
-                  <m:t>(</m:t>
-                </m:r>
-                <m:r>
-                  <m:rPr/>
-                  <m:t>v</m:t>
-                </m:r>
-                <m:r>
-                  <m:rPr>
-                    <m:sty m:val="p"/>
-                  </m:rPr>
-                  <m:t>)=</m:t>
-                </m:r>
-                <m:f>
-                  <m:fPr/>
-                  <m:num>
-                    <m:sSub>
-                      <m:sSubPr/>
-                      <m:e>
-                        <m:r>
-                          <m:rPr/>
-                          <m:t>p</m:t>
-                        </m:r>
-                      </m:e>
-                      <m:sub>
-                        <m:r>
-                          <m:rPr/>
-                          <m:t>S</m:t>
-                        </m:r>
-                        <m:r>
-                          <m:rPr>
-                            <m:sty m:val="p"/>
-                          </m:rPr>
-                          <m:t>,</m:t>
-                        </m:r>
-                        <m:r>
-                          <m:rPr/>
-                          <m:t>t</m:t>
-                        </m:r>
-                      </m:sub>
-                    </m:sSub>
-                    <m:r>
-                      <m:rPr>
-                        <m:sty m:val="p"/>
-                      </m:rPr>
-                      <m:t>(</m:t>
-                    </m:r>
-                    <m:r>
-                      <m:rPr/>
-                      <m:t>v</m:t>
-                    </m:r>
-                    <m:r>
-                      <m:rPr>
-                        <m:sty m:val="p"/>
-                      </m:rPr>
-                      <m:t>)</m:t>
-                    </m:r>
-                  </m:num>
-                  <m:den>
-                    <m:sSub>
-                      <m:sSubPr/>
-                      <m:e>
-                        <m:r>
-                          <m:rPr/>
-                          <m:t>Z</m:t>
-                        </m:r>
-                      </m:e>
-                      <m:sub>
-                        <m:r>
-                          <m:rPr/>
-                          <m:t>S</m:t>
-                        </m:r>
-                        <m:r>
-                          <m:rPr>
-                            <m:sty m:val="p"/>
-                          </m:rPr>
-                          <m:t>,</m:t>
-                        </m:r>
-                        <m:r>
-                          <m:rPr/>
-                          <m:t>t</m:t>
-                        </m:r>
-                      </m:sub>
-                    </m:sSub>
-                  </m:den>
-                </m:f>
-              </m:oMath>
-            </m:oMathPara>
-          </w:p>
-        </w:tc>
-        <w:tc>
-          <w:tcPr>
-            <w:tcW w:w="650" w:type="dxa"/>
-            <w:tcMar>
-              <w:top w:w="0" w:type="dxa"/>
-              <w:left w:w="0" w:type="dxa"/>
-              <w:bottom w:w="0" w:type="dxa"/>
-              <w:right w:w="0" w:type="dxa"/>
-            </w:tcMar>
-            <w:vAlign w:val="center"/>
-          </w:tcPr>
-          <w:p>
-            <w:pPr>
-              <w:spacing w:before="0" w:after="0"/>
-              <w:jc w:val="right"/>
-            </w:pPr>
-            <w:bookmarkStart w:id="58" w:name="_RefEq4_27"/>
-            <w:r>
-              <w:t>(4-</w:t>
-            </w:r>
-            <w:r>
-              <w:fldChar w:fldCharType="begin"/>
-            </w:r>
-            <w:r>
-              <w:instrText xml:space="preserve"> SEQ Eq4 \* ARABIC </w:instrText>
-            </w:r>
-            <w:r>
-              <w:fldChar w:fldCharType="separate"/>
-            </w:r>
-            <w:r>
-              <w:t>27</w:t>
-            </w:r>
-            <w:r>
-              <w:fldChar w:fldCharType="end"/>
-            </w:r>
-            <w:r>
-              <w:t>)</w:t>
-            </w:r>
-            <w:bookmarkEnd w:id="58"/>
+            <w:r>
+              <w:rPr>
+                <w:b/>
+              </w:rPr>
+              <w:t>类别</w:t>
+            </w:r>
+          </w:p>
+        </w:tc>
+        <w:tc>
+          <w:tcPr>
+            <w:tcW w:w="4148" w:type="dxa"/>
+          </w:tcPr>
+          <w:p>
+            <w:pPr>
+              <w:ind w:firstLine="0"/>
+              <w:jc w:val="left"/>
+            </w:pPr>
+            <w:r>
+              <w:rPr>
+                <w:b/>
+              </w:rPr>
+              <w:t>关注内容</w:t>
+            </w:r>
           </w:p>
         </w:tc>
       </w:tr>
       <w:tr>
-        <w:trPr>
-          <w:cantSplit/>
-          <w:jc w:val="center"/>
-        </w:trPr>
-        <w:tc>
-          <w:tcPr>
-            <w:tcW w:w="650" w:type="dxa"/>
-            <w:tcMar>
-              <w:top w:w="0" w:type="dxa"/>
-              <w:left w:w="0" w:type="dxa"/>
-              <w:bottom w:w="0" w:type="dxa"/>
-              <w:right w:w="0" w:type="dxa"/>
-            </w:tcMar>
-            <w:vAlign w:val="center"/>
-          </w:tcPr>
-          <w:p>
-            <w:pPr>
-              <w:spacing w:before="0" w:after="0"/>
+        <w:tc>
+          <w:tcPr>
+            <w:tcW w:w="4148" w:type="dxa"/>
+          </w:tcPr>
+          <w:p>
+            <w:pPr>
+              <w:ind w:firstLine="0"/>
               <w:jc w:val="left"/>
             </w:pPr>
-          </w:p>
-        </w:tc>
-        <w:tc>
-          <w:tcPr>
-            <w:tcW w:w="7006" w:type="dxa"/>
-            <w:tcMar>
-              <w:top w:w="0" w:type="dxa"/>
-              <w:left w:w="0" w:type="dxa"/>
-              <w:bottom w:w="0" w:type="dxa"/>
-              <w:right w:w="0" w:type="dxa"/>
-            </w:tcMar>
-            <w:vAlign w:val="center"/>
-          </w:tcPr>
-          <w:p>
-            <w:pPr>
-              <w:spacing w:before="0" w:after="0"/>
-              <w:jc w:val="center"/>
-            </w:pPr>
-            <m:oMathPara>
-              <m:oMath>
-                <m:r>
-                  <m:rPr/>
-                  <m:t>v</m:t>
-                </m:r>
-                <m:r>
-                  <m:rPr>
-                    <m:sty m:val="p"/>
-                  </m:rPr>
-                  <m:t>∈</m:t>
-                </m:r>
-                <m:sSub>
-                  <m:sSubPr/>
-                  <m:e>
-                    <m:r>
-                      <m:rPr>
-                        <m:sty m:val="p"/>
-                        <m:scr m:val="script"/>
-                      </m:rPr>
-                      <m:t>S</m:t>
-                    </m:r>
-                  </m:e>
-                  <m:sub>
-                    <m:r>
-                      <m:rPr/>
-                      <m:t>K</m:t>
-                    </m:r>
-                    <m:r>
-                      <m:rPr>
-                        <m:sty m:val="p"/>
-                      </m:rPr>
-                      <m:t>,</m:t>
-                    </m:r>
-                    <m:r>
-                      <m:rPr/>
-                      <m:t>t</m:t>
-                    </m:r>
-                  </m:sub>
-                </m:sSub>
-              </m:oMath>
-            </m:oMathPara>
-          </w:p>
-        </w:tc>
-        <w:tc>
-          <w:tcPr>
-            <w:tcW w:w="650" w:type="dxa"/>
-            <w:tcMar>
-              <w:top w:w="0" w:type="dxa"/>
-              <w:left w:w="0" w:type="dxa"/>
-              <w:bottom w:w="0" w:type="dxa"/>
-              <w:right w:w="0" w:type="dxa"/>
-            </w:tcMar>
-            <w:vAlign w:val="center"/>
-          </w:tcPr>
-          <w:p>
-            <w:pPr>
-              <w:spacing w:before="0" w:after="0"/>
-              <w:jc w:val="right"/>
-            </w:pPr>
-            <w:bookmarkStart w:id="59" w:name="_RefEq4_28"/>
-            <w:r>
-              <w:t>(4-</w:t>
-            </w:r>
-            <w:r>
-              <w:fldChar w:fldCharType="begin"/>
-            </w:r>
-            <w:r>
-              <w:instrText xml:space="preserve"> SEQ Eq4 \* ARABIC </w:instrText>
-            </w:r>
-            <w:r>
-              <w:fldChar w:fldCharType="separate"/>
-            </w:r>
-            <w:r>
-              <w:t>28</w:t>
-            </w:r>
-            <w:r>
-              <w:fldChar w:fldCharType="end"/>
-            </w:r>
-            <w:r>
-              <w:t>)</w:t>
-            </w:r>
-            <w:bookmarkEnd w:id="59"/>
+            <w:r>
+              <w:t>核心任务效果</w:t>
+            </w:r>
+          </w:p>
+        </w:tc>
+        <w:tc>
+          <w:tcPr>
+            <w:tcW w:w="4148" w:type="dxa"/>
+          </w:tcPr>
+          <w:p>
+            <w:pPr>
+              <w:ind w:firstLine="0"/>
+              <w:jc w:val="left"/>
+            </w:pPr>
+            <w:r>
+              <w:t>JSON／结构化格式合法性、函数名、参数键值、schema 通过率、调用执行成功率和端到端任务完成率</w:t>
+            </w:r>
+          </w:p>
+        </w:tc>
+      </w:tr>
+      <w:tr>
+        <w:tc>
+          <w:tcPr>
+            <w:tcW w:w="4148" w:type="dxa"/>
+          </w:tcPr>
+          <w:p>
+            <w:pPr>
+              <w:ind w:firstLine="0"/>
+              <w:jc w:val="left"/>
+            </w:pPr>
+            <w:r>
+              <w:t>核心稳定性与分布</w:t>
+            </w:r>
+          </w:p>
+        </w:tc>
+        <w:tc>
+          <w:tcPr>
+            <w:tcW w:w="4148" w:type="dxa"/>
+          </w:tcPr>
+          <w:p>
+            <w:pPr>
+              <w:ind w:firstLine="0"/>
+              <w:jc w:val="left"/>
+            </w:pPr>
+            <w:r>
+              <w:t>蒸馏损失、熵变化、师生分布差异、Top-K overlap、支持集外概率、非法输出率和重复率</w:t>
+            </w:r>
+          </w:p>
+        </w:tc>
+      </w:tr>
+      <w:tr>
+        <w:tc>
+          <w:tcPr>
+            <w:tcW w:w="4148" w:type="dxa"/>
+          </w:tcPr>
+          <w:p>
+            <w:pPr>
+              <w:ind w:firstLine="0"/>
+              <w:jc w:val="left"/>
+            </w:pPr>
+            <w:r>
+              <w:t>核心训练资源</w:t>
+            </w:r>
+          </w:p>
+        </w:tc>
+        <w:tc>
+          <w:tcPr>
+            <w:tcW w:w="4148" w:type="dxa"/>
+          </w:tcPr>
+          <w:p>
+            <w:pPr>
+              <w:ind w:firstLine="0"/>
+              <w:jc w:val="left"/>
+            </w:pPr>
+            <w:r>
+              <w:t>教师反馈量、教师推理开销、学生 rollout 开销、训练时间和峰值显存</w:t>
+            </w:r>
+          </w:p>
+        </w:tc>
+      </w:tr>
+      <w:tr>
+        <w:tc>
+          <w:tcPr>
+            <w:tcW w:w="4148" w:type="dxa"/>
+          </w:tcPr>
+          <w:p>
+            <w:pPr>
+              <w:ind w:firstLine="0"/>
+              <w:jc w:val="left"/>
+            </w:pPr>
+            <w:r>
+              <w:t>扩展服务评测</w:t>
+            </w:r>
+          </w:p>
+        </w:tc>
+        <w:tc>
+          <w:tcPr>
+            <w:tcW w:w="4148" w:type="dxa"/>
+          </w:tcPr>
+          <w:p>
+            <w:pPr>
+              <w:ind w:firstLine="0"/>
+              <w:jc w:val="left"/>
+            </w:pPr>
+            <w:r>
+              <w:t>吞吐、首 token 延迟、完整响应延迟和端到端任务成功率</w:t>
+            </w:r>
           </w:p>
         </w:tc>
       </w:tr>
@@ -12389,7 +12277,7 @@
         <w:jc w:val="both"/>
       </w:pPr>
       <w:r>
-        <w:t>K1 sampled-token 将词表求和改写为单样本重要性估计。样本从提议分布中抽取，Forward KL 与 Reverse KL 的单样本估计分别为：</w:t>
+        <w:t>设测试集包含若干样本，并分别记录预测函数、目标函数和端到端任务是否完成，则函数选择准确率和端到端成功率定义为：</w:t>
       </w:r>
     </w:p>
     <w:tbl>
@@ -12458,1072 +12346,6 @@
               <w:jc w:val="center"/>
             </w:pPr>
             <m:oMathPara>
-              <m:oMathParaPr>
-                <m:jc m:val="center"/>
-              </m:oMathParaPr>
-              <m:oMath>
-                <m:sSub>
-                  <m:sSubPr/>
-                  <m:e>
-                    <m:acc>
-                      <m:accPr/>
-                      <m:e>
-                        <m:r>
-                          <m:rPr/>
-                          <m:t>D</m:t>
-                        </m:r>
-                      </m:e>
-                    </m:acc>
-                  </m:e>
-                  <m:sub>
-                    <m:r>
-                      <m:rPr>
-                        <m:sty m:val="p"/>
-                      </m:rPr>
-                      <m:t>FKL</m:t>
-                    </m:r>
-                  </m:sub>
-                </m:sSub>
-                <m:r>
-                  <m:rPr>
-                    <m:sty m:val="p"/>
-                  </m:rPr>
-                  <m:t>=</m:t>
-                </m:r>
-                <m:f>
-                  <m:fPr/>
-                  <m:num>
-                    <m:sSub>
-                      <m:sSubPr/>
-                      <m:e>
-                        <m:r>
-                          <m:rPr/>
-                          <m:t>p</m:t>
-                        </m:r>
-                      </m:e>
-                      <m:sub>
-                        <m:r>
-                          <m:rPr/>
-                          <m:t>T</m:t>
-                        </m:r>
-                        <m:r>
-                          <m:rPr>
-                            <m:sty m:val="p"/>
-                          </m:rPr>
-                          <m:t>,</m:t>
-                        </m:r>
-                        <m:r>
-                          <m:rPr/>
-                          <m:t>t</m:t>
-                        </m:r>
-                      </m:sub>
-                    </m:sSub>
-                    <m:r>
-                      <m:rPr>
-                        <m:sty m:val="p"/>
-                      </m:rPr>
-                      <m:t>(</m:t>
-                    </m:r>
-                    <m:acc>
-                      <m:accPr/>
-                      <m:e>
-                        <m:r>
-                          <m:rPr/>
-                          <m:t>v</m:t>
-                        </m:r>
-                      </m:e>
-                    </m:acc>
-                    <m:r>
-                      <m:rPr>
-                        <m:sty m:val="p"/>
-                      </m:rPr>
-                      <m:t>)</m:t>
-                    </m:r>
-                  </m:num>
-                  <m:den>
-                    <m:sSub>
-                      <m:sSubPr/>
-                      <m:e>
-                        <m:r>
-                          <m:rPr/>
-                          <m:t>q</m:t>
-                        </m:r>
-                      </m:e>
-                      <m:sub>
-                        <m:r>
-                          <m:rPr/>
-                          <m:t>t</m:t>
-                        </m:r>
-                      </m:sub>
-                    </m:sSub>
-                    <m:r>
-                      <m:rPr>
-                        <m:sty m:val="p"/>
-                      </m:rPr>
-                      <m:t>(</m:t>
-                    </m:r>
-                    <m:acc>
-                      <m:accPr/>
-                      <m:e>
-                        <m:r>
-                          <m:rPr/>
-                          <m:t>v</m:t>
-                        </m:r>
-                      </m:e>
-                    </m:acc>
-                    <m:r>
-                      <m:rPr>
-                        <m:sty m:val="p"/>
-                      </m:rPr>
-                      <m:t>)</m:t>
-                    </m:r>
-                  </m:den>
-                </m:f>
-                <m:r>
-                  <m:rPr>
-                    <m:sty m:val="p"/>
-                  </m:rPr>
-                  <m:t>log</m:t>
-                </m:r>
-                <m:f>
-                  <m:fPr/>
-                  <m:num>
-                    <m:sSub>
-                      <m:sSubPr/>
-                      <m:e>
-                        <m:r>
-                          <m:rPr/>
-                          <m:t>p</m:t>
-                        </m:r>
-                      </m:e>
-                      <m:sub>
-                        <m:r>
-                          <m:rPr/>
-                          <m:t>T</m:t>
-                        </m:r>
-                        <m:r>
-                          <m:rPr>
-                            <m:sty m:val="p"/>
-                          </m:rPr>
-                          <m:t>,</m:t>
-                        </m:r>
-                        <m:r>
-                          <m:rPr/>
-                          <m:t>t</m:t>
-                        </m:r>
-                      </m:sub>
-                    </m:sSub>
-                    <m:r>
-                      <m:rPr>
-                        <m:sty m:val="p"/>
-                      </m:rPr>
-                      <m:t>(</m:t>
-                    </m:r>
-                    <m:acc>
-                      <m:accPr/>
-                      <m:e>
-                        <m:r>
-                          <m:rPr/>
-                          <m:t>v</m:t>
-                        </m:r>
-                      </m:e>
-                    </m:acc>
-                    <m:r>
-                      <m:rPr>
-                        <m:sty m:val="p"/>
-                      </m:rPr>
-                      <m:t>)</m:t>
-                    </m:r>
-                  </m:num>
-                  <m:den>
-                    <m:sSub>
-                      <m:sSubPr/>
-                      <m:e>
-                        <m:r>
-                          <m:rPr/>
-                          <m:t>p</m:t>
-                        </m:r>
-                      </m:e>
-                      <m:sub>
-                        <m:r>
-                          <m:rPr/>
-                          <m:t>S</m:t>
-                        </m:r>
-                        <m:r>
-                          <m:rPr>
-                            <m:sty m:val="p"/>
-                          </m:rPr>
-                          <m:t>,</m:t>
-                        </m:r>
-                        <m:r>
-                          <m:rPr/>
-                          <m:t>t</m:t>
-                        </m:r>
-                      </m:sub>
-                    </m:sSub>
-                    <m:r>
-                      <m:rPr>
-                        <m:sty m:val="p"/>
-                      </m:rPr>
-                      <m:t>(</m:t>
-                    </m:r>
-                    <m:acc>
-                      <m:accPr/>
-                      <m:e>
-                        <m:r>
-                          <m:rPr/>
-                          <m:t>v</m:t>
-                        </m:r>
-                      </m:e>
-                    </m:acc>
-                    <m:r>
-                      <m:rPr>
-                        <m:sty m:val="p"/>
-                      </m:rPr>
-                      <m:t>)</m:t>
-                    </m:r>
-                  </m:den>
-                </m:f>
-              </m:oMath>
-            </m:oMathPara>
-          </w:p>
-        </w:tc>
-        <w:tc>
-          <w:tcPr>
-            <w:tcW w:w="650" w:type="dxa"/>
-            <w:tcMar>
-              <w:top w:w="0" w:type="dxa"/>
-              <w:left w:w="0" w:type="dxa"/>
-              <w:bottom w:w="0" w:type="dxa"/>
-              <w:right w:w="0" w:type="dxa"/>
-            </w:tcMar>
-            <w:vAlign w:val="center"/>
-          </w:tcPr>
-          <w:p>
-            <w:pPr>
-              <w:spacing w:before="0" w:after="0"/>
-              <w:jc w:val="right"/>
-            </w:pPr>
-            <w:bookmarkStart w:id="60" w:name="_RefEq4_29"/>
-            <w:r>
-              <w:t>(4-</w:t>
-            </w:r>
-            <w:r>
-              <w:fldChar w:fldCharType="begin"/>
-            </w:r>
-            <w:r>
-              <w:instrText xml:space="preserve"> SEQ Eq4 \* ARABIC </w:instrText>
-            </w:r>
-            <w:r>
-              <w:fldChar w:fldCharType="separate"/>
-            </w:r>
-            <w:r>
-              <w:t>29</w:t>
-            </w:r>
-            <w:r>
-              <w:fldChar w:fldCharType="end"/>
-            </w:r>
-            <w:r>
-              <w:t>)</w:t>
-            </w:r>
-            <w:bookmarkEnd w:id="60"/>
-          </w:p>
-        </w:tc>
-      </w:tr>
-      <w:tr>
-        <w:trPr>
-          <w:cantSplit/>
-          <w:jc w:val="center"/>
-        </w:trPr>
-        <w:tc>
-          <w:tcPr>
-            <w:tcW w:w="650" w:type="dxa"/>
-            <w:tcMar>
-              <w:top w:w="0" w:type="dxa"/>
-              <w:left w:w="0" w:type="dxa"/>
-              <w:bottom w:w="0" w:type="dxa"/>
-              <w:right w:w="0" w:type="dxa"/>
-            </w:tcMar>
-            <w:vAlign w:val="center"/>
-          </w:tcPr>
-          <w:p>
-            <w:pPr>
-              <w:spacing w:before="0" w:after="0"/>
-              <w:jc w:val="left"/>
-            </w:pPr>
-          </w:p>
-        </w:tc>
-        <w:tc>
-          <w:tcPr>
-            <w:tcW w:w="7006" w:type="dxa"/>
-            <w:tcMar>
-              <w:top w:w="0" w:type="dxa"/>
-              <w:left w:w="0" w:type="dxa"/>
-              <w:bottom w:w="0" w:type="dxa"/>
-              <w:right w:w="0" w:type="dxa"/>
-            </w:tcMar>
-            <w:vAlign w:val="center"/>
-          </w:tcPr>
-          <w:p>
-            <w:pPr>
-              <w:spacing w:before="0" w:after="0"/>
-              <w:jc w:val="center"/>
-            </w:pPr>
-            <m:oMathPara>
-              <m:oMathParaPr>
-                <m:jc m:val="center"/>
-              </m:oMathParaPr>
-              <m:oMath>
-                <m:sSub>
-                  <m:sSubPr/>
-                  <m:e>
-                    <m:acc>
-                      <m:accPr/>
-                      <m:e>
-                        <m:r>
-                          <m:rPr/>
-                          <m:t>D</m:t>
-                        </m:r>
-                      </m:e>
-                    </m:acc>
-                  </m:e>
-                  <m:sub>
-                    <m:r>
-                      <m:rPr>
-                        <m:sty m:val="p"/>
-                      </m:rPr>
-                      <m:t>RKL</m:t>
-                    </m:r>
-                  </m:sub>
-                </m:sSub>
-                <m:r>
-                  <m:rPr>
-                    <m:sty m:val="p"/>
-                  </m:rPr>
-                  <m:t>=</m:t>
-                </m:r>
-                <m:f>
-                  <m:fPr/>
-                  <m:num>
-                    <m:sSub>
-                      <m:sSubPr/>
-                      <m:e>
-                        <m:r>
-                          <m:rPr/>
-                          <m:t>p</m:t>
-                        </m:r>
-                      </m:e>
-                      <m:sub>
-                        <m:r>
-                          <m:rPr/>
-                          <m:t>S</m:t>
-                        </m:r>
-                        <m:r>
-                          <m:rPr>
-                            <m:sty m:val="p"/>
-                          </m:rPr>
-                          <m:t>,</m:t>
-                        </m:r>
-                        <m:r>
-                          <m:rPr/>
-                          <m:t>t</m:t>
-                        </m:r>
-                      </m:sub>
-                    </m:sSub>
-                    <m:r>
-                      <m:rPr>
-                        <m:sty m:val="p"/>
-                      </m:rPr>
-                      <m:t>(</m:t>
-                    </m:r>
-                    <m:acc>
-                      <m:accPr/>
-                      <m:e>
-                        <m:r>
-                          <m:rPr/>
-                          <m:t>v</m:t>
-                        </m:r>
-                      </m:e>
-                    </m:acc>
-                    <m:r>
-                      <m:rPr>
-                        <m:sty m:val="p"/>
-                      </m:rPr>
-                      <m:t>)</m:t>
-                    </m:r>
-                  </m:num>
-                  <m:den>
-                    <m:sSub>
-                      <m:sSubPr/>
-                      <m:e>
-                        <m:r>
-                          <m:rPr/>
-                          <m:t>q</m:t>
-                        </m:r>
-                      </m:e>
-                      <m:sub>
-                        <m:r>
-                          <m:rPr/>
-                          <m:t>t</m:t>
-                        </m:r>
-                      </m:sub>
-                    </m:sSub>
-                    <m:r>
-                      <m:rPr>
-                        <m:sty m:val="p"/>
-                      </m:rPr>
-                      <m:t>(</m:t>
-                    </m:r>
-                    <m:acc>
-                      <m:accPr/>
-                      <m:e>
-                        <m:r>
-                          <m:rPr/>
-                          <m:t>v</m:t>
-                        </m:r>
-                      </m:e>
-                    </m:acc>
-                    <m:r>
-                      <m:rPr>
-                        <m:sty m:val="p"/>
-                      </m:rPr>
-                      <m:t>)</m:t>
-                    </m:r>
-                  </m:den>
-                </m:f>
-                <m:r>
-                  <m:rPr>
-                    <m:sty m:val="p"/>
-                  </m:rPr>
-                  <m:t>log</m:t>
-                </m:r>
-                <m:f>
-                  <m:fPr/>
-                  <m:num>
-                    <m:sSub>
-                      <m:sSubPr/>
-                      <m:e>
-                        <m:r>
-                          <m:rPr/>
-                          <m:t>p</m:t>
-                        </m:r>
-                      </m:e>
-                      <m:sub>
-                        <m:r>
-                          <m:rPr/>
-                          <m:t>S</m:t>
-                        </m:r>
-                        <m:r>
-                          <m:rPr>
-                            <m:sty m:val="p"/>
-                          </m:rPr>
-                          <m:t>,</m:t>
-                        </m:r>
-                        <m:r>
-                          <m:rPr/>
-                          <m:t>t</m:t>
-                        </m:r>
-                      </m:sub>
-                    </m:sSub>
-                    <m:r>
-                      <m:rPr>
-                        <m:sty m:val="p"/>
-                      </m:rPr>
-                      <m:t>(</m:t>
-                    </m:r>
-                    <m:acc>
-                      <m:accPr/>
-                      <m:e>
-                        <m:r>
-                          <m:rPr/>
-                          <m:t>v</m:t>
-                        </m:r>
-                      </m:e>
-                    </m:acc>
-                    <m:r>
-                      <m:rPr>
-                        <m:sty m:val="p"/>
-                      </m:rPr>
-                      <m:t>)</m:t>
-                    </m:r>
-                  </m:num>
-                  <m:den>
-                    <m:sSub>
-                      <m:sSubPr/>
-                      <m:e>
-                        <m:r>
-                          <m:rPr/>
-                          <m:t>p</m:t>
-                        </m:r>
-                      </m:e>
-                      <m:sub>
-                        <m:r>
-                          <m:rPr/>
-                          <m:t>T</m:t>
-                        </m:r>
-                        <m:r>
-                          <m:rPr>
-                            <m:sty m:val="p"/>
-                          </m:rPr>
-                          <m:t>,</m:t>
-                        </m:r>
-                        <m:r>
-                          <m:rPr/>
-                          <m:t>t</m:t>
-                        </m:r>
-                      </m:sub>
-                    </m:sSub>
-                    <m:r>
-                      <m:rPr>
-                        <m:sty m:val="p"/>
-                      </m:rPr>
-                      <m:t>(</m:t>
-                    </m:r>
-                    <m:acc>
-                      <m:accPr/>
-                      <m:e>
-                        <m:r>
-                          <m:rPr/>
-                          <m:t>v</m:t>
-                        </m:r>
-                      </m:e>
-                    </m:acc>
-                    <m:r>
-                      <m:rPr>
-                        <m:sty m:val="p"/>
-                      </m:rPr>
-                      <m:t>)</m:t>
-                    </m:r>
-                  </m:den>
-                </m:f>
-              </m:oMath>
-            </m:oMathPara>
-          </w:p>
-        </w:tc>
-        <w:tc>
-          <w:tcPr>
-            <w:tcW w:w="650" w:type="dxa"/>
-            <w:tcMar>
-              <w:top w:w="0" w:type="dxa"/>
-              <w:left w:w="0" w:type="dxa"/>
-              <w:bottom w:w="0" w:type="dxa"/>
-              <w:right w:w="0" w:type="dxa"/>
-            </w:tcMar>
-            <w:vAlign w:val="center"/>
-          </w:tcPr>
-          <w:p>
-            <w:pPr>
-              <w:spacing w:before="0" w:after="0"/>
-              <w:jc w:val="right"/>
-            </w:pPr>
-            <w:bookmarkStart w:id="61" w:name="_RefEq4_30"/>
-            <w:r>
-              <w:t>(4-</w:t>
-            </w:r>
-            <w:r>
-              <w:fldChar w:fldCharType="begin"/>
-            </w:r>
-            <w:r>
-              <w:instrText xml:space="preserve"> SEQ Eq4 \* ARABIC </w:instrText>
-            </w:r>
-            <w:r>
-              <w:fldChar w:fldCharType="separate"/>
-            </w:r>
-            <w:r>
-              <w:t>30</w:t>
-            </w:r>
-            <w:r>
-              <w:fldChar w:fldCharType="end"/>
-            </w:r>
-            <w:r>
-              <w:t>)</w:t>
-            </w:r>
-            <w:bookmarkEnd w:id="61"/>
-          </w:p>
-        </w:tc>
-      </w:tr>
-      <w:tr>
-        <w:trPr>
-          <w:cantSplit/>
-          <w:jc w:val="center"/>
-        </w:trPr>
-        <w:tc>
-          <w:tcPr>
-            <w:tcW w:w="650" w:type="dxa"/>
-            <w:tcMar>
-              <w:top w:w="0" w:type="dxa"/>
-              <w:left w:w="0" w:type="dxa"/>
-              <w:bottom w:w="0" w:type="dxa"/>
-              <w:right w:w="0" w:type="dxa"/>
-            </w:tcMar>
-            <w:vAlign w:val="center"/>
-          </w:tcPr>
-          <w:p>
-            <w:pPr>
-              <w:spacing w:before="0" w:after="0"/>
-              <w:jc w:val="left"/>
-            </w:pPr>
-          </w:p>
-        </w:tc>
-        <w:tc>
-          <w:tcPr>
-            <w:tcW w:w="7006" w:type="dxa"/>
-            <w:tcMar>
-              <w:top w:w="0" w:type="dxa"/>
-              <w:left w:w="0" w:type="dxa"/>
-              <w:bottom w:w="0" w:type="dxa"/>
-              <w:right w:w="0" w:type="dxa"/>
-            </w:tcMar>
-            <w:vAlign w:val="center"/>
-          </w:tcPr>
-          <w:p>
-            <w:pPr>
-              <w:spacing w:before="0" w:after="0"/>
-              <w:jc w:val="center"/>
-            </w:pPr>
-            <m:oMathPara>
-              <m:oMathParaPr>
-                <m:jc m:val="center"/>
-              </m:oMathParaPr>
-              <m:oMath>
-                <m:acc>
-                  <m:accPr/>
-                  <m:e>
-                    <m:r>
-                      <m:rPr/>
-                      <m:t>v</m:t>
-                    </m:r>
-                  </m:e>
-                </m:acc>
-                <m:r>
-                  <m:rPr>
-                    <m:sty m:val="p"/>
-                  </m:rPr>
-                  <m:t>∼</m:t>
-                </m:r>
-                <m:sSub>
-                  <m:sSubPr/>
-                  <m:e>
-                    <m:r>
-                      <m:rPr/>
-                      <m:t>q</m:t>
-                    </m:r>
-                  </m:e>
-                  <m:sub>
-                    <m:r>
-                      <m:rPr/>
-                      <m:t>t</m:t>
-                    </m:r>
-                  </m:sub>
-                </m:sSub>
-              </m:oMath>
-            </m:oMathPara>
-          </w:p>
-        </w:tc>
-        <w:tc>
-          <w:tcPr>
-            <w:tcW w:w="650" w:type="dxa"/>
-            <w:tcMar>
-              <w:top w:w="0" w:type="dxa"/>
-              <w:left w:w="0" w:type="dxa"/>
-              <w:bottom w:w="0" w:type="dxa"/>
-              <w:right w:w="0" w:type="dxa"/>
-            </w:tcMar>
-            <w:vAlign w:val="center"/>
-          </w:tcPr>
-          <w:p>
-            <w:pPr>
-              <w:spacing w:before="0" w:after="0"/>
-              <w:jc w:val="right"/>
-            </w:pPr>
-            <w:bookmarkStart w:id="62" w:name="_RefEq4_31"/>
-            <w:r>
-              <w:t>(4-</w:t>
-            </w:r>
-            <w:r>
-              <w:fldChar w:fldCharType="begin"/>
-            </w:r>
-            <w:r>
-              <w:instrText xml:space="preserve"> SEQ Eq4 \* ARABIC </w:instrText>
-            </w:r>
-            <w:r>
-              <w:fldChar w:fldCharType="separate"/>
-            </w:r>
-            <w:r>
-              <w:t>31</w:t>
-            </w:r>
-            <w:r>
-              <w:fldChar w:fldCharType="end"/>
-            </w:r>
-            <w:r>
-              <w:t>)</w:t>
-            </w:r>
-            <w:bookmarkEnd w:id="62"/>
-          </w:p>
-        </w:tc>
-      </w:tr>
-    </w:tbl>
-    <w:p>
-      <w:pPr>
-        <w:ind w:firstLine="420"/>
-        <w:jc w:val="both"/>
-      </w:pPr>
-      <w:r>
-        <w:t>为控制方差，提议分布必须覆盖被估计分布的支持集，并记录其定义、随机种子和概率下界。所有方案统一采用 log-sum-exp、有效位置归一化和有限值检查，以避免混合精度下的 NaN 或 Inf。</w:t>
-      </w:r>
-    </w:p>
-    <w:p>
-      <w:pPr>
-        <w:pStyle w:val="3"/>
-        <w:jc w:val="left"/>
-      </w:pPr>
-      <w:bookmarkStart w:id="63" w:name="_Toc534757053"/>
-      <w:r>
-        <w:rPr>
-          <w:rFonts w:ascii="黑体" w:hAnsi="黑体" w:eastAsia="黑体" w:cs="黑体"/>
-          <w:b/>
-          <w:color w:val="000000"/>
-          <w:sz w:val="24"/>
-        </w:rPr>
-        <w:t>4.5 评价指标和公平性</w:t>
-      </w:r>
-      <w:bookmarkEnd w:id="63"/>
-    </w:p>
-    <w:p>
-      <w:pPr>
-        <w:ind w:firstLine="420"/>
-        <w:jc w:val="both"/>
-      </w:pPr>
-      <w:r>
-        <w:t>本文从任务正确性、训练稳定性和资源成本三个层面评价方法，具体指标及其作用见表 4-3。</w:t>
-      </w:r>
-    </w:p>
-    <w:p>
-      <w:pPr>
-        <w:keepNext/>
-        <w:spacing w:before="80" w:after="80" w:line="240" w:lineRule="auto"/>
-        <w:ind w:left="0" w:right="0" w:firstLine="0"/>
-        <w:jc w:val="center"/>
-      </w:pPr>
-      <w:r>
-        <w:rPr>
-          <w:rFonts w:ascii="Times New Roman" w:hAnsi="Times New Roman" w:eastAsia="Songti SC"/>
-          <w:sz w:val="21"/>
-        </w:rPr>
-        <w:t xml:space="preserve">表 </w:t>
-      </w:r>
-      <w:bookmarkStart w:id="64" w:name="_RefTable4_3"/>
-      <w:r>
-        <w:rPr>
-          <w:rFonts w:ascii="Times New Roman" w:hAnsi="Times New Roman" w:eastAsia="Songti SC"/>
-          <w:sz w:val="21"/>
-        </w:rPr>
-        <w:t>4-</w:t>
-      </w:r>
-      <w:r>
-        <w:rPr>
-          <w:rFonts w:ascii="Times New Roman" w:hAnsi="Times New Roman" w:eastAsia="Songti SC"/>
-          <w:sz w:val="21"/>
-        </w:rPr>
-        <w:fldChar w:fldCharType="begin"/>
-      </w:r>
-      <w:r>
-        <w:rPr>
-          <w:rFonts w:ascii="Times New Roman" w:hAnsi="Times New Roman" w:eastAsia="Songti SC"/>
-          <w:sz w:val="21"/>
-        </w:rPr>
-        <w:instrText xml:space="preserve"> SEQ TableCh4 \* ARABIC </w:instrText>
-      </w:r>
-      <w:r>
-        <w:rPr>
-          <w:rFonts w:ascii="Times New Roman" w:hAnsi="Times New Roman" w:eastAsia="Songti SC"/>
-          <w:sz w:val="21"/>
-        </w:rPr>
-        <w:fldChar w:fldCharType="separate"/>
-      </w:r>
-      <w:r>
-        <w:rPr>
-          <w:rFonts w:ascii="Times New Roman" w:hAnsi="Times New Roman" w:eastAsia="Songti SC"/>
-          <w:sz w:val="21"/>
-        </w:rPr>
-        <w:t>3</w:t>
-      </w:r>
-      <w:r>
-        <w:rPr>
-          <w:rFonts w:ascii="Times New Roman" w:hAnsi="Times New Roman" w:eastAsia="Songti SC"/>
-          <w:sz w:val="21"/>
-        </w:rPr>
-        <w:fldChar w:fldCharType="end"/>
-      </w:r>
-      <w:bookmarkEnd w:id="64"/>
-      <w:r>
-        <w:rPr>
-          <w:rFonts w:ascii="Times New Roman" w:hAnsi="Times New Roman" w:eastAsia="Songti SC"/>
-          <w:sz w:val="21"/>
-        </w:rPr>
-        <w:t xml:space="preserve">  评价指标体系</w:t>
-      </w:r>
-    </w:p>
-    <w:tbl>
-      <w:tblPr>
-        <w:tblStyle w:val="11"/>
-        <w:tblW w:w="0" w:type="auto"/>
-        <w:tblInd w:w="0" w:type="dxa"/>
-        <w:tblBorders>
-          <w:top w:val="single" w:color="auto" w:sz="4" w:space="0"/>
-          <w:left w:val="single" w:color="auto" w:sz="4" w:space="0"/>
-          <w:bottom w:val="single" w:color="auto" w:sz="4" w:space="0"/>
-          <w:right w:val="single" w:color="auto" w:sz="4" w:space="0"/>
-          <w:insideH w:val="single" w:color="auto" w:sz="4" w:space="0"/>
-          <w:insideV w:val="single" w:color="auto" w:sz="4" w:space="0"/>
-        </w:tblBorders>
-        <w:tblLayout w:type="autofit"/>
-        <w:tblCellMar>
-          <w:top w:w="0" w:type="dxa"/>
-          <w:left w:w="108" w:type="dxa"/>
-          <w:bottom w:w="0" w:type="dxa"/>
-          <w:right w:w="108" w:type="dxa"/>
-        </w:tblCellMar>
-      </w:tblPr>
-      <w:tblGrid>
-        <w:gridCol w:w="4148"/>
-        <w:gridCol w:w="4148"/>
-      </w:tblGrid>
-      <w:tr>
-        <w:trPr>
-          <w:tblHeader/>
-        </w:trPr>
-        <w:tc>
-          <w:tcPr>
-            <w:tcW w:w="4148" w:type="dxa"/>
-          </w:tcPr>
-          <w:p>
-            <w:pPr>
-              <w:ind w:firstLine="0"/>
-              <w:jc w:val="left"/>
-            </w:pPr>
-            <w:r>
-              <w:rPr>
-                <w:b/>
-              </w:rPr>
-              <w:t>类别</w:t>
-            </w:r>
-          </w:p>
-        </w:tc>
-        <w:tc>
-          <w:tcPr>
-            <w:tcW w:w="4148" w:type="dxa"/>
-          </w:tcPr>
-          <w:p>
-            <w:pPr>
-              <w:ind w:firstLine="0"/>
-              <w:jc w:val="left"/>
-            </w:pPr>
-            <w:r>
-              <w:rPr>
-                <w:b/>
-              </w:rPr>
-              <w:t>关注内容</w:t>
-            </w:r>
-          </w:p>
-        </w:tc>
-      </w:tr>
-      <w:tr>
-        <w:tc>
-          <w:tcPr>
-            <w:tcW w:w="4148" w:type="dxa"/>
-          </w:tcPr>
-          <w:p>
-            <w:pPr>
-              <w:ind w:firstLine="0"/>
-              <w:jc w:val="left"/>
-            </w:pPr>
-            <w:r>
-              <w:t>核心任务效果</w:t>
-            </w:r>
-          </w:p>
-        </w:tc>
-        <w:tc>
-          <w:tcPr>
-            <w:tcW w:w="4148" w:type="dxa"/>
-          </w:tcPr>
-          <w:p>
-            <w:pPr>
-              <w:ind w:firstLine="0"/>
-              <w:jc w:val="left"/>
-            </w:pPr>
-            <w:r>
-              <w:t>JSON／结构化格式合法性、函数名、参数键值、schema 通过率、调用执行成功率和端到端任务完成率</w:t>
-            </w:r>
-          </w:p>
-        </w:tc>
-      </w:tr>
-      <w:tr>
-        <w:tc>
-          <w:tcPr>
-            <w:tcW w:w="4148" w:type="dxa"/>
-          </w:tcPr>
-          <w:p>
-            <w:pPr>
-              <w:ind w:firstLine="0"/>
-              <w:jc w:val="left"/>
-            </w:pPr>
-            <w:r>
-              <w:t>核心稳定性与分布</w:t>
-            </w:r>
-          </w:p>
-        </w:tc>
-        <w:tc>
-          <w:tcPr>
-            <w:tcW w:w="4148" w:type="dxa"/>
-          </w:tcPr>
-          <w:p>
-            <w:pPr>
-              <w:ind w:firstLine="0"/>
-              <w:jc w:val="left"/>
-            </w:pPr>
-            <w:r>
-              <w:t>蒸馏损失、熵变化、师生分布差异、Top-K overlap、支持集外概率、非法输出率和重复率</w:t>
-            </w:r>
-          </w:p>
-        </w:tc>
-      </w:tr>
-      <w:tr>
-        <w:tc>
-          <w:tcPr>
-            <w:tcW w:w="4148" w:type="dxa"/>
-          </w:tcPr>
-          <w:p>
-            <w:pPr>
-              <w:ind w:firstLine="0"/>
-              <w:jc w:val="left"/>
-            </w:pPr>
-            <w:r>
-              <w:t>核心训练资源</w:t>
-            </w:r>
-          </w:p>
-        </w:tc>
-        <w:tc>
-          <w:tcPr>
-            <w:tcW w:w="4148" w:type="dxa"/>
-          </w:tcPr>
-          <w:p>
-            <w:pPr>
-              <w:ind w:firstLine="0"/>
-              <w:jc w:val="left"/>
-            </w:pPr>
-            <w:r>
-              <w:t>教师反馈量、教师推理开销、学生 rollout 开销、训练时间和峰值显存</w:t>
-            </w:r>
-          </w:p>
-        </w:tc>
-      </w:tr>
-      <w:tr>
-        <w:tc>
-          <w:tcPr>
-            <w:tcW w:w="4148" w:type="dxa"/>
-          </w:tcPr>
-          <w:p>
-            <w:pPr>
-              <w:ind w:firstLine="0"/>
-              <w:jc w:val="left"/>
-            </w:pPr>
-            <w:r>
-              <w:t>扩展服务评测</w:t>
-            </w:r>
-          </w:p>
-        </w:tc>
-        <w:tc>
-          <w:tcPr>
-            <w:tcW w:w="4148" w:type="dxa"/>
-          </w:tcPr>
-          <w:p>
-            <w:pPr>
-              <w:ind w:firstLine="0"/>
-              <w:jc w:val="left"/>
-            </w:pPr>
-            <w:r>
-              <w:t>吞吐、首 token 延迟、完整响应延迟和端到端任务成功率</w:t>
-            </w:r>
-          </w:p>
-        </w:tc>
-      </w:tr>
-    </w:tbl>
-    <w:p>
-      <w:pPr>
-        <w:ind w:firstLine="420"/>
-        <w:jc w:val="both"/>
-      </w:pPr>
-      <w:r>
-        <w:t>设测试集包含若干样本，并分别记录预测函数、目标函数和端到端任务是否完成，则函数选择准确率和端到端成功率定义为：</w:t>
-      </w:r>
-    </w:p>
-    <w:tbl>
-      <w:tblPr>
-        <w:tblStyle w:val="10"/>
-        <w:tblW w:w="8306" w:type="dxa"/>
-        <w:jc w:val="center"/>
-        <w:tblBorders>
-          <w:top w:val="none" w:color="auto" w:sz="0" w:space="0"/>
-          <w:left w:val="none" w:color="auto" w:sz="0" w:space="0"/>
-          <w:bottom w:val="none" w:color="auto" w:sz="0" w:space="0"/>
-          <w:right w:val="none" w:color="auto" w:sz="0" w:space="0"/>
-          <w:insideH w:val="none" w:color="auto" w:sz="0" w:space="0"/>
-          <w:insideV w:val="none" w:color="auto" w:sz="0" w:space="0"/>
-        </w:tblBorders>
-        <w:tblLayout w:type="fixed"/>
-        <w:tblCellMar>
-          <w:top w:w="0" w:type="dxa"/>
-          <w:left w:w="108" w:type="dxa"/>
-          <w:bottom w:w="0" w:type="dxa"/>
-          <w:right w:w="108" w:type="dxa"/>
-        </w:tblCellMar>
-      </w:tblPr>
-      <w:tblGrid>
-        <w:gridCol w:w="650"/>
-        <w:gridCol w:w="7006"/>
-        <w:gridCol w:w="650"/>
-      </w:tblGrid>
-      <w:tr>
-        <w:trPr>
-          <w:cantSplit/>
-          <w:jc w:val="center"/>
-        </w:trPr>
-        <w:tc>
-          <w:tcPr>
-            <w:tcW w:w="650" w:type="dxa"/>
-            <w:tcMar>
-              <w:top w:w="0" w:type="dxa"/>
-              <w:left w:w="0" w:type="dxa"/>
-              <w:bottom w:w="0" w:type="dxa"/>
-              <w:right w:w="0" w:type="dxa"/>
-            </w:tcMar>
-            <w:vAlign w:val="center"/>
-          </w:tcPr>
-          <w:p>
-            <w:pPr>
-              <w:spacing w:before="0" w:after="0"/>
-              <w:jc w:val="left"/>
-            </w:pPr>
-          </w:p>
-        </w:tc>
-        <w:tc>
-          <w:tcPr>
-            <w:tcW w:w="7006" w:type="dxa"/>
-            <w:tcMar>
-              <w:top w:w="0" w:type="dxa"/>
-              <w:left w:w="0" w:type="dxa"/>
-              <w:bottom w:w="0" w:type="dxa"/>
-              <w:right w:w="0" w:type="dxa"/>
-            </w:tcMar>
-            <w:vAlign w:val="center"/>
-          </w:tcPr>
-          <w:p>
-            <w:pPr>
-              <w:spacing w:before="0" w:after="0"/>
-              <w:jc w:val="center"/>
-            </w:pPr>
-            <m:oMathPara>
               <m:oMath>
                 <m:sSub>
                   <m:sSubPr>
@@ -13800,93 +12622,12 @@
                   </w:rPr>
                   <m:t>}</m:t>
                 </m:r>
-              </m:oMath>
-            </m:oMathPara>
-          </w:p>
-        </w:tc>
-        <w:tc>
-          <w:tcPr>
-            <w:tcW w:w="650" w:type="dxa"/>
-            <w:tcMar>
-              <w:top w:w="0" w:type="dxa"/>
-              <w:left w:w="0" w:type="dxa"/>
-              <w:bottom w:w="0" w:type="dxa"/>
-              <w:right w:w="0" w:type="dxa"/>
-            </w:tcMar>
-            <w:vAlign w:val="center"/>
-          </w:tcPr>
-          <w:p>
-            <w:pPr>
-              <w:spacing w:before="0" w:after="0"/>
-              <w:jc w:val="right"/>
-            </w:pPr>
-            <w:bookmarkStart w:id="65" w:name="_RefEq4_32"/>
-            <w:r>
-              <w:t>(4-</w:t>
-            </w:r>
-            <w:r>
-              <w:fldChar w:fldCharType="begin"/>
-            </w:r>
-            <w:r>
-              <w:instrText xml:space="preserve"> SEQ Eq4 \* ARABIC </w:instrText>
-            </w:r>
-            <w:r>
-              <w:fldChar w:fldCharType="separate"/>
-            </w:r>
-            <w:r>
-              <w:t>32</w:t>
-            </w:r>
-            <w:r>
-              <w:fldChar w:fldCharType="end"/>
-            </w:r>
-            <w:r>
-              <w:t>)</w:t>
-            </w:r>
-            <w:bookmarkEnd w:id="65"/>
-          </w:p>
-        </w:tc>
-      </w:tr>
-      <w:tr>
-        <w:trPr>
-          <w:cantSplit/>
-          <w:jc w:val="center"/>
-        </w:trPr>
-        <w:tc>
-          <w:tcPr>
-            <w:tcW w:w="650" w:type="dxa"/>
-            <w:tcMar>
-              <w:top w:w="0" w:type="dxa"/>
-              <w:left w:w="0" w:type="dxa"/>
-              <w:bottom w:w="0" w:type="dxa"/>
-              <w:right w:w="0" w:type="dxa"/>
-            </w:tcMar>
-            <w:vAlign w:val="center"/>
-          </w:tcPr>
-          <w:p>
-            <w:pPr>
-              <w:spacing w:before="0" w:after="0"/>
-              <w:jc w:val="left"/>
-            </w:pPr>
-          </w:p>
-        </w:tc>
-        <w:tc>
-          <w:tcPr>
-            <w:tcW w:w="7006" w:type="dxa"/>
-            <w:tcMar>
-              <w:top w:w="0" w:type="dxa"/>
-              <w:left w:w="0" w:type="dxa"/>
-              <w:bottom w:w="0" w:type="dxa"/>
-              <w:right w:w="0" w:type="dxa"/>
-            </w:tcMar>
-            <w:vAlign w:val="center"/>
-          </w:tcPr>
-          <w:p>
-            <w:pPr>
-              <w:spacing w:before="0" w:after="0"/>
-              <w:jc w:val="center"/>
-            </w:pPr>
-            <m:oMathPara>
-              <m:oMath>
+                <m:r>
+                  <m:rPr>
+                    <m:sty m:val="p"/>
+                  </m:rPr>
+                  <m:t xml:space="preserve">； </m:t>
+                </m:r>
                 <m:sSub>
                   <m:sSubPr>
                     <m:ctrlPr>
@@ -14136,7 +12877,7 @@
               <w:spacing w:before="0" w:after="0"/>
               <w:jc w:val="right"/>
             </w:pPr>
-            <w:bookmarkStart w:id="66" w:name="_RefEq4_33"/>
+            <w:bookmarkStart w:id="110" w:name="_RefEq4_20"/>
             <w:r>
               <w:t>(4-</w:t>
             </w:r>
@@ -14150,7 +12891,7 @@
               <w:fldChar w:fldCharType="separate"/>
             </w:r>
             <w:r>
-              <w:t>33</w:t>
+              <w:t>20</w:t>
             </w:r>
             <w:r>
               <w:fldChar w:fldCharType="end"/>
@@ -14158,7 +12899,7 @@
             <w:r>
               <w:t>)</w:t>
             </w:r>
-            <w:bookmarkEnd w:id="66"/>
+            <w:bookmarkEnd w:id="110"/>
           </w:p>
         </w:tc>
       </w:tr>
@@ -14479,7 +13220,7 @@
               <w:spacing w:before="0" w:after="0"/>
               <w:jc w:val="right"/>
             </w:pPr>
-            <w:bookmarkStart w:id="67" w:name="_RefEq4_34"/>
+            <w:bookmarkStart w:id="111" w:name="_RefEq4_21"/>
             <w:r>
               <w:t>(4-</w:t>
             </w:r>
@@ -14493,7 +13234,7 @@
               <w:fldChar w:fldCharType="separate"/>
             </w:r>
             <w:r>
-              <w:t>34</w:t>
+              <w:t>21</w:t>
             </w:r>
             <w:r>
               <w:fldChar w:fldCharType="end"/>
@@ -14501,7 +13242,7 @@
             <w:r>
               <w:t>)</w:t>
             </w:r>
-            <w:bookmarkEnd w:id="67"/>
+            <w:bookmarkEnd w:id="111"/>
           </w:p>
         </w:tc>
       </w:tr>
@@ -14522,6 +13263,533 @@
       </w:pPr>
       <w:r>
         <w:t>训练稳定性通过损失曲线、梯度范数、师生熵和支持集重叠进行分析。对全部有效位置求平均后，教师熵与 Top-K 重叠率写为：</w:t>
+      </w:r>
+    </w:p>
+    <w:tbl>
+      <w:tblPr>
+        <w:tblStyle w:val="10"/>
+        <w:tblW w:w="9000" w:type="dxa"/>
+        <w:jc w:val="center"/>
+        <w:tblBorders>
+          <w:top w:val="none" w:color="auto" w:sz="0" w:space="0"/>
+          <w:left w:val="none" w:color="auto" w:sz="0" w:space="0"/>
+          <w:bottom w:val="none" w:color="auto" w:sz="0" w:space="0"/>
+          <w:right w:val="none" w:color="auto" w:sz="0" w:space="0"/>
+          <w:insideH w:val="none" w:color="auto" w:sz="0" w:space="0"/>
+          <w:insideV w:val="none" w:color="auto" w:sz="0" w:space="0"/>
+        </w:tblBorders>
+        <w:tblLayout w:type="fixed"/>
+        <w:tblCellMar>
+          <w:top w:w="0" w:type="dxa"/>
+          <w:left w:w="108" w:type="dxa"/>
+          <w:bottom w:w="0" w:type="dxa"/>
+          <w:right w:w="108" w:type="dxa"/>
+        </w:tblCellMar>
+      </w:tblPr>
+      <w:tblGrid>
+        <w:gridCol w:w="3900"/>
+        <w:gridCol w:w="4450"/>
+        <w:gridCol w:w="650"/>
+      </w:tblGrid>
+      <w:tr>
+        <w:trPr>
+          <w:cantSplit/>
+          <w:jc w:val="center"/>
+        </w:trPr>
+        <w:tc>
+          <w:tcPr>
+            <w:tcW w:w="3900" w:type="dxa"/>
+            <w:tcMar>
+              <w:top w:w="0" w:type="dxa"/>
+              <w:left w:w="0" w:type="dxa"/>
+              <w:bottom w:w="0" w:type="dxa"/>
+              <w:right w:w="0" w:type="dxa"/>
+            </w:tcMar>
+            <w:vAlign w:val="center"/>
+          </w:tcPr>
+          <w:p>
+            <w:pPr>
+              <w:spacing w:before="0" w:after="0"/>
+              <w:jc w:val="center"/>
+            </w:pPr>
+            <m:oMathPara>
+              <m:oMath>
+                <m:sSub>
+                  <m:sSubPr/>
+                  <m:e>
+                    <m:r>
+                      <m:rPr/>
+                      <m:t>H</m:t>
+                    </m:r>
+                  </m:e>
+                  <m:sub>
+                    <m:r>
+                      <m:rPr/>
+                      <m:t>T</m:t>
+                    </m:r>
+                  </m:sub>
+                </m:sSub>
+                <m:r>
+                  <m:rPr>
+                    <m:sty m:val="p"/>
+                  </m:rPr>
+                  <m:t>=</m:t>
+                </m:r>
+                <m:r>
+                  <m:rPr>
+                    <m:sty m:val="p"/>
+                  </m:rPr>
+                  <w:rPr>
+                    <w:rFonts w:hint="default" w:ascii="DejaVu Math TeX Gyre" w:hAnsi="DejaVu Math TeX Gyre"/>
+                    <w:lang w:val="en-US" w:eastAsia="zh-CN"/>
+                  </w:rPr>
+                  <m:t xml:space="preserve"> </m:t>
+                </m:r>
+                <m:r>
+                  <m:rPr>
+                    <m:sty m:val="p"/>
+                  </m:rPr>
+                  <m:t>−</m:t>
+                </m:r>
+                <m:f>
+                  <m:fPr/>
+                  <m:num>
+                    <m:r>
+                      <m:rPr/>
+                      <m:t>1</m:t>
+                    </m:r>
+                  </m:num>
+                  <m:den>
+                    <m:r>
+                      <m:rPr>
+                        <m:sty m:val="p"/>
+                      </m:rPr>
+                      <m:t>|</m:t>
+                    </m:r>
+                    <m:r>
+                      <m:rPr>
+                        <m:sty m:val="p"/>
+                        <m:scr m:val="script"/>
+                      </m:rPr>
+                      <m:t>ℳ</m:t>
+                    </m:r>
+                    <m:r>
+                      <m:rPr>
+                        <m:sty m:val="p"/>
+                      </m:rPr>
+                      <m:t>|</m:t>
+                    </m:r>
+                  </m:den>
+                </m:f>
+                <m:nary>
+                  <m:naryPr>
+                    <m:chr m:val="∑"/>
+                    <m:limLoc m:val="undOvr"/>
+                    <m:supHide m:val="1"/>
+                  </m:naryPr>
+                  <m:sub>
+                    <m:r>
+                      <m:rPr/>
+                      <m:t>t</m:t>
+                    </m:r>
+                    <m:r>
+                      <m:rPr>
+                        <m:sty m:val="p"/>
+                      </m:rPr>
+                      <m:t>∈</m:t>
+                    </m:r>
+                    <m:r>
+                      <m:rPr>
+                        <m:sty m:val="p"/>
+                        <m:scr m:val="script"/>
+                      </m:rPr>
+                      <m:t>ℳ</m:t>
+                    </m:r>
+                  </m:sub>
+                  <m:sup>
+                    <m:r>
+                      <m:rPr/>
+                      <m:t>​</m:t>
+                    </m:r>
+                  </m:sup>
+                  <m:e>
+                    <m:nary>
+                      <m:naryPr>
+                        <m:chr m:val="∑"/>
+                        <m:limLoc m:val="undOvr"/>
+                        <m:supHide m:val="1"/>
+                      </m:naryPr>
+                      <m:sub>
+                        <m:r>
+                          <m:rPr/>
+                          <m:t>v</m:t>
+                        </m:r>
+                        <m:r>
+                          <m:rPr>
+                            <m:sty m:val="p"/>
+                          </m:rPr>
+                          <m:t>∈</m:t>
+                        </m:r>
+                        <m:r>
+                          <m:rPr>
+                            <m:sty m:val="p"/>
+                            <m:scr m:val="script"/>
+                          </m:rPr>
+                          <m:t>V</m:t>
+                        </m:r>
+                      </m:sub>
+                      <m:sup>
+                        <m:r>
+                          <m:rPr/>
+                          <m:t>​</m:t>
+                        </m:r>
+                      </m:sup>
+                      <m:e>
+                        <m:sSub>
+                          <m:sSubPr/>
+                          <m:e>
+                            <m:r>
+                              <m:rPr/>
+                              <m:t>p</m:t>
+                            </m:r>
+                          </m:e>
+                          <m:sub>
+                            <m:r>
+                              <m:rPr/>
+                              <m:t>T</m:t>
+                            </m:r>
+                            <m:r>
+                              <m:rPr>
+                                <m:sty m:val="p"/>
+                              </m:rPr>
+                              <m:t>,</m:t>
+                            </m:r>
+                            <m:r>
+                              <m:rPr/>
+                              <m:t>t</m:t>
+                            </m:r>
+                          </m:sub>
+                        </m:sSub>
+                      </m:e>
+                    </m:nary>
+                  </m:e>
+                </m:nary>
+                <m:r>
+                  <m:rPr>
+                    <m:sty m:val="p"/>
+                  </m:rPr>
+                  <m:t>(</m:t>
+                </m:r>
+                <m:r>
+                  <m:rPr/>
+                  <m:t>v</m:t>
+                </m:r>
+                <m:r>
+                  <m:rPr>
+                    <m:sty m:val="p"/>
+                  </m:rPr>
+                  <m:t>)log</m:t>
+                </m:r>
+                <m:sSub>
+                  <m:sSubPr/>
+                  <m:e>
+                    <m:r>
+                      <m:rPr/>
+                      <m:t>p</m:t>
+                    </m:r>
+                  </m:e>
+                  <m:sub>
+                    <m:r>
+                      <m:rPr/>
+                      <m:t>T</m:t>
+                    </m:r>
+                    <m:r>
+                      <m:rPr>
+                        <m:sty m:val="p"/>
+                      </m:rPr>
+                      <m:t>,</m:t>
+                    </m:r>
+                    <m:r>
+                      <m:rPr/>
+                      <m:t>t</m:t>
+                    </m:r>
+                  </m:sub>
+                </m:sSub>
+                <m:r>
+                  <m:rPr>
+                    <m:sty m:val="p"/>
+                  </m:rPr>
+                  <m:t>(</m:t>
+                </m:r>
+                <m:r>
+                  <m:rPr/>
+                  <m:t>v</m:t>
+                </m:r>
+                <m:r>
+                  <m:rPr>
+                    <m:sty m:val="p"/>
+                  </m:rPr>
+                  <m:t>)</m:t>
+                </m:r>
+              </m:oMath>
+            </m:oMathPara>
+          </w:p>
+        </w:tc>
+        <w:tc>
+          <w:tcPr>
+            <w:tcW w:w="4450" w:type="dxa"/>
+            <w:tcMar>
+              <w:top w:w="0" w:type="dxa"/>
+              <w:left w:w="0" w:type="dxa"/>
+              <w:bottom w:w="0" w:type="dxa"/>
+              <w:right w:w="0" w:type="dxa"/>
+            </w:tcMar>
+            <w:vAlign w:val="center"/>
+          </w:tcPr>
+          <w:p>
+            <w:pPr>
+              <w:spacing w:before="0" w:after="0"/>
+              <w:jc w:val="center"/>
+            </w:pPr>
+            <m:oMathPara>
+              <m:oMath>
+                <m:sSub>
+                  <m:sSubPr/>
+                  <m:e>
+                    <m:r>
+                      <m:rPr/>
+                      <m:t>O</m:t>
+                    </m:r>
+                  </m:e>
+                  <m:sub>
+                    <m:r>
+                      <m:rPr/>
+                      <m:t>K</m:t>
+                    </m:r>
+                  </m:sub>
+                </m:sSub>
+                <m:r>
+                  <m:rPr>
+                    <m:sty m:val="p"/>
+                  </m:rPr>
+                  <m:t>=</m:t>
+                </m:r>
+                <m:r>
+                  <m:rPr>
+                    <m:sty m:val="p"/>
+                  </m:rPr>
+                  <w:rPr>
+                    <w:rFonts w:hint="default" w:ascii="DejaVu Math TeX Gyre" w:hAnsi="DejaVu Math TeX Gyre"/>
+                    <w:lang w:val="en-US" w:eastAsia="zh-CN"/>
+                  </w:rPr>
+                  <m:t xml:space="preserve"> </m:t>
+                </m:r>
+                <m:f>
+                  <m:fPr/>
+                  <m:num>
+                    <m:r>
+                      <m:rPr/>
+                      <m:t>1</m:t>
+                    </m:r>
+                  </m:num>
+                  <m:den>
+                    <m:r>
+                      <m:rPr>
+                        <m:sty m:val="p"/>
+                      </m:rPr>
+                      <m:t>|</m:t>
+                    </m:r>
+                    <m:r>
+                      <m:rPr>
+                        <m:sty m:val="p"/>
+                        <m:scr m:val="script"/>
+                      </m:rPr>
+                      <m:t>ℳ</m:t>
+                    </m:r>
+                    <m:r>
+                      <m:rPr>
+                        <m:sty m:val="p"/>
+                      </m:rPr>
+                      <m:t>|</m:t>
+                    </m:r>
+                  </m:den>
+                </m:f>
+                <m:nary>
+                  <m:naryPr>
+                    <m:chr m:val="∑"/>
+                    <m:limLoc m:val="undOvr"/>
+                    <m:supHide m:val="1"/>
+                  </m:naryPr>
+                  <m:sub>
+                    <m:r>
+                      <m:rPr/>
+                      <m:t>t</m:t>
+                    </m:r>
+                    <m:r>
+                      <m:rPr>
+                        <m:sty m:val="p"/>
+                      </m:rPr>
+                      <m:t>∈</m:t>
+                    </m:r>
+                    <m:r>
+                      <m:rPr>
+                        <m:sty m:val="p"/>
+                        <m:scr m:val="script"/>
+                      </m:rPr>
+                      <m:t>ℳ</m:t>
+                    </m:r>
+                  </m:sub>
+                  <m:sup>
+                    <m:r>
+                      <m:rPr/>
+                      <m:t>​</m:t>
+                    </m:r>
+                  </m:sup>
+                  <m:e>
+                    <m:f>
+                      <m:fPr/>
+                      <m:num>
+                        <m:r>
+                          <m:rPr>
+                            <m:sty m:val="p"/>
+                          </m:rPr>
+                          <m:t>|TopK(</m:t>
+                        </m:r>
+                        <m:sSub>
+                          <m:sSubPr/>
+                          <m:e>
+                            <m:r>
+                              <m:rPr/>
+                              <m:t>p</m:t>
+                            </m:r>
+                          </m:e>
+                          <m:sub>
+                            <m:r>
+                              <m:rPr/>
+                              <m:t>T</m:t>
+                            </m:r>
+                            <m:r>
+                              <m:rPr>
+                                <m:sty m:val="p"/>
+                              </m:rPr>
+                              <m:t>,</m:t>
+                            </m:r>
+                            <m:r>
+                              <m:rPr/>
+                              <m:t>t</m:t>
+                            </m:r>
+                          </m:sub>
+                        </m:sSub>
+                        <m:r>
+                          <m:rPr>
+                            <m:sty m:val="p"/>
+                          </m:rPr>
+                          <m:t>)∩TopK(</m:t>
+                        </m:r>
+                        <m:sSub>
+                          <m:sSubPr/>
+                          <m:e>
+                            <m:r>
+                              <m:rPr/>
+                              <m:t>p</m:t>
+                            </m:r>
+                          </m:e>
+                          <m:sub>
+                            <m:r>
+                              <m:rPr/>
+                              <m:t>S</m:t>
+                            </m:r>
+                            <m:r>
+                              <m:rPr>
+                                <m:sty m:val="p"/>
+                              </m:rPr>
+                              <m:t>,</m:t>
+                            </m:r>
+                            <m:r>
+                              <m:rPr/>
+                              <m:t>t</m:t>
+                            </m:r>
+                          </m:sub>
+                        </m:sSub>
+                        <m:r>
+                          <m:rPr>
+                            <m:sty m:val="p"/>
+                          </m:rPr>
+                          <m:t>)|</m:t>
+                        </m:r>
+                      </m:num>
+                      <m:den>
+                        <m:r>
+                          <m:rPr/>
+                          <m:t>K</m:t>
+                        </m:r>
+                      </m:den>
+                    </m:f>
+                  </m:e>
+                </m:nary>
+              </m:oMath>
+            </m:oMathPara>
+          </w:p>
+        </w:tc>
+        <w:tc>
+          <w:tcPr>
+            <w:tcW w:w="650" w:type="dxa"/>
+            <w:tcMar>
+              <w:top w:w="0" w:type="dxa"/>
+              <w:left w:w="0" w:type="dxa"/>
+              <w:bottom w:w="0" w:type="dxa"/>
+              <w:right w:w="0" w:type="dxa"/>
+            </w:tcMar>
+            <w:vAlign w:val="center"/>
+          </w:tcPr>
+          <w:p>
+            <w:pPr>
+              <w:spacing w:before="0" w:after="0"/>
+              <w:jc w:val="right"/>
+            </w:pPr>
+            <w:bookmarkStart w:id="112" w:name="_RefEq4_22"/>
+            <w:r>
+              <w:t>(4-</w:t>
+            </w:r>
+            <w:r>
+              <w:fldChar w:fldCharType="begin"/>
+            </w:r>
+            <w:r>
+              <w:instrText xml:space="preserve"> SEQ Eq4 \* ARABIC </w:instrText>
+            </w:r>
+            <w:r>
+              <w:fldChar w:fldCharType="separate"/>
+            </w:r>
+            <w:r>
+              <w:t>22</w:t>
+            </w:r>
+            <w:r>
+              <w:fldChar w:fldCharType="end"/>
+            </w:r>
+            <w:r>
+              <w:t>)</w:t>
+            </w:r>
+            <w:bookmarkEnd w:id="112"/>
+          </w:p>
+        </w:tc>
+      </w:tr>
+    </w:tbl>
+    <w:p>
+      <w:pPr>
+        <w:ind w:firstLine="420"/>
+        <w:jc w:val="both"/>
+      </w:pPr>
+      <w:r>
+        <w:t>熵反映教师分布的集中程度，重叠率反映学生高概率区域与教师高概率区域是否一致。二者与异常损失、格式错误率和梯度范数结合后，可以区分“学生没有覆盖教师知识”和“教师在低质量学生状态上给出不稳定监督”这两类原因。</w:t>
+      </w:r>
+    </w:p>
+    <w:p>
+      <w:pPr>
+        <w:ind w:firstLine="420"/>
+        <w:jc w:val="both"/>
+      </w:pPr>
+      <w:r>
+        <w:t>公平比较要求各组共享相同的训练预算。本文以有效训练 token 数和学生更新步数作为主预算，并把总成本拆分为学生生成、教师前向和学生反向传播三部分：</w:t>
       </w:r>
     </w:p>
     <w:tbl>
@@ -14591,73 +13859,16 @@
             </w:pPr>
             <m:oMathPara>
               <m:oMath>
-                <m:sSub>
-                  <m:sSubPr/>
-                  <m:e>
-                    <m:r>
-                      <m:rPr/>
-                      <m:t>H</m:t>
-                    </m:r>
-                  </m:e>
-                  <m:sub>
-                    <m:r>
-                      <m:rPr/>
-                      <m:t>T</m:t>
-                    </m:r>
-                  </m:sub>
-                </m:sSub>
+                <m:r>
+                  <m:rPr/>
+                  <m:t>B</m:t>
+                </m:r>
                 <m:r>
                   <m:rPr>
                     <m:sty m:val="p"/>
                   </m:rPr>
                   <m:t>=</m:t>
                 </m:r>
-                <m:r>
-                  <m:rPr>
-                    <m:sty m:val="p"/>
-                  </m:rPr>
-                  <w:rPr>
-                    <w:rFonts w:hint="default" w:ascii="DejaVu Math TeX Gyre" w:hAnsi="DejaVu Math TeX Gyre"/>
-                    <w:lang w:val="en-US" w:eastAsia="zh-CN"/>
-                  </w:rPr>
-                  <m:t xml:space="preserve"> </m:t>
-                </m:r>
-                <m:r>
-                  <m:rPr>
-                    <m:sty m:val="p"/>
-                  </m:rPr>
-                  <m:t>−</m:t>
-                </m:r>
-                <m:f>
-                  <m:fPr/>
-                  <m:num>
-                    <m:r>
-                      <m:rPr/>
-                      <m:t>1</m:t>
-                    </m:r>
-                  </m:num>
-                  <m:den>
-                    <m:r>
-                      <m:rPr>
-                        <m:sty m:val="p"/>
-                      </m:rPr>
-                      <m:t>|</m:t>
-                    </m:r>
-                    <m:r>
-                      <m:rPr>
-                        <m:sty m:val="p"/>
-                        <m:scr m:val="script"/>
-                      </m:rPr>
-                      <m:t>ℳ</m:t>
-                    </m:r>
-                    <m:r>
-                      <m:rPr>
-                        <m:sty m:val="p"/>
-                      </m:rPr>
-                      <m:t>|</m:t>
-                    </m:r>
-                  </m:den>
-                </m:f>
                 <m:nary>
                   <m:naryPr>
                     <m:chr m:val="∑"/>
@@ -14666,21 +13877,10 @@
                   </m:naryPr>
                   <m:sub>
                     <m:r>
-                      <m:rPr/>
-                      <m:t>t</m:t>
-                    </m:r>
-                    <m:r>
                       <m:rPr>
                         <m:sty m:val="p"/>
                       </m:rPr>
-                      <m:t>∈</m:t>
-                    </m:r>
-                    <m:r>
-                      <m:rPr>
-                        <m:sty m:val="p"/>
-                        <m:scr m:val="script"/>
-                      </m:rPr>
-                      <m:t>ℳ</m:t>
+                      <m:t>step</m:t>
                     </m:r>
                   </m:sub>
                   <m:sup>
@@ -14694,31 +13894,27 @@
                       <m:naryPr>
                         <m:chr m:val="∑"/>
                         <m:limLoc m:val="undOvr"/>
-                        <m:supHide m:val="1"/>
                       </m:naryPr>
                       <m:sub>
                         <m:r>
                           <m:rPr/>
-                          <m:t>v</m:t>
+                          <m:t>t</m:t>
                         </m:r>
                         <m:r>
                           <m:rPr>
                             <m:sty m:val="p"/>
                           </m:rPr>
-                          <m:t>∈</m:t>
-                        </m:r>
-                        <m:r>
-                          <m:rPr>
-                            <m:sty m:val="p"/>
-                            <m:scr m:val="script"/>
-                          </m:rPr>
-                          <m:t>V</m:t>
+                          <m:t>=</m:t>
+                        </m:r>
+                        <m:r>
+                          <m:rPr/>
+                          <m:t>1</m:t>
                         </m:r>
                       </m:sub>
                       <m:sup>
                         <m:r>
                           <m:rPr/>
-                          <m:t>​</m:t>
+                          <m:t>T</m:t>
                         </m:r>
                       </m:sup>
                       <m:e>
@@ -14727,20 +13923,10 @@
                           <m:e>
                             <m:r>
                               <m:rPr/>
-                              <m:t>p</m:t>
+                              <m:t>m</m:t>
                             </m:r>
                           </m:e>
                           <m:sub>
-                            <m:r>
-                              <m:rPr/>
-                              <m:t>T</m:t>
-                            </m:r>
-                            <m:r>
-                              <m:rPr>
-                                <m:sty m:val="p"/>
-                              </m:rPr>
-                              <m:t>,</m:t>
-                            </m:r>
                             <m:r>
                               <m:rPr/>
                               <m:t>t</m:t>
@@ -14751,63 +13937,6 @@
                     </m:nary>
                   </m:e>
                 </m:nary>
-                <m:r>
-                  <m:rPr>
-                    <m:sty m:val="p"/>
-                  </m:rPr>
-                  <m:t>(</m:t>
-                </m:r>
-                <m:r>
-                  <m:rPr/>
-                  <m:t>v</m:t>
-                </m:r>
-                <m:r>
-                  <m:rPr>
-                    <m:sty m:val="p"/>
-                  </m:rPr>
-                  <m:t>)log</m:t>
-                </m:r>
-                <m:sSub>
-                  <m:sSubPr/>
-                  <m:e>
-                    <m:r>
-                      <m:rPr/>
-                      <m:t>p</m:t>
-                    </m:r>
-                  </m:e>
-                  <m:sub>
-                    <m:r>
-                      <m:rPr/>
-                      <m:t>T</m:t>
-                    </m:r>
-                    <m:r>
-                      <m:rPr>
-                        <m:sty m:val="p"/>
-                      </m:rPr>
-                      <m:t>,</m:t>
-                    </m:r>
-                    <m:r>
-                      <m:rPr/>
-                      <m:t>t</m:t>
-                    </m:r>
-                  </m:sub>
-                </m:sSub>
-                <m:r>
-                  <m:rPr>
-                    <m:sty m:val="p"/>
-                  </m:rPr>
-                  <m:t>(</m:t>
-                </m:r>
-                <m:r>
-                  <m:rPr/>
-                  <m:t>v</m:t>
-                </m:r>
-                <m:r>
-                  <m:rPr>
-                    <m:sty m:val="p"/>
-                  </m:rPr>
-                  <m:t>)</m:t>
-                </m:r>
               </m:oMath>
             </m:oMathPara>
           </w:p>
@@ -14828,7 +13957,7 @@
               <w:spacing w:before="0" w:after="0"/>
               <w:jc w:val="right"/>
             </w:pPr>
-            <w:bookmarkStart w:id="68" w:name="_RefEq4_35"/>
+            <w:bookmarkStart w:id="113" w:name="_RefEq4_23"/>
             <w:r>
               <w:t>(4-</w:t>
             </w:r>
@@ -14842,7 +13971,7 @@
               <w:fldChar w:fldCharType="separate"/>
             </w:r>
             <w:r>
-              <w:t>35</w:t>
+              <w:t>23</w:t>
             </w:r>
             <w:r>
               <w:fldChar w:fldCharType="end"/>
@@ -14850,7 +13979,7 @@
             <w:r>
               <w:t>)</w:t>
             </w:r>
-            <w:bookmarkEnd w:id="68"/>
+            <w:bookmarkEnd w:id="113"/>
           </w:p>
         </w:tc>
       </w:tr>
@@ -14900,13 +14029,15 @@
                   <m:e>
                     <m:r>
                       <m:rPr/>
-                      <m:t>O</m:t>
+                      <m:t>C</m:t>
                     </m:r>
                   </m:e>
                   <m:sub>
                     <m:r>
-                      <m:rPr/>
-                      <m:t>K</m:t>
+                      <m:rPr>
+                        <m:sty m:val="p"/>
+                      </m:rPr>
+                      <m:t>total</m:t>
                     </m:r>
                   </m:sub>
                 </m:sSub>
@@ -14916,159 +14047,69 @@
                   </m:rPr>
                   <m:t>=</m:t>
                 </m:r>
+                <m:sSub>
+                  <m:sSubPr/>
+                  <m:e>
+                    <m:r>
+                      <m:rPr/>
+                      <m:t>C</m:t>
+                    </m:r>
+                  </m:e>
+                  <m:sub>
+                    <m:r>
+                      <m:rPr>
+                        <m:sty m:val="p"/>
+                      </m:rPr>
+                      <m:t>rollout</m:t>
+                    </m:r>
+                  </m:sub>
+                </m:sSub>
                 <m:r>
                   <m:rPr>
                     <m:sty m:val="p"/>
                   </m:rPr>
-                  <w:rPr>
-                    <w:rFonts w:hint="default" w:ascii="DejaVu Math TeX Gyre" w:hAnsi="DejaVu Math TeX Gyre"/>
-                    <w:lang w:val="en-US" w:eastAsia="zh-CN"/>
-                  </w:rPr>
-                  <m:t xml:space="preserve"> </m:t>
-                </m:r>
-                <m:f>
-                  <m:fPr/>
-                  <m:num>
-                    <m:r>
-                      <m:rPr/>
-                      <m:t>1</m:t>
-                    </m:r>
-                  </m:num>
-                  <m:den>
+                  <m:t>+</m:t>
+                </m:r>
+                <m:sSub>
+                  <m:sSubPr/>
+                  <m:e>
+                    <m:r>
+                      <m:rPr/>
+                      <m:t>C</m:t>
+                    </m:r>
+                  </m:e>
+                  <m:sub>
                     <m:r>
                       <m:rPr>
                         <m:sty m:val="p"/>
                       </m:rPr>
-                      <m:t>|</m:t>
-                    </m:r>
-                    <m:r>
-                      <m:rPr>
-                        <m:sty m:val="p"/>
-                        <m:scr m:val="script"/>
-                      </m:rPr>
-                      <m:t>ℳ</m:t>
-                    </m:r>
+                      <m:t>teacher</m:t>
+                    </m:r>
+                  </m:sub>
+                </m:sSub>
+                <m:r>
+                  <m:rPr>
+                    <m:sty m:val="p"/>
+                  </m:rPr>
+                  <m:t>+</m:t>
+                </m:r>
+                <m:sSub>
+                  <m:sSubPr/>
+                  <m:e>
+                    <m:r>
+                      <m:rPr/>
+                      <m:t>C</m:t>
+                    </m:r>
+                  </m:e>
+                  <m:sub>
                     <m:r>
                       <m:rPr>
                         <m:sty m:val="p"/>
                       </m:rPr>
-                      <m:t>|</m:t>
-                    </m:r>
-                  </m:den>
-                </m:f>
-                <m:nary>
-                  <m:naryPr>
-                    <m:chr m:val="∑"/>
-                    <m:limLoc m:val="undOvr"/>
-                    <m:supHide m:val="1"/>
-                  </m:naryPr>
-                  <m:sub>
-                    <m:r>
-                      <m:rPr/>
-                      <m:t>t</m:t>
-                    </m:r>
-                    <m:r>
-                      <m:rPr>
-                        <m:sty m:val="p"/>
-                      </m:rPr>
-                      <m:t>∈</m:t>
-                    </m:r>
-                    <m:r>
-                      <m:rPr>
-                        <m:sty m:val="p"/>
-                        <m:scr m:val="script"/>
-                      </m:rPr>
-                      <m:t>ℳ</m:t>
+                      <m:t>backward</m:t>
                     </m:r>
                   </m:sub>
-                  <m:sup>
-                    <m:r>
-                      <m:rPr/>
-                      <m:t>​</m:t>
-                    </m:r>
-                  </m:sup>
-                  <m:e>
-                    <m:f>
-                      <m:fPr/>
-                      <m:num>
-                        <m:r>
-                          <m:rPr>
-                            <m:sty m:val="p"/>
-                          </m:rPr>
-                          <m:t>|TopK(</m:t>
-                        </m:r>
-                        <m:sSub>
-                          <m:sSubPr/>
-                          <m:e>
-                            <m:r>
-                              <m:rPr/>
-                              <m:t>p</m:t>
-                            </m:r>
-                          </m:e>
-                          <m:sub>
-                            <m:r>
-                              <m:rPr/>
-                              <m:t>T</m:t>
-                            </m:r>
-                            <m:r>
-                              <m:rPr>
-                                <m:sty m:val="p"/>
-                              </m:rPr>
-                              <m:t>,</m:t>
-                            </m:r>
-                            <m:r>
-                              <m:rPr/>
-                              <m:t>t</m:t>
-                            </m:r>
-                          </m:sub>
-                        </m:sSub>
-                        <m:r>
-                          <m:rPr>
-                            <m:sty m:val="p"/>
-                          </m:rPr>
-                          <m:t>)∩TopK(</m:t>
-                        </m:r>
-                        <m:sSub>
-                          <m:sSubPr/>
-                          <m:e>
-                            <m:r>
-                              <m:rPr/>
-                              <m:t>p</m:t>
-                            </m:r>
-                          </m:e>
-                          <m:sub>
-                            <m:r>
-                              <m:rPr/>
-                              <m:t>S</m:t>
-                            </m:r>
-                            <m:r>
-                              <m:rPr>
-                                <m:sty m:val="p"/>
-                              </m:rPr>
-                              <m:t>,</m:t>
-                            </m:r>
-                            <m:r>
-                              <m:rPr/>
-                              <m:t>t</m:t>
-                            </m:r>
-                          </m:sub>
-                        </m:sSub>
-                        <m:r>
-                          <m:rPr>
-                            <m:sty m:val="p"/>
-                          </m:rPr>
-                          <m:t>)|</m:t>
-                        </m:r>
-                      </m:num>
-                      <m:den>
-                        <m:r>
-                          <m:rPr/>
-                          <m:t>K</m:t>
-                        </m:r>
-                      </m:den>
-                    </m:f>
-                  </m:e>
-                </m:nary>
+                </m:sSub>
               </m:oMath>
             </m:oMathPara>
           </w:p>
@@ -15089,7 +14130,7 @@
               <w:spacing w:before="0" w:after="0"/>
               <w:jc w:val="right"/>
             </w:pPr>
-            <w:bookmarkStart w:id="69" w:name="_RefEq4_36"/>
+            <w:bookmarkStart w:id="114" w:name="_RefEq4_24"/>
             <w:r>
               <w:t>(4-</w:t>
             </w:r>
@@ -15103,7 +14144,7 @@
               <w:fldChar w:fldCharType="separate"/>
             </w:r>
             <w:r>
-              <w:t>36</w:t>
+              <w:t>24</w:t>
             </w:r>
             <w:r>
               <w:fldChar w:fldCharType="end"/>
@@ -15111,7 +14152,7 @@
             <w:r>
               <w:t>)</w:t>
             </w:r>
-            <w:bookmarkEnd w:id="69"/>
+            <w:bookmarkEnd w:id="114"/>
           </w:p>
         </w:tc>
       </w:tr>
@@ -15122,7 +14163,7 @@
         <w:jc w:val="both"/>
       </w:pPr>
       <w:r>
-        <w:t>熵反映教师分布的集中程度，重叠率反映学生高概率区域与教师高概率区域是否一致。二者与异常损失、格式错误率和梯度范数结合后，可以区分“学生没有覆盖教师知识”和“教师在低质量学生状态上给出不稳定监督”这两类原因。</w:t>
+        <w:t>除总成本外，本文同时报告教师处理 token 数、峰值显存、墙钟时间和推理吞吐。吞吐量按生成 token 数除以墙钟时间计算，从而避免只比较最终准确率而忽略不同监督方式实际消耗的计算资源。</w:t>
       </w:r>
     </w:p>
     <w:p>
@@ -15131,7 +14172,7 @@
         <w:jc w:val="both"/>
       </w:pPr>
       <w:r>
-        <w:t>公平比较要求各组共享相同的训练预算。本文以有效训练 token 数和学生更新步数作为主预算，并把总成本拆分为学生生成、教师前向和学生反向传播三部分：</w:t>
+        <w:t>正式实验至少使用多个随机种子重复运行。对于同一指标的多次观测，均值和样本标准差定义为：</w:t>
       </w:r>
     </w:p>
     <w:tbl>
@@ -15203,389 +14244,6 @@
               <m:oMath>
                 <m:r>
                   <m:rPr/>
-                  <m:t>B</m:t>
-                </m:r>
-                <m:r>
-                  <m:rPr>
-                    <m:sty m:val="p"/>
-                  </m:rPr>
-                  <m:t>=</m:t>
-                </m:r>
-                <m:nary>
-                  <m:naryPr>
-                    <m:chr m:val="∑"/>
-                    <m:limLoc m:val="undOvr"/>
-                    <m:supHide m:val="1"/>
-                  </m:naryPr>
-                  <m:sub>
-                    <m:r>
-                      <m:rPr>
-                        <m:sty m:val="p"/>
-                      </m:rPr>
-                      <m:t>step</m:t>
-                    </m:r>
-                  </m:sub>
-                  <m:sup>
-                    <m:r>
-                      <m:rPr/>
-                      <m:t>​</m:t>
-                    </m:r>
-                  </m:sup>
-                  <m:e>
-                    <m:nary>
-                      <m:naryPr>
-                        <m:chr m:val="∑"/>
-                        <m:limLoc m:val="undOvr"/>
-                      </m:naryPr>
-                      <m:sub>
-                        <m:r>
-                          <m:rPr/>
-                          <m:t>t</m:t>
-                        </m:r>
-                        <m:r>
-                          <m:rPr>
-                            <m:sty m:val="p"/>
-                          </m:rPr>
-                          <m:t>=</m:t>
-                        </m:r>
-                        <m:r>
-                          <m:rPr/>
-                          <m:t>1</m:t>
-                        </m:r>
-                      </m:sub>
-                      <m:sup>
-                        <m:r>
-                          <m:rPr/>
-                          <m:t>T</m:t>
-                        </m:r>
-                      </m:sup>
-                      <m:e>
-                        <m:sSub>
-                          <m:sSubPr/>
-                          <m:e>
-                            <m:r>
-                              <m:rPr/>
-                              <m:t>m</m:t>
-                            </m:r>
-                          </m:e>
-                          <m:sub>
-                            <m:r>
-                              <m:rPr/>
-                              <m:t>t</m:t>
-                            </m:r>
-                          </m:sub>
-                        </m:sSub>
-                      </m:e>
-                    </m:nary>
-                  </m:e>
-                </m:nary>
-              </m:oMath>
-            </m:oMathPara>
-          </w:p>
-        </w:tc>
-        <w:tc>
-          <w:tcPr>
-            <w:tcW w:w="650" w:type="dxa"/>
-            <w:tcMar>
-              <w:top w:w="0" w:type="dxa"/>
-              <w:left w:w="0" w:type="dxa"/>
-              <w:bottom w:w="0" w:type="dxa"/>
-              <w:right w:w="0" w:type="dxa"/>
-            </w:tcMar>
-            <w:vAlign w:val="center"/>
-          </w:tcPr>
-          <w:p>
-            <w:pPr>
-              <w:spacing w:before="0" w:after="0"/>
-              <w:jc w:val="right"/>
-            </w:pPr>
-            <w:bookmarkStart w:id="70" w:name="_RefEq4_37"/>
-            <w:r>
-              <w:t>(4-</w:t>
-            </w:r>
-            <w:r>
-              <w:fldChar w:fldCharType="begin"/>
-            </w:r>
-            <w:r>
-              <w:instrText xml:space="preserve"> SEQ Eq4 \* ARABIC </w:instrText>
-            </w:r>
-            <w:r>
-              <w:fldChar w:fldCharType="separate"/>
-            </w:r>
-            <w:r>
-              <w:t>37</w:t>
-            </w:r>
-            <w:r>
-              <w:fldChar w:fldCharType="end"/>
-            </w:r>
-            <w:r>
-              <w:t>)</w:t>
-            </w:r>
-            <w:bookmarkEnd w:id="70"/>
-          </w:p>
-        </w:tc>
-      </w:tr>
-      <w:tr>
-        <w:trPr>
-          <w:cantSplit/>
-          <w:jc w:val="center"/>
-        </w:trPr>
-        <w:tc>
-          <w:tcPr>
-            <w:tcW w:w="650" w:type="dxa"/>
-            <w:tcMar>
-              <w:top w:w="0" w:type="dxa"/>
-              <w:left w:w="0" w:type="dxa"/>
-              <w:bottom w:w="0" w:type="dxa"/>
-              <w:right w:w="0" w:type="dxa"/>
-            </w:tcMar>
-            <w:vAlign w:val="center"/>
-          </w:tcPr>
-          <w:p>
-            <w:pPr>
-              <w:spacing w:before="0" w:after="0"/>
-              <w:jc w:val="left"/>
-            </w:pPr>
-          </w:p>
-        </w:tc>
-        <w:tc>
-          <w:tcPr>
-            <w:tcW w:w="7006" w:type="dxa"/>
-            <w:tcMar>
-              <w:top w:w="0" w:type="dxa"/>
-              <w:left w:w="0" w:type="dxa"/>
-              <w:bottom w:w="0" w:type="dxa"/>
-              <w:right w:w="0" w:type="dxa"/>
-            </w:tcMar>
-            <w:vAlign w:val="center"/>
-          </w:tcPr>
-          <w:p>
-            <w:pPr>
-              <w:spacing w:before="0" w:after="0"/>
-              <w:jc w:val="center"/>
-            </w:pPr>
-            <m:oMathPara>
-              <m:oMath>
-                <m:sSub>
-                  <m:sSubPr/>
-                  <m:e>
-                    <m:r>
-                      <m:rPr/>
-                      <m:t>C</m:t>
-                    </m:r>
-                  </m:e>
-                  <m:sub>
-                    <m:r>
-                      <m:rPr>
-                        <m:sty m:val="p"/>
-                      </m:rPr>
-                      <m:t>total</m:t>
-                    </m:r>
-                  </m:sub>
-                </m:sSub>
-                <m:r>
-                  <m:rPr>
-                    <m:sty m:val="p"/>
-                  </m:rPr>
-                  <m:t>=</m:t>
-                </m:r>
-                <m:sSub>
-                  <m:sSubPr/>
-                  <m:e>
-                    <m:r>
-                      <m:rPr/>
-                      <m:t>C</m:t>
-                    </m:r>
-                  </m:e>
-                  <m:sub>
-                    <m:r>
-                      <m:rPr>
-                        <m:sty m:val="p"/>
-                      </m:rPr>
-                      <m:t>rollout</m:t>
-                    </m:r>
-                  </m:sub>
-                </m:sSub>
-                <m:r>
-                  <m:rPr>
-                    <m:sty m:val="p"/>
-                  </m:rPr>
-                  <m:t>+</m:t>
-                </m:r>
-                <m:sSub>
-                  <m:sSubPr/>
-                  <m:e>
-                    <m:r>
-                      <m:rPr/>
-                      <m:t>C</m:t>
-                    </m:r>
-                  </m:e>
-                  <m:sub>
-                    <m:r>
-                      <m:rPr>
-                        <m:sty m:val="p"/>
-                      </m:rPr>
-                      <m:t>teacher</m:t>
-                    </m:r>
-                  </m:sub>
-                </m:sSub>
-                <m:r>
-                  <m:rPr>
-                    <m:sty m:val="p"/>
-                  </m:rPr>
-                  <m:t>+</m:t>
-                </m:r>
-                <m:sSub>
-                  <m:sSubPr/>
-                  <m:e>
-                    <m:r>
-                      <m:rPr/>
-                      <m:t>C</m:t>
-                    </m:r>
-                  </m:e>
-                  <m:sub>
-                    <m:r>
-                      <m:rPr>
-                        <m:sty m:val="p"/>
-                      </m:rPr>
-                      <m:t>backward</m:t>
-                    </m:r>
-                  </m:sub>
-                </m:sSub>
-              </m:oMath>
-            </m:oMathPara>
-          </w:p>
-        </w:tc>
-        <w:tc>
-          <w:tcPr>
-            <w:tcW w:w="650" w:type="dxa"/>
-            <w:tcMar>
-              <w:top w:w="0" w:type="dxa"/>
-              <w:left w:w="0" w:type="dxa"/>
-              <w:bottom w:w="0" w:type="dxa"/>
-              <w:right w:w="0" w:type="dxa"/>
-            </w:tcMar>
-            <w:vAlign w:val="center"/>
-          </w:tcPr>
-          <w:p>
-            <w:pPr>
-              <w:spacing w:before="0" w:after="0"/>
-              <w:jc w:val="right"/>
-            </w:pPr>
-            <w:bookmarkStart w:id="71" w:name="_RefEq4_38"/>
-            <w:r>
-              <w:t>(4-</w:t>
-            </w:r>
-            <w:r>
-              <w:fldChar w:fldCharType="begin"/>
-            </w:r>
-            <w:r>
-              <w:instrText xml:space="preserve"> SEQ Eq4 \* ARABIC </w:instrText>
-            </w:r>
-            <w:r>
-              <w:fldChar w:fldCharType="separate"/>
-            </w:r>
-            <w:r>
-              <w:t>38</w:t>
-            </w:r>
-            <w:r>
-              <w:fldChar w:fldCharType="end"/>
-            </w:r>
-            <w:r>
-              <w:t>)</w:t>
-            </w:r>
-            <w:bookmarkEnd w:id="71"/>
-          </w:p>
-        </w:tc>
-      </w:tr>
-    </w:tbl>
-    <w:p>
-      <w:pPr>
-        <w:ind w:firstLine="420"/>
-        <w:jc w:val="both"/>
-      </w:pPr>
-      <w:r>
-        <w:t>除总成本外，本文同时报告教师处理 token 数、峰值显存、墙钟时间和推理吞吐。吞吐量按生成 token 数除以墙钟时间计算，从而避免只比较最终准确率而忽略不同监督方式实际消耗的计算资源。</w:t>
-      </w:r>
-    </w:p>
-    <w:p>
-      <w:pPr>
-        <w:ind w:firstLine="420"/>
-        <w:jc w:val="both"/>
-      </w:pPr>
-      <w:r>
-        <w:t>正式实验至少使用多个随机种子重复运行。对于同一指标的多次观测，均值和样本标准差定义为：</w:t>
-      </w:r>
-    </w:p>
-    <w:tbl>
-      <w:tblPr>
-        <w:tblStyle w:val="10"/>
-        <w:tblW w:w="8306" w:type="dxa"/>
-        <w:jc w:val="center"/>
-        <w:tblBorders>
-          <w:top w:val="none" w:color="auto" w:sz="0" w:space="0"/>
-          <w:left w:val="none" w:color="auto" w:sz="0" w:space="0"/>
-          <w:bottom w:val="none" w:color="auto" w:sz="0" w:space="0"/>
-          <w:right w:val="none" w:color="auto" w:sz="0" w:space="0"/>
-          <w:insideH w:val="none" w:color="auto" w:sz="0" w:space="0"/>
-          <w:insideV w:val="none" w:color="auto" w:sz="0" w:space="0"/>
-        </w:tblBorders>
-        <w:tblLayout w:type="fixed"/>
-        <w:tblCellMar>
-          <w:top w:w="0" w:type="dxa"/>
-          <w:left w:w="108" w:type="dxa"/>
-          <w:bottom w:w="0" w:type="dxa"/>
-          <w:right w:w="108" w:type="dxa"/>
-        </w:tblCellMar>
-      </w:tblPr>
-      <w:tblGrid>
-        <w:gridCol w:w="650"/>
-        <w:gridCol w:w="7006"/>
-        <w:gridCol w:w="650"/>
-      </w:tblGrid>
-      <w:tr>
-        <w:trPr>
-          <w:cantSplit/>
-          <w:jc w:val="center"/>
-        </w:trPr>
-        <w:tc>
-          <w:tcPr>
-            <w:tcW w:w="650" w:type="dxa"/>
-            <w:tcMar>
-              <w:top w:w="0" w:type="dxa"/>
-              <w:left w:w="0" w:type="dxa"/>
-              <w:bottom w:w="0" w:type="dxa"/>
-              <w:right w:w="0" w:type="dxa"/>
-            </w:tcMar>
-            <w:vAlign w:val="center"/>
-          </w:tcPr>
-          <w:p>
-            <w:pPr>
-              <w:spacing w:before="0" w:after="0"/>
-              <w:jc w:val="left"/>
-            </w:pPr>
-          </w:p>
-        </w:tc>
-        <w:tc>
-          <w:tcPr>
-            <w:tcW w:w="7006" w:type="dxa"/>
-            <w:tcMar>
-              <w:top w:w="0" w:type="dxa"/>
-              <w:left w:w="0" w:type="dxa"/>
-              <w:bottom w:w="0" w:type="dxa"/>
-              <w:right w:w="0" w:type="dxa"/>
-            </w:tcMar>
-            <w:vAlign w:val="center"/>
-          </w:tcPr>
-          <w:p>
-            <w:pPr>
-              <w:spacing w:before="0" w:after="0"/>
-              <w:jc w:val="center"/>
-            </w:pPr>
-            <m:oMathPara>
-              <m:oMath>
-                <m:r>
-                  <m:rPr/>
                   <m:t>μ</m:t>
                 </m:r>
                 <m:r>
@@ -15654,93 +14312,12 @@
                     </m:sSub>
                   </m:e>
                 </m:nary>
-              </m:oMath>
-            </m:oMathPara>
-          </w:p>
-        </w:tc>
-        <w:tc>
-          <w:tcPr>
-            <w:tcW w:w="650" w:type="dxa"/>
-            <w:tcMar>
-              <w:top w:w="0" w:type="dxa"/>
-              <w:left w:w="0" w:type="dxa"/>
-              <w:bottom w:w="0" w:type="dxa"/>
-              <w:right w:w="0" w:type="dxa"/>
-            </w:tcMar>
-            <w:vAlign w:val="center"/>
-          </w:tcPr>
-          <w:p>
-            <w:pPr>
-              <w:spacing w:before="0" w:after="0"/>
-              <w:jc w:val="right"/>
-            </w:pPr>
-            <w:bookmarkStart w:id="72" w:name="_RefEq4_39"/>
-            <w:r>
-              <w:t>(4-</w:t>
-            </w:r>
-            <w:r>
-              <w:fldChar w:fldCharType="begin"/>
-            </w:r>
-            <w:r>
-              <w:instrText xml:space="preserve"> SEQ Eq4 \* ARABIC </w:instrText>
-            </w:r>
-            <w:r>
-              <w:fldChar w:fldCharType="separate"/>
-            </w:r>
-            <w:r>
-              <w:t>39</w:t>
-            </w:r>
-            <w:r>
-              <w:fldChar w:fldCharType="end"/>
-            </w:r>
-            <w:r>
-              <w:t>)</w:t>
-            </w:r>
-            <w:bookmarkEnd w:id="72"/>
-          </w:p>
-        </w:tc>
-      </w:tr>
-      <w:tr>
-        <w:trPr>
-          <w:cantSplit/>
-          <w:jc w:val="center"/>
-        </w:trPr>
-        <w:tc>
-          <w:tcPr>
-            <w:tcW w:w="650" w:type="dxa"/>
-            <w:tcMar>
-              <w:top w:w="0" w:type="dxa"/>
-              <w:left w:w="0" w:type="dxa"/>
-              <w:bottom w:w="0" w:type="dxa"/>
-              <w:right w:w="0" w:type="dxa"/>
-            </w:tcMar>
-            <w:vAlign w:val="center"/>
-          </w:tcPr>
-          <w:p>
-            <w:pPr>
-              <w:spacing w:before="0" w:after="0"/>
-              <w:jc w:val="left"/>
-            </w:pPr>
-          </w:p>
-        </w:tc>
-        <w:tc>
-          <w:tcPr>
-            <w:tcW w:w="7006" w:type="dxa"/>
-            <w:tcMar>
-              <w:top w:w="0" w:type="dxa"/>
-              <w:left w:w="0" w:type="dxa"/>
-              <w:bottom w:w="0" w:type="dxa"/>
-              <w:right w:w="0" w:type="dxa"/>
-            </w:tcMar>
-            <w:vAlign w:val="center"/>
-          </w:tcPr>
-          <w:p>
-            <w:pPr>
-              <w:spacing w:before="0" w:after="0"/>
-              <w:jc w:val="center"/>
-            </w:pPr>
-            <m:oMathPara>
-              <m:oMath>
+                <m:r>
+                  <m:rPr>
+                    <m:sty m:val="p"/>
+                  </m:rPr>
+                  <m:t xml:space="preserve">； </m:t>
+                </m:r>
                 <m:r>
                   <m:rPr/>
                   <m:t>σ</m:t>
@@ -15882,7 +14459,7 @@
               <w:spacing w:before="0" w:after="0"/>
               <w:jc w:val="right"/>
             </w:pPr>
-            <w:bookmarkStart w:id="73" w:name="_RefEq4_40"/>
+            <w:bookmarkStart w:id="115" w:name="_RefEq4_25"/>
             <w:r>
               <w:t>(4-</w:t>
             </w:r>
@@ -15896,7 +14473,7 @@
               <w:fldChar w:fldCharType="separate"/>
             </w:r>
             <w:r>
-              <w:t>40</w:t>
+              <w:t>25</w:t>
             </w:r>
             <w:r>
               <w:fldChar w:fldCharType="end"/>
@@ -15904,7 +14481,7 @@
             <w:r>
               <w:t>)</w:t>
             </w:r>
-            <w:bookmarkEnd w:id="73"/>
+            <w:bookmarkEnd w:id="115"/>
           </w:p>
         </w:tc>
       </w:tr>
@@ -18112,7 +16689,6 @@
         <w:t>舒善富, 刘超, 孙毓忠, 等. 基于自适应知识蒸馏的代码大模型轻量化[J]. 软件学报, 2026, 37(6): 2431-2454. DOI:10.13328/j.cnki.jos.007462.</w:t>
       </w:r>
     </w:p>
-    <w:bookmarkEnd w:id="88"/>
     <w:sectPr>
       <w:footerReference r:id="rId5" w:type="default"/>
       <w:pgSz w:w="11906" w:h="16838"/>

--- a/Papers/output/开题报告-基于在线策略蒸馏的大语言模型后训练方法研究.docx
+++ b/Papers/output/开题报告-基于在线策略蒸馏的大语言模型后训练方法研究.docx
@@ -14,6 +14,7 @@
           <w:sz w:val="36"/>
         </w:rPr>
       </w:pPr>
+      <w:bookmarkStart w:id="88" w:name="_GoBack"/>
     </w:p>
     <w:p>
       <w:pPr>
@@ -58,7 +59,7 @@
               <a:graphicData uri="http://schemas.openxmlformats.org/drawingml/2006/picture">
                 <pic:pic xmlns:pic="http://schemas.openxmlformats.org/drawingml/2006/picture">
                   <pic:nvPicPr>
-                    <pic:cNvPr id="1" name="图1 研究框架" descr="研究问题、研究方案与研究目的的三层递进关系"/>
+                    <pic:cNvPr id="1" name="图片 1"/>
                     <pic:cNvPicPr>
                       <a:picLocks noChangeAspect="1" noChangeArrowheads="1"/>
                     </pic:cNvPicPr>
@@ -3013,8 +3014,8 @@
         </w:tblCellMar>
       </w:tblPr>
       <w:tblGrid>
-        <w:gridCol w:w="3828"/>
-        <w:gridCol w:w="3828"/>
+        <w:gridCol w:w="650"/>
+        <w:gridCol w:w="7006"/>
         <w:gridCol w:w="650"/>
       </w:tblGrid>
       <w:tr>
@@ -3024,7 +3025,25 @@
         </w:trPr>
         <w:tc>
           <w:tcPr>
-            <w:tcW w:w="3828" w:type="dxa"/>
+            <w:tcW w:w="650" w:type="dxa"/>
+            <w:tcMar>
+              <w:top w:w="0" w:type="dxa"/>
+              <w:left w:w="0" w:type="dxa"/>
+              <w:bottom w:w="0" w:type="dxa"/>
+              <w:right w:w="0" w:type="dxa"/>
+            </w:tcMar>
+            <w:vAlign w:val="center"/>
+          </w:tcPr>
+          <w:p>
+            <w:pPr>
+              <w:spacing w:before="0" w:after="0"/>
+              <w:jc w:val="left"/>
+            </w:pPr>
+          </w:p>
+        </w:tc>
+        <w:tc>
+          <w:tcPr>
+            <w:tcW w:w="7006" w:type="dxa"/>
             <w:tcMar>
               <w:top w:w="0" w:type="dxa"/>
               <w:left w:w="0" w:type="dxa"/>
@@ -3229,7 +3248,72 @@
         </w:tc>
         <w:tc>
           <w:tcPr>
-            <w:tcW w:w="3828" w:type="dxa"/>
+            <w:tcW w:w="650" w:type="dxa"/>
+            <w:tcMar>
+              <w:top w:w="0" w:type="dxa"/>
+              <w:left w:w="0" w:type="dxa"/>
+              <w:bottom w:w="0" w:type="dxa"/>
+              <w:right w:w="0" w:type="dxa"/>
+            </w:tcMar>
+            <w:vAlign w:val="center"/>
+          </w:tcPr>
+          <w:p>
+            <w:pPr>
+              <w:spacing w:before="0" w:after="0"/>
+              <w:jc w:val="right"/>
+            </w:pPr>
+            <w:bookmarkStart w:id="9" w:name="_RefEq2_1"/>
+            <w:r>
+              <w:t>(2-</w:t>
+            </w:r>
+            <w:r>
+              <w:fldChar w:fldCharType="begin"/>
+            </w:r>
+            <w:r>
+              <w:instrText xml:space="preserve"> SEQ Eq2 \* ARABIC </w:instrText>
+            </w:r>
+            <w:r>
+              <w:fldChar w:fldCharType="separate"/>
+            </w:r>
+            <w:r>
+              <w:t>1</w:t>
+            </w:r>
+            <w:r>
+              <w:fldChar w:fldCharType="end"/>
+            </w:r>
+            <w:r>
+              <w:t>)</w:t>
+            </w:r>
+            <w:bookmarkEnd w:id="9"/>
+          </w:p>
+        </w:tc>
+      </w:tr>
+      <w:tr>
+        <w:trPr>
+          <w:cantSplit/>
+          <w:jc w:val="center"/>
+        </w:trPr>
+        <w:tc>
+          <w:tcPr>
+            <w:tcW w:w="650" w:type="dxa"/>
+            <w:tcMar>
+              <w:top w:w="0" w:type="dxa"/>
+              <w:left w:w="0" w:type="dxa"/>
+              <w:bottom w:w="0" w:type="dxa"/>
+              <w:right w:w="0" w:type="dxa"/>
+            </w:tcMar>
+            <w:vAlign w:val="center"/>
+          </w:tcPr>
+          <w:p>
+            <w:pPr>
+              <w:spacing w:before="0" w:after="0"/>
+              <w:jc w:val="left"/>
+            </w:pPr>
+          </w:p>
+        </w:tc>
+        <w:tc>
+          <w:tcPr>
+            <w:tcW w:w="7006" w:type="dxa"/>
             <w:tcMar>
               <w:top w:w="0" w:type="dxa"/>
               <w:left w:w="0" w:type="dxa"/>
@@ -3448,7 +3532,7 @@
               <w:spacing w:before="0" w:after="0"/>
               <w:jc w:val="right"/>
             </w:pPr>
-            <w:bookmarkStart w:id="89" w:name="_RefEq2_1"/>
+            <w:bookmarkStart w:id="10" w:name="_RefEq2_2"/>
             <w:r>
               <w:t>(2-</w:t>
             </w:r>
@@ -3462,7 +3546,7 @@
               <w:fldChar w:fldCharType="separate"/>
             </w:r>
             <w:r>
-              <w:t>1</w:t>
+              <w:t>2</w:t>
             </w:r>
             <w:r>
               <w:fldChar w:fldCharType="end"/>
@@ -3470,7 +3554,7 @@
             <w:r>
               <w:t>)</w:t>
             </w:r>
-            <w:bookmarkEnd w:id="89"/>
+            <w:bookmarkEnd w:id="10"/>
           </w:p>
         </w:tc>
       </w:tr>
@@ -3672,12 +3756,93 @@
                     </m:r>
                   </m:den>
                 </m:f>
-                <m:r>
-                  <m:rPr>
-                    <m:sty m:val="p"/>
-                  </m:rPr>
-                  <m:t xml:space="preserve">； </m:t>
-                </m:r>
+              </m:oMath>
+            </m:oMathPara>
+          </w:p>
+        </w:tc>
+        <w:tc>
+          <w:tcPr>
+            <w:tcW w:w="650" w:type="dxa"/>
+            <w:tcMar>
+              <w:top w:w="0" w:type="dxa"/>
+              <w:left w:w="0" w:type="dxa"/>
+              <w:bottom w:w="0" w:type="dxa"/>
+              <w:right w:w="0" w:type="dxa"/>
+            </w:tcMar>
+            <w:vAlign w:val="center"/>
+          </w:tcPr>
+          <w:p>
+            <w:pPr>
+              <w:spacing w:before="0" w:after="0"/>
+              <w:jc w:val="right"/>
+            </w:pPr>
+            <w:bookmarkStart w:id="11" w:name="_RefEq2_3"/>
+            <w:r>
+              <w:t>(2-</w:t>
+            </w:r>
+            <w:r>
+              <w:fldChar w:fldCharType="begin"/>
+            </w:r>
+            <w:r>
+              <w:instrText xml:space="preserve"> SEQ Eq2 \* ARABIC </w:instrText>
+            </w:r>
+            <w:r>
+              <w:fldChar w:fldCharType="separate"/>
+            </w:r>
+            <w:r>
+              <w:t>3</w:t>
+            </w:r>
+            <w:r>
+              <w:fldChar w:fldCharType="end"/>
+            </w:r>
+            <w:r>
+              <w:t>)</w:t>
+            </w:r>
+            <w:bookmarkEnd w:id="11"/>
+          </w:p>
+        </w:tc>
+      </w:tr>
+      <w:tr>
+        <w:trPr>
+          <w:cantSplit/>
+          <w:jc w:val="center"/>
+        </w:trPr>
+        <w:tc>
+          <w:tcPr>
+            <w:tcW w:w="650" w:type="dxa"/>
+            <w:tcMar>
+              <w:top w:w="0" w:type="dxa"/>
+              <w:left w:w="0" w:type="dxa"/>
+              <w:bottom w:w="0" w:type="dxa"/>
+              <w:right w:w="0" w:type="dxa"/>
+            </w:tcMar>
+            <w:vAlign w:val="center"/>
+          </w:tcPr>
+          <w:p>
+            <w:pPr>
+              <w:spacing w:before="0" w:after="0"/>
+              <w:jc w:val="left"/>
+            </w:pPr>
+          </w:p>
+        </w:tc>
+        <w:tc>
+          <w:tcPr>
+            <w:tcW w:w="7006" w:type="dxa"/>
+            <w:tcMar>
+              <w:top w:w="0" w:type="dxa"/>
+              <w:left w:w="0" w:type="dxa"/>
+              <w:bottom w:w="0" w:type="dxa"/>
+              <w:right w:w="0" w:type="dxa"/>
+            </w:tcMar>
+            <w:vAlign w:val="center"/>
+          </w:tcPr>
+          <w:p>
+            <w:pPr>
+              <w:spacing w:before="0" w:after="0"/>
+              <w:jc w:val="center"/>
+            </w:pPr>
+            <m:oMathPara>
+              <m:oMath>
                 <m:sSub>
                   <m:sSubPr/>
                   <m:e>
@@ -3880,7 +4045,7 @@
               <w:spacing w:before="0" w:after="0"/>
               <w:jc w:val="right"/>
             </w:pPr>
-            <w:bookmarkStart w:id="90" w:name="_RefEq2_2"/>
+            <w:bookmarkStart w:id="12" w:name="_RefEq2_4"/>
             <w:r>
               <w:t>(2-</w:t>
             </w:r>
@@ -3894,7 +4059,7 @@
               <w:fldChar w:fldCharType="separate"/>
             </w:r>
             <w:r>
-              <w:t>2</w:t>
+              <w:t>4</w:t>
             </w:r>
             <w:r>
               <w:fldChar w:fldCharType="end"/>
@@ -3902,7 +4067,7 @@
             <w:r>
               <w:t>)</w:t>
             </w:r>
-            <w:bookmarkEnd w:id="90"/>
+            <w:bookmarkEnd w:id="12"/>
           </w:p>
         </w:tc>
       </w:tr>
@@ -4363,6 +4528,17 @@
       <w:r>
         <w:t>研究问题、研究方案和研究目的的对应与递进关系如图 1 所示。学生状态分布问题通过在策略状态采样检验有效监督，不同散度目标通过受控比较解释优化机制，监督信息粒度问题通过分层实验形成任务效果与教师成本的选择依据。三个部分在各层内均由有效性分析递进到机制解释，再递进到性能与成本权衡。</w:t>
       </w:r>
+      <w:r/>
+      <w:r/>
+      <w:r/>
+      <w:r>
+        <w:rPr>
+          <w:rFonts w:ascii="Times New Roman" w:hAnsi="Times New Roman" w:eastAsia="宋体"/>
+          <w:sz w:val="21"/>
+        </w:rPr>
+      </w:r>
+      <w:r/>
+      <w:r/>
     </w:p>
     <w:p>
       <w:pPr>
@@ -4510,16 +4686,7 @@
           <w:rFonts w:ascii="Times New Roman" w:hAnsi="Times New Roman" w:eastAsia="宋体"/>
           <w:sz w:val="24"/>
         </w:rPr>
-        <w:t>研究总体技术路线</w:t>
-      </w:r>
-      <w:bookmarkStart w:id="88" w:name="_GoBack"/>
-      <w:bookmarkEnd w:id="88"/>
-      <w:r>
-        <w:rPr>
-          <w:rFonts w:ascii="Times New Roman" w:hAnsi="Times New Roman" w:eastAsia="宋体"/>
-          <w:sz w:val="24"/>
-        </w:rPr>
-        <w:t xml:space="preserve">如图 </w:t>
+        <w:t xml:space="preserve">研究总体技术路线如图 </w:t>
       </w:r>
       <w:r>
         <w:rPr>
@@ -4742,7 +4909,7 @@
               <w:spacing w:before="0" w:after="0"/>
               <w:jc w:val="right"/>
             </w:pPr>
-            <w:bookmarkStart w:id="91" w:name="_RefEq4_1"/>
+            <w:bookmarkStart w:id="25" w:name="_RefEq4_1"/>
             <w:r>
               <w:t>(4-</w:t>
             </w:r>
@@ -4764,7 +4931,7 @@
             <w:r>
               <w:t>)</w:t>
             </w:r>
-            <w:bookmarkEnd w:id="91"/>
+            <w:bookmarkEnd w:id="25"/>
           </w:p>
         </w:tc>
       </w:tr>
@@ -4921,12 +5088,96 @@
                   </m:rPr>
                   <m:t>)</m:t>
                 </m:r>
-                <m:r>
-                  <m:rPr>
-                    <m:sty m:val="p"/>
-                  </m:rPr>
-                  <m:t xml:space="preserve">； </m:t>
-                </m:r>
+              </m:oMath>
+            </m:oMathPara>
+          </w:p>
+        </w:tc>
+        <w:tc>
+          <w:tcPr>
+            <w:tcW w:w="650" w:type="dxa"/>
+            <w:tcMar>
+              <w:top w:w="0" w:type="dxa"/>
+              <w:left w:w="0" w:type="dxa"/>
+              <w:bottom w:w="0" w:type="dxa"/>
+              <w:right w:w="0" w:type="dxa"/>
+            </w:tcMar>
+            <w:vAlign w:val="center"/>
+          </w:tcPr>
+          <w:p>
+            <w:pPr>
+              <w:spacing w:before="0" w:after="0"/>
+              <w:jc w:val="right"/>
+            </w:pPr>
+            <w:bookmarkStart w:id="26" w:name="_RefEq4_2"/>
+            <w:r>
+              <w:t>(4-</w:t>
+            </w:r>
+            <w:r>
+              <w:fldChar w:fldCharType="begin"/>
+            </w:r>
+            <w:r>
+              <w:instrText xml:space="preserve"> SEQ Eq4 \* ARABIC </w:instrText>
+            </w:r>
+            <w:r>
+              <w:fldChar w:fldCharType="separate"/>
+            </w:r>
+            <w:r>
+              <w:t>2</w:t>
+            </w:r>
+            <w:r>
+              <w:fldChar w:fldCharType="end"/>
+            </w:r>
+            <w:r>
+              <w:t>)</w:t>
+            </w:r>
+            <w:bookmarkEnd w:id="26"/>
+          </w:p>
+        </w:tc>
+      </w:tr>
+      <w:tr>
+        <w:trPr>
+          <w:cantSplit/>
+          <w:jc w:val="center"/>
+        </w:trPr>
+        <w:tc>
+          <w:tcPr>
+            <w:tcW w:w="650" w:type="dxa"/>
+            <w:tcMar>
+              <w:top w:w="0" w:type="dxa"/>
+              <w:left w:w="0" w:type="dxa"/>
+              <w:bottom w:w="0" w:type="dxa"/>
+              <w:right w:w="0" w:type="dxa"/>
+            </w:tcMar>
+            <w:vAlign w:val="center"/>
+          </w:tcPr>
+          <w:p>
+            <w:pPr>
+              <w:spacing w:before="0" w:after="0"/>
+              <w:jc w:val="left"/>
+            </w:pPr>
+          </w:p>
+        </w:tc>
+        <w:tc>
+          <w:tcPr>
+            <w:tcW w:w="7006" w:type="dxa"/>
+            <w:tcMar>
+              <w:top w:w="0" w:type="dxa"/>
+              <w:left w:w="0" w:type="dxa"/>
+              <w:bottom w:w="0" w:type="dxa"/>
+              <w:right w:w="0" w:type="dxa"/>
+            </w:tcMar>
+            <w:vAlign w:val="center"/>
+          </w:tcPr>
+          <w:p>
+            <w:pPr>
+              <w:spacing w:before="0" w:after="0"/>
+              <w:jc w:val="center"/>
+            </w:pPr>
+            <m:oMathPara>
+              <m:oMathParaPr>
+                <m:jc m:val="center"/>
+              </m:oMathParaPr>
+              <m:oMath>
                 <m:sSub>
                   <m:sSubPr/>
                   <m:e>
@@ -5056,7 +5307,7 @@
               <w:spacing w:before="0" w:after="0"/>
               <w:jc w:val="right"/>
             </w:pPr>
-            <w:bookmarkStart w:id="92" w:name="_RefEq4_2"/>
+            <w:bookmarkStart w:id="27" w:name="_RefEq4_3"/>
             <w:r>
               <w:t>(4-</w:t>
             </w:r>
@@ -5070,7 +5321,7 @@
               <w:fldChar w:fldCharType="separate"/>
             </w:r>
             <w:r>
-              <w:t>2</w:t>
+              <w:t>3</w:t>
             </w:r>
             <w:r>
               <w:fldChar w:fldCharType="end"/>
@@ -5078,7 +5329,7 @@
             <w:r>
               <w:t>)</w:t>
             </w:r>
-            <w:bookmarkEnd w:id="92"/>
+            <w:bookmarkEnd w:id="27"/>
           </w:p>
         </w:tc>
       </w:tr>
@@ -5569,7 +5820,7 @@
               <w:spacing w:before="0" w:after="0"/>
               <w:jc w:val="right"/>
             </w:pPr>
-            <w:bookmarkStart w:id="93" w:name="_RefEq4_3"/>
+            <w:bookmarkStart w:id="28" w:name="_RefEq4_4"/>
             <w:r>
               <w:t>(4-</w:t>
             </w:r>
@@ -5583,7 +5834,7 @@
               <w:fldChar w:fldCharType="separate"/>
             </w:r>
             <w:r>
-              <w:t>3</w:t>
+              <w:t>4</w:t>
             </w:r>
             <w:r>
               <w:fldChar w:fldCharType="end"/>
@@ -5591,7 +5842,7 @@
             <w:r>
               <w:t>)</w:t>
             </w:r>
-            <w:bookmarkEnd w:id="93"/>
+            <w:bookmarkEnd w:id="28"/>
           </w:p>
         </w:tc>
       </w:tr>
@@ -5819,7 +6070,7 @@
               <w:spacing w:before="0" w:after="0"/>
               <w:jc w:val="right"/>
             </w:pPr>
-            <w:bookmarkStart w:id="94" w:name="_RefEq4_4"/>
+            <w:bookmarkStart w:id="29" w:name="_RefEq4_5"/>
             <w:r>
               <w:t>(4-</w:t>
             </w:r>
@@ -5833,7 +6084,7 @@
               <w:fldChar w:fldCharType="separate"/>
             </w:r>
             <w:r>
-              <w:t>4</w:t>
+              <w:t>5</w:t>
             </w:r>
             <w:r>
               <w:fldChar w:fldCharType="end"/>
@@ -5841,7 +6092,7 @@
             <w:r>
               <w:t>)</w:t>
             </w:r>
-            <w:bookmarkEnd w:id="94"/>
+            <w:bookmarkEnd w:id="29"/>
           </w:p>
         </w:tc>
       </w:tr>
@@ -6120,7 +6371,7 @@
               <w:spacing w:before="0" w:after="0"/>
               <w:jc w:val="right"/>
             </w:pPr>
-            <w:bookmarkStart w:id="95" w:name="_RefEq4_5"/>
+            <w:bookmarkStart w:id="32" w:name="_RefEq4_6"/>
             <w:r>
               <w:t>(4-</w:t>
             </w:r>
@@ -6134,7 +6385,7 @@
               <w:fldChar w:fldCharType="separate"/>
             </w:r>
             <w:r>
-              <w:t>5</w:t>
+              <w:t>6</w:t>
             </w:r>
             <w:r>
               <w:fldChar w:fldCharType="end"/>
@@ -6142,7 +6393,7 @@
             <w:r>
               <w:t>)</w:t>
             </w:r>
-            <w:bookmarkEnd w:id="95"/>
+            <w:bookmarkEnd w:id="32"/>
           </w:p>
         </w:tc>
       </w:tr>
@@ -6292,7 +6543,7 @@
               <w:spacing w:before="0" w:after="0"/>
               <w:jc w:val="right"/>
             </w:pPr>
-            <w:bookmarkStart w:id="96" w:name="_RefEq4_6"/>
+            <w:bookmarkStart w:id="33" w:name="_RefEq4_7"/>
             <w:r>
               <w:t>(4-</w:t>
             </w:r>
@@ -6306,7 +6557,7 @@
               <w:fldChar w:fldCharType="separate"/>
             </w:r>
             <w:r>
-              <w:t>6</w:t>
+              <w:t>7</w:t>
             </w:r>
             <w:r>
               <w:fldChar w:fldCharType="end"/>
@@ -6314,7 +6565,7 @@
             <w:r>
               <w:t>)</w:t>
             </w:r>
-            <w:bookmarkEnd w:id="96"/>
+            <w:bookmarkEnd w:id="33"/>
           </w:p>
         </w:tc>
       </w:tr>
@@ -6441,12 +6692,93 @@
                   </m:rPr>
                   <m:t>=⌀</m:t>
                 </m:r>
-                <m:r>
-                  <m:rPr>
-                    <m:sty m:val="p"/>
-                  </m:rPr>
-                  <m:t xml:space="preserve">； </m:t>
-                </m:r>
+              </m:oMath>
+            </m:oMathPara>
+          </w:p>
+        </w:tc>
+        <w:tc>
+          <w:tcPr>
+            <w:tcW w:w="650" w:type="dxa"/>
+            <w:tcMar>
+              <w:top w:w="0" w:type="dxa"/>
+              <w:left w:w="0" w:type="dxa"/>
+              <w:bottom w:w="0" w:type="dxa"/>
+              <w:right w:w="0" w:type="dxa"/>
+            </w:tcMar>
+            <w:vAlign w:val="center"/>
+          </w:tcPr>
+          <w:p>
+            <w:pPr>
+              <w:spacing w:before="0" w:after="0"/>
+              <w:jc w:val="right"/>
+            </w:pPr>
+            <w:bookmarkStart w:id="34" w:name="_RefEq4_8"/>
+            <w:r>
+              <w:t>(4-</w:t>
+            </w:r>
+            <w:r>
+              <w:fldChar w:fldCharType="begin"/>
+            </w:r>
+            <w:r>
+              <w:instrText xml:space="preserve"> SEQ Eq4 \* ARABIC </w:instrText>
+            </w:r>
+            <w:r>
+              <w:fldChar w:fldCharType="separate"/>
+            </w:r>
+            <w:r>
+              <w:t>8</w:t>
+            </w:r>
+            <w:r>
+              <w:fldChar w:fldCharType="end"/>
+            </w:r>
+            <w:r>
+              <w:t>)</w:t>
+            </w:r>
+            <w:bookmarkEnd w:id="34"/>
+          </w:p>
+        </w:tc>
+      </w:tr>
+      <w:tr>
+        <w:trPr>
+          <w:cantSplit/>
+          <w:jc w:val="center"/>
+        </w:trPr>
+        <w:tc>
+          <w:tcPr>
+            <w:tcW w:w="650" w:type="dxa"/>
+            <w:tcMar>
+              <w:top w:w="0" w:type="dxa"/>
+              <w:left w:w="0" w:type="dxa"/>
+              <w:bottom w:w="0" w:type="dxa"/>
+              <w:right w:w="0" w:type="dxa"/>
+            </w:tcMar>
+            <w:vAlign w:val="center"/>
+          </w:tcPr>
+          <w:p>
+            <w:pPr>
+              <w:spacing w:before="0" w:after="0"/>
+              <w:jc w:val="left"/>
+            </w:pPr>
+          </w:p>
+        </w:tc>
+        <w:tc>
+          <w:tcPr>
+            <w:tcW w:w="7006" w:type="dxa"/>
+            <w:tcMar>
+              <w:top w:w="0" w:type="dxa"/>
+              <w:left w:w="0" w:type="dxa"/>
+              <w:bottom w:w="0" w:type="dxa"/>
+              <w:right w:w="0" w:type="dxa"/>
+            </w:tcMar>
+            <w:vAlign w:val="center"/>
+          </w:tcPr>
+          <w:p>
+            <w:pPr>
+              <w:spacing w:before="0" w:after="0"/>
+              <w:jc w:val="center"/>
+            </w:pPr>
+            <m:oMathPara>
+              <m:oMath>
                 <m:sSub>
                   <m:sSubPr/>
                   <m:e>
@@ -6493,12 +6825,93 @@
                   </m:rPr>
                   <m:t>=⌀</m:t>
                 </m:r>
-                <m:r>
-                  <m:rPr>
-                    <m:sty m:val="p"/>
-                  </m:rPr>
-                  <m:t xml:space="preserve">； </m:t>
-                </m:r>
+              </m:oMath>
+            </m:oMathPara>
+          </w:p>
+        </w:tc>
+        <w:tc>
+          <w:tcPr>
+            <w:tcW w:w="650" w:type="dxa"/>
+            <w:tcMar>
+              <w:top w:w="0" w:type="dxa"/>
+              <w:left w:w="0" w:type="dxa"/>
+              <w:bottom w:w="0" w:type="dxa"/>
+              <w:right w:w="0" w:type="dxa"/>
+            </w:tcMar>
+            <w:vAlign w:val="center"/>
+          </w:tcPr>
+          <w:p>
+            <w:pPr>
+              <w:spacing w:before="0" w:after="0"/>
+              <w:jc w:val="right"/>
+            </w:pPr>
+            <w:bookmarkStart w:id="35" w:name="_RefEq4_9"/>
+            <w:r>
+              <w:t>(4-</w:t>
+            </w:r>
+            <w:r>
+              <w:fldChar w:fldCharType="begin"/>
+            </w:r>
+            <w:r>
+              <w:instrText xml:space="preserve"> SEQ Eq4 \* ARABIC </w:instrText>
+            </w:r>
+            <w:r>
+              <w:fldChar w:fldCharType="separate"/>
+            </w:r>
+            <w:r>
+              <w:t>9</w:t>
+            </w:r>
+            <w:r>
+              <w:fldChar w:fldCharType="end"/>
+            </w:r>
+            <w:r>
+              <w:t>)</w:t>
+            </w:r>
+            <w:bookmarkEnd w:id="35"/>
+          </w:p>
+        </w:tc>
+      </w:tr>
+      <w:tr>
+        <w:trPr>
+          <w:cantSplit/>
+          <w:jc w:val="center"/>
+        </w:trPr>
+        <w:tc>
+          <w:tcPr>
+            <w:tcW w:w="650" w:type="dxa"/>
+            <w:tcMar>
+              <w:top w:w="0" w:type="dxa"/>
+              <w:left w:w="0" w:type="dxa"/>
+              <w:bottom w:w="0" w:type="dxa"/>
+              <w:right w:w="0" w:type="dxa"/>
+            </w:tcMar>
+            <w:vAlign w:val="center"/>
+          </w:tcPr>
+          <w:p>
+            <w:pPr>
+              <w:spacing w:before="0" w:after="0"/>
+              <w:jc w:val="left"/>
+            </w:pPr>
+          </w:p>
+        </w:tc>
+        <w:tc>
+          <w:tcPr>
+            <w:tcW w:w="7006" w:type="dxa"/>
+            <w:tcMar>
+              <w:top w:w="0" w:type="dxa"/>
+              <w:left w:w="0" w:type="dxa"/>
+              <w:bottom w:w="0" w:type="dxa"/>
+              <w:right w:w="0" w:type="dxa"/>
+            </w:tcMar>
+            <w:vAlign w:val="center"/>
+          </w:tcPr>
+          <w:p>
+            <w:pPr>
+              <w:spacing w:before="0" w:after="0"/>
+              <w:jc w:val="center"/>
+            </w:pPr>
+            <m:oMathPara>
+              <m:oMath>
                 <m:sSub>
                   <m:sSubPr/>
                   <m:e>
@@ -6565,7 +6978,7 @@
               <w:spacing w:before="0" w:after="0"/>
               <w:jc w:val="right"/>
             </w:pPr>
-            <w:bookmarkStart w:id="97" w:name="_RefEq4_7"/>
+            <w:bookmarkStart w:id="36" w:name="_RefEq4_10"/>
             <w:r>
               <w:t>(4-</w:t>
             </w:r>
@@ -6579,7 +6992,7 @@
               <w:fldChar w:fldCharType="separate"/>
             </w:r>
             <w:r>
-              <w:t>7</w:t>
+              <w:t>10</w:t>
             </w:r>
             <w:r>
               <w:fldChar w:fldCharType="end"/>
@@ -6587,7 +7000,7 @@
             <w:r>
               <w:t>)</w:t>
             </w:r>
-            <w:bookmarkEnd w:id="97"/>
+            <w:bookmarkEnd w:id="36"/>
           </w:p>
         </w:tc>
       </w:tr>
@@ -7013,7 +7426,7 @@
               <w:spacing w:before="0" w:after="0"/>
               <w:jc w:val="right"/>
             </w:pPr>
-            <w:bookmarkStart w:id="98" w:name="_RefEq4_8"/>
+            <w:bookmarkStart w:id="38" w:name="_RefEq4_11"/>
             <w:r>
               <w:t>(4-</w:t>
             </w:r>
@@ -7027,7 +7440,7 @@
               <w:fldChar w:fldCharType="separate"/>
             </w:r>
             <w:r>
-              <w:t>8</w:t>
+              <w:t>11</w:t>
             </w:r>
             <w:r>
               <w:fldChar w:fldCharType="end"/>
@@ -7035,7 +7448,7 @@
             <w:r>
               <w:t>)</w:t>
             </w:r>
-            <w:bookmarkEnd w:id="98"/>
+            <w:bookmarkEnd w:id="38"/>
           </w:p>
         </w:tc>
       </w:tr>
@@ -7270,7 +7683,7 @@
               <w:spacing w:before="0" w:after="0"/>
               <w:jc w:val="right"/>
             </w:pPr>
-            <w:bookmarkStart w:id="99" w:name="_RefEq4_9"/>
+            <w:bookmarkStart w:id="39" w:name="_RefEq4_12"/>
             <w:r>
               <w:t>(4-</w:t>
             </w:r>
@@ -7284,7 +7697,7 @@
               <w:fldChar w:fldCharType="separate"/>
             </w:r>
             <w:r>
-              <w:t>9</w:t>
+              <w:t>12</w:t>
             </w:r>
             <w:r>
               <w:fldChar w:fldCharType="end"/>
@@ -7292,7 +7705,7 @@
             <w:r>
               <w:t>)</w:t>
             </w:r>
-            <w:bookmarkEnd w:id="99"/>
+            <w:bookmarkEnd w:id="39"/>
           </w:p>
         </w:tc>
       </w:tr>
@@ -7457,12 +7870,93 @@
                     </m:sSub>
                   </m:e>
                 </m:d>
-                <m:r>
-                  <m:rPr>
-                    <m:sty m:val="p"/>
-                  </m:rPr>
-                  <m:t xml:space="preserve">； </m:t>
-                </m:r>
+              </m:oMath>
+            </m:oMathPara>
+          </w:p>
+        </w:tc>
+        <w:tc>
+          <w:tcPr>
+            <w:tcW w:w="650" w:type="dxa"/>
+            <w:tcMar>
+              <w:top w:w="0" w:type="dxa"/>
+              <w:left w:w="0" w:type="dxa"/>
+              <w:bottom w:w="0" w:type="dxa"/>
+              <w:right w:w="0" w:type="dxa"/>
+            </w:tcMar>
+            <w:vAlign w:val="center"/>
+          </w:tcPr>
+          <w:p>
+            <w:pPr>
+              <w:spacing w:before="0" w:after="0"/>
+              <w:jc w:val="right"/>
+            </w:pPr>
+            <w:bookmarkStart w:id="40" w:name="_RefEq4_13"/>
+            <w:r>
+              <w:t>(4-</w:t>
+            </w:r>
+            <w:r>
+              <w:fldChar w:fldCharType="begin"/>
+            </w:r>
+            <w:r>
+              <w:instrText xml:space="preserve"> SEQ Eq4 \* ARABIC </w:instrText>
+            </w:r>
+            <w:r>
+              <w:fldChar w:fldCharType="separate"/>
+            </w:r>
+            <w:r>
+              <w:t>13</w:t>
+            </w:r>
+            <w:r>
+              <w:fldChar w:fldCharType="end"/>
+            </w:r>
+            <w:r>
+              <w:t>)</w:t>
+            </w:r>
+            <w:bookmarkEnd w:id="40"/>
+          </w:p>
+        </w:tc>
+      </w:tr>
+      <w:tr>
+        <w:trPr>
+          <w:cantSplit/>
+          <w:jc w:val="center"/>
+        </w:trPr>
+        <w:tc>
+          <w:tcPr>
+            <w:tcW w:w="650" w:type="dxa"/>
+            <w:tcMar>
+              <w:top w:w="0" w:type="dxa"/>
+              <w:left w:w="0" w:type="dxa"/>
+              <w:bottom w:w="0" w:type="dxa"/>
+              <w:right w:w="0" w:type="dxa"/>
+            </w:tcMar>
+            <w:vAlign w:val="center"/>
+          </w:tcPr>
+          <w:p>
+            <w:pPr>
+              <w:spacing w:before="0" w:after="0"/>
+              <w:jc w:val="left"/>
+            </w:pPr>
+          </w:p>
+        </w:tc>
+        <w:tc>
+          <w:tcPr>
+            <w:tcW w:w="7006" w:type="dxa"/>
+            <w:tcMar>
+              <w:top w:w="0" w:type="dxa"/>
+              <w:left w:w="0" w:type="dxa"/>
+              <w:bottom w:w="0" w:type="dxa"/>
+              <w:right w:w="0" w:type="dxa"/>
+            </w:tcMar>
+            <w:vAlign w:val="center"/>
+          </w:tcPr>
+          <w:p>
+            <w:pPr>
+              <w:spacing w:before="0" w:after="0"/>
+              <w:jc w:val="center"/>
+            </w:pPr>
+            <m:oMathPara>
+              <m:oMath>
                 <m:sSub>
                   <m:sSubPr/>
                   <m:e>
@@ -7567,7 +8061,7 @@
               <w:spacing w:before="0" w:after="0"/>
               <w:jc w:val="right"/>
             </w:pPr>
-            <w:bookmarkStart w:id="100" w:name="_RefEq4_10"/>
+            <w:bookmarkStart w:id="41" w:name="_RefEq4_14"/>
             <w:r>
               <w:t>(4-</w:t>
             </w:r>
@@ -7581,7 +8075,7 @@
               <w:fldChar w:fldCharType="separate"/>
             </w:r>
             <w:r>
-              <w:t>10</w:t>
+              <w:t>14</w:t>
             </w:r>
             <w:r>
               <w:fldChar w:fldCharType="end"/>
@@ -7589,7 +8083,7 @@
             <w:r>
               <w:t>)</w:t>
             </w:r>
-            <w:bookmarkEnd w:id="100"/>
+            <w:bookmarkEnd w:id="41"/>
           </w:p>
         </w:tc>
       </w:tr>
@@ -7799,7 +8293,7 @@
               <w:spacing w:before="0" w:after="0"/>
               <w:jc w:val="right"/>
             </w:pPr>
-            <w:bookmarkStart w:id="101" w:name="_RefEq4_11"/>
+            <w:bookmarkStart w:id="42" w:name="_RefEq4_15"/>
             <w:r>
               <w:t>(4-</w:t>
             </w:r>
@@ -7813,7 +8307,7 @@
               <w:fldChar w:fldCharType="separate"/>
             </w:r>
             <w:r>
-              <w:t>11</w:t>
+              <w:t>15</w:t>
             </w:r>
             <w:r>
               <w:fldChar w:fldCharType="end"/>
@@ -7821,7 +8315,7 @@
             <w:r>
               <w:t>)</w:t>
             </w:r>
-            <w:bookmarkEnd w:id="101"/>
+            <w:bookmarkEnd w:id="42"/>
           </w:p>
         </w:tc>
       </w:tr>
@@ -8051,7 +8545,7 @@
               <w:spacing w:before="0" w:after="0"/>
               <w:jc w:val="right"/>
             </w:pPr>
-            <w:bookmarkStart w:id="102" w:name="_RefEq4_12"/>
+            <w:bookmarkStart w:id="43" w:name="_RefEq4_16"/>
             <w:r>
               <w:t>(4-</w:t>
             </w:r>
@@ -8065,7 +8559,7 @@
               <w:fldChar w:fldCharType="separate"/>
             </w:r>
             <w:r>
-              <w:t>12</w:t>
+              <w:t>16</w:t>
             </w:r>
             <w:r>
               <w:fldChar w:fldCharType="end"/>
@@ -8073,7 +8567,7 @@
             <w:r>
               <w:t>)</w:t>
             </w:r>
-            <w:bookmarkEnd w:id="102"/>
+            <w:bookmarkEnd w:id="43"/>
           </w:p>
         </w:tc>
       </w:tr>
@@ -8628,8 +9122,8 @@
         </w:tblCellMar>
       </w:tblPr>
       <w:tblGrid>
-        <w:gridCol w:w="3828"/>
-        <w:gridCol w:w="3828"/>
+        <w:gridCol w:w="650"/>
+        <w:gridCol w:w="7006"/>
         <w:gridCol w:w="650"/>
       </w:tblGrid>
       <w:tr>
@@ -8639,7 +9133,25 @@
         </w:trPr>
         <w:tc>
           <w:tcPr>
-            <w:tcW w:w="3828" w:type="dxa"/>
+            <w:tcW w:w="650" w:type="dxa"/>
+            <w:tcMar>
+              <w:top w:w="0" w:type="dxa"/>
+              <w:left w:w="0" w:type="dxa"/>
+              <w:bottom w:w="0" w:type="dxa"/>
+              <w:right w:w="0" w:type="dxa"/>
+            </w:tcMar>
+            <w:vAlign w:val="center"/>
+          </w:tcPr>
+          <w:p>
+            <w:pPr>
+              <w:spacing w:before="0" w:after="0"/>
+              <w:jc w:val="left"/>
+            </w:pPr>
+          </w:p>
+        </w:tc>
+        <w:tc>
+          <w:tcPr>
+            <w:tcW w:w="7006" w:type="dxa"/>
             <w:tcMar>
               <w:top w:w="0" w:type="dxa"/>
               <w:left w:w="0" w:type="dxa"/>
@@ -8860,227 +9372,6 @@
         </w:tc>
         <w:tc>
           <w:tcPr>
-            <w:tcW w:w="3828" w:type="dxa"/>
-            <w:tcMar>
-              <w:top w:w="0" w:type="dxa"/>
-              <w:left w:w="0" w:type="dxa"/>
-              <w:bottom w:w="0" w:type="dxa"/>
-              <w:right w:w="0" w:type="dxa"/>
-            </w:tcMar>
-            <w:vAlign w:val="center"/>
-          </w:tcPr>
-          <w:p>
-            <w:pPr>
-              <w:spacing w:before="0" w:after="0"/>
-              <w:jc w:val="center"/>
-            </w:pPr>
-            <m:oMathPara>
-              <m:oMath>
-                <m:sSub>
-                  <m:sSubPr/>
-                  <m:e>
-                    <m:r>
-                      <m:rPr/>
-                      <m:t>D</m:t>
-                    </m:r>
-                  </m:e>
-                  <m:sub>
-                    <m:r>
-                      <m:rPr>
-                        <m:sty m:val="p"/>
-                      </m:rPr>
-                      <m:t>RKL</m:t>
-                    </m:r>
-                  </m:sub>
-                </m:sSub>
-                <m:r>
-                  <m:rPr>
-                    <m:sty m:val="p"/>
-                  </m:rPr>
-                  <m:t>(</m:t>
-                </m:r>
-                <m:sSub>
-                  <m:sSubPr/>
-                  <m:e>
-                    <m:r>
-                      <m:rPr/>
-                      <m:t>p</m:t>
-                    </m:r>
-                  </m:e>
-                  <m:sub>
-                    <m:r>
-                      <m:rPr/>
-                      <m:t>S</m:t>
-                    </m:r>
-                  </m:sub>
-                </m:sSub>
-                <m:r>
-                  <m:rPr>
-                    <m:sty m:val="p"/>
-                  </m:rPr>
-                  <m:t>∥</m:t>
-                </m:r>
-                <m:sSub>
-                  <m:sSubPr/>
-                  <m:e>
-                    <m:r>
-                      <m:rPr/>
-                      <m:t>p</m:t>
-                    </m:r>
-                  </m:e>
-                  <m:sub>
-                    <m:r>
-                      <m:rPr/>
-                      <m:t>T</m:t>
-                    </m:r>
-                  </m:sub>
-                </m:sSub>
-                <m:r>
-                  <m:rPr>
-                    <m:sty m:val="p"/>
-                  </m:rPr>
-                  <m:t>)=</m:t>
-                </m:r>
-                <m:nary>
-                  <m:naryPr>
-                    <m:chr m:val="∑"/>
-                    <m:limLoc m:val="undOvr"/>
-                    <m:supHide m:val="1"/>
-                  </m:naryPr>
-                  <m:sub>
-                    <m:r>
-                      <m:rPr/>
-                      <m:t>v</m:t>
-                    </m:r>
-                    <m:r>
-                      <m:rPr>
-                        <m:sty m:val="p"/>
-                      </m:rPr>
-                      <m:t>∈</m:t>
-                    </m:r>
-                    <m:r>
-                      <m:rPr>
-                        <m:sty m:val="p"/>
-                        <m:scr m:val="script"/>
-                      </m:rPr>
-                      <m:t>V</m:t>
-                    </m:r>
-                  </m:sub>
-                  <m:sup>
-                    <m:r>
-                      <m:rPr/>
-                      <m:t>​</m:t>
-                    </m:r>
-                  </m:sup>
-                  <m:e>
-                    <m:sSub>
-                      <m:sSubPr/>
-                      <m:e>
-                        <m:r>
-                          <m:rPr/>
-                          <m:t>p</m:t>
-                        </m:r>
-                      </m:e>
-                      <m:sub>
-                        <m:r>
-                          <m:rPr/>
-                          <m:t>S</m:t>
-                        </m:r>
-                      </m:sub>
-                    </m:sSub>
-                  </m:e>
-                </m:nary>
-                <m:r>
-                  <m:rPr>
-                    <m:sty m:val="p"/>
-                  </m:rPr>
-                  <m:t>(</m:t>
-                </m:r>
-                <m:r>
-                  <m:rPr/>
-                  <m:t>v</m:t>
-                </m:r>
-                <m:r>
-                  <m:rPr>
-                    <m:sty m:val="p"/>
-                  </m:rPr>
-                  <m:t>)log</m:t>
-                </m:r>
-                <m:f>
-                  <m:fPr/>
-                  <m:num>
-                    <m:sSub>
-                      <m:sSubPr/>
-                      <m:e>
-                        <m:r>
-                          <m:rPr/>
-                          <m:t>p</m:t>
-                        </m:r>
-                      </m:e>
-                      <m:sub>
-                        <m:r>
-                          <m:rPr/>
-                          <m:t>S</m:t>
-                        </m:r>
-                      </m:sub>
-                    </m:sSub>
-                    <m:r>
-                      <m:rPr>
-                        <m:sty m:val="p"/>
-                      </m:rPr>
-                      <m:t>(</m:t>
-                    </m:r>
-                    <m:r>
-                      <m:rPr/>
-                      <m:t>v</m:t>
-                    </m:r>
-                    <m:r>
-                      <m:rPr>
-                        <m:sty m:val="p"/>
-                      </m:rPr>
-                      <m:t>)</m:t>
-                    </m:r>
-                  </m:num>
-                  <m:den>
-                    <m:sSub>
-                      <m:sSubPr/>
-                      <m:e>
-                        <m:r>
-                          <m:rPr/>
-                          <m:t>p</m:t>
-                        </m:r>
-                      </m:e>
-                      <m:sub>
-                        <m:r>
-                          <m:rPr/>
-                          <m:t>T</m:t>
-                        </m:r>
-                      </m:sub>
-                    </m:sSub>
-                    <m:r>
-                      <m:rPr>
-                        <m:sty m:val="p"/>
-                      </m:rPr>
-                      <m:t>(</m:t>
-                    </m:r>
-                    <m:r>
-                      <m:rPr/>
-                      <m:t>v</m:t>
-                    </m:r>
-                    <m:r>
-                      <m:rPr>
-                        <m:sty m:val="p"/>
-                      </m:rPr>
-                      <m:t>)</m:t>
-                    </m:r>
-                  </m:den>
-                </m:f>
-              </m:oMath>
-            </m:oMathPara>
-          </w:p>
-        </w:tc>
-        <w:tc>
-          <w:tcPr>
             <w:tcW w:w="650" w:type="dxa"/>
             <w:tcMar>
               <w:top w:w="0" w:type="dxa"/>
@@ -9095,7 +9386,7 @@
               <w:spacing w:before="0" w:after="0"/>
               <w:jc w:val="right"/>
             </w:pPr>
-            <w:bookmarkStart w:id="103" w:name="_RefEq4_13"/>
+            <w:bookmarkStart w:id="47" w:name="_RefEq4_17"/>
             <w:r>
               <w:t>(4-</w:t>
             </w:r>
@@ -9109,7 +9400,7 @@
               <w:fldChar w:fldCharType="separate"/>
             </w:r>
             <w:r>
-              <w:t>13</w:t>
+              <w:t>17</w:t>
             </w:r>
             <w:r>
               <w:fldChar w:fldCharType="end"/>
@@ -9117,7 +9408,7 @@
             <w:r>
               <w:t>)</w:t>
             </w:r>
-            <w:bookmarkEnd w:id="103"/>
+            <w:bookmarkEnd w:id="47"/>
           </w:p>
         </w:tc>
       </w:tr>
@@ -9129,15 +9420,6 @@
       </w:pPr>
       <w:r>
         <w:t>Reverse KL 以学生概率作为权重，更集中地约束学生当前愿意生成的区域：</w:t>
-      </w:r>
-    </w:p>
-    <w:p>
-      <w:pPr>
-        <w:ind w:firstLine="420"/>
-        <w:jc w:val="both"/>
-      </w:pPr>
-      <w:r>
-        <w:t>为观察两种偏好之间的连续变化，本文同时考察 JSD 与 skew KL。二者所需的混合分布及散度定义如下：</w:t>
       </w:r>
     </w:p>
     <w:tbl>
@@ -9207,83 +9489,20 @@
             </w:pPr>
             <m:oMathPara>
               <m:oMath>
-                <m:r>
-                  <m:rPr/>
-                  <m:t>m</m:t>
-                </m:r>
-                <m:r>
-                  <m:rPr>
-                    <m:sty m:val="p"/>
-                  </m:rPr>
-                  <m:t>=</m:t>
-                </m:r>
-                <m:f>
-                  <m:fPr/>
-                  <m:num>
-                    <m:sSub>
-                      <m:sSubPr/>
-                      <m:e>
-                        <m:r>
-                          <m:rPr/>
-                          <m:t>p</m:t>
-                        </m:r>
-                      </m:e>
-                      <m:sub>
-                        <m:r>
-                          <m:rPr/>
-                          <m:t>T</m:t>
-                        </m:r>
-                      </m:sub>
-                    </m:sSub>
+                <m:sSub>
+                  <m:sSubPr/>
+                  <m:e>
+                    <m:r>
+                      <m:rPr/>
+                      <m:t>D</m:t>
+                    </m:r>
+                  </m:e>
+                  <m:sub>
                     <m:r>
                       <m:rPr>
                         <m:sty m:val="p"/>
                       </m:rPr>
-                      <m:t>+</m:t>
-                    </m:r>
-                    <m:sSub>
-                      <m:sSubPr/>
-                      <m:e>
-                        <m:r>
-                          <m:rPr/>
-                          <m:t>p</m:t>
-                        </m:r>
-                      </m:e>
-                      <m:sub>
-                        <m:r>
-                          <m:rPr/>
-                          <m:t>S</m:t>
-                        </m:r>
-                      </m:sub>
-                    </m:sSub>
-                  </m:num>
-                  <m:den>
-                    <m:r>
-                      <m:rPr/>
-                      <m:t>2</m:t>
-                    </m:r>
-                  </m:den>
-                </m:f>
-                <m:r>
-                  <m:rPr>
-                    <m:sty m:val="p"/>
-                  </m:rPr>
-                  <m:t xml:space="preserve">； </m:t>
-                </m:r>
-                <m:sSub>
-                  <m:sSubPr/>
-                  <m:e>
-                    <m:r>
-                      <m:rPr/>
-                      <m:t>D</m:t>
-                    </m:r>
-                  </m:e>
-                  <m:sub>
-                    <m:r>
-                      <m:rPr>
-                        <m:sty m:val="p"/>
-                      </m:rPr>
-                      <m:t>JSD</m:t>
+                      <m:t>RKL</m:t>
                     </m:r>
                   </m:sub>
                 </m:sSub>
@@ -9304,7 +9523,7 @@
                   <m:sub>
                     <m:r>
                       <m:rPr/>
-                      <m:t>T</m:t>
+                      <m:t>S</m:t>
                     </m:r>
                   </m:sub>
                 </m:sSub>
@@ -9312,7 +9531,7 @@
                   <m:rPr>
                     <m:sty m:val="p"/>
                   </m:rPr>
-                  <m:t>,</m:t>
+                  <m:t>∥</m:t>
                 </m:r>
                 <m:sSub>
                   <m:sSubPr/>
@@ -9325,7 +9544,7 @@
                   <m:sub>
                     <m:r>
                       <m:rPr/>
-                      <m:t>S</m:t>
+                      <m:t>T</m:t>
                     </m:r>
                   </m:sub>
                 </m:sSub>
@@ -9335,144 +9554,140 @@
                   </m:rPr>
                   <m:t>)=</m:t>
                 </m:r>
-                <m:f>
-                  <m:fPr/>
-                  <m:num>
+                <m:nary>
+                  <m:naryPr>
+                    <m:chr m:val="∑"/>
+                    <m:limLoc m:val="undOvr"/>
+                    <m:supHide m:val="1"/>
+                  </m:naryPr>
+                  <m:sub>
                     <m:r>
                       <m:rPr/>
-                      <m:t>1</m:t>
-                    </m:r>
-                  </m:num>
-                  <m:den>
-                    <m:r>
-                      <m:rPr/>
-                      <m:t>2</m:t>
-                    </m:r>
-                  </m:den>
-                </m:f>
-                <m:sSub>
-                  <m:sSubPr/>
-                  <m:e>
-                    <m:r>
-                      <m:rPr/>
-                      <m:t>D</m:t>
-                    </m:r>
-                  </m:e>
-                  <m:sub>
+                      <m:t>v</m:t>
+                    </m:r>
                     <m:r>
                       <m:rPr>
                         <m:sty m:val="p"/>
                       </m:rPr>
-                      <m:t>KL</m:t>
+                      <m:t>∈</m:t>
+                    </m:r>
+                    <m:r>
+                      <m:rPr>
+                        <m:sty m:val="p"/>
+                        <m:scr m:val="script"/>
+                      </m:rPr>
+                      <m:t>V</m:t>
                     </m:r>
                   </m:sub>
-                </m:sSub>
+                  <m:sup>
+                    <m:r>
+                      <m:rPr/>
+                      <m:t>​</m:t>
+                    </m:r>
+                  </m:sup>
+                  <m:e>
+                    <m:sSub>
+                      <m:sSubPr/>
+                      <m:e>
+                        <m:r>
+                          <m:rPr/>
+                          <m:t>p</m:t>
+                        </m:r>
+                      </m:e>
+                      <m:sub>
+                        <m:r>
+                          <m:rPr/>
+                          <m:t>S</m:t>
+                        </m:r>
+                      </m:sub>
+                    </m:sSub>
+                  </m:e>
+                </m:nary>
                 <m:r>
                   <m:rPr>
                     <m:sty m:val="p"/>
                   </m:rPr>
                   <m:t>(</m:t>
                 </m:r>
-                <m:sSub>
-                  <m:sSubPr/>
-                  <m:e>
-                    <m:r>
-                      <m:rPr/>
-                      <m:t>p</m:t>
-                    </m:r>
-                  </m:e>
-                  <m:sub>
-                    <m:r>
-                      <m:rPr/>
-                      <m:t>T</m:t>
-                    </m:r>
-                  </m:sub>
-                </m:sSub>
-                <m:r>
-                  <m:rPr>
-                    <m:sty m:val="p"/>
-                  </m:rPr>
-                  <m:t>∥</m:t>
-                </m:r>
                 <m:r>
                   <m:rPr/>
-                  <m:t>m</m:t>
+                  <m:t>v</m:t>
                 </m:r>
                 <m:r>
                   <m:rPr>
                     <m:sty m:val="p"/>
                   </m:rPr>
-                  <m:t>)+</m:t>
+                  <m:t>)log</m:t>
                 </m:r>
                 <m:f>
                   <m:fPr/>
                   <m:num>
-                    <m:r>
-                      <m:rPr/>
-                      <m:t>1</m:t>
-                    </m:r>
-                  </m:num>
-                  <m:den>
-                    <m:r>
-                      <m:rPr/>
-                      <m:t>2</m:t>
-                    </m:r>
-                  </m:den>
-                </m:f>
-                <m:sSub>
-                  <m:sSubPr/>
-                  <m:e>
-                    <m:r>
-                      <m:rPr/>
-                      <m:t>D</m:t>
-                    </m:r>
-                  </m:e>
-                  <m:sub>
+                    <m:sSub>
+                      <m:sSubPr/>
+                      <m:e>
+                        <m:r>
+                          <m:rPr/>
+                          <m:t>p</m:t>
+                        </m:r>
+                      </m:e>
+                      <m:sub>
+                        <m:r>
+                          <m:rPr/>
+                          <m:t>S</m:t>
+                        </m:r>
+                      </m:sub>
+                    </m:sSub>
                     <m:r>
                       <m:rPr>
                         <m:sty m:val="p"/>
                       </m:rPr>
-                      <m:t>KL</m:t>
-                    </m:r>
-                  </m:sub>
-                </m:sSub>
-                <m:r>
-                  <m:rPr>
-                    <m:sty m:val="p"/>
-                  </m:rPr>
-                  <m:t>(</m:t>
-                </m:r>
-                <m:sSub>
-                  <m:sSubPr/>
-                  <m:e>
+                      <m:t>(</m:t>
+                    </m:r>
                     <m:r>
                       <m:rPr/>
-                      <m:t>p</m:t>
-                    </m:r>
-                  </m:e>
-                  <m:sub>
+                      <m:t>v</m:t>
+                    </m:r>
+                    <m:r>
+                      <m:rPr>
+                        <m:sty m:val="p"/>
+                      </m:rPr>
+                      <m:t>)</m:t>
+                    </m:r>
+                  </m:num>
+                  <m:den>
+                    <m:sSub>
+                      <m:sSubPr/>
+                      <m:e>
+                        <m:r>
+                          <m:rPr/>
+                          <m:t>p</m:t>
+                        </m:r>
+                      </m:e>
+                      <m:sub>
+                        <m:r>
+                          <m:rPr/>
+                          <m:t>T</m:t>
+                        </m:r>
+                      </m:sub>
+                    </m:sSub>
+                    <m:r>
+                      <m:rPr>
+                        <m:sty m:val="p"/>
+                      </m:rPr>
+                      <m:t>(</m:t>
+                    </m:r>
                     <m:r>
                       <m:rPr/>
-                      <m:t>S</m:t>
-                    </m:r>
-                  </m:sub>
-                </m:sSub>
-                <m:r>
-                  <m:rPr>
-                    <m:sty m:val="p"/>
-                  </m:rPr>
-                  <m:t>∥</m:t>
-                </m:r>
-                <m:r>
-                  <m:rPr/>
-                  <m:t>m</m:t>
-                </m:r>
-                <m:r>
-                  <m:rPr>
-                    <m:sty m:val="p"/>
-                  </m:rPr>
-                  <m:t>)</m:t>
-                </m:r>
+                      <m:t>v</m:t>
+                    </m:r>
+                    <m:r>
+                      <m:rPr>
+                        <m:sty m:val="p"/>
+                      </m:rPr>
+                      <m:t>)</m:t>
+                    </m:r>
+                  </m:den>
+                </m:f>
               </m:oMath>
             </m:oMathPara>
           </w:p>
@@ -9493,7 +9708,7 @@
               <w:spacing w:before="0" w:after="0"/>
               <w:jc w:val="right"/>
             </w:pPr>
-            <w:bookmarkStart w:id="104" w:name="_RefEq4_14"/>
+            <w:bookmarkStart w:id="48" w:name="_RefEq4_18"/>
             <w:r>
               <w:t>(4-</w:t>
             </w:r>
@@ -9507,7 +9722,7 @@
               <w:fldChar w:fldCharType="separate"/>
             </w:r>
             <w:r>
-              <w:t>14</w:t>
+              <w:t>18</w:t>
             </w:r>
             <w:r>
               <w:fldChar w:fldCharType="end"/>
@@ -9515,7 +9730,7 @@
             <w:r>
               <w:t>)</w:t>
             </w:r>
-            <w:bookmarkEnd w:id="104"/>
+            <w:bookmarkEnd w:id="48"/>
           </w:p>
         </w:tc>
       </w:tr>
@@ -9526,7 +9741,7 @@
         <w:jc w:val="both"/>
       </w:pPr>
       <w:r>
-        <w:t>当混合系数取零到一之间的值时，本文采用的教师侧 skew KL 写为：</w:t>
+        <w:t>为观察两种偏好之间的连续变化，本文同时考察 JSD 与 skew KL。二者所需的混合分布及散度定义如下：</w:t>
       </w:r>
     </w:p>
     <w:tbl>
@@ -9596,6 +9811,476 @@
             </w:pPr>
             <m:oMathPara>
               <m:oMath>
+                <m:r>
+                  <m:rPr/>
+                  <m:t>m</m:t>
+                </m:r>
+                <m:r>
+                  <m:rPr>
+                    <m:sty m:val="p"/>
+                  </m:rPr>
+                  <m:t>=</m:t>
+                </m:r>
+                <m:f>
+                  <m:fPr/>
+                  <m:num>
+                    <m:sSub>
+                      <m:sSubPr/>
+                      <m:e>
+                        <m:r>
+                          <m:rPr/>
+                          <m:t>p</m:t>
+                        </m:r>
+                      </m:e>
+                      <m:sub>
+                        <m:r>
+                          <m:rPr/>
+                          <m:t>T</m:t>
+                        </m:r>
+                      </m:sub>
+                    </m:sSub>
+                    <m:r>
+                      <m:rPr>
+                        <m:sty m:val="p"/>
+                      </m:rPr>
+                      <m:t>+</m:t>
+                    </m:r>
+                    <m:sSub>
+                      <m:sSubPr/>
+                      <m:e>
+                        <m:r>
+                          <m:rPr/>
+                          <m:t>p</m:t>
+                        </m:r>
+                      </m:e>
+                      <m:sub>
+                        <m:r>
+                          <m:rPr/>
+                          <m:t>S</m:t>
+                        </m:r>
+                      </m:sub>
+                    </m:sSub>
+                  </m:num>
+                  <m:den>
+                    <m:r>
+                      <m:rPr/>
+                      <m:t>2</m:t>
+                    </m:r>
+                  </m:den>
+                </m:f>
+              </m:oMath>
+            </m:oMathPara>
+          </w:p>
+        </w:tc>
+        <w:tc>
+          <w:tcPr>
+            <w:tcW w:w="650" w:type="dxa"/>
+            <w:tcMar>
+              <w:top w:w="0" w:type="dxa"/>
+              <w:left w:w="0" w:type="dxa"/>
+              <w:bottom w:w="0" w:type="dxa"/>
+              <w:right w:w="0" w:type="dxa"/>
+            </w:tcMar>
+            <w:vAlign w:val="center"/>
+          </w:tcPr>
+          <w:p>
+            <w:pPr>
+              <w:spacing w:before="0" w:after="0"/>
+              <w:jc w:val="right"/>
+            </w:pPr>
+            <w:bookmarkStart w:id="49" w:name="_RefEq4_19"/>
+            <w:r>
+              <w:t>(4-</w:t>
+            </w:r>
+            <w:r>
+              <w:fldChar w:fldCharType="begin"/>
+            </w:r>
+            <w:r>
+              <w:instrText xml:space="preserve"> SEQ Eq4 \* ARABIC </w:instrText>
+            </w:r>
+            <w:r>
+              <w:fldChar w:fldCharType="separate"/>
+            </w:r>
+            <w:r>
+              <w:t>19</w:t>
+            </w:r>
+            <w:r>
+              <w:fldChar w:fldCharType="end"/>
+            </w:r>
+            <w:r>
+              <w:t>)</w:t>
+            </w:r>
+            <w:bookmarkEnd w:id="49"/>
+          </w:p>
+        </w:tc>
+      </w:tr>
+      <w:tr>
+        <w:trPr>
+          <w:cantSplit/>
+          <w:jc w:val="center"/>
+        </w:trPr>
+        <w:tc>
+          <w:tcPr>
+            <w:tcW w:w="650" w:type="dxa"/>
+            <w:tcMar>
+              <w:top w:w="0" w:type="dxa"/>
+              <w:left w:w="0" w:type="dxa"/>
+              <w:bottom w:w="0" w:type="dxa"/>
+              <w:right w:w="0" w:type="dxa"/>
+            </w:tcMar>
+            <w:vAlign w:val="center"/>
+          </w:tcPr>
+          <w:p>
+            <w:pPr>
+              <w:spacing w:before="0" w:after="0"/>
+              <w:jc w:val="left"/>
+            </w:pPr>
+          </w:p>
+        </w:tc>
+        <w:tc>
+          <w:tcPr>
+            <w:tcW w:w="7006" w:type="dxa"/>
+            <w:tcMar>
+              <w:top w:w="0" w:type="dxa"/>
+              <w:left w:w="0" w:type="dxa"/>
+              <w:bottom w:w="0" w:type="dxa"/>
+              <w:right w:w="0" w:type="dxa"/>
+            </w:tcMar>
+            <w:vAlign w:val="center"/>
+          </w:tcPr>
+          <w:p>
+            <w:pPr>
+              <w:spacing w:before="0" w:after="0"/>
+              <w:jc w:val="center"/>
+            </w:pPr>
+            <m:oMathPara>
+              <m:oMath>
+                <m:sSub>
+                  <m:sSubPr/>
+                  <m:e>
+                    <m:r>
+                      <m:rPr/>
+                      <m:t>D</m:t>
+                    </m:r>
+                  </m:e>
+                  <m:sub>
+                    <m:r>
+                      <m:rPr>
+                        <m:sty m:val="p"/>
+                      </m:rPr>
+                      <m:t>JSD</m:t>
+                    </m:r>
+                  </m:sub>
+                </m:sSub>
+                <m:r>
+                  <m:rPr>
+                    <m:sty m:val="p"/>
+                  </m:rPr>
+                  <m:t>(</m:t>
+                </m:r>
+                <m:sSub>
+                  <m:sSubPr/>
+                  <m:e>
+                    <m:r>
+                      <m:rPr/>
+                      <m:t>p</m:t>
+                    </m:r>
+                  </m:e>
+                  <m:sub>
+                    <m:r>
+                      <m:rPr/>
+                      <m:t>T</m:t>
+                    </m:r>
+                  </m:sub>
+                </m:sSub>
+                <m:r>
+                  <m:rPr>
+                    <m:sty m:val="p"/>
+                  </m:rPr>
+                  <m:t>,</m:t>
+                </m:r>
+                <m:sSub>
+                  <m:sSubPr/>
+                  <m:e>
+                    <m:r>
+                      <m:rPr/>
+                      <m:t>p</m:t>
+                    </m:r>
+                  </m:e>
+                  <m:sub>
+                    <m:r>
+                      <m:rPr/>
+                      <m:t>S</m:t>
+                    </m:r>
+                  </m:sub>
+                </m:sSub>
+                <m:r>
+                  <m:rPr>
+                    <m:sty m:val="p"/>
+                  </m:rPr>
+                  <m:t>)=</m:t>
+                </m:r>
+                <m:f>
+                  <m:fPr/>
+                  <m:num>
+                    <m:r>
+                      <m:rPr/>
+                      <m:t>1</m:t>
+                    </m:r>
+                  </m:num>
+                  <m:den>
+                    <m:r>
+                      <m:rPr/>
+                      <m:t>2</m:t>
+                    </m:r>
+                  </m:den>
+                </m:f>
+                <m:sSub>
+                  <m:sSubPr/>
+                  <m:e>
+                    <m:r>
+                      <m:rPr/>
+                      <m:t>D</m:t>
+                    </m:r>
+                  </m:e>
+                  <m:sub>
+                    <m:r>
+                      <m:rPr>
+                        <m:sty m:val="p"/>
+                      </m:rPr>
+                      <m:t>KL</m:t>
+                    </m:r>
+                  </m:sub>
+                </m:sSub>
+                <m:r>
+                  <m:rPr>
+                    <m:sty m:val="p"/>
+                  </m:rPr>
+                  <m:t>(</m:t>
+                </m:r>
+                <m:sSub>
+                  <m:sSubPr/>
+                  <m:e>
+                    <m:r>
+                      <m:rPr/>
+                      <m:t>p</m:t>
+                    </m:r>
+                  </m:e>
+                  <m:sub>
+                    <m:r>
+                      <m:rPr/>
+                      <m:t>T</m:t>
+                    </m:r>
+                  </m:sub>
+                </m:sSub>
+                <m:r>
+                  <m:rPr>
+                    <m:sty m:val="p"/>
+                  </m:rPr>
+                  <m:t>∥</m:t>
+                </m:r>
+                <m:r>
+                  <m:rPr/>
+                  <m:t>m</m:t>
+                </m:r>
+                <m:r>
+                  <m:rPr>
+                    <m:sty m:val="p"/>
+                  </m:rPr>
+                  <m:t>)+</m:t>
+                </m:r>
+                <m:f>
+                  <m:fPr/>
+                  <m:num>
+                    <m:r>
+                      <m:rPr/>
+                      <m:t>1</m:t>
+                    </m:r>
+                  </m:num>
+                  <m:den>
+                    <m:r>
+                      <m:rPr/>
+                      <m:t>2</m:t>
+                    </m:r>
+                  </m:den>
+                </m:f>
+                <m:sSub>
+                  <m:sSubPr/>
+                  <m:e>
+                    <m:r>
+                      <m:rPr/>
+                      <m:t>D</m:t>
+                    </m:r>
+                  </m:e>
+                  <m:sub>
+                    <m:r>
+                      <m:rPr>
+                        <m:sty m:val="p"/>
+                      </m:rPr>
+                      <m:t>KL</m:t>
+                    </m:r>
+                  </m:sub>
+                </m:sSub>
+                <m:r>
+                  <m:rPr>
+                    <m:sty m:val="p"/>
+                  </m:rPr>
+                  <m:t>(</m:t>
+                </m:r>
+                <m:sSub>
+                  <m:sSubPr/>
+                  <m:e>
+                    <m:r>
+                      <m:rPr/>
+                      <m:t>p</m:t>
+                    </m:r>
+                  </m:e>
+                  <m:sub>
+                    <m:r>
+                      <m:rPr/>
+                      <m:t>S</m:t>
+                    </m:r>
+                  </m:sub>
+                </m:sSub>
+                <m:r>
+                  <m:rPr>
+                    <m:sty m:val="p"/>
+                  </m:rPr>
+                  <m:t>∥</m:t>
+                </m:r>
+                <m:r>
+                  <m:rPr/>
+                  <m:t>m</m:t>
+                </m:r>
+                <m:r>
+                  <m:rPr>
+                    <m:sty m:val="p"/>
+                  </m:rPr>
+                  <m:t>)</m:t>
+                </m:r>
+              </m:oMath>
+            </m:oMathPara>
+          </w:p>
+        </w:tc>
+        <w:tc>
+          <w:tcPr>
+            <w:tcW w:w="650" w:type="dxa"/>
+            <w:tcMar>
+              <w:top w:w="0" w:type="dxa"/>
+              <w:left w:w="0" w:type="dxa"/>
+              <w:bottom w:w="0" w:type="dxa"/>
+              <w:right w:w="0" w:type="dxa"/>
+            </w:tcMar>
+            <w:vAlign w:val="center"/>
+          </w:tcPr>
+          <w:p>
+            <w:pPr>
+              <w:spacing w:before="0" w:after="0"/>
+              <w:jc w:val="right"/>
+            </w:pPr>
+            <w:bookmarkStart w:id="50" w:name="_RefEq4_20"/>
+            <w:r>
+              <w:t>(4-</w:t>
+            </w:r>
+            <w:r>
+              <w:fldChar w:fldCharType="begin"/>
+            </w:r>
+            <w:r>
+              <w:instrText xml:space="preserve"> SEQ Eq4 \* ARABIC </w:instrText>
+            </w:r>
+            <w:r>
+              <w:fldChar w:fldCharType="separate"/>
+            </w:r>
+            <w:r>
+              <w:t>20</w:t>
+            </w:r>
+            <w:r>
+              <w:fldChar w:fldCharType="end"/>
+            </w:r>
+            <w:r>
+              <w:t>)</w:t>
+            </w:r>
+            <w:bookmarkEnd w:id="50"/>
+          </w:p>
+        </w:tc>
+      </w:tr>
+    </w:tbl>
+    <w:p>
+      <w:pPr>
+        <w:ind w:firstLine="420"/>
+        <w:jc w:val="both"/>
+      </w:pPr>
+      <w:r>
+        <w:t>当混合系数取零到一之间的值时，本文采用的教师侧 skew KL 写为：</w:t>
+      </w:r>
+    </w:p>
+    <w:tbl>
+      <w:tblPr>
+        <w:tblStyle w:val="10"/>
+        <w:tblW w:w="8306" w:type="dxa"/>
+        <w:jc w:val="center"/>
+        <w:tblBorders>
+          <w:top w:val="none" w:color="auto" w:sz="0" w:space="0"/>
+          <w:left w:val="none" w:color="auto" w:sz="0" w:space="0"/>
+          <w:bottom w:val="none" w:color="auto" w:sz="0" w:space="0"/>
+          <w:right w:val="none" w:color="auto" w:sz="0" w:space="0"/>
+          <w:insideH w:val="none" w:color="auto" w:sz="0" w:space="0"/>
+          <w:insideV w:val="none" w:color="auto" w:sz="0" w:space="0"/>
+        </w:tblBorders>
+        <w:tblLayout w:type="fixed"/>
+        <w:tblCellMar>
+          <w:top w:w="0" w:type="dxa"/>
+          <w:left w:w="108" w:type="dxa"/>
+          <w:bottom w:w="0" w:type="dxa"/>
+          <w:right w:w="108" w:type="dxa"/>
+        </w:tblCellMar>
+      </w:tblPr>
+      <w:tblGrid>
+        <w:gridCol w:w="650"/>
+        <w:gridCol w:w="7006"/>
+        <w:gridCol w:w="650"/>
+      </w:tblGrid>
+      <w:tr>
+        <w:trPr>
+          <w:cantSplit/>
+          <w:jc w:val="center"/>
+        </w:trPr>
+        <w:tc>
+          <w:tcPr>
+            <w:tcW w:w="650" w:type="dxa"/>
+            <w:tcMar>
+              <w:top w:w="0" w:type="dxa"/>
+              <w:left w:w="0" w:type="dxa"/>
+              <w:bottom w:w="0" w:type="dxa"/>
+              <w:right w:w="0" w:type="dxa"/>
+            </w:tcMar>
+            <w:vAlign w:val="center"/>
+          </w:tcPr>
+          <w:p>
+            <w:pPr>
+              <w:spacing w:before="0" w:after="0"/>
+              <w:jc w:val="left"/>
+            </w:pPr>
+          </w:p>
+        </w:tc>
+        <w:tc>
+          <w:tcPr>
+            <w:tcW w:w="7006" w:type="dxa"/>
+            <w:tcMar>
+              <w:top w:w="0" w:type="dxa"/>
+              <w:left w:w="0" w:type="dxa"/>
+              <w:bottom w:w="0" w:type="dxa"/>
+              <w:right w:w="0" w:type="dxa"/>
+            </w:tcMar>
+            <w:vAlign w:val="center"/>
+          </w:tcPr>
+          <w:p>
+            <w:pPr>
+              <w:spacing w:before="0" w:after="0"/>
+              <w:jc w:val="center"/>
+            </w:pPr>
+            <m:oMathPara>
+              <m:oMath>
                 <m:sSub>
                   <m:sSubPr/>
                   <m:e>
@@ -9774,12 +10459,93 @@
                     </m:sSub>
                   </m:e>
                 </m:d>
-                <m:r>
-                  <m:rPr>
-                    <m:sty m:val="p"/>
-                  </m:rPr>
-                  <m:t xml:space="preserve">； </m:t>
-                </m:r>
+              </m:oMath>
+            </m:oMathPara>
+          </w:p>
+        </w:tc>
+        <w:tc>
+          <w:tcPr>
+            <w:tcW w:w="650" w:type="dxa"/>
+            <w:tcMar>
+              <w:top w:w="0" w:type="dxa"/>
+              <w:left w:w="0" w:type="dxa"/>
+              <w:bottom w:w="0" w:type="dxa"/>
+              <w:right w:w="0" w:type="dxa"/>
+            </w:tcMar>
+            <w:vAlign w:val="center"/>
+          </w:tcPr>
+          <w:p>
+            <w:pPr>
+              <w:spacing w:before="0" w:after="0"/>
+              <w:jc w:val="right"/>
+            </w:pPr>
+            <w:bookmarkStart w:id="51" w:name="_RefEq4_21"/>
+            <w:r>
+              <w:t>(4-</w:t>
+            </w:r>
+            <w:r>
+              <w:fldChar w:fldCharType="begin"/>
+            </w:r>
+            <w:r>
+              <w:instrText xml:space="preserve"> SEQ Eq4 \* ARABIC </w:instrText>
+            </w:r>
+            <w:r>
+              <w:fldChar w:fldCharType="separate"/>
+            </w:r>
+            <w:r>
+              <w:t>21</w:t>
+            </w:r>
+            <w:r>
+              <w:fldChar w:fldCharType="end"/>
+            </w:r>
+            <w:r>
+              <w:t>)</w:t>
+            </w:r>
+            <w:bookmarkEnd w:id="51"/>
+          </w:p>
+        </w:tc>
+      </w:tr>
+      <w:tr>
+        <w:trPr>
+          <w:cantSplit/>
+          <w:jc w:val="center"/>
+        </w:trPr>
+        <w:tc>
+          <w:tcPr>
+            <w:tcW w:w="650" w:type="dxa"/>
+            <w:tcMar>
+              <w:top w:w="0" w:type="dxa"/>
+              <w:left w:w="0" w:type="dxa"/>
+              <w:bottom w:w="0" w:type="dxa"/>
+              <w:right w:w="0" w:type="dxa"/>
+            </w:tcMar>
+            <w:vAlign w:val="center"/>
+          </w:tcPr>
+          <w:p>
+            <w:pPr>
+              <w:spacing w:before="0" w:after="0"/>
+              <w:jc w:val="left"/>
+            </w:pPr>
+          </w:p>
+        </w:tc>
+        <w:tc>
+          <w:tcPr>
+            <w:tcW w:w="7006" w:type="dxa"/>
+            <w:tcMar>
+              <w:top w:w="0" w:type="dxa"/>
+              <w:left w:w="0" w:type="dxa"/>
+              <w:bottom w:w="0" w:type="dxa"/>
+              <w:right w:w="0" w:type="dxa"/>
+            </w:tcMar>
+            <w:vAlign w:val="center"/>
+          </w:tcPr>
+          <w:p>
+            <w:pPr>
+              <w:spacing w:before="0" w:after="0"/>
+              <w:jc w:val="center"/>
+            </w:pPr>
+            <m:oMathPara>
+              <m:oMath>
                 <m:r>
                   <m:rPr/>
                   <m:t>0</m:t>
@@ -9824,7 +10590,7 @@
               <w:spacing w:before="0" w:after="0"/>
               <w:jc w:val="right"/>
             </w:pPr>
-            <w:bookmarkStart w:id="105" w:name="_RefEq4_15"/>
+            <w:bookmarkStart w:id="52" w:name="_RefEq4_22"/>
             <w:r>
               <w:t>(4-</w:t>
             </w:r>
@@ -9838,7 +10604,7 @@
               <w:fldChar w:fldCharType="separate"/>
             </w:r>
             <w:r>
-              <w:t>15</w:t>
+              <w:t>22</w:t>
             </w:r>
             <w:r>
               <w:fldChar w:fldCharType="end"/>
@@ -9846,7 +10612,7 @@
             <w:r>
               <w:t>)</w:t>
             </w:r>
-            <w:bookmarkEnd w:id="105"/>
+            <w:bookmarkEnd w:id="52"/>
           </w:p>
         </w:tc>
       </w:tr>
@@ -10585,7 +11351,7 @@
               <w:spacing w:before="0" w:after="0"/>
               <w:jc w:val="right"/>
             </w:pPr>
-            <w:bookmarkStart w:id="106" w:name="_RefEq4_16"/>
+            <w:bookmarkStart w:id="54" w:name="_RefEq4_23"/>
             <w:r>
               <w:t>(4-</w:t>
             </w:r>
@@ -10599,7 +11365,7 @@
               <w:fldChar w:fldCharType="separate"/>
             </w:r>
             <w:r>
-              <w:t>16</w:t>
+              <w:t>23</w:t>
             </w:r>
             <w:r>
               <w:fldChar w:fldCharType="end"/>
@@ -10607,7 +11373,7 @@
             <w:r>
               <w:t>)</w:t>
             </w:r>
-            <w:bookmarkEnd w:id="106"/>
+            <w:bookmarkEnd w:id="54"/>
           </w:p>
         </w:tc>
       </w:tr>
@@ -10748,139 +11514,6 @@
                         <m:r>
                           <m:rPr/>
                           <m:t>T</m:t>
-                        </m:r>
-                        <m:r>
-                          <m:rPr>
-                            <m:sty m:val="p"/>
-                          </m:rPr>
-                          <m:t>,</m:t>
-                        </m:r>
-                        <m:r>
-                          <m:rPr/>
-                          <m:t>t</m:t>
-                        </m:r>
-                      </m:sub>
-                    </m:sSub>
-                  </m:e>
-                </m:nary>
-                <m:r>
-                  <m:rPr>
-                    <m:sty m:val="p"/>
-                  </m:rPr>
-                  <m:t>(</m:t>
-                </m:r>
-                <m:r>
-                  <m:rPr/>
-                  <m:t>v</m:t>
-                </m:r>
-                <m:r>
-                  <m:rPr>
-                    <m:sty m:val="p"/>
-                  </m:rPr>
-                  <m:t>)</m:t>
-                </m:r>
-                <m:r>
-                  <m:rPr>
-                    <m:sty m:val="p"/>
-                  </m:rPr>
-                  <m:t xml:space="preserve">； </m:t>
-                </m:r>
-                <m:sSub>
-                  <m:sSubPr/>
-                  <m:e>
-                    <m:r>
-                      <m:rPr/>
-                      <m:t>Z</m:t>
-                    </m:r>
-                  </m:e>
-                  <m:sub>
-                    <m:r>
-                      <m:rPr/>
-                      <m:t>S</m:t>
-                    </m:r>
-                    <m:r>
-                      <m:rPr>
-                        <m:sty m:val="p"/>
-                      </m:rPr>
-                      <m:t>,</m:t>
-                    </m:r>
-                    <m:r>
-                      <m:rPr/>
-                      <m:t>t</m:t>
-                    </m:r>
-                  </m:sub>
-                </m:sSub>
-                <m:r>
-                  <m:rPr>
-                    <m:sty m:val="p"/>
-                  </m:rPr>
-                  <m:t>=</m:t>
-                </m:r>
-                <m:nary>
-                  <m:naryPr>
-                    <m:chr m:val="∑"/>
-                    <m:limLoc m:val="undOvr"/>
-                    <m:supHide m:val="1"/>
-                  </m:naryPr>
-                  <m:sub>
-                    <m:r>
-                      <m:rPr/>
-                      <m:t>v</m:t>
-                    </m:r>
-                    <m:r>
-                      <m:rPr>
-                        <m:sty m:val="p"/>
-                      </m:rPr>
-                      <m:t>∈</m:t>
-                    </m:r>
-                    <m:sSub>
-                      <m:sSubPr/>
-                      <m:e>
-                        <m:r>
-                          <m:rPr>
-                            <m:sty m:val="p"/>
-                            <m:scr m:val="script"/>
-                          </m:rPr>
-                          <m:t>S</m:t>
-                        </m:r>
-                      </m:e>
-                      <m:sub>
-                        <m:r>
-                          <m:rPr/>
-                          <m:t>K</m:t>
-                        </m:r>
-                        <m:r>
-                          <m:rPr>
-                            <m:sty m:val="p"/>
-                          </m:rPr>
-                          <m:t>,</m:t>
-                        </m:r>
-                        <m:r>
-                          <m:rPr/>
-                          <m:t>t</m:t>
-                        </m:r>
-                      </m:sub>
-                    </m:sSub>
-                  </m:sub>
-                  <m:sup>
-                    <m:r>
-                      <m:rPr/>
-                      <m:t>​</m:t>
-                    </m:r>
-                  </m:sup>
-                  <m:e>
-                    <m:sSub>
-                      <m:sSubPr/>
-                      <m:e>
-                        <m:r>
-                          <m:rPr/>
-                          <m:t>p</m:t>
-                        </m:r>
-                      </m:e>
-                      <m:sub>
-                        <m:r>
-                          <m:rPr/>
-                          <m:t>S</m:t>
                         </m:r>
                         <m:r>
                           <m:rPr>
@@ -10932,7 +11565,7 @@
               <w:spacing w:before="0" w:after="0"/>
               <w:jc w:val="right"/>
             </w:pPr>
-            <w:bookmarkStart w:id="107" w:name="_RefEq4_17"/>
+            <w:bookmarkStart w:id="55" w:name="_RefEq4_24"/>
             <w:r>
               <w:t>(4-</w:t>
             </w:r>
@@ -10946,7 +11579,7 @@
               <w:fldChar w:fldCharType="separate"/>
             </w:r>
             <w:r>
-              <w:t>17</w:t>
+              <w:t>24</w:t>
             </w:r>
             <w:r>
               <w:fldChar w:fldCharType="end"/>
@@ -10954,7 +11587,221 @@
             <w:r>
               <w:t>)</w:t>
             </w:r>
-            <w:bookmarkEnd w:id="107"/>
+            <w:bookmarkEnd w:id="55"/>
+          </w:p>
+        </w:tc>
+      </w:tr>
+      <w:tr>
+        <w:trPr>
+          <w:cantSplit/>
+          <w:jc w:val="center"/>
+        </w:trPr>
+        <w:tc>
+          <w:tcPr>
+            <w:tcW w:w="650" w:type="dxa"/>
+            <w:tcMar>
+              <w:top w:w="0" w:type="dxa"/>
+              <w:left w:w="0" w:type="dxa"/>
+              <w:bottom w:w="0" w:type="dxa"/>
+              <w:right w:w="0" w:type="dxa"/>
+            </w:tcMar>
+            <w:vAlign w:val="center"/>
+          </w:tcPr>
+          <w:p>
+            <w:pPr>
+              <w:spacing w:before="0" w:after="0"/>
+              <w:jc w:val="left"/>
+            </w:pPr>
+          </w:p>
+        </w:tc>
+        <w:tc>
+          <w:tcPr>
+            <w:tcW w:w="7006" w:type="dxa"/>
+            <w:tcMar>
+              <w:top w:w="0" w:type="dxa"/>
+              <w:left w:w="0" w:type="dxa"/>
+              <w:bottom w:w="0" w:type="dxa"/>
+              <w:right w:w="0" w:type="dxa"/>
+            </w:tcMar>
+            <w:vAlign w:val="center"/>
+          </w:tcPr>
+          <w:p>
+            <w:pPr>
+              <w:spacing w:before="0" w:after="0"/>
+              <w:jc w:val="center"/>
+            </w:pPr>
+            <m:oMathPara>
+              <m:oMath>
+                <m:sSub>
+                  <m:sSubPr/>
+                  <m:e>
+                    <m:r>
+                      <m:rPr/>
+                      <m:t>Z</m:t>
+                    </m:r>
+                  </m:e>
+                  <m:sub>
+                    <m:r>
+                      <m:rPr/>
+                      <m:t>S</m:t>
+                    </m:r>
+                    <m:r>
+                      <m:rPr>
+                        <m:sty m:val="p"/>
+                      </m:rPr>
+                      <m:t>,</m:t>
+                    </m:r>
+                    <m:r>
+                      <m:rPr/>
+                      <m:t>t</m:t>
+                    </m:r>
+                  </m:sub>
+                </m:sSub>
+                <m:r>
+                  <m:rPr>
+                    <m:sty m:val="p"/>
+                  </m:rPr>
+                  <m:t>=</m:t>
+                </m:r>
+                <m:nary>
+                  <m:naryPr>
+                    <m:chr m:val="∑"/>
+                    <m:limLoc m:val="undOvr"/>
+                    <m:supHide m:val="1"/>
+                  </m:naryPr>
+                  <m:sub>
+                    <m:r>
+                      <m:rPr/>
+                      <m:t>v</m:t>
+                    </m:r>
+                    <m:r>
+                      <m:rPr>
+                        <m:sty m:val="p"/>
+                      </m:rPr>
+                      <m:t>∈</m:t>
+                    </m:r>
+                    <m:sSub>
+                      <m:sSubPr/>
+                      <m:e>
+                        <m:r>
+                          <m:rPr>
+                            <m:sty m:val="p"/>
+                            <m:scr m:val="script"/>
+                          </m:rPr>
+                          <m:t>S</m:t>
+                        </m:r>
+                      </m:e>
+                      <m:sub>
+                        <m:r>
+                          <m:rPr/>
+                          <m:t>K</m:t>
+                        </m:r>
+                        <m:r>
+                          <m:rPr>
+                            <m:sty m:val="p"/>
+                          </m:rPr>
+                          <m:t>,</m:t>
+                        </m:r>
+                        <m:r>
+                          <m:rPr/>
+                          <m:t>t</m:t>
+                        </m:r>
+                      </m:sub>
+                    </m:sSub>
+                  </m:sub>
+                  <m:sup>
+                    <m:r>
+                      <m:rPr/>
+                      <m:t>​</m:t>
+                    </m:r>
+                  </m:sup>
+                  <m:e>
+                    <m:sSub>
+                      <m:sSubPr/>
+                      <m:e>
+                        <m:r>
+                          <m:rPr/>
+                          <m:t>p</m:t>
+                        </m:r>
+                      </m:e>
+                      <m:sub>
+                        <m:r>
+                          <m:rPr/>
+                          <m:t>S</m:t>
+                        </m:r>
+                        <m:r>
+                          <m:rPr>
+                            <m:sty m:val="p"/>
+                          </m:rPr>
+                          <m:t>,</m:t>
+                        </m:r>
+                        <m:r>
+                          <m:rPr/>
+                          <m:t>t</m:t>
+                        </m:r>
+                      </m:sub>
+                    </m:sSub>
+                  </m:e>
+                </m:nary>
+                <m:r>
+                  <m:rPr>
+                    <m:sty m:val="p"/>
+                  </m:rPr>
+                  <m:t>(</m:t>
+                </m:r>
+                <m:r>
+                  <m:rPr/>
+                  <m:t>v</m:t>
+                </m:r>
+                <m:r>
+                  <m:rPr>
+                    <m:sty m:val="p"/>
+                  </m:rPr>
+                  <m:t>)</m:t>
+                </m:r>
+              </m:oMath>
+            </m:oMathPara>
+          </w:p>
+        </w:tc>
+        <w:tc>
+          <w:tcPr>
+            <w:tcW w:w="650" w:type="dxa"/>
+            <w:tcMar>
+              <w:top w:w="0" w:type="dxa"/>
+              <w:left w:w="0" w:type="dxa"/>
+              <w:bottom w:w="0" w:type="dxa"/>
+              <w:right w:w="0" w:type="dxa"/>
+            </w:tcMar>
+            <w:vAlign w:val="center"/>
+          </w:tcPr>
+          <w:p>
+            <w:pPr>
+              <w:spacing w:before="0" w:after="0"/>
+              <w:jc w:val="right"/>
+            </w:pPr>
+            <w:bookmarkStart w:id="56" w:name="_RefEq4_25"/>
+            <w:r>
+              <w:t>(4-</w:t>
+            </w:r>
+            <w:r>
+              <w:fldChar w:fldCharType="begin"/>
+            </w:r>
+            <w:r>
+              <w:instrText xml:space="preserve"> SEQ Eq4 \* ARABIC </w:instrText>
+            </w:r>
+            <w:r>
+              <w:fldChar w:fldCharType="separate"/>
+            </w:r>
+            <w:r>
+              <w:t>25</w:t>
+            </w:r>
+            <w:r>
+              <w:fldChar w:fldCharType="end"/>
+            </w:r>
+            <w:r>
+              <w:t>)</w:t>
+            </w:r>
+            <w:bookmarkEnd w:id="56"/>
           </w:p>
         </w:tc>
       </w:tr>
@@ -11156,12 +12003,93 @@
                     </m:sSub>
                   </m:den>
                 </m:f>
-                <m:r>
-                  <m:rPr>
-                    <m:sty m:val="p"/>
-                  </m:rPr>
-                  <m:t xml:space="preserve">； </m:t>
-                </m:r>
+              </m:oMath>
+            </m:oMathPara>
+          </w:p>
+        </w:tc>
+        <w:tc>
+          <w:tcPr>
+            <w:tcW w:w="650" w:type="dxa"/>
+            <w:tcMar>
+              <w:top w:w="0" w:type="dxa"/>
+              <w:left w:w="0" w:type="dxa"/>
+              <w:bottom w:w="0" w:type="dxa"/>
+              <w:right w:w="0" w:type="dxa"/>
+            </w:tcMar>
+            <w:vAlign w:val="center"/>
+          </w:tcPr>
+          <w:p>
+            <w:pPr>
+              <w:spacing w:before="0" w:after="0"/>
+              <w:jc w:val="right"/>
+            </w:pPr>
+            <w:bookmarkStart w:id="57" w:name="_RefEq4_26"/>
+            <w:r>
+              <w:t>(4-</w:t>
+            </w:r>
+            <w:r>
+              <w:fldChar w:fldCharType="begin"/>
+            </w:r>
+            <w:r>
+              <w:instrText xml:space="preserve"> SEQ Eq4 \* ARABIC </w:instrText>
+            </w:r>
+            <w:r>
+              <w:fldChar w:fldCharType="separate"/>
+            </w:r>
+            <w:r>
+              <w:t>26</w:t>
+            </w:r>
+            <w:r>
+              <w:fldChar w:fldCharType="end"/>
+            </w:r>
+            <w:r>
+              <w:t>)</w:t>
+            </w:r>
+            <w:bookmarkEnd w:id="57"/>
+          </w:p>
+        </w:tc>
+      </w:tr>
+      <w:tr>
+        <w:trPr>
+          <w:cantSplit/>
+          <w:jc w:val="center"/>
+        </w:trPr>
+        <w:tc>
+          <w:tcPr>
+            <w:tcW w:w="650" w:type="dxa"/>
+            <w:tcMar>
+              <w:top w:w="0" w:type="dxa"/>
+              <w:left w:w="0" w:type="dxa"/>
+              <w:bottom w:w="0" w:type="dxa"/>
+              <w:right w:w="0" w:type="dxa"/>
+            </w:tcMar>
+            <w:vAlign w:val="center"/>
+          </w:tcPr>
+          <w:p>
+            <w:pPr>
+              <w:spacing w:before="0" w:after="0"/>
+              <w:jc w:val="left"/>
+            </w:pPr>
+          </w:p>
+        </w:tc>
+        <w:tc>
+          <w:tcPr>
+            <w:tcW w:w="7006" w:type="dxa"/>
+            <w:tcMar>
+              <w:top w:w="0" w:type="dxa"/>
+              <w:left w:w="0" w:type="dxa"/>
+              <w:bottom w:w="0" w:type="dxa"/>
+              <w:right w:w="0" w:type="dxa"/>
+            </w:tcMar>
+            <w:vAlign w:val="center"/>
+          </w:tcPr>
+          <w:p>
+            <w:pPr>
+              <w:spacing w:before="0" w:after="0"/>
+              <w:jc w:val="center"/>
+            </w:pPr>
+            <m:oMathPara>
+              <m:oMath>
                 <m:sSub>
                   <m:sSubPr/>
                   <m:e>
@@ -11283,12 +12211,93 @@
                     </m:sSub>
                   </m:den>
                 </m:f>
-                <m:r>
-                  <m:rPr>
-                    <m:sty m:val="p"/>
-                  </m:rPr>
-                  <m:t xml:space="preserve">； </m:t>
-                </m:r>
+              </m:oMath>
+            </m:oMathPara>
+          </w:p>
+        </w:tc>
+        <w:tc>
+          <w:tcPr>
+            <w:tcW w:w="650" w:type="dxa"/>
+            <w:tcMar>
+              <w:top w:w="0" w:type="dxa"/>
+              <w:left w:w="0" w:type="dxa"/>
+              <w:bottom w:w="0" w:type="dxa"/>
+              <w:right w:w="0" w:type="dxa"/>
+            </w:tcMar>
+            <w:vAlign w:val="center"/>
+          </w:tcPr>
+          <w:p>
+            <w:pPr>
+              <w:spacing w:before="0" w:after="0"/>
+              <w:jc w:val="right"/>
+            </w:pPr>
+            <w:bookmarkStart w:id="58" w:name="_RefEq4_27"/>
+            <w:r>
+              <w:t>(4-</w:t>
+            </w:r>
+            <w:r>
+              <w:fldChar w:fldCharType="begin"/>
+            </w:r>
+            <w:r>
+              <w:instrText xml:space="preserve"> SEQ Eq4 \* ARABIC </w:instrText>
+            </w:r>
+            <w:r>
+              <w:fldChar w:fldCharType="separate"/>
+            </w:r>
+            <w:r>
+              <w:t>27</w:t>
+            </w:r>
+            <w:r>
+              <w:fldChar w:fldCharType="end"/>
+            </w:r>
+            <w:r>
+              <w:t>)</w:t>
+            </w:r>
+            <w:bookmarkEnd w:id="58"/>
+          </w:p>
+        </w:tc>
+      </w:tr>
+      <w:tr>
+        <w:trPr>
+          <w:cantSplit/>
+          <w:jc w:val="center"/>
+        </w:trPr>
+        <w:tc>
+          <w:tcPr>
+            <w:tcW w:w="650" w:type="dxa"/>
+            <w:tcMar>
+              <w:top w:w="0" w:type="dxa"/>
+              <w:left w:w="0" w:type="dxa"/>
+              <w:bottom w:w="0" w:type="dxa"/>
+              <w:right w:w="0" w:type="dxa"/>
+            </w:tcMar>
+            <w:vAlign w:val="center"/>
+          </w:tcPr>
+          <w:p>
+            <w:pPr>
+              <w:spacing w:before="0" w:after="0"/>
+              <w:jc w:val="left"/>
+            </w:pPr>
+          </w:p>
+        </w:tc>
+        <w:tc>
+          <w:tcPr>
+            <w:tcW w:w="7006" w:type="dxa"/>
+            <w:tcMar>
+              <w:top w:w="0" w:type="dxa"/>
+              <w:left w:w="0" w:type="dxa"/>
+              <w:bottom w:w="0" w:type="dxa"/>
+              <w:right w:w="0" w:type="dxa"/>
+            </w:tcMar>
+            <w:vAlign w:val="center"/>
+          </w:tcPr>
+          <w:p>
+            <w:pPr>
+              <w:spacing w:before="0" w:after="0"/>
+              <w:jc w:val="center"/>
+            </w:pPr>
+            <m:oMathPara>
+              <m:oMath>
                 <m:r>
                   <m:rPr/>
                   <m:t>v</m:t>
@@ -11347,7 +12356,7 @@
               <w:spacing w:before="0" w:after="0"/>
               <w:jc w:val="right"/>
             </w:pPr>
-            <w:bookmarkStart w:id="108" w:name="_RefEq4_18"/>
+            <w:bookmarkStart w:id="59" w:name="_RefEq4_28"/>
             <w:r>
               <w:t>(4-</w:t>
             </w:r>
@@ -11361,7 +12370,7 @@
               <w:fldChar w:fldCharType="separate"/>
             </w:r>
             <w:r>
-              <w:t>18</w:t>
+              <w:t>28</w:t>
             </w:r>
             <w:r>
               <w:fldChar w:fldCharType="end"/>
@@ -11369,7 +12378,7 @@
             <w:r>
               <w:t>)</w:t>
             </w:r>
-            <w:bookmarkEnd w:id="108"/>
+            <w:bookmarkEnd w:id="59"/>
           </w:p>
         </w:tc>
       </w:tr>
@@ -11405,8 +12414,8 @@
         </w:tblCellMar>
       </w:tblPr>
       <w:tblGrid>
-        <w:gridCol w:w="3500"/>
-        <w:gridCol w:w="4156"/>
+        <w:gridCol w:w="650"/>
+        <w:gridCol w:w="7006"/>
         <w:gridCol w:w="650"/>
       </w:tblGrid>
       <w:tr>
@@ -11416,7 +12425,25 @@
         </w:trPr>
         <w:tc>
           <w:tcPr>
-            <w:tcW w:w="3500" w:type="dxa"/>
+            <w:tcW w:w="650" w:type="dxa"/>
+            <w:tcMar>
+              <w:top w:w="0" w:type="dxa"/>
+              <w:left w:w="0" w:type="dxa"/>
+              <w:bottom w:w="0" w:type="dxa"/>
+              <w:right w:w="0" w:type="dxa"/>
+            </w:tcMar>
+            <w:vAlign w:val="center"/>
+          </w:tcPr>
+          <w:p>
+            <w:pPr>
+              <w:spacing w:before="0" w:after="0"/>
+              <w:jc w:val="left"/>
+            </w:pPr>
+          </w:p>
+        </w:tc>
+        <w:tc>
+          <w:tcPr>
+            <w:tcW w:w="7006" w:type="dxa"/>
             <w:tcMar>
               <w:top w:w="0" w:type="dxa"/>
               <w:left w:w="0" w:type="dxa"/>
@@ -11663,7 +12690,72 @@
         </w:tc>
         <w:tc>
           <w:tcPr>
-            <w:tcW w:w="4156" w:type="dxa"/>
+            <w:tcW w:w="650" w:type="dxa"/>
+            <w:tcMar>
+              <w:top w:w="0" w:type="dxa"/>
+              <w:left w:w="0" w:type="dxa"/>
+              <w:bottom w:w="0" w:type="dxa"/>
+              <w:right w:w="0" w:type="dxa"/>
+            </w:tcMar>
+            <w:vAlign w:val="center"/>
+          </w:tcPr>
+          <w:p>
+            <w:pPr>
+              <w:spacing w:before="0" w:after="0"/>
+              <w:jc w:val="right"/>
+            </w:pPr>
+            <w:bookmarkStart w:id="60" w:name="_RefEq4_29"/>
+            <w:r>
+              <w:t>(4-</w:t>
+            </w:r>
+            <w:r>
+              <w:fldChar w:fldCharType="begin"/>
+            </w:r>
+            <w:r>
+              <w:instrText xml:space="preserve"> SEQ Eq4 \* ARABIC </w:instrText>
+            </w:r>
+            <w:r>
+              <w:fldChar w:fldCharType="separate"/>
+            </w:r>
+            <w:r>
+              <w:t>29</w:t>
+            </w:r>
+            <w:r>
+              <w:fldChar w:fldCharType="end"/>
+            </w:r>
+            <w:r>
+              <w:t>)</w:t>
+            </w:r>
+            <w:bookmarkEnd w:id="60"/>
+          </w:p>
+        </w:tc>
+      </w:tr>
+      <w:tr>
+        <w:trPr>
+          <w:cantSplit/>
+          <w:jc w:val="center"/>
+        </w:trPr>
+        <w:tc>
+          <w:tcPr>
+            <w:tcW w:w="650" w:type="dxa"/>
+            <w:tcMar>
+              <w:top w:w="0" w:type="dxa"/>
+              <w:left w:w="0" w:type="dxa"/>
+              <w:bottom w:w="0" w:type="dxa"/>
+              <w:right w:w="0" w:type="dxa"/>
+            </w:tcMar>
+            <w:vAlign w:val="center"/>
+          </w:tcPr>
+          <w:p>
+            <w:pPr>
+              <w:spacing w:before="0" w:after="0"/>
+              <w:jc w:val="left"/>
+            </w:pPr>
+          </w:p>
+        </w:tc>
+        <w:tc>
+          <w:tcPr>
+            <w:tcW w:w="7006" w:type="dxa"/>
             <w:tcMar>
               <w:top w:w="0" w:type="dxa"/>
               <w:left w:w="0" w:type="dxa"/>
@@ -11904,10 +12996,96 @@
                     </m:r>
                   </m:den>
                 </m:f>
-                <m:r>
-                  <m:rPr/>
-                  <m:t xml:space="preserve">， </m:t>
-                </m:r>
+              </m:oMath>
+            </m:oMathPara>
+          </w:p>
+        </w:tc>
+        <w:tc>
+          <w:tcPr>
+            <w:tcW w:w="650" w:type="dxa"/>
+            <w:tcMar>
+              <w:top w:w="0" w:type="dxa"/>
+              <w:left w:w="0" w:type="dxa"/>
+              <w:bottom w:w="0" w:type="dxa"/>
+              <w:right w:w="0" w:type="dxa"/>
+            </w:tcMar>
+            <w:vAlign w:val="center"/>
+          </w:tcPr>
+          <w:p>
+            <w:pPr>
+              <w:spacing w:before="0" w:after="0"/>
+              <w:jc w:val="right"/>
+            </w:pPr>
+            <w:bookmarkStart w:id="61" w:name="_RefEq4_30"/>
+            <w:r>
+              <w:t>(4-</w:t>
+            </w:r>
+            <w:r>
+              <w:fldChar w:fldCharType="begin"/>
+            </w:r>
+            <w:r>
+              <w:instrText xml:space="preserve"> SEQ Eq4 \* ARABIC </w:instrText>
+            </w:r>
+            <w:r>
+              <w:fldChar w:fldCharType="separate"/>
+            </w:r>
+            <w:r>
+              <w:t>30</w:t>
+            </w:r>
+            <w:r>
+              <w:fldChar w:fldCharType="end"/>
+            </w:r>
+            <w:r>
+              <w:t>)</w:t>
+            </w:r>
+            <w:bookmarkEnd w:id="61"/>
+          </w:p>
+        </w:tc>
+      </w:tr>
+      <w:tr>
+        <w:trPr>
+          <w:cantSplit/>
+          <w:jc w:val="center"/>
+        </w:trPr>
+        <w:tc>
+          <w:tcPr>
+            <w:tcW w:w="650" w:type="dxa"/>
+            <w:tcMar>
+              <w:top w:w="0" w:type="dxa"/>
+              <w:left w:w="0" w:type="dxa"/>
+              <w:bottom w:w="0" w:type="dxa"/>
+              <w:right w:w="0" w:type="dxa"/>
+            </w:tcMar>
+            <w:vAlign w:val="center"/>
+          </w:tcPr>
+          <w:p>
+            <w:pPr>
+              <w:spacing w:before="0" w:after="0"/>
+              <w:jc w:val="left"/>
+            </w:pPr>
+          </w:p>
+        </w:tc>
+        <w:tc>
+          <w:tcPr>
+            <w:tcW w:w="7006" w:type="dxa"/>
+            <w:tcMar>
+              <w:top w:w="0" w:type="dxa"/>
+              <w:left w:w="0" w:type="dxa"/>
+              <w:bottom w:w="0" w:type="dxa"/>
+              <w:right w:w="0" w:type="dxa"/>
+            </w:tcMar>
+            <w:vAlign w:val="center"/>
+          </w:tcPr>
+          <w:p>
+            <w:pPr>
+              <w:spacing w:before="0" w:after="0"/>
+              <w:jc w:val="center"/>
+            </w:pPr>
+            <m:oMathPara>
+              <m:oMathParaPr>
+                <m:jc m:val="center"/>
+              </m:oMathParaPr>
+              <m:oMath>
                 <m:acc>
                   <m:accPr/>
                   <m:e>
@@ -11958,7 +13136,7 @@
               <w:spacing w:before="0" w:after="0"/>
               <w:jc w:val="right"/>
             </w:pPr>
-            <w:bookmarkStart w:id="109" w:name="_RefEq4_19"/>
+            <w:bookmarkStart w:id="62" w:name="_RefEq4_31"/>
             <w:r>
               <w:t>(4-</w:t>
             </w:r>
@@ -11972,7 +13150,7 @@
               <w:fldChar w:fldCharType="separate"/>
             </w:r>
             <w:r>
-              <w:t>19</w:t>
+              <w:t>31</w:t>
             </w:r>
             <w:r>
               <w:fldChar w:fldCharType="end"/>
@@ -11980,7 +13158,7 @@
             <w:r>
               <w:t>)</w:t>
             </w:r>
-            <w:bookmarkEnd w:id="109"/>
+            <w:bookmarkEnd w:id="62"/>
           </w:p>
         </w:tc>
       </w:tr>
@@ -12622,12 +13800,93 @@
                   </w:rPr>
                   <m:t>}</m:t>
                 </m:r>
-                <m:r>
-                  <m:rPr>
-                    <m:sty m:val="p"/>
-                  </m:rPr>
-                  <m:t xml:space="preserve">； </m:t>
-                </m:r>
+              </m:oMath>
+            </m:oMathPara>
+          </w:p>
+        </w:tc>
+        <w:tc>
+          <w:tcPr>
+            <w:tcW w:w="650" w:type="dxa"/>
+            <w:tcMar>
+              <w:top w:w="0" w:type="dxa"/>
+              <w:left w:w="0" w:type="dxa"/>
+              <w:bottom w:w="0" w:type="dxa"/>
+              <w:right w:w="0" w:type="dxa"/>
+            </w:tcMar>
+            <w:vAlign w:val="center"/>
+          </w:tcPr>
+          <w:p>
+            <w:pPr>
+              <w:spacing w:before="0" w:after="0"/>
+              <w:jc w:val="right"/>
+            </w:pPr>
+            <w:bookmarkStart w:id="65" w:name="_RefEq4_32"/>
+            <w:r>
+              <w:t>(4-</w:t>
+            </w:r>
+            <w:r>
+              <w:fldChar w:fldCharType="begin"/>
+            </w:r>
+            <w:r>
+              <w:instrText xml:space="preserve"> SEQ Eq4 \* ARABIC </w:instrText>
+            </w:r>
+            <w:r>
+              <w:fldChar w:fldCharType="separate"/>
+            </w:r>
+            <w:r>
+              <w:t>32</w:t>
+            </w:r>
+            <w:r>
+              <w:fldChar w:fldCharType="end"/>
+            </w:r>
+            <w:r>
+              <w:t>)</w:t>
+            </w:r>
+            <w:bookmarkEnd w:id="65"/>
+          </w:p>
+        </w:tc>
+      </w:tr>
+      <w:tr>
+        <w:trPr>
+          <w:cantSplit/>
+          <w:jc w:val="center"/>
+        </w:trPr>
+        <w:tc>
+          <w:tcPr>
+            <w:tcW w:w="650" w:type="dxa"/>
+            <w:tcMar>
+              <w:top w:w="0" w:type="dxa"/>
+              <w:left w:w="0" w:type="dxa"/>
+              <w:bottom w:w="0" w:type="dxa"/>
+              <w:right w:w="0" w:type="dxa"/>
+            </w:tcMar>
+            <w:vAlign w:val="center"/>
+          </w:tcPr>
+          <w:p>
+            <w:pPr>
+              <w:spacing w:before="0" w:after="0"/>
+              <w:jc w:val="left"/>
+            </w:pPr>
+          </w:p>
+        </w:tc>
+        <w:tc>
+          <w:tcPr>
+            <w:tcW w:w="7006" w:type="dxa"/>
+            <w:tcMar>
+              <w:top w:w="0" w:type="dxa"/>
+              <w:left w:w="0" w:type="dxa"/>
+              <w:bottom w:w="0" w:type="dxa"/>
+              <w:right w:w="0" w:type="dxa"/>
+            </w:tcMar>
+            <w:vAlign w:val="center"/>
+          </w:tcPr>
+          <w:p>
+            <w:pPr>
+              <w:spacing w:before="0" w:after="0"/>
+              <w:jc w:val="center"/>
+            </w:pPr>
+            <m:oMathPara>
+              <m:oMath>
                 <m:sSub>
                   <m:sSubPr>
                     <m:ctrlPr>
@@ -12877,7 +14136,7 @@
               <w:spacing w:before="0" w:after="0"/>
               <w:jc w:val="right"/>
             </w:pPr>
-            <w:bookmarkStart w:id="110" w:name="_RefEq4_20"/>
+            <w:bookmarkStart w:id="66" w:name="_RefEq4_33"/>
             <w:r>
               <w:t>(4-</w:t>
             </w:r>
@@ -12891,7 +14150,7 @@
               <w:fldChar w:fldCharType="separate"/>
             </w:r>
             <w:r>
-              <w:t>20</w:t>
+              <w:t>33</w:t>
             </w:r>
             <w:r>
               <w:fldChar w:fldCharType="end"/>
@@ -12899,7 +14158,7 @@
             <w:r>
               <w:t>)</w:t>
             </w:r>
-            <w:bookmarkEnd w:id="110"/>
+            <w:bookmarkEnd w:id="66"/>
           </w:p>
         </w:tc>
       </w:tr>
@@ -13220,7 +14479,7 @@
               <w:spacing w:before="0" w:after="0"/>
               <w:jc w:val="right"/>
             </w:pPr>
-            <w:bookmarkStart w:id="111" w:name="_RefEq4_21"/>
+            <w:bookmarkStart w:id="67" w:name="_RefEq4_34"/>
             <w:r>
               <w:t>(4-</w:t>
             </w:r>
@@ -13234,7 +14493,7 @@
               <w:fldChar w:fldCharType="separate"/>
             </w:r>
             <w:r>
-              <w:t>21</w:t>
+              <w:t>34</w:t>
             </w:r>
             <w:r>
               <w:fldChar w:fldCharType="end"/>
@@ -13242,7 +14501,7 @@
             <w:r>
               <w:t>)</w:t>
             </w:r>
-            <w:bookmarkEnd w:id="111"/>
+            <w:bookmarkEnd w:id="67"/>
           </w:p>
         </w:tc>
       </w:tr>
@@ -13268,7 +14527,7 @@
     <w:tbl>
       <w:tblPr>
         <w:tblStyle w:val="10"/>
-        <w:tblW w:w="9000" w:type="dxa"/>
+        <w:tblW w:w="8306" w:type="dxa"/>
         <w:jc w:val="center"/>
         <w:tblBorders>
           <w:top w:val="none" w:color="auto" w:sz="0" w:space="0"/>
@@ -13287,8 +14546,8 @@
         </w:tblCellMar>
       </w:tblPr>
       <w:tblGrid>
-        <w:gridCol w:w="3900"/>
-        <w:gridCol w:w="4450"/>
+        <w:gridCol w:w="650"/>
+        <w:gridCol w:w="7006"/>
         <w:gridCol w:w="650"/>
       </w:tblGrid>
       <w:tr>
@@ -13298,7 +14557,25 @@
         </w:trPr>
         <w:tc>
           <w:tcPr>
-            <w:tcW w:w="3900" w:type="dxa"/>
+            <w:tcW w:w="650" w:type="dxa"/>
+            <w:tcMar>
+              <w:top w:w="0" w:type="dxa"/>
+              <w:left w:w="0" w:type="dxa"/>
+              <w:bottom w:w="0" w:type="dxa"/>
+              <w:right w:w="0" w:type="dxa"/>
+            </w:tcMar>
+            <w:vAlign w:val="center"/>
+          </w:tcPr>
+          <w:p>
+            <w:pPr>
+              <w:spacing w:before="0" w:after="0"/>
+              <w:jc w:val="left"/>
+            </w:pPr>
+          </w:p>
+        </w:tc>
+        <w:tc>
+          <w:tcPr>
+            <w:tcW w:w="7006" w:type="dxa"/>
             <w:tcMar>
               <w:top w:w="0" w:type="dxa"/>
               <w:left w:w="0" w:type="dxa"/>
@@ -13537,7 +14814,72 @@
         </w:tc>
         <w:tc>
           <w:tcPr>
-            <w:tcW w:w="4450" w:type="dxa"/>
+            <w:tcW w:w="650" w:type="dxa"/>
+            <w:tcMar>
+              <w:top w:w="0" w:type="dxa"/>
+              <w:left w:w="0" w:type="dxa"/>
+              <w:bottom w:w="0" w:type="dxa"/>
+              <w:right w:w="0" w:type="dxa"/>
+            </w:tcMar>
+            <w:vAlign w:val="center"/>
+          </w:tcPr>
+          <w:p>
+            <w:pPr>
+              <w:spacing w:before="0" w:after="0"/>
+              <w:jc w:val="right"/>
+            </w:pPr>
+            <w:bookmarkStart w:id="68" w:name="_RefEq4_35"/>
+            <w:r>
+              <w:t>(4-</w:t>
+            </w:r>
+            <w:r>
+              <w:fldChar w:fldCharType="begin"/>
+            </w:r>
+            <w:r>
+              <w:instrText xml:space="preserve"> SEQ Eq4 \* ARABIC </w:instrText>
+            </w:r>
+            <w:r>
+              <w:fldChar w:fldCharType="separate"/>
+            </w:r>
+            <w:r>
+              <w:t>35</w:t>
+            </w:r>
+            <w:r>
+              <w:fldChar w:fldCharType="end"/>
+            </w:r>
+            <w:r>
+              <w:t>)</w:t>
+            </w:r>
+            <w:bookmarkEnd w:id="68"/>
+          </w:p>
+        </w:tc>
+      </w:tr>
+      <w:tr>
+        <w:trPr>
+          <w:cantSplit/>
+          <w:jc w:val="center"/>
+        </w:trPr>
+        <w:tc>
+          <w:tcPr>
+            <w:tcW w:w="650" w:type="dxa"/>
+            <w:tcMar>
+              <w:top w:w="0" w:type="dxa"/>
+              <w:left w:w="0" w:type="dxa"/>
+              <w:bottom w:w="0" w:type="dxa"/>
+              <w:right w:w="0" w:type="dxa"/>
+            </w:tcMar>
+            <w:vAlign w:val="center"/>
+          </w:tcPr>
+          <w:p>
+            <w:pPr>
+              <w:spacing w:before="0" w:after="0"/>
+              <w:jc w:val="left"/>
+            </w:pPr>
+          </w:p>
+        </w:tc>
+        <w:tc>
+          <w:tcPr>
+            <w:tcW w:w="7006" w:type="dxa"/>
             <w:tcMar>
               <w:top w:w="0" w:type="dxa"/>
               <w:left w:w="0" w:type="dxa"/>
@@ -13747,7 +15089,7 @@
               <w:spacing w:before="0" w:after="0"/>
               <w:jc w:val="right"/>
             </w:pPr>
-            <w:bookmarkStart w:id="112" w:name="_RefEq4_22"/>
+            <w:bookmarkStart w:id="69" w:name="_RefEq4_36"/>
             <w:r>
               <w:t>(4-</w:t>
             </w:r>
@@ -13761,7 +15103,7 @@
               <w:fldChar w:fldCharType="separate"/>
             </w:r>
             <w:r>
-              <w:t>22</w:t>
+              <w:t>36</w:t>
             </w:r>
             <w:r>
               <w:fldChar w:fldCharType="end"/>
@@ -13769,7 +15111,7 @@
             <w:r>
               <w:t>)</w:t>
             </w:r>
-            <w:bookmarkEnd w:id="112"/>
+            <w:bookmarkEnd w:id="69"/>
           </w:p>
         </w:tc>
       </w:tr>
@@ -13957,7 +15299,7 @@
               <w:spacing w:before="0" w:after="0"/>
               <w:jc w:val="right"/>
             </w:pPr>
-            <w:bookmarkStart w:id="113" w:name="_RefEq4_23"/>
+            <w:bookmarkStart w:id="70" w:name="_RefEq4_37"/>
             <w:r>
               <w:t>(4-</w:t>
             </w:r>
@@ -13971,7 +15313,7 @@
               <w:fldChar w:fldCharType="separate"/>
             </w:r>
             <w:r>
-              <w:t>23</w:t>
+              <w:t>37</w:t>
             </w:r>
             <w:r>
               <w:fldChar w:fldCharType="end"/>
@@ -13979,7 +15321,7 @@
             <w:r>
               <w:t>)</w:t>
             </w:r>
-            <w:bookmarkEnd w:id="113"/>
+            <w:bookmarkEnd w:id="70"/>
           </w:p>
         </w:tc>
       </w:tr>
@@ -14130,7 +15472,7 @@
               <w:spacing w:before="0" w:after="0"/>
               <w:jc w:val="right"/>
             </w:pPr>
-            <w:bookmarkStart w:id="114" w:name="_RefEq4_24"/>
+            <w:bookmarkStart w:id="71" w:name="_RefEq4_38"/>
             <w:r>
               <w:t>(4-</w:t>
             </w:r>
@@ -14144,7 +15486,7 @@
               <w:fldChar w:fldCharType="separate"/>
             </w:r>
             <w:r>
-              <w:t>24</w:t>
+              <w:t>38</w:t>
             </w:r>
             <w:r>
               <w:fldChar w:fldCharType="end"/>
@@ -14152,7 +15494,7 @@
             <w:r>
               <w:t>)</w:t>
             </w:r>
-            <w:bookmarkEnd w:id="114"/>
+            <w:bookmarkEnd w:id="71"/>
           </w:p>
         </w:tc>
       </w:tr>
@@ -14312,12 +15654,93 @@
                     </m:sSub>
                   </m:e>
                 </m:nary>
-                <m:r>
-                  <m:rPr>
-                    <m:sty m:val="p"/>
-                  </m:rPr>
-                  <m:t xml:space="preserve">； </m:t>
-                </m:r>
+              </m:oMath>
+            </m:oMathPara>
+          </w:p>
+        </w:tc>
+        <w:tc>
+          <w:tcPr>
+            <w:tcW w:w="650" w:type="dxa"/>
+            <w:tcMar>
+              <w:top w:w="0" w:type="dxa"/>
+              <w:left w:w="0" w:type="dxa"/>
+              <w:bottom w:w="0" w:type="dxa"/>
+              <w:right w:w="0" w:type="dxa"/>
+            </w:tcMar>
+            <w:vAlign w:val="center"/>
+          </w:tcPr>
+          <w:p>
+            <w:pPr>
+              <w:spacing w:before="0" w:after="0"/>
+              <w:jc w:val="right"/>
+            </w:pPr>
+            <w:bookmarkStart w:id="72" w:name="_RefEq4_39"/>
+            <w:r>
+              <w:t>(4-</w:t>
+            </w:r>
+            <w:r>
+              <w:fldChar w:fldCharType="begin"/>
+            </w:r>
+            <w:r>
+              <w:instrText xml:space="preserve"> SEQ Eq4 \* ARABIC </w:instrText>
+            </w:r>
+            <w:r>
+              <w:fldChar w:fldCharType="separate"/>
+            </w:r>
+            <w:r>
+              <w:t>39</w:t>
+            </w:r>
+            <w:r>
+              <w:fldChar w:fldCharType="end"/>
+            </w:r>
+            <w:r>
+              <w:t>)</w:t>
+            </w:r>
+            <w:bookmarkEnd w:id="72"/>
+          </w:p>
+        </w:tc>
+      </w:tr>
+      <w:tr>
+        <w:trPr>
+          <w:cantSplit/>
+          <w:jc w:val="center"/>
+        </w:trPr>
+        <w:tc>
+          <w:tcPr>
+            <w:tcW w:w="650" w:type="dxa"/>
+            <w:tcMar>
+              <w:top w:w="0" w:type="dxa"/>
+              <w:left w:w="0" w:type="dxa"/>
+              <w:bottom w:w="0" w:type="dxa"/>
+              <w:right w:w="0" w:type="dxa"/>
+            </w:tcMar>
+            <w:vAlign w:val="center"/>
+          </w:tcPr>
+          <w:p>
+            <w:pPr>
+              <w:spacing w:before="0" w:after="0"/>
+              <w:jc w:val="left"/>
+            </w:pPr>
+          </w:p>
+        </w:tc>
+        <w:tc>
+          <w:tcPr>
+            <w:tcW w:w="7006" w:type="dxa"/>
+            <w:tcMar>
+              <w:top w:w="0" w:type="dxa"/>
+              <w:left w:w="0" w:type="dxa"/>
+              <w:bottom w:w="0" w:type="dxa"/>
+              <w:right w:w="0" w:type="dxa"/>
+            </w:tcMar>
+            <w:vAlign w:val="center"/>
+          </w:tcPr>
+          <w:p>
+            <w:pPr>
+              <w:spacing w:before="0" w:after="0"/>
+              <w:jc w:val="center"/>
+            </w:pPr>
+            <m:oMathPara>
+              <m:oMath>
                 <m:r>
                   <m:rPr/>
                   <m:t>σ</m:t>
@@ -14459,7 +15882,7 @@
               <w:spacing w:before="0" w:after="0"/>
               <w:jc w:val="right"/>
             </w:pPr>
-            <w:bookmarkStart w:id="115" w:name="_RefEq4_25"/>
+            <w:bookmarkStart w:id="73" w:name="_RefEq4_40"/>
             <w:r>
               <w:t>(4-</w:t>
             </w:r>
@@ -14473,7 +15896,7 @@
               <w:fldChar w:fldCharType="separate"/>
             </w:r>
             <w:r>
-              <w:t>25</w:t>
+              <w:t>40</w:t>
             </w:r>
             <w:r>
               <w:fldChar w:fldCharType="end"/>
@@ -14481,7 +15904,7 @@
             <w:r>
               <w:t>)</w:t>
             </w:r>
-            <w:bookmarkEnd w:id="115"/>
+            <w:bookmarkEnd w:id="73"/>
           </w:p>
         </w:tc>
       </w:tr>
@@ -16689,6 +18112,7 @@
         <w:t>舒善富, 刘超, 孙毓忠, 等. 基于自适应知识蒸馏的代码大模型轻量化[J]. 软件学报, 2026, 37(6): 2431-2454. DOI:10.13328/j.cnki.jos.007462.</w:t>
       </w:r>
     </w:p>
+    <w:bookmarkEnd w:id="88"/>
     <w:sectPr>
       <w:footerReference r:id="rId5" w:type="default"/>
       <w:pgSz w:w="11906" w:h="16838"/>

--- a/Papers/output/开题报告-基于在线策略蒸馏的大语言模型后训练方法研究.docx
+++ b/Papers/output/开题报告-基于在线策略蒸馏的大语言模型后训练方法研究.docx
@@ -14,7 +14,6 @@
           <w:sz w:val="36"/>
         </w:rPr>
       </w:pPr>
-      <w:bookmarkStart w:id="88" w:name="_GoBack"/>
     </w:p>
     <w:p>
       <w:pPr>
@@ -59,7 +58,7 @@
               <a:graphicData uri="http://schemas.openxmlformats.org/drawingml/2006/picture">
                 <pic:pic xmlns:pic="http://schemas.openxmlformats.org/drawingml/2006/picture">
                   <pic:nvPicPr>
-                    <pic:cNvPr id="1" name="图片 1"/>
+                    <pic:cNvPr id="1" name="图1 研究框架" descr="研究问题、研究方案与研究目的的三层递进关系"/>
                     <pic:cNvPicPr>
                       <a:picLocks noChangeAspect="1" noChangeArrowheads="1"/>
                     </pic:cNvPicPr>
@@ -3558,69 +3557,6 @@
           </w:p>
         </w:tc>
       </w:tr>
-      <w:tr>
-        <w:trPr>
-          <w:cantSplit/>
-          <w:jc w:val="center"/>
-        </w:trPr>
-        <w:tc>
-          <w:tcPr>
-            <w:tcW w:w="650" w:type="dxa"/>
-            <w:tcMar>
-              <w:top w:w="0" w:type="dxa"/>
-              <w:left w:w="0" w:type="dxa"/>
-              <w:bottom w:w="0" w:type="dxa"/>
-              <w:right w:w="0" w:type="dxa"/>
-            </w:tcMar>
-            <w:vAlign w:val="center"/>
-          </w:tcPr>
-          <w:p>
-            <w:pPr>
-              <w:spacing w:before="0" w:after="0"/>
-              <w:jc w:val="left"/>
-            </w:pPr>
-          </w:p>
-        </w:tc>
-        <w:tc>
-          <w:tcPr>
-            <w:tcW w:w="7006" w:type="dxa"/>
-            <w:tcMar>
-              <w:top w:w="0" w:type="dxa"/>
-              <w:left w:w="0" w:type="dxa"/>
-              <w:bottom w:w="0" w:type="dxa"/>
-              <w:right w:w="0" w:type="dxa"/>
-            </w:tcMar>
-            <w:vAlign w:val="center"/>
-          </w:tcPr>
-          <w:p>
-            <w:pPr>
-              <w:spacing w:before="0" w:after="0"/>
-              <w:jc w:val="center"/>
-              <w:rPr>
-                <w:oMath/>
-              </w:rPr>
-            </w:pPr>
-          </w:p>
-        </w:tc>
-        <w:tc>
-          <w:tcPr>
-            <w:tcW w:w="650" w:type="dxa"/>
-            <w:tcMar>
-              <w:top w:w="0" w:type="dxa"/>
-              <w:left w:w="0" w:type="dxa"/>
-              <w:bottom w:w="0" w:type="dxa"/>
-              <w:right w:w="0" w:type="dxa"/>
-            </w:tcMar>
-            <w:vAlign w:val="center"/>
-          </w:tcPr>
-          <w:p>
-            <w:pPr>
-              <w:spacing w:before="0" w:after="0"/>
-              <w:jc w:val="right"/>
-            </w:pPr>
-          </w:p>
-        </w:tc>
-      </w:tr>
     </w:tbl>
     <w:p>
       <w:pPr>
@@ -4528,17 +4464,6 @@
       <w:r>
         <w:t>研究问题、研究方案和研究目的的对应与递进关系如图 1 所示。学生状态分布问题通过在策略状态采样检验有效监督，不同散度目标通过受控比较解释优化机制，监督信息粒度问题通过分层实验形成任务效果与教师成本的选择依据。三个部分在各层内均由有效性分析递进到机制解释，再递进到性能与成本权衡。</w:t>
       </w:r>
-      <w:r/>
-      <w:r/>
-      <w:r/>
-      <w:r>
-        <w:rPr>
-          <w:rFonts w:ascii="Times New Roman" w:hAnsi="Times New Roman" w:eastAsia="宋体"/>
-          <w:sz w:val="21"/>
-        </w:rPr>
-      </w:r>
-      <w:r/>
-      <w:r/>
     </w:p>
     <w:p>
       <w:pPr>
@@ -4590,6 +4515,10 @@
         <w:spacing w:before="0" w:after="120" w:line="240" w:lineRule="auto"/>
         <w:ind w:firstLine="0"/>
         <w:jc w:val="center"/>
+        <w:rPr>
+          <w:rFonts w:hint="eastAsia" w:eastAsia="宋体"/>
+          <w:lang w:val="en-US" w:eastAsia="zh-CN"/>
+        </w:rPr>
       </w:pPr>
       <w:r>
         <w:rPr>
@@ -4640,7 +4569,15 @@
           <w:rFonts w:ascii="Times New Roman" w:hAnsi="Times New Roman" w:eastAsia="宋体"/>
           <w:sz w:val="21"/>
         </w:rPr>
-        <w:t xml:space="preserve">  研究问题、研究方案与研究目的的递进关系</w:t>
+        <w:t xml:space="preserve">  研究问题、研究方案与研究目的的</w:t>
+      </w:r>
+      <w:r>
+        <w:rPr>
+          <w:rFonts w:hint="eastAsia"/>
+          <w:sz w:val="21"/>
+          <w:lang w:val="en-US" w:eastAsia="zh-CN"/>
+        </w:rPr>
+        <w:t>结构关系</w:t>
       </w:r>
     </w:p>
     <w:p>
@@ -4658,6 +4595,8 @@
         <w:t>4．研究方案</w:t>
       </w:r>
       <w:bookmarkEnd w:id="23"/>
+      <w:bookmarkStart w:id="76" w:name="_GoBack"/>
+      <w:bookmarkEnd w:id="76"/>
     </w:p>
     <w:p>
       <w:pPr>
@@ -4909,29 +4848,6 @@
               <w:spacing w:before="0" w:after="0"/>
               <w:jc w:val="right"/>
             </w:pPr>
-            <w:bookmarkStart w:id="25" w:name="_RefEq4_1"/>
-            <w:r>
-              <w:t>(4-</w:t>
-            </w:r>
-            <w:r>
-              <w:fldChar w:fldCharType="begin"/>
-            </w:r>
-            <w:r>
-              <w:instrText xml:space="preserve"> SEQ Eq4 \* ARABIC </w:instrText>
-            </w:r>
-            <w:r>
-              <w:fldChar w:fldCharType="separate"/>
-            </w:r>
-            <w:r>
-              <w:t>1</w:t>
-            </w:r>
-            <w:r>
-              <w:fldChar w:fldCharType="end"/>
-            </w:r>
-            <w:r>
-              <w:t>)</w:t>
-            </w:r>
-            <w:bookmarkEnd w:id="25"/>
           </w:p>
         </w:tc>
       </w:tr>
@@ -5108,7 +5024,7 @@
               <w:spacing w:before="0" w:after="0"/>
               <w:jc w:val="right"/>
             </w:pPr>
-            <w:bookmarkStart w:id="26" w:name="_RefEq4_2"/>
+            <w:bookmarkStart w:id="25" w:name="_RefEq4_2"/>
             <w:r>
               <w:t>(4-</w:t>
             </w:r>
@@ -5122,7 +5038,7 @@
               <w:fldChar w:fldCharType="separate"/>
             </w:r>
             <w:r>
-              <w:t>2</w:t>
+              <w:t>1</w:t>
             </w:r>
             <w:r>
               <w:fldChar w:fldCharType="end"/>
@@ -5130,7 +5046,7 @@
             <w:r>
               <w:t>)</w:t>
             </w:r>
-            <w:bookmarkEnd w:id="26"/>
+            <w:bookmarkEnd w:id="25"/>
           </w:p>
         </w:tc>
       </w:tr>
@@ -5307,29 +5223,6 @@
               <w:spacing w:before="0" w:after="0"/>
               <w:jc w:val="right"/>
             </w:pPr>
-            <w:bookmarkStart w:id="27" w:name="_RefEq4_3"/>
-            <w:r>
-              <w:t>(4-</w:t>
-            </w:r>
-            <w:r>
-              <w:fldChar w:fldCharType="begin"/>
-            </w:r>
-            <w:r>
-              <w:instrText xml:space="preserve"> SEQ Eq4 \* ARABIC </w:instrText>
-            </w:r>
-            <w:r>
-              <w:fldChar w:fldCharType="separate"/>
-            </w:r>
-            <w:r>
-              <w:t>3</w:t>
-            </w:r>
-            <w:r>
-              <w:fldChar w:fldCharType="end"/>
-            </w:r>
-            <w:r>
-              <w:t>)</w:t>
-            </w:r>
-            <w:bookmarkEnd w:id="27"/>
           </w:p>
         </w:tc>
       </w:tr>
@@ -5820,7 +5713,7 @@
               <w:spacing w:before="0" w:after="0"/>
               <w:jc w:val="right"/>
             </w:pPr>
-            <w:bookmarkStart w:id="28" w:name="_RefEq4_4"/>
+            <w:bookmarkStart w:id="26" w:name="_RefEq4_4"/>
             <w:r>
               <w:t>(4-</w:t>
             </w:r>
@@ -5834,7 +5727,7 @@
               <w:fldChar w:fldCharType="separate"/>
             </w:r>
             <w:r>
-              <w:t>4</w:t>
+              <w:t>2</w:t>
             </w:r>
             <w:r>
               <w:fldChar w:fldCharType="end"/>
@@ -5842,7 +5735,7 @@
             <w:r>
               <w:t>)</w:t>
             </w:r>
-            <w:bookmarkEnd w:id="28"/>
+            <w:bookmarkEnd w:id="26"/>
           </w:p>
         </w:tc>
       </w:tr>
@@ -6070,7 +5963,7 @@
               <w:spacing w:before="0" w:after="0"/>
               <w:jc w:val="right"/>
             </w:pPr>
-            <w:bookmarkStart w:id="29" w:name="_RefEq4_5"/>
+            <w:bookmarkStart w:id="27" w:name="_RefEq4_5"/>
             <w:r>
               <w:t>(4-</w:t>
             </w:r>
@@ -6084,7 +5977,7 @@
               <w:fldChar w:fldCharType="separate"/>
             </w:r>
             <w:r>
-              <w:t>5</w:t>
+              <w:t>3</w:t>
             </w:r>
             <w:r>
               <w:fldChar w:fldCharType="end"/>
@@ -6092,7 +5985,7 @@
             <w:r>
               <w:t>)</w:t>
             </w:r>
-            <w:bookmarkEnd w:id="29"/>
+            <w:bookmarkEnd w:id="27"/>
           </w:p>
         </w:tc>
       </w:tr>
@@ -6164,7 +6057,7 @@
         </w:rPr>
         <w:t xml:space="preserve">图 </w:t>
       </w:r>
-      <w:bookmarkStart w:id="30" w:name="_RefFigure1"/>
+      <w:bookmarkStart w:id="28" w:name="_RefFigure1"/>
       <w:r>
         <w:rPr>
           <w:rFonts w:ascii="Times New Roman" w:hAnsi="Times New Roman" w:eastAsia="宋体"/>
@@ -6200,7 +6093,7 @@
         </w:rPr>
         <w:fldChar w:fldCharType="end"/>
       </w:r>
-      <w:bookmarkEnd w:id="30"/>
+      <w:bookmarkEnd w:id="28"/>
       <w:r>
         <w:rPr>
           <w:rFonts w:ascii="Times New Roman" w:hAnsi="Times New Roman" w:eastAsia="宋体"/>
@@ -6213,7 +6106,7 @@
       <w:pPr>
         <w:pStyle w:val="3"/>
       </w:pPr>
-      <w:bookmarkStart w:id="31" w:name="_Toc509749868"/>
+      <w:bookmarkStart w:id="29" w:name="_Toc509749868"/>
       <w:r>
         <w:rPr>
           <w:rFonts w:ascii="黑体" w:hAnsi="黑体" w:eastAsia="黑体" w:cs="黑体"/>
@@ -6223,7 +6116,7 @@
         </w:rPr>
         <w:t>4.2 模型和数据准备</w:t>
       </w:r>
-      <w:bookmarkEnd w:id="31"/>
+      <w:bookmarkEnd w:id="29"/>
     </w:p>
     <w:p>
       <w:pPr>
@@ -6371,7 +6264,7 @@
               <w:spacing w:before="0" w:after="0"/>
               <w:jc w:val="right"/>
             </w:pPr>
-            <w:bookmarkStart w:id="32" w:name="_RefEq4_6"/>
+            <w:bookmarkStart w:id="30" w:name="_RefEq4_6"/>
             <w:r>
               <w:t>(4-</w:t>
             </w:r>
@@ -6385,7 +6278,7 @@
               <w:fldChar w:fldCharType="separate"/>
             </w:r>
             <w:r>
-              <w:t>6</w:t>
+              <w:t>4</w:t>
             </w:r>
             <w:r>
               <w:fldChar w:fldCharType="end"/>
@@ -6393,7 +6286,7 @@
             <w:r>
               <w:t>)</w:t>
             </w:r>
-            <w:bookmarkEnd w:id="32"/>
+            <w:bookmarkEnd w:id="30"/>
           </w:p>
         </w:tc>
       </w:tr>
@@ -6543,7 +6436,7 @@
               <w:spacing w:before="0" w:after="0"/>
               <w:jc w:val="right"/>
             </w:pPr>
-            <w:bookmarkStart w:id="33" w:name="_RefEq4_7"/>
+            <w:bookmarkStart w:id="31" w:name="_RefEq4_7"/>
             <w:r>
               <w:t>(4-</w:t>
             </w:r>
@@ -6557,7 +6450,7 @@
               <w:fldChar w:fldCharType="separate"/>
             </w:r>
             <w:r>
-              <w:t>7</w:t>
+              <w:t>5</w:t>
             </w:r>
             <w:r>
               <w:fldChar w:fldCharType="end"/>
@@ -6565,7 +6458,7 @@
             <w:r>
               <w:t>)</w:t>
             </w:r>
-            <w:bookmarkEnd w:id="33"/>
+            <w:bookmarkEnd w:id="31"/>
           </w:p>
         </w:tc>
       </w:tr>
@@ -6643,6 +6536,10 @@
             <w:pPr>
               <w:spacing w:before="0" w:after="0"/>
               <w:jc w:val="center"/>
+              <w:rPr>
+                <w:rFonts w:hint="default" w:eastAsia="宋体"/>
+                <w:lang w:val="en-US" w:eastAsia="zh-CN"/>
+              </w:rPr>
             </w:pPr>
             <m:oMathPara>
               <m:oMath>
@@ -6692,93 +6589,16 @@
                   </m:rPr>
                   <m:t>=⌀</m:t>
                 </m:r>
-              </m:oMath>
-            </m:oMathPara>
-          </w:p>
-        </w:tc>
-        <w:tc>
-          <w:tcPr>
-            <w:tcW w:w="650" w:type="dxa"/>
-            <w:tcMar>
-              <w:top w:w="0" w:type="dxa"/>
-              <w:left w:w="0" w:type="dxa"/>
-              <w:bottom w:w="0" w:type="dxa"/>
-              <w:right w:w="0" w:type="dxa"/>
-            </w:tcMar>
-            <w:vAlign w:val="center"/>
-          </w:tcPr>
-          <w:p>
-            <w:pPr>
-              <w:spacing w:before="0" w:after="0"/>
-              <w:jc w:val="right"/>
-            </w:pPr>
-            <w:bookmarkStart w:id="34" w:name="_RefEq4_8"/>
-            <w:r>
-              <w:t>(4-</w:t>
-            </w:r>
-            <w:r>
-              <w:fldChar w:fldCharType="begin"/>
-            </w:r>
-            <w:r>
-              <w:instrText xml:space="preserve"> SEQ Eq4 \* ARABIC </w:instrText>
-            </w:r>
-            <w:r>
-              <w:fldChar w:fldCharType="separate"/>
-            </w:r>
-            <w:r>
-              <w:t>8</w:t>
-            </w:r>
-            <w:r>
-              <w:fldChar w:fldCharType="end"/>
-            </w:r>
-            <w:r>
-              <w:t>)</w:t>
-            </w:r>
-            <w:bookmarkEnd w:id="34"/>
-          </w:p>
-        </w:tc>
-      </w:tr>
-      <w:tr>
-        <w:trPr>
-          <w:cantSplit/>
-          <w:jc w:val="center"/>
-        </w:trPr>
-        <w:tc>
-          <w:tcPr>
-            <w:tcW w:w="650" w:type="dxa"/>
-            <w:tcMar>
-              <w:top w:w="0" w:type="dxa"/>
-              <w:left w:w="0" w:type="dxa"/>
-              <w:bottom w:w="0" w:type="dxa"/>
-              <w:right w:w="0" w:type="dxa"/>
-            </w:tcMar>
-            <w:vAlign w:val="center"/>
-          </w:tcPr>
-          <w:p>
-            <w:pPr>
-              <w:spacing w:before="0" w:after="0"/>
-              <w:jc w:val="left"/>
-            </w:pPr>
-          </w:p>
-        </w:tc>
-        <w:tc>
-          <w:tcPr>
-            <w:tcW w:w="7006" w:type="dxa"/>
-            <w:tcMar>
-              <w:top w:w="0" w:type="dxa"/>
-              <w:left w:w="0" w:type="dxa"/>
-              <w:bottom w:w="0" w:type="dxa"/>
-              <w:right w:w="0" w:type="dxa"/>
-            </w:tcMar>
-            <w:vAlign w:val="center"/>
-          </w:tcPr>
-          <w:p>
-            <w:pPr>
-              <w:spacing w:before="0" w:after="0"/>
-              <w:jc w:val="center"/>
-            </w:pPr>
-            <m:oMathPara>
-              <m:oMath>
+                <m:r>
+                  <m:rPr>
+                    <m:sty m:val="p"/>
+                  </m:rPr>
+                  <w:rPr>
+                    <w:rFonts w:hint="default"/>
+                    <w:lang w:val="en-US"/>
+                  </w:rPr>
+                  <m:t>,</m:t>
+                </m:r>
                 <m:sSub>
                   <m:sSubPr/>
                   <m:e>
@@ -6825,93 +6645,16 @@
                   </m:rPr>
                   <m:t>=⌀</m:t>
                 </m:r>
-              </m:oMath>
-            </m:oMathPara>
-          </w:p>
-        </w:tc>
-        <w:tc>
-          <w:tcPr>
-            <w:tcW w:w="650" w:type="dxa"/>
-            <w:tcMar>
-              <w:top w:w="0" w:type="dxa"/>
-              <w:left w:w="0" w:type="dxa"/>
-              <w:bottom w:w="0" w:type="dxa"/>
-              <w:right w:w="0" w:type="dxa"/>
-            </w:tcMar>
-            <w:vAlign w:val="center"/>
-          </w:tcPr>
-          <w:p>
-            <w:pPr>
-              <w:spacing w:before="0" w:after="0"/>
-              <w:jc w:val="right"/>
-            </w:pPr>
-            <w:bookmarkStart w:id="35" w:name="_RefEq4_9"/>
-            <w:r>
-              <w:t>(4-</w:t>
-            </w:r>
-            <w:r>
-              <w:fldChar w:fldCharType="begin"/>
-            </w:r>
-            <w:r>
-              <w:instrText xml:space="preserve"> SEQ Eq4 \* ARABIC </w:instrText>
-            </w:r>
-            <w:r>
-              <w:fldChar w:fldCharType="separate"/>
-            </w:r>
-            <w:r>
-              <w:t>9</w:t>
-            </w:r>
-            <w:r>
-              <w:fldChar w:fldCharType="end"/>
-            </w:r>
-            <w:r>
-              <w:t>)</w:t>
-            </w:r>
-            <w:bookmarkEnd w:id="35"/>
-          </w:p>
-        </w:tc>
-      </w:tr>
-      <w:tr>
-        <w:trPr>
-          <w:cantSplit/>
-          <w:jc w:val="center"/>
-        </w:trPr>
-        <w:tc>
-          <w:tcPr>
-            <w:tcW w:w="650" w:type="dxa"/>
-            <w:tcMar>
-              <w:top w:w="0" w:type="dxa"/>
-              <w:left w:w="0" w:type="dxa"/>
-              <w:bottom w:w="0" w:type="dxa"/>
-              <w:right w:w="0" w:type="dxa"/>
-            </w:tcMar>
-            <w:vAlign w:val="center"/>
-          </w:tcPr>
-          <w:p>
-            <w:pPr>
-              <w:spacing w:before="0" w:after="0"/>
-              <w:jc w:val="left"/>
-            </w:pPr>
-          </w:p>
-        </w:tc>
-        <w:tc>
-          <w:tcPr>
-            <w:tcW w:w="7006" w:type="dxa"/>
-            <w:tcMar>
-              <w:top w:w="0" w:type="dxa"/>
-              <w:left w:w="0" w:type="dxa"/>
-              <w:bottom w:w="0" w:type="dxa"/>
-              <w:right w:w="0" w:type="dxa"/>
-            </w:tcMar>
-            <w:vAlign w:val="center"/>
-          </w:tcPr>
-          <w:p>
-            <w:pPr>
-              <w:spacing w:before="0" w:after="0"/>
-              <w:jc w:val="center"/>
-            </w:pPr>
-            <m:oMathPara>
-              <m:oMath>
+                <m:r>
+                  <m:rPr>
+                    <m:sty m:val="p"/>
+                  </m:rPr>
+                  <w:rPr>
+                    <w:rFonts w:hint="default"/>
+                    <w:lang w:val="en-US"/>
+                  </w:rPr>
+                  <m:t>,</m:t>
+                </m:r>
                 <m:sSub>
                   <m:sSubPr/>
                   <m:e>
@@ -6978,7 +6721,7 @@
               <w:spacing w:before="0" w:after="0"/>
               <w:jc w:val="right"/>
             </w:pPr>
-            <w:bookmarkStart w:id="36" w:name="_RefEq4_10"/>
+            <w:bookmarkStart w:id="32" w:name="_RefEq4_8"/>
             <w:r>
               <w:t>(4-</w:t>
             </w:r>
@@ -6992,7 +6735,7 @@
               <w:fldChar w:fldCharType="separate"/>
             </w:r>
             <w:r>
-              <w:t>10</w:t>
+              <w:t>6</w:t>
             </w:r>
             <w:r>
               <w:fldChar w:fldCharType="end"/>
@@ -7000,7 +6743,7 @@
             <w:r>
               <w:t>)</w:t>
             </w:r>
-            <w:bookmarkEnd w:id="36"/>
+            <w:bookmarkEnd w:id="32"/>
           </w:p>
         </w:tc>
       </w:tr>
@@ -7027,7 +6770,7 @@
       <w:pPr>
         <w:pStyle w:val="3"/>
       </w:pPr>
-      <w:bookmarkStart w:id="37" w:name="_Toc1053763593"/>
+      <w:bookmarkStart w:id="33" w:name="_Toc1053763593"/>
       <w:r>
         <w:rPr>
           <w:rFonts w:ascii="黑体" w:hAnsi="黑体" w:eastAsia="黑体" w:cs="黑体"/>
@@ -7037,7 +6780,7 @@
         </w:rPr>
         <w:t>4.3 学生 rollout 和教师反馈</w:t>
       </w:r>
-      <w:bookmarkEnd w:id="37"/>
+      <w:bookmarkEnd w:id="33"/>
     </w:p>
     <w:p>
       <w:pPr>
@@ -7426,7 +7169,7 @@
               <w:spacing w:before="0" w:after="0"/>
               <w:jc w:val="right"/>
             </w:pPr>
-            <w:bookmarkStart w:id="38" w:name="_RefEq4_11"/>
+            <w:bookmarkStart w:id="34" w:name="_RefEq4_11"/>
             <w:r>
               <w:t>(4-</w:t>
             </w:r>
@@ -7440,7 +7183,7 @@
               <w:fldChar w:fldCharType="separate"/>
             </w:r>
             <w:r>
-              <w:t>11</w:t>
+              <w:t>7</w:t>
             </w:r>
             <w:r>
               <w:fldChar w:fldCharType="end"/>
@@ -7448,7 +7191,7 @@
             <w:r>
               <w:t>)</w:t>
             </w:r>
-            <w:bookmarkEnd w:id="38"/>
+            <w:bookmarkEnd w:id="34"/>
           </w:p>
         </w:tc>
       </w:tr>
@@ -7683,7 +7426,7 @@
               <w:spacing w:before="0" w:after="0"/>
               <w:jc w:val="right"/>
             </w:pPr>
-            <w:bookmarkStart w:id="39" w:name="_RefEq4_12"/>
+            <w:bookmarkStart w:id="35" w:name="_RefEq4_12"/>
             <w:r>
               <w:t>(4-</w:t>
             </w:r>
@@ -7697,7 +7440,7 @@
               <w:fldChar w:fldCharType="separate"/>
             </w:r>
             <w:r>
-              <w:t>12</w:t>
+              <w:t>8</w:t>
             </w:r>
             <w:r>
               <w:fldChar w:fldCharType="end"/>
@@ -7705,7 +7448,7 @@
             <w:r>
               <w:t>)</w:t>
             </w:r>
-            <w:bookmarkEnd w:id="39"/>
+            <w:bookmarkEnd w:id="35"/>
           </w:p>
         </w:tc>
       </w:tr>
@@ -7890,7 +7633,7 @@
               <w:spacing w:before="0" w:after="0"/>
               <w:jc w:val="right"/>
             </w:pPr>
-            <w:bookmarkStart w:id="40" w:name="_RefEq4_13"/>
+            <w:bookmarkStart w:id="36" w:name="_RefEq4_13"/>
             <w:r>
               <w:t>(4-</w:t>
             </w:r>
@@ -7904,7 +7647,7 @@
               <w:fldChar w:fldCharType="separate"/>
             </w:r>
             <w:r>
-              <w:t>13</w:t>
+              <w:t>9</w:t>
             </w:r>
             <w:r>
               <w:fldChar w:fldCharType="end"/>
@@ -7912,7 +7655,7 @@
             <w:r>
               <w:t>)</w:t>
             </w:r>
-            <w:bookmarkEnd w:id="40"/>
+            <w:bookmarkEnd w:id="36"/>
           </w:p>
         </w:tc>
       </w:tr>
@@ -8061,29 +7804,6 @@
               <w:spacing w:before="0" w:after="0"/>
               <w:jc w:val="right"/>
             </w:pPr>
-            <w:bookmarkStart w:id="41" w:name="_RefEq4_14"/>
-            <w:r>
-              <w:t>(4-</w:t>
-            </w:r>
-            <w:r>
-              <w:fldChar w:fldCharType="begin"/>
-            </w:r>
-            <w:r>
-              <w:instrText xml:space="preserve"> SEQ Eq4 \* ARABIC </w:instrText>
-            </w:r>
-            <w:r>
-              <w:fldChar w:fldCharType="separate"/>
-            </w:r>
-            <w:r>
-              <w:t>14</w:t>
-            </w:r>
-            <w:r>
-              <w:fldChar w:fldCharType="end"/>
-            </w:r>
-            <w:r>
-              <w:t>)</w:t>
-            </w:r>
-            <w:bookmarkEnd w:id="41"/>
           </w:p>
         </w:tc>
       </w:tr>
@@ -8293,7 +8013,7 @@
               <w:spacing w:before="0" w:after="0"/>
               <w:jc w:val="right"/>
             </w:pPr>
-            <w:bookmarkStart w:id="42" w:name="_RefEq4_15"/>
+            <w:bookmarkStart w:id="37" w:name="_RefEq4_15"/>
             <w:r>
               <w:t>(4-</w:t>
             </w:r>
@@ -8307,7 +8027,7 @@
               <w:fldChar w:fldCharType="separate"/>
             </w:r>
             <w:r>
-              <w:t>15</w:t>
+              <w:t>10</w:t>
             </w:r>
             <w:r>
               <w:fldChar w:fldCharType="end"/>
@@ -8315,7 +8035,7 @@
             <w:r>
               <w:t>)</w:t>
             </w:r>
-            <w:bookmarkEnd w:id="42"/>
+            <w:bookmarkEnd w:id="37"/>
           </w:p>
         </w:tc>
       </w:tr>
@@ -8545,7 +8265,7 @@
               <w:spacing w:before="0" w:after="0"/>
               <w:jc w:val="right"/>
             </w:pPr>
-            <w:bookmarkStart w:id="43" w:name="_RefEq4_16"/>
+            <w:bookmarkStart w:id="38" w:name="_RefEq4_16"/>
             <w:r>
               <w:t>(4-</w:t>
             </w:r>
@@ -8559,7 +8279,7 @@
               <w:fldChar w:fldCharType="separate"/>
             </w:r>
             <w:r>
-              <w:t>16</w:t>
+              <w:t>11</w:t>
             </w:r>
             <w:r>
               <w:fldChar w:fldCharType="end"/>
@@ -8567,7 +8287,7 @@
             <w:r>
               <w:t>)</w:t>
             </w:r>
-            <w:bookmarkEnd w:id="43"/>
+            <w:bookmarkEnd w:id="38"/>
           </w:p>
         </w:tc>
       </w:tr>
@@ -8652,7 +8372,7 @@
         </w:rPr>
         <w:t xml:space="preserve">表 </w:t>
       </w:r>
-      <w:bookmarkStart w:id="44" w:name="_RefTable4_1"/>
+      <w:bookmarkStart w:id="39" w:name="_RefTable4_1"/>
       <w:r>
         <w:rPr>
           <w:rFonts w:ascii="Times New Roman" w:hAnsi="Times New Roman" w:eastAsia="Songti SC"/>
@@ -8695,7 +8415,7 @@
         </w:rPr>
         <w:fldChar w:fldCharType="end"/>
       </w:r>
-      <w:bookmarkEnd w:id="44"/>
+      <w:bookmarkEnd w:id="39"/>
       <w:r>
         <w:rPr>
           <w:rFonts w:ascii="Times New Roman" w:hAnsi="Times New Roman" w:eastAsia="Songti SC"/>
@@ -9030,7 +8750,7 @@
         </w:rPr>
         <w:t xml:space="preserve">图 </w:t>
       </w:r>
-      <w:bookmarkStart w:id="45" w:name="_RefFigure2"/>
+      <w:bookmarkStart w:id="40" w:name="_RefFigure2"/>
       <w:r>
         <w:rPr>
           <w:rFonts w:ascii="Times New Roman" w:hAnsi="Times New Roman" w:eastAsia="宋体"/>
@@ -9066,7 +8786,7 @@
         </w:rPr>
         <w:fldChar w:fldCharType="end"/>
       </w:r>
-      <w:bookmarkEnd w:id="45"/>
+      <w:bookmarkEnd w:id="40"/>
       <w:r>
         <w:rPr>
           <w:rFonts w:ascii="Times New Roman" w:hAnsi="Times New Roman" w:eastAsia="宋体"/>
@@ -9079,7 +8799,7 @@
       <w:pPr>
         <w:pStyle w:val="3"/>
       </w:pPr>
-      <w:bookmarkStart w:id="46" w:name="_Toc307070742"/>
+      <w:bookmarkStart w:id="41" w:name="_Toc307070742"/>
       <w:r>
         <w:rPr>
           <w:rFonts w:ascii="黑体" w:hAnsi="黑体" w:eastAsia="黑体" w:cs="黑体"/>
@@ -9089,7 +8809,7 @@
         </w:rPr>
         <w:t>4.4 损失与监督信息粒度/估计方式的定义原则</w:t>
       </w:r>
-      <w:bookmarkEnd w:id="46"/>
+      <w:bookmarkEnd w:id="41"/>
     </w:p>
     <w:p>
       <w:pPr>
@@ -9386,7 +9106,7 @@
               <w:spacing w:before="0" w:after="0"/>
               <w:jc w:val="right"/>
             </w:pPr>
-            <w:bookmarkStart w:id="47" w:name="_RefEq4_17"/>
+            <w:bookmarkStart w:id="42" w:name="_RefEq4_17"/>
             <w:r>
               <w:t>(4-</w:t>
             </w:r>
@@ -9400,7 +9120,7 @@
               <w:fldChar w:fldCharType="separate"/>
             </w:r>
             <w:r>
-              <w:t>17</w:t>
+              <w:t>12</w:t>
             </w:r>
             <w:r>
               <w:fldChar w:fldCharType="end"/>
@@ -9408,7 +9128,7 @@
             <w:r>
               <w:t>)</w:t>
             </w:r>
-            <w:bookmarkEnd w:id="47"/>
+            <w:bookmarkEnd w:id="42"/>
           </w:p>
         </w:tc>
       </w:tr>
@@ -9708,7 +9428,7 @@
               <w:spacing w:before="0" w:after="0"/>
               <w:jc w:val="right"/>
             </w:pPr>
-            <w:bookmarkStart w:id="48" w:name="_RefEq4_18"/>
+            <w:bookmarkStart w:id="43" w:name="_RefEq4_18"/>
             <w:r>
               <w:t>(4-</w:t>
             </w:r>
@@ -9722,7 +9442,7 @@
               <w:fldChar w:fldCharType="separate"/>
             </w:r>
             <w:r>
-              <w:t>18</w:t>
+              <w:t>13</w:t>
             </w:r>
             <w:r>
               <w:fldChar w:fldCharType="end"/>
@@ -9730,7 +9450,7 @@
             <w:r>
               <w:t>)</w:t>
             </w:r>
-            <w:bookmarkEnd w:id="48"/>
+            <w:bookmarkEnd w:id="43"/>
           </w:p>
         </w:tc>
       </w:tr>
@@ -9888,7 +9608,7 @@
               <w:spacing w:before="0" w:after="0"/>
               <w:jc w:val="right"/>
             </w:pPr>
-            <w:bookmarkStart w:id="49" w:name="_RefEq4_19"/>
+            <w:bookmarkStart w:id="44" w:name="_RefEq4_19"/>
             <w:r>
               <w:t>(4-</w:t>
             </w:r>
@@ -9902,7 +9622,7 @@
               <w:fldChar w:fldCharType="separate"/>
             </w:r>
             <w:r>
-              <w:t>19</w:t>
+              <w:t>14</w:t>
             </w:r>
             <w:r>
               <w:fldChar w:fldCharType="end"/>
@@ -9910,7 +9630,7 @@
             <w:r>
               <w:t>)</w:t>
             </w:r>
-            <w:bookmarkEnd w:id="49"/>
+            <w:bookmarkEnd w:id="44"/>
           </w:p>
         </w:tc>
       </w:tr>
@@ -10178,7 +9898,7 @@
               <w:spacing w:before="0" w:after="0"/>
               <w:jc w:val="right"/>
             </w:pPr>
-            <w:bookmarkStart w:id="50" w:name="_RefEq4_20"/>
+            <w:bookmarkStart w:id="45" w:name="_RefEq4_20"/>
             <w:r>
               <w:t>(4-</w:t>
             </w:r>
@@ -10192,7 +9912,7 @@
               <w:fldChar w:fldCharType="separate"/>
             </w:r>
             <w:r>
-              <w:t>20</w:t>
+              <w:t>15</w:t>
             </w:r>
             <w:r>
               <w:fldChar w:fldCharType="end"/>
@@ -10200,7 +9920,7 @@
             <w:r>
               <w:t>)</w:t>
             </w:r>
-            <w:bookmarkEnd w:id="50"/>
+            <w:bookmarkEnd w:id="45"/>
           </w:p>
         </w:tc>
       </w:tr>
@@ -10278,6 +9998,10 @@
             <w:pPr>
               <w:spacing w:before="0" w:after="0"/>
               <w:jc w:val="center"/>
+              <w:rPr>
+                <w:rFonts w:hint="default"/>
+                <w:lang w:val="en-US"/>
+              </w:rPr>
             </w:pPr>
             <m:oMathPara>
               <m:oMath>
@@ -10459,93 +10183,16 @@
                     </m:sSub>
                   </m:e>
                 </m:d>
-              </m:oMath>
-            </m:oMathPara>
-          </w:p>
-        </w:tc>
-        <w:tc>
-          <w:tcPr>
-            <w:tcW w:w="650" w:type="dxa"/>
-            <w:tcMar>
-              <w:top w:w="0" w:type="dxa"/>
-              <w:left w:w="0" w:type="dxa"/>
-              <w:bottom w:w="0" w:type="dxa"/>
-              <w:right w:w="0" w:type="dxa"/>
-            </w:tcMar>
-            <w:vAlign w:val="center"/>
-          </w:tcPr>
-          <w:p>
-            <w:pPr>
-              <w:spacing w:before="0" w:after="0"/>
-              <w:jc w:val="right"/>
-            </w:pPr>
-            <w:bookmarkStart w:id="51" w:name="_RefEq4_21"/>
-            <w:r>
-              <w:t>(4-</w:t>
-            </w:r>
-            <w:r>
-              <w:fldChar w:fldCharType="begin"/>
-            </w:r>
-            <w:r>
-              <w:instrText xml:space="preserve"> SEQ Eq4 \* ARABIC </w:instrText>
-            </w:r>
-            <w:r>
-              <w:fldChar w:fldCharType="separate"/>
-            </w:r>
-            <w:r>
-              <w:t>21</w:t>
-            </w:r>
-            <w:r>
-              <w:fldChar w:fldCharType="end"/>
-            </w:r>
-            <w:r>
-              <w:t>)</w:t>
-            </w:r>
-            <w:bookmarkEnd w:id="51"/>
-          </w:p>
-        </w:tc>
-      </w:tr>
-      <w:tr>
-        <w:trPr>
-          <w:cantSplit/>
-          <w:jc w:val="center"/>
-        </w:trPr>
-        <w:tc>
-          <w:tcPr>
-            <w:tcW w:w="650" w:type="dxa"/>
-            <w:tcMar>
-              <w:top w:w="0" w:type="dxa"/>
-              <w:left w:w="0" w:type="dxa"/>
-              <w:bottom w:w="0" w:type="dxa"/>
-              <w:right w:w="0" w:type="dxa"/>
-            </w:tcMar>
-            <w:vAlign w:val="center"/>
-          </w:tcPr>
-          <w:p>
-            <w:pPr>
-              <w:spacing w:before="0" w:after="0"/>
-              <w:jc w:val="left"/>
-            </w:pPr>
-          </w:p>
-        </w:tc>
-        <w:tc>
-          <w:tcPr>
-            <w:tcW w:w="7006" w:type="dxa"/>
-            <w:tcMar>
-              <w:top w:w="0" w:type="dxa"/>
-              <w:left w:w="0" w:type="dxa"/>
-              <w:bottom w:w="0" w:type="dxa"/>
-              <w:right w:w="0" w:type="dxa"/>
-            </w:tcMar>
-            <w:vAlign w:val="center"/>
-          </w:tcPr>
-          <w:p>
-            <w:pPr>
-              <w:spacing w:before="0" w:after="0"/>
-              <w:jc w:val="center"/>
-            </w:pPr>
-            <m:oMathPara>
-              <m:oMath>
+                <m:r>
+                  <m:rPr>
+                    <m:sty m:val="p"/>
+                  </m:rPr>
+                  <w:rPr>
+                    <w:rFonts w:hint="default"/>
+                    <w:lang w:val="en-US"/>
+                  </w:rPr>
+                  <m:t>,</m:t>
+                </m:r>
                 <m:r>
                   <m:rPr/>
                   <m:t>0</m:t>
@@ -10590,7 +10237,7 @@
               <w:spacing w:before="0" w:after="0"/>
               <w:jc w:val="right"/>
             </w:pPr>
-            <w:bookmarkStart w:id="52" w:name="_RefEq4_22"/>
+            <w:bookmarkStart w:id="46" w:name="_RefEq4_21"/>
             <w:r>
               <w:t>(4-</w:t>
             </w:r>
@@ -10604,7 +10251,7 @@
               <w:fldChar w:fldCharType="separate"/>
             </w:r>
             <w:r>
-              <w:t>22</w:t>
+              <w:t>16</w:t>
             </w:r>
             <w:r>
               <w:fldChar w:fldCharType="end"/>
@@ -10612,7 +10259,7 @@
             <w:r>
               <w:t>)</w:t>
             </w:r>
-            <w:bookmarkEnd w:id="52"/>
+            <w:bookmarkEnd w:id="46"/>
           </w:p>
         </w:tc>
       </w:tr>
@@ -10649,7 +10296,7 @@
         </w:rPr>
         <w:t xml:space="preserve">表 </w:t>
       </w:r>
-      <w:bookmarkStart w:id="53" w:name="_RefTable4_2"/>
+      <w:bookmarkStart w:id="47" w:name="_RefTable4_2"/>
       <w:r>
         <w:rPr>
           <w:rFonts w:ascii="Times New Roman" w:hAnsi="Times New Roman" w:eastAsia="Songti SC"/>
@@ -10692,7 +10339,7 @@
         </w:rPr>
         <w:fldChar w:fldCharType="end"/>
       </w:r>
-      <w:bookmarkEnd w:id="53"/>
+      <w:bookmarkEnd w:id="47"/>
       <w:r>
         <w:rPr>
           <w:rFonts w:ascii="Times New Roman" w:hAnsi="Times New Roman" w:eastAsia="Songti SC"/>
@@ -11351,29 +10998,6 @@
               <w:spacing w:before="0" w:after="0"/>
               <w:jc w:val="right"/>
             </w:pPr>
-            <w:bookmarkStart w:id="54" w:name="_RefEq4_23"/>
-            <w:r>
-              <w:t>(4-</w:t>
-            </w:r>
-            <w:r>
-              <w:fldChar w:fldCharType="begin"/>
-            </w:r>
-            <w:r>
-              <w:instrText xml:space="preserve"> SEQ Eq4 \* ARABIC </w:instrText>
-            </w:r>
-            <w:r>
-              <w:fldChar w:fldCharType="separate"/>
-            </w:r>
-            <w:r>
-              <w:t>23</w:t>
-            </w:r>
-            <w:r>
-              <w:fldChar w:fldCharType="end"/>
-            </w:r>
-            <w:r>
-              <w:t>)</w:t>
-            </w:r>
-            <w:bookmarkEnd w:id="54"/>
           </w:p>
         </w:tc>
       </w:tr>
@@ -11565,7 +11189,7 @@
               <w:spacing w:before="0" w:after="0"/>
               <w:jc w:val="right"/>
             </w:pPr>
-            <w:bookmarkStart w:id="55" w:name="_RefEq4_24"/>
+            <w:bookmarkStart w:id="48" w:name="_RefEq4_24"/>
             <w:r>
               <w:t>(4-</w:t>
             </w:r>
@@ -11579,7 +11203,7 @@
               <w:fldChar w:fldCharType="separate"/>
             </w:r>
             <w:r>
-              <w:t>24</w:t>
+              <w:t>17</w:t>
             </w:r>
             <w:r>
               <w:fldChar w:fldCharType="end"/>
@@ -11587,7 +11211,7 @@
             <w:r>
               <w:t>)</w:t>
             </w:r>
-            <w:bookmarkEnd w:id="55"/>
+            <w:bookmarkEnd w:id="48"/>
           </w:p>
         </w:tc>
       </w:tr>
@@ -11779,29 +11403,6 @@
               <w:spacing w:before="0" w:after="0"/>
               <w:jc w:val="right"/>
             </w:pPr>
-            <w:bookmarkStart w:id="56" w:name="_RefEq4_25"/>
-            <w:r>
-              <w:t>(4-</w:t>
-            </w:r>
-            <w:r>
-              <w:fldChar w:fldCharType="begin"/>
-            </w:r>
-            <w:r>
-              <w:instrText xml:space="preserve"> SEQ Eq4 \* ARABIC </w:instrText>
-            </w:r>
-            <w:r>
-              <w:fldChar w:fldCharType="separate"/>
-            </w:r>
-            <w:r>
-              <w:t>25</w:t>
-            </w:r>
-            <w:r>
-              <w:fldChar w:fldCharType="end"/>
-            </w:r>
-            <w:r>
-              <w:t>)</w:t>
-            </w:r>
-            <w:bookmarkEnd w:id="56"/>
           </w:p>
         </w:tc>
       </w:tr>
@@ -11879,6 +11480,10 @@
             <w:pPr>
               <w:spacing w:before="0" w:after="0"/>
               <w:jc w:val="center"/>
+              <w:rPr>
+                <w:rFonts w:hint="default"/>
+                <w:lang w:val="en-US"/>
+              </w:rPr>
             </w:pPr>
             <m:oMathPara>
               <m:oMath>
@@ -12003,6 +11608,54 @@
                     </m:sSub>
                   </m:den>
                 </m:f>
+                <m:r>
+                  <m:rPr>
+                    <m:sty m:val="p"/>
+                  </m:rPr>
+                  <w:rPr>
+                    <w:rFonts w:hint="default"/>
+                    <w:lang w:val="en-US"/>
+                  </w:rPr>
+                  <m:t>,</m:t>
+                </m:r>
+                <m:r>
+                  <m:rPr/>
+                  <m:t>v</m:t>
+                </m:r>
+                <m:r>
+                  <m:rPr>
+                    <m:sty m:val="p"/>
+                  </m:rPr>
+                  <m:t>∈</m:t>
+                </m:r>
+                <m:sSub>
+                  <m:sSubPr/>
+                  <m:e>
+                    <m:r>
+                      <m:rPr>
+                        <m:sty m:val="p"/>
+                        <m:scr m:val="script"/>
+                      </m:rPr>
+                      <m:t>S</m:t>
+                    </m:r>
+                  </m:e>
+                  <m:sub>
+                    <m:r>
+                      <m:rPr/>
+                      <m:t>K</m:t>
+                    </m:r>
+                    <m:r>
+                      <m:rPr>
+                        <m:sty m:val="p"/>
+                      </m:rPr>
+                      <m:t>,</m:t>
+                    </m:r>
+                    <m:r>
+                      <m:rPr/>
+                      <m:t>t</m:t>
+                    </m:r>
+                  </m:sub>
+                </m:sSub>
               </m:oMath>
             </m:oMathPara>
           </w:p>
@@ -12023,7 +11676,7 @@
               <w:spacing w:before="0" w:after="0"/>
               <w:jc w:val="right"/>
             </w:pPr>
-            <w:bookmarkStart w:id="57" w:name="_RefEq4_26"/>
+            <w:bookmarkStart w:id="49" w:name="_RefEq4_26"/>
             <w:r>
               <w:t>(4-</w:t>
             </w:r>
@@ -12037,7 +11690,7 @@
               <w:fldChar w:fldCharType="separate"/>
             </w:r>
             <w:r>
-              <w:t>26</w:t>
+              <w:t>18</w:t>
             </w:r>
             <w:r>
               <w:fldChar w:fldCharType="end"/>
@@ -12045,7 +11698,7 @@
             <w:r>
               <w:t>)</w:t>
             </w:r>
-            <w:bookmarkEnd w:id="57"/>
+            <w:bookmarkEnd w:id="49"/>
           </w:p>
         </w:tc>
       </w:tr>
@@ -12087,6 +11740,10 @@
             <w:pPr>
               <w:spacing w:before="0" w:after="0"/>
               <w:jc w:val="center"/>
+              <w:rPr>
+                <w:rFonts w:hint="default"/>
+                <w:lang w:val="en-US"/>
+              </w:rPr>
             </w:pPr>
             <m:oMathPara>
               <m:oMath>
@@ -12211,93 +11868,16 @@
                     </m:sSub>
                   </m:den>
                 </m:f>
-              </m:oMath>
-            </m:oMathPara>
-          </w:p>
-        </w:tc>
-        <w:tc>
-          <w:tcPr>
-            <w:tcW w:w="650" w:type="dxa"/>
-            <w:tcMar>
-              <w:top w:w="0" w:type="dxa"/>
-              <w:left w:w="0" w:type="dxa"/>
-              <w:bottom w:w="0" w:type="dxa"/>
-              <w:right w:w="0" w:type="dxa"/>
-            </w:tcMar>
-            <w:vAlign w:val="center"/>
-          </w:tcPr>
-          <w:p>
-            <w:pPr>
-              <w:spacing w:before="0" w:after="0"/>
-              <w:jc w:val="right"/>
-            </w:pPr>
-            <w:bookmarkStart w:id="58" w:name="_RefEq4_27"/>
-            <w:r>
-              <w:t>(4-</w:t>
-            </w:r>
-            <w:r>
-              <w:fldChar w:fldCharType="begin"/>
-            </w:r>
-            <w:r>
-              <w:instrText xml:space="preserve"> SEQ Eq4 \* ARABIC </w:instrText>
-            </w:r>
-            <w:r>
-              <w:fldChar w:fldCharType="separate"/>
-            </w:r>
-            <w:r>
-              <w:t>27</w:t>
-            </w:r>
-            <w:r>
-              <w:fldChar w:fldCharType="end"/>
-            </w:r>
-            <w:r>
-              <w:t>)</w:t>
-            </w:r>
-            <w:bookmarkEnd w:id="58"/>
-          </w:p>
-        </w:tc>
-      </w:tr>
-      <w:tr>
-        <w:trPr>
-          <w:cantSplit/>
-          <w:jc w:val="center"/>
-        </w:trPr>
-        <w:tc>
-          <w:tcPr>
-            <w:tcW w:w="650" w:type="dxa"/>
-            <w:tcMar>
-              <w:top w:w="0" w:type="dxa"/>
-              <w:left w:w="0" w:type="dxa"/>
-              <w:bottom w:w="0" w:type="dxa"/>
-              <w:right w:w="0" w:type="dxa"/>
-            </w:tcMar>
-            <w:vAlign w:val="center"/>
-          </w:tcPr>
-          <w:p>
-            <w:pPr>
-              <w:spacing w:before="0" w:after="0"/>
-              <w:jc w:val="left"/>
-            </w:pPr>
-          </w:p>
-        </w:tc>
-        <w:tc>
-          <w:tcPr>
-            <w:tcW w:w="7006" w:type="dxa"/>
-            <w:tcMar>
-              <w:top w:w="0" w:type="dxa"/>
-              <w:left w:w="0" w:type="dxa"/>
-              <w:bottom w:w="0" w:type="dxa"/>
-              <w:right w:w="0" w:type="dxa"/>
-            </w:tcMar>
-            <w:vAlign w:val="center"/>
-          </w:tcPr>
-          <w:p>
-            <w:pPr>
-              <w:spacing w:before="0" w:after="0"/>
-              <w:jc w:val="center"/>
-            </w:pPr>
-            <m:oMathPara>
-              <m:oMath>
+                <m:r>
+                  <m:rPr>
+                    <m:sty m:val="p"/>
+                  </m:rPr>
+                  <w:rPr>
+                    <w:rFonts w:hint="default"/>
+                    <w:lang w:val="en-US"/>
+                  </w:rPr>
+                  <m:t>,</m:t>
+                </m:r>
                 <m:r>
                   <m:rPr/>
                   <m:t>v</m:t>
@@ -12355,30 +11935,11 @@
             <w:pPr>
               <w:spacing w:before="0" w:after="0"/>
               <w:jc w:val="right"/>
-            </w:pPr>
-            <w:bookmarkStart w:id="59" w:name="_RefEq4_28"/>
-            <w:r>
-              <w:t>(4-</w:t>
-            </w:r>
-            <w:r>
-              <w:fldChar w:fldCharType="begin"/>
-            </w:r>
-            <w:r>
-              <w:instrText xml:space="preserve"> SEQ Eq4 \* ARABIC </w:instrText>
-            </w:r>
-            <w:r>
-              <w:fldChar w:fldCharType="separate"/>
-            </w:r>
-            <w:r>
-              <w:t>28</w:t>
-            </w:r>
-            <w:r>
-              <w:fldChar w:fldCharType="end"/>
-            </w:r>
-            <w:r>
-              <w:t>)</w:t>
-            </w:r>
-            <w:bookmarkEnd w:id="59"/>
+              <w:rPr>
+                <w:rFonts w:hint="default"/>
+                <w:lang w:val="en-US"/>
+              </w:rPr>
+            </w:pPr>
           </w:p>
         </w:tc>
       </w:tr>
@@ -12456,6 +12017,10 @@
             <w:pPr>
               <w:spacing w:before="0" w:after="0"/>
               <w:jc w:val="center"/>
+              <w:rPr>
+                <w:rFonts w:hint="default"/>
+                <w:lang w:val="en-US"/>
+              </w:rPr>
             </w:pPr>
             <m:oMathPara>
               <m:oMathParaPr>
@@ -12684,6 +12249,46 @@
                     </m:r>
                   </m:den>
                 </m:f>
+                <m:r>
+                  <m:rPr>
+                    <m:sty m:val="p"/>
+                  </m:rPr>
+                  <w:rPr>
+                    <w:rFonts w:hint="default"/>
+                    <w:lang w:val="en-US"/>
+                  </w:rPr>
+                  <m:t>,</m:t>
+                </m:r>
+                <m:acc>
+                  <m:accPr/>
+                  <m:e>
+                    <m:r>
+                      <m:rPr/>
+                      <m:t>v</m:t>
+                    </m:r>
+                  </m:e>
+                </m:acc>
+                <m:r>
+                  <m:rPr>
+                    <m:sty m:val="p"/>
+                  </m:rPr>
+                  <m:t>∼</m:t>
+                </m:r>
+                <m:sSub>
+                  <m:sSubPr/>
+                  <m:e>
+                    <m:r>
+                      <m:rPr/>
+                      <m:t>q</m:t>
+                    </m:r>
+                  </m:e>
+                  <m:sub>
+                    <m:r>
+                      <m:rPr/>
+                      <m:t>t</m:t>
+                    </m:r>
+                  </m:sub>
+                </m:sSub>
               </m:oMath>
             </m:oMathPara>
           </w:p>
@@ -12704,7 +12309,7 @@
               <w:spacing w:before="0" w:after="0"/>
               <w:jc w:val="right"/>
             </w:pPr>
-            <w:bookmarkStart w:id="60" w:name="_RefEq4_29"/>
+            <w:bookmarkStart w:id="50" w:name="_RefEq4_29"/>
             <w:r>
               <w:t>(4-</w:t>
             </w:r>
@@ -12718,7 +12323,7 @@
               <w:fldChar w:fldCharType="separate"/>
             </w:r>
             <w:r>
-              <w:t>29</w:t>
+              <w:t>19</w:t>
             </w:r>
             <w:r>
               <w:fldChar w:fldCharType="end"/>
@@ -12726,7 +12331,7 @@
             <w:r>
               <w:t>)</w:t>
             </w:r>
-            <w:bookmarkEnd w:id="60"/>
+            <w:bookmarkEnd w:id="50"/>
           </w:p>
         </w:tc>
       </w:tr>
@@ -12768,6 +12373,10 @@
             <w:pPr>
               <w:spacing w:before="0" w:after="0"/>
               <w:jc w:val="center"/>
+              <w:rPr>
+                <w:rFonts w:hint="default"/>
+                <w:lang w:val="en-US"/>
+              </w:rPr>
             </w:pPr>
             <m:oMathPara>
               <m:oMathParaPr>
@@ -12996,96 +12605,16 @@
                     </m:r>
                   </m:den>
                 </m:f>
-              </m:oMath>
-            </m:oMathPara>
-          </w:p>
-        </w:tc>
-        <w:tc>
-          <w:tcPr>
-            <w:tcW w:w="650" w:type="dxa"/>
-            <w:tcMar>
-              <w:top w:w="0" w:type="dxa"/>
-              <w:left w:w="0" w:type="dxa"/>
-              <w:bottom w:w="0" w:type="dxa"/>
-              <w:right w:w="0" w:type="dxa"/>
-            </w:tcMar>
-            <w:vAlign w:val="center"/>
-          </w:tcPr>
-          <w:p>
-            <w:pPr>
-              <w:spacing w:before="0" w:after="0"/>
-              <w:jc w:val="right"/>
-            </w:pPr>
-            <w:bookmarkStart w:id="61" w:name="_RefEq4_30"/>
-            <w:r>
-              <w:t>(4-</w:t>
-            </w:r>
-            <w:r>
-              <w:fldChar w:fldCharType="begin"/>
-            </w:r>
-            <w:r>
-              <w:instrText xml:space="preserve"> SEQ Eq4 \* ARABIC </w:instrText>
-            </w:r>
-            <w:r>
-              <w:fldChar w:fldCharType="separate"/>
-            </w:r>
-            <w:r>
-              <w:t>30</w:t>
-            </w:r>
-            <w:r>
-              <w:fldChar w:fldCharType="end"/>
-            </w:r>
-            <w:r>
-              <w:t>)</w:t>
-            </w:r>
-            <w:bookmarkEnd w:id="61"/>
-          </w:p>
-        </w:tc>
-      </w:tr>
-      <w:tr>
-        <w:trPr>
-          <w:cantSplit/>
-          <w:jc w:val="center"/>
-        </w:trPr>
-        <w:tc>
-          <w:tcPr>
-            <w:tcW w:w="650" w:type="dxa"/>
-            <w:tcMar>
-              <w:top w:w="0" w:type="dxa"/>
-              <w:left w:w="0" w:type="dxa"/>
-              <w:bottom w:w="0" w:type="dxa"/>
-              <w:right w:w="0" w:type="dxa"/>
-            </w:tcMar>
-            <w:vAlign w:val="center"/>
-          </w:tcPr>
-          <w:p>
-            <w:pPr>
-              <w:spacing w:before="0" w:after="0"/>
-              <w:jc w:val="left"/>
-            </w:pPr>
-          </w:p>
-        </w:tc>
-        <w:tc>
-          <w:tcPr>
-            <w:tcW w:w="7006" w:type="dxa"/>
-            <w:tcMar>
-              <w:top w:w="0" w:type="dxa"/>
-              <w:left w:w="0" w:type="dxa"/>
-              <w:bottom w:w="0" w:type="dxa"/>
-              <w:right w:w="0" w:type="dxa"/>
-            </w:tcMar>
-            <w:vAlign w:val="center"/>
-          </w:tcPr>
-          <w:p>
-            <w:pPr>
-              <w:spacing w:before="0" w:after="0"/>
-              <w:jc w:val="center"/>
-            </w:pPr>
-            <m:oMathPara>
-              <m:oMathParaPr>
-                <m:jc m:val="center"/>
-              </m:oMathParaPr>
-              <m:oMath>
+                <m:r>
+                  <m:rPr>
+                    <m:sty m:val="p"/>
+                  </m:rPr>
+                  <w:rPr>
+                    <w:rFonts w:hint="default"/>
+                    <w:lang w:val="en-US"/>
+                  </w:rPr>
+                  <m:t>,</m:t>
+                </m:r>
                 <m:acc>
                   <m:accPr/>
                   <m:e>
@@ -13136,29 +12665,6 @@
               <w:spacing w:before="0" w:after="0"/>
               <w:jc w:val="right"/>
             </w:pPr>
-            <w:bookmarkStart w:id="62" w:name="_RefEq4_31"/>
-            <w:r>
-              <w:t>(4-</w:t>
-            </w:r>
-            <w:r>
-              <w:fldChar w:fldCharType="begin"/>
-            </w:r>
-            <w:r>
-              <w:instrText xml:space="preserve"> SEQ Eq4 \* ARABIC </w:instrText>
-            </w:r>
-            <w:r>
-              <w:fldChar w:fldCharType="separate"/>
-            </w:r>
-            <w:r>
-              <w:t>31</w:t>
-            </w:r>
-            <w:r>
-              <w:fldChar w:fldCharType="end"/>
-            </w:r>
-            <w:r>
-              <w:t>)</w:t>
-            </w:r>
-            <w:bookmarkEnd w:id="62"/>
           </w:p>
         </w:tc>
       </w:tr>
@@ -13177,7 +12683,7 @@
         <w:pStyle w:val="3"/>
         <w:jc w:val="left"/>
       </w:pPr>
-      <w:bookmarkStart w:id="63" w:name="_Toc534757053"/>
+      <w:bookmarkStart w:id="51" w:name="_Toc534757053"/>
       <w:r>
         <w:rPr>
           <w:rFonts w:ascii="黑体" w:hAnsi="黑体" w:eastAsia="黑体" w:cs="黑体"/>
@@ -13187,7 +12693,7 @@
         </w:rPr>
         <w:t>4.5 评价指标和公平性</w:t>
       </w:r>
-      <w:bookmarkEnd w:id="63"/>
+      <w:bookmarkEnd w:id="51"/>
     </w:p>
     <w:p>
       <w:pPr>
@@ -13212,7 +12718,7 @@
         </w:rPr>
         <w:t xml:space="preserve">表 </w:t>
       </w:r>
-      <w:bookmarkStart w:id="64" w:name="_RefTable4_3"/>
+      <w:bookmarkStart w:id="52" w:name="_RefTable4_3"/>
       <w:r>
         <w:rPr>
           <w:rFonts w:ascii="Times New Roman" w:hAnsi="Times New Roman" w:eastAsia="Songti SC"/>
@@ -13255,7 +12761,7 @@
         </w:rPr>
         <w:fldChar w:fldCharType="end"/>
       </w:r>
-      <w:bookmarkEnd w:id="64"/>
+      <w:bookmarkEnd w:id="52"/>
       <w:r>
         <w:rPr>
           <w:rFonts w:ascii="Times New Roman" w:hAnsi="Times New Roman" w:eastAsia="Songti SC"/>
@@ -13820,7 +13326,7 @@
               <w:spacing w:before="0" w:after="0"/>
               <w:jc w:val="right"/>
             </w:pPr>
-            <w:bookmarkStart w:id="65" w:name="_RefEq4_32"/>
+            <w:bookmarkStart w:id="53" w:name="_RefEq4_32"/>
             <w:r>
               <w:t>(4-</w:t>
             </w:r>
@@ -13834,7 +13340,7 @@
               <w:fldChar w:fldCharType="separate"/>
             </w:r>
             <w:r>
-              <w:t>32</w:t>
+              <w:t>20</w:t>
             </w:r>
             <w:r>
               <w:fldChar w:fldCharType="end"/>
@@ -13842,7 +13348,7 @@
             <w:r>
               <w:t>)</w:t>
             </w:r>
-            <w:bookmarkEnd w:id="65"/>
+            <w:bookmarkEnd w:id="53"/>
           </w:p>
         </w:tc>
       </w:tr>
@@ -14136,7 +13642,7 @@
               <w:spacing w:before="0" w:after="0"/>
               <w:jc w:val="right"/>
             </w:pPr>
-            <w:bookmarkStart w:id="66" w:name="_RefEq4_33"/>
+            <w:bookmarkStart w:id="54" w:name="_RefEq4_33"/>
             <w:r>
               <w:t>(4-</w:t>
             </w:r>
@@ -14150,7 +13656,7 @@
               <w:fldChar w:fldCharType="separate"/>
             </w:r>
             <w:r>
-              <w:t>33</w:t>
+              <w:t>21</w:t>
             </w:r>
             <w:r>
               <w:fldChar w:fldCharType="end"/>
@@ -14158,7 +13664,7 @@
             <w:r>
               <w:t>)</w:t>
             </w:r>
-            <w:bookmarkEnd w:id="66"/>
+            <w:bookmarkEnd w:id="54"/>
           </w:p>
         </w:tc>
       </w:tr>
@@ -14479,7 +13985,7 @@
               <w:spacing w:before="0" w:after="0"/>
               <w:jc w:val="right"/>
             </w:pPr>
-            <w:bookmarkStart w:id="67" w:name="_RefEq4_34"/>
+            <w:bookmarkStart w:id="55" w:name="_RefEq4_34"/>
             <w:r>
               <w:t>(4-</w:t>
             </w:r>
@@ -14493,7 +13999,7 @@
               <w:fldChar w:fldCharType="separate"/>
             </w:r>
             <w:r>
-              <w:t>34</w:t>
+              <w:t>22</w:t>
             </w:r>
             <w:r>
               <w:fldChar w:fldCharType="end"/>
@@ -14501,7 +14007,7 @@
             <w:r>
               <w:t>)</w:t>
             </w:r>
-            <w:bookmarkEnd w:id="67"/>
+            <w:bookmarkEnd w:id="55"/>
           </w:p>
         </w:tc>
       </w:tr>
@@ -14828,7 +14334,7 @@
               <w:spacing w:before="0" w:after="0"/>
               <w:jc w:val="right"/>
             </w:pPr>
-            <w:bookmarkStart w:id="68" w:name="_RefEq4_35"/>
+            <w:bookmarkStart w:id="56" w:name="_RefEq4_35"/>
             <w:r>
               <w:t>(4-</w:t>
             </w:r>
@@ -14842,7 +14348,7 @@
               <w:fldChar w:fldCharType="separate"/>
             </w:r>
             <w:r>
-              <w:t>35</w:t>
+              <w:t>23</w:t>
             </w:r>
             <w:r>
               <w:fldChar w:fldCharType="end"/>
@@ -14850,7 +14356,7 @@
             <w:r>
               <w:t>)</w:t>
             </w:r>
-            <w:bookmarkEnd w:id="68"/>
+            <w:bookmarkEnd w:id="56"/>
           </w:p>
         </w:tc>
       </w:tr>
@@ -15089,7 +14595,7 @@
               <w:spacing w:before="0" w:after="0"/>
               <w:jc w:val="right"/>
             </w:pPr>
-            <w:bookmarkStart w:id="69" w:name="_RefEq4_36"/>
+            <w:bookmarkStart w:id="57" w:name="_RefEq4_36"/>
             <w:r>
               <w:t>(4-</w:t>
             </w:r>
@@ -15103,7 +14609,7 @@
               <w:fldChar w:fldCharType="separate"/>
             </w:r>
             <w:r>
-              <w:t>36</w:t>
+              <w:t>24</w:t>
             </w:r>
             <w:r>
               <w:fldChar w:fldCharType="end"/>
@@ -15111,7 +14617,7 @@
             <w:r>
               <w:t>)</w:t>
             </w:r>
-            <w:bookmarkEnd w:id="69"/>
+            <w:bookmarkEnd w:id="57"/>
           </w:p>
         </w:tc>
       </w:tr>
@@ -15299,7 +14805,7 @@
               <w:spacing w:before="0" w:after="0"/>
               <w:jc w:val="right"/>
             </w:pPr>
-            <w:bookmarkStart w:id="70" w:name="_RefEq4_37"/>
+            <w:bookmarkStart w:id="58" w:name="_RefEq4_37"/>
             <w:r>
               <w:t>(4-</w:t>
             </w:r>
@@ -15313,7 +14819,7 @@
               <w:fldChar w:fldCharType="separate"/>
             </w:r>
             <w:r>
-              <w:t>37</w:t>
+              <w:t>25</w:t>
             </w:r>
             <w:r>
               <w:fldChar w:fldCharType="end"/>
@@ -15321,7 +14827,7 @@
             <w:r>
               <w:t>)</w:t>
             </w:r>
-            <w:bookmarkEnd w:id="70"/>
+            <w:bookmarkEnd w:id="58"/>
           </w:p>
         </w:tc>
       </w:tr>
@@ -15472,7 +14978,7 @@
               <w:spacing w:before="0" w:after="0"/>
               <w:jc w:val="right"/>
             </w:pPr>
-            <w:bookmarkStart w:id="71" w:name="_RefEq4_38"/>
+            <w:bookmarkStart w:id="59" w:name="_RefEq4_38"/>
             <w:r>
               <w:t>(4-</w:t>
             </w:r>
@@ -15486,7 +14992,7 @@
               <w:fldChar w:fldCharType="separate"/>
             </w:r>
             <w:r>
-              <w:t>38</w:t>
+              <w:t>26</w:t>
             </w:r>
             <w:r>
               <w:fldChar w:fldCharType="end"/>
@@ -15494,7 +15000,7 @@
             <w:r>
               <w:t>)</w:t>
             </w:r>
-            <w:bookmarkEnd w:id="71"/>
+            <w:bookmarkEnd w:id="59"/>
           </w:p>
         </w:tc>
       </w:tr>
@@ -15674,7 +15180,7 @@
               <w:spacing w:before="0" w:after="0"/>
               <w:jc w:val="right"/>
             </w:pPr>
-            <w:bookmarkStart w:id="72" w:name="_RefEq4_39"/>
+            <w:bookmarkStart w:id="60" w:name="_RefEq4_39"/>
             <w:r>
               <w:t>(4-</w:t>
             </w:r>
@@ -15688,7 +15194,7 @@
               <w:fldChar w:fldCharType="separate"/>
             </w:r>
             <w:r>
-              <w:t>39</w:t>
+              <w:t>27</w:t>
             </w:r>
             <w:r>
               <w:fldChar w:fldCharType="end"/>
@@ -15696,7 +15202,7 @@
             <w:r>
               <w:t>)</w:t>
             </w:r>
-            <w:bookmarkEnd w:id="72"/>
+            <w:bookmarkEnd w:id="60"/>
           </w:p>
         </w:tc>
       </w:tr>
@@ -15882,7 +15388,7 @@
               <w:spacing w:before="0" w:after="0"/>
               <w:jc w:val="right"/>
             </w:pPr>
-            <w:bookmarkStart w:id="73" w:name="_RefEq4_40"/>
+            <w:bookmarkStart w:id="61" w:name="_RefEq4_40"/>
             <w:r>
               <w:t>(4-</w:t>
             </w:r>
@@ -15896,7 +15402,7 @@
               <w:fldChar w:fldCharType="separate"/>
             </w:r>
             <w:r>
-              <w:t>40</w:t>
+              <w:t>28</w:t>
             </w:r>
             <w:r>
               <w:fldChar w:fldCharType="end"/>
@@ -15904,7 +15410,7 @@
             <w:r>
               <w:t>)</w:t>
             </w:r>
-            <w:bookmarkEnd w:id="73"/>
+            <w:bookmarkEnd w:id="61"/>
           </w:p>
         </w:tc>
       </w:tr>
@@ -15923,7 +15429,7 @@
         <w:pStyle w:val="3"/>
         <w:jc w:val="left"/>
       </w:pPr>
-      <w:bookmarkStart w:id="74" w:name="_Toc442727076"/>
+      <w:bookmarkStart w:id="62" w:name="_Toc442727076"/>
       <w:r>
         <w:rPr>
           <w:rFonts w:ascii="黑体" w:hAnsi="黑体" w:eastAsia="黑体" w:cs="黑体"/>
@@ -15933,7 +15439,7 @@
         </w:rPr>
         <w:t>4.6 可行性分析</w:t>
       </w:r>
-      <w:bookmarkEnd w:id="74"/>
+      <w:bookmarkEnd w:id="62"/>
     </w:p>
     <w:p>
       <w:pPr>
@@ -15948,7 +15454,7 @@
       <w:pPr>
         <w:pStyle w:val="2"/>
       </w:pPr>
-      <w:bookmarkStart w:id="75" w:name="_Toc2030613124"/>
+      <w:bookmarkStart w:id="63" w:name="_Toc2030613124"/>
       <w:r>
         <w:rPr>
           <w:rFonts w:ascii="黑体" w:hAnsi="黑体" w:eastAsia="黑体" w:cs="黑体"/>
@@ -15958,13 +15464,13 @@
         </w:rPr>
         <w:t>5．进度安排，预期达到的目标</w:t>
       </w:r>
-      <w:bookmarkEnd w:id="75"/>
+      <w:bookmarkEnd w:id="63"/>
     </w:p>
     <w:p>
       <w:pPr>
         <w:pStyle w:val="3"/>
       </w:pPr>
-      <w:bookmarkStart w:id="76" w:name="_Toc704656944"/>
+      <w:bookmarkStart w:id="64" w:name="_Toc704656944"/>
       <w:r>
         <w:rPr>
           <w:rFonts w:ascii="黑体" w:hAnsi="黑体" w:eastAsia="黑体" w:cs="黑体"/>
@@ -15974,7 +15480,7 @@
         </w:rPr>
         <w:t>5.1 进度安排</w:t>
       </w:r>
-      <w:bookmarkEnd w:id="76"/>
+      <w:bookmarkEnd w:id="64"/>
     </w:p>
     <w:p>
       <w:pPr>
@@ -16088,7 +15594,7 @@
         </w:rPr>
         <w:t xml:space="preserve">表 </w:t>
       </w:r>
-      <w:bookmarkStart w:id="77" w:name="_RefTable5_1"/>
+      <w:bookmarkStart w:id="65" w:name="_RefTable5_1"/>
       <w:r>
         <w:rPr>
           <w:rFonts w:ascii="Times New Roman" w:hAnsi="Times New Roman" w:eastAsia="Songti SC"/>
@@ -16131,7 +15637,7 @@
         </w:rPr>
         <w:fldChar w:fldCharType="end"/>
       </w:r>
-      <w:bookmarkEnd w:id="77"/>
+      <w:bookmarkEnd w:id="65"/>
       <w:r>
         <w:rPr>
           <w:rFonts w:ascii="Times New Roman" w:hAnsi="Times New Roman" w:eastAsia="Songti SC"/>
@@ -16703,7 +16209,7 @@
         </w:rPr>
         <w:t xml:space="preserve">图 </w:t>
       </w:r>
-      <w:bookmarkStart w:id="78" w:name="_RefFigure3"/>
+      <w:bookmarkStart w:id="66" w:name="_RefFigure3"/>
       <w:r>
         <w:rPr>
           <w:rFonts w:ascii="Times New Roman" w:hAnsi="Times New Roman" w:eastAsia="宋体"/>
@@ -16739,7 +16245,7 @@
         </w:rPr>
         <w:fldChar w:fldCharType="end"/>
       </w:r>
-      <w:bookmarkEnd w:id="78"/>
+      <w:bookmarkEnd w:id="66"/>
       <w:r>
         <w:rPr>
           <w:rFonts w:ascii="Times New Roman" w:hAnsi="Times New Roman" w:eastAsia="宋体"/>
@@ -16761,7 +16267,7 @@
       <w:pPr>
         <w:pStyle w:val="3"/>
       </w:pPr>
-      <w:bookmarkStart w:id="79" w:name="_Toc1944428250"/>
+      <w:bookmarkStart w:id="67" w:name="_Toc1944428250"/>
       <w:r>
         <w:rPr>
           <w:rFonts w:ascii="黑体" w:hAnsi="黑体" w:eastAsia="黑体" w:cs="黑体"/>
@@ -16771,7 +16277,7 @@
         </w:rPr>
         <w:t>5.2 预期达到的目标</w:t>
       </w:r>
-      <w:bookmarkEnd w:id="79"/>
+      <w:bookmarkEnd w:id="67"/>
     </w:p>
     <w:p>
       <w:pPr>
@@ -16846,7 +16352,7 @@
       <w:pPr>
         <w:pStyle w:val="2"/>
       </w:pPr>
-      <w:bookmarkStart w:id="80" w:name="_Toc1746941351"/>
+      <w:bookmarkStart w:id="68" w:name="_Toc1746941351"/>
       <w:r>
         <w:rPr>
           <w:rFonts w:ascii="黑体" w:hAnsi="黑体" w:eastAsia="黑体" w:cs="黑体"/>
@@ -16856,13 +16362,13 @@
         </w:rPr>
         <w:t>6．课题已具备和所需的条件、经费</w:t>
       </w:r>
-      <w:bookmarkEnd w:id="80"/>
+      <w:bookmarkEnd w:id="68"/>
     </w:p>
     <w:p>
       <w:pPr>
         <w:pStyle w:val="3"/>
       </w:pPr>
-      <w:bookmarkStart w:id="81" w:name="_Toc446864473"/>
+      <w:bookmarkStart w:id="69" w:name="_Toc446864473"/>
       <w:r>
         <w:rPr>
           <w:rFonts w:ascii="黑体" w:hAnsi="黑体" w:eastAsia="黑体" w:cs="黑体"/>
@@ -16872,7 +16378,7 @@
         </w:rPr>
         <w:t>6.1 已具备条件</w:t>
       </w:r>
-      <w:bookmarkEnd w:id="81"/>
+      <w:bookmarkEnd w:id="69"/>
     </w:p>
     <w:p>
       <w:pPr>
@@ -16887,7 +16393,7 @@
       <w:pPr>
         <w:pStyle w:val="3"/>
       </w:pPr>
-      <w:bookmarkStart w:id="82" w:name="_Toc700884152"/>
+      <w:bookmarkStart w:id="70" w:name="_Toc700884152"/>
       <w:r>
         <w:rPr>
           <w:rFonts w:ascii="黑体" w:hAnsi="黑体" w:eastAsia="黑体" w:cs="黑体"/>
@@ -16897,7 +16403,7 @@
         </w:rPr>
         <w:t>6.2 所需条件</w:t>
       </w:r>
-      <w:bookmarkEnd w:id="82"/>
+      <w:bookmarkEnd w:id="70"/>
     </w:p>
     <w:p>
       <w:pPr>
@@ -16912,7 +16418,7 @@
       <w:pPr>
         <w:pStyle w:val="3"/>
       </w:pPr>
-      <w:bookmarkStart w:id="83" w:name="_Toc812138869"/>
+      <w:bookmarkStart w:id="71" w:name="_Toc812138869"/>
       <w:r>
         <w:rPr>
           <w:rFonts w:ascii="黑体" w:hAnsi="黑体" w:eastAsia="黑体" w:cs="黑体"/>
@@ -16922,7 +16428,7 @@
         </w:rPr>
         <w:t>6.3 经费</w:t>
       </w:r>
-      <w:bookmarkEnd w:id="83"/>
+      <w:bookmarkEnd w:id="71"/>
     </w:p>
     <w:p>
       <w:pPr>
@@ -16970,7 +16476,7 @@
         </w:rPr>
         <w:t xml:space="preserve">表 </w:t>
       </w:r>
-      <w:bookmarkStart w:id="84" w:name="_RefTable6_1"/>
+      <w:bookmarkStart w:id="72" w:name="_RefTable6_1"/>
       <w:r>
         <w:rPr>
           <w:rFonts w:ascii="Times New Roman" w:hAnsi="Times New Roman" w:eastAsia="Songti SC"/>
@@ -17013,7 +16519,7 @@
         </w:rPr>
         <w:fldChar w:fldCharType="end"/>
       </w:r>
-      <w:bookmarkEnd w:id="84"/>
+      <w:bookmarkEnd w:id="72"/>
       <w:r>
         <w:rPr>
           <w:rFonts w:ascii="Times New Roman" w:hAnsi="Times New Roman" w:eastAsia="Songti SC"/>
@@ -17364,7 +16870,7 @@
         <w:pStyle w:val="2"/>
         <w:pageBreakBefore/>
       </w:pPr>
-      <w:bookmarkStart w:id="85" w:name="_Toc211910951"/>
+      <w:bookmarkStart w:id="73" w:name="_Toc211910951"/>
       <w:r>
         <w:rPr>
           <w:rFonts w:ascii="黑体" w:hAnsi="黑体" w:eastAsia="黑体" w:cs="黑体"/>
@@ -17374,7 +16880,7 @@
         </w:rPr>
         <w:t>7．研究过程中可能遇到的困难和问题，解决的措施</w:t>
       </w:r>
-      <w:bookmarkEnd w:id="85"/>
+      <w:bookmarkEnd w:id="73"/>
     </w:p>
     <w:p>
       <w:pPr>
@@ -17399,7 +16905,7 @@
         </w:rPr>
         <w:t xml:space="preserve">表 </w:t>
       </w:r>
-      <w:bookmarkStart w:id="86" w:name="_RefTable7_1"/>
+      <w:bookmarkStart w:id="74" w:name="_RefTable7_1"/>
       <w:r>
         <w:rPr>
           <w:rFonts w:ascii="Times New Roman" w:hAnsi="Times New Roman" w:eastAsia="Songti SC"/>
@@ -17442,7 +16948,7 @@
         </w:rPr>
         <w:fldChar w:fldCharType="end"/>
       </w:r>
-      <w:bookmarkEnd w:id="86"/>
+      <w:bookmarkEnd w:id="74"/>
       <w:r>
         <w:rPr>
           <w:rFonts w:ascii="Times New Roman" w:hAnsi="Times New Roman" w:eastAsia="Songti SC"/>
@@ -17694,7 +17200,7 @@
       <w:pPr>
         <w:pStyle w:val="2"/>
       </w:pPr>
-      <w:bookmarkStart w:id="87" w:name="_Toc1059466731"/>
+      <w:bookmarkStart w:id="75" w:name="_Toc1059466731"/>
       <w:r>
         <w:rPr>
           <w:rFonts w:ascii="黑体" w:hAnsi="黑体" w:eastAsia="黑体" w:cs="黑体"/>
@@ -17704,7 +17210,7 @@
         </w:rPr>
         <w:t>8．主要参考文献</w:t>
       </w:r>
-      <w:bookmarkEnd w:id="87"/>
+      <w:bookmarkEnd w:id="75"/>
     </w:p>
     <w:p>
       <w:pPr>
@@ -18112,7 +17618,6 @@
         <w:t>舒善富, 刘超, 孙毓忠, 等. 基于自适应知识蒸馏的代码大模型轻量化[J]. 软件学报, 2026, 37(6): 2431-2454. DOI:10.13328/j.cnki.jos.007462.</w:t>
       </w:r>
     </w:p>
-    <w:bookmarkEnd w:id="88"/>
     <w:sectPr>
       <w:footerReference r:id="rId5" w:type="default"/>
       <w:pgSz w:w="11906" w:h="16838"/>

--- a/Papers/output/开题报告-基于在线策略蒸馏的大语言模型后训练方法研究.docx
+++ b/Papers/output/开题报告-基于在线策略蒸馏的大语言模型后训练方法研究.docx
@@ -657,7 +657,7 @@
         <w:fldChar w:fldCharType="separate"/>
       </w:r>
       <w:r>
-        <w:t>3</w:t>
+        <w:t>4</w:t>
       </w:r>
       <w:r>
         <w:fldChar w:fldCharType="end"/>
@@ -701,7 +701,7 @@
         <w:fldChar w:fldCharType="separate"/>
       </w:r>
       <w:r>
-        <w:t>3</w:t>
+        <w:t>4</w:t>
       </w:r>
       <w:r>
         <w:fldChar w:fldCharType="end"/>
@@ -745,7 +745,7 @@
         <w:fldChar w:fldCharType="separate"/>
       </w:r>
       <w:r>
-        <w:t>3</w:t>
+        <w:t>5</w:t>
       </w:r>
       <w:r>
         <w:fldChar w:fldCharType="end"/>
@@ -789,7 +789,7 @@
         <w:fldChar w:fldCharType="separate"/>
       </w:r>
       <w:r>
-        <w:t>4</w:t>
+        <w:t>6</w:t>
       </w:r>
       <w:r>
         <w:fldChar w:fldCharType="end"/>
@@ -833,7 +833,7 @@
         <w:fldChar w:fldCharType="separate"/>
       </w:r>
       <w:r>
-        <w:t>4</w:t>
+        <w:t>7</w:t>
       </w:r>
       <w:r>
         <w:fldChar w:fldCharType="end"/>
@@ -877,7 +877,7 @@
         <w:fldChar w:fldCharType="separate"/>
       </w:r>
       <w:r>
-        <w:t>4</w:t>
+        <w:t>7</w:t>
       </w:r>
       <w:r>
         <w:fldChar w:fldCharType="end"/>
@@ -921,7 +921,7 @@
         <w:fldChar w:fldCharType="separate"/>
       </w:r>
       <w:r>
-        <w:t>6</w:t>
+        <w:t>10</w:t>
       </w:r>
       <w:r>
         <w:fldChar w:fldCharType="end"/>
@@ -965,7 +965,7 @@
         <w:fldChar w:fldCharType="separate"/>
       </w:r>
       <w:r>
-        <w:t>7</w:t>
+        <w:t>13</w:t>
       </w:r>
       <w:r>
         <w:fldChar w:fldCharType="end"/>
@@ -1009,7 +1009,7 @@
         <w:fldChar w:fldCharType="separate"/>
       </w:r>
       <w:r>
-        <w:t>9</w:t>
+        <w:t>16</w:t>
       </w:r>
       <w:r>
         <w:fldChar w:fldCharType="end"/>
@@ -1053,7 +1053,7 @@
         <w:fldChar w:fldCharType="separate"/>
       </w:r>
       <w:r>
-        <w:t>10</w:t>
+        <w:t>17</w:t>
       </w:r>
       <w:r>
         <w:fldChar w:fldCharType="end"/>
@@ -1097,7 +1097,7 @@
         <w:fldChar w:fldCharType="separate"/>
       </w:r>
       <w:r>
-        <w:t>11</w:t>
+        <w:t>20</w:t>
       </w:r>
       <w:r>
         <w:fldChar w:fldCharType="end"/>
@@ -1141,7 +1141,7 @@
         <w:fldChar w:fldCharType="separate"/>
       </w:r>
       <w:r>
-        <w:t>12</w:t>
+        <w:t>22</w:t>
       </w:r>
       <w:r>
         <w:fldChar w:fldCharType="end"/>
@@ -1185,7 +1185,7 @@
         <w:fldChar w:fldCharType="separate"/>
       </w:r>
       <w:r>
-        <w:t>12</w:t>
+        <w:t>22</w:t>
       </w:r>
       <w:r>
         <w:fldChar w:fldCharType="end"/>
@@ -1229,7 +1229,7 @@
         <w:fldChar w:fldCharType="separate"/>
       </w:r>
       <w:r>
-        <w:t>12</w:t>
+        <w:t>23</w:t>
       </w:r>
       <w:r>
         <w:fldChar w:fldCharType="end"/>
@@ -1258,7 +1258,7 @@
         <w:rPr>
           <w:rFonts w:ascii="黑体" w:hAnsi="黑体" w:eastAsia="黑体" w:cs="黑体"/>
         </w:rPr>
-        <w:t>3.3 不同散度目标的优化偏好</w:t>
+        <w:t>3.3 稀疏监督下的散度目标与尾部质量</w:t>
       </w:r>
       <w:r>
         <w:tab/>
@@ -1273,7 +1273,7 @@
         <w:fldChar w:fldCharType="separate"/>
       </w:r>
       <w:r>
-        <w:t>13</w:t>
+        <w:t>24</w:t>
       </w:r>
       <w:r>
         <w:fldChar w:fldCharType="end"/>
@@ -1302,7 +1302,7 @@
         <w:rPr>
           <w:rFonts w:ascii="黑体" w:hAnsi="黑体" w:eastAsia="黑体" w:cs="黑体"/>
         </w:rPr>
-        <w:t>3.4 监督信息粒度与资源效率</w:t>
+        <w:t>3.4 监督粒度选择与资源效率</w:t>
       </w:r>
       <w:r>
         <w:tab/>
@@ -1317,7 +1317,7 @@
         <w:fldChar w:fldCharType="separate"/>
       </w:r>
       <w:r>
-        <w:t>13</w:t>
+        <w:t>25</w:t>
       </w:r>
       <w:r>
         <w:fldChar w:fldCharType="end"/>
@@ -1346,14 +1346,14 @@
         <w:rPr>
           <w:rFonts w:ascii="黑体" w:hAnsi="黑体" w:eastAsia="黑体" w:cs="黑体"/>
         </w:rPr>
-        <w:t xml:space="preserve">3.5 </w:t>
+        <w:t>3.5 本章总结</w:t>
       </w:r>
       <w:r>
         <w:rPr>
           <w:rFonts w:hint="eastAsia" w:ascii="黑体" w:hAnsi="黑体" w:eastAsia="黑体" w:cs="黑体"/>
           <w:lang w:val="en-US" w:eastAsia="zh-CN"/>
         </w:rPr>
-        <w:t>本章总结</w:t>
+        <w:t/>
       </w:r>
       <w:r>
         <w:tab/>
@@ -1368,7 +1368,7 @@
         <w:fldChar w:fldCharType="separate"/>
       </w:r>
       <w:r>
-        <w:t>13</w:t>
+        <w:t>26</w:t>
       </w:r>
       <w:r>
         <w:fldChar w:fldCharType="end"/>
@@ -1412,7 +1412,7 @@
         <w:fldChar w:fldCharType="separate"/>
       </w:r>
       <w:r>
-        <w:t>14</w:t>
+        <w:t>27</w:t>
       </w:r>
       <w:r>
         <w:fldChar w:fldCharType="end"/>
@@ -1456,7 +1456,7 @@
         <w:fldChar w:fldCharType="separate"/>
       </w:r>
       <w:r>
-        <w:t>14</w:t>
+        <w:t>27</w:t>
       </w:r>
       <w:r>
         <w:fldChar w:fldCharType="end"/>
@@ -1500,7 +1500,7 @@
         <w:fldChar w:fldCharType="separate"/>
       </w:r>
       <w:r>
-        <w:t>15</w:t>
+        <w:t>29</w:t>
       </w:r>
       <w:r>
         <w:fldChar w:fldCharType="end"/>
@@ -1544,7 +1544,7 @@
         <w:fldChar w:fldCharType="separate"/>
       </w:r>
       <w:r>
-        <w:t>16</w:t>
+        <w:t>31</w:t>
       </w:r>
       <w:r>
         <w:fldChar w:fldCharType="end"/>
@@ -1573,7 +1573,7 @@
         <w:rPr>
           <w:rFonts w:ascii="黑体" w:hAnsi="黑体" w:eastAsia="黑体" w:cs="黑体"/>
         </w:rPr>
-        <w:t>4.4 损失与监督信息粒度/估计方式的定义原则</w:t>
+        <w:t>4.4 散度基线与稀疏反馈目标的定义</w:t>
       </w:r>
       <w:r>
         <w:tab/>
@@ -1588,7 +1588,7 @@
         <w:fldChar w:fldCharType="separate"/>
       </w:r>
       <w:r>
-        <w:t>18</w:t>
+        <w:t>34</w:t>
       </w:r>
       <w:r>
         <w:fldChar w:fldCharType="end"/>
@@ -1632,7 +1632,7 @@
         <w:fldChar w:fldCharType="separate"/>
       </w:r>
       <w:r>
-        <w:t>20</w:t>
+        <w:t>37</w:t>
       </w:r>
       <w:r>
         <w:fldChar w:fldCharType="end"/>
@@ -1676,7 +1676,7 @@
         <w:fldChar w:fldCharType="separate"/>
       </w:r>
       <w:r>
-        <w:t>22</w:t>
+        <w:t>41</w:t>
       </w:r>
       <w:r>
         <w:fldChar w:fldCharType="end"/>
@@ -1720,7 +1720,7 @@
         <w:fldChar w:fldCharType="separate"/>
       </w:r>
       <w:r>
-        <w:t>22</w:t>
+        <w:t>42</w:t>
       </w:r>
       <w:r>
         <w:fldChar w:fldCharType="end"/>
@@ -1764,7 +1764,7 @@
         <w:fldChar w:fldCharType="separate"/>
       </w:r>
       <w:r>
-        <w:t>22</w:t>
+        <w:t>42</w:t>
       </w:r>
       <w:r>
         <w:fldChar w:fldCharType="end"/>
@@ -1808,7 +1808,7 @@
         <w:fldChar w:fldCharType="separate"/>
       </w:r>
       <w:r>
-        <w:t>24</w:t>
+        <w:t>44</w:t>
       </w:r>
       <w:r>
         <w:fldChar w:fldCharType="end"/>
@@ -1852,7 +1852,7 @@
         <w:fldChar w:fldCharType="separate"/>
       </w:r>
       <w:r>
-        <w:t>24</w:t>
+        <w:t>45</w:t>
       </w:r>
       <w:r>
         <w:fldChar w:fldCharType="end"/>
@@ -1896,7 +1896,7 @@
         <w:fldChar w:fldCharType="separate"/>
       </w:r>
       <w:r>
-        <w:t>24</w:t>
+        <w:t>45</w:t>
       </w:r>
       <w:r>
         <w:fldChar w:fldCharType="end"/>
@@ -1940,7 +1940,7 @@
         <w:fldChar w:fldCharType="separate"/>
       </w:r>
       <w:r>
-        <w:t>25</w:t>
+        <w:t>45</w:t>
       </w:r>
       <w:r>
         <w:fldChar w:fldCharType="end"/>
@@ -1984,7 +1984,7 @@
         <w:fldChar w:fldCharType="separate"/>
       </w:r>
       <w:r>
-        <w:t>25</w:t>
+        <w:t>46</w:t>
       </w:r>
       <w:r>
         <w:fldChar w:fldCharType="end"/>
@@ -2028,7 +2028,7 @@
         <w:fldChar w:fldCharType="separate"/>
       </w:r>
       <w:r>
-        <w:t>26</w:t>
+        <w:t>47</w:t>
       </w:r>
       <w:r>
         <w:fldChar w:fldCharType="end"/>
@@ -2072,7 +2072,7 @@
         <w:fldChar w:fldCharType="separate"/>
       </w:r>
       <w:r>
-        <w:t>27</w:t>
+        <w:t>49</w:t>
       </w:r>
       <w:r>
         <w:fldChar w:fldCharType="end"/>
@@ -4250,7 +4250,7 @@
         <w:jc w:val="both"/>
       </w:pPr>
       <w:r>
-        <w:t>现有方法首先面临训练状态与部署状态不一致的问题。监督微调和离线蒸馏主要在参考答案或教师轨迹上优化，而学生在推理时必须沿自身预测继续生成，早期偏差会改变后续前缀并产生误差累积[3][4][5]。OPD 通过在学生到访状态上查询教师缓解这种分布偏移，但学生轨迹本身可能包含噪声、无效前缀或结构错误，教师反馈是否仍然有效取决于学生访问了哪些状态[7][10]。</w:t>
+        <w:t>最后，教师反馈的保留范围不仅影响数据量，也会改变训练目标。全词表监督保留完整分布；常规 Top-K 只选择高概率 token，若在子集内重新归一化，支持集以外的总概率质量将从目标中消失；K1 则以单样本估计替代词表求和，可能带来较大的梯度波动。已有工作给出了稀疏监督和效率优化的线索，但在具体 Function Calling 状态中，尾部质量有多大、截断目标如何影响训练、固定的 K 是否合理，仍需在统一协议下分析[11][14][15]。</w:t>
       </w:r>
     </w:p>
     <w:p>
@@ -4259,7 +4259,7 @@
         <w:jc w:val="both"/>
       </w:pPr>
       <w:r>
-        <w:t>其次，即使状态来源相同，蒸馏目标仍会改变知识传递的方向。Forward KL 强调覆盖教师分布，Reverse KL 更关注学生当前支持集，skew KL、JSD 等广义散度则在两种倾向之间调节[7][8][9]。已有研究还表明，低置信度 token、师生分布差异和目标构造方式可能造成梯度异常或多样性下降[12]，因此不能脱离具体任务和学生容量评价某一种散度。</w:t>
+        <w:t>据此，本文保留三个递进的研究问题：第一，在学生自主生成的工具调用过程中，如何识别并覆盖具有训练价值的前缀状态；第二，在稀疏教师反馈下，如何避免 Top-K 截断和重归一化掩盖尾部概率质量，并明确不同散度目标的作用；第三，在有限反馈预算下，如何按分布状态选择监督粒度。本文拟围绕这三个问题构建一个相互衔接的在线策略蒸馏方案，并通过受控实验检验其适用范围，而非预先断言性能收益。</w:t>
       </w:r>
     </w:p>
     <w:p>
@@ -4318,7 +4318,7 @@
         <w:jc w:val="both"/>
       </w:pPr>
       <w:r>
-        <w:t>本文不把模型、数据、LoRA 配置和评测脚本分别列为独立研究内容，而把它们视为统一实验条件。在此基础上，研究内容归纳为以下三个问题，并分别对应第 3.2、3.3 和 3.4 节：</w:t>
+        <w:t>本文仍以学生状态分布、散度目标和监督信息粒度为三条主线，但不将它们分别处理为互不关联的参数比较。研究先建立单轮 Function Calling 的在策略训练与状态分析流程，再针对 Top-K 截断后的目标偏差设计保留尾部质量的监督形式，最后研究如何在固定反馈预算下选择监督粒度。模型、数据、LoRA 配置和评测脚本是共同实验条件，三项研究内容分别见第 3.2、3.3 和 3.4 节。</w:t>
       </w:r>
     </w:p>
     <w:p>
@@ -4328,7 +4328,7 @@
         <w:jc w:val="both"/>
       </w:pPr>
       <w:r>
-        <w:t>1. 学生状态分布问题：教师在学生自主生成的哪些状态上提供反馈，才能真正缓解训练与推理之间的分布偏移？</w:t>
+        <w:t>1. 学生状态分布问题：学生自主生成的函数名、参数和结构化格式状态具有不同错误特征，如何组织这些状态，使教师反馈覆盖真正影响工具调用结果的位置？</w:t>
       </w:r>
     </w:p>
     <w:p>
@@ -4338,7 +4338,7 @@
         <w:jc w:val="both"/>
       </w:pPr>
       <w:r>
-        <w:t>2. 散度目标问题：Forward KL、Reverse KL 和广义散度如何改变学生的分布覆盖、模式选择与训练稳定性？</w:t>
+        <w:t>2. 散度目标问题：不同 KL 方向改变分布匹配偏好；在 Top-K 截断下，支持集外的概率质量如何影响目标定义，能否通过残余类别保留这部分信息？</w:t>
       </w:r>
     </w:p>
     <w:p>
@@ -4348,7 +4348,7 @@
         <w:jc w:val="both"/>
       </w:pPr>
       <w:r>
-        <w:t>3. 监督信息粒度问题：全词表、Top-K 和 K1 sampled-token 如何在任务效果、估计方差与教师反馈成本之间权衡？</w:t>
+        <w:t>3. 监督信息粒度问题：不同状态的教师分布集中程度并不相同，如何在反馈预算有限的条件下选择 K，并检验任务效果、训练稳定性与成本之间的权衡？</w:t>
       </w:r>
     </w:p>
     <w:p>
@@ -4373,7 +4373,25 @@
         <w:jc w:val="both"/>
       </w:pPr>
       <w:r>
-        <w:t>学生 rollout 决定教师监督所覆盖的前缀状态；状态过于接近参考答案，难以暴露部署时的真实错误，状态质量过低，又可能使教师反馈被噪声主导。研究将固定模型、数据和生成协议，分析学生前缀、格式错误与任务结果之间的关系，判断 OPD 相对于离线蒸馏是否确实改善了有效状态覆盖[7][10][11]。</w:t>
+        <w:t>学生 rollout 决定教师实际监督的前缀状态。本文先在单轮 Function Calling 场景建立可复现的在策略基线：学生按固定采样协议生成函数调用，冻结教师在同一学生前缀上提供条件分布，训练掩码只保留有效的 assistant 输出位置。与离线参考轨迹相比，学生轨迹能暴露部署时可能遇到的格式偏移、函数误选和参数错误；但这些状态是否适合监督，仍须由实际错误和训练结果判断[7][10][11]。</w:t>
+      </w:r>
+    </w:p>
+    <w:p>
+      <w:pPr>
+        <w:ind w:firstLine="420"/>
+        <w:jc w:val="both"/>
+      </w:pPr>
+      <w:r>
+        <w:t>在基线之上，本文拟根据可确定的工具调用边界，把有效生成位置划分为函数选择、参数键、参数值和结构标记等类别，并记录解析失败及无法可靠归类的位置。状态划分仅使用消息边界、工具 schema、解析规则与已有标注；对含糊的语义错误不强行指定“第一个错误 token”。这种划分使教师反馈的分布可被观察，也为后续分析不同位置的概率集中程度提供依据。</w:t>
+      </w:r>
+    </w:p>
+    <w:p>
+      <w:pPr>
+        <w:ind w:firstLine="420"/>
+        <w:jc w:val="both"/>
+      </w:pPr>
+      <w:r>
+        <w:t>研究将在相同 rollout 数量和有效训练 token 预算下比较均匀使用状态与按类别分层使用状态的结果，报告各类状态的占比、错误率、损失和工具调用指标。只有当状态分层能稳定改变关键错误的覆盖范围时，才进一步把它用于监督位置选择；否则保留统一掩码作为简洁基线。</w:t>
       </w:r>
     </w:p>
     <w:p>
@@ -4388,7 +4406,7 @@
           <w:color w:val="000000"/>
           <w:sz w:val="24"/>
         </w:rPr>
-        <w:t>3.3 不同散度目标的优化偏好</w:t>
+        <w:t>3.3 稀疏监督下的散度目标与尾部质量</w:t>
       </w:r>
       <w:bookmarkEnd w:id="19"/>
     </w:p>
@@ -4398,7 +4416,25 @@
         <w:jc w:val="both"/>
       </w:pPr>
       <w:r>
-        <w:t>在相同学生轨迹上，Forward KL、Reverse KL 与广义散度对教师分布的利用方式不同，可能分别表现为候选覆盖、模式集中或二者之间的折中。研究将通过训练稳定性、分布统计和 Function Calling 错误类型，解释不同散度产生差异的原因，而不是只比较单一的最终准确率[7][8][9][12]。</w:t>
+        <w:t>Forward KL、Reverse KL 与广义散度在完整词表上具有不同的概率加权方式，可能带来候选覆盖、模式集中或折中的优化行为。本文在相同学生轨迹、教师模型和有效位置上保留这些目标作为机制对照，结合熵、支持集重叠、梯度范数与 Function Calling 错误类型分析差异，而不以单一准确率给散度排序[7][8][9][12]。</w:t>
+      </w:r>
+    </w:p>
+    <w:p>
+      <w:pPr>
+        <w:ind w:firstLine="420"/>
+        <w:jc w:val="both"/>
+      </w:pPr>
+      <w:r>
+        <w:t>本课题的主要方法切入点是稀疏反馈的目标定义。常规 Top-K 在教师支持集内重新归一化后，舍弃了支持集外的总概率质量；若师生两侧都在子集内重新归一化，模型无法直接学习“其他 token 合计还占多少概率”。本文拟在教师 Top-K 中保留原始概率，并将其余 token 合并为一个残余类别；学生在同一支持集上计算对应概率与残余质量，由此构成共同的 K+1 类分布并计算散度。该方法保留尾部总质量，但并不恢复尾部 token 之间的相对分布。</w:t>
+      </w:r>
+    </w:p>
+    <w:p>
+      <w:pPr>
+        <w:ind w:firstLine="420"/>
+        <w:jc w:val="both"/>
+      </w:pPr>
+      <w:r>
+        <w:t>研究将比较完整词表目标、常规重归一化 Top-K 和残余类别 Top-K 的损失、梯度、分布统计及任务表现，并分别考察教师分布集中与分散的状态。若尾部质量普遍很小，或残余类别没有带来可重复的差异，就不能把这一构造写成有效改进，而应据结果收缩或调整方法。</w:t>
       </w:r>
     </w:p>
     <w:p>
@@ -4413,7 +4449,7 @@
           <w:color w:val="000000"/>
           <w:sz w:val="24"/>
         </w:rPr>
-        <w:t>3.4 监督信息粒度与资源效率</w:t>
+        <w:t>3.4 监督粒度选择与资源效率</w:t>
       </w:r>
       <w:bookmarkEnd w:id="20"/>
     </w:p>
@@ -4423,7 +4459,25 @@
         <w:jc w:val="both"/>
       </w:pPr>
       <w:r>
-        <w:t>全词表监督、Top-K 和 K1 sampled-token 逐步减少教师信息量，同时改变支持集覆盖、估计偏差和梯度方差。研究将在统一训练预算下同时报告任务表现、教师反馈量、训练时间和显存占用，从而判断稀疏监督节省的资源是否足以补偿可能的性能损失[11][14][15]。</w:t>
+        <w:t>全词表、固定 Top-K 和 K1 sampled-token 提供信息量与反馈大小不同的参照。K1 是对相应词表求和项的随机估计，不等同于保留概率最大的一个 token；Top-K 的主要风险是截断偏差与尾部信息损失，K1 则还需关注单样本估计方差。比较时要分别报告任务质量、数值稳定性和实际资源开销，不能把反馈数据量的减少直接称为教师前向计算量的减少[11][14][15]。</w:t>
+      </w:r>
+    </w:p>
+    <w:p>
+      <w:pPr>
+        <w:ind w:firstLine="420"/>
+        <w:jc w:val="both"/>
+      </w:pPr>
+      <w:r>
+        <w:t>固定 K 对所有状态使用同样数量的候选，但教师分布的集中程度可能随函数选择、参数与格式位置变化。本文拟设置累计概率质量阈值，在预先限定的最大 K 内选择达到阈值的最小支持集；达到上限后仍存在的尾部质量继续由残余类别表示。阈值和上限属于需要在验证集确定的超参数，不使用测试集调节，也不预设不同状态一定需要不同 K。</w:t>
+      </w:r>
+    </w:p>
+    <w:p>
+      <w:pPr>
+        <w:ind w:firstLine="420"/>
+        <w:jc w:val="both"/>
+      </w:pPr>
+      <w:r>
+        <w:t>研究将以相同学生更新次数、有效 token 数和可比的教师反馈字节数，对照固定 K 与自适应 K，并记录所选 K 的分布、残余概率质量、训练时间、显存和工具调用表现。若动态选择的额外开销超过收益，固定 K 仍是合理结论；研究重点是给出可复现的适用边界。</w:t>
       </w:r>
     </w:p>
     <w:p>
@@ -4462,7 +4516,7 @@
         <w:jc w:val="both"/>
       </w:pPr>
       <w:r>
-        <w:t>研究问题、研究方案和研究目的的对应与递进关系如图 1 所示。学生状态分布问题通过在策略状态采样检验有效监督，不同散度目标通过受控比较解释优化机制，监督信息粒度问题通过分层实验形成任务效果与教师成本的选择依据。三个部分在各层内均由有效性分析递进到机制解释，再递进到性能与成本权衡。</w:t>
+        <w:t>研究问题、拟采用的方法与研究目的的递进关系如图 1 所示。首先通过单轮工具调用轨迹和状态分层明确教师监督所处的位置；随后在稀疏反馈中保留 Top-K 以外的总概率质量，分析目标定义对梯度和行为的影响；最后在反馈预算下选择 K，并检验这种设计是否改善任务效果与成本之间的关系。三个部分共享同一任务、模型、数据划分和评测规则。</w:t>
       </w:r>
     </w:p>
     <w:p>
@@ -4595,8 +4649,6 @@
         <w:t>4．研究方案</w:t>
       </w:r>
       <w:bookmarkEnd w:id="23"/>
-      <w:bookmarkStart w:id="76" w:name="_GoBack"/>
-      <w:bookmarkEnd w:id="76"/>
     </w:p>
     <w:p>
       <w:pPr>
@@ -4676,17 +4728,7 @@
         <w:jc w:val="both"/>
       </w:pPr>
       <w:r>
-        <w:t>本文以学生模型在真实生成过程中访问的状态为起点，将教师反馈、分布匹配和参数更新放在</w:t>
-      </w:r>
-      <w:r>
-        <w:rPr>
-          <w:rFonts w:hint="eastAsia"/>
-          <w:lang w:val="en-US" w:eastAsia="zh-CN"/>
-        </w:rPr>
-        <w:t>一起综合计算</w:t>
-      </w:r>
-      <w:r>
-        <w:t>。具体过程是：学生先根据当前策略生成 Function Calling 轨迹，教师再在这些学生前缀上给出条件分布，最后由选定的散度和监督信息粒度形成梯度。这样处理后，状态来源、优化目标和教师信息量不再混在一个方法名称中，而可以作为三个相互独立的变量加以比较。</w:t>
+        <w:t>本文以学生在单轮 Function Calling 中真实访问的状态为起点，将教师反馈、目标构造和参数更新连接为同一训练流程。学生生成调用轨迹后，系统根据消息边界与工具结构标记有效状态；冻结教师在这些学生前缀上输出条件概率。基线实验分别使用完整分布、常规 Top-K 和单样本估计，拟研究的方法则在 Top-K 支持集外保留一个残余概率类别，并根据教师概率质量选择反馈粒度。这样，状态来源、目标定义和信息预算可以逐层分析，而不是作为九种组合的简单罗列。</w:t>
       </w:r>
     </w:p>
     <w:p>
@@ -5746,7 +5788,7 @@
         <w:jc w:val="both"/>
       </w:pPr>
       <w:r>
-        <w:t>上式中的统一估计项在全词表方案下等于完整散度，在 Top-K 方案下等于重归一化后的截断散度，在 K1 方案下等于后文给出的单样本重要性估计。每次参数更新只对师生条件分布之间的损失反向传播；学生生成的离散轨迹只作为状态序列使用，不对采样过程本身求梯度。学生生成分布决定教师看到什么状态，散度函数决定教师知识以何种偏好转化为梯度，估计方式则决定每个位置实际使用多少教师信息。学生只在 LoRA 参数子空间内更新，因此总体优化问题可写为：</w:t>
+        <w:t>上式中的统一估计项在完整词表方案下为完整散度，在常规 Top-K 方案下为支持集内重归一化目标，在 K1 方案下为后文定义的单样本估计。本文另拟构建保留尾部总质量的 Top-K 目标，作为对常规截断方案的定点改进；其中支持集由教师确定，师生均在相同支持集及同一个残余类别上计算概率。训练更新只对条件分布损失反向传播，学生离散采样轨迹仅作为状态序列，不对采样操作求梯度。学生仍只在 LoRA 参数子空间更新，因此总体优化问题可写为：</w:t>
       </w:r>
     </w:p>
     <w:tbl>
@@ -5996,7 +6038,7 @@
         <w:jc w:val="both"/>
       </w:pPr>
       <w:r>
-        <w:t>三个研究问题由此统一到同一目标中：学生轨迹决定监督状态，散度决定优化偏好，监督信息粒度与估计方式决定信息量和计算成本。整体技术路线如图 2 所示。</w:t>
+        <w:t>统一目标的作用是让三个研究问题相互衔接：学生轨迹和位置标记确定教师在哪些状态上监督；散度及残余类别构造确定教师概率如何变成训练信号；固定或自适应 K 决定每个状态保留多少显式反馈。总体技术路线如图 2 所示。</w:t>
       </w:r>
     </w:p>
     <w:p>
@@ -7459,7 +7501,7 @@
         <w:jc w:val="both"/>
       </w:pPr>
       <w:r>
-        <w:t>教师并不重新生成一条替代答案，而是在学生已经到达的前缀上评分。这样，教师监督对应的是学生部署时真正可能访问的状态。对同一前缀，师生两侧分别计算 logits，并通过 softmax 得到条件概率分布：</w:t>
+        <w:t>教师不重新生成替代答案，而是在学生已经到达的前缀上评分，使监督对应学生可能实际访问的状态。对同一前缀，师生两侧分别计算 logits 并通过 softmax 得到条件概率分布。状态另按函数选择、参数键、参数值和结构标记分类；无法根据 schema 与解析规则可靠分类的位置单独记录，不把推测的错误位置当作已验证标签。</w:t>
       </w:r>
     </w:p>
     <w:tbl>
@@ -8689,7 +8731,7 @@
         <w:jc w:val="both"/>
       </w:pPr>
       <w:r>
-        <w:t>表 4-1 给出了各环节需要固定和单独记录的变量。本文在所有对照组中使用同一批输入、同一 rollout 规则和同一有效位置掩码，使损失变化能够归因于散度类型或监督信息粒度，而不是生成长度、模板或后处理差异。训练、反馈与评测之间的关系见图 3。</w:t>
+        <w:t>表 4-1 给出各环节固定与记录的变量。所有对照组共享输入、生成协议、数据划分和有效位置定义；状态分层实验仅改变同预算下所使用的位置，损失实验则固定轨迹与位置后再切换目标。教师反馈同时记录 Top-K 累计概率、残余质量及所选 K，使后续结果能够区分状态选择、目标定义和反馈粒度的影响。训练、反馈与评测关系见图 3。</w:t>
       </w:r>
     </w:p>
     <w:p>
@@ -8807,7 +8849,7 @@
           <w:color w:val="000000"/>
           <w:sz w:val="24"/>
         </w:rPr>
-        <w:t>4.4 损失与监督信息粒度/估计方式的定义原则</w:t>
+        <w:t>4.4 散度基线与稀疏反馈目标的定义</w:t>
       </w:r>
       <w:bookmarkEnd w:id="41"/>
     </w:p>
@@ -10279,7 +10321,7 @@
         <w:jc w:val="both"/>
       </w:pPr>
       <w:r>
-        <w:t>上述散度与三种监督信息粒度组成表 4-2 的实验矩阵。每个单元格都在相同数据、学生初始化、更新步数和 rollout 预算下运行。</w:t>
+        <w:t>为把散度比较与拟研究的方法区分开，表 4-2 将实验安排为四层对照：完整词表散度基线、固定 K 下的常规截断与残余类别目标、固定 K 与自适应 K、以及 K1 低反馈量参照。每层实验只改变一个核心因素，并共享模型、数据、学生轨迹、有效位置和训练预算。</w:t>
       </w:r>
     </w:p>
     <w:p>
@@ -10345,13 +10387,13 @@
           <w:rFonts w:ascii="Times New Roman" w:hAnsi="Times New Roman" w:eastAsia="Songti SC"/>
           <w:sz w:val="21"/>
         </w:rPr>
-        <w:t xml:space="preserve">  散度目标与监督信息粒度比较矩阵</w:t>
+        <w:t xml:space="preserve">  分层对照实验设计</w:t>
       </w:r>
     </w:p>
     <w:tbl>
       <w:tblPr>
         <w:tblStyle w:val="11"/>
-        <w:tblW w:w="0" w:type="auto"/>
+        <w:tblW w:w="8306" w:type="dxa"/>
         <w:jc w:val="center"/>
         <w:tblBorders>
           <w:top w:val="single" w:color="auto" w:sz="4" w:space="0"/>
@@ -10361,7 +10403,7 @@
           <w:insideH w:val="single" w:color="auto" w:sz="4" w:space="0"/>
           <w:insideV w:val="single" w:color="auto" w:sz="4" w:space="0"/>
         </w:tblBorders>
-        <w:tblLayout w:type="autofit"/>
+        <w:tblLayout w:type="fixed"/>
         <w:tblCellMar>
           <w:top w:w="0" w:type="dxa"/>
           <w:left w:w="108" w:type="dxa"/>
@@ -10370,11 +10412,11 @@
         </w:tblCellMar>
       </w:tblPr>
       <w:tblGrid>
-        <w:gridCol w:w="2058"/>
-        <w:gridCol w:w="1761"/>
-        <w:gridCol w:w="1730"/>
-        <w:gridCol w:w="1604"/>
-        <w:gridCol w:w="1369"/>
+        <w:gridCol w:w="1150"/>
+        <w:gridCol w:w="2350"/>
+        <w:gridCol w:w="1450"/>
+        <w:gridCol w:w="1900"/>
+        <w:gridCol w:w="1456"/>
       </w:tblGrid>
       <w:tr>
         <w:trPr>
@@ -10383,7 +10425,7 @@
         </w:trPr>
         <w:tc>
           <w:tcPr>
-            <w:tcW w:w="4148" w:type="dxa"/>
+            <w:tcW w:w="1150" w:type="dxa"/>
             <w:vAlign w:val="center"/>
           </w:tcPr>
           <w:p>
@@ -10398,13 +10440,13 @@
                 <w:b/>
                 <w:sz w:val="19"/>
               </w:rPr>
-              <w:t>监督信息粒度/估计方式</w:t>
-            </w:r>
-          </w:p>
-        </w:tc>
-        <w:tc>
-          <w:tcPr>
-            <w:tcW w:w="4148" w:type="dxa"/>
+              <w:t>实验层次</w:t>
+            </w:r>
+          </w:p>
+        </w:tc>
+        <w:tc>
+          <w:tcPr>
+            <w:tcW w:w="2350" w:type="dxa"/>
             <w:vAlign w:val="center"/>
           </w:tcPr>
           <w:p>
@@ -10419,13 +10461,13 @@
                 <w:b/>
                 <w:sz w:val="19"/>
               </w:rPr>
-              <w:t>Forward KL</w:t>
-            </w:r>
-          </w:p>
-        </w:tc>
-        <w:tc>
-          <w:tcPr>
-            <w:tcW w:w="4148" w:type="dxa"/>
+              <w:t>固定条件</w:t>
+            </w:r>
+          </w:p>
+        </w:tc>
+        <w:tc>
+          <w:tcPr>
+            <w:tcW w:w="1450" w:type="dxa"/>
             <w:vAlign w:val="center"/>
           </w:tcPr>
           <w:p>
@@ -10440,13 +10482,13 @@
                 <w:b/>
                 <w:sz w:val="19"/>
               </w:rPr>
-              <w:t>Reverse KL</w:t>
-            </w:r>
-          </w:p>
-        </w:tc>
-        <w:tc>
-          <w:tcPr>
-            <w:tcW w:w="4148" w:type="dxa"/>
+              <w:t>变化因素</w:t>
+            </w:r>
+          </w:p>
+        </w:tc>
+        <w:tc>
+          <w:tcPr>
+            <w:tcW w:w="1900" w:type="dxa"/>
             <w:vAlign w:val="center"/>
           </w:tcPr>
           <w:p>
@@ -10461,13 +10503,13 @@
                 <w:b/>
                 <w:sz w:val="19"/>
               </w:rPr>
-              <w:t>广义散度</w:t>
-            </w:r>
-          </w:p>
-        </w:tc>
-        <w:tc>
-          <w:tcPr>
-            <w:tcW w:w="4148" w:type="dxa"/>
+              <w:t>主要观察</w:t>
+            </w:r>
+          </w:p>
+        </w:tc>
+        <w:tc>
+          <w:tcPr>
+            <w:tcW w:w="1456" w:type="dxa"/>
             <w:vAlign w:val="center"/>
           </w:tcPr>
           <w:p>
@@ -10482,7 +10524,7 @@
                 <w:b/>
                 <w:sz w:val="19"/>
               </w:rPr>
-              <w:t>说明</w:t>
+              <w:t>研究作用</w:t>
             </w:r>
           </w:p>
         </w:tc>
@@ -10493,7 +10535,7 @@
         </w:trPr>
         <w:tc>
           <w:tcPr>
-            <w:tcW w:w="4148" w:type="dxa"/>
+            <w:tcW w:w="1150" w:type="dxa"/>
             <w:vAlign w:val="center"/>
           </w:tcPr>
           <w:p>
@@ -10508,13 +10550,13 @@
                 <w:b w:val="0"/>
                 <w:sz w:val="19"/>
               </w:rPr>
-              <w:t>全词表</w:t>
-            </w:r>
-          </w:p>
-        </w:tc>
-        <w:tc>
-          <w:tcPr>
-            <w:tcW w:w="4148" w:type="dxa"/>
+              <w:t>完整词表散度基线</w:t>
+            </w:r>
+          </w:p>
+        </w:tc>
+        <w:tc>
+          <w:tcPr>
+            <w:tcW w:w="2350" w:type="dxa"/>
             <w:vAlign w:val="center"/>
           </w:tcPr>
           <w:p>
@@ -10529,13 +10571,13 @@
                 <w:b w:val="0"/>
                 <w:sz w:val="19"/>
               </w:rPr>
-              <w:t>全词表 FKL</w:t>
-            </w:r>
-          </w:p>
-        </w:tc>
-        <w:tc>
-          <w:tcPr>
-            <w:tcW w:w="4148" w:type="dxa"/>
+              <w:t>学生模型、教师模型、数据、rollout、训练预算、评价协议</w:t>
+            </w:r>
+          </w:p>
+        </w:tc>
+        <w:tc>
+          <w:tcPr>
+            <w:tcW w:w="1450" w:type="dxa"/>
             <w:vAlign w:val="center"/>
           </w:tcPr>
           <w:p>
@@ -10550,13 +10592,13 @@
                 <w:b w:val="0"/>
                 <w:sz w:val="19"/>
               </w:rPr>
-              <w:t>全词表 RKL</w:t>
-            </w:r>
-          </w:p>
-        </w:tc>
-        <w:tc>
-          <w:tcPr>
-            <w:tcW w:w="4148" w:type="dxa"/>
+              <w:t>Forward KL、Reverse KL、广义散度</w:t>
+            </w:r>
+          </w:p>
+        </w:tc>
+        <w:tc>
+          <w:tcPr>
+            <w:tcW w:w="1900" w:type="dxa"/>
             <w:vAlign w:val="center"/>
           </w:tcPr>
           <w:p>
@@ -10571,13 +10613,13 @@
                 <w:b w:val="0"/>
                 <w:sz w:val="19"/>
               </w:rPr>
-              <w:t>全词表广义散度</w:t>
-            </w:r>
-          </w:p>
-        </w:tc>
-        <w:tc>
-          <w:tcPr>
-            <w:tcW w:w="4148" w:type="dxa"/>
+              <w:t>分布覆盖、模式集中、训练稳定性、任务指标</w:t>
+            </w:r>
+          </w:p>
+        </w:tc>
+        <w:tc>
+          <w:tcPr>
+            <w:tcW w:w="1456" w:type="dxa"/>
             <w:vAlign w:val="center"/>
           </w:tcPr>
           <w:p>
@@ -10592,7 +10634,7 @@
                 <w:b w:val="0"/>
                 <w:sz w:val="19"/>
               </w:rPr>
-              <w:t>完整分布基线</w:t>
+              <w:t>确定散度偏好基线</w:t>
             </w:r>
           </w:p>
         </w:tc>
@@ -10603,7 +10645,7 @@
         </w:trPr>
         <w:tc>
           <w:tcPr>
-            <w:tcW w:w="4148" w:type="dxa"/>
+            <w:tcW w:w="1150" w:type="dxa"/>
             <w:vAlign w:val="center"/>
           </w:tcPr>
           <w:p>
@@ -10618,13 +10660,13 @@
                 <w:b w:val="0"/>
                 <w:sz w:val="19"/>
               </w:rPr>
-              <w:t>Top-K</w:t>
-            </w:r>
-          </w:p>
-        </w:tc>
-        <w:tc>
-          <w:tcPr>
-            <w:tcW w:w="4148" w:type="dxa"/>
+              <w:t>固定 K 的目标对照</w:t>
+            </w:r>
+          </w:p>
+        </w:tc>
+        <w:tc>
+          <w:tcPr>
+            <w:tcW w:w="2350" w:type="dxa"/>
             <w:vAlign w:val="center"/>
           </w:tcPr>
           <w:p>
@@ -10639,13 +10681,13 @@
                 <w:b w:val="0"/>
                 <w:sz w:val="19"/>
               </w:rPr>
-              <w:t>Top-K FKL</w:t>
-            </w:r>
-          </w:p>
-        </w:tc>
-        <w:tc>
-          <w:tcPr>
-            <w:tcW w:w="4148" w:type="dxa"/>
+              <w:t>学生模型、教师模型、数据、支持集来源、K、训练预算</w:t>
+            </w:r>
+          </w:p>
+        </w:tc>
+        <w:tc>
+          <w:tcPr>
+            <w:tcW w:w="1450" w:type="dxa"/>
             <w:vAlign w:val="center"/>
           </w:tcPr>
           <w:p>
@@ -10660,13 +10702,13 @@
                 <w:b w:val="0"/>
                 <w:sz w:val="19"/>
               </w:rPr>
-              <w:t>Top-K RKL</w:t>
-            </w:r>
-          </w:p>
-        </w:tc>
-        <w:tc>
-          <w:tcPr>
-            <w:tcW w:w="4148" w:type="dxa"/>
+              <w:t>常规重归一化 Top-K vs 残余类别 Top-K</w:t>
+            </w:r>
+          </w:p>
+        </w:tc>
+        <w:tc>
+          <w:tcPr>
+            <w:tcW w:w="1900" w:type="dxa"/>
             <w:vAlign w:val="center"/>
           </w:tcPr>
           <w:p>
@@ -10681,13 +10723,13 @@
                 <w:b w:val="0"/>
                 <w:sz w:val="19"/>
               </w:rPr>
-              <w:t>Top-K 广义散度</w:t>
-            </w:r>
-          </w:p>
-        </w:tc>
-        <w:tc>
-          <w:tcPr>
-            <w:tcW w:w="4148" w:type="dxa"/>
+              <w:t>尾部概率质量、损失与梯度、任务指标</w:t>
+            </w:r>
+          </w:p>
+        </w:tc>
+        <w:tc>
+          <w:tcPr>
+            <w:tcW w:w="1456" w:type="dxa"/>
             <w:vAlign w:val="center"/>
           </w:tcPr>
           <w:p>
@@ -10702,7 +10744,7 @@
                 <w:b w:val="0"/>
                 <w:sz w:val="19"/>
               </w:rPr>
-              <w:t>稀疏支持集方案</w:t>
+              <w:t>识别截断目标的尾部信息作用</w:t>
             </w:r>
           </w:p>
         </w:tc>
@@ -10713,7 +10755,7 @@
         </w:trPr>
         <w:tc>
           <w:tcPr>
-            <w:tcW w:w="4148" w:type="dxa"/>
+            <w:tcW w:w="1150" w:type="dxa"/>
             <w:vAlign w:val="center"/>
           </w:tcPr>
           <w:p>
@@ -10728,13 +10770,13 @@
                 <w:b w:val="0"/>
                 <w:sz w:val="19"/>
               </w:rPr>
-              <w:t>K1 sampled-token</w:t>
-            </w:r>
-          </w:p>
-        </w:tc>
-        <w:tc>
-          <w:tcPr>
-            <w:tcW w:w="4148" w:type="dxa"/>
+              <w:t>固定目标的反馈粒度</w:t>
+            </w:r>
+          </w:p>
+        </w:tc>
+        <w:tc>
+          <w:tcPr>
+            <w:tcW w:w="2350" w:type="dxa"/>
             <w:vAlign w:val="center"/>
           </w:tcPr>
           <w:p>
@@ -10749,13 +10791,13 @@
                 <w:b w:val="0"/>
                 <w:sz w:val="19"/>
               </w:rPr>
-              <w:t>K1-FKL 估计</w:t>
-            </w:r>
-          </w:p>
-        </w:tc>
-        <w:tc>
-          <w:tcPr>
-            <w:tcW w:w="4148" w:type="dxa"/>
+              <w:t>学生模型、教师模型、数据、目标定义、有效 token、训练预算</w:t>
+            </w:r>
+          </w:p>
+        </w:tc>
+        <w:tc>
+          <w:tcPr>
+            <w:tcW w:w="1450" w:type="dxa"/>
             <w:vAlign w:val="center"/>
           </w:tcPr>
           <w:p>
@@ -10770,13 +10812,13 @@
                 <w:b w:val="0"/>
                 <w:sz w:val="19"/>
               </w:rPr>
-              <w:t>K1-RKL 估计</w:t>
-            </w:r>
-          </w:p>
-        </w:tc>
-        <w:tc>
-          <w:tcPr>
-            <w:tcW w:w="4148" w:type="dxa"/>
+              <w:t>固定 K vs 自适应 K</w:t>
+            </w:r>
+          </w:p>
+        </w:tc>
+        <w:tc>
+          <w:tcPr>
+            <w:tcW w:w="1900" w:type="dxa"/>
             <w:vAlign w:val="center"/>
           </w:tcPr>
           <w:p>
@@ -10791,13 +10833,13 @@
                 <w:b w:val="0"/>
                 <w:sz w:val="19"/>
               </w:rPr>
-              <w:t>K1 广义散度估计</w:t>
-            </w:r>
-          </w:p>
-        </w:tc>
-        <w:tc>
-          <w:tcPr>
-            <w:tcW w:w="4148" w:type="dxa"/>
+              <w:t>所选 K、残余质量、训练时间、显存、任务指标</w:t>
+            </w:r>
+          </w:p>
+        </w:tc>
+        <w:tc>
+          <w:tcPr>
+            <w:tcW w:w="1456" w:type="dxa"/>
             <w:vAlign w:val="center"/>
           </w:tcPr>
           <w:p>
@@ -10812,7 +10854,117 @@
                 <w:b w:val="0"/>
                 <w:sz w:val="19"/>
               </w:rPr>
-              <w:t>单样本随机估计</w:t>
+              <w:t>检验反馈预算下的适用边界</w:t>
+            </w:r>
+          </w:p>
+        </w:tc>
+      </w:tr>
+      <w:tr>
+        <w:trPr>
+          <w:jc w:val="center"/>
+        </w:trPr>
+        <w:tc>
+          <w:tcPr>
+            <w:tcW w:w="1150" w:type="dxa"/>
+            <w:vAlign w:val="center"/>
+          </w:tcPr>
+          <w:p>
+            <w:pPr>
+              <w:spacing w:before="0" w:after="0" w:line="240" w:lineRule="auto"/>
+              <w:ind w:firstLine="0"/>
+              <w:jc w:val="left"/>
+            </w:pPr>
+            <w:r>
+              <w:rPr>
+                <w:rFonts w:ascii="Times New Roman" w:hAnsi="Times New Roman" w:eastAsia="宋体"/>
+                <w:b w:val="0"/>
+                <w:sz w:val="19"/>
+              </w:rPr>
+              <w:t>K1 低反馈量边界基线</w:t>
+            </w:r>
+          </w:p>
+        </w:tc>
+        <w:tc>
+          <w:tcPr>
+            <w:tcW w:w="2350" w:type="dxa"/>
+            <w:vAlign w:val="center"/>
+          </w:tcPr>
+          <w:p>
+            <w:pPr>
+              <w:spacing w:before="0" w:after="0" w:line="240" w:lineRule="auto"/>
+              <w:ind w:firstLine="0"/>
+              <w:jc w:val="left"/>
+            </w:pPr>
+            <w:r>
+              <w:rPr>
+                <w:rFonts w:ascii="Times New Roman" w:hAnsi="Times New Roman" w:eastAsia="宋体"/>
+                <w:b w:val="0"/>
+                <w:sz w:val="19"/>
+              </w:rPr>
+              <w:t>学生模型、教师模型、数据、采样分布、训练预算</w:t>
+            </w:r>
+          </w:p>
+        </w:tc>
+        <w:tc>
+          <w:tcPr>
+            <w:tcW w:w="1450" w:type="dxa"/>
+            <w:vAlign w:val="center"/>
+          </w:tcPr>
+          <w:p>
+            <w:pPr>
+              <w:spacing w:before="0" w:after="0" w:line="240" w:lineRule="auto"/>
+              <w:ind w:firstLine="0"/>
+              <w:jc w:val="left"/>
+            </w:pPr>
+            <w:r>
+              <w:rPr>
+                <w:rFonts w:ascii="Times New Roman" w:hAnsi="Times New Roman" w:eastAsia="宋体"/>
+                <w:b w:val="0"/>
+                <w:sz w:val="19"/>
+              </w:rPr>
+              <w:t>K1 sampled-token（与选定 Top-K 目标对照）</w:t>
+            </w:r>
+          </w:p>
+        </w:tc>
+        <w:tc>
+          <w:tcPr>
+            <w:tcW w:w="1900" w:type="dxa"/>
+            <w:vAlign w:val="center"/>
+          </w:tcPr>
+          <w:p>
+            <w:pPr>
+              <w:spacing w:before="0" w:after="0" w:line="240" w:lineRule="auto"/>
+              <w:ind w:firstLine="0"/>
+              <w:jc w:val="left"/>
+            </w:pPr>
+            <w:r>
+              <w:rPr>
+                <w:rFonts w:ascii="Times New Roman" w:hAnsi="Times New Roman" w:eastAsia="宋体"/>
+                <w:b w:val="0"/>
+                <w:sz w:val="19"/>
+              </w:rPr>
+              <w:t>估计方差、异常 loss、反馈字节数、任务指标</w:t>
+            </w:r>
+          </w:p>
+        </w:tc>
+        <w:tc>
+          <w:tcPr>
+            <w:tcW w:w="1456" w:type="dxa"/>
+            <w:vAlign w:val="center"/>
+          </w:tcPr>
+          <w:p>
+            <w:pPr>
+              <w:spacing w:before="0" w:after="0" w:line="240" w:lineRule="auto"/>
+              <w:ind w:firstLine="0"/>
+              <w:jc w:val="left"/>
+            </w:pPr>
+            <w:r>
+              <w:rPr>
+                <w:rFonts w:ascii="Times New Roman" w:hAnsi="Times New Roman" w:eastAsia="宋体"/>
+                <w:b w:val="0"/>
+                <w:sz w:val="19"/>
+              </w:rPr>
+              <w:t>刻画极低反馈量与单样本估计风险</w:t>
             </w:r>
           </w:p>
         </w:tc>
@@ -10824,7 +10976,7 @@
         <w:jc w:val="both"/>
       </w:pPr>
       <w:r>
-        <w:t>矩阵的作用不是穷举方法名称，而是分离两个容易混淆的因素：纵向改变教师信息的保留范围，横向改变分布差异转化为梯度的方式。由此可以判断性能变化究竟来自散度偏好，还是来自教师信息量。</w:t>
+        <w:t>散度方向与监督粒度不再被安排为全部组合的穷举矩阵。表 4-2 将实验分为三层：完整词表散度基线用于观察优化偏好；固定 K 下比较常规截断与保留残余质量的目标，用于识别尾部信息的作用；在选定目标上比较固定 K、自适应 K 与 K1，以判断反馈预算和估计波动的影响。各层均固定其余变量。</w:t>
       </w:r>
     </w:p>
     <w:p>
@@ -10833,7 +10985,7 @@
         <w:jc w:val="both"/>
       </w:pPr>
       <w:r>
-        <w:t>全词表方案以完整词表作为支持集，并直接使用师生完整概率分布计算散度，是信息最完整的基线。Top-K 方案则由教师分布确定支持集：</w:t>
+        <w:t>完整词表方案直接使用师生完整概率分布计算散度，作为信息最充分的基线。常规 Top-K 方案由教师分布选出支持集，并分别计算教师和学生在该集合内的概率质量：</w:t>
       </w:r>
     </w:p>
     <w:tbl>
@@ -11413,7 +11565,7 @@
         <w:jc w:val="both"/>
       </w:pPr>
       <w:r>
-        <w:t>在同一支持集上分别归一化师生概率，以避免把教师尾部概率无意并入某个保留 token：</w:t>
+        <w:t>常规截断基线在选定支持集内分别归一化师生概率，如式（4-18）所示。拟研究的残余类别目标不对所选概率重新归一化，而是把支持集外的教师概率总和与学生概率总和分别作为第 K+1 类，在共同支持集上计算 Forward KL；这样只保留尾部总质量，不宣称恢复尾部内部结构。训练中将单独记录残余质量与数值异常，以判断该构造是否有实际作用。</w:t>
       </w:r>
     </w:p>
     <w:tbl>
@@ -11950,7 +12102,7 @@
         <w:jc w:val="both"/>
       </w:pPr>
       <w:r>
-        <w:t>K1 sampled-token 将词表求和改写为单样本重要性估计。样本从提议分布中抽取，Forward KL 与 Reverse KL 的单样本估计分别为：</w:t>
+        <w:t>K1 sampled-token 将词表求和改写为单样本重要性估计，作为低反馈量基线。样本从提议分布抽取，Forward KL 和 Reverse KL 对应的单样本估计分别为：</w:t>
       </w:r>
     </w:p>
     <w:tbl>
@@ -12675,7 +12827,7 @@
         <w:jc w:val="both"/>
       </w:pPr>
       <w:r>
-        <w:t>为控制方差，提议分布必须覆盖被估计分布的支持集，并记录其定义、随机种子和概率下界。所有方案统一采用 log-sum-exp、有效位置归一化和有限值检查，以避免混合精度下的 NaN 或 Inf。</w:t>
+        <w:t>为控制估计方差，提议分布须覆盖被估计分布的支持集，并记录其定义、随机种子和概率下界。自适应 K 的候选规则是在最大支持集大小内选择达到预设累计教师概率质量的最小 K；仍未覆盖的概率由残余类别表示。阈值在验证集上确定，并与相同反馈预算的固定 K 比较。所有目标统一使用 log-sum-exp、有效位置归一化和有限值检查，防止混合精度下出现 NaN 或 Inf。仅保存较少概率值不等于减少教师模型前向计算，二者分别计量。</w:t>
       </w:r>
     </w:p>
     <w:p>
@@ -12703,6 +12855,14 @@
       <w:r>
         <w:t>本文从任务正确性、训练稳定性和资源成本三个层面评价方法，具体指标及其作用见表 4-3。</w:t>
       </w:r>
+    </w:p>
+    <w:p>
+      <w:pPr>
+        <w:ind w:firstLine="420"/>
+        <w:jc w:val="both"/>
+      </w:pPr>
+      <w:bookmarkStart w:id="76" w:name="_GoBack"/>
+      <w:bookmarkEnd w:id="76"/>
     </w:p>
     <w:p>
       <w:pPr>
@@ -14018,7 +14178,7 @@
         <w:jc w:val="both"/>
       </w:pPr>
       <w:r>
-        <w:t>其中“≡”依据 schema 允许的类型转换、顺序不敏感字段和等价表示判定。本文还分别报告 JSON 可解析率、schema 合法率和工具执行成功率，因为格式合法、函数选择正确与任务真正完成并不是同一个指标。BFCL 的任务划分与判定规则为这套评测提供参考[27]。</w:t>
+        <w:t>其中“≡”依据 schema 允许的类型转换、顺序不敏感字段和等价表示判定。本文分别报告 JSON 可解析率、schema 合法率、函数选择和参数正确率；只有当数据集提供可执行工具且执行环境经过验证时，才报告工具执行成功率和端到端任务完成率。否则采用结构化调用匹配评价，并明确该指标与真实工具执行的边界。BFCL 的任务划分与判定规则为评测设计提供参考[27]。</w:t>
       </w:r>
     </w:p>
     <w:p>
@@ -14628,7 +14788,7 @@
         <w:jc w:val="both"/>
       </w:pPr>
       <w:r>
-        <w:t>熵反映教师分布的集中程度，重叠率反映学生高概率区域与教师高概率区域是否一致。二者与异常损失、格式错误率和梯度范数结合后，可以区分“学生没有覆盖教师知识”和“教师在低质量学生状态上给出不稳定监督”这两类原因。</w:t>
+        <w:t>熵与支持集重叠用于观察师生概率分布是否接近；针对本研究方法，还将记录教师 Top-K 外的总概率质量、学生对应质量及二者差异，并按函数、参数和结构位置分层分析。与异常损失、梯度范数和格式错误率结合后，可判断差异来自状态选择、截断目标还是监督粒度，避免只凭最终准确率解释机制。</w:t>
       </w:r>
     </w:p>
     <w:p>
@@ -15011,7 +15171,7 @@
         <w:jc w:val="both"/>
       </w:pPr>
       <w:r>
-        <w:t>除总成本外，本文同时报告教师处理 token 数、峰值显存、墙钟时间和推理吞吐。吞吐量按生成 token 数除以墙钟时间计算，从而避免只比较最终准确率而忽略不同监督方式实际消耗的计算资源。</w:t>
+        <w:t>除总成本外，本文同时报告教师处理 token 数、教师前向墙钟时间、峰值显存、训练时间和推理吞吐，并单独统计传输或保存的教师反馈字节数与所选 K 的分布。吞吐量按生成 token 数除以墙钟时间计算。缩小反馈表示可能降低传输和存储开销，但是否节省教师计算须以实际计时为准。</w:t>
       </w:r>
     </w:p>
     <w:p>
@@ -15447,7 +15607,7 @@
         <w:jc w:val="both"/>
       </w:pPr>
       <w:r>
-        <w:t>上述方案建立在可获得的模型规模和开源工具链之上。Qwen3-4B 教师只参与前向评分，Qwen3-0.6B 学生通过 LoRA 更新，PyTorch、Transformers、PEFT 与 vLLM[20] 分别承担训练、参数高效适配和部署测量。本文先用小样本验证 tokenizer 对齐、掩码、散度数值和梯度传播，再在接口与评测规则固定后扩大实验规模。由公式定义、预算约束和分层指标共同限定实验边界，可以保证后续结果能够复现，也能够解释。</w:t>
+        <w:t>方案采用可获得的小规模同家族模型与开源工具链。冻结教师只参与前向评分，学生通过 LoRA 更新；PyTorch、Transformers、PEFT 和 vLLM[20]分别用于训练、适配与部署测量。正式实验前先以少量单轮样本检查 tokenizer、模板、状态标记、Top-K 累计质量、残余类别的概率归一化、目标数值、梯度传播和运行成本。只有这些基础检查通过，且尾部质量在实际样本中具有分析价值，才扩大训练规模；若现象不明显，则根据错误统计收缩方法范围并调整研究重点。</w:t>
       </w:r>
     </w:p>
     <w:p>
@@ -16286,7 +16446,7 @@
         <w:jc w:val="both"/>
       </w:pPr>
       <w:r>
-        <w:t>1. 建立以 Qwen3-0.6B 为学生、冻结的 Qwen3-4B 为教师的 LoRA 在线策略蒸馏流程。</w:t>
+        <w:t>1. 建立以 Qwen3-0.6B 为学生、冻结的 Qwen3-4B 为教师的单轮 Function Calling 在线策略蒸馏流程，并完成状态边界、有效位置和分层错误记录。</w:t>
       </w:r>
     </w:p>
     <w:p>
@@ -16296,7 +16456,7 @@
         <w:jc w:val="both"/>
       </w:pPr>
       <w:r>
-        <w:t>2. 在公开 Function Calling 数据上比较 Forward KL、Reverse KL、广义散度，以及全词表、Top-K 和 K1 sampled-token 三种监督方案。</w:t>
+        <w:t>2. 在统一轨迹与训练预算下完成完整分布散度基线，以及常规 Top-K 与保留尾部质量的 Top-K 目标对比；检验目标差异是否具有可重复的任务或稳定性影响。</w:t>
       </w:r>
     </w:p>
     <w:p>
@@ -16306,7 +16466,7 @@
         <w:jc w:val="both"/>
       </w:pPr>
       <w:r>
-        <w:t>3. 建立分层评测方法，分别分析输出格式、函数选择、参数生成、调用执行和端到端任务完成情况。</w:t>
+        <w:t>3. 建立固定 K、按累计概率质量选择 K 与 K1 的反馈粒度对照，并按照数据集实际条件分层评价格式、函数选择、参数生成和可验证的工具调用结果。</w:t>
       </w:r>
     </w:p>
     <w:p>
@@ -16316,7 +16476,7 @@
         <w:jc w:val="both"/>
       </w:pPr>
       <w:r>
-        <w:t>4. 系统记录各方法的训练稳定性、教师反馈量、训练资源和部署表现。</w:t>
+        <w:t>4. 同时记录损失、梯度、熵、残余概率质量、反馈字节数、教师前向时间、训练显存和任务表现，分析效果与资源开销之间的关系。</w:t>
       </w:r>
     </w:p>
     <w:p>
@@ -16326,7 +16486,7 @@
         <w:jc w:val="both"/>
       </w:pPr>
       <w:r>
-        <w:t>5. 通过 vLLM 或自建测试程序验证最终模型，形成任务性能、训练成本和推理性能的对比结果。</w:t>
+        <w:t>5. 通过 vLLM 或等效的可复现测试程序评估最终学生模型，报告适用边界与失败案例，不把尚未运行的对比写成性能结论。</w:t>
       </w:r>
     </w:p>
     <w:p>
@@ -16345,7 +16505,7 @@
         <w:jc w:val="both"/>
       </w:pPr>
       <w:r>
-        <w:t>预期成果包括一套定义清晰、能够复现的 OPD 训练流程，一份公开数据与模型版本记录，一组能够解释方法差异的实验指标，以及一套可重复运行的最终测试流程。</w:t>
+        <w:t>预期形成一套可复现的单轮工具调用 OPD 流程、一种待实验检验的尾部质量保留目标及其监督粒度选择策略，并提供完整的基线、消融、成本统计和失败案例。最终论文将以实际结果判断方法是否有效；即使未取得性能优势，也需明确其原因和适用条件。</w:t>
       </w:r>
     </w:p>
     <w:p>
@@ -17175,7 +17335,7 @@
         <w:jc w:val="both"/>
       </w:pPr>
       <w:r>
-        <w:t>实施时，先完成数据、模型、tokenizer 和消息模板审计，再通过短序列验证、小批量训练、梯度累积、混合精度、教师输出缓存和分块计算控制资源开销。全词表、Top-K 和 K1 使用统一的支持集、采样与 mask 协议，并保存异常 loss、非法结构和失败工具调用等可追溯样本。</w:t>
+        <w:t>实施时先审计数据、模型、tokenizer 和消息模板，再用少量单轮样本检查状态标记、支持集累计质量、残余概率、损失数值与梯度。训练资源通过短序列验证、小批量训练、梯度累积和必要的教师反馈缓存控制。完整分布、常规 Top-K、残余类别 Top-K 与 K1 应共享输入、mask、评测规则和记录格式，并保存异常 loss、非法结构及失败调用以便追溯。</w:t>
       </w:r>
     </w:p>
     <w:p>
@@ -17193,7 +17353,7 @@
         <w:jc w:val="both"/>
       </w:pPr>
       <w:r>
-        <w:t>完成主要比较后，将进一步考察 Top-K 支持集修复和损失截断方法，包括合并师生高概率集合、保留残余概率质量和裁剪极端概率比，用于分析截断监督的稳定性。</w:t>
+        <w:t>方法风险主要有两类：若教师分布在大多数有效位置过于集中，Top-K 外的概率质量可能很小，残余类别难以产生可测差异；若概率质量分散，自适应 K 可能频繁达到上限，未必节省反馈开销。研究先在小样本上统计这些分布，再以相同 K 或相同反馈预算做消融；若候选方法不优于简洁基线，应如实报告并据错误类型缩小改进范围。支持集并集与极端概率比裁剪仅作为后续备选，不与主方法同时改变。</w:t>
       </w:r>
     </w:p>
     <w:p>

--- a/Papers/output/开题报告-基于在线策略蒸馏的大语言模型后训练方法研究.docx
+++ b/Papers/output/开题报告-基于在线策略蒸馏的大语言模型后训练方法研究.docx
@@ -1141,7 +1141,7 @@
         <w:fldChar w:fldCharType="separate"/>
       </w:r>
       <w:r>
-        <w:t>22</w:t>
+        <w:t>21</w:t>
       </w:r>
       <w:r>
         <w:fldChar w:fldCharType="end"/>
@@ -1185,7 +1185,7 @@
         <w:fldChar w:fldCharType="separate"/>
       </w:r>
       <w:r>
-        <w:t>22</w:t>
+        <w:t>21</w:t>
       </w:r>
       <w:r>
         <w:fldChar w:fldCharType="end"/>
@@ -1229,7 +1229,7 @@
         <w:fldChar w:fldCharType="separate"/>
       </w:r>
       <w:r>
-        <w:t>23</w:t>
+        <w:t>22</w:t>
       </w:r>
       <w:r>
         <w:fldChar w:fldCharType="end"/>
@@ -1273,7 +1273,7 @@
         <w:fldChar w:fldCharType="separate"/>
       </w:r>
       <w:r>
-        <w:t>24</w:t>
+        <w:t>23</w:t>
       </w:r>
       <w:r>
         <w:fldChar w:fldCharType="end"/>
@@ -1632,7 +1632,7 @@
         <w:fldChar w:fldCharType="separate"/>
       </w:r>
       <w:r>
-        <w:t>37</w:t>
+        <w:t>38</w:t>
       </w:r>
       <w:r>
         <w:fldChar w:fldCharType="end"/>
@@ -4250,7 +4250,7 @@
         <w:jc w:val="both"/>
       </w:pPr>
       <w:r>
-        <w:t>最后，教师反馈的保留范围不仅影响数据量，也会改变训练目标。全词表监督保留完整分布；常规 Top-K 只选择高概率 token，若在子集内重新归一化，支持集以外的总概率质量将从目标中消失；K1 则以单样本估计替代词表求和，可能带来较大的梯度波动。已有工作给出了稀疏监督和效率优化的线索，但在具体 Function Calling 状态中，尾部质量有多大、截断目标如何影响训练、固定的 K 是否合理，仍需在统一协议下分析[11][14][15]。</w:t>
+        <w:t xml:space="preserve">最后，Top-K 的压缩收益伴随明确的目标变化。已有研究发现，仅缓存高概率 token 会造成分布估计偏差[30]；在策略蒸馏的子集归一化目标会忽略尾部总概率，并可能推高学生尾部概率[31]。工具调用场景还存在另一种风险：高教师质量覆盖率仍可能遗漏决定工具入口的修正 token[33]。尾部总量与关键坐标需要分别测量，现有数学推导和其他任务的实验结果尚不足以替代本课题的 Function Calling 证据。</w:t>
       </w:r>
     </w:p>
     <w:p>
@@ -4259,25 +4259,7 @@
         <w:jc w:val="both"/>
       </w:pPr>
       <w:r>
-        <w:t>据此，本文保留三个递进的研究问题：第一，在学生自主生成的工具调用过程中，如何识别并覆盖具有训练价值的前缀状态；第二，在稀疏教师反馈下，如何避免 Top-K 截断和重归一化掩盖尾部概率质量，并明确不同散度目标的作用；第三，在有限反馈预算下，如何按分布状态选择监督粒度。本文拟围绕这三个问题构建一个相互衔接的在线策略蒸馏方案，并通过受控实验检验其适用范围，而非预先断言性能收益。</w:t>
-      </w:r>
-    </w:p>
-    <w:p>
-      <w:pPr>
-        <w:ind w:firstLine="420"/>
-        <w:jc w:val="both"/>
-      </w:pPr>
-      <w:r>
-        <w:t>最后，教师信息越完整，计算和存储成本通常越高。全词表监督保留完整分布，Top-K 和单样本估计能够压缩反馈，却会引入支持集截断、概率质量丢失与估计方差。前缀蒸馏与相关效率研究说明，更多教师信息并不必然带来等比例收益[11][14][15]。</w:t>
-      </w:r>
-    </w:p>
-    <w:p>
-      <w:pPr>
-        <w:ind w:firstLine="420"/>
-        <w:jc w:val="both"/>
-      </w:pPr>
-      <w:r>
-        <w:t>据此，本文把现有问题归纳为三个相互关联的研究问题：学生状态分布上的教师监督是否有效，不同散度如何影响优化行为，以及监督信息粒度如何在效果与资源开销之间取得平衡。Function Calling 的结构化输出和可执行评测为回答这三个问题提供了统一场景。</w:t>
+        <w:t xml:space="preserve">据此，本文保留三步递进安排：构建单轮工具调用的在策略基线；在固定前缀上诊断尾部质量、决策 token 和梯度偏差，并用短程训练核查行为影响；在相同反馈预算下研究决策感知的稀疏支持集。已有尾部类别与采样修正工作[31][32][34]构成方法基线，本文拟研究的增量集中在任务位置与训练预算的联合选择，实际收益及适用条件待实验验证。</w:t>
       </w:r>
     </w:p>
     <w:p>
@@ -4318,7 +4300,7 @@
         <w:jc w:val="both"/>
       </w:pPr>
       <w:r>
-        <w:t>本文仍以学生状态分布、散度目标和监督信息粒度为三条主线，但不将它们分别处理为互不关联的参数比较。研究先建立单轮 Function Calling 的在策略训练与状态分析流程，再针对 Top-K 截断后的目标偏差设计保留尾部质量的监督形式，最后研究如何在固定反馈预算下选择监督粒度。模型、数据、LoRA 配置和评测脚本是共同实验条件，三项研究内容分别见第 3.2、3.3 和 3.4 节。</w:t>
+        <w:t xml:space="preserve">本文围绕单轮 Function Calling 的在策略蒸馏建立一条连续的研究链：先获得可信的学生轨迹和工具调用错误记录，再判断 Top-K 稀疏反馈遗漏了哪些训练信号，最后在固定反馈预算内设计并检验针对性的支持集选择规则。完整词表的 Forward KL、Reverse KL 和其他散度仅作为受控参照，K 的选择服务于同一个尾部监督问题。第 3.2、3.3 和 3.4 节分别说明实验场景、问题诊断和拟研究的改进方案。</w:t>
       </w:r>
     </w:p>
     <w:p>
@@ -4328,7 +4310,7 @@
         <w:jc w:val="both"/>
       </w:pPr>
       <w:r>
-        <w:t>1. 学生状态分布问题：学生自主生成的函数名、参数和结构化格式状态具有不同错误特征，如何组织这些状态，使教师反馈覆盖真正影响工具调用结果的位置？</w:t>
+        <w:t xml:space="preserve">1. 场景与基线：学生自主生成的工具调用轨迹中，哪些位置决定函数选择、参数填写和结构正确性？如何保证教师在相同前缀上的反馈可用于训练与评估？</w:t>
       </w:r>
     </w:p>
     <w:p>
@@ -4338,7 +4320,7 @@
         <w:jc w:val="both"/>
       </w:pPr>
       <w:r>
-        <w:t>2. 散度目标问题：不同 KL 方向改变分布匹配偏好；在 Top-K 截断下，支持集外的概率质量如何影响目标定义，能否通过残余类别保留这部分信息？</w:t>
+        <w:t xml:space="preserve">2. 尾部信号诊断：Top-K 截断及子集归一化在这些位置遗漏了多少尾部概率质量、哪些学生高估的决策 token，以及怎样的损失和梯度变化？这些变化能否解释具体工具调用错误？</w:t>
       </w:r>
     </w:p>
     <w:p>
@@ -4348,7 +4330,7 @@
         <w:jc w:val="both"/>
       </w:pPr>
       <w:r>
-        <w:t>3. 监督信息粒度问题：不同状态的教师分布集中程度并不相同，如何在反馈预算有限的条件下选择 K，并检验任务效果、训练稳定性与成本之间的权衡？</w:t>
+        <w:t xml:space="preserve">3. 改进方案验证：在相同教师反馈预算下，能否依据尾部风险分配支持集，并保留必要的决策 token 与尾部总质量，使训练信号更接近完整词表目标？</w:t>
       </w:r>
     </w:p>
     <w:p>
@@ -4373,7 +4355,7 @@
         <w:jc w:val="both"/>
       </w:pPr>
       <w:r>
-        <w:t>学生 rollout 决定教师实际监督的前缀状态。本文先在单轮 Function Calling 场景建立可复现的在策略基线：学生按固定采样协议生成函数调用，冻结教师在同一学生前缀上提供条件分布，训练掩码只保留有效的 assistant 输出位置。与离线参考轨迹相比，学生轨迹能暴露部署时可能遇到的格式偏移、函数误选和参数错误；但这些状态是否适合监督，仍须由实际错误和训练结果判断[7][10][11]。</w:t>
+        <w:t xml:space="preserve">已有在策略蒸馏方法在学生生成的前缀上查询教师，能够直接覆盖推理时会遇到的状态[7][11]。本文以单轮 Function Calling 为统一场景：学生按固定采样协议生成输出，冻结教师在相同前缀上计算条件分布，训练掩码仅覆盖有效 assistant 位置。首先复现可运行的完整词表与固定 Top-K 基线，固定模型、数据、LoRA 配置、更新步数和评测脚本。函数名、参数键、参数值及结构标记由解析规则和工具 schema 标注；解析失败的位置单独记录。</w:t>
       </w:r>
     </w:p>
     <w:p>
@@ -4382,7 +4364,7 @@
         <w:jc w:val="both"/>
       </w:pPr>
       <w:r>
-        <w:t>在基线之上，本文拟根据可确定的工具调用边界，把有效生成位置划分为函数选择、参数键、参数值和结构标记等类别，并记录解析失败及无法可靠归类的位置。状态划分仅使用消息边界、工具 schema、解析规则与已有标注；对含糊的语义错误不强行指定“第一个错误 token”。这种划分使教师反馈的分布可被观察，也为后续分析不同位置的概率集中程度提供依据。</w:t>
+        <w:t xml:space="preserve">工具调用的错误具有位置差异。函数入口或函数名的一个错误可能使后续参数全部失效，普通参数值 token 的偏差通常局限于局部字段。本文记录各类位置的教师熵、学生与教师的支持集重叠、工具调用是否成功，以及错误在生成序列中的首次可确定位置。对无法可靠定位的语义错误，只保留整条调用的结果标签。状态划分为后续尾部分析提供可检验的条件变量。</w:t>
       </w:r>
     </w:p>
     <w:p>
@@ -4391,7 +4373,7 @@
         <w:jc w:val="both"/>
       </w:pPr>
       <w:r>
-        <w:t>研究将在相同 rollout 数量和有效训练 token 预算下比较均匀使用状态与按类别分层使用状态的结果，报告各类状态的占比、错误率、损失和工具调用指标。只有当状态分层能稳定改变关键错误的覆盖范围时，才进一步把它用于监督位置选择；否则保留统一掩码作为简洁基线。</w:t>
+        <w:t xml:space="preserve">基线阶段按相同有效 token 预算比较学生轨迹监督与既有参考轨迹监督，并给出函数选择准确率、参数匹配率、可解析率和端到端成功率。两组训练共享采样种子和评测集合；学生轨迹是否更有价值由真实结果判断。这个阶段同时确认教师与学生使用一致的 tokenizer、特殊 token 和工具调用模板，以免把协议差异误记为截断效应。</w:t>
       </w:r>
     </w:p>
     <w:p>
@@ -4416,7 +4398,7 @@
         <w:jc w:val="both"/>
       </w:pPr>
       <w:r>
-        <w:t>Forward KL、Reverse KL 与广义散度在完整词表上具有不同的概率加权方式，可能带来候选覆盖、模式集中或折中的优化行为。本文在相同学生轨迹、教师模型和有效位置上保留这些目标作为机制对照，结合熵、支持集重叠、梯度范数与 Function Calling 错误类型分析差异，而不以单一准确率给散度排序[7][8][9][12]。</w:t>
+        <w:t xml:space="preserve">Top-K 用少量教师概率替代完整词表反馈，降低存储与传输开销。已有稀疏蒸馏研究指出，截断后的概率估计可能带来偏差[30]；在策略蒸馏研究进一步发现，师生在教师 Top-K 内各自归一化时，目标丢失了支持集外的总质量，学生尾部概率及熵可能在训练中上升[31]。另一项工具调用研究显示，即使教师 Top-K 覆盖了几乎全部教师概率，仍可能漏掉学生过度偏好的工具调用入口 token，使关键决策的修正梯度缺失[33]。这些结果来自不同模型与任务，本文将在单教师、单轮 Function Calling 场景检查其适用范围。</w:t>
       </w:r>
     </w:p>
     <w:p>
@@ -4425,7 +4407,7 @@
         <w:jc w:val="both"/>
       </w:pPr>
       <w:r>
-        <w:t>本课题的主要方法切入点是稀疏反馈的目标定义。常规 Top-K 在教师支持集内重新归一化后，舍弃了支持集外的总概率质量；若师生两侧都在子集内重新归一化，模型无法直接学习“其他 token 合计还占多少概率”。本文拟在教师 Top-K 中保留原始概率，并将其余 token 合并为一个残余类别；学生在同一支持集上计算对应概率与残余质量，由此构成共同的 K+1 类分布并计算散度。该方法保留尾部总质量，但并不恢复尾部 token 之间的相对分布。</w:t>
+        <w:t xml:space="preserve">本文把尾部问题分成两类观察。第一类是总量偏差：在教师 Top-K 支持集外，比较师生尾部质量及其随训练步数的变化，并在同一前缀上对照完整词表、子集归一化 Top-K 和已有的尾部类别方法[31]。第二类是决策遗漏：检查函数入口、函数名及结构标记等关键 token 是否落在教师 Top-K 之外，计算其完整词表梯度与稀疏目标梯度的方向和幅度差异。教师质量覆盖率、决策 token 覆盖率和梯度一致性分别报告，避免用单一累计概率解释训练行为。</w:t>
       </w:r>
     </w:p>
     <w:p>
@@ -4434,7 +4416,7 @@
         <w:jc w:val="both"/>
       </w:pPr>
       <w:r>
-        <w:t>研究将比较完整词表目标、常规重归一化 Top-K 和残余类别 Top-K 的损失、梯度、分布统计及任务表现，并分别考察教师分布集中与分散的状态。若尾部质量普遍很小，或残余类别没有带来可重复的差异，就不能把这一构造写成有效改进，而应据结果收缩或调整方法。</w:t>
+        <w:t xml:space="preserve">诊断先在冻结模型和固定学生前缀上完成，再做短程训练验证。冻结诊断记录不同 K 和位置类别的尾部质量、目标差、梯度余弦相似度与关键 token 梯度；短程训练追踪尾部概率、熵、结构错误和工具调用成败。若冻结梯度差异存在而任务指标不变，需进一步检查训练步数与错误类型；若差异主要来自模板或教师不确定性，应先修正协议或缩小研究范围。Forward KL 与 Reverse KL 只在共同支持集和相同轨迹上做对照，不能把散度方向与截断方式同时改变后解释为单一因素。</w:t>
       </w:r>
     </w:p>
     <w:p>
@@ -4459,7 +4441,7 @@
         <w:jc w:val="both"/>
       </w:pPr>
       <w:r>
-        <w:t>全词表、固定 Top-K 和 K1 sampled-token 提供信息量与反馈大小不同的参照。K1 是对相应词表求和项的随机估计，不等同于保留概率最大的一个 token；Top-K 的主要风险是截断偏差与尾部信息损失，K1 则还需关注单样本估计方差。比较时要分别报告任务质量、数值稳定性和实际资源开销，不能把反馈数据量的减少直接称为教师前向计算量的减少[11][14][15]。</w:t>
+        <w:t xml:space="preserve">已有 TA-OPD 把支持集外概率并为尾部类别，TT-OPD 与 ResOPD 则利用采样残差修正稀疏估计[31][32][34]；因此，单独增加第 K+1 类不能作为本文的新方法。本文拟研究工具调用位置的预算分配：在固定平均反馈条目数下，对函数入口、函数名和结构边界等位置提高决策 token 的覆盖要求，对其余位置依教师尾部质量选择较小支持集。该设计把第 3.3 节测得的尾部风险转化为可执行的支持集规则。</w:t>
       </w:r>
     </w:p>
     <w:p>
@@ -4468,7 +4450,7 @@
         <w:jc w:val="both"/>
       </w:pPr>
       <w:r>
-        <w:t>固定 K 对所有状态使用同样数量的候选，但教师分布的集中程度可能随函数选择、参数与格式位置变化。本文拟设置累计概率质量阈值，在预先限定的最大 K 内选择达到阈值的最小支持集；达到上限后仍存在的尾部质量继续由残余类别表示。阈值和上限属于需要在验证集确定的超参数，不使用测试集调节，也不预设不同状态一定需要不同 K。</w:t>
+        <w:t xml:space="preserve">具体地，先在训练集的独立诊断子集上估计各位置类别的尾部质量差、决策 token 漏选率和完整词表梯度误差；据此确定位置权重与反馈预算。训练时从教师候选中选取满足累计质量阈值的最小 K，并在预设上限内补入可确定的工具调用决策 token；剩余概率沿用已有尾部类别目标表示[31]。若所需 token 不在教师返回的候选中，需要追加该 token 的教师 logprob 查询，并将这部分查询成本计入预算。位置权重、阈值和 K 上限仅在训练/验证集确定，测试集只用于最终评估。</w:t>
       </w:r>
     </w:p>
     <w:p>
@@ -4477,7 +4459,7 @@
         <w:jc w:val="both"/>
       </w:pPr>
       <w:r>
-        <w:t>研究将以相同学生更新次数、有效 token 数和可比的教师反馈字节数，对照固定 K 与自适应 K，并记录所选 K 的分布、残余概率质量、训练时间、显存和工具调用表现。若动态选择的额外开销超过收益，固定 K 仍是合理结论；研究重点是给出可复现的适用边界。</w:t>
+        <w:t xml:space="preserve">验证包括固定 K、相同平均 K 的质量阈值 K、已有尾部类别方法，以及拟研究的决策感知支持集规则。各方法使用同一学生起点、教师、轨迹采样设置与有效 token 预算，并分别报告反馈字节数、额外教师查询、训练耗时和峰值显存。消融实验单独移除决策 token 补入、位置预算分配和尾部类别，检验每一部分的实际贡献；同时观察函数误选、参数错误、格式错误和端到端成功率。若预算匹配后改进消失，本文将如实报告适用边界，并据诊断结果调整方案。</w:t>
       </w:r>
     </w:p>
     <w:p>
@@ -4516,7 +4498,7 @@
         <w:jc w:val="both"/>
       </w:pPr>
       <w:r>
-        <w:t>研究问题、拟采用的方法与研究目的的递进关系如图 1 所示。首先通过单轮工具调用轨迹和状态分层明确教师监督所处的位置；随后在稀疏反馈中保留 Top-K 以外的总概率质量，分析目标定义对梯度和行为的影响；最后在反馈预算下选择 K，并检验这种设计是否改善任务效果与成本之间的关系。三个部分共享同一任务、模型、数据划分和评测规则。</w:t>
+        <w:t xml:space="preserve">图 1 给出研究链条：以单轮工具调用建立学生轨迹和可执行评测，随后区分 Top-K 的尾部总量丢失与决策 token 漏选，最后检验预算受限的决策感知支持集。三阶段共享模型、数据划分和评价协议；散度方向是机制参照，监督粒度是方法设计中的预算变量。尾部类别、采样残差和学生感知支持集均已有相关工作[31][32][33][34]，本文的研究重点是分析它们在本任务上的适用性，并验证有无必要结合位置风险进行资源分配。</w:t>
       </w:r>
     </w:p>
     <w:p>
@@ -11565,7 +11547,7 @@
         <w:jc w:val="both"/>
       </w:pPr>
       <w:r>
-        <w:t>常规截断基线在选定支持集内分别归一化师生概率，如式（4-18）所示。拟研究的残余类别目标不对所选概率重新归一化，而是把支持集外的教师概率总和与学生概率总和分别作为第 K+1 类，在共同支持集上计算 Forward KL；这样只保留尾部总质量，不宣称恢复尾部内部结构。训练中将单独记录残余质量与数值异常，以判断该构造是否有实际作用。</w:t>
+        <w:t xml:space="preserve">常规截断基线在选定支持集内分别归一化师生概率，如式（4-18）所示。已有 TA-OPD 在教师 Top-K 之外引入尾部类别，保留师生各自的尾部总质量[31]。本文将该目标作为可复现的对照，记录尾部质量和关键决策 token 的梯度；后续拟研究的位置感知支持集只改变候选集合与预算分配。尾部类别无法恢复尾部 token 之间的相对关系，其作用与决策 token 补入须分开检验。</w:t>
       </w:r>
     </w:p>
     <w:tbl>
@@ -12827,7 +12809,7 @@
         <w:jc w:val="both"/>
       </w:pPr>
       <w:r>
-        <w:t>为控制估计方差，提议分布须覆盖被估计分布的支持集，并记录其定义、随机种子和概率下界。自适应 K 的候选规则是在最大支持集大小内选择达到预设累计教师概率质量的最小 K；仍未覆盖的概率由残余类别表示。阈值在验证集上确定，并与相同反馈预算的固定 K 比较。所有目标统一使用 log-sum-exp、有效位置归一化和有限值检查，防止混合精度下出现 NaN 或 Inf。仅保存较少概率值不等于减少教师模型前向计算，二者分别计量。</w:t>
+        <w:t xml:space="preserve">为控制估计方差，提议分布须覆盖被估计分布的支持集，并记录其定义、随机种子和概率下界。本文先用冻结前缀诊断确定各类位置的截断风险，再在最大支持集大小内选择满足累计教师质量阈值的最小 K；对预先定义的工具调用决策 token 检查漏选，必要时补入并计入反馈成本。阈值和位置权重在验证集确定，并与相同平均反馈预算的固定 K、已有尾部类别方法比较。所有目标统一使用 log-sum-exp、有效位置归一化和有限值检查；反馈量、教师前向计算与额外 logprob 查询分别计量。</w:t>
       </w:r>
     </w:p>
     <w:p>
@@ -17776,6 +17758,76 @@
       </w:pPr>
       <w:r>
         <w:t>舒善富, 刘超, 孙毓忠, 等. 基于自适应知识蒸馏的代码大模型轻量化[J]. 软件学报, 2026, 37(6): 2431-2454. DOI:10.13328/j.cnki.jos.007462.</w:t>
+      </w:r>
+    </w:p>
+    <w:p>
+      <w:pPr>
+        <w:pStyle w:val="17"/>
+        <w:numPr>
+          <w:ilvl w:val="0"/>
+          <w:numId w:val="1"/>
+        </w:numPr>
+        <w:ind w:firstLine="420"/>
+        <w:jc w:val="both"/>
+      </w:pPr>
+      <w:r>
+        <w:t xml:space="preserve">Anshumann, Zaidi M A, Kedia A, et al. Sparse Logit Sampling: Accelerating Knowledge Distillation in LLMs[C]//Proceedings of the 63rd Annual Meeting of the Association for Computational Linguistics (Volume 1: Long Papers). 2025: 18085-18108. DOI:10.18653/v1/2025.acl-long.885.</w:t>
+      </w:r>
+    </w:p>
+    <w:p>
+      <w:pPr>
+        <w:pStyle w:val="17"/>
+        <w:numPr>
+          <w:ilvl w:val="0"/>
+          <w:numId w:val="1"/>
+        </w:numPr>
+        <w:ind w:firstLine="420"/>
+        <w:jc w:val="both"/>
+      </w:pPr>
+      <w:r>
+        <w:t xml:space="preserve">Huang H, Wei H. Tail-Aware Top-k On-Policy Distillation[EB/OL]. arXiv:2608.14728, 2026.</w:t>
+      </w:r>
+    </w:p>
+    <w:p>
+      <w:pPr>
+        <w:pStyle w:val="17"/>
+        <w:numPr>
+          <w:ilvl w:val="0"/>
+          <w:numId w:val="1"/>
+        </w:numPr>
+        <w:ind w:firstLine="420"/>
+        <w:jc w:val="both"/>
+      </w:pPr>
+      <w:r>
+        <w:t xml:space="preserve">Meng L, Gan S, Li Y, et al. Unbiased Top-k Estimation for On-Policy Distillation[EB/OL]. arXiv:2609.34447, 2026.</w:t>
+      </w:r>
+    </w:p>
+    <w:p>
+      <w:pPr>
+        <w:pStyle w:val="17"/>
+        <w:numPr>
+          <w:ilvl w:val="0"/>
+          <w:numId w:val="1"/>
+        </w:numPr>
+        <w:ind w:firstLine="420"/>
+        <w:jc w:val="both"/>
+      </w:pPr>
+      <w:r>
+        <w:t xml:space="preserve">Shen J, Chen G, Mao C. When Top-K Misses the Decision: Tool-Call Drift in Multi-Teacher On-Policy Distillation[EB/OL]. arXiv:2607.07050, 2026.</w:t>
+      </w:r>
+    </w:p>
+    <w:p>
+      <w:pPr>
+        <w:pStyle w:val="17"/>
+        <w:numPr>
+          <w:ilvl w:val="0"/>
+          <w:numId w:val="1"/>
+        </w:numPr>
+        <w:ind w:firstLine="420"/>
+        <w:jc w:val="both"/>
+      </w:pPr>
+      <w:r>
+        <w:t xml:space="preserve">Yang P, Xing L, Dai X, et al. ResOPD: Tail Residualization for Sparse On-Policy Distillation[EB/OL]. arXiv:2610.04882, 2026.</w:t>
       </w:r>
     </w:p>
     <w:sectPr>

--- a/Papers/output/开题报告-基于在线策略蒸馏的大语言模型后训练方法研究.docx
+++ b/Papers/output/开题报告-基于在线策略蒸馏的大语言模型后训练方法研究.docx
@@ -1214,7 +1214,7 @@
         <w:rPr>
           <w:rFonts w:ascii="黑体" w:hAnsi="黑体" w:eastAsia="黑体" w:cs="黑体"/>
         </w:rPr>
-        <w:t>3.2 学生状态分布上的有效教师监督</w:t>
+        <w:t xml:space="preserve">3.2 工具调用场景与在策略基线</w:t>
       </w:r>
       <w:r>
         <w:tab/>
@@ -1258,7 +1258,7 @@
         <w:rPr>
           <w:rFonts w:ascii="黑体" w:hAnsi="黑体" w:eastAsia="黑体" w:cs="黑体"/>
         </w:rPr>
-        <w:t>3.3 稀疏监督下的散度目标与尾部质量</w:t>
+        <w:t xml:space="preserve">3.3 Top-K 尾部遗漏及其训练影响</w:t>
       </w:r>
       <w:r>
         <w:tab/>
@@ -1302,7 +1302,7 @@
         <w:rPr>
           <w:rFonts w:ascii="黑体" w:hAnsi="黑体" w:eastAsia="黑体" w:cs="黑体"/>
         </w:rPr>
-        <w:t>3.4 监督粒度选择与资源效率</w:t>
+        <w:t xml:space="preserve">3.4 面向工具调用决策的稀疏监督改进</w:t>
       </w:r>
       <w:r>
         <w:tab/>
@@ -4345,7 +4345,7 @@
           <w:color w:val="000000"/>
           <w:sz w:val="24"/>
         </w:rPr>
-        <w:t>3.2 学生状态分布上的有效教师监督</w:t>
+        <w:t xml:space="preserve">3.2 工具调用场景与在策略基线</w:t>
       </w:r>
       <w:bookmarkEnd w:id="18"/>
     </w:p>
@@ -4388,7 +4388,7 @@
           <w:color w:val="000000"/>
           <w:sz w:val="24"/>
         </w:rPr>
-        <w:t>3.3 稀疏监督下的散度目标与尾部质量</w:t>
+        <w:t xml:space="preserve">3.3 Top-K 尾部遗漏及其训练影响</w:t>
       </w:r>
       <w:bookmarkEnd w:id="19"/>
     </w:p>
@@ -4431,7 +4431,7 @@
           <w:color w:val="000000"/>
           <w:sz w:val="24"/>
         </w:rPr>
-        <w:t>3.4 监督粒度选择与资源效率</w:t>
+        <w:t xml:space="preserve">3.4 面向工具调用决策的稀疏监督改进</w:t>
       </w:r>
       <w:bookmarkEnd w:id="20"/>
     </w:p>

--- a/Papers/output/开题报告-基于在线策略蒸馏的大语言模型后训练方法研究.docx
+++ b/Papers/output/开题报告-基于在线策略蒸馏的大语言模型后训练方法研究.docx
@@ -1170,7 +1170,7 @@
         <w:rPr>
           <w:rFonts w:ascii="黑体" w:hAnsi="黑体" w:eastAsia="黑体" w:cs="黑体"/>
         </w:rPr>
-        <w:t>3.1 研究问题概述</w:t>
+        <w:t>3.1 研究目标概述</w:t>
       </w:r>
       <w:r>
         <w:tab/>
@@ -1214,7 +1214,7 @@
         <w:rPr>
           <w:rFonts w:ascii="黑体" w:hAnsi="黑体" w:eastAsia="黑体" w:cs="黑体"/>
         </w:rPr>
-        <w:t xml:space="preserve">3.2 工具调用场景与在策略基线</w:t>
+        <w:t xml:space="preserve">3.2 拟解决的研究问题</w:t>
       </w:r>
       <w:r>
         <w:tab/>
@@ -1258,7 +1258,7 @@
         <w:rPr>
           <w:rFonts w:ascii="黑体" w:hAnsi="黑体" w:eastAsia="黑体" w:cs="黑体"/>
         </w:rPr>
-        <w:t xml:space="preserve">3.3 Top-K 尾部遗漏及其训练影响</w:t>
+        <w:t xml:space="preserve">3.3 决策感知的尾部保真蒸馏方法</w:t>
       </w:r>
       <w:r>
         <w:tab/>
@@ -1302,7 +1302,7 @@
         <w:rPr>
           <w:rFonts w:ascii="黑体" w:hAnsi="黑体" w:eastAsia="黑体" w:cs="黑体"/>
         </w:rPr>
-        <w:t xml:space="preserve">3.4 面向工具调用决策的稀疏监督改进</w:t>
+        <w:t xml:space="preserve">3.4 验证路径与预期研究产出</w:t>
       </w:r>
       <w:r>
         <w:tab/>
@@ -1317,7 +1317,7 @@
         <w:fldChar w:fldCharType="separate"/>
       </w:r>
       <w:r>
-        <w:t>25</w:t>
+        <w:t>24</w:t>
       </w:r>
       <w:r>
         <w:fldChar w:fldCharType="end"/>
@@ -1368,7 +1368,7 @@
         <w:fldChar w:fldCharType="separate"/>
       </w:r>
       <w:r>
-        <w:t>26</w:t>
+        <w:t>25</w:t>
       </w:r>
       <w:r>
         <w:fldChar w:fldCharType="end"/>
@@ -1412,7 +1412,7 @@
         <w:fldChar w:fldCharType="separate"/>
       </w:r>
       <w:r>
-        <w:t>27</w:t>
+        <w:t>25</w:t>
       </w:r>
       <w:r>
         <w:fldChar w:fldCharType="end"/>
@@ -1456,7 +1456,7 @@
         <w:fldChar w:fldCharType="separate"/>
       </w:r>
       <w:r>
-        <w:t>27</w:t>
+        <w:t>25</w:t>
       </w:r>
       <w:r>
         <w:fldChar w:fldCharType="end"/>
@@ -1500,7 +1500,7 @@
         <w:fldChar w:fldCharType="separate"/>
       </w:r>
       <w:r>
-        <w:t>29</w:t>
+        <w:t>28</w:t>
       </w:r>
       <w:r>
         <w:fldChar w:fldCharType="end"/>
@@ -1544,7 +1544,7 @@
         <w:fldChar w:fldCharType="separate"/>
       </w:r>
       <w:r>
-        <w:t>31</w:t>
+        <w:t>29</w:t>
       </w:r>
       <w:r>
         <w:fldChar w:fldCharType="end"/>
@@ -1588,7 +1588,7 @@
         <w:fldChar w:fldCharType="separate"/>
       </w:r>
       <w:r>
-        <w:t>34</w:t>
+        <w:t>32</w:t>
       </w:r>
       <w:r>
         <w:fldChar w:fldCharType="end"/>
@@ -1632,7 +1632,7 @@
         <w:fldChar w:fldCharType="separate"/>
       </w:r>
       <w:r>
-        <w:t>38</w:t>
+        <w:t>36</w:t>
       </w:r>
       <w:r>
         <w:fldChar w:fldCharType="end"/>
@@ -1676,7 +1676,7 @@
         <w:fldChar w:fldCharType="separate"/>
       </w:r>
       <w:r>
-        <w:t>41</w:t>
+        <w:t>39</w:t>
       </w:r>
       <w:r>
         <w:fldChar w:fldCharType="end"/>
@@ -1720,7 +1720,7 @@
         <w:fldChar w:fldCharType="separate"/>
       </w:r>
       <w:r>
-        <w:t>42</w:t>
+        <w:t>40</w:t>
       </w:r>
       <w:r>
         <w:fldChar w:fldCharType="end"/>
@@ -1764,7 +1764,7 @@
         <w:fldChar w:fldCharType="separate"/>
       </w:r>
       <w:r>
-        <w:t>42</w:t>
+        <w:t>40</w:t>
       </w:r>
       <w:r>
         <w:fldChar w:fldCharType="end"/>
@@ -1808,7 +1808,7 @@
         <w:fldChar w:fldCharType="separate"/>
       </w:r>
       <w:r>
-        <w:t>44</w:t>
+        <w:t>42</w:t>
       </w:r>
       <w:r>
         <w:fldChar w:fldCharType="end"/>
@@ -1852,7 +1852,7 @@
         <w:fldChar w:fldCharType="separate"/>
       </w:r>
       <w:r>
-        <w:t>45</w:t>
+        <w:t>43</w:t>
       </w:r>
       <w:r>
         <w:fldChar w:fldCharType="end"/>
@@ -1896,7 +1896,7 @@
         <w:fldChar w:fldCharType="separate"/>
       </w:r>
       <w:r>
-        <w:t>45</w:t>
+        <w:t>43</w:t>
       </w:r>
       <w:r>
         <w:fldChar w:fldCharType="end"/>
@@ -1940,7 +1940,7 @@
         <w:fldChar w:fldCharType="separate"/>
       </w:r>
       <w:r>
-        <w:t>45</w:t>
+        <w:t>43</w:t>
       </w:r>
       <w:r>
         <w:fldChar w:fldCharType="end"/>
@@ -1984,7 +1984,7 @@
         <w:fldChar w:fldCharType="separate"/>
       </w:r>
       <w:r>
-        <w:t>46</w:t>
+        <w:t>44</w:t>
       </w:r>
       <w:r>
         <w:fldChar w:fldCharType="end"/>
@@ -2028,7 +2028,7 @@
         <w:fldChar w:fldCharType="separate"/>
       </w:r>
       <w:r>
-        <w:t>47</w:t>
+        <w:t>45</w:t>
       </w:r>
       <w:r>
         <w:fldChar w:fldCharType="end"/>
@@ -2072,7 +2072,7 @@
         <w:fldChar w:fldCharType="separate"/>
       </w:r>
       <w:r>
-        <w:t>49</w:t>
+        <w:t>47</w:t>
       </w:r>
       <w:r>
         <w:fldChar w:fldCharType="end"/>
@@ -2136,7 +2136,7 @@
         <w:jc w:val="both"/>
       </w:pPr>
       <w:r>
-        <w:t>本课题面向大语言模型后训练与工具增强应用中的实际需求，研究在线策略蒸馏（On-Policy Distillation，OPD）方法。研究将在学生模型自主生成的状态上引入教师模型的密集反馈，比较不同 KL 散度方向和监督信息粒度对训练效果、稳定性及资源开销的影响，并通过可交互的测试系统检验模型的实际能力。</w:t>
+        <w:t xml:space="preserve">本课题面向大语言模型后训练中的工具调用能力，研究在线策略蒸馏在有限教师反馈下如何保留关键训练信号。学生在自身生成的前缀上接受教师监督；当反馈压缩为 Top-K 时，尾部总概率与影响函数选择的具体 token 可能被遗漏。研究将诊断这两类信息损失，并检验决策感知的尾部保真蒸馏方案在效果、稳定性和成本上的适用边界。</w:t>
       </w:r>
     </w:p>
     <w:p>
@@ -2145,7 +2145,7 @@
         <w:jc w:val="both"/>
       </w:pPr>
       <w:r>
-        <w:t>研究选用 Qwen3-0.6B 作为学生模型，以 LoRA 方式进行后训练，并使用冻结的 Qwen3-4B 作为教师模型。训练数据从公开 Function Calling 数据集中筛选，重点比较 Forward KL、Reverse KL、广义散度，以及全词表、Top-K、K1 sampled-token 三种监督方案；最终通过 vLLM 或自建测试程序验证推理性能。数据准备阶段将统一记录数据集名称、版本、许可证、划分方式和模型版本。</w:t>
+        <w:t xml:space="preserve">研究计划采用 Qwen3-0.6B 作为 LoRA 学生、冻结的 Qwen3-4B 作为教师，从公开 Function Calling 数据筛选单轮样本。完整词表与常规 Top-K 提供参照，已有尾部类别方法提供直接基线；拟研究的方法在关键位置补入学生高概率的决策候选，并按风险分配固定反馈预算。模型版本、数据来源、划分和实际硬件条件在实验前统一记录。</w:t>
       </w:r>
     </w:p>
     <w:p>
@@ -2241,7 +2241,7 @@
         <w:jc w:val="both"/>
       </w:pPr>
       <w:r>
-        <w:t>1. 梳理离线蒸馏、在线策略蒸馏、KL 散度和工具增强模型的发展脉络，明确 OPD 在 Function Calling 场景中的研究问题。</w:t>
+        <w:t xml:space="preserve">1. 梳理从离线蒸馏、在线策略蒸馏到稀疏教师反馈的研究脉络，明确 Top-K 尾部总量与决策关键 token 两类信息损失。</w:t>
       </w:r>
     </w:p>
     <w:p>
@@ -2251,7 +2251,7 @@
         <w:jc w:val="both"/>
       </w:pPr>
       <w:r>
-        <w:t>2. 在统一的 OPD 后训练流程中比较主要散度方向和监督信息粒度（或估计方式），具体实验见第 3、4 节。</w:t>
+        <w:t xml:space="preserve">2. 建立单轮 Function Calling 的在策略蒸馏流程，在学生前缀上诊断尾部遗漏及其对完整词表梯度和工具调用行为的影响。</w:t>
       </w:r>
     </w:p>
     <w:p>
@@ -2261,7 +2261,7 @@
         <w:jc w:val="both"/>
       </w:pPr>
       <w:r>
-        <w:t>3. 从任务正确率、训练稳定性、分布变化和资源开销等方面分析方法差异，并通过 vLLM 或自建测试程序测量推理吞吐、延迟与端到端调用成功率。</w:t>
+        <w:t xml:space="preserve">3. 研究决策感知的尾部保真蒸馏候选方法，以同预算对照和组件消融检验其任务效果、训练稳定性与额外资源成本。</w:t>
       </w:r>
     </w:p>
     <w:p>
@@ -2270,7 +2270,7 @@
         <w:jc w:val="both"/>
       </w:pPr>
       <w:r>
-        <w:t>在理论层面，本文把学生状态分布、散度方向和教师监督支持集作为三个独立因素，补充 Function Calling 场景下的 OPD 研究；在应用层面，考察小模型经 LoRA 后训练获得工具调用能力的可行性，并分析稀疏监督在模型效果与教师反馈开销之间的权衡，为低延迟、低成本和本地部署提供参考。</w:t>
+        <w:t xml:space="preserve">本课题的研究价值在于把稀疏教师反馈的概率误差与结构化工具调用决策联系起来，并探索在固定预算下保留关键监督的具体机制。完整词表散度、固定 Top-K 和已有尾部修正方法构成可核查的对照；候选方法能否改善小模型的函数选择、参数与格式表现，须由真实实验确定。</w:t>
       </w:r>
     </w:p>
     <w:p>
@@ -4085,7 +4085,7 @@
         <w:jc w:val="both"/>
       </w:pPr>
       <w:r>
-        <w:t>全词表监督在每个位置保留完整的教师分布，信息最充分，但词表维度也带来较高的计算、显存和传输开销。Top-K 只保留指定支持集中的高概率 token，需要明确 K 值、支持集来源、截断后的归一化方式和支持集外概率处理。K1 sampled-token 则对分布目标进行单样本估计。前缀蒸馏和蒸馏设计空间研究表明，信息覆盖、训练成本和模型容量需要联合考虑[11][14][15]，本文将在统一任务中比较三种方案的效果与成本。</w:t>
+        <w:t xml:space="preserve">在线策略蒸馏把教师监督带到学生真实访问的前缀上[7]，却也使教师需要在大量生成位置返回分布。完整词表反馈保留全部候选的相对关系，存储和传输开销随词表及序列长度增长。Top-K 只保留少量高概率候选，K1 sampled-token 则以单样本估计进一步压缩反馈。前缀蒸馏和蒸馏设计空间研究表明，反馈预算已经成为在线方法能否实施的重要约束[11][15]。</w:t>
       </w:r>
     </w:p>
     <w:p>
@@ -4094,7 +4094,7 @@
         <w:jc w:val="both"/>
       </w:pPr>
       <w:r>
-        <w:t>Qwen3 技术报告提供了所用模型家族的背景信息[16]。LoRA 通过低秩增量减少需要更新的参数量[19]，为小模型后训练提供了参数高效的实现路径。量化适配会额外引入量化精度和反量化开销等变量，因此不纳入主要比较。</w:t>
+        <w:t xml:space="preserve">稀疏反馈改变了训练目标。Sparse Logit Sampling 指出，直接缓存教师 Top-K 会产生有偏的分布估计[30]。TA-OPD 进一步发现，当师生都在教师 Top-K 内归一化时，目标忽略支持集外的总概率，学生尾部概率与熵可能在训练中上升；该工作用一个尾部类别保留剩余概率总量[31]。TT-OPD 与 ResOPD 则利用采样残差修正稀疏估计[32][34]。尾部总量的补偿已有明确先行工作。</w:t>
       </w:r>
     </w:p>
     <w:p>
@@ -4108,7 +4108,7 @@
           <w:rFonts w:ascii="Times New Roman" w:hAnsi="Times New Roman" w:eastAsia="宋体"/>
           <w:sz w:val="24"/>
         </w:rPr>
-        <w:t>监督信息粒度同时决定教师知识的表达能力和计算成本。全词表分布能够保留长尾 token 之间的相对关系，但需要传输或即时计算大量 logits；Top-K 显著降低存储与通信压力，却引入支持集选择和尾部概率质量处理问题；K1 sampled-token 把监督进一步压缩为单样本估计，开销最低，但梯度方差、proposal 分布和随机种子会直接影响稳定性。现有研究表明，缩短监督范围可以降低成本，而目标构造又会影响训练稳定性[11][12]，因此教师信息量与最终性能并不是简单的线性关系。</w:t>
+        <w:t xml:space="preserve">另一类信息损失与总概率大小无关。Shen 等在多教师工具调用蒸馏中发现，即使教师 Top-K 覆盖几乎全部教师概率，也可能漏掉学生高估的工具调用入口 token；该坐标的修正会改变完整调用行为[33]。质量覆盖率因此无法单独衡量决策梯度是否完整。尾部类别可以约束“其余 token 合计多少概率”，但无法区分尾部中哪一个函数入口或结构 token 应被单独修正。</w:t>
       </w:r>
     </w:p>
     <w:p>
@@ -4122,7 +4122,7 @@
           <w:rFonts w:ascii="Times New Roman" w:hAnsi="Times New Roman" w:eastAsia="宋体"/>
           <w:sz w:val="24"/>
         </w:rPr>
-        <w:t>参数高效微调使本科阶段开展受控实验成为可能。LoRA 通过低秩增量限制可训练参数规模[19]，在本文中用于统一学生侧的更新接口，并不替代蒸馏方法本身。教师前向、学生 rollout、损失计算和 LoRA 反向传播仍是主要成本，因此除任务指标外，还需记录单步耗时、峰值显存、有效 token 吞吐和教师调用量，以判断稀疏监督节省的资源是否抵得上可能的性能损失。</w:t>
+        <w:t xml:space="preserve">现有工作分别处理了尾部总量、估计偏差和遗漏的学生候选[31][32][33][34]。对单教师、单轮 Function Calling 而言，关键问题进一步落在资源分配上：哪些生成位置需要显式保留低教师概率、高学生概率的决策 token，哪些位置可使用较小的支持集？全局增大 K 会提高反馈成本，仅按教师累计概率选 K 仍可能漏掉学生偏好的关键坐标。本文因此把位置风险、候选保留和反馈预算放入同一个方法设计。</w:t>
       </w:r>
     </w:p>
     <w:p>
@@ -4225,7 +4225,7 @@
           <w:rFonts w:ascii="Times New Roman" w:hAnsi="Times New Roman" w:eastAsia="宋体"/>
           <w:sz w:val="24"/>
         </w:rPr>
-        <w:t>总体来看，现有研究已经形成从学生状态采样、教师分布监督到参数高效更新的完整技术链条，但不同工作常同时改变模型规模、数据来源、散度目标和教师信息预算，结果难以直接横向比较。本文将固定 Qwen3-4B 教师、Qwen3-0.6B 学生和公开 Function Calling 数据，围绕 Forward KL、Reverse KL、广义散度，以及全词表、Top-K、K1 三类监督方式开展受控比较。</w:t>
+        <w:t xml:space="preserve">Function Calling 提供了检验稀疏反馈价值的可观察结果。函数入口和函数名决定是否调用工具及调用哪一个工具，参数键、结构符号和参数值分别影响 schema 合法性、解析与执行。公开数据和 BFCL 等评测允许把这些错误分开统计[25][26][27]。本文将词表层面的尾部质量与梯度误差，最终对应到函数误选、过度调用、格式错误和端到端成功率，建立从概率压缩到实际行为的证据链。</w:t>
       </w:r>
     </w:p>
     <w:p>
@@ -4250,7 +4250,7 @@
         <w:jc w:val="both"/>
       </w:pPr>
       <w:r>
-        <w:t xml:space="preserve">最后，Top-K 的压缩收益伴随明确的目标变化。已有研究发现，仅缓存高概率 token 会造成分布估计偏差[30]；在策略蒸馏的子集归一化目标会忽略尾部总概率，并可能推高学生尾部概率[31]。工具调用场景还存在另一种风险：高教师质量覆盖率仍可能遗漏决定工具入口的修正 token[33]。尾部总量与关键坐标需要分别测量，现有数学推导和其他任务的实验结果尚不足以替代本课题的 Function Calling 证据。</w:t>
+        <w:t xml:space="preserve">相关研究呈现清晰的演进：OPD 解决教师监督与学生访问状态之间的错位[7]；Top-K 使分布反馈更易存储与传输[11][15]；随后研究指出，压缩会遗漏尾部总量，也可能遗漏改变工具调用决策的具体 token[30][31][33]。前者关系到目标分布，后者关系到行为路径。已有尾部类别和采样修正处理了总量或估计问题[31][32][34]，已有学生感知支持集揭示了关键坐标的作用[33]。它们在本课题单教师工具调用场景中的风险大小及成本边界仍需实证确定。</w:t>
       </w:r>
     </w:p>
     <w:p>
@@ -4259,7 +4259,7 @@
         <w:jc w:val="both"/>
       </w:pPr>
       <w:r>
-        <w:t xml:space="preserve">据此，本文保留三步递进安排：构建单轮工具调用的在策略基线；在固定前缀上诊断尾部质量、决策 token 和梯度偏差，并用短程训练核查行为影响；在相同反馈预算下研究决策感知的稀疏支持集。已有尾部类别与采样修正工作[31][32][34]构成方法基线，本文拟研究的增量集中在任务位置与训练预算的联合选择，实际收益及适用条件待实验验证。</w:t>
+        <w:t xml:space="preserve">本文聚焦有限反馈下的决策保真，拟研究“决策感知的尾部保真在线蒸馏”。先在学生工具调用前缀上测量尾部总量和决策 token 漏选，再把学生高概率、教师 Top-K 未覆盖的关键候选补入支持集；其余词表用尾部类别保留总概率，并按位置风险分配固定反馈预算。该联合机制相对于现有方法的价值，须由完整词表梯度、同预算训练和实际调用结果检验，目前仍是待验证假设。</w:t>
       </w:r>
     </w:p>
     <w:p>
@@ -4290,7 +4290,7 @@
           <w:color w:val="000000"/>
           <w:sz w:val="24"/>
         </w:rPr>
-        <w:t>3.1 研究问题概述</w:t>
+        <w:t xml:space="preserve">3.1 研究目标概述</w:t>
       </w:r>
       <w:bookmarkEnd w:id="17"/>
     </w:p>
@@ -4300,37 +4300,7 @@
         <w:jc w:val="both"/>
       </w:pPr>
       <w:r>
-        <w:t xml:space="preserve">本文围绕单轮 Function Calling 的在策略蒸馏建立一条连续的研究链：先获得可信的学生轨迹和工具调用错误记录，再判断 Top-K 稀疏反馈遗漏了哪些训练信号，最后在固定反馈预算内设计并检验针对性的支持集选择规则。完整词表的 Forward KL、Reverse KL 和其他散度仅作为受控参照，K 的选择服务于同一个尾部监督问题。第 3.2、3.3 和 3.4 节分别说明实验场景、问题诊断和拟研究的改进方案。</w:t>
-      </w:r>
-    </w:p>
-    <w:p>
-      <w:pPr>
-        <w:pStyle w:val="17"/>
-        <w:ind w:firstLine="420"/>
-        <w:jc w:val="both"/>
-      </w:pPr>
-      <w:r>
-        <w:t xml:space="preserve">1. 场景与基线：学生自主生成的工具调用轨迹中，哪些位置决定函数选择、参数填写和结构正确性？如何保证教师在相同前缀上的反馈可用于训练与评估？</w:t>
-      </w:r>
-    </w:p>
-    <w:p>
-      <w:pPr>
-        <w:pStyle w:val="17"/>
-        <w:ind w:firstLine="420"/>
-        <w:jc w:val="both"/>
-      </w:pPr>
-      <w:r>
-        <w:t xml:space="preserve">2. 尾部信号诊断：Top-K 截断及子集归一化在这些位置遗漏了多少尾部概率质量、哪些学生高估的决策 token，以及怎样的损失和梯度变化？这些变化能否解释具体工具调用错误？</w:t>
-      </w:r>
-    </w:p>
-    <w:p>
-      <w:pPr>
-        <w:pStyle w:val="17"/>
-        <w:ind w:firstLine="420"/>
-        <w:jc w:val="both"/>
-      </w:pPr>
-      <w:r>
-        <w:t xml:space="preserve">3. 改进方案验证：在相同教师反馈预算下，能否依据尾部风险分配支持集，并保留必要的决策 token 与尾部总质量，使训练信号更接近完整词表目标？</w:t>
+        <w:t xml:space="preserve">本课题研究一个问题：有限教师反馈能否保留真正影响工具调用的蒸馏信号？拟研究的改进是“决策感知的尾部保真在线蒸馏”——在学生真实访问的前缀上补入被教师 Top-K 漏掉的关键决策 token，保留支持集外的总概率，并将有限反馈优先分配给高风险位置。相关方法的来龙去脉已在第 2 部分交代；本部分直接给出研究问题、候选方案与验证路径。</w:t>
       </w:r>
     </w:p>
     <w:p>
@@ -4345,7 +4315,7 @@
           <w:color w:val="000000"/>
           <w:sz w:val="24"/>
         </w:rPr>
-        <w:t xml:space="preserve">3.2 工具调用场景与在策略基线</w:t>
+        <w:t xml:space="preserve">3.2 拟解决的研究问题</w:t>
       </w:r>
       <w:bookmarkEnd w:id="18"/>
     </w:p>
@@ -4355,7 +4325,7 @@
         <w:jc w:val="both"/>
       </w:pPr>
       <w:r>
-        <w:t xml:space="preserve">已有在策略蒸馏方法在学生生成的前缀上查询教师，能够直接覆盖推理时会遇到的状态[7][11]。本文以单轮 Function Calling 为统一场景：学生按固定采样协议生成输出，冻结教师在相同前缀上计算条件分布，训练掩码仅覆盖有效 assistant 位置。首先复现可运行的完整词表与固定 Top-K 基线，固定模型、数据、LoRA 配置、更新步数和评测脚本。函数名、参数键、参数值及结构标记由解析规则和工具 schema 标注；解析失败的位置单独记录。</w:t>
+        <w:t xml:space="preserve">第一，Top-K 在工具调用的什么位置丢失有效监督？本文分别测量师生尾部总概率差异，以及学生高概率决策 token 被教师 Top-K 漏掉的频率；再对照完整词表梯度和函数调用错误，判断风险是否集中于函数入口、函数名、参数键或结构边界。</w:t>
       </w:r>
     </w:p>
     <w:p>
@@ -4364,7 +4334,7 @@
         <w:jc w:val="both"/>
       </w:pPr>
       <w:r>
-        <w:t xml:space="preserve">工具调用的错误具有位置差异。函数入口或函数名的一个错误可能使后续参数全部失效，普通参数值 token 的偏差通常局限于局部字段。本文记录各类位置的教师熵、学生与教师的支持集重叠、工具调用是否成功，以及错误在生成序列中的首次可确定位置。对无法可靠定位的语义错误，只保留整条调用的结果标签。状态划分为后续尾部分析提供可检验的条件变量。</w:t>
+        <w:t xml:space="preserve">第二，哪些尾部信息值得保留？尾部类别表示剩余概率总量，显式决策 token 提供具体行为选择的修正。本文检验两种信息分别对梯度方向、训练稳定性和调用结果产生的作用，确定支持集构造所需的最小信息。</w:t>
       </w:r>
     </w:p>
     <w:p>
@@ -4373,7 +4343,7 @@
         <w:jc w:val="both"/>
       </w:pPr>
       <w:r>
-        <w:t xml:space="preserve">基线阶段按相同有效 token 预算比较学生轨迹监督与既有参考轨迹监督，并给出函数选择准确率、参数匹配率、可解析率和端到端成功率。两组训练共享采样种子和评测集合；学生轨迹是否更有价值由真实结果判断。这个阶段同时确认教师与学生使用一致的 tokenizer、特殊 token 和工具调用模板，以免把协议差异误记为截断效应。</w:t>
+        <w:t xml:space="preserve">第三，怎样在固定预算内形成改进？本文依据位置风险分配 K，在关键位置补入遗漏的学生高概率候选，在其他位置使用较小支持集；相同平均反馈量下与固定 K、质量阈值 K 和已有尾部类别方法比较。</w:t>
       </w:r>
     </w:p>
     <w:p>
@@ -4388,7 +4358,7 @@
           <w:color w:val="000000"/>
           <w:sz w:val="24"/>
         </w:rPr>
-        <w:t xml:space="preserve">3.3 Top-K 尾部遗漏及其训练影响</w:t>
+        <w:t xml:space="preserve">3.3 决策感知的尾部保真蒸馏方法</w:t>
       </w:r>
       <w:bookmarkEnd w:id="19"/>
     </w:p>
@@ -4398,7 +4368,7 @@
         <w:jc w:val="both"/>
       </w:pPr>
       <w:r>
-        <w:t xml:space="preserve">Top-K 用少量教师概率替代完整词表反馈，降低存储与传输开销。已有稀疏蒸馏研究指出，截断后的概率估计可能带来偏差[30]；在策略蒸馏研究进一步发现，师生在教师 Top-K 内各自归一化时，目标丢失了支持集外的总质量，学生尾部概率及熵可能在训练中上升[31]。另一项工具调用研究显示，即使教师 Top-K 覆盖了几乎全部教师概率，仍可能漏掉学生过度偏好的工具调用入口 token，使关键决策的修正梯度缺失[33]。这些结果来自不同模型与任务，本文将在单教师、单轮 Function Calling 场景检查其适用范围。</w:t>
+        <w:t xml:space="preserve">候选方法包含三个明确操作。其一，学生生成单轮调用后，依据工具 schema 和消息边界标记函数入口、函数名、参数键与结构位置。以教师 Top-K 为初始支持集，在这些决策位置检查学生高概率的合法候选；对教师 Top-K 漏掉、且可能改变调用路径的 token，额外取得教师概率并补入支持集。该操作使学生高估的具体候选进入损失。</w:t>
       </w:r>
     </w:p>
     <w:p>
@@ -4407,7 +4377,7 @@
         <w:jc w:val="both"/>
       </w:pPr>
       <w:r>
-        <w:t xml:space="preserve">本文把尾部问题分成两类观察。第一类是总量偏差：在教师 Top-K 支持集外，比较师生尾部质量及其随训练步数的变化，并在同一前缀上对照完整词表、子集归一化 Top-K 和已有的尾部类别方法[31]。第二类是决策遗漏：检查函数入口、函数名及结构标记等关键 token 是否落在教师 Top-K 之外，计算其完整词表梯度与稀疏目标梯度的方向和幅度差异。教师质量覆盖率、决策 token 覆盖率和梯度一致性分别报告，避免用单一累计概率解释训练行为。</w:t>
+        <w:t xml:space="preserve">其二，把补入后支持集之外的师生概率分别合并为尾部类别，与显式保留的 token 共同计算分布损失。尾部类别沿用 TA-OPD 的既有构造[31]，负责约束剩余总量；决策 token 补入负责提供具体选择的修正梯度。两者处理不同的信息缺口，实验将分别移除以检验作用。补入所需的额外教师 logprob 及计算时间单独计量。</w:t>
       </w:r>
     </w:p>
     <w:p>
@@ -4416,7 +4386,7 @@
         <w:jc w:val="both"/>
       </w:pPr>
       <w:r>
-        <w:t xml:space="preserve">诊断先在冻结模型和固定学生前缀上完成，再做短程训练验证。冻结诊断记录不同 K 和位置类别的尾部质量、目标差、梯度余弦相似度与关键 token 梯度；短程训练追踪尾部概率、熵、结构错误和工具调用成败。若冻结梯度差异存在而任务指标不变，需进一步检查训练步数与错误类型；若差异主要来自模板或教师不确定性，应先修正协议或缩小研究范围。Forward KL 与 Reverse KL 只在共同支持集和相同轨迹上做对照，不能把散度方向与截断方式同时改变后解释为单一因素。</w:t>
+        <w:t xml:space="preserve">其三，以训练集诊断子集中的尾部质量差、决策漏选率和完整词表梯度误差估计位置风险，在预设总反馈条目数内分配 K。高风险位置获得更多显式候选，其他位置选择较小 K；位置权重、质量阈值和上限只在训练集与验证集确定。三项操作合在一起构成待验证的联合方法。</w:t>
       </w:r>
     </w:p>
     <w:p>
@@ -4431,7 +4401,7 @@
           <w:color w:val="000000"/>
           <w:sz w:val="24"/>
         </w:rPr>
-        <w:t xml:space="preserve">3.4 面向工具调用决策的稀疏监督改进</w:t>
+        <w:t xml:space="preserve">3.4 验证路径与预期研究产出</w:t>
       </w:r>
       <w:bookmarkEnd w:id="20"/>
     </w:p>
@@ -4441,7 +4411,7 @@
         <w:jc w:val="both"/>
       </w:pPr>
       <w:r>
-        <w:t xml:space="preserve">已有 TA-OPD 把支持集外概率并为尾部类别，TT-OPD 与 ResOPD 则利用采样残差修正稀疏估计[31][32][34]；因此，单独增加第 K+1 类不能作为本文的新方法。本文拟研究工具调用位置的预算分配：在固定平均反馈条目数下，对函数入口、函数名和结构边界等位置提高决策 token 的覆盖要求，对其余位置依教师尾部质量选择较小支持集。该设计把第 3.3 节测得的尾部风险转化为可执行的支持集规则。</w:t>
+        <w:t xml:space="preserve">先建立单轮 Function Calling 的学生 rollout、冻结教师评分和完整词表参照。在固定前缀上对多个 K 测量尾部总量、关键 token 漏选和梯度误差；短程训练再观察这些差异是否对应函数误选、过度调用或格式错误。若尾部现象在本任务中不显著，方法范围将据实际结果收缩。</w:t>
       </w:r>
     </w:p>
     <w:p>
@@ -4450,7 +4420,7 @@
         <w:jc w:val="both"/>
       </w:pPr>
       <w:r>
-        <w:t xml:space="preserve">具体地，先在训练集的独立诊断子集上估计各位置类别的尾部质量差、决策 token 漏选率和完整词表梯度误差；据此确定位置权重与反馈预算。训练时从教师候选中选取满足累计质量阈值的最小 K，并在预设上限内补入可确定的工具调用决策 token；剩余概率沿用已有尾部类别目标表示[31]。若所需 token 不在教师返回的候选中，需要追加该 token 的教师 logprob 查询，并将这部分查询成本计入预算。位置权重、阈值和 K 上限仅在训练/验证集确定，测试集只用于最终评估。</w:t>
+        <w:t xml:space="preserve">正式比较使用同一学生起点、教师、数据、生成协议和有效训练 token 预算。主要对照为常规 Top-K、TA-OPD、仅补入决策候选、仅按位置分配 K 与完整联合方法；各组匹配平均反馈条目数，并单独报告额外查询。Forward KL、JSD 和 K1 保留为机制与低反馈量参照，主要方法结论来自固定损失方向的同预算比较。</w:t>
       </w:r>
     </w:p>
     <w:p>
@@ -4459,7 +4429,7 @@
         <w:jc w:val="both"/>
       </w:pPr>
       <w:r>
-        <w:t xml:space="preserve">验证包括固定 K、相同平均 K 的质量阈值 K、已有尾部类别方法，以及拟研究的决策感知支持集规则。各方法使用同一学生起点、教师、轨迹采样设置与有效 token 预算，并分别报告反馈字节数、额外教师查询、训练耗时和峰值显存。消融实验单独移除决策 token 补入、位置预算分配和尾部类别，检验每一部分的实际贡献；同时观察函数误选、参数错误、格式错误和端到端成功率。若预算匹配后改进消失，本文将如实报告适用边界，并据诊断结果调整方案。</w:t>
+        <w:t xml:space="preserve">研究产出包括工具调用位置上的尾部风险图谱、候选方法的组件消融、任务与训练指标，以及反馈字节数、教师查询、时间和显存记录。结果讨论会说明改进在何种位置、K 与预算下成立；若预算匹配后收益消失，也将据实解释原因。</w:t>
       </w:r>
     </w:p>
     <w:p>
@@ -4498,7 +4468,7 @@
         <w:jc w:val="both"/>
       </w:pPr>
       <w:r>
-        <w:t xml:space="preserve">图 1 给出研究链条：以单轮工具调用建立学生轨迹和可执行评测，随后区分 Top-K 的尾部总量丢失与决策 token 漏选，最后检验预算受限的决策感知支持集。三阶段共享模型、数据划分和评价协议；散度方向是机制参照，监督粒度是方法设计中的预算变量。尾部类别、采样残差和学生感知支持集均已有相关工作[31][32][33][34]，本文的研究重点是分析它们在本任务上的适用性，并验证有无必要结合位置风险进行资源分配。</w:t>
+        <w:t xml:space="preserve">图 1 概括研究主线：定位 Top-K 遗漏的尾部总量与关键决策 token，构造含显式决策候选和尾部类别的监督集合，再在固定预算下检验实际工具调用结果。尾部类别、采样修正和学生感知支持集均有先行研究[31][32][33][34]；本文检验面向工具调用决策的联合选择机制是否有独立价值。</w:t>
       </w:r>
     </w:p>
     <w:p>
@@ -4605,7 +4575,7 @@
           <w:rFonts w:ascii="Times New Roman" w:hAnsi="Times New Roman" w:eastAsia="宋体"/>
           <w:sz w:val="21"/>
         </w:rPr>
-        <w:t xml:space="preserve">  研究问题、研究方案与研究目的的</w:t>
+        <w:t xml:space="preserve">  决策感知的尾部保真蒸馏研究思路</w:t>
       </w:r>
       <w:r>
         <w:rPr>
@@ -4613,7 +4583,7 @@
           <w:sz w:val="21"/>
           <w:lang w:val="en-US" w:eastAsia="zh-CN"/>
         </w:rPr>
-        <w:t>结构关系</w:t>
+        <w:t/>
       </w:r>
     </w:p>
     <w:p>
@@ -4710,7 +4680,7 @@
         <w:jc w:val="both"/>
       </w:pPr>
       <w:r>
-        <w:t>本文以学生在单轮 Function Calling 中真实访问的状态为起点，将教师反馈、目标构造和参数更新连接为同一训练流程。学生生成调用轨迹后，系统根据消息边界与工具结构标记有效状态；冻结教师在这些学生前缀上输出条件概率。基线实验分别使用完整分布、常规 Top-K 和单样本估计，拟研究的方法则在 Top-K 支持集外保留一个残余概率类别，并根据教师概率质量选择反馈粒度。这样，状态来源、目标定义和信息预算可以逐层分析，而不是作为九种组合的简单罗列。</w:t>
+        <w:t xml:space="preserve">总体路线围绕一个候选改进展开。学生在单轮 Function Calling 中生成轨迹，冻结教师在同一前缀评分；诊断环节测量 Top-K 外的尾部总量与被漏掉的决策 token；方法环节按位置风险分配 K、补入关键候选，并以尾部类别保留剩余总概率；最后更新 LoRA 学生并开展分层工具调用评测。图 2 展示从问题定位到方法验证的完整路径。</w:t>
       </w:r>
     </w:p>
     <w:p>
@@ -5770,7 +5740,7 @@
         <w:jc w:val="both"/>
       </w:pPr>
       <w:r>
-        <w:t>上式中的统一估计项在完整词表方案下为完整散度，在常规 Top-K 方案下为支持集内重归一化目标，在 K1 方案下为后文定义的单样本估计。本文另拟构建保留尾部总质量的 Top-K 目标，作为对常规截断方案的定点改进；其中支持集由教师确定，师生均在相同支持集及同一个残余类别上计算概率。训练更新只对条件分布损失反向传播，学生离散采样轨迹仅作为状态序列，不对采样操作求梯度。学生仍只在 LoRA 参数子空间更新，因此总体优化问题可写为：</w:t>
+        <w:t xml:space="preserve">统一目标用于定义共同的训练接口。完整词表 Reverse KL 提供信息参照，常规子集归一化 Top-K 展示截断误差，已有尾部类别方法提供直接方法基线[31]。候选方法进一步改变支持集：关键位置补入学生高概率而教师 Top-K 漏掉的合法决策 token，其余概率归入尾部类别，K 的位置分配受总反馈预算约束。离散 rollout 只提供状态，损失对学生 LoRA 参数反向传播。总体优化问题写为：</w:t>
       </w:r>
     </w:p>
     <w:tbl>
@@ -6020,7 +5990,7 @@
         <w:jc w:val="both"/>
       </w:pPr>
       <w:r>
-        <w:t>统一目标的作用是让三个研究问题相互衔接：学生轨迹和位置标记确定教师在哪些状态上监督；散度及残余类别构造确定教师概率如何变成训练信号；固定或自适应 K 决定每个状态保留多少显式反馈。总体技术路线如图 2 所示。</w:t>
+        <w:t xml:space="preserve">实验顺序与方法构造一致：先确认尾部遗漏在工具调用中是否出现，再识别总量补偿和决策候选补入各自的作用，最后检验固定预算下的联合方案。散度方向作为机制参照，K 的位置分配属于候选方法本身。完整训练配置与原始指标用于追溯行为变化。</w:t>
       </w:r>
     </w:p>
     <w:p>
@@ -10294,7 +10264,7 @@
         <w:jc w:val="both"/>
       </w:pPr>
       <w:r>
-        <w:t>混合系数改变后，混合分布对教师概率和学生概率的依赖随之变化。本文不会只用“覆盖”或“模式选择”解释结果，而会结合师生熵、支持集重叠和梯度稳定性判断散度实际产生的作用[7][8][9][12]。</w:t>
+        <w:t xml:space="preserve">完整词表的 Forward KL、Reverse KL、JSD 和 skew KL 用于解释概率加权差异[7][8][9][12]。主要稀疏目标采用 Reverse KL；其他散度作为机制参照，在相同学生轨迹、温度、有效位置与支持集协议下比较梯度、熵和任务行为。</w:t>
       </w:r>
     </w:p>
     <w:p>
@@ -10303,7 +10273,7 @@
         <w:jc w:val="both"/>
       </w:pPr>
       <w:r>
-        <w:t>为把散度比较与拟研究的方法区分开，表 4-2 将实验安排为四层对照：完整词表散度基线、固定 K 下的常规截断与残余类别目标、固定 K 与自适应 K、以及 K1 低反馈量参照。每层实验只改变一个核心因素，并共享模型、数据、学生轨迹、有效位置和训练预算。</w:t>
+        <w:t xml:space="preserve">表 4-2 围绕候选方法设置四组实验：完整词表参照、稀疏监督诊断、同预算方法比较和组件消融。各组固定教师、学生起点、数据划分、生成协议和评价规则，训练比较统一有效 token 数与更新步数。</w:t>
       </w:r>
     </w:p>
     <w:p>
@@ -10422,7 +10392,7 @@
                 <w:b/>
                 <w:sz w:val="19"/>
               </w:rPr>
-              <w:t>实验层次</w:t>
+              <w:t xml:space="preserve">实验层次</w:t>
             </w:r>
           </w:p>
         </w:tc>
@@ -10443,7 +10413,7 @@
                 <w:b/>
                 <w:sz w:val="19"/>
               </w:rPr>
-              <w:t>固定条件</w:t>
+              <w:t xml:space="preserve">固定条件</w:t>
             </w:r>
           </w:p>
         </w:tc>
@@ -10464,7 +10434,7 @@
                 <w:b/>
                 <w:sz w:val="19"/>
               </w:rPr>
-              <w:t>变化因素</w:t>
+              <w:t xml:space="preserve">变化因素</w:t>
             </w:r>
           </w:p>
         </w:tc>
@@ -10485,7 +10455,7 @@
                 <w:b/>
                 <w:sz w:val="19"/>
               </w:rPr>
-              <w:t>主要观察</w:t>
+              <w:t xml:space="preserve">主要观察</w:t>
             </w:r>
           </w:p>
         </w:tc>
@@ -10506,7 +10476,7 @@
                 <w:b/>
                 <w:sz w:val="19"/>
               </w:rPr>
-              <w:t>研究作用</w:t>
+              <w:t xml:space="preserve">研究作用</w:t>
             </w:r>
           </w:p>
         </w:tc>
@@ -10532,7 +10502,7 @@
                 <w:b w:val="0"/>
                 <w:sz w:val="19"/>
               </w:rPr>
-              <w:t>完整词表散度基线</w:t>
+              <w:t xml:space="preserve">完整词表参照</w:t>
             </w:r>
           </w:p>
         </w:tc>
@@ -10553,7 +10523,7 @@
                 <w:b w:val="0"/>
                 <w:sz w:val="19"/>
               </w:rPr>
-              <w:t>学生模型、教师模型、数据、rollout、训练预算、评价协议</w:t>
+              <w:t xml:space="preserve">模型、数据、前缀与预算</w:t>
             </w:r>
           </w:p>
         </w:tc>
@@ -10574,7 +10544,7 @@
                 <w:b w:val="0"/>
                 <w:sz w:val="19"/>
               </w:rPr>
-              <w:t>Forward KL、Reverse KL、广义散度</w:t>
+              <w:t xml:space="preserve">Reverse KL 主目标；其他散度参照</w:t>
             </w:r>
           </w:p>
         </w:tc>
@@ -10595,7 +10565,7 @@
                 <w:b w:val="0"/>
                 <w:sz w:val="19"/>
               </w:rPr>
-              <w:t>分布覆盖、模式集中、训练稳定性、任务指标</w:t>
+              <w:t xml:space="preserve">分布、梯度及任务指标</w:t>
             </w:r>
           </w:p>
         </w:tc>
@@ -10616,7 +10586,7 @@
                 <w:b w:val="0"/>
                 <w:sz w:val="19"/>
               </w:rPr>
-              <w:t>确定散度偏好基线</w:t>
+              <w:t xml:space="preserve">建立信息参照</w:t>
             </w:r>
           </w:p>
         </w:tc>
@@ -10642,7 +10612,7 @@
                 <w:b w:val="0"/>
                 <w:sz w:val="19"/>
               </w:rPr>
-              <w:t>固定 K 的目标对照</w:t>
+              <w:t xml:space="preserve">稀疏监督诊断</w:t>
             </w:r>
           </w:p>
         </w:tc>
@@ -10663,7 +10633,7 @@
                 <w:b w:val="0"/>
                 <w:sz w:val="19"/>
               </w:rPr>
-              <w:t>学生模型、教师模型、数据、支持集来源、K、训练预算</w:t>
+              <w:t xml:space="preserve">前缀、教师、K 与损失方向</w:t>
             </w:r>
           </w:p>
         </w:tc>
@@ -10684,7 +10654,7 @@
                 <w:b w:val="0"/>
                 <w:sz w:val="19"/>
               </w:rPr>
-              <w:t>常规重归一化 Top-K vs 残余类别 Top-K</w:t>
+              <w:t xml:space="preserve">常规 Top-K、尾部类别、关键候选补入</w:t>
             </w:r>
           </w:p>
         </w:tc>
@@ -10705,7 +10675,7 @@
                 <w:b w:val="0"/>
                 <w:sz w:val="19"/>
               </w:rPr>
-              <w:t>尾部概率质量、损失与梯度、任务指标</w:t>
+              <w:t xml:space="preserve">尾部总量、决策坐标和梯度误差</w:t>
             </w:r>
           </w:p>
         </w:tc>
@@ -10726,7 +10696,7 @@
                 <w:b w:val="0"/>
                 <w:sz w:val="19"/>
               </w:rPr>
-              <w:t>识别截断目标的尾部信息作用</w:t>
+              <w:t xml:space="preserve">定位两类信息缺失</w:t>
             </w:r>
           </w:p>
         </w:tc>
@@ -10752,7 +10722,7 @@
                 <w:b w:val="0"/>
                 <w:sz w:val="19"/>
               </w:rPr>
-              <w:t>固定目标的反馈粒度</w:t>
+              <w:t xml:space="preserve">同预算方法比较</w:t>
             </w:r>
           </w:p>
         </w:tc>
@@ -10773,7 +10743,7 @@
                 <w:b w:val="0"/>
                 <w:sz w:val="19"/>
               </w:rPr>
-              <w:t>学生模型、教师模型、数据、目标定义、有效 token、训练预算</w:t>
+              <w:t xml:space="preserve">学生起点、教师、数据和反馈预算</w:t>
             </w:r>
           </w:p>
         </w:tc>
@@ -10794,7 +10764,7 @@
                 <w:b w:val="0"/>
                 <w:sz w:val="19"/>
               </w:rPr>
-              <w:t>固定 K vs 自适应 K</w:t>
+              <w:t xml:space="preserve">固定 K、质量阈值 K、决策感知支持集</w:t>
             </w:r>
           </w:p>
         </w:tc>
@@ -10815,7 +10785,7 @@
                 <w:b w:val="0"/>
                 <w:sz w:val="19"/>
               </w:rPr>
-              <w:t>所选 K、残余质量、训练时间、显存、任务指标</w:t>
+              <w:t xml:space="preserve">调用结果、熵、额外查询及反馈量</w:t>
             </w:r>
           </w:p>
         </w:tc>
@@ -10836,7 +10806,7 @@
                 <w:b w:val="0"/>
                 <w:sz w:val="19"/>
               </w:rPr>
-              <w:t>检验反馈预算下的适用边界</w:t>
+              <w:t xml:space="preserve">检验候选改进</w:t>
             </w:r>
           </w:p>
         </w:tc>
@@ -10862,7 +10832,7 @@
                 <w:b w:val="0"/>
                 <w:sz w:val="19"/>
               </w:rPr>
-              <w:t>K1 低反馈量边界基线</w:t>
+              <w:t xml:space="preserve">组件消融与边界</w:t>
             </w:r>
           </w:p>
         </w:tc>
@@ -10883,7 +10853,7 @@
                 <w:b w:val="0"/>
                 <w:sz w:val="19"/>
               </w:rPr>
-              <w:t>学生模型、教师模型、数据、采样分布、训练预算</w:t>
+              <w:t xml:space="preserve">训练与评价协议</w:t>
             </w:r>
           </w:p>
         </w:tc>
@@ -10904,7 +10874,7 @@
                 <w:b w:val="0"/>
                 <w:sz w:val="19"/>
               </w:rPr>
-              <w:t>K1 sampled-token（与选定 Top-K 目标对照）</w:t>
+              <w:t xml:space="preserve">移除尾部类别、候选补入、位置分配；K1 参照</w:t>
             </w:r>
           </w:p>
         </w:tc>
@@ -10925,7 +10895,7 @@
                 <w:b w:val="0"/>
                 <w:sz w:val="19"/>
               </w:rPr>
-              <w:t>估计方差、异常 loss、反馈字节数、任务指标</w:t>
+              <w:t xml:space="preserve">任务变化、估计波动、时间和显存</w:t>
             </w:r>
           </w:p>
         </w:tc>
@@ -10946,7 +10916,7 @@
                 <w:b w:val="0"/>
                 <w:sz w:val="19"/>
               </w:rPr>
-              <w:t>刻画极低反馈量与单样本估计风险</w:t>
+              <w:t xml:space="preserve">归因并确定适用条件</w:t>
             </w:r>
           </w:p>
         </w:tc>
@@ -10958,7 +10928,7 @@
         <w:jc w:val="both"/>
       </w:pPr>
       <w:r>
-        <w:t>散度方向与监督粒度不再被安排为全部组合的穷举矩阵。表 4-2 将实验分为三层：完整词表散度基线用于观察优化偏好；固定 K 下比较常规截断与保留残余质量的目标，用于识别尾部信息的作用；在选定目标上比较固定 K、自适应 K 与 K1，以判断反馈预算和估计波动的影响。各层均固定其余变量。</w:t>
+        <w:t xml:space="preserve">完整词表提供目标与梯度参照；稀疏诊断分别测量尾部总量和关键坐标；同预算比较检验决策感知支持集；组件消融辨别候选补入、尾部类别和位置预算各自的作用。K1 sampled-token 作为极低反馈量边界参照，单独报告估计波动。</w:t>
       </w:r>
     </w:p>
     <w:p>
@@ -11547,7 +11517,7 @@
         <w:jc w:val="both"/>
       </w:pPr>
       <w:r>
-        <w:t xml:space="preserve">常规截断基线在选定支持集内分别归一化师生概率，如式（4-18）所示。已有 TA-OPD 在教师 Top-K 之外引入尾部类别，保留师生各自的尾部总质量[31]。本文将该目标作为可复现的对照，记录尾部质量和关键决策 token 的梯度；后续拟研究的位置感知支持集只改变候选集合与预算分配。尾部类别无法恢复尾部 token 之间的相对关系，其作用与决策 token 补入须分开检验。</w:t>
+        <w:t xml:space="preserve">常规截断基线在教师支持集内分别归一化师生概率，如式（4-18）所示。TA-OPD 在支持集外增加尾部类别[31]，作为本课题的直接方法基线。候选方法按工具调用位置调整支持集：检查学生高概率的合法决策候选，将教师 Top-K 漏掉的关键 token 补入，再计算新的尾部总概率。尾部类别传递总量信号，补入 token 传递具体决策信号；两者分别设置消融。</w:t>
       </w:r>
     </w:p>
     <w:tbl>
@@ -12809,7 +12779,7 @@
         <w:jc w:val="both"/>
       </w:pPr>
       <w:r>
-        <w:t xml:space="preserve">为控制估计方差，提议分布须覆盖被估计分布的支持集，并记录其定义、随机种子和概率下界。本文先用冻结前缀诊断确定各类位置的截断风险，再在最大支持集大小内选择满足累计教师质量阈值的最小 K；对预先定义的工具调用决策 token 检查漏选，必要时补入并计入反馈成本。阈值和位置权重在验证集确定，并与相同平均反馈预算的固定 K、已有尾部类别方法比较。所有目标统一使用 log-sum-exp、有效位置归一化和有限值检查；反馈量、教师前向计算与额外 logprob 查询分别计量。</w:t>
+        <w:t xml:space="preserve">K1 sampled-token 使用明确记录的提议分布和随机种子，提议分布须覆盖目标支持集。候选方法的位置权重来自训练集诊断子集，质量阈值和 K 上限由验证集确定；测试集只用于最终评价。补入候选的额外教师 logprob、反馈字节数与教师前向时间分别计量。各目标使用相同的 log-sum-exp、有效位置归一化和有限值检查。</w:t>
       </w:r>
     </w:p>
     <w:p>
@@ -16428,7 +16398,7 @@
         <w:jc w:val="both"/>
       </w:pPr>
       <w:r>
-        <w:t>1. 建立以 Qwen3-0.6B 为学生、冻结的 Qwen3-4B 为教师的单轮 Function Calling 在线策略蒸馏流程，并完成状态边界、有效位置和分层错误记录。</w:t>
+        <w:t xml:space="preserve">1. 建立以 Qwen3-0.6B 为学生、冻结的 Qwen3-4B 为教师的单轮 Function Calling 在线策略蒸馏流程，形成可复现的学生轨迹、位置标注与分层错误记录。</w:t>
       </w:r>
     </w:p>
     <w:p>
@@ -16438,7 +16408,7 @@
         <w:jc w:val="both"/>
       </w:pPr>
       <w:r>
-        <w:t>2. 在统一轨迹与训练预算下完成完整分布散度基线，以及常规 Top-K 与保留尾部质量的 Top-K 目标对比；检验目标差异是否具有可重复的任务或稳定性影响。</w:t>
+        <w:t xml:space="preserve">2. 量化常规 Top-K 的尾部总量损失、决策 token 漏选和梯度误差，完成与完整词表目标及已有尾部类别方法的受控对照。</w:t>
       </w:r>
     </w:p>
     <w:p>
@@ -16448,7 +16418,7 @@
         <w:jc w:val="both"/>
       </w:pPr>
       <w:r>
-        <w:t>3. 建立固定 K、按累计概率质量选择 K 与 K1 的反馈粒度对照，并按照数据集实际条件分层评价格式、函数选择、参数生成和可验证的工具调用结果。</w:t>
+        <w:t xml:space="preserve">3. 实现并验证决策感知的尾部保真蒸馏候选方案，在相同反馈预算下比较固定 K、质量阈值 K 和组件消融，报告函数调用结果、训练稳定性、教师查询与资源成本。</w:t>
       </w:r>
     </w:p>
     <w:p>

--- a/Papers/output/开题报告-基于在线策略蒸馏的大语言模型后训练方法研究.docx
+++ b/Papers/output/开题报告-基于在线策略蒸馏的大语言模型后训练方法研究.docx
@@ -1141,7 +1141,7 @@
         <w:fldChar w:fldCharType="separate"/>
       </w:r>
       <w:r>
-        <w:t>21</w:t>
+        <w:t>22</w:t>
       </w:r>
       <w:r>
         <w:fldChar w:fldCharType="end"/>
@@ -1170,7 +1170,7 @@
         <w:rPr>
           <w:rFonts w:ascii="黑体" w:hAnsi="黑体" w:eastAsia="黑体" w:cs="黑体"/>
         </w:rPr>
-        <w:t>3.1 研究目标概述</w:t>
+        <w:t>3.1 研究思路与问题展开</w:t>
       </w:r>
       <w:r>
         <w:tab/>
@@ -1185,7 +1185,7 @@
         <w:fldChar w:fldCharType="separate"/>
       </w:r>
       <w:r>
-        <w:t>21</w:t>
+        <w:t>22</w:t>
       </w:r>
       <w:r>
         <w:fldChar w:fldCharType="end"/>
@@ -1214,7 +1214,7 @@
         <w:rPr>
           <w:rFonts w:ascii="黑体" w:hAnsi="黑体" w:eastAsia="黑体" w:cs="黑体"/>
         </w:rPr>
-        <w:t xml:space="preserve">3.2 拟解决的研究问题</w:t>
+        <w:t xml:space="preserve">3.2 在线策略蒸馏的三个研究切入点</w:t>
       </w:r>
       <w:r>
         <w:tab/>
@@ -1258,7 +1258,7 @@
         <w:rPr>
           <w:rFonts w:ascii="黑体" w:hAnsi="黑体" w:eastAsia="黑体" w:cs="黑体"/>
         </w:rPr>
-        <w:t xml:space="preserve">3.3 决策感知的尾部保真蒸馏方法</w:t>
+        <w:t xml:space="preserve">3.3 Top-K 稀疏反馈的缺陷与拟改进方法</w:t>
       </w:r>
       <w:r>
         <w:tab/>
@@ -1273,7 +1273,7 @@
         <w:fldChar w:fldCharType="separate"/>
       </w:r>
       <w:r>
-        <w:t>23</w:t>
+        <w:t>24</w:t>
       </w:r>
       <w:r>
         <w:fldChar w:fldCharType="end"/>
@@ -1317,7 +1317,7 @@
         <w:fldChar w:fldCharType="separate"/>
       </w:r>
       <w:r>
-        <w:t>24</w:t>
+        <w:t>25</w:t>
       </w:r>
       <w:r>
         <w:fldChar w:fldCharType="end"/>
@@ -1368,7 +1368,7 @@
         <w:fldChar w:fldCharType="separate"/>
       </w:r>
       <w:r>
-        <w:t>25</w:t>
+        <w:t>26</w:t>
       </w:r>
       <w:r>
         <w:fldChar w:fldCharType="end"/>
@@ -1412,7 +1412,7 @@
         <w:fldChar w:fldCharType="separate"/>
       </w:r>
       <w:r>
-        <w:t>25</w:t>
+        <w:t>27</w:t>
       </w:r>
       <w:r>
         <w:fldChar w:fldCharType="end"/>
@@ -1456,7 +1456,7 @@
         <w:fldChar w:fldCharType="separate"/>
       </w:r>
       <w:r>
-        <w:t>25</w:t>
+        <w:t>27</w:t>
       </w:r>
       <w:r>
         <w:fldChar w:fldCharType="end"/>
@@ -1500,7 +1500,7 @@
         <w:fldChar w:fldCharType="separate"/>
       </w:r>
       <w:r>
-        <w:t>28</w:t>
+        <w:t>29</w:t>
       </w:r>
       <w:r>
         <w:fldChar w:fldCharType="end"/>
@@ -1544,7 +1544,7 @@
         <w:fldChar w:fldCharType="separate"/>
       </w:r>
       <w:r>
-        <w:t>29</w:t>
+        <w:t>31</w:t>
       </w:r>
       <w:r>
         <w:fldChar w:fldCharType="end"/>
@@ -1573,7 +1573,7 @@
         <w:rPr>
           <w:rFonts w:ascii="黑体" w:hAnsi="黑体" w:eastAsia="黑体" w:cs="黑体"/>
         </w:rPr>
-        <w:t>4.4 散度基线与稀疏反馈目标的定义</w:t>
+        <w:t>4.4 散度目标分析与稀疏反馈定义</w:t>
       </w:r>
       <w:r>
         <w:tab/>
@@ -1588,7 +1588,7 @@
         <w:fldChar w:fldCharType="separate"/>
       </w:r>
       <w:r>
-        <w:t>32</w:t>
+        <w:t>34</w:t>
       </w:r>
       <w:r>
         <w:fldChar w:fldCharType="end"/>
@@ -1632,7 +1632,7 @@
         <w:fldChar w:fldCharType="separate"/>
       </w:r>
       <w:r>
-        <w:t>36</w:t>
+        <w:t>37</w:t>
       </w:r>
       <w:r>
         <w:fldChar w:fldCharType="end"/>
@@ -1676,7 +1676,7 @@
         <w:fldChar w:fldCharType="separate"/>
       </w:r>
       <w:r>
-        <w:t>39</w:t>
+        <w:t>41</w:t>
       </w:r>
       <w:r>
         <w:fldChar w:fldCharType="end"/>
@@ -1720,7 +1720,7 @@
         <w:fldChar w:fldCharType="separate"/>
       </w:r>
       <w:r>
-        <w:t>40</w:t>
+        <w:t>41</w:t>
       </w:r>
       <w:r>
         <w:fldChar w:fldCharType="end"/>
@@ -1764,7 +1764,7 @@
         <w:fldChar w:fldCharType="separate"/>
       </w:r>
       <w:r>
-        <w:t>40</w:t>
+        <w:t>41</w:t>
       </w:r>
       <w:r>
         <w:fldChar w:fldCharType="end"/>
@@ -1808,7 +1808,7 @@
         <w:fldChar w:fldCharType="separate"/>
       </w:r>
       <w:r>
-        <w:t>42</w:t>
+        <w:t>43</w:t>
       </w:r>
       <w:r>
         <w:fldChar w:fldCharType="end"/>
@@ -1852,7 +1852,7 @@
         <w:fldChar w:fldCharType="separate"/>
       </w:r>
       <w:r>
-        <w:t>43</w:t>
+        <w:t>45</w:t>
       </w:r>
       <w:r>
         <w:fldChar w:fldCharType="end"/>
@@ -1896,7 +1896,7 @@
         <w:fldChar w:fldCharType="separate"/>
       </w:r>
       <w:r>
-        <w:t>43</w:t>
+        <w:t>45</w:t>
       </w:r>
       <w:r>
         <w:fldChar w:fldCharType="end"/>
@@ -1940,7 +1940,7 @@
         <w:fldChar w:fldCharType="separate"/>
       </w:r>
       <w:r>
-        <w:t>43</w:t>
+        <w:t>45</w:t>
       </w:r>
       <w:r>
         <w:fldChar w:fldCharType="end"/>
@@ -1984,7 +1984,7 @@
         <w:fldChar w:fldCharType="separate"/>
       </w:r>
       <w:r>
-        <w:t>44</w:t>
+        <w:t>45</w:t>
       </w:r>
       <w:r>
         <w:fldChar w:fldCharType="end"/>
@@ -2028,7 +2028,7 @@
         <w:fldChar w:fldCharType="separate"/>
       </w:r>
       <w:r>
-        <w:t>45</w:t>
+        <w:t>47</w:t>
       </w:r>
       <w:r>
         <w:fldChar w:fldCharType="end"/>
@@ -2072,7 +2072,7 @@
         <w:fldChar w:fldCharType="separate"/>
       </w:r>
       <w:r>
-        <w:t>47</w:t>
+        <w:t>49</w:t>
       </w:r>
       <w:r>
         <w:fldChar w:fldCharType="end"/>
@@ -2136,7 +2136,7 @@
         <w:jc w:val="both"/>
       </w:pPr>
       <w:r>
-        <w:t xml:space="preserve">本课题面向大语言模型后训练中的工具调用能力，研究在线策略蒸馏在有限教师反馈下如何保留关键训练信号。学生在自身生成的前缀上接受教师监督；当反馈压缩为 Top-K 时，尾部总概率与影响函数选择的具体 token 可能被遗漏。研究将诊断这两类信息损失，并检验决策感知的尾部保真蒸馏方案在效果、稳定性和成本上的适用边界。</w:t>
+        <w:t xml:space="preserve">本课题面向大语言模型的工具调用后训练，考察在线策略蒸馏的三个相互关联的环节：学生实际访问的生成状态、师生分布的匹配目标，以及有限教师反馈中保留的候选 token。前两者决定在何处学习、按何种偏好更新学生；第三者决定这些偏好能否在稀疏反馈中传递。本文先建立三方面的可比分析，再针对 Top-K 反馈可能遗漏的尾部信息研究改进方法。</w:t>
       </w:r>
     </w:p>
     <w:p>
@@ -2145,7 +2145,7 @@
         <w:jc w:val="both"/>
       </w:pPr>
       <w:r>
-        <w:t xml:space="preserve">研究计划采用 Qwen3-0.6B 作为 LoRA 学生、冻结的 Qwen3-4B 作为教师，从公开 Function Calling 数据筛选单轮样本。完整词表与常规 Top-K 提供参照，已有尾部类别方法提供直接基线；拟研究的方法在关键位置补入学生高概率的决策候选，并按风险分配固定反馈预算。模型版本、数据来源、划分和实际硬件条件在实验前统一记录。</w:t>
+        <w:t xml:space="preserve">研究计划采用 Qwen3-0.6B 作为 LoRA 学生、冻结的 Qwen3-4B 作为教师，从公开 Function Calling 数据筛选单轮样本。在学生生成的前缀上比较有效监督位置和完整词表散度的行为差异，随后固定状态与主损失，诊断 Top-K 截断及其尾部信息损失。候选方法在关键位置补入学生高概率的决策 token，并检验同预算下的任务表现与成本。模型版本、数据来源、划分和硬件条件在实验前统一记录。</w:t>
       </w:r>
     </w:p>
     <w:p>
@@ -2241,7 +2241,7 @@
         <w:jc w:val="both"/>
       </w:pPr>
       <w:r>
-        <w:t xml:space="preserve">1. 梳理从离线蒸馏、在线策略蒸馏到稀疏教师反馈的研究脉络，明确 Top-K 尾部总量与决策关键 token 两类信息损失。</w:t>
+        <w:t xml:space="preserve">1. 梳理在线策略蒸馏中学生状态、散度目标与监督粒度的研究进展，建立单轮工具调用的可复现训练与分层评价流程。</w:t>
       </w:r>
     </w:p>
     <w:p>
@@ -2251,7 +2251,7 @@
         <w:jc w:val="both"/>
       </w:pPr>
       <w:r>
-        <w:t xml:space="preserve">2. 建立单轮 Function Calling 的在策略蒸馏流程，在学生前缀上诊断尾部遗漏及其对完整词表梯度和工具调用行为的影响。</w:t>
+        <w:t xml:space="preserve">2. 在统一学生轨迹上研究完整词表散度的行为偏好，并诊断 Top-K 截断对尾部总概率、关键决策 token 和梯度的影响。</w:t>
       </w:r>
     </w:p>
     <w:p>
@@ -2261,7 +2261,7 @@
         <w:jc w:val="both"/>
       </w:pPr>
       <w:r>
-        <w:t xml:space="preserve">3. 研究决策感知的尾部保真蒸馏候选方法，以同预算对照和组件消融检验其任务效果、训练稳定性与额外资源成本。</w:t>
+        <w:t xml:space="preserve">3. 研究决策感知的稀疏反馈候选方法，以同预算对照和组件消融检验其任务效果、训练稳定性与额外资源成本。</w:t>
       </w:r>
     </w:p>
     <w:p>
@@ -2270,7 +2270,7 @@
         <w:jc w:val="both"/>
       </w:pPr>
       <w:r>
-        <w:t xml:space="preserve">本课题的研究价值在于把稀疏教师反馈的概率误差与结构化工具调用决策联系起来，并探索在固定预算下保留关键监督的具体机制。完整词表散度、固定 Top-K 和已有尾部修正方法构成可核查的对照；候选方法能否改善小模型的函数选择、参数与格式表现，须由真实实验确定。</w:t>
+        <w:t xml:space="preserve">本课题从在线策略蒸馏的状态、目标和反馈三个环节逐步收束研究范围：状态分析保证教师监督落在学生会访问的前缀，散度分析说明不同分布匹配目标引导何种行为，稀疏反馈分析揭示目标在有限预算下可能发生的失真。由此提出的 Top-K 改进须与完整词表、固定 Top-K 及已有尾部修正方法比较；其实际价值由工具调用结果和资源记录共同判断。</w:t>
       </w:r>
     </w:p>
     <w:p>
@@ -4250,7 +4250,7 @@
         <w:jc w:val="both"/>
       </w:pPr>
       <w:r>
-        <w:t xml:space="preserve">相关研究呈现清晰的演进：OPD 解决教师监督与学生访问状态之间的错位[7]；Top-K 使分布反馈更易存储与传输[11][15]；随后研究指出，压缩会遗漏尾部总量，也可能遗漏改变工具调用决策的具体 token[30][31][33]。前者关系到目标分布，后者关系到行为路径。已有尾部类别和采样修正处理了总量或估计问题[31][32][34]，已有学生感知支持集揭示了关键坐标的作用[33]。它们在本课题单教师工具调用场景中的风险大小及成本边界仍需实证确定。</w:t>
+        <w:t xml:space="preserve">现有研究为在线策略蒸馏提供了三个主要切入点。首先，GKD 等方法让教师在学生实际生成的前缀上评分，缓解训练与推理状态不一致的问题[7]。其次，Forward KL、Reverse KL、JSD 与 skew KL 对概率区域赋予不同权重，影响学生的覆盖、集中程度与训练稳定性[7][8][9][12]。再次，完整词表反馈较为充分，却需要较高的存储和传输成本；Top-K 与 sampled-token 方法以较少的教师信息换取可实施性[11][15][30]。状态、目标和反馈共同决定蒸馏效果，比较其中任何一项都需要固定另外两项。</w:t>
       </w:r>
     </w:p>
     <w:p>
@@ -4259,7 +4259,7 @@
         <w:jc w:val="both"/>
       </w:pPr>
       <w:r>
-        <w:t xml:space="preserve">本文聚焦有限反馈下的决策保真，拟研究“决策感知的尾部保真在线蒸馏”。先在学生工具调用前缀上测量尾部总量和决策 token 漏选，再把学生高概率、教师 Top-K 未覆盖的关键候选补入支持集；其余词表用尾部类别保留总概率，并按位置风险分配固定反馈预算。该联合机制相对于现有方法的价值，须由完整词表梯度、同预算训练和实际调用结果检验，目前仍是待验证假设。</w:t>
+        <w:t xml:space="preserve">上述切入点中，稀疏反馈留下了值得进一步研究的具体缺陷。教师 Top-K 内重新归一化会忽略支持集外的总概率，已有尾部类别方法对此作了补偿[31]；只看教师累计概率仍可能漏掉学生高估的工具调用决策 token，已有多教师研究揭示了这种风险[33]。采样修正也已用于缓解稀疏估计偏差[32][34]。这些结果尚不能直接推出单教师、单轮 Function Calling 中的最佳做法。本文在明确学生状态和散度目标的基础上，测量尾部总量与具体决策候选的遗漏，再研究固定反馈预算下的联合选择机制。</w:t>
       </w:r>
     </w:p>
     <w:p>
@@ -4290,7 +4290,7 @@
           <w:color w:val="000000"/>
           <w:sz w:val="24"/>
         </w:rPr>
-        <w:t xml:space="preserve">3.1 研究目标概述</w:t>
+        <w:t xml:space="preserve">3.1 研究思路与问题展开</w:t>
       </w:r>
       <w:bookmarkEnd w:id="17"/>
     </w:p>
@@ -4300,7 +4300,7 @@
         <w:jc w:val="both"/>
       </w:pPr>
       <w:r>
-        <w:t xml:space="preserve">本课题研究一个问题：有限教师反馈能否保留真正影响工具调用的蒸馏信号？拟研究的改进是“决策感知的尾部保真在线蒸馏”——在学生真实访问的前缀上补入被教师 Top-K 漏掉的关键决策 token，保留支持集外的总概率，并将有限反馈优先分配给高风险位置。相关方法的来龙去脉已在第 2 部分交代；本部分直接给出研究问题、候选方案与验证路径。</w:t>
+        <w:t xml:space="preserve">本文沿着“学生在哪里学习、分布目标如何引导学习、有限反馈保留什么信号”展开研究。首先建立单轮 Function Calling 的学生生成轨迹和教师同前缀评分，明确有效监督位置及错误类型；随后在相同轨迹上分析散度目标的概率权重与工具调用行为；最后固定主要训练目标，检验稀疏反馈是否遗漏有效信号，并针对 Top-K 的具体缺陷提出候选改进。前三项研究由一般 OPD 问题逐步进入可实施的方法设计。</w:t>
       </w:r>
     </w:p>
     <w:p>
@@ -4315,7 +4315,7 @@
           <w:color w:val="000000"/>
           <w:sz w:val="24"/>
         </w:rPr>
-        <w:t xml:space="preserve">3.2 拟解决的研究问题</w:t>
+        <w:t xml:space="preserve">3.2 在线策略蒸馏的三个研究切入点</w:t>
       </w:r>
       <w:bookmarkEnd w:id="18"/>
     </w:p>
@@ -4325,7 +4325,7 @@
         <w:jc w:val="both"/>
       </w:pPr>
       <w:r>
-        <w:t xml:space="preserve">第一，Top-K 在工具调用的什么位置丢失有效监督？本文分别测量师生尾部总概率差异，以及学生高概率决策 token 被教师 Top-K 漏掉的频率；再对照完整词表梯度和函数调用错误，判断风险是否集中于函数入口、函数名、参数键或结构边界。</w:t>
+        <w:t xml:space="preserve">第一，学生状态上的监督是否有效。学生自主生成时会访问教师示例未覆盖的前缀；在这些位置评分是 OPD 相对离线蒸馏的重要变化[7]。本文建立单轮工具调用轨迹与冻结教师评分流程，按函数入口、函数名、参数键、参数值和结构边界标注可可靠识别的位置。通过统一位置掩码、分层错误统计及少量状态使用对照，确认后续散度和稀疏反馈比较所依据的状态分布。</w:t>
       </w:r>
     </w:p>
     <w:p>
@@ -4334,7 +4334,7 @@
         <w:jc w:val="both"/>
       </w:pPr>
       <w:r>
-        <w:t xml:space="preserve">第二，哪些尾部信息值得保留？尾部类别表示剩余概率总量，显式决策 token 提供具体行为选择的修正。本文检验两种信息分别对梯度方向、训练稳定性和调用结果产生的作用，确定支持集构造所需的最小信息。</w:t>
+        <w:t xml:space="preserve">第二，散度目标引导学生学习什么。Forward KL 侧重教师认为合理的候选，Reverse KL 更关注学生当前赋予较高概率的区域；JSD 和 skew KL 提供不同的混合与平滑方式[7][8][9][12]。本文在相同学生前缀、完整词表反馈和训练预算下，比较这些目标对函数选择、过度调用、熵、梯度及训练稳定性的影响，分析不同概率权重如何转化为工具调用行为，并据此确定稀疏反馈研究的主要损失方向。散度比较承担机制分析，不能仅停留在公式计算。</w:t>
       </w:r>
     </w:p>
     <w:p>
@@ -4343,7 +4343,7 @@
         <w:jc w:val="both"/>
       </w:pPr>
       <w:r>
-        <w:t xml:space="preserve">第三，怎样在固定预算内形成改进？本文依据位置风险分配 K，在关键位置补入遗漏的学生高概率候选，在其他位置使用较小支持集；相同平均反馈量下与固定 K、质量阈值 K 和已有尾部类别方法比较。</w:t>
+        <w:t xml:space="preserve">第三，有限反馈能否保留所选目标中的有效信号。在固定状态与主要散度方向后，比较完整词表、常规 Top-K 和 sampled-token 监督，定位压缩造成的目标偏差与估计波动[30][31][32]。重点检查 Top-K 外的尾部总概率，以及学生高概率而教师 Top-K 未覆盖的工具调用决策 token：前者改变概率总量约束，后者可能改变具体函数选择[31][33]。如果这些遗漏在本任务中具有可观察的梯度或行为影响，便进入第 3.3 节的方法改进。</w:t>
       </w:r>
     </w:p>
     <w:p>
@@ -4358,7 +4358,7 @@
           <w:color w:val="000000"/>
           <w:sz w:val="24"/>
         </w:rPr>
-        <w:t xml:space="preserve">3.3 决策感知的尾部保真蒸馏方法</w:t>
+        <w:t xml:space="preserve">3.3 Top-K 稀疏反馈的缺陷与拟改进方法</w:t>
       </w:r>
       <w:bookmarkEnd w:id="19"/>
     </w:p>
@@ -4368,7 +4368,7 @@
         <w:jc w:val="both"/>
       </w:pPr>
       <w:r>
-        <w:t xml:space="preserve">候选方法包含三个明确操作。其一，学生生成单轮调用后，依据工具 schema 和消息边界标记函数入口、函数名、参数键与结构位置。以教师 Top-K 为初始支持集，在这些决策位置检查学生高概率的合法候选；对教师 Top-K 漏掉、且可能改变调用路径的 token，额外取得教师概率并补入支持集。该操作使学生高估的具体候选进入损失。</w:t>
+        <w:t xml:space="preserve">现有尾部类别方法能够保留支持集外的概率总量，却无法指出尾部中哪个 token 决定工具调用；只增大教师 Top-K 虽能覆盖更多候选，也会提高反馈量，且教师概率覆盖率不保证学生关键坐标得到修正[31][33]。针对这一缺口，本文拟构造决策感知的支持集：在学生生成的单轮调用中，依据工具 schema 和消息边界标记函数入口、函数名、参数键与结构位置；以教师 Top-K 为基础，检查学生高概率的合法决策候选，将漏选且可能改变调用路径的 token 补入，并取得教师对这些 token 的概率。</w:t>
       </w:r>
     </w:p>
     <w:p>
@@ -4377,7 +4377,7 @@
         <w:jc w:val="both"/>
       </w:pPr>
       <w:r>
-        <w:t xml:space="preserve">其二，把补入后支持集之外的师生概率分别合并为尾部类别，与显式保留的 token 共同计算分布损失。尾部类别沿用 TA-OPD 的既有构造[31]，负责约束剩余总量；决策 token 补入负责提供具体选择的修正梯度。两者处理不同的信息缺口，实验将分别移除以检验作用。补入所需的额外教师 logprob 及计算时间单独计量。</w:t>
+        <w:t xml:space="preserve">补入后的显式候选与一个尾部类别共同组成蒸馏目标。尾部类别沿用已有方法表示支持集外的师生概率总量[31]；补入的决策 token 则接受单独的概率约束，使损失能够区分“尾部总量不符”和“某个具体调用候选被高估”。两项处理分别设置消融，并与已有学生感知支持集思路比较[33]。若教师接口只能返回 Top-K，额外候选的概率获取能力须先确认；反馈字节数、查询量和教师计算时间分别记录。</w:t>
       </w:r>
     </w:p>
     <w:p>
@@ -4386,7 +4386,7 @@
         <w:jc w:val="both"/>
       </w:pPr>
       <w:r>
-        <w:t xml:space="preserve">其三，以训练集诊断子集中的尾部质量差、决策漏选率和完整词表梯度误差估计位置风险，在预设总反馈条目数内分配 K。高风险位置获得更多显式候选，其他位置选择较小 K；位置权重、质量阈值和上限只在训练集与验证集确定。三项操作合在一起构成待验证的联合方法。</w:t>
+        <w:t xml:space="preserve">在反馈预算固定时，本文进一步研究候选名额的分配。根据训练集诊断子集中的尾部质量差、关键 token 漏选率和完整词表梯度误差估计位置风险，在函数入口等高风险位置保留更多显式候选，在低风险位置缩小支持集。位置权重、K 的上限及阈值只由训练集和验证集确定。最终方法是“关键候选补入、尾部总量保留、位置预算分配”的待验证组合；三个组件均有相应的单独对照，方法贡献取决于同预算实验结果。</w:t>
       </w:r>
     </w:p>
     <w:p>
@@ -4411,7 +4411,7 @@
         <w:jc w:val="both"/>
       </w:pPr>
       <w:r>
-        <w:t xml:space="preserve">先建立单轮 Function Calling 的学生 rollout、冻结教师评分和完整词表参照。在固定前缀上对多个 K 测量尾部总量、关键 token 漏选和梯度误差；短程训练再观察这些差异是否对应函数误选、过度调用或格式错误。若尾部现象在本任务中不显著，方法范围将据实际结果收缩。</w:t>
+        <w:t xml:space="preserve">验证按三个研究切入点依次展开。先检查学生 rollout、教师同前缀评分、位置标注和结构化评测是否可靠；再固定轨迹与完整词表反馈，研究散度方向对梯度、熵和工具调用行为的影响。确定主要损失方向后，在同一批前缀上测量不同 K 的尾部总量、关键 token 漏选和相对完整词表的梯度误差。若遗漏在本任务中不显著，将依据观察结果收缩方法范围。</w:t>
       </w:r>
     </w:p>
     <w:p>
@@ -4420,7 +4420,7 @@
         <w:jc w:val="both"/>
       </w:pPr>
       <w:r>
-        <w:t xml:space="preserve">正式比较使用同一学生起点、教师、数据、生成协议和有效训练 token 预算。主要对照为常规 Top-K、TA-OPD、仅补入决策候选、仅按位置分配 K 与完整联合方法；各组匹配平均反馈条目数，并单独报告额外查询。Forward KL、JSD 和 K1 保留为机制与低反馈量参照，主要方法结论来自固定损失方向的同预算比较。</w:t>
+        <w:t xml:space="preserve">方法比较使用同一学生起点、教师、数据划分、生成协议、主要散度方向和有效训练 token 预算。常规 Top-K、已有尾部类别、仅补入决策候选、仅按位置分配 K 与完整联合方案构成主对照；各组匹配平均反馈条目数，并分别报告额外教师概率获取成本。完整词表提供信息参照，其他散度与 K1 sampled-token 作为机制和低反馈量边界分析。短程实验确认信号与行为的关联后，再决定正式训练规模。</w:t>
       </w:r>
     </w:p>
     <w:p>
@@ -4429,7 +4429,7 @@
         <w:jc w:val="both"/>
       </w:pPr>
       <w:r>
-        <w:t xml:space="preserve">研究产出包括工具调用位置上的尾部风险图谱、候选方法的组件消融、任务与训练指标，以及反馈字节数、教师查询、时间和显存记录。结果讨论会说明改进在何种位置、K 与预算下成立；若预算匹配后收益消失，也将据实解释原因。</w:t>
+        <w:t xml:space="preserve">研究预期形成三个相互支撑的结果：可复现的学生状态与工具调用错误分层，散度目标对概率权重和任务行为的机制分析，以及 Top-K 信息损失的诊断与同预算改进检验。除函数、参数和格式指标外，还报告损失、梯度、熵、反馈字节数、教师查询、时间和显存。方法是否优于现有稀疏反馈方案，须由实际实验判定。</w:t>
       </w:r>
     </w:p>
     <w:p>
@@ -4468,7 +4468,7 @@
         <w:jc w:val="both"/>
       </w:pPr>
       <w:r>
-        <w:t xml:space="preserve">图 1 概括研究主线：定位 Top-K 遗漏的尾部总量与关键决策 token，构造含显式决策候选和尾部类别的监督集合，再在固定预算下检验实际工具调用结果。尾部类别、采样修正和学生感知支持集均有先行研究[31][32][33][34]；本文检验面向工具调用决策的联合选择机制是否有独立价值。</w:t>
+        <w:t xml:space="preserve">图 1 展示研究问题的递进关系：先确定学生实际访问的状态，再分析散度目标如何改变更新方向，最后考察目标在 Top-K 稀疏反馈中保留了哪些信号。研究重点落在第三环节的具体缺陷及其改进，同时保持前两环节的独立分析与公平控制。尾部类别、采样修正和学生感知支持集已有先行工作[31][32][33][34]；本文将检验面向单轮工具调用的联合选择机制是否具有额外价值。</w:t>
       </w:r>
     </w:p>
     <w:p>
@@ -4575,7 +4575,7 @@
           <w:rFonts w:ascii="Times New Roman" w:hAnsi="Times New Roman" w:eastAsia="宋体"/>
           <w:sz w:val="21"/>
         </w:rPr>
-        <w:t xml:space="preserve">  决策感知的尾部保真蒸馏研究思路</w:t>
+        <w:t xml:space="preserve">  在线策略蒸馏的研究切入点与重点改进</w:t>
       </w:r>
       <w:r>
         <w:rPr>
@@ -4680,7 +4680,7 @@
         <w:jc w:val="both"/>
       </w:pPr>
       <w:r>
-        <w:t xml:space="preserve">总体路线围绕一个候选改进展开。学生在单轮 Function Calling 中生成轨迹，冻结教师在同一前缀评分；诊断环节测量 Top-K 外的尾部总量与被漏掉的决策 token；方法环节按位置风险分配 K、补入关键候选，并以尾部类别保留剩余总概率；最后更新 LoRA 学生并开展分层工具调用评测。图 2 展示从问题定位到方法验证的完整路径。</w:t>
+        <w:t xml:space="preserve">总体路线从在线策略蒸馏的三个环节展开。学生在单轮 Function Calling 中生成轨迹，冻结教师在相同前缀评分，形成可重复的状态与位置集合；完整词表散度比较用于分析概率权重、梯度与工具调用行为，并确定主要损失方向；在该目标下诊断 Top-K 的尾部总量和决策 token 漏选；最后按位置风险分配 K、补入关键候选、保留尾部总概率，更新 LoRA 学生并进行分层评测。图 2 对应这一路径。</w:t>
       </w:r>
     </w:p>
     <w:p>
@@ -5740,7 +5740,7 @@
         <w:jc w:val="both"/>
       </w:pPr>
       <w:r>
-        <w:t xml:space="preserve">统一目标用于定义共同的训练接口。完整词表 Reverse KL 提供信息参照，常规子集归一化 Top-K 展示截断误差，已有尾部类别方法提供直接方法基线[31]。候选方法进一步改变支持集：关键位置补入学生高概率而教师 Top-K 漏掉的合法决策 token，其余概率归入尾部类别，K 的位置分配受总反馈预算约束。离散 rollout 只提供状态，损失对学生 LoRA 参数反向传播。总体优化问题写为：</w:t>
+        <w:t xml:space="preserve">统一目标使状态选择、散度类型与反馈支持集可以分别定义和控制。先在完整词表上研究 Forward KL、Reverse KL、JSD 和 skew KL 的行为差异；完整词表 Reverse KL 作为当前拟定的信息参照，实际主要损失方向仍须结合前期诊断确定。常规子集归一化 Top-K 用于展示截断误差，已有尾部类别方法作为直接基线[31]。候选方法改变支持集：在关键位置补入学生高概率而教师 Top-K 漏掉的合法决策 token，其余概率归入尾部类别，位置 K 受总反馈预算约束。离散 rollout 提供训练状态，损失对学生 LoRA 参数反向传播。总体优化问题写为：</w:t>
       </w:r>
     </w:p>
     <w:tbl>
@@ -5990,7 +5990,7 @@
         <w:jc w:val="both"/>
       </w:pPr>
       <w:r>
-        <w:t xml:space="preserve">实验顺序与方法构造一致：先确认尾部遗漏在工具调用中是否出现，再识别总量补偿和决策候选补入各自的作用，最后检验固定预算下的联合方案。散度方向作为机制参照，K 的位置分配属于候选方法本身。完整训练配置与原始指标用于追溯行为变化。</w:t>
+        <w:t xml:space="preserve">实验顺序先核实在策略状态与位置标注，再解释完整词表散度的优化偏好，随后定位固定主要散度下的稀疏反馈缺陷，并通过同预算消融检验候选方法。散度分析与反馈支持集实验分别报告，避免把损失方向变化误认为 Top-K 改进的收益。完整训练配置与原始指标用于追溯行为变化。</w:t>
       </w:r>
     </w:p>
     <w:p>
@@ -8801,7 +8801,7 @@
           <w:color w:val="000000"/>
           <w:sz w:val="24"/>
         </w:rPr>
-        <w:t>4.4 散度基线与稀疏反馈目标的定义</w:t>
+        <w:t xml:space="preserve">4.4 散度目标分析与稀疏反馈定义</w:t>
       </w:r>
       <w:bookmarkEnd w:id="41"/>
     </w:p>
@@ -10264,7 +10264,7 @@
         <w:jc w:val="both"/>
       </w:pPr>
       <w:r>
-        <w:t xml:space="preserve">完整词表的 Forward KL、Reverse KL、JSD 和 skew KL 用于解释概率加权差异[7][8][9][12]。主要稀疏目标采用 Reverse KL；其他散度作为机制参照，在相同学生轨迹、温度、有效位置与支持集协议下比较梯度、熵和任务行为。</w:t>
+        <w:t xml:space="preserve">完整词表的 Forward KL、Reverse KL、JSD 和 skew KL 用于分析不同概率区域的学习权重[7][8][9][12]。在同一学生轨迹、温度和有效位置上，本文比较各目标的梯度方向、熵变化、函数误选与过度调用，再选定稀疏反馈实验的主要散度方向。后续 Top-K 对照固定该方向与支持集协议，保证观察到的差异来自教师反馈而非目标切换。</w:t>
       </w:r>
     </w:p>
     <w:p>
@@ -10273,7 +10273,7 @@
         <w:jc w:val="both"/>
       </w:pPr>
       <w:r>
-        <w:t xml:space="preserve">表 4-2 围绕候选方法设置四组实验：完整词表参照、稀疏监督诊断、同预算方法比较和组件消融。各组固定教师、学生起点、数据划分、生成协议和评价规则，训练比较统一有效 token 数与更新步数。</w:t>
+        <w:t xml:space="preserve">表 4-2 将实验组织为完整词表散度分析、稀疏反馈诊断、同预算方法比较和组件消融。各组固定教师、学生起点、数据划分、生成协议与评价规则；散度分析固定反馈粒度，方法比较固定主要散度方向，并统一有效训练 token 数与更新步数。</w:t>
       </w:r>
     </w:p>
     <w:p>
@@ -10374,6 +10374,7 @@
         <w:trPr>
           <w:tblHeader/>
           <w:jc w:val="center"/>
+          <w:cantSplit/>
         </w:trPr>
         <w:tc>
           <w:tcPr>
@@ -10484,6 +10485,7 @@
       <w:tr>
         <w:trPr>
           <w:jc w:val="center"/>
+          <w:cantSplit/>
         </w:trPr>
         <w:tc>
           <w:tcPr>
@@ -10502,7 +10504,7 @@
                 <w:b w:val="0"/>
                 <w:sz w:val="19"/>
               </w:rPr>
-              <w:t xml:space="preserve">完整词表参照</w:t>
+              <w:t xml:space="preserve">完整词表散度</w:t>
             </w:r>
           </w:p>
         </w:tc>
@@ -10523,7 +10525,7 @@
                 <w:b w:val="0"/>
                 <w:sz w:val="19"/>
               </w:rPr>
-              <w:t xml:space="preserve">模型、数据、前缀与预算</w:t>
+              <w:t xml:space="preserve">同轨迹、同反馈</w:t>
             </w:r>
           </w:p>
         </w:tc>
@@ -10544,7 +10546,7 @@
                 <w:b w:val="0"/>
                 <w:sz w:val="19"/>
               </w:rPr>
-              <w:t xml:space="preserve">Reverse KL 主目标；其他散度参照</w:t>
+              <w:t xml:space="preserve">FKL、RKL、JSD、skew KL</w:t>
             </w:r>
           </w:p>
         </w:tc>
@@ -10565,7 +10567,7 @@
                 <w:b w:val="0"/>
                 <w:sz w:val="19"/>
               </w:rPr>
-              <w:t xml:space="preserve">分布、梯度及任务指标</w:t>
+              <w:t xml:space="preserve">梯度、熵、调用结果</w:t>
             </w:r>
           </w:p>
         </w:tc>
@@ -10586,7 +10588,7 @@
                 <w:b w:val="0"/>
                 <w:sz w:val="19"/>
               </w:rPr>
-              <w:t xml:space="preserve">建立信息参照</w:t>
+              <w:t xml:space="preserve">确定主要目标</w:t>
             </w:r>
           </w:p>
         </w:tc>
@@ -10594,6 +10596,7 @@
       <w:tr>
         <w:trPr>
           <w:jc w:val="center"/>
+          <w:cantSplit/>
         </w:trPr>
         <w:tc>
           <w:tcPr>
@@ -10612,7 +10615,7 @@
                 <w:b w:val="0"/>
                 <w:sz w:val="19"/>
               </w:rPr>
-              <w:t xml:space="preserve">稀疏监督诊断</w:t>
+              <w:t xml:space="preserve">稀疏反馈诊断</w:t>
             </w:r>
           </w:p>
         </w:tc>
@@ -10633,7 +10636,7 @@
                 <w:b w:val="0"/>
                 <w:sz w:val="19"/>
               </w:rPr>
-              <w:t xml:space="preserve">前缀、教师、K 与损失方向</w:t>
+              <w:t xml:space="preserve">同轨迹、同损失</w:t>
             </w:r>
           </w:p>
         </w:tc>
@@ -10654,7 +10657,7 @@
                 <w:b w:val="0"/>
                 <w:sz w:val="19"/>
               </w:rPr>
-              <w:t xml:space="preserve">常规 Top-K、尾部类别、关键候选补入</w:t>
+              <w:t xml:space="preserve">全词表、Top-K、K1</w:t>
             </w:r>
           </w:p>
         </w:tc>
@@ -10675,7 +10678,7 @@
                 <w:b w:val="0"/>
                 <w:sz w:val="19"/>
               </w:rPr>
-              <w:t xml:space="preserve">尾部总量、决策坐标和梯度误差</w:t>
+              <w:t xml:space="preserve">尾部与梯度误差</w:t>
             </w:r>
           </w:p>
         </w:tc>
@@ -10696,7 +10699,7 @@
                 <w:b w:val="0"/>
                 <w:sz w:val="19"/>
               </w:rPr>
-              <w:t xml:space="preserve">定位两类信息缺失</w:t>
+              <w:t xml:space="preserve">定位遗漏</w:t>
             </w:r>
           </w:p>
         </w:tc>
@@ -10704,6 +10707,7 @@
       <w:tr>
         <w:trPr>
           <w:jc w:val="center"/>
+          <w:cantSplit/>
         </w:trPr>
         <w:tc>
           <w:tcPr>
@@ -10722,7 +10726,7 @@
                 <w:b w:val="0"/>
                 <w:sz w:val="19"/>
               </w:rPr>
-              <w:t xml:space="preserve">同预算方法比较</w:t>
+              <w:t xml:space="preserve">同预算方法</w:t>
             </w:r>
           </w:p>
         </w:tc>
@@ -10743,7 +10747,7 @@
                 <w:b w:val="0"/>
                 <w:sz w:val="19"/>
               </w:rPr>
-              <w:t xml:space="preserve">学生起点、教师、数据和反馈预算</w:t>
+              <w:t xml:space="preserve">同起点、同预算</w:t>
             </w:r>
           </w:p>
         </w:tc>
@@ -10764,7 +10768,7 @@
                 <w:b w:val="0"/>
                 <w:sz w:val="19"/>
               </w:rPr>
-              <w:t xml:space="preserve">固定 K、质量阈值 K、决策感知支持集</w:t>
+              <w:t xml:space="preserve">固定 K、尾部类别、决策支持集</w:t>
             </w:r>
           </w:p>
         </w:tc>
@@ -10785,7 +10789,7 @@
                 <w:b w:val="0"/>
                 <w:sz w:val="19"/>
               </w:rPr>
-              <w:t xml:space="preserve">调用结果、熵、额外查询及反馈量</w:t>
+              <w:t xml:space="preserve">调用结果与成本</w:t>
             </w:r>
           </w:p>
         </w:tc>
@@ -10806,7 +10810,7 @@
                 <w:b w:val="0"/>
                 <w:sz w:val="19"/>
               </w:rPr>
-              <w:t xml:space="preserve">检验候选改进</w:t>
+              <w:t xml:space="preserve">检验改进</w:t>
             </w:r>
           </w:p>
         </w:tc>
@@ -10814,6 +10818,7 @@
       <w:tr>
         <w:trPr>
           <w:jc w:val="center"/>
+          <w:cantSplit/>
         </w:trPr>
         <w:tc>
           <w:tcPr>
@@ -10832,7 +10837,7 @@
                 <w:b w:val="0"/>
                 <w:sz w:val="19"/>
               </w:rPr>
-              <w:t xml:space="preserve">组件消融与边界</w:t>
+              <w:t xml:space="preserve">组件消融</w:t>
             </w:r>
           </w:p>
         </w:tc>
@@ -10853,7 +10858,7 @@
                 <w:b w:val="0"/>
                 <w:sz w:val="19"/>
               </w:rPr>
-              <w:t xml:space="preserve">训练与评价协议</w:t>
+              <w:t xml:space="preserve">同训练协议</w:t>
             </w:r>
           </w:p>
         </w:tc>
@@ -10874,7 +10879,7 @@
                 <w:b w:val="0"/>
                 <w:sz w:val="19"/>
               </w:rPr>
-              <w:t xml:space="preserve">移除尾部类别、候选补入、位置分配；K1 参照</w:t>
+              <w:t xml:space="preserve">去尾部类、去补入、去分配</w:t>
             </w:r>
           </w:p>
         </w:tc>
@@ -10895,7 +10900,7 @@
                 <w:b w:val="0"/>
                 <w:sz w:val="19"/>
               </w:rPr>
-              <w:t xml:space="preserve">任务变化、估计波动、时间和显存</w:t>
+              <w:t xml:space="preserve">任务、时间、显存</w:t>
             </w:r>
           </w:p>
         </w:tc>
@@ -10916,7 +10921,7 @@
                 <w:b w:val="0"/>
                 <w:sz w:val="19"/>
               </w:rPr>
-              <w:t xml:space="preserve">归因并确定适用条件</w:t>
+              <w:t xml:space="preserve">判定各组件作用</w:t>
             </w:r>
           </w:p>
         </w:tc>
@@ -10928,7 +10933,7 @@
         <w:jc w:val="both"/>
       </w:pPr>
       <w:r>
-        <w:t xml:space="preserve">完整词表提供目标与梯度参照；稀疏诊断分别测量尾部总量和关键坐标；同预算比较检验决策感知支持集；组件消融辨别候选补入、尾部类别和位置预算各自的作用。K1 sampled-token 作为极低反馈量边界参照，单独报告估计波动。</w:t>
+        <w:t xml:space="preserve">完整词表散度实验解释优化偏好并确定主要目标；稀疏诊断分别测量尾部总量、决策坐标与梯度误差；同预算比较检验决策感知支持集；组件消融辨别关键候选补入、尾部类别和位置预算各自的作用。K1 sampled-token 作为极低反馈量边界参照，单独报告估计波动。</w:t>
       </w:r>
     </w:p>
     <w:p>
@@ -15559,7 +15564,7 @@
         <w:jc w:val="both"/>
       </w:pPr>
       <w:r>
-        <w:t>方案采用可获得的小规模同家族模型与开源工具链。冻结教师只参与前向评分，学生通过 LoRA 更新；PyTorch、Transformers、PEFT 和 vLLM[20]分别用于训练、适配与部署测量。正式实验前先以少量单轮样本检查 tokenizer、模板、状态标记、Top-K 累计质量、残余类别的概率归一化、目标数值、梯度传播和运行成本。只有这些基础检查通过，且尾部质量在实际样本中具有分析价值，才扩大训练规模；若现象不明显，则根据错误统计收缩方法范围并调整研究重点。</w:t>
+        <w:t xml:space="preserve">方案采用可获得的小规模同家族模型与开源工具链。冻结教师参与前向评分，学生通过 LoRA 更新；PyTorch、Transformers、PEFT 和 vLLM[20]分别支持训练、适配与部署测量。正式实验前以少量单轮样本检查 tokenizer、模板、状态标记、完整词表散度实现、Top-K 累计质量、尾部类别概率归一化、梯度传播和运行成本。若某一研究环节的现象不明显，就依据真实错误统计调整分析重点，不预写方法收益。</w:t>
       </w:r>
     </w:p>
     <w:p>
@@ -16408,7 +16413,7 @@
         <w:jc w:val="both"/>
       </w:pPr>
       <w:r>
-        <w:t xml:space="preserve">2. 量化常规 Top-K 的尾部总量损失、决策 token 漏选和梯度误差，完成与完整词表目标及已有尾部类别方法的受控对照。</w:t>
+        <w:t xml:space="preserve">2. 在统一学生轨迹与完整词表反馈下，分析代表性散度目标的梯度、熵和工具调用行为；随后量化 Top-K 的尾部总量损失、关键决策 token 漏选与梯度误差。</w:t>
       </w:r>
     </w:p>
     <w:p>
@@ -16457,7 +16462,7 @@
         <w:jc w:val="both"/>
       </w:pPr>
       <w:r>
-        <w:t>预期形成一套可复现的单轮工具调用 OPD 流程、一种待实验检验的尾部质量保留目标及其监督粒度选择策略，并提供完整的基线、消融、成本统计和失败案例。最终论文将以实际结果判断方法是否有效；即使未取得性能优势，也需明确其原因和适用条件。</w:t>
+        <w:t xml:space="preserve">预期形成可复现的单轮工具调用 OPD 流程、完整词表散度的行为分析，以及待实验检验的决策感知稀疏反馈方法，提供相应基线、消融、成本统计和失败案例。最终论文将依据实际结果判断方法的价值及适用边界。</w:t>
       </w:r>
     </w:p>
     <w:p>

--- a/Papers/output/开题报告-基于在线策略蒸馏的大语言模型后训练方法研究.docx
+++ b/Papers/output/开题报告-基于在线策略蒸馏的大语言模型后训练方法研究.docx
@@ -1053,7 +1053,7 @@
         <w:fldChar w:fldCharType="separate"/>
       </w:r>
       <w:r>
-        <w:t>17</w:t>
+        <w:t>18</w:t>
       </w:r>
       <w:r>
         <w:fldChar w:fldCharType="end"/>
@@ -1097,7 +1097,7 @@
         <w:fldChar w:fldCharType="separate"/>
       </w:r>
       <w:r>
-        <w:t>20</w:t>
+        <w:t>21</w:t>
       </w:r>
       <w:r>
         <w:fldChar w:fldCharType="end"/>
@@ -1214,7 +1214,7 @@
         <w:rPr>
           <w:rFonts w:ascii="黑体" w:hAnsi="黑体" w:eastAsia="黑体" w:cs="黑体"/>
         </w:rPr>
-        <w:t xml:space="preserve">3.2 在线策略蒸馏的三个研究切入点</w:t>
+        <w:t>3.2 在线策略蒸馏的三个研究切入点</w:t>
       </w:r>
       <w:r>
         <w:tab/>
@@ -1258,7 +1258,7 @@
         <w:rPr>
           <w:rFonts w:ascii="黑体" w:hAnsi="黑体" w:eastAsia="黑体" w:cs="黑体"/>
         </w:rPr>
-        <w:t xml:space="preserve">3.3 Top-K 稀疏反馈的缺陷与拟改进方法</w:t>
+        <w:t>3.3 Top-K 稀疏反馈的缺陷与拟改进方法</w:t>
       </w:r>
       <w:r>
         <w:tab/>
@@ -1302,7 +1302,7 @@
         <w:rPr>
           <w:rFonts w:ascii="黑体" w:hAnsi="黑体" w:eastAsia="黑体" w:cs="黑体"/>
         </w:rPr>
-        <w:t xml:space="preserve">3.4 验证路径与预期研究产出</w:t>
+        <w:t>3.4 验证路径与预期研究产出</w:t>
       </w:r>
       <w:r>
         <w:tab/>
@@ -1349,13 +1349,6 @@
         <w:t>3.5 本章总结</w:t>
       </w:r>
       <w:r>
-        <w:rPr>
-          <w:rFonts w:hint="eastAsia" w:ascii="黑体" w:hAnsi="黑体" w:eastAsia="黑体" w:cs="黑体"/>
-          <w:lang w:val="en-US" w:eastAsia="zh-CN"/>
-        </w:rPr>
-        <w:t/>
-      </w:r>
-      <w:r>
         <w:tab/>
       </w:r>
       <w:r>
@@ -1632,7 +1625,7 @@
         <w:fldChar w:fldCharType="separate"/>
       </w:r>
       <w:r>
-        <w:t>37</w:t>
+        <w:t>38</w:t>
       </w:r>
       <w:r>
         <w:fldChar w:fldCharType="end"/>
@@ -1676,7 +1669,7 @@
         <w:fldChar w:fldCharType="separate"/>
       </w:r>
       <w:r>
-        <w:t>41</w:t>
+        <w:t>42</w:t>
       </w:r>
       <w:r>
         <w:fldChar w:fldCharType="end"/>
@@ -1720,7 +1713,7 @@
         <w:fldChar w:fldCharType="separate"/>
       </w:r>
       <w:r>
-        <w:t>41</w:t>
+        <w:t>43</w:t>
       </w:r>
       <w:r>
         <w:fldChar w:fldCharType="end"/>
@@ -1764,7 +1757,7 @@
         <w:fldChar w:fldCharType="separate"/>
       </w:r>
       <w:r>
-        <w:t>41</w:t>
+        <w:t>43</w:t>
       </w:r>
       <w:r>
         <w:fldChar w:fldCharType="end"/>
@@ -1808,7 +1801,7 @@
         <w:fldChar w:fldCharType="separate"/>
       </w:r>
       <w:r>
-        <w:t>43</w:t>
+        <w:t>45</w:t>
       </w:r>
       <w:r>
         <w:fldChar w:fldCharType="end"/>
@@ -1852,7 +1845,7 @@
         <w:fldChar w:fldCharType="separate"/>
       </w:r>
       <w:r>
-        <w:t>45</w:t>
+        <w:t>46</w:t>
       </w:r>
       <w:r>
         <w:fldChar w:fldCharType="end"/>
@@ -1896,7 +1889,7 @@
         <w:fldChar w:fldCharType="separate"/>
       </w:r>
       <w:r>
-        <w:t>45</w:t>
+        <w:t>46</w:t>
       </w:r>
       <w:r>
         <w:fldChar w:fldCharType="end"/>
@@ -1940,7 +1933,7 @@
         <w:fldChar w:fldCharType="separate"/>
       </w:r>
       <w:r>
-        <w:t>45</w:t>
+        <w:t>46</w:t>
       </w:r>
       <w:r>
         <w:fldChar w:fldCharType="end"/>
@@ -1984,7 +1977,7 @@
         <w:fldChar w:fldCharType="separate"/>
       </w:r>
       <w:r>
-        <w:t>45</w:t>
+        <w:t>47</w:t>
       </w:r>
       <w:r>
         <w:fldChar w:fldCharType="end"/>
@@ -2028,7 +2021,7 @@
         <w:fldChar w:fldCharType="separate"/>
       </w:r>
       <w:r>
-        <w:t>47</w:t>
+        <w:t>48</w:t>
       </w:r>
       <w:r>
         <w:fldChar w:fldCharType="end"/>
@@ -2072,7 +2065,7 @@
         <w:fldChar w:fldCharType="separate"/>
       </w:r>
       <w:r>
-        <w:t>49</w:t>
+        <w:t>50</w:t>
       </w:r>
       <w:r>
         <w:fldChar w:fldCharType="end"/>
@@ -2136,7 +2129,7 @@
         <w:jc w:val="both"/>
       </w:pPr>
       <w:r>
-        <w:t xml:space="preserve">本课题面向大语言模型的工具调用后训练，考察在线策略蒸馏的三个相互关联的环节：学生实际访问的生成状态、师生分布的匹配目标，以及有限教师反馈中保留的候选 token。前两者决定在何处学习、按何种偏好更新学生；第三者决定这些偏好能否在稀疏反馈中传递。本文先建立三方面的可比分析，再针对 Top-K 反馈可能遗漏的尾部信息研究改进方法。</w:t>
+        <w:t>本课题面向大语言模型的工具调用后训练，考察在线策略蒸馏的三个相互关联的环节：学生实际访问的生成状态、师生分布的匹配目标，以及有限教师反馈中保留的候选 token。前两者决定在何处学习、按何种偏好更新学生；第三者决定这些偏好能否在稀疏反馈中传递。本文先建立三方面的可比分析，再针对 Top-K 反馈可能遗漏的尾部信息研究改进方法。</w:t>
       </w:r>
     </w:p>
     <w:p>
@@ -2145,7 +2138,7 @@
         <w:jc w:val="both"/>
       </w:pPr>
       <w:r>
-        <w:t xml:space="preserve">研究计划采用 Qwen3-0.6B 作为 LoRA 学生、冻结的 Qwen3-4B 作为教师，从公开 Function Calling 数据筛选单轮样本。在学生生成的前缀上比较有效监督位置和完整词表散度的行为差异，随后固定状态与主损失，诊断 Top-K 截断及其尾部信息损失。候选方法在关键位置补入学生高概率的决策 token，并检验同预算下的任务表现与成本。模型版本、数据来源、划分和硬件条件在实验前统一记录。</w:t>
+        <w:t>研究计划采用 Qwen3-0.6B 作为 LoRA 学生、冻结的 Qwen3-4B 作为教师，从公开 Function Calling 数据筛选单轮样本。在学生生成的前缀上比较有效监督位置和完整词表散度的行为差异，随后固定状态与主损失，诊断 Top-K 截断及其尾部信息损失。候选方法在关键位置补入学生高概率的决策 token，并检验同预算下的任务表现与成本。模型版本、数据来源、划分和硬件条件在实验前统一记录。</w:t>
       </w:r>
     </w:p>
     <w:p>
@@ -2206,7 +2199,7 @@
         <w:jc w:val="both"/>
       </w:pPr>
       <w:r>
-        <w:t>数据准备阶段将依据公开数据的实际字段，统计单轮调用、多工具候选、并行调用、多轮工具结果和无适用工具等任务类型。训练集、验证集与测试集按工具 schema、问题模板和数据来源进行隔离，尽量减少相似样本造成的信息泄漏。</w:t>
+        <w:t>数据准备阶段将依据公开数据的实际字段，统计单轮调用、多工具候选、并行调用、多轮工具结果和无适用工具等任务类型。核心实验先限定可统一解析与评价的单轮调用；训练集、验证集与测试集按工具 schema、问题模板和数据来源隔离，减少相似样本造成的信息泄漏。这样才能在同一任务条件下追踪学生到访状态、散度目标和教师反馈粒度各自带来的变化。</w:t>
       </w:r>
     </w:p>
     <w:p>
@@ -2241,7 +2234,7 @@
         <w:jc w:val="both"/>
       </w:pPr>
       <w:r>
-        <w:t xml:space="preserve">1. 梳理在线策略蒸馏中学生状态、散度目标与监督粒度的研究进展，建立单轮工具调用的可复现训练与分层评价流程。</w:t>
+        <w:t>1. 梳理在线策略蒸馏中学生状态、散度目标与监督粒度的研究进展，建立单轮工具调用的可复现训练与分层评价流程。</w:t>
       </w:r>
     </w:p>
     <w:p>
@@ -2251,7 +2244,7 @@
         <w:jc w:val="both"/>
       </w:pPr>
       <w:r>
-        <w:t xml:space="preserve">2. 在统一学生轨迹上研究完整词表散度的行为偏好，并诊断 Top-K 截断对尾部总概率、关键决策 token 和梯度的影响。</w:t>
+        <w:t>2. 在统一学生轨迹上研究完整词表散度的行为偏好，并诊断 Top-K 截断对尾部总概率、关键决策 token 和梯度的影响。</w:t>
       </w:r>
     </w:p>
     <w:p>
@@ -2261,7 +2254,7 @@
         <w:jc w:val="both"/>
       </w:pPr>
       <w:r>
-        <w:t xml:space="preserve">3. 研究决策感知的稀疏反馈候选方法，以同预算对照和组件消融检验其任务效果、训练稳定性与额外资源成本。</w:t>
+        <w:t>3. 研究决策感知的稀疏反馈候选方法，以同预算对照和组件消融检验其任务效果、训练稳定性与额外资源成本。</w:t>
       </w:r>
     </w:p>
     <w:p>
@@ -2270,7 +2263,7 @@
         <w:jc w:val="both"/>
       </w:pPr>
       <w:r>
-        <w:t xml:space="preserve">本课题从在线策略蒸馏的状态、目标和反馈三个环节逐步收束研究范围：状态分析保证教师监督落在学生会访问的前缀，散度分析说明不同分布匹配目标引导何种行为，稀疏反馈分析揭示目标在有限预算下可能发生的失真。由此提出的 Top-K 改进须与完整词表、固定 Top-K 及已有尾部修正方法比较；其实际价值由工具调用结果和资源记录共同判断。</w:t>
+        <w:t>本课题从在线策略蒸馏的状态、目标和反馈三个环节逐步收束研究范围：状态分析保证教师监督落在学生会访问的前缀，散度分析说明不同分布匹配目标引导何种行为，稀疏反馈分析揭示目标在有限预算下可能发生的失真。由此提出的 Top-K 改进须与完整词表、固定 Top-K 及已有尾部修正方法比较；其实际价值由工具调用结果和资源记录共同判断。</w:t>
       </w:r>
     </w:p>
     <w:p>
@@ -2752,7 +2745,7 @@
         <w:jc w:val="both"/>
       </w:pPr>
       <w:r>
-        <w:t>实际系统既可以先进行 SFT、再实施 OPD，也可以同时引入教师反馈与任务奖励。本文聚焦 LoRA-OPD 路线，主要研究学生策略采样、教师分布反馈、散度方向和监督信息粒度；RLHF、DPO 等方法仅用于说明相关背景。</w:t>
+        <w:t>实际系统既可以先进行 SFT、再实施 OPD，也可以同时引入教师反馈与任务奖励。本文聚焦 LoRA-OPD 路线，将学生策略采样对应的到访状态、教师与学生的分布匹配目标、有限教师反馈的监督粒度作为三个研究变量；RLHF、DPO 等方法用于说明后训练背景。</w:t>
       </w:r>
     </w:p>
     <w:p>
@@ -2832,7 +2825,7 @@
         <w:jc w:val="both"/>
       </w:pPr>
       <w:r>
-        <w:t>为形成可比较的实验框架，本文从三个层面描述 OPD：训练状态是否由学生生成，教师是否在学生前缀上评分，以及蒸馏目标如何把采样结果转化为训练信号。GKD 的 token 级比较、MiniLLM 的序列级目标和 DistiLLM 的样本复用机制在这些层面上各有侧重，因此实验记录将分别说明散度定义及其估计方式。</w:t>
+        <w:t>为形成可比较的实验框架，本文从三个层面描述 OPD：学生生成哪些训练状态，教师分布通过何种散度转化为梯度，以及教师在每个状态返回多少词表信息。GKD 的散度比较、MiniLLM 的序列级目标和 DistiLLM 的反馈复用在这些层面各有侧重。后续实验将分别记录状态来源、目标定义与反馈支持集，避免把三个环节的作用混为一谈。</w:t>
       </w:r>
     </w:p>
     <w:p>
@@ -4014,7 +4007,7 @@
         <w:jc w:val="both"/>
       </w:pPr>
       <w:r>
-        <w:t>本文选取 JSD、skew KL 等代表性目标，比较它们在教师分布覆盖、学生高概率区域和训练稳定性方面的差异。实验配置将完整记录目标函数、混合参数、支持集以及 K1 估计方式。</w:t>
+        <w:t>本文选取 JSD、skew KL 等代表性目标，与 Forward KL、Reverse KL 一起在完整词表上比较。分析不仅记录最终准确率，还跟踪不同目标在函数入口、参数与结构 token 上产生的梯度、熵变化和错误类型；目标函数、混合参数、温度、有效位置及估计方式均保持可追溯。</w:t>
       </w:r>
     </w:p>
     <w:p>
@@ -4085,7 +4078,7 @@
         <w:jc w:val="both"/>
       </w:pPr>
       <w:r>
-        <w:t xml:space="preserve">在线策略蒸馏把教师监督带到学生真实访问的前缀上[7]，却也使教师需要在大量生成位置返回分布。完整词表反馈保留全部候选的相对关系，存储和传输开销随词表及序列长度增长。Top-K 只保留少量高概率候选，K1 sampled-token 则以单样本估计进一步压缩反馈。前缀蒸馏和蒸馏设计空间研究表明，反馈预算已经成为在线方法能否实施的重要约束[11][15]。</w:t>
+        <w:t>在线策略蒸馏把教师监督带到学生真实访问的前缀上[7]，却也使教师需要在大量生成位置返回分布。完整词表反馈保留全部候选的相对关系，存储和传输开销随词表及序列长度增长。Top-K 只保留少量高概率候选，K1 sampled-token 则以单样本估计进一步压缩反馈。前缀蒸馏和蒸馏设计空间研究表明，反馈预算已经成为在线方法能否实施的重要约束[11][15]。</w:t>
       </w:r>
     </w:p>
     <w:p>
@@ -4094,7 +4087,7 @@
         <w:jc w:val="both"/>
       </w:pPr>
       <w:r>
-        <w:t xml:space="preserve">稀疏反馈改变了训练目标。Sparse Logit Sampling 指出，直接缓存教师 Top-K 会产生有偏的分布估计[30]。TA-OPD 进一步发现，当师生都在教师 Top-K 内归一化时，目标忽略支持集外的总概率，学生尾部概率与熵可能在训练中上升；该工作用一个尾部类别保留剩余概率总量[31]。TT-OPD 与 ResOPD 则利用采样残差修正稀疏估计[32][34]。尾部总量的补偿已有明确先行工作。</w:t>
+        <w:t>稀疏反馈改变了训练目标。Sparse Logit Sampling 指出，直接缓存教师 Top-K 会产生有偏的分布估计[30]。TA-OPD 进一步发现，当师生都在教师 Top-K 内归一化时，目标忽略支持集外的总概率，学生尾部概率与熵可能在训练中上升；该工作用一个尾部类别保留剩余概率总量[31]。TT-OPD 与 ResOPD 则利用采样残差修正稀疏估计[32][34]。尾部总量的补偿已有明确先行工作。</w:t>
       </w:r>
     </w:p>
     <w:p>
@@ -4108,7 +4101,7 @@
           <w:rFonts w:ascii="Times New Roman" w:hAnsi="Times New Roman" w:eastAsia="宋体"/>
           <w:sz w:val="24"/>
         </w:rPr>
-        <w:t xml:space="preserve">另一类信息损失与总概率大小无关。Shen 等在多教师工具调用蒸馏中发现，即使教师 Top-K 覆盖几乎全部教师概率，也可能漏掉学生高估的工具调用入口 token；该坐标的修正会改变完整调用行为[33]。质量覆盖率因此无法单独衡量决策梯度是否完整。尾部类别可以约束“其余 token 合计多少概率”，但无法区分尾部中哪一个函数入口或结构 token 应被单独修正。</w:t>
+        <w:t>另一类信息损失与总概率大小无关。Shen 等在多教师工具调用蒸馏中发现，即使教师 Top-K 覆盖几乎全部教师概率，也可能漏掉学生高估的工具调用入口 token；该坐标的修正会改变完整调用行为[33]。质量覆盖率因此无法单独衡量决策梯度是否完整。尾部类别可以约束“其余 token 合计多少概率”，但无法区分尾部中哪一个函数入口或结构 token 应被单独修正。</w:t>
       </w:r>
     </w:p>
     <w:p>
@@ -4122,7 +4115,7 @@
           <w:rFonts w:ascii="Times New Roman" w:hAnsi="Times New Roman" w:eastAsia="宋体"/>
           <w:sz w:val="24"/>
         </w:rPr>
-        <w:t xml:space="preserve">现有工作分别处理了尾部总量、估计偏差和遗漏的学生候选[31][32][33][34]。对单教师、单轮 Function Calling 而言，关键问题进一步落在资源分配上：哪些生成位置需要显式保留低教师概率、高学生概率的决策 token，哪些位置可使用较小的支持集？全局增大 K 会提高反馈成本，仅按教师累计概率选 K 仍可能漏掉学生偏好的关键坐标。本文因此把位置风险、候选保留和反馈预算放入同一个方法设计。</w:t>
+        <w:t>现有工作分别处理了尾部总量、估计偏差和遗漏的学生候选[31][32][33][34]。对单教师、单轮 Function Calling 而言，关键问题进一步落在资源分配上：哪些生成位置需要显式保留低教师概率、高学生概率的决策 token，哪些位置可使用较小的支持集？全局增大 K 会提高反馈成本，仅按教师累计概率选 K 仍可能漏掉学生偏好的关键坐标。本文因此把位置风险、候选保留和反馈预算放入同一个方法设计。</w:t>
       </w:r>
     </w:p>
     <w:p>
@@ -4225,7 +4218,7 @@
           <w:rFonts w:ascii="Times New Roman" w:hAnsi="Times New Roman" w:eastAsia="宋体"/>
           <w:sz w:val="24"/>
         </w:rPr>
-        <w:t xml:space="preserve">Function Calling 提供了检验稀疏反馈价值的可观察结果。函数入口和函数名决定是否调用工具及调用哪一个工具，参数键、结构符号和参数值分别影响 schema 合法性、解析与执行。公开数据和 BFCL 等评测允许把这些错误分开统计[25][26][27]。本文将词表层面的尾部质量与梯度误差，最终对应到函数误选、过度调用、格式错误和端到端成功率，建立从概率压缩到实际行为的证据链。</w:t>
+        <w:t>Function Calling 提供了检验三个研究环节的可观察结果。函数入口和函数名决定是否调用工具及调用哪一个工具，参数键、结构符号和参数值影响 schema 合法性、解析与执行。公开数据和 BFCL 等评测允许把这些错误分开统计[25][26][27]。本文将学生状态的分层错误、完整词表散度的行为差异，以及稀疏反馈下的尾部质量与决策坐标遗漏，分别对应到函数误选、过度调用、格式错误和任务成功率。</w:t>
       </w:r>
     </w:p>
     <w:p>
@@ -4250,7 +4243,7 @@
         <w:jc w:val="both"/>
       </w:pPr>
       <w:r>
-        <w:t xml:space="preserve">现有研究为在线策略蒸馏提供了三个主要切入点。首先，GKD 等方法让教师在学生实际生成的前缀上评分，缓解训练与推理状态不一致的问题[7]。其次，Forward KL、Reverse KL、JSD 与 skew KL 对概率区域赋予不同权重，影响学生的覆盖、集中程度与训练稳定性[7][8][9][12]。再次，完整词表反馈较为充分，却需要较高的存储和传输成本；Top-K 与 sampled-token 方法以较少的教师信息换取可实施性[11][15][30]。状态、目标和反馈共同决定蒸馏效果，比较其中任何一项都需要固定另外两项。</w:t>
+        <w:t>现有研究为在线策略蒸馏提供了三个主要切入点。首先，GKD 等方法让教师在学生实际生成的前缀上评分，缓解训练与推理状态不一致的问题[7]。其次，Forward KL、Reverse KL、JSD 与 skew KL 对概率区域赋予不同权重，影响学生的覆盖、集中程度与训练稳定性[7][8][9][12]。再次，完整词表反馈较为充分，却需要较高的存储和传输成本；Top-K 与 sampled-token 方法以较少的教师信息换取可实施性[11][15][30]。状态、目标和反馈共同决定蒸馏效果，比较其中任何一项都需要固定另外两项。</w:t>
       </w:r>
     </w:p>
     <w:p>
@@ -4259,7 +4252,7 @@
         <w:jc w:val="both"/>
       </w:pPr>
       <w:r>
-        <w:t xml:space="preserve">上述切入点中，稀疏反馈留下了值得进一步研究的具体缺陷。教师 Top-K 内重新归一化会忽略支持集外的总概率，已有尾部类别方法对此作了补偿[31]；只看教师累计概率仍可能漏掉学生高估的工具调用决策 token，已有多教师研究揭示了这种风险[33]。采样修正也已用于缓解稀疏估计偏差[32][34]。这些结果尚不能直接推出单教师、单轮 Function Calling 中的最佳做法。本文在明确学生状态和散度目标的基础上，测量尾部总量与具体决策候选的遗漏，再研究固定反馈预算下的联合选择机制。</w:t>
+        <w:t>上述切入点中，稀疏反馈留下了值得进一步研究的具体缺陷。教师 Top-K 内重新归一化会忽略支持集外的总概率，已有尾部类别方法对此作了补偿[31]；只看教师累计概率仍可能漏掉学生高估的工具调用决策 token，已有多教师研究揭示了这种风险[33]。采样修正也已用于缓解稀疏估计偏差[32][34]。这些结果尚不能直接推出单教师、单轮 Function Calling 中的最佳做法。本文在明确学生状态和散度目标的基础上，测量尾部总量与具体决策候选的遗漏，再研究固定反馈预算下的联合选择机制。</w:t>
       </w:r>
     </w:p>
     <w:p>
@@ -4290,7 +4283,7 @@
           <w:color w:val="000000"/>
           <w:sz w:val="24"/>
         </w:rPr>
-        <w:t xml:space="preserve">3.1 研究思路与问题展开</w:t>
+        <w:t>3.1 研究思路与问题展开</w:t>
       </w:r>
       <w:bookmarkEnd w:id="17"/>
     </w:p>
@@ -4300,7 +4293,7 @@
         <w:jc w:val="both"/>
       </w:pPr>
       <w:r>
-        <w:t xml:space="preserve">本文沿着“学生在哪里学习、分布目标如何引导学习、有限反馈保留什么信号”展开研究。首先建立单轮 Function Calling 的学生生成轨迹和教师同前缀评分，明确有效监督位置及错误类型；随后在相同轨迹上分析散度目标的概率权重与工具调用行为；最后固定主要训练目标，检验稀疏反馈是否遗漏有效信号，并针对 Top-K 的具体缺陷提出候选改进。前三项研究由一般 OPD 问题逐步进入可实施的方法设计。</w:t>
+        <w:t>本文沿着“学生在哪里学习、分布目标如何引导学习、有限反馈保留什么信号”展开研究。首先建立单轮 Function Calling 的学生生成轨迹和教师同前缀评分，明确有效监督位置及错误类型；随后在相同轨迹上分析散度目标的概率权重与工具调用行为；最后固定主要训练目标，检验稀疏反馈是否遗漏有效信号，并针对 Top-K 的具体缺陷提出候选改进。前三项研究由一般 OPD 问题逐步进入可实施的方法设计。</w:t>
       </w:r>
     </w:p>
     <w:p>
@@ -4315,7 +4308,7 @@
           <w:color w:val="000000"/>
           <w:sz w:val="24"/>
         </w:rPr>
-        <w:t xml:space="preserve">3.2 在线策略蒸馏的三个研究切入点</w:t>
+        <w:t>3.2 在线策略蒸馏的三个研究切入点</w:t>
       </w:r>
       <w:bookmarkEnd w:id="18"/>
     </w:p>
@@ -4325,7 +4318,7 @@
         <w:jc w:val="both"/>
       </w:pPr>
       <w:r>
-        <w:t xml:space="preserve">第一，学生状态上的监督是否有效。学生自主生成时会访问教师示例未覆盖的前缀；在这些位置评分是 OPD 相对离线蒸馏的重要变化[7]。本文建立单轮工具调用轨迹与冻结教师评分流程，按函数入口、函数名、参数键、参数值和结构边界标注可可靠识别的位置。通过统一位置掩码、分层错误统计及少量状态使用对照，确认后续散度和稀疏反馈比较所依据的状态分布。</w:t>
+        <w:t>第一，学生状态上的监督是否有效。学生自主生成时会访问教师示例未覆盖的前缀；在这些位置评分是 OPD 相对离线蒸馏的重要变化[7]。本文建立单轮工具调用轨迹与冻结教师评分流程，按函数入口、函数名、参数键、参数值和结构边界标注可可靠识别的位置。通过统一位置掩码、分层错误统计及少量状态使用对照，确认后续散度和稀疏反馈比较所依据的状态分布。</w:t>
       </w:r>
     </w:p>
     <w:p>
@@ -4334,7 +4327,7 @@
         <w:jc w:val="both"/>
       </w:pPr>
       <w:r>
-        <w:t xml:space="preserve">第二，散度目标引导学生学习什么。Forward KL 侧重教师认为合理的候选，Reverse KL 更关注学生当前赋予较高概率的区域；JSD 和 skew KL 提供不同的混合与平滑方式[7][8][9][12]。本文在相同学生前缀、完整词表反馈和训练预算下，比较这些目标对函数选择、过度调用、熵、梯度及训练稳定性的影响，分析不同概率权重如何转化为工具调用行为，并据此确定稀疏反馈研究的主要损失方向。散度比较承担机制分析，不能仅停留在公式计算。</w:t>
+        <w:t>第二，散度目标引导学生学习什么。Forward KL 侧重教师认为合理的候选，Reverse KL 更关注学生当前赋予较高概率的区域；JSD 和 skew KL 提供不同的混合与平滑方式[7][8][9][12]。本文在相同学生前缀、完整词表反馈和训练预算下，比较这些目标对函数选择、过度调用、熵、梯度及训练稳定性的影响，分析不同概率权重如何转化为工具调用行为，并据此确定稀疏反馈研究的主要损失方向。</w:t>
       </w:r>
     </w:p>
     <w:p>
@@ -4343,7 +4336,7 @@
         <w:jc w:val="both"/>
       </w:pPr>
       <w:r>
-        <w:t xml:space="preserve">第三，有限反馈能否保留所选目标中的有效信号。在固定状态与主要散度方向后，比较完整词表、常规 Top-K 和 sampled-token 监督，定位压缩造成的目标偏差与估计波动[30][31][32]。重点检查 Top-K 外的尾部总概率，以及学生高概率而教师 Top-K 未覆盖的工具调用决策 token：前者改变概率总量约束，后者可能改变具体函数选择[31][33]。如果这些遗漏在本任务中具有可观察的梯度或行为影响，便进入第 3.3 节的方法改进。</w:t>
+        <w:t>第三，有限反馈能否保留所选目标中的有效信号。在固定状态与主要散度方向后，比较完整词表、常规 Top-K 和 sampled-token 监督，定位压缩造成的目标偏差与估计波动[30][31][32]。重点检查 Top-K 外的尾部总概率，以及学生高概率而教师 Top-K 未覆盖的工具调用决策 token：前者改变概率总量约束，后者可能改变具体函数选择[31][33]。如果这些遗漏在本任务中具有可观察的梯度或行为影响，便进入第 3.3 节的方法改进。</w:t>
       </w:r>
     </w:p>
     <w:p>
@@ -4358,7 +4351,7 @@
           <w:color w:val="000000"/>
           <w:sz w:val="24"/>
         </w:rPr>
-        <w:t xml:space="preserve">3.3 Top-K 稀疏反馈的缺陷与拟改进方法</w:t>
+        <w:t>3.3 Top-K 稀疏反馈的缺陷与拟改进方法</w:t>
       </w:r>
       <w:bookmarkEnd w:id="19"/>
     </w:p>
@@ -4368,7 +4361,7 @@
         <w:jc w:val="both"/>
       </w:pPr>
       <w:r>
-        <w:t xml:space="preserve">现有尾部类别方法能够保留支持集外的概率总量，却无法指出尾部中哪个 token 决定工具调用；只增大教师 Top-K 虽能覆盖更多候选，也会提高反馈量，且教师概率覆盖率不保证学生关键坐标得到修正[31][33]。针对这一缺口，本文拟构造决策感知的支持集：在学生生成的单轮调用中，依据工具 schema 和消息边界标记函数入口、函数名、参数键与结构位置；以教师 Top-K 为基础，检查学生高概率的合法决策候选，将漏选且可能改变调用路径的 token 补入，并取得教师对这些 token 的概率。</w:t>
+        <w:t>现有尾部类别方法能够保留支持集外的概率总量，却无法指出尾部中哪个 token 决定工具调用；只增大教师 Top-K 虽能覆盖更多候选，也会提高反馈量，且教师概率覆盖率不保证学生关键坐标得到修正[31][33]。针对这一缺口，本文拟构造决策感知的支持集：在学生生成的单轮调用中，依据工具 schema 和消息边界标记函数入口、函数名、参数键与结构位置；以教师 Top-K 为基础，检查学生高概率的合法决策候选，将漏选且可能改变调用路径的 token 补入，并取得教师对这些 token 的概率。</w:t>
       </w:r>
     </w:p>
     <w:p>
@@ -4377,7 +4370,7 @@
         <w:jc w:val="both"/>
       </w:pPr>
       <w:r>
-        <w:t xml:space="preserve">补入后的显式候选与一个尾部类别共同组成蒸馏目标。尾部类别沿用已有方法表示支持集外的师生概率总量[31]；补入的决策 token 则接受单独的概率约束，使损失能够区分“尾部总量不符”和“某个具体调用候选被高估”。两项处理分别设置消融，并与已有学生感知支持集思路比较[33]。若教师接口只能返回 Top-K，额外候选的概率获取能力须先确认；反馈字节数、查询量和教师计算时间分别记录。</w:t>
+        <w:t>补入后的显式候选与一个尾部类别共同组成蒸馏目标。尾部类别沿用已有方法表示支持集外的师生概率总量[31]；补入的决策 token 则接受单独的概率约束，使损失能够区分“尾部总量不符”和“某个具体调用候选被高估”。两项处理分别设置消融，并与已有学生感知支持集思路比较[33]。若教师接口只能返回 Top-K，额外候选的概率获取能力须先确认；反馈字节数、查询量和教师计算时间分别记录。</w:t>
       </w:r>
     </w:p>
     <w:p>
@@ -4386,7 +4379,7 @@
         <w:jc w:val="both"/>
       </w:pPr>
       <w:r>
-        <w:t xml:space="preserve">在反馈预算固定时，本文进一步研究候选名额的分配。根据训练集诊断子集中的尾部质量差、关键 token 漏选率和完整词表梯度误差估计位置风险，在函数入口等高风险位置保留更多显式候选，在低风险位置缩小支持集。位置权重、K 的上限及阈值只由训练集和验证集确定。最终方法是“关键候选补入、尾部总量保留、位置预算分配”的待验证组合；三个组件均有相应的单独对照，方法贡献取决于同预算实验结果。</w:t>
+        <w:t>在反馈预算固定时，本文进一步研究候选名额的分配。根据训练集诊断子集中的尾部质量差、关键 token 漏选率和完整词表梯度误差估计位置风险，在函数入口等高风险位置保留更多显式候选，在低风险位置缩小支持集。位置权重、K 的上限及阈值只由训练集和验证集确定。最终方法是“关键候选补入、尾部总量保留、位置预算分配”的待验证组合；三个组件均有相应的单独对照，方法贡献取决于同预算实验结果。</w:t>
       </w:r>
     </w:p>
     <w:p>
@@ -4401,7 +4394,7 @@
           <w:color w:val="000000"/>
           <w:sz w:val="24"/>
         </w:rPr>
-        <w:t xml:space="preserve">3.4 验证路径与预期研究产出</w:t>
+        <w:t>3.4 验证路径与预期研究产出</w:t>
       </w:r>
       <w:bookmarkEnd w:id="20"/>
     </w:p>
@@ -4411,7 +4404,7 @@
         <w:jc w:val="both"/>
       </w:pPr>
       <w:r>
-        <w:t xml:space="preserve">验证按三个研究切入点依次展开。先检查学生 rollout、教师同前缀评分、位置标注和结构化评测是否可靠；再固定轨迹与完整词表反馈，研究散度方向对梯度、熵和工具调用行为的影响。确定主要损失方向后，在同一批前缀上测量不同 K 的尾部总量、关键 token 漏选和相对完整词表的梯度误差。若遗漏在本任务中不显著，将依据观察结果收缩方法范围。</w:t>
+        <w:t>验证按三个研究切入点依次展开。先检查学生 rollout、教师同前缀评分、位置标注和结构化评测是否可靠；再固定轨迹与完整词表反馈，研究散度方向对梯度、熵和工具调用行为的影响。确定主要损失方向后，在同一批前缀上测量不同 K 的尾部总量、关键 token 漏选和相对完整词表的梯度误差。若遗漏在本任务中不显著，将依据观察结果收缩方法范围。</w:t>
       </w:r>
     </w:p>
     <w:p>
@@ -4420,7 +4413,7 @@
         <w:jc w:val="both"/>
       </w:pPr>
       <w:r>
-        <w:t xml:space="preserve">方法比较使用同一学生起点、教师、数据划分、生成协议、主要散度方向和有效训练 token 预算。常规 Top-K、已有尾部类别、仅补入决策候选、仅按位置分配 K 与完整联合方案构成主对照；各组匹配平均反馈条目数，并分别报告额外教师概率获取成本。完整词表提供信息参照，其他散度与 K1 sampled-token 作为机制和低反馈量边界分析。短程实验确认信号与行为的关联后，再决定正式训练规模。</w:t>
+        <w:t>方法比较使用同一学生起点、教师、数据划分、生成协议、主要散度方向和有效训练 token 预算。常规 Top-K、已有尾部类别、仅补入决策候选、仅按位置分配 K 与完整联合方案构成主对照；各组匹配平均反馈条目数，并分别报告额外教师概率获取成本。完整词表提供信息参照，其他散度与 K1 sampled-token 作为机制和低反馈量边界分析。短程实验确认信号与行为的关联后，再决定正式训练规模。</w:t>
       </w:r>
     </w:p>
     <w:p>
@@ -4429,7 +4422,7 @@
         <w:jc w:val="both"/>
       </w:pPr>
       <w:r>
-        <w:t xml:space="preserve">研究预期形成三个相互支撑的结果：可复现的学生状态与工具调用错误分层，散度目标对概率权重和任务行为的机制分析，以及 Top-K 信息损失的诊断与同预算改进检验。除函数、参数和格式指标外，还报告损失、梯度、熵、反馈字节数、教师查询、时间和显存。方法是否优于现有稀疏反馈方案，须由实际实验判定。</w:t>
+        <w:t>研究预期形成三个相互支撑的结果：可复现的学生状态与工具调用错误分层，散度目标对概率权重和任务行为的机制分析，以及 Top-K 信息损失的诊断与同预算改进检验。除函数、参数和格式指标外，还报告损失、梯度、熵、反馈字节数、教师查询、时间和显存。方法是否优于现有稀疏反馈方案，须由实际实验判定。</w:t>
       </w:r>
     </w:p>
     <w:p>
@@ -4468,7 +4461,7 @@
         <w:jc w:val="both"/>
       </w:pPr>
       <w:r>
-        <w:t xml:space="preserve">图 1 展示研究问题的递进关系：先确定学生实际访问的状态，再分析散度目标如何改变更新方向，最后考察目标在 Top-K 稀疏反馈中保留了哪些信号。研究重点落在第三环节的具体缺陷及其改进，同时保持前两环节的独立分析与公平控制。尾部类别、采样修正和学生感知支持集已有先行工作[31][32][33][34]；本文将检验面向单轮工具调用的联合选择机制是否具有额外价值。</w:t>
+        <w:t>图 1 展示研究问题的递进关系：先确定学生实际访问的状态，再分析散度目标如何改变更新方向，最后考察目标在 Top-K 稀疏反馈中保留了哪些信号。研究重点落在第三环节的具体缺陷及其改进，同时保持前两环节的独立分析与公平控制。尾部类别、采样修正和学生感知支持集已有先行工作[31][32][33][34]；本文将检验面向单轮工具调用的联合选择机制是否具有额外价值。</w:t>
       </w:r>
     </w:p>
     <w:p>
@@ -4577,14 +4570,6 @@
         </w:rPr>
         <w:t xml:space="preserve">  在线策略蒸馏的研究切入点与重点改进</w:t>
       </w:r>
-      <w:r>
-        <w:rPr>
-          <w:rFonts w:hint="eastAsia"/>
-          <w:sz w:val="21"/>
-          <w:lang w:val="en-US" w:eastAsia="zh-CN"/>
-        </w:rPr>
-        <w:t/>
-      </w:r>
     </w:p>
     <w:p>
       <w:pPr>
@@ -4680,7 +4665,7 @@
         <w:jc w:val="both"/>
       </w:pPr>
       <w:r>
-        <w:t xml:space="preserve">总体路线从在线策略蒸馏的三个环节展开。学生在单轮 Function Calling 中生成轨迹，冻结教师在相同前缀评分，形成可重复的状态与位置集合；完整词表散度比较用于分析概率权重、梯度与工具调用行为，并确定主要损失方向；在该目标下诊断 Top-K 的尾部总量和决策 token 漏选；最后按位置风险分配 K、补入关键候选、保留尾部总概率，更新 LoRA 学生并进行分层评测。图 2 对应这一路径。</w:t>
+        <w:t>总体路线从在线策略蒸馏的三个环节展开。学生在单轮 Function Calling 中生成轨迹，冻结教师在相同前缀评分，形成可重复的状态与位置集合；完整词表散度比较用于分析概率权重、梯度与工具调用行为，并确定主要损失方向；在该目标下诊断 Top-K 的尾部总量和决策 token 漏选；最后按位置风险分配 K、补入关键候选、保留尾部总概率，更新 LoRA 学生并进行分层评测。图 2 对应这一路径。</w:t>
       </w:r>
     </w:p>
     <w:p>
@@ -5740,7 +5725,18 @@
         <w:jc w:val="both"/>
       </w:pPr>
       <w:r>
-        <w:t xml:space="preserve">统一目标使状态选择、散度类型与反馈支持集可以分别定义和控制。先在完整词表上研究 Forward KL、Reverse KL、JSD 和 skew KL 的行为差异；完整词表 Reverse KL 作为当前拟定的信息参照，实际主要损失方向仍须结合前期诊断确定。常规子集归一化 Top-K 用于展示截断误差，已有尾部类别方法作为直接基线[31]。候选方法改变支持集：在关键位置补入学生高概率而教师 Top-K 漏掉的合法决策 token，其余概率归入尾部类别，位置 K 受总反馈预算约束。离散 rollout 提供训练状态，损失对学生 LoRA 参数反向传播。总体优化问题写为：</w:t>
+        <w:t>统一目标使状态选择、散度类型与反馈支持集可以分别定义和控制。先在完整词表上研究 Forward KL、Reverse KL、JSD 和 skew KL 的行为差异；完整词表 Reverse KL 作为当前拟定的信息参照，实际主要损失方向仍须结合前期诊断确定。常规子集归一化 Top-K 用于展示截断误差，已有尾部类别方法作为直接基线[31]。候选方法改变支持集：在关键位置补入学生高概率而教师 Top-K 漏掉的合法决策 token，其余概率归入尾部类别，位置 K 受总反馈预算约束。离散 rollout 提供训练状态，损失对学生 LoRA 参数反向传播。总体优化问题写为：</w:t>
+      </w:r>
+      <w:r>
+        <w:rPr>
+          <w:rFonts w:hint="eastAsia"/>
+          <w:lang w:val="en-US" w:eastAsia="zh-CN"/>
+        </w:rPr>
+      </w:r>
+      <w:bookmarkStart w:id="76" w:name="_GoBack"/>
+      <w:bookmarkEnd w:id="76"/>
+      <w:r>
+        <w:t/>
       </w:r>
     </w:p>
     <w:tbl>
@@ -5990,7 +5986,7 @@
         <w:jc w:val="both"/>
       </w:pPr>
       <w:r>
-        <w:t xml:space="preserve">实验顺序先核实在策略状态与位置标注，再解释完整词表散度的优化偏好，随后定位固定主要散度下的稀疏反馈缺陷，并通过同预算消融检验候选方法。散度分析与反馈支持集实验分别报告，避免把损失方向变化误认为 Top-K 改进的收益。完整训练配置与原始指标用于追溯行为变化。</w:t>
+        <w:t>实验顺序先核实在策略状态与位置标注，再解释完整词表散度的优化偏好，随后定位固定主要散度下的稀疏反馈缺陷，并通过同预算消融检验候选方法。散度分析与反馈支持集实验分别报告，避免把损失方向变化误认为 Top-K 改进的收益。完整训练配置与原始指标用于追溯行为变化。</w:t>
       </w:r>
     </w:p>
     <w:p>
@@ -6463,7 +6459,7 @@
         <w:jc w:val="both"/>
       </w:pPr>
       <w:r>
-        <w:t>上式依次将用户请求、工具 schema、已有对话与工具返回作为模板输入。训练集、验证集和测试集采用独立划分，并满足以下互斥关系：</w:t>
+        <w:t>上式依次将用户请求与工具 schema 作为单轮核心输入；若样本原本含有可验证的对话历史或工具返回，则保留为单独标记的扩展情形，不与单轮主实验混合。训练集、验证集和测试集采用独立划分，并满足以下互斥关系：</w:t>
       </w:r>
     </w:p>
     <w:tbl>
@@ -6757,7 +6753,7 @@
         <w:jc w:val="both"/>
       </w:pPr>
       <w:r>
-        <w:t>数据审计围绕结构、语义和执行三层展开。结构层检查 JSON 与 schema 约束，语义层核对用户意图和目标函数，执行层在本地模拟工具中验证参数能否产生有效返回。只有同时通过三层检查的样本才进入正式训练；无法自动判定的样本保留原始内容和失败原因，并进行人工抽查。</w:t>
+        <w:t>数据审计围绕结构、语义和执行三层展开。结构层检查 JSON 与 schema 约束，语义层核对用户意图和目标函数；对于具备可用工具或模拟环境的样本，再检验参数能否产生有效返回。单轮主实验要求结构可解析、目标调用可核对；执行验证覆盖的样本另作标记，只在相应子集报告执行成功率。无法自动判定的样本保留失败原因并进行人工抽查。</w:t>
       </w:r>
     </w:p>
     <w:p>
@@ -8683,7 +8679,7 @@
         <w:jc w:val="both"/>
       </w:pPr>
       <w:r>
-        <w:t>表 4-1 给出各环节固定与记录的变量。所有对照组共享输入、生成协议、数据划分和有效位置定义；状态分层实验仅改变同预算下所使用的位置，损失实验则固定轨迹与位置后再切换目标。教师反馈同时记录 Top-K 累计概率、残余质量及所选 K，使后续结果能够区分状态选择、目标定义和反馈粒度的影响。训练、反馈与评测关系见图 3。</w:t>
+        <w:t>表 4-1 给出各环节固定与记录的变量。所有对照组共享输入、生成协议、数据划分和有效位置定义。状态实验比较同预算下不同位置的监督，散度实验固定轨迹与完整词表反馈，稀疏反馈实验再固定主要散度方向。教师反馈记录 Top-K 累计概率、残余质量、决策 token 是否被保留及实际 K，以便分别归因于状态、目标和反馈支持集。训练、反馈与评测关系见图 3。</w:t>
       </w:r>
     </w:p>
     <w:p>
@@ -8801,7 +8797,7 @@
           <w:color w:val="000000"/>
           <w:sz w:val="24"/>
         </w:rPr>
-        <w:t xml:space="preserve">4.4 散度目标分析与稀疏反馈定义</w:t>
+        <w:t>4.4 散度目标分析与稀疏反馈定义</w:t>
       </w:r>
       <w:bookmarkEnd w:id="41"/>
     </w:p>
@@ -10264,7 +10260,7 @@
         <w:jc w:val="both"/>
       </w:pPr>
       <w:r>
-        <w:t xml:space="preserve">完整词表的 Forward KL、Reverse KL、JSD 和 skew KL 用于分析不同概率区域的学习权重[7][8][9][12]。在同一学生轨迹、温度和有效位置上，本文比较各目标的梯度方向、熵变化、函数误选与过度调用，再选定稀疏反馈实验的主要散度方向。后续 Top-K 对照固定该方向与支持集协议，保证观察到的差异来自教师反馈而非目标切换。</w:t>
+        <w:t>完整词表的 Forward KL、Reverse KL、JSD 和 skew KL 用于分析不同概率区域的学习权重[7][8][9][12]。在同一学生轨迹、温度和有效位置上，本文比较各目标的梯度方向、熵变化、函数误选与过度调用，再选定稀疏反馈实验的主要散度方向。后续 Top-K 对照固定该方向与支持集协议，保证观察到的差异来自教师反馈而非目标切换。</w:t>
       </w:r>
     </w:p>
     <w:p>
@@ -10273,7 +10269,7 @@
         <w:jc w:val="both"/>
       </w:pPr>
       <w:r>
-        <w:t xml:space="preserve">表 4-2 将实验组织为完整词表散度分析、稀疏反馈诊断、同预算方法比较和组件消融。各组固定教师、学生起点、数据划分、生成协议与评价规则；散度分析固定反馈粒度，方法比较固定主要散度方向，并统一有效训练 token 数与更新步数。</w:t>
+        <w:t>表 4-2 将实验组织为完整词表散度分析、稀疏反馈诊断、同预算方法比较和组件消融。各组固定教师、学生起点、数据划分、生成协议与评价规则；散度分析固定反馈粒度，方法比较固定主要散度方向，并统一有效训练 token 数与更新步数。</w:t>
       </w:r>
     </w:p>
     <w:p>
@@ -10372,9 +10368,9 @@
       </w:tblGrid>
       <w:tr>
         <w:trPr>
+          <w:cantSplit/>
           <w:tblHeader/>
           <w:jc w:val="center"/>
-          <w:cantSplit/>
         </w:trPr>
         <w:tc>
           <w:tcPr>
@@ -10393,7 +10389,7 @@
                 <w:b/>
                 <w:sz w:val="19"/>
               </w:rPr>
-              <w:t xml:space="preserve">实验层次</w:t>
+              <w:t>实验层次</w:t>
             </w:r>
           </w:p>
         </w:tc>
@@ -10414,7 +10410,7 @@
                 <w:b/>
                 <w:sz w:val="19"/>
               </w:rPr>
-              <w:t xml:space="preserve">固定条件</w:t>
+              <w:t>固定条件</w:t>
             </w:r>
           </w:p>
         </w:tc>
@@ -10435,7 +10431,7 @@
                 <w:b/>
                 <w:sz w:val="19"/>
               </w:rPr>
-              <w:t xml:space="preserve">变化因素</w:t>
+              <w:t>变化因素</w:t>
             </w:r>
           </w:p>
         </w:tc>
@@ -10456,7 +10452,7 @@
                 <w:b/>
                 <w:sz w:val="19"/>
               </w:rPr>
-              <w:t xml:space="preserve">主要观察</w:t>
+              <w:t>主要观察</w:t>
             </w:r>
           </w:p>
         </w:tc>
@@ -10477,15 +10473,15 @@
                 <w:b/>
                 <w:sz w:val="19"/>
               </w:rPr>
-              <w:t xml:space="preserve">研究作用</w:t>
+              <w:t>研究作用</w:t>
             </w:r>
           </w:p>
         </w:tc>
       </w:tr>
       <w:tr>
         <w:trPr>
+          <w:cantSplit/>
           <w:jc w:val="center"/>
-          <w:cantSplit/>
         </w:trPr>
         <w:tc>
           <w:tcPr>
@@ -10504,7 +10500,7 @@
                 <w:b w:val="0"/>
                 <w:sz w:val="19"/>
               </w:rPr>
-              <w:t xml:space="preserve">完整词表散度</w:t>
+              <w:t>完整词表散度</w:t>
             </w:r>
           </w:p>
         </w:tc>
@@ -10525,7 +10521,7 @@
                 <w:b w:val="0"/>
                 <w:sz w:val="19"/>
               </w:rPr>
-              <w:t xml:space="preserve">同轨迹、同反馈</w:t>
+              <w:t>同轨迹、同反馈</w:t>
             </w:r>
           </w:p>
         </w:tc>
@@ -10546,7 +10542,7 @@
                 <w:b w:val="0"/>
                 <w:sz w:val="19"/>
               </w:rPr>
-              <w:t xml:space="preserve">FKL、RKL、JSD、skew KL</w:t>
+              <w:t>FKL、RKL、JSD、skew KL</w:t>
             </w:r>
           </w:p>
         </w:tc>
@@ -10567,7 +10563,7 @@
                 <w:b w:val="0"/>
                 <w:sz w:val="19"/>
               </w:rPr>
-              <w:t xml:space="preserve">梯度、熵、调用结果</w:t>
+              <w:t>梯度、熵、调用结果</w:t>
             </w:r>
           </w:p>
         </w:tc>
@@ -10588,15 +10584,15 @@
                 <w:b w:val="0"/>
                 <w:sz w:val="19"/>
               </w:rPr>
-              <w:t xml:space="preserve">确定主要目标</w:t>
+              <w:t>确定主要目标</w:t>
             </w:r>
           </w:p>
         </w:tc>
       </w:tr>
       <w:tr>
         <w:trPr>
+          <w:cantSplit/>
           <w:jc w:val="center"/>
-          <w:cantSplit/>
         </w:trPr>
         <w:tc>
           <w:tcPr>
@@ -10615,7 +10611,7 @@
                 <w:b w:val="0"/>
                 <w:sz w:val="19"/>
               </w:rPr>
-              <w:t xml:space="preserve">稀疏反馈诊断</w:t>
+              <w:t>稀疏反馈诊断</w:t>
             </w:r>
           </w:p>
         </w:tc>
@@ -10636,7 +10632,7 @@
                 <w:b w:val="0"/>
                 <w:sz w:val="19"/>
               </w:rPr>
-              <w:t xml:space="preserve">同轨迹、同损失</w:t>
+              <w:t>同轨迹、同损失</w:t>
             </w:r>
           </w:p>
         </w:tc>
@@ -10657,7 +10653,7 @@
                 <w:b w:val="0"/>
                 <w:sz w:val="19"/>
               </w:rPr>
-              <w:t xml:space="preserve">全词表、Top-K、K1</w:t>
+              <w:t>全词表、Top-K、K1</w:t>
             </w:r>
           </w:p>
         </w:tc>
@@ -10678,7 +10674,7 @@
                 <w:b w:val="0"/>
                 <w:sz w:val="19"/>
               </w:rPr>
-              <w:t xml:space="preserve">尾部与梯度误差</w:t>
+              <w:t>尾部与梯度误差</w:t>
             </w:r>
           </w:p>
         </w:tc>
@@ -10699,15 +10695,15 @@
                 <w:b w:val="0"/>
                 <w:sz w:val="19"/>
               </w:rPr>
-              <w:t xml:space="preserve">定位遗漏</w:t>
+              <w:t>定位遗漏</w:t>
             </w:r>
           </w:p>
         </w:tc>
       </w:tr>
       <w:tr>
         <w:trPr>
+          <w:cantSplit/>
           <w:jc w:val="center"/>
-          <w:cantSplit/>
         </w:trPr>
         <w:tc>
           <w:tcPr>
@@ -10726,7 +10722,7 @@
                 <w:b w:val="0"/>
                 <w:sz w:val="19"/>
               </w:rPr>
-              <w:t xml:space="preserve">同预算方法</w:t>
+              <w:t>同预算方法</w:t>
             </w:r>
           </w:p>
         </w:tc>
@@ -10747,7 +10743,7 @@
                 <w:b w:val="0"/>
                 <w:sz w:val="19"/>
               </w:rPr>
-              <w:t xml:space="preserve">同起点、同预算</w:t>
+              <w:t>同起点、同预算</w:t>
             </w:r>
           </w:p>
         </w:tc>
@@ -10768,7 +10764,7 @@
                 <w:b w:val="0"/>
                 <w:sz w:val="19"/>
               </w:rPr>
-              <w:t xml:space="preserve">固定 K、尾部类别、决策支持集</w:t>
+              <w:t>固定 K、尾部类别、决策支持集</w:t>
             </w:r>
           </w:p>
         </w:tc>
@@ -10789,7 +10785,7 @@
                 <w:b w:val="0"/>
                 <w:sz w:val="19"/>
               </w:rPr>
-              <w:t xml:space="preserve">调用结果与成本</w:t>
+              <w:t>调用结果与成本</w:t>
             </w:r>
           </w:p>
         </w:tc>
@@ -10810,15 +10806,15 @@
                 <w:b w:val="0"/>
                 <w:sz w:val="19"/>
               </w:rPr>
-              <w:t xml:space="preserve">检验改进</w:t>
+              <w:t>检验改进</w:t>
             </w:r>
           </w:p>
         </w:tc>
       </w:tr>
       <w:tr>
         <w:trPr>
+          <w:cantSplit/>
           <w:jc w:val="center"/>
-          <w:cantSplit/>
         </w:trPr>
         <w:tc>
           <w:tcPr>
@@ -10837,7 +10833,7 @@
                 <w:b w:val="0"/>
                 <w:sz w:val="19"/>
               </w:rPr>
-              <w:t xml:space="preserve">组件消融</w:t>
+              <w:t>组件消融</w:t>
             </w:r>
           </w:p>
         </w:tc>
@@ -10858,7 +10854,7 @@
                 <w:b w:val="0"/>
                 <w:sz w:val="19"/>
               </w:rPr>
-              <w:t xml:space="preserve">同训练协议</w:t>
+              <w:t>同训练协议</w:t>
             </w:r>
           </w:p>
         </w:tc>
@@ -10879,7 +10875,7 @@
                 <w:b w:val="0"/>
                 <w:sz w:val="19"/>
               </w:rPr>
-              <w:t xml:space="preserve">去尾部类、去补入、去分配</w:t>
+              <w:t>去尾部类、去补入、去分配</w:t>
             </w:r>
           </w:p>
         </w:tc>
@@ -10900,7 +10896,7 @@
                 <w:b w:val="0"/>
                 <w:sz w:val="19"/>
               </w:rPr>
-              <w:t xml:space="preserve">任务、时间、显存</w:t>
+              <w:t>任务、时间、显存</w:t>
             </w:r>
           </w:p>
         </w:tc>
@@ -10921,7 +10917,7 @@
                 <w:b w:val="0"/>
                 <w:sz w:val="19"/>
               </w:rPr>
-              <w:t xml:space="preserve">判定各组件作用</w:t>
+              <w:t>判定各组件作用</w:t>
             </w:r>
           </w:p>
         </w:tc>
@@ -10933,7 +10929,7 @@
         <w:jc w:val="both"/>
       </w:pPr>
       <w:r>
-        <w:t xml:space="preserve">完整词表散度实验解释优化偏好并确定主要目标；稀疏诊断分别测量尾部总量、决策坐标与梯度误差；同预算比较检验决策感知支持集；组件消融辨别关键候选补入、尾部类别和位置预算各自的作用。K1 sampled-token 作为极低反馈量边界参照，单独报告估计波动。</w:t>
+        <w:t>完整词表散度实验解释优化偏好并确定主要目标；稀疏诊断分别测量尾部总量、决策坐标与梯度误差；同预算比较检验决策感知支持集；组件消融辨别关键候选补入、尾部类别和位置预算各自的作用。K1 sampled-token 作为极低反馈量边界参照，单独报告估计波动。</w:t>
       </w:r>
     </w:p>
     <w:p>
@@ -11522,7 +11518,7 @@
         <w:jc w:val="both"/>
       </w:pPr>
       <w:r>
-        <w:t xml:space="preserve">常规截断基线在教师支持集内分别归一化师生概率，如式（4-18）所示。TA-OPD 在支持集外增加尾部类别[31]，作为本课题的直接方法基线。候选方法按工具调用位置调整支持集：检查学生高概率的合法决策候选，将教师 Top-K 漏掉的关键 token 补入，再计算新的尾部总概率。尾部类别传递总量信号，补入 token 传递具体决策信号；两者分别设置消融。</w:t>
+        <w:t>常规截断基线在教师支持集内分别归一化师生概率，如式（4-18）所示。TA-OPD 在支持集外增加尾部类别[31]，作为本课题的直接方法基线。候选方法按工具调用位置调整支持集：检查学生高概率的合法决策候选，将教师 Top-K 漏掉的关键 token 补入，再计算新的尾部总概率。尾部类别传递总量信号，补入 token 传递具体决策信号；两者分别设置消融。</w:t>
       </w:r>
     </w:p>
     <w:tbl>
@@ -12784,7 +12780,7 @@
         <w:jc w:val="both"/>
       </w:pPr>
       <w:r>
-        <w:t xml:space="preserve">K1 sampled-token 使用明确记录的提议分布和随机种子，提议分布须覆盖目标支持集。候选方法的位置权重来自训练集诊断子集，质量阈值和 K 上限由验证集确定；测试集只用于最终评价。补入候选的额外教师 logprob、反馈字节数与教师前向时间分别计量。各目标使用相同的 log-sum-exp、有效位置归一化和有限值检查。</w:t>
+        <w:t>K1 sampled-token 使用明确记录的提议分布和随机种子，提议分布须覆盖目标支持集。候选方法的位置权重来自训练集诊断子集，质量阈值和 K 上限由验证集确定；测试集只用于最终评价。补入候选的额外教师 logprob、反馈字节数与教师前向时间分别计量。各目标使用相同的 log-sum-exp、有效位置归一化和有限值检查。</w:t>
       </w:r>
     </w:p>
     <w:p>
@@ -12810,7 +12806,7 @@
         <w:jc w:val="both"/>
       </w:pPr>
       <w:r>
-        <w:t>本文从任务正确性、训练稳定性和资源成本三个层面评价方法，具体指标及其作用见表 4-3。</w:t>
+        <w:t>评价首先对应三个研究问题：按工具调用位置分析状态覆盖与错误，按完整词表散度分析梯度和生成行为，按稀疏支持集分析尾部质量、决策 token 漏选及预算。最终再从任务正确性、训练稳定性和资源成本三个层面判断方法的实际价值，具体指标见表 4-3。</w:t>
       </w:r>
     </w:p>
     <w:p>
@@ -12818,8 +12814,6 @@
         <w:ind w:firstLine="420"/>
         <w:jc w:val="both"/>
       </w:pPr>
-      <w:bookmarkStart w:id="76" w:name="_GoBack"/>
-      <w:bookmarkEnd w:id="76"/>
     </w:p>
     <w:p>
       <w:pPr>
@@ -14745,7 +14739,7 @@
         <w:jc w:val="both"/>
       </w:pPr>
       <w:r>
-        <w:t>熵与支持集重叠用于观察师生概率分布是否接近；针对本研究方法，还将记录教师 Top-K 外的总概率质量、学生对应质量及二者差异，并按函数、参数和结构位置分层分析。与异常损失、梯度范数和格式错误率结合后，可判断差异来自状态选择、截断目标还是监督粒度，避免只凭最终准确率解释机制。</w:t>
+        <w:t>熵与支持集重叠用于观察师生概率分布是否接近。状态研究按函数、参数和结构位置记录有效 token 数及错误；散度研究比较这些位置的梯度范数、方向与熵变化；稀疏反馈研究记录教师 Top-K 外的总概率质量、学生对应质量、关键决策 token 的漏选率，以及相对于完整词表目标的梯度差异。最终将这些诊断与异常损失、格式错误和函数误选相互核对。</w:t>
       </w:r>
     </w:p>
     <w:p>
@@ -15538,7 +15532,7 @@
         <w:jc w:val="both"/>
       </w:pPr>
       <w:r>
-        <w:t>结果讨论以完整训练曲线、测试集统计和资源消耗为依据，失败案例再按工具选择、结构解析、参数字段、参数值、上下文和执行环节分类。</w:t>
+        <w:t>结果讨论以完整训练曲线、测试集统计和资源消耗为依据。失败案例按工具选择、结构解析、参数字段、参数值和可验证的执行环节分类，并回溯其学生到访位置、所用散度目标与教师支持集；无法确定错误成因时，只报告观察到的关联。</w:t>
       </w:r>
     </w:p>
     <w:p>
@@ -15564,7 +15558,7 @@
         <w:jc w:val="both"/>
       </w:pPr>
       <w:r>
-        <w:t xml:space="preserve">方案采用可获得的小规模同家族模型与开源工具链。冻结教师参与前向评分，学生通过 LoRA 更新；PyTorch、Transformers、PEFT 和 vLLM[20]分别支持训练、适配与部署测量。正式实验前以少量单轮样本检查 tokenizer、模板、状态标记、完整词表散度实现、Top-K 累计质量、尾部类别概率归一化、梯度传播和运行成本。若某一研究环节的现象不明显，就依据真实错误统计调整分析重点，不预写方法收益。</w:t>
+        <w:t>方案采用小规模同家族模型与开源工具链。冻结教师参与前向评分，学生通过 LoRA 更新；PyTorch、Transformers、PEFT 和 vLLM[20]分别支持训练、适配与部署测量。正式实验前先用少量单轮样本核对 tokenizer、模板、状态分类和完整词表散度的数值与梯度，再检查 Top-K 累计质量、尾部类别归一化及关键候选的教师概率能否取得。若接口无法返回补入候选的可靠概率，需改用本地教师前向计算或缩小候选方法的适用范围，并如实计入成本。各环节的继续条件取决于实际错误与资源记录。</w:t>
       </w:r>
     </w:p>
     <w:p>
@@ -15968,7 +15962,7 @@
                 <w:b w:val="0"/>
                 <w:sz w:val="17"/>
               </w:rPr>
-              <w:t>继续调研文献；筛选公开 Function Calling 数据，完成去重、划分和字段映射；审计 tokenizer、消息模板、工具 schema、特殊 token 与模型版本。</w:t>
+              <w:t>继续核对 OPD 与稀疏蒸馏文献；筛选单轮 Function Calling 数据，完成去重、划分、字段映射与位置标记规则；审计 tokenizer、消息模板、工具 schema、特殊 token 和模型版本。</w:t>
             </w:r>
           </w:p>
         </w:tc>
@@ -16036,7 +16030,7 @@
                 <w:b w:val="0"/>
                 <w:sz w:val="17"/>
               </w:rPr>
-              <w:t>实现 LoRA 训练、学生 rollout、教师评分、全词表／Top-K／K1 接口和统一评测脚本；通过小规模试运行确定上下文长度、批量大小与数值精度。</w:t>
+              <w:t>实现 LoRA 训练、学生 rollout、教师评分、完整词表散度和 Top-K／K1 反馈接口；建立状态分层、梯度检查与统一评测脚本，用小规模试运行核定模型、精度及资源配置。</w:t>
             </w:r>
           </w:p>
         </w:tc>
@@ -16104,7 +16098,7 @@
                 <w:b w:val="0"/>
                 <w:sz w:val="17"/>
               </w:rPr>
-              <w:t>在统一数据、训练预算和生成协议下开展主要对照实验；形成阶段性结果和资源记录，并于 2027 年 3 月提交中期申请。</w:t>
+              <w:t>按相同数据和训练预算，先分析学生到访状态，再比较完整词表散度，随后诊断 Top-K 尾部质量与决策 token 漏选；形成可复查的阶段性结果，2027 年 3 月提交中期申请。</w:t>
             </w:r>
           </w:p>
         </w:tc>
@@ -16172,7 +16166,7 @@
                 <w:b w:val="0"/>
                 <w:sz w:val="17"/>
               </w:rPr>
-              <w:t>完成主要组合、必要的重复实验与消融实验；搭建 Function Calling／Agent 测试环境，统计任务正确性、训练稳定性、显存、吞吐、延迟和训练耗时。</w:t>
+              <w:t>完成决策感知候选方法与固定 K、质量阈值 K、尾部类别基线的同预算比较及组件消融；开展必要的多种子重复、部署评测、成本统计与失败案例分析。</w:t>
             </w:r>
           </w:p>
         </w:tc>
@@ -16261,7 +16255,7 @@
                 <w:b w:val="0"/>
                 <w:sz w:val="17"/>
               </w:rPr>
-              <w:t>论文定稿、复现说明、结题材料与答辩材料</w:t>
+              <w:t>论文定稿、三项研究的证据链、复现说明、结题材料与答辩材料</w:t>
             </w:r>
           </w:p>
         </w:tc>
@@ -16377,7 +16371,7 @@
         <w:jc w:val="both"/>
       </w:pPr>
       <w:r>
-        <w:t>整个研究周期为 2026 年 9 月至 2027 年 5 月。2026 年内重点完成开题、数据准备、兼容性审计和训练管线实现；2027 年 2 月起开展正式实验，并在 3 月中期申请前形成阶段性结果；随后完成补充实验、部署评测与统计分析，4—5 月集中完成论文、结题和答辩材料。</w:t>
+        <w:t>整个研究周期为 2026 年 9 月至 2027 年 5 月。2026 年内完成开题修改、数据与模型兼容性审计及训练管线；2027 年 2 月起依次形成学生状态分层、完整词表散度分析和稀疏反馈诊断的阶段性结果，3 月中期申请前提交可复查的配置与原始记录。随后开展候选方法的同预算比较、消融、部署评测与统计分析，4—5 月完成论文、结题和答辩材料。</w:t>
       </w:r>
     </w:p>
     <w:p>
@@ -16403,7 +16397,7 @@
         <w:jc w:val="both"/>
       </w:pPr>
       <w:r>
-        <w:t xml:space="preserve">1. 建立以 Qwen3-0.6B 为学生、冻结的 Qwen3-4B 为教师的单轮 Function Calling 在线策略蒸馏流程，形成可复现的学生轨迹、位置标注与分层错误记录。</w:t>
+        <w:t>1. 建立以 Qwen3-0.6B 为学生、冻结的 Qwen3-4B 为教师的单轮 Function Calling 在线策略蒸馏流程，形成可复现的学生轨迹、位置标注与分层错误记录。</w:t>
       </w:r>
     </w:p>
     <w:p>
@@ -16413,7 +16407,7 @@
         <w:jc w:val="both"/>
       </w:pPr>
       <w:r>
-        <w:t xml:space="preserve">2. 在统一学生轨迹与完整词表反馈下，分析代表性散度目标的梯度、熵和工具调用行为；随后量化 Top-K 的尾部总量损失、关键决策 token 漏选与梯度误差。</w:t>
+        <w:t>2. 在统一学生轨迹与完整词表反馈下，分析代表性散度目标的梯度、熵和工具调用行为；随后量化 Top-K 的尾部总量损失、关键决策 token 漏选与梯度误差。</w:t>
       </w:r>
     </w:p>
     <w:p>
@@ -16423,7 +16417,7 @@
         <w:jc w:val="both"/>
       </w:pPr>
       <w:r>
-        <w:t xml:space="preserve">3. 实现并验证决策感知的尾部保真蒸馏候选方案，在相同反馈预算下比较固定 K、质量阈值 K 和组件消融，报告函数调用结果、训练稳定性、教师查询与资源成本。</w:t>
+        <w:t>3. 实现并验证决策感知的尾部保真蒸馏候选方案，在相同反馈预算下比较固定 K、质量阈值 K 和组件消融，报告函数调用结果、训练稳定性、教师查询与资源成本。</w:t>
       </w:r>
     </w:p>
     <w:p>
@@ -16462,7 +16456,7 @@
         <w:jc w:val="both"/>
       </w:pPr>
       <w:r>
-        <w:t xml:space="preserve">预期形成可复现的单轮工具调用 OPD 流程、完整词表散度的行为分析，以及待实验检验的决策感知稀疏反馈方法，提供相应基线、消融、成本统计和失败案例。最终论文将依据实际结果判断方法的价值及适用边界。</w:t>
+        <w:t>预期形成可复现的单轮工具调用 OPD 流程、完整词表散度的行为分析，以及待实验检验的决策感知稀疏反馈方法，提供相应基线、消融、成本统计和失败案例。最终论文将依据实际结果判断方法的价值及适用边界。</w:t>
       </w:r>
     </w:p>
     <w:p>
@@ -16503,7 +16497,7 @@
         <w:jc w:val="both"/>
       </w:pPr>
       <w:r>
-        <w:t>目前已经明确研究方向、模型组合、LoRA 后训练路线和 Function Calling 应用场景，并完成相关文献与模型资料调研。PyTorch、Transformers、PEFT、Datasets 和 vLLM 等开源工具可支持后续的数据处理、模型训练与部署评测。</w:t>
+        <w:t>目前已确定在线策略蒸馏与单轮 Function Calling 的研究范围，并完成相关文献和候选模型资料调研。Qwen3-0.6B 学生、Qwen3-4B 教师及 LoRA 后训练是当前拟采用的组合，具体版本、tokenizer、模板与可用硬件仍须在实验前核定。PyTorch、Transformers、PEFT、Datasets 和 vLLM 等开源工具可支持数据处理、模型训练与部署评测。</w:t>
       </w:r>
     </w:p>
     <w:p>
@@ -16528,7 +16522,7 @@
         <w:jc w:val="both"/>
       </w:pPr>
       <w:r>
-        <w:t>软件环境包括 Python、PyTorch、Transformers、PEFT、Datasets 和 vLLM；硬件需要支持 Qwen3-4B 教师推理、Qwen3-0.6B 学生 rollout 与 LoRA 更新。实验将依据可用显存设置序列长度、批量大小、梯度累积、混合精度和教师输出缓存。</w:t>
+        <w:t>软件环境包括 Python、PyTorch、Transformers、PEFT、Datasets 和 vLLM；硬件应支持教师在学生前缀上评分、必要位置的完整词表诊断，以及学生 rollout 与 LoRA 更新。方法实验还需取得补入决策 token 的教师概率，并记录相应计算和反馈量。实验将依据可用显存设置序列长度、批量大小、梯度累积、混合精度和教师输出缓存。</w:t>
       </w:r>
     </w:p>
     <w:p>
@@ -16576,7 +16570,7 @@
           <w:rFonts w:ascii="Times New Roman" w:hAnsi="Times New Roman" w:eastAsia="宋体"/>
           <w:sz w:val="24"/>
         </w:rPr>
-        <w:t>为避免无效支出，正式训练前先在小规模数据上完成 tokenizer、模板、schema 和损失实现审计。实验统一记录 GPU 型号、计费时长、失败重跑原因和有效训练时长，以便把资源消耗与性能收益对应起来。</w:t>
+        <w:t>正式训练前先以少量单轮样本核对模板、状态标记和完整词表损失，再统计尾部质量、决策 token 漏选及额外评分成本。诊断成立且数值稳定后扩大实验；统一记录 GPU 型号、有效运行时长和失败重跑原因。</w:t>
       </w:r>
     </w:p>
     <w:p>
@@ -16842,7 +16836,7 @@
                 <w:b w:val="0"/>
                 <w:sz w:val="17"/>
               </w:rPr>
-              <w:t>教师在线推理、学生 rollout、LoRA 训练、多组对照和必要的重复实验；计划使用 NVIDIA GeForce RTX 5090 32 GB</w:t>
+              <w:t>教师评分、学生 rollout、LoRA 更新和三阶段对照；拟用 RTX 5090 32 GB。</w:t>
             </w:r>
           </w:p>
         </w:tc>
@@ -17005,7 +16999,7 @@
         <w:jc w:val="both"/>
       </w:pPr>
       <w:r>
-        <w:t>研究中可能遇到的问题主要集中在数据与接口、蒸馏估计、训练资源和部署评测四个方面，相应措施如下：</w:t>
+        <w:t>研究风险分别对应学生状态识别、散度目标解释和稀疏反馈改进，另需控制教师评分、训练资源及评测环境的限制。表 7-1 列出主要困难与应对措施。</w:t>
       </w:r>
     </w:p>
     <w:p>
@@ -17102,6 +17096,7 @@
       <w:tr>
         <w:trPr>
           <w:tblHeader/>
+          <w:cantSplit/>
         </w:trPr>
         <w:tc>
           <w:tcPr>
@@ -17136,6 +17131,9 @@
         </w:tc>
       </w:tr>
       <w:tr>
+        <w:trPr>
+          <w:cantSplit/>
+        </w:trPr>
         <w:tc>
           <w:tcPr>
             <w:tcW w:w="4148" w:type="dxa"/>
@@ -17166,6 +17164,9 @@
         </w:tc>
       </w:tr>
       <w:tr>
+        <w:trPr>
+          <w:cantSplit/>
+        </w:trPr>
         <w:tc>
           <w:tcPr>
             <w:tcW w:w="4148" w:type="dxa"/>
@@ -17176,7 +17177,7 @@
               <w:jc w:val="left"/>
             </w:pPr>
             <w:r>
-              <w:t>教师全词表反馈开销过高</w:t>
+              <w:t>学生到访状态和工具调用位置难以可靠标记</w:t>
             </w:r>
           </w:p>
         </w:tc>
@@ -17190,12 +17191,15 @@
               <w:jc w:val="left"/>
             </w:pPr>
             <w:r>
-              <w:t>比较全词表、Top-K 和 K1 的反馈量，并采用分块计算、缓存与梯度累积控制资源开销。</w:t>
+              <w:t>以消息边界、schema 和解析规则标记明确位置；无法确认的状态单列，不用推测的首错 token 充当真值。</w:t>
             </w:r>
           </w:p>
         </w:tc>
       </w:tr>
       <w:tr>
+        <w:trPr>
+          <w:cantSplit/>
+        </w:trPr>
         <w:tc>
           <w:tcPr>
             <w:tcW w:w="4148" w:type="dxa"/>
@@ -17206,7 +17210,7 @@
               <w:jc w:val="left"/>
             </w:pPr>
             <w:r>
-              <w:t>Top-K/K1 估计不稳定</w:t>
+              <w:t>散度差异受支持集或数值实现干扰</w:t>
             </w:r>
           </w:p>
         </w:tc>
@@ -17220,12 +17224,15 @@
               <w:jc w:val="left"/>
             </w:pPr>
             <w:r>
-              <w:t>记录支持集外概率、熵和异常损失；在主方案稳定运行后，再评估额外的稳定化方法。</w:t>
+              <w:t>先在完整词表和同一轨迹上核对目标、梯度及有限值；固定温度、mask 和支持集后再解释行为差异。</w:t>
             </w:r>
           </w:p>
         </w:tc>
       </w:tr>
       <w:tr>
+        <w:trPr>
+          <w:cantSplit/>
+        </w:trPr>
         <w:tc>
           <w:tcPr>
             <w:tcW w:w="4148" w:type="dxa"/>
@@ -17236,7 +17243,7 @@
               <w:jc w:val="left"/>
             </w:pPr>
             <w:r>
-              <w:t>离线 token 指标与端到端调用结果不一致</w:t>
+              <w:t>Top-K 尾部质量小，或遗漏决策 token 的频率低</w:t>
             </w:r>
           </w:p>
         </w:tc>
@@ -17250,12 +17257,15 @@
               <w:jc w:val="left"/>
             </w:pPr>
             <w:r>
-              <w:t>分层报告格式、函数、参数、执行和端到端任务指标，并保留失败轨迹。</w:t>
+              <w:t>分别测量尾部总量、漏选率和梯度偏差；若现象不显著，收缩方法主张，不以个别案例代替总体证据。</w:t>
             </w:r>
           </w:p>
         </w:tc>
       </w:tr>
       <w:tr>
+        <w:trPr>
+          <w:cantSplit/>
+        </w:trPr>
         <w:tc>
           <w:tcPr>
             <w:tcW w:w="4148" w:type="dxa"/>
@@ -17266,7 +17276,7 @@
               <w:jc w:val="left"/>
             </w:pPr>
             <w:r>
-              <w:t>推理后端兼容性问题</w:t>
+              <w:t>候选补入带来额外教师评分，收益与成本不匹配</w:t>
             </w:r>
           </w:p>
         </w:tc>
@@ -17280,7 +17290,7 @@
               <w:jc w:val="left"/>
             </w:pPr>
             <w:r>
-              <w:t>先完成最小推理验证，再固定 vLLM 或自建测试程序的版本、加载方式与测量参数。</w:t>
+              <w:t>在同 K、同反馈量及同训练预算下与固定 K、尾部类别方法比较，单独记录教师前向时间与反馈字节数。</w:t>
             </w:r>
           </w:p>
         </w:tc>
@@ -17292,7 +17302,7 @@
         <w:jc w:val="both"/>
       </w:pPr>
       <w:r>
-        <w:t>实施时先审计数据、模型、tokenizer 和消息模板，再用少量单轮样本检查状态标记、支持集累计质量、残余概率、损失数值与梯度。训练资源通过短序列验证、小批量训练、梯度累积和必要的教师反馈缓存控制。完整分布、常规 Top-K、残余类别 Top-K 与 K1 应共享输入、mask、评测规则和记录格式，并保存异常 loss、非法结构及失败调用以便追溯。</w:t>
+        <w:t>实施时先审计数据、模型、tokenizer 和消息模板，用少量单轮样本检查状态标记与调用解析；再在固定轨迹上核对完整词表散度的数值、梯度和异常值；最后统计 Top-K 外质量、关键决策 token 漏选与额外教师评分。各阶段保留输入、mask、支持集、loss、梯度和失败调用。正式比较共享学生起点、训练预算、评测规则及记录格式，训练资源通过短序列试运行、小批量和梯度累积控制。</w:t>
       </w:r>
     </w:p>
     <w:p>
@@ -17301,7 +17311,7 @@
         <w:jc w:val="both"/>
       </w:pPr>
       <w:r>
-        <w:t>实验日志按数据与接口、蒸馏估计、训练资源和部署评测四类记录问题。评测结果分层报告格式解析、函数选择、参数生成、工具执行和端到端任务完成情况，以便分别分析算法效果、资源成本与系统性能。</w:t>
+        <w:t>实验日志按状态与数据、目标与梯度、稀疏反馈与资源、部署与评测四类记录问题。评测结果分层报告格式解析、函数选择、参数生成，以及具备可执行环境时的工具执行和端到端结果。若不同散度的表现相近，仍报告其梯度与错误分布；若候选支持集的收益不足以抵消成本，则保留完整诊断和失败案例，不预设改进结论。</w:t>
       </w:r>
     </w:p>
     <w:p>
@@ -17310,7 +17320,7 @@
         <w:jc w:val="both"/>
       </w:pPr>
       <w:r>
-        <w:t>方法风险主要有两类：若教师分布在大多数有效位置过于集中，Top-K 外的概率质量可能很小，残余类别难以产生可测差异；若概率质量分散，自适应 K 可能频繁达到上限，未必节省反馈开销。研究先在小样本上统计这些分布，再以相同 K 或相同反馈预算做消融；若候选方法不优于简洁基线，应如实报告并据错误类型缩小改进范围。支持集并集与极端概率比裁剪仅作为后续备选，不与主方法同时改变。</w:t>
+        <w:t>候选方法面临两类关键风险。其一，教师 Top-K 外的总概率可能很小，但仍需检查是否遗漏学生高估的函数入口等决策 token；尾部质量与决策漏选应分别统计。其二，补入候选和按位置分配 K 可能增加教师评分与反馈字节数，即使任务指标改善，也未必优于相同预算下的固定 K 或已有尾部类别方法。本文先用小样本确定问题规模，再以同 K、同反馈量和同训练预算的对照分开评价准确率与成本。若诊断未发现稳定的决策漏选，或收益无法重复，将收缩方法主张并依据真实错误重新确定重点。</w:t>
       </w:r>
     </w:p>
     <w:p>
@@ -17746,7 +17756,7 @@
         <w:jc w:val="both"/>
       </w:pPr>
       <w:r>
-        <w:t xml:space="preserve">Anshumann, Zaidi M A, Kedia A, et al. Sparse Logit Sampling: Accelerating Knowledge Distillation in LLMs[C]//Proceedings of the 63rd Annual Meeting of the Association for Computational Linguistics (Volume 1: Long Papers). 2025: 18085-18108. DOI:10.18653/v1/2025.acl-long.885.</w:t>
+        <w:t>Anshumann, Zaidi M A, Kedia A, et al. Sparse Logit Sampling: Accelerating Knowledge Distillation in LLMs[C]//Proceedings of the 63rd Annual Meeting of the Association for Computational Linguistics (Volume 1: Long Papers). 2025: 18085-18108. DOI:10.18653/v1/2025.acl-long.885.</w:t>
       </w:r>
     </w:p>
     <w:p>
@@ -17760,7 +17770,7 @@
         <w:jc w:val="both"/>
       </w:pPr>
       <w:r>
-        <w:t xml:space="preserve">Huang H, Wei H. Tail-Aware Top-k On-Policy Distillation[EB/OL]. arXiv:2608.14728, 2026.</w:t>
+        <w:t>Huang H, Wei H. Tail-Aware Top-k On-Policy Distillation[EB/OL]. arXiv:2608.14728, 2026.</w:t>
       </w:r>
     </w:p>
     <w:p>
@@ -17774,7 +17784,7 @@
         <w:jc w:val="both"/>
       </w:pPr>
       <w:r>
-        <w:t xml:space="preserve">Meng L, Gan S, Li Y, et al. Unbiased Top-k Estimation for On-Policy Distillation[EB/OL]. arXiv:2609.34447, 2026.</w:t>
+        <w:t>Meng L, Gan S, Li Y, et al. Unbiased Top-k Estimation for On-Policy Distillation[EB/OL]. arXiv:2609.34447, 2026.</w:t>
       </w:r>
     </w:p>
     <w:p>
@@ -17788,7 +17798,7 @@
         <w:jc w:val="both"/>
       </w:pPr>
       <w:r>
-        <w:t xml:space="preserve">Shen J, Chen G, Mao C. When Top-K Misses the Decision: Tool-Call Drift in Multi-Teacher On-Policy Distillation[EB/OL]. arXiv:2607.07050, 2026.</w:t>
+        <w:t>Shen J, Chen G, Mao C. When Top-K Misses the Decision: Tool-Call Drift in Multi-Teacher On-Policy Distillation[EB/OL]. arXiv:2607.07050, 2026.</w:t>
       </w:r>
     </w:p>
     <w:p>
@@ -17802,7 +17812,7 @@
         <w:jc w:val="both"/>
       </w:pPr>
       <w:r>
-        <w:t xml:space="preserve">Yang P, Xing L, Dai X, et al. ResOPD: Tail Residualization for Sparse On-Policy Distillation[EB/OL]. arXiv:2610.04882, 2026.</w:t>
+        <w:t>Yang P, Xing L, Dai X, et al. ResOPD: Tail Residualization for Sparse On-Policy Distillation[EB/OL]. arXiv:2610.04882, 2026.</w:t>
       </w:r>
     </w:p>
     <w:sectPr>

--- a/Papers/output/开题报告-基于在线策略蒸馏的大语言模型后训练方法研究.docx
+++ b/Papers/output/开题报告-基于在线策略蒸馏的大语言模型后训练方法研究.docx
@@ -1009,7 +1009,7 @@
         <w:fldChar w:fldCharType="separate"/>
       </w:r>
       <w:r>
-        <w:t>16</w:t>
+        <w:t>15</w:t>
       </w:r>
       <w:r>
         <w:fldChar w:fldCharType="end"/>
@@ -1053,7 +1053,7 @@
         <w:fldChar w:fldCharType="separate"/>
       </w:r>
       <w:r>
-        <w:t>18</w:t>
+        <w:t>16</w:t>
       </w:r>
       <w:r>
         <w:fldChar w:fldCharType="end"/>
@@ -1097,7 +1097,7 @@
         <w:fldChar w:fldCharType="separate"/>
       </w:r>
       <w:r>
-        <w:t>21</w:t>
+        <w:t>19</w:t>
       </w:r>
       <w:r>
         <w:fldChar w:fldCharType="end"/>
@@ -1141,7 +1141,7 @@
         <w:fldChar w:fldCharType="separate"/>
       </w:r>
       <w:r>
-        <w:t>22</w:t>
+        <w:t>20</w:t>
       </w:r>
       <w:r>
         <w:fldChar w:fldCharType="end"/>
@@ -1185,7 +1185,7 @@
         <w:fldChar w:fldCharType="separate"/>
       </w:r>
       <w:r>
-        <w:t>22</w:t>
+        <w:t>20</w:t>
       </w:r>
       <w:r>
         <w:fldChar w:fldCharType="end"/>
@@ -1229,7 +1229,7 @@
         <w:fldChar w:fldCharType="separate"/>
       </w:r>
       <w:r>
-        <w:t>22</w:t>
+        <w:t>21</w:t>
       </w:r>
       <w:r>
         <w:fldChar w:fldCharType="end"/>
@@ -1273,7 +1273,7 @@
         <w:fldChar w:fldCharType="separate"/>
       </w:r>
       <w:r>
-        <w:t>24</w:t>
+        <w:t>22</w:t>
       </w:r>
       <w:r>
         <w:fldChar w:fldCharType="end"/>
@@ -1317,7 +1317,7 @@
         <w:fldChar w:fldCharType="separate"/>
       </w:r>
       <w:r>
-        <w:t>25</w:t>
+        <w:t>23</w:t>
       </w:r>
       <w:r>
         <w:fldChar w:fldCharType="end"/>
@@ -1361,7 +1361,7 @@
         <w:fldChar w:fldCharType="separate"/>
       </w:r>
       <w:r>
-        <w:t>26</w:t>
+        <w:t>24</w:t>
       </w:r>
       <w:r>
         <w:fldChar w:fldCharType="end"/>
@@ -1405,7 +1405,7 @@
         <w:fldChar w:fldCharType="separate"/>
       </w:r>
       <w:r>
-        <w:t>27</w:t>
+        <w:t>25</w:t>
       </w:r>
       <w:r>
         <w:fldChar w:fldCharType="end"/>
@@ -1449,7 +1449,7 @@
         <w:fldChar w:fldCharType="separate"/>
       </w:r>
       <w:r>
-        <w:t>27</w:t>
+        <w:t>25</w:t>
       </w:r>
       <w:r>
         <w:fldChar w:fldCharType="end"/>
@@ -1493,7 +1493,7 @@
         <w:fldChar w:fldCharType="separate"/>
       </w:r>
       <w:r>
-        <w:t>29</w:t>
+        <w:t>27</w:t>
       </w:r>
       <w:r>
         <w:fldChar w:fldCharType="end"/>
@@ -1537,7 +1537,7 @@
         <w:fldChar w:fldCharType="separate"/>
       </w:r>
       <w:r>
-        <w:t>31</w:t>
+        <w:t>29</w:t>
       </w:r>
       <w:r>
         <w:fldChar w:fldCharType="end"/>
@@ -1581,7 +1581,7 @@
         <w:fldChar w:fldCharType="separate"/>
       </w:r>
       <w:r>
-        <w:t>34</w:t>
+        <w:t>32</w:t>
       </w:r>
       <w:r>
         <w:fldChar w:fldCharType="end"/>
@@ -1625,7 +1625,7 @@
         <w:fldChar w:fldCharType="separate"/>
       </w:r>
       <w:r>
-        <w:t>38</w:t>
+        <w:t>36</w:t>
       </w:r>
       <w:r>
         <w:fldChar w:fldCharType="end"/>
@@ -1669,7 +1669,7 @@
         <w:fldChar w:fldCharType="separate"/>
       </w:r>
       <w:r>
-        <w:t>42</w:t>
+        <w:t>40</w:t>
       </w:r>
       <w:r>
         <w:fldChar w:fldCharType="end"/>
@@ -1713,7 +1713,7 @@
         <w:fldChar w:fldCharType="separate"/>
       </w:r>
       <w:r>
-        <w:t>43</w:t>
+        <w:t>41</w:t>
       </w:r>
       <w:r>
         <w:fldChar w:fldCharType="end"/>
@@ -1757,7 +1757,7 @@
         <w:fldChar w:fldCharType="separate"/>
       </w:r>
       <w:r>
-        <w:t>43</w:t>
+        <w:t>41</w:t>
       </w:r>
       <w:r>
         <w:fldChar w:fldCharType="end"/>
@@ -1801,7 +1801,7 @@
         <w:fldChar w:fldCharType="separate"/>
       </w:r>
       <w:r>
-        <w:t>45</w:t>
+        <w:t>43</w:t>
       </w:r>
       <w:r>
         <w:fldChar w:fldCharType="end"/>
@@ -1845,7 +1845,7 @@
         <w:fldChar w:fldCharType="separate"/>
       </w:r>
       <w:r>
-        <w:t>46</w:t>
+        <w:t>44</w:t>
       </w:r>
       <w:r>
         <w:fldChar w:fldCharType="end"/>
@@ -1889,7 +1889,7 @@
         <w:fldChar w:fldCharType="separate"/>
       </w:r>
       <w:r>
-        <w:t>46</w:t>
+        <w:t>44</w:t>
       </w:r>
       <w:r>
         <w:fldChar w:fldCharType="end"/>
@@ -1933,7 +1933,7 @@
         <w:fldChar w:fldCharType="separate"/>
       </w:r>
       <w:r>
-        <w:t>46</w:t>
+        <w:t>44</w:t>
       </w:r>
       <w:r>
         <w:fldChar w:fldCharType="end"/>
@@ -1977,7 +1977,7 @@
         <w:fldChar w:fldCharType="separate"/>
       </w:r>
       <w:r>
-        <w:t>47</w:t>
+        <w:t>45</w:t>
       </w:r>
       <w:r>
         <w:fldChar w:fldCharType="end"/>
@@ -2021,7 +2021,7 @@
         <w:fldChar w:fldCharType="separate"/>
       </w:r>
       <w:r>
-        <w:t>48</w:t>
+        <w:t>46</w:t>
       </w:r>
       <w:r>
         <w:fldChar w:fldCharType="end"/>
@@ -2065,7 +2065,7 @@
         <w:fldChar w:fldCharType="separate"/>
       </w:r>
       <w:r>
-        <w:t>50</w:t>
+        <w:t>48</w:t>
       </w:r>
       <w:r>
         <w:fldChar w:fldCharType="end"/>
@@ -2129,7 +2129,7 @@
         <w:jc w:val="both"/>
       </w:pPr>
       <w:r>
-        <w:t>本课题面向大语言模型的工具调用后训练，考察在线策略蒸馏的三个相互关联的环节：学生实际访问的生成状态、师生分布的匹配目标，以及有限教师反馈中保留的候选 token。前两者决定在何处学习、按何种偏好更新学生；第三者决定这些偏好能否在稀疏反馈中传递。本文先建立三方面的可比分析，再针对 Top-K 反馈可能遗漏的尾部信息研究改进方法。</w:t>
+        <w:t>本课题研究大语言模型在工具调用任务中的在线策略蒸馏。研究从三个相互关联的环节展开：学生生成并实际访问的状态、师生分布的匹配目标，以及有限教师反馈所保留的 token 信息。学生状态决定教师在何处指导，散度目标决定学生如何更新，反馈粒度则影响目标信息的传递。本文分别分析这三个环节，并进一步研究 Top-K 反馈中尾部概率和关键决策候选的遗漏。</w:t>
       </w:r>
     </w:p>
     <w:p>
@@ -2138,7 +2138,7 @@
         <w:jc w:val="both"/>
       </w:pPr>
       <w:r>
-        <w:t>研究计划采用 Qwen3-0.6B 作为 LoRA 学生、冻结的 Qwen3-4B 作为教师，从公开 Function Calling 数据筛选单轮样本。在学生生成的前缀上比较有效监督位置和完整词表散度的行为差异，随后固定状态与主损失，诊断 Top-K 截断及其尾部信息损失。候选方法在关键位置补入学生高概率的决策 token，并检验同预算下的任务表现与成本。模型版本、数据来源、划分和硬件条件在实验前统一记录。</w:t>
+        <w:t>计划采用 Qwen3-0.6B LoRA 学生和冻结的 Qwen3-4B 教师，从公开 Function Calling 数据中筛选单轮调用样本。研究先在学生生成的前缀上比较监督位置与完整词表散度，再固定主要目标，测量 Top-K 截断造成的信息损失。候选方法尝试在关键位置补入被教师 Top-K 漏掉的学生高概率决策 token，并通过同预算实验评价任务效果与计算成本。模型版本、数据划分和硬件条件将在实验前核定。</w:t>
       </w:r>
     </w:p>
     <w:p>
@@ -2163,7 +2163,7 @@
         <w:jc w:val="both"/>
       </w:pPr>
       <w:r>
-        <w:t>大语言模型通过大规模预训练获得语言规律和知识表示，再借助后训练形成指令遵循、结构化输出、推理与工具使用能力。知识蒸馏利用教师模型的软分布，为学生提供比硬标签更丰富的训练信号。Hinton 等人阐述了温度缩放与软目标的基本思想[1]，序列级知识蒸馏则进一步使用教师生成的序列训练学生[2]。不过，蒸馏收益取决于具体任务、师生模型和训练协议；当训练数据或教师轨迹与学生推理时实际访问的状态不一致时，监督效果也会受到限制。</w:t>
+        <w:t>大语言模型经预训练获得语言规律和知识表示，后训练则进一步塑造指令遵循、结构化输出和工具使用能力。知识蒸馏借助教师的软分布传递候选之间的相对偏好。Hinton 等人提出温度缩放与软目标的基本思想[1]，序列级蒸馏随后将教师生成的序列用于学生训练[2]。在自回归生成中，学生一旦沿自身预测继续生成，后续前缀便可能偏离训练数据；蒸馏效果因此还取决于教师反馈是否覆盖这些实际到访的状态。</w:t>
       </w:r>
     </w:p>
     <w:p>
@@ -2172,7 +2172,7 @@
         <w:jc w:val="both"/>
       </w:pPr>
       <w:r>
-        <w:t>Function Calling 要求大语言模型按照给定接口生成结构化的函数调用。Gorilla/APIBench 关注 API 文档理解、函数选择和参数正确性[22]，API-Bank 则将工具检索、调用规划与执行结果纳入统一基准[23]。这些研究将 Function Calling 能力细分为函数选择、结构化参数生成、调用顺序和结果利用等环节，也为分析不同后训练方法提供了清晰的任务载体。</w:t>
+        <w:t>Function Calling 要求模型依据用户请求和接口说明，生成符合 schema 的函数调用。Gorilla/APIBench 检验 API 文档理解、函数选择和参数正确性[22]；API-Bank 将工具检索、调用规划与执行结果纳入评测[23]。这类任务具有清楚的决策节点：模型既要选择是否调用工具及调用哪个函数，也要生成可解析、可执行的参数。因此，工具调用适合观察 token 级蒸馏信号如何影响完整任务。</w:t>
       </w:r>
     </w:p>
     <w:p>
@@ -2190,7 +2190,7 @@
         <w:jc w:val="both"/>
       </w:pPr>
       <w:r>
-        <w:t>为便于评测，本文将 Function Calling 拆分为意图与工具选择、结构化参数生成、schema 约束、工具执行和多轮任务完成等环节。同一条样本可能在不同层面出错：模型可以理解用户意图却选错函数，也可能选对函数但遗漏参数，或生成结构正确但取值不符合约束的参数；单次调用正确，也不意味着多轮任务一定完成。这样的拆分与现有工具调用基准的评测维度基本一致[23][27]。</w:t>
+        <w:t>工具调用错误可按函数选择、结构合法性、参数键值和执行结果分层识别。例如，模型可能选对函数却遗漏必需参数，也可能输出合法 JSON，但参数取值不满足约束。多轮任务还涉及调用顺序和工具结果利用[23][27]。本文的主要训练实验先聚焦单轮调用；多轮及并行场景用于说明应用范围，并在具备相应数据和评测环境时另行分析。</w:t>
       </w:r>
     </w:p>
     <w:p>
@@ -2199,7 +2199,7 @@
         <w:jc w:val="both"/>
       </w:pPr>
       <w:r>
-        <w:t>数据准备阶段将依据公开数据的实际字段，统计单轮调用、多工具候选、并行调用、多轮工具结果和无适用工具等任务类型。核心实验先限定可统一解析与评价的单轮调用；训练集、验证集与测试集按工具 schema、问题模板和数据来源隔离，减少相似样本造成的信息泄漏。这样才能在同一任务条件下追踪学生到访状态、散度目标和教师反馈粒度各自带来的变化。</w:t>
+        <w:t>数据准备时，将统计单轮、多工具候选、并行调用、多轮工具结果和无适用工具等样本类型。核心实验选取能够统一解析与评价的单轮调用，并按工具 schema、问题模板和数据来源隔离训练、验证与测试集。明确任务边界后，学生状态、散度目标和反馈粒度的影响才能在可比条件下分析。</w:t>
       </w:r>
     </w:p>
     <w:p>
@@ -2234,7 +2234,7 @@
         <w:jc w:val="both"/>
       </w:pPr>
       <w:r>
-        <w:t>1. 梳理在线策略蒸馏中学生状态、散度目标与监督粒度的研究进展，建立单轮工具调用的可复现训练与分层评价流程。</w:t>
+        <w:t>1. 建立单轮工具调用的在线策略蒸馏流程，识别学生实际访问的监督位置，形成可复现的轨迹与分层评价记录。</w:t>
       </w:r>
     </w:p>
     <w:p>
@@ -2244,7 +2244,7 @@
         <w:jc w:val="both"/>
       </w:pPr>
       <w:r>
-        <w:t>2. 在统一学生轨迹上研究完整词表散度的行为偏好，并诊断 Top-K 截断对尾部总概率、关键决策 token 和梯度的影响。</w:t>
+        <w:t>2. 在相同学生轨迹上研究完整词表散度对梯度、熵和工具调用行为的影响，并测量 Top-K 截断对尾部总量及关键决策 token 的影响。</w:t>
       </w:r>
     </w:p>
     <w:p>
@@ -2254,7 +2254,7 @@
         <w:jc w:val="both"/>
       </w:pPr>
       <w:r>
-        <w:t>3. 研究决策感知的稀疏反馈候选方法，以同预算对照和组件消融检验其任务效果、训练稳定性与额外资源成本。</w:t>
+        <w:t>3. 提出决策感知的稀疏反馈候选方案，通过同预算对照与组件消融评价任务效果、稳定性和额外资源成本。</w:t>
       </w:r>
     </w:p>
     <w:p>
@@ -2263,7 +2263,7 @@
         <w:jc w:val="both"/>
       </w:pPr>
       <w:r>
-        <w:t>本课题从在线策略蒸馏的状态、目标和反馈三个环节逐步收束研究范围：状态分析保证教师监督落在学生会访问的前缀，散度分析说明不同分布匹配目标引导何种行为，稀疏反馈分析揭示目标在有限预算下可能发生的失真。由此提出的 Top-K 改进须与完整词表、固定 Top-K 及已有尾部修正方法比较；其实际价值由工具调用结果和资源记录共同判断。</w:t>
+        <w:t>上述目标形成由分析到改进的研究链条。学生状态实验确定教师监督的落点，散度实验解释概率匹配如何改变更新方向，稀疏反馈实验检验有限预算下保留了多少有效信号。Top-K 候选方案将与完整词表、固定 Top-K 和已有尾部类别方法比较；其价值最终由工具调用表现与成本记录共同判断。</w:t>
       </w:r>
     </w:p>
     <w:p>
@@ -2304,7 +2304,7 @@
         <w:jc w:val="both"/>
       </w:pPr>
       <w:r>
-        <w:t>为便于比较，本文按训练信号将相关后训练方法划分为监督微调、知识蒸馏、偏好优化和强化学习。监督微调依赖人工或教师构造的目标序列，知识蒸馏利用教师软分布，偏好优化使用回答之间的偏好关系，强化学习则依据环境或任务奖励更新策略。SFT 和序列级蒸馏容易构造结构化数据，但学生推理状态与训练前缀之间仍可能出现偏移[1][2][5]。下文据此分别讨论各类方法的监督来源与优化对象。</w:t>
+        <w:t>相关后训练方法可按监督来源区分。监督微调学习给定目标序列，知识蒸馏利用教师的软分布，偏好优化使用回答之间的偏好关系，强化学习依据任务或环境奖励更新策略。SFT 和序列级蒸馏容易组织结构化样本，但固定前缀与学生推理时的状态可能存在差距[1][2][5]。后文据此比较各类方法的状态来源与优化信号。</w:t>
       </w:r>
     </w:p>
     <w:p>
@@ -2313,7 +2313,7 @@
         <w:jc w:val="both"/>
       </w:pPr>
       <w:r>
-        <w:t>知识蒸馏的核心是利用教师输出中的软信息。设教师在某一位置给出分布 p，学生给出分布 q，蒸馏目标可由两者之间的距离定义。与 one-hot 标签相比，软目标保留了教师对多个候选 token 的相对偏好；但在自回归任务中，分布匹配还会受到前缀状态、采样方式和序列长度的影响。f-divergence 视角把多种分布距离纳入统一框架，可用于解释序列级蒸馏目标[6]。</w:t>
+        <w:t>知识蒸馏的有效信息来自教师对多个候选的概率分配。在给定生成位置，软目标比 one-hot 标签提供更多相对偏好；进入自回归任务后，前缀来源、采样协议和序列长度也会影响这一偏好的作用。f-divergence 视角将若干分布匹配目标纳入同一框架，为分析序列级蒸馏提供了工具[6]。</w:t>
       </w:r>
     </w:p>
     <w:p>
@@ -2322,7 +2322,7 @@
         <w:jc w:val="both"/>
       </w:pPr>
       <w:r>
-        <w:t>国内近期研究已经将讨论推进到大模型的具体后训练与轻量化环节。吴春志等系统比较了全参数、部分参数、新增参数与无参数微调方法在训练开销和任务适配能力上的差异[28]；舒善富等则直接面向代码大模型，采用自适应知识蒸馏协调正向与反向KL散度，以缓解单一散度在不同概率区域的学习偏差[29]。</w:t>
+        <w:t>国内研究已将大模型后训练与轻量化方案作为具体对象。吴春志等比较了全参数、部分参数、新增参数和无参数微调的训练开销及适配方式[28]；舒善富等面向代码大模型，以自适应知识蒸馏协调正向与反向 KL 散度，讨论单一散度对不同概率区域的学习偏好[29]。这些工作为本课题选择 LoRA 学生和分析散度目标提供了参照。</w:t>
       </w:r>
     </w:p>
     <w:p>
@@ -2745,7 +2745,7 @@
         <w:jc w:val="both"/>
       </w:pPr>
       <w:r>
-        <w:t>实际系统既可以先进行 SFT、再实施 OPD，也可以同时引入教师反馈与任务奖励。本文聚焦 LoRA-OPD 路线，将学生策略采样对应的到访状态、教师与学生的分布匹配目标、有限教师反馈的监督粒度作为三个研究变量；RLHF、DPO 等方法用于说明后训练背景。</w:t>
+        <w:t>实际系统可以在 SFT 后继续进行 OPD，也可能同时引入教师反馈和任务奖励。本文选择 LoRA-OPD 路线，将学生到访状态、师生分布匹配目标和教师反馈粒度作为主要变量；RLHF 与 DPO 用于交代相关后训练背景。</w:t>
       </w:r>
     </w:p>
     <w:p>
@@ -2759,7 +2759,7 @@
           <w:rFonts w:ascii="Times New Roman" w:hAnsi="Times New Roman" w:eastAsia="宋体"/>
           <w:sz w:val="24"/>
         </w:rPr>
-        <w:t>经典知识蒸馏通过温度缩放揭示教师分布中类别之间的相对关系[1]。Kim 和 Rush 随后把蒸馏扩展到序列级目标，用教师生成的序列替代或补充原始标签[2]。这些工作奠定了生成模型蒸馏的基本范式，但其训练样本通常来自固定语料或教师轨迹，学生在实际推理中产生的前缀仍未充分进入训练分布。</w:t>
+        <w:t>经典知识蒸馏通过温度缩放呈现教师分布中类别之间的相对关系[1]。Kim 和 Rush 将蒸馏扩展到序列级，用教师生成结果替代或补充原始目标[2]。固定语料和教师轨迹为学生提供了稳定样本，但学生推理时产生的偏离前缀仍可能缺少直接监督。</w:t>
       </w:r>
     </w:p>
     <w:p>
@@ -2773,7 +2773,7 @@
           <w:rFonts w:ascii="Times New Roman" w:hAnsi="Times New Roman" w:eastAsia="宋体"/>
           <w:sz w:val="24"/>
         </w:rPr>
-        <w:t>DAgger 揭示了模仿学习中与语言生成高度相关的误差累积问题：学习器在部署时依据自身预测不断推进状态，早期错误会改变后续输入分布，使离线监督逐步失效[3]。ImitKD 将这一思想引入神经机器翻译，在学生生成的状态上查询教师并开展交互式蒸馏[4]。因此，在线策略蒸馏的关键并非单纯使用更强的教师，而是让教师在学生真正会访问的序列状态上提供监督。</w:t>
+        <w:t>DAgger 研究模仿学习中的误差累积：学习器依据自身预测推进状态，早期错误会改变后续输入分布，使固定数据上的监督逐渐失配[3]。ImitKD 将交互式蒸馏用于神经机器翻译，在学生生成的状态上查询教师[4]。沿着这一思路，在线策略蒸馏让教师在学生实际访问的前缀上评分，从而使训练状态更接近推理过程。</w:t>
       </w:r>
     </w:p>
     <w:p>
@@ -2798,7 +2798,7 @@
         <w:jc w:val="both"/>
       </w:pPr>
       <w:r>
-        <w:t>自回归模型训练时通常读取参考序列前缀，推理时却只能依赖自身生成的前缀。DAgger 在学生到访状态上查询专家标签[3]，ImitKD 将这一思路用于自回归知识蒸馏[4]。OPD 延续了相同的基本动机，并把专家反馈从离散动作扩展为教师模型的 token 分布或对数概率。</w:t>
+        <w:t>自回归模型在训练中常读取参考序列前缀，推理时则依赖自身生成结果。DAgger 在学习器到访状态上查询专家[3]，ImitKD 将这一做法用于自回归蒸馏[4]。OPD 继承了学生状态上的监督方式，并进一步利用教师的 token 分布或对数概率提供软反馈。</w:t>
       </w:r>
     </w:p>
     <w:p>
@@ -2807,7 +2807,7 @@
         <w:jc w:val="both"/>
       </w:pPr>
       <w:r>
-        <w:t>GKD 在学生自生成的错误上进行蒸馏，并比较不同生成方式和散度设置[7]；MiniLLM 从序列级目标出发讨论 Reverse KL 的模式选择特性[8]；DistiLLM 通过 skew KL 与样本复用探索效果和成本之间的平衡[9]。SWITCH 进一步指出，学生生成序列可能包含噪声或偏差，并通过选择性教师介入改善长序列蒸馏[10]。</w:t>
+        <w:t>GKD 使学生在自生成轨迹上接受教师指导，并比较生成方式与散度设置[7]。MiniLLM 从序列级目标讨论 Reverse KL 的模式选择倾向[8]；DistiLLM 则结合 skew KL 和样本复用，权衡效果与开销[9]。SWITCH 注意到学生生成序列中的噪声，通过选择性教师介入改善长序列蒸馏[10]。这些研究分别触及状态来源、匹配目标和教师反馈成本。</w:t>
       </w:r>
     </w:p>
     <w:p>
@@ -2816,7 +2816,7 @@
         <w:jc w:val="both"/>
       </w:pPr>
       <w:r>
-        <w:t>近期研究把 OPD 的关注点推进到效率、稳定性和监督适配。前缀蒸馏表明，较短的学生生成前缀可以保留主要训练信号并显著降低计算量[11]；Veto 通过重构目标分布抑制低置信度 token 上的有害梯度，并在性能与多样性之间进行调节[12]；PromptKD 则从学生友好监督的角度改善教师知识的可学习性[13]。TACL 的模型压缩综述和 ACL 的蒸馏设计空间研究进一步说明，知识蒸馏需要同时考虑目标函数、师生能力差距和计算预算[14][15]。</w:t>
+        <w:t>近期 OPD 研究进一步关注效率、稳定性和监督适配。前缀蒸馏发现，较短的学生前缀在其设置下保留了主要训练信号，并降低计算量[11]；Veto 通过重构目标分布调节低置信度 token 的梯度及生成多样性[12]；PromptKD 从学生可学习性出发调整教师监督[13]。模型压缩综述与蒸馏设计空间研究也指出，目标函数、师生能力差距和计算预算需要共同考虑[14][15]。</w:t>
       </w:r>
     </w:p>
     <w:p>
@@ -2825,7 +2825,7 @@
         <w:jc w:val="both"/>
       </w:pPr>
       <w:r>
-        <w:t>为形成可比较的实验框架，本文从三个层面描述 OPD：学生生成哪些训练状态，教师分布通过何种散度转化为梯度，以及教师在每个状态返回多少词表信息。GKD 的散度比较、MiniLLM 的序列级目标和 DistiLLM 的反馈复用在这些层面各有侧重。后续实验将分别记录状态来源、目标定义与反馈支持集，避免把三个环节的作用混为一谈。</w:t>
+        <w:t>比较 OPD 方法时，需要同时交代学生生成了哪些训练状态、教师分布通过什么目标产生梯度，以及每个状态保留了多少词表信息。GKD 的散度比较、MiniLLM 的序列目标和 DistiLLM 的反馈复用侧重点各异。本文分别记录状态来源、目标定义和反馈支持集，以便解释各环节对工具调用结果的影响。</w:t>
       </w:r>
     </w:p>
     <w:p>
@@ -2834,7 +2834,7 @@
         <w:jc w:val="both"/>
       </w:pPr>
       <w:r>
-        <w:t>教师能力能否有效传递，还取决于师生模型的兼容程度。推理模式、输出格式或工具调用习惯的差异会改变教师在学生状态上提供的信号，学生容量也会限制其吸收完整教师分布的能力。SWITCH、PromptKD 与稳定化 OPD 的研究分别从学生轨迹噪声、学生友好监督和目标重构角度说明，教师更强并不等于监督天然有效[10][12][13]。这些结论为本文分析师生分布重叠与格式错误提供了依据。</w:t>
+        <w:t>师生兼容性也影响知识传递。推理模式、输出格式和工具调用习惯的差异，会改变教师在学生前缀上给出的概率分布；学生容量则限制其拟合能力。SWITCH、PromptKD 和稳定化 OPD 分别讨论学生轨迹噪声、学生友好监督与目标重构[10][12][13]。本文将在实验中记录格式错误与师生支持集重叠，检查这些因素是否干扰散度和稀疏反馈的比较。</w:t>
       </w:r>
     </w:p>
     <w:p>
@@ -2848,7 +2848,7 @@
           <w:rFonts w:ascii="Times New Roman" w:hAnsi="Times New Roman" w:eastAsia="宋体"/>
           <w:sz w:val="24"/>
         </w:rPr>
-        <w:t>在线策略蒸馏改变的不只是教师 logits 所对应的数据批次，更重要的是训练状态的来源。GKD 允许学生在训练过程中生成序列，并在这些到访状态上接受教师分布监督，同时把传统 Forward KL 扩展为可配置的散度族[7]。MiniLLM 采用 Reverse KL 的序列级目标，使学生更集中地拟合与自身轨迹相容的教师高概率区域[8]。DistiLLM 进一步利用 skew KL 和自适应采样缓和纯 Reverse KL 的模式选择倾向，并讨论教师反馈的复用效率[9]。这些工作表明，状态分布、散度方向和教师信息获取方式是彼此关联但不可互相替代的设计变量。</w:t>
+        <w:t>OPD 的关键变化是训练状态来自学生生成。GKD 在学生到访前缀上施加教师分布监督，并比较多种散度[7]；MiniLLM 的序列级 Reverse KL 更强调学生轨迹附近的教师高概率区域[8]；DistiLLM 通过 skew KL 和样本复用研究训练效果及反馈效率[9]。文献中的差异同时涉及状态、目标和信息获取方式，后续比较需要把这些变量分别固定或记录。</w:t>
       </w:r>
     </w:p>
     <w:p>
@@ -2862,7 +2862,7 @@
           <w:rFonts w:ascii="Times New Roman" w:hAnsi="Times New Roman" w:eastAsia="宋体"/>
           <w:sz w:val="24"/>
         </w:rPr>
-        <w:t>研究重点也逐渐从“是否使用学生生成数据”转向“哪些学生状态值得接受教师监督”。前缀蒸馏通过缩短学生轨迹降低在线采样成本[11]，稳定化 OPD 则针对早期训练中的噪声反馈和异常梯度重新构造目标[12]。PromptKD 说明教师输出是否适合学生学习同样会影响蒸馏效果[13]。因此，本文不把 OPD 视为单一算法，而把它作为一个受控实验框架，在相同数据、模型、预算和评测协议下分别考察状态分布、散度目标和监督粒度。</w:t>
+        <w:t>随着学生生成数据进入训练，研究进一步追问哪些到访位置值得监督。前缀蒸馏以较短轨迹降低采样成本[11]；稳定化 OPD 处理早期噪声反馈与异常梯度[12]；PromptKD 关注教师信号能否被学生有效吸收[13]。本文据此建立受控实验：共享模型、数据、预算和评测协议，分别考察状态位置、散度目标及反馈粒度。</w:t>
       </w:r>
     </w:p>
     <w:p>
@@ -3557,7 +3557,7 @@
         <w:jc w:val="both"/>
       </w:pPr>
       <w:r>
-        <w:t>Forward KL 以教师概率加权，倾向于要求学生覆盖教师分布中的多个高质量区域；Reverse KL 以学生概率加权，更关注学生自身可能生成的区域。文献常用 mode-covering 和 mode-seeking 概括两者的倾向，但这只是解释生成行为的启发式描述，实际训练结果还取决于模型容量、温度、采样策略和支持集[7][8]。</w:t>
+        <w:t>Forward KL 以教师概率加权，鼓励学生覆盖教师认为合理的区域；Reverse KL 以学生概率加权，更关注当前学生容易生成的候选。mode-covering 与 mode-seeking 概括了两种倾向[7][8]，但模型容量、温度、采样协议和支持集都会影响实际梯度与生成行为。本文将从函数选择和参数生成等具体位置观察这些差异。</w:t>
       </w:r>
     </w:p>
     <w:p>
@@ -4007,7 +4007,7 @@
         <w:jc w:val="both"/>
       </w:pPr>
       <w:r>
-        <w:t>本文选取 JSD、skew KL 等代表性目标，与 Forward KL、Reverse KL 一起在完整词表上比较。分析不仅记录最终准确率，还跟踪不同目标在函数入口、参数与结构 token 上产生的梯度、熵变化和错误类型；目标函数、混合参数、温度、有效位置及估计方式均保持可追溯。</w:t>
+        <w:t>研究选择 JSD 和 skew KL 作为广义散度代表，与 Forward KL、Reverse KL 一起在完整词表上比较。除最终调用准确率外，还分析函数入口、参数和结构 token 上的梯度、熵变化及错误分布。目标函数、混合参数、温度、有效位置和估计方式均随实验配置记录。</w:t>
       </w:r>
     </w:p>
     <w:p>
@@ -4016,7 +4016,7 @@
         <w:jc w:val="both"/>
       </w:pPr>
       <w:r>
-        <w:t>散度方向在 Function Calling 中可能对应不同的生成行为。面对同一用户请求，教师可能为多个函数或不同参数表达赋予合理概率；Forward KL 更强调覆盖这些候选区域，Reverse KL 更关注学生已经形成的高概率选择，广义散度则在二者之间调节。实验将从工具选择、参数生成、格式正确性和拒答行为四个方面分析这种差异。</w:t>
+        <w:t>散度偏好可能在 Function Calling 中表现为不同决策。面对同一请求，教师可能同时认可多个函数或参数表达；学生则可能过早集中到某个调用路径。本文比较各目标下的函数误选、过度调用、参数错误和格式错误，结合相同位置的概率与梯度，判断分布匹配目标如何影响完整调用。</w:t>
       </w:r>
     </w:p>
     <w:p>
@@ -4025,7 +4025,7 @@
         <w:jc w:val="both"/>
       </w:pPr>
       <w:r>
-        <w:t>教师信息的保留范围和估计方式会改变实际优化的对象。全词表方案保留有效位置上的完整教师分布；Top-K 方案仅保留指定支持集中的高概率信息，并明确截断后的重归一化与支持集外概率处理；K1 sampled-token 则用单个采样 token 估计相应期望。比较时将同时记录信息覆盖范围、教师前向次数、学生生成量、训练资源与任务指标。</w:t>
+        <w:t>教师反馈的范围与估计方式同样改变训练目标。完整词表保留有效位置上的全部概率；Top-K 只返回选定支持集，需要明确截断后的归一化及支持集外质量处理；K1 sampled-token 用单次采样估计相应期望。比较时将一并记录信息覆盖范围、教师评分时间、学生生成量、反馈字节数和任务结果。</w:t>
       </w:r>
     </w:p>
     <w:p>
@@ -4039,7 +4039,7 @@
           <w:rFonts w:ascii="Times New Roman" w:hAnsi="Times New Roman" w:eastAsia="宋体"/>
           <w:sz w:val="24"/>
         </w:rPr>
-        <w:t>从分布几何看，只要教师对某个 token 赋予不可忽略的概率，Forward KL 就会对学生过低的概率施加较大惩罚，因此具有覆盖倾向；Reverse KL 更强调学生当前支持集中的概率质量，更新容易集中到少数高概率模式。前者有利于保留教师分布中次优但合理的候选，后者在学生容量有限时可能更符合“优先学会最可能答案”的资源分配方式[8][9]。不过，温度、序列长度、有效 token mask 和支持集截断方式都会影响这种差异，不能只根据损失名称推断最终表现。</w:t>
+        <w:t>从目标的加权方式看，教师赋予某个 token 较高概率时，Forward KL 会惩罚学生在该 token 上过低的概率；Reverse KL 更强调学生当前高概率区域的匹配。前者可能保留多种合理候选，后者可能帮助容量有限的学生优先学习主要调用路径[8][9]。这些倾向还受温度、有效位置、序列长度与支持集处理影响，需要结合实际梯度和调用结果判断。</w:t>
       </w:r>
     </w:p>
     <w:p>
@@ -4053,7 +4053,7 @@
           <w:rFonts w:ascii="Times New Roman" w:hAnsi="Times New Roman" w:eastAsia="宋体"/>
           <w:sz w:val="24"/>
         </w:rPr>
-        <w:t>广义散度为分布覆盖与模式选择提供了连续的折中空间。GKD 用可调散度族统一若干常见目标[7]，DistiLLM 通过 skew KL 调节两种偏好[9]，稳定化 OPD 则说明目标分布的构造会直接影响低置信度 token 上的梯度和生成多样性[12]。对小模型而言，Top-K 截断后的重归一化、教师概率下界、混合精度下的 log-sum-exp 和序列 mask 都会改变梯度尺度。本文将散度定义、支持集协议和稳定化实现一并记录，使结论能够追溯到具体计算过程。</w:t>
+        <w:t>广义散度提供了调节覆盖与集中程度的目标族。GKD 比较可配置的散度[7]，DistiLLM 使用 skew KL[9]，稳定化 OPD 则显示目标分布的构造会影响低置信度 token 的梯度[12]。在小模型上，Top-K 归一化、教师概率下界、混合精度计算和序列 mask 还可能改变数值尺度。因此，本课题将同时记录数学定义与具体实现协议。</w:t>
       </w:r>
     </w:p>
     <w:p>
@@ -4078,7 +4078,7 @@
         <w:jc w:val="both"/>
       </w:pPr>
       <w:r>
-        <w:t>在线策略蒸馏把教师监督带到学生真实访问的前缀上[7]，却也使教师需要在大量生成位置返回分布。完整词表反馈保留全部候选的相对关系，存储和传输开销随词表及序列长度增长。Top-K 只保留少量高概率候选，K1 sampled-token 则以单样本估计进一步压缩反馈。前缀蒸馏和蒸馏设计空间研究表明，反馈预算已经成为在线方法能否实施的重要约束[11][15]。</w:t>
+        <w:t>OPD 需要教师在学生访问的大量位置返回反馈[7]。完整词表保存候选之间的细粒度关系，其存储和传输量随词表与序列长度增长；Top-K 减少显式候选，K1 sampled-token 进一步压缩为单点估计。前缀蒸馏和蒸馏设计空间研究显示，反馈预算是在线方法的重要工程条件[11][15]。</w:t>
       </w:r>
     </w:p>
     <w:p>
@@ -4087,7 +4087,7 @@
         <w:jc w:val="both"/>
       </w:pPr>
       <w:r>
-        <w:t>稀疏反馈改变了训练目标。Sparse Logit Sampling 指出，直接缓存教师 Top-K 会产生有偏的分布估计[30]。TA-OPD 进一步发现，当师生都在教师 Top-K 内归一化时，目标忽略支持集外的总概率，学生尾部概率与熵可能在训练中上升；该工作用一个尾部类别保留剩余概率总量[31]。TT-OPD 与 ResOPD 则利用采样残差修正稀疏估计[32][34]。尾部总量的补偿已有明确先行工作。</w:t>
+        <w:t>稀疏化同时改变了优化对象。Sparse Logit Sampling 指出，直接缓存教师 Top-K 会使分布估计产生偏差[30]。TA-OPD 发现，师生分布若都在教师 Top-K 内归一化，训练目标便失去支持集外总概率的约束；该工作加入尾部类别保留剩余质量[31]。TT-OPD 与 ResOPD 利用采样残差修正稀疏估计[32][34]。因此，尾部总量补偿已有明确的先行方案。</w:t>
       </w:r>
     </w:p>
     <w:p>
@@ -4101,7 +4101,7 @@
           <w:rFonts w:ascii="Times New Roman" w:hAnsi="Times New Roman" w:eastAsia="宋体"/>
           <w:sz w:val="24"/>
         </w:rPr>
-        <w:t>另一类信息损失与总概率大小无关。Shen 等在多教师工具调用蒸馏中发现，即使教师 Top-K 覆盖几乎全部教师概率，也可能漏掉学生高估的工具调用入口 token；该坐标的修正会改变完整调用行为[33]。质量覆盖率因此无法单独衡量决策梯度是否完整。尾部类别可以约束“其余 token 合计多少概率”，但无法区分尾部中哪一个函数入口或结构 token 应被单独修正。</w:t>
+        <w:t>总概率之外，还可能遗漏具体决策坐标。Shen 等在多教师工具调用蒸馏中观察到，教师 Top-K 即便覆盖几乎全部教师质量，也可能漏掉学生高估的工具调用入口 token；修正该 token 会改变后续调用行为[33]。教师质量覆盖率因此不足以说明决策梯度是否得到保留。尾部类别约束剩余概率之和，却无法逐一纠正尾部函数入口或结构 token。</w:t>
       </w:r>
     </w:p>
     <w:p>
@@ -4115,7 +4115,7 @@
           <w:rFonts w:ascii="Times New Roman" w:hAnsi="Times New Roman" w:eastAsia="宋体"/>
           <w:sz w:val="24"/>
         </w:rPr>
-        <w:t>现有工作分别处理了尾部总量、估计偏差和遗漏的学生候选[31][32][33][34]。对单教师、单轮 Function Calling 而言，关键问题进一步落在资源分配上：哪些生成位置需要显式保留低教师概率、高学生概率的决策 token，哪些位置可使用较小的支持集？全局增大 K 会提高反馈成本，仅按教师累计概率选 K 仍可能漏掉学生偏好的关键坐标。本文因此把位置风险、候选保留和反馈预算放入同一个方法设计。</w:t>
+        <w:t>已有研究分别处理尾部总量、稀疏估计偏差和学生候选遗漏[31][32][33][34]。在单教师、单轮 Function Calling 中，还需要决定有限反馈应分配到哪些位置和候选。全局增大 K 会增加传输成本；只按教师累计质量选 K，也可能保留了许多普通 token，却错过学生高估的调用入口。本文据此研究位置风险、显式候选与反馈预算的联合选择。</w:t>
       </w:r>
     </w:p>
     <w:p>
@@ -4140,7 +4140,7 @@
         <w:jc w:val="both"/>
       </w:pPr>
       <w:r>
-        <w:t>ReAct 将语言模型的推理过程与外部行动交替组织，为工具增强模型提供了通用范式[21]。围绕 Function Calling，现有研究又形成了从 API 文档理解、函数检索和调用规划到执行评测的多条路线：Gorilla/APIBench 关注 API 文档与调用正确性[22]；API-Bank 覆盖工具规划、API 检索和调用[23]；ToolLLM/ToolBench 构造了大量与真实 API 相关的任务，并讨论多工具与多步调用[24]；APIGen 强调可执行 API、格式检查和语义验证[25]；ToolACE 则利用 API 池和多层检查生成多样化的函数调用数据[26]。</w:t>
+        <w:t>ReAct 将模型推理与外部行动交替组织，为工具增强生成提供了基础形式[21]。Function Calling 数据随后覆盖 API 文档理解、函数检索、调用规划和执行验证：Gorilla/APIBench 侧重文档与调用正确性[22]，API-Bank 扩展到工具规划和检索[23]，ToolLLM/ToolBench 提供多工具任务[24]，APIGen 与 ToolACE 则重视调用数据的构造及质量检查[25][26]。这些数据的任务范围与标注方式各不相同，需要先明确本课题可统一使用的单轮样本。</w:t>
       </w:r>
     </w:p>
     <w:p>
@@ -4149,7 +4149,7 @@
         <w:jc w:val="both"/>
       </w:pPr>
       <w:r>
-        <w:t>本文将从公开 Function Calling 数据中筛选训练样本。APIGen、ToolACE、API-Bank 和 ToolBench 可为数据来源选择、任务分类和评测设计提供参考。数据准备阶段将记录数据快照、许可证、字段映射、过滤规则、重复样本处理方式，以及与独立测试集的重叠检查结果。</w:t>
+        <w:t>训练样本拟从公开 Function Calling 数据中筛选。APIGen、ToolACE、API-Bank 和 ToolBench 的数据构造方式可作为来源选择与任务分类的参考。每个来源将记录数据快照、许可证、字段映射、过滤规则、去重过程，以及与独立测试集的重叠情况。</w:t>
       </w:r>
     </w:p>
     <w:p>
@@ -4158,7 +4158,7 @@
         <w:jc w:val="both"/>
       </w:pPr>
       <w:r>
-        <w:t>公开数据进入训练流程前，需要通过结构、语义和执行三类检查。结构检查关注工具 schema、函数名、参数类型和目标调用能否统一解析；语义检查判断用户问题与目标工具、目标参数是否一致；执行检查验证调用能否在本地模拟环境中运行，并产生可供后续对话使用的结果。APIGen 和 ToolACE 的多层检查方法为这一审计流程提供了参考[25][26]。</w:t>
+        <w:t>公开样本进入训练流程前，需依次检查结构、语义和可执行性。结构检查核对 schema、函数名、参数类型及目标调用的解析结果；语义检查判断用户请求与目标函数、参数之间的关系；对具备本地工具环境的样本，执行检查进一步验证参数能否产生有效返回。APIGen 和 ToolACE 的多层验证方式为数据审计提供了参考[25][26]。</w:t>
       </w:r>
     </w:p>
     <w:p>
@@ -4167,7 +4167,7 @@
         <w:jc w:val="both"/>
       </w:pPr>
       <w:r>
-        <w:t>训练集与测试集还应避免工具 schema、用户问题模板和目标调用的重复。如果训练数据与 BFCL 或其他独立测试集共享相同的 API 定义，模型表现可能来自记忆而非泛化；即使工具名称不同，只要参数结构高度相似，也应在分析中说明潜在泄漏。最终的数据审计报告将保存字段统计、异常类别、去重规则和版本指纹。</w:t>
+        <w:t>训练集与测试集还须检查工具 schema、问题模板和目标调用的相似性。若两个集合共享 API 定义或高度相近的参数结构，模型可能依赖样本记忆，评价时应标注这一风险。数据审计报告将保存字段统计、异常类别、去重规则及版本指纹，使划分方式可以复查。</w:t>
       </w:r>
     </w:p>
     <w:p>
@@ -4176,7 +4176,7 @@
         <w:jc w:val="both"/>
       </w:pPr>
       <w:r>
-        <w:t>BFCL 覆盖结构化调用、并行调用、串行调用和拒答等场景[27]。本文将结合公开 Function Calling 测试规范与自建模拟函数，分别评估格式合法率、函数选择准确率、参数准确率、调用执行成功率和端到端任务成功率。</w:t>
+        <w:t>BFCL 覆盖结构化调用、并行与串行调用以及拒答场景[27]。本课题结合公开基准和可用的模拟函数，分别评价格式合法率、函数选择准确率与参数正确率；执行成功率和端到端成功率仅用于具有可靠执行环境的样本。</w:t>
       </w:r>
     </w:p>
     <w:p>
@@ -4190,7 +4190,7 @@
           <w:rFonts w:ascii="Times New Roman" w:hAnsi="Times New Roman" w:eastAsia="宋体"/>
           <w:sz w:val="24"/>
         </w:rPr>
-        <w:t>Function Calling 数据经历了从少量人工接口描述到大规模合成、执行校验和难例生成的发展。Gorilla 关注 API 检索与调用生成[22]；API-Bank 与 ToolLLM/ToolBench 将多工具、多轮交互和工具学习过程纳入数据构造[23][24]；APIGen 强调可验证的数据生成流程[25]；ToolACE 进一步扩展了工具类型和调用模式[26]。这些数据集在 schema 形式、参数约束、对话模板和可执行性上并不完全一致，直接拼接容易把模板差异误判为模型能力差异。因此，字段映射、去重、可解析性检查和 schema 一致性审计是方法比较的必要前提。</w:t>
+        <w:t>Function Calling 数据从接口描述与人工样例，发展到大规模构造、执行校验和难例设计。Gorilla 强调 API 检索与调用生成[22]；API-Bank 和 ToolLLM/ToolBench 引入多工具与多轮交互[23][24]；APIGen、ToolACE 则扩展可验证的数据生成流程和工具类型[25][26]。不同来源在 schema 形式、参数约束、消息模板和可执行性上存在差异。字段映射与一致性审计因此是后续蒸馏比较的前提。</w:t>
       </w:r>
     </w:p>
     <w:p>
@@ -4204,7 +4204,7 @@
           <w:rFonts w:ascii="Times New Roman" w:hAnsi="Times New Roman" w:eastAsia="宋体"/>
           <w:sz w:val="24"/>
         </w:rPr>
-        <w:t>在评测方面，Berkeley Function Calling Leaderboard 通过真实与合成场景检验函数选择、参数生成及多轮调用能力，为统一测试提供了较成熟的任务划分[27]。但总体准确率会掩盖具体错误来源：模型可能选错函数、遗漏必需参数、生成无法解析的 JSON，或在无需调用时过度调用。本文将在统一解码协议下分层统计结构合法率、函数选择正确率、参数级正确性和端到端成功率，并把训练效率、推理吞吐与显存占用纳入分析。这样既能对应公开评测，也能解释不同蒸馏目标和监督粒度产生差异的原因。</w:t>
+        <w:t>BFCL 为函数选择、参数生成和多轮调用提供了统一测试框架[27]。总体准确率之外，还需区分函数误选、必需参数遗漏、JSON 解析失败及无需调用时的过度调用。本文在统一解码协议下分层报告结构合法性、函数和参数正确率；具备执行条件时再加入执行与端到端结果，并结合训练效率、推理吞吐及显存解释方法差异。</w:t>
       </w:r>
     </w:p>
     <w:p>
@@ -4218,7 +4218,7 @@
           <w:rFonts w:ascii="Times New Roman" w:hAnsi="Times New Roman" w:eastAsia="宋体"/>
           <w:sz w:val="24"/>
         </w:rPr>
-        <w:t>Function Calling 提供了检验三个研究环节的可观察结果。函数入口和函数名决定是否调用工具及调用哪一个工具，参数键、结构符号和参数值影响 schema 合法性、解析与执行。公开数据和 BFCL 等评测允许把这些错误分开统计[25][26][27]。本文将学生状态的分层错误、完整词表散度的行为差异，以及稀疏反馈下的尾部质量与决策坐标遗漏，分别对应到函数误选、过度调用、格式错误和任务成功率。</w:t>
+        <w:t>Function Calling 为三个研究环节提供了分层观察点。函数入口及函数名决定调用路径，参数键、结构符号和参数值影响解析与执行。公开数据和 BFCL 等基准支持分别统计这些错误[25][26][27]。本文把学生状态上的错误分布、完整词表散度的行为差异，以及稀疏反馈的尾部质量与决策候选遗漏，对应到函数误选、过度调用、格式错误和可验证的任务结果。</w:t>
       </w:r>
     </w:p>
     <w:p>
@@ -4243,7 +4243,7 @@
         <w:jc w:val="both"/>
       </w:pPr>
       <w:r>
-        <w:t>现有研究为在线策略蒸馏提供了三个主要切入点。首先，GKD 等方法让教师在学生实际生成的前缀上评分，缓解训练与推理状态不一致的问题[7]。其次，Forward KL、Reverse KL、JSD 与 skew KL 对概率区域赋予不同权重，影响学生的覆盖、集中程度与训练稳定性[7][8][9][12]。再次，完整词表反馈较为充分，却需要较高的存储和传输成本；Top-K 与 sampled-token 方法以较少的教师信息换取可实施性[11][15][30]。状态、目标和反馈共同决定蒸馏效果，比较其中任何一项都需要固定另外两项。</w:t>
+        <w:t>现有 OPD 研究形成了三个相互关联的方向。GKD 等方法在学生生成的前缀上获取教师反馈，缓解状态分布偏移[7]；Forward KL、Reverse KL、JSD 和 skew KL 改变不同概率区域的学习权重[7][8][9][12]；完整词表、Top-K 与 sampled-token 反馈则提供不同的信息量与成本选择[11][15][30]。本课题以相同模型、任务和训练预算分别考察三者，逐步定位值得改进的环节。</w:t>
       </w:r>
     </w:p>
     <w:p>
@@ -4252,7 +4252,7 @@
         <w:jc w:val="both"/>
       </w:pPr>
       <w:r>
-        <w:t>上述切入点中，稀疏反馈留下了值得进一步研究的具体缺陷。教师 Top-K 内重新归一化会忽略支持集外的总概率，已有尾部类别方法对此作了补偿[31]；只看教师累计概率仍可能漏掉学生高估的工具调用决策 token，已有多教师研究揭示了这种风险[33]。采样修正也已用于缓解稀疏估计偏差[32][34]。这些结果尚不能直接推出单教师、单轮 Function Calling 中的最佳做法。本文在明确学生状态和散度目标的基础上，测量尾部总量与具体决策候选的遗漏，再研究固定反馈预算下的联合选择机制。</w:t>
+        <w:t>稀疏反馈暴露出两个具体问题。教师 Top-K 内归一化丢失支持集外的总量信息，已有尾部类别方法能够补偿[31]；按教师累计概率选择候选时，学生高估的工具调用决策 token 仍可能落在支持集外，多教师研究已有相关观察[33]。采样残差修正则提供另一类稀疏估计方案[32][34]。单教师、单轮调用中的问题规模及方法收益尚需测量。本文先确认学生状态与散度目标，再检验尾部总量和决策候选遗漏，最后比较固定反馈预算下的联合选择机制。</w:t>
       </w:r>
     </w:p>
     <w:p>
@@ -4293,7 +4293,7 @@
         <w:jc w:val="both"/>
       </w:pPr>
       <w:r>
-        <w:t>本文沿着“学生在哪里学习、分布目标如何引导学习、有限反馈保留什么信号”展开研究。首先建立单轮 Function Calling 的学生生成轨迹和教师同前缀评分，明确有效监督位置及错误类型；随后在相同轨迹上分析散度目标的概率权重与工具调用行为；最后固定主要训练目标，检验稀疏反馈是否遗漏有效信号，并针对 Top-K 的具体缺陷提出候选改进。前三项研究由一般 OPD 问题逐步进入可实施的方法设计。</w:t>
+        <w:t>研究依次回答三个问题：教师应在学生的哪些生成状态上提供反馈；不同散度如何影响小模型的更新与调用行为；有限的教师反馈又保留了多少有效信号。围绕单轮 Function Calling，先建立学生轨迹和同前缀评分，再在完整词表上分析散度，最后诊断 Top-K 截断并提出候选改进。前两个问题提供方法设计所需的状态与目标依据，第三个问题进入有限预算下的支持集选择。</w:t>
       </w:r>
     </w:p>
     <w:p>
@@ -4318,7 +4318,7 @@
         <w:jc w:val="both"/>
       </w:pPr>
       <w:r>
-        <w:t>第一，学生状态上的监督是否有效。学生自主生成时会访问教师示例未覆盖的前缀；在这些位置评分是 OPD 相对离线蒸馏的重要变化[7]。本文建立单轮工具调用轨迹与冻结教师评分流程，按函数入口、函数名、参数键、参数值和结构边界标注可可靠识别的位置。通过统一位置掩码、分层错误统计及少量状态使用对照，确认后续散度和稀疏反馈比较所依据的状态分布。</w:t>
+        <w:t>第一，研究学生状态上的监督。学生自主生成会进入教师示例未覆盖的前缀；OPD 在这些位置获取教师反馈[7]。本文建立单轮工具调用轨迹与冻结教师评分流程，依据消息边界和工具 schema 标注函数入口、函数名、参数键、参数值与结构位置。统一位置掩码后，比较各类位置的错误分布和监督使用情况，为散度与稀疏反馈实验提供可靠的状态基础。</w:t>
       </w:r>
     </w:p>
     <w:p>
@@ -4327,7 +4327,7 @@
         <w:jc w:val="both"/>
       </w:pPr>
       <w:r>
-        <w:t>第二，散度目标引导学生学习什么。Forward KL 侧重教师认为合理的候选，Reverse KL 更关注学生当前赋予较高概率的区域；JSD 和 skew KL 提供不同的混合与平滑方式[7][8][9][12]。本文在相同学生前缀、完整词表反馈和训练预算下，比较这些目标对函数选择、过度调用、熵、梯度及训练稳定性的影响，分析不同概率权重如何转化为工具调用行为，并据此确定稀疏反馈研究的主要损失方向。</w:t>
+        <w:t>第二，研究散度目标的学习偏好。Forward KL 重视教师认可的候选，Reverse KL 更关注学生当前容易生成的区域；JSD 与 skew KL 进一步调节两种分布的混合方式[7][8][9][12]。在相同学生前缀、完整词表反馈和训练预算下，本文比较函数选择、过度调用、熵、梯度与训练稳定性，分析概率权重如何作用于工具调用，并据此确定稀疏反馈实验的主要目标。</w:t>
       </w:r>
     </w:p>
     <w:p>
@@ -4336,7 +4336,7 @@
         <w:jc w:val="both"/>
       </w:pPr>
       <w:r>
-        <w:t>第三，有限反馈能否保留所选目标中的有效信号。在固定状态与主要散度方向后，比较完整词表、常规 Top-K 和 sampled-token 监督，定位压缩造成的目标偏差与估计波动[30][31][32]。重点检查 Top-K 外的尾部总概率，以及学生高概率而教师 Top-K 未覆盖的工具调用决策 token：前者改变概率总量约束，后者可能改变具体函数选择[31][33]。如果这些遗漏在本任务中具有可观察的梯度或行为影响，便进入第 3.3 节的方法改进。</w:t>
+        <w:t>第三，研究有限反馈的信息保真程度。在状态和主要散度方向固定后，比较完整词表、常规 Top-K 与 sampled-token 监督，测量目标偏差和估计波动[30][31][32]。分析重点是 Top-K 外的尾部总概率，以及学生高概率、教师 Top-K 未覆盖的决策 token：前者关系到概率质量约束，后者可能影响函数入口和调用路径[31][33]。若这些遗漏在本任务中产生可测的梯度或行为差异，再进入方法改进。</w:t>
       </w:r>
     </w:p>
     <w:p>
@@ -4361,7 +4361,7 @@
         <w:jc w:val="both"/>
       </w:pPr>
       <w:r>
-        <w:t>现有尾部类别方法能够保留支持集外的概率总量，却无法指出尾部中哪个 token 决定工具调用；只增大教师 Top-K 虽能覆盖更多候选，也会提高反馈量，且教师概率覆盖率不保证学生关键坐标得到修正[31][33]。针对这一缺口，本文拟构造决策感知的支持集：在学生生成的单轮调用中，依据工具 schema 和消息边界标记函数入口、函数名、参数键与结构位置；以教师 Top-K 为基础，检查学生高概率的合法决策候选，将漏选且可能改变调用路径的 token 补入，并取得教师对这些 token 的概率。</w:t>
+        <w:t>已有尾部类别方法保留支持集外的概率总量，却难以指出尾部中哪一个 token 影响工具调用；增大教师 Top-K 会提高反馈量，学生高估的关键候选仍可能遗漏[31][33]。本文拟在单轮调用中建立决策感知支持集：先依据 schema 与消息边界识别函数入口、函数名、参数键和结构位置，再从学生高概率的合法决策候选中找出教师 Top-K 漏掉的 token，补入支持集并取得相应教师概率。</w:t>
       </w:r>
     </w:p>
     <w:p>
@@ -4370,7 +4370,7 @@
         <w:jc w:val="both"/>
       </w:pPr>
       <w:r>
-        <w:t>补入后的显式候选与一个尾部类别共同组成蒸馏目标。尾部类别沿用已有方法表示支持集外的师生概率总量[31]；补入的决策 token 则接受单独的概率约束，使损失能够区分“尾部总量不符”和“某个具体调用候选被高估”。两项处理分别设置消融，并与已有学生感知支持集思路比较[33]。若教师接口只能返回 Top-K，额外候选的概率获取能力须先确认；反馈字节数、查询量和教师计算时间分别记录。</w:t>
+        <w:t>显式候选与一个尾部类别共同形成粗粒度目标。尾部类别沿用已有工作，保存支持集外的师生概率总量[31]；补入的决策 token 接受单独约束，使目标能够区分总体质量偏差与具体调用候选的高估。实验分别移除两项处理，并与已有学生感知支持集方法比较[33]。实现前需确认教师能否返回补入 token 的概率，训练记录则分别统计反馈字节数、额外查询量与教师计算时间。</w:t>
       </w:r>
     </w:p>
     <w:p>
@@ -4379,7 +4379,7 @@
         <w:jc w:val="both"/>
       </w:pPr>
       <w:r>
-        <w:t>在反馈预算固定时，本文进一步研究候选名额的分配。根据训练集诊断子集中的尾部质量差、关键 token 漏选率和完整词表梯度误差估计位置风险，在函数入口等高风险位置保留更多显式候选，在低风险位置缩小支持集。位置权重、K 的上限及阈值只由训练集和验证集确定。最终方法是“关键候选补入、尾部总量保留、位置预算分配”的待验证组合；三个组件均有相应的单独对照，方法贡献取决于同预算实验结果。</w:t>
+        <w:t>固定反馈预算下，还需确定各位置获得多少候选名额。本文利用训练集诊断子集的尾部质量差、关键 token 漏选率及完整词表梯度误差估计位置风险，在函数入口等位置保留更多显式候选，在风险较低的位置缩小支持集。位置权重、K 上限和阈值由训练集及验证集确定。关键候选补入、尾部总量保留与位置预算分配分别设置对照；联合方案的收益和适用范围由实验决定。</w:t>
       </w:r>
     </w:p>
     <w:p>
@@ -4404,7 +4404,7 @@
         <w:jc w:val="both"/>
       </w:pPr>
       <w:r>
-        <w:t>验证按三个研究切入点依次展开。先检查学生 rollout、教师同前缀评分、位置标注和结构化评测是否可靠；再固定轨迹与完整词表反馈，研究散度方向对梯度、熵和工具调用行为的影响。确定主要损失方向后，在同一批前缀上测量不同 K 的尾部总量、关键 token 漏选和相对完整词表的梯度误差。若遗漏在本任务中不显著，将依据观察结果收缩方法范围。</w:t>
+        <w:t>验证按研究链条推进。首先检查学生 rollout、教师同前缀评分、位置标注和结构化评测的可靠性；随后在固定轨迹与完整词表反馈下，分析散度对梯度、熵及工具调用行为的影响。主要目标确定后，再在相同前缀上测量不同 K 的尾部质量、关键 token 漏选率及相对完整词表的梯度误差。诊断结果决定候选方法的适用范围。</w:t>
       </w:r>
     </w:p>
     <w:p>
@@ -4413,7 +4413,7 @@
         <w:jc w:val="both"/>
       </w:pPr>
       <w:r>
-        <w:t>方法比较使用同一学生起点、教师、数据划分、生成协议、主要散度方向和有效训练 token 预算。常规 Top-K、已有尾部类别、仅补入决策候选、仅按位置分配 K 与完整联合方案构成主对照；各组匹配平均反馈条目数，并分别报告额外教师概率获取成本。完整词表提供信息参照，其他散度与 K1 sampled-token 作为机制和低反馈量边界分析。短程实验确认信号与行为的关联后，再决定正式训练规模。</w:t>
+        <w:t>方法比较共享学生起点、教师、数据划分、生成协议、主要散度和有效训练 token 预算。常规 Top-K、已有尾部类别、单独补入决策候选、单独分配位置 K 与完整方案构成主要对照；各组匹配平均反馈条目数，另行报告教师概率获取成本。完整词表提供信息参照，其他散度和 K1 sampled-token 分别用于机制与低反馈量分析。短程实验先检查信号与行为的联系，再决定正式训练规模。</w:t>
       </w:r>
     </w:p>
     <w:p>
@@ -4422,7 +4422,7 @@
         <w:jc w:val="both"/>
       </w:pPr>
       <w:r>
-        <w:t>研究预期形成三个相互支撑的结果：可复现的学生状态与工具调用错误分层，散度目标对概率权重和任务行为的机制分析，以及 Top-K 信息损失的诊断与同预算改进检验。除函数、参数和格式指标外，还报告损失、梯度、熵、反馈字节数、教师查询、时间和显存。方法是否优于现有稀疏反馈方案，须由实际实验判定。</w:t>
+        <w:t>预期形成三类可核查的研究材料：学生到访状态与工具调用错误的分层记录，散度目标的梯度和行为分析，以及 Top-K 信息损失与同预算改进的比较。函数、参数和格式指标将与损失、梯度、熵、反馈字节数、教师查询、时间和显存一起报告。最终根据实测结果判断候选方法相对已有稀疏反馈方案的价值。</w:t>
       </w:r>
     </w:p>
     <w:p>
@@ -4461,7 +4461,7 @@
         <w:jc w:val="both"/>
       </w:pPr>
       <w:r>
-        <w:t>图 1 展示研究问题的递进关系：先确定学生实际访问的状态，再分析散度目标如何改变更新方向，最后考察目标在 Top-K 稀疏反馈中保留了哪些信号。研究重点落在第三环节的具体缺陷及其改进，同时保持前两环节的独立分析与公平控制。尾部类别、采样修正和学生感知支持集已有先行工作[31][32][33][34]；本文将检验面向单轮工具调用的联合选择机制是否具有额外价值。</w:t>
+        <w:t>图 1 概括研究问题的递进关系：先确认学生访问的状态，再分析散度目标如何改变更新，最后考察 Top-K 反馈中丢失了哪些信号。第三环节承接前两个环节的诊断结果，聚焦尾部总量、决策候选和反馈预算。尾部类别、采样修正及学生感知支持集均有先行研究[31][32][33][34]；本课题将检验这些思路在单轮工具调用中联合使用的收益与边界。</w:t>
       </w:r>
     </w:p>
     <w:p>
@@ -4665,7 +4665,7 @@
         <w:jc w:val="both"/>
       </w:pPr>
       <w:r>
-        <w:t>总体路线从在线策略蒸馏的三个环节展开。学生在单轮 Function Calling 中生成轨迹，冻结教师在相同前缀评分，形成可重复的状态与位置集合；完整词表散度比较用于分析概率权重、梯度与工具调用行为，并确定主要损失方向；在该目标下诊断 Top-K 的尾部总量和决策 token 漏选；最后按位置风险分配 K、补入关键候选、保留尾部总概率，更新 LoRA 学生并进行分层评测。图 2 对应这一路径。</w:t>
+        <w:t>图 2 展示总体技术路线。学生在单轮工具调用中生成轨迹，冻结教师在同一前缀上给出反馈；据此获得可复查的状态和位置。研究先用完整词表比较散度对梯度与调用行为的影响，再固定主要目标，测量 Top-K 的尾部质量与决策 token 漏选。候选方法依据位置风险分配支持集名额，显式补入关键 token，并保留其余概率总量。最终以 LoRA 更新学生，通过分层任务指标和资源记录检验方法。</w:t>
       </w:r>
     </w:p>
     <w:p>
@@ -4674,7 +4674,7 @@
         <w:jc w:val="both"/>
       </w:pPr>
       <w:r>
-        <w:t>为使后续实验具有统一含义，本文先给出基本符号。任务输入来自既定的数据分布，学生策略负责生成响应序列，冻结的教师策略在相同学生前缀上给出条件分布。序列中的监督位置由二值掩码确定，具体符号和关系见下式。</w:t>
+        <w:t>下面统一记号。输入从数据分布中抽取，学生策略生成响应，冻结教师在相同学生前缀上给出条件分布。二值掩码标记接受监督的位置；师生使用一致的 tokenizer、模板与位置对齐规则。</w:t>
       </w:r>
     </w:p>
     <w:p>
@@ -5212,7 +5212,7 @@
         <w:jc w:val="both"/>
       </w:pPr>
       <w:r>
-        <w:t>在监督信息粒度和散度类型给定时，本文采用统一的在线策略蒸馏目标：</w:t>
+        <w:t>令上标 g 表示教师反馈方案，包括完整词表、常规 Top-K 及候选支持集。给定监督掩码和散度目标，统一蒸馏目标写为下式。每次更新将离散生成轨迹视为已采样数据，梯度沿学生分布和 LoRA 参数传播。</w:t>
       </w:r>
     </w:p>
     <w:tbl>
@@ -5725,7 +5725,7 @@
         <w:jc w:val="both"/>
       </w:pPr>
       <w:r>
-        <w:t>统一目标使状态选择、散度类型与反馈支持集可以分别定义和控制。先在完整词表上研究 Forward KL、Reverse KL、JSD 和 skew KL 的行为差异；完整词表 Reverse KL 作为当前拟定的信息参照，实际主要损失方向仍须结合前期诊断确定。常规子集归一化 Top-K 用于展示截断误差，已有尾部类别方法作为直接基线[31]。候选方法改变支持集：在关键位置补入学生高概率而教师 Top-K 漏掉的合法决策 token，其余概率归入尾部类别，位置 K 受总反馈预算约束。离散 rollout 提供训练状态，损失对学生 LoRA 参数反向传播。总体优化问题写为：</w:t>
+        <w:t>式（4-2）分别容纳状态选择、散度类型和反馈支持集。本文先在完整词表上比较 Forward KL、Reverse KL、JSD 与 skew KL，并从梯度及工具调用行为确定主要目标；Reverse KL 暂作信息参照。稀疏实验在固定目标下比较常规 Top-K、已有尾部类别方法[31]与决策感知候选方案。候选方案通过补入学生高概率的合法决策 token 扩展支持集，余下概率并为尾部类别；位置 K 的分配受反馈预算约束。总体优化问题为：</w:t>
       </w:r>
       <w:r>
         <w:rPr>
@@ -5986,7 +5986,7 @@
         <w:jc w:val="both"/>
       </w:pPr>
       <w:r>
-        <w:t>实验顺序先核实在策略状态与位置标注，再解释完整词表散度的优化偏好，随后定位固定主要散度下的稀疏反馈缺陷，并通过同预算消融检验候选方法。散度分析与反馈支持集实验分别报告，避免把损失方向变化误认为 Top-K 改进的收益。完整训练配置与原始指标用于追溯行为变化。</w:t>
+        <w:t>实验依次核实学生状态与位置标注、分析完整词表散度、诊断固定主要目标下的稀疏反馈，最后开展同预算方法对照及组件消融。散度实验与支持集实验分别报告，训练配置和原始指标保留到每个对照组，以便追溯调用行为的变化。</w:t>
       </w:r>
     </w:p>
     <w:p>
@@ -6114,7 +6114,7 @@
         <w:jc w:val="both"/>
       </w:pPr>
       <w:r>
-        <w:t>本文选择 Qwen3-0.6B 作为学生模型、Qwen3-4B 作为教师模型。二者属于同一模型家族，便于统一 tokenizer、特殊 token、消息模板和函数调用格式；教师参数始终冻结，学生仅更新低秩适配参数。对任一线性层的基础权重，LoRA 更新写为：</w:t>
+        <w:t>计划选用 Qwen3-0.6B 学生和 Qwen3-4B 教师。相同模型家族便于统一 tokenizer、特殊 token、消息模板和函数调用格式；教师冻结，学生仅更新低秩适配参数。具体版本与模板将在兼容性审计后确定。线性层采用以下 LoRA 参数化：</w:t>
       </w:r>
     </w:p>
     <w:tbl>
@@ -6287,7 +6287,7 @@
         <w:jc w:val="both"/>
       </w:pPr>
       <w:r>
-        <w:t>式中的两个可训练矩阵均为低秩矩阵；前者的行数等于低秩维度，后者的列数等于低秩维度，且该维度远小于原线性层的输入、输出维度。该参数化减少了显存占用，也使不同散度和监督粒度能够共享同一学生初始化与优化器设置[19]。模型家族及模板约定以 Qwen3 技术报告为依据[16]。</w:t>
+        <w:t>式（4-4）中，两个可训练矩阵的中间维度为低秩维度，远小于原线性层的输入和输出维度。LoRA 降低学生更新参数量，使各组散度和反馈实验能够共享同一初始化与优化器协议[19]。Qwen3 模型家族及模板约定以其技术报告为参考[16]。</w:t>
       </w:r>
     </w:p>
     <w:p>
@@ -6459,7 +6459,7 @@
         <w:jc w:val="both"/>
       </w:pPr>
       <w:r>
-        <w:t>上式依次将用户请求与工具 schema 作为单轮核心输入；若样本原本含有可验证的对话历史或工具返回，则保留为单独标记的扩展情形，不与单轮主实验混合。训练集、验证集和测试集采用独立划分，并满足以下互斥关系：</w:t>
+        <w:t>式（4-5）中的用户请求与工具 schema 构成单轮实验的主要输入；有可靠对话历史或工具返回的样本单独标记，在扩展分析中使用。训练、验证和测试集独立划分，满足下列互斥关系：</w:t>
       </w:r>
     </w:p>
     <w:tbl>
@@ -6744,7 +6744,7 @@
         <w:jc w:val="both"/>
       </w:pPr>
       <w:r>
-        <w:t>本文按照数据来源、接口模板和目标调用联合去重，避免同一工具定义或问题模板跨集合泄漏。API-Bank、ToolLLM/ToolBench、APIGen 和 ToolACE 为字段统一与样本筛选提供参考[23][24][25][26]。</w:t>
+        <w:t>数据按来源、接口模板和目标调用进行联合去重，并检查相似问题与工具定义跨集合出现的情况。API-Bank、ToolLLM/ToolBench、APIGen 和 ToolACE 为字段统一、样本筛选与质量审计提供了参考[23][24][25][26]。</w:t>
       </w:r>
     </w:p>
     <w:p>
@@ -6753,7 +6753,7 @@
         <w:jc w:val="both"/>
       </w:pPr>
       <w:r>
-        <w:t>数据审计围绕结构、语义和执行三层展开。结构层检查 JSON 与 schema 约束，语义层核对用户意图和目标函数；对于具备可用工具或模拟环境的样本，再检验参数能否产生有效返回。单轮主实验要求结构可解析、目标调用可核对；执行验证覆盖的样本另作标记，只在相应子集报告执行成功率。无法自动判定的样本保留失败原因并进行人工抽查。</w:t>
+        <w:t>数据审计分为结构、语义和执行三个层次。结构检查覆盖 JSON 解析与 schema 约束，语义检查核对用户意图和目标调用；具备本地工具或模拟环境的样本再接受执行验证。单轮主实验使用结构可解析、目标调用可核对的样本，执行成功率只在经过验证的子集上报告。自动规则难以判断的样本保留原因，并通过人工抽查确定处理方式。</w:t>
       </w:r>
     </w:p>
     <w:p>
@@ -6834,7 +6834,7 @@
         <w:jc w:val="both"/>
       </w:pPr>
       <w:r>
-        <w:t>对每个输入，学生按照固定温度、最大长度和停止条件进行 rollout。将当前生成位置的未归一化输出经过温度缩放后，实际采样策略写为：</w:t>
+        <w:t>学生 rollout 使用预先固定的温度、长度上限和停止规则。当前位置的 logits 经温度缩放后给出采样分布，整条生成序列的概率由各位置条件概率相乘得到：</w:t>
       </w:r>
     </w:p>
     <w:tbl>
@@ -7449,7 +7449,7 @@
         <w:jc w:val="both"/>
       </w:pPr>
       <w:r>
-        <w:t>教师不重新生成替代答案，而是在学生已经到达的前缀上评分，使监督对应学生可能实际访问的状态。对同一前缀，师生两侧分别计算 logits 并通过 softmax 得到条件概率分布。状态另按函数选择、参数键、参数值和结构标记分类；无法根据 schema 与解析规则可靠分类的位置单独记录，不把推测的错误位置当作已验证标签。</w:t>
+        <w:t>教师沿学生已生成的前缀评分，师生 logits 在同一 token 位置对齐，再由各自设定的温度得到条件分布。位置标注依据函数选择、参数键、参数值和结构标记的解析规则完成；无法可靠归类的 token 单列，错误成因留待轨迹分析确认。</w:t>
       </w:r>
     </w:p>
     <w:tbl>
@@ -7804,7 +7804,7 @@
         <w:jc w:val="both"/>
       </w:pPr>
       <w:r>
-        <w:t>有效位置由消息边界和工具调用边界共同确定。监督掩码同时检查当前位置是否属于 assistant 或 function-call 区域，以及该位置是否未被 padding 或截断排除，定义如下：</w:t>
+        <w:t>监督位置由消息边界、工具调用区域和序列截断共同确定。掩码筛选 assistant 或 function-call 区域中的有效 token，损失按有效位置数归一化：</w:t>
       </w:r>
     </w:p>
     <w:tbl>
@@ -8679,7 +8679,7 @@
         <w:jc w:val="both"/>
       </w:pPr>
       <w:r>
-        <w:t>表 4-1 给出各环节固定与记录的变量。所有对照组共享输入、生成协议、数据划分和有效位置定义。状态实验比较同预算下不同位置的监督，散度实验固定轨迹与完整词表反馈，稀疏反馈实验再固定主要散度方向。教师反馈记录 Top-K 累计概率、残余质量、决策 token 是否被保留及实际 K，以便分别归因于状态、目标和反馈支持集。训练、反馈与评测关系见图 3。</w:t>
+        <w:t>表 4-1 列出各环节需固定和记录的变量。所有对照组使用相同输入、生成协议、数据划分和有效位置定义。状态实验改变同预算下使用的位置；散度实验固定轨迹并提供完整词表反馈；稀疏实验进一步固定主要散度。教师反馈额外记录 Top-K 累计概率、尾部质量、决策 token 覆盖情况和实际 K，使结果能够对应具体研究变量。图 3 展示训练与评测流程。</w:t>
       </w:r>
     </w:p>
     <w:p>
@@ -8807,7 +8807,7 @@
         <w:jc w:val="both"/>
       </w:pPr>
       <w:r>
-        <w:t>在完整词表上，Forward KL 以教师概率作为权重，衡量学生是否覆盖教师认为合理的 token；其单位置形式为：</w:t>
+        <w:t>在完整词表上，Forward KL 按教师概率加权。当学生低估教师认可的 token 时，该目标会产生相应惩罚；单位置定义为：</w:t>
       </w:r>
     </w:p>
     <w:tbl>
@@ -9129,7 +9129,7 @@
         <w:jc w:val="both"/>
       </w:pPr>
       <w:r>
-        <w:t>Reverse KL 以学生概率作为权重，更集中地约束学生当前愿意生成的区域：</w:t>
+        <w:t>Reverse KL 按学生概率加权，更关注学生当前容易生成的区域，其单位置定义为：</w:t>
       </w:r>
     </w:p>
     <w:tbl>
@@ -9921,7 +9921,7 @@
         <w:jc w:val="both"/>
       </w:pPr>
       <w:r>
-        <w:t>当混合系数取零到一之间的值时，本文采用的教师侧 skew KL 写为：</w:t>
+        <w:t>skew KL 使用教师分布与学生分布的混合项，本文采用的教师侧形式为：</w:t>
       </w:r>
     </w:p>
     <w:tbl>
@@ -10260,7 +10260,7 @@
         <w:jc w:val="both"/>
       </w:pPr>
       <w:r>
-        <w:t>完整词表的 Forward KL、Reverse KL、JSD 和 skew KL 用于分析不同概率区域的学习权重[7][8][9][12]。在同一学生轨迹、温度和有效位置上，本文比较各目标的梯度方向、熵变化、函数误选与过度调用，再选定稀疏反馈实验的主要散度方向。后续 Top-K 对照固定该方向与支持集协议，保证观察到的差异来自教师反馈而非目标切换。</w:t>
+        <w:t>完整词表的 Forward KL、Reverse KL、JSD 和 skew KL 用于研究不同概率区域受到的学习权重[7][8][9][12]。在相同学生轨迹、温度和有效位置上，比较各目标的梯度、熵变化、函数误选与过度调用。确定稀疏实验的主要散度后，Top-K 对照保持该目标及其支持集协议一致。</w:t>
       </w:r>
     </w:p>
     <w:p>
@@ -10269,7 +10269,7 @@
         <w:jc w:val="both"/>
       </w:pPr>
       <w:r>
-        <w:t>表 4-2 将实验组织为完整词表散度分析、稀疏反馈诊断、同预算方法比较和组件消融。各组固定教师、学生起点、数据划分、生成协议与评价规则；散度分析固定反馈粒度，方法比较固定主要散度方向，并统一有效训练 token 数与更新步数。</w:t>
+        <w:t>表 4-2 按研究顺序组织完整词表散度分析、稀疏反馈诊断、同预算方法比较和组件消融。教师、学生起点、数据划分、生成协议与评价规则在各组保持一致；散度比较固定反馈粒度，方法比较固定主要散度，并统一有效训练 token 数及更新步数。</w:t>
       </w:r>
     </w:p>
     <w:p>
@@ -10929,7 +10929,7 @@
         <w:jc w:val="both"/>
       </w:pPr>
       <w:r>
-        <w:t>完整词表散度实验解释优化偏好并确定主要目标；稀疏诊断分别测量尾部总量、决策坐标与梯度误差；同预算比较检验决策感知支持集；组件消融辨别关键候选补入、尾部类别和位置预算各自的作用。K1 sampled-token 作为极低反馈量边界参照，单独报告估计波动。</w:t>
+        <w:t>完整词表实验分析优化偏好；稀疏诊断分别测量尾部总量、决策候选漏选和梯度误差；同预算比较检验扩展支持集的效果；组件消融评估候选补入、尾部类别与位置分配的作用。K1 sampled-token 作为低反馈量边界参照，单独统计估计波动。</w:t>
       </w:r>
     </w:p>
     <w:p>
@@ -10938,7 +10938,7 @@
         <w:jc w:val="both"/>
       </w:pPr>
       <w:r>
-        <w:t>完整词表方案直接使用师生完整概率分布计算散度，作为信息最充分的基线。常规 Top-K 方案由教师分布选出支持集，并分别计算教师和学生在该集合内的概率质量：</w:t>
+        <w:t>完整词表散度提供信息最充分的参照。常规 Top-K 由教师分布选出显式支持集，随后分别计算教师与学生在该集合内的概率质量：</w:t>
       </w:r>
     </w:p>
     <w:tbl>
@@ -11518,7 +11518,7 @@
         <w:jc w:val="both"/>
       </w:pPr>
       <w:r>
-        <w:t>常规截断基线在教师支持集内分别归一化师生概率，如式（4-18）所示。TA-OPD 在支持集外增加尾部类别[31]，作为本课题的直接方法基线。候选方法按工具调用位置调整支持集：检查学生高概率的合法决策候选，将教师 Top-K 漏掉的关键 token 补入，再计算新的尾部总概率。尾部类别传递总量信号，补入 token 传递具体决策信号；两者分别设置消融。</w:t>
+        <w:t>常规截断基线将师生概率分别限制在教师支持集内归一化，见式（4-18）。TA-OPD 在该集合外设置尾部类别[31]，是本课题的直接方法基线。候选方案在此基础上增加学生高概率的合法决策 token；补入坐标与尾部总量分别接受监督，并通过消融分析各自的作用。</w:t>
       </w:r>
     </w:p>
     <w:tbl>
@@ -12055,7 +12055,44 @@
         <w:jc w:val="both"/>
       </w:pPr>
       <w:r>
-        <w:t>K1 sampled-token 将词表求和改写为单样本重要性估计，作为低反馈量基线。样本从提议分布抽取，Forward KL 和 Reverse KL 对应的单样本估计分别为：</w:t>
+        <w:t xml:space="preserve">由 schema 确定且未进入教师 Top-K 的合法决策 token 组成候选集合 </w:t>
+      </w:r>
+      <m:oMath>
+        <m:sSubSup>
+          <m:e>
+            <m:r>
+              <m:t>V</m:t>
+            </m:r>
+          </m:e>
+          <m:sub>
+            <m:r>
+              <m:t>t</m:t>
+            </m:r>
+          </m:sub>
+          <m:sup>
+            <m:r>
+              <m:rPr>
+                <m:sty m:val="p"/>
+              </m:rPr>
+              <m:t>d</m:t>
+            </m:r>
+            <m:r>
+              <m:rPr>
+                <m:sty m:val="p"/>
+              </m:rPr>
+              <m:t>e</m:t>
+            </m:r>
+            <m:r>
+              <m:rPr>
+                <m:sty m:val="p"/>
+              </m:rPr>
+              <m:t>c</m:t>
+            </m:r>
+          </m:sup>
+        </m:sSubSup>
+      </m:oMath>
+      <w:r>
+        <w:t>。式（4-17）中的 K 随位置调整；从候选集合选出学生高概率 token，与教师支持集取并集：</w:t>
       </w:r>
     </w:p>
     <w:tbl>
@@ -12128,29 +12165,16 @@
               </w:rPr>
             </w:pPr>
             <m:oMathPara>
-              <m:oMathParaPr>
-                <m:jc m:val="center"/>
-              </m:oMathParaPr>
               <m:oMath>
                 <m:sSub>
-                  <m:sSubPr/>
                   <m:e>
-                    <m:acc>
-                      <m:accPr/>
-                      <m:e>
-                        <m:r>
-                          <m:rPr/>
-                          <m:t>D</m:t>
-                        </m:r>
-                      </m:e>
-                    </m:acc>
+                    <m:r>
+                      <m:t>C</m:t>
+                    </m:r>
                   </m:e>
                   <m:sub>
                     <m:r>
-                      <m:rPr>
-                        <m:sty m:val="p"/>
-                      </m:rPr>
-                      <m:t>FKL</m:t>
+                      <m:t>t</m:t>
                     </m:r>
                   </m:sub>
                 </m:sSub>
@@ -12160,125 +12184,143 @@
                   </m:rPr>
                   <m:t>=</m:t>
                 </m:r>
-                <m:f>
-                  <m:fPr/>
-                  <m:num>
-                    <m:sSub>
-                      <m:sSubPr/>
-                      <m:e>
-                        <m:r>
-                          <m:rPr/>
-                          <m:t>p</m:t>
-                        </m:r>
-                      </m:e>
-                      <m:sub>
-                        <m:r>
-                          <m:rPr/>
-                          <m:t>T</m:t>
-                        </m:r>
-                        <m:r>
-                          <m:rPr>
-                            <m:sty m:val="p"/>
-                          </m:rPr>
-                          <m:t>,</m:t>
-                        </m:r>
-                        <m:r>
-                          <m:rPr/>
-                          <m:t>t</m:t>
-                        </m:r>
-                      </m:sub>
-                    </m:sSub>
+                <m:sSub>
+                  <m:e>
                     <m:r>
                       <m:rPr>
                         <m:sty m:val="p"/>
                       </m:rPr>
-                      <m:t>(</m:t>
-                    </m:r>
-                    <m:acc>
-                      <m:accPr/>
+                      <m:t>Top</m:t>
+                    </m:r>
+                  </m:e>
+                  <m:sub>
+                    <m:sSub>
                       <m:e>
                         <m:r>
-                          <m:rPr/>
-                          <m:t>v</m:t>
+                          <m:t>b</m:t>
                         </m:r>
                       </m:e>
-                    </m:acc>
+                      <m:sub>
+                        <m:r>
+                          <m:t>t</m:t>
+                        </m:r>
+                      </m:sub>
+                    </m:sSub>
+                  </m:sub>
+                </m:sSub>
+                <m:r>
+                  <m:rPr>
+                    <m:sty m:val="p"/>
+                  </m:rPr>
+                  <m:t>(</m:t>
+                </m:r>
+                <m:sSub>
+                  <m:e>
+                    <m:r>
+                      <m:t>p</m:t>
+                    </m:r>
+                  </m:e>
+                  <m:sub>
+                    <m:r>
+                      <m:t>S</m:t>
+                    </m:r>
                     <m:r>
                       <m:rPr>
                         <m:sty m:val="p"/>
                       </m:rPr>
-                      <m:t>)</m:t>
-                    </m:r>
-                  </m:num>
-                  <m:den>
-                    <m:sSub>
-                      <m:sSubPr/>
-                      <m:e>
-                        <m:r>
-                          <m:rPr/>
-                          <m:t>q</m:t>
-                        </m:r>
-                      </m:e>
-                      <m:sub>
-                        <m:r>
-                          <m:rPr/>
-                          <m:t>t</m:t>
-                        </m:r>
-                      </m:sub>
-                    </m:sSub>
+                      <m:t>,</m:t>
+                    </m:r>
+                    <m:r>
+                      <m:t>t</m:t>
+                    </m:r>
+                  </m:sub>
+                </m:sSub>
+                <m:r>
+                  <m:rPr>
+                    <m:sty m:val="p"/>
+                  </m:rPr>
+                  <m:t>;</m:t>
+                </m:r>
+                <m:sSubSup>
+                  <m:e>
+                    <m:r>
+                      <m:t>V</m:t>
+                    </m:r>
+                  </m:e>
+                  <m:sub>
+                    <m:r>
+                      <m:t>t</m:t>
+                    </m:r>
+                  </m:sub>
+                  <m:sup>
                     <m:r>
                       <m:rPr>
                         <m:sty m:val="p"/>
                       </m:rPr>
-                      <m:t>(</m:t>
-                    </m:r>
-                    <m:acc>
-                      <m:accPr/>
-                      <m:e>
-                        <m:r>
-                          <m:rPr/>
-                          <m:t>v</m:t>
-                        </m:r>
-                      </m:e>
-                    </m:acc>
+                      <m:t>d</m:t>
+                    </m:r>
                     <m:r>
                       <m:rPr>
                         <m:sty m:val="p"/>
                       </m:rPr>
-                      <m:t>)</m:t>
-                    </m:r>
-                  </m:den>
-                </m:f>
+                      <m:t>e</m:t>
+                    </m:r>
+                    <m:r>
+                      <m:rPr>
+                        <m:sty m:val="p"/>
+                      </m:rPr>
+                      <m:t>c</m:t>
+                    </m:r>
+                  </m:sup>
+                </m:sSubSup>
                 <m:r>
                   <m:rPr>
                     <m:sty m:val="p"/>
                   </m:rPr>
-                  <m:t>log</m:t>
-                </m:r>
-                <m:f>
-                  <m:fPr/>
-                  <m:num>
+                  <m:t>)</m:t>
+                </m:r>
+                <m:r>
+                  <m:rPr>
+                    <m:sty m:val="p"/>
+                  </m:rPr>
+                  <m:t>,</m:t>
+                </m:r>
+                <m:r>
+                  <m:t>  </m:t>
+                </m:r>
+                <m:sSub>
+                  <m:e>
+                    <m:r>
+                      <m:t>A</m:t>
+                    </m:r>
+                  </m:e>
+                  <m:sub>
+                    <m:r>
+                      <m:t>t</m:t>
+                    </m:r>
+                  </m:sub>
+                </m:sSub>
+                <m:r>
+                  <m:rPr>
+                    <m:sty m:val="p"/>
+                  </m:rPr>
+                  <m:t>=</m:t>
+                </m:r>
+                <m:sSub>
+                  <m:e>
+                    <m:r>
+                      <m:t>S</m:t>
+                    </m:r>
+                  </m:e>
+                  <m:sub>
                     <m:sSub>
-                      <m:sSubPr/>
                       <m:e>
                         <m:r>
-                          <m:rPr/>
-                          <m:t>p</m:t>
+                          <m:t>K</m:t>
                         </m:r>
                       </m:e>
                       <m:sub>
                         <m:r>
-                          <m:rPr/>
-                          <m:t>T</m:t>
-                        </m:r>
-                        <m:r>
-                          <m:rPr>
-                            <m:sty m:val="p"/>
-                          </m:rPr>
-                          <m:t>,</m:t>
-                        </m:r>
-                        <m:r>
-                          <m:rPr/>
                           <m:t>t</m:t>
                         </m:r>
                       </m:sub>
@@ -12287,113 +12329,37 @@
                       <m:rPr>
                         <m:sty m:val="p"/>
                       </m:rPr>
-                      <m:t>(</m:t>
-                    </m:r>
-                    <m:acc>
-                      <m:accPr/>
-                      <m:e>
-                        <m:r>
-                          <m:rPr/>
-                          <m:t>v</m:t>
-                        </m:r>
-                      </m:e>
-                    </m:acc>
-                    <m:r>
-                      <m:rPr>
-                        <m:sty m:val="p"/>
-                      </m:rPr>
-                      <m:t>)</m:t>
-                    </m:r>
-                  </m:num>
-                  <m:den>
-                    <m:sSub>
-                      <m:sSubPr/>
-                      <m:e>
-                        <m:r>
-                          <m:rPr/>
-                          <m:t>p</m:t>
-                        </m:r>
-                      </m:e>
-                      <m:sub>
-                        <m:r>
-                          <m:rPr/>
-                          <m:t>S</m:t>
-                        </m:r>
-                        <m:r>
-                          <m:rPr>
-                            <m:sty m:val="p"/>
-                          </m:rPr>
-                          <m:t>,</m:t>
-                        </m:r>
-                        <m:r>
-                          <m:rPr/>
-                          <m:t>t</m:t>
-                        </m:r>
-                      </m:sub>
-                    </m:sSub>
-                    <m:r>
-                      <m:rPr>
-                        <m:sty m:val="p"/>
-                      </m:rPr>
-                      <m:t>(</m:t>
-                    </m:r>
-                    <m:acc>
-                      <m:accPr/>
-                      <m:e>
-                        <m:r>
-                          <m:rPr/>
-                          <m:t>v</m:t>
-                        </m:r>
-                      </m:e>
-                    </m:acc>
-                    <m:r>
-                      <m:rPr>
-                        <m:sty m:val="p"/>
-                      </m:rPr>
-                      <m:t>)</m:t>
-                    </m:r>
-                  </m:den>
-                </m:f>
+                      <m:t>,</m:t>
+                    </m:r>
+                    <m:r>
+                      <m:t>t</m:t>
+                    </m:r>
+                  </m:sub>
+                </m:sSub>
                 <m:r>
                   <m:rPr>
                     <m:sty m:val="p"/>
                   </m:rPr>
-                  <w:rPr>
-                    <w:rFonts w:hint="default"/>
-                    <w:lang w:val="en-US"/>
-                  </w:rPr>
-                  <m:t>,</m:t>
-                </m:r>
-                <m:acc>
-                  <m:accPr/>
+                  <m:t>∪</m:t>
+                </m:r>
+                <m:sSub>
                   <m:e>
                     <m:r>
-                      <m:rPr/>
-                      <m:t>v</m:t>
+                      <m:t>C</m:t>
                     </m:r>
                   </m:e>
-                </m:acc>
+                  <m:sub>
+                    <m:r>
+                      <m:t>t</m:t>
+                    </m:r>
+                  </m:sub>
+                </m:sSub>
                 <m:r>
                   <m:rPr>
                     <m:sty m:val="p"/>
                   </m:rPr>
-                  <m:t>∼</m:t>
-                </m:r>
-                <m:sSub>
-                  <m:sSubPr/>
-                  <m:e>
-                    <m:r>
-                      <m:rPr/>
-                      <m:t>q</m:t>
-                    </m:r>
-                  </m:e>
-                  <m:sub>
-                    <m:r>
-                      <m:rPr/>
-                      <m:t>t</m:t>
-                    </m:r>
-                  </m:sub>
-                </m:sSub>
+                  <m:t>.</m:t>
+                </m:r>
               </m:oMath>
             </m:oMathPara>
           </w:p>
@@ -12414,7 +12380,7 @@
               <w:spacing w:before="0" w:after="0"/>
               <w:jc w:val="right"/>
             </w:pPr>
-            <w:bookmarkStart w:id="50" w:name="_RefEq4_29"/>
+            <w:bookmarkStart w:id="77" w:name="_RefEq4_41"/>
             <w:r>
               <w:t>(4-</w:t>
             </w:r>
@@ -12436,340 +12402,7 @@
             <w:r>
               <w:t>)</w:t>
             </w:r>
-            <w:bookmarkEnd w:id="50"/>
-          </w:p>
-        </w:tc>
-      </w:tr>
-      <w:tr>
-        <w:trPr>
-          <w:cantSplit/>
-          <w:jc w:val="center"/>
-        </w:trPr>
-        <w:tc>
-          <w:tcPr>
-            <w:tcW w:w="650" w:type="dxa"/>
-            <w:tcMar>
-              <w:top w:w="0" w:type="dxa"/>
-              <w:left w:w="0" w:type="dxa"/>
-              <w:bottom w:w="0" w:type="dxa"/>
-              <w:right w:w="0" w:type="dxa"/>
-            </w:tcMar>
-            <w:vAlign w:val="center"/>
-          </w:tcPr>
-          <w:p>
-            <w:pPr>
-              <w:spacing w:before="0" w:after="0"/>
-              <w:jc w:val="left"/>
-            </w:pPr>
-          </w:p>
-        </w:tc>
-        <w:tc>
-          <w:tcPr>
-            <w:tcW w:w="7006" w:type="dxa"/>
-            <w:tcMar>
-              <w:top w:w="0" w:type="dxa"/>
-              <w:left w:w="0" w:type="dxa"/>
-              <w:bottom w:w="0" w:type="dxa"/>
-              <w:right w:w="0" w:type="dxa"/>
-            </w:tcMar>
-            <w:vAlign w:val="center"/>
-          </w:tcPr>
-          <w:p>
-            <w:pPr>
-              <w:spacing w:before="0" w:after="0"/>
-              <w:jc w:val="center"/>
-              <w:rPr>
-                <w:rFonts w:hint="default"/>
-                <w:lang w:val="en-US"/>
-              </w:rPr>
-            </w:pPr>
-            <m:oMathPara>
-              <m:oMathParaPr>
-                <m:jc m:val="center"/>
-              </m:oMathParaPr>
-              <m:oMath>
-                <m:sSub>
-                  <m:sSubPr/>
-                  <m:e>
-                    <m:acc>
-                      <m:accPr/>
-                      <m:e>
-                        <m:r>
-                          <m:rPr/>
-                          <m:t>D</m:t>
-                        </m:r>
-                      </m:e>
-                    </m:acc>
-                  </m:e>
-                  <m:sub>
-                    <m:r>
-                      <m:rPr>
-                        <m:sty m:val="p"/>
-                      </m:rPr>
-                      <m:t>RKL</m:t>
-                    </m:r>
-                  </m:sub>
-                </m:sSub>
-                <m:r>
-                  <m:rPr>
-                    <m:sty m:val="p"/>
-                  </m:rPr>
-                  <m:t>=</m:t>
-                </m:r>
-                <m:f>
-                  <m:fPr/>
-                  <m:num>
-                    <m:sSub>
-                      <m:sSubPr/>
-                      <m:e>
-                        <m:r>
-                          <m:rPr/>
-                          <m:t>p</m:t>
-                        </m:r>
-                      </m:e>
-                      <m:sub>
-                        <m:r>
-                          <m:rPr/>
-                          <m:t>S</m:t>
-                        </m:r>
-                        <m:r>
-                          <m:rPr>
-                            <m:sty m:val="p"/>
-                          </m:rPr>
-                          <m:t>,</m:t>
-                        </m:r>
-                        <m:r>
-                          <m:rPr/>
-                          <m:t>t</m:t>
-                        </m:r>
-                      </m:sub>
-                    </m:sSub>
-                    <m:r>
-                      <m:rPr>
-                        <m:sty m:val="p"/>
-                      </m:rPr>
-                      <m:t>(</m:t>
-                    </m:r>
-                    <m:acc>
-                      <m:accPr/>
-                      <m:e>
-                        <m:r>
-                          <m:rPr/>
-                          <m:t>v</m:t>
-                        </m:r>
-                      </m:e>
-                    </m:acc>
-                    <m:r>
-                      <m:rPr>
-                        <m:sty m:val="p"/>
-                      </m:rPr>
-                      <m:t>)</m:t>
-                    </m:r>
-                  </m:num>
-                  <m:den>
-                    <m:sSub>
-                      <m:sSubPr/>
-                      <m:e>
-                        <m:r>
-                          <m:rPr/>
-                          <m:t>q</m:t>
-                        </m:r>
-                      </m:e>
-                      <m:sub>
-                        <m:r>
-                          <m:rPr/>
-                          <m:t>t</m:t>
-                        </m:r>
-                      </m:sub>
-                    </m:sSub>
-                    <m:r>
-                      <m:rPr>
-                        <m:sty m:val="p"/>
-                      </m:rPr>
-                      <m:t>(</m:t>
-                    </m:r>
-                    <m:acc>
-                      <m:accPr/>
-                      <m:e>
-                        <m:r>
-                          <m:rPr/>
-                          <m:t>v</m:t>
-                        </m:r>
-                      </m:e>
-                    </m:acc>
-                    <m:r>
-                      <m:rPr>
-                        <m:sty m:val="p"/>
-                      </m:rPr>
-                      <m:t>)</m:t>
-                    </m:r>
-                  </m:den>
-                </m:f>
-                <m:r>
-                  <m:rPr>
-                    <m:sty m:val="p"/>
-                  </m:rPr>
-                  <m:t>log</m:t>
-                </m:r>
-                <m:f>
-                  <m:fPr/>
-                  <m:num>
-                    <m:sSub>
-                      <m:sSubPr/>
-                      <m:e>
-                        <m:r>
-                          <m:rPr/>
-                          <m:t>p</m:t>
-                        </m:r>
-                      </m:e>
-                      <m:sub>
-                        <m:r>
-                          <m:rPr/>
-                          <m:t>S</m:t>
-                        </m:r>
-                        <m:r>
-                          <m:rPr>
-                            <m:sty m:val="p"/>
-                          </m:rPr>
-                          <m:t>,</m:t>
-                        </m:r>
-                        <m:r>
-                          <m:rPr/>
-                          <m:t>t</m:t>
-                        </m:r>
-                      </m:sub>
-                    </m:sSub>
-                    <m:r>
-                      <m:rPr>
-                        <m:sty m:val="p"/>
-                      </m:rPr>
-                      <m:t>(</m:t>
-                    </m:r>
-                    <m:acc>
-                      <m:accPr/>
-                      <m:e>
-                        <m:r>
-                          <m:rPr/>
-                          <m:t>v</m:t>
-                        </m:r>
-                      </m:e>
-                    </m:acc>
-                    <m:r>
-                      <m:rPr>
-                        <m:sty m:val="p"/>
-                      </m:rPr>
-                      <m:t>)</m:t>
-                    </m:r>
-                  </m:num>
-                  <m:den>
-                    <m:sSub>
-                      <m:sSubPr/>
-                      <m:e>
-                        <m:r>
-                          <m:rPr/>
-                          <m:t>p</m:t>
-                        </m:r>
-                      </m:e>
-                      <m:sub>
-                        <m:r>
-                          <m:rPr/>
-                          <m:t>T</m:t>
-                        </m:r>
-                        <m:r>
-                          <m:rPr>
-                            <m:sty m:val="p"/>
-                          </m:rPr>
-                          <m:t>,</m:t>
-                        </m:r>
-                        <m:r>
-                          <m:rPr/>
-                          <m:t>t</m:t>
-                        </m:r>
-                      </m:sub>
-                    </m:sSub>
-                    <m:r>
-                      <m:rPr>
-                        <m:sty m:val="p"/>
-                      </m:rPr>
-                      <m:t>(</m:t>
-                    </m:r>
-                    <m:acc>
-                      <m:accPr/>
-                      <m:e>
-                        <m:r>
-                          <m:rPr/>
-                          <m:t>v</m:t>
-                        </m:r>
-                      </m:e>
-                    </m:acc>
-                    <m:r>
-                      <m:rPr>
-                        <m:sty m:val="p"/>
-                      </m:rPr>
-                      <m:t>)</m:t>
-                    </m:r>
-                  </m:den>
-                </m:f>
-                <m:r>
-                  <m:rPr>
-                    <m:sty m:val="p"/>
-                  </m:rPr>
-                  <w:rPr>
-                    <w:rFonts w:hint="default"/>
-                    <w:lang w:val="en-US"/>
-                  </w:rPr>
-                  <m:t>,</m:t>
-                </m:r>
-                <m:acc>
-                  <m:accPr/>
-                  <m:e>
-                    <m:r>
-                      <m:rPr/>
-                      <m:t>v</m:t>
-                    </m:r>
-                  </m:e>
-                </m:acc>
-                <m:r>
-                  <m:rPr>
-                    <m:sty m:val="p"/>
-                  </m:rPr>
-                  <m:t>∼</m:t>
-                </m:r>
-                <m:sSub>
-                  <m:sSubPr/>
-                  <m:e>
-                    <m:r>
-                      <m:rPr/>
-                      <m:t>q</m:t>
-                    </m:r>
-                  </m:e>
-                  <m:sub>
-                    <m:r>
-                      <m:rPr/>
-                      <m:t>t</m:t>
-                    </m:r>
-                  </m:sub>
-                </m:sSub>
-              </m:oMath>
-            </m:oMathPara>
-          </w:p>
-        </w:tc>
-        <w:tc>
-          <w:tcPr>
-            <w:tcW w:w="650" w:type="dxa"/>
-            <w:tcMar>
-              <w:top w:w="0" w:type="dxa"/>
-              <w:left w:w="0" w:type="dxa"/>
-              <w:bottom w:w="0" w:type="dxa"/>
-              <w:right w:w="0" w:type="dxa"/>
-            </w:tcMar>
-            <w:vAlign w:val="center"/>
-          </w:tcPr>
-          <w:p>
-            <w:pPr>
-              <w:spacing w:before="0" w:after="0"/>
-              <w:jc w:val="right"/>
-            </w:pPr>
+            <w:bookmarkEnd w:id="77"/>
           </w:p>
         </w:tc>
       </w:tr>
@@ -12780,299 +12413,7 @@
         <w:jc w:val="both"/>
       </w:pPr>
       <w:r>
-        <w:t>K1 sampled-token 使用明确记录的提议分布和随机种子，提议分布须覆盖目标支持集。候选方法的位置权重来自训练集诊断子集，质量阈值和 K 上限由验证集确定；测试集只用于最终评价。补入候选的额外教师 logprob、反馈字节数与教师前向时间分别计量。各目标使用相同的 log-sum-exp、有效位置归一化和有限值检查。</w:t>
-      </w:r>
-    </w:p>
-    <w:p>
-      <w:pPr>
-        <w:pStyle w:val="3"/>
-        <w:jc w:val="left"/>
-      </w:pPr>
-      <w:bookmarkStart w:id="51" w:name="_Toc534757053"/>
-      <w:r>
-        <w:rPr>
-          <w:rFonts w:ascii="黑体" w:hAnsi="黑体" w:eastAsia="黑体" w:cs="黑体"/>
-          <w:b/>
-          <w:color w:val="000000"/>
-          <w:sz w:val="24"/>
-        </w:rPr>
-        <w:t>4.5 评价指标和公平性</w:t>
-      </w:r>
-      <w:bookmarkEnd w:id="51"/>
-    </w:p>
-    <w:p>
-      <w:pPr>
-        <w:ind w:firstLine="420"/>
-        <w:jc w:val="both"/>
-      </w:pPr>
-      <w:r>
-        <w:t>评价首先对应三个研究问题：按工具调用位置分析状态覆盖与错误，按完整词表散度分析梯度和生成行为，按稀疏支持集分析尾部质量、决策 token 漏选及预算。最终再从任务正确性、训练稳定性和资源成本三个层面判断方法的实际价值，具体指标见表 4-3。</w:t>
-      </w:r>
-    </w:p>
-    <w:p>
-      <w:pPr>
-        <w:ind w:firstLine="420"/>
-        <w:jc w:val="both"/>
-      </w:pPr>
-    </w:p>
-    <w:p>
-      <w:pPr>
-        <w:keepNext/>
-        <w:spacing w:before="80" w:after="80" w:line="240" w:lineRule="auto"/>
-        <w:ind w:left="0" w:right="0" w:firstLine="0"/>
-        <w:jc w:val="center"/>
-      </w:pPr>
-      <w:r>
-        <w:rPr>
-          <w:rFonts w:ascii="Times New Roman" w:hAnsi="Times New Roman" w:eastAsia="Songti SC"/>
-          <w:sz w:val="21"/>
-        </w:rPr>
-        <w:t xml:space="preserve">表 </w:t>
-      </w:r>
-      <w:bookmarkStart w:id="52" w:name="_RefTable4_3"/>
-      <w:r>
-        <w:rPr>
-          <w:rFonts w:ascii="Times New Roman" w:hAnsi="Times New Roman" w:eastAsia="Songti SC"/>
-          <w:sz w:val="21"/>
-        </w:rPr>
-        <w:t>4-</w:t>
-      </w:r>
-      <w:r>
-        <w:rPr>
-          <w:rFonts w:ascii="Times New Roman" w:hAnsi="Times New Roman" w:eastAsia="Songti SC"/>
-          <w:sz w:val="21"/>
-        </w:rPr>
-        <w:fldChar w:fldCharType="begin"/>
-      </w:r>
-      <w:r>
-        <w:rPr>
-          <w:rFonts w:ascii="Times New Roman" w:hAnsi="Times New Roman" w:eastAsia="Songti SC"/>
-          <w:sz w:val="21"/>
-        </w:rPr>
-        <w:instrText xml:space="preserve"> SEQ TableCh4 \* ARABIC </w:instrText>
-      </w:r>
-      <w:r>
-        <w:rPr>
-          <w:rFonts w:ascii="Times New Roman" w:hAnsi="Times New Roman" w:eastAsia="Songti SC"/>
-          <w:sz w:val="21"/>
-        </w:rPr>
-        <w:fldChar w:fldCharType="separate"/>
-      </w:r>
-      <w:r>
-        <w:rPr>
-          <w:rFonts w:ascii="Times New Roman" w:hAnsi="Times New Roman" w:eastAsia="Songti SC"/>
-          <w:sz w:val="21"/>
-        </w:rPr>
-        <w:t>3</w:t>
-      </w:r>
-      <w:r>
-        <w:rPr>
-          <w:rFonts w:ascii="Times New Roman" w:hAnsi="Times New Roman" w:eastAsia="Songti SC"/>
-          <w:sz w:val="21"/>
-        </w:rPr>
-        <w:fldChar w:fldCharType="end"/>
-      </w:r>
-      <w:bookmarkEnd w:id="52"/>
-      <w:r>
-        <w:rPr>
-          <w:rFonts w:ascii="Times New Roman" w:hAnsi="Times New Roman" w:eastAsia="Songti SC"/>
-          <w:sz w:val="21"/>
-        </w:rPr>
-        <w:t xml:space="preserve">  评价指标体系</w:t>
-      </w:r>
-    </w:p>
-    <w:tbl>
-      <w:tblPr>
-        <w:tblStyle w:val="11"/>
-        <w:tblW w:w="0" w:type="auto"/>
-        <w:tblInd w:w="0" w:type="dxa"/>
-        <w:tblBorders>
-          <w:top w:val="single" w:color="auto" w:sz="4" w:space="0"/>
-          <w:left w:val="single" w:color="auto" w:sz="4" w:space="0"/>
-          <w:bottom w:val="single" w:color="auto" w:sz="4" w:space="0"/>
-          <w:right w:val="single" w:color="auto" w:sz="4" w:space="0"/>
-          <w:insideH w:val="single" w:color="auto" w:sz="4" w:space="0"/>
-          <w:insideV w:val="single" w:color="auto" w:sz="4" w:space="0"/>
-        </w:tblBorders>
-        <w:tblLayout w:type="autofit"/>
-        <w:tblCellMar>
-          <w:top w:w="0" w:type="dxa"/>
-          <w:left w:w="108" w:type="dxa"/>
-          <w:bottom w:w="0" w:type="dxa"/>
-          <w:right w:w="108" w:type="dxa"/>
-        </w:tblCellMar>
-      </w:tblPr>
-      <w:tblGrid>
-        <w:gridCol w:w="4148"/>
-        <w:gridCol w:w="4148"/>
-      </w:tblGrid>
-      <w:tr>
-        <w:trPr>
-          <w:tblHeader/>
-        </w:trPr>
-        <w:tc>
-          <w:tcPr>
-            <w:tcW w:w="4148" w:type="dxa"/>
-          </w:tcPr>
-          <w:p>
-            <w:pPr>
-              <w:ind w:firstLine="0"/>
-              <w:jc w:val="left"/>
-            </w:pPr>
-            <w:r>
-              <w:rPr>
-                <w:b/>
-              </w:rPr>
-              <w:t>类别</w:t>
-            </w:r>
-          </w:p>
-        </w:tc>
-        <w:tc>
-          <w:tcPr>
-            <w:tcW w:w="4148" w:type="dxa"/>
-          </w:tcPr>
-          <w:p>
-            <w:pPr>
-              <w:ind w:firstLine="0"/>
-              <w:jc w:val="left"/>
-            </w:pPr>
-            <w:r>
-              <w:rPr>
-                <w:b/>
-              </w:rPr>
-              <w:t>关注内容</w:t>
-            </w:r>
-          </w:p>
-        </w:tc>
-      </w:tr>
-      <w:tr>
-        <w:tc>
-          <w:tcPr>
-            <w:tcW w:w="4148" w:type="dxa"/>
-          </w:tcPr>
-          <w:p>
-            <w:pPr>
-              <w:ind w:firstLine="0"/>
-              <w:jc w:val="left"/>
-            </w:pPr>
-            <w:r>
-              <w:t>核心任务效果</w:t>
-            </w:r>
-          </w:p>
-        </w:tc>
-        <w:tc>
-          <w:tcPr>
-            <w:tcW w:w="4148" w:type="dxa"/>
-          </w:tcPr>
-          <w:p>
-            <w:pPr>
-              <w:ind w:firstLine="0"/>
-              <w:jc w:val="left"/>
-            </w:pPr>
-            <w:r>
-              <w:t>JSON／结构化格式合法性、函数名、参数键值、schema 通过率、调用执行成功率和端到端任务完成率</w:t>
-            </w:r>
-          </w:p>
-        </w:tc>
-      </w:tr>
-      <w:tr>
-        <w:tc>
-          <w:tcPr>
-            <w:tcW w:w="4148" w:type="dxa"/>
-          </w:tcPr>
-          <w:p>
-            <w:pPr>
-              <w:ind w:firstLine="0"/>
-              <w:jc w:val="left"/>
-            </w:pPr>
-            <w:r>
-              <w:t>核心稳定性与分布</w:t>
-            </w:r>
-          </w:p>
-        </w:tc>
-        <w:tc>
-          <w:tcPr>
-            <w:tcW w:w="4148" w:type="dxa"/>
-          </w:tcPr>
-          <w:p>
-            <w:pPr>
-              <w:ind w:firstLine="0"/>
-              <w:jc w:val="left"/>
-            </w:pPr>
-            <w:r>
-              <w:t>蒸馏损失、熵变化、师生分布差异、Top-K overlap、支持集外概率、非法输出率和重复率</w:t>
-            </w:r>
-          </w:p>
-        </w:tc>
-      </w:tr>
-      <w:tr>
-        <w:tc>
-          <w:tcPr>
-            <w:tcW w:w="4148" w:type="dxa"/>
-          </w:tcPr>
-          <w:p>
-            <w:pPr>
-              <w:ind w:firstLine="0"/>
-              <w:jc w:val="left"/>
-            </w:pPr>
-            <w:r>
-              <w:t>核心训练资源</w:t>
-            </w:r>
-          </w:p>
-        </w:tc>
-        <w:tc>
-          <w:tcPr>
-            <w:tcW w:w="4148" w:type="dxa"/>
-          </w:tcPr>
-          <w:p>
-            <w:pPr>
-              <w:ind w:firstLine="0"/>
-              <w:jc w:val="left"/>
-            </w:pPr>
-            <w:r>
-              <w:t>教师反馈量、教师推理开销、学生 rollout 开销、训练时间和峰值显存</w:t>
-            </w:r>
-          </w:p>
-        </w:tc>
-      </w:tr>
-      <w:tr>
-        <w:tc>
-          <w:tcPr>
-            <w:tcW w:w="4148" w:type="dxa"/>
-          </w:tcPr>
-          <w:p>
-            <w:pPr>
-              <w:ind w:firstLine="0"/>
-              <w:jc w:val="left"/>
-            </w:pPr>
-            <w:r>
-              <w:t>扩展服务评测</w:t>
-            </w:r>
-          </w:p>
-        </w:tc>
-        <w:tc>
-          <w:tcPr>
-            <w:tcW w:w="4148" w:type="dxa"/>
-          </w:tcPr>
-          <w:p>
-            <w:pPr>
-              <w:ind w:firstLine="0"/>
-              <w:jc w:val="left"/>
-            </w:pPr>
-            <w:r>
-              <w:t>吞吐、首 token 延迟、完整响应延迟和端到端任务成功率</w:t>
-            </w:r>
-          </w:p>
-        </w:tc>
-      </w:tr>
-    </w:tbl>
-    <w:p>
-      <w:pPr>
-        <w:ind w:firstLine="420"/>
-        <w:jc w:val="both"/>
-      </w:pPr>
-      <w:r>
-        <w:t>设测试集包含若干样本，并分别记录预测函数、目标函数和端到端任务是否完成，则函数选择准确率和端到端成功率定义为：</w:t>
+        <w:t>式（4-19）的 Top 算子按学生概率选择候选，额外名额依据位置风险分配；名额为零或候选集合为空时，补入集合为空。教师对补入 token 的概率须通过可靠接口或本地前向计算取得。对扩展后的同一支持集，师生各保留显式 token 的原始概率，并将其余概率并入尾部类别：</w:t>
       </w:r>
     </w:p>
     <w:tbl>
@@ -13139,6 +12480,1425 @@
             <w:pPr>
               <w:spacing w:before="0" w:after="0"/>
               <w:jc w:val="center"/>
+              <w:rPr>
+                <w:rFonts w:hint="default"/>
+                <w:lang w:val="en-US"/>
+              </w:rPr>
+            </w:pPr>
+            <m:oMathPara>
+              <m:oMath>
+                <m:sSubSup>
+                  <m:e>
+                    <m:r>
+                      <m:t>p</m:t>
+                    </m:r>
+                  </m:e>
+                  <m:sub>
+                    <m:r>
+                      <m:t>j</m:t>
+                    </m:r>
+                    <m:r>
+                      <m:rPr>
+                        <m:sty m:val="p"/>
+                      </m:rPr>
+                      <m:t>,</m:t>
+                    </m:r>
+                    <m:r>
+                      <m:t>t</m:t>
+                    </m:r>
+                  </m:sub>
+                  <m:sup>
+                    <m:sSub>
+                      <m:e>
+                        <m:r>
+                          <m:t>A</m:t>
+                        </m:r>
+                      </m:e>
+                      <m:sub>
+                        <m:r>
+                          <m:t>t</m:t>
+                        </m:r>
+                      </m:sub>
+                    </m:sSub>
+                  </m:sup>
+                </m:sSubSup>
+                <m:r>
+                  <m:rPr>
+                    <m:sty m:val="p"/>
+                  </m:rPr>
+                  <m:t>=</m:t>
+                </m:r>
+                <m:d>
+                  <m:dPr>
+                    <m:begChr m:val="("/>
+                    <m:sepChr m:val=""/>
+                    <m:endChr m:val=")"/>
+                    <m:grow/>
+                  </m:dPr>
+                  <m:e>
+                    <m:r>
+                      <m:rPr>
+                        <m:sty m:val="p"/>
+                      </m:rPr>
+                      <m:t>{</m:t>
+                    </m:r>
+                    <m:sSub>
+                      <m:e>
+                        <m:r>
+                          <m:t>p</m:t>
+                        </m:r>
+                      </m:e>
+                      <m:sub>
+                        <m:r>
+                          <m:t>j</m:t>
+                        </m:r>
+                        <m:r>
+                          <m:rPr>
+                            <m:sty m:val="p"/>
+                          </m:rPr>
+                          <m:t>,</m:t>
+                        </m:r>
+                        <m:r>
+                          <m:t>t</m:t>
+                        </m:r>
+                      </m:sub>
+                    </m:sSub>
+                    <m:r>
+                      <m:rPr>
+                        <m:sty m:val="p"/>
+                      </m:rPr>
+                      <m:t>(</m:t>
+                    </m:r>
+                    <m:r>
+                      <m:t>v</m:t>
+                    </m:r>
+                    <m:r>
+                      <m:rPr>
+                        <m:sty m:val="p"/>
+                      </m:rPr>
+                      <m:t>)</m:t>
+                    </m:r>
+                    <m:sSub>
+                      <m:e>
+                        <m:r>
+                          <m:rPr>
+                            <m:sty m:val="p"/>
+                          </m:rPr>
+                          <m:t>}</m:t>
+                        </m:r>
+                      </m:e>
+                      <m:sub>
+                        <m:r>
+                          <m:t>v</m:t>
+                        </m:r>
+                        <m:r>
+                          <m:rPr>
+                            <m:sty m:val="p"/>
+                          </m:rPr>
+                          <m:t>∈</m:t>
+                        </m:r>
+                        <m:sSub>
+                          <m:e>
+                            <m:r>
+                              <m:t>A</m:t>
+                            </m:r>
+                          </m:e>
+                          <m:sub>
+                            <m:r>
+                              <m:t>t</m:t>
+                            </m:r>
+                          </m:sub>
+                        </m:sSub>
+                      </m:sub>
+                    </m:sSub>
+                    <m:r>
+                      <m:rPr>
+                        <m:sty m:val="p"/>
+                      </m:rPr>
+                      <m:t>,</m:t>
+                    </m:r>
+                    <m:r>
+                      <m:t> </m:t>
+                    </m:r>
+                    <m:r>
+                      <m:t>1</m:t>
+                    </m:r>
+                    <m:r>
+                      <m:rPr>
+                        <m:sty m:val="p"/>
+                      </m:rPr>
+                      <m:t>−</m:t>
+                    </m:r>
+                    <m:nary>
+                      <m:naryPr>
+                        <m:chr m:val="∑"/>
+                        <m:limLoc m:val="undOvr"/>
+                        <m:subHide m:val="off"/>
+                        <m:supHide m:val="on"/>
+                      </m:naryPr>
+                      <m:sub>
+                        <m:r>
+                          <m:t>v</m:t>
+                        </m:r>
+                        <m:r>
+                          <m:rPr>
+                            <m:sty m:val="p"/>
+                          </m:rPr>
+                          <m:t>∈</m:t>
+                        </m:r>
+                        <m:sSub>
+                          <m:e>
+                            <m:r>
+                              <m:t>A</m:t>
+                            </m:r>
+                          </m:e>
+                          <m:sub>
+                            <m:r>
+                              <m:t>t</m:t>
+                            </m:r>
+                          </m:sub>
+                        </m:sSub>
+                      </m:sub>
+                      <m:sup>
+                        <m:r>
+                          <m:t>​</m:t>
+                        </m:r>
+                      </m:sup>
+                      <m:e>
+                        <m:sSub>
+                          <m:e>
+                            <m:r>
+                              <m:t>p</m:t>
+                            </m:r>
+                          </m:e>
+                          <m:sub>
+                            <m:r>
+                              <m:t>j</m:t>
+                            </m:r>
+                            <m:r>
+                              <m:rPr>
+                                <m:sty m:val="p"/>
+                              </m:rPr>
+                              <m:t>,</m:t>
+                            </m:r>
+                            <m:r>
+                              <m:t>t</m:t>
+                            </m:r>
+                          </m:sub>
+                        </m:sSub>
+                      </m:e>
+                    </m:nary>
+                    <m:r>
+                      <m:rPr>
+                        <m:sty m:val="p"/>
+                      </m:rPr>
+                      <m:t>(</m:t>
+                    </m:r>
+                    <m:r>
+                      <m:t>v</m:t>
+                    </m:r>
+                    <m:r>
+                      <m:rPr>
+                        <m:sty m:val="p"/>
+                      </m:rPr>
+                      <m:t>)</m:t>
+                    </m:r>
+                  </m:e>
+                </m:d>
+                <m:r>
+                  <m:rPr>
+                    <m:sty m:val="p"/>
+                  </m:rPr>
+                  <m:t>,</m:t>
+                </m:r>
+                <m:r>
+                  <m:t>  </m:t>
+                </m:r>
+                <m:r>
+                  <m:t>j</m:t>
+                </m:r>
+                <m:r>
+                  <m:rPr>
+                    <m:sty m:val="p"/>
+                  </m:rPr>
+                  <m:t>∈</m:t>
+                </m:r>
+                <m:r>
+                  <m:rPr>
+                    <m:sty m:val="p"/>
+                  </m:rPr>
+                  <m:t>{</m:t>
+                </m:r>
+                <m:r>
+                  <m:t>T</m:t>
+                </m:r>
+                <m:r>
+                  <m:rPr>
+                    <m:sty m:val="p"/>
+                  </m:rPr>
+                  <m:t>,</m:t>
+                </m:r>
+                <m:r>
+                  <m:t>S</m:t>
+                </m:r>
+                <m:r>
+                  <m:rPr>
+                    <m:sty m:val="p"/>
+                  </m:rPr>
+                  <m:t>}</m:t>
+                </m:r>
+                <m:r>
+                  <m:rPr>
+                    <m:sty m:val="p"/>
+                  </m:rPr>
+                  <m:t>.</m:t>
+                </m:r>
+              </m:oMath>
+            </m:oMathPara>
+          </w:p>
+        </w:tc>
+        <w:tc>
+          <w:tcPr>
+            <w:tcW w:w="650" w:type="dxa"/>
+            <w:tcMar>
+              <w:top w:w="0" w:type="dxa"/>
+              <w:left w:w="0" w:type="dxa"/>
+              <w:bottom w:w="0" w:type="dxa"/>
+              <w:right w:w="0" w:type="dxa"/>
+            </w:tcMar>
+            <w:vAlign w:val="center"/>
+          </w:tcPr>
+          <w:p>
+            <w:pPr>
+              <w:spacing w:before="0" w:after="0"/>
+              <w:jc w:val="right"/>
+            </w:pPr>
+            <w:bookmarkStart w:id="78" w:name="_RefEq4_42"/>
+            <w:r>
+              <w:t>(4-</w:t>
+            </w:r>
+            <w:r>
+              <w:fldChar w:fldCharType="begin"/>
+            </w:r>
+            <w:r>
+              <w:instrText xml:space="preserve"> SEQ Eq4 \* ARABIC </w:instrText>
+            </w:r>
+            <w:r>
+              <w:fldChar w:fldCharType="separate"/>
+            </w:r>
+            <w:r>
+              <w:t>20</w:t>
+            </w:r>
+            <w:r>
+              <w:fldChar w:fldCharType="end"/>
+            </w:r>
+            <w:r>
+              <w:t>)</w:t>
+            </w:r>
+            <w:bookmarkEnd w:id="78"/>
+          </w:p>
+        </w:tc>
+      </w:tr>
+    </w:tbl>
+    <w:p>
+      <w:pPr>
+        <w:ind w:firstLine="420"/>
+        <w:jc w:val="both"/>
+      </w:pPr>
+      <w:r>
+        <w:t>式（4-20）中的显式 token 按统一词表顺序排列，使师生粗粒度分布逐项对应；尾部类别仅表示剩余总量。将这两个分布代入式（4-2），即可在主要散度下训练学生。各组匹配平均显式候选数，补入 token 的教师评分另行计时；仅使用教师 Top-K 时，式（4-20）退化为已有的尾部类别基线[31]。</w:t>
+      </w:r>
+    </w:p>
+    <w:p>
+      <w:pPr>
+        <w:ind w:firstLine="420"/>
+        <w:jc w:val="both"/>
+      </w:pPr>
+      <w:r>
+        <w:t>K1 sampled-token 使用从提议分布抽取的单个 token 估计词表求和，作为极低反馈量基线。下式给出 Forward KL 和 Reverse KL 对应的单样本重要性估计：</w:t>
+      </w:r>
+    </w:p>
+    <w:tbl>
+      <w:tblPr>
+        <w:tblStyle w:val="10"/>
+        <w:tblW w:w="8306" w:type="dxa"/>
+        <w:jc w:val="center"/>
+        <w:tblBorders>
+          <w:top w:val="none" w:color="auto" w:sz="0" w:space="0"/>
+          <w:left w:val="none" w:color="auto" w:sz="0" w:space="0"/>
+          <w:bottom w:val="none" w:color="auto" w:sz="0" w:space="0"/>
+          <w:right w:val="none" w:color="auto" w:sz="0" w:space="0"/>
+          <w:insideH w:val="none" w:color="auto" w:sz="0" w:space="0"/>
+          <w:insideV w:val="none" w:color="auto" w:sz="0" w:space="0"/>
+        </w:tblBorders>
+        <w:tblLayout w:type="fixed"/>
+        <w:tblCellMar>
+          <w:top w:w="0" w:type="dxa"/>
+          <w:left w:w="108" w:type="dxa"/>
+          <w:bottom w:w="0" w:type="dxa"/>
+          <w:right w:w="108" w:type="dxa"/>
+        </w:tblCellMar>
+      </w:tblPr>
+      <w:tblGrid>
+        <w:gridCol w:w="650"/>
+        <w:gridCol w:w="7006"/>
+        <w:gridCol w:w="650"/>
+      </w:tblGrid>
+      <w:tr>
+        <w:trPr>
+          <w:cantSplit/>
+          <w:jc w:val="center"/>
+        </w:trPr>
+        <w:tc>
+          <w:tcPr>
+            <w:tcW w:w="650" w:type="dxa"/>
+            <w:tcMar>
+              <w:top w:w="0" w:type="dxa"/>
+              <w:left w:w="0" w:type="dxa"/>
+              <w:bottom w:w="0" w:type="dxa"/>
+              <w:right w:w="0" w:type="dxa"/>
+            </w:tcMar>
+            <w:vAlign w:val="center"/>
+          </w:tcPr>
+          <w:p>
+            <w:pPr>
+              <w:spacing w:before="0" w:after="0"/>
+              <w:jc w:val="left"/>
+            </w:pPr>
+          </w:p>
+        </w:tc>
+        <w:tc>
+          <w:tcPr>
+            <w:tcW w:w="7006" w:type="dxa"/>
+            <w:tcMar>
+              <w:top w:w="0" w:type="dxa"/>
+              <w:left w:w="0" w:type="dxa"/>
+              <w:bottom w:w="0" w:type="dxa"/>
+              <w:right w:w="0" w:type="dxa"/>
+            </w:tcMar>
+            <w:vAlign w:val="center"/>
+          </w:tcPr>
+          <w:p>
+            <w:pPr>
+              <w:spacing w:before="0" w:after="0"/>
+              <w:jc w:val="center"/>
+              <w:rPr>
+                <w:rFonts w:hint="default"/>
+                <w:lang w:val="en-US"/>
+              </w:rPr>
+            </w:pPr>
+            <m:oMathPara>
+              <m:oMathParaPr>
+                <m:jc m:val="center"/>
+              </m:oMathParaPr>
+              <m:oMath>
+                <m:sSub>
+                  <m:sSubPr/>
+                  <m:e>
+                    <m:acc>
+                      <m:accPr/>
+                      <m:e>
+                        <m:r>
+                          <m:rPr/>
+                          <m:t>D</m:t>
+                        </m:r>
+                      </m:e>
+                    </m:acc>
+                  </m:e>
+                  <m:sub>
+                    <m:r>
+                      <m:rPr>
+                        <m:sty m:val="p"/>
+                      </m:rPr>
+                      <m:t>FKL</m:t>
+                    </m:r>
+                  </m:sub>
+                </m:sSub>
+                <m:r>
+                  <m:rPr>
+                    <m:sty m:val="p"/>
+                  </m:rPr>
+                  <m:t>=</m:t>
+                </m:r>
+                <m:f>
+                  <m:fPr/>
+                  <m:num>
+                    <m:sSub>
+                      <m:sSubPr/>
+                      <m:e>
+                        <m:r>
+                          <m:rPr/>
+                          <m:t>p</m:t>
+                        </m:r>
+                      </m:e>
+                      <m:sub>
+                        <m:r>
+                          <m:rPr/>
+                          <m:t>T</m:t>
+                        </m:r>
+                        <m:r>
+                          <m:rPr>
+                            <m:sty m:val="p"/>
+                          </m:rPr>
+                          <m:t>,</m:t>
+                        </m:r>
+                        <m:r>
+                          <m:rPr/>
+                          <m:t>t</m:t>
+                        </m:r>
+                      </m:sub>
+                    </m:sSub>
+                    <m:r>
+                      <m:rPr>
+                        <m:sty m:val="p"/>
+                      </m:rPr>
+                      <m:t>(</m:t>
+                    </m:r>
+                    <m:acc>
+                      <m:accPr/>
+                      <m:e>
+                        <m:r>
+                          <m:rPr/>
+                          <m:t>v</m:t>
+                        </m:r>
+                      </m:e>
+                    </m:acc>
+                    <m:r>
+                      <m:rPr>
+                        <m:sty m:val="p"/>
+                      </m:rPr>
+                      <m:t>)</m:t>
+                    </m:r>
+                  </m:num>
+                  <m:den>
+                    <m:sSub>
+                      <m:sSubPr/>
+                      <m:e>
+                        <m:r>
+                          <m:rPr/>
+                          <m:t>q</m:t>
+                        </m:r>
+                      </m:e>
+                      <m:sub>
+                        <m:r>
+                          <m:rPr/>
+                          <m:t>t</m:t>
+                        </m:r>
+                      </m:sub>
+                    </m:sSub>
+                    <m:r>
+                      <m:rPr>
+                        <m:sty m:val="p"/>
+                      </m:rPr>
+                      <m:t>(</m:t>
+                    </m:r>
+                    <m:acc>
+                      <m:accPr/>
+                      <m:e>
+                        <m:r>
+                          <m:rPr/>
+                          <m:t>v</m:t>
+                        </m:r>
+                      </m:e>
+                    <